--- a/manuscript/wen-li-2024-geointerv.docx
+++ b/manuscript/wen-li-2024-geointerv.docx
@@ -1252,6 +1252,198 @@
         </w:rPr>
         <w:t>.</w:t>
       </w:r>
+      <w:r>
+        <w:rPr>
+          <w:lang w:val="en"/>
+        </w:rPr>
+        <w:t xml:space="preserve"> In addition, these studies only</w:t>
+      </w:r>
+      <w:r>
+        <w:rPr>
+          <w:lang w:val="en"/>
+        </w:rPr>
+        <w:t xml:space="preserve"> automatically</w:t>
+      </w:r>
+      <w:r>
+        <w:rPr>
+          <w:lang w:val="en"/>
+        </w:rPr>
+        <w:t xml:space="preserve"> identify where to implement geo-interventions and what the effects of implementing geo-interventions are, but to the best of our knowledge, do not</w:t>
+      </w:r>
+      <w:r>
+        <w:rPr>
+          <w:lang w:val="en"/>
+        </w:rPr>
+        <w:t xml:space="preserve"> directly generate the geo-interventions themselves to</w:t>
+      </w:r>
+      <w:r>
+        <w:rPr>
+          <w:lang w:val="en"/>
+        </w:rPr>
+        <w:t xml:space="preserve"> automatically</w:t>
+      </w:r>
+      <w:r>
+        <w:rPr>
+          <w:lang w:val="en"/>
+        </w:rPr>
+        <w:t xml:space="preserve"> identify </w:t>
+      </w:r>
+      <w:r>
+        <w:rPr>
+          <w:i/>
+          <w:iCs/>
+          <w:lang w:val="en"/>
+        </w:rPr>
+        <w:t>what</w:t>
+      </w:r>
+      <w:r>
+        <w:rPr>
+          <w:lang w:val="en"/>
+        </w:rPr>
+        <w:t xml:space="preserve"> these geo-interventions are</w:t>
+      </w:r>
+      <w:r>
+        <w:rPr>
+          <w:lang w:val="en"/>
+        </w:rPr>
+        <w:t xml:space="preserve"> </w:t>
+      </w:r>
+      <w:r>
+        <w:rPr>
+          <w:lang w:val="en"/>
+        </w:rPr>
+        <w:fldChar w:fldCharType="begin"/>
+      </w:r>
+      <w:r>
+        <w:rPr>
+          <w:lang w:val="en"/>
+        </w:rPr>
+        <w:instrText xml:space="preserve"> ADDIN ZOTERO_ITEM CSL_CITATION {"citationID":"2HP6lYTE","properties":{"formattedCitation":"[17\\uc0\\u8211{}22]","plainCitation":"[17–22]","noteIndex":0},"citationItems":[{"id":1936,"uris":["http://zotero.org/users/6749620/items/EI7C95US"],"itemData":{"id":1936,"type":"article-journal","abstract":"Many spatial decision support systems suffer from user adoption issues in practice due to lack of trust, technical expertise, and resources. Automated machine learning has recently allowed non-experts to explore and apply machine-learning models in the industry without requiring abundant expert knowledge and resources. This paper reviews recent literature from 136 papers, and proposes a general framework for integrating spatial decision support systems with automated machine learning as an opportunity to lower major user adoption barriers. Challenges of data quality, model interpretability, and practical usefulness are discussed as general considerations for system implementation. Research opportunities related to spatially explicit models in AutoML, and resource-aware, collaborative/connected, and human-centered systems are also discussed to address these challenges. This paper argues that integrating automated machine learning into spatial decision support systems can not only potentially encourage user adoption, but also mutually benefit research in both fields—bridging human-related and technical advancements for fostering future developments in spatial decision support systems and automated machine learning.","container-title":"ISPRS International Journal of Geo-Information","DOI":"10.3390/ijgi12010012","ISSN":"2220-9964","issue":"1","language":"en","license":"http://creativecommons.org/licenses/by/3.0/","note":"number: 1\npublisher: Multidisciplinary Digital Publishing Institute","page":"12","source":"www.mdpi.com","title":"Spatial Decision Support Systems with Automated Machine Learning: A Review","title-short":"Spatial Decision Support Systems with Automated Machine Learning","volume":"12","author":[{"family":"Wen","given":"Richard"},{"family":"Li","given":"Songnian"}],"issued":{"date-parts":[["2023",1]]},"citation-key":"wenSpatialDecisionSupport2023"}},{"id":3145,"uris":["http://zotero.org/users/6749620/items/94Q8YATQ"],"itemData":{"id":3145,"type":"article-journal","abstract":"The growing interest in causal inference in recent years has led to new causal inference methodologies and their applications across disciplines and research domains. Yet, studies on\n              spatial\n              causal inference are still rare. Causal inference on spatial processes is faced with additional challenges, such as spatial dependency, spatial heterogeneity, and spatial effects. These challenges can lead to spurious results and subsequently, incorrect interpretations of the outcomes of causal analyses. Recognizing the growing importance of causal inference in the spatial domain, we conduct a systematic literature review on spatial causal inference based on a formal concept mapping. To identify how to assess and control for the adverse effects of spatial influences, we assess publications relevant to spatial causal inference based on criteria relating to application discipline, methods used, and techniques applied for managing issues related to spatial processes. We thus present a snapshot of state of the art in spatial causal inference and identify methodological gaps, weaknesses and challenges of current spatial inference studies, along with opportunities for future research.","container-title":"Geographical Analysis","DOI":"10.1111/gean.12312","ISSN":"0016-7363, 1538-4632","issue":"1","journalAbbreviation":"Geographical Analysis","language":"en","page":"56-89","source":"DOI.org (Crossref)","title":"Spatial Causality: A Systematic Review on Spatial Causal Inference","title-short":"Spatial Causality","volume":"55","author":[{"family":"Akbari","given":"Kamal"},{"family":"Winter","given":"Stephan"},{"family":"Tomko","given":"Martin"}],"issued":{"date-parts":[["2023",1]]},"citation-key":"akbariSpatialCausalitySystematic2023"}},{"id":3146,"uris":["http://zotero.org/users/6749620/items/ATZQEH6S"],"itemData":{"id":3146,"type":"article-journal","container-title":"Journal of Urban Management","issue":"1","note":"publisher: Elsevier","page":"4–15","source":"Google Scholar","title":"Smart city re-imagined: City planning and GeoAI in the age of big data","title-short":"Smart city re-imagined","volume":"12","author":[{"family":"Mortaheb","given":"Reza"},{"family":"Jankowski","given":"Piotr"}],"issued":{"date-parts":[["2023"]]},"citation-key":"mortahebSmartCityReimagined2023"}},{"id":3148,"uris":["http://zotero.org/users/6749620/items/UVY4LQ4V"],"itemData":{"id":3148,"type":"article-journal","container-title":"Earth-Science Reviews","note":"publisher: Elsevier","page":"104438","source":"Google Scholar","title":"Artificial intelligence and visual analytics in geographical space and cyberspace: Research opportunities and challenges","title-short":"Artificial intelligence and visual analytics in geographical space and cyberspace","volume":"241","author":[{"family":"Chen","given":"Min"},{"family":"Claramunt","given":"Christophe"},{"family":"Çöltekin","given":"Arzu"},{"family":"Liu","given":"Xintao"},{"family":"Peng","given":"Peng"},{"family":"Robinson","given":"Anthony C."},{"family":"Wang","given":"Dajiang"},{"family":"Strobl","given":"Josef"},{"family":"Wilson","given":"John P."},{"family":"Batty","given":"Michael"}],"issued":{"date-parts":[["2023"]]},"citation-key":"chenArtificialIntelligenceVisual2023"}},{"id":3151,"uris":["http://zotero.org/users/6749620/items/PR5BAVEJ"],"itemData":{"id":3151,"type":"article-journal","container-title":"World Journal of Advanced Research and Reviews","issue":"1","note":"publisher: World Journal of Advanced Research and Reviews","page":"030–039","source":"Google Scholar","title":"A review of GIS applications in public health surveillance","volume":"21","author":[{"family":"Biu","given":"Preye Winston"},{"family":"Nwasike","given":"Chinedu Nnamdi"},{"family":"Tula","given":"Olawe Alaba"},{"family":"Ezeigweneme","given":"Chinedu Alex"},{"family":"Gidiagba","given":"Joachim Osheyor"}],"issued":{"date-parts":[["2024"]]},"citation-key":"biuReviewGISApplications2024"}},{"id":3153,"uris":["http://zotero.org/users/6749620/items/U9QUJSR2"],"itemData":{"id":3153,"type":"article-journal","abstract":"Medical researches as well as the study of the Earth’s surface, better still, geography are interlinked with each other; their relationship dates from antiquity. The science of Geographic Information Systems and, by extension, Geomatics engineering belongs to a discipline which is constantly developing at a global level. This sector has many applications regarding medical / epidemiological research and generally, the social sciences. Furthermore, this discipline may act as a decision making tool in the healthcare sector and it might contribute to the formulation of policies into the healthcare sector. The use of GIS so as to solve public health issues has an exponential increase and has been vital to the understanding and treatment of health problems in different geographic areas. In recent years, the use of various information technology services and software has lead health professionals to work more effectively.","container-title":"Acta Informatica Medica","DOI":"10.5455/aim.2014.22.402-405","ISSN":"0353-8109","issue":"6","journalAbbreviation":"Acta Inform Med","note":"PMID: 25684850\nPMCID: PMC4315644","page":"402-405","source":"PubMed Central","title":"Health Based Geographic Information Systems (GIS) and their Applications","volume":"22","author":[{"family":"Fradelos","given":"Evangelos C."},{"family":"Papathanasiou","given":"Ioanna V."},{"family":"Mitsi","given":"Dimitra"},{"family":"Tsaras","given":"Konstantinos"},{"family":"Kleisiaris","given":"Christos F."},{"family":"Kourkouta","given":"Lambrini"}],"issued":{"date-parts":[["2014",12]]},"citation-key":"fradelosHealthBasedGeographic2014"}}],"schema":"https://github.com/citation-style-language/schema/raw/master/csl-citation.json"} </w:instrText>
+      </w:r>
+      <w:r>
+        <w:rPr>
+          <w:lang w:val="en"/>
+        </w:rPr>
+        <w:fldChar w:fldCharType="separate"/>
+      </w:r>
+      <w:r>
+        <w:t>[17–22]</w:t>
+      </w:r>
+      <w:r>
+        <w:rPr>
+          <w:lang w:val="en"/>
+        </w:rPr>
+        <w:fldChar w:fldCharType="end"/>
+      </w:r>
+      <w:r>
+        <w:rPr>
+          <w:lang w:val="en"/>
+        </w:rPr>
+        <w:t>.</w:t>
+      </w:r>
+      <w:r>
+        <w:rPr>
+          <w:lang w:val="en"/>
+        </w:rPr>
+        <w:t xml:space="preserve"> For example,</w:t>
+      </w:r>
+      <w:r>
+        <w:rPr>
+          <w:lang w:val="en"/>
+        </w:rPr>
+        <w:t xml:space="preserve"> spatial clustering techniques can be used to</w:t>
+      </w:r>
+      <w:r>
+        <w:rPr>
+          <w:lang w:val="en"/>
+        </w:rPr>
+        <w:t xml:space="preserve"> identif</w:t>
+      </w:r>
+      <w:r>
+        <w:rPr>
+          <w:lang w:val="en"/>
+        </w:rPr>
+        <w:t>y</w:t>
+      </w:r>
+      <w:r>
+        <w:rPr>
+          <w:lang w:val="en"/>
+        </w:rPr>
+        <w:t xml:space="preserve"> road traffic collision hotspots, but what can be done</w:t>
+      </w:r>
+      <w:r>
+        <w:rPr>
+          <w:lang w:val="en"/>
+        </w:rPr>
+        <w:t xml:space="preserve"> (the geo-interventions)</w:t>
+      </w:r>
+      <w:r>
+        <w:rPr>
+          <w:lang w:val="en"/>
+        </w:rPr>
+        <w:t xml:space="preserve"> to </w:t>
+      </w:r>
+      <w:r>
+        <w:rPr>
+          <w:lang w:val="en"/>
+        </w:rPr>
+        <w:t>decrease road traffic collisions in these hotspots</w:t>
+      </w:r>
+      <w:r>
+        <w:rPr>
+          <w:lang w:val="en"/>
+        </w:rPr>
+        <w:t xml:space="preserve"> (e.g., deploying </w:t>
+      </w:r>
+      <w:r>
+        <w:rPr>
+          <w:lang w:val="en"/>
+        </w:rPr>
+        <w:lastRenderedPageBreak/>
+        <w:t>traffic enforcement devices, reducing road widths)</w:t>
+      </w:r>
+      <w:r>
+        <w:rPr>
+          <w:lang w:val="en"/>
+        </w:rPr>
+        <w:t xml:space="preserve"> is left to decision maker</w:t>
+      </w:r>
+      <w:r>
+        <w:rPr>
+          <w:lang w:val="en"/>
+        </w:rPr>
+        <w:t>s and experts</w:t>
+      </w:r>
+      <w:r>
+        <w:rPr>
+          <w:lang w:val="en"/>
+        </w:rPr>
+        <w:t xml:space="preserve"> to</w:t>
+      </w:r>
+      <w:r>
+        <w:rPr>
+          <w:lang w:val="en"/>
+        </w:rPr>
+        <w:t xml:space="preserve"> identify either prior </w:t>
+      </w:r>
+      <w:r>
+        <w:rPr>
+          <w:lang w:val="en"/>
+        </w:rPr>
+        <w:t>or</w:t>
+      </w:r>
+      <w:r>
+        <w:rPr>
+          <w:lang w:val="en"/>
+        </w:rPr>
+        <w:t xml:space="preserve"> post analysis</w:t>
+      </w:r>
+      <w:r>
+        <w:rPr>
+          <w:lang w:val="en"/>
+        </w:rPr>
+        <w:t>.</w:t>
+      </w:r>
     </w:p>
     <w:p>
       <w:pPr>
@@ -1282,7 +1474,19 @@
         <w:rPr>
           <w:lang w:val="en"/>
         </w:rPr>
-        <w:t xml:space="preserve"> for generating geo-interventions using geospatial data for </w:t>
+        <w:t xml:space="preserve"> for </w:t>
+      </w:r>
+      <w:r>
+        <w:rPr>
+          <w:lang w:val="en"/>
+        </w:rPr>
+        <w:t xml:space="preserve">automatically </w:t>
+      </w:r>
+      <w:r>
+        <w:rPr>
+          <w:lang w:val="en"/>
+        </w:rPr>
+        <w:t xml:space="preserve">generating geo-interventions using geospatial data for </w:t>
       </w:r>
       <w:r>
         <w:rPr>
@@ -1294,7 +1498,25 @@
         <w:rPr>
           <w:lang w:val="en"/>
         </w:rPr>
-        <w:t xml:space="preserve"> target outcome. Specifically, the following research questions are answered: (</w:t>
+        <w:t xml:space="preserve"> target outcome</w:t>
+      </w:r>
+      <w:r>
+        <w:rPr>
+          <w:lang w:val="en"/>
+        </w:rPr>
+        <w:t xml:space="preserve">, without defining </w:t>
+      </w:r>
+      <w:r>
+        <w:rPr>
+          <w:lang w:val="en"/>
+        </w:rPr>
+        <w:t>these geo-interventions prior or post analyses</w:t>
+      </w:r>
+      <w:r>
+        <w:rPr>
+          <w:lang w:val="en"/>
+        </w:rPr>
+        <w:t>. Specifically, the following research questions are answered: (</w:t>
       </w:r>
       <w:r>
         <w:rPr>
@@ -1336,14 +1558,7 @@
         <w:rPr>
           <w:lang w:val="en"/>
         </w:rPr>
-        <w:t xml:space="preserve"> These research questions are </w:t>
-      </w:r>
-      <w:r>
-        <w:rPr>
-          <w:lang w:val="en"/>
-        </w:rPr>
-        <w:lastRenderedPageBreak/>
-        <w:t>answered with the following research contributions respectively: (C1) A framework component for using predictive models to generate geo-interventions for a target outcome, (C2) A framework component for optimizing geo-interventions based on a target outcome, and (C3) A case study of generating geo-interventions to reduce traffic collision deaths and serious injuries in Toronto, Ontario, Canada.</w:t>
+        <w:t xml:space="preserve"> These research questions are answered with the following research contributions respectively: (C1) A framework component for using predictive models to generate geo-interventions for a target outcome, (C2) A framework component for optimizing geo-interventions based on a target outcome, and (C3) A case study of generating geo-interventions to reduce traffic collision deaths and serious injuries in Toronto, Ontario, Canada.</w:t>
       </w:r>
     </w:p>
     <w:p>
@@ -1500,17 +1715,12 @@
     <w:p>
       <w:pPr>
         <w:pStyle w:val="MDPI52figure"/>
-        <w:jc w:val="right"/>
-      </w:pPr>
-      <w:r>
-        <w:rPr>
-          <w:noProof/>
-          <w:snapToGrid/>
-        </w:rPr>
+      </w:pPr>
+      <w:r>
         <w:drawing>
-          <wp:inline distT="0" distB="0" distL="0" distR="0" wp14:anchorId="65E4E077" wp14:editId="1D017E1E">
-            <wp:extent cx="4948144" cy="3536415"/>
-            <wp:effectExtent l="0" t="0" r="5080" b="0"/>
+          <wp:inline distT="0" distB="0" distL="0" distR="0" wp14:anchorId="65E4E077" wp14:editId="5A196E0A">
+            <wp:extent cx="3282749" cy="2346165"/>
+            <wp:effectExtent l="0" t="0" r="0" b="3810"/>
             <wp:docPr id="71820359" name="Picture 6" descr="A diagram of a model&#10;&#10;Description automatically generated"/>
             <wp:cNvGraphicFramePr>
               <a:graphicFrameLocks xmlns:a="http://schemas.openxmlformats.org/drawingml/2006/main" noChangeAspect="1"/>
@@ -1531,7 +1741,7 @@
                   <pic:spPr>
                     <a:xfrm>
                       <a:off x="0" y="0"/>
-                      <a:ext cx="5029885" cy="3594835"/>
+                      <a:ext cx="3459100" cy="2472203"/>
                     </a:xfrm>
                     <a:prstGeom prst="rect">
                       <a:avLst/>
@@ -1654,7 +1864,14 @@
         <w:rPr>
           <w:lang w:val="en"/>
         </w:rPr>
-        <w:t xml:space="preserve">-interventions are actions that change particular locations or areas </w:t>
+        <w:t xml:space="preserve">-interventions are actions that change particular </w:t>
+      </w:r>
+      <w:r>
+        <w:rPr>
+          <w:lang w:val="en"/>
+        </w:rPr>
+        <w:lastRenderedPageBreak/>
+        <w:t xml:space="preserve">locations or areas </w:t>
       </w:r>
       <w:r>
         <w:rPr>
@@ -1678,14 +1895,58 @@
         <w:rPr>
           <w:lang w:val="en"/>
         </w:rPr>
-        <w:t xml:space="preserve"> in the context of specific </w:t>
-      </w:r>
-      <w:r>
-        <w:rPr>
-          <w:lang w:val="en"/>
-        </w:rPr>
-        <w:lastRenderedPageBreak/>
-        <w:t xml:space="preserve">decision-making problems </w:t>
+        <w:t xml:space="preserve"> in the context of specific decision-making problems</w:t>
+      </w:r>
+      <w:r>
+        <w:rPr>
+          <w:lang w:val="en"/>
+        </w:rPr>
+        <w:t xml:space="preserve">, </w:t>
+      </w:r>
+      <w:r>
+        <w:rPr>
+          <w:lang w:val="en"/>
+        </w:rPr>
+        <w:t>consist</w:t>
+      </w:r>
+      <w:r>
+        <w:rPr>
+          <w:lang w:val="en"/>
+        </w:rPr>
+        <w:t>ing</w:t>
+      </w:r>
+      <w:r>
+        <w:rPr>
+          <w:lang w:val="en"/>
+        </w:rPr>
+        <w:t xml:space="preserve"> of three</w:t>
+      </w:r>
+      <w:r>
+        <w:rPr>
+          <w:lang w:val="en"/>
+        </w:rPr>
+        <w:t xml:space="preserve"> </w:t>
+      </w:r>
+      <w:r>
+        <w:rPr>
+          <w:lang w:val="en"/>
+        </w:rPr>
+        <w:t>components</w:t>
+      </w:r>
+      <w:r>
+        <w:rPr>
+          <w:lang w:val="en"/>
+        </w:rPr>
+        <w:t xml:space="preserve"> seen in</w:t>
+      </w:r>
+      <w:r>
+        <w:t xml:space="preserve"> Figure </w:t>
+      </w:r>
+      <w:r>
+        <w:t>2</w:t>
+      </w:r>
+      <w:r>
+        <w:t xml:space="preserve"> </w:t>
       </w:r>
       <w:r>
         <w:rPr>
@@ -1697,7 +1958,7 @@
         <w:rPr>
           <w:lang w:val="en"/>
         </w:rPr>
-        <w:instrText xml:space="preserve"> ADDIN ZOTERO_ITEM CSL_CITATION {"citationID":"kT4RQbPe","properties":{"formattedCitation":"[17]","plainCitation":"[17]","noteIndex":0},"citationItems":[{"id":1926,"uris":["http://zotero.org/users/6749620/items/JTBY64ZB"],"itemData":{"id":1926,"type":"paper-conference","abstract":"The purpose of this research is to develop an approach for a Spatial Decision Support System (SDSS) that integrates Geographic Information Systems (GIS), Automated Machine Learning (AutoML), and Hyperparameter Optimization (HPO) to generate precision geo-interventions based on standardized geospatial data and user design constraints. The geo-intervention generation approach involves three steps: (1) Geo-binning, (2) AutoML, and (3) Prediction Optimization. Geo-binning is used to standardize geospatial data into regularized grids as inputs into AutoML models. Prediction optimization generates geo-interventions by applying user-design constraints and optimizing AutoML model output to find optimized input variables that form precise geo-interventions. An experiment in reducing road traffic collisions using infrastructural changes in Toronto, Ontario, Canada was done to evaluate the geo-intervention generation approach. The results of the experiment found that changing the number of schools, red light cameras, and transit shelters in high traffic areas could potentially halve the total number of traffic collisions according to a 80 by 80 geo-binned grid Auto-Sklearn model with a Mean Absolute Error (MAE) of 117.68. It was also found that user design constraints heavily affected the prediction optimization step as when the areas were altered to an alternative grid of cells with scarce infrastructure, the number of predicted collisions rose by 6127 collisions. Thus, limitations of this study included subjectivity in user design constraints, scalability, and interactivity. Future work involves improving modelling/optimization efficiency and developing an interactive interface for exploring generated precision geo-interventions.","container-title":"ISPRS Annals of the Photogrammetry, Remote Sensing and Spatial Information Sciences","DOI":"10.5194/isprs-annals-X-3-W2-2022-37-2022","event-title":"ISPRS TC III &amp; TC IV&lt;br&gt;Urban Geoinformatics 2022 - 1&amp;ndash;4 November 2022, Beijing, China","language":"English","note":"ISSN: 2194-9042","page":"37-42","publisher":"Copernicus GmbH","source":"www.isprs-ann-photogramm-remote-sens-spatial-inf-sci.net","title":"Generative Design for Precision Geo-interventions","URL":"https://www.isprs-ann-photogramm-remote-sens-spatial-inf-sci.net/X-3-W2-2022/37/2022/","volume":"X-3-W2-2022","author":[{"family":"Wen","given":"R."},{"family":"Li","given":"S."}],"accessed":{"date-parts":[["2023",1,6]]},"issued":{"date-parts":[["2022",10,27]]},"citation-key":"wenGenerativeDesignPrecision2022"}}],"schema":"https://github.com/citation-style-language/schema/raw/master/csl-citation.json"} </w:instrText>
+        <w:instrText xml:space="preserve"> ADDIN ZOTERO_ITEM CSL_CITATION {"citationID":"kT4RQbPe","properties":{"formattedCitation":"[23]","plainCitation":"[23]","noteIndex":0},"citationItems":[{"id":1926,"uris":["http://zotero.org/users/6749620/items/JTBY64ZB"],"itemData":{"id":1926,"type":"paper-conference","abstract":"The purpose of this research is to develop an approach for a Spatial Decision Support System (SDSS) that integrates Geographic Information Systems (GIS), Automated Machine Learning (AutoML), and Hyperparameter Optimization (HPO) to generate precision geo-interventions based on standardized geospatial data and user design constraints. The geo-intervention generation approach involves three steps: (1) Geo-binning, (2) AutoML, and (3) Prediction Optimization. Geo-binning is used to standardize geospatial data into regularized grids as inputs into AutoML models. Prediction optimization generates geo-interventions by applying user-design constraints and optimizing AutoML model output to find optimized input variables that form precise geo-interventions. An experiment in reducing road traffic collisions using infrastructural changes in Toronto, Ontario, Canada was done to evaluate the geo-intervention generation approach. The results of the experiment found that changing the number of schools, red light cameras, and transit shelters in high traffic areas could potentially halve the total number of traffic collisions according to a 80 by 80 geo-binned grid Auto-Sklearn model with a Mean Absolute Error (MAE) of 117.68. It was also found that user design constraints heavily affected the prediction optimization step as when the areas were altered to an alternative grid of cells with scarce infrastructure, the number of predicted collisions rose by 6127 collisions. Thus, limitations of this study included subjectivity in user design constraints, scalability, and interactivity. Future work involves improving modelling/optimization efficiency and developing an interactive interface for exploring generated precision geo-interventions.","container-title":"ISPRS Annals of the Photogrammetry, Remote Sensing and Spatial Information Sciences","DOI":"10.5194/isprs-annals-X-3-W2-2022-37-2022","event-title":"ISPRS TC III &amp; TC IV&lt;br&gt;Urban Geoinformatics 2022 - 1&amp;ndash;4 November 2022, Beijing, China","language":"English","note":"ISSN: 2194-9042","page":"37-42","publisher":"Copernicus GmbH","source":"www.isprs-ann-photogramm-remote-sens-spatial-inf-sci.net","title":"Generative Design for Precision Geo-interventions","URL":"https://www.isprs-ann-photogramm-remote-sens-spatial-inf-sci.net/X-3-W2-2022/37/2022/","volume":"X-3-W2-2022","author":[{"family":"Wen","given":"R."},{"family":"Li","given":"S."}],"accessed":{"date-parts":[["2023",1,6]]},"issued":{"date-parts":[["2022",10,27]]},"citation-key":"wenGenerativeDesignPrecision2022"}}],"schema":"https://github.com/citation-style-language/schema/raw/master/csl-citation.json"} </w:instrText>
       </w:r>
       <w:r>
         <w:rPr>
@@ -1709,46 +1970,10 @@
         <w:rPr>
           <w:lang w:val="en"/>
         </w:rPr>
-        <w:t>[17]</w:t>
+        <w:t>[23]</w:t>
       </w:r>
       <w:r>
         <w:fldChar w:fldCharType="end"/>
-      </w:r>
-      <w:r>
-        <w:rPr>
-          <w:lang w:val="en"/>
-        </w:rPr>
-        <w:t xml:space="preserve">. They </w:t>
-      </w:r>
-      <w:r>
-        <w:rPr>
-          <w:lang w:val="en"/>
-        </w:rPr>
-        <w:t xml:space="preserve">consist of three </w:t>
-      </w:r>
-      <w:r>
-        <w:rPr>
-          <w:lang w:val="en"/>
-        </w:rPr>
-        <w:t xml:space="preserve">interacting </w:t>
-      </w:r>
-      <w:r>
-        <w:rPr>
-          <w:lang w:val="en"/>
-        </w:rPr>
-        <w:t>components</w:t>
-      </w:r>
-      <w:r>
-        <w:rPr>
-          <w:lang w:val="en"/>
-        </w:rPr>
-        <w:t xml:space="preserve"> seen in</w:t>
-      </w:r>
-      <w:r>
-        <w:t xml:space="preserve"> Figure </w:t>
-      </w:r>
-      <w:r>
-        <w:t>2</w:t>
       </w:r>
       <w:r>
         <w:t>:</w:t>
@@ -1871,33 +2096,13 @@
     </w:p>
     <w:p>
       <w:pPr>
-        <w:pStyle w:val="MDPI37itemize"/>
-        <w:numPr>
-          <w:ilvl w:val="0"/>
-          <w:numId w:val="0"/>
-        </w:numPr>
-        <w:ind w:left="2608"/>
-        <w:rPr>
-          <w:b/>
-          <w:bCs/>
-          <w:snapToGrid w:val="0"/>
-          <w:lang w:val="en"/>
-        </w:rPr>
-      </w:pPr>
-    </w:p>
-    <w:p>
-      <w:pPr>
         <w:pStyle w:val="MDPI52figure"/>
-        <w:jc w:val="right"/>
-      </w:pPr>
-      <w:r>
-        <w:rPr>
-          <w:noProof/>
-        </w:rPr>
+      </w:pPr>
+      <w:r>
         <w:drawing>
-          <wp:inline distT="0" distB="0" distL="0" distR="0" wp14:anchorId="5F281D4A" wp14:editId="1301AB18">
-            <wp:extent cx="4987715" cy="1146748"/>
-            <wp:effectExtent l="0" t="0" r="3810" b="0"/>
+          <wp:inline distT="0" distB="0" distL="0" distR="0" wp14:anchorId="5F281D4A" wp14:editId="1FEB2BDE">
+            <wp:extent cx="3343708" cy="768767"/>
+            <wp:effectExtent l="0" t="0" r="0" b="6350"/>
             <wp:docPr id="22" name="Picture 22" descr="Diagram&#10;&#10;Description automatically generated"/>
             <wp:cNvGraphicFramePr>
               <a:graphicFrameLocks xmlns:a="http://schemas.openxmlformats.org/drawingml/2006/main" noChangeAspect="1"/>
@@ -1924,7 +2129,7 @@
                   <pic:spPr>
                     <a:xfrm>
                       <a:off x="0" y="0"/>
-                      <a:ext cx="5270753" cy="1211823"/>
+                      <a:ext cx="3630736" cy="834759"/>
                     </a:xfrm>
                     <a:prstGeom prst="rect">
                       <a:avLst/>
@@ -2015,7 +2220,19 @@
         <w:rPr>
           <w:lang w:val="en"/>
         </w:rPr>
-        <w:t xml:space="preserve">The problem of generating geo-interventions </w:t>
+        <w:t>The problem of generating geo-interventions</w:t>
+      </w:r>
+      <w:r>
+        <w:rPr>
+          <w:lang w:val="en"/>
+        </w:rPr>
+        <w:t xml:space="preserve"> then</w:t>
+      </w:r>
+      <w:r>
+        <w:rPr>
+          <w:lang w:val="en"/>
+        </w:rPr>
+        <w:t xml:space="preserve"> </w:t>
       </w:r>
       <w:r>
         <w:rPr>
@@ -2045,13 +2262,37 @@
         <w:rPr>
           <w:lang w:val="en"/>
         </w:rPr>
-        <w:t>. For example, reducing road widths (the action) on streets with high traffic collision rates (the locations)</w:t>
-      </w:r>
-      <w:r>
-        <w:rPr>
-          <w:lang w:val="en"/>
-        </w:rPr>
-        <w:t xml:space="preserve"> to reduce road traffic injuries (the desired outcome).</w:t>
+        <w:t xml:space="preserve">. For example, </w:t>
+      </w:r>
+      <w:r>
+        <w:rPr>
+          <w:lang w:val="en"/>
+        </w:rPr>
+        <w:t>reducing</w:t>
+      </w:r>
+      <w:r>
+        <w:rPr>
+          <w:lang w:val="en"/>
+        </w:rPr>
+        <w:t xml:space="preserve"> road widths (the action) on streets with high traffic collision rates (the locations)</w:t>
+      </w:r>
+      <w:r>
+        <w:rPr>
+          <w:lang w:val="en"/>
+        </w:rPr>
+        <w:t xml:space="preserve"> to </w:t>
+      </w:r>
+      <w:r>
+        <w:rPr>
+          <w:lang w:val="en"/>
+        </w:rPr>
+        <w:t>decrease</w:t>
+      </w:r>
+      <w:r>
+        <w:rPr>
+          <w:lang w:val="en"/>
+        </w:rPr>
+        <w:t xml:space="preserve"> road traffic injuries (the desired outcome).</w:t>
       </w:r>
       <w:r>
         <w:rPr>
@@ -2069,7 +2310,19 @@
         <w:rPr>
           <w:lang w:val="en"/>
         </w:rPr>
-        <w:t xml:space="preserve"> formulate the problem of generating geo-interventions by quantifying the three components (actions, locations, and outcomes)</w:t>
+        <w:t xml:space="preserve"> </w:t>
+      </w:r>
+      <w:r>
+        <w:rPr>
+          <w:lang w:val="en"/>
+        </w:rPr>
+        <w:t xml:space="preserve">structure </w:t>
+      </w:r>
+      <w:r>
+        <w:rPr>
+          <w:lang w:val="en"/>
+        </w:rPr>
+        <w:t>the problem of generating geo-interventions by quantifying the three components (actions, locations, and outcomes)</w:t>
       </w:r>
       <w:r>
         <w:rPr>
@@ -2130,70 +2383,1915 @@
         </w:rPr>
       </w:pPr>
       <w:r>
-        <w:rPr>
-          <w:lang w:val="en"/>
-        </w:rPr>
-        <w:t>x</w:t>
-      </w:r>
-      <w:r>
-        <w:rPr>
-          <w:lang w:val="en"/>
-        </w:rPr>
-        <w:t>.</w:t>
+        <w:t>The first component (action) involves a quantitative value representing entities, phenomena, or their characteristics in space that can be adjusted at different locations. For example, the number of stop signs represents the existence of the entities themselves, a road curvature metric represents an entity’s characteristic, the number of traffic collisions represents the existence of a phenomenon, and the frequency of traffic collisions represents the characteristic of a phenomenon. These quantitative values can be increased or decreased to represent a change in entities, phenomena, or their characteristics — this kind of change represents the actions themselves. In reference to the previous example, the number of stop signs can be increased to increase the number of existing entities, the road curvature metric can be decreased to change an entity’s characteristic (making a road more straight or less curved), the number of traffic collisions can be reduced to change the occurrences of a phenomenon at a particular time span, and the frequency of traffic collisions can be increased or decreased to change the characteristic of a phenomenon.</w:t>
+      </w:r>
+      <w:r>
+        <w:t xml:space="preserve"> </w:t>
+      </w:r>
+      <w:r>
+        <w:rPr>
+          <w:lang w:val="en"/>
+        </w:rPr>
+        <w:t>Thus, t</w:t>
+      </w:r>
+      <w:r>
+        <w:rPr>
+          <w:lang w:val="en"/>
+        </w:rPr>
+        <w:t xml:space="preserve">he action component </w:t>
+      </w:r>
+      <m:oMath>
+        <m:r>
+          <w:rPr>
+            <w:rFonts w:ascii="Cambria Math" w:hAnsi="Cambria Math"/>
+            <w:lang w:val="en"/>
+          </w:rPr>
+          <m:t>A</m:t>
+        </m:r>
+      </m:oMath>
+      <w:r>
+        <w:rPr>
+          <w:lang w:val="en"/>
+        </w:rPr>
+        <w:t xml:space="preserve"> for a geo-intervention can be represented a series of increases or decreases </w:t>
+      </w:r>
+      <m:oMath>
+        <m:r>
+          <w:rPr>
+            <w:rFonts w:ascii="Cambria Math" w:hAnsi="Cambria Math"/>
+            <w:lang w:val="en"/>
+          </w:rPr>
+          <m:t>{∆</m:t>
+        </m:r>
+        <m:sSub>
+          <m:sSubPr>
+            <m:ctrlPr>
+              <w:rPr>
+                <w:rFonts w:ascii="Cambria Math" w:hAnsi="Cambria Math"/>
+                <w:i/>
+                <w:lang w:val="en"/>
+              </w:rPr>
+            </m:ctrlPr>
+          </m:sSubPr>
+          <m:e>
+            <m:r>
+              <w:rPr>
+                <w:rFonts w:ascii="Cambria Math" w:hAnsi="Cambria Math"/>
+                <w:lang w:val="en"/>
+              </w:rPr>
+              <m:t>x</m:t>
+            </m:r>
+          </m:e>
+          <m:sub>
+            <m:r>
+              <w:rPr>
+                <w:rFonts w:ascii="Cambria Math" w:hAnsi="Cambria Math"/>
+                <w:lang w:val="en"/>
+              </w:rPr>
+              <m:t>1</m:t>
+            </m:r>
+          </m:sub>
+        </m:sSub>
+        <m:r>
+          <m:rPr>
+            <m:sty m:val="p"/>
+          </m:rPr>
+          <w:rPr>
+            <w:rFonts w:ascii="Cambria Math" w:hAnsi="Cambria Math"/>
+            <w:lang w:val="en"/>
+          </w:rPr>
+          <m:t>…</m:t>
+        </m:r>
+        <m:sSub>
+          <m:sSubPr>
+            <m:ctrlPr>
+              <w:rPr>
+                <w:rFonts w:ascii="Cambria Math" w:hAnsi="Cambria Math"/>
+                <w:lang w:val="en"/>
+              </w:rPr>
+            </m:ctrlPr>
+          </m:sSubPr>
+          <m:e>
+            <m:r>
+              <w:rPr>
+                <w:rFonts w:ascii="Cambria Math" w:hAnsi="Cambria Math"/>
+                <w:lang w:val="en"/>
+              </w:rPr>
+              <m:t>∆x</m:t>
+            </m:r>
+          </m:e>
+          <m:sub>
+            <m:r>
+              <w:rPr>
+                <w:rFonts w:ascii="Cambria Math" w:hAnsi="Cambria Math"/>
+                <w:lang w:val="en"/>
+              </w:rPr>
+              <m:t>n</m:t>
+            </m:r>
+          </m:sub>
+        </m:sSub>
+        <m:r>
+          <w:rPr>
+            <w:rFonts w:ascii="Cambria Math" w:hAnsi="Cambria Math"/>
+            <w:lang w:val="en"/>
+          </w:rPr>
+          <m:t>}</m:t>
+        </m:r>
+      </m:oMath>
+      <w:r>
+        <w:rPr>
+          <w:lang w:val="en"/>
+        </w:rPr>
+        <w:t xml:space="preserve"> in an associated series of quantitative values </w:t>
+      </w:r>
+      <m:oMath>
+        <m:r>
+          <m:rPr>
+            <m:lit/>
+          </m:rPr>
+          <w:rPr>
+            <w:rFonts w:ascii="Cambria Math" w:hAnsi="Cambria Math"/>
+            <w:lang w:val="en"/>
+          </w:rPr>
+          <m:t>{</m:t>
+        </m:r>
+        <m:sSub>
+          <m:sSubPr>
+            <m:ctrlPr>
+              <w:rPr>
+                <w:rFonts w:ascii="Cambria Math" w:hAnsi="Cambria Math"/>
+                <w:i/>
+                <w:lang w:val="en"/>
+              </w:rPr>
+            </m:ctrlPr>
+          </m:sSubPr>
+          <m:e>
+            <m:r>
+              <w:rPr>
+                <w:rFonts w:ascii="Cambria Math" w:hAnsi="Cambria Math"/>
+                <w:lang w:val="en"/>
+              </w:rPr>
+              <m:t>x</m:t>
+            </m:r>
+          </m:e>
+          <m:sub>
+            <m:r>
+              <w:rPr>
+                <w:rFonts w:ascii="Cambria Math" w:hAnsi="Cambria Math"/>
+                <w:lang w:val="en"/>
+              </w:rPr>
+              <m:t>1</m:t>
+            </m:r>
+          </m:sub>
+        </m:sSub>
+        <m:r>
+          <m:rPr>
+            <m:sty m:val="p"/>
+          </m:rPr>
+          <w:rPr>
+            <w:rFonts w:ascii="Cambria Math" w:hAnsi="Cambria Math"/>
+            <w:lang w:val="en"/>
+          </w:rPr>
+          <m:t>…</m:t>
+        </m:r>
+        <m:sSub>
+          <m:sSubPr>
+            <m:ctrlPr>
+              <w:rPr>
+                <w:rFonts w:ascii="Cambria Math" w:hAnsi="Cambria Math"/>
+                <w:i/>
+                <w:lang w:val="en"/>
+              </w:rPr>
+            </m:ctrlPr>
+          </m:sSubPr>
+          <m:e>
+            <m:r>
+              <w:rPr>
+                <w:rFonts w:ascii="Cambria Math" w:hAnsi="Cambria Math"/>
+                <w:lang w:val="en"/>
+              </w:rPr>
+              <m:t>x</m:t>
+            </m:r>
+            <m:ctrlPr>
+              <w:rPr>
+                <w:rFonts w:ascii="Cambria Math" w:hAnsi="Cambria Math"/>
+                <w:lang w:val="en"/>
+              </w:rPr>
+            </m:ctrlPr>
+          </m:e>
+          <m:sub>
+            <m:r>
+              <w:rPr>
+                <w:rFonts w:ascii="Cambria Math" w:hAnsi="Cambria Math"/>
+                <w:lang w:val="en"/>
+              </w:rPr>
+              <m:t>n</m:t>
+            </m:r>
+          </m:sub>
+        </m:sSub>
+        <m:r>
+          <m:rPr>
+            <m:lit/>
+          </m:rPr>
+          <w:rPr>
+            <w:rFonts w:ascii="Cambria Math" w:hAnsi="Cambria Math"/>
+            <w:lang w:val="en"/>
+          </w:rPr>
+          <m:t>}</m:t>
+        </m:r>
+      </m:oMath>
+      <w:r>
+        <w:rPr>
+          <w:lang w:val="en"/>
+        </w:rPr>
+        <w:t xml:space="preserve"> (representing entities, phenomena, or their characteristics)</w:t>
+      </w:r>
+      <w:r>
+        <w:rPr>
+          <w:lang w:val="en"/>
+        </w:rPr>
+        <w:t>:</w:t>
+      </w:r>
+    </w:p>
+    <w:tbl>
+      <w:tblPr>
+        <w:tblW w:w="7859" w:type="dxa"/>
+        <w:tblInd w:w="2608" w:type="dxa"/>
+        <w:tblCellMar>
+          <w:left w:w="0" w:type="dxa"/>
+          <w:right w:w="0" w:type="dxa"/>
+        </w:tblCellMar>
+        <w:tblLook w:val="04A0" w:firstRow="1" w:lastRow="0" w:firstColumn="1" w:lastColumn="0" w:noHBand="0" w:noVBand="1"/>
+      </w:tblPr>
+      <w:tblGrid>
+        <w:gridCol w:w="7428"/>
+        <w:gridCol w:w="431"/>
+      </w:tblGrid>
+      <w:tr>
+        <w:tc>
+          <w:tcPr>
+            <w:tcW w:w="7428" w:type="dxa"/>
+          </w:tcPr>
+          <w:p>
+            <w:pPr>
+              <w:pStyle w:val="MDPI39equation"/>
+            </w:pPr>
+            <m:oMathPara>
+              <m:oMath>
+                <m:r>
+                  <w:rPr>
+                    <w:rFonts w:ascii="Cambria Math" w:hAnsi="Cambria Math"/>
+                  </w:rPr>
+                  <m:t>A=</m:t>
+                </m:r>
+                <m:d>
+                  <m:dPr>
+                    <m:begChr m:val="{"/>
+                    <m:endChr m:val="}"/>
+                    <m:ctrlPr>
+                      <w:rPr>
+                        <w:rFonts w:ascii="Cambria Math" w:hAnsi="Cambria Math"/>
+                        <w:i/>
+                      </w:rPr>
+                    </m:ctrlPr>
+                  </m:dPr>
+                  <m:e>
+                    <m:r>
+                      <w:rPr>
+                        <w:rFonts w:ascii="Cambria Math" w:hAnsi="Cambria Math"/>
+                      </w:rPr>
+                      <m:t>∆</m:t>
+                    </m:r>
+                    <m:sSub>
+                      <m:sSubPr>
+                        <m:ctrlPr>
+                          <w:rPr>
+                            <w:rFonts w:ascii="Cambria Math" w:hAnsi="Cambria Math"/>
+                            <w:i/>
+                          </w:rPr>
+                        </m:ctrlPr>
+                      </m:sSubPr>
+                      <m:e>
+                        <m:r>
+                          <w:rPr>
+                            <w:rFonts w:ascii="Cambria Math" w:hAnsi="Cambria Math"/>
+                          </w:rPr>
+                          <m:t>x</m:t>
+                        </m:r>
+                      </m:e>
+                      <m:sub>
+                        <m:r>
+                          <w:rPr>
+                            <w:rFonts w:ascii="Cambria Math" w:hAnsi="Cambria Math"/>
+                          </w:rPr>
+                          <m:t>1</m:t>
+                        </m:r>
+                      </m:sub>
+                    </m:sSub>
+                    <m:r>
+                      <m:rPr>
+                        <m:sty m:val="p"/>
+                      </m:rPr>
+                      <w:rPr>
+                        <w:rFonts w:ascii="Cambria Math" w:hAnsi="Cambria Math"/>
+                      </w:rPr>
+                      <m:t>…</m:t>
+                    </m:r>
+                    <m:sSub>
+                      <m:sSubPr>
+                        <m:ctrlPr>
+                          <w:rPr>
+                            <w:rFonts w:ascii="Cambria Math" w:hAnsi="Cambria Math"/>
+                          </w:rPr>
+                        </m:ctrlPr>
+                      </m:sSubPr>
+                      <m:e>
+                        <m:r>
+                          <w:rPr>
+                            <w:rFonts w:ascii="Cambria Math" w:hAnsi="Cambria Math"/>
+                          </w:rPr>
+                          <m:t>∆x</m:t>
+                        </m:r>
+                      </m:e>
+                      <m:sub>
+                        <m:r>
+                          <w:rPr>
+                            <w:rFonts w:ascii="Cambria Math" w:hAnsi="Cambria Math"/>
+                          </w:rPr>
+                          <m:t>n</m:t>
+                        </m:r>
+                      </m:sub>
+                    </m:sSub>
+                  </m:e>
+                </m:d>
+                <m:r>
+                  <m:rPr>
+                    <m:scr m:val="double-struck"/>
+                  </m:rPr>
+                  <w:rPr>
+                    <w:rFonts w:ascii="Cambria Math" w:hAnsi="Cambria Math"/>
+                  </w:rPr>
+                  <m:t>∈R</m:t>
+                </m:r>
+              </m:oMath>
+            </m:oMathPara>
+          </w:p>
+        </w:tc>
+        <w:tc>
+          <w:tcPr>
+            <w:tcW w:w="431" w:type="dxa"/>
+            <w:vAlign w:val="center"/>
+          </w:tcPr>
+          <w:p>
+            <w:pPr>
+              <w:pStyle w:val="MDPI3aequationnumber"/>
+              <w:spacing w:line="260" w:lineRule="atLeast"/>
+            </w:pPr>
+            <w:r>
+              <w:t>(1)</w:t>
+            </w:r>
+          </w:p>
+        </w:tc>
+      </w:tr>
+    </w:tbl>
+    <w:p>
+      <w:pPr>
+        <w:pStyle w:val="MDPI23heading3"/>
+      </w:pPr>
+      <w:r>
+        <w:t>2</w:t>
+      </w:r>
+      <w:r>
+        <w:t>.1.</w:t>
+      </w:r>
+      <w:r>
+        <w:t>2</w:t>
+      </w:r>
+      <w:r>
+        <w:t xml:space="preserve">. </w:t>
+      </w:r>
+      <w:r>
+        <w:t>Locations</w:t>
       </w:r>
     </w:p>
     <w:p>
       <w:pPr>
-        <w:pStyle w:val="MDPI23heading3"/>
-      </w:pPr>
-      <w:r>
-        <w:t>2</w:t>
-      </w:r>
-      <w:r>
-        <w:t>.1.</w:t>
-      </w:r>
-      <w:r>
-        <w:t>2</w:t>
-      </w:r>
-      <w:r>
-        <w:t xml:space="preserve">. </w:t>
-      </w:r>
-      <w:r>
-        <w:t>Locations</w:t>
+        <w:pStyle w:val="MDPI31text"/>
+        <w:rPr>
+          <w:lang w:val="en"/>
+        </w:rPr>
+      </w:pPr>
+      <w:r>
+        <w:rPr>
+          <w:lang w:val="en"/>
+        </w:rPr>
+        <w:t>The second component (location) involves a set of quantitative values representing indices that define the location of the actions described in the previous Section</w:t>
+      </w:r>
+      <w:r>
+        <w:rPr>
+          <w:lang w:val="en"/>
+        </w:rPr>
+        <w:t xml:space="preserve"> 2.1.1.</w:t>
+      </w:r>
+      <w:r>
+        <w:rPr>
+          <w:lang w:val="en"/>
+        </w:rPr>
+        <w:t xml:space="preserve"> Each index represents a reference to a geospatial object (point, line, polygon) in space, and the same index can be present in more than one action (one location can have multiple actions applied to it) </w:t>
+      </w:r>
+      <w:r>
+        <w:rPr>
+          <w:lang w:val="en"/>
+        </w:rPr>
+        <w:fldChar w:fldCharType="begin"/>
+      </w:r>
+      <w:r>
+        <w:rPr>
+          <w:lang w:val="en"/>
+        </w:rPr>
+        <w:instrText xml:space="preserve"> ADDIN ZOTERO_ITEM CSL_CITATION {"citationID":"AXCRcQRR","properties":{"formattedCitation":"[24]","plainCitation":"[24]","noteIndex":0},"citationItems":[{"id":2072,"uris":["http://zotero.org/users/6749620/items/SXUWUVEK"],"itemData":{"id":2072,"type":"article-journal","abstract":"Around the globe, Geographic Information Systems (GISs) are well established in the daily workflow of authorities, businesses and non-profit organisations. GIS can effectively handle spatial entities and offer sophisticated analysis and modelling functions to deal with space. Only a small fraction of the literature in Geographic Information Science—or GIScience in short—has advanced the development of place, addressing entities with an ambiguous boundary and relying more on the human or social attributes of a location rather than on crisp geographic boundaries. While the GIScience developments support the establishment of the digital humanities, GISs were never designed to handle subjective or vague data. We, an international group of authors, juxtapose place and space in English language and in several other languages and discuss potential consequences for Geoinformatics and GIScience. In particular, we address the question of whether linguistic and cultural settings play a role in the perception of place. We report on some facts revealed by this multi-language and multi-cultural dialogue, and what particular aspects of place we were able to discern regarding the few languages addressed.","container-title":"ISPRS International Journal of Geo-Information","DOI":"10.3390/ijgi7110452","ISSN":"2220-9964","issue":"11","language":"en","license":"http://creativecommons.org/licenses/by/3.0/","note":"number: 11\npublisher: Multidisciplinary Digital Publishing Institute","page":"452","source":"www.mdpi.com","title":"Place versus Space: From Points, Lines and Polygons in GIS to Place-Based Representations Reflecting Language and Culture","title-short":"Place versus Space","volume":"7","author":[{"family":"Blaschke","given":"Thomas"},{"family":"Merschdorf","given":"Helena"},{"family":"Cabrera-Barona","given":"Pablo"},{"family":"Gao","given":"Song"},{"family":"Papadakis","given":"Emmanuel"},{"family":"Kovacs-Györi","given":"Anna"}],"issued":{"date-parts":[["2018",11]]},"citation-key":"blaschkePlaceSpacePoints2018"}}],"schema":"https://github.com/citation-style-language/schema/raw/master/csl-citation.json"} </w:instrText>
+      </w:r>
+      <w:r>
+        <w:rPr>
+          <w:lang w:val="en"/>
+        </w:rPr>
+        <w:fldChar w:fldCharType="separate"/>
+      </w:r>
+      <w:r>
+        <w:rPr>
+          <w:lang w:val="en"/>
+        </w:rPr>
+        <w:t>[24]</w:t>
+      </w:r>
+      <w:r>
+        <w:rPr>
+          <w:lang w:val="en"/>
+        </w:rPr>
+        <w:fldChar w:fldCharType="end"/>
+      </w:r>
+      <w:r>
+        <w:rPr>
+          <w:lang w:val="en"/>
+        </w:rPr>
+        <w:t xml:space="preserve">. An index is a reference to a point consisting of a pair of coordinates, a line consisting of an ordered set of points connected together once in sequence to form a line (the starting and ending points do not connect), or a polygon consisting of an ordered set of points connected together once in sequence with the starting and ending points connected together form a polygonal area </w:t>
+      </w:r>
+      <w:r>
+        <w:rPr>
+          <w:lang w:val="en"/>
+        </w:rPr>
+        <w:fldChar w:fldCharType="begin"/>
+      </w:r>
+      <w:r>
+        <w:rPr>
+          <w:lang w:val="en"/>
+        </w:rPr>
+        <w:instrText xml:space="preserve"> ADDIN ZOTERO_ITEM CSL_CITATION {"citationID":"P68EM19K","properties":{"formattedCitation":"[25]","plainCitation":"[25]","noteIndex":0},"citationItems":[{"id":2071,"uris":["http://zotero.org/users/6749620/items/BF47XPXY"],"itemData":{"id":2071,"type":"book","publisher":"CRC press","source":"Google Scholar","title":"Practical GIS analysis","author":[{"family":"Verbyla","given":"David L."}],"issued":{"date-parts":[["2002"]]},"citation-key":"verbylaPracticalGISAnalysis2002"}}],"schema":"https://github.com/citation-style-language/schema/raw/master/csl-citation.json"} </w:instrText>
+      </w:r>
+      <w:r>
+        <w:rPr>
+          <w:lang w:val="en"/>
+        </w:rPr>
+        <w:fldChar w:fldCharType="separate"/>
+      </w:r>
+      <w:r>
+        <w:rPr>
+          <w:lang w:val="en"/>
+        </w:rPr>
+        <w:t>[25]</w:t>
+      </w:r>
+      <w:r>
+        <w:rPr>
+          <w:lang w:val="en"/>
+        </w:rPr>
+        <w:fldChar w:fldCharType="end"/>
+      </w:r>
+      <w:r>
+        <w:rPr>
+          <w:lang w:val="en"/>
+        </w:rPr>
+        <w:t xml:space="preserve">. Thus, a point </w:t>
+      </w:r>
+      <m:oMath>
+        <m:r>
+          <w:rPr>
+            <w:rFonts w:ascii="Cambria Math" w:hAnsi="Cambria Math"/>
+            <w:lang w:val="en"/>
+          </w:rPr>
+          <m:t>P</m:t>
+        </m:r>
+      </m:oMath>
+      <w:r>
+        <w:rPr>
+          <w:lang w:val="en"/>
+        </w:rPr>
+        <w:t xml:space="preserve"> is represented as a pair of ordered coordinates </w:t>
+      </w:r>
+      <m:oMath>
+        <m:r>
+          <w:rPr>
+            <w:rFonts w:ascii="Cambria Math" w:hAnsi="Cambria Math"/>
+            <w:lang w:val="en"/>
+          </w:rPr>
+          <m:t>(a, b)</m:t>
+        </m:r>
+      </m:oMath>
+      <w:r>
+        <w:rPr>
+          <w:lang w:val="en"/>
+        </w:rPr>
+        <w:t>:</w:t>
+      </w:r>
+    </w:p>
+    <w:tbl>
+      <w:tblPr>
+        <w:tblW w:w="7859" w:type="dxa"/>
+        <w:tblInd w:w="2608" w:type="dxa"/>
+        <w:tblCellMar>
+          <w:left w:w="0" w:type="dxa"/>
+          <w:right w:w="0" w:type="dxa"/>
+        </w:tblCellMar>
+        <w:tblLook w:val="04A0" w:firstRow="1" w:lastRow="0" w:firstColumn="1" w:lastColumn="0" w:noHBand="0" w:noVBand="1"/>
+      </w:tblPr>
+      <w:tblGrid>
+        <w:gridCol w:w="7428"/>
+        <w:gridCol w:w="431"/>
+      </w:tblGrid>
+      <w:tr>
+        <w:tc>
+          <w:tcPr>
+            <w:tcW w:w="7428" w:type="dxa"/>
+          </w:tcPr>
+          <w:p>
+            <w:pPr>
+              <w:pStyle w:val="MDPI39equation"/>
+            </w:pPr>
+            <m:oMathPara>
+              <m:oMath>
+                <m:r>
+                  <w:rPr>
+                    <w:rFonts w:ascii="Cambria Math" w:hAnsi="Cambria Math"/>
+                    <w:lang w:val="en"/>
+                  </w:rPr>
+                  <w:lastRenderedPageBreak/>
+                  <m:t>P=(a,b)</m:t>
+                </m:r>
+              </m:oMath>
+            </m:oMathPara>
+          </w:p>
+        </w:tc>
+        <w:tc>
+          <w:tcPr>
+            <w:tcW w:w="431" w:type="dxa"/>
+            <w:vAlign w:val="center"/>
+          </w:tcPr>
+          <w:p>
+            <w:pPr>
+              <w:pStyle w:val="MDPI3aequationnumber"/>
+              <w:spacing w:line="260" w:lineRule="atLeast"/>
+            </w:pPr>
+            <w:r>
+              <w:t>(</w:t>
+            </w:r>
+            <w:r>
+              <w:t>2</w:t>
+            </w:r>
+            <w:r>
+              <w:t>)</w:t>
+            </w:r>
+          </w:p>
+        </w:tc>
+      </w:tr>
+    </w:tbl>
+    <w:p>
+      <w:pPr>
+        <w:pStyle w:val="MDPI31text"/>
+        <w:ind w:firstLine="0"/>
+        <w:rPr>
+          <w:lang w:val="en"/>
+        </w:rPr>
+      </w:pPr>
+      <w:r>
+        <w:rPr>
+          <w:lang w:val="en"/>
+        </w:rPr>
+        <w:t xml:space="preserve">These points can then be used to represent lines, where connected points </w:t>
+      </w:r>
+      <m:oMath>
+        <m:r>
+          <w:rPr>
+            <w:rFonts w:ascii="Cambria Math" w:hAnsi="Cambria Math"/>
+            <w:lang w:val="en"/>
+          </w:rPr>
+          <m:t>P</m:t>
+        </m:r>
+      </m:oMath>
+      <w:r>
+        <w:rPr>
+          <w:lang w:val="en"/>
+        </w:rPr>
+        <w:t xml:space="preserve"> are not closed (starting and ending points not connected), and polygons, where connected points </w:t>
+      </w:r>
+      <m:oMath>
+        <m:r>
+          <w:rPr>
+            <w:rFonts w:ascii="Cambria Math" w:hAnsi="Cambria Math"/>
+            <w:lang w:val="en"/>
+          </w:rPr>
+          <m:t>P</m:t>
+        </m:r>
+      </m:oMath>
+      <w:r>
+        <w:rPr>
+          <w:lang w:val="en"/>
+        </w:rPr>
+        <w:t xml:space="preserve"> are closed (starting and ending points connected):</w:t>
+      </w:r>
+    </w:p>
+    <w:tbl>
+      <w:tblPr>
+        <w:tblW w:w="7859" w:type="dxa"/>
+        <w:tblInd w:w="2608" w:type="dxa"/>
+        <w:tblCellMar>
+          <w:left w:w="0" w:type="dxa"/>
+          <w:right w:w="0" w:type="dxa"/>
+        </w:tblCellMar>
+        <w:tblLook w:val="04A0" w:firstRow="1" w:lastRow="0" w:firstColumn="1" w:lastColumn="0" w:noHBand="0" w:noVBand="1"/>
+      </w:tblPr>
+      <w:tblGrid>
+        <w:gridCol w:w="7428"/>
+        <w:gridCol w:w="431"/>
+      </w:tblGrid>
+      <w:tr>
+        <w:tc>
+          <w:tcPr>
+            <w:tcW w:w="7428" w:type="dxa"/>
+          </w:tcPr>
+          <w:p>
+            <w:pPr>
+              <w:pStyle w:val="MDPI39equation"/>
+            </w:pPr>
+            <m:oMathPara>
+              <m:oMath>
+                <m:r>
+                  <w:rPr>
+                    <w:rFonts w:ascii="Cambria Math" w:hAnsi="Cambria Math"/>
+                    <w:lang w:val="en"/>
+                  </w:rPr>
+                  <m:t>(</m:t>
+                </m:r>
+                <m:sSub>
+                  <m:sSubPr>
+                    <m:ctrlPr>
+                      <w:rPr>
+                        <w:rFonts w:ascii="Cambria Math" w:hAnsi="Cambria Math"/>
+                        <w:i/>
+                        <w:lang w:val="en"/>
+                      </w:rPr>
+                    </m:ctrlPr>
+                  </m:sSubPr>
+                  <m:e>
+                    <m:r>
+                      <w:rPr>
+                        <w:rFonts w:ascii="Cambria Math" w:hAnsi="Cambria Math"/>
+                        <w:lang w:val="en"/>
+                      </w:rPr>
+                      <m:t>P</m:t>
+                    </m:r>
+                  </m:e>
+                  <m:sub>
+                    <m:r>
+                      <w:rPr>
+                        <w:rFonts w:ascii="Cambria Math" w:hAnsi="Cambria Math"/>
+                        <w:lang w:val="en"/>
+                      </w:rPr>
+                      <m:t>1</m:t>
+                    </m:r>
+                  </m:sub>
+                </m:sSub>
+                <m:r>
+                  <m:rPr>
+                    <m:sty m:val="p"/>
+                  </m:rPr>
+                  <w:rPr>
+                    <w:rFonts w:ascii="Cambria Math" w:hAnsi="Cambria Math"/>
+                    <w:lang w:val="en"/>
+                  </w:rPr>
+                  <m:t>…</m:t>
+                </m:r>
+                <m:sSub>
+                  <m:sSubPr>
+                    <m:ctrlPr>
+                      <w:rPr>
+                        <w:rFonts w:ascii="Cambria Math" w:hAnsi="Cambria Math"/>
+                        <w:i/>
+                        <w:lang w:val="en"/>
+                      </w:rPr>
+                    </m:ctrlPr>
+                  </m:sSubPr>
+                  <m:e>
+                    <m:r>
+                      <w:rPr>
+                        <w:rFonts w:ascii="Cambria Math" w:hAnsi="Cambria Math"/>
+                        <w:lang w:val="en"/>
+                      </w:rPr>
+                      <m:t>P</m:t>
+                    </m:r>
+                  </m:e>
+                  <m:sub>
+                    <m:r>
+                      <w:rPr>
+                        <w:rFonts w:ascii="Cambria Math" w:hAnsi="Cambria Math"/>
+                        <w:lang w:val="en"/>
+                      </w:rPr>
+                      <m:t>n</m:t>
+                    </m:r>
+                  </m:sub>
+                </m:sSub>
+                <m:r>
+                  <m:rPr>
+                    <m:sty m:val="p"/>
+                  </m:rPr>
+                  <w:rPr>
+                    <w:rFonts w:ascii="Cambria Math" w:hAnsi="Cambria Math"/>
+                    <w:lang w:val="en"/>
+                  </w:rPr>
+                  <m:t>)</m:t>
+                </m:r>
+              </m:oMath>
+            </m:oMathPara>
+          </w:p>
+        </w:tc>
+        <w:tc>
+          <w:tcPr>
+            <w:tcW w:w="431" w:type="dxa"/>
+            <w:vAlign w:val="center"/>
+          </w:tcPr>
+          <w:p>
+            <w:pPr>
+              <w:pStyle w:val="MDPI3aequationnumber"/>
+              <w:spacing w:line="260" w:lineRule="atLeast"/>
+            </w:pPr>
+            <w:r>
+              <w:t>(</w:t>
+            </w:r>
+            <w:r>
+              <w:t>3</w:t>
+            </w:r>
+            <w:r>
+              <w:t>)</w:t>
+            </w:r>
+          </w:p>
+        </w:tc>
+      </w:tr>
+    </w:tbl>
+    <w:p>
+      <w:pPr>
+        <w:pStyle w:val="MDPI31text"/>
+        <w:ind w:firstLine="0"/>
+        <w:rPr>
+          <w:lang w:val="en"/>
+        </w:rPr>
+      </w:pPr>
+      <w:r>
+        <w:rPr>
+          <w:lang w:val="en"/>
+        </w:rPr>
+        <w:t xml:space="preserve">A point is then represented by a single pair of coordinates </w:t>
+      </w:r>
+      <m:oMath>
+        <m:r>
+          <w:rPr>
+            <w:rFonts w:ascii="Cambria Math" w:hAnsi="Cambria Math"/>
+            <w:lang w:val="en"/>
+          </w:rPr>
+          <m:t>P</m:t>
+        </m:r>
+      </m:oMath>
+      <w:r>
+        <w:rPr>
+          <w:lang w:val="en"/>
+        </w:rPr>
+        <w:t xml:space="preserve">, while lines and polygons are represented by multiple pairs of coordinates </w:t>
+      </w:r>
+      <m:oMath>
+        <m:sSub>
+          <m:sSubPr>
+            <m:ctrlPr>
+              <w:rPr>
+                <w:rFonts w:ascii="Cambria Math" w:hAnsi="Cambria Math"/>
+                <w:i/>
+                <w:lang w:val="en"/>
+              </w:rPr>
+            </m:ctrlPr>
+          </m:sSubPr>
+          <m:e>
+            <m:r>
+              <w:rPr>
+                <w:rFonts w:ascii="Cambria Math" w:hAnsi="Cambria Math"/>
+                <w:lang w:val="en"/>
+              </w:rPr>
+              <m:t>P</m:t>
+            </m:r>
+          </m:e>
+          <m:sub>
+            <m:r>
+              <w:rPr>
+                <w:rFonts w:ascii="Cambria Math" w:hAnsi="Cambria Math"/>
+                <w:lang w:val="en"/>
+              </w:rPr>
+              <m:t>1</m:t>
+            </m:r>
+          </m:sub>
+        </m:sSub>
+        <m:r>
+          <m:rPr>
+            <m:sty m:val="p"/>
+          </m:rPr>
+          <w:rPr>
+            <w:rFonts w:ascii="Cambria Math" w:hAnsi="Cambria Math"/>
+            <w:lang w:val="en"/>
+          </w:rPr>
+          <m:t>…</m:t>
+        </m:r>
+        <m:sSub>
+          <m:sSubPr>
+            <m:ctrlPr>
+              <w:rPr>
+                <w:rFonts w:ascii="Cambria Math" w:hAnsi="Cambria Math"/>
+                <w:i/>
+                <w:lang w:val="en"/>
+              </w:rPr>
+            </m:ctrlPr>
+          </m:sSubPr>
+          <m:e>
+            <m:r>
+              <w:rPr>
+                <w:rFonts w:ascii="Cambria Math" w:hAnsi="Cambria Math"/>
+                <w:lang w:val="en"/>
+              </w:rPr>
+              <m:t>P</m:t>
+            </m:r>
+          </m:e>
+          <m:sub>
+            <m:r>
+              <w:rPr>
+                <w:rFonts w:ascii="Cambria Math" w:hAnsi="Cambria Math"/>
+                <w:lang w:val="en"/>
+              </w:rPr>
+              <m:t>n</m:t>
+            </m:r>
+          </m:sub>
+        </m:sSub>
+      </m:oMath>
+      <w:r>
+        <w:rPr>
+          <w:lang w:val="en"/>
+        </w:rPr>
+        <w:t xml:space="preserve">. To simplify this concept, a geospatial object </w:t>
+      </w:r>
+      <m:oMath>
+        <m:r>
+          <w:rPr>
+            <w:rFonts w:ascii="Cambria Math" w:hAnsi="Cambria Math"/>
+            <w:lang w:val="en"/>
+          </w:rPr>
+          <m:t>G</m:t>
+        </m:r>
+      </m:oMath>
+      <w:r>
+        <w:rPr>
+          <w:lang w:val="en"/>
+        </w:rPr>
+        <w:t xml:space="preserve"> (points, lines, and polygons) can be defined as a one or more pairs of coordinates in order </w:t>
+      </w:r>
+      <m:oMath>
+        <m:d>
+          <m:dPr>
+            <m:ctrlPr>
+              <w:rPr>
+                <w:rFonts w:ascii="Cambria Math" w:hAnsi="Cambria Math"/>
+                <w:i/>
+                <w:lang w:val="en"/>
+              </w:rPr>
+            </m:ctrlPr>
+          </m:dPr>
+          <m:e>
+            <m:sSub>
+              <m:sSubPr>
+                <m:ctrlPr>
+                  <w:rPr>
+                    <w:rFonts w:ascii="Cambria Math" w:hAnsi="Cambria Math"/>
+                    <w:i/>
+                    <w:lang w:val="en"/>
+                  </w:rPr>
+                </m:ctrlPr>
+              </m:sSubPr>
+              <m:e>
+                <m:r>
+                  <w:rPr>
+                    <w:rFonts w:ascii="Cambria Math" w:hAnsi="Cambria Math"/>
+                    <w:lang w:val="en"/>
+                  </w:rPr>
+                  <m:t>P</m:t>
+                </m:r>
+              </m:e>
+              <m:sub>
+                <m:r>
+                  <w:rPr>
+                    <w:rFonts w:ascii="Cambria Math" w:hAnsi="Cambria Math"/>
+                    <w:lang w:val="en"/>
+                  </w:rPr>
+                  <m:t>1</m:t>
+                </m:r>
+              </m:sub>
+            </m:sSub>
+            <m:r>
+              <m:rPr>
+                <m:sty m:val="p"/>
+              </m:rPr>
+              <w:rPr>
+                <w:rFonts w:ascii="Cambria Math" w:hAnsi="Cambria Math"/>
+                <w:lang w:val="en"/>
+              </w:rPr>
+              <m:t>…</m:t>
+            </m:r>
+            <m:sSub>
+              <m:sSubPr>
+                <m:ctrlPr>
+                  <w:rPr>
+                    <w:rFonts w:ascii="Cambria Math" w:hAnsi="Cambria Math"/>
+                    <w:i/>
+                    <w:lang w:val="en"/>
+                  </w:rPr>
+                </m:ctrlPr>
+              </m:sSubPr>
+              <m:e>
+                <m:r>
+                  <w:rPr>
+                    <w:rFonts w:ascii="Cambria Math" w:hAnsi="Cambria Math"/>
+                    <w:lang w:val="en"/>
+                  </w:rPr>
+                  <m:t>P</m:t>
+                </m:r>
+              </m:e>
+              <m:sub>
+                <m:r>
+                  <w:rPr>
+                    <w:rFonts w:ascii="Cambria Math" w:hAnsi="Cambria Math"/>
+                    <w:lang w:val="en"/>
+                  </w:rPr>
+                  <m:t>n</m:t>
+                </m:r>
+              </m:sub>
+            </m:sSub>
+            <m:ctrlPr>
+              <w:rPr>
+                <w:rFonts w:ascii="Cambria Math" w:hAnsi="Cambria Math"/>
+                <w:lang w:val="en"/>
+              </w:rPr>
+            </m:ctrlPr>
+          </m:e>
+        </m:d>
+      </m:oMath>
+      <w:r>
+        <w:rPr>
+          <w:lang w:val="en"/>
+        </w:rPr>
+        <w:t>:</w:t>
+      </w:r>
+    </w:p>
+    <w:tbl>
+      <w:tblPr>
+        <w:tblW w:w="7859" w:type="dxa"/>
+        <w:tblInd w:w="2608" w:type="dxa"/>
+        <w:tblCellMar>
+          <w:left w:w="0" w:type="dxa"/>
+          <w:right w:w="0" w:type="dxa"/>
+        </w:tblCellMar>
+        <w:tblLook w:val="04A0" w:firstRow="1" w:lastRow="0" w:firstColumn="1" w:lastColumn="0" w:noHBand="0" w:noVBand="1"/>
+      </w:tblPr>
+      <w:tblGrid>
+        <w:gridCol w:w="7428"/>
+        <w:gridCol w:w="431"/>
+      </w:tblGrid>
+      <w:tr>
+        <w:tc>
+          <w:tcPr>
+            <w:tcW w:w="7428" w:type="dxa"/>
+          </w:tcPr>
+          <w:p>
+            <w:pPr>
+              <w:pStyle w:val="MDPI39equation"/>
+            </w:pPr>
+            <m:oMathPara>
+              <m:oMath>
+                <m:r>
+                  <w:rPr>
+                    <w:rFonts w:ascii="Cambria Math" w:hAnsi="Cambria Math"/>
+                    <w:lang w:val="en"/>
+                  </w:rPr>
+                  <m:t>G=</m:t>
+                </m:r>
+                <m:d>
+                  <m:dPr>
+                    <m:ctrlPr>
+                      <w:rPr>
+                        <w:rFonts w:ascii="Cambria Math" w:hAnsi="Cambria Math"/>
+                        <w:i/>
+                        <w:lang w:val="en"/>
+                      </w:rPr>
+                    </m:ctrlPr>
+                  </m:dPr>
+                  <m:e>
+                    <m:sSub>
+                      <m:sSubPr>
+                        <m:ctrlPr>
+                          <w:rPr>
+                            <w:rFonts w:ascii="Cambria Math" w:hAnsi="Cambria Math"/>
+                            <w:i/>
+                            <w:lang w:val="en"/>
+                          </w:rPr>
+                        </m:ctrlPr>
+                      </m:sSubPr>
+                      <m:e>
+                        <m:r>
+                          <w:rPr>
+                            <w:rFonts w:ascii="Cambria Math" w:hAnsi="Cambria Math"/>
+                            <w:lang w:val="en"/>
+                          </w:rPr>
+                          <m:t>P</m:t>
+                        </m:r>
+                      </m:e>
+                      <m:sub>
+                        <m:r>
+                          <w:rPr>
+                            <w:rFonts w:ascii="Cambria Math" w:hAnsi="Cambria Math"/>
+                            <w:lang w:val="en"/>
+                          </w:rPr>
+                          <m:t>1</m:t>
+                        </m:r>
+                      </m:sub>
+                    </m:sSub>
+                    <m:r>
+                      <m:rPr>
+                        <m:sty m:val="p"/>
+                      </m:rPr>
+                      <w:rPr>
+                        <w:rFonts w:ascii="Cambria Math" w:hAnsi="Cambria Math"/>
+                        <w:lang w:val="en"/>
+                      </w:rPr>
+                      <m:t>…</m:t>
+                    </m:r>
+                    <m:sSub>
+                      <m:sSubPr>
+                        <m:ctrlPr>
+                          <w:rPr>
+                            <w:rFonts w:ascii="Cambria Math" w:hAnsi="Cambria Math"/>
+                            <w:i/>
+                            <w:lang w:val="en"/>
+                          </w:rPr>
+                        </m:ctrlPr>
+                      </m:sSubPr>
+                      <m:e>
+                        <m:r>
+                          <w:rPr>
+                            <w:rFonts w:ascii="Cambria Math" w:hAnsi="Cambria Math"/>
+                            <w:lang w:val="en"/>
+                          </w:rPr>
+                          <m:t>P</m:t>
+                        </m:r>
+                      </m:e>
+                      <m:sub>
+                        <m:r>
+                          <w:rPr>
+                            <w:rFonts w:ascii="Cambria Math" w:hAnsi="Cambria Math"/>
+                            <w:lang w:val="en"/>
+                          </w:rPr>
+                          <m:t>n</m:t>
+                        </m:r>
+                      </m:sub>
+                    </m:sSub>
+                    <m:ctrlPr>
+                      <w:rPr>
+                        <w:rFonts w:ascii="Cambria Math" w:hAnsi="Cambria Math"/>
+                        <w:lang w:val="en"/>
+                      </w:rPr>
+                    </m:ctrlPr>
+                  </m:e>
+                </m:d>
+              </m:oMath>
+            </m:oMathPara>
+          </w:p>
+        </w:tc>
+        <w:tc>
+          <w:tcPr>
+            <w:tcW w:w="431" w:type="dxa"/>
+            <w:vAlign w:val="center"/>
+          </w:tcPr>
+          <w:p>
+            <w:pPr>
+              <w:pStyle w:val="MDPI3aequationnumber"/>
+              <w:spacing w:line="260" w:lineRule="atLeast"/>
+            </w:pPr>
+            <w:r>
+              <w:t>(</w:t>
+            </w:r>
+            <w:r>
+              <w:t>4</w:t>
+            </w:r>
+            <w:r>
+              <w:t>)</w:t>
+            </w:r>
+          </w:p>
+        </w:tc>
+      </w:tr>
+    </w:tbl>
+    <w:p>
+      <w:pPr>
+        <w:pStyle w:val="MDPI31text"/>
+        <w:ind w:firstLine="0"/>
+        <w:rPr>
+          <w:lang w:val="en"/>
+        </w:rPr>
+      </w:pPr>
+      <w:r>
+        <w:rPr>
+          <w:lang w:val="en"/>
+        </w:rPr>
+        <w:t xml:space="preserve">The </w:t>
+      </w:r>
+      <m:oMath>
+        <m:r>
+          <w:rPr>
+            <w:rFonts w:ascii="Cambria Math" w:hAnsi="Cambria Math"/>
+            <w:lang w:val="en"/>
+          </w:rPr>
+          <m:t>i</m:t>
+        </m:r>
+      </m:oMath>
+      <w:r>
+        <w:rPr>
+          <w:lang w:val="en"/>
+        </w:rPr>
+        <w:t xml:space="preserve">th location component </w:t>
+      </w:r>
+      <m:oMath>
+        <m:r>
+          <w:rPr>
+            <w:rFonts w:ascii="Cambria Math" w:hAnsi="Cambria Math"/>
+            <w:lang w:val="en"/>
+          </w:rPr>
+          <m:t>L</m:t>
+        </m:r>
+      </m:oMath>
+      <w:r>
+        <w:rPr>
+          <w:lang w:val="en"/>
+        </w:rPr>
+        <w:t xml:space="preserve"> for geo-</w:t>
+      </w:r>
+      <w:r>
+        <w:rPr>
+          <w:lang w:val="en"/>
+        </w:rPr>
+        <w:t>interven</w:t>
+      </w:r>
+      <w:r>
+        <w:rPr>
+          <w:lang w:val="en"/>
+        </w:rPr>
+        <w:t>t</w:t>
+      </w:r>
+      <w:r>
+        <w:rPr>
+          <w:lang w:val="en"/>
+        </w:rPr>
+        <w:t>ions</w:t>
+      </w:r>
+      <w:r>
+        <w:rPr>
+          <w:lang w:val="en"/>
+        </w:rPr>
+        <w:t xml:space="preserve"> can then be represented as a unique geospatial object:</w:t>
+      </w:r>
+    </w:p>
+    <w:tbl>
+      <w:tblPr>
+        <w:tblW w:w="7859" w:type="dxa"/>
+        <w:tblInd w:w="2608" w:type="dxa"/>
+        <w:tblCellMar>
+          <w:left w:w="0" w:type="dxa"/>
+          <w:right w:w="0" w:type="dxa"/>
+        </w:tblCellMar>
+        <w:tblLook w:val="04A0" w:firstRow="1" w:lastRow="0" w:firstColumn="1" w:lastColumn="0" w:noHBand="0" w:noVBand="1"/>
+      </w:tblPr>
+      <w:tblGrid>
+        <w:gridCol w:w="7428"/>
+        <w:gridCol w:w="431"/>
+      </w:tblGrid>
+      <w:tr>
+        <w:tc>
+          <w:tcPr>
+            <w:tcW w:w="7428" w:type="dxa"/>
+          </w:tcPr>
+          <w:p>
+            <w:pPr>
+              <w:pStyle w:val="MDPI39equation"/>
+            </w:pPr>
+            <m:oMathPara>
+              <m:oMath>
+                <m:sSub>
+                  <m:sSubPr>
+                    <m:ctrlPr>
+                      <w:rPr>
+                        <w:rFonts w:ascii="Cambria Math" w:hAnsi="Cambria Math"/>
+                        <w:i/>
+                        <w:lang w:val="en"/>
+                      </w:rPr>
+                    </m:ctrlPr>
+                  </m:sSubPr>
+                  <m:e>
+                    <m:r>
+                      <w:rPr>
+                        <w:rFonts w:ascii="Cambria Math" w:hAnsi="Cambria Math"/>
+                        <w:lang w:val="en"/>
+                      </w:rPr>
+                      <m:t>L</m:t>
+                    </m:r>
+                  </m:e>
+                  <m:sub>
+                    <m:r>
+                      <w:rPr>
+                        <w:rFonts w:ascii="Cambria Math" w:hAnsi="Cambria Math"/>
+                        <w:lang w:val="en"/>
+                      </w:rPr>
+                      <m:t>i</m:t>
+                    </m:r>
+                  </m:sub>
+                </m:sSub>
+                <m:r>
+                  <w:rPr>
+                    <w:rFonts w:ascii="Cambria Math" w:hAnsi="Cambria Math"/>
+                    <w:lang w:val="en"/>
+                  </w:rPr>
+                  <m:t xml:space="preserve">= </m:t>
+                </m:r>
+                <m:sSub>
+                  <m:sSubPr>
+                    <m:ctrlPr>
+                      <w:rPr>
+                        <w:rFonts w:ascii="Cambria Math" w:hAnsi="Cambria Math"/>
+                        <w:i/>
+                        <w:lang w:val="en"/>
+                      </w:rPr>
+                    </m:ctrlPr>
+                  </m:sSubPr>
+                  <m:e>
+                    <m:r>
+                      <w:rPr>
+                        <w:rFonts w:ascii="Cambria Math" w:hAnsi="Cambria Math"/>
+                        <w:lang w:val="en"/>
+                      </w:rPr>
+                      <m:t>(P</m:t>
+                    </m:r>
+                  </m:e>
+                  <m:sub>
+                    <m:r>
+                      <w:rPr>
+                        <w:rFonts w:ascii="Cambria Math" w:hAnsi="Cambria Math"/>
+                        <w:lang w:val="en"/>
+                      </w:rPr>
+                      <m:t>1</m:t>
+                    </m:r>
+                  </m:sub>
+                </m:sSub>
+                <m:r>
+                  <m:rPr>
+                    <m:sty m:val="p"/>
+                  </m:rPr>
+                  <w:rPr>
+                    <w:rFonts w:ascii="Cambria Math" w:hAnsi="Cambria Math"/>
+                    <w:lang w:val="en"/>
+                  </w:rPr>
+                  <m:t>…</m:t>
+                </m:r>
+                <m:sSub>
+                  <m:sSubPr>
+                    <m:ctrlPr>
+                      <w:rPr>
+                        <w:rFonts w:ascii="Cambria Math" w:hAnsi="Cambria Math"/>
+                        <w:lang w:val="en"/>
+                      </w:rPr>
+                    </m:ctrlPr>
+                  </m:sSubPr>
+                  <m:e>
+                    <m:r>
+                      <w:rPr>
+                        <w:rFonts w:ascii="Cambria Math" w:hAnsi="Cambria Math"/>
+                        <w:lang w:val="en"/>
+                      </w:rPr>
+                      <m:t>P</m:t>
+                    </m:r>
+                  </m:e>
+                  <m:sub>
+                    <m:r>
+                      <w:rPr>
+                        <w:rFonts w:ascii="Cambria Math" w:hAnsi="Cambria Math"/>
+                        <w:lang w:val="en"/>
+                      </w:rPr>
+                      <m:t>n</m:t>
+                    </m:r>
+                  </m:sub>
+                </m:sSub>
+                <m:r>
+                  <w:rPr>
+                    <w:rFonts w:ascii="Cambria Math" w:hAnsi="Cambria Math"/>
+                    <w:lang w:val="en"/>
+                  </w:rPr>
+                  <m:t>)</m:t>
+                </m:r>
+              </m:oMath>
+            </m:oMathPara>
+          </w:p>
+        </w:tc>
+        <w:tc>
+          <w:tcPr>
+            <w:tcW w:w="431" w:type="dxa"/>
+            <w:vAlign w:val="center"/>
+          </w:tcPr>
+          <w:p>
+            <w:pPr>
+              <w:pStyle w:val="MDPI3aequationnumber"/>
+              <w:spacing w:line="260" w:lineRule="atLeast"/>
+            </w:pPr>
+            <w:r>
+              <w:t>(</w:t>
+            </w:r>
+            <w:r>
+              <w:t>5</w:t>
+            </w:r>
+            <w:r>
+              <w:t>)</w:t>
+            </w:r>
+          </w:p>
+        </w:tc>
+      </w:tr>
+    </w:tbl>
+    <w:p>
+      <w:pPr>
+        <w:pStyle w:val="MDPI31text"/>
+        <w:ind w:firstLine="0"/>
+        <w:rPr>
+          <w:lang w:val="en"/>
+        </w:rPr>
+      </w:pPr>
+      <w:r>
+        <w:rPr>
+          <w:lang w:val="en"/>
+        </w:rPr>
+        <w:t>Thus, e</w:t>
+      </w:r>
+      <w:r>
+        <w:rPr>
+          <w:lang w:val="en"/>
+        </w:rPr>
+        <w:t xml:space="preserve">ach action </w:t>
+      </w:r>
+      <m:oMath>
+        <m:r>
+          <w:rPr>
+            <w:rFonts w:ascii="Cambria Math" w:hAnsi="Cambria Math"/>
+            <w:lang w:val="en"/>
+          </w:rPr>
+          <m:t>A</m:t>
+        </m:r>
+      </m:oMath>
+      <w:r>
+        <w:rPr>
+          <w:lang w:val="en"/>
+        </w:rPr>
+        <w:t xml:space="preserve"> as described in Section </w:t>
+      </w:r>
+      <w:r>
+        <w:rPr>
+          <w:lang w:val="en"/>
+        </w:rPr>
+        <w:t>2.1.1</w:t>
+      </w:r>
+      <w:r>
+        <w:rPr>
+          <w:lang w:val="en"/>
+        </w:rPr>
+        <w:t xml:space="preserve"> has a location </w:t>
+      </w:r>
+      <m:oMath>
+        <m:r>
+          <w:rPr>
+            <w:rFonts w:ascii="Cambria Math" w:hAnsi="Cambria Math"/>
+            <w:lang w:val="en"/>
+          </w:rPr>
+          <m:t>L</m:t>
+        </m:r>
+      </m:oMath>
+      <w:r>
+        <w:rPr>
+          <w:lang w:val="en"/>
+        </w:rPr>
+        <w:t xml:space="preserve"> referenced by</w:t>
+      </w:r>
+      <w:r>
+        <w:rPr>
+          <w:lang w:val="en"/>
+        </w:rPr>
+        <w:t xml:space="preserve"> index</w:t>
+      </w:r>
+      <w:r>
+        <w:rPr>
+          <w:lang w:val="en"/>
+        </w:rPr>
+        <w:t xml:space="preserve"> </w:t>
+      </w:r>
+      <m:oMath>
+        <m:r>
+          <w:rPr>
+            <w:rFonts w:ascii="Cambria Math" w:hAnsi="Cambria Math"/>
+            <w:lang w:val="en"/>
+          </w:rPr>
+          <m:t>i</m:t>
+        </m:r>
+      </m:oMath>
+      <w:r>
+        <w:rPr>
+          <w:lang w:val="en"/>
+        </w:rPr>
+        <w:t>:</w:t>
+      </w:r>
+    </w:p>
+    <w:tbl>
+      <w:tblPr>
+        <w:tblW w:w="7859" w:type="dxa"/>
+        <w:tblInd w:w="2608" w:type="dxa"/>
+        <w:tblCellMar>
+          <w:left w:w="0" w:type="dxa"/>
+          <w:right w:w="0" w:type="dxa"/>
+        </w:tblCellMar>
+        <w:tblLook w:val="04A0" w:firstRow="1" w:lastRow="0" w:firstColumn="1" w:lastColumn="0" w:noHBand="0" w:noVBand="1"/>
+      </w:tblPr>
+      <w:tblGrid>
+        <w:gridCol w:w="7428"/>
+        <w:gridCol w:w="431"/>
+      </w:tblGrid>
+      <w:tr>
+        <w:tc>
+          <w:tcPr>
+            <w:tcW w:w="7428" w:type="dxa"/>
+          </w:tcPr>
+          <w:p>
+            <w:pPr>
+              <w:pStyle w:val="MDPI39equation"/>
+            </w:pPr>
+            <m:oMathPara>
+              <m:oMath>
+                <m:sSub>
+                  <m:sSubPr>
+                    <m:ctrlPr>
+                      <w:rPr>
+                        <w:rFonts w:ascii="Cambria Math" w:hAnsi="Cambria Math"/>
+                        <w:i/>
+                        <w:lang w:val="en"/>
+                      </w:rPr>
+                    </m:ctrlPr>
+                  </m:sSubPr>
+                  <m:e>
+                    <m:r>
+                      <w:rPr>
+                        <w:rFonts w:ascii="Cambria Math" w:hAnsi="Cambria Math"/>
+                        <w:lang w:val="en"/>
+                      </w:rPr>
+                      <m:t>A</m:t>
+                    </m:r>
+                  </m:e>
+                  <m:sub>
+                    <m:r>
+                      <w:rPr>
+                        <w:rFonts w:ascii="Cambria Math" w:hAnsi="Cambria Math"/>
+                        <w:lang w:val="en"/>
+                      </w:rPr>
+                      <m:t>i</m:t>
+                    </m:r>
+                  </m:sub>
+                </m:sSub>
+              </m:oMath>
+            </m:oMathPara>
+          </w:p>
+        </w:tc>
+        <w:tc>
+          <w:tcPr>
+            <w:tcW w:w="431" w:type="dxa"/>
+            <w:vAlign w:val="center"/>
+          </w:tcPr>
+          <w:p>
+            <w:pPr>
+              <w:pStyle w:val="MDPI3aequationnumber"/>
+              <w:spacing w:line="260" w:lineRule="atLeast"/>
+            </w:pPr>
+            <w:r>
+              <w:t>(</w:t>
+            </w:r>
+            <w:r>
+              <w:t>6</w:t>
+            </w:r>
+            <w:r>
+              <w:t>)</w:t>
+            </w:r>
+          </w:p>
+        </w:tc>
+      </w:tr>
+    </w:tbl>
+    <w:p>
+      <w:pPr>
+        <w:pStyle w:val="MDPI31text"/>
+        <w:ind w:firstLine="0"/>
+        <w:rPr>
+          <w:lang w:val="en"/>
+        </w:rPr>
+      </w:pPr>
+      <w:r>
+        <w:rPr>
+          <w:lang w:val="en"/>
+        </w:rPr>
+        <w:t xml:space="preserve">Some examples of locations for actions include an increase in the number of stop signs (the actions) at specific intersections (the locations represented by points), an increase in the frequency of police patrols (the actions) at </w:t>
+      </w:r>
+      <w:proofErr w:type="gramStart"/>
+      <w:r>
+        <w:rPr>
+          <w:lang w:val="en"/>
+        </w:rPr>
+        <w:t>particular neighborhoods</w:t>
+      </w:r>
+      <w:proofErr w:type="gramEnd"/>
+      <w:r>
+        <w:rPr>
+          <w:lang w:val="en"/>
+        </w:rPr>
+        <w:t xml:space="preserve"> (the locations represented by polygons), and a decrease in road widths for certain streets (the locations represented by lines).</w:t>
       </w:r>
     </w:p>
     <w:p>
       <w:pPr>
-        <w:pStyle w:val="MDPI31text"/>
-        <w:rPr>
-          <w:lang w:val="en"/>
-        </w:rPr>
-      </w:pPr>
-      <w:r>
-        <w:rPr>
-          <w:lang w:val="en"/>
-        </w:rPr>
-        <w:t>x.</w:t>
+        <w:pStyle w:val="MDPI23heading3"/>
+        <w:rPr>
+          <w:lang w:val="en"/>
+        </w:rPr>
+      </w:pPr>
+      <w:r>
+        <w:t>2.1.</w:t>
+      </w:r>
+      <w:r>
+        <w:t>3</w:t>
+      </w:r>
+      <w:r>
+        <w:t xml:space="preserve">. </w:t>
+      </w:r>
+      <w:r>
+        <w:t>Outcomes</w:t>
       </w:r>
     </w:p>
     <w:p>
       <w:pPr>
-        <w:pStyle w:val="MDPI23heading3"/>
-        <w:rPr>
-          <w:lang w:val="en"/>
-        </w:rPr>
-      </w:pPr>
-      <w:r>
-        <w:t>2.1.</w:t>
-      </w:r>
-      <w:r>
-        <w:t>3</w:t>
-      </w:r>
-      <w:r>
-        <w:t xml:space="preserve">. </w:t>
-      </w:r>
-      <w:r>
-        <w:t>Outcomes</w:t>
+        <w:pStyle w:val="MDPI31text"/>
+        <w:rPr>
+          <w:lang w:val="en"/>
+        </w:rPr>
+      </w:pPr>
+      <w:r>
+        <w:rPr>
+          <w:lang w:val="en"/>
+        </w:rPr>
+        <w:t xml:space="preserve">The third component (outcome) involves a set of quantitative values representing entities, phenomena, or their characteristics that have a relationship to the actions described in Section </w:t>
+      </w:r>
+      <w:r>
+        <w:rPr>
+          <w:lang w:val="en"/>
+        </w:rPr>
+        <w:fldChar w:fldCharType="begin"/>
+      </w:r>
+      <w:r>
+        <w:rPr>
+          <w:lang w:val="en"/>
+        </w:rPr>
+        <w:instrText xml:space="preserve"> REF _Ref125239526 \r \h  \* MERGEFORMAT </w:instrText>
+      </w:r>
+      <w:r>
+        <w:rPr>
+          <w:lang w:val="en"/>
+        </w:rPr>
+      </w:r>
+      <w:r>
+        <w:rPr>
+          <w:lang w:val="en"/>
+        </w:rPr>
+        <w:fldChar w:fldCharType="separate"/>
+      </w:r>
+      <w:r>
+        <w:rPr>
+          <w:lang w:val="en"/>
+        </w:rPr>
+        <w:t>3.1.1</w:t>
+      </w:r>
+      <w:r>
+        <w:rPr>
+          <w:lang w:val="en"/>
+        </w:rPr>
+        <w:fldChar w:fldCharType="end"/>
+      </w:r>
+      <w:r>
+        <w:rPr>
+          <w:lang w:val="en"/>
+        </w:rPr>
+        <w:t xml:space="preserve">, such that a change in the actions creates a change in the outcome’s quantitative values. In most cases, the actions are assumed to change the outcome based on models, empirical evidence, and theories that represent a quantitative relationship between the actions and the outcomes. This assumption can be expressed as the outcome </w:t>
+      </w:r>
+      <m:oMath>
+        <m:r>
+          <w:rPr>
+            <w:rFonts w:ascii="Cambria Math" w:hAnsi="Cambria Math"/>
+            <w:lang w:val="en"/>
+          </w:rPr>
+          <m:t>Y</m:t>
+        </m:r>
+      </m:oMath>
+      <w:r>
+        <w:rPr>
+          <w:lang w:val="en"/>
+        </w:rPr>
+        <w:t xml:space="preserve"> being a function of actions </w:t>
+      </w:r>
+      <m:oMath>
+        <m:r>
+          <w:rPr>
+            <w:rFonts w:ascii="Cambria Math" w:hAnsi="Cambria Math"/>
+            <w:lang w:val="en"/>
+          </w:rPr>
+          <m:t>A</m:t>
+        </m:r>
+      </m:oMath>
+      <w:r>
+        <w:rPr>
+          <w:lang w:val="en"/>
+        </w:rPr>
+        <w:t xml:space="preserve"> at location </w:t>
+      </w:r>
+      <m:oMath>
+        <m:r>
+          <w:rPr>
+            <w:rFonts w:ascii="Cambria Math" w:hAnsi="Cambria Math"/>
+            <w:lang w:val="en"/>
+          </w:rPr>
+          <m:t>i</m:t>
+        </m:r>
+      </m:oMath>
+      <w:r>
+        <w:rPr>
+          <w:lang w:val="en"/>
+        </w:rPr>
+        <w:t>:</w:t>
+      </w:r>
+    </w:p>
+    <w:tbl>
+      <w:tblPr>
+        <w:tblW w:w="7859" w:type="dxa"/>
+        <w:tblInd w:w="2608" w:type="dxa"/>
+        <w:tblCellMar>
+          <w:left w:w="0" w:type="dxa"/>
+          <w:right w:w="0" w:type="dxa"/>
+        </w:tblCellMar>
+        <w:tblLook w:val="04A0" w:firstRow="1" w:lastRow="0" w:firstColumn="1" w:lastColumn="0" w:noHBand="0" w:noVBand="1"/>
+      </w:tblPr>
+      <w:tblGrid>
+        <w:gridCol w:w="7428"/>
+        <w:gridCol w:w="431"/>
+      </w:tblGrid>
+      <w:tr>
+        <w:tc>
+          <w:tcPr>
+            <w:tcW w:w="7428" w:type="dxa"/>
+          </w:tcPr>
+          <w:p>
+            <w:pPr>
+              <w:pStyle w:val="MDPI39equation"/>
+            </w:pPr>
+            <m:oMathPara>
+              <m:oMath>
+                <m:sSub>
+                  <m:sSubPr>
+                    <m:ctrlPr>
+                      <w:rPr>
+                        <w:rFonts w:ascii="Cambria Math" w:hAnsi="Cambria Math"/>
+                        <w:i/>
+                        <w:lang w:val="en"/>
+                      </w:rPr>
+                    </m:ctrlPr>
+                  </m:sSubPr>
+                  <m:e>
+                    <m:r>
+                      <w:rPr>
+                        <w:rFonts w:ascii="Cambria Math" w:hAnsi="Cambria Math"/>
+                        <w:lang w:val="en"/>
+                      </w:rPr>
+                      <m:t>Y</m:t>
+                    </m:r>
+                  </m:e>
+                  <m:sub>
+                    <m:r>
+                      <w:rPr>
+                        <w:rFonts w:ascii="Cambria Math" w:hAnsi="Cambria Math"/>
+                        <w:lang w:val="en"/>
+                      </w:rPr>
+                      <m:t>i</m:t>
+                    </m:r>
+                  </m:sub>
+                </m:sSub>
+                <m:r>
+                  <w:rPr>
+                    <w:rFonts w:ascii="Cambria Math" w:hAnsi="Cambria Math"/>
+                    <w:lang w:val="en"/>
+                  </w:rPr>
+                  <m:t>= f(</m:t>
+                </m:r>
+                <m:sSub>
+                  <m:sSubPr>
+                    <m:ctrlPr>
+                      <w:rPr>
+                        <w:rFonts w:ascii="Cambria Math" w:hAnsi="Cambria Math"/>
+                        <w:i/>
+                        <w:lang w:val="en"/>
+                      </w:rPr>
+                    </m:ctrlPr>
+                  </m:sSubPr>
+                  <m:e>
+                    <m:r>
+                      <w:rPr>
+                        <w:rFonts w:ascii="Cambria Math" w:hAnsi="Cambria Math"/>
+                        <w:lang w:val="en"/>
+                      </w:rPr>
+                      <m:t>A</m:t>
+                    </m:r>
+                  </m:e>
+                  <m:sub>
+                    <m:r>
+                      <w:rPr>
+                        <w:rFonts w:ascii="Cambria Math" w:hAnsi="Cambria Math"/>
+                        <w:lang w:val="en"/>
+                      </w:rPr>
+                      <m:t>i</m:t>
+                    </m:r>
+                  </m:sub>
+                </m:sSub>
+                <m:r>
+                  <w:rPr>
+                    <w:rFonts w:ascii="Cambria Math" w:hAnsi="Cambria Math"/>
+                    <w:lang w:val="en"/>
+                  </w:rPr>
+                  <m:t xml:space="preserve">) </m:t>
+                </m:r>
+              </m:oMath>
+            </m:oMathPara>
+          </w:p>
+        </w:tc>
+        <w:tc>
+          <w:tcPr>
+            <w:tcW w:w="431" w:type="dxa"/>
+            <w:vAlign w:val="center"/>
+          </w:tcPr>
+          <w:p>
+            <w:pPr>
+              <w:pStyle w:val="MDPI3aequationnumber"/>
+              <w:spacing w:line="260" w:lineRule="atLeast"/>
+            </w:pPr>
+            <w:r>
+              <w:t>(</w:t>
+            </w:r>
+            <w:r>
+              <w:t>7</w:t>
+            </w:r>
+            <w:r>
+              <w:t>)</w:t>
+            </w:r>
+          </w:p>
+        </w:tc>
+      </w:tr>
+    </w:tbl>
+    <w:p>
+      <w:pPr>
+        <w:pStyle w:val="MDPI31text"/>
+        <w:ind w:firstLine="0"/>
+        <w:rPr>
+          <w:lang w:val="en"/>
+        </w:rPr>
+      </w:pPr>
+      <w:r>
+        <w:rPr>
+          <w:lang w:val="en"/>
+        </w:rPr>
+        <w:t xml:space="preserve">That is, given a location referenced by </w:t>
+      </w:r>
+      <m:oMath>
+        <m:r>
+          <w:rPr>
+            <w:rFonts w:ascii="Cambria Math" w:hAnsi="Cambria Math"/>
+            <w:lang w:val="en"/>
+          </w:rPr>
+          <m:t>i</m:t>
+        </m:r>
+      </m:oMath>
+      <w:r>
+        <w:rPr>
+          <w:lang w:val="en"/>
+        </w:rPr>
+        <w:t xml:space="preserve"> (where the location is represented as a geospatial object as seen in Equation </w:t>
+      </w:r>
+      <w:r>
+        <w:rPr>
+          <w:lang w:val="en"/>
+        </w:rPr>
+        <w:fldChar w:fldCharType="begin"/>
+      </w:r>
+      <w:r>
+        <w:rPr>
+          <w:lang w:val="en"/>
+        </w:rPr>
+        <w:instrText xml:space="preserve"> REF _Ref125246064 \h  \* MERGEFORMAT </w:instrText>
+      </w:r>
+      <w:r>
+        <w:rPr>
+          <w:lang w:val="en"/>
+        </w:rPr>
+      </w:r>
+      <w:r>
+        <w:rPr>
+          <w:lang w:val="en"/>
+        </w:rPr>
+        <w:fldChar w:fldCharType="separate"/>
+      </w:r>
+      <w:r>
+        <w:rPr>
+          <w:lang w:val="en"/>
+        </w:rPr>
+        <w:t>(6)</w:t>
+      </w:r>
+      <w:r>
+        <w:rPr>
+          <w:lang w:val="en"/>
+        </w:rPr>
+        <w:fldChar w:fldCharType="end"/>
+      </w:r>
+      <w:r>
+        <w:rPr>
+          <w:lang w:val="en"/>
+        </w:rPr>
+        <w:t xml:space="preserve">), the outcome </w:t>
+      </w:r>
+      <m:oMath>
+        <m:r>
+          <w:rPr>
+            <w:rFonts w:ascii="Cambria Math" w:hAnsi="Cambria Math"/>
+            <w:lang w:val="en"/>
+          </w:rPr>
+          <m:t>y</m:t>
+        </m:r>
+      </m:oMath>
+      <w:r>
+        <w:rPr>
+          <w:lang w:val="en"/>
+        </w:rPr>
+        <w:t xml:space="preserve"> changes depending on the actions </w:t>
+      </w:r>
+      <m:oMath>
+        <m:r>
+          <w:rPr>
+            <w:rFonts w:ascii="Cambria Math" w:hAnsi="Cambria Math"/>
+            <w:lang w:val="en"/>
+          </w:rPr>
+          <m:t>A</m:t>
+        </m:r>
+      </m:oMath>
+      <w:r>
+        <w:rPr>
+          <w:lang w:val="en"/>
+        </w:rPr>
+        <w:t>. An outcome at a location is therefore any set of quantitative values that change based on the actions applied at the same location. Some examples of outcomes include the number of traffic collisions (the outcome) at different intersections (the locations) given a change in road widths (the action), and the number of violent crime occurrences (the outcome) for each neighborhood (the locations) given a change in police patrol frequency (the action). The first main problem then becomes finding a function (e.g., algorithm or model) that accepts the actions applied at different locations as input, and most accurately produces outcomes as the output — in other words, to construct a model of outcomes for geo-interventions. The second main problem is to find the optimal set of actions to produce the most desirable outcomes — to generate and design potential geo-interventions as described in Sectio</w:t>
+      </w:r>
+      <w:r>
+        <w:rPr>
+          <w:lang w:val="en"/>
+        </w:rPr>
+        <w:t>n 2.1.4</w:t>
+      </w:r>
+      <w:r>
+        <w:rPr>
+          <w:lang w:val="en"/>
+        </w:rPr>
+        <w:t>.</w:t>
       </w:r>
     </w:p>
     <w:p>
@@ -2207,7 +4305,2090 @@
         <w:rPr>
           <w:lang w:val="en"/>
         </w:rPr>
-        <w:t>x.</w:t>
+        <w:t xml:space="preserve">The first main problem is to build a model of outcomes for geo-interventions. This involves capturing relevant and available variables holding quantitative values that have or assumed to have a relationship with a target outcome at different locations. In this case, </w:t>
+      </w:r>
+      <w:r>
+        <w:rPr>
+          <w:lang w:val="en"/>
+        </w:rPr>
+        <w:lastRenderedPageBreak/>
+        <w:t xml:space="preserve">a general outcome model can be expressed as the outcome </w:t>
+      </w:r>
+      <m:oMath>
+        <m:r>
+          <w:rPr>
+            <w:rFonts w:ascii="Cambria Math" w:hAnsi="Cambria Math"/>
+            <w:lang w:val="en"/>
+          </w:rPr>
+          <m:t>Y</m:t>
+        </m:r>
+      </m:oMath>
+      <w:r>
+        <w:rPr>
+          <w:lang w:val="en"/>
+        </w:rPr>
+        <w:t xml:space="preserve"> being a function of variables </w:t>
+      </w:r>
+      <m:oMath>
+        <m:sSub>
+          <m:sSubPr>
+            <m:ctrlPr>
+              <w:rPr>
+                <w:rFonts w:ascii="Cambria Math" w:hAnsi="Cambria Math"/>
+                <w:i/>
+                <w:lang w:val="en"/>
+              </w:rPr>
+            </m:ctrlPr>
+          </m:sSubPr>
+          <m:e>
+            <m:r>
+              <w:rPr>
+                <w:rFonts w:ascii="Cambria Math" w:hAnsi="Cambria Math"/>
+                <w:lang w:val="en"/>
+              </w:rPr>
+              <m:t>x</m:t>
+            </m:r>
+          </m:e>
+          <m:sub>
+            <m:r>
+              <w:rPr>
+                <w:rFonts w:ascii="Cambria Math" w:hAnsi="Cambria Math"/>
+                <w:lang w:val="en"/>
+              </w:rPr>
+              <m:t>1</m:t>
+            </m:r>
+          </m:sub>
+        </m:sSub>
+        <m:r>
+          <m:rPr>
+            <m:sty m:val="p"/>
+          </m:rPr>
+          <w:rPr>
+            <w:rFonts w:ascii="Cambria Math" w:hAnsi="Cambria Math"/>
+            <w:lang w:val="en"/>
+          </w:rPr>
+          <m:t>…</m:t>
+        </m:r>
+        <m:sSub>
+          <m:sSubPr>
+            <m:ctrlPr>
+              <w:rPr>
+                <w:rFonts w:ascii="Cambria Math" w:hAnsi="Cambria Math"/>
+                <w:lang w:val="en"/>
+              </w:rPr>
+            </m:ctrlPr>
+          </m:sSubPr>
+          <m:e>
+            <m:r>
+              <w:rPr>
+                <w:rFonts w:ascii="Cambria Math" w:hAnsi="Cambria Math"/>
+                <w:lang w:val="en"/>
+              </w:rPr>
+              <m:t>x</m:t>
+            </m:r>
+          </m:e>
+          <m:sub>
+            <m:r>
+              <w:rPr>
+                <w:rFonts w:ascii="Cambria Math" w:hAnsi="Cambria Math"/>
+                <w:lang w:val="en"/>
+              </w:rPr>
+              <m:t>n</m:t>
+            </m:r>
+          </m:sub>
+        </m:sSub>
+      </m:oMath>
+      <w:r>
+        <w:rPr>
+          <w:lang w:val="en"/>
+        </w:rPr>
+        <w:t>:</w:t>
+      </w:r>
+    </w:p>
+    <w:tbl>
+      <w:tblPr>
+        <w:tblW w:w="7859" w:type="dxa"/>
+        <w:tblInd w:w="2608" w:type="dxa"/>
+        <w:tblCellMar>
+          <w:left w:w="0" w:type="dxa"/>
+          <w:right w:w="0" w:type="dxa"/>
+        </w:tblCellMar>
+        <w:tblLook w:val="04A0" w:firstRow="1" w:lastRow="0" w:firstColumn="1" w:lastColumn="0" w:noHBand="0" w:noVBand="1"/>
+      </w:tblPr>
+      <w:tblGrid>
+        <w:gridCol w:w="7428"/>
+        <w:gridCol w:w="431"/>
+      </w:tblGrid>
+      <w:tr>
+        <w:tc>
+          <w:tcPr>
+            <w:tcW w:w="7428" w:type="dxa"/>
+          </w:tcPr>
+          <w:p>
+            <w:pPr>
+              <w:pStyle w:val="MDPI39equation"/>
+            </w:pPr>
+            <m:oMathPara>
+              <m:oMath>
+                <m:r>
+                  <w:rPr>
+                    <w:rFonts w:ascii="Cambria Math" w:hAnsi="Cambria Math"/>
+                    <w:lang w:val="en"/>
+                  </w:rPr>
+                  <m:t>Y= f(</m:t>
+                </m:r>
+                <m:sSub>
+                  <m:sSubPr>
+                    <m:ctrlPr>
+                      <w:rPr>
+                        <w:rFonts w:ascii="Cambria Math" w:hAnsi="Cambria Math"/>
+                        <w:i/>
+                        <w:lang w:val="en"/>
+                      </w:rPr>
+                    </m:ctrlPr>
+                  </m:sSubPr>
+                  <m:e>
+                    <m:r>
+                      <w:rPr>
+                        <w:rFonts w:ascii="Cambria Math" w:hAnsi="Cambria Math"/>
+                        <w:lang w:val="en"/>
+                      </w:rPr>
+                      <m:t>x</m:t>
+                    </m:r>
+                  </m:e>
+                  <m:sub>
+                    <m:r>
+                      <w:rPr>
+                        <w:rFonts w:ascii="Cambria Math" w:hAnsi="Cambria Math"/>
+                        <w:lang w:val="en"/>
+                      </w:rPr>
+                      <m:t>1</m:t>
+                    </m:r>
+                  </m:sub>
+                </m:sSub>
+                <m:r>
+                  <m:rPr>
+                    <m:sty m:val="p"/>
+                  </m:rPr>
+                  <w:rPr>
+                    <w:rFonts w:ascii="Cambria Math" w:hAnsi="Cambria Math"/>
+                    <w:lang w:val="en"/>
+                  </w:rPr>
+                  <m:t>…</m:t>
+                </m:r>
+                <m:sSub>
+                  <m:sSubPr>
+                    <m:ctrlPr>
+                      <w:rPr>
+                        <w:rFonts w:ascii="Cambria Math" w:hAnsi="Cambria Math"/>
+                        <w:lang w:val="en"/>
+                      </w:rPr>
+                    </m:ctrlPr>
+                  </m:sSubPr>
+                  <m:e>
+                    <m:r>
+                      <w:rPr>
+                        <w:rFonts w:ascii="Cambria Math" w:hAnsi="Cambria Math"/>
+                        <w:lang w:val="en"/>
+                      </w:rPr>
+                      <m:t>x</m:t>
+                    </m:r>
+                  </m:e>
+                  <m:sub>
+                    <m:r>
+                      <w:rPr>
+                        <w:rFonts w:ascii="Cambria Math" w:hAnsi="Cambria Math"/>
+                        <w:lang w:val="en"/>
+                      </w:rPr>
+                      <m:t>n</m:t>
+                    </m:r>
+                  </m:sub>
+                </m:sSub>
+                <m:r>
+                  <w:rPr>
+                    <w:rFonts w:ascii="Cambria Math" w:hAnsi="Cambria Math"/>
+                    <w:lang w:val="en"/>
+                  </w:rPr>
+                  <m:t>)</m:t>
+                </m:r>
+              </m:oMath>
+            </m:oMathPara>
+          </w:p>
+        </w:tc>
+        <w:tc>
+          <w:tcPr>
+            <w:tcW w:w="431" w:type="dxa"/>
+            <w:vAlign w:val="center"/>
+          </w:tcPr>
+          <w:p>
+            <w:pPr>
+              <w:pStyle w:val="MDPI3aequationnumber"/>
+              <w:spacing w:line="260" w:lineRule="atLeast"/>
+            </w:pPr>
+            <w:r>
+              <w:t>(</w:t>
+            </w:r>
+            <w:r>
+              <w:t>8</w:t>
+            </w:r>
+            <w:r>
+              <w:t>)</w:t>
+            </w:r>
+          </w:p>
+        </w:tc>
+      </w:tr>
+    </w:tbl>
+    <w:p>
+      <w:pPr>
+        <w:pStyle w:val="MDPI31text"/>
+        <w:ind w:firstLine="0"/>
+        <w:rPr>
+          <w:lang w:val="en"/>
+        </w:rPr>
+      </w:pPr>
+      <w:r>
+        <w:rPr>
+          <w:lang w:val="en"/>
+        </w:rPr>
+        <w:t xml:space="preserve">The variables </w:t>
+      </w:r>
+      <m:oMath>
+        <m:sSub>
+          <m:sSubPr>
+            <m:ctrlPr>
+              <w:rPr>
+                <w:rFonts w:ascii="Cambria Math" w:hAnsi="Cambria Math"/>
+                <w:i/>
+                <w:lang w:val="en"/>
+              </w:rPr>
+            </m:ctrlPr>
+          </m:sSubPr>
+          <m:e>
+            <m:r>
+              <w:rPr>
+                <w:rFonts w:ascii="Cambria Math" w:hAnsi="Cambria Math"/>
+                <w:lang w:val="en"/>
+              </w:rPr>
+              <m:t>x</m:t>
+            </m:r>
+          </m:e>
+          <m:sub>
+            <m:r>
+              <w:rPr>
+                <w:rFonts w:ascii="Cambria Math" w:hAnsi="Cambria Math"/>
+                <w:lang w:val="en"/>
+              </w:rPr>
+              <m:t>1</m:t>
+            </m:r>
+          </m:sub>
+        </m:sSub>
+        <m:r>
+          <m:rPr>
+            <m:sty m:val="p"/>
+          </m:rPr>
+          <w:rPr>
+            <w:rFonts w:ascii="Cambria Math" w:hAnsi="Cambria Math"/>
+            <w:lang w:val="en"/>
+          </w:rPr>
+          <m:t>…</m:t>
+        </m:r>
+        <m:sSub>
+          <m:sSubPr>
+            <m:ctrlPr>
+              <w:rPr>
+                <w:rFonts w:ascii="Cambria Math" w:hAnsi="Cambria Math"/>
+                <w:lang w:val="en"/>
+              </w:rPr>
+            </m:ctrlPr>
+          </m:sSubPr>
+          <m:e>
+            <m:r>
+              <w:rPr>
+                <w:rFonts w:ascii="Cambria Math" w:hAnsi="Cambria Math"/>
+                <w:lang w:val="en"/>
+              </w:rPr>
+              <m:t>x</m:t>
+            </m:r>
+          </m:e>
+          <m:sub>
+            <m:r>
+              <w:rPr>
+                <w:rFonts w:ascii="Cambria Math" w:hAnsi="Cambria Math"/>
+                <w:lang w:val="en"/>
+              </w:rPr>
+              <m:t>n</m:t>
+            </m:r>
+          </m:sub>
+        </m:sSub>
+      </m:oMath>
+      <w:r>
+        <w:rPr>
+          <w:lang w:val="en"/>
+        </w:rPr>
+        <w:t xml:space="preserve">, holding quantitative values, represent the status of entities, phenomena, or their characteristics at a certain point in time (captured as a record in data), and can be simplified as </w:t>
+      </w:r>
+      <m:oMath>
+        <m:r>
+          <w:rPr>
+            <w:rFonts w:ascii="Cambria Math" w:hAnsi="Cambria Math"/>
+            <w:lang w:val="en"/>
+          </w:rPr>
+          <m:t>X</m:t>
+        </m:r>
+      </m:oMath>
+      <w:r>
+        <w:rPr>
+          <w:lang w:val="en"/>
+        </w:rPr>
+        <w:t xml:space="preserve"> variable</w:t>
+      </w:r>
+      <w:r>
+        <w:rPr>
+          <w:lang w:val="en"/>
+        </w:rPr>
+        <w:t>s</w:t>
+      </w:r>
+      <w:r>
+        <w:rPr>
+          <w:lang w:val="en"/>
+        </w:rPr>
+        <w:t>:</w:t>
+      </w:r>
+    </w:p>
+    <w:tbl>
+      <w:tblPr>
+        <w:tblW w:w="7859" w:type="dxa"/>
+        <w:tblInd w:w="2608" w:type="dxa"/>
+        <w:tblCellMar>
+          <w:left w:w="0" w:type="dxa"/>
+          <w:right w:w="0" w:type="dxa"/>
+        </w:tblCellMar>
+        <w:tblLook w:val="04A0" w:firstRow="1" w:lastRow="0" w:firstColumn="1" w:lastColumn="0" w:noHBand="0" w:noVBand="1"/>
+      </w:tblPr>
+      <w:tblGrid>
+        <w:gridCol w:w="7428"/>
+        <w:gridCol w:w="431"/>
+      </w:tblGrid>
+      <w:tr>
+        <w:tc>
+          <w:tcPr>
+            <w:tcW w:w="7428" w:type="dxa"/>
+          </w:tcPr>
+          <w:p>
+            <w:pPr>
+              <w:pStyle w:val="MDPI39equation"/>
+            </w:pPr>
+            <m:oMathPara>
+              <m:oMath>
+                <m:r>
+                  <w:rPr>
+                    <w:rFonts w:ascii="Cambria Math" w:hAnsi="Cambria Math"/>
+                    <w:lang w:val="en"/>
+                  </w:rPr>
+                  <m:t xml:space="preserve">X= </m:t>
+                </m:r>
+                <m:sSub>
+                  <m:sSubPr>
+                    <m:ctrlPr>
+                      <w:rPr>
+                        <w:rFonts w:ascii="Cambria Math" w:hAnsi="Cambria Math"/>
+                        <w:i/>
+                        <w:lang w:val="en"/>
+                      </w:rPr>
+                    </m:ctrlPr>
+                  </m:sSubPr>
+                  <m:e>
+                    <m:r>
+                      <w:rPr>
+                        <w:rFonts w:ascii="Cambria Math" w:hAnsi="Cambria Math"/>
+                        <w:lang w:val="en"/>
+                      </w:rPr>
+                      <m:t>x</m:t>
+                    </m:r>
+                  </m:e>
+                  <m:sub>
+                    <m:r>
+                      <w:rPr>
+                        <w:rFonts w:ascii="Cambria Math" w:hAnsi="Cambria Math"/>
+                        <w:lang w:val="en"/>
+                      </w:rPr>
+                      <m:t>1</m:t>
+                    </m:r>
+                  </m:sub>
+                </m:sSub>
+                <m:r>
+                  <m:rPr>
+                    <m:sty m:val="p"/>
+                  </m:rPr>
+                  <w:rPr>
+                    <w:rFonts w:ascii="Cambria Math" w:hAnsi="Cambria Math"/>
+                    <w:lang w:val="en"/>
+                  </w:rPr>
+                  <m:t>…</m:t>
+                </m:r>
+                <m:sSub>
+                  <m:sSubPr>
+                    <m:ctrlPr>
+                      <w:rPr>
+                        <w:rFonts w:ascii="Cambria Math" w:hAnsi="Cambria Math"/>
+                        <w:lang w:val="en"/>
+                      </w:rPr>
+                    </m:ctrlPr>
+                  </m:sSubPr>
+                  <m:e>
+                    <m:r>
+                      <w:rPr>
+                        <w:rFonts w:ascii="Cambria Math" w:hAnsi="Cambria Math"/>
+                        <w:lang w:val="en"/>
+                      </w:rPr>
+                      <m:t>x</m:t>
+                    </m:r>
+                  </m:e>
+                  <m:sub>
+                    <m:r>
+                      <w:rPr>
+                        <w:rFonts w:ascii="Cambria Math" w:hAnsi="Cambria Math"/>
+                        <w:lang w:val="en"/>
+                      </w:rPr>
+                      <m:t>n</m:t>
+                    </m:r>
+                  </m:sub>
+                </m:sSub>
+              </m:oMath>
+            </m:oMathPara>
+          </w:p>
+        </w:tc>
+        <w:tc>
+          <w:tcPr>
+            <w:tcW w:w="431" w:type="dxa"/>
+            <w:vAlign w:val="center"/>
+          </w:tcPr>
+          <w:p>
+            <w:pPr>
+              <w:pStyle w:val="MDPI3aequationnumber"/>
+              <w:spacing w:line="260" w:lineRule="atLeast"/>
+            </w:pPr>
+            <w:r>
+              <w:t>(</w:t>
+            </w:r>
+            <w:r>
+              <w:t>9</w:t>
+            </w:r>
+            <w:r>
+              <w:t>)</w:t>
+            </w:r>
+          </w:p>
+        </w:tc>
+      </w:tr>
+    </w:tbl>
+    <w:p>
+      <w:pPr>
+        <w:pStyle w:val="MDPI31text"/>
+        <w:ind w:firstLine="0"/>
+        <w:rPr>
+          <w:lang w:val="en"/>
+        </w:rPr>
+      </w:pPr>
+      <w:r>
+        <w:rPr>
+          <w:lang w:val="en"/>
+        </w:rPr>
+        <w:t xml:space="preserve">Recall in Equation </w:t>
+      </w:r>
+      <w:r>
+        <w:rPr>
+          <w:lang w:val="en"/>
+        </w:rPr>
+        <w:fldChar w:fldCharType="begin"/>
+      </w:r>
+      <w:r>
+        <w:rPr>
+          <w:lang w:val="en"/>
+        </w:rPr>
+        <w:instrText xml:space="preserve"> REF _Ref125246064 \h  \* MERGEFORMAT </w:instrText>
+      </w:r>
+      <w:r>
+        <w:rPr>
+          <w:lang w:val="en"/>
+        </w:rPr>
+      </w:r>
+      <w:r>
+        <w:rPr>
+          <w:lang w:val="en"/>
+        </w:rPr>
+        <w:fldChar w:fldCharType="separate"/>
+      </w:r>
+      <w:r>
+        <w:rPr>
+          <w:lang w:val="en"/>
+        </w:rPr>
+        <w:t>(6)</w:t>
+      </w:r>
+      <w:r>
+        <w:fldChar w:fldCharType="end"/>
+      </w:r>
+      <w:r>
+        <w:rPr>
+          <w:lang w:val="en"/>
+        </w:rPr>
+        <w:t xml:space="preserve"> that </w:t>
+      </w:r>
+      <m:oMath>
+        <m:sSub>
+          <m:sSubPr>
+            <m:ctrlPr>
+              <w:rPr>
+                <w:rFonts w:ascii="Cambria Math" w:hAnsi="Cambria Math"/>
+                <w:i/>
+                <w:lang w:val="en"/>
+              </w:rPr>
+            </m:ctrlPr>
+          </m:sSubPr>
+          <m:e>
+            <m:r>
+              <w:rPr>
+                <w:rFonts w:ascii="Cambria Math" w:hAnsi="Cambria Math"/>
+                <w:lang w:val="en"/>
+              </w:rPr>
+              <m:t>L</m:t>
+            </m:r>
+          </m:e>
+          <m:sub>
+            <m:r>
+              <w:rPr>
+                <w:rFonts w:ascii="Cambria Math" w:hAnsi="Cambria Math"/>
+                <w:lang w:val="en"/>
+              </w:rPr>
+              <m:t>i</m:t>
+            </m:r>
+          </m:sub>
+        </m:sSub>
+      </m:oMath>
+      <w:r>
+        <w:rPr>
+          <w:lang w:val="en"/>
+        </w:rPr>
+        <w:t xml:space="preserve"> represents the </w:t>
+      </w:r>
+      <m:oMath>
+        <m:r>
+          <w:rPr>
+            <w:rFonts w:ascii="Cambria Math" w:hAnsi="Cambria Math"/>
+            <w:lang w:val="en"/>
+          </w:rPr>
+          <m:t>i</m:t>
+        </m:r>
+      </m:oMath>
+      <w:r>
+        <w:rPr>
+          <w:lang w:val="en"/>
+        </w:rPr>
+        <w:t xml:space="preserve">th location, which contains a set of ordered points </w:t>
+      </w:r>
+      <m:oMath>
+        <m:sSub>
+          <m:sSubPr>
+            <m:ctrlPr>
+              <w:rPr>
+                <w:rFonts w:ascii="Cambria Math" w:hAnsi="Cambria Math"/>
+                <w:i/>
+                <w:lang w:val="en"/>
+              </w:rPr>
+            </m:ctrlPr>
+          </m:sSubPr>
+          <m:e>
+            <m:r>
+              <w:rPr>
+                <w:rFonts w:ascii="Cambria Math" w:hAnsi="Cambria Math"/>
+                <w:lang w:val="en"/>
+              </w:rPr>
+              <m:t>(P</m:t>
+            </m:r>
+          </m:e>
+          <m:sub>
+            <m:r>
+              <w:rPr>
+                <w:rFonts w:ascii="Cambria Math" w:hAnsi="Cambria Math"/>
+                <w:lang w:val="en"/>
+              </w:rPr>
+              <m:t>1</m:t>
+            </m:r>
+          </m:sub>
+        </m:sSub>
+        <m:r>
+          <m:rPr>
+            <m:sty m:val="p"/>
+          </m:rPr>
+          <w:rPr>
+            <w:rFonts w:ascii="Cambria Math" w:hAnsi="Cambria Math"/>
+            <w:lang w:val="en"/>
+          </w:rPr>
+          <m:t>…</m:t>
+        </m:r>
+        <m:sSub>
+          <m:sSubPr>
+            <m:ctrlPr>
+              <w:rPr>
+                <w:rFonts w:ascii="Cambria Math" w:hAnsi="Cambria Math"/>
+                <w:lang w:val="en"/>
+              </w:rPr>
+            </m:ctrlPr>
+          </m:sSubPr>
+          <m:e>
+            <m:r>
+              <w:rPr>
+                <w:rFonts w:ascii="Cambria Math" w:hAnsi="Cambria Math"/>
+                <w:lang w:val="en"/>
+              </w:rPr>
+              <m:t>P</m:t>
+            </m:r>
+          </m:e>
+          <m:sub>
+            <m:r>
+              <w:rPr>
+                <w:rFonts w:ascii="Cambria Math" w:hAnsi="Cambria Math"/>
+                <w:lang w:val="en"/>
+              </w:rPr>
+              <m:t>n</m:t>
+            </m:r>
+          </m:sub>
+        </m:sSub>
+        <m:r>
+          <w:rPr>
+            <w:rFonts w:ascii="Cambria Math" w:hAnsi="Cambria Math"/>
+            <w:lang w:val="en"/>
+          </w:rPr>
+          <m:t>)</m:t>
+        </m:r>
+      </m:oMath>
+      <w:r>
+        <w:rPr>
+          <w:lang w:val="en"/>
+        </w:rPr>
+        <w:t xml:space="preserve"> that form a unique geospatial object (point, line, or polygon). An outcome model for geo-interventions includes this location component by referencing a unique location with </w:t>
+      </w:r>
+      <m:oMath>
+        <m:r>
+          <w:rPr>
+            <w:rFonts w:ascii="Cambria Math" w:hAnsi="Cambria Math"/>
+            <w:lang w:val="en"/>
+          </w:rPr>
+          <m:t>i</m:t>
+        </m:r>
+      </m:oMath>
+      <w:r>
+        <w:rPr>
+          <w:lang w:val="en"/>
+        </w:rPr>
+        <w:t xml:space="preserve">, where both the predicted outcome </w:t>
+      </w:r>
+      <m:oMath>
+        <m:acc>
+          <m:accPr>
+            <m:ctrlPr>
+              <w:rPr>
+                <w:rFonts w:ascii="Cambria Math" w:hAnsi="Cambria Math"/>
+                <w:i/>
+                <w:lang w:val="en"/>
+              </w:rPr>
+            </m:ctrlPr>
+          </m:accPr>
+          <m:e>
+            <m:r>
+              <w:rPr>
+                <w:rFonts w:ascii="Cambria Math" w:hAnsi="Cambria Math"/>
+                <w:lang w:val="en"/>
+              </w:rPr>
+              <m:t>Y</m:t>
+            </m:r>
+          </m:e>
+        </m:acc>
+      </m:oMath>
+      <w:r>
+        <w:rPr>
+          <w:lang w:val="en"/>
+        </w:rPr>
+        <w:t xml:space="preserve"> and variables </w:t>
+      </w:r>
+      <m:oMath>
+        <m:r>
+          <w:rPr>
+            <w:rFonts w:ascii="Cambria Math" w:hAnsi="Cambria Math"/>
+            <w:lang w:val="en"/>
+          </w:rPr>
+          <m:t>X</m:t>
+        </m:r>
+      </m:oMath>
+      <w:r>
+        <w:rPr>
+          <w:lang w:val="en"/>
+        </w:rPr>
+        <w:t xml:space="preserve"> are related by location </w:t>
+      </w:r>
+      <m:oMath>
+        <m:r>
+          <w:rPr>
+            <w:rFonts w:ascii="Cambria Math" w:hAnsi="Cambria Math"/>
+            <w:lang w:val="en"/>
+          </w:rPr>
+          <m:t>i</m:t>
+        </m:r>
+      </m:oMath>
+      <w:r>
+        <w:rPr>
+          <w:lang w:val="en"/>
+        </w:rPr>
+        <w:t>:</w:t>
+      </w:r>
+    </w:p>
+    <w:tbl>
+      <w:tblPr>
+        <w:tblW w:w="7859" w:type="dxa"/>
+        <w:tblInd w:w="2608" w:type="dxa"/>
+        <w:tblCellMar>
+          <w:left w:w="0" w:type="dxa"/>
+          <w:right w:w="0" w:type="dxa"/>
+        </w:tblCellMar>
+        <w:tblLook w:val="04A0" w:firstRow="1" w:lastRow="0" w:firstColumn="1" w:lastColumn="0" w:noHBand="0" w:noVBand="1"/>
+      </w:tblPr>
+      <w:tblGrid>
+        <w:gridCol w:w="7428"/>
+        <w:gridCol w:w="431"/>
+      </w:tblGrid>
+      <w:tr>
+        <w:tc>
+          <w:tcPr>
+            <w:tcW w:w="7428" w:type="dxa"/>
+          </w:tcPr>
+          <w:p>
+            <w:pPr>
+              <w:pStyle w:val="MDPI39equation"/>
+            </w:pPr>
+            <m:oMathPara>
+              <m:oMath>
+                <m:sSub>
+                  <m:sSubPr>
+                    <m:ctrlPr>
+                      <w:rPr>
+                        <w:rFonts w:ascii="Cambria Math" w:hAnsi="Cambria Math"/>
+                        <w:i/>
+                        <w:lang w:val="en"/>
+                      </w:rPr>
+                    </m:ctrlPr>
+                  </m:sSubPr>
+                  <m:e>
+                    <m:acc>
+                      <m:accPr>
+                        <m:ctrlPr>
+                          <w:rPr>
+                            <w:rFonts w:ascii="Cambria Math" w:hAnsi="Cambria Math"/>
+                            <w:i/>
+                            <w:lang w:val="en"/>
+                          </w:rPr>
+                        </m:ctrlPr>
+                      </m:accPr>
+                      <m:e>
+                        <m:r>
+                          <w:rPr>
+                            <w:rFonts w:ascii="Cambria Math" w:hAnsi="Cambria Math"/>
+                            <w:lang w:val="en"/>
+                          </w:rPr>
+                          <m:t>Y</m:t>
+                        </m:r>
+                      </m:e>
+                    </m:acc>
+                  </m:e>
+                  <m:sub>
+                    <m:r>
+                      <w:rPr>
+                        <w:rFonts w:ascii="Cambria Math" w:hAnsi="Cambria Math"/>
+                        <w:lang w:val="en"/>
+                      </w:rPr>
+                      <m:t>i</m:t>
+                    </m:r>
+                  </m:sub>
+                </m:sSub>
+                <m:r>
+                  <w:rPr>
+                    <w:rFonts w:ascii="Cambria Math" w:hAnsi="Cambria Math"/>
+                    <w:lang w:val="en"/>
+                  </w:rPr>
+                  <m:t xml:space="preserve">= </m:t>
+                </m:r>
+                <m:sSub>
+                  <m:sSubPr>
+                    <m:ctrlPr>
+                      <w:rPr>
+                        <w:rFonts w:ascii="Cambria Math" w:hAnsi="Cambria Math"/>
+                        <w:i/>
+                        <w:lang w:val="en"/>
+                      </w:rPr>
+                    </m:ctrlPr>
+                  </m:sSubPr>
+                  <m:e>
+                    <m:r>
+                      <w:rPr>
+                        <w:rFonts w:ascii="Cambria Math" w:hAnsi="Cambria Math"/>
+                        <w:lang w:val="en"/>
+                      </w:rPr>
+                      <m:t>f(X</m:t>
+                    </m:r>
+                  </m:e>
+                  <m:sub>
+                    <m:r>
+                      <w:rPr>
+                        <w:rFonts w:ascii="Cambria Math" w:hAnsi="Cambria Math"/>
+                        <w:lang w:val="en"/>
+                      </w:rPr>
+                      <m:t>i</m:t>
+                    </m:r>
+                  </m:sub>
+                </m:sSub>
+                <m:r>
+                  <w:rPr>
+                    <w:rFonts w:ascii="Cambria Math" w:hAnsi="Cambria Math"/>
+                    <w:lang w:val="en"/>
+                  </w:rPr>
+                  <m:t>)</m:t>
+                </m:r>
+                <m:r>
+                  <w:rPr>
+                    <w:rFonts w:ascii="Cambria Math" w:hAnsi="Cambria Math"/>
+                    <w:lang w:val="en"/>
+                  </w:rPr>
+                  <m:t xml:space="preserve"> </m:t>
+                </m:r>
+              </m:oMath>
+            </m:oMathPara>
+          </w:p>
+        </w:tc>
+        <w:tc>
+          <w:tcPr>
+            <w:tcW w:w="431" w:type="dxa"/>
+            <w:vAlign w:val="center"/>
+          </w:tcPr>
+          <w:p>
+            <w:pPr>
+              <w:pStyle w:val="MDPI3aequationnumber"/>
+              <w:spacing w:line="260" w:lineRule="atLeast"/>
+            </w:pPr>
+            <w:r>
+              <w:t>(</w:t>
+            </w:r>
+            <w:r>
+              <w:t>10</w:t>
+            </w:r>
+            <w:r>
+              <w:t>)</w:t>
+            </w:r>
+          </w:p>
+        </w:tc>
+      </w:tr>
+    </w:tbl>
+    <w:p>
+      <w:pPr>
+        <w:pStyle w:val="MDPI31text"/>
+        <w:ind w:firstLine="0"/>
+        <w:rPr>
+          <w:lang w:val="en"/>
+        </w:rPr>
+      </w:pPr>
+      <w:r>
+        <w:rPr>
+          <w:lang w:val="en"/>
+        </w:rPr>
+        <w:t xml:space="preserve">Thus, the first main problem is then to build an outcome model for geo-interventions </w:t>
+      </w:r>
+      <m:oMath>
+        <m:sSub>
+          <m:sSubPr>
+            <m:ctrlPr>
+              <w:rPr>
+                <w:rFonts w:ascii="Cambria Math" w:hAnsi="Cambria Math"/>
+                <w:i/>
+                <w:lang w:val="en"/>
+              </w:rPr>
+            </m:ctrlPr>
+          </m:sSubPr>
+          <m:e>
+            <m:r>
+              <w:rPr>
+                <w:rFonts w:ascii="Cambria Math" w:hAnsi="Cambria Math"/>
+                <w:lang w:val="en"/>
+              </w:rPr>
+              <m:t>f(X</m:t>
+            </m:r>
+          </m:e>
+          <m:sub>
+            <m:r>
+              <w:rPr>
+                <w:rFonts w:ascii="Cambria Math" w:hAnsi="Cambria Math"/>
+                <w:lang w:val="en"/>
+              </w:rPr>
+              <m:t>i</m:t>
+            </m:r>
+          </m:sub>
+        </m:sSub>
+        <m:r>
+          <w:rPr>
+            <w:rFonts w:ascii="Cambria Math" w:hAnsi="Cambria Math"/>
+            <w:lang w:val="en"/>
+          </w:rPr>
+          <m:t>)</m:t>
+        </m:r>
+      </m:oMath>
+      <w:r>
+        <w:rPr>
+          <w:lang w:val="en"/>
+        </w:rPr>
+        <w:t xml:space="preserve">, where the error </w:t>
+      </w:r>
+      <m:oMath>
+        <m:r>
+          <w:rPr>
+            <w:rFonts w:ascii="Cambria Math" w:hAnsi="Cambria Math"/>
+            <w:lang w:val="en"/>
+          </w:rPr>
+          <m:t>e</m:t>
+        </m:r>
+      </m:oMath>
+      <w:r>
+        <w:rPr>
+          <w:lang w:val="en"/>
+        </w:rPr>
+        <w:t xml:space="preserve"> (difference between the predicted outcome </w:t>
+      </w:r>
+      <m:oMath>
+        <m:sSub>
+          <m:sSubPr>
+            <m:ctrlPr>
+              <w:rPr>
+                <w:rFonts w:ascii="Cambria Math" w:hAnsi="Cambria Math"/>
+                <w:i/>
+                <w:lang w:val="en"/>
+              </w:rPr>
+            </m:ctrlPr>
+          </m:sSubPr>
+          <m:e>
+            <m:acc>
+              <m:accPr>
+                <m:ctrlPr>
+                  <w:rPr>
+                    <w:rFonts w:ascii="Cambria Math" w:hAnsi="Cambria Math"/>
+                    <w:i/>
+                    <w:lang w:val="en"/>
+                  </w:rPr>
+                </m:ctrlPr>
+              </m:accPr>
+              <m:e>
+                <m:r>
+                  <w:rPr>
+                    <w:rFonts w:ascii="Cambria Math" w:hAnsi="Cambria Math"/>
+                    <w:lang w:val="en"/>
+                  </w:rPr>
+                  <m:t>Y</m:t>
+                </m:r>
+              </m:e>
+            </m:acc>
+          </m:e>
+          <m:sub>
+            <m:r>
+              <w:rPr>
+                <w:rFonts w:ascii="Cambria Math" w:hAnsi="Cambria Math"/>
+                <w:lang w:val="en"/>
+              </w:rPr>
+              <m:t>i</m:t>
+            </m:r>
+          </m:sub>
+        </m:sSub>
+      </m:oMath>
+      <w:r>
+        <w:rPr>
+          <w:lang w:val="en"/>
+        </w:rPr>
+        <w:t xml:space="preserve"> (output from the model) and the actual outcome </w:t>
+      </w:r>
+      <m:oMath>
+        <m:sSub>
+          <m:sSubPr>
+            <m:ctrlPr>
+              <w:rPr>
+                <w:rFonts w:ascii="Cambria Math" w:hAnsi="Cambria Math"/>
+                <w:i/>
+                <w:lang w:val="en"/>
+              </w:rPr>
+            </m:ctrlPr>
+          </m:sSubPr>
+          <m:e>
+            <m:r>
+              <w:rPr>
+                <w:rFonts w:ascii="Cambria Math" w:hAnsi="Cambria Math"/>
+                <w:lang w:val="en"/>
+              </w:rPr>
+              <m:t>Y</m:t>
+            </m:r>
+          </m:e>
+          <m:sub>
+            <m:r>
+              <w:rPr>
+                <w:rFonts w:ascii="Cambria Math" w:hAnsi="Cambria Math"/>
+                <w:lang w:val="en"/>
+              </w:rPr>
+              <m:t>i</m:t>
+            </m:r>
+          </m:sub>
+        </m:sSub>
+      </m:oMath>
+      <w:r>
+        <w:rPr>
+          <w:lang w:val="en"/>
+        </w:rPr>
+        <w:t xml:space="preserve"> (captured as a record in the data)) is minimized:</w:t>
+      </w:r>
+    </w:p>
+    <w:tbl>
+      <w:tblPr>
+        <w:tblW w:w="7859" w:type="dxa"/>
+        <w:tblInd w:w="2608" w:type="dxa"/>
+        <w:tblCellMar>
+          <w:left w:w="0" w:type="dxa"/>
+          <w:right w:w="0" w:type="dxa"/>
+        </w:tblCellMar>
+        <w:tblLook w:val="04A0" w:firstRow="1" w:lastRow="0" w:firstColumn="1" w:lastColumn="0" w:noHBand="0" w:noVBand="1"/>
+      </w:tblPr>
+      <w:tblGrid>
+        <w:gridCol w:w="7428"/>
+        <w:gridCol w:w="431"/>
+      </w:tblGrid>
+      <w:tr>
+        <w:tc>
+          <w:tcPr>
+            <w:tcW w:w="7428" w:type="dxa"/>
+          </w:tcPr>
+          <w:p>
+            <w:pPr>
+              <w:pStyle w:val="MDPI39equation"/>
+            </w:pPr>
+            <m:oMathPara>
+              <m:oMath>
+                <m:r>
+                  <w:rPr>
+                    <w:rFonts w:ascii="Cambria Math" w:hAnsi="Cambria Math"/>
+                    <w:lang w:val="en"/>
+                  </w:rPr>
+                  <m:t xml:space="preserve">minimize </m:t>
+                </m:r>
+                <m:sSub>
+                  <m:sSubPr>
+                    <m:ctrlPr>
+                      <w:rPr>
+                        <w:rFonts w:ascii="Cambria Math" w:hAnsi="Cambria Math"/>
+                        <w:i/>
+                        <w:lang w:val="en"/>
+                      </w:rPr>
+                    </m:ctrlPr>
+                  </m:sSubPr>
+                  <m:e>
+                    <m:r>
+                      <w:rPr>
+                        <w:rFonts w:ascii="Cambria Math" w:hAnsi="Cambria Math"/>
+                        <w:lang w:val="en"/>
+                      </w:rPr>
+                      <m:t>e</m:t>
+                    </m:r>
+                  </m:e>
+                  <m:sub>
+                    <m:r>
+                      <w:rPr>
+                        <w:rFonts w:ascii="Cambria Math" w:hAnsi="Cambria Math"/>
+                        <w:lang w:val="en"/>
+                      </w:rPr>
+                      <m:t>i</m:t>
+                    </m:r>
+                  </m:sub>
+                </m:sSub>
+                <m:r>
+                  <w:rPr>
+                    <w:rFonts w:ascii="Cambria Math" w:hAnsi="Cambria Math"/>
+                    <w:lang w:val="en"/>
+                  </w:rPr>
+                  <m:t xml:space="preserve"> =</m:t>
+                </m:r>
+                <m:sSub>
+                  <m:sSubPr>
+                    <m:ctrlPr>
+                      <w:rPr>
+                        <w:rFonts w:ascii="Cambria Math" w:hAnsi="Cambria Math"/>
+                        <w:i/>
+                        <w:lang w:val="en"/>
+                      </w:rPr>
+                    </m:ctrlPr>
+                  </m:sSubPr>
+                  <m:e>
+                    <m:r>
+                      <w:rPr>
+                        <w:rFonts w:ascii="Cambria Math" w:hAnsi="Cambria Math"/>
+                        <w:lang w:val="en"/>
+                      </w:rPr>
+                      <m:t>Y</m:t>
+                    </m:r>
+                  </m:e>
+                  <m:sub>
+                    <m:r>
+                      <w:rPr>
+                        <w:rFonts w:ascii="Cambria Math" w:hAnsi="Cambria Math"/>
+                        <w:lang w:val="en"/>
+                      </w:rPr>
+                      <m:t>i</m:t>
+                    </m:r>
+                  </m:sub>
+                </m:sSub>
+                <m:r>
+                  <w:rPr>
+                    <w:rFonts w:ascii="Cambria Math" w:hAnsi="Cambria Math"/>
+                    <w:lang w:val="en"/>
+                  </w:rPr>
+                  <m:t xml:space="preserve"> - </m:t>
+                </m:r>
+                <m:sSub>
+                  <m:sSubPr>
+                    <m:ctrlPr>
+                      <w:rPr>
+                        <w:rFonts w:ascii="Cambria Math" w:hAnsi="Cambria Math"/>
+                        <w:i/>
+                        <w:lang w:val="en"/>
+                      </w:rPr>
+                    </m:ctrlPr>
+                  </m:sSubPr>
+                  <m:e>
+                    <m:acc>
+                      <m:accPr>
+                        <m:ctrlPr>
+                          <w:rPr>
+                            <w:rFonts w:ascii="Cambria Math" w:hAnsi="Cambria Math"/>
+                            <w:i/>
+                            <w:lang w:val="en"/>
+                          </w:rPr>
+                        </m:ctrlPr>
+                      </m:accPr>
+                      <m:e>
+                        <m:r>
+                          <w:rPr>
+                            <w:rFonts w:ascii="Cambria Math" w:hAnsi="Cambria Math"/>
+                            <w:lang w:val="en"/>
+                          </w:rPr>
+                          <m:t>Y</m:t>
+                        </m:r>
+                      </m:e>
+                    </m:acc>
+                  </m:e>
+                  <m:sub>
+                    <m:r>
+                      <w:rPr>
+                        <w:rFonts w:ascii="Cambria Math" w:hAnsi="Cambria Math"/>
+                        <w:lang w:val="en"/>
+                      </w:rPr>
+                      <m:t>i</m:t>
+                    </m:r>
+                  </m:sub>
+                </m:sSub>
+                <m:r>
+                  <m:rPr>
+                    <m:sty m:val="p"/>
+                  </m:rPr>
+                  <w:rPr>
+                    <w:rFonts w:ascii="Cambria Math" w:hAnsi="Cambria Math"/>
+                    <w:lang w:val="en"/>
+                  </w:rPr>
+                  <m:t xml:space="preserve"> </m:t>
+                </m:r>
+                <m:r>
+                  <m:rPr>
+                    <m:sty m:val="p"/>
+                  </m:rPr>
+                  <w:rPr>
+                    <w:rFonts w:ascii="Cambria Math" w:hAnsi="Cambria Math"/>
+                    <w:lang w:val="en"/>
+                  </w:rPr>
+                  <m:t xml:space="preserve">given </m:t>
+                </m:r>
+                <m:sSub>
+                  <m:sSubPr>
+                    <m:ctrlPr>
+                      <w:rPr>
+                        <w:rFonts w:ascii="Cambria Math" w:hAnsi="Cambria Math"/>
+                        <w:i/>
+                        <w:lang w:val="en"/>
+                      </w:rPr>
+                    </m:ctrlPr>
+                  </m:sSubPr>
+                  <m:e>
+                    <m:acc>
+                      <m:accPr>
+                        <m:ctrlPr>
+                          <w:rPr>
+                            <w:rFonts w:ascii="Cambria Math" w:hAnsi="Cambria Math"/>
+                            <w:i/>
+                            <w:lang w:val="en"/>
+                          </w:rPr>
+                        </m:ctrlPr>
+                      </m:accPr>
+                      <m:e>
+                        <m:r>
+                          <w:rPr>
+                            <w:rFonts w:ascii="Cambria Math" w:hAnsi="Cambria Math"/>
+                            <w:lang w:val="en"/>
+                          </w:rPr>
+                          <m:t>Y</m:t>
+                        </m:r>
+                      </m:e>
+                    </m:acc>
+                  </m:e>
+                  <m:sub>
+                    <m:r>
+                      <w:rPr>
+                        <w:rFonts w:ascii="Cambria Math" w:hAnsi="Cambria Math"/>
+                        <w:lang w:val="en"/>
+                      </w:rPr>
+                      <m:t>i</m:t>
+                    </m:r>
+                  </m:sub>
+                </m:sSub>
+                <m:r>
+                  <w:rPr>
+                    <w:rFonts w:ascii="Cambria Math" w:hAnsi="Cambria Math"/>
+                    <w:lang w:val="en"/>
+                  </w:rPr>
+                  <m:t xml:space="preserve">= </m:t>
+                </m:r>
+                <m:sSub>
+                  <m:sSubPr>
+                    <m:ctrlPr>
+                      <w:rPr>
+                        <w:rFonts w:ascii="Cambria Math" w:hAnsi="Cambria Math"/>
+                        <w:i/>
+                        <w:lang w:val="en"/>
+                      </w:rPr>
+                    </m:ctrlPr>
+                  </m:sSubPr>
+                  <m:e>
+                    <m:r>
+                      <w:rPr>
+                        <w:rFonts w:ascii="Cambria Math" w:hAnsi="Cambria Math"/>
+                        <w:lang w:val="en"/>
+                      </w:rPr>
+                      <m:t>f(X</m:t>
+                    </m:r>
+                  </m:e>
+                  <m:sub>
+                    <m:r>
+                      <w:rPr>
+                        <w:rFonts w:ascii="Cambria Math" w:hAnsi="Cambria Math"/>
+                        <w:lang w:val="en"/>
+                      </w:rPr>
+                      <m:t>i</m:t>
+                    </m:r>
+                  </m:sub>
+                </m:sSub>
+                <m:r>
+                  <w:rPr>
+                    <w:rFonts w:ascii="Cambria Math" w:hAnsi="Cambria Math"/>
+                    <w:lang w:val="en"/>
+                  </w:rPr>
+                  <m:t>)</m:t>
+                </m:r>
+              </m:oMath>
+            </m:oMathPara>
+          </w:p>
+        </w:tc>
+        <w:tc>
+          <w:tcPr>
+            <w:tcW w:w="431" w:type="dxa"/>
+            <w:vAlign w:val="center"/>
+          </w:tcPr>
+          <w:p>
+            <w:pPr>
+              <w:pStyle w:val="MDPI3aequationnumber"/>
+              <w:spacing w:line="260" w:lineRule="atLeast"/>
+            </w:pPr>
+            <w:r>
+              <w:t>(</w:t>
+            </w:r>
+            <w:r>
+              <w:t>11</w:t>
+            </w:r>
+            <w:r>
+              <w:t>)</w:t>
+            </w:r>
+          </w:p>
+        </w:tc>
+      </w:tr>
+    </w:tbl>
+    <w:p>
+      <w:pPr>
+        <w:pStyle w:val="MDPI31text"/>
+        <w:ind w:firstLine="0"/>
+        <w:rPr>
+          <w:lang w:val="en"/>
+        </w:rPr>
+      </w:pPr>
+      <w:r>
+        <w:rPr>
+          <w:lang w:val="en"/>
+        </w:rPr>
+        <w:t xml:space="preserve">Here </w:t>
+      </w:r>
+      <m:oMath>
+        <m:sSub>
+          <m:sSubPr>
+            <m:ctrlPr>
+              <w:rPr>
+                <w:rFonts w:ascii="Cambria Math" w:hAnsi="Cambria Math"/>
+                <w:i/>
+                <w:lang w:val="en"/>
+              </w:rPr>
+            </m:ctrlPr>
+          </m:sSubPr>
+          <m:e>
+            <m:r>
+              <w:rPr>
+                <w:rFonts w:ascii="Cambria Math" w:hAnsi="Cambria Math"/>
+                <w:lang w:val="en"/>
+              </w:rPr>
+              <m:t>Y</m:t>
+            </m:r>
+          </m:e>
+          <m:sub>
+            <m:r>
+              <w:rPr>
+                <w:rFonts w:ascii="Cambria Math" w:hAnsi="Cambria Math"/>
+                <w:lang w:val="en"/>
+              </w:rPr>
+              <m:t>i</m:t>
+            </m:r>
+          </m:sub>
+        </m:sSub>
+      </m:oMath>
+      <w:r>
+        <w:rPr>
+          <w:lang w:val="en"/>
+        </w:rPr>
+        <w:t xml:space="preserve"> and </w:t>
+      </w:r>
+      <m:oMath>
+        <m:sSub>
+          <m:sSubPr>
+            <m:ctrlPr>
+              <w:rPr>
+                <w:rFonts w:ascii="Cambria Math" w:hAnsi="Cambria Math"/>
+                <w:i/>
+                <w:lang w:val="en"/>
+              </w:rPr>
+            </m:ctrlPr>
+          </m:sSubPr>
+          <m:e>
+            <m:r>
+              <w:rPr>
+                <w:rFonts w:ascii="Cambria Math" w:hAnsi="Cambria Math"/>
+                <w:lang w:val="en"/>
+              </w:rPr>
+              <m:t>X</m:t>
+            </m:r>
+          </m:e>
+          <m:sub>
+            <m:r>
+              <w:rPr>
+                <w:rFonts w:ascii="Cambria Math" w:hAnsi="Cambria Math"/>
+                <w:lang w:val="en"/>
+              </w:rPr>
+              <m:t>i</m:t>
+            </m:r>
+          </m:sub>
+        </m:sSub>
+      </m:oMath>
+      <w:r>
+        <w:rPr>
+          <w:lang w:val="en"/>
+        </w:rPr>
+        <w:t xml:space="preserve"> are both captured as records in data (often from real-world data), </w:t>
+      </w:r>
+      <m:oMath>
+        <m:sSub>
+          <m:sSubPr>
+            <m:ctrlPr>
+              <w:rPr>
+                <w:rFonts w:ascii="Cambria Math" w:hAnsi="Cambria Math"/>
+                <w:i/>
+                <w:lang w:val="en"/>
+              </w:rPr>
+            </m:ctrlPr>
+          </m:sSubPr>
+          <m:e>
+            <m:acc>
+              <m:accPr>
+                <m:ctrlPr>
+                  <w:rPr>
+                    <w:rFonts w:ascii="Cambria Math" w:hAnsi="Cambria Math"/>
+                    <w:i/>
+                    <w:lang w:val="en"/>
+                  </w:rPr>
+                </m:ctrlPr>
+              </m:accPr>
+              <m:e>
+                <m:r>
+                  <w:rPr>
+                    <w:rFonts w:ascii="Cambria Math" w:hAnsi="Cambria Math"/>
+                    <w:lang w:val="en"/>
+                  </w:rPr>
+                  <m:t>Y</m:t>
+                </m:r>
+              </m:e>
+            </m:acc>
+          </m:e>
+          <m:sub>
+            <m:r>
+              <w:rPr>
+                <w:rFonts w:ascii="Cambria Math" w:hAnsi="Cambria Math"/>
+                <w:lang w:val="en"/>
+              </w:rPr>
+              <m:t>i</m:t>
+            </m:r>
+          </m:sub>
+        </m:sSub>
+      </m:oMath>
+      <w:r>
+        <w:rPr>
+          <w:lang w:val="en"/>
+        </w:rPr>
+        <w:t xml:space="preserve"> is the result of function </w:t>
+      </w:r>
+      <m:oMath>
+        <m:r>
+          <w:rPr>
+            <w:rFonts w:ascii="Cambria Math" w:hAnsi="Cambria Math"/>
+            <w:lang w:val="en"/>
+          </w:rPr>
+          <m:t>f</m:t>
+        </m:r>
+      </m:oMath>
+      <w:r>
+        <w:rPr>
+          <w:lang w:val="en"/>
+        </w:rPr>
+        <w:t xml:space="preserve"> attempt</w:t>
+      </w:r>
+      <w:proofErr w:type="spellStart"/>
+      <w:r>
+        <w:rPr>
+          <w:lang w:val="en"/>
+        </w:rPr>
+        <w:t>ing</w:t>
+      </w:r>
+      <w:proofErr w:type="spellEnd"/>
+      <w:r>
+        <w:rPr>
+          <w:lang w:val="en"/>
+        </w:rPr>
+        <w:t xml:space="preserve"> to find patterns and relationships between the outcome </w:t>
+      </w:r>
+      <m:oMath>
+        <m:sSub>
+          <m:sSubPr>
+            <m:ctrlPr>
+              <w:rPr>
+                <w:rFonts w:ascii="Cambria Math" w:hAnsi="Cambria Math"/>
+                <w:i/>
+                <w:lang w:val="en"/>
+              </w:rPr>
+            </m:ctrlPr>
+          </m:sSubPr>
+          <m:e>
+            <m:r>
+              <w:rPr>
+                <w:rFonts w:ascii="Cambria Math" w:hAnsi="Cambria Math"/>
+                <w:lang w:val="en"/>
+              </w:rPr>
+              <m:t>Y</m:t>
+            </m:r>
+          </m:e>
+          <m:sub>
+            <m:r>
+              <w:rPr>
+                <w:rFonts w:ascii="Cambria Math" w:hAnsi="Cambria Math"/>
+                <w:lang w:val="en"/>
+              </w:rPr>
+              <m:t>i</m:t>
+            </m:r>
+          </m:sub>
+        </m:sSub>
+      </m:oMath>
+      <w:r>
+        <w:rPr>
+          <w:lang w:val="en"/>
+        </w:rPr>
+        <w:t xml:space="preserve"> and its variables </w:t>
+      </w:r>
+      <m:oMath>
+        <m:sSub>
+          <m:sSubPr>
+            <m:ctrlPr>
+              <w:rPr>
+                <w:rFonts w:ascii="Cambria Math" w:hAnsi="Cambria Math"/>
+                <w:i/>
+                <w:lang w:val="en"/>
+              </w:rPr>
+            </m:ctrlPr>
+          </m:sSubPr>
+          <m:e>
+            <m:r>
+              <w:rPr>
+                <w:rFonts w:ascii="Cambria Math" w:hAnsi="Cambria Math"/>
+                <w:lang w:val="en"/>
+              </w:rPr>
+              <m:t>X</m:t>
+            </m:r>
+          </m:e>
+          <m:sub>
+            <m:r>
+              <w:rPr>
+                <w:rFonts w:ascii="Cambria Math" w:hAnsi="Cambria Math"/>
+                <w:lang w:val="en"/>
+              </w:rPr>
+              <m:t>i</m:t>
+            </m:r>
+          </m:sub>
+        </m:sSub>
+      </m:oMath>
+      <w:r>
+        <w:rPr>
+          <w:lang w:val="en"/>
+        </w:rPr>
+        <w:t xml:space="preserve">, and </w:t>
+      </w:r>
+      <m:oMath>
+        <m:sSub>
+          <m:sSubPr>
+            <m:ctrlPr>
+              <w:rPr>
+                <w:rFonts w:ascii="Cambria Math" w:hAnsi="Cambria Math"/>
+                <w:i/>
+                <w:lang w:val="en"/>
+              </w:rPr>
+            </m:ctrlPr>
+          </m:sSubPr>
+          <m:e>
+            <m:r>
+              <w:rPr>
+                <w:rFonts w:ascii="Cambria Math" w:hAnsi="Cambria Math"/>
+                <w:lang w:val="en"/>
+              </w:rPr>
+              <m:t>e</m:t>
+            </m:r>
+          </m:e>
+          <m:sub>
+            <m:r>
+              <w:rPr>
+                <w:rFonts w:ascii="Cambria Math" w:hAnsi="Cambria Math"/>
+                <w:lang w:val="en"/>
+              </w:rPr>
+              <m:t>i</m:t>
+            </m:r>
+          </m:sub>
+        </m:sSub>
+      </m:oMath>
+      <w:r>
+        <w:rPr>
+          <w:lang w:val="en"/>
+        </w:rPr>
+        <w:t xml:space="preserve"> measures how well </w:t>
+      </w:r>
+      <m:oMath>
+        <m:r>
+          <w:rPr>
+            <w:rFonts w:ascii="Cambria Math" w:hAnsi="Cambria Math"/>
+            <w:lang w:val="en"/>
+          </w:rPr>
+          <m:t>f</m:t>
+        </m:r>
+      </m:oMath>
+      <w:r>
+        <w:rPr>
+          <w:lang w:val="en"/>
+        </w:rPr>
+        <w:t xml:space="preserve"> represents the patterns and relationships between </w:t>
+      </w:r>
+      <m:oMath>
+        <m:sSub>
+          <m:sSubPr>
+            <m:ctrlPr>
+              <w:rPr>
+                <w:rFonts w:ascii="Cambria Math" w:hAnsi="Cambria Math"/>
+                <w:i/>
+                <w:lang w:val="en"/>
+              </w:rPr>
+            </m:ctrlPr>
+          </m:sSubPr>
+          <m:e>
+            <m:r>
+              <w:rPr>
+                <w:rFonts w:ascii="Cambria Math" w:hAnsi="Cambria Math"/>
+                <w:lang w:val="en"/>
+              </w:rPr>
+              <m:t>Y</m:t>
+            </m:r>
+          </m:e>
+          <m:sub>
+            <m:r>
+              <w:rPr>
+                <w:rFonts w:ascii="Cambria Math" w:hAnsi="Cambria Math"/>
+                <w:lang w:val="en"/>
+              </w:rPr>
+              <m:t>i</m:t>
+            </m:r>
+          </m:sub>
+        </m:sSub>
+      </m:oMath>
+      <w:r>
+        <w:rPr>
+          <w:lang w:val="en"/>
+        </w:rPr>
+        <w:t xml:space="preserve"> and </w:t>
+      </w:r>
+      <m:oMath>
+        <m:sSub>
+          <m:sSubPr>
+            <m:ctrlPr>
+              <w:rPr>
+                <w:rFonts w:ascii="Cambria Math" w:hAnsi="Cambria Math"/>
+                <w:i/>
+                <w:lang w:val="en"/>
+              </w:rPr>
+            </m:ctrlPr>
+          </m:sSubPr>
+          <m:e>
+            <m:r>
+              <w:rPr>
+                <w:rFonts w:ascii="Cambria Math" w:hAnsi="Cambria Math"/>
+                <w:lang w:val="en"/>
+              </w:rPr>
+              <m:t>X</m:t>
+            </m:r>
+          </m:e>
+          <m:sub>
+            <m:r>
+              <w:rPr>
+                <w:rFonts w:ascii="Cambria Math" w:hAnsi="Cambria Math"/>
+                <w:lang w:val="en"/>
+              </w:rPr>
+              <m:t>i</m:t>
+            </m:r>
+          </m:sub>
+        </m:sSub>
+      </m:oMath>
+      <w:r>
+        <w:rPr>
+          <w:lang w:val="en"/>
+        </w:rPr>
+        <w:t xml:space="preserve"> if these patterns and relationships exist in the available data. Recall that in Equatio</w:t>
+      </w:r>
+      <w:r>
+        <w:rPr>
+          <w:lang w:val="en"/>
+        </w:rPr>
+        <w:t>n (1)</w:t>
+      </w:r>
+      <w:r>
+        <w:rPr>
+          <w:lang w:val="en"/>
+        </w:rPr>
+        <w:t xml:space="preserve">, the actions </w:t>
+      </w:r>
+      <m:oMath>
+        <m:r>
+          <w:rPr>
+            <w:rFonts w:ascii="Cambria Math" w:hAnsi="Cambria Math"/>
+            <w:lang w:val="en"/>
+          </w:rPr>
+          <m:t>A</m:t>
+        </m:r>
+      </m:oMath>
+      <w:r>
+        <w:rPr>
+          <w:lang w:val="en"/>
+        </w:rPr>
+        <w:t xml:space="preserve"> are a change </w:t>
+      </w:r>
+      <m:oMath>
+        <m:r>
+          <w:rPr>
+            <w:rFonts w:ascii="Cambria Math" w:hAnsi="Cambria Math"/>
+            <w:lang w:val="en"/>
+          </w:rPr>
+          <m:t>∆</m:t>
+        </m:r>
+        <m:sSub>
+          <m:sSubPr>
+            <m:ctrlPr>
+              <w:rPr>
+                <w:rFonts w:ascii="Cambria Math" w:hAnsi="Cambria Math"/>
+                <w:i/>
+                <w:lang w:val="en"/>
+              </w:rPr>
+            </m:ctrlPr>
+          </m:sSubPr>
+          <m:e>
+            <m:r>
+              <w:rPr>
+                <w:rFonts w:ascii="Cambria Math" w:hAnsi="Cambria Math"/>
+                <w:lang w:val="en"/>
+              </w:rPr>
+              <m:t>x</m:t>
+            </m:r>
+          </m:e>
+          <m:sub>
+            <m:r>
+              <w:rPr>
+                <w:rFonts w:ascii="Cambria Math" w:hAnsi="Cambria Math"/>
+                <w:lang w:val="en"/>
+              </w:rPr>
+              <m:t>1</m:t>
+            </m:r>
+          </m:sub>
+        </m:sSub>
+        <m:r>
+          <m:rPr>
+            <m:sty m:val="p"/>
+          </m:rPr>
+          <w:rPr>
+            <w:rFonts w:ascii="Cambria Math" w:hAnsi="Cambria Math"/>
+            <w:lang w:val="en"/>
+          </w:rPr>
+          <m:t>…</m:t>
+        </m:r>
+        <m:sSub>
+          <m:sSubPr>
+            <m:ctrlPr>
+              <w:rPr>
+                <w:rFonts w:ascii="Cambria Math" w:hAnsi="Cambria Math"/>
+                <w:lang w:val="en"/>
+              </w:rPr>
+            </m:ctrlPr>
+          </m:sSubPr>
+          <m:e>
+            <m:r>
+              <w:rPr>
+                <w:rFonts w:ascii="Cambria Math" w:hAnsi="Cambria Math"/>
+                <w:lang w:val="en"/>
+              </w:rPr>
+              <m:t>∆x</m:t>
+            </m:r>
+          </m:e>
+          <m:sub>
+            <m:r>
+              <w:rPr>
+                <w:rFonts w:ascii="Cambria Math" w:hAnsi="Cambria Math"/>
+                <w:lang w:val="en"/>
+              </w:rPr>
+              <m:t>n</m:t>
+            </m:r>
+          </m:sub>
+        </m:sSub>
+      </m:oMath>
+      <w:r>
+        <w:rPr>
+          <w:lang w:val="en"/>
+        </w:rPr>
+        <w:t xml:space="preserve"> in variables </w:t>
+      </w:r>
+      <m:oMath>
+        <m:sSub>
+          <m:sSubPr>
+            <m:ctrlPr>
+              <w:rPr>
+                <w:rFonts w:ascii="Cambria Math" w:hAnsi="Cambria Math"/>
+                <w:i/>
+                <w:lang w:val="en"/>
+              </w:rPr>
+            </m:ctrlPr>
+          </m:sSubPr>
+          <m:e>
+            <m:r>
+              <w:rPr>
+                <w:rFonts w:ascii="Cambria Math" w:hAnsi="Cambria Math"/>
+                <w:lang w:val="en"/>
+              </w:rPr>
+              <m:t>x</m:t>
+            </m:r>
+          </m:e>
+          <m:sub>
+            <m:r>
+              <w:rPr>
+                <w:rFonts w:ascii="Cambria Math" w:hAnsi="Cambria Math"/>
+                <w:lang w:val="en"/>
+              </w:rPr>
+              <m:t>1</m:t>
+            </m:r>
+          </m:sub>
+        </m:sSub>
+        <m:r>
+          <m:rPr>
+            <m:sty m:val="p"/>
+          </m:rPr>
+          <w:rPr>
+            <w:rFonts w:ascii="Cambria Math" w:hAnsi="Cambria Math"/>
+            <w:lang w:val="en"/>
+          </w:rPr>
+          <m:t>…</m:t>
+        </m:r>
+        <m:sSub>
+          <m:sSubPr>
+            <m:ctrlPr>
+              <w:rPr>
+                <w:rFonts w:ascii="Cambria Math" w:hAnsi="Cambria Math"/>
+                <w:lang w:val="en"/>
+              </w:rPr>
+            </m:ctrlPr>
+          </m:sSubPr>
+          <m:e>
+            <m:r>
+              <w:rPr>
+                <w:rFonts w:ascii="Cambria Math" w:hAnsi="Cambria Math"/>
+                <w:lang w:val="en"/>
+              </w:rPr>
+              <m:t>x</m:t>
+            </m:r>
+          </m:e>
+          <m:sub>
+            <m:r>
+              <w:rPr>
+                <w:rFonts w:ascii="Cambria Math" w:hAnsi="Cambria Math"/>
+                <w:lang w:val="en"/>
+              </w:rPr>
+              <m:t>n</m:t>
+            </m:r>
+          </m:sub>
+        </m:sSub>
+      </m:oMath>
+      <w:r>
+        <w:rPr>
+          <w:lang w:val="en"/>
+        </w:rPr>
+        <w:t xml:space="preserve"> (representing entities, phenomena, or their characteristics), and that each set of actions </w:t>
+      </w:r>
+      <m:oMath>
+        <m:sSub>
+          <m:sSubPr>
+            <m:ctrlPr>
+              <w:rPr>
+                <w:rFonts w:ascii="Cambria Math" w:hAnsi="Cambria Math"/>
+                <w:i/>
+                <w:lang w:val="en"/>
+              </w:rPr>
+            </m:ctrlPr>
+          </m:sSubPr>
+          <m:e>
+            <m:r>
+              <w:rPr>
+                <w:rFonts w:ascii="Cambria Math" w:hAnsi="Cambria Math"/>
+                <w:lang w:val="en"/>
+              </w:rPr>
+              <m:t>A</m:t>
+            </m:r>
+          </m:e>
+          <m:sub>
+            <m:r>
+              <w:rPr>
+                <w:rFonts w:ascii="Cambria Math" w:hAnsi="Cambria Math"/>
+                <w:lang w:val="en"/>
+              </w:rPr>
+              <m:t>i</m:t>
+            </m:r>
+          </m:sub>
+        </m:sSub>
+      </m:oMath>
+      <w:r>
+        <w:rPr>
+          <w:lang w:val="en"/>
+        </w:rPr>
+        <w:t xml:space="preserve"> have a location reference </w:t>
+      </w:r>
+      <m:oMath>
+        <m:r>
+          <w:rPr>
+            <w:rFonts w:ascii="Cambria Math" w:hAnsi="Cambria Math"/>
+            <w:lang w:val="en"/>
+          </w:rPr>
+          <m:t>i</m:t>
+        </m:r>
+      </m:oMath>
+      <w:r>
+        <w:rPr>
+          <w:lang w:val="en"/>
+        </w:rPr>
+        <w:t xml:space="preserve"> as described in Equations </w:t>
+      </w:r>
+      <w:r>
+        <w:rPr>
+          <w:lang w:val="en"/>
+        </w:rPr>
+        <w:t xml:space="preserve">(5) </w:t>
+      </w:r>
+      <w:r>
+        <w:rPr>
+          <w:lang w:val="en"/>
+        </w:rPr>
+        <w:t>and</w:t>
+      </w:r>
+      <w:r>
+        <w:rPr>
+          <w:lang w:val="en"/>
+        </w:rPr>
+        <w:t xml:space="preserve"> (6)</w:t>
+      </w:r>
+      <w:r>
+        <w:rPr>
+          <w:lang w:val="en"/>
+        </w:rPr>
+        <w:t xml:space="preserve">. The outcome model for geo-interventions </w:t>
+      </w:r>
+      <m:oMath>
+        <m:r>
+          <w:rPr>
+            <w:rFonts w:ascii="Cambria Math" w:hAnsi="Cambria Math"/>
+            <w:lang w:val="en"/>
+          </w:rPr>
+          <m:t>f</m:t>
+        </m:r>
+      </m:oMath>
+      <w:r>
+        <w:rPr>
+          <w:lang w:val="en"/>
+        </w:rPr>
+        <w:t xml:space="preserve"> can be used to predict the outcome </w:t>
+      </w:r>
+      <m:oMath>
+        <m:sSub>
+          <m:sSubPr>
+            <m:ctrlPr>
+              <w:rPr>
+                <w:rFonts w:ascii="Cambria Math" w:hAnsi="Cambria Math"/>
+                <w:i/>
+                <w:lang w:val="en"/>
+              </w:rPr>
+            </m:ctrlPr>
+          </m:sSubPr>
+          <m:e>
+            <m:acc>
+              <m:accPr>
+                <m:ctrlPr>
+                  <w:rPr>
+                    <w:rFonts w:ascii="Cambria Math" w:hAnsi="Cambria Math"/>
+                    <w:i/>
+                    <w:lang w:val="en"/>
+                  </w:rPr>
+                </m:ctrlPr>
+              </m:accPr>
+              <m:e>
+                <m:r>
+                  <w:rPr>
+                    <w:rFonts w:ascii="Cambria Math" w:hAnsi="Cambria Math"/>
+                    <w:lang w:val="en"/>
+                  </w:rPr>
+                  <m:t>Y</m:t>
+                </m:r>
+              </m:e>
+            </m:acc>
+          </m:e>
+          <m:sub>
+            <m:r>
+              <w:rPr>
+                <w:rFonts w:ascii="Cambria Math" w:hAnsi="Cambria Math"/>
+                <w:lang w:val="en"/>
+              </w:rPr>
+              <m:t>i</m:t>
+            </m:r>
+          </m:sub>
+        </m:sSub>
+      </m:oMath>
+      <w:r>
+        <w:rPr>
+          <w:lang w:val="en"/>
+        </w:rPr>
+        <w:t xml:space="preserve"> from a change in variables </w:t>
+      </w:r>
+      <m:oMath>
+        <m:sSub>
+          <m:sSubPr>
+            <m:ctrlPr>
+              <w:rPr>
+                <w:rFonts w:ascii="Cambria Math" w:hAnsi="Cambria Math"/>
+                <w:i/>
+                <w:lang w:val="en"/>
+              </w:rPr>
+            </m:ctrlPr>
+          </m:sSubPr>
+          <m:e>
+            <m:r>
+              <w:rPr>
+                <w:rFonts w:ascii="Cambria Math" w:hAnsi="Cambria Math"/>
+                <w:lang w:val="en"/>
+              </w:rPr>
+              <m:t>X</m:t>
+            </m:r>
+          </m:e>
+          <m:sub>
+            <m:r>
+              <w:rPr>
+                <w:rFonts w:ascii="Cambria Math" w:hAnsi="Cambria Math"/>
+                <w:lang w:val="en"/>
+              </w:rPr>
+              <m:t>i</m:t>
+            </m:r>
+          </m:sub>
+        </m:sSub>
+      </m:oMath>
+      <w:r>
+        <w:rPr>
+          <w:lang w:val="en"/>
+        </w:rPr>
+        <w:t xml:space="preserve"> (the actions </w:t>
+      </w:r>
+      <m:oMath>
+        <m:sSub>
+          <m:sSubPr>
+            <m:ctrlPr>
+              <w:rPr>
+                <w:rFonts w:ascii="Cambria Math" w:hAnsi="Cambria Math"/>
+                <w:i/>
+                <w:lang w:val="en"/>
+              </w:rPr>
+            </m:ctrlPr>
+          </m:sSubPr>
+          <m:e>
+            <m:r>
+              <w:rPr>
+                <w:rFonts w:ascii="Cambria Math" w:hAnsi="Cambria Math"/>
+                <w:lang w:val="en"/>
+              </w:rPr>
+              <m:t>A</m:t>
+            </m:r>
+          </m:e>
+          <m:sub>
+            <m:r>
+              <w:rPr>
+                <w:rFonts w:ascii="Cambria Math" w:hAnsi="Cambria Math"/>
+                <w:lang w:val="en"/>
+              </w:rPr>
+              <m:t>i</m:t>
+            </m:r>
+          </m:sub>
+        </m:sSub>
+      </m:oMath>
+      <w:r>
+        <w:rPr>
+          <w:lang w:val="en"/>
+        </w:rPr>
+        <w:t>), which is applied to design and generate geo-interventions in the next section.</w:t>
       </w:r>
     </w:p>
     <w:p>
@@ -2241,152 +6422,2764 @@
         <w:rPr>
           <w:lang w:val="en"/>
         </w:rPr>
-        <w:t>x.</w:t>
+        <w:t>The second main problem lies in using the outcome model for geo-interventions (described in Section</w:t>
+      </w:r>
+      <w:r>
+        <w:rPr>
+          <w:lang w:val="en"/>
+        </w:rPr>
+        <w:t xml:space="preserve"> 2.1.3</w:t>
+      </w:r>
+      <w:r>
+        <w:rPr>
+          <w:lang w:val="en"/>
+        </w:rPr>
+        <w:t xml:space="preserve">) to design and generate geo-interventions. There are two major processes involved in this problem. One is the design of geo-interventions and the other is the generation of geo-interventions. The generation of geo-interventions is described first as it is a simpler process incorporating a change in variables to produce various predicted outcomes from an outcome model for geo-interventions. Recall in Equation </w:t>
+      </w:r>
+      <w:r>
+        <w:rPr>
+          <w:lang w:val="en"/>
+        </w:rPr>
+        <w:t>(10)</w:t>
+      </w:r>
+      <w:r>
+        <w:rPr>
+          <w:lang w:val="en"/>
+        </w:rPr>
+        <w:t xml:space="preserve"> that the outcome model for geo-interventions </w:t>
+      </w:r>
+      <m:oMath>
+        <m:r>
+          <w:rPr>
+            <w:rFonts w:ascii="Cambria Math" w:hAnsi="Cambria Math"/>
+            <w:lang w:val="en"/>
+          </w:rPr>
+          <m:t>f</m:t>
+        </m:r>
+      </m:oMath>
+      <w:r>
+        <w:rPr>
+          <w:lang w:val="en"/>
+        </w:rPr>
+        <w:t xml:space="preserve"> is able to predict outcomes </w:t>
+      </w:r>
+      <m:oMath>
+        <m:sSub>
+          <m:sSubPr>
+            <m:ctrlPr>
+              <w:rPr>
+                <w:rFonts w:ascii="Cambria Math" w:hAnsi="Cambria Math"/>
+                <w:i/>
+                <w:lang w:val="en"/>
+              </w:rPr>
+            </m:ctrlPr>
+          </m:sSubPr>
+          <m:e>
+            <m:acc>
+              <m:accPr>
+                <m:ctrlPr>
+                  <w:rPr>
+                    <w:rFonts w:ascii="Cambria Math" w:hAnsi="Cambria Math"/>
+                    <w:i/>
+                    <w:lang w:val="en"/>
+                  </w:rPr>
+                </m:ctrlPr>
+              </m:accPr>
+              <m:e>
+                <m:r>
+                  <w:rPr>
+                    <w:rFonts w:ascii="Cambria Math" w:hAnsi="Cambria Math"/>
+                    <w:lang w:val="en"/>
+                  </w:rPr>
+                  <m:t>Y</m:t>
+                </m:r>
+              </m:e>
+            </m:acc>
+          </m:e>
+          <m:sub>
+            <m:r>
+              <w:rPr>
+                <w:rFonts w:ascii="Cambria Math" w:hAnsi="Cambria Math"/>
+                <w:lang w:val="en"/>
+              </w:rPr>
+              <m:t>i</m:t>
+            </m:r>
+          </m:sub>
+        </m:sSub>
+      </m:oMath>
+      <w:r>
+        <w:rPr>
+          <w:lang w:val="en"/>
+        </w:rPr>
+        <w:t xml:space="preserve"> based on a set of variables </w:t>
+      </w:r>
+      <m:oMath>
+        <m:sSub>
+          <m:sSubPr>
+            <m:ctrlPr>
+              <w:rPr>
+                <w:rFonts w:ascii="Cambria Math" w:hAnsi="Cambria Math"/>
+                <w:i/>
+                <w:lang w:val="en"/>
+              </w:rPr>
+            </m:ctrlPr>
+          </m:sSubPr>
+          <m:e>
+            <m:r>
+              <w:rPr>
+                <w:rFonts w:ascii="Cambria Math" w:hAnsi="Cambria Math"/>
+                <w:lang w:val="en"/>
+              </w:rPr>
+              <m:t>X</m:t>
+            </m:r>
+          </m:e>
+          <m:sub>
+            <m:r>
+              <w:rPr>
+                <w:rFonts w:ascii="Cambria Math" w:hAnsi="Cambria Math"/>
+                <w:lang w:val="en"/>
+              </w:rPr>
+              <m:t>i</m:t>
+            </m:r>
+          </m:sub>
+        </m:sSub>
+      </m:oMath>
+      <w:r>
+        <w:rPr>
+          <w:lang w:val="en"/>
+        </w:rPr>
+        <w:t xml:space="preserve"> (representing entities, phenomena, or their characteristics) recorded from data — that is, consider that </w:t>
+      </w:r>
+      <m:oMath>
+        <m:r>
+          <w:rPr>
+            <w:rFonts w:ascii="Cambria Math" w:hAnsi="Cambria Math"/>
+            <w:lang w:val="en"/>
+          </w:rPr>
+          <m:t>f</m:t>
+        </m:r>
+      </m:oMath>
+      <w:r>
+        <w:rPr>
+          <w:lang w:val="en"/>
+        </w:rPr>
+        <w:t xml:space="preserve"> is assumed to find a relationship or pattern between actual outcomes </w:t>
+      </w:r>
+      <m:oMath>
+        <m:sSub>
+          <m:sSubPr>
+            <m:ctrlPr>
+              <w:rPr>
+                <w:rFonts w:ascii="Cambria Math" w:hAnsi="Cambria Math"/>
+                <w:i/>
+                <w:lang w:val="en"/>
+              </w:rPr>
+            </m:ctrlPr>
+          </m:sSubPr>
+          <m:e>
+            <m:r>
+              <w:rPr>
+                <w:rFonts w:ascii="Cambria Math" w:hAnsi="Cambria Math"/>
+                <w:lang w:val="en"/>
+              </w:rPr>
+              <m:t>Y</m:t>
+            </m:r>
+          </m:e>
+          <m:sub>
+            <m:r>
+              <w:rPr>
+                <w:rFonts w:ascii="Cambria Math" w:hAnsi="Cambria Math"/>
+                <w:lang w:val="en"/>
+              </w:rPr>
+              <m:t>i</m:t>
+            </m:r>
+          </m:sub>
+        </m:sSub>
+      </m:oMath>
+      <w:r>
+        <w:rPr>
+          <w:lang w:val="en"/>
+        </w:rPr>
+        <w:t xml:space="preserve"> and a set of variables </w:t>
+      </w:r>
+      <m:oMath>
+        <m:sSub>
+          <m:sSubPr>
+            <m:ctrlPr>
+              <w:rPr>
+                <w:rFonts w:ascii="Cambria Math" w:hAnsi="Cambria Math"/>
+                <w:i/>
+                <w:lang w:val="en"/>
+              </w:rPr>
+            </m:ctrlPr>
+          </m:sSubPr>
+          <m:e>
+            <m:r>
+              <w:rPr>
+                <w:rFonts w:ascii="Cambria Math" w:hAnsi="Cambria Math"/>
+                <w:lang w:val="en"/>
+              </w:rPr>
+              <m:t>X</m:t>
+            </m:r>
+          </m:e>
+          <m:sub>
+            <m:r>
+              <w:rPr>
+                <w:rFonts w:ascii="Cambria Math" w:hAnsi="Cambria Math"/>
+                <w:lang w:val="en"/>
+              </w:rPr>
+              <m:t>i</m:t>
+            </m:r>
+          </m:sub>
+        </m:sSub>
+      </m:oMath>
+      <w:r>
+        <w:rPr>
+          <w:lang w:val="en"/>
+        </w:rPr>
+        <w:t xml:space="preserve"> such that the difference between </w:t>
+      </w:r>
+      <m:oMath>
+        <m:sSub>
+          <m:sSubPr>
+            <m:ctrlPr>
+              <w:rPr>
+                <w:rFonts w:ascii="Cambria Math" w:hAnsi="Cambria Math"/>
+                <w:i/>
+                <w:lang w:val="en"/>
+              </w:rPr>
+            </m:ctrlPr>
+          </m:sSubPr>
+          <m:e>
+            <m:r>
+              <w:rPr>
+                <w:rFonts w:ascii="Cambria Math" w:hAnsi="Cambria Math"/>
+                <w:lang w:val="en"/>
+              </w:rPr>
+              <m:t>Y</m:t>
+            </m:r>
+          </m:e>
+          <m:sub>
+            <m:r>
+              <w:rPr>
+                <w:rFonts w:ascii="Cambria Math" w:hAnsi="Cambria Math"/>
+                <w:lang w:val="en"/>
+              </w:rPr>
+              <m:t>i</m:t>
+            </m:r>
+          </m:sub>
+        </m:sSub>
+      </m:oMath>
+      <w:r>
+        <w:rPr>
+          <w:lang w:val="en"/>
+        </w:rPr>
+        <w:t xml:space="preserve"> and </w:t>
+      </w:r>
+      <m:oMath>
+        <m:sSub>
+          <m:sSubPr>
+            <m:ctrlPr>
+              <w:rPr>
+                <w:rFonts w:ascii="Cambria Math" w:hAnsi="Cambria Math"/>
+                <w:i/>
+                <w:lang w:val="en"/>
+              </w:rPr>
+            </m:ctrlPr>
+          </m:sSubPr>
+          <m:e>
+            <m:acc>
+              <m:accPr>
+                <m:ctrlPr>
+                  <w:rPr>
+                    <w:rFonts w:ascii="Cambria Math" w:hAnsi="Cambria Math"/>
+                    <w:i/>
+                    <w:lang w:val="en"/>
+                  </w:rPr>
+                </m:ctrlPr>
+              </m:accPr>
+              <m:e>
+                <m:r>
+                  <w:rPr>
+                    <w:rFonts w:ascii="Cambria Math" w:hAnsi="Cambria Math"/>
+                    <w:lang w:val="en"/>
+                  </w:rPr>
+                  <m:t>Y</m:t>
+                </m:r>
+              </m:e>
+            </m:acc>
+          </m:e>
+          <m:sub>
+            <m:r>
+              <w:rPr>
+                <w:rFonts w:ascii="Cambria Math" w:hAnsi="Cambria Math"/>
+                <w:lang w:val="en"/>
+              </w:rPr>
+              <m:t>i</m:t>
+            </m:r>
+          </m:sub>
+        </m:sSub>
+      </m:oMath>
+      <w:r>
+        <w:rPr>
+          <w:lang w:val="en"/>
+        </w:rPr>
+        <w:t xml:space="preserve"> are adequately minimized as described in Equation</w:t>
+      </w:r>
+      <w:r>
+        <w:rPr>
+          <w:lang w:val="en"/>
+        </w:rPr>
+        <w:t xml:space="preserve"> (11)</w:t>
+      </w:r>
+      <w:r>
+        <w:rPr>
+          <w:lang w:val="en"/>
+        </w:rPr>
+        <w:t xml:space="preserve"> (at the discretion of the decision maker and stakeholders). To generate geo-interventions, we apply a set of actions </w:t>
+      </w:r>
+      <m:oMath>
+        <m:sSub>
+          <m:sSubPr>
+            <m:ctrlPr>
+              <w:rPr>
+                <w:rFonts w:ascii="Cambria Math" w:hAnsi="Cambria Math"/>
+                <w:i/>
+                <w:lang w:val="en"/>
+              </w:rPr>
+            </m:ctrlPr>
+          </m:sSubPr>
+          <m:e>
+            <m:r>
+              <w:rPr>
+                <w:rFonts w:ascii="Cambria Math" w:hAnsi="Cambria Math"/>
+                <w:lang w:val="en"/>
+              </w:rPr>
+              <m:t>A</m:t>
+            </m:r>
+          </m:e>
+          <m:sub>
+            <m:r>
+              <w:rPr>
+                <w:rFonts w:ascii="Cambria Math" w:hAnsi="Cambria Math"/>
+                <w:lang w:val="en"/>
+              </w:rPr>
+              <m:t>i</m:t>
+            </m:r>
+          </m:sub>
+        </m:sSub>
+      </m:oMath>
+      <w:r>
+        <w:rPr>
+          <w:lang w:val="en"/>
+        </w:rPr>
+        <w:t xml:space="preserve"> (quantitative changes in the values of </w:t>
+      </w:r>
+      <m:oMath>
+        <m:sSub>
+          <m:sSubPr>
+            <m:ctrlPr>
+              <w:rPr>
+                <w:rFonts w:ascii="Cambria Math" w:hAnsi="Cambria Math"/>
+                <w:i/>
+                <w:lang w:val="en"/>
+              </w:rPr>
+            </m:ctrlPr>
+          </m:sSubPr>
+          <m:e>
+            <m:r>
+              <w:rPr>
+                <w:rFonts w:ascii="Cambria Math" w:hAnsi="Cambria Math"/>
+                <w:lang w:val="en"/>
+              </w:rPr>
+              <m:t>X</m:t>
+            </m:r>
+          </m:e>
+          <m:sub>
+            <m:r>
+              <w:rPr>
+                <w:rFonts w:ascii="Cambria Math" w:hAnsi="Cambria Math"/>
+                <w:lang w:val="en"/>
+              </w:rPr>
+              <m:t>i</m:t>
+            </m:r>
+          </m:sub>
+        </m:sSub>
+        <m:r>
+          <w:rPr>
+            <w:rFonts w:ascii="Cambria Math" w:hAnsi="Cambria Math"/>
+            <w:lang w:val="en"/>
+          </w:rPr>
+          <m:t>)</m:t>
+        </m:r>
+      </m:oMath>
+      <w:r>
+        <w:rPr>
+          <w:lang w:val="en"/>
+        </w:rPr>
+        <w:t xml:space="preserve"> to the outcome model for geo-interventions </w:t>
+      </w:r>
+      <m:oMath>
+        <m:r>
+          <w:rPr>
+            <w:rFonts w:ascii="Cambria Math" w:hAnsi="Cambria Math"/>
+            <w:lang w:val="en"/>
+          </w:rPr>
+          <m:t>f</m:t>
+        </m:r>
+      </m:oMath>
+      <w:r>
+        <w:rPr>
+          <w:lang w:val="en"/>
+        </w:rPr>
+        <w:t xml:space="preserve"> produce a set of predicted outcomes </w:t>
+      </w:r>
+      <m:oMath>
+        <m:sSub>
+          <m:sSubPr>
+            <m:ctrlPr>
+              <w:rPr>
+                <w:rFonts w:ascii="Cambria Math" w:hAnsi="Cambria Math"/>
+                <w:i/>
+                <w:lang w:val="en"/>
+              </w:rPr>
+            </m:ctrlPr>
+          </m:sSubPr>
+          <m:e>
+            <m:acc>
+              <m:accPr>
+                <m:ctrlPr>
+                  <w:rPr>
+                    <w:rFonts w:ascii="Cambria Math" w:hAnsi="Cambria Math"/>
+                    <w:i/>
+                    <w:lang w:val="en"/>
+                  </w:rPr>
+                </m:ctrlPr>
+              </m:accPr>
+              <m:e>
+                <m:r>
+                  <w:rPr>
+                    <w:rFonts w:ascii="Cambria Math" w:hAnsi="Cambria Math"/>
+                    <w:lang w:val="en"/>
+                  </w:rPr>
+                  <m:t>Y</m:t>
+                </m:r>
+              </m:e>
+            </m:acc>
+          </m:e>
+          <m:sub>
+            <m:r>
+              <w:rPr>
+                <w:rFonts w:ascii="Cambria Math" w:hAnsi="Cambria Math"/>
+                <w:lang w:val="en"/>
+              </w:rPr>
+              <m:t>i</m:t>
+            </m:r>
+          </m:sub>
+        </m:sSub>
+      </m:oMath>
+      <w:r>
+        <w:rPr>
+          <w:lang w:val="en"/>
+        </w:rPr>
+        <w:t xml:space="preserve"> (the generated geo-interventions) as seen in the previous Equation</w:t>
+      </w:r>
+      <w:r>
+        <w:rPr>
+          <w:lang w:val="en"/>
+        </w:rPr>
+        <w:t xml:space="preserve"> (7)</w:t>
+      </w:r>
+      <w:r>
+        <w:rPr>
+          <w:lang w:val="en"/>
+        </w:rPr>
+        <w:t xml:space="preserve">. Here, every change in </w:t>
+      </w:r>
+      <m:oMath>
+        <m:sSub>
+          <m:sSubPr>
+            <m:ctrlPr>
+              <w:rPr>
+                <w:rFonts w:ascii="Cambria Math" w:hAnsi="Cambria Math"/>
+                <w:i/>
+                <w:lang w:val="en"/>
+              </w:rPr>
+            </m:ctrlPr>
+          </m:sSubPr>
+          <m:e>
+            <m:r>
+              <w:rPr>
+                <w:rFonts w:ascii="Cambria Math" w:hAnsi="Cambria Math"/>
+                <w:lang w:val="en"/>
+              </w:rPr>
+              <m:t>X</m:t>
+            </m:r>
+          </m:e>
+          <m:sub>
+            <m:r>
+              <w:rPr>
+                <w:rFonts w:ascii="Cambria Math" w:hAnsi="Cambria Math"/>
+                <w:lang w:val="en"/>
+              </w:rPr>
+              <m:t>i</m:t>
+            </m:r>
+          </m:sub>
+        </m:sSub>
+      </m:oMath>
+      <w:r>
+        <w:rPr>
+          <w:lang w:val="en"/>
+        </w:rPr>
+        <w:t xml:space="preserve"> will produce a corresponding set of </w:t>
+      </w:r>
+      <m:oMath>
+        <m:sSub>
+          <m:sSubPr>
+            <m:ctrlPr>
+              <w:rPr>
+                <w:rFonts w:ascii="Cambria Math" w:hAnsi="Cambria Math"/>
+                <w:i/>
+                <w:lang w:val="en"/>
+              </w:rPr>
+            </m:ctrlPr>
+          </m:sSubPr>
+          <m:e>
+            <m:acc>
+              <m:accPr>
+                <m:ctrlPr>
+                  <w:rPr>
+                    <w:rFonts w:ascii="Cambria Math" w:hAnsi="Cambria Math"/>
+                    <w:i/>
+                    <w:lang w:val="en"/>
+                  </w:rPr>
+                </m:ctrlPr>
+              </m:accPr>
+              <m:e>
+                <m:r>
+                  <w:rPr>
+                    <w:rFonts w:ascii="Cambria Math" w:hAnsi="Cambria Math"/>
+                    <w:lang w:val="en"/>
+                  </w:rPr>
+                  <m:t>Y</m:t>
+                </m:r>
+              </m:e>
+            </m:acc>
+          </m:e>
+          <m:sub>
+            <m:r>
+              <w:rPr>
+                <w:rFonts w:ascii="Cambria Math" w:hAnsi="Cambria Math"/>
+                <w:lang w:val="en"/>
+              </w:rPr>
+              <m:t>i</m:t>
+            </m:r>
+          </m:sub>
+        </m:sSub>
+      </m:oMath>
+      <w:r>
+        <w:rPr>
+          <w:lang w:val="en"/>
+        </w:rPr>
+        <w:t xml:space="preserve"> representing the generated geo-interventions. The next process (the design of geo-interventions) is then to generate geo-interventions such that they produce a desirable outcome considering the context and needs of a decision-making problem. This desirable outcome for a location referenced by </w:t>
+      </w:r>
+      <m:oMath>
+        <m:r>
+          <w:rPr>
+            <w:rFonts w:ascii="Cambria Math" w:hAnsi="Cambria Math"/>
+            <w:lang w:val="en"/>
+          </w:rPr>
+          <m:t>i</m:t>
+        </m:r>
+      </m:oMath>
+      <w:r>
+        <w:rPr>
+          <w:lang w:val="en"/>
+        </w:rPr>
+        <w:t xml:space="preserve"> is represented by minimizing or maximizing the </w:t>
+      </w:r>
+      <w:r>
+        <w:rPr>
+          <w:lang w:val="en"/>
+        </w:rPr>
+        <w:lastRenderedPageBreak/>
+        <w:t xml:space="preserve">predicted outcome </w:t>
+      </w:r>
+      <m:oMath>
+        <m:sSub>
+          <m:sSubPr>
+            <m:ctrlPr>
+              <w:rPr>
+                <w:rFonts w:ascii="Cambria Math" w:hAnsi="Cambria Math"/>
+                <w:i/>
+                <w:lang w:val="en"/>
+              </w:rPr>
+            </m:ctrlPr>
+          </m:sSubPr>
+          <m:e>
+            <m:acc>
+              <m:accPr>
+                <m:ctrlPr>
+                  <w:rPr>
+                    <w:rFonts w:ascii="Cambria Math" w:hAnsi="Cambria Math"/>
+                    <w:i/>
+                    <w:lang w:val="en"/>
+                  </w:rPr>
+                </m:ctrlPr>
+              </m:accPr>
+              <m:e>
+                <m:r>
+                  <w:rPr>
+                    <w:rFonts w:ascii="Cambria Math" w:hAnsi="Cambria Math"/>
+                    <w:lang w:val="en"/>
+                  </w:rPr>
+                  <m:t>Y</m:t>
+                </m:r>
+              </m:e>
+            </m:acc>
+          </m:e>
+          <m:sub>
+            <m:r>
+              <w:rPr>
+                <w:rFonts w:ascii="Cambria Math" w:hAnsi="Cambria Math"/>
+                <w:lang w:val="en"/>
+              </w:rPr>
+              <m:t>i</m:t>
+            </m:r>
+          </m:sub>
+        </m:sSub>
+      </m:oMath>
+      <w:r>
+        <w:rPr>
+          <w:lang w:val="en"/>
+        </w:rPr>
+        <w:t xml:space="preserve"> by adjusting the variables </w:t>
+      </w:r>
+      <m:oMath>
+        <m:sSub>
+          <m:sSubPr>
+            <m:ctrlPr>
+              <w:rPr>
+                <w:rFonts w:ascii="Cambria Math" w:hAnsi="Cambria Math"/>
+                <w:i/>
+                <w:lang w:val="en"/>
+              </w:rPr>
+            </m:ctrlPr>
+          </m:sSubPr>
+          <m:e>
+            <m:r>
+              <w:rPr>
+                <w:rFonts w:ascii="Cambria Math" w:hAnsi="Cambria Math"/>
+                <w:lang w:val="en"/>
+              </w:rPr>
+              <m:t>X</m:t>
+            </m:r>
+          </m:e>
+          <m:sub>
+            <m:r>
+              <w:rPr>
+                <w:rFonts w:ascii="Cambria Math" w:hAnsi="Cambria Math"/>
+                <w:lang w:val="en"/>
+              </w:rPr>
+              <m:t>i</m:t>
+            </m:r>
+          </m:sub>
+        </m:sSub>
+      </m:oMath>
+      <w:r>
+        <w:rPr>
+          <w:lang w:val="en"/>
+        </w:rPr>
+        <w:t xml:space="preserve"> (representing the entities, phenomena, or their characteristics):</w:t>
+      </w:r>
+    </w:p>
+    <w:tbl>
+      <w:tblPr>
+        <w:tblW w:w="7859" w:type="dxa"/>
+        <w:tblInd w:w="2608" w:type="dxa"/>
+        <w:tblCellMar>
+          <w:left w:w="0" w:type="dxa"/>
+          <w:right w:w="0" w:type="dxa"/>
+        </w:tblCellMar>
+        <w:tblLook w:val="04A0" w:firstRow="1" w:lastRow="0" w:firstColumn="1" w:lastColumn="0" w:noHBand="0" w:noVBand="1"/>
+      </w:tblPr>
+      <w:tblGrid>
+        <w:gridCol w:w="7428"/>
+        <w:gridCol w:w="431"/>
+      </w:tblGrid>
+      <w:tr>
+        <w:tc>
+          <w:tcPr>
+            <w:tcW w:w="7428" w:type="dxa"/>
+          </w:tcPr>
+          <w:p>
+            <w:pPr>
+              <w:pStyle w:val="MDPI39equation"/>
+            </w:pPr>
+            <m:oMathPara>
+              <m:oMath>
+                <m:r>
+                  <w:rPr>
+                    <w:rFonts w:ascii="Cambria Math" w:hAnsi="Cambria Math"/>
+                    <w:lang w:val="en"/>
+                  </w:rPr>
+                  <m:t xml:space="preserve">minimize/maximize </m:t>
+                </m:r>
+                <m:sSub>
+                  <m:sSubPr>
+                    <m:ctrlPr>
+                      <w:rPr>
+                        <w:rFonts w:ascii="Cambria Math" w:hAnsi="Cambria Math"/>
+                        <w:i/>
+                        <w:lang w:val="en"/>
+                      </w:rPr>
+                    </m:ctrlPr>
+                  </m:sSubPr>
+                  <m:e>
+                    <m:acc>
+                      <m:accPr>
+                        <m:ctrlPr>
+                          <w:rPr>
+                            <w:rFonts w:ascii="Cambria Math" w:hAnsi="Cambria Math"/>
+                            <w:i/>
+                            <w:lang w:val="en"/>
+                          </w:rPr>
+                        </m:ctrlPr>
+                      </m:accPr>
+                      <m:e>
+                        <m:r>
+                          <w:rPr>
+                            <w:rFonts w:ascii="Cambria Math" w:hAnsi="Cambria Math"/>
+                            <w:lang w:val="en"/>
+                          </w:rPr>
+                          <m:t>Y</m:t>
+                        </m:r>
+                      </m:e>
+                    </m:acc>
+                  </m:e>
+                  <m:sub>
+                    <m:r>
+                      <w:rPr>
+                        <w:rFonts w:ascii="Cambria Math" w:hAnsi="Cambria Math"/>
+                        <w:lang w:val="en"/>
+                      </w:rPr>
+                      <m:t>i</m:t>
+                    </m:r>
+                  </m:sub>
+                </m:sSub>
+                <m:r>
+                  <w:rPr>
+                    <w:rFonts w:ascii="Cambria Math" w:hAnsi="Cambria Math"/>
+                    <w:lang w:val="en"/>
+                  </w:rPr>
+                  <m:t>=</m:t>
+                </m:r>
+                <m:sSub>
+                  <m:sSubPr>
+                    <m:ctrlPr>
+                      <w:rPr>
+                        <w:rFonts w:ascii="Cambria Math" w:hAnsi="Cambria Math"/>
+                        <w:i/>
+                        <w:lang w:val="en"/>
+                      </w:rPr>
+                    </m:ctrlPr>
+                  </m:sSubPr>
+                  <m:e>
+                    <m:r>
+                      <w:rPr>
+                        <w:rFonts w:ascii="Cambria Math" w:hAnsi="Cambria Math"/>
+                        <w:lang w:val="en"/>
+                      </w:rPr>
+                      <m:t>f(X</m:t>
+                    </m:r>
+                  </m:e>
+                  <m:sub>
+                    <m:r>
+                      <w:rPr>
+                        <w:rFonts w:ascii="Cambria Math" w:hAnsi="Cambria Math"/>
+                        <w:lang w:val="en"/>
+                      </w:rPr>
+                      <m:t>i</m:t>
+                    </m:r>
+                  </m:sub>
+                </m:sSub>
+                <m:r>
+                  <w:rPr>
+                    <w:rFonts w:ascii="Cambria Math" w:hAnsi="Cambria Math"/>
+                    <w:lang w:val="en"/>
+                  </w:rPr>
+                  <m:t>)</m:t>
+                </m:r>
+              </m:oMath>
+            </m:oMathPara>
+          </w:p>
+        </w:tc>
+        <w:tc>
+          <w:tcPr>
+            <w:tcW w:w="431" w:type="dxa"/>
+            <w:vAlign w:val="center"/>
+          </w:tcPr>
+          <w:p>
+            <w:pPr>
+              <w:pStyle w:val="MDPI3aequationnumber"/>
+              <w:spacing w:line="260" w:lineRule="atLeast"/>
+            </w:pPr>
+            <w:r>
+              <w:t>(</w:t>
+            </w:r>
+            <w:r>
+              <w:t>1</w:t>
+            </w:r>
+            <w:r>
+              <w:t>2</w:t>
+            </w:r>
+            <w:r>
+              <w:t>)</w:t>
+            </w:r>
+          </w:p>
+        </w:tc>
+      </w:tr>
+    </w:tbl>
+    <w:p>
+      <w:pPr>
+        <w:pStyle w:val="MDPI31text"/>
+        <w:rPr>
+          <w:lang w:val="en"/>
+        </w:rPr>
+      </w:pPr>
+      <w:r>
+        <w:rPr>
+          <w:lang w:val="en"/>
+        </w:rPr>
+        <w:t xml:space="preserve">Equation </w:t>
+      </w:r>
+      <w:r>
+        <w:rPr>
+          <w:lang w:val="en"/>
+        </w:rPr>
+        <w:t>(12)</w:t>
+      </w:r>
+      <w:r>
+        <w:rPr>
+          <w:lang w:val="en"/>
+        </w:rPr>
+        <w:t xml:space="preserve"> represents a local optimization problem for each location. In most cases, the study area consists of more than one location, where the location optimization problem becomes a global optimization problem — in other words, the most desirable outcome must not consider only one location at a time, but all relevant locations together. Thus, the second main problem is a modification of Equation</w:t>
+      </w:r>
+      <w:r>
+        <w:rPr>
+          <w:lang w:val="en"/>
+        </w:rPr>
+        <w:t xml:space="preserve"> (12)</w:t>
+      </w:r>
+      <w:r>
+        <w:rPr>
+          <w:lang w:val="en"/>
+        </w:rPr>
+        <w:t xml:space="preserve"> to find the set of values for variables </w:t>
+      </w:r>
+      <m:oMath>
+        <m:sSub>
+          <m:sSubPr>
+            <m:ctrlPr>
+              <w:rPr>
+                <w:rFonts w:ascii="Cambria Math" w:hAnsi="Cambria Math"/>
+                <w:i/>
+                <w:lang w:val="en"/>
+              </w:rPr>
+            </m:ctrlPr>
+          </m:sSubPr>
+          <m:e>
+            <m:r>
+              <w:rPr>
+                <w:rFonts w:ascii="Cambria Math" w:hAnsi="Cambria Math"/>
+                <w:lang w:val="en"/>
+              </w:rPr>
+              <m:t>X</m:t>
+            </m:r>
+          </m:e>
+          <m:sub>
+            <m:r>
+              <w:rPr>
+                <w:rFonts w:ascii="Cambria Math" w:hAnsi="Cambria Math"/>
+                <w:lang w:val="en"/>
+              </w:rPr>
+              <m:t>i</m:t>
+            </m:r>
+          </m:sub>
+        </m:sSub>
+      </m:oMath>
+      <w:r>
+        <w:rPr>
+          <w:lang w:val="en"/>
+        </w:rPr>
+        <w:t xml:space="preserve"> that minimize or maximize the predicted outcome </w:t>
+      </w:r>
+      <m:oMath>
+        <m:sSub>
+          <m:sSubPr>
+            <m:ctrlPr>
+              <w:rPr>
+                <w:rFonts w:ascii="Cambria Math" w:hAnsi="Cambria Math"/>
+                <w:i/>
+                <w:lang w:val="en"/>
+              </w:rPr>
+            </m:ctrlPr>
+          </m:sSubPr>
+          <m:e>
+            <m:acc>
+              <m:accPr>
+                <m:ctrlPr>
+                  <w:rPr>
+                    <w:rFonts w:ascii="Cambria Math" w:hAnsi="Cambria Math"/>
+                    <w:i/>
+                    <w:lang w:val="en"/>
+                  </w:rPr>
+                </m:ctrlPr>
+              </m:accPr>
+              <m:e>
+                <m:r>
+                  <w:rPr>
+                    <w:rFonts w:ascii="Cambria Math" w:hAnsi="Cambria Math"/>
+                    <w:lang w:val="en"/>
+                  </w:rPr>
+                  <m:t>Y</m:t>
+                </m:r>
+              </m:e>
+            </m:acc>
+          </m:e>
+          <m:sub>
+            <m:r>
+              <w:rPr>
+                <w:rFonts w:ascii="Cambria Math" w:hAnsi="Cambria Math"/>
+                <w:lang w:val="en"/>
+              </w:rPr>
+              <m:t>i</m:t>
+            </m:r>
+          </m:sub>
+        </m:sSub>
+      </m:oMath>
+      <w:r>
+        <w:rPr>
+          <w:lang w:val="en"/>
+        </w:rPr>
+        <w:t xml:space="preserve"> aggregated by an aggregation metric </w:t>
+      </w:r>
+      <m:oMath>
+        <m:r>
+          <w:rPr>
+            <w:rFonts w:ascii="Cambria Math" w:hAnsi="Cambria Math"/>
+            <w:lang w:val="en"/>
+          </w:rPr>
+          <m:t>m</m:t>
+        </m:r>
+      </m:oMath>
+      <w:r>
+        <w:rPr>
+          <w:lang w:val="en"/>
+        </w:rPr>
+        <w:t>, which considers all predicted outcomes together:</w:t>
+      </w:r>
+    </w:p>
+    <w:tbl>
+      <w:tblPr>
+        <w:tblW w:w="7859" w:type="dxa"/>
+        <w:tblInd w:w="2608" w:type="dxa"/>
+        <w:tblCellMar>
+          <w:left w:w="0" w:type="dxa"/>
+          <w:right w:w="0" w:type="dxa"/>
+        </w:tblCellMar>
+        <w:tblLook w:val="04A0" w:firstRow="1" w:lastRow="0" w:firstColumn="1" w:lastColumn="0" w:noHBand="0" w:noVBand="1"/>
+      </w:tblPr>
+      <w:tblGrid>
+        <w:gridCol w:w="7428"/>
+        <w:gridCol w:w="431"/>
+      </w:tblGrid>
+      <w:tr>
+        <w:tc>
+          <w:tcPr>
+            <w:tcW w:w="7428" w:type="dxa"/>
+          </w:tcPr>
+          <w:p>
+            <w:pPr>
+              <w:pStyle w:val="MDPI39equation"/>
+            </w:pPr>
+            <m:oMathPara>
+              <m:oMath>
+                <m:r>
+                  <w:rPr>
+                    <w:rFonts w:ascii="Cambria Math" w:hAnsi="Cambria Math"/>
+                    <w:lang w:val="en"/>
+                  </w:rPr>
+                  <m:t xml:space="preserve">minimize/maximize </m:t>
+                </m:r>
+                <m:r>
+                  <w:rPr>
+                    <w:rFonts w:ascii="Cambria Math" w:hAnsi="Cambria Math"/>
+                    <w:lang w:val="en"/>
+                  </w:rPr>
+                  <m:t>m(</m:t>
+                </m:r>
+                <m:sSub>
+                  <m:sSubPr>
+                    <m:ctrlPr>
+                      <w:rPr>
+                        <w:rFonts w:ascii="Cambria Math" w:hAnsi="Cambria Math"/>
+                        <w:i/>
+                        <w:lang w:val="en"/>
+                      </w:rPr>
+                    </m:ctrlPr>
+                  </m:sSubPr>
+                  <m:e>
+                    <m:acc>
+                      <m:accPr>
+                        <m:ctrlPr>
+                          <w:rPr>
+                            <w:rFonts w:ascii="Cambria Math" w:hAnsi="Cambria Math"/>
+                            <w:i/>
+                            <w:lang w:val="en"/>
+                          </w:rPr>
+                        </m:ctrlPr>
+                      </m:accPr>
+                      <m:e>
+                        <m:r>
+                          <w:rPr>
+                            <w:rFonts w:ascii="Cambria Math" w:hAnsi="Cambria Math"/>
+                            <w:lang w:val="en"/>
+                          </w:rPr>
+                          <m:t>Y</m:t>
+                        </m:r>
+                      </m:e>
+                    </m:acc>
+                  </m:e>
+                  <m:sub>
+                    <m:r>
+                      <w:rPr>
+                        <w:rFonts w:ascii="Cambria Math" w:hAnsi="Cambria Math"/>
+                        <w:lang w:val="en"/>
+                      </w:rPr>
+                      <m:t>i</m:t>
+                    </m:r>
+                  </m:sub>
+                </m:sSub>
+                <m:r>
+                  <w:rPr>
+                    <w:rFonts w:ascii="Cambria Math" w:hAnsi="Cambria Math"/>
+                    <w:lang w:val="en"/>
+                  </w:rPr>
+                  <m:t>)</m:t>
+                </m:r>
+                <m:r>
+                  <w:rPr>
+                    <w:rFonts w:ascii="Cambria Math" w:hAnsi="Cambria Math"/>
+                    <w:lang w:val="en"/>
+                  </w:rPr>
+                  <m:t>=</m:t>
+                </m:r>
+                <m:sSub>
+                  <m:sSubPr>
+                    <m:ctrlPr>
+                      <w:rPr>
+                        <w:rFonts w:ascii="Cambria Math" w:hAnsi="Cambria Math"/>
+                        <w:i/>
+                        <w:lang w:val="en"/>
+                      </w:rPr>
+                    </m:ctrlPr>
+                  </m:sSubPr>
+                  <m:e>
+                    <m:r>
+                      <w:rPr>
+                        <w:rFonts w:ascii="Cambria Math" w:hAnsi="Cambria Math"/>
+                        <w:lang w:val="en"/>
+                      </w:rPr>
+                      <m:t>m(</m:t>
+                    </m:r>
+                    <m:r>
+                      <w:rPr>
+                        <w:rFonts w:ascii="Cambria Math" w:hAnsi="Cambria Math"/>
+                        <w:lang w:val="en"/>
+                      </w:rPr>
+                      <m:t>f(X</m:t>
+                    </m:r>
+                  </m:e>
+                  <m:sub>
+                    <m:r>
+                      <w:rPr>
+                        <w:rFonts w:ascii="Cambria Math" w:hAnsi="Cambria Math"/>
+                        <w:lang w:val="en"/>
+                      </w:rPr>
+                      <m:t>i</m:t>
+                    </m:r>
+                  </m:sub>
+                </m:sSub>
+                <m:r>
+                  <w:rPr>
+                    <w:rFonts w:ascii="Cambria Math" w:hAnsi="Cambria Math"/>
+                    <w:lang w:val="en"/>
+                  </w:rPr>
+                  <m:t>)</m:t>
+                </m:r>
+                <m:r>
+                  <w:rPr>
+                    <w:rFonts w:ascii="Cambria Math" w:hAnsi="Cambria Math"/>
+                    <w:lang w:val="en"/>
+                  </w:rPr>
+                  <m:t>)</m:t>
+                </m:r>
+              </m:oMath>
+            </m:oMathPara>
+          </w:p>
+        </w:tc>
+        <w:tc>
+          <w:tcPr>
+            <w:tcW w:w="431" w:type="dxa"/>
+            <w:vAlign w:val="center"/>
+          </w:tcPr>
+          <w:p>
+            <w:pPr>
+              <w:pStyle w:val="MDPI3aequationnumber"/>
+              <w:spacing w:line="260" w:lineRule="atLeast"/>
+            </w:pPr>
+            <w:r>
+              <w:t>(</w:t>
+            </w:r>
+            <w:r>
+              <w:t>1</w:t>
+            </w:r>
+            <w:r>
+              <w:t>3</w:t>
+            </w:r>
+            <w:r>
+              <w:t>)</w:t>
+            </w:r>
+          </w:p>
+        </w:tc>
+      </w:tr>
+    </w:tbl>
+    <w:p>
+      <w:pPr>
+        <w:pStyle w:val="MDPI31text"/>
+        <w:rPr>
+          <w:lang w:val="en"/>
+        </w:rPr>
+      </w:pPr>
+      <w:r>
+        <w:rPr>
+          <w:lang w:val="en"/>
+        </w:rPr>
+        <w:t xml:space="preserve">Here, the choice of minimizing or maximizing the aggregated predicted outcomes </w:t>
+      </w:r>
+      <m:oMath>
+        <m:r>
+          <w:rPr>
+            <w:rFonts w:ascii="Cambria Math" w:hAnsi="Cambria Math"/>
+            <w:lang w:val="en"/>
+          </w:rPr>
+          <m:t>m(</m:t>
+        </m:r>
+        <m:sSub>
+          <m:sSubPr>
+            <m:ctrlPr>
+              <w:rPr>
+                <w:rFonts w:ascii="Cambria Math" w:hAnsi="Cambria Math"/>
+                <w:i/>
+                <w:lang w:val="en"/>
+              </w:rPr>
+            </m:ctrlPr>
+          </m:sSubPr>
+          <m:e>
+            <m:acc>
+              <m:accPr>
+                <m:ctrlPr>
+                  <w:rPr>
+                    <w:rFonts w:ascii="Cambria Math" w:hAnsi="Cambria Math"/>
+                    <w:i/>
+                    <w:lang w:val="en"/>
+                  </w:rPr>
+                </m:ctrlPr>
+              </m:accPr>
+              <m:e>
+                <m:r>
+                  <w:rPr>
+                    <w:rFonts w:ascii="Cambria Math" w:hAnsi="Cambria Math"/>
+                    <w:lang w:val="en"/>
+                  </w:rPr>
+                  <m:t>Y</m:t>
+                </m:r>
+              </m:e>
+            </m:acc>
+          </m:e>
+          <m:sub>
+            <m:r>
+              <w:rPr>
+                <w:rFonts w:ascii="Cambria Math" w:hAnsi="Cambria Math"/>
+                <w:lang w:val="en"/>
+              </w:rPr>
+              <m:t>i</m:t>
+            </m:r>
+          </m:sub>
+        </m:sSub>
+        <m:r>
+          <w:rPr>
+            <w:rFonts w:ascii="Cambria Math" w:hAnsi="Cambria Math"/>
+            <w:lang w:val="en"/>
+          </w:rPr>
+          <m:t>)</m:t>
+        </m:r>
+      </m:oMath>
+      <w:r>
+        <w:rPr>
+          <w:lang w:val="en"/>
+        </w:rPr>
+        <w:t xml:space="preserve"> is based on the context and needs of the decision-making problem. For example, if we wish to reduce the number of traffic collisions as the outcome </w:t>
+      </w:r>
+      <m:oMath>
+        <m:sSub>
+          <m:sSubPr>
+            <m:ctrlPr>
+              <w:rPr>
+                <w:rFonts w:ascii="Cambria Math" w:hAnsi="Cambria Math"/>
+                <w:i/>
+                <w:lang w:val="en"/>
+              </w:rPr>
+            </m:ctrlPr>
+          </m:sSubPr>
+          <m:e>
+            <m:acc>
+              <m:accPr>
+                <m:ctrlPr>
+                  <w:rPr>
+                    <w:rFonts w:ascii="Cambria Math" w:hAnsi="Cambria Math"/>
+                    <w:i/>
+                    <w:lang w:val="en"/>
+                  </w:rPr>
+                </m:ctrlPr>
+              </m:accPr>
+              <m:e>
+                <m:r>
+                  <w:rPr>
+                    <w:rFonts w:ascii="Cambria Math" w:hAnsi="Cambria Math"/>
+                    <w:lang w:val="en"/>
+                  </w:rPr>
+                  <m:t>Y</m:t>
+                </m:r>
+              </m:e>
+            </m:acc>
+          </m:e>
+          <m:sub>
+            <m:r>
+              <w:rPr>
+                <w:rFonts w:ascii="Cambria Math" w:hAnsi="Cambria Math"/>
+                <w:lang w:val="en"/>
+              </w:rPr>
+              <m:t>i</m:t>
+            </m:r>
+          </m:sub>
+        </m:sSub>
+      </m:oMath>
+      <w:r>
+        <w:rPr>
+          <w:lang w:val="en"/>
+        </w:rPr>
+        <w:t xml:space="preserve">, and we sum the number of traffic collisions in the study area using the aggregation function </w:t>
+      </w:r>
+      <m:oMath>
+        <m:r>
+          <w:rPr>
+            <w:rFonts w:ascii="Cambria Math" w:hAnsi="Cambria Math"/>
+            <w:lang w:val="en"/>
+          </w:rPr>
+          <m:t>m=</m:t>
+        </m:r>
+        <m:nary>
+          <m:naryPr>
+            <m:chr m:val="∑"/>
+            <m:limLoc m:val="undOvr"/>
+            <m:subHide m:val="1"/>
+            <m:supHide m:val="1"/>
+            <m:ctrlPr>
+              <w:rPr>
+                <w:rFonts w:ascii="Cambria Math" w:hAnsi="Cambria Math"/>
+                <w:i/>
+                <w:lang w:val="en"/>
+              </w:rPr>
+            </m:ctrlPr>
+          </m:naryPr>
+          <m:sub/>
+          <m:sup/>
+          <m:e>
+            <m:sSub>
+              <m:sSubPr>
+                <m:ctrlPr>
+                  <w:rPr>
+                    <w:rFonts w:ascii="Cambria Math" w:hAnsi="Cambria Math"/>
+                    <w:i/>
+                    <w:lang w:val="en"/>
+                  </w:rPr>
+                </m:ctrlPr>
+              </m:sSubPr>
+              <m:e>
+                <m:acc>
+                  <m:accPr>
+                    <m:ctrlPr>
+                      <w:rPr>
+                        <w:rFonts w:ascii="Cambria Math" w:hAnsi="Cambria Math"/>
+                        <w:i/>
+                        <w:lang w:val="en"/>
+                      </w:rPr>
+                    </m:ctrlPr>
+                  </m:accPr>
+                  <m:e>
+                    <m:r>
+                      <w:rPr>
+                        <w:rFonts w:ascii="Cambria Math" w:hAnsi="Cambria Math"/>
+                        <w:lang w:val="en"/>
+                      </w:rPr>
+                      <m:t>Y</m:t>
+                    </m:r>
+                  </m:e>
+                </m:acc>
+              </m:e>
+              <m:sub>
+                <m:r>
+                  <w:rPr>
+                    <w:rFonts w:ascii="Cambria Math" w:hAnsi="Cambria Math"/>
+                    <w:lang w:val="en"/>
+                  </w:rPr>
+                  <m:t>i</m:t>
+                </m:r>
+              </m:sub>
+            </m:sSub>
+          </m:e>
+        </m:nary>
+      </m:oMath>
+      <w:r>
+        <w:rPr>
+          <w:lang w:val="en"/>
+        </w:rPr>
+        <w:t xml:space="preserve">, then we would minimize </w:t>
+      </w:r>
+      <m:oMath>
+        <m:r>
+          <w:rPr>
+            <w:rFonts w:ascii="Cambria Math" w:hAnsi="Cambria Math"/>
+            <w:lang w:val="en"/>
+          </w:rPr>
+          <m:t>m(</m:t>
+        </m:r>
+        <m:sSub>
+          <m:sSubPr>
+            <m:ctrlPr>
+              <w:rPr>
+                <w:rFonts w:ascii="Cambria Math" w:hAnsi="Cambria Math"/>
+                <w:i/>
+                <w:lang w:val="en"/>
+              </w:rPr>
+            </m:ctrlPr>
+          </m:sSubPr>
+          <m:e>
+            <m:acc>
+              <m:accPr>
+                <m:ctrlPr>
+                  <w:rPr>
+                    <w:rFonts w:ascii="Cambria Math" w:hAnsi="Cambria Math"/>
+                    <w:i/>
+                    <w:lang w:val="en"/>
+                  </w:rPr>
+                </m:ctrlPr>
+              </m:accPr>
+              <m:e>
+                <m:r>
+                  <w:rPr>
+                    <w:rFonts w:ascii="Cambria Math" w:hAnsi="Cambria Math"/>
+                    <w:lang w:val="en"/>
+                  </w:rPr>
+                  <m:t>Y</m:t>
+                </m:r>
+              </m:e>
+            </m:acc>
+          </m:e>
+          <m:sub>
+            <m:r>
+              <w:rPr>
+                <w:rFonts w:ascii="Cambria Math" w:hAnsi="Cambria Math"/>
+                <w:lang w:val="en"/>
+              </w:rPr>
+              <m:t>i</m:t>
+            </m:r>
+          </m:sub>
+        </m:sSub>
+        <m:r>
+          <w:rPr>
+            <w:rFonts w:ascii="Cambria Math" w:hAnsi="Cambria Math"/>
+            <w:lang w:val="en"/>
+          </w:rPr>
+          <m:t>)</m:t>
+        </m:r>
+      </m:oMath>
+      <w:r>
+        <w:rPr>
+          <w:lang w:val="en"/>
+        </w:rPr>
+        <w:t xml:space="preserve"> to generate optimized geo-interventions that reduce the total number of traffic collisions in the study area. Another example is if we wish to increase the profits as the outcome </w:t>
+      </w:r>
+      <m:oMath>
+        <m:sSub>
+          <m:sSubPr>
+            <m:ctrlPr>
+              <w:rPr>
+                <w:rFonts w:ascii="Cambria Math" w:hAnsi="Cambria Math"/>
+                <w:i/>
+                <w:lang w:val="en"/>
+              </w:rPr>
+            </m:ctrlPr>
+          </m:sSubPr>
+          <m:e>
+            <m:acc>
+              <m:accPr>
+                <m:ctrlPr>
+                  <w:rPr>
+                    <w:rFonts w:ascii="Cambria Math" w:hAnsi="Cambria Math"/>
+                    <w:i/>
+                    <w:lang w:val="en"/>
+                  </w:rPr>
+                </m:ctrlPr>
+              </m:accPr>
+              <m:e>
+                <m:r>
+                  <w:rPr>
+                    <w:rFonts w:ascii="Cambria Math" w:hAnsi="Cambria Math"/>
+                    <w:lang w:val="en"/>
+                  </w:rPr>
+                  <m:t>Y</m:t>
+                </m:r>
+              </m:e>
+            </m:acc>
+          </m:e>
+          <m:sub>
+            <m:r>
+              <w:rPr>
+                <w:rFonts w:ascii="Cambria Math" w:hAnsi="Cambria Math"/>
+                <w:lang w:val="en"/>
+              </w:rPr>
+              <m:t>i</m:t>
+            </m:r>
+          </m:sub>
+        </m:sSub>
+      </m:oMath>
+      <w:r>
+        <w:rPr>
+          <w:lang w:val="en"/>
+        </w:rPr>
+        <w:t xml:space="preserve">, and we average the profits across the study area using </w:t>
+      </w:r>
+      <m:oMath>
+        <m:r>
+          <w:rPr>
+            <w:rFonts w:ascii="Cambria Math" w:hAnsi="Cambria Math"/>
+            <w:lang w:val="en"/>
+          </w:rPr>
+          <m:t>m=</m:t>
+        </m:r>
+        <m:nary>
+          <m:naryPr>
+            <m:chr m:val="∑"/>
+            <m:limLoc m:val="undOvr"/>
+            <m:subHide m:val="1"/>
+            <m:supHide m:val="1"/>
+            <m:ctrlPr>
+              <w:rPr>
+                <w:rFonts w:ascii="Cambria Math" w:hAnsi="Cambria Math"/>
+                <w:i/>
+                <w:lang w:val="en"/>
+              </w:rPr>
+            </m:ctrlPr>
+          </m:naryPr>
+          <m:sub/>
+          <m:sup/>
+          <m:e>
+            <m:sSub>
+              <m:sSubPr>
+                <m:ctrlPr>
+                  <w:rPr>
+                    <w:rFonts w:ascii="Cambria Math" w:hAnsi="Cambria Math"/>
+                    <w:i/>
+                    <w:lang w:val="en"/>
+                  </w:rPr>
+                </m:ctrlPr>
+              </m:sSubPr>
+              <m:e>
+                <m:acc>
+                  <m:accPr>
+                    <m:ctrlPr>
+                      <w:rPr>
+                        <w:rFonts w:ascii="Cambria Math" w:hAnsi="Cambria Math"/>
+                        <w:i/>
+                        <w:lang w:val="en"/>
+                      </w:rPr>
+                    </m:ctrlPr>
+                  </m:accPr>
+                  <m:e>
+                    <m:r>
+                      <w:rPr>
+                        <w:rFonts w:ascii="Cambria Math" w:hAnsi="Cambria Math"/>
+                        <w:lang w:val="en"/>
+                      </w:rPr>
+                      <m:t>Y</m:t>
+                    </m:r>
+                  </m:e>
+                </m:acc>
+              </m:e>
+              <m:sub>
+                <m:r>
+                  <w:rPr>
+                    <w:rFonts w:ascii="Cambria Math" w:hAnsi="Cambria Math"/>
+                    <w:lang w:val="en"/>
+                  </w:rPr>
+                  <m:t>i</m:t>
+                </m:r>
+              </m:sub>
+            </m:sSub>
+          </m:e>
+        </m:nary>
+        <m:r>
+          <w:rPr>
+            <w:rFonts w:ascii="Cambria Math" w:hAnsi="Cambria Math"/>
+            <w:lang w:val="en"/>
+          </w:rPr>
+          <m:t>/n</m:t>
+        </m:r>
+      </m:oMath>
+      <w:r>
+        <w:rPr>
+          <w:lang w:val="en"/>
+        </w:rPr>
+        <w:t xml:space="preserve"> (where </w:t>
+      </w:r>
+      <m:oMath>
+        <m:r>
+          <w:rPr>
+            <w:rFonts w:ascii="Cambria Math" w:hAnsi="Cambria Math"/>
+            <w:lang w:val="en"/>
+          </w:rPr>
+          <m:t>n</m:t>
+        </m:r>
+      </m:oMath>
+      <w:r>
+        <w:rPr>
+          <w:lang w:val="en"/>
+        </w:rPr>
+        <w:t xml:space="preserve"> is the number of locations), then we would maximize </w:t>
+      </w:r>
+      <m:oMath>
+        <m:r>
+          <w:rPr>
+            <w:rFonts w:ascii="Cambria Math" w:hAnsi="Cambria Math"/>
+            <w:lang w:val="en"/>
+          </w:rPr>
+          <m:t>m(</m:t>
+        </m:r>
+        <m:sSub>
+          <m:sSubPr>
+            <m:ctrlPr>
+              <w:rPr>
+                <w:rFonts w:ascii="Cambria Math" w:hAnsi="Cambria Math"/>
+                <w:i/>
+                <w:lang w:val="en"/>
+              </w:rPr>
+            </m:ctrlPr>
+          </m:sSubPr>
+          <m:e>
+            <m:acc>
+              <m:accPr>
+                <m:ctrlPr>
+                  <w:rPr>
+                    <w:rFonts w:ascii="Cambria Math" w:hAnsi="Cambria Math"/>
+                    <w:i/>
+                    <w:lang w:val="en"/>
+                  </w:rPr>
+                </m:ctrlPr>
+              </m:accPr>
+              <m:e>
+                <m:r>
+                  <w:rPr>
+                    <w:rFonts w:ascii="Cambria Math" w:hAnsi="Cambria Math"/>
+                    <w:lang w:val="en"/>
+                  </w:rPr>
+                  <m:t>Y</m:t>
+                </m:r>
+              </m:e>
+            </m:acc>
+          </m:e>
+          <m:sub>
+            <m:r>
+              <w:rPr>
+                <w:rFonts w:ascii="Cambria Math" w:hAnsi="Cambria Math"/>
+                <w:lang w:val="en"/>
+              </w:rPr>
+              <m:t>i</m:t>
+            </m:r>
+          </m:sub>
+        </m:sSub>
+        <m:r>
+          <w:rPr>
+            <w:rFonts w:ascii="Cambria Math" w:hAnsi="Cambria Math"/>
+            <w:lang w:val="en"/>
+          </w:rPr>
+          <m:t>)</m:t>
+        </m:r>
+      </m:oMath>
+      <w:r>
+        <w:rPr>
+          <w:lang w:val="en"/>
+        </w:rPr>
+        <w:t xml:space="preserve"> to generate optimized geo-interventions that increase the average profits in the study area. The choice to maximize or minimize the aggregated outcome predictions is often simpler than the choice of the aggregation function </w:t>
+      </w:r>
+      <m:oMath>
+        <m:r>
+          <w:rPr>
+            <w:rFonts w:ascii="Cambria Math" w:hAnsi="Cambria Math"/>
+            <w:lang w:val="en"/>
+          </w:rPr>
+          <m:t>m</m:t>
+        </m:r>
+      </m:oMath>
+      <w:r>
+        <w:rPr>
+          <w:lang w:val="en"/>
+        </w:rPr>
+        <w:t xml:space="preserve">. This is due to the side effects from applying the aggregation function and the optimization process that relies on these aggregated values as a measure of desirability of the predicted outcome. For example, summing the predicted outcomes may cause locations with extreme values of </w:t>
+      </w:r>
+      <m:oMath>
+        <m:sSub>
+          <m:sSubPr>
+            <m:ctrlPr>
+              <w:rPr>
+                <w:rFonts w:ascii="Cambria Math" w:hAnsi="Cambria Math"/>
+                <w:i/>
+                <w:lang w:val="en"/>
+              </w:rPr>
+            </m:ctrlPr>
+          </m:sSubPr>
+          <m:e>
+            <m:r>
+              <w:rPr>
+                <w:rFonts w:ascii="Cambria Math" w:hAnsi="Cambria Math"/>
+                <w:lang w:val="en"/>
+              </w:rPr>
+              <m:t>X</m:t>
+            </m:r>
+          </m:e>
+          <m:sub>
+            <m:r>
+              <w:rPr>
+                <w:rFonts w:ascii="Cambria Math" w:hAnsi="Cambria Math"/>
+                <w:lang w:val="en"/>
+              </w:rPr>
+              <m:t>i</m:t>
+            </m:r>
+          </m:sub>
+        </m:sSub>
+      </m:oMath>
+      <w:r>
+        <w:rPr>
+          <w:lang w:val="en"/>
+        </w:rPr>
+        <w:t xml:space="preserve"> to be affected more than those closer to the average as they may drastically influence the predicted outcomes in a stronger manner, while averaging the predicted outcomes may spread the actions </w:t>
+      </w:r>
+      <m:oMath>
+        <m:sSub>
+          <m:sSubPr>
+            <m:ctrlPr>
+              <w:rPr>
+                <w:rFonts w:ascii="Cambria Math" w:hAnsi="Cambria Math"/>
+                <w:i/>
+                <w:lang w:val="en"/>
+              </w:rPr>
+            </m:ctrlPr>
+          </m:sSubPr>
+          <m:e>
+            <m:r>
+              <w:rPr>
+                <w:rFonts w:ascii="Cambria Math" w:hAnsi="Cambria Math"/>
+                <w:lang w:val="en"/>
+              </w:rPr>
+              <m:t>A</m:t>
+            </m:r>
+          </m:e>
+          <m:sub>
+            <m:r>
+              <w:rPr>
+                <w:rFonts w:ascii="Cambria Math" w:hAnsi="Cambria Math"/>
+                <w:lang w:val="en"/>
+              </w:rPr>
+              <m:t>i</m:t>
+            </m:r>
+          </m:sub>
+        </m:sSub>
+      </m:oMath>
+      <w:r>
+        <w:rPr>
+          <w:lang w:val="en"/>
+        </w:rPr>
+        <w:t xml:space="preserve">(which adjust </w:t>
+      </w:r>
+      <m:oMath>
+        <m:sSub>
+          <m:sSubPr>
+            <m:ctrlPr>
+              <w:rPr>
+                <w:rFonts w:ascii="Cambria Math" w:hAnsi="Cambria Math"/>
+                <w:i/>
+                <w:lang w:val="en"/>
+              </w:rPr>
+            </m:ctrlPr>
+          </m:sSubPr>
+          <m:e>
+            <m:r>
+              <w:rPr>
+                <w:rFonts w:ascii="Cambria Math" w:hAnsi="Cambria Math"/>
+                <w:lang w:val="en"/>
+              </w:rPr>
+              <m:t>X</m:t>
+            </m:r>
+          </m:e>
+          <m:sub>
+            <m:r>
+              <w:rPr>
+                <w:rFonts w:ascii="Cambria Math" w:hAnsi="Cambria Math"/>
+                <w:lang w:val="en"/>
+              </w:rPr>
+              <m:t>i</m:t>
+            </m:r>
+          </m:sub>
+        </m:sSub>
+        <m:r>
+          <w:rPr>
+            <w:rFonts w:ascii="Cambria Math" w:hAnsi="Cambria Math"/>
+            <w:lang w:val="en"/>
+          </w:rPr>
+          <m:t>)</m:t>
+        </m:r>
+      </m:oMath>
+      <w:r>
+        <w:rPr>
+          <w:lang w:val="en"/>
+        </w:rPr>
+        <w:t xml:space="preserve">  across different locations more and underserve areas that have a greater need for geo-interventions. Depending on the context and needs of the decision-making problem, careful consideration for minimizing or maximizing </w:t>
+      </w:r>
+      <m:oMath>
+        <m:r>
+          <w:rPr>
+            <w:rFonts w:ascii="Cambria Math" w:hAnsi="Cambria Math"/>
+            <w:lang w:val="en"/>
+          </w:rPr>
+          <m:t>m(</m:t>
+        </m:r>
+        <m:sSub>
+          <m:sSubPr>
+            <m:ctrlPr>
+              <w:rPr>
+                <w:rFonts w:ascii="Cambria Math" w:hAnsi="Cambria Math"/>
+                <w:i/>
+                <w:lang w:val="en"/>
+              </w:rPr>
+            </m:ctrlPr>
+          </m:sSubPr>
+          <m:e>
+            <m:acc>
+              <m:accPr>
+                <m:ctrlPr>
+                  <w:rPr>
+                    <w:rFonts w:ascii="Cambria Math" w:hAnsi="Cambria Math"/>
+                    <w:i/>
+                    <w:lang w:val="en"/>
+                  </w:rPr>
+                </m:ctrlPr>
+              </m:accPr>
+              <m:e>
+                <m:r>
+                  <w:rPr>
+                    <w:rFonts w:ascii="Cambria Math" w:hAnsi="Cambria Math"/>
+                    <w:lang w:val="en"/>
+                  </w:rPr>
+                  <m:t>Y</m:t>
+                </m:r>
+              </m:e>
+            </m:acc>
+          </m:e>
+          <m:sub>
+            <m:r>
+              <w:rPr>
+                <w:rFonts w:ascii="Cambria Math" w:hAnsi="Cambria Math"/>
+                <w:lang w:val="en"/>
+              </w:rPr>
+              <m:t>i</m:t>
+            </m:r>
+          </m:sub>
+        </m:sSub>
+        <m:r>
+          <w:rPr>
+            <w:rFonts w:ascii="Cambria Math" w:hAnsi="Cambria Math"/>
+            <w:lang w:val="en"/>
+          </w:rPr>
+          <m:t>)</m:t>
+        </m:r>
+      </m:oMath>
+      <w:r>
+        <w:rPr>
+          <w:lang w:val="en"/>
+        </w:rPr>
+        <w:t xml:space="preserve">, and the choice of the aggregation function </w:t>
+      </w:r>
+      <m:oMath>
+        <m:r>
+          <w:rPr>
+            <w:rFonts w:ascii="Cambria Math" w:hAnsi="Cambria Math"/>
+            <w:lang w:val="en"/>
+          </w:rPr>
+          <m:t>m</m:t>
+        </m:r>
+      </m:oMath>
+      <w:r>
+        <w:rPr>
+          <w:lang w:val="en"/>
+        </w:rPr>
+        <w:t xml:space="preserve"> is strongly recommended.</w:t>
       </w:r>
     </w:p>
     <w:p>
       <w:pPr>
-        <w:pStyle w:val="MDPI22heading2"/>
-      </w:pPr>
-      <w:r>
-        <w:t>2</w:t>
-      </w:r>
-      <w:r>
-        <w:t>.</w:t>
-      </w:r>
-      <w:r>
-        <w:t>2</w:t>
-      </w:r>
-      <w:r>
-        <w:t xml:space="preserve">. </w:t>
-      </w:r>
-      <w:r>
-        <w:t>Framework</w:t>
-      </w:r>
-      <w:r>
-        <w:t xml:space="preserve"> Specification</w:t>
+        <w:pStyle w:val="MDPI31text"/>
+        <w:rPr>
+          <w:lang w:val="en"/>
+        </w:rPr>
+      </w:pPr>
+      <w:r>
+        <w:rPr>
+          <w:lang w:val="en"/>
+        </w:rPr>
+        <w:t xml:space="preserve">Equation </w:t>
+      </w:r>
+      <w:r>
+        <w:rPr>
+          <w:lang w:val="en"/>
+        </w:rPr>
+        <w:t>(13)</w:t>
+      </w:r>
+      <w:r>
+        <w:rPr>
+          <w:lang w:val="en"/>
+        </w:rPr>
+        <w:t xml:space="preserve"> describes the second main problem of designing and generating optimal geo-interventions. The design aspect of this equation lies in the reduction of the possible values of </w:t>
+      </w:r>
+      <m:oMath>
+        <m:sSub>
+          <m:sSubPr>
+            <m:ctrlPr>
+              <w:rPr>
+                <w:rFonts w:ascii="Cambria Math" w:hAnsi="Cambria Math"/>
+                <w:i/>
+                <w:lang w:val="en"/>
+              </w:rPr>
+            </m:ctrlPr>
+          </m:sSubPr>
+          <m:e>
+            <m:r>
+              <w:rPr>
+                <w:rFonts w:ascii="Cambria Math" w:hAnsi="Cambria Math"/>
+                <w:lang w:val="en"/>
+              </w:rPr>
+              <m:t>X</m:t>
+            </m:r>
+          </m:e>
+          <m:sub>
+            <m:r>
+              <w:rPr>
+                <w:rFonts w:ascii="Cambria Math" w:hAnsi="Cambria Math"/>
+                <w:lang w:val="en"/>
+              </w:rPr>
+              <m:t>i</m:t>
+            </m:r>
+          </m:sub>
+        </m:sSub>
+      </m:oMath>
+      <w:r>
+        <w:rPr>
+          <w:lang w:val="en"/>
+        </w:rPr>
+        <w:t xml:space="preserve"> to explore based on the context and needs of a decision-making problem — particularly for practicality purposes such as resource availability, policies, and physical limitations. Here, the decision makers or stakeholders must assist in reducing the possible values of </w:t>
+      </w:r>
+      <m:oMath>
+        <m:sSub>
+          <m:sSubPr>
+            <m:ctrlPr>
+              <w:rPr>
+                <w:rFonts w:ascii="Cambria Math" w:hAnsi="Cambria Math"/>
+                <w:i/>
+                <w:lang w:val="en"/>
+              </w:rPr>
+            </m:ctrlPr>
+          </m:sSubPr>
+          <m:e>
+            <m:r>
+              <w:rPr>
+                <w:rFonts w:ascii="Cambria Math" w:hAnsi="Cambria Math"/>
+                <w:lang w:val="en"/>
+              </w:rPr>
+              <m:t>X</m:t>
+            </m:r>
+          </m:e>
+          <m:sub>
+            <m:r>
+              <w:rPr>
+                <w:rFonts w:ascii="Cambria Math" w:hAnsi="Cambria Math"/>
+                <w:lang w:val="en"/>
+              </w:rPr>
+              <m:t>i</m:t>
+            </m:r>
+          </m:sub>
+        </m:sSub>
+      </m:oMath>
+      <w:r>
+        <w:rPr>
+          <w:lang w:val="en"/>
+        </w:rPr>
+        <w:t xml:space="preserve"> (the search space) to the most feasible range of values as the search space grows drastically with the data available, while compute power and time becomes extremely expensive as this search space grows. For example, if we allow any whole or decimal number to be used for the values of </w:t>
+      </w:r>
+      <m:oMath>
+        <m:sSub>
+          <m:sSubPr>
+            <m:ctrlPr>
+              <w:rPr>
+                <w:rFonts w:ascii="Cambria Math" w:hAnsi="Cambria Math"/>
+                <w:i/>
+                <w:lang w:val="en"/>
+              </w:rPr>
+            </m:ctrlPr>
+          </m:sSubPr>
+          <m:e>
+            <m:r>
+              <w:rPr>
+                <w:rFonts w:ascii="Cambria Math" w:hAnsi="Cambria Math"/>
+                <w:lang w:val="en"/>
+              </w:rPr>
+              <m:t>X</m:t>
+            </m:r>
+          </m:e>
+          <m:sub>
+            <m:r>
+              <w:rPr>
+                <w:rFonts w:ascii="Cambria Math" w:hAnsi="Cambria Math"/>
+                <w:lang w:val="en"/>
+              </w:rPr>
+              <m:t>i</m:t>
+            </m:r>
+          </m:sub>
+        </m:sSub>
+      </m:oMath>
+      <w:r>
+        <w:rPr>
+          <w:lang w:val="en"/>
+        </w:rPr>
+        <w:t xml:space="preserve">, values from negative to positive infinity can be used, but only a small subset of these numbers represent what exists in the real world, and an even smaller subset may be feasible for a particular decision-making problem. Thus, the values for each variable </w:t>
+      </w:r>
+      <m:oMath>
+        <m:r>
+          <w:rPr>
+            <w:rFonts w:ascii="Cambria Math" w:hAnsi="Cambria Math"/>
+            <w:lang w:val="en"/>
+          </w:rPr>
+          <m:t>X</m:t>
+        </m:r>
+      </m:oMath>
+      <w:r>
+        <w:rPr>
+          <w:lang w:val="en"/>
+        </w:rPr>
+        <w:t xml:space="preserve"> allowed for Equation </w:t>
+      </w:r>
+      <w:r>
+        <w:rPr>
+          <w:lang w:val="en"/>
+        </w:rPr>
+        <w:fldChar w:fldCharType="begin"/>
+      </w:r>
+      <w:r>
+        <w:rPr>
+          <w:lang w:val="en"/>
+        </w:rPr>
+        <w:instrText xml:space="preserve"> REF _Ref126244962 \h  \* MERGEFORMAT </w:instrText>
+      </w:r>
+      <w:r>
+        <w:rPr>
+          <w:lang w:val="en"/>
+        </w:rPr>
+      </w:r>
+      <w:r>
+        <w:rPr>
+          <w:lang w:val="en"/>
+        </w:rPr>
+        <w:fldChar w:fldCharType="separate"/>
+      </w:r>
+      <w:r>
+        <w:rPr>
+          <w:lang w:val="en"/>
+        </w:rPr>
+        <w:t>(14)</w:t>
+      </w:r>
+      <w:r>
+        <w:rPr>
+          <w:lang w:val="en"/>
+        </w:rPr>
+        <w:fldChar w:fldCharType="end"/>
+      </w:r>
+      <w:r>
+        <w:rPr>
+          <w:lang w:val="en"/>
+        </w:rPr>
+        <w:t xml:space="preserve"> must be constrained by a range of values defined by the minimum value </w:t>
+      </w:r>
+      <m:oMath>
+        <m:sSub>
+          <m:sSubPr>
+            <m:ctrlPr>
+              <w:rPr>
+                <w:rFonts w:ascii="Cambria Math" w:hAnsi="Cambria Math"/>
+                <w:i/>
+                <w:lang w:val="en"/>
+              </w:rPr>
+            </m:ctrlPr>
+          </m:sSubPr>
+          <m:e>
+            <m:r>
+              <w:rPr>
+                <w:rFonts w:ascii="Cambria Math" w:hAnsi="Cambria Math"/>
+                <w:lang w:val="en"/>
+              </w:rPr>
+              <m:t>X</m:t>
+            </m:r>
+          </m:e>
+          <m:sub>
+            <m:r>
+              <w:rPr>
+                <w:rFonts w:ascii="Cambria Math" w:hAnsi="Cambria Math"/>
+                <w:lang w:val="en"/>
+              </w:rPr>
+              <m:t>min</m:t>
+            </m:r>
+          </m:sub>
+        </m:sSub>
+      </m:oMath>
+      <w:r>
+        <w:rPr>
+          <w:lang w:val="en"/>
+        </w:rPr>
+        <w:t xml:space="preserve"> and maximum value </w:t>
+      </w:r>
+      <m:oMath>
+        <m:sSub>
+          <m:sSubPr>
+            <m:ctrlPr>
+              <w:rPr>
+                <w:rFonts w:ascii="Cambria Math" w:hAnsi="Cambria Math"/>
+                <w:i/>
+                <w:lang w:val="en"/>
+              </w:rPr>
+            </m:ctrlPr>
+          </m:sSubPr>
+          <m:e>
+            <m:r>
+              <w:rPr>
+                <w:rFonts w:ascii="Cambria Math" w:hAnsi="Cambria Math"/>
+                <w:lang w:val="en"/>
+              </w:rPr>
+              <m:t>X</m:t>
+            </m:r>
+          </m:e>
+          <m:sub>
+            <m:r>
+              <w:rPr>
+                <w:rFonts w:ascii="Cambria Math" w:hAnsi="Cambria Math"/>
+                <w:lang w:val="en"/>
+              </w:rPr>
+              <m:t>max</m:t>
+            </m:r>
+          </m:sub>
+        </m:sSub>
+      </m:oMath>
+      <w:r>
+        <w:rPr>
+          <w:lang w:val="en"/>
+        </w:rPr>
+        <w:t>:</w:t>
+      </w:r>
+    </w:p>
+    <w:tbl>
+      <w:tblPr>
+        <w:tblW w:w="7859" w:type="dxa"/>
+        <w:tblInd w:w="2608" w:type="dxa"/>
+        <w:tblCellMar>
+          <w:left w:w="0" w:type="dxa"/>
+          <w:right w:w="0" w:type="dxa"/>
+        </w:tblCellMar>
+        <w:tblLook w:val="04A0" w:firstRow="1" w:lastRow="0" w:firstColumn="1" w:lastColumn="0" w:noHBand="0" w:noVBand="1"/>
+      </w:tblPr>
+      <w:tblGrid>
+        <w:gridCol w:w="7428"/>
+        <w:gridCol w:w="431"/>
+      </w:tblGrid>
+      <w:tr>
+        <w:tc>
+          <w:tcPr>
+            <w:tcW w:w="7428" w:type="dxa"/>
+          </w:tcPr>
+          <w:p>
+            <w:pPr>
+              <w:pStyle w:val="MDPI39equation"/>
+            </w:pPr>
+            <m:oMathPara>
+              <m:oMath>
+                <m:r>
+                  <w:rPr>
+                    <w:rFonts w:ascii="Cambria Math" w:hAnsi="Cambria Math"/>
+                    <w:lang w:val="en"/>
+                  </w:rPr>
+                  <m:t>X∈</m:t>
+                </m:r>
+                <m:sSub>
+                  <m:sSubPr>
+                    <m:ctrlPr>
+                      <w:rPr>
+                        <w:rFonts w:ascii="Cambria Math" w:hAnsi="Cambria Math"/>
+                        <w:i/>
+                        <w:lang w:val="en"/>
+                      </w:rPr>
+                    </m:ctrlPr>
+                  </m:sSubPr>
+                  <m:e>
+                    <m:r>
+                      <w:rPr>
+                        <w:rFonts w:ascii="Cambria Math" w:hAnsi="Cambria Math"/>
+                        <w:lang w:val="en"/>
+                      </w:rPr>
+                      <m:t>{X</m:t>
+                    </m:r>
+                  </m:e>
+                  <m:sub>
+                    <m:r>
+                      <w:rPr>
+                        <w:rFonts w:ascii="Cambria Math" w:hAnsi="Cambria Math"/>
+                        <w:lang w:val="en"/>
+                      </w:rPr>
+                      <m:t xml:space="preserve">min </m:t>
+                    </m:r>
+                  </m:sub>
+                </m:sSub>
+                <m:r>
+                  <m:rPr>
+                    <m:sty m:val="p"/>
+                  </m:rPr>
+                  <w:rPr>
+                    <w:rFonts w:ascii="Cambria Math" w:hAnsi="Cambria Math"/>
+                    <w:lang w:val="en"/>
+                  </w:rPr>
+                  <m:t>…</m:t>
+                </m:r>
+                <m:sSub>
+                  <m:sSubPr>
+                    <m:ctrlPr>
+                      <w:rPr>
+                        <w:rFonts w:ascii="Cambria Math" w:hAnsi="Cambria Math"/>
+                        <w:lang w:val="en"/>
+                      </w:rPr>
+                    </m:ctrlPr>
+                  </m:sSubPr>
+                  <m:e>
+                    <m:r>
+                      <w:rPr>
+                        <w:rFonts w:ascii="Cambria Math" w:hAnsi="Cambria Math"/>
+                        <w:lang w:val="en"/>
+                      </w:rPr>
+                      <m:t>X</m:t>
+                    </m:r>
+                  </m:e>
+                  <m:sub>
+                    <m:r>
+                      <w:rPr>
+                        <w:rFonts w:ascii="Cambria Math" w:hAnsi="Cambria Math"/>
+                        <w:lang w:val="en"/>
+                      </w:rPr>
+                      <m:t>max</m:t>
+                    </m:r>
+                  </m:sub>
+                </m:sSub>
+                <m:r>
+                  <w:rPr>
+                    <w:rFonts w:ascii="Cambria Math" w:hAnsi="Cambria Math"/>
+                    <w:lang w:val="en"/>
+                  </w:rPr>
+                  <m:t>}</m:t>
+                </m:r>
+              </m:oMath>
+            </m:oMathPara>
+          </w:p>
+        </w:tc>
+        <w:tc>
+          <w:tcPr>
+            <w:tcW w:w="431" w:type="dxa"/>
+            <w:vAlign w:val="center"/>
+          </w:tcPr>
+          <w:p>
+            <w:pPr>
+              <w:pStyle w:val="MDPI3aequationnumber"/>
+              <w:spacing w:line="260" w:lineRule="atLeast"/>
+            </w:pPr>
+            <w:r>
+              <w:t>(</w:t>
+            </w:r>
+            <w:r>
+              <w:t>1</w:t>
+            </w:r>
+            <w:r>
+              <w:t>4</w:t>
+            </w:r>
+            <w:r>
+              <w:t>)</w:t>
+            </w:r>
+          </w:p>
+        </w:tc>
+      </w:tr>
+    </w:tbl>
+    <w:p>
+      <w:pPr>
+        <w:pStyle w:val="MDPI31text"/>
+        <w:ind w:firstLine="0"/>
+        <w:rPr>
+          <w:lang w:val="en"/>
+        </w:rPr>
+      </w:pPr>
+      <w:r>
+        <w:rPr>
+          <w:lang w:val="en"/>
+        </w:rPr>
+        <w:t xml:space="preserve">Optionally, the locations may also be constrained by selecting a subset </w:t>
+      </w:r>
+      <m:oMath>
+        <m:acc>
+          <m:accPr>
+            <m:ctrlPr>
+              <w:rPr>
+                <w:rFonts w:ascii="Cambria Math" w:hAnsi="Cambria Math"/>
+                <w:i/>
+                <w:lang w:val="en"/>
+              </w:rPr>
+            </m:ctrlPr>
+          </m:accPr>
+          <m:e>
+            <m:r>
+              <w:rPr>
+                <w:rFonts w:ascii="Cambria Math" w:hAnsi="Cambria Math"/>
+                <w:lang w:val="en"/>
+              </w:rPr>
+              <m:t>i</m:t>
+            </m:r>
+          </m:e>
+        </m:acc>
+      </m:oMath>
+      <w:r>
+        <w:rPr>
+          <w:lang w:val="en"/>
+        </w:rPr>
+        <w:t xml:space="preserve"> of all possible locations </w:t>
+      </w:r>
+      <m:oMath>
+        <m:r>
+          <w:rPr>
+            <w:rFonts w:ascii="Cambria Math" w:hAnsi="Cambria Math"/>
+            <w:lang w:val="en"/>
+          </w:rPr>
+          <m:t>i</m:t>
+        </m:r>
+      </m:oMath>
+      <w:r>
+        <w:rPr>
+          <w:lang w:val="en"/>
+        </w:rPr>
+        <w:t xml:space="preserve"> to limit the generation of geo-interventions to only areas of interest (replacing </w:t>
+      </w:r>
+      <m:oMath>
+        <m:sSub>
+          <m:sSubPr>
+            <m:ctrlPr>
+              <w:rPr>
+                <w:rFonts w:ascii="Cambria Math" w:hAnsi="Cambria Math"/>
+                <w:i/>
+                <w:lang w:val="en"/>
+              </w:rPr>
+            </m:ctrlPr>
+          </m:sSubPr>
+          <m:e>
+            <m:r>
+              <w:rPr>
+                <w:rFonts w:ascii="Cambria Math" w:hAnsi="Cambria Math"/>
+                <w:lang w:val="en"/>
+              </w:rPr>
+              <m:t>X</m:t>
+            </m:r>
+          </m:e>
+          <m:sub>
+            <m:r>
+              <w:rPr>
+                <w:rFonts w:ascii="Cambria Math" w:hAnsi="Cambria Math"/>
+                <w:lang w:val="en"/>
+              </w:rPr>
+              <m:t>i</m:t>
+            </m:r>
+          </m:sub>
+        </m:sSub>
+      </m:oMath>
+      <w:r>
+        <w:rPr>
+          <w:lang w:val="en"/>
+        </w:rPr>
+        <w:t xml:space="preserve"> with </w:t>
+      </w:r>
+      <m:oMath>
+        <m:sSub>
+          <m:sSubPr>
+            <m:ctrlPr>
+              <w:rPr>
+                <w:rFonts w:ascii="Cambria Math" w:hAnsi="Cambria Math"/>
+                <w:i/>
+                <w:lang w:val="en"/>
+              </w:rPr>
+            </m:ctrlPr>
+          </m:sSubPr>
+          <m:e>
+            <m:r>
+              <w:rPr>
+                <w:rFonts w:ascii="Cambria Math" w:hAnsi="Cambria Math"/>
+                <w:lang w:val="en"/>
+              </w:rPr>
+              <m:t>X</m:t>
+            </m:r>
+          </m:e>
+          <m:sub>
+            <m:acc>
+              <m:accPr>
+                <m:ctrlPr>
+                  <w:rPr>
+                    <w:rFonts w:ascii="Cambria Math" w:hAnsi="Cambria Math"/>
+                    <w:i/>
+                    <w:lang w:val="en"/>
+                  </w:rPr>
+                </m:ctrlPr>
+              </m:accPr>
+              <m:e>
+                <m:r>
+                  <w:rPr>
+                    <w:rFonts w:ascii="Cambria Math" w:hAnsi="Cambria Math"/>
+                    <w:lang w:val="en"/>
+                  </w:rPr>
+                  <m:t>i</m:t>
+                </m:r>
+              </m:e>
+            </m:acc>
+          </m:sub>
+        </m:sSub>
+      </m:oMath>
+      <w:r>
+        <w:rPr>
+          <w:lang w:val="en"/>
+        </w:rPr>
+        <w:t>):</w:t>
+      </w:r>
+    </w:p>
+    <w:tbl>
+      <w:tblPr>
+        <w:tblW w:w="7859" w:type="dxa"/>
+        <w:tblInd w:w="2608" w:type="dxa"/>
+        <w:tblCellMar>
+          <w:left w:w="0" w:type="dxa"/>
+          <w:right w:w="0" w:type="dxa"/>
+        </w:tblCellMar>
+        <w:tblLook w:val="04A0" w:firstRow="1" w:lastRow="0" w:firstColumn="1" w:lastColumn="0" w:noHBand="0" w:noVBand="1"/>
+      </w:tblPr>
+      <w:tblGrid>
+        <w:gridCol w:w="7428"/>
+        <w:gridCol w:w="431"/>
+      </w:tblGrid>
+      <w:tr>
+        <w:tc>
+          <w:tcPr>
+            <w:tcW w:w="7428" w:type="dxa"/>
+          </w:tcPr>
+          <w:p>
+            <w:pPr>
+              <w:pStyle w:val="MDPI39equation"/>
+            </w:pPr>
+            <m:oMathPara>
+              <m:oMath>
+                <m:sSub>
+                  <m:sSubPr>
+                    <m:ctrlPr>
+                      <w:rPr>
+                        <w:rFonts w:ascii="Cambria Math" w:hAnsi="Cambria Math"/>
+                        <w:i/>
+                        <w:lang w:val="en"/>
+                      </w:rPr>
+                    </m:ctrlPr>
+                  </m:sSubPr>
+                  <m:e>
+                    <m:r>
+                      <w:rPr>
+                        <w:rFonts w:ascii="Cambria Math" w:hAnsi="Cambria Math"/>
+                        <w:lang w:val="en"/>
+                      </w:rPr>
+                      <m:t>X</m:t>
+                    </m:r>
+                  </m:e>
+                  <m:sub>
+                    <m:acc>
+                      <m:accPr>
+                        <m:ctrlPr>
+                          <w:rPr>
+                            <w:rFonts w:ascii="Cambria Math" w:hAnsi="Cambria Math"/>
+                            <w:i/>
+                            <w:lang w:val="en"/>
+                          </w:rPr>
+                        </m:ctrlPr>
+                      </m:accPr>
+                      <m:e>
+                        <m:r>
+                          <w:rPr>
+                            <w:rFonts w:ascii="Cambria Math" w:hAnsi="Cambria Math"/>
+                            <w:lang w:val="en"/>
+                          </w:rPr>
+                          <m:t>i</m:t>
+                        </m:r>
+                      </m:e>
+                    </m:acc>
+                  </m:sub>
+                </m:sSub>
+                <m:r>
+                  <w:rPr>
+                    <w:rFonts w:ascii="Cambria Math" w:hAnsi="Cambria Math"/>
+                    <w:lang w:val="en"/>
+                  </w:rPr>
+                  <m:t xml:space="preserve"> such that </m:t>
+                </m:r>
+                <m:acc>
+                  <m:accPr>
+                    <m:ctrlPr>
+                      <w:rPr>
+                        <w:rFonts w:ascii="Cambria Math" w:hAnsi="Cambria Math"/>
+                        <w:i/>
+                        <w:lang w:val="en"/>
+                      </w:rPr>
+                    </m:ctrlPr>
+                  </m:accPr>
+                  <m:e>
+                    <m:r>
+                      <w:rPr>
+                        <w:rFonts w:ascii="Cambria Math" w:hAnsi="Cambria Math"/>
+                        <w:lang w:val="en"/>
+                      </w:rPr>
+                      <m:t>i</m:t>
+                    </m:r>
+                  </m:e>
+                </m:acc>
+                <m:r>
+                  <w:rPr>
+                    <w:rFonts w:ascii="Cambria Math" w:hAnsi="Cambria Math"/>
+                    <w:lang w:val="en"/>
+                  </w:rPr>
+                  <m:t>⊂ i</m:t>
+                </m:r>
+              </m:oMath>
+            </m:oMathPara>
+          </w:p>
+        </w:tc>
+        <w:tc>
+          <w:tcPr>
+            <w:tcW w:w="431" w:type="dxa"/>
+            <w:vAlign w:val="center"/>
+          </w:tcPr>
+          <w:p>
+            <w:pPr>
+              <w:pStyle w:val="MDPI3aequationnumber"/>
+              <w:spacing w:line="260" w:lineRule="atLeast"/>
+            </w:pPr>
+            <w:r>
+              <w:t>(</w:t>
+            </w:r>
+            <w:r>
+              <w:t>1</w:t>
+            </w:r>
+            <w:r>
+              <w:t>5</w:t>
+            </w:r>
+            <w:r>
+              <w:t>)</w:t>
+            </w:r>
+          </w:p>
+        </w:tc>
+      </w:tr>
+    </w:tbl>
+    <w:p>
+      <w:pPr>
+        <w:pStyle w:val="MDPI31text"/>
+        <w:rPr>
+          <w:lang w:val="en"/>
+        </w:rPr>
+      </w:pPr>
+      <w:r>
+        <w:rPr>
+          <w:lang w:val="en"/>
+        </w:rPr>
+        <w:t>In Equation</w:t>
+      </w:r>
+      <w:r>
+        <w:rPr>
+          <w:lang w:val="en"/>
+        </w:rPr>
+        <w:t xml:space="preserve"> (14)</w:t>
+      </w:r>
+      <w:r>
+        <w:rPr>
+          <w:lang w:val="en"/>
+        </w:rPr>
+        <w:t xml:space="preserve">, the choice of increment in steps is dependent on the meaning of the variables, and whether smaller or larger steps will be assumed to have a larger effect on the outcome. For example, increasing the road width by 1 millimeter may not have a large effect on reducing the traffic collisions as an outcome, but increasing it by tenths of a meter may have a more impactful effect on the outcome — therefore, it may be more efficient to use larger step increments such as 1000 millimeters rather than 1 millimeter when attempting to optimize </w:t>
+      </w:r>
+      <m:oMath>
+        <m:r>
+          <w:rPr>
+            <w:rFonts w:ascii="Cambria Math" w:hAnsi="Cambria Math"/>
+            <w:lang w:val="en"/>
+          </w:rPr>
+          <m:t>m(</m:t>
+        </m:r>
+        <m:sSub>
+          <m:sSubPr>
+            <m:ctrlPr>
+              <w:rPr>
+                <w:rFonts w:ascii="Cambria Math" w:hAnsi="Cambria Math"/>
+                <w:i/>
+                <w:lang w:val="en"/>
+              </w:rPr>
+            </m:ctrlPr>
+          </m:sSubPr>
+          <m:e>
+            <m:acc>
+              <m:accPr>
+                <m:ctrlPr>
+                  <w:rPr>
+                    <w:rFonts w:ascii="Cambria Math" w:hAnsi="Cambria Math"/>
+                    <w:i/>
+                    <w:lang w:val="en"/>
+                  </w:rPr>
+                </m:ctrlPr>
+              </m:accPr>
+              <m:e>
+                <m:r>
+                  <w:rPr>
+                    <w:rFonts w:ascii="Cambria Math" w:hAnsi="Cambria Math"/>
+                    <w:lang w:val="en"/>
+                  </w:rPr>
+                  <m:t>Y</m:t>
+                </m:r>
+              </m:e>
+            </m:acc>
+          </m:e>
+          <m:sub>
+            <m:r>
+              <w:rPr>
+                <w:rFonts w:ascii="Cambria Math" w:hAnsi="Cambria Math"/>
+                <w:lang w:val="en"/>
+              </w:rPr>
+              <m:t>i</m:t>
+            </m:r>
+          </m:sub>
+        </m:sSub>
+        <m:r>
+          <w:rPr>
+            <w:rFonts w:ascii="Cambria Math" w:hAnsi="Cambria Math"/>
+            <w:lang w:val="en"/>
+          </w:rPr>
+          <m:t>)</m:t>
+        </m:r>
+      </m:oMath>
+      <w:r>
+        <w:rPr>
+          <w:lang w:val="en"/>
+        </w:rPr>
+        <w:t xml:space="preserve"> constrained by </w:t>
+      </w:r>
+      <m:oMath>
+        <m:r>
+          <w:rPr>
+            <w:rFonts w:ascii="Cambria Math" w:hAnsi="Cambria Math"/>
+            <w:lang w:val="en"/>
+          </w:rPr>
+          <m:t>X∈</m:t>
+        </m:r>
+        <m:sSub>
+          <m:sSubPr>
+            <m:ctrlPr>
+              <w:rPr>
+                <w:rFonts w:ascii="Cambria Math" w:hAnsi="Cambria Math"/>
+                <w:i/>
+                <w:lang w:val="en"/>
+              </w:rPr>
+            </m:ctrlPr>
+          </m:sSubPr>
+          <m:e>
+            <m:r>
+              <w:rPr>
+                <w:rFonts w:ascii="Cambria Math" w:hAnsi="Cambria Math"/>
+                <w:lang w:val="en"/>
+              </w:rPr>
+              <m:t>{X</m:t>
+            </m:r>
+          </m:e>
+          <m:sub>
+            <m:r>
+              <w:rPr>
+                <w:rFonts w:ascii="Cambria Math" w:hAnsi="Cambria Math"/>
+                <w:lang w:val="en"/>
+              </w:rPr>
+              <m:t>min</m:t>
+            </m:r>
+          </m:sub>
+        </m:sSub>
+        <m:r>
+          <m:rPr>
+            <m:sty m:val="p"/>
+          </m:rPr>
+          <w:rPr>
+            <w:rFonts w:ascii="Cambria Math" w:hAnsi="Cambria Math"/>
+            <w:lang w:val="en"/>
+          </w:rPr>
+          <m:t>…</m:t>
+        </m:r>
+        <m:sSub>
+          <m:sSubPr>
+            <m:ctrlPr>
+              <w:rPr>
+                <w:rFonts w:ascii="Cambria Math" w:hAnsi="Cambria Math"/>
+                <w:lang w:val="en"/>
+              </w:rPr>
+            </m:ctrlPr>
+          </m:sSubPr>
+          <m:e>
+            <m:r>
+              <w:rPr>
+                <w:rFonts w:ascii="Cambria Math" w:hAnsi="Cambria Math"/>
+                <w:lang w:val="en"/>
+              </w:rPr>
+              <m:t>X</m:t>
+            </m:r>
+          </m:e>
+          <m:sub>
+            <m:r>
+              <w:rPr>
+                <w:rFonts w:ascii="Cambria Math" w:hAnsi="Cambria Math"/>
+                <w:lang w:val="en"/>
+              </w:rPr>
+              <m:t>max</m:t>
+            </m:r>
+          </m:sub>
+        </m:sSub>
+        <m:r>
+          <w:rPr>
+            <w:rFonts w:ascii="Cambria Math" w:hAnsi="Cambria Math"/>
+            <w:lang w:val="en"/>
+          </w:rPr>
+          <m:t>}</m:t>
+        </m:r>
+      </m:oMath>
+      <w:r>
+        <w:rPr>
+          <w:lang w:val="en"/>
+        </w:rPr>
+        <w:t>. In Equation</w:t>
+      </w:r>
+      <w:r>
+        <w:rPr>
+          <w:lang w:val="en"/>
+        </w:rPr>
+        <w:t xml:space="preserve"> </w:t>
+      </w:r>
+      <w:r>
+        <w:rPr>
+          <w:lang w:val="en"/>
+        </w:rPr>
+        <w:t>(15)</w:t>
+      </w:r>
+      <w:r>
+        <w:rPr>
+          <w:lang w:val="en"/>
+        </w:rPr>
+        <w:t xml:space="preserve">, locations of interest can also drastically reduce the search space, as these locations may also represent areas that can practically be changed by geo-interventions in the context of the decision-making problem. For example, we may build a model for the entire study area, but only certain locations in the study area are approved for applying change to due to policies, budgets, and other limitations. In this case, we build the outcome model of geo-interventions for the entire study area but limit the design and generation of geo-interventions using the model to locations that are approved for change. To summarize, the second main problem can be defined by Equation </w:t>
+      </w:r>
+      <w:r>
+        <w:rPr>
+          <w:lang w:val="en"/>
+        </w:rPr>
+        <w:t>(13)</w:t>
+      </w:r>
+      <w:r>
+        <w:rPr>
+          <w:lang w:val="en"/>
+        </w:rPr>
+        <w:t xml:space="preserve"> for the generation of geo-interventions, while Equations </w:t>
+      </w:r>
+      <w:r>
+        <w:rPr>
+          <w:lang w:val="en"/>
+        </w:rPr>
+        <w:t>(14)</w:t>
+      </w:r>
+      <w:r>
+        <w:rPr>
+          <w:lang w:val="en"/>
+        </w:rPr>
+        <w:t xml:space="preserve"> and </w:t>
+      </w:r>
+      <w:r>
+        <w:rPr>
+          <w:lang w:val="en"/>
+        </w:rPr>
+        <w:t>(15)</w:t>
+      </w:r>
+      <w:r>
+        <w:rPr>
+          <w:lang w:val="en"/>
+        </w:rPr>
+        <w:t xml:space="preserve"> require the user or the machine to design geo-interventions by constraining the search space to feasible possibilities that fit the context and needs of a decision-making problem.</w:t>
       </w:r>
     </w:p>
     <w:p>
       <w:pPr>
-        <w:pStyle w:val="MDPI31text"/>
-        <w:rPr>
-          <w:lang w:val="en"/>
-        </w:rPr>
-      </w:pPr>
-      <w:r>
-        <w:t>B</w:t>
-      </w:r>
-      <w:r>
-        <w:t>ased on the problem formulation in Section 2.1</w:t>
-      </w:r>
-      <w:r>
-        <w:t>, t</w:t>
-      </w:r>
-      <w:r>
-        <w:t xml:space="preserve">he </w:t>
-      </w:r>
-      <w:r>
-        <w:t>geo-interventions modelling</w:t>
-      </w:r>
-      <w:r>
-        <w:t xml:space="preserve"> framework </w:t>
-      </w:r>
-      <w:r>
-        <w:t>answer</w:t>
-      </w:r>
-      <w:r>
-        <w:t>ed</w:t>
-      </w:r>
-      <w:r>
-        <w:t xml:space="preserve"> research questions</w:t>
-      </w:r>
-      <w:r>
-        <w:t xml:space="preserve"> </w:t>
-      </w:r>
-      <w:r>
-        <w:t>(</w:t>
-      </w:r>
-      <w:r>
-        <w:t>Q</w:t>
-      </w:r>
-      <w:r>
-        <w:t>1)</w:t>
-      </w:r>
-      <w:r>
-        <w:t xml:space="preserve"> </w:t>
-      </w:r>
-      <w:r>
-        <w:rPr>
-          <w:lang w:val="en"/>
-        </w:rPr>
-        <w:t>h</w:t>
-      </w:r>
-      <w:r>
-        <w:rPr>
-          <w:lang w:val="en"/>
-        </w:rPr>
-        <w:t>ow do we use predictive models to generate geo-interventions that influence a target outcome?</w:t>
-      </w:r>
-      <w:r>
-        <w:rPr>
-          <w:lang w:val="en"/>
-        </w:rPr>
-        <w:t xml:space="preserve"> </w:t>
-      </w:r>
-      <w:r>
-        <w:rPr>
-          <w:lang w:val="en"/>
-        </w:rPr>
-        <w:t>and (</w:t>
-      </w:r>
-      <w:r>
-        <w:rPr>
-          <w:lang w:val="en"/>
-        </w:rPr>
-        <w:t>Q</w:t>
-      </w:r>
-      <w:r>
-        <w:rPr>
-          <w:lang w:val="en"/>
-        </w:rPr>
-        <w:t>2)</w:t>
-      </w:r>
-      <w:r>
-        <w:rPr>
-          <w:lang w:val="en"/>
-        </w:rPr>
-        <w:t xml:space="preserve"> h</w:t>
-      </w:r>
-      <w:r>
-        <w:rPr>
-          <w:lang w:val="en"/>
-        </w:rPr>
-        <w:t>ow do we optimize geo-interventions for a target outcome?</w:t>
-      </w:r>
-      <w:r>
-        <w:rPr>
-          <w:lang w:val="en"/>
-        </w:rPr>
-        <w:t xml:space="preserve"> </w:t>
-      </w:r>
-      <w:r>
-        <w:rPr>
-          <w:lang w:val="en"/>
-        </w:rPr>
-        <w:t>For (</w:t>
-      </w:r>
-      <w:r>
-        <w:rPr>
-          <w:lang w:val="en"/>
-        </w:rPr>
-        <w:t>Q</w:t>
-      </w:r>
-      <w:r>
-        <w:rPr>
-          <w:lang w:val="en"/>
-        </w:rPr>
-        <w:t>1), we produce research contribution (C1), by modelling outcomes based on existing actions and locations using spatial data.</w:t>
+        <w:pStyle w:val="MDPI22heading2"/>
+      </w:pPr>
+      <w:r>
+        <w:t>2</w:t>
+      </w:r>
+      <w:r>
+        <w:t>.</w:t>
+      </w:r>
+      <w:r>
+        <w:t>2</w:t>
+      </w:r>
+      <w:r>
+        <w:t xml:space="preserve">. </w:t>
+      </w:r>
+      <w:r>
+        <w:t>Framework</w:t>
+      </w:r>
+      <w:r>
+        <w:t xml:space="preserve"> Specification</w:t>
       </w:r>
     </w:p>
     <w:p>
@@ -2396,6 +9189,105 @@
           <w:lang w:val="en"/>
         </w:rPr>
       </w:pPr>
+      <w:r>
+        <w:t>B</w:t>
+      </w:r>
+      <w:r>
+        <w:t>ased on the problem formulation in Section 2.1</w:t>
+      </w:r>
+      <w:r>
+        <w:t xml:space="preserve">, </w:t>
+      </w:r>
+      <w:r>
+        <w:t>this section specifies conceptual components and their sub-components for the defined concepts of actions, locations, outcomes, and geo-interventions.</w:t>
+      </w:r>
+      <w:r>
+        <w:t xml:space="preserve"> Recall research questions </w:t>
+      </w:r>
+      <w:r>
+        <w:t>(</w:t>
+      </w:r>
+      <w:r>
+        <w:t>Q</w:t>
+      </w:r>
+      <w:r>
+        <w:t>1)</w:t>
+      </w:r>
+      <w:r>
+        <w:t xml:space="preserve"> </w:t>
+      </w:r>
+      <w:r>
+        <w:rPr>
+          <w:lang w:val="en"/>
+        </w:rPr>
+        <w:t>h</w:t>
+      </w:r>
+      <w:r>
+        <w:rPr>
+          <w:lang w:val="en"/>
+        </w:rPr>
+        <w:t>ow do we use predictive models to generate geo-interventions that influence a target outcome?</w:t>
+      </w:r>
+      <w:r>
+        <w:rPr>
+          <w:lang w:val="en"/>
+        </w:rPr>
+        <w:t xml:space="preserve"> </w:t>
+      </w:r>
+      <w:r>
+        <w:rPr>
+          <w:lang w:val="en"/>
+        </w:rPr>
+        <w:t>and (</w:t>
+      </w:r>
+      <w:r>
+        <w:rPr>
+          <w:lang w:val="en"/>
+        </w:rPr>
+        <w:t>Q</w:t>
+      </w:r>
+      <w:r>
+        <w:rPr>
+          <w:lang w:val="en"/>
+        </w:rPr>
+        <w:t>2)</w:t>
+      </w:r>
+      <w:r>
+        <w:rPr>
+          <w:lang w:val="en"/>
+        </w:rPr>
+        <w:t xml:space="preserve"> h</w:t>
+      </w:r>
+      <w:r>
+        <w:rPr>
+          <w:lang w:val="en"/>
+        </w:rPr>
+        <w:t>ow do we optimize geo-interventions for a target outcome?</w:t>
+      </w:r>
+      <w:r>
+        <w:rPr>
+          <w:lang w:val="en"/>
+        </w:rPr>
+        <w:t xml:space="preserve"> </w:t>
+      </w:r>
+      <w:r>
+        <w:rPr>
+          <w:lang w:val="en"/>
+        </w:rPr>
+        <w:t>For (</w:t>
+      </w:r>
+      <w:r>
+        <w:rPr>
+          <w:lang w:val="en"/>
+        </w:rPr>
+        <w:t>Q</w:t>
+      </w:r>
+      <w:r>
+        <w:rPr>
+          <w:lang w:val="en"/>
+        </w:rPr>
+        <w:t>1), we produce research contribution (C1), by modelling outcomes based on existing actions and locations using spatial data.</w:t>
+      </w:r>
     </w:p>
     <w:p>
       <w:pPr>
@@ -2423,10 +9315,7 @@
         <w:t xml:space="preserve">Spatial Data </w:t>
       </w:r>
       <w:r>
-        <w:t>Sub-c</w:t>
-      </w:r>
-      <w:r>
-        <w:t>omponents</w:t>
+        <w:t>Component</w:t>
       </w:r>
     </w:p>
     <w:p>
@@ -2644,7 +9533,7 @@
         <w:rPr>
           <w:lang w:val="en"/>
         </w:rPr>
-        <w:instrText xml:space="preserve"> ADDIN ZOTERO_ITEM CSL_CITATION {"citationID":"siQVK7qC","properties":{"formattedCitation":"[19,20]","plainCitation":"[19,20]","noteIndex":0},"citationItems":[{"id":2467,"uris":["http://zotero.org/users/6749620/items/LYCG4ZQJ"],"itemData":{"id":2467,"type":"article-journal","container-title":"Photogrammetric Engineering and Remote Sensing","issue":"10","page":"1397–1398","source":"Google Scholar","title":"Raster versus vector data encoding and handling: a commentary","title-short":"Raster versus vector data encoding and handling","volume":"53","author":[{"family":"Maffini","given":"Giulio"}],"issued":{"date-parts":[["1987"]]},"citation-key":"maffiniRasterVectorData1987"}},{"id":3135,"uris":["http://zotero.org/users/6749620/items/6ZKSVIRH"],"itemData":{"id":3135,"type":"article-journal","container-title":"Photogrammetric Engineering and Remote Sensing","issue":"4","note":"publisher: [Falls Church, Va.] American Society of Photogrammetry.","page":"425–434","source":"Google Scholar","title":"Exploring and evaluating the consequences of vector-to-raster and raster-to-vector conversion","volume":"63","author":[{"family":"Congalton","given":"Russell G."}],"issued":{"date-parts":[["1997"]]},"citation-key":"congaltonExploringEvaluatingConsequences1997"}}],"schema":"https://github.com/citation-style-language/schema/raw/master/csl-citation.json"} </w:instrText>
+        <w:instrText xml:space="preserve"> ADDIN ZOTERO_ITEM CSL_CITATION {"citationID":"siQVK7qC","properties":{"formattedCitation":"[26,27]","plainCitation":"[26,27]","noteIndex":0},"citationItems":[{"id":2467,"uris":["http://zotero.org/users/6749620/items/LYCG4ZQJ"],"itemData":{"id":2467,"type":"article-journal","container-title":"Photogrammetric Engineering and Remote Sensing","issue":"10","page":"1397–1398","source":"Google Scholar","title":"Raster versus vector data encoding and handling: a commentary","title-short":"Raster versus vector data encoding and handling","volume":"53","author":[{"family":"Maffini","given":"Giulio"}],"issued":{"date-parts":[["1987"]]},"citation-key":"maffiniRasterVectorData1987"}},{"id":3135,"uris":["http://zotero.org/users/6749620/items/6ZKSVIRH"],"itemData":{"id":3135,"type":"article-journal","container-title":"Photogrammetric Engineering and Remote Sensing","issue":"4","note":"publisher: [Falls Church, Va.] American Society of Photogrammetry.","page":"425–434","source":"Google Scholar","title":"Exploring and evaluating the consequences of vector-to-raster and raster-to-vector conversion","volume":"63","author":[{"family":"Congalton","given":"Russell G."}],"issued":{"date-parts":[["1997"]]},"citation-key":"congaltonExploringEvaluatingConsequences1997"}}],"schema":"https://github.com/citation-style-language/schema/raw/master/csl-citation.json"} </w:instrText>
       </w:r>
       <w:r>
         <w:rPr>
@@ -2657,7 +9546,7 @@
           <w:noProof/>
           <w:lang w:val="en"/>
         </w:rPr>
-        <w:t>[19,20]</w:t>
+        <w:t>[26,27]</w:t>
       </w:r>
       <w:r>
         <w:rPr>
@@ -2759,7 +9648,7 @@
         <w:rPr>
           <w:lang w:val="en"/>
         </w:rPr>
-        <w:instrText xml:space="preserve"> ADDIN ZOTERO_ITEM CSL_CITATION {"citationID":"8k5yhpTD","properties":{"formattedCitation":"[20]","plainCitation":"[20]","noteIndex":0},"citationItems":[{"id":3135,"uris":["http://zotero.org/users/6749620/items/6ZKSVIRH"],"itemData":{"id":3135,"type":"article-journal","container-title":"Photogrammetric Engineering and Remote Sensing","issue":"4","note":"publisher: [Falls Church, Va.] American Society of Photogrammetry.","page":"425–434","source":"Google Scholar","title":"Exploring and evaluating the consequences of vector-to-raster and raster-to-vector conversion","volume":"63","author":[{"family":"Congalton","given":"Russell G."}],"issued":{"date-parts":[["1997"]]},"citation-key":"congaltonExploringEvaluatingConsequences1997"}}],"schema":"https://github.com/citation-style-language/schema/raw/master/csl-citation.json"} </w:instrText>
+        <w:instrText xml:space="preserve"> ADDIN ZOTERO_ITEM CSL_CITATION {"citationID":"8k5yhpTD","properties":{"formattedCitation":"[27]","plainCitation":"[27]","noteIndex":0},"citationItems":[{"id":3135,"uris":["http://zotero.org/users/6749620/items/6ZKSVIRH"],"itemData":{"id":3135,"type":"article-journal","container-title":"Photogrammetric Engineering and Remote Sensing","issue":"4","note":"publisher: [Falls Church, Va.] American Society of Photogrammetry.","page":"425–434","source":"Google Scholar","title":"Exploring and evaluating the consequences of vector-to-raster and raster-to-vector conversion","volume":"63","author":[{"family":"Congalton","given":"Russell G."}],"issued":{"date-parts":[["1997"]]},"citation-key":"congaltonExploringEvaluatingConsequences1997"}}],"schema":"https://github.com/citation-style-language/schema/raw/master/csl-citation.json"} </w:instrText>
       </w:r>
       <w:r>
         <w:rPr>
@@ -2772,7 +9661,7 @@
           <w:noProof/>
           <w:lang w:val="en"/>
         </w:rPr>
-        <w:t>[20]</w:t>
+        <w:t>[27]</w:t>
       </w:r>
       <w:r>
         <w:rPr>
@@ -2808,7 +9697,7 @@
         <w:rPr>
           <w:lang w:val="en"/>
         </w:rPr>
-        <w:instrText xml:space="preserve"> ADDIN ZOTERO_ITEM CSL_CITATION {"citationID":"ElTQfJhv","properties":{"formattedCitation":"[21]","plainCitation":"[21]","noteIndex":0},"citationItems":[{"id":3137,"uris":["http://zotero.org/users/6749620/items/5LXK46SN"],"itemData":{"id":3137,"type":"article-journal","container-title":"Annals of GIS","DOI":"10.1080/10824000809480639","ISSN":"1947-5683, 1947-5691","issue":"1","journalAbbreviation":"Annals of GIS","language":"en","page":"54-62","source":"DOI.org (Crossref)","title":"An Efficient Algorithm for Raster-to-Vector Data Conversion","volume":"14","author":[{"family":"Teng","given":"Junhua"},{"family":"Wang","given":"Fahui"},{"family":"Liu","given":"Yu"}],"issued":{"date-parts":[["2008",6]]},"citation-key":"tengEfficientAlgorithmRastertoVector2008"}}],"schema":"https://github.com/citation-style-language/schema/raw/master/csl-citation.json"} </w:instrText>
+        <w:instrText xml:space="preserve"> ADDIN ZOTERO_ITEM CSL_CITATION {"citationID":"ElTQfJhv","properties":{"formattedCitation":"[28]","plainCitation":"[28]","noteIndex":0},"citationItems":[{"id":3137,"uris":["http://zotero.org/users/6749620/items/5LXK46SN"],"itemData":{"id":3137,"type":"article-journal","container-title":"Annals of GIS","DOI":"10.1080/10824000809480639","ISSN":"1947-5683, 1947-5691","issue":"1","journalAbbreviation":"Annals of GIS","language":"en","page":"54-62","source":"DOI.org (Crossref)","title":"An Efficient Algorithm for Raster-to-Vector Data Conversion","volume":"14","author":[{"family":"Teng","given":"Junhua"},{"family":"Wang","given":"Fahui"},{"family":"Liu","given":"Yu"}],"issued":{"date-parts":[["2008",6]]},"citation-key":"tengEfficientAlgorithmRastertoVector2008"}}],"schema":"https://github.com/citation-style-language/schema/raw/master/csl-citation.json"} </w:instrText>
       </w:r>
       <w:r>
         <w:rPr>
@@ -2821,7 +9710,7 @@
           <w:noProof/>
           <w:lang w:val="en"/>
         </w:rPr>
-        <w:t>[21]</w:t>
+        <w:t>[28]</w:t>
       </w:r>
       <w:r>
         <w:rPr>
@@ -2845,7 +9734,7 @@
         <w:rPr>
           <w:lang w:val="en"/>
         </w:rPr>
-        <w:instrText xml:space="preserve"> ADDIN ZOTERO_ITEM CSL_CITATION {"citationID":"ovfEFFrr","properties":{"formattedCitation":"[22]","plainCitation":"[22]","noteIndex":0},"citationItems":[{"id":3139,"uris":["http://zotero.org/users/6749620/items/KDTDUGIL"],"itemData":{"id":3139,"type":"article-journal","abstract":"Introduction: Object detection in remotely sensed satellite images is critical to socio-economic, bio-physical, and environmental monitoring, necessary for the prevention of natural disasters such as flooding and fires, socio-economic service delivery, and general urban and rural planning and management. Whereas deep learning approaches have recently gained popularity in remotely sensed image analysis, they have been unable to efficiently detect image objects due to complex landscape heterogeneity, high inter-class similarity and intra-class diversity, and difficulty in acquiring suitable training data that represents the complexities, among others. Methods: To address these challenges, this study employed multi-object detection deep learning algorithms with a transfer learning approach on remotely sensed satellite imagery captured on a heterogeneous landscape. In the study, a new dataset of diverse features with five object classes collected from Google Earth Engine in various locations in southern KwaZulu-Natal province in South Africa was used to evaluate the models. The dataset images were characterized with objects that have varying sizes and resolutions. Five (5) object detection methods based on R-CNN and YOLO architectures were investigated via experiments on our newly created dataset. Conclusions: This paper provides a comprehensive performance evaluation and analysis of the recent deep learning-based object detection methods for detecting objects in high-resolution remote sensing satellite images. The models were also evaluated on two publicly available datasets: Visdron and PASCAL VOC2007. Results showed that the highest detection accuracy of the vegetation and swimming pool instances was more than 90%, and the fastest detection speed 0.2 ms was observed in YOLOv8.","container-title":"Sensors","DOI":"10.3390/s23135849","ISSN":"1424-8220","issue":"13","language":"en","license":"http://creativecommons.org/licenses/by/3.0/","note":"number: 13\npublisher: Multidisciplinary Digital Publishing Institute","page":"5849","source":"www.mdpi.com","title":"State-of-the-Art Deep Learning Methods for Objects Detection in Remote Sensing Satellite Images","volume":"23","author":[{"family":"Adegun","given":"Adekanmi Adeyinka"},{"family":"Fonou Dombeu","given":"Jean Vincent"},{"family":"Viriri","given":"Serestina"},{"family":"Odindi","given":"John"}],"issued":{"date-parts":[["2023",1]]},"citation-key":"adegunStateoftheArtDeepLearning2023"}}],"schema":"https://github.com/citation-style-language/schema/raw/master/csl-citation.json"} </w:instrText>
+        <w:instrText xml:space="preserve"> ADDIN ZOTERO_ITEM CSL_CITATION {"citationID":"ovfEFFrr","properties":{"formattedCitation":"[29]","plainCitation":"[29]","noteIndex":0},"citationItems":[{"id":3139,"uris":["http://zotero.org/users/6749620/items/KDTDUGIL"],"itemData":{"id":3139,"type":"article-journal","abstract":"Introduction: Object detection in remotely sensed satellite images is critical to socio-economic, bio-physical, and environmental monitoring, necessary for the prevention of natural disasters such as flooding and fires, socio-economic service delivery, and general urban and rural planning and management. Whereas deep learning approaches have recently gained popularity in remotely sensed image analysis, they have been unable to efficiently detect image objects due to complex landscape heterogeneity, high inter-class similarity and intra-class diversity, and difficulty in acquiring suitable training data that represents the complexities, among others. Methods: To address these challenges, this study employed multi-object detection deep learning algorithms with a transfer learning approach on remotely sensed satellite imagery captured on a heterogeneous landscape. In the study, a new dataset of diverse features with five object classes collected from Google Earth Engine in various locations in southern KwaZulu-Natal province in South Africa was used to evaluate the models. The dataset images were characterized with objects that have varying sizes and resolutions. Five (5) object detection methods based on R-CNN and YOLO architectures were investigated via experiments on our newly created dataset. Conclusions: This paper provides a comprehensive performance evaluation and analysis of the recent deep learning-based object detection methods for detecting objects in high-resolution remote sensing satellite images. The models were also evaluated on two publicly available datasets: Visdron and PASCAL VOC2007. Results showed that the highest detection accuracy of the vegetation and swimming pool instances was more than 90%, and the fastest detection speed 0.2 ms was observed in YOLOv8.","container-title":"Sensors","DOI":"10.3390/s23135849","ISSN":"1424-8220","issue":"13","language":"en","license":"http://creativecommons.org/licenses/by/3.0/","note":"number: 13\npublisher: Multidisciplinary Digital Publishing Institute","page":"5849","source":"www.mdpi.com","title":"State-of-the-Art Deep Learning Methods for Objects Detection in Remote Sensing Satellite Images","volume":"23","author":[{"family":"Adegun","given":"Adekanmi Adeyinka"},{"family":"Fonou Dombeu","given":"Jean Vincent"},{"family":"Viriri","given":"Serestina"},{"family":"Odindi","given":"John"}],"issued":{"date-parts":[["2023",1]]},"citation-key":"adegunStateoftheArtDeepLearning2023"}}],"schema":"https://github.com/citation-style-language/schema/raw/master/csl-citation.json"} </w:instrText>
       </w:r>
       <w:r>
         <w:rPr>
@@ -2858,7 +9747,7 @@
           <w:noProof/>
           <w:lang w:val="en"/>
         </w:rPr>
-        <w:t>[22]</w:t>
+        <w:t>[29]</w:t>
       </w:r>
       <w:r>
         <w:rPr>
@@ -2942,56 +9831,104 @@
         <w:rPr>
           <w:lang w:val="en"/>
         </w:rPr>
+        <w:t xml:space="preserve"> standardized to geometric shapes</w:t>
+      </w:r>
+      <w:r>
+        <w:rPr>
+          <w:lang w:val="en"/>
+        </w:rPr>
+        <w:t xml:space="preserve"> (the locations)</w:t>
+      </w:r>
+      <w:r>
+        <w:rPr>
+          <w:lang w:val="en"/>
+        </w:rPr>
+        <w:t xml:space="preserve"> that fit the decision-making problem before modelling</w:t>
+      </w:r>
+      <w:r>
+        <w:rPr>
+          <w:lang w:val="en"/>
+        </w:rPr>
+        <w:t xml:space="preserve"> outcomes</w:t>
+      </w:r>
+      <w:r>
+        <w:rPr>
+          <w:lang w:val="en"/>
+        </w:rPr>
+        <w:t xml:space="preserve"> (e.g., census/</w:t>
+      </w:r>
+      <w:r>
+        <w:rPr>
+          <w:lang w:val="en"/>
+        </w:rPr>
+        <w:t>neighborhood</w:t>
+      </w:r>
+      <w:r>
+        <w:rPr>
+          <w:lang w:val="en"/>
+        </w:rPr>
+        <w:t xml:space="preserve"> boundaries</w:t>
+      </w:r>
+      <w:r>
+        <w:rPr>
+          <w:lang w:val="en"/>
+        </w:rPr>
+        <w:t xml:space="preserve"> for public health interventions</w:t>
+      </w:r>
+      <w:r>
+        <w:rPr>
+          <w:lang w:val="en"/>
+        </w:rPr>
         <w:t xml:space="preserve"> </w:t>
       </w:r>
       <w:r>
         <w:rPr>
           <w:lang w:val="en"/>
         </w:rPr>
-        <w:lastRenderedPageBreak/>
-        <w:t>standardized to geometric shapes</w:t>
-      </w:r>
-      <w:r>
-        <w:rPr>
-          <w:lang w:val="en"/>
-        </w:rPr>
-        <w:t xml:space="preserve"> (the locations)</w:t>
-      </w:r>
-      <w:r>
-        <w:rPr>
-          <w:lang w:val="en"/>
-        </w:rPr>
-        <w:t xml:space="preserve"> that fit the decision-making problem before modelling</w:t>
-      </w:r>
-      <w:r>
-        <w:rPr>
-          <w:lang w:val="en"/>
-        </w:rPr>
-        <w:t xml:space="preserve"> outcomes</w:t>
-      </w:r>
-      <w:r>
-        <w:rPr>
-          <w:lang w:val="en"/>
-        </w:rPr>
-        <w:t xml:space="preserve"> (e.g., census/</w:t>
-      </w:r>
-      <w:r>
-        <w:rPr>
-          <w:lang w:val="en"/>
-        </w:rPr>
-        <w:t>neighborhood</w:t>
-      </w:r>
-      <w:r>
-        <w:rPr>
-          <w:lang w:val="en"/>
-        </w:rPr>
-        <w:t xml:space="preserve"> boundaries</w:t>
-      </w:r>
-      <w:r>
-        <w:rPr>
-          <w:lang w:val="en"/>
-        </w:rPr>
-        <w:t xml:space="preserve"> for public health interventions</w:t>
+        <w:fldChar w:fldCharType="begin"/>
+      </w:r>
+      <w:r>
+        <w:rPr>
+          <w:lang w:val="en"/>
+        </w:rPr>
+        <w:instrText xml:space="preserve"> ADDIN ZOTERO_ITEM CSL_CITATION {"citationID":"4rdfm1JK","properties":{"formattedCitation":"[30]","plainCitation":"[30]","noteIndex":0},"citationItems":[{"id":3141,"uris":["http://zotero.org/users/6749620/items/P2BZF88F"],"itemData":{"id":3141,"type":"article-journal","abstract":"With advances in spatial analysis techniques, there has been a trend in recent public health research to assess the contribution of area-level factors to health disparity for a number of outcomes, including births. Although it is widely accepted that health disparity is best addressed by targeted, evidence-based and data-driven community efforts, and despite national and local focus in the U.S. to reduce infant mortality and improve maternal-child health, there is little work exploring how choice of scale and specific GIS visualization technique may alter the perception of analyses focused on health disparity in birth outcomes. Retrospective cohort study. Spatial analysis of individual-level vital records data for low birthweight and preterm births born to black women from 2007 to 2012 in one mid-sized Midwest city using different geographic information systems (GIS) visualization techniques [geocoded address records were aggregated at two levels of scale and additionally mapped using kernel density estimation (KDE)]. GIS analyses in this study support our hypothesis that choice of geographic scale (neighborhood or census tract) for aggregated birth data can alter programmatic decision-making. Results indicate that the relative merits of aggregated visualization or the use of KDE technique depend on the scale of intervention. The KDE map proved useful in targeting specific areas for interventions in cities with smaller populations and larger census tracts, where they allow for greater specificity in identifying intervention areas. When public health programmers seek to inform intervention placement in highly populated areas, however, aggregated data at the census tract level may be preferred, since it requires lower investments in terms of time and cartographic skill and, unlike neighborhood, census tracts are standardized in that they become smaller as the population density of an area increases.","container-title":"Journal of Community Health","DOI":"10.1007/s10900-016-0298-z","ISSN":"1573-3610","issue":"4","journalAbbreviation":"J Community Health","language":"en","page":"633-638","source":"Springer Link","title":"Using GIS Mapping to Target Public Health Interventions: Examining Birth Outcomes Across GIS Techniques","title-short":"Using GIS Mapping to Target Public Health Interventions","volume":"42","author":[{"family":"MacQuillan","given":"E. L."},{"family":"Curtis","given":"A. B."},{"family":"Baker","given":"K. M."},{"family":"Paul","given":"R."},{"family":"Back","given":"Y. O."}],"issued":{"date-parts":[["2017",8,1]]},"citation-key":"macquillanUsingGISMapping2017"}}],"schema":"https://github.com/citation-style-language/schema/raw/master/csl-citation.json"} </w:instrText>
+      </w:r>
+      <w:r>
+        <w:rPr>
+          <w:lang w:val="en"/>
+        </w:rPr>
+        <w:fldChar w:fldCharType="separate"/>
+      </w:r>
+      <w:r>
+        <w:rPr>
+          <w:noProof/>
+          <w:lang w:val="en"/>
+        </w:rPr>
+        <w:t>[30]</w:t>
+      </w:r>
+      <w:r>
+        <w:rPr>
+          <w:lang w:val="en"/>
+        </w:rPr>
+        <w:fldChar w:fldCharType="end"/>
+      </w:r>
+      <w:r>
+        <w:rPr>
+          <w:lang w:val="en"/>
+        </w:rPr>
+        <w:t>,</w:t>
+      </w:r>
+      <w:r>
+        <w:rPr>
+          <w:lang w:val="en"/>
+        </w:rPr>
+        <w:t xml:space="preserve"> or</w:t>
+      </w:r>
+      <w:r>
+        <w:rPr>
+          <w:lang w:val="en"/>
+        </w:rPr>
+        <w:t xml:space="preserve"> regularized grids</w:t>
       </w:r>
       <w:r>
         <w:rPr>
@@ -3003,13 +9940,31 @@
         <w:rPr>
           <w:lang w:val="en"/>
         </w:rPr>
+        <w:t>for</w:t>
+      </w:r>
+      <w:r>
+        <w:rPr>
+          <w:lang w:val="en"/>
+        </w:rPr>
+        <w:t xml:space="preserve"> simulating land use change</w:t>
+      </w:r>
+      <w:r>
+        <w:rPr>
+          <w:lang w:val="en"/>
+        </w:rPr>
+        <w:t xml:space="preserve"> </w:t>
+      </w:r>
+      <w:r>
+        <w:rPr>
+          <w:lang w:val="en"/>
+        </w:rPr>
         <w:fldChar w:fldCharType="begin"/>
       </w:r>
       <w:r>
         <w:rPr>
           <w:lang w:val="en"/>
         </w:rPr>
-        <w:instrText xml:space="preserve"> ADDIN ZOTERO_ITEM CSL_CITATION {"citationID":"4rdfm1JK","properties":{"formattedCitation":"[23]","plainCitation":"[23]","noteIndex":0},"citationItems":[{"id":3141,"uris":["http://zotero.org/users/6749620/items/P2BZF88F"],"itemData":{"id":3141,"type":"article-journal","abstract":"With advances in spatial analysis techniques, there has been a trend in recent public health research to assess the contribution of area-level factors to health disparity for a number of outcomes, including births. Although it is widely accepted that health disparity is best addressed by targeted, evidence-based and data-driven community efforts, and despite national and local focus in the U.S. to reduce infant mortality and improve maternal-child health, there is little work exploring how choice of scale and specific GIS visualization technique may alter the perception of analyses focused on health disparity in birth outcomes. Retrospective cohort study. Spatial analysis of individual-level vital records data for low birthweight and preterm births born to black women from 2007 to 2012 in one mid-sized Midwest city using different geographic information systems (GIS) visualization techniques [geocoded address records were aggregated at two levels of scale and additionally mapped using kernel density estimation (KDE)]. GIS analyses in this study support our hypothesis that choice of geographic scale (neighborhood or census tract) for aggregated birth data can alter programmatic decision-making. Results indicate that the relative merits of aggregated visualization or the use of KDE technique depend on the scale of intervention. The KDE map proved useful in targeting specific areas for interventions in cities with smaller populations and larger census tracts, where they allow for greater specificity in identifying intervention areas. When public health programmers seek to inform intervention placement in highly populated areas, however, aggregated data at the census tract level may be preferred, since it requires lower investments in terms of time and cartographic skill and, unlike neighborhood, census tracts are standardized in that they become smaller as the population density of an area increases.","container-title":"Journal of Community Health","DOI":"10.1007/s10900-016-0298-z","ISSN":"1573-3610","issue":"4","journalAbbreviation":"J Community Health","language":"en","page":"633-638","source":"Springer Link","title":"Using GIS Mapping to Target Public Health Interventions: Examining Birth Outcomes Across GIS Techniques","title-short":"Using GIS Mapping to Target Public Health Interventions","volume":"42","author":[{"family":"MacQuillan","given":"E. L."},{"family":"Curtis","given":"A. B."},{"family":"Baker","given":"K. M."},{"family":"Paul","given":"R."},{"family":"Back","given":"Y. O."}],"issued":{"date-parts":[["2017",8,1]]},"citation-key":"macquillanUsingGISMapping2017"}}],"schema":"https://github.com/citation-style-language/schema/raw/master/csl-citation.json"} </w:instrText>
+        <w:instrText xml:space="preserve"> ADDIN ZOTERO_ITEM CSL_CITATION {"citationID":"TzP0YRlr","properties":{"formattedCitation":"[31]","plainCitation":"[31]","noteIndex":0},"citationItems":[{"id":3143,"uris":["http://zotero.org/users/6749620/items/H5TM65XN"],"itemData":{"id":3143,"type":"article-journal","container-title":"International Journal of Remote Sensing","DOI":"10.1080/01431160512331316865","ISSN":"0143-1161","issue":"4","note":"publisher: Taylor &amp; Francis","page":"759-774","source":"tandfonline.com (Atypon)","title":"GIS and remote sensing as tools for the simulation of urban land‐use change","volume":"26","author":[{"family":"Almeida","given":"Cláudia Maria De"},{"family":"Monteiro","given":"Antonio Miguel Vieira"},{"family":"Câmara","given":"Gilberto"},{"family":"Soares‐Filho","given":"Britaldo Silveira"},{"family":"Cerqueira","given":"Gustavo Coutinho"},{"family":"Pennachin","given":"Cássio Lopes"},{"family":"Batty","given":"Michael"}],"issued":{"date-parts":[["2005",2]]},"citation-key":"almeidaGISRemoteSensing2005"}}],"schema":"https://github.com/citation-style-language/schema/raw/master/csl-citation.json"} </w:instrText>
       </w:r>
       <w:r>
         <w:rPr>
@@ -3022,80 +9977,7 @@
           <w:noProof/>
           <w:lang w:val="en"/>
         </w:rPr>
-        <w:t>[23]</w:t>
-      </w:r>
-      <w:r>
-        <w:rPr>
-          <w:lang w:val="en"/>
-        </w:rPr>
-        <w:fldChar w:fldCharType="end"/>
-      </w:r>
-      <w:r>
-        <w:rPr>
-          <w:lang w:val="en"/>
-        </w:rPr>
-        <w:t>,</w:t>
-      </w:r>
-      <w:r>
-        <w:rPr>
-          <w:lang w:val="en"/>
-        </w:rPr>
-        <w:t xml:space="preserve"> or</w:t>
-      </w:r>
-      <w:r>
-        <w:rPr>
-          <w:lang w:val="en"/>
-        </w:rPr>
-        <w:t xml:space="preserve"> regularized grids</w:t>
-      </w:r>
-      <w:r>
-        <w:rPr>
-          <w:lang w:val="en"/>
-        </w:rPr>
-        <w:t xml:space="preserve"> </w:t>
-      </w:r>
-      <w:r>
-        <w:rPr>
-          <w:lang w:val="en"/>
-        </w:rPr>
-        <w:t>for</w:t>
-      </w:r>
-      <w:r>
-        <w:rPr>
-          <w:lang w:val="en"/>
-        </w:rPr>
-        <w:t xml:space="preserve"> simulating land use change</w:t>
-      </w:r>
-      <w:r>
-        <w:rPr>
-          <w:lang w:val="en"/>
-        </w:rPr>
-        <w:t xml:space="preserve"> </w:t>
-      </w:r>
-      <w:r>
-        <w:rPr>
-          <w:lang w:val="en"/>
-        </w:rPr>
-        <w:fldChar w:fldCharType="begin"/>
-      </w:r>
-      <w:r>
-        <w:rPr>
-          <w:lang w:val="en"/>
-        </w:rPr>
-        <w:instrText xml:space="preserve"> ADDIN ZOTERO_ITEM CSL_CITATION {"citationID":"TzP0YRlr","properties":{"formattedCitation":"[24]","plainCitation":"[24]","noteIndex":0},"citationItems":[{"id":3143,"uris":["http://zotero.org/users/6749620/items/H5TM65XN"],"itemData":{"id":3143,"type":"article-journal","container-title":"International Journal of Remote Sensing","DOI":"10.1080/01431160512331316865","ISSN":"0143-1161","issue":"4","note":"publisher: Taylor &amp; Francis","page":"759-774","source":"tandfonline.com (Atypon)","title":"GIS and remote sensing as tools for the simulation of urban land‐use change","volume":"26","author":[{"family":"Almeida","given":"Cláudia Maria De"},{"family":"Monteiro","given":"Antonio Miguel Vieira"},{"family":"Câmara","given":"Gilberto"},{"family":"Soares‐Filho","given":"Britaldo Silveira"},{"family":"Cerqueira","given":"Gustavo Coutinho"},{"family":"Pennachin","given":"Cássio Lopes"},{"family":"Batty","given":"Michael"}],"issued":{"date-parts":[["2005",2]]},"citation-key":"almeidaGISRemoteSensing2005"}}],"schema":"https://github.com/citation-style-language/schema/raw/master/csl-citation.json"} </w:instrText>
-      </w:r>
-      <w:r>
-        <w:rPr>
-          <w:lang w:val="en"/>
-        </w:rPr>
-        <w:fldChar w:fldCharType="separate"/>
-      </w:r>
-      <w:r>
-        <w:rPr>
-          <w:noProof/>
-          <w:lang w:val="en"/>
-        </w:rPr>
-        <w:t>[24]</w:t>
+        <w:t>[31]</w:t>
       </w:r>
       <w:r>
         <w:rPr>
@@ -3193,10 +10075,7 @@
         <w:t xml:space="preserve"> </w:t>
       </w:r>
       <w:r>
-        <w:t>Sub-c</w:t>
-      </w:r>
-      <w:r>
-        <w:t>omponents</w:t>
+        <w:t>Component</w:t>
       </w:r>
     </w:p>
     <w:p>
@@ -3236,13 +10115,7 @@
         <w:t xml:space="preserve">. </w:t>
       </w:r>
       <w:r>
-        <w:t xml:space="preserve">Spatial Information </w:t>
-      </w:r>
-      <w:r>
-        <w:t>Sub-c</w:t>
-      </w:r>
-      <w:r>
-        <w:t>omponents</w:t>
+        <w:t>Geo-intervention Generation Component</w:t>
       </w:r>
     </w:p>
     <w:p>
@@ -3298,6 +10171,7 @@
         <w:pStyle w:val="MDPI21heading1"/>
       </w:pPr>
       <w:r>
+        <w:lastRenderedPageBreak/>
         <w:t>3. Results</w:t>
       </w:r>
     </w:p>
@@ -3838,7 +10712,6 @@
               <w:rPr>
                 <w:noProof/>
               </w:rPr>
-              <w:lastRenderedPageBreak/>
               <w:drawing>
                 <wp:inline distT="0" distB="0" distL="0" distR="0" wp14:anchorId="008C8DAA" wp14:editId="2B23743F">
                   <wp:extent cx="2161540" cy="2161540"/>
@@ -3974,6 +10847,7 @@
               <w:pStyle w:val="MDPI42tablebody"/>
             </w:pPr>
             <w:r>
+              <w:lastRenderedPageBreak/>
               <w:t>(</w:t>
             </w:r>
             <w:r>
@@ -5327,7 +12201,6 @@
         <w:pStyle w:val="MDPI31text"/>
       </w:pPr>
       <w:r>
-        <w:lastRenderedPageBreak/>
         <w:t>The text continues here. Proofs must be formatted as follows:</w:t>
       </w:r>
     </w:p>
@@ -5393,6 +12266,7 @@
         <w:pStyle w:val="MDPI21heading1"/>
       </w:pPr>
       <w:r>
+        <w:lastRenderedPageBreak/>
         <w:t>5. Conclusions</w:t>
       </w:r>
     </w:p>
@@ -5802,7 +12676,6 @@
         <w:rPr>
           <w:sz w:val="18"/>
         </w:rPr>
-        <w:lastRenderedPageBreak/>
         <w:t xml:space="preserve">4. </w:t>
       </w:r>
       <w:r>
@@ -6132,6 +13005,7 @@
         <w:rPr>
           <w:sz w:val="18"/>
         </w:rPr>
+        <w:lastRenderedPageBreak/>
         <w:t xml:space="preserve">9. </w:t>
       </w:r>
       <w:r>
@@ -6828,21 +13702,49 @@
           <w:sz w:val="18"/>
         </w:rPr>
         <w:tab/>
-        <w:t>Wen, R.; Li, S. Generative Design for Precision Geo-Interventions. In Proceedings of the ISPRS Annals of the Photogrammetry, Remote Sensing and Spatial Information Sciences; Copernicus GmbH, October 27</w:t>
-      </w:r>
-      <w:proofErr w:type="gramStart"/>
-      <w:r>
-        <w:rPr>
-          <w:sz w:val="18"/>
-        </w:rPr>
-        <w:t xml:space="preserve"> 2022</w:t>
-      </w:r>
-      <w:proofErr w:type="gramEnd"/>
-      <w:r>
-        <w:rPr>
-          <w:sz w:val="18"/>
-        </w:rPr>
-        <w:t>; Vol. X-3-W2-2022, pp. 37–42.</w:t>
+        <w:t xml:space="preserve">Wen, R.; Li, S. Spatial Decision Support Systems with Automated Machine Learning: A Review. </w:t>
+      </w:r>
+      <w:r>
+        <w:rPr>
+          <w:i/>
+          <w:iCs/>
+          <w:sz w:val="18"/>
+        </w:rPr>
+        <w:t>ISPRS International Journal of Geo-Information</w:t>
+      </w:r>
+      <w:r>
+        <w:rPr>
+          <w:sz w:val="18"/>
+        </w:rPr>
+        <w:t xml:space="preserve"> </w:t>
+      </w:r>
+      <w:r>
+        <w:rPr>
+          <w:b/>
+          <w:bCs/>
+          <w:sz w:val="18"/>
+        </w:rPr>
+        <w:t>2023</w:t>
+      </w:r>
+      <w:r>
+        <w:rPr>
+          <w:sz w:val="18"/>
+        </w:rPr>
+        <w:t xml:space="preserve">, </w:t>
+      </w:r>
+      <w:r>
+        <w:rPr>
+          <w:i/>
+          <w:iCs/>
+          <w:sz w:val="18"/>
+        </w:rPr>
+        <w:t>12</w:t>
+      </w:r>
+      <w:r>
+        <w:rPr>
+          <w:sz w:val="18"/>
+        </w:rPr>
+        <w:t>, 12, doi:10.3390/ijgi12010012.</w:t>
       </w:r>
     </w:p>
     <w:p>
@@ -6863,7 +13765,7 @@
           <w:sz w:val="18"/>
         </w:rPr>
         <w:tab/>
-        <w:t xml:space="preserve">Wen, R.; Li, S. Spatial Decision Support Systems with Automated Machine Learning: A Review. </w:t>
+        <w:t xml:space="preserve">Akbari, K.; Winter, S.; Tomko, M. Spatial Causality: A Systematic Review on Spatial Causal Inference. </w:t>
       </w:r>
       <w:r>
         <w:rPr>
@@ -6871,7 +13773,7 @@
           <w:iCs/>
           <w:sz w:val="18"/>
         </w:rPr>
-        <w:t>ISPRS International Journal of Geo-Information</w:t>
+        <w:t>Geographical Analysis</w:t>
       </w:r>
       <w:r>
         <w:rPr>
@@ -6899,13 +13801,13 @@
           <w:iCs/>
           <w:sz w:val="18"/>
         </w:rPr>
-        <w:t>12</w:t>
-      </w:r>
-      <w:r>
-        <w:rPr>
-          <w:sz w:val="18"/>
-        </w:rPr>
-        <w:t>, 12, doi:10.3390/ijgi12010012.</w:t>
+        <w:t>55</w:t>
+      </w:r>
+      <w:r>
+        <w:rPr>
+          <w:sz w:val="18"/>
+        </w:rPr>
+        <w:t>, 56–89, doi:10.1111/gean.12312.</w:t>
       </w:r>
     </w:p>
     <w:p>
@@ -6932,14 +13834,28 @@
         <w:rPr>
           <w:sz w:val="18"/>
         </w:rPr>
-        <w:t>Maffini</w:t>
+        <w:t>Mortaheb</w:t>
       </w:r>
       <w:proofErr w:type="spellEnd"/>
       <w:r>
         <w:rPr>
           <w:sz w:val="18"/>
         </w:rPr>
-        <w:t xml:space="preserve">, G. Raster versus Vector Data Encoding and Handling: A Commentary. </w:t>
+        <w:t xml:space="preserve">, R.; Jankowski, P. Smart City Re-Imagined: City Planning and </w:t>
+      </w:r>
+      <w:proofErr w:type="spellStart"/>
+      <w:r>
+        <w:rPr>
+          <w:sz w:val="18"/>
+        </w:rPr>
+        <w:t>GeoAI</w:t>
+      </w:r>
+      <w:proofErr w:type="spellEnd"/>
+      <w:r>
+        <w:rPr>
+          <w:sz w:val="18"/>
+        </w:rPr>
+        <w:t xml:space="preserve"> in the Age of Big Data. </w:t>
       </w:r>
       <w:r>
         <w:rPr>
@@ -6947,7 +13863,7 @@
           <w:iCs/>
           <w:sz w:val="18"/>
         </w:rPr>
-        <w:t>Photogrammetric Engineering and Remote Sensing</w:t>
+        <w:t>Journal of Urban Management</w:t>
       </w:r>
       <w:r>
         <w:rPr>
@@ -6961,7 +13877,7 @@
           <w:bCs/>
           <w:sz w:val="18"/>
         </w:rPr>
-        <w:t>1987</w:t>
+        <w:t>2023</w:t>
       </w:r>
       <w:r>
         <w:rPr>
@@ -6975,13 +13891,13 @@
           <w:iCs/>
           <w:sz w:val="18"/>
         </w:rPr>
-        <w:t>53</w:t>
-      </w:r>
-      <w:r>
-        <w:rPr>
-          <w:sz w:val="18"/>
-        </w:rPr>
-        <w:t>, 1397–1398.</w:t>
+        <w:t>12</w:t>
+      </w:r>
+      <w:r>
+        <w:rPr>
+          <w:sz w:val="18"/>
+        </w:rPr>
+        <w:t>, 4–15.</w:t>
       </w:r>
     </w:p>
     <w:p>
@@ -7002,20 +13918,35 @@
           <w:sz w:val="18"/>
         </w:rPr>
         <w:tab/>
+        <w:t xml:space="preserve">Chen, M.; </w:t>
       </w:r>
       <w:proofErr w:type="spellStart"/>
       <w:r>
         <w:rPr>
           <w:sz w:val="18"/>
         </w:rPr>
-        <w:t>Congalton</w:t>
+        <w:t>Claramunt</w:t>
       </w:r>
       <w:proofErr w:type="spellEnd"/>
       <w:r>
         <w:rPr>
           <w:sz w:val="18"/>
         </w:rPr>
-        <w:t xml:space="preserve">, R.G. Exploring and Evaluating the Consequences of Vector-to-Raster and Raster-to-Vector Conversion. </w:t>
+        <w:t xml:space="preserve">, C.; </w:t>
+      </w:r>
+      <w:proofErr w:type="spellStart"/>
+      <w:r>
+        <w:rPr>
+          <w:sz w:val="18"/>
+        </w:rPr>
+        <w:t>Çöltekin</w:t>
+      </w:r>
+      <w:proofErr w:type="spellEnd"/>
+      <w:r>
+        <w:rPr>
+          <w:sz w:val="18"/>
+        </w:rPr>
+        <w:t xml:space="preserve">, A.; Liu, X.; Peng, P.; Robinson, A.C.; Wang, D.; Strobl, J.; Wilson, J.P.; Batty, M. Artificial Intelligence and Visual Analytics in Geographical Space and Cyberspace: Research Opportunities and Challenges. </w:t>
       </w:r>
       <w:r>
         <w:rPr>
@@ -7023,7 +13954,7 @@
           <w:iCs/>
           <w:sz w:val="18"/>
         </w:rPr>
-        <w:t>Photogrammetric Engineering and Remote Sensing</w:t>
+        <w:t>Earth-Science Reviews</w:t>
       </w:r>
       <w:r>
         <w:rPr>
@@ -7037,7 +13968,7 @@
           <w:bCs/>
           <w:sz w:val="18"/>
         </w:rPr>
-        <w:t>1997</w:t>
+        <w:t>2023</w:t>
       </w:r>
       <w:r>
         <w:rPr>
@@ -7051,13 +13982,13 @@
           <w:iCs/>
           <w:sz w:val="18"/>
         </w:rPr>
-        <w:t>63</w:t>
-      </w:r>
-      <w:r>
-        <w:rPr>
-          <w:sz w:val="18"/>
-        </w:rPr>
-        <w:t>, 425–434.</w:t>
+        <w:t>241</w:t>
+      </w:r>
+      <w:r>
+        <w:rPr>
+          <w:sz w:val="18"/>
+        </w:rPr>
+        <w:t>, 104438.</w:t>
       </w:r>
     </w:p>
     <w:p>
@@ -7078,7 +14009,49 @@
           <w:sz w:val="18"/>
         </w:rPr>
         <w:tab/>
-        <w:t xml:space="preserve">Teng, J.; Wang, F.; Liu, Y. An Efficient Algorithm for Raster-to-Vector Data Conversion. </w:t>
+        <w:t xml:space="preserve">Biu, P.W.; </w:t>
+      </w:r>
+      <w:proofErr w:type="spellStart"/>
+      <w:r>
+        <w:rPr>
+          <w:sz w:val="18"/>
+        </w:rPr>
+        <w:t>Nwasike</w:t>
+      </w:r>
+      <w:proofErr w:type="spellEnd"/>
+      <w:r>
+        <w:rPr>
+          <w:sz w:val="18"/>
+        </w:rPr>
+        <w:t xml:space="preserve">, C.N.; Tula, O.A.; </w:t>
+      </w:r>
+      <w:proofErr w:type="spellStart"/>
+      <w:r>
+        <w:rPr>
+          <w:sz w:val="18"/>
+        </w:rPr>
+        <w:t>Ezeigweneme</w:t>
+      </w:r>
+      <w:proofErr w:type="spellEnd"/>
+      <w:r>
+        <w:rPr>
+          <w:sz w:val="18"/>
+        </w:rPr>
+        <w:t xml:space="preserve">, C.A.; </w:t>
+      </w:r>
+      <w:proofErr w:type="spellStart"/>
+      <w:r>
+        <w:rPr>
+          <w:sz w:val="18"/>
+        </w:rPr>
+        <w:t>Gidiagba</w:t>
+      </w:r>
+      <w:proofErr w:type="spellEnd"/>
+      <w:r>
+        <w:rPr>
+          <w:sz w:val="18"/>
+        </w:rPr>
+        <w:t xml:space="preserve">, J.O. A Review of GIS Applications in Public Health Surveillance. </w:t>
       </w:r>
       <w:r>
         <w:rPr>
@@ -7086,7 +14059,7 @@
           <w:iCs/>
           <w:sz w:val="18"/>
         </w:rPr>
-        <w:t>Annals of GIS</w:t>
+        <w:t>World Journal of Advanced Research and Reviews</w:t>
       </w:r>
       <w:r>
         <w:rPr>
@@ -7100,7 +14073,7 @@
           <w:bCs/>
           <w:sz w:val="18"/>
         </w:rPr>
-        <w:t>2008</w:t>
+        <w:t>2024</w:t>
       </w:r>
       <w:r>
         <w:rPr>
@@ -7114,13 +14087,13 @@
           <w:iCs/>
           <w:sz w:val="18"/>
         </w:rPr>
-        <w:t>14</w:t>
-      </w:r>
-      <w:r>
-        <w:rPr>
-          <w:sz w:val="18"/>
-        </w:rPr>
-        <w:t>, 54–62, doi:10.1080/10824000809480639.</w:t>
+        <w:t>21</w:t>
+      </w:r>
+      <w:r>
+        <w:rPr>
+          <w:sz w:val="18"/>
+        </w:rPr>
+        <w:t>, 030–039.</w:t>
       </w:r>
     </w:p>
     <w:p>
@@ -7147,70 +14120,70 @@
         <w:rPr>
           <w:sz w:val="18"/>
         </w:rPr>
-        <w:t>Adegun</w:t>
+        <w:t>Fradelos</w:t>
       </w:r>
       <w:proofErr w:type="spellEnd"/>
       <w:r>
         <w:rPr>
           <w:sz w:val="18"/>
         </w:rPr>
-        <w:t xml:space="preserve">, A.A.; </w:t>
+        <w:t xml:space="preserve">, E.C.; </w:t>
       </w:r>
       <w:proofErr w:type="spellStart"/>
       <w:r>
         <w:rPr>
           <w:sz w:val="18"/>
         </w:rPr>
-        <w:t>Fonou</w:t>
+        <w:t>Papathanasiou</w:t>
       </w:r>
       <w:proofErr w:type="spellEnd"/>
       <w:r>
         <w:rPr>
           <w:sz w:val="18"/>
         </w:rPr>
-        <w:t xml:space="preserve"> </w:t>
+        <w:t xml:space="preserve">, I.V.; Mitsi, D.; </w:t>
       </w:r>
       <w:proofErr w:type="spellStart"/>
       <w:r>
         <w:rPr>
           <w:sz w:val="18"/>
         </w:rPr>
-        <w:t>Dombeu</w:t>
+        <w:t>Tsaras</w:t>
       </w:r>
       <w:proofErr w:type="spellEnd"/>
       <w:r>
         <w:rPr>
           <w:sz w:val="18"/>
         </w:rPr>
-        <w:t xml:space="preserve">, J.V.; </w:t>
+        <w:t xml:space="preserve">, K.; </w:t>
       </w:r>
       <w:proofErr w:type="spellStart"/>
       <w:r>
         <w:rPr>
           <w:sz w:val="18"/>
         </w:rPr>
-        <w:t>Viriri</w:t>
+        <w:t>Kleisiaris</w:t>
       </w:r>
       <w:proofErr w:type="spellEnd"/>
       <w:r>
         <w:rPr>
           <w:sz w:val="18"/>
         </w:rPr>
-        <w:t xml:space="preserve">, S.; </w:t>
+        <w:t xml:space="preserve">, C.F.; </w:t>
       </w:r>
       <w:proofErr w:type="spellStart"/>
       <w:r>
         <w:rPr>
           <w:sz w:val="18"/>
         </w:rPr>
-        <w:t>Odindi</w:t>
+        <w:t>Kourkouta</w:t>
       </w:r>
       <w:proofErr w:type="spellEnd"/>
       <w:r>
         <w:rPr>
           <w:sz w:val="18"/>
         </w:rPr>
-        <w:t xml:space="preserve">, J. State-of-the-Art Deep Learning Methods for Objects Detection in Remote Sensing Satellite Images. </w:t>
+        <w:t xml:space="preserve">, L. Health Based Geographic Information Systems (GIS) and Their Applications. </w:t>
       </w:r>
       <w:r>
         <w:rPr>
@@ -7218,7 +14191,7 @@
           <w:iCs/>
           <w:sz w:val="18"/>
         </w:rPr>
-        <w:t>Sensors</w:t>
+        <w:t>Acta Inform Med</w:t>
       </w:r>
       <w:r>
         <w:rPr>
@@ -7232,7 +14205,7 @@
           <w:bCs/>
           <w:sz w:val="18"/>
         </w:rPr>
-        <w:t>2023</w:t>
+        <w:t>2014</w:t>
       </w:r>
       <w:r>
         <w:rPr>
@@ -7246,13 +14219,13 @@
           <w:iCs/>
           <w:sz w:val="18"/>
         </w:rPr>
-        <w:t>23</w:t>
-      </w:r>
-      <w:r>
-        <w:rPr>
-          <w:sz w:val="18"/>
-        </w:rPr>
-        <w:t>, 5849, doi:10.3390/s23135849.</w:t>
+        <w:t>22</w:t>
+      </w:r>
+      <w:r>
+        <w:rPr>
+          <w:sz w:val="18"/>
+        </w:rPr>
+        <w:t>, 402–405, doi:10.5455/aim.2014.22.402-405.</w:t>
       </w:r>
     </w:p>
     <w:p>
@@ -7273,20 +14246,70 @@
           <w:sz w:val="18"/>
         </w:rPr>
         <w:tab/>
+        <w:t>Wen, R.; Li, S. Generative Design for Precision Geo-Interventions. In Proceedings of the ISPRS Annals of the Photogrammetry, Remote Sensing and Spatial Information Sciences; Copernicus GmbH, October 27</w:t>
+      </w:r>
+      <w:proofErr w:type="gramStart"/>
+      <w:r>
+        <w:rPr>
+          <w:sz w:val="18"/>
+        </w:rPr>
+        <w:t xml:space="preserve"> 2022</w:t>
+      </w:r>
+      <w:proofErr w:type="gramEnd"/>
+      <w:r>
+        <w:rPr>
+          <w:sz w:val="18"/>
+        </w:rPr>
+        <w:t>; Vol. X-3-W2-2022, pp. 37–42.</w:t>
+      </w:r>
+    </w:p>
+    <w:p>
+      <w:pPr>
+        <w:pStyle w:val="Bibliography"/>
+        <w:rPr>
+          <w:sz w:val="18"/>
+        </w:rPr>
+      </w:pPr>
+      <w:r>
+        <w:rPr>
+          <w:sz w:val="18"/>
+        </w:rPr>
+        <w:t xml:space="preserve">24. </w:t>
+      </w:r>
+      <w:r>
+        <w:rPr>
+          <w:sz w:val="18"/>
+        </w:rPr>
+        <w:tab/>
+        <w:t xml:space="preserve">Blaschke, T.; </w:t>
       </w:r>
       <w:proofErr w:type="spellStart"/>
       <w:r>
         <w:rPr>
           <w:sz w:val="18"/>
         </w:rPr>
-        <w:t>MacQuillan</w:t>
+        <w:t>Merschdorf</w:t>
       </w:r>
       <w:proofErr w:type="spellEnd"/>
       <w:r>
         <w:rPr>
           <w:sz w:val="18"/>
         </w:rPr>
-        <w:t xml:space="preserve">, E.L.; Curtis, A.B.; Baker, K.M.; Paul, R.; Back, Y.O. Using GIS Mapping to Target Public Health Interventions: Examining Birth Outcomes Across GIS Techniques. </w:t>
+        <w:t>, H.; Cabrera-Barona, P.; Gao, S.; Papadakis, E.; Kovacs-</w:t>
+      </w:r>
+      <w:proofErr w:type="spellStart"/>
+      <w:r>
+        <w:rPr>
+          <w:sz w:val="18"/>
+        </w:rPr>
+        <w:t>Györi</w:t>
+      </w:r>
+      <w:proofErr w:type="spellEnd"/>
+      <w:r>
+        <w:rPr>
+          <w:sz w:val="18"/>
+        </w:rPr>
+        <w:t xml:space="preserve">, A. Place versus Space: From Points, Lines and Polygons in GIS to Place-Based Representations Reflecting Language and Culture. </w:t>
       </w:r>
       <w:r>
         <w:rPr>
@@ -7294,7 +14317,7 @@
           <w:iCs/>
           <w:sz w:val="18"/>
         </w:rPr>
-        <w:t>J Community Health</w:t>
+        <w:t>ISPRS International Journal of Geo-Information</w:t>
       </w:r>
       <w:r>
         <w:rPr>
@@ -7308,7 +14331,7 @@
           <w:bCs/>
           <w:sz w:val="18"/>
         </w:rPr>
-        <w:t>2017</w:t>
+        <w:t>2018</w:t>
       </w:r>
       <w:r>
         <w:rPr>
@@ -7322,13 +14345,13 @@
           <w:iCs/>
           <w:sz w:val="18"/>
         </w:rPr>
-        <w:t>42</w:t>
-      </w:r>
-      <w:r>
-        <w:rPr>
-          <w:sz w:val="18"/>
-        </w:rPr>
-        <w:t>, 633–638, doi:10.1007/s10900-016-0298-z.</w:t>
+        <w:t>7</w:t>
+      </w:r>
+      <w:r>
+        <w:rPr>
+          <w:sz w:val="18"/>
+        </w:rPr>
+        <w:t>, 452, doi:10.3390/ijgi7110452.</w:t>
       </w:r>
     </w:p>
     <w:p>
@@ -7342,8 +14365,487 @@
         <w:rPr>
           <w:sz w:val="18"/>
         </w:rPr>
+        <w:t xml:space="preserve">25. </w:t>
+      </w:r>
+      <w:r>
+        <w:rPr>
+          <w:sz w:val="18"/>
+        </w:rPr>
+        <w:tab/>
+      </w:r>
+      <w:proofErr w:type="spellStart"/>
+      <w:r>
+        <w:rPr>
+          <w:sz w:val="18"/>
+        </w:rPr>
+        <w:t>Verbyla</w:t>
+      </w:r>
+      <w:proofErr w:type="spellEnd"/>
+      <w:r>
+        <w:rPr>
+          <w:sz w:val="18"/>
+        </w:rPr>
+        <w:t xml:space="preserve">, D.L. </w:t>
+      </w:r>
+      <w:r>
+        <w:rPr>
+          <w:i/>
+          <w:iCs/>
+          <w:sz w:val="18"/>
+        </w:rPr>
+        <w:t>Practical GIS Analysis</w:t>
+      </w:r>
+      <w:r>
+        <w:rPr>
+          <w:sz w:val="18"/>
+        </w:rPr>
+        <w:t xml:space="preserve">; CRC press, </w:t>
+      </w:r>
+      <w:proofErr w:type="gramStart"/>
+      <w:r>
+        <w:rPr>
+          <w:sz w:val="18"/>
+        </w:rPr>
+        <w:t>2002;</w:t>
+      </w:r>
+      <w:proofErr w:type="gramEnd"/>
+    </w:p>
+    <w:p>
+      <w:pPr>
+        <w:pStyle w:val="Bibliography"/>
+        <w:rPr>
+          <w:sz w:val="18"/>
+        </w:rPr>
+      </w:pPr>
+      <w:r>
+        <w:rPr>
+          <w:sz w:val="18"/>
+        </w:rPr>
+        <w:t xml:space="preserve">26. </w:t>
+      </w:r>
+      <w:r>
+        <w:rPr>
+          <w:sz w:val="18"/>
+        </w:rPr>
+        <w:tab/>
+      </w:r>
+      <w:proofErr w:type="spellStart"/>
+      <w:r>
+        <w:rPr>
+          <w:sz w:val="18"/>
+        </w:rPr>
+        <w:t>Maffini</w:t>
+      </w:r>
+      <w:proofErr w:type="spellEnd"/>
+      <w:r>
+        <w:rPr>
+          <w:sz w:val="18"/>
+        </w:rPr>
+        <w:t xml:space="preserve">, G. Raster versus Vector Data Encoding and Handling: A Commentary. </w:t>
+      </w:r>
+      <w:r>
+        <w:rPr>
+          <w:i/>
+          <w:iCs/>
+          <w:sz w:val="18"/>
+        </w:rPr>
+        <w:t>Photogrammetric Engineering and Remote Sensing</w:t>
+      </w:r>
+      <w:r>
+        <w:rPr>
+          <w:sz w:val="18"/>
+        </w:rPr>
+        <w:t xml:space="preserve"> </w:t>
+      </w:r>
+      <w:r>
+        <w:rPr>
+          <w:b/>
+          <w:bCs/>
+          <w:sz w:val="18"/>
+        </w:rPr>
+        <w:t>1987</w:t>
+      </w:r>
+      <w:r>
+        <w:rPr>
+          <w:sz w:val="18"/>
+        </w:rPr>
+        <w:t xml:space="preserve">, </w:t>
+      </w:r>
+      <w:r>
+        <w:rPr>
+          <w:i/>
+          <w:iCs/>
+          <w:sz w:val="18"/>
+        </w:rPr>
+        <w:t>53</w:t>
+      </w:r>
+      <w:r>
+        <w:rPr>
+          <w:sz w:val="18"/>
+        </w:rPr>
+        <w:t>, 1397–1398.</w:t>
+      </w:r>
+    </w:p>
+    <w:p>
+      <w:pPr>
+        <w:pStyle w:val="Bibliography"/>
+        <w:rPr>
+          <w:sz w:val="18"/>
+        </w:rPr>
+      </w:pPr>
+      <w:r>
+        <w:rPr>
+          <w:sz w:val="18"/>
+        </w:rPr>
+        <w:t xml:space="preserve">27. </w:t>
+      </w:r>
+      <w:r>
+        <w:rPr>
+          <w:sz w:val="18"/>
+        </w:rPr>
+        <w:tab/>
+      </w:r>
+      <w:proofErr w:type="spellStart"/>
+      <w:r>
+        <w:rPr>
+          <w:sz w:val="18"/>
+        </w:rPr>
+        <w:t>Congalton</w:t>
+      </w:r>
+      <w:proofErr w:type="spellEnd"/>
+      <w:r>
+        <w:rPr>
+          <w:sz w:val="18"/>
+        </w:rPr>
+        <w:t xml:space="preserve">, R.G. Exploring and Evaluating the Consequences of Vector-to-Raster and Raster-to-Vector Conversion. </w:t>
+      </w:r>
+      <w:r>
+        <w:rPr>
+          <w:i/>
+          <w:iCs/>
+          <w:sz w:val="18"/>
+        </w:rPr>
+        <w:t>Photogrammetric Engineering and Remote Sensing</w:t>
+      </w:r>
+      <w:r>
+        <w:rPr>
+          <w:sz w:val="18"/>
+        </w:rPr>
+        <w:t xml:space="preserve"> </w:t>
+      </w:r>
+      <w:r>
+        <w:rPr>
+          <w:b/>
+          <w:bCs/>
+          <w:sz w:val="18"/>
+        </w:rPr>
+        <w:t>1997</w:t>
+      </w:r>
+      <w:r>
+        <w:rPr>
+          <w:sz w:val="18"/>
+        </w:rPr>
+        <w:t xml:space="preserve">, </w:t>
+      </w:r>
+      <w:r>
+        <w:rPr>
+          <w:i/>
+          <w:iCs/>
+          <w:sz w:val="18"/>
+        </w:rPr>
+        <w:t>63</w:t>
+      </w:r>
+      <w:r>
+        <w:rPr>
+          <w:sz w:val="18"/>
+        </w:rPr>
+        <w:t>, 425–434.</w:t>
+      </w:r>
+    </w:p>
+    <w:p>
+      <w:pPr>
+        <w:pStyle w:val="Bibliography"/>
+        <w:rPr>
+          <w:sz w:val="18"/>
+        </w:rPr>
+      </w:pPr>
+      <w:r>
+        <w:rPr>
+          <w:sz w:val="18"/>
+        </w:rPr>
         <w:lastRenderedPageBreak/>
-        <w:t xml:space="preserve">24. </w:t>
+        <w:t xml:space="preserve">28. </w:t>
+      </w:r>
+      <w:r>
+        <w:rPr>
+          <w:sz w:val="18"/>
+        </w:rPr>
+        <w:tab/>
+        <w:t xml:space="preserve">Teng, J.; Wang, F.; Liu, Y. An Efficient Algorithm for Raster-to-Vector Data Conversion. </w:t>
+      </w:r>
+      <w:r>
+        <w:rPr>
+          <w:i/>
+          <w:iCs/>
+          <w:sz w:val="18"/>
+        </w:rPr>
+        <w:t>Annals of GIS</w:t>
+      </w:r>
+      <w:r>
+        <w:rPr>
+          <w:sz w:val="18"/>
+        </w:rPr>
+        <w:t xml:space="preserve"> </w:t>
+      </w:r>
+      <w:r>
+        <w:rPr>
+          <w:b/>
+          <w:bCs/>
+          <w:sz w:val="18"/>
+        </w:rPr>
+        <w:t>2008</w:t>
+      </w:r>
+      <w:r>
+        <w:rPr>
+          <w:sz w:val="18"/>
+        </w:rPr>
+        <w:t xml:space="preserve">, </w:t>
+      </w:r>
+      <w:r>
+        <w:rPr>
+          <w:i/>
+          <w:iCs/>
+          <w:sz w:val="18"/>
+        </w:rPr>
+        <w:t>14</w:t>
+      </w:r>
+      <w:r>
+        <w:rPr>
+          <w:sz w:val="18"/>
+        </w:rPr>
+        <w:t>, 54–62, doi:10.1080/10824000809480639.</w:t>
+      </w:r>
+    </w:p>
+    <w:p>
+      <w:pPr>
+        <w:pStyle w:val="Bibliography"/>
+        <w:rPr>
+          <w:sz w:val="18"/>
+        </w:rPr>
+      </w:pPr>
+      <w:r>
+        <w:rPr>
+          <w:sz w:val="18"/>
+        </w:rPr>
+        <w:t xml:space="preserve">29. </w:t>
+      </w:r>
+      <w:r>
+        <w:rPr>
+          <w:sz w:val="18"/>
+        </w:rPr>
+        <w:tab/>
+      </w:r>
+      <w:proofErr w:type="spellStart"/>
+      <w:r>
+        <w:rPr>
+          <w:sz w:val="18"/>
+        </w:rPr>
+        <w:t>Adegun</w:t>
+      </w:r>
+      <w:proofErr w:type="spellEnd"/>
+      <w:r>
+        <w:rPr>
+          <w:sz w:val="18"/>
+        </w:rPr>
+        <w:t xml:space="preserve">, A.A.; </w:t>
+      </w:r>
+      <w:proofErr w:type="spellStart"/>
+      <w:r>
+        <w:rPr>
+          <w:sz w:val="18"/>
+        </w:rPr>
+        <w:t>Fonou</w:t>
+      </w:r>
+      <w:proofErr w:type="spellEnd"/>
+      <w:r>
+        <w:rPr>
+          <w:sz w:val="18"/>
+        </w:rPr>
+        <w:t xml:space="preserve"> </w:t>
+      </w:r>
+      <w:proofErr w:type="spellStart"/>
+      <w:r>
+        <w:rPr>
+          <w:sz w:val="18"/>
+        </w:rPr>
+        <w:t>Dombeu</w:t>
+      </w:r>
+      <w:proofErr w:type="spellEnd"/>
+      <w:r>
+        <w:rPr>
+          <w:sz w:val="18"/>
+        </w:rPr>
+        <w:t xml:space="preserve">, J.V.; </w:t>
+      </w:r>
+      <w:proofErr w:type="spellStart"/>
+      <w:r>
+        <w:rPr>
+          <w:sz w:val="18"/>
+        </w:rPr>
+        <w:t>Viriri</w:t>
+      </w:r>
+      <w:proofErr w:type="spellEnd"/>
+      <w:r>
+        <w:rPr>
+          <w:sz w:val="18"/>
+        </w:rPr>
+        <w:t xml:space="preserve">, S.; </w:t>
+      </w:r>
+      <w:proofErr w:type="spellStart"/>
+      <w:r>
+        <w:rPr>
+          <w:sz w:val="18"/>
+        </w:rPr>
+        <w:t>Odindi</w:t>
+      </w:r>
+      <w:proofErr w:type="spellEnd"/>
+      <w:r>
+        <w:rPr>
+          <w:sz w:val="18"/>
+        </w:rPr>
+        <w:t xml:space="preserve">, J. State-of-the-Art Deep Learning Methods for Objects Detection in Remote Sensing Satellite Images. </w:t>
+      </w:r>
+      <w:r>
+        <w:rPr>
+          <w:i/>
+          <w:iCs/>
+          <w:sz w:val="18"/>
+        </w:rPr>
+        <w:t>Sensors</w:t>
+      </w:r>
+      <w:r>
+        <w:rPr>
+          <w:sz w:val="18"/>
+        </w:rPr>
+        <w:t xml:space="preserve"> </w:t>
+      </w:r>
+      <w:r>
+        <w:rPr>
+          <w:b/>
+          <w:bCs/>
+          <w:sz w:val="18"/>
+        </w:rPr>
+        <w:t>2023</w:t>
+      </w:r>
+      <w:r>
+        <w:rPr>
+          <w:sz w:val="18"/>
+        </w:rPr>
+        <w:t xml:space="preserve">, </w:t>
+      </w:r>
+      <w:r>
+        <w:rPr>
+          <w:i/>
+          <w:iCs/>
+          <w:sz w:val="18"/>
+        </w:rPr>
+        <w:t>23</w:t>
+      </w:r>
+      <w:r>
+        <w:rPr>
+          <w:sz w:val="18"/>
+        </w:rPr>
+        <w:t>, 5849, doi:10.3390/s23135849.</w:t>
+      </w:r>
+    </w:p>
+    <w:p>
+      <w:pPr>
+        <w:pStyle w:val="Bibliography"/>
+        <w:rPr>
+          <w:sz w:val="18"/>
+        </w:rPr>
+      </w:pPr>
+      <w:r>
+        <w:rPr>
+          <w:sz w:val="18"/>
+        </w:rPr>
+        <w:t xml:space="preserve">30. </w:t>
+      </w:r>
+      <w:r>
+        <w:rPr>
+          <w:sz w:val="18"/>
+        </w:rPr>
+        <w:tab/>
+      </w:r>
+      <w:proofErr w:type="spellStart"/>
+      <w:r>
+        <w:rPr>
+          <w:sz w:val="18"/>
+        </w:rPr>
+        <w:t>MacQuillan</w:t>
+      </w:r>
+      <w:proofErr w:type="spellEnd"/>
+      <w:r>
+        <w:rPr>
+          <w:sz w:val="18"/>
+        </w:rPr>
+        <w:t xml:space="preserve">, E.L.; Curtis, A.B.; Baker, K.M.; Paul, R.; Back, Y.O. Using GIS Mapping to Target Public Health Interventions: Examining Birth Outcomes Across GIS Techniques. </w:t>
+      </w:r>
+      <w:r>
+        <w:rPr>
+          <w:i/>
+          <w:iCs/>
+          <w:sz w:val="18"/>
+        </w:rPr>
+        <w:t>J Community Health</w:t>
+      </w:r>
+      <w:r>
+        <w:rPr>
+          <w:sz w:val="18"/>
+        </w:rPr>
+        <w:t xml:space="preserve"> </w:t>
+      </w:r>
+      <w:r>
+        <w:rPr>
+          <w:b/>
+          <w:bCs/>
+          <w:sz w:val="18"/>
+        </w:rPr>
+        <w:t>2017</w:t>
+      </w:r>
+      <w:r>
+        <w:rPr>
+          <w:sz w:val="18"/>
+        </w:rPr>
+        <w:t xml:space="preserve">, </w:t>
+      </w:r>
+      <w:r>
+        <w:rPr>
+          <w:i/>
+          <w:iCs/>
+          <w:sz w:val="18"/>
+        </w:rPr>
+        <w:t>42</w:t>
+      </w:r>
+      <w:r>
+        <w:rPr>
+          <w:sz w:val="18"/>
+        </w:rPr>
+        <w:t>, 633–638, doi:10.1007/s10900-016-0298-z.</w:t>
+      </w:r>
+    </w:p>
+    <w:p>
+      <w:pPr>
+        <w:pStyle w:val="Bibliography"/>
+        <w:rPr>
+          <w:sz w:val="18"/>
+        </w:rPr>
+      </w:pPr>
+      <w:r>
+        <w:rPr>
+          <w:sz w:val="18"/>
+        </w:rPr>
+        <w:t xml:space="preserve">31. </w:t>
       </w:r>
       <w:r>
         <w:rPr>
@@ -9816,7 +17318,6 @@
   <w:style w:type="character" w:default="1" w:styleId="DefaultParagraphFont">
     <w:name w:val="Default Paragraph Font"/>
     <w:uiPriority w:val="1"/>
-    <w:semiHidden/>
     <w:unhideWhenUsed/>
   </w:style>
   <w:style w:type="table" w:default="1" w:styleId="TableNormal">

--- a/manuscript/wen-li-2024-geointerv.docx
+++ b/manuscript/wen-li-2024-geointerv.docx
@@ -44,13 +44,8 @@
         <w:t xml:space="preserve"> </w:t>
       </w:r>
       <w:r>
-        <w:t xml:space="preserve">Wen and </w:t>
-      </w:r>
-      <w:proofErr w:type="spellStart"/>
-      <w:r>
-        <w:t>Songnian</w:t>
-      </w:r>
-      <w:proofErr w:type="spellEnd"/>
+        <w:t>Wen and Songnian</w:t>
+      </w:r>
       <w:r>
         <w:t xml:space="preserve"> L</w:t>
       </w:r>
@@ -111,21 +106,8 @@
               <w:spacing w:after="120"/>
             </w:pPr>
             <w:r>
-              <w:t xml:space="preserve">Academic Editor: </w:t>
+              <w:t>Academic Editor: Firstname Lastname</w:t>
             </w:r>
-            <w:proofErr w:type="spellStart"/>
-            <w:r>
-              <w:t>Firstname</w:t>
-            </w:r>
-            <w:proofErr w:type="spellEnd"/>
-            <w:r>
-              <w:t xml:space="preserve"> </w:t>
-            </w:r>
-            <w:proofErr w:type="spellStart"/>
-            <w:r>
-              <w:t>Lastname</w:t>
-            </w:r>
-            <w:proofErr w:type="spellEnd"/>
           </w:p>
           <w:p>
             <w:pPr>
@@ -392,21 +374,7 @@
         <w:rPr>
           <w:szCs w:val="18"/>
         </w:rPr>
-        <w:t xml:space="preserve">stract should be an objective representation of the </w:t>
-      </w:r>
-      <w:proofErr w:type="gramStart"/>
-      <w:r>
-        <w:rPr>
-          <w:szCs w:val="18"/>
-        </w:rPr>
-        <w:t>article</w:t>
-      </w:r>
-      <w:proofErr w:type="gramEnd"/>
-      <w:r>
-        <w:rPr>
-          <w:szCs w:val="18"/>
-        </w:rPr>
-        <w:t xml:space="preserve"> and it must not contain results that are not presented and substantiated in the main text and should not exaggerate the main conclusions.</w:t>
+        <w:t>stract should be an objective representation of the article and it must not contain results that are not presented and substantiated in the main text and should not exaggerate the main conclusions.</w:t>
       </w:r>
     </w:p>
     <w:p>
@@ -1718,10 +1686,10 @@
       </w:pPr>
       <w:r>
         <w:drawing>
-          <wp:inline distT="0" distB="0" distL="0" distR="0" wp14:anchorId="65E4E077" wp14:editId="5A196E0A">
-            <wp:extent cx="3282749" cy="2346165"/>
+          <wp:inline distT="0" distB="0" distL="0" distR="0" wp14:anchorId="65E4E077" wp14:editId="17EB7CA8">
+            <wp:extent cx="3318122" cy="2371511"/>
             <wp:effectExtent l="0" t="0" r="0" b="3810"/>
-            <wp:docPr id="71820359" name="Picture 6" descr="A diagram of a model&#10;&#10;Description automatically generated"/>
+            <wp:docPr id="71820359" name="Picture 6"/>
             <wp:cNvGraphicFramePr>
               <a:graphicFrameLocks xmlns:a="http://schemas.openxmlformats.org/drawingml/2006/main" noChangeAspect="1"/>
             </wp:cNvGraphicFramePr>
@@ -1729,7 +1697,7 @@
               <a:graphicData uri="http://schemas.openxmlformats.org/drawingml/2006/picture">
                 <pic:pic xmlns:pic="http://schemas.openxmlformats.org/drawingml/2006/picture">
                   <pic:nvPicPr>
-                    <pic:cNvPr id="71820359" name="Picture 6" descr="A diagram of a model&#10;&#10;Description automatically generated"/>
+                    <pic:cNvPr id="71820359" name="Picture 6"/>
                     <pic:cNvPicPr/>
                   </pic:nvPicPr>
                   <pic:blipFill>
@@ -1741,7 +1709,7 @@
                   <pic:spPr>
                     <a:xfrm>
                       <a:off x="0" y="0"/>
-                      <a:ext cx="3459100" cy="2472203"/>
+                      <a:ext cx="3337246" cy="2385179"/>
                     </a:xfrm>
                     <a:prstGeom prst="rect">
                       <a:avLst/>
@@ -2461,15 +2429,7 @@
         <w:t xml:space="preserve"> the entities, phenomena, o</w:t>
       </w:r>
       <w:r>
-        <w:t xml:space="preserve">r </w:t>
-      </w:r>
-      <w:proofErr w:type="spellStart"/>
-      <w:r>
-        <w:t>their</w:t>
-      </w:r>
-      <w:proofErr w:type="spellEnd"/>
-      <w:r>
-        <w:t xml:space="preserve"> characteristics</w:t>
+        <w:t>r their characteristics</w:t>
       </w:r>
       <w:r>
         <w:t>.</w:t>
@@ -5687,7 +5647,13 @@
         <w:rPr>
           <w:lang w:val="en"/>
         </w:rPr>
-        <w:t xml:space="preserve">The </w:t>
+        <w:t>For simplicity, we say that t</w:t>
+      </w:r>
+      <w:r>
+        <w:rPr>
+          <w:lang w:val="en"/>
+        </w:rPr>
+        <w:t xml:space="preserve">he </w:t>
       </w:r>
       <w:r>
         <w:rPr>
@@ -7724,6 +7690,43 @@
         <w:rPr>
           <w:lang w:val="en"/>
         </w:rPr>
+        <w:t xml:space="preserve"> </w:t>
+      </w:r>
+      <w:r>
+        <w:rPr>
+          <w:lang w:val="en"/>
+        </w:rPr>
+        <w:fldChar w:fldCharType="begin"/>
+      </w:r>
+      <w:r>
+        <w:rPr>
+          <w:lang w:val="en"/>
+        </w:rPr>
+        <w:instrText xml:space="preserve"> ADDIN ZOTERO_ITEM CSL_CITATION {"citationID":"LC3qAVaY","properties":{"formattedCitation":"[28,29]","plainCitation":"[28,29]","noteIndex":0},"citationItems":[{"id":1651,"uris":["http://zotero.org/users/6749620/items/3P4XMK7V"],"itemData":{"id":1651,"type":"article-journal","abstract":"A framework is developed to explore the connection between effective optimization algorithms and the problems they are solving. A number of \"no free lunch\" (NFL) theorems are presented which establish that for any algorithm, any elevated performance over one class of problems is offset by performance over another class. These theorems result in a geometric interpretation of what it means for an algorithm to be well suited to an optimization problem. Applications of the NFL theorems to information-theoretic aspects of optimization and benchmark measures of performance are also presented. Other issues addressed include time-varying optimization problems and a priori \"head-to-head\" minimax distinctions between optimization algorithms, distinctions that result despite the NFL theorems' enforcing of a type of uniformity over all algorithms.","container-title":"IEEE Transactions on Evolutionary Computation","DOI":"10.1109/4235.585893","ISSN":"1941-0026","issue":"1","note":"event-title: IEEE Transactions on Evolutionary Computation","page":"67-82","source":"IEEE Xplore","title":"No free lunch theorems for optimization","volume":"1","author":[{"family":"Wolpert","given":"D.H."},{"family":"Macready","given":"W.G."}],"issued":{"date-parts":[["1997",4]]},"citation-key":"wolpertNoFreeLunch1997"}},{"id":3180,"uris":["http://zotero.org/users/6749620/items/66QTEWUD"],"itemData":{"id":3180,"type":"article-journal","container-title":"Journal of Optimization Theory and Applications","DOI":"10.1023/A:1021251113462","ISSN":"0022-3239, 1573-2878","issue":"3","journalAbbreviation":"Journal of Optimization Theory and Applications","language":"en","page":"549-570","source":"DOI.org (Crossref)","title":"Simple Explanation of the No-Free-Lunch Theorem and Its Implications","volume":"115","author":[{"family":"Ho","given":"Y.C."},{"family":"Pepyne","given":"D.L."}],"issued":{"date-parts":[["2002",12]]},"citation-key":"hoSimpleExplanationNoFreeLunch2002"}}],"schema":"https://github.com/citation-style-language/schema/raw/master/csl-citation.json"} </w:instrText>
+      </w:r>
+      <w:r>
+        <w:rPr>
+          <w:lang w:val="en"/>
+        </w:rPr>
+        <w:fldChar w:fldCharType="separate"/>
+      </w:r>
+      <w:r>
+        <w:rPr>
+          <w:noProof/>
+          <w:lang w:val="en"/>
+        </w:rPr>
+        <w:t>[28,29]</w:t>
+      </w:r>
+      <w:r>
+        <w:rPr>
+          <w:lang w:val="en"/>
+        </w:rPr>
+        <w:fldChar w:fldCharType="end"/>
+      </w:r>
+      <w:r>
+        <w:rPr>
+          <w:lang w:val="en"/>
+        </w:rPr>
         <w:t xml:space="preserve">. Instead, we may reduce the number of values to try by limiting the locations </w:t>
       </w:r>
       <m:oMath>
@@ -8265,21 +8268,7 @@
         <w:rPr>
           <w:lang w:val="en"/>
         </w:rPr>
-        <w:t xml:space="preserve">determined by the decision-making problem (e.g. </w:t>
-      </w:r>
-      <w:proofErr w:type="gramStart"/>
-      <w:r>
-        <w:rPr>
-          <w:lang w:val="en"/>
-        </w:rPr>
-        <w:t>3-5 meter</w:t>
-      </w:r>
-      <w:proofErr w:type="gramEnd"/>
-      <w:r>
-        <w:rPr>
-          <w:lang w:val="en"/>
-        </w:rPr>
-        <w:t xml:space="preserve"> road width reduction</w:t>
+        <w:t>determined by the decision-making problem (e.g. 3-5 meter road width reduction</w:t>
       </w:r>
       <w:r>
         <w:rPr>
@@ -8516,6 +8505,9 @@
       <w:r>
         <w:t xml:space="preserve"> Specification</w:t>
       </w:r>
+      <w:r>
+        <w:t>s</w:t>
+      </w:r>
     </w:p>
     <w:p>
       <w:pPr>
@@ -8534,7 +8526,7 @@
         <w:t xml:space="preserve">, </w:t>
       </w:r>
       <w:r>
-        <w:t>this section specifies conceptual components and their sub-components for the defined concepts of actions, locations, outcomes, and geo-interventions.</w:t>
+        <w:t>this section specifies conceptual components and their sub-components for the concepts of actions, locations, outcomes, and geo-interventions.</w:t>
       </w:r>
       <w:r>
         <w:t xml:space="preserve"> Recall research questions </w:t>
@@ -8633,910 +8625,3536 @@
         <w:rPr>
           <w:lang w:val="en"/>
         </w:rPr>
-        <w:t>, and for (Q2), we produce (C2) as the geo-intervention generation component.</w:t>
+        <w:t>,</w:t>
       </w:r>
       <w:r>
         <w:rPr>
           <w:lang w:val="en"/>
         </w:rPr>
         <w:t xml:space="preserve"> </w:t>
+      </w:r>
+      <w:r>
+        <w:rPr>
+          <w:lang w:val="en"/>
+        </w:rPr>
+        <w:t>conceptualizing</w:t>
+      </w:r>
+      <w:r>
+        <w:rPr>
+          <w:lang w:val="en"/>
+        </w:rPr>
+        <w:t xml:space="preserve"> the generation of geo-interventions by modelling</w:t>
+      </w:r>
+      <w:r>
+        <w:rPr>
+          <w:lang w:val="en"/>
+        </w:rPr>
+        <w:t xml:space="preserve"> and predicting</w:t>
+      </w:r>
+      <w:r>
+        <w:rPr>
+          <w:lang w:val="en"/>
+        </w:rPr>
+        <w:t xml:space="preserve"> outcomes as a function of variables</w:t>
+      </w:r>
+      <w:r>
+        <w:rPr>
+          <w:lang w:val="en"/>
+        </w:rPr>
+        <w:t xml:space="preserve"> and actions</w:t>
+      </w:r>
+      <w:r>
+        <w:rPr>
+          <w:lang w:val="en"/>
+        </w:rPr>
+        <w:t xml:space="preserve"> from spatial data.</w:t>
+      </w:r>
+      <w:r>
+        <w:rPr>
+          <w:lang w:val="en"/>
+        </w:rPr>
+        <w:t xml:space="preserve"> </w:t>
+      </w:r>
+      <w:r>
+        <w:rPr>
+          <w:lang w:val="en"/>
+        </w:rPr>
+        <w:t>F</w:t>
+      </w:r>
+      <w:r>
+        <w:rPr>
+          <w:lang w:val="en"/>
+        </w:rPr>
+        <w:t>or (Q2), we produce</w:t>
+      </w:r>
+      <w:r>
+        <w:rPr>
+          <w:lang w:val="en"/>
+        </w:rPr>
+        <w:t xml:space="preserve"> research contribution</w:t>
+      </w:r>
+      <w:r>
+        <w:rPr>
+          <w:lang w:val="en"/>
+        </w:rPr>
+        <w:t xml:space="preserve"> (C2) as the geo-intervention generation component</w:t>
+      </w:r>
+      <w:r>
+        <w:rPr>
+          <w:lang w:val="en"/>
+        </w:rPr>
+        <w:t>,</w:t>
+      </w:r>
+      <w:r>
+        <w:rPr>
+          <w:lang w:val="en"/>
+        </w:rPr>
+        <w:t xml:space="preserve"> conceptualizing the optimization of geo-interventions </w:t>
+      </w:r>
+      <w:r>
+        <w:rPr>
+          <w:lang w:val="en"/>
+        </w:rPr>
+        <w:t xml:space="preserve">produced by the outcome models </w:t>
+      </w:r>
+      <w:r>
+        <w:rPr>
+          <w:lang w:val="en"/>
+        </w:rPr>
+        <w:t xml:space="preserve">through the application of optimization algorithms and </w:t>
+      </w:r>
+      <w:r>
+        <w:rPr>
+          <w:lang w:val="en"/>
+        </w:rPr>
+        <w:t>prior</w:t>
+      </w:r>
+      <w:r>
+        <w:rPr>
+          <w:lang w:val="en"/>
+        </w:rPr>
+        <w:t xml:space="preserve"> </w:t>
+      </w:r>
+      <w:r>
+        <w:rPr>
+          <w:lang w:val="en"/>
+        </w:rPr>
+        <w:t>knowledge</w:t>
+      </w:r>
+      <w:r>
+        <w:rPr>
+          <w:lang w:val="en"/>
+        </w:rPr>
+        <w:t xml:space="preserve"> to limit the range of actions</w:t>
+      </w:r>
+      <w:r>
+        <w:rPr>
+          <w:lang w:val="en"/>
+        </w:rPr>
+        <w:t xml:space="preserve"> to optimize for</w:t>
+      </w:r>
+      <w:r>
+        <w:rPr>
+          <w:lang w:val="en"/>
+        </w:rPr>
+        <w:t>.</w:t>
+      </w:r>
+      <w:r>
+        <w:rPr>
+          <w:lang w:val="en"/>
+        </w:rPr>
+        <w:t xml:space="preserve"> Sections 2.2.1 to 2.2.3 detail the specifications of the spatial data, outcome modelling, and geo-intervention generation framework components</w:t>
+      </w:r>
+      <w:r>
+        <w:rPr>
+          <w:lang w:val="en"/>
+        </w:rPr>
+        <w:t>, which are summarized in Table 1.</w:t>
       </w:r>
     </w:p>
     <w:p>
       <w:pPr>
-        <w:pStyle w:val="MDPI23heading3"/>
-        <w:rPr>
-          <w:lang w:val="en"/>
-        </w:rPr>
-      </w:pPr>
-      <w:r>
-        <w:t>2.</w:t>
-      </w:r>
-      <w:r>
-        <w:t>2</w:t>
-      </w:r>
-      <w:r>
+        <w:pStyle w:val="MDPI41tablecaption"/>
+      </w:pPr>
+      <w:r>
+        <w:rPr>
+          <w:b/>
+        </w:rPr>
+        <w:t>Table 1</w:t>
+      </w:r>
+      <w:r>
+        <w:rPr>
+          <w:b/>
+        </w:rPr>
         <w:t>.</w:t>
       </w:r>
       <w:r>
-        <w:t>1</w:t>
-      </w:r>
-      <w:r>
-        <w:t xml:space="preserve">. </w:t>
-      </w:r>
-      <w:r>
-        <w:t xml:space="preserve">Spatial Data </w:t>
-      </w:r>
-      <w:r>
-        <w:t>Component</w:t>
+        <w:t xml:space="preserve"> </w:t>
+      </w:r>
+      <w:r>
+        <w:rPr>
+          <w:bCs/>
+        </w:rPr>
+        <w:t>S</w:t>
+      </w:r>
+      <w:r>
+        <w:rPr>
+          <w:bCs/>
+        </w:rPr>
+        <w:t>ummary of</w:t>
+      </w:r>
+      <w:r>
+        <w:t xml:space="preserve"> geo-interventions modelling framework </w:t>
+      </w:r>
+      <w:r>
+        <w:t>specifications</w:t>
+      </w:r>
+      <w:r>
+        <w:t>.</w:t>
+      </w:r>
+    </w:p>
+    <w:tbl>
+      <w:tblPr>
+        <w:tblW w:w="7857" w:type="dxa"/>
+        <w:tblInd w:w="2608" w:type="dxa"/>
+        <w:tblBorders>
+          <w:top w:val="single" w:sz="8" w:space="0" w:color="auto"/>
+          <w:bottom w:val="single" w:sz="8" w:space="0" w:color="auto"/>
+        </w:tblBorders>
+        <w:tblLayout w:type="fixed"/>
+        <w:tblCellMar>
+          <w:left w:w="0" w:type="dxa"/>
+          <w:right w:w="0" w:type="dxa"/>
+        </w:tblCellMar>
+        <w:tblLook w:val="04A0" w:firstRow="1" w:lastRow="0" w:firstColumn="1" w:lastColumn="0" w:noHBand="0" w:noVBand="1"/>
+      </w:tblPr>
+      <w:tblGrid>
+        <w:gridCol w:w="1787"/>
+        <w:gridCol w:w="1984"/>
+        <w:gridCol w:w="4086"/>
+      </w:tblGrid>
+      <w:tr>
+        <w:tc>
+          <w:tcPr>
+            <w:tcW w:w="1787" w:type="dxa"/>
+            <w:tcBorders>
+              <w:bottom w:val="single" w:sz="4" w:space="0" w:color="auto"/>
+            </w:tcBorders>
+            <w:shd w:val="clear" w:color="auto" w:fill="auto"/>
+            <w:vAlign w:val="center"/>
+          </w:tcPr>
+          <w:p>
+            <w:pPr>
+              <w:pStyle w:val="MDPI42tablebody"/>
+              <w:spacing w:line="240" w:lineRule="auto"/>
+              <w:rPr>
+                <w:b/>
+                <w:snapToGrid/>
+              </w:rPr>
+            </w:pPr>
+            <w:r>
+              <w:rPr>
+                <w:b/>
+                <w:snapToGrid/>
+              </w:rPr>
+              <w:t>Component</w:t>
+            </w:r>
+          </w:p>
+        </w:tc>
+        <w:tc>
+          <w:tcPr>
+            <w:tcW w:w="1984" w:type="dxa"/>
+            <w:tcBorders>
+              <w:bottom w:val="single" w:sz="4" w:space="0" w:color="auto"/>
+            </w:tcBorders>
+            <w:shd w:val="clear" w:color="auto" w:fill="auto"/>
+            <w:vAlign w:val="center"/>
+          </w:tcPr>
+          <w:p>
+            <w:pPr>
+              <w:pStyle w:val="MDPI42tablebody"/>
+              <w:spacing w:line="240" w:lineRule="auto"/>
+              <w:jc w:val="left"/>
+              <w:rPr>
+                <w:b/>
+                <w:snapToGrid/>
+              </w:rPr>
+            </w:pPr>
+            <w:r>
+              <w:rPr>
+                <w:b/>
+                <w:snapToGrid/>
+              </w:rPr>
+              <w:t>Sub-component</w:t>
+            </w:r>
+            <w:r>
+              <w:rPr>
+                <w:b/>
+                <w:snapToGrid/>
+              </w:rPr>
+              <w:t>s</w:t>
+            </w:r>
+          </w:p>
+        </w:tc>
+        <w:tc>
+          <w:tcPr>
+            <w:tcW w:w="4086" w:type="dxa"/>
+            <w:tcBorders>
+              <w:bottom w:val="single" w:sz="4" w:space="0" w:color="auto"/>
+            </w:tcBorders>
+            <w:shd w:val="clear" w:color="auto" w:fill="auto"/>
+            <w:vAlign w:val="center"/>
+          </w:tcPr>
+          <w:p>
+            <w:pPr>
+              <w:pStyle w:val="MDPI42tablebody"/>
+              <w:spacing w:line="240" w:lineRule="auto"/>
+              <w:jc w:val="left"/>
+              <w:rPr>
+                <w:b/>
+                <w:snapToGrid/>
+              </w:rPr>
+            </w:pPr>
+            <w:r>
+              <w:rPr>
+                <w:b/>
+                <w:snapToGrid/>
+              </w:rPr>
+              <w:t>Specification</w:t>
+            </w:r>
+            <w:r>
+              <w:rPr>
+                <w:b/>
+                <w:snapToGrid/>
+              </w:rPr>
+              <w:t>s</w:t>
+            </w:r>
+          </w:p>
+        </w:tc>
+      </w:tr>
+      <w:tr>
+        <w:tc>
+          <w:tcPr>
+            <w:tcW w:w="1787" w:type="dxa"/>
+            <w:tcBorders>
+              <w:bottom w:val="single" w:sz="4" w:space="0" w:color="auto"/>
+            </w:tcBorders>
+            <w:shd w:val="clear" w:color="auto" w:fill="auto"/>
+            <w:vAlign w:val="center"/>
+          </w:tcPr>
+          <w:p>
+            <w:pPr>
+              <w:pStyle w:val="MDPI42tablebody"/>
+              <w:spacing w:line="240" w:lineRule="auto"/>
+            </w:pPr>
+            <w:r>
+              <w:t>Spatial Data</w:t>
+            </w:r>
+          </w:p>
+        </w:tc>
+        <w:tc>
+          <w:tcPr>
+            <w:tcW w:w="1984" w:type="dxa"/>
+            <w:tcBorders>
+              <w:bottom w:val="single" w:sz="4" w:space="0" w:color="auto"/>
+            </w:tcBorders>
+            <w:shd w:val="clear" w:color="auto" w:fill="auto"/>
+            <w:vAlign w:val="center"/>
+          </w:tcPr>
+          <w:p>
+            <w:pPr>
+              <w:pStyle w:val="MDPI42tablebody"/>
+              <w:spacing w:line="240" w:lineRule="auto"/>
+              <w:jc w:val="left"/>
+            </w:pPr>
+            <w:r>
+              <w:t>Points</w:t>
+            </w:r>
+          </w:p>
+          <w:p>
+            <w:pPr>
+              <w:pStyle w:val="MDPI42tablebody"/>
+              <w:spacing w:line="240" w:lineRule="auto"/>
+              <w:jc w:val="left"/>
+            </w:pPr>
+            <w:r>
+              <w:t>Lines</w:t>
+            </w:r>
+          </w:p>
+          <w:p>
+            <w:pPr>
+              <w:pStyle w:val="MDPI42tablebody"/>
+              <w:spacing w:line="240" w:lineRule="auto"/>
+              <w:jc w:val="left"/>
+            </w:pPr>
+            <w:r>
+              <w:t>Polygons</w:t>
+            </w:r>
+          </w:p>
+          <w:p>
+            <w:pPr>
+              <w:pStyle w:val="MDPI42tablebody"/>
+              <w:spacing w:line="240" w:lineRule="auto"/>
+              <w:jc w:val="left"/>
+            </w:pPr>
+          </w:p>
+          <w:p>
+            <w:pPr>
+              <w:pStyle w:val="MDPI42tablebody"/>
+              <w:spacing w:line="240" w:lineRule="auto"/>
+              <w:jc w:val="left"/>
+            </w:pPr>
+            <w:r>
+              <w:t>Raster</w:t>
+            </w:r>
+            <w:r>
+              <w:t>s</w:t>
+            </w:r>
+            <w:r>
+              <w:t>*</w:t>
+            </w:r>
+          </w:p>
+          <w:p>
+            <w:pPr>
+              <w:pStyle w:val="MDPI42tablebody"/>
+              <w:spacing w:line="240" w:lineRule="auto"/>
+              <w:jc w:val="left"/>
+            </w:pPr>
+          </w:p>
+          <w:p>
+            <w:pPr>
+              <w:pStyle w:val="MDPI42tablebody"/>
+              <w:spacing w:line="240" w:lineRule="auto"/>
+              <w:jc w:val="left"/>
+            </w:pPr>
+            <w:r>
+              <w:t>Spatial Aggregation</w:t>
+            </w:r>
+            <w:r>
+              <w:t>*</w:t>
+            </w:r>
+          </w:p>
+          <w:p>
+            <w:pPr>
+              <w:pStyle w:val="MDPI42tablebody"/>
+              <w:spacing w:line="240" w:lineRule="auto"/>
+              <w:jc w:val="left"/>
+            </w:pPr>
+          </w:p>
+        </w:tc>
+        <w:tc>
+          <w:tcPr>
+            <w:tcW w:w="4086" w:type="dxa"/>
+            <w:tcBorders>
+              <w:bottom w:val="single" w:sz="4" w:space="0" w:color="auto"/>
+            </w:tcBorders>
+            <w:shd w:val="clear" w:color="auto" w:fill="auto"/>
+            <w:vAlign w:val="center"/>
+          </w:tcPr>
+          <w:p>
+            <w:pPr>
+              <w:pStyle w:val="MDPI42tablebody"/>
+              <w:spacing w:line="240" w:lineRule="auto"/>
+              <w:jc w:val="left"/>
+            </w:pPr>
+            <w:r>
+              <w:t xml:space="preserve">Sets of </w:t>
+            </w:r>
+            <w:r>
+              <w:t>coordinates</w:t>
+            </w:r>
+            <w:r>
+              <w:t xml:space="preserve"> with 1+ variables</w:t>
+            </w:r>
+          </w:p>
+          <w:p>
+            <w:pPr>
+              <w:pStyle w:val="MDPI42tablebody"/>
+              <w:spacing w:line="240" w:lineRule="auto"/>
+              <w:jc w:val="left"/>
+            </w:pPr>
+            <w:r>
+              <w:t>Ordered sets of points</w:t>
+            </w:r>
+            <w:r>
+              <w:t xml:space="preserve"> with 1+ variables</w:t>
+            </w:r>
+          </w:p>
+          <w:p>
+            <w:pPr>
+              <w:pStyle w:val="MDPI42tablebody"/>
+              <w:spacing w:line="240" w:lineRule="auto"/>
+              <w:jc w:val="left"/>
+            </w:pPr>
+            <w:r>
+              <w:t>Ordered sets of points</w:t>
+            </w:r>
+            <w:r>
+              <w:t xml:space="preserve"> with 1+ variables,</w:t>
+            </w:r>
+            <w:r>
+              <w:t xml:space="preserve"> </w:t>
+            </w:r>
+            <w:r>
+              <w:t>first and</w:t>
+            </w:r>
+            <w:r>
+              <w:t xml:space="preserve"> last point connect</w:t>
+            </w:r>
+          </w:p>
+          <w:p>
+            <w:pPr>
+              <w:pStyle w:val="MDPI42tablebody"/>
+              <w:spacing w:line="240" w:lineRule="auto"/>
+              <w:jc w:val="left"/>
+            </w:pPr>
+            <w:r>
+              <w:t>Pixels</w:t>
+            </w:r>
+            <w:r>
+              <w:t xml:space="preserve"> with coordinates and 1 variable</w:t>
+            </w:r>
+            <w:r>
+              <w:t xml:space="preserve"> converted into points</w:t>
+            </w:r>
+            <w:r>
+              <w:t>/</w:t>
+            </w:r>
+            <w:r>
+              <w:t>lines</w:t>
+            </w:r>
+            <w:r>
+              <w:t>/</w:t>
+            </w:r>
+            <w:r>
+              <w:t>polygons</w:t>
+            </w:r>
+          </w:p>
+          <w:p>
+            <w:pPr>
+              <w:pStyle w:val="MDPI42tablebody"/>
+              <w:spacing w:line="240" w:lineRule="auto"/>
+              <w:jc w:val="left"/>
+            </w:pPr>
+            <w:r>
+              <w:t>Points/lines/polygons</w:t>
+            </w:r>
+            <w:r>
+              <w:t xml:space="preserve"> aggregated into common points/lines/polygons</w:t>
+            </w:r>
+            <w:r>
+              <w:t xml:space="preserve"> of interest</w:t>
+            </w:r>
+          </w:p>
+        </w:tc>
+      </w:tr>
+      <w:tr>
+        <w:tc>
+          <w:tcPr>
+            <w:tcW w:w="1787" w:type="dxa"/>
+            <w:tcBorders>
+              <w:top w:val="single" w:sz="4" w:space="0" w:color="auto"/>
+              <w:bottom w:val="single" w:sz="4" w:space="0" w:color="auto"/>
+            </w:tcBorders>
+            <w:shd w:val="clear" w:color="auto" w:fill="auto"/>
+            <w:vAlign w:val="center"/>
+          </w:tcPr>
+          <w:p>
+            <w:pPr>
+              <w:pStyle w:val="MDPI42tablebody"/>
+              <w:spacing w:line="240" w:lineRule="auto"/>
+            </w:pPr>
+            <w:r>
+              <w:t>Outcome</w:t>
+            </w:r>
+          </w:p>
+          <w:p>
+            <w:pPr>
+              <w:pStyle w:val="MDPI42tablebody"/>
+              <w:spacing w:line="240" w:lineRule="auto"/>
+            </w:pPr>
+            <w:r>
+              <w:t>Modelling</w:t>
+            </w:r>
+          </w:p>
+        </w:tc>
+        <w:tc>
+          <w:tcPr>
+            <w:tcW w:w="1984" w:type="dxa"/>
+            <w:tcBorders>
+              <w:top w:val="single" w:sz="4" w:space="0" w:color="auto"/>
+              <w:bottom w:val="single" w:sz="4" w:space="0" w:color="auto"/>
+            </w:tcBorders>
+            <w:shd w:val="clear" w:color="auto" w:fill="auto"/>
+            <w:vAlign w:val="center"/>
+          </w:tcPr>
+          <w:p>
+            <w:pPr>
+              <w:pStyle w:val="MDPI42tablebody"/>
+              <w:spacing w:line="240" w:lineRule="auto"/>
+              <w:jc w:val="left"/>
+            </w:pPr>
+            <w:r>
+              <w:t>Variables</w:t>
+            </w:r>
+          </w:p>
+          <w:p>
+            <w:pPr>
+              <w:pStyle w:val="MDPI42tablebody"/>
+              <w:spacing w:line="240" w:lineRule="auto"/>
+              <w:jc w:val="left"/>
+            </w:pPr>
+            <w:r>
+              <w:t>Parameters*</w:t>
+            </w:r>
+          </w:p>
+          <w:p>
+            <w:pPr>
+              <w:pStyle w:val="MDPI42tablebody"/>
+              <w:spacing w:line="240" w:lineRule="auto"/>
+              <w:jc w:val="left"/>
+            </w:pPr>
+            <w:r>
+              <w:t>Model</w:t>
+            </w:r>
+            <w:r>
+              <w:t>s</w:t>
+            </w:r>
+          </w:p>
+          <w:p>
+            <w:pPr>
+              <w:pStyle w:val="MDPI42tablebody"/>
+              <w:spacing w:line="240" w:lineRule="auto"/>
+              <w:jc w:val="left"/>
+            </w:pPr>
+          </w:p>
+          <w:p>
+            <w:pPr>
+              <w:pStyle w:val="MDPI42tablebody"/>
+              <w:spacing w:line="240" w:lineRule="auto"/>
+              <w:jc w:val="left"/>
+            </w:pPr>
+            <w:r>
+              <w:t>Predicted Outcomes</w:t>
+            </w:r>
+          </w:p>
+          <w:p>
+            <w:pPr>
+              <w:pStyle w:val="MDPI42tablebody"/>
+              <w:spacing w:line="240" w:lineRule="auto"/>
+              <w:jc w:val="left"/>
+            </w:pPr>
+          </w:p>
+          <w:p>
+            <w:pPr>
+              <w:pStyle w:val="MDPI42tablebody"/>
+              <w:spacing w:line="240" w:lineRule="auto"/>
+              <w:jc w:val="left"/>
+            </w:pPr>
+          </w:p>
+          <w:p>
+            <w:pPr>
+              <w:pStyle w:val="MDPI42tablebody"/>
+              <w:spacing w:line="240" w:lineRule="auto"/>
+              <w:jc w:val="left"/>
+            </w:pPr>
+            <w:r>
+              <w:t>Model Selection</w:t>
+            </w:r>
+          </w:p>
+          <w:p>
+            <w:pPr>
+              <w:pStyle w:val="MDPI42tablebody"/>
+              <w:spacing w:line="240" w:lineRule="auto"/>
+              <w:jc w:val="left"/>
+            </w:pPr>
+          </w:p>
+          <w:p>
+            <w:pPr>
+              <w:pStyle w:val="MDPI42tablebody"/>
+              <w:spacing w:line="240" w:lineRule="auto"/>
+              <w:jc w:val="left"/>
+            </w:pPr>
+            <w:r>
+              <w:t>Metrics</w:t>
+            </w:r>
+          </w:p>
+          <w:p>
+            <w:pPr>
+              <w:pStyle w:val="MDPI42tablebody"/>
+              <w:spacing w:line="240" w:lineRule="auto"/>
+              <w:jc w:val="left"/>
+            </w:pPr>
+          </w:p>
+        </w:tc>
+        <w:tc>
+          <w:tcPr>
+            <w:tcW w:w="4086" w:type="dxa"/>
+            <w:tcBorders>
+              <w:top w:val="single" w:sz="4" w:space="0" w:color="auto"/>
+              <w:bottom w:val="single" w:sz="4" w:space="0" w:color="auto"/>
+            </w:tcBorders>
+            <w:shd w:val="clear" w:color="auto" w:fill="auto"/>
+            <w:vAlign w:val="center"/>
+          </w:tcPr>
+          <w:p>
+            <w:pPr>
+              <w:pStyle w:val="MDPI42tablebody"/>
+              <w:spacing w:line="240" w:lineRule="auto"/>
+              <w:jc w:val="left"/>
+            </w:pPr>
+            <w:r>
+              <w:t>Records of unique locations with 1+ variables</w:t>
+            </w:r>
+          </w:p>
+          <w:p>
+            <w:pPr>
+              <w:pStyle w:val="MDPI42tablebody"/>
+              <w:spacing w:line="240" w:lineRule="auto"/>
+              <w:jc w:val="left"/>
+            </w:pPr>
+            <w:r>
+              <w:t xml:space="preserve">Input values for model that modify </w:t>
+            </w:r>
+            <w:r>
+              <w:t>behavior</w:t>
+            </w:r>
+          </w:p>
+          <w:p>
+            <w:pPr>
+              <w:pStyle w:val="MDPI42tablebody"/>
+              <w:spacing w:line="240" w:lineRule="auto"/>
+              <w:jc w:val="left"/>
+            </w:pPr>
+            <w:r>
+              <w:t>Processes variables and parameters into predicted outcomes</w:t>
+            </w:r>
+          </w:p>
+          <w:p>
+            <w:pPr>
+              <w:pStyle w:val="MDPI42tablebody"/>
+              <w:spacing w:line="240" w:lineRule="auto"/>
+              <w:jc w:val="left"/>
+            </w:pPr>
+            <w:r>
+              <w:t>Records of unique locations with estimated outcomes values that are ideally close to actual outcome values</w:t>
+            </w:r>
+          </w:p>
+          <w:p>
+            <w:pPr>
+              <w:pStyle w:val="MDPI42tablebody"/>
+              <w:spacing w:line="240" w:lineRule="auto"/>
+              <w:jc w:val="left"/>
+            </w:pPr>
+            <w:r>
+              <w:t>Strategy to</w:t>
+            </w:r>
+            <w:r>
+              <w:t xml:space="preserve"> select best outcome model based on metrics and parameters</w:t>
+            </w:r>
+          </w:p>
+          <w:p>
+            <w:pPr>
+              <w:pStyle w:val="MDPI42tablebody"/>
+              <w:spacing w:line="240" w:lineRule="auto"/>
+              <w:jc w:val="left"/>
+            </w:pPr>
+            <w:r>
+              <w:t>Measure</w:t>
+            </w:r>
+            <w:r>
+              <w:t>s</w:t>
+            </w:r>
+            <w:r>
+              <w:t xml:space="preserve"> that evaluate outcome model performance</w:t>
+            </w:r>
+            <w:r>
+              <w:t xml:space="preserve"> using the predicted outcomes</w:t>
+            </w:r>
+          </w:p>
+        </w:tc>
+      </w:tr>
+      <w:tr>
+        <w:tc>
+          <w:tcPr>
+            <w:tcW w:w="1787" w:type="dxa"/>
+            <w:tcBorders>
+              <w:top w:val="single" w:sz="4" w:space="0" w:color="auto"/>
+              <w:bottom w:val="single" w:sz="8" w:space="0" w:color="auto"/>
+            </w:tcBorders>
+            <w:shd w:val="clear" w:color="auto" w:fill="auto"/>
+            <w:vAlign w:val="center"/>
+          </w:tcPr>
+          <w:p>
+            <w:pPr>
+              <w:pStyle w:val="MDPI42tablebody"/>
+              <w:spacing w:line="240" w:lineRule="auto"/>
+            </w:pPr>
+            <w:r>
+              <w:t>Geo-interventions Generation</w:t>
+            </w:r>
+          </w:p>
+        </w:tc>
+        <w:tc>
+          <w:tcPr>
+            <w:tcW w:w="1984" w:type="dxa"/>
+            <w:tcBorders>
+              <w:top w:val="single" w:sz="4" w:space="0" w:color="auto"/>
+              <w:bottom w:val="single" w:sz="8" w:space="0" w:color="auto"/>
+            </w:tcBorders>
+            <w:shd w:val="clear" w:color="auto" w:fill="auto"/>
+            <w:vAlign w:val="center"/>
+          </w:tcPr>
+          <w:p>
+            <w:pPr>
+              <w:pStyle w:val="MDPI42tablebody"/>
+              <w:spacing w:line="240" w:lineRule="auto"/>
+              <w:jc w:val="left"/>
+            </w:pPr>
+          </w:p>
+        </w:tc>
+        <w:tc>
+          <w:tcPr>
+            <w:tcW w:w="4086" w:type="dxa"/>
+            <w:tcBorders>
+              <w:top w:val="single" w:sz="4" w:space="0" w:color="auto"/>
+              <w:bottom w:val="single" w:sz="8" w:space="0" w:color="auto"/>
+            </w:tcBorders>
+            <w:shd w:val="clear" w:color="auto" w:fill="auto"/>
+            <w:vAlign w:val="center"/>
+          </w:tcPr>
+          <w:p>
+            <w:pPr>
+              <w:pStyle w:val="MDPI42tablebody"/>
+              <w:spacing w:line="240" w:lineRule="auto"/>
+              <w:jc w:val="left"/>
+            </w:pPr>
+          </w:p>
+        </w:tc>
+      </w:tr>
+    </w:tbl>
+    <w:p>
+      <w:pPr>
+        <w:pStyle w:val="MDPI43tablefooter"/>
+      </w:pPr>
+      <w:r>
+        <w:t xml:space="preserve">* </w:t>
+      </w:r>
+      <w:r>
+        <w:t>Optional</w:t>
+      </w:r>
+      <w:r>
+        <w:t>.</w:t>
       </w:r>
     </w:p>
     <w:p>
       <w:pPr>
-        <w:pStyle w:val="MDPI31text"/>
-        <w:rPr>
-          <w:lang w:val="en"/>
-        </w:rPr>
-      </w:pPr>
-      <w:r>
-        <w:rPr>
-          <w:lang w:val="en"/>
-        </w:rPr>
-        <w:t xml:space="preserve">The spatial data </w:t>
-      </w:r>
-      <w:r>
-        <w:rPr>
-          <w:lang w:val="en"/>
-        </w:rPr>
-        <w:t>sub-</w:t>
-      </w:r>
-      <w:r>
-        <w:rPr>
-          <w:lang w:val="en"/>
-        </w:rPr>
-        <w:t>components w</w:t>
-      </w:r>
-      <w:r>
-        <w:rPr>
-          <w:lang w:val="en"/>
-        </w:rPr>
-        <w:t>ere</w:t>
-      </w:r>
-      <w:r>
-        <w:rPr>
-          <w:lang w:val="en"/>
-        </w:rPr>
-        <w:t xml:space="preserve"> </w:t>
-      </w:r>
-      <w:r>
-        <w:rPr>
-          <w:lang w:val="en"/>
-        </w:rPr>
-        <w:t>specified</w:t>
-      </w:r>
-      <w:r>
-        <w:rPr>
-          <w:lang w:val="en"/>
-        </w:rPr>
-        <w:t xml:space="preserve"> </w:t>
-      </w:r>
-      <w:r>
-        <w:rPr>
-          <w:lang w:val="en"/>
-        </w:rPr>
-        <w:t>using</w:t>
-      </w:r>
-      <w:r>
-        <w:rPr>
-          <w:lang w:val="en"/>
-        </w:rPr>
-        <w:t xml:space="preserve"> </w:t>
-      </w:r>
-      <w:r>
-        <w:rPr>
-          <w:lang w:val="en"/>
-        </w:rPr>
-        <w:t xml:space="preserve">Geographic Information Systems (GIS) </w:t>
-      </w:r>
-      <w:r>
-        <w:rPr>
-          <w:lang w:val="en"/>
-        </w:rPr>
-        <w:t>vector</w:t>
-      </w:r>
-      <w:r>
-        <w:rPr>
-          <w:lang w:val="en"/>
-        </w:rPr>
-        <w:t xml:space="preserve"> </w:t>
-      </w:r>
-      <w:r>
-        <w:rPr>
-          <w:lang w:val="en"/>
-        </w:rPr>
-        <w:t>data</w:t>
-      </w:r>
-      <w:r>
-        <w:rPr>
-          <w:lang w:val="en"/>
-        </w:rPr>
-        <w:t xml:space="preserve"> as the major inputs for </w:t>
-      </w:r>
-      <w:r>
-        <w:rPr>
-          <w:lang w:val="en"/>
-        </w:rPr>
-        <w:t xml:space="preserve">outcome </w:t>
-      </w:r>
-      <w:r>
-        <w:rPr>
-          <w:lang w:val="en"/>
-        </w:rPr>
-        <w:t>modellin</w:t>
-      </w:r>
-      <w:r>
-        <w:rPr>
-          <w:lang w:val="en"/>
-        </w:rPr>
-        <w:t>g</w:t>
-      </w:r>
-      <w:r>
-        <w:rPr>
-          <w:lang w:val="en"/>
-        </w:rPr>
+        <w:pStyle w:val="MDPI23heading3"/>
+        <w:rPr>
+          <w:lang w:val="en"/>
+        </w:rPr>
+      </w:pPr>
+      <w:r>
+        <w:t>2.</w:t>
+      </w:r>
+      <w:r>
+        <w:t>2</w:t>
+      </w:r>
+      <w:r>
         <w:t>.</w:t>
       </w:r>
       <w:r>
-        <w:rPr>
-          <w:lang w:val="en"/>
-        </w:rPr>
-        <w:t xml:space="preserve"> Vector data was used as the main source of data as</w:t>
-      </w:r>
-      <w:r>
-        <w:rPr>
-          <w:lang w:val="en"/>
-        </w:rPr>
-        <w:t xml:space="preserve"> it enable</w:t>
-      </w:r>
-      <w:r>
-        <w:rPr>
-          <w:lang w:val="en"/>
-        </w:rPr>
-        <w:t>d</w:t>
-      </w:r>
-      <w:r>
-        <w:rPr>
-          <w:lang w:val="en"/>
-        </w:rPr>
-        <w:t xml:space="preserve"> more</w:t>
-      </w:r>
-      <w:r>
-        <w:rPr>
-          <w:lang w:val="en"/>
-        </w:rPr>
-        <w:t xml:space="preserve"> flexibility</w:t>
-      </w:r>
-      <w:r>
-        <w:rPr>
-          <w:lang w:val="en"/>
-        </w:rPr>
-        <w:t xml:space="preserve"> and </w:t>
-      </w:r>
-      <w:r>
-        <w:rPr>
-          <w:lang w:val="en"/>
-        </w:rPr>
-        <w:t xml:space="preserve">level of </w:t>
-      </w:r>
-      <w:r>
-        <w:rPr>
-          <w:lang w:val="en"/>
-        </w:rPr>
-        <w:t>detail</w:t>
-      </w:r>
-      <w:r>
-        <w:rPr>
-          <w:lang w:val="en"/>
-        </w:rPr>
-        <w:t xml:space="preserve"> in geometric shapes (point, line, and polygon) than raster data, which require</w:t>
-      </w:r>
-      <w:r>
-        <w:rPr>
-          <w:lang w:val="en"/>
-        </w:rPr>
-        <w:t>d</w:t>
-      </w:r>
-      <w:r>
-        <w:rPr>
-          <w:lang w:val="en"/>
-        </w:rPr>
-        <w:t xml:space="preserve"> consistent square</w:t>
-      </w:r>
-      <w:r>
-        <w:rPr>
-          <w:lang w:val="en"/>
-        </w:rPr>
-        <w:t xml:space="preserve"> or rectangular</w:t>
-      </w:r>
-      <w:r>
-        <w:rPr>
-          <w:lang w:val="en"/>
-        </w:rPr>
-        <w:t xml:space="preserve"> pixels</w:t>
-      </w:r>
-      <w:r>
-        <w:rPr>
-          <w:lang w:val="en"/>
-        </w:rPr>
-        <w:t xml:space="preserve"> with level of detail</w:t>
-      </w:r>
-      <w:r>
-        <w:rPr>
-          <w:lang w:val="en"/>
-        </w:rPr>
-        <w:t xml:space="preserve"> dependent on the image resolution </w:t>
-      </w:r>
-      <w:r>
-        <w:rPr>
-          <w:lang w:val="en"/>
-        </w:rPr>
-        <w:fldChar w:fldCharType="begin"/>
-      </w:r>
-      <w:r>
-        <w:rPr>
-          <w:lang w:val="en"/>
-        </w:rPr>
-        <w:instrText xml:space="preserve"> ADDIN ZOTERO_ITEM CSL_CITATION {"citationID":"siQVK7qC","properties":{"formattedCitation":"[28,29]","plainCitation":"[28,29]","noteIndex":0},"citationItems":[{"id":2467,"uris":["http://zotero.org/users/6749620/items/LYCG4ZQJ"],"itemData":{"id":2467,"type":"article-journal","container-title":"Photogrammetric Engineering and Remote Sensing","issue":"10","page":"1397–1398","source":"Google Scholar","title":"Raster versus vector data encoding and handling: a commentary","title-short":"Raster versus vector data encoding and handling","volume":"53","author":[{"family":"Maffini","given":"Giulio"}],"issued":{"date-parts":[["1987"]]},"citation-key":"maffiniRasterVectorData1987"}},{"id":3135,"uris":["http://zotero.org/users/6749620/items/6ZKSVIRH"],"itemData":{"id":3135,"type":"article-journal","container-title":"Photogrammetric Engineering and Remote Sensing","issue":"4","note":"publisher: [Falls Church, Va.] American Society of Photogrammetry.","page":"425–434","source":"Google Scholar","title":"Exploring and evaluating the consequences of vector-to-raster and raster-to-vector conversion","volume":"63","author":[{"family":"Congalton","given":"Russell G."}],"issued":{"date-parts":[["1997"]]},"citation-key":"congaltonExploringEvaluatingConsequences1997"}}],"schema":"https://github.com/citation-style-language/schema/raw/master/csl-citation.json"} </w:instrText>
-      </w:r>
-      <w:r>
-        <w:rPr>
-          <w:lang w:val="en"/>
-        </w:rPr>
-        <w:fldChar w:fldCharType="separate"/>
-      </w:r>
-      <w:r>
-        <w:rPr>
-          <w:noProof/>
-          <w:lang w:val="en"/>
-        </w:rPr>
-        <w:t>[28,29]</w:t>
-      </w:r>
-      <w:r>
-        <w:rPr>
-          <w:lang w:val="en"/>
-        </w:rPr>
-        <w:fldChar w:fldCharType="end"/>
-      </w:r>
-      <w:r>
-        <w:rPr>
-          <w:lang w:val="en"/>
-        </w:rPr>
-        <w:t>.</w:t>
-      </w:r>
-      <w:r>
-        <w:rPr>
-          <w:lang w:val="en"/>
-        </w:rPr>
-        <w:t xml:space="preserve"> However, we in</w:t>
-      </w:r>
-      <w:r>
-        <w:rPr>
-          <w:lang w:val="en"/>
-        </w:rPr>
-        <w:t>corporate raster data with</w:t>
-      </w:r>
-      <w:r>
-        <w:rPr>
-          <w:lang w:val="en"/>
-        </w:rPr>
-        <w:t xml:space="preserve"> the </w:t>
-      </w:r>
-      <w:r>
-        <w:rPr>
-          <w:lang w:val="en"/>
-        </w:rPr>
-        <w:t>consideration</w:t>
-      </w:r>
-      <w:r>
-        <w:rPr>
-          <w:lang w:val="en"/>
-        </w:rPr>
-        <w:t xml:space="preserve"> of </w:t>
-      </w:r>
-      <w:r>
-        <w:rPr>
-          <w:lang w:val="en"/>
-        </w:rPr>
-        <w:t>conver</w:t>
-      </w:r>
-      <w:r>
-        <w:rPr>
-          <w:lang w:val="en"/>
-        </w:rPr>
-        <w:t>ting</w:t>
-      </w:r>
-      <w:r>
-        <w:rPr>
-          <w:lang w:val="en"/>
-        </w:rPr>
-        <w:t xml:space="preserve"> raster to vector data</w:t>
-      </w:r>
-      <w:r>
-        <w:rPr>
-          <w:lang w:val="en"/>
-        </w:rPr>
-        <w:t xml:space="preserve"> </w:t>
-      </w:r>
-      <w:r>
-        <w:rPr>
-          <w:lang w:val="en"/>
-        </w:rPr>
-        <w:t xml:space="preserve">with various </w:t>
-      </w:r>
-      <w:r>
-        <w:rPr>
-          <w:lang w:val="en"/>
-        </w:rPr>
-        <w:t xml:space="preserve">GIS </w:t>
-      </w:r>
-      <w:r>
-        <w:rPr>
-          <w:lang w:val="en"/>
-        </w:rPr>
-        <w:t>techniques (e.g.,</w:t>
-      </w:r>
-      <w:r>
-        <w:rPr>
-          <w:lang w:val="en"/>
-        </w:rPr>
-        <w:t xml:space="preserve"> polygon grids </w:t>
-      </w:r>
-      <w:r>
-        <w:rPr>
-          <w:lang w:val="en"/>
-        </w:rPr>
-        <w:fldChar w:fldCharType="begin"/>
-      </w:r>
-      <w:r>
-        <w:rPr>
-          <w:lang w:val="en"/>
-        </w:rPr>
-        <w:instrText xml:space="preserve"> ADDIN ZOTERO_ITEM CSL_CITATION {"citationID":"8k5yhpTD","properties":{"formattedCitation":"[29]","plainCitation":"[29]","noteIndex":0},"citationItems":[{"id":3135,"uris":["http://zotero.org/users/6749620/items/6ZKSVIRH"],"itemData":{"id":3135,"type":"article-journal","container-title":"Photogrammetric Engineering and Remote Sensing","issue":"4","note":"publisher: [Falls Church, Va.] American Society of Photogrammetry.","page":"425–434","source":"Google Scholar","title":"Exploring and evaluating the consequences of vector-to-raster and raster-to-vector conversion","volume":"63","author":[{"family":"Congalton","given":"Russell G."}],"issued":{"date-parts":[["1997"]]},"citation-key":"congaltonExploringEvaluatingConsequences1997"}}],"schema":"https://github.com/citation-style-language/schema/raw/master/csl-citation.json"} </w:instrText>
-      </w:r>
-      <w:r>
-        <w:rPr>
-          <w:lang w:val="en"/>
-        </w:rPr>
-        <w:fldChar w:fldCharType="separate"/>
-      </w:r>
-      <w:r>
-        <w:rPr>
-          <w:noProof/>
-          <w:lang w:val="en"/>
-        </w:rPr>
-        <w:t>[29]</w:t>
-      </w:r>
-      <w:r>
-        <w:rPr>
-          <w:lang w:val="en"/>
-        </w:rPr>
-        <w:fldChar w:fldCharType="end"/>
-      </w:r>
-      <w:r>
-        <w:rPr>
-          <w:lang w:val="en"/>
-        </w:rPr>
-        <w:t>,</w:t>
-      </w:r>
-      <w:r>
-        <w:rPr>
-          <w:lang w:val="en"/>
-        </w:rPr>
-        <w:t xml:space="preserve"> </w:t>
-      </w:r>
-      <w:r>
-        <w:rPr>
-          <w:lang w:val="en"/>
-        </w:rPr>
-        <w:t xml:space="preserve">edge-tracing </w:t>
-      </w:r>
-      <w:r>
-        <w:rPr>
-          <w:lang w:val="en"/>
-        </w:rPr>
-        <w:fldChar w:fldCharType="begin"/>
-      </w:r>
-      <w:r>
-        <w:rPr>
-          <w:lang w:val="en"/>
-        </w:rPr>
-        <w:instrText xml:space="preserve"> ADDIN ZOTERO_ITEM CSL_CITATION {"citationID":"ElTQfJhv","properties":{"formattedCitation":"[30]","plainCitation":"[30]","noteIndex":0},"citationItems":[{"id":3137,"uris":["http://zotero.org/users/6749620/items/5LXK46SN"],"itemData":{"id":3137,"type":"article-journal","container-title":"Annals of GIS","DOI":"10.1080/10824000809480639","ISSN":"1947-5683, 1947-5691","issue":"1","journalAbbreviation":"Annals of GIS","language":"en","page":"54-62","source":"DOI.org (Crossref)","title":"An Efficient Algorithm for Raster-to-Vector Data Conversion","volume":"14","author":[{"family":"Teng","given":"Junhua"},{"family":"Wang","given":"Fahui"},{"family":"Liu","given":"Yu"}],"issued":{"date-parts":[["2008",6]]},"citation-key":"tengEfficientAlgorithmRastertoVector2008"}}],"schema":"https://github.com/citation-style-language/schema/raw/master/csl-citation.json"} </w:instrText>
-      </w:r>
-      <w:r>
-        <w:rPr>
-          <w:lang w:val="en"/>
-        </w:rPr>
-        <w:fldChar w:fldCharType="separate"/>
-      </w:r>
-      <w:r>
-        <w:rPr>
-          <w:noProof/>
-          <w:lang w:val="en"/>
-        </w:rPr>
-        <w:t>[30]</w:t>
-      </w:r>
-      <w:r>
-        <w:rPr>
-          <w:lang w:val="en"/>
-        </w:rPr>
-        <w:fldChar w:fldCharType="end"/>
-      </w:r>
-      <w:r>
-        <w:rPr>
-          <w:lang w:val="en"/>
-        </w:rPr>
-        <w:t xml:space="preserve">, object detection </w:t>
-      </w:r>
-      <w:r>
-        <w:rPr>
-          <w:lang w:val="en"/>
-        </w:rPr>
-        <w:fldChar w:fldCharType="begin"/>
-      </w:r>
-      <w:r>
-        <w:rPr>
-          <w:lang w:val="en"/>
-        </w:rPr>
-        <w:instrText xml:space="preserve"> ADDIN ZOTERO_ITEM CSL_CITATION {"citationID":"ovfEFFrr","properties":{"formattedCitation":"[31]","plainCitation":"[31]","noteIndex":0},"citationItems":[{"id":3139,"uris":["http://zotero.org/users/6749620/items/KDTDUGIL"],"itemData":{"id":3139,"type":"article-journal","abstract":"Introduction: Object detection in remotely sensed satellite images is critical to socio-economic, bio-physical, and environmental monitoring, necessary for the prevention of natural disasters such as flooding and fires, socio-economic service delivery, and general urban and rural planning and management. Whereas deep learning approaches have recently gained popularity in remotely sensed image analysis, they have been unable to efficiently detect image objects due to complex landscape heterogeneity, high inter-class similarity and intra-class diversity, and difficulty in acquiring suitable training data that represents the complexities, among others. Methods: To address these challenges, this study employed multi-object detection deep learning algorithms with a transfer learning approach on remotely sensed satellite imagery captured on a heterogeneous landscape. In the study, a new dataset of diverse features with five object classes collected from Google Earth Engine in various locations in southern KwaZulu-Natal province in South Africa was used to evaluate the models. The dataset images were characterized with objects that have varying sizes and resolutions. Five (5) object detection methods based on R-CNN and YOLO architectures were investigated via experiments on our newly created dataset. Conclusions: This paper provides a comprehensive performance evaluation and analysis of the recent deep learning-based object detection methods for detecting objects in high-resolution remote sensing satellite images. The models were also evaluated on two publicly available datasets: Visdron and PASCAL VOC2007. Results showed that the highest detection accuracy of the vegetation and swimming pool instances was more than 90%, and the fastest detection speed 0.2 ms was observed in YOLOv8.","container-title":"Sensors","DOI":"10.3390/s23135849","ISSN":"1424-8220","issue":"13","language":"en","license":"http://creativecommons.org/licenses/by/3.0/","note":"number: 13\npublisher: Multidisciplinary Digital Publishing Institute","page":"5849","source":"www.mdpi.com","title":"State-of-the-Art Deep Learning Methods for Objects Detection in Remote Sensing Satellite Images","volume":"23","author":[{"family":"Adegun","given":"Adekanmi Adeyinka"},{"family":"Fonou Dombeu","given":"Jean Vincent"},{"family":"Viriri","given":"Serestina"},{"family":"Odindi","given":"John"}],"issued":{"date-parts":[["2023",1]]},"citation-key":"adegunStateoftheArtDeepLearning2023"}}],"schema":"https://github.com/citation-style-language/schema/raw/master/csl-citation.json"} </w:instrText>
-      </w:r>
-      <w:r>
-        <w:rPr>
-          <w:lang w:val="en"/>
-        </w:rPr>
-        <w:fldChar w:fldCharType="separate"/>
-      </w:r>
-      <w:r>
-        <w:rPr>
-          <w:noProof/>
-          <w:lang w:val="en"/>
-        </w:rPr>
-        <w:t>[31]</w:t>
-      </w:r>
-      <w:r>
-        <w:rPr>
-          <w:lang w:val="en"/>
-        </w:rPr>
-        <w:fldChar w:fldCharType="end"/>
-      </w:r>
-      <w:r>
-        <w:rPr>
-          <w:lang w:val="en"/>
-        </w:rPr>
-        <w:t>)</w:t>
-      </w:r>
-      <w:r>
-        <w:rPr>
-          <w:lang w:val="en"/>
-        </w:rPr>
-        <w:t>.</w:t>
-      </w:r>
-      <w:r>
-        <w:rPr>
-          <w:lang w:val="en"/>
-        </w:rPr>
-        <w:t xml:space="preserve"> As</w:t>
-      </w:r>
-      <w:r>
-        <w:rPr>
-          <w:lang w:val="en"/>
-        </w:rPr>
-        <w:t xml:space="preserve"> described in</w:t>
-      </w:r>
-      <w:r>
-        <w:rPr>
-          <w:lang w:val="en"/>
-        </w:rPr>
-        <w:t xml:space="preserve"> </w:t>
-      </w:r>
-      <w:r>
-        <w:rPr>
-          <w:lang w:val="en"/>
-        </w:rPr>
-        <w:t xml:space="preserve">Section 2.1.1 and 2.1.2, </w:t>
-      </w:r>
-      <w:r>
-        <w:rPr>
-          <w:lang w:val="en"/>
-        </w:rPr>
-        <w:t>each action is tied to a location</w:t>
-      </w:r>
-      <w:r>
-        <w:rPr>
-          <w:lang w:val="en"/>
-        </w:rPr>
-        <w:t xml:space="preserve"> represented by either a point, line, or polygon</w:t>
-      </w:r>
-      <w:r>
-        <w:rPr>
-          <w:lang w:val="en"/>
-        </w:rPr>
-        <w:t>. This require</w:t>
-      </w:r>
-      <w:r>
-        <w:rPr>
-          <w:lang w:val="en"/>
-        </w:rPr>
-        <w:t>s</w:t>
-      </w:r>
-      <w:r>
-        <w:rPr>
-          <w:lang w:val="en"/>
-        </w:rPr>
-        <w:t xml:space="preserve"> vector data </w:t>
-      </w:r>
-      <w:r>
-        <w:rPr>
-          <w:lang w:val="en"/>
-        </w:rPr>
-        <w:t>to be</w:t>
-      </w:r>
-      <w:r>
-        <w:rPr>
-          <w:lang w:val="en"/>
-        </w:rPr>
-        <w:t xml:space="preserve"> standardized to geometric shapes</w:t>
-      </w:r>
-      <w:r>
-        <w:rPr>
-          <w:lang w:val="en"/>
-        </w:rPr>
-        <w:t xml:space="preserve"> (the locations)</w:t>
-      </w:r>
-      <w:r>
-        <w:rPr>
-          <w:lang w:val="en"/>
-        </w:rPr>
-        <w:t xml:space="preserve"> that fit the decision-making problem before modelling</w:t>
-      </w:r>
-      <w:r>
-        <w:rPr>
-          <w:lang w:val="en"/>
-        </w:rPr>
-        <w:t xml:space="preserve"> outcomes</w:t>
-      </w:r>
-      <w:r>
-        <w:rPr>
-          <w:lang w:val="en"/>
-        </w:rPr>
-        <w:t xml:space="preserve"> (e.g., census/</w:t>
-      </w:r>
-      <w:r>
-        <w:rPr>
-          <w:lang w:val="en"/>
-        </w:rPr>
-        <w:t>neighborhood</w:t>
-      </w:r>
-      <w:r>
-        <w:rPr>
-          <w:lang w:val="en"/>
-        </w:rPr>
-        <w:t xml:space="preserve"> boundaries</w:t>
-      </w:r>
-      <w:r>
-        <w:rPr>
-          <w:lang w:val="en"/>
-        </w:rPr>
-        <w:t xml:space="preserve"> for public health interventions</w:t>
-      </w:r>
-      <w:r>
-        <w:rPr>
-          <w:lang w:val="en"/>
-        </w:rPr>
-        <w:t xml:space="preserve"> </w:t>
-      </w:r>
-      <w:r>
-        <w:rPr>
-          <w:lang w:val="en"/>
-        </w:rPr>
-        <w:fldChar w:fldCharType="begin"/>
-      </w:r>
-      <w:r>
-        <w:rPr>
-          <w:lang w:val="en"/>
-        </w:rPr>
-        <w:instrText xml:space="preserve"> ADDIN ZOTERO_ITEM CSL_CITATION {"citationID":"4rdfm1JK","properties":{"formattedCitation":"[32]","plainCitation":"[32]","noteIndex":0},"citationItems":[{"id":3141,"uris":["http://zotero.org/users/6749620/items/P2BZF88F"],"itemData":{"id":3141,"type":"article-journal","abstract":"With advances in spatial analysis techniques, there has been a trend in recent public health research to assess the contribution of area-level factors to health disparity for a number of outcomes, including births. Although it is widely accepted that health disparity is best addressed by targeted, evidence-based and data-driven community efforts, and despite national and local focus in the U.S. to reduce infant mortality and improve maternal-child health, there is little work exploring how choice of scale and specific GIS visualization technique may alter the perception of analyses focused on health disparity in birth outcomes. Retrospective cohort study. Spatial analysis of individual-level vital records data for low birthweight and preterm births born to black women from 2007 to 2012 in one mid-sized Midwest city using different geographic information systems (GIS) visualization techniques [geocoded address records were aggregated at two levels of scale and additionally mapped using kernel density estimation (KDE)]. GIS analyses in this study support our hypothesis that choice of geographic scale (neighborhood or census tract) for aggregated birth data can alter programmatic decision-making. Results indicate that the relative merits of aggregated visualization or the use of KDE technique depend on the scale of intervention. The KDE map proved useful in targeting specific areas for interventions in cities with smaller populations and larger census tracts, where they allow for greater specificity in identifying intervention areas. When public health programmers seek to inform intervention placement in highly populated areas, however, aggregated data at the census tract level may be preferred, since it requires lower investments in terms of time and cartographic skill and, unlike neighborhood, census tracts are standardized in that they become smaller as the population density of an area increases.","container-title":"Journal of Community Health","DOI":"10.1007/s10900-016-0298-z","ISSN":"1573-3610","issue":"4","journalAbbreviation":"J Community Health","language":"en","page":"633-638","source":"Springer Link","title":"Using GIS Mapping to Target Public Health Interventions: Examining Birth Outcomes Across GIS Techniques","title-short":"Using GIS Mapping to Target Public Health Interventions","volume":"42","author":[{"family":"MacQuillan","given":"E. L."},{"family":"Curtis","given":"A. B."},{"family":"Baker","given":"K. M."},{"family":"Paul","given":"R."},{"family":"Back","given":"Y. O."}],"issued":{"date-parts":[["2017",8,1]]},"citation-key":"macquillanUsingGISMapping2017"}}],"schema":"https://github.com/citation-style-language/schema/raw/master/csl-citation.json"} </w:instrText>
-      </w:r>
-      <w:r>
-        <w:rPr>
-          <w:lang w:val="en"/>
-        </w:rPr>
-        <w:fldChar w:fldCharType="separate"/>
-      </w:r>
-      <w:r>
-        <w:rPr>
-          <w:noProof/>
-          <w:lang w:val="en"/>
-        </w:rPr>
-        <w:t>[32]</w:t>
-      </w:r>
-      <w:r>
-        <w:rPr>
-          <w:lang w:val="en"/>
-        </w:rPr>
-        <w:fldChar w:fldCharType="end"/>
-      </w:r>
-      <w:r>
-        <w:rPr>
-          <w:lang w:val="en"/>
-        </w:rPr>
-        <w:t>,</w:t>
-      </w:r>
-      <w:r>
-        <w:rPr>
-          <w:lang w:val="en"/>
-        </w:rPr>
-        <w:t xml:space="preserve"> or</w:t>
-      </w:r>
-      <w:r>
-        <w:rPr>
-          <w:lang w:val="en"/>
-        </w:rPr>
-        <w:t xml:space="preserve"> regularized grids</w:t>
-      </w:r>
-      <w:r>
-        <w:rPr>
-          <w:lang w:val="en"/>
-        </w:rPr>
-        <w:t xml:space="preserve"> </w:t>
-      </w:r>
-      <w:r>
-        <w:rPr>
-          <w:lang w:val="en"/>
-        </w:rPr>
-        <w:t>for</w:t>
-      </w:r>
-      <w:r>
-        <w:rPr>
-          <w:lang w:val="en"/>
-        </w:rPr>
-        <w:t xml:space="preserve"> simulating land use change</w:t>
-      </w:r>
-      <w:r>
-        <w:rPr>
-          <w:lang w:val="en"/>
-        </w:rPr>
-        <w:t xml:space="preserve"> </w:t>
-      </w:r>
-      <w:r>
-        <w:rPr>
-          <w:lang w:val="en"/>
-        </w:rPr>
-        <w:fldChar w:fldCharType="begin"/>
-      </w:r>
-      <w:r>
-        <w:rPr>
-          <w:lang w:val="en"/>
-        </w:rPr>
-        <w:instrText xml:space="preserve"> ADDIN ZOTERO_ITEM CSL_CITATION {"citationID":"TzP0YRlr","properties":{"formattedCitation":"[33]","plainCitation":"[33]","noteIndex":0},"citationItems":[{"id":3143,"uris":["http://zotero.org/users/6749620/items/H5TM65XN"],"itemData":{"id":3143,"type":"article-journal","container-title":"International Journal of Remote Sensing","DOI":"10.1080/01431160512331316865","ISSN":"0143-1161","issue":"4","note":"publisher: Taylor &amp; Francis","page":"759-774","source":"tandfonline.com (Atypon)","title":"GIS and remote sensing as tools for the simulation of urban land‐use change","volume":"26","author":[{"family":"Almeida","given":"Cláudia Maria De"},{"family":"Monteiro","given":"Antonio Miguel Vieira"},{"family":"Câmara","given":"Gilberto"},{"family":"Soares‐Filho","given":"Britaldo Silveira"},{"family":"Cerqueira","given":"Gustavo Coutinho"},{"family":"Pennachin","given":"Cássio Lopes"},{"family":"Batty","given":"Michael"}],"issued":{"date-parts":[["2005",2]]},"citation-key":"almeidaGISRemoteSensing2005"}}],"schema":"https://github.com/citation-style-language/schema/raw/master/csl-citation.json"} </w:instrText>
-      </w:r>
-      <w:r>
-        <w:rPr>
-          <w:lang w:val="en"/>
-        </w:rPr>
-        <w:fldChar w:fldCharType="separate"/>
-      </w:r>
-      <w:r>
-        <w:rPr>
-          <w:noProof/>
-          <w:lang w:val="en"/>
-        </w:rPr>
-        <w:t>[33]</w:t>
-      </w:r>
-      <w:r>
-        <w:rPr>
-          <w:lang w:val="en"/>
-        </w:rPr>
-        <w:fldChar w:fldCharType="end"/>
-      </w:r>
-      <w:r>
-        <w:rPr>
-          <w:lang w:val="en"/>
-        </w:rPr>
-        <w:t>)</w:t>
-      </w:r>
-      <w:r>
-        <w:rPr>
-          <w:lang w:val="en"/>
-        </w:rPr>
-        <w:t>.</w:t>
-      </w:r>
-      <w:r>
-        <w:rPr>
-          <w:lang w:val="en"/>
-        </w:rPr>
-        <w:t xml:space="preserve"> For the spatial data component, </w:t>
-      </w:r>
-      <w:r>
-        <w:rPr>
-          <w:lang w:val="en"/>
-        </w:rPr>
-        <w:t xml:space="preserve">the modelling framework </w:t>
-      </w:r>
-      <w:r>
-        <w:rPr>
-          <w:lang w:val="en"/>
-        </w:rPr>
-        <w:t>was required to</w:t>
-      </w:r>
-      <w:r>
-        <w:rPr>
-          <w:lang w:val="en"/>
-        </w:rPr>
-        <w:t xml:space="preserve"> include vector data (point, line, and polygon), raster data, and data standardization sub-components</w:t>
-      </w:r>
-      <w:r>
-        <w:rPr>
-          <w:lang w:val="en"/>
-        </w:rPr>
-        <w:t xml:space="preserve"> that </w:t>
-      </w:r>
-      <w:r>
-        <w:rPr>
-          <w:lang w:val="en"/>
-        </w:rPr>
-        <w:t>were</w:t>
-      </w:r>
-      <w:r>
-        <w:rPr>
-          <w:lang w:val="en"/>
-        </w:rPr>
-        <w:t xml:space="preserve"> used as inputs for outcome modelling</w:t>
-      </w:r>
-      <w:r>
-        <w:rPr>
-          <w:lang w:val="en"/>
-        </w:rPr>
-        <w:t>.</w:t>
+        <w:t>1</w:t>
+      </w:r>
+      <w:r>
+        <w:t xml:space="preserve">. </w:t>
+      </w:r>
+      <w:r>
+        <w:t xml:space="preserve">Spatial Data </w:t>
+      </w:r>
+      <w:r>
+        <w:t>Component</w:t>
       </w:r>
     </w:p>
     <w:p>
       <w:pPr>
-        <w:pStyle w:val="MDPI23heading3"/>
-        <w:rPr>
-          <w:lang w:val="en"/>
-        </w:rPr>
-      </w:pPr>
-      <w:r>
-        <w:t>2.</w:t>
-      </w:r>
-      <w:r>
-        <w:t>2</w:t>
-      </w:r>
-      <w:r>
+        <w:pStyle w:val="MDPI31text"/>
+        <w:rPr>
+          <w:lang w:val="en"/>
+        </w:rPr>
+      </w:pPr>
+      <w:r>
+        <w:rPr>
+          <w:lang w:val="en"/>
+        </w:rPr>
+        <w:t>Spatial data</w:t>
+      </w:r>
+      <w:r>
+        <w:rPr>
+          <w:lang w:val="en"/>
+        </w:rPr>
+        <w:t xml:space="preserve">, commonly used in </w:t>
+      </w:r>
+      <w:r>
+        <w:rPr>
+          <w:lang w:val="en"/>
+        </w:rPr>
+        <w:t>Geographic Information Systems (GIS)</w:t>
+      </w:r>
+      <w:r>
+        <w:rPr>
+          <w:lang w:val="en"/>
+        </w:rPr>
+        <w:t xml:space="preserve">, </w:t>
+      </w:r>
+      <w:r>
+        <w:rPr>
+          <w:lang w:val="en"/>
+        </w:rPr>
+        <w:t xml:space="preserve">capture entities, phenomena, and characteristics </w:t>
+      </w:r>
+      <w:r>
+        <w:rPr>
+          <w:lang w:val="en"/>
+        </w:rPr>
+        <w:t xml:space="preserve">as </w:t>
+      </w:r>
+      <w:r>
+        <w:rPr>
+          <w:lang w:val="en"/>
+        </w:rPr>
+        <w:t xml:space="preserve">variables </w:t>
+      </w:r>
+      <m:oMath>
+        <m:d>
+          <m:dPr>
+            <m:begChr m:val="{"/>
+            <m:endChr m:val="}"/>
+            <m:ctrlPr>
+              <w:rPr>
+                <w:rFonts w:ascii="Cambria Math" w:hAnsi="Cambria Math"/>
+                <w:i/>
+              </w:rPr>
+            </m:ctrlPr>
+          </m:dPr>
+          <m:e>
+            <m:sSub>
+              <m:sSubPr>
+                <m:ctrlPr>
+                  <w:rPr>
+                    <w:rFonts w:ascii="Cambria Math" w:hAnsi="Cambria Math"/>
+                    <w:i/>
+                  </w:rPr>
+                </m:ctrlPr>
+              </m:sSubPr>
+              <m:e>
+                <m:r>
+                  <w:rPr>
+                    <w:rFonts w:ascii="Cambria Math" w:hAnsi="Cambria Math"/>
+                  </w:rPr>
+                  <m:t>x</m:t>
+                </m:r>
+              </m:e>
+              <m:sub>
+                <m:r>
+                  <w:rPr>
+                    <w:rFonts w:ascii="Cambria Math" w:hAnsi="Cambria Math"/>
+                  </w:rPr>
+                  <m:t>1</m:t>
+                </m:r>
+              </m:sub>
+            </m:sSub>
+            <m:r>
+              <m:rPr>
+                <m:sty m:val="p"/>
+              </m:rPr>
+              <w:rPr>
+                <w:rFonts w:ascii="Cambria Math" w:hAnsi="Cambria Math"/>
+              </w:rPr>
+              <m:t>…</m:t>
+            </m:r>
+            <m:sSub>
+              <m:sSubPr>
+                <m:ctrlPr>
+                  <w:rPr>
+                    <w:rFonts w:ascii="Cambria Math" w:hAnsi="Cambria Math"/>
+                  </w:rPr>
+                </m:ctrlPr>
+              </m:sSubPr>
+              <m:e>
+                <m:r>
+                  <w:rPr>
+                    <w:rFonts w:ascii="Cambria Math" w:hAnsi="Cambria Math"/>
+                  </w:rPr>
+                  <m:t>x</m:t>
+                </m:r>
+              </m:e>
+              <m:sub>
+                <m:r>
+                  <w:rPr>
+                    <w:rFonts w:ascii="Cambria Math" w:hAnsi="Cambria Math"/>
+                  </w:rPr>
+                  <m:t>n</m:t>
+                </m:r>
+              </m:sub>
+            </m:sSub>
+          </m:e>
+        </m:d>
+      </m:oMath>
+      <w:r>
+        <w:rPr>
+          <w:lang w:val="en"/>
+        </w:rPr>
+        <w:t>,</w:t>
+      </w:r>
+      <w:r>
+        <w:rPr>
+          <w:lang w:val="en"/>
+        </w:rPr>
+        <w:t xml:space="preserve"> tying these</w:t>
+      </w:r>
+      <w:r>
+        <w:rPr>
+          <w:lang w:val="en"/>
+        </w:rPr>
+        <w:t xml:space="preserve"> variables to the real-world by locating them in geographic space</w:t>
+      </w:r>
+      <w:r>
+        <w:rPr>
+          <w:lang w:val="en"/>
+        </w:rPr>
+        <w:t xml:space="preserve"> as described in Section 2.1.2</w:t>
+      </w:r>
+      <w:r>
+        <w:rPr>
+          <w:lang w:val="en"/>
+        </w:rPr>
+        <w:t xml:space="preserve"> </w:t>
+      </w:r>
+      <w:r>
+        <w:rPr>
+          <w:lang w:val="en"/>
+        </w:rPr>
+        <w:fldChar w:fldCharType="begin"/>
+      </w:r>
+      <w:r>
+        <w:rPr>
+          <w:lang w:val="en"/>
+        </w:rPr>
+        <w:instrText xml:space="preserve"> ADDIN ZOTERO_ITEM CSL_CITATION {"citationID":"uaiBkTDx","properties":{"formattedCitation":"[30]","plainCitation":"[30]","noteIndex":0},"citationItems":[{"id":3159,"uris":["http://zotero.org/users/6749620/items/G94VDKPK"],"itemData":{"id":3159,"type":"chapter","container-title":"Geospatial Technologies in Land Resources Mapping, Monitoring and Management","event-place":"Cham","ISBN":"978-3-319-78710-7","note":"collection-title: Geotechnologies and the Environment\nDOI: 10.1007/978-3-319-78711-4_7","page":"127-142","publisher":"Springer International Publishing","publisher-place":"Cham","source":"DOI.org (Crossref)","title":"Spatial Data Management, Analysis, and Modeling in GIS: Principles and Applications","title-short":"Spatial Data Management, Analysis, and Modeling in GIS","URL":"http://link.springer.com/10.1007/978-3-319-78711-4_7","volume":"21","editor":[{"family":"Reddy","given":"G. P. Obi"},{"family":"Singh","given":"S. K."}],"author":[{"family":"Reddy","given":"G. P. Obi"}],"accessed":{"date-parts":[["2024",12,24]]},"issued":{"date-parts":[["2018"]]},"citation-key":"reddySpatialDataManagement2018"}}],"schema":"https://github.com/citation-style-language/schema/raw/master/csl-citation.json"} </w:instrText>
+      </w:r>
+      <w:r>
+        <w:rPr>
+          <w:lang w:val="en"/>
+        </w:rPr>
+        <w:fldChar w:fldCharType="separate"/>
+      </w:r>
+      <w:r>
+        <w:rPr>
+          <w:noProof/>
+          <w:lang w:val="en"/>
+        </w:rPr>
+        <w:t>[30]</w:t>
+      </w:r>
+      <w:r>
+        <w:rPr>
+          <w:lang w:val="en"/>
+        </w:rPr>
+        <w:fldChar w:fldCharType="end"/>
+      </w:r>
+      <w:r>
+        <w:rPr>
+          <w:lang w:val="en"/>
+        </w:rPr>
         <w:t>.</w:t>
       </w:r>
       <w:r>
-        <w:t>2</w:t>
-      </w:r>
-      <w:r>
+        <w:rPr>
+          <w:lang w:val="en"/>
+        </w:rPr>
+        <w:t xml:space="preserve"> </w:t>
+      </w:r>
+      <w:r>
+        <w:rPr>
+          <w:lang w:val="en"/>
+        </w:rPr>
+        <w:t xml:space="preserve">By having records of these variables and their locations through spatial data, we </w:t>
+      </w:r>
+      <w:r>
+        <w:rPr>
+          <w:lang w:val="en"/>
+        </w:rPr>
+        <w:t>can</w:t>
+      </w:r>
+      <w:r>
+        <w:rPr>
+          <w:lang w:val="en"/>
+        </w:rPr>
+        <w:t xml:space="preserve"> model these variables</w:t>
+      </w:r>
+      <w:r>
+        <w:rPr>
+          <w:lang w:val="en"/>
+        </w:rPr>
+        <w:t xml:space="preserve"> and their changes</w:t>
+      </w:r>
+      <w:r>
+        <w:rPr>
+          <w:lang w:val="en"/>
+        </w:rPr>
+        <w:t xml:space="preserve"> as actions</w:t>
+      </w:r>
+      <w:r>
+        <w:rPr>
+          <w:lang w:val="en"/>
+        </w:rPr>
+        <w:t xml:space="preserve"> </w:t>
+      </w:r>
+      <m:oMath>
+        <m:sSub>
+          <m:sSubPr>
+            <m:ctrlPr>
+              <w:rPr>
+                <w:rFonts w:ascii="Cambria Math" w:hAnsi="Cambria Math"/>
+                <w:i/>
+                <w:lang w:val="en"/>
+              </w:rPr>
+            </m:ctrlPr>
+          </m:sSubPr>
+          <m:e>
+            <m:r>
+              <w:rPr>
+                <w:rFonts w:ascii="Cambria Math" w:hAnsi="Cambria Math"/>
+                <w:lang w:val="en"/>
+              </w:rPr>
+              <m:t>A</m:t>
+            </m:r>
+          </m:e>
+          <m:sub>
+            <m:r>
+              <w:rPr>
+                <w:rFonts w:ascii="Cambria Math" w:hAnsi="Cambria Math"/>
+                <w:lang w:val="en"/>
+              </w:rPr>
+              <m:t>i</m:t>
+            </m:r>
+          </m:sub>
+        </m:sSub>
+      </m:oMath>
+      <w:r>
+        <w:rPr>
+          <w:lang w:val="en"/>
+        </w:rPr>
+        <w:t xml:space="preserve"> in relation to an outcome</w:t>
+      </w:r>
+      <w:r>
+        <w:rPr>
+          <w:lang w:val="en"/>
+        </w:rPr>
+        <w:t xml:space="preserve"> </w:t>
+      </w:r>
+      <m:oMath>
+        <m:sSub>
+          <m:sSubPr>
+            <m:ctrlPr>
+              <w:rPr>
+                <w:rFonts w:ascii="Cambria Math" w:hAnsi="Cambria Math"/>
+                <w:i/>
+                <w:lang w:val="en"/>
+              </w:rPr>
+            </m:ctrlPr>
+          </m:sSubPr>
+          <m:e>
+            <m:r>
+              <w:rPr>
+                <w:rFonts w:ascii="Cambria Math" w:hAnsi="Cambria Math"/>
+                <w:lang w:val="en"/>
+              </w:rPr>
+              <m:t>Y</m:t>
+            </m:r>
+          </m:e>
+          <m:sub>
+            <m:r>
+              <w:rPr>
+                <w:rFonts w:ascii="Cambria Math" w:hAnsi="Cambria Math"/>
+                <w:lang w:val="en"/>
+              </w:rPr>
+              <m:t>i</m:t>
+            </m:r>
+          </m:sub>
+        </m:sSub>
+      </m:oMath>
+      <w:r>
+        <w:rPr>
+          <w:lang w:val="en"/>
+        </w:rPr>
+        <w:t xml:space="preserve"> for the </w:t>
+      </w:r>
+      <m:oMath>
+        <m:r>
+          <w:rPr>
+            <w:rFonts w:ascii="Cambria Math" w:hAnsi="Cambria Math"/>
+            <w:lang w:val="en"/>
+          </w:rPr>
+          <m:t>i</m:t>
+        </m:r>
+      </m:oMath>
+      <w:r>
+        <w:rPr>
+          <w:vertAlign w:val="superscript"/>
+          <w:lang w:val="en"/>
+        </w:rPr>
+        <w:t xml:space="preserve">th </w:t>
+      </w:r>
+      <w:r>
+        <w:rPr>
+          <w:lang w:val="en"/>
+        </w:rPr>
+        <w:t>location</w:t>
+      </w:r>
+      <w:r>
+        <w:rPr>
+          <w:lang w:val="en"/>
+        </w:rPr>
+        <w:t>, which solves the problem of representing actions, locations, and outcomes in geo-interventions</w:t>
+      </w:r>
+      <w:r>
+        <w:rPr>
+          <w:lang w:val="en"/>
+        </w:rPr>
+        <w:t xml:space="preserve"> </w:t>
+      </w:r>
+      <w:r>
+        <w:rPr>
+          <w:lang w:val="en"/>
+        </w:rPr>
+        <w:fldChar w:fldCharType="begin"/>
+      </w:r>
+      <w:r>
+        <w:rPr>
+          <w:lang w:val="en"/>
+        </w:rPr>
+        <w:instrText xml:space="preserve"> ADDIN ZOTERO_ITEM CSL_CITATION {"citationID":"uRODKYeh","properties":{"formattedCitation":"[31]","plainCitation":"[31]","noteIndex":0},"citationItems":[{"id":3160,"uris":["http://zotero.org/users/6749620/items/ZFESMYQL"],"itemData":{"id":3160,"type":"article-journal","abstract":"Ecology Letters (2010) 13: 246–264 Abstract Many of the most interesting questions ecologists ask lead to analyses of spatial data. Yet, perhaps confused by the large number of statistical models and fitting methods available, many ecologists seem to believe this is best left to specialists. Here, we describe the issues that need consideration when analysing spatial data and illustrate these using simulation studies. Our comparative analysis involves using methods including generalized least squares, spatial filters, wavelet revised models, conditional autoregressive models and generalized additive mixed models to estimate regression coefficients from synthetic but realistic data sets, including some which violate standard regression assumptions. We assess the performance of each method using two measures and using statistical error rates for model selection. Methods that performed well included generalized least squares family of models and a Bayesian implementation of the conditional auto-regressive model. Ordinary least squares also performed adequately in the absence of model selection, but had poorly controlled Type I error rates and so did not show the improvements in performance under model selection when using the above methods. Removing large-scale spatial trends in the response led to poor performance. These are empirical results; hence extrapolation of these findings to other situations should be performed cautiously. Nevertheless, our simulation-based approach provides much stronger evidence for comparative analysis than assessments based on single or small numbers of data sets, and should be considered a necessary foundation for statements of this type in future.","container-title":"Ecology Letters","DOI":"10.1111/j.1461-0248.2009.01422.x","ISSN":"1461-0248","issue":"2","language":"en","license":"© 2010 Blackwell Publishing Ltd/CNRS","note":"_eprint: https://onlinelibrary.wiley.com/doi/pdf/10.1111/j.1461-0248.2009.01422.x","page":"246-264","source":"Wiley Online Library","title":"Regression analysis of spatial data","volume":"13","author":[{"family":"Beale","given":"Colin M."},{"family":"Lennon","given":"Jack J."},{"family":"Yearsley","given":"Jon M."},{"family":"Brewer","given":"Mark J."},{"family":"Elston","given":"David A."}],"issued":{"date-parts":[["2010"]]},"citation-key":"bealeRegressionAnalysisSpatial2010"}}],"schema":"https://github.com/citation-style-language/schema/raw/master/csl-citation.json"} </w:instrText>
+      </w:r>
+      <w:r>
+        <w:rPr>
+          <w:lang w:val="en"/>
+        </w:rPr>
+        <w:fldChar w:fldCharType="separate"/>
+      </w:r>
+      <w:r>
+        <w:rPr>
+          <w:noProof/>
+          <w:lang w:val="en"/>
+        </w:rPr>
+        <w:t>[31]</w:t>
+      </w:r>
+      <w:r>
+        <w:rPr>
+          <w:lang w:val="en"/>
+        </w:rPr>
+        <w:fldChar w:fldCharType="end"/>
+      </w:r>
+      <w:r>
+        <w:rPr>
+          <w:lang w:val="en"/>
+        </w:rPr>
+        <w:t>.</w:t>
+      </w:r>
+      <w:r>
+        <w:rPr>
+          <w:lang w:val="en"/>
+        </w:rPr>
+        <w:t xml:space="preserve"> Thus, </w:t>
+      </w:r>
+      <w:r>
+        <w:rPr>
+          <w:lang w:val="en"/>
+        </w:rPr>
+        <w:t xml:space="preserve">we </w:t>
+      </w:r>
+      <w:r>
+        <w:rPr>
+          <w:lang w:val="en"/>
+        </w:rPr>
+        <w:t>required</w:t>
+      </w:r>
+      <w:r>
+        <w:rPr>
+          <w:lang w:val="en"/>
+        </w:rPr>
+        <w:t xml:space="preserve"> that the</w:t>
+      </w:r>
+      <w:r>
+        <w:rPr>
+          <w:lang w:val="en"/>
+        </w:rPr>
+        <w:t xml:space="preserve"> spatial data component </w:t>
+      </w:r>
+      <w:r>
+        <w:rPr>
+          <w:lang w:val="en"/>
+        </w:rPr>
+        <w:t>c</w:t>
+      </w:r>
+      <w:r>
+        <w:rPr>
+          <w:lang w:val="en"/>
+        </w:rPr>
+        <w:t>ontained</w:t>
+      </w:r>
+      <w:r>
+        <w:rPr>
+          <w:lang w:val="en"/>
+        </w:rPr>
+        <w:t xml:space="preserve"> variables </w:t>
+      </w:r>
+      <m:oMath>
+        <m:d>
+          <m:dPr>
+            <m:begChr m:val="{"/>
+            <m:endChr m:val="}"/>
+            <m:ctrlPr>
+              <w:rPr>
+                <w:rFonts w:ascii="Cambria Math" w:hAnsi="Cambria Math"/>
+                <w:i/>
+              </w:rPr>
+            </m:ctrlPr>
+          </m:dPr>
+          <m:e>
+            <m:sSub>
+              <m:sSubPr>
+                <m:ctrlPr>
+                  <w:rPr>
+                    <w:rFonts w:ascii="Cambria Math" w:hAnsi="Cambria Math"/>
+                    <w:i/>
+                  </w:rPr>
+                </m:ctrlPr>
+              </m:sSubPr>
+              <m:e>
+                <m:r>
+                  <w:rPr>
+                    <w:rFonts w:ascii="Cambria Math" w:hAnsi="Cambria Math"/>
+                  </w:rPr>
+                  <m:t>x</m:t>
+                </m:r>
+              </m:e>
+              <m:sub>
+                <m:r>
+                  <w:rPr>
+                    <w:rFonts w:ascii="Cambria Math" w:hAnsi="Cambria Math"/>
+                  </w:rPr>
+                  <m:t>1</m:t>
+                </m:r>
+              </m:sub>
+            </m:sSub>
+            <m:r>
+              <m:rPr>
+                <m:sty m:val="p"/>
+              </m:rPr>
+              <w:rPr>
+                <w:rFonts w:ascii="Cambria Math" w:hAnsi="Cambria Math"/>
+              </w:rPr>
+              <m:t>…</m:t>
+            </m:r>
+            <m:sSub>
+              <m:sSubPr>
+                <m:ctrlPr>
+                  <w:rPr>
+                    <w:rFonts w:ascii="Cambria Math" w:hAnsi="Cambria Math"/>
+                  </w:rPr>
+                </m:ctrlPr>
+              </m:sSubPr>
+              <m:e>
+                <m:r>
+                  <w:rPr>
+                    <w:rFonts w:ascii="Cambria Math" w:hAnsi="Cambria Math"/>
+                  </w:rPr>
+                  <m:t>x</m:t>
+                </m:r>
+              </m:e>
+              <m:sub>
+                <m:r>
+                  <w:rPr>
+                    <w:rFonts w:ascii="Cambria Math" w:hAnsi="Cambria Math"/>
+                  </w:rPr>
+                  <m:t>n</m:t>
+                </m:r>
+              </m:sub>
+            </m:sSub>
+          </m:e>
+        </m:d>
+      </m:oMath>
+      <w:r>
+        <w:t xml:space="preserve"> and their locations </w:t>
+      </w:r>
+      <m:oMath>
+        <m:sSub>
+          <m:sSubPr>
+            <m:ctrlPr>
+              <w:rPr>
+                <w:rFonts w:ascii="Cambria Math" w:hAnsi="Cambria Math"/>
+                <w:i/>
+                <w:lang w:val="en"/>
+              </w:rPr>
+            </m:ctrlPr>
+          </m:sSubPr>
+          <m:e>
+            <m:r>
+              <w:rPr>
+                <w:rFonts w:ascii="Cambria Math" w:hAnsi="Cambria Math"/>
+                <w:lang w:val="en"/>
+              </w:rPr>
+              <m:t>L</m:t>
+            </m:r>
+          </m:e>
+          <m:sub>
+            <m:r>
+              <w:rPr>
+                <w:rFonts w:ascii="Cambria Math" w:hAnsi="Cambria Math"/>
+                <w:lang w:val="en"/>
+              </w:rPr>
+              <m:t>i</m:t>
+            </m:r>
+          </m:sub>
+        </m:sSub>
+      </m:oMath>
+      <w:r>
+        <w:rPr>
+          <w:lang w:val="en"/>
+        </w:rPr>
+        <w:t xml:space="preserve">, where sub-components </w:t>
+      </w:r>
+      <w:r>
+        <w:rPr>
+          <w:lang w:val="en"/>
+        </w:rPr>
+        <w:t xml:space="preserve">were </w:t>
+      </w:r>
+      <w:r>
+        <w:rPr>
+          <w:lang w:val="en"/>
+        </w:rPr>
+        <w:t xml:space="preserve">organized into </w:t>
+      </w:r>
+      <w:r>
+        <w:rPr>
+          <w:lang w:val="en"/>
+        </w:rPr>
+        <w:t xml:space="preserve">vector data, namely </w:t>
+      </w:r>
+      <w:r>
+        <w:rPr>
+          <w:lang w:val="en"/>
+        </w:rPr>
+        <w:t>point, line, and polygon type spatial data</w:t>
+      </w:r>
+      <w:r>
+        <w:rPr>
+          <w:lang w:val="en"/>
+        </w:rPr>
         <w:t xml:space="preserve">. </w:t>
       </w:r>
       <w:r>
-        <w:t>Outcome Modelling</w:t>
-      </w:r>
-      <w:r>
+        <w:rPr>
+          <w:lang w:val="en"/>
+        </w:rPr>
+        <w:t xml:space="preserve">We </w:t>
+      </w:r>
+      <w:r>
+        <w:rPr>
+          <w:lang w:val="en"/>
+        </w:rPr>
+        <w:t>focused on</w:t>
+      </w:r>
+      <w:r>
+        <w:rPr>
+          <w:lang w:val="en"/>
+        </w:rPr>
+        <w:t xml:space="preserve"> v</w:t>
+      </w:r>
+      <w:r>
+        <w:rPr>
+          <w:lang w:val="en"/>
+        </w:rPr>
+        <w:t>ector data</w:t>
+      </w:r>
+      <w:r>
+        <w:rPr>
+          <w:lang w:val="en"/>
+        </w:rPr>
         <w:t xml:space="preserve"> </w:t>
       </w:r>
       <w:r>
-        <w:t>Component</w:t>
+        <w:rPr>
+          <w:lang w:val="en"/>
+        </w:rPr>
+        <w:lastRenderedPageBreak/>
+        <w:t>to be</w:t>
+      </w:r>
+      <w:r>
+        <w:rPr>
+          <w:lang w:val="en"/>
+        </w:rPr>
+        <w:t xml:space="preserve"> the </w:t>
+      </w:r>
+      <w:r>
+        <w:rPr>
+          <w:lang w:val="en"/>
+        </w:rPr>
+        <w:t>spatial data component</w:t>
+      </w:r>
+      <w:r>
+        <w:rPr>
+          <w:lang w:val="en"/>
+        </w:rPr>
+        <w:t xml:space="preserve"> as</w:t>
+      </w:r>
+      <w:r>
+        <w:rPr>
+          <w:lang w:val="en"/>
+        </w:rPr>
+        <w:t xml:space="preserve"> it enable</w:t>
+      </w:r>
+      <w:r>
+        <w:rPr>
+          <w:lang w:val="en"/>
+        </w:rPr>
+        <w:t>d</w:t>
+      </w:r>
+      <w:r>
+        <w:rPr>
+          <w:lang w:val="en"/>
+        </w:rPr>
+        <w:t xml:space="preserve"> more</w:t>
+      </w:r>
+      <w:r>
+        <w:rPr>
+          <w:lang w:val="en"/>
+        </w:rPr>
+        <w:t xml:space="preserve"> flexibility</w:t>
+      </w:r>
+      <w:r>
+        <w:rPr>
+          <w:lang w:val="en"/>
+        </w:rPr>
+        <w:t xml:space="preserve"> and </w:t>
+      </w:r>
+      <w:r>
+        <w:rPr>
+          <w:lang w:val="en"/>
+        </w:rPr>
+        <w:t xml:space="preserve">level of </w:t>
+      </w:r>
+      <w:r>
+        <w:rPr>
+          <w:lang w:val="en"/>
+        </w:rPr>
+        <w:t>detail</w:t>
+      </w:r>
+      <w:r>
+        <w:rPr>
+          <w:lang w:val="en"/>
+        </w:rPr>
+        <w:t xml:space="preserve"> in geometric shapes (point, line, and polygon) than raster data, which require</w:t>
+      </w:r>
+      <w:r>
+        <w:rPr>
+          <w:lang w:val="en"/>
+        </w:rPr>
+        <w:t>d</w:t>
+      </w:r>
+      <w:r>
+        <w:rPr>
+          <w:lang w:val="en"/>
+        </w:rPr>
+        <w:t xml:space="preserve"> consistent square</w:t>
+      </w:r>
+      <w:r>
+        <w:rPr>
+          <w:lang w:val="en"/>
+        </w:rPr>
+        <w:t xml:space="preserve"> or rectangular</w:t>
+      </w:r>
+      <w:r>
+        <w:rPr>
+          <w:lang w:val="en"/>
+        </w:rPr>
+        <w:t xml:space="preserve"> pixels</w:t>
+      </w:r>
+      <w:r>
+        <w:rPr>
+          <w:lang w:val="en"/>
+        </w:rPr>
+        <w:t xml:space="preserve"> with level of detail</w:t>
+      </w:r>
+      <w:r>
+        <w:rPr>
+          <w:lang w:val="en"/>
+        </w:rPr>
+        <w:t xml:space="preserve"> dependent on the image resolution </w:t>
+      </w:r>
+      <w:r>
+        <w:rPr>
+          <w:lang w:val="en"/>
+        </w:rPr>
+        <w:fldChar w:fldCharType="begin"/>
+      </w:r>
+      <w:r>
+        <w:rPr>
+          <w:lang w:val="en"/>
+        </w:rPr>
+        <w:instrText xml:space="preserve"> ADDIN ZOTERO_ITEM CSL_CITATION {"citationID":"siQVK7qC","properties":{"formattedCitation":"[32,33]","plainCitation":"[32,33]","noteIndex":0},"citationItems":[{"id":2467,"uris":["http://zotero.org/users/6749620/items/LYCG4ZQJ"],"itemData":{"id":2467,"type":"article-journal","container-title":"Photogrammetric Engineering and Remote Sensing","issue":"10","page":"1397–1398","source":"Google Scholar","title":"Raster versus vector data encoding and handling: a commentary","title-short":"Raster versus vector data encoding and handling","volume":"53","author":[{"family":"Maffini","given":"Giulio"}],"issued":{"date-parts":[["1987"]]},"citation-key":"maffiniRasterVectorData1987"}},{"id":3135,"uris":["http://zotero.org/users/6749620/items/6ZKSVIRH"],"itemData":{"id":3135,"type":"article-journal","container-title":"Photogrammetric Engineering and Remote Sensing","issue":"4","note":"publisher: [Falls Church, Va.] American Society of Photogrammetry.","page":"425–434","source":"Google Scholar","title":"Exploring and evaluating the consequences of vector-to-raster and raster-to-vector conversion","volume":"63","author":[{"family":"Congalton","given":"Russell G."}],"issued":{"date-parts":[["1997"]]},"citation-key":"congaltonExploringEvaluatingConsequences1997"}}],"schema":"https://github.com/citation-style-language/schema/raw/master/csl-citation.json"} </w:instrText>
+      </w:r>
+      <w:r>
+        <w:rPr>
+          <w:lang w:val="en"/>
+        </w:rPr>
+        <w:fldChar w:fldCharType="separate"/>
+      </w:r>
+      <w:r>
+        <w:rPr>
+          <w:noProof/>
+          <w:lang w:val="en"/>
+        </w:rPr>
+        <w:t>[32,33]</w:t>
+      </w:r>
+      <w:r>
+        <w:rPr>
+          <w:lang w:val="en"/>
+        </w:rPr>
+        <w:fldChar w:fldCharType="end"/>
+      </w:r>
+      <w:r>
+        <w:rPr>
+          <w:lang w:val="en"/>
+        </w:rPr>
+        <w:t>.</w:t>
+      </w:r>
+      <w:r>
+        <w:rPr>
+          <w:lang w:val="en"/>
+        </w:rPr>
+        <w:t xml:space="preserve"> However, we </w:t>
+      </w:r>
+      <w:r>
+        <w:rPr>
+          <w:lang w:val="en"/>
+        </w:rPr>
+        <w:t xml:space="preserve">also </w:t>
+      </w:r>
+      <w:r>
+        <w:rPr>
+          <w:lang w:val="en"/>
+        </w:rPr>
+        <w:t>required</w:t>
+      </w:r>
+      <w:r>
+        <w:rPr>
+          <w:lang w:val="en"/>
+        </w:rPr>
+        <w:t xml:space="preserve"> an </w:t>
+      </w:r>
+      <w:r>
+        <w:rPr>
+          <w:lang w:val="en"/>
+        </w:rPr>
+        <w:t xml:space="preserve">optional </w:t>
+      </w:r>
+      <w:r>
+        <w:rPr>
+          <w:lang w:val="en"/>
+        </w:rPr>
+        <w:t>sub-</w:t>
+      </w:r>
+      <w:r>
+        <w:rPr>
+          <w:lang w:val="en"/>
+        </w:rPr>
+        <w:t xml:space="preserve">component </w:t>
+      </w:r>
+      <w:r>
+        <w:rPr>
+          <w:lang w:val="en"/>
+        </w:rPr>
+        <w:t>for</w:t>
+      </w:r>
+      <w:r>
+        <w:rPr>
+          <w:lang w:val="en"/>
+        </w:rPr>
+        <w:t xml:space="preserve"> </w:t>
+      </w:r>
+      <w:r>
+        <w:rPr>
+          <w:lang w:val="en"/>
+        </w:rPr>
+        <w:t>in</w:t>
+      </w:r>
+      <w:r>
+        <w:rPr>
+          <w:lang w:val="en"/>
+        </w:rPr>
+        <w:t>corporat</w:t>
+      </w:r>
+      <w:r>
+        <w:rPr>
+          <w:lang w:val="en"/>
+        </w:rPr>
+        <w:t>ing</w:t>
+      </w:r>
+      <w:r>
+        <w:rPr>
+          <w:lang w:val="en"/>
+        </w:rPr>
+        <w:t xml:space="preserve"> raster data</w:t>
+      </w:r>
+      <w:r>
+        <w:rPr>
+          <w:lang w:val="en"/>
+        </w:rPr>
+        <w:t>, such that</w:t>
+      </w:r>
+      <w:r>
+        <w:rPr>
+          <w:lang w:val="en"/>
+        </w:rPr>
+        <w:t xml:space="preserve"> </w:t>
+      </w:r>
+      <w:r>
+        <w:rPr>
+          <w:lang w:val="en"/>
+        </w:rPr>
+        <w:t>raster</w:t>
+      </w:r>
+      <w:r>
+        <w:rPr>
+          <w:lang w:val="en"/>
+        </w:rPr>
+        <w:t xml:space="preserve"> data be converted</w:t>
+      </w:r>
+      <w:r>
+        <w:rPr>
+          <w:lang w:val="en"/>
+        </w:rPr>
+        <w:t xml:space="preserve"> to vector data</w:t>
+      </w:r>
+      <w:r>
+        <w:rPr>
+          <w:lang w:val="en"/>
+        </w:rPr>
+        <w:t xml:space="preserve">, </w:t>
+      </w:r>
+      <w:r>
+        <w:rPr>
+          <w:lang w:val="en"/>
+        </w:rPr>
+        <w:t xml:space="preserve"> as is </w:t>
+      </w:r>
+      <w:r>
+        <w:rPr>
+          <w:lang w:val="en"/>
+        </w:rPr>
+        <w:t>possible with</w:t>
+      </w:r>
+      <w:r>
+        <w:rPr>
+          <w:lang w:val="en"/>
+        </w:rPr>
+        <w:t xml:space="preserve"> various </w:t>
+      </w:r>
+      <w:r>
+        <w:rPr>
+          <w:lang w:val="en"/>
+        </w:rPr>
+        <w:t>GIS</w:t>
+      </w:r>
+      <w:r>
+        <w:rPr>
+          <w:lang w:val="en"/>
+        </w:rPr>
+        <w:t xml:space="preserve"> data</w:t>
+      </w:r>
+      <w:r>
+        <w:rPr>
+          <w:lang w:val="en"/>
+        </w:rPr>
+        <w:t xml:space="preserve"> </w:t>
+      </w:r>
+      <w:r>
+        <w:rPr>
+          <w:lang w:val="en"/>
+        </w:rPr>
+        <w:t>processing methods</w:t>
+      </w:r>
+      <w:r>
+        <w:rPr>
+          <w:lang w:val="en"/>
+        </w:rPr>
+        <w:t xml:space="preserve"> (e.g.,</w:t>
+      </w:r>
+      <w:r>
+        <w:rPr>
+          <w:lang w:val="en"/>
+        </w:rPr>
+        <w:t xml:space="preserve"> polygon grids </w:t>
+      </w:r>
+      <w:r>
+        <w:rPr>
+          <w:lang w:val="en"/>
+        </w:rPr>
+        <w:fldChar w:fldCharType="begin"/>
+      </w:r>
+      <w:r>
+        <w:rPr>
+          <w:lang w:val="en"/>
+        </w:rPr>
+        <w:instrText xml:space="preserve"> ADDIN ZOTERO_ITEM CSL_CITATION {"citationID":"8k5yhpTD","properties":{"formattedCitation":"[33]","plainCitation":"[33]","noteIndex":0},"citationItems":[{"id":3135,"uris":["http://zotero.org/users/6749620/items/6ZKSVIRH"],"itemData":{"id":3135,"type":"article-journal","container-title":"Photogrammetric Engineering and Remote Sensing","issue":"4","note":"publisher: [Falls Church, Va.] American Society of Photogrammetry.","page":"425–434","source":"Google Scholar","title":"Exploring and evaluating the consequences of vector-to-raster and raster-to-vector conversion","volume":"63","author":[{"family":"Congalton","given":"Russell G."}],"issued":{"date-parts":[["1997"]]},"citation-key":"congaltonExploringEvaluatingConsequences1997"}}],"schema":"https://github.com/citation-style-language/schema/raw/master/csl-citation.json"} </w:instrText>
+      </w:r>
+      <w:r>
+        <w:rPr>
+          <w:lang w:val="en"/>
+        </w:rPr>
+        <w:fldChar w:fldCharType="separate"/>
+      </w:r>
+      <w:r>
+        <w:rPr>
+          <w:noProof/>
+          <w:lang w:val="en"/>
+        </w:rPr>
+        <w:t>[33]</w:t>
+      </w:r>
+      <w:r>
+        <w:rPr>
+          <w:lang w:val="en"/>
+        </w:rPr>
+        <w:fldChar w:fldCharType="end"/>
+      </w:r>
+      <w:r>
+        <w:rPr>
+          <w:lang w:val="en"/>
+        </w:rPr>
+        <w:t>,</w:t>
+      </w:r>
+      <w:r>
+        <w:rPr>
+          <w:lang w:val="en"/>
+        </w:rPr>
+        <w:t xml:space="preserve"> </w:t>
+      </w:r>
+      <w:r>
+        <w:rPr>
+          <w:lang w:val="en"/>
+        </w:rPr>
+        <w:t xml:space="preserve">edge-tracing </w:t>
+      </w:r>
+      <w:r>
+        <w:rPr>
+          <w:lang w:val="en"/>
+        </w:rPr>
+        <w:fldChar w:fldCharType="begin"/>
+      </w:r>
+      <w:r>
+        <w:rPr>
+          <w:lang w:val="en"/>
+        </w:rPr>
+        <w:instrText xml:space="preserve"> ADDIN ZOTERO_ITEM CSL_CITATION {"citationID":"ElTQfJhv","properties":{"formattedCitation":"[34]","plainCitation":"[34]","noteIndex":0},"citationItems":[{"id":3137,"uris":["http://zotero.org/users/6749620/items/5LXK46SN"],"itemData":{"id":3137,"type":"article-journal","container-title":"Annals of GIS","DOI":"10.1080/10824000809480639","ISSN":"1947-5683, 1947-5691","issue":"1","journalAbbreviation":"Annals of GIS","language":"en","page":"54-62","source":"DOI.org (Crossref)","title":"An Efficient Algorithm for Raster-to-Vector Data Conversion","volume":"14","author":[{"family":"Teng","given":"Junhua"},{"family":"Wang","given":"Fahui"},{"family":"Liu","given":"Yu"}],"issued":{"date-parts":[["2008",6]]},"citation-key":"tengEfficientAlgorithmRastertoVector2008"}}],"schema":"https://github.com/citation-style-language/schema/raw/master/csl-citation.json"} </w:instrText>
+      </w:r>
+      <w:r>
+        <w:rPr>
+          <w:lang w:val="en"/>
+        </w:rPr>
+        <w:fldChar w:fldCharType="separate"/>
+      </w:r>
+      <w:r>
+        <w:rPr>
+          <w:noProof/>
+          <w:lang w:val="en"/>
+        </w:rPr>
+        <w:t>[34]</w:t>
+      </w:r>
+      <w:r>
+        <w:rPr>
+          <w:lang w:val="en"/>
+        </w:rPr>
+        <w:fldChar w:fldCharType="end"/>
+      </w:r>
+      <w:r>
+        <w:rPr>
+          <w:lang w:val="en"/>
+        </w:rPr>
+        <w:t xml:space="preserve">, object detection </w:t>
+      </w:r>
+      <w:r>
+        <w:rPr>
+          <w:lang w:val="en"/>
+        </w:rPr>
+        <w:fldChar w:fldCharType="begin"/>
+      </w:r>
+      <w:r>
+        <w:rPr>
+          <w:lang w:val="en"/>
+        </w:rPr>
+        <w:instrText xml:space="preserve"> ADDIN ZOTERO_ITEM CSL_CITATION {"citationID":"ovfEFFrr","properties":{"formattedCitation":"[35]","plainCitation":"[35]","noteIndex":0},"citationItems":[{"id":3139,"uris":["http://zotero.org/users/6749620/items/KDTDUGIL"],"itemData":{"id":3139,"type":"article-journal","abstract":"Introduction: Object detection in remotely sensed satellite images is critical to socio-economic, bio-physical, and environmental monitoring, necessary for the prevention of natural disasters such as flooding and fires, socio-economic service delivery, and general urban and rural planning and management. Whereas deep learning approaches have recently gained popularity in remotely sensed image analysis, they have been unable to efficiently detect image objects due to complex landscape heterogeneity, high inter-class similarity and intra-class diversity, and difficulty in acquiring suitable training data that represents the complexities, among others. Methods: To address these challenges, this study employed multi-object detection deep learning algorithms with a transfer learning approach on remotely sensed satellite imagery captured on a heterogeneous landscape. In the study, a new dataset of diverse features with five object classes collected from Google Earth Engine in various locations in southern KwaZulu-Natal province in South Africa was used to evaluate the models. The dataset images were characterized with objects that have varying sizes and resolutions. Five (5) object detection methods based on R-CNN and YOLO architectures were investigated via experiments on our newly created dataset. Conclusions: This paper provides a comprehensive performance evaluation and analysis of the recent deep learning-based object detection methods for detecting objects in high-resolution remote sensing satellite images. The models were also evaluated on two publicly available datasets: Visdron and PASCAL VOC2007. Results showed that the highest detection accuracy of the vegetation and swimming pool instances was more than 90%, and the fastest detection speed 0.2 ms was observed in YOLOv8.","container-title":"Sensors","DOI":"10.3390/s23135849","ISSN":"1424-8220","issue":"13","language":"en","license":"http://creativecommons.org/licenses/by/3.0/","note":"number: 13\npublisher: Multidisciplinary Digital Publishing Institute","page":"5849","source":"www.mdpi.com","title":"State-of-the-Art Deep Learning Methods for Objects Detection in Remote Sensing Satellite Images","volume":"23","author":[{"family":"Adegun","given":"Adekanmi Adeyinka"},{"family":"Fonou Dombeu","given":"Jean Vincent"},{"family":"Viriri","given":"Serestina"},{"family":"Odindi","given":"John"}],"issued":{"date-parts":[["2023",1]]},"citation-key":"adegunStateoftheArtDeepLearning2023"}}],"schema":"https://github.com/citation-style-language/schema/raw/master/csl-citation.json"} </w:instrText>
+      </w:r>
+      <w:r>
+        <w:rPr>
+          <w:lang w:val="en"/>
+        </w:rPr>
+        <w:fldChar w:fldCharType="separate"/>
+      </w:r>
+      <w:r>
+        <w:rPr>
+          <w:noProof/>
+          <w:lang w:val="en"/>
+        </w:rPr>
+        <w:t>[35]</w:t>
+      </w:r>
+      <w:r>
+        <w:rPr>
+          <w:lang w:val="en"/>
+        </w:rPr>
+        <w:fldChar w:fldCharType="end"/>
+      </w:r>
+      <w:r>
+        <w:rPr>
+          <w:lang w:val="en"/>
+        </w:rPr>
+        <w:t>)</w:t>
+      </w:r>
+      <w:r>
+        <w:rPr>
+          <w:lang w:val="en"/>
+        </w:rPr>
+        <w:t xml:space="preserve">. For </w:t>
+      </w:r>
+      <w:r>
+        <w:rPr>
+          <w:lang w:val="en"/>
+        </w:rPr>
+        <w:t xml:space="preserve">improving interpretability of the locations </w:t>
+      </w:r>
+      <w:r>
+        <w:rPr>
+          <w:lang w:val="en"/>
+        </w:rPr>
+        <w:t>for</w:t>
+      </w:r>
+      <w:r>
+        <w:rPr>
+          <w:lang w:val="en"/>
+        </w:rPr>
+        <w:t xml:space="preserve"> geo-interventions</w:t>
+      </w:r>
+      <w:r>
+        <w:rPr>
+          <w:lang w:val="en"/>
+        </w:rPr>
+        <w:t xml:space="preserve">, we also </w:t>
+      </w:r>
+      <w:r>
+        <w:rPr>
+          <w:lang w:val="en"/>
+        </w:rPr>
+        <w:t>required</w:t>
+      </w:r>
+      <w:r>
+        <w:rPr>
+          <w:lang w:val="en"/>
+        </w:rPr>
+        <w:t xml:space="preserve"> the inclusion of a</w:t>
+      </w:r>
+      <w:r>
+        <w:rPr>
+          <w:lang w:val="en"/>
+        </w:rPr>
+        <w:t>n optional</w:t>
+      </w:r>
+      <w:r>
+        <w:rPr>
+          <w:lang w:val="en"/>
+        </w:rPr>
+        <w:t xml:space="preserve"> </w:t>
+      </w:r>
+      <w:r>
+        <w:rPr>
+          <w:lang w:val="en"/>
+        </w:rPr>
+        <w:t xml:space="preserve">spatial aggregation </w:t>
+      </w:r>
+      <w:r>
+        <w:rPr>
+          <w:lang w:val="en"/>
+        </w:rPr>
+        <w:t xml:space="preserve">sub-component that </w:t>
+      </w:r>
+      <w:r>
+        <w:rPr>
+          <w:lang w:val="en"/>
+        </w:rPr>
+        <w:t>s</w:t>
+      </w:r>
+      <w:r>
+        <w:rPr>
+          <w:lang w:val="en"/>
+        </w:rPr>
+        <w:t>tandardizes</w:t>
+      </w:r>
+      <w:r>
+        <w:rPr>
+          <w:lang w:val="en"/>
+        </w:rPr>
+        <w:t xml:space="preserve"> points, lines, and polygons into </w:t>
+      </w:r>
+      <w:r>
+        <w:rPr>
+          <w:lang w:val="en"/>
+        </w:rPr>
+        <w:t>spatial units</w:t>
+      </w:r>
+      <w:r>
+        <w:rPr>
+          <w:lang w:val="en"/>
+        </w:rPr>
+        <w:t xml:space="preserve"> of interest</w:t>
+      </w:r>
+      <w:r>
+        <w:rPr>
+          <w:lang w:val="en"/>
+        </w:rPr>
+        <w:t xml:space="preserve"> </w:t>
+      </w:r>
+      <w:r>
+        <w:rPr>
+          <w:lang w:val="en"/>
+        </w:rPr>
+        <w:t xml:space="preserve">(e.g., census boundaries for public health interventions </w:t>
+      </w:r>
+      <w:r>
+        <w:rPr>
+          <w:lang w:val="en"/>
+        </w:rPr>
+        <w:fldChar w:fldCharType="begin"/>
+      </w:r>
+      <w:r>
+        <w:rPr>
+          <w:lang w:val="en"/>
+        </w:rPr>
+        <w:instrText xml:space="preserve"> ADDIN ZOTERO_ITEM CSL_CITATION {"citationID":"4rdfm1JK","properties":{"formattedCitation":"[36]","plainCitation":"[36]","noteIndex":0},"citationItems":[{"id":3141,"uris":["http://zotero.org/users/6749620/items/P2BZF88F"],"itemData":{"id":3141,"type":"article-journal","abstract":"With advances in spatial analysis techniques, there has been a trend in recent public health research to assess the contribution of area-level factors to health disparity for a number of outcomes, including births. Although it is widely accepted that health disparity is best addressed by targeted, evidence-based and data-driven community efforts, and despite national and local focus in the U.S. to reduce infant mortality and improve maternal-child health, there is little work exploring how choice of scale and specific GIS visualization technique may alter the perception of analyses focused on health disparity in birth outcomes. Retrospective cohort study. Spatial analysis of individual-level vital records data for low birthweight and preterm births born to black women from 2007 to 2012 in one mid-sized Midwest city using different geographic information systems (GIS) visualization techniques [geocoded address records were aggregated at two levels of scale and additionally mapped using kernel density estimation (KDE)]. GIS analyses in this study support our hypothesis that choice of geographic scale (neighborhood or census tract) for aggregated birth data can alter programmatic decision-making. Results indicate that the relative merits of aggregated visualization or the use of KDE technique depend on the scale of intervention. The KDE map proved useful in targeting specific areas for interventions in cities with smaller populations and larger census tracts, where they allow for greater specificity in identifying intervention areas. When public health programmers seek to inform intervention placement in highly populated areas, however, aggregated data at the census tract level may be preferred, since it requires lower investments in terms of time and cartographic skill and, unlike neighborhood, census tracts are standardized in that they become smaller as the population density of an area increases.","container-title":"Journal of Community Health","DOI":"10.1007/s10900-016-0298-z","ISSN":"1573-3610","issue":"4","journalAbbreviation":"J Community Health","language":"en","page":"633-638","source":"Springer Link","title":"Using GIS Mapping to Target Public Health Interventions: Examining Birth Outcomes Across GIS Techniques","title-short":"Using GIS Mapping to Target Public Health Interventions","volume":"42","author":[{"family":"MacQuillan","given":"E. L."},{"family":"Curtis","given":"A. B."},{"family":"Baker","given":"K. M."},{"family":"Paul","given":"R."},{"family":"Back","given":"Y. O."}],"issued":{"date-parts":[["2017",8,1]]},"citation-key":"macquillanUsingGISMapping2017"}}],"schema":"https://github.com/citation-style-language/schema/raw/master/csl-citation.json"} </w:instrText>
+      </w:r>
+      <w:r>
+        <w:rPr>
+          <w:lang w:val="en"/>
+        </w:rPr>
+        <w:fldChar w:fldCharType="separate"/>
+      </w:r>
+      <w:r>
+        <w:rPr>
+          <w:noProof/>
+          <w:lang w:val="en"/>
+        </w:rPr>
+        <w:t>[36]</w:t>
+      </w:r>
+      <w:r>
+        <w:rPr>
+          <w:lang w:val="en"/>
+        </w:rPr>
+        <w:fldChar w:fldCharType="end"/>
+      </w:r>
+      <w:r>
+        <w:rPr>
+          <w:lang w:val="en"/>
+        </w:rPr>
+        <w:t xml:space="preserve">, regularized grids for simulating land use change </w:t>
+      </w:r>
+      <w:r>
+        <w:rPr>
+          <w:lang w:val="en"/>
+        </w:rPr>
+        <w:fldChar w:fldCharType="begin"/>
+      </w:r>
+      <w:r>
+        <w:rPr>
+          <w:lang w:val="en"/>
+        </w:rPr>
+        <w:instrText xml:space="preserve"> ADDIN ZOTERO_ITEM CSL_CITATION {"citationID":"TzP0YRlr","properties":{"formattedCitation":"[37]","plainCitation":"[37]","noteIndex":0},"citationItems":[{"id":3143,"uris":["http://zotero.org/users/6749620/items/H5TM65XN"],"itemData":{"id":3143,"type":"article-journal","container-title":"International Journal of Remote Sensing","DOI":"10.1080/01431160512331316865","ISSN":"0143-1161","issue":"4","note":"publisher: Taylor &amp; Francis","page":"759-774","source":"tandfonline.com (Atypon)","title":"GIS and remote sensing as tools for the simulation of urban land‐use change","volume":"26","author":[{"family":"Almeida","given":"Cláudia Maria De"},{"family":"Monteiro","given":"Antonio Miguel Vieira"},{"family":"Câmara","given":"Gilberto"},{"family":"Soares‐Filho","given":"Britaldo Silveira"},{"family":"Cerqueira","given":"Gustavo Coutinho"},{"family":"Pennachin","given":"Cássio Lopes"},{"family":"Batty","given":"Michael"}],"issued":{"date-parts":[["2005",2]]},"citation-key":"almeidaGISRemoteSensing2005"}}],"schema":"https://github.com/citation-style-language/schema/raw/master/csl-citation.json"} </w:instrText>
+      </w:r>
+      <w:r>
+        <w:rPr>
+          <w:lang w:val="en"/>
+        </w:rPr>
+        <w:fldChar w:fldCharType="separate"/>
+      </w:r>
+      <w:r>
+        <w:rPr>
+          <w:noProof/>
+          <w:lang w:val="en"/>
+        </w:rPr>
+        <w:t>[37]</w:t>
+      </w:r>
+      <w:r>
+        <w:rPr>
+          <w:lang w:val="en"/>
+        </w:rPr>
+        <w:fldChar w:fldCharType="end"/>
+      </w:r>
+      <w:r>
+        <w:rPr>
+          <w:lang w:val="en"/>
+        </w:rPr>
+        <w:t>)</w:t>
+      </w:r>
+      <w:r>
+        <w:rPr>
+          <w:lang w:val="en"/>
+        </w:rPr>
+        <w:t xml:space="preserve"> by</w:t>
+      </w:r>
+      <w:r>
+        <w:rPr>
+          <w:lang w:val="en"/>
+        </w:rPr>
+        <w:t xml:space="preserve"> </w:t>
+      </w:r>
+      <w:r>
+        <w:rPr>
+          <w:lang w:val="en"/>
+        </w:rPr>
+        <w:t>aggregating variable</w:t>
+      </w:r>
+      <w:r>
+        <w:rPr>
+          <w:lang w:val="en"/>
+        </w:rPr>
+        <w:t xml:space="preserve"> values inside</w:t>
+      </w:r>
+      <w:r>
+        <w:rPr>
+          <w:lang w:val="en"/>
+        </w:rPr>
+        <w:t xml:space="preserve"> each spatial unit</w:t>
+      </w:r>
+      <w:r>
+        <w:rPr>
+          <w:lang w:val="en"/>
+        </w:rPr>
+        <w:t xml:space="preserve"> </w:t>
+      </w:r>
+      <w:r>
+        <w:rPr>
+          <w:lang w:val="en"/>
+        </w:rPr>
+        <w:fldChar w:fldCharType="begin"/>
+      </w:r>
+      <w:r>
+        <w:rPr>
+          <w:lang w:val="en"/>
+        </w:rPr>
+        <w:instrText xml:space="preserve"> ADDIN ZOTERO_ITEM CSL_CITATION {"citationID":"UaRfz1mW","properties":{"formattedCitation":"[38,39]","plainCitation":"[38,39]","noteIndex":0},"citationItems":[{"id":2325,"uris":["http://zotero.org/users/6749620/items/VWGHPMKX"],"itemData":{"id":2325,"type":"article-journal","abstract":"Data aggregation in Geographic Information Systems (GIS) is a desirable feature, only marginally present in commercial systems nowadays, mostly through ad hoc solutions. We address this problem introducing a formal model that integrates, in a natural way, geographic data and non-spatial information contained in a data warehouse external to the GIS. This approach allows both aggregation of geometric components and aggregation of measures associated to those components, defined in GIS fact tables. We define the notion of geometric aggregation, a general framework for aggregate queries in a GIS setting. Although general enough to express a wide range of (aggregate) queries, some of these queries can be hard to compute in a real-world GIS environment because they involve computing an integral over a certain area. Thus, we identify the class of summable queries, which can be efficiently evaluated replacing this integral with a sum of functions of geometric objects. Integration of GIS and OLAP (On Line Analytical Processing) is supported also through a language, GISOLAP-QL. We present an implementation, denoted Piet, which supports four kinds of queries: standard GIS, standard OLAP, geometric aggregation (like “total population in states with more than three airports”), and integrated GIS-OLAP queries (“total sales by product in cities crossed by a river”, also allowing navigation of the results). Further, Piet implements a novel query processing technique: first, a process called subpolygonization decomposes each thematic layer in a GIS, into open convex polygons; then, another process (the overlay precomputation) computes and stores in a database the overlay of those layers for later use by a query processor. Experimental evaluation showed that for a wide class of geometric queries, overlay precomputation outperforms R-tree-based techniques, suggesting that it can be an alternative for GIS query processing.","container-title":"Information Systems","DOI":"10.1016/j.is.2009.03.002","ISSN":"0306-4379","issue":"6","journalAbbreviation":"Information Systems","language":"en","page":"551-576","source":"ScienceDirect","title":"Spatial aggregation: Data model and implementation","title-short":"Spatial aggregation","volume":"34","author":[{"family":"Gómez","given":"Leticia"},{"family":"Haesevoets","given":"Sophie"},{"family":"Kuijpers","given":"Bart"},{"family":"Vaisman","given":"Alejandro A."}],"issued":{"date-parts":[["2009",9,1]]},"citation-key":"gomezSpatialAggregationData2009"}},{"id":2383,"uris":["http://zotero.org/users/6749620/items/VXAVZPHU"],"itemData":{"id":2383,"type":"article-journal","abstract":"Spatiotemporal databases are becoming increasingly more common. Typically, applications modeling spatiotemporal objects need to process vast amounts of data. In such cases, generating aggregate information from the data set is more useful than individually analyzing every entry. In this paper, we study the most relevant techniques for the evaluation of aggregate queries on spatial, temporal, and spatiotemporal data. We also present a model that reduces the evaluation of aggregate queries to the problem of selecting qualifying tuples and the grouping of these tuples into collections on which an aggregate function is to be applied. This model gives us a framework that allows us to analyze and compare the different existing techniques for the evaluation of aggregate queries. At the same time, it allows us to identify opportunities for research on types of aggregate queries that have not been studied.","container-title":"IEEE Transactions on Knowledge and Data Engineering","DOI":"10.1109/TKDE.2005.34","ISSN":"1558-2191","issue":"2","note":"event-title: IEEE Transactions on Knowledge and Data Engineering","page":"271-286","source":"IEEE Xplore","title":"Spatiotemporal aggregate computation: a survey","title-short":"Spatiotemporal aggregate computation","volume":"17","author":[{"family":"Lopez","given":"I.F.V."},{"family":"Snodgrass","given":"R.T."},{"family":"Moon","given":"Bongki"}],"issued":{"date-parts":[["2005",2]]},"citation-key":"lopezSpatiotemporalAggregateComputation2005"}}],"schema":"https://github.com/citation-style-language/schema/raw/master/csl-citation.json"} </w:instrText>
+      </w:r>
+      <w:r>
+        <w:rPr>
+          <w:lang w:val="en"/>
+        </w:rPr>
+        <w:fldChar w:fldCharType="separate"/>
+      </w:r>
+      <w:r>
+        <w:rPr>
+          <w:noProof/>
+          <w:lang w:val="en"/>
+        </w:rPr>
+        <w:t>[38,39]</w:t>
+      </w:r>
+      <w:r>
+        <w:rPr>
+          <w:lang w:val="en"/>
+        </w:rPr>
+        <w:fldChar w:fldCharType="end"/>
+      </w:r>
+      <w:r>
+        <w:rPr>
+          <w:lang w:val="en"/>
+        </w:rPr>
+        <w:t>.</w:t>
+      </w:r>
+      <w:r>
+        <w:rPr>
+          <w:lang w:val="en"/>
+        </w:rPr>
+        <w:t xml:space="preserve"> This spatial aggregation process also enables the possibility to create additional variables that capture the spatial </w:t>
+      </w:r>
+      <w:r>
+        <w:rPr>
+          <w:lang w:val="en"/>
+        </w:rPr>
+        <w:t>effects</w:t>
+      </w:r>
+      <w:r>
+        <w:rPr>
+          <w:lang w:val="en"/>
+        </w:rPr>
+        <w:t xml:space="preserve"> among entities, phenomena, and characteristics</w:t>
+      </w:r>
+      <w:r>
+        <w:rPr>
+          <w:lang w:val="en"/>
+        </w:rPr>
+        <w:t xml:space="preserve"> by </w:t>
+      </w:r>
+      <w:r>
+        <w:rPr>
+          <w:lang w:val="en"/>
+        </w:rPr>
+        <w:t>aggregating</w:t>
+      </w:r>
+      <w:r>
+        <w:rPr>
+          <w:lang w:val="en"/>
+        </w:rPr>
+        <w:t xml:space="preserve"> each record and their variables through</w:t>
+      </w:r>
+      <w:r>
+        <w:rPr>
+          <w:lang w:val="en"/>
+        </w:rPr>
+        <w:t xml:space="preserve"> spatial</w:t>
+      </w:r>
+      <w:r>
+        <w:rPr>
+          <w:lang w:val="en"/>
+        </w:rPr>
+        <w:t xml:space="preserve"> proximity and relationships</w:t>
+      </w:r>
+      <w:r>
+        <w:rPr>
+          <w:lang w:val="en"/>
+        </w:rPr>
+        <w:t xml:space="preserve"> </w:t>
+      </w:r>
+      <w:r>
+        <w:rPr>
+          <w:lang w:val="en"/>
+        </w:rPr>
+        <w:fldChar w:fldCharType="begin"/>
+      </w:r>
+      <w:r>
+        <w:rPr>
+          <w:lang w:val="en"/>
+        </w:rPr>
+        <w:instrText xml:space="preserve"> ADDIN ZOTERO_ITEM CSL_CITATION {"citationID":"oe3vIZsE","properties":{"formattedCitation":"[40\\uc0\\u8211{}42]","plainCitation":"[40–42]","noteIndex":0},"citationItems":[{"id":1497,"uris":["http://zotero.org/users/6749620/items/LBBCWL35"],"itemData":{"id":1497,"type":"article-journal","abstract":"Spatial weights matrices are necessary elements in most regression models where a representation of spatial structure is needed. We construct a spatial weights matrix, W, based on the principle that spatial structure should be considered in a two-part framework, those units that evoke a distance effect, and those that do not. Our two-variable local statistics model (LSM) is based on the Gi* local statistic. The local statistic concept depends on the designation of a critical distance, dc, defined as the distance beyond which no discernible increase in clustering of high or low values exists. In a series of simulation experiments LSM is compared to well-known spatial weights matrix specifications—two different contiguity configurations, three different inverse distance formulations, and three semi-variance models. The simulation experiments are carried out on a random spatial pattern and two types of spatial clustering patterns. The LSM performed best according to the Akaike Information Criterion, a spatial autoregressive coefficient evaluation, and Moran's I tests on residuals. The flexibility inherent in the LSM allows for its favorable performance when compared to the rigidity of the global models.","container-title":"Geographical Analysis","DOI":"10.1111/j.1538-4632.2004.tb01127.x","ISSN":"1538-4632","issue":"2","language":"en","note":"246 citations (Crossref) [2022-09-24]\n_eprint: https://onlinelibrary.wiley.com/doi/pdf/10.1111/j.1538-4632.2004.tb01127.x","page":"90-104","source":"Wiley Online Library","title":"Constructing the Spatial Weights Matrix Using a Local Statistic","volume":"36","author":[{"family":"Getis","given":"Arthur"},{"family":"Aldstadt","given":"Jared"}],"issued":{"date-parts":[["2004"]]},"citation-key":"getisConstructingSpatialWeights2004"}},{"id":3162,"uris":["http://zotero.org/users/6749620/items/EI9EKU55"],"itemData":{"id":3162,"type":"chapter","container-title":"Innovations in GIS","page":"95–104","publisher":"CRC Press","source":"Google Scholar","title":"Applying efficient techniques for finding nearest neighbours in GIS applications","URL":"https://www.taylorfrancis.com/chapters/edit/10.1201/9781003417156-12/applying-efficient-techniques-finding-nearest-neighbours-gis-applications-moh-al-daoud-stuart-roberts","author":[{"family":"Roberts","given":"Stuart"}],"accessed":{"date-parts":[["2024",12,25]]},"issued":{"date-parts":[["2023"]]},"citation-key":"robertsApplyingEfficientTechniques2023"}},{"id":869,"uris":["http://zotero.org/users/6749620/items/KJBBJM2G"],"itemData":{"id":869,"type":"article-journal","abstract":"Due to the ubiquitous use of spatial data applications and the large amounts of such data these applications use, the processing of large-scale distance joins in distributed systems is becoming increasingly popular. Distance Join Queries (DJQs) are important and frequently used operations in numerous applications, including data mining, multimedia and spatial databases. DJQs (e.g., k Nearest Neighbor Join Query, k Closest Pair Query, ε Distance Join Query, etc.) are costly operations, since they involve both the join and distance-based search, and performing DJQs efficiently is a challenging task. Recent Big Data developments have motivated the emergence of novel technologies for distributed processing of large-scale spatial data in clusters of computers, leading to Distributed Spatial Data Management Systems (DSDMSs). Distributed cluster-based computing systems can be classified as Hadoop-based or Spark-based systems. Based on this classification, in this paper, we compare two of the most recent and leading DSDMSs, SpatialHadoop and LocationSpark, by evaluating the performance of several existing and newly proposed parallel and distributed DJQ algorithms under various settings with large spatial real-world datasets. A general conclusion arising from the execution of the distributed DJQ algorithms studied is that, while SpatialHadoop is a robust and efficient system when large spatial datasets are joined (since it is built on top of the mature Hadoop platform), LocationSpark is the clear winner in total execution time efficiency when medium spatial datasets are combined (due to in-memory processing provided by Spark). However, LocationSpark requires higher memory allocation when large spatial datasets are involved in DJQs (even more so when k and ε are large). Finally, this detailed performance study has demonstrated that the new distributed DJQ algorithms we have proposed are efficient, robust and scalable with respect to different parameters, such as dataset sizes, k, ε and number of computing nodes.","container-title":"Information Sciences","DOI":"10.1016/j.ins.2019.10.030","ISSN":"0020-0255","journalAbbreviation":"Information Sciences","language":"en","page":"985-1008","source":"ScienceDirect","title":"Efficient distance join query processing in distributed spatial data management systems","volume":"512","author":[{"family":"García-García","given":"Francisco"},{"family":"Corral","given":"Antonio"},{"family":"Iribarne","given":"Luis"},{"family":"Vassilakopoulos","given":"Michael"},{"family":"Manolopoulos","given":"Yannis"}],"issued":{"date-parts":[["2020",2,1]]},"citation-key":"garcia-garciaEfficientDistanceJoin2020"}}],"schema":"https://github.com/citation-style-language/schema/raw/master/csl-citation.json"} </w:instrText>
+      </w:r>
+      <w:r>
+        <w:rPr>
+          <w:lang w:val="en"/>
+        </w:rPr>
+        <w:fldChar w:fldCharType="separate"/>
+      </w:r>
+      <w:r>
+        <w:t>[40–42]</w:t>
+      </w:r>
+      <w:r>
+        <w:rPr>
+          <w:lang w:val="en"/>
+        </w:rPr>
+        <w:fldChar w:fldCharType="end"/>
+      </w:r>
+      <w:r>
+        <w:rPr>
+          <w:lang w:val="en"/>
+        </w:rPr>
+        <w:t>.</w:t>
       </w:r>
     </w:p>
     <w:p>
       <w:pPr>
-        <w:pStyle w:val="MDPI31text"/>
-        <w:rPr>
-          <w:lang w:val="en"/>
-        </w:rPr>
-      </w:pPr>
-      <w:r>
-        <w:rPr>
-          <w:lang w:val="en"/>
-        </w:rPr>
-        <w:t>x.</w:t>
+        <w:pStyle w:val="MDPI23heading3"/>
+        <w:rPr>
+          <w:lang w:val="en"/>
+        </w:rPr>
+      </w:pPr>
+      <w:r>
+        <w:t>2.</w:t>
+      </w:r>
+      <w:r>
+        <w:t>2</w:t>
+      </w:r>
+      <w:r>
+        <w:t>.</w:t>
+      </w:r>
+      <w:r>
+        <w:t>2</w:t>
+      </w:r>
+      <w:r>
+        <w:t xml:space="preserve">. </w:t>
+      </w:r>
+      <w:r>
+        <w:t>Outcome Modelling</w:t>
+      </w:r>
+      <w:r>
+        <w:t xml:space="preserve"> </w:t>
+      </w:r>
+      <w:r>
+        <w:t>Component</w:t>
       </w:r>
     </w:p>
     <w:p>
       <w:pPr>
-        <w:pStyle w:val="MDPI23heading3"/>
-        <w:rPr>
-          <w:lang w:val="en"/>
-        </w:rPr>
-      </w:pPr>
-      <w:r>
-        <w:t>2.</w:t>
-      </w:r>
-      <w:r>
-        <w:t>2</w:t>
+        <w:pStyle w:val="MDPI31text"/>
+        <w:rPr>
+          <w:lang w:val="en"/>
+        </w:rPr>
+      </w:pPr>
+      <w:r>
+        <w:rPr>
+          <w:lang w:val="en"/>
+        </w:rPr>
+        <w:t xml:space="preserve">Outcomes </w:t>
+      </w:r>
+      <m:oMath>
+        <m:sSub>
+          <m:sSubPr>
+            <m:ctrlPr>
+              <w:rPr>
+                <w:rFonts w:ascii="Cambria Math" w:hAnsi="Cambria Math"/>
+                <w:i/>
+                <w:lang w:val="en"/>
+              </w:rPr>
+            </m:ctrlPr>
+          </m:sSubPr>
+          <m:e>
+            <m:r>
+              <w:rPr>
+                <w:rFonts w:ascii="Cambria Math" w:hAnsi="Cambria Math"/>
+                <w:lang w:val="en"/>
+              </w:rPr>
+              <m:t>Y</m:t>
+            </m:r>
+          </m:e>
+          <m:sub>
+            <m:r>
+              <w:rPr>
+                <w:rFonts w:ascii="Cambria Math" w:hAnsi="Cambria Math"/>
+                <w:lang w:val="en"/>
+              </w:rPr>
+              <m:t>i</m:t>
+            </m:r>
+          </m:sub>
+        </m:sSub>
+      </m:oMath>
+      <w:r>
+        <w:rPr>
+          <w:lang w:val="en"/>
+        </w:rPr>
+        <w:t xml:space="preserve"> can be seen as one of the variables </w:t>
+      </w:r>
+      <m:oMath>
+        <m:d>
+          <m:dPr>
+            <m:begChr m:val="{"/>
+            <m:endChr m:val="}"/>
+            <m:ctrlPr>
+              <w:rPr>
+                <w:rFonts w:ascii="Cambria Math" w:hAnsi="Cambria Math"/>
+                <w:i/>
+              </w:rPr>
+            </m:ctrlPr>
+          </m:dPr>
+          <m:e>
+            <m:sSub>
+              <m:sSubPr>
+                <m:ctrlPr>
+                  <w:rPr>
+                    <w:rFonts w:ascii="Cambria Math" w:hAnsi="Cambria Math"/>
+                    <w:i/>
+                  </w:rPr>
+                </m:ctrlPr>
+              </m:sSubPr>
+              <m:e>
+                <m:r>
+                  <w:rPr>
+                    <w:rFonts w:ascii="Cambria Math" w:hAnsi="Cambria Math"/>
+                  </w:rPr>
+                  <m:t>x</m:t>
+                </m:r>
+              </m:e>
+              <m:sub>
+                <m:r>
+                  <w:rPr>
+                    <w:rFonts w:ascii="Cambria Math" w:hAnsi="Cambria Math"/>
+                  </w:rPr>
+                  <m:t>1</m:t>
+                </m:r>
+              </m:sub>
+            </m:sSub>
+            <m:r>
+              <m:rPr>
+                <m:sty m:val="p"/>
+              </m:rPr>
+              <w:rPr>
+                <w:rFonts w:ascii="Cambria Math" w:hAnsi="Cambria Math"/>
+              </w:rPr>
+              <m:t>…</m:t>
+            </m:r>
+            <m:sSub>
+              <m:sSubPr>
+                <m:ctrlPr>
+                  <w:rPr>
+                    <w:rFonts w:ascii="Cambria Math" w:hAnsi="Cambria Math"/>
+                  </w:rPr>
+                </m:ctrlPr>
+              </m:sSubPr>
+              <m:e>
+                <m:r>
+                  <w:rPr>
+                    <w:rFonts w:ascii="Cambria Math" w:hAnsi="Cambria Math"/>
+                  </w:rPr>
+                  <m:t>x</m:t>
+                </m:r>
+              </m:e>
+              <m:sub>
+                <m:r>
+                  <w:rPr>
+                    <w:rFonts w:ascii="Cambria Math" w:hAnsi="Cambria Math"/>
+                  </w:rPr>
+                  <m:t>n</m:t>
+                </m:r>
+              </m:sub>
+            </m:sSub>
+          </m:e>
+        </m:d>
+      </m:oMath>
+      <w:r>
+        <w:rPr>
+          <w:lang w:val="en"/>
+        </w:rPr>
+        <w:t xml:space="preserve"> captured in the spatial data</w:t>
+      </w:r>
+      <w:r>
+        <w:rPr>
+          <w:lang w:val="en"/>
+        </w:rPr>
+        <w:t xml:space="preserve">, where one of the variables </w:t>
+      </w:r>
+      <m:oMath>
+        <m:d>
+          <m:dPr>
+            <m:begChr m:val="{"/>
+            <m:endChr m:val="}"/>
+            <m:ctrlPr>
+              <w:rPr>
+                <w:rFonts w:ascii="Cambria Math" w:hAnsi="Cambria Math"/>
+                <w:i/>
+              </w:rPr>
+            </m:ctrlPr>
+          </m:dPr>
+          <m:e>
+            <m:sSub>
+              <m:sSubPr>
+                <m:ctrlPr>
+                  <w:rPr>
+                    <w:rFonts w:ascii="Cambria Math" w:hAnsi="Cambria Math"/>
+                    <w:i/>
+                  </w:rPr>
+                </m:ctrlPr>
+              </m:sSubPr>
+              <m:e>
+                <m:r>
+                  <w:rPr>
+                    <w:rFonts w:ascii="Cambria Math" w:hAnsi="Cambria Math"/>
+                  </w:rPr>
+                  <m:t>x</m:t>
+                </m:r>
+              </m:e>
+              <m:sub>
+                <m:r>
+                  <w:rPr>
+                    <w:rFonts w:ascii="Cambria Math" w:hAnsi="Cambria Math"/>
+                  </w:rPr>
+                  <m:t>1</m:t>
+                </m:r>
+              </m:sub>
+            </m:sSub>
+            <m:r>
+              <m:rPr>
+                <m:sty m:val="p"/>
+              </m:rPr>
+              <w:rPr>
+                <w:rFonts w:ascii="Cambria Math" w:hAnsi="Cambria Math"/>
+              </w:rPr>
+              <m:t>…</m:t>
+            </m:r>
+            <m:sSub>
+              <m:sSubPr>
+                <m:ctrlPr>
+                  <w:rPr>
+                    <w:rFonts w:ascii="Cambria Math" w:hAnsi="Cambria Math"/>
+                  </w:rPr>
+                </m:ctrlPr>
+              </m:sSubPr>
+              <m:e>
+                <m:r>
+                  <w:rPr>
+                    <w:rFonts w:ascii="Cambria Math" w:hAnsi="Cambria Math"/>
+                  </w:rPr>
+                  <m:t>x</m:t>
+                </m:r>
+              </m:e>
+              <m:sub>
+                <m:r>
+                  <w:rPr>
+                    <w:rFonts w:ascii="Cambria Math" w:hAnsi="Cambria Math"/>
+                  </w:rPr>
+                  <m:t>n</m:t>
+                </m:r>
+              </m:sub>
+            </m:sSub>
+          </m:e>
+        </m:d>
+      </m:oMath>
+      <w:r>
+        <w:t xml:space="preserve"> are removed and set as the outcome </w:t>
+      </w:r>
+      <m:oMath>
+        <m:sSub>
+          <m:sSubPr>
+            <m:ctrlPr>
+              <w:rPr>
+                <w:rFonts w:ascii="Cambria Math" w:hAnsi="Cambria Math"/>
+                <w:i/>
+                <w:lang w:val="en"/>
+              </w:rPr>
+            </m:ctrlPr>
+          </m:sSubPr>
+          <m:e>
+            <m:r>
+              <w:rPr>
+                <w:rFonts w:ascii="Cambria Math" w:hAnsi="Cambria Math"/>
+                <w:lang w:val="en"/>
+              </w:rPr>
+              <m:t>Y</m:t>
+            </m:r>
+          </m:e>
+          <m:sub>
+            <m:r>
+              <w:rPr>
+                <w:rFonts w:ascii="Cambria Math" w:hAnsi="Cambria Math"/>
+                <w:lang w:val="en"/>
+              </w:rPr>
+              <m:t>i</m:t>
+            </m:r>
+          </m:sub>
+        </m:sSub>
+      </m:oMath>
+      <w:r>
+        <w:rPr>
+          <w:lang w:val="en"/>
+        </w:rPr>
+        <w:t xml:space="preserve"> for modelling.</w:t>
+      </w:r>
+      <w:r>
+        <w:rPr>
+          <w:lang w:val="en"/>
+        </w:rPr>
+        <w:t xml:space="preserve"> Thus, the outcome modelling component </w:t>
+      </w:r>
+      <w:r>
+        <w:rPr>
+          <w:lang w:val="en"/>
+        </w:rPr>
+        <w:t>attempts to</w:t>
+      </w:r>
+      <w:r>
+        <w:rPr>
+          <w:lang w:val="en"/>
+        </w:rPr>
+        <w:t xml:space="preserve"> solve</w:t>
+      </w:r>
+      <w:r>
+        <w:rPr>
+          <w:lang w:val="en"/>
+        </w:rPr>
+        <w:t xml:space="preserve"> the problem of </w:t>
+      </w:r>
+      <w:r>
+        <w:rPr>
+          <w:lang w:val="en"/>
+        </w:rPr>
+        <w:t xml:space="preserve">finding a function that predicts the outcome given the variables from the spatial data </w:t>
+      </w:r>
+      <m:oMath>
+        <m:sSub>
+          <m:sSubPr>
+            <m:ctrlPr>
+              <w:rPr>
+                <w:rFonts w:ascii="Cambria Math" w:hAnsi="Cambria Math"/>
+                <w:i/>
+                <w:lang w:val="en"/>
+              </w:rPr>
+            </m:ctrlPr>
+          </m:sSubPr>
+          <m:e>
+            <m:acc>
+              <m:accPr>
+                <m:ctrlPr>
+                  <w:rPr>
+                    <w:rFonts w:ascii="Cambria Math" w:hAnsi="Cambria Math"/>
+                    <w:i/>
+                    <w:lang w:val="en"/>
+                  </w:rPr>
+                </m:ctrlPr>
+              </m:accPr>
+              <m:e>
+                <m:r>
+                  <w:rPr>
+                    <w:rFonts w:ascii="Cambria Math" w:hAnsi="Cambria Math"/>
+                    <w:lang w:val="en"/>
+                  </w:rPr>
+                  <m:t>Y</m:t>
+                </m:r>
+              </m:e>
+            </m:acc>
+          </m:e>
+          <m:sub>
+            <m:r>
+              <w:rPr>
+                <w:rFonts w:ascii="Cambria Math" w:hAnsi="Cambria Math"/>
+                <w:lang w:val="en"/>
+              </w:rPr>
+              <m:t>i</m:t>
+            </m:r>
+          </m:sub>
+        </m:sSub>
+        <m:r>
+          <w:rPr>
+            <w:rFonts w:ascii="Cambria Math" w:hAnsi="Cambria Math"/>
+            <w:lang w:val="en"/>
+          </w:rPr>
+          <m:t xml:space="preserve">= </m:t>
+        </m:r>
+        <m:sSub>
+          <m:sSubPr>
+            <m:ctrlPr>
+              <w:rPr>
+                <w:rFonts w:ascii="Cambria Math" w:hAnsi="Cambria Math"/>
+                <w:i/>
+                <w:lang w:val="en"/>
+              </w:rPr>
+            </m:ctrlPr>
+          </m:sSubPr>
+          <m:e>
+            <m:r>
+              <w:rPr>
+                <w:rFonts w:ascii="Cambria Math" w:hAnsi="Cambria Math"/>
+                <w:lang w:val="en"/>
+              </w:rPr>
+              <m:t>f(X</m:t>
+            </m:r>
+          </m:e>
+          <m:sub>
+            <m:r>
+              <w:rPr>
+                <w:rFonts w:ascii="Cambria Math" w:hAnsi="Cambria Math"/>
+                <w:lang w:val="en"/>
+              </w:rPr>
+              <m:t>i</m:t>
+            </m:r>
+          </m:sub>
+        </m:sSub>
+        <m:r>
+          <w:rPr>
+            <w:rFonts w:ascii="Cambria Math" w:hAnsi="Cambria Math"/>
+            <w:lang w:val="en"/>
+          </w:rPr>
+          <m:t>)</m:t>
+        </m:r>
+      </m:oMath>
+      <w:r>
+        <w:rPr>
+          <w:lang w:val="en"/>
+        </w:rPr>
+        <w:t>, such that the diff</w:t>
+      </w:r>
+      <w:r>
+        <w:rPr>
+          <w:lang w:val="en"/>
+        </w:rPr>
+        <w:t>erence</w:t>
+      </w:r>
+      <w:r>
+        <w:rPr>
+          <w:lang w:val="en"/>
+        </w:rPr>
+        <w:t xml:space="preserve"> between the predicted outcome</w:t>
+      </w:r>
+      <w:r>
+        <w:rPr>
+          <w:lang w:val="en"/>
+        </w:rPr>
+        <w:t xml:space="preserve"> </w:t>
+      </w:r>
+      <m:oMath>
+        <m:sSub>
+          <m:sSubPr>
+            <m:ctrlPr>
+              <w:rPr>
+                <w:rFonts w:ascii="Cambria Math" w:hAnsi="Cambria Math"/>
+                <w:i/>
+                <w:lang w:val="en"/>
+              </w:rPr>
+            </m:ctrlPr>
+          </m:sSubPr>
+          <m:e>
+            <m:acc>
+              <m:accPr>
+                <m:ctrlPr>
+                  <w:rPr>
+                    <w:rFonts w:ascii="Cambria Math" w:hAnsi="Cambria Math"/>
+                    <w:i/>
+                    <w:lang w:val="en"/>
+                  </w:rPr>
+                </m:ctrlPr>
+              </m:accPr>
+              <m:e>
+                <m:r>
+                  <w:rPr>
+                    <w:rFonts w:ascii="Cambria Math" w:hAnsi="Cambria Math"/>
+                    <w:lang w:val="en"/>
+                  </w:rPr>
+                  <m:t>Y</m:t>
+                </m:r>
+              </m:e>
+            </m:acc>
+          </m:e>
+          <m:sub>
+            <m:r>
+              <w:rPr>
+                <w:rFonts w:ascii="Cambria Math" w:hAnsi="Cambria Math"/>
+                <w:lang w:val="en"/>
+              </w:rPr>
+              <m:t>i</m:t>
+            </m:r>
+          </m:sub>
+        </m:sSub>
+      </m:oMath>
+      <w:r>
+        <w:rPr>
+          <w:lang w:val="en"/>
+        </w:rPr>
+        <w:t xml:space="preserve"> and actual outcome</w:t>
+      </w:r>
+      <w:r>
+        <w:rPr>
+          <w:lang w:val="en"/>
+        </w:rPr>
+        <w:t xml:space="preserve"> </w:t>
+      </w:r>
+      <m:oMath>
+        <m:sSub>
+          <m:sSubPr>
+            <m:ctrlPr>
+              <w:rPr>
+                <w:rFonts w:ascii="Cambria Math" w:hAnsi="Cambria Math"/>
+                <w:i/>
+                <w:lang w:val="en"/>
+              </w:rPr>
+            </m:ctrlPr>
+          </m:sSubPr>
+          <m:e>
+            <m:r>
+              <w:rPr>
+                <w:rFonts w:ascii="Cambria Math" w:hAnsi="Cambria Math"/>
+                <w:lang w:val="en"/>
+              </w:rPr>
+              <m:t>Y</m:t>
+            </m:r>
+          </m:e>
+          <m:sub>
+            <m:r>
+              <w:rPr>
+                <w:rFonts w:ascii="Cambria Math" w:hAnsi="Cambria Math"/>
+                <w:lang w:val="en"/>
+              </w:rPr>
+              <m:t>i</m:t>
+            </m:r>
+          </m:sub>
+        </m:sSub>
+      </m:oMath>
+      <w:r>
+        <w:rPr>
+          <w:lang w:val="en"/>
+        </w:rPr>
+        <w:t xml:space="preserve"> is minimized</w:t>
+      </w:r>
+      <w:r>
+        <w:rPr>
+          <w:lang w:val="en"/>
+        </w:rPr>
+        <w:t xml:space="preserve"> as seen in Equation (7) </w:t>
+      </w:r>
+      <w:r>
+        <w:rPr>
+          <w:lang w:val="en"/>
+        </w:rPr>
+        <w:t>from</w:t>
+      </w:r>
+      <w:r>
+        <w:rPr>
+          <w:lang w:val="en"/>
+        </w:rPr>
+        <w:t xml:space="preserve"> Section 2.2.3.</w:t>
+      </w:r>
+      <w:r>
+        <w:rPr>
+          <w:lang w:val="en"/>
+        </w:rPr>
+        <w:t xml:space="preserve"> </w:t>
+      </w:r>
+      <w:r>
+        <w:rPr>
+          <w:lang w:val="en"/>
+        </w:rPr>
+        <w:t>Similar to concepts of predictive modelling</w:t>
+      </w:r>
+      <w:r>
+        <w:rPr>
+          <w:lang w:val="en"/>
+        </w:rPr>
+        <w:t xml:space="preserve"> </w:t>
+      </w:r>
+      <w:r>
+        <w:rPr>
+          <w:lang w:val="en"/>
+        </w:rPr>
+        <w:fldChar w:fldCharType="begin"/>
+      </w:r>
+      <w:r>
+        <w:rPr>
+          <w:lang w:val="en"/>
+        </w:rPr>
+        <w:instrText xml:space="preserve"> ADDIN ZOTERO_ITEM CSL_CITATION {"citationID":"xvFNj27H","properties":{"formattedCitation":"[43]","plainCitation":"[43]","noteIndex":0},"citationItems":[{"id":3169,"uris":["http://zotero.org/users/6749620/items/XZWZT3DE"],"itemData":{"id":3169,"type":"chapter","container-title":"Clinical Prediction Models: A Practical Approach to Development, Validation, and Updating","event-place":"New York, NY","ISBN":"978-0-387-77244-8","language":"en","note":"DOI: 10.1007/978-0-387-77244-8_2","page":"11-31","publisher":"Springer","publisher-place":"New York, NY","source":"Springer Link","title":"Applications of prediction models","URL":"https://doi.org/10.1007/978-0-387-77244-8_2","author":[{"family":"Steyerberg","given":"E.W."}],"editor":[{"family":"Steyerberg","given":"E.W."}],"accessed":{"date-parts":[["2024",12,25]]},"issued":{"date-parts":[["2009"]]},"citation-key":"steyerbergApplicationsPredictionModels2009"},"label":"page"}],"schema":"https://github.com/citation-style-language/schema/raw/master/csl-citation.json"} </w:instrText>
+      </w:r>
+      <w:r>
+        <w:rPr>
+          <w:lang w:val="en"/>
+        </w:rPr>
+        <w:fldChar w:fldCharType="separate"/>
+      </w:r>
+      <w:r>
+        <w:rPr>
+          <w:noProof/>
+          <w:lang w:val="en"/>
+        </w:rPr>
+        <w:t>[43]</w:t>
+      </w:r>
+      <w:r>
+        <w:rPr>
+          <w:lang w:val="en"/>
+        </w:rPr>
+        <w:fldChar w:fldCharType="end"/>
+      </w:r>
+      <w:r>
+        <w:rPr>
+          <w:lang w:val="en"/>
+        </w:rPr>
+        <w:t xml:space="preserve"> (e.g., machine learning</w:t>
+      </w:r>
+      <w:r>
+        <w:rPr>
+          <w:lang w:val="en"/>
+        </w:rPr>
+        <w:t xml:space="preserve"> </w:t>
+      </w:r>
+      <w:r>
+        <w:rPr>
+          <w:lang w:val="en"/>
+        </w:rPr>
+        <w:fldChar w:fldCharType="begin"/>
+      </w:r>
+      <w:r>
+        <w:rPr>
+          <w:lang w:val="en"/>
+        </w:rPr>
+        <w:instrText xml:space="preserve"> ADDIN ZOTERO_ITEM CSL_CITATION {"citationID":"snaFakQy","properties":{"formattedCitation":"[44]","plainCitation":"[44]","noteIndex":0},"citationItems":[{"id":3171,"uris":["http://zotero.org/users/6749620/items/W6BC7A6G"],"itemData":{"id":3171,"type":"paper-conference","container-title":"2019 International conference on machine learning, big data, cloud and parallel computing (COMITCon)","page":"35–39","publisher":"IEEE","source":"Google Scholar","title":"A quick review of machine learning algorithms","URL":"https://ieeexplore.ieee.org/abstract/document/8862451/","author":[{"family":"Ray","given":"Susmita"}],"accessed":{"date-parts":[["2024",12,25]]},"issued":{"date-parts":[["2019"]]},"citation-key":"rayQuickReviewMachine2019"}}],"schema":"https://github.com/citation-style-language/schema/raw/master/csl-citation.json"} </w:instrText>
+      </w:r>
+      <w:r>
+        <w:rPr>
+          <w:lang w:val="en"/>
+        </w:rPr>
+        <w:fldChar w:fldCharType="separate"/>
+      </w:r>
+      <w:r>
+        <w:rPr>
+          <w:noProof/>
+          <w:lang w:val="en"/>
+        </w:rPr>
+        <w:t>[44]</w:t>
+      </w:r>
+      <w:r>
+        <w:rPr>
+          <w:lang w:val="en"/>
+        </w:rPr>
+        <w:fldChar w:fldCharType="end"/>
+      </w:r>
+      <w:r>
+        <w:rPr>
+          <w:lang w:val="en"/>
+        </w:rPr>
+        <w:t>, statistical modelling</w:t>
+      </w:r>
+      <w:r>
+        <w:rPr>
+          <w:lang w:val="en"/>
+        </w:rPr>
+        <w:t xml:space="preserve"> </w:t>
+      </w:r>
+      <w:r>
+        <w:rPr>
+          <w:lang w:val="en"/>
+        </w:rPr>
+        <w:fldChar w:fldCharType="begin"/>
+      </w:r>
+      <w:r>
+        <w:rPr>
+          <w:lang w:val="en"/>
+        </w:rPr>
+        <w:instrText xml:space="preserve"> ADDIN ZOTERO_ITEM CSL_CITATION {"citationID":"3l1EDDAN","properties":{"formattedCitation":"[45]","plainCitation":"[45]","noteIndex":0},"citationItems":[{"id":3167,"uris":["http://zotero.org/users/6749620/items/X2CVBLVC"],"itemData":{"id":3167,"type":"article-journal","abstract":"Logistic Multiple Regression, Principal Component Regression and Classification and Regression Tree Analysis (CART), commonly used in ecological modelling using GIS, are compared with a relatively new statistical technique, Multivariate Adaptive Regression Splines (MARS), to test their accuracy, reliability, implementation within GIS and ease of use. All were applied to the same two data sets, covering a wide range of conditions common in predictive modelling, namely geographical range, scale, nature of the predictors and sampling method. We ran two series of analyses to verify if model validation by an independent data set was required or cross-validation on a learning data set sufficed. Results show that validation by independent data sets is needed. Model accuracy was evaluated using the area under Receiver Operating Characteristics curve (AUC). This measure was used because it summarizes performance across all possible thresholds, and is independent of balance between classes. MARS and Regression Tree Analysis achieved the best prediction success, although the CART model was difficult to use for cartographic purposes due to the high model complexity.","container-title":"Journal of Vegetation Science","DOI":"10.1111/j.1654-1103.2004.tb02263.x","ISSN":"1654-1103","issue":"2","language":"en","license":"2004 IAVS - the International Association of Vegetation Science","note":"_eprint: https://onlinelibrary.wiley.com/doi/pdf/10.1111/j.1654-1103.2004.tb02263.x","page":"285-292","source":"Wiley Online Library","title":"Comparison of statistical methods commonly used in predictive modelling","volume":"15","author":[{"family":"Muñoz","given":"Jesús"},{"family":"Felicísimo","given":"Ángel M."}],"issued":{"date-parts":[["2004"]]},"citation-key":"munozComparisonStatisticalMethods2004"}}],"schema":"https://github.com/citation-style-language/schema/raw/master/csl-citation.json"} </w:instrText>
+      </w:r>
+      <w:r>
+        <w:rPr>
+          <w:lang w:val="en"/>
+        </w:rPr>
+        <w:fldChar w:fldCharType="separate"/>
+      </w:r>
+      <w:r>
+        <w:rPr>
+          <w:noProof/>
+          <w:lang w:val="en"/>
+        </w:rPr>
+        <w:t>[45]</w:t>
+      </w:r>
+      <w:r>
+        <w:rPr>
+          <w:lang w:val="en"/>
+        </w:rPr>
+        <w:fldChar w:fldCharType="end"/>
+      </w:r>
+      <w:r>
+        <w:rPr>
+          <w:lang w:val="en"/>
+        </w:rPr>
+        <w:t>), t</w:t>
+      </w:r>
+      <w:r>
+        <w:rPr>
+          <w:lang w:val="en"/>
+        </w:rPr>
+        <w:t xml:space="preserve">he </w:t>
+      </w:r>
+      <w:r>
+        <w:rPr>
+          <w:lang w:val="en"/>
+        </w:rPr>
+        <w:t xml:space="preserve">outcome modelling component </w:t>
+      </w:r>
+      <w:r>
+        <w:rPr>
+          <w:lang w:val="en"/>
+        </w:rPr>
+        <w:t>conceptualize</w:t>
+      </w:r>
+      <w:r>
+        <w:rPr>
+          <w:lang w:val="en"/>
+        </w:rPr>
+        <w:t>d</w:t>
+      </w:r>
+      <w:r>
+        <w:rPr>
+          <w:lang w:val="en"/>
+        </w:rPr>
+        <w:t xml:space="preserve"> how to solve this problem by </w:t>
+      </w:r>
+      <w:r>
+        <w:rPr>
+          <w:lang w:val="en"/>
+        </w:rPr>
+        <w:t>framing</w:t>
+      </w:r>
+      <w:r>
+        <w:rPr>
+          <w:lang w:val="en"/>
+        </w:rPr>
+        <w:t xml:space="preserve"> outcome models as a function that processes variables </w:t>
+      </w:r>
+      <m:oMath>
+        <m:sSub>
+          <m:sSubPr>
+            <m:ctrlPr>
+              <w:rPr>
+                <w:rFonts w:ascii="Cambria Math" w:hAnsi="Cambria Math"/>
+                <w:i/>
+                <w:lang w:val="en"/>
+              </w:rPr>
+            </m:ctrlPr>
+          </m:sSubPr>
+          <m:e>
+            <m:r>
+              <w:rPr>
+                <w:rFonts w:ascii="Cambria Math" w:hAnsi="Cambria Math"/>
+                <w:lang w:val="en"/>
+              </w:rPr>
+              <m:t>X</m:t>
+            </m:r>
+          </m:e>
+          <m:sub>
+            <m:r>
+              <w:rPr>
+                <w:rFonts w:ascii="Cambria Math" w:hAnsi="Cambria Math"/>
+                <w:lang w:val="en"/>
+              </w:rPr>
+              <m:t>i</m:t>
+            </m:r>
+          </m:sub>
+        </m:sSub>
+      </m:oMath>
+      <w:r>
+        <w:t xml:space="preserve"> and </w:t>
+      </w:r>
+      <w:r>
+        <w:t xml:space="preserve">model </w:t>
+      </w:r>
+      <w:r>
+        <w:t xml:space="preserve">parameters </w:t>
+      </w:r>
+      <m:oMath>
+        <m:d>
+          <m:dPr>
+            <m:begChr m:val="{"/>
+            <m:endChr m:val="}"/>
+            <m:ctrlPr>
+              <w:rPr>
+                <w:rFonts w:ascii="Cambria Math" w:hAnsi="Cambria Math"/>
+                <w:i/>
+              </w:rPr>
+            </m:ctrlPr>
+          </m:dPr>
+          <m:e>
+            <m:sSub>
+              <m:sSubPr>
+                <m:ctrlPr>
+                  <w:rPr>
+                    <w:rFonts w:ascii="Cambria Math" w:hAnsi="Cambria Math"/>
+                    <w:i/>
+                  </w:rPr>
+                </m:ctrlPr>
+              </m:sSubPr>
+              <m:e>
+                <m:r>
+                  <w:rPr>
+                    <w:rFonts w:ascii="Cambria Math" w:hAnsi="Cambria Math"/>
+                  </w:rPr>
+                  <m:t>p</m:t>
+                </m:r>
+              </m:e>
+              <m:sub>
+                <m:r>
+                  <w:rPr>
+                    <w:rFonts w:ascii="Cambria Math" w:hAnsi="Cambria Math"/>
+                  </w:rPr>
+                  <m:t>1</m:t>
+                </m:r>
+              </m:sub>
+            </m:sSub>
+            <m:r>
+              <m:rPr>
+                <m:sty m:val="p"/>
+              </m:rPr>
+              <w:rPr>
+                <w:rFonts w:ascii="Cambria Math" w:hAnsi="Cambria Math"/>
+              </w:rPr>
+              <m:t>…</m:t>
+            </m:r>
+            <m:sSub>
+              <m:sSubPr>
+                <m:ctrlPr>
+                  <w:rPr>
+                    <w:rFonts w:ascii="Cambria Math" w:hAnsi="Cambria Math"/>
+                  </w:rPr>
+                </m:ctrlPr>
+              </m:sSubPr>
+              <m:e>
+                <m:r>
+                  <w:rPr>
+                    <w:rFonts w:ascii="Cambria Math" w:hAnsi="Cambria Math"/>
+                  </w:rPr>
+                  <m:t>p</m:t>
+                </m:r>
+              </m:e>
+              <m:sub>
+                <m:r>
+                  <w:rPr>
+                    <w:rFonts w:ascii="Cambria Math" w:hAnsi="Cambria Math"/>
+                  </w:rPr>
+                  <m:t>n</m:t>
+                </m:r>
+              </m:sub>
+            </m:sSub>
+          </m:e>
+        </m:d>
+      </m:oMath>
+      <w:r>
+        <w:t xml:space="preserve"> into predicted outcomes </w:t>
+      </w:r>
+      <m:oMath>
+        <m:sSub>
+          <m:sSubPr>
+            <m:ctrlPr>
+              <w:rPr>
+                <w:rFonts w:ascii="Cambria Math" w:hAnsi="Cambria Math"/>
+                <w:i/>
+                <w:lang w:val="en"/>
+              </w:rPr>
+            </m:ctrlPr>
+          </m:sSubPr>
+          <m:e>
+            <m:acc>
+              <m:accPr>
+                <m:ctrlPr>
+                  <w:rPr>
+                    <w:rFonts w:ascii="Cambria Math" w:hAnsi="Cambria Math"/>
+                    <w:i/>
+                    <w:lang w:val="en"/>
+                  </w:rPr>
+                </m:ctrlPr>
+              </m:accPr>
+              <m:e>
+                <m:r>
+                  <w:rPr>
+                    <w:rFonts w:ascii="Cambria Math" w:hAnsi="Cambria Math"/>
+                    <w:lang w:val="en"/>
+                  </w:rPr>
+                  <m:t>Y</m:t>
+                </m:r>
+              </m:e>
+            </m:acc>
+          </m:e>
+          <m:sub>
+            <m:r>
+              <w:rPr>
+                <w:rFonts w:ascii="Cambria Math" w:hAnsi="Cambria Math"/>
+                <w:lang w:val="en"/>
+              </w:rPr>
+              <m:t>i</m:t>
+            </m:r>
+          </m:sub>
+        </m:sSub>
+      </m:oMath>
+      <w:r>
+        <w:t>,</w:t>
+      </w:r>
+      <w:r>
+        <w:t xml:space="preserve"> </w:t>
+      </w:r>
+      <w:r>
+        <w:t xml:space="preserve">which </w:t>
+      </w:r>
+      <w:r>
+        <w:t>we organized into</w:t>
+      </w:r>
+      <w:r>
+        <w:t xml:space="preserve"> the four sub-components of variables, parameters, model</w:t>
+      </w:r>
+      <w:r>
+        <w:t>s</w:t>
+      </w:r>
+      <w:r>
+        <w:t>, and predicted outcomes.</w:t>
+      </w:r>
+      <w:r>
+        <w:t xml:space="preserve"> </w:t>
+      </w:r>
+      <w:r>
+        <w:t>The v</w:t>
+      </w:r>
+      <w:r>
+        <w:t>ariable</w:t>
+      </w:r>
+      <w:r>
+        <w:t>s</w:t>
+      </w:r>
+      <w:r>
+        <w:t xml:space="preserve"> sub-component </w:t>
+      </w:r>
+      <w:r>
+        <w:t>was required to hold</w:t>
+      </w:r>
+      <w:r>
+        <w:t xml:space="preserve"> records from the output of the spatial data component, where </w:t>
+      </w:r>
+      <w:r>
+        <w:t>each record</w:t>
+      </w:r>
+      <w:r>
+        <w:t xml:space="preserve"> contain</w:t>
+      </w:r>
+      <w:r>
+        <w:t>ed</w:t>
+      </w:r>
+      <w:r>
+        <w:t xml:space="preserve"> a point, line, or polygon</w:t>
+      </w:r>
+      <w:r>
+        <w:t xml:space="preserve"> with one or more variables.</w:t>
+      </w:r>
+      <w:r>
+        <w:t xml:space="preserve"> </w:t>
+      </w:r>
+      <w:r>
+        <w:t>The p</w:t>
+      </w:r>
+      <w:r>
+        <w:t>arameters</w:t>
+      </w:r>
+      <w:r>
+        <w:t xml:space="preserve"> </w:t>
+      </w:r>
+      <w:r>
+        <w:t>sub-</w:t>
+      </w:r>
+      <w:r>
+        <w:t>component</w:t>
+      </w:r>
+      <w:r>
+        <w:t xml:space="preserve"> </w:t>
+      </w:r>
+      <w:r>
+        <w:t>was required to contain</w:t>
+      </w:r>
+      <w:r>
+        <w:t xml:space="preserve"> a set of optional values that altered the behavior of model</w:t>
+      </w:r>
+      <w:r>
+        <w:t>s</w:t>
+      </w:r>
+      <w:r>
+        <w:t xml:space="preserve"> to gain potential benefits, such as improved </w:t>
+      </w:r>
+      <w:r>
+        <w:t xml:space="preserve">model </w:t>
+      </w:r>
+      <w:r>
+        <w:t>performance</w:t>
+      </w:r>
+      <w:r>
+        <w:t>, interpretability,</w:t>
+      </w:r>
+      <w:r>
+        <w:t xml:space="preserve"> or efficiency </w:t>
+      </w:r>
+      <w:r>
+        <w:fldChar w:fldCharType="begin"/>
+      </w:r>
+      <w:r>
+        <w:instrText xml:space="preserve"> ADDIN ZOTERO_ITEM CSL_CITATION {"citationID":"ie5wLUrf","properties":{"formattedCitation":"[46\\uc0\\u8211{}48]","plainCitation":"[46–48]","noteIndex":0},"citationItems":[{"id":1372,"uris":["http://zotero.org/users/6749620/items/TFCUAQ59"],"itemData":{"id":1372,"type":"article-journal","abstract":"Identification and qualitative comparison of sensitivity analysis methods that have been used across various disciplines, and that merit consideration for application to food-safety risk assessment models, are presented in this article. Sensitivity analysis can help in identifying critical control points, prioritizing additional data collection or research, and verifying and validating a model. Ten sensitivity analysis methods, including four mathematical methods, five statistical methods, and one graphical method, are identified. The selected methods are compared on the basis of their applicability to different types of models, computational issues such as initial data requirement and complexity of their application, representation of the sensitivity, and the specific uses of these methods. Applications of these methods are illustrated with examples from various fields. No one method is clearly best for food-safety risk models. In general, use of two or more methods, preferably with dissimilar theoretical foundations, may be needed to increase confidence in the ranking of key inputs.","container-title":"Risk Analysis","DOI":"https://doi.org/10.1111/0272-4332.00039","ISSN":"1539-6924","issue":"3","language":"en","note":"_eprint: https://onlinelibrary.wiley.com/doi/pdf/10.1111/0272-4332.00039","page":"553-578","source":"Wiley Online Library","title":"Identification and Review of Sensitivity Analysis Methods","volume":"22","author":[{"family":"Frey","given":"H. Christopher"},{"family":"Patil","given":"Sumeet R."}],"issued":{"date-parts":[["2002"]]},"citation-key":"freyIdentificationReviewSensitivity2002"}},{"id":3164,"uris":["http://zotero.org/users/6749620/items/MMCMRLDX"],"itemData":{"id":3164,"type":"article-journal","container-title":"Essays in biochemistry","note":"publisher: Portland Press Ltd.","page":"177–194","source":"Google Scholar","title":"Sensitivity analysis: from model parameters to system behaviour","title-short":"Sensitivity analysis","volume":"45","author":[{"family":"Ingalls","given":"Brian"}],"issued":{"date-parts":[["2008"]]},"citation-key":"ingallsSensitivityAnalysisModel2008"}},{"id":3163,"uris":["http://zotero.org/users/6749620/items/DSF386CU"],"itemData":{"id":3163,"type":"article-journal","container-title":"Environmental Monitoring and Assessment","DOI":"10.1007/BF00547132","ISSN":"0167-6369, 1573-2959","issue":"2","journalAbbreviation":"Environ Monit Assess","language":"en","license":"http://www.springer.com/tdm","page":"135-154","source":"DOI.org (Crossref)","title":"A review of techniques for parameter sensitivity analysis of environmental models","volume":"32","author":[{"family":"Hamby","given":"D. M."}],"issued":{"date-parts":[["1994",9]]},"citation-key":"hambyReviewTechniquesParameter1994"}}],"schema":"https://github.com/citation-style-language/schema/raw/master/csl-citation.json"} </w:instrText>
+      </w:r>
+      <w:r>
+        <w:fldChar w:fldCharType="separate"/>
+      </w:r>
+      <w:r>
+        <w:t>[46–48]</w:t>
+      </w:r>
+      <w:r>
+        <w:fldChar w:fldCharType="end"/>
+      </w:r>
+      <w:r>
+        <w:t>. The mo</w:t>
+      </w:r>
+      <w:r>
+        <w:t>d</w:t>
+      </w:r>
+      <w:r>
+        <w:t>el</w:t>
+      </w:r>
+      <w:r>
+        <w:t>s</w:t>
+      </w:r>
+      <w:r>
+        <w:t xml:space="preserve"> sub-component</w:t>
+      </w:r>
+      <w:r>
+        <w:t xml:space="preserve"> </w:t>
+      </w:r>
+      <w:r>
+        <w:t>was required to process</w:t>
+      </w:r>
+      <w:r>
+        <w:t xml:space="preserve"> the variables and parameters, </w:t>
+      </w:r>
+      <w:r>
+        <w:t>discover</w:t>
+      </w:r>
+      <w:r>
+        <w:t xml:space="preserve"> patterns among these variables</w:t>
+      </w:r>
+      <w:r>
+        <w:t xml:space="preserve"> that</w:t>
+      </w:r>
+      <w:r>
+        <w:t xml:space="preserve"> had predictive relationships with a selected outcome</w:t>
+      </w:r>
+      <w:r>
+        <w:t>,</w:t>
+      </w:r>
+      <w:r>
+        <w:t xml:space="preserve"> alter its </w:t>
+      </w:r>
+      <w:r>
+        <w:t>behaviors</w:t>
+      </w:r>
+      <w:r>
+        <w:t xml:space="preserve"> based on the parameters if applicable,</w:t>
+      </w:r>
+      <w:r>
+        <w:t xml:space="preserve"> and </w:t>
+      </w:r>
+      <w:r>
+        <w:t>produce</w:t>
+      </w:r>
+      <w:r>
+        <w:t xml:space="preserve"> predicted outcomes</w:t>
+      </w:r>
+      <w:r>
+        <w:t xml:space="preserve"> </w:t>
+      </w:r>
+      <w:r>
+        <w:t>based on the</w:t>
+      </w:r>
+      <w:r>
+        <w:t xml:space="preserve"> discovered</w:t>
+      </w:r>
+      <w:r>
+        <w:t xml:space="preserve"> patterns</w:t>
       </w:r>
       <w:r>
         <w:t>.</w:t>
       </w:r>
       <w:r>
-        <w:t>3</w:t>
-      </w:r>
-      <w:r>
-        <w:t xml:space="preserve">. </w:t>
-      </w:r>
-      <w:r>
-        <w:t>Geo-intervention Generation Component</w:t>
+        <w:t xml:space="preserve"> </w:t>
+      </w:r>
+      <w:r>
+        <w:t xml:space="preserve">The </w:t>
+      </w:r>
+      <w:r>
+        <w:t xml:space="preserve">predicted outcomes sub-component </w:t>
+      </w:r>
+      <w:r>
+        <w:t>was required to</w:t>
+      </w:r>
+      <w:r>
+        <w:t xml:space="preserve"> </w:t>
+      </w:r>
+      <w:r>
+        <w:t>hold</w:t>
+      </w:r>
+      <w:r>
+        <w:t xml:space="preserve"> records consisting of points, lines, and polygons with predicted outcome value</w:t>
+      </w:r>
+      <w:r>
+        <w:t>s</w:t>
+      </w:r>
+      <w:r>
+        <w:t xml:space="preserve"> </w:t>
+      </w:r>
+      <w:r>
+        <w:t>from the model</w:t>
+      </w:r>
+      <w:r>
+        <w:t>.</w:t>
+      </w:r>
+      <w:r>
+        <w:t xml:space="preserve"> </w:t>
+      </w:r>
+      <w:r>
+        <w:t xml:space="preserve">We note that the minimization of predicted and actual outcome differences is a simplification of predictive modelling, as models tend to not generalize well to new data, performing well on training data, but poorly on new unseen data </w:t>
+      </w:r>
+      <w:r>
+        <w:fldChar w:fldCharType="begin"/>
+      </w:r>
+      <w:r>
+        <w:instrText xml:space="preserve"> ADDIN ZOTERO_ITEM CSL_CITATION {"citationID":"VUjgvl26","properties":{"formattedCitation":"[49]","plainCitation":"[49]","noteIndex":0},"citationItems":[{"id":3172,"uris":["http://zotero.org/users/6749620/items/DFSKVKC8"],"itemData":{"id":3172,"type":"article-journal","container-title":"Journal of Chemical Information and Computer Sciences","DOI":"10.1021/ci0342472","ISSN":"0095-2338","issue":"1","journalAbbreviation":"J. Chem. Inf. Comput. Sci.","language":"en","page":"1-12","source":"DOI.org (Crossref)","title":"The Problem of Overfitting","volume":"44","author":[{"family":"Hawkins","given":"Douglas M."}],"issued":{"date-parts":[["2004",1,1]]},"citation-key":"hawkinsProblemOverfitting2004"}}],"schema":"https://github.com/citation-style-language/schema/raw/master/csl-citation.json"} </w:instrText>
+      </w:r>
+      <w:r>
+        <w:fldChar w:fldCharType="separate"/>
+      </w:r>
+      <w:r>
+        <w:rPr>
+          <w:noProof/>
+        </w:rPr>
+        <w:t>[49]</w:t>
+      </w:r>
+      <w:r>
+        <w:fldChar w:fldCharType="end"/>
+      </w:r>
+      <w:r>
+        <w:t>.</w:t>
+      </w:r>
+      <w:r>
+        <w:t xml:space="preserve"> There is also not a single model that works well for every problem, and the exploration of multiple models can result in benefits, such as gains in predictive performance </w:t>
+      </w:r>
+      <w:r>
+        <w:fldChar w:fldCharType="begin"/>
+      </w:r>
+      <w:r>
+        <w:instrText xml:space="preserve"> ADDIN ZOTERO_ITEM CSL_CITATION {"citationID":"piVmGf2F","properties":{"formattedCitation":"[50]","plainCitation":"[50]","noteIndex":0},"citationItems":[{"id":3178,"uris":["http://zotero.org/users/6749620/items/U6BDVQ5K"],"itemData":{"id":3178,"type":"article-journal","container-title":"IEEE Signal Processing Magazine","issue":"6","note":"publisher: IEEE","page":"16–34","source":"Google Scholar","title":"Model selection techniques: An overview","title-short":"Model selection techniques","volume":"35","author":[{"family":"Ding","given":"Jie"},{"family":"Tarokh","given":"Vahid"},{"family":"Yang","given":"Yuhong"}],"issued":{"date-parts":[["2018"]]},"citation-key":"dingModelSelectionTechniques2018"}}],"schema":"https://github.com/citation-style-language/schema/raw/master/csl-citation.json"} </w:instrText>
+      </w:r>
+      <w:r>
+        <w:fldChar w:fldCharType="separate"/>
+      </w:r>
+      <w:r>
+        <w:rPr>
+          <w:noProof/>
+        </w:rPr>
+        <w:t>[50]</w:t>
+      </w:r>
+      <w:r>
+        <w:fldChar w:fldCharType="end"/>
+      </w:r>
+      <w:r>
+        <w:t>.</w:t>
+      </w:r>
+      <w:r>
+        <w:t xml:space="preserve"> Thus, we added two additional sub-components of model selection and metrics, that were required to hold algorithms executing strategies</w:t>
+      </w:r>
+      <w:r>
+        <w:t xml:space="preserve"> (e.g. cross validation</w:t>
+      </w:r>
+      <w:r>
+        <w:t xml:space="preserve"> </w:t>
+      </w:r>
+      <w:r>
+        <w:fldChar w:fldCharType="begin"/>
+      </w:r>
+      <w:r>
+        <w:instrText xml:space="preserve"> ADDIN ZOTERO_ITEM CSL_CITATION {"citationID":"0EIpetvP","properties":{"formattedCitation":"[51]","plainCitation":"[51]","noteIndex":0},"citationItems":[{"id":3176,"uris":["http://zotero.org/users/6749620/items/G8UHF2KM"],"itemData":{"id":3176,"type":"chapter","abstract":"Cross-validation is one of the most widely used data resampling methods to estimate the true prediction error of models and to tune model parameters. This article provides an introduction to the most common types of cross-validation and their related data resampling methods.","container-title":"Encyclopedia of Bioinformatics and Computational Biology","event-place":"Oxford","ISBN":"978-0-12-811432-2","note":"DOI: 10.1016/B978-0-12-809633-8.20349-X","page":"542-545","publisher":"Academic Press","publisher-place":"Oxford","source":"ScienceDirect","title":"Cross-Validation","URL":"https://www.sciencedirect.com/science/article/pii/B978012809633820349X","author":[{"family":"Berrar","given":"Daniel"}],"editor":[{"family":"Ranganathan","given":"Shoba"},{"family":"Gribskov","given":"Michael"},{"family":"Nakai","given":"Kenta"},{"family":"Schönbach","given":"Christian"}],"accessed":{"date-parts":[["2024",12,25]]},"issued":{"date-parts":[["2019",1,1]]},"citation-key":"berrarCrossValidation2019"}}],"schema":"https://github.com/citation-style-language/schema/raw/master/csl-citation.json"} </w:instrText>
+      </w:r>
+      <w:r>
+        <w:fldChar w:fldCharType="separate"/>
+      </w:r>
+      <w:r>
+        <w:rPr>
+          <w:noProof/>
+        </w:rPr>
+        <w:t>[51]</w:t>
+      </w:r>
+      <w:r>
+        <w:fldChar w:fldCharType="end"/>
+      </w:r>
+      <w:r>
+        <w:t>)</w:t>
+      </w:r>
+      <w:r>
+        <w:t xml:space="preserve"> to evaluate and select the best performing model out of a test of multiple models, using one or more defined metrics</w:t>
+      </w:r>
+      <w:r>
+        <w:t xml:space="preserve"> on the predicted outcomes</w:t>
+      </w:r>
+      <w:r>
+        <w:t>.</w:t>
       </w:r>
     </w:p>
     <w:p>
       <w:pPr>
-        <w:pStyle w:val="MDPI31text"/>
-        <w:rPr>
-          <w:lang w:val="en"/>
-        </w:rPr>
-      </w:pPr>
-      <w:r>
-        <w:rPr>
-          <w:lang w:val="en"/>
-        </w:rPr>
-        <w:t>x.</w:t>
+        <w:pStyle w:val="MDPI23heading3"/>
+        <w:rPr>
+          <w:lang w:val="en"/>
+        </w:rPr>
+      </w:pPr>
+      <w:r>
+        <w:t>2.</w:t>
+      </w:r>
+      <w:r>
+        <w:t>2</w:t>
+      </w:r>
+      <w:r>
+        <w:t>.</w:t>
+      </w:r>
+      <w:r>
+        <w:t>3</w:t>
+      </w:r>
+      <w:r>
+        <w:t xml:space="preserve">. </w:t>
+      </w:r>
+      <w:r>
+        <w:t>Geo-intervention Generation Component</w:t>
       </w:r>
     </w:p>
     <w:p>
       <w:pPr>
-        <w:pStyle w:val="MDPI22heading2"/>
-      </w:pPr>
-      <w:r>
-        <w:t>2</w:t>
-      </w:r>
-      <w:r>
-        <w:t>.</w:t>
-      </w:r>
-      <w:r>
-        <w:t>3</w:t>
-      </w:r>
-      <w:r>
-        <w:t xml:space="preserve">. </w:t>
-      </w:r>
-      <w:r>
-        <w:t>C</w:t>
-      </w:r>
-      <w:r>
-        <w:t>ase Study</w:t>
+        <w:pStyle w:val="MDPI31text"/>
+        <w:rPr>
+          <w:lang w:val="en"/>
+        </w:rPr>
+      </w:pPr>
+      <w:r>
+        <w:rPr>
+          <w:lang w:val="en"/>
+        </w:rPr>
+        <w:t>x.</w:t>
       </w:r>
     </w:p>
     <w:p>
       <w:pPr>
-        <w:pStyle w:val="MDPI31text"/>
-      </w:pPr>
-      <w:r>
-        <w:t>x.</w:t>
+        <w:pStyle w:val="MDPI22heading2"/>
+      </w:pPr>
+      <w:r>
+        <w:t>2</w:t>
+      </w:r>
+      <w:r>
+        <w:t>.</w:t>
+      </w:r>
+      <w:r>
+        <w:t>3</w:t>
+      </w:r>
+      <w:r>
+        <w:t xml:space="preserve">. </w:t>
+      </w:r>
+      <w:r>
+        <w:t>C</w:t>
+      </w:r>
+      <w:r>
+        <w:t>ase Study</w:t>
       </w:r>
     </w:p>
     <w:p>
       <w:pPr>
-        <w:pStyle w:val="MDPI21heading1"/>
-      </w:pPr>
-      <w:r>
-        <w:t>3. Results</w:t>
+        <w:pStyle w:val="MDPI31text"/>
+      </w:pPr>
+      <w:r>
+        <w:t>x.</w:t>
       </w:r>
     </w:p>
     <w:p>
       <w:pPr>
-        <w:pStyle w:val="MDPI31text"/>
-      </w:pPr>
-      <w:r>
-        <w:t>This section may be divided by subheadings. It should provide a concise and precise description of the experimental results</w:t>
-      </w:r>
-      <w:r>
-        <w:t>, their interpretation, as well as the experimental conclusions that can be drawn.</w:t>
+        <w:pStyle w:val="MDPI21heading1"/>
+      </w:pPr>
+      <w:r>
+        <w:t>3. Results</w:t>
       </w:r>
     </w:p>
     <w:p>
       <w:pPr>
+        <w:pStyle w:val="MDPI31text"/>
+      </w:pPr>
+      <w:r>
+        <w:lastRenderedPageBreak/>
+        <w:t>This section may be divided by subheadings. It should provide a concise and precise description of the experimental results</w:t>
+      </w:r>
+      <w:r>
+        <w:t>, their interpretation, as well as the experimental conclusions that can be drawn.</w:t>
+      </w:r>
+    </w:p>
+    <w:p>
+      <w:pPr>
         <w:pStyle w:val="MDPI22heading2"/>
         <w:spacing w:before="240"/>
       </w:pPr>
@@ -9569,13 +12187,8 @@
         <w:t>F</w:t>
       </w:r>
       <w:r>
-        <w:t xml:space="preserve">irst </w:t>
-      </w:r>
-      <w:proofErr w:type="gramStart"/>
-      <w:r>
-        <w:t>bullet;</w:t>
-      </w:r>
-      <w:proofErr w:type="gramEnd"/>
+        <w:t>irst bullet;</w:t>
+      </w:r>
     </w:p>
     <w:p>
       <w:pPr>
@@ -9585,13 +12198,8 @@
         <w:t>S</w:t>
       </w:r>
       <w:r>
-        <w:t xml:space="preserve">econd </w:t>
-      </w:r>
-      <w:proofErr w:type="gramStart"/>
-      <w:r>
-        <w:t>bullet;</w:t>
-      </w:r>
-      <w:proofErr w:type="gramEnd"/>
+        <w:t>econd bullet;</w:t>
+      </w:r>
     </w:p>
     <w:p>
       <w:pPr>
@@ -9622,13 +12230,8 @@
         <w:t>F</w:t>
       </w:r>
       <w:r>
-        <w:t xml:space="preserve">irst </w:t>
-      </w:r>
-      <w:proofErr w:type="gramStart"/>
-      <w:r>
-        <w:t>item;</w:t>
-      </w:r>
-      <w:proofErr w:type="gramEnd"/>
+        <w:t>irst item;</w:t>
+      </w:r>
     </w:p>
     <w:p>
       <w:pPr>
@@ -9638,13 +12241,8 @@
         <w:t>S</w:t>
       </w:r>
       <w:r>
-        <w:t xml:space="preserve">econd </w:t>
-      </w:r>
-      <w:proofErr w:type="gramStart"/>
-      <w:r>
-        <w:t>item;</w:t>
-      </w:r>
-      <w:proofErr w:type="gramEnd"/>
+        <w:t>econd item;</w:t>
+      </w:r>
     </w:p>
     <w:p>
       <w:pPr>
@@ -9675,7 +12273,6 @@
         </w:rPr>
       </w:pPr>
       <w:r>
-        <w:lastRenderedPageBreak/>
         <w:t>3.2</w:t>
       </w:r>
       <w:r>
@@ -10242,6 +12839,7 @@
         <w:rPr>
           <w:b/>
         </w:rPr>
+        <w:lastRenderedPageBreak/>
         <w:t xml:space="preserve">Figure 2. </w:t>
       </w:r>
       <w:r>
@@ -11623,6 +14221,7 @@
         <w:pStyle w:val="MDPI31text"/>
       </w:pPr>
       <w:r>
+        <w:lastRenderedPageBreak/>
         <w:t xml:space="preserve">This section is </w:t>
       </w:r>
       <w:r>
@@ -11679,43 +14278,19 @@
         <w:t xml:space="preserve">s: </w:t>
       </w:r>
       <w:r>
-        <w:t xml:space="preserve">Conceptualization, Richard Wen; methodology, Richard Wen, </w:t>
-      </w:r>
-      <w:proofErr w:type="spellStart"/>
-      <w:r>
-        <w:t>Songnian</w:t>
-      </w:r>
-      <w:proofErr w:type="spellEnd"/>
-      <w:r>
-        <w:t xml:space="preserve"> Li; Investigation, data curation, software, writing—original draft preparation, Richard Wen; superv</w:t>
+        <w:t>Conceptualization, Richard Wen; methodology, Richard Wen, Songnian Li; Investigation, data curation, software, writing—original draft preparation, Richard Wen; superv</w:t>
       </w:r>
       <w:r>
         <w:t>i</w:t>
       </w:r>
       <w:r>
-        <w:t xml:space="preserve">sion, funding acquisition, resources, project administration, </w:t>
-      </w:r>
-      <w:proofErr w:type="spellStart"/>
-      <w:r>
-        <w:t>Songnian</w:t>
-      </w:r>
-      <w:proofErr w:type="spellEnd"/>
-      <w:r>
-        <w:t xml:space="preserve"> Li; writing—review and e</w:t>
+        <w:t>sion, funding acquisition, resources, project administration, Songnian Li; writing—review and e</w:t>
       </w:r>
       <w:r>
         <w:t>d</w:t>
       </w:r>
       <w:r>
-        <w:t xml:space="preserve">iting, Richard Wen, </w:t>
-      </w:r>
-      <w:proofErr w:type="spellStart"/>
-      <w:r>
-        <w:t>Songnian</w:t>
-      </w:r>
-      <w:proofErr w:type="spellEnd"/>
-      <w:r>
-        <w:t xml:space="preserve"> Li. All authors have read and agreed to the published version of the manuscript.</w:t>
+        <w:t>iting, Richard Wen, Songnian Li. All authors have read and agreed to the published version of the manuscript.</w:t>
       </w:r>
     </w:p>
     <w:p>
@@ -11749,11 +14324,7 @@
         <w:t>Data Availability Statement:</w:t>
       </w:r>
       <w:r>
-        <w:t xml:space="preserve"> We encourage all authors of articles published in MDPI journals to share their research data. In this section, please provide details regarding where data supporting reported results can be found, including links to publicly archived datasets analyzed or generated during the study. Where no new data were created, or where data is unavailable due to privacy or </w:t>
-      </w:r>
-      <w:r>
-        <w:lastRenderedPageBreak/>
-        <w:t>ethical restrictions, a statement is still required. Suggested Data Availability Statements are available in section “MDPI Research Data Policies” at https://www.mdpi.com/ethics.</w:t>
+        <w:t xml:space="preserve"> We encourage all authors of articles published in MDPI journals to share their research data. In this section, please provide details regarding where data supporting reported results can be found, including links to publicly archived datasets analyzed or generated during the study. Where no new data were created, or where data is unavailable due to privacy or ethical restrictions, a statement is still required. Suggested Data Availability Statements are available in section “MDPI Research Data Policies” at https://www.mdpi.com/ethics.</w:t>
       </w:r>
     </w:p>
     <w:p>
@@ -11909,16 +14480,8 @@
         <w:rPr>
           <w:sz w:val="18"/>
         </w:rPr>
-        <w:t xml:space="preserve">; Geneva, </w:t>
-      </w:r>
-      <w:proofErr w:type="gramStart"/>
-      <w:r>
-        <w:rPr>
-          <w:sz w:val="18"/>
-        </w:rPr>
-        <w:t>2018;</w:t>
-      </w:r>
-      <w:proofErr w:type="gramEnd"/>
+        <w:t>; Geneva, 2018;</w:t>
+      </w:r>
     </w:p>
     <w:p>
       <w:pPr>
@@ -11952,16 +14515,8 @@
         <w:rPr>
           <w:sz w:val="18"/>
         </w:rPr>
-        <w:t xml:space="preserve">; Vienna, </w:t>
-      </w:r>
-      <w:proofErr w:type="gramStart"/>
-      <w:r>
-        <w:rPr>
-          <w:sz w:val="18"/>
-        </w:rPr>
-        <w:t>2019;</w:t>
-      </w:r>
-      <w:proofErr w:type="gramEnd"/>
+        <w:t>; Vienna, 2019;</w:t>
+      </w:r>
     </w:p>
     <w:p>
       <w:pPr>
@@ -12107,21 +14662,7 @@
           <w:sz w:val="18"/>
         </w:rPr>
         <w:tab/>
-        <w:t xml:space="preserve">Richard Wen Generative Design of Geospatial Interventions </w:t>
-      </w:r>
-      <w:proofErr w:type="gramStart"/>
-      <w:r>
-        <w:rPr>
-          <w:sz w:val="18"/>
-        </w:rPr>
-        <w:t>With</w:t>
-      </w:r>
-      <w:proofErr w:type="gramEnd"/>
-      <w:r>
-        <w:rPr>
-          <w:sz w:val="18"/>
-        </w:rPr>
-        <w:t xml:space="preserve"> Automated Machine Learning and Bayesian Optimization, Toronto Metropolitan University: Toronto, 2023.</w:t>
+        <w:t>Richard Wen Generative Design of Geospatial Interventions With Automated Machine Learning and Bayesian Optimization, Toronto Metropolitan University: Toronto, 2023.</w:t>
       </w:r>
     </w:p>
     <w:p>
@@ -12142,35 +14683,7 @@
           <w:sz w:val="18"/>
         </w:rPr>
         <w:tab/>
-        <w:t xml:space="preserve">Bonnet, E.; </w:t>
-      </w:r>
-      <w:proofErr w:type="spellStart"/>
-      <w:r>
-        <w:rPr>
-          <w:sz w:val="18"/>
-        </w:rPr>
-        <w:t>Lechat</w:t>
-      </w:r>
-      <w:proofErr w:type="spellEnd"/>
-      <w:r>
-        <w:rPr>
-          <w:sz w:val="18"/>
-        </w:rPr>
-        <w:t xml:space="preserve">, L.; </w:t>
-      </w:r>
-      <w:proofErr w:type="spellStart"/>
-      <w:r>
-        <w:rPr>
-          <w:sz w:val="18"/>
-        </w:rPr>
-        <w:t>Ridde</w:t>
-      </w:r>
-      <w:proofErr w:type="spellEnd"/>
-      <w:r>
-        <w:rPr>
-          <w:sz w:val="18"/>
-        </w:rPr>
-        <w:t xml:space="preserve">, V. What Interventions Are Required to Reduce Road Traffic Injuries in Africa? A Scoping Review of the Literature. </w:t>
+        <w:t xml:space="preserve">Bonnet, E.; Lechat, L.; Ridde, V. What Interventions Are Required to Reduce Road Traffic Injuries in Africa? A Scoping Review of the Literature. </w:t>
       </w:r>
       <w:r>
         <w:rPr>
@@ -12212,21 +14725,7 @@
         <w:rPr>
           <w:sz w:val="18"/>
         </w:rPr>
-        <w:t xml:space="preserve">, e0208195, </w:t>
-      </w:r>
-      <w:proofErr w:type="gramStart"/>
-      <w:r>
-        <w:rPr>
-          <w:sz w:val="18"/>
-        </w:rPr>
-        <w:t>doi:10.1371/journal.pone</w:t>
-      </w:r>
-      <w:proofErr w:type="gramEnd"/>
-      <w:r>
-        <w:rPr>
-          <w:sz w:val="18"/>
-        </w:rPr>
-        <w:t>.0208195.</w:t>
+        <w:t>, e0208195, doi:10.1371/journal.pone.0208195.</w:t>
       </w:r>
     </w:p>
     <w:p>
@@ -12381,18 +14880,72 @@
           <w:iCs/>
           <w:sz w:val="18"/>
         </w:rPr>
-        <w:t xml:space="preserve">Int J Health </w:t>
-      </w:r>
-      <w:proofErr w:type="spellStart"/>
+        <w:t>Int J Health Geogr</w:t>
+      </w:r>
+      <w:r>
+        <w:rPr>
+          <w:sz w:val="18"/>
+        </w:rPr>
+        <w:t xml:space="preserve"> </w:t>
+      </w:r>
+      <w:r>
+        <w:rPr>
+          <w:b/>
+          <w:bCs/>
+          <w:sz w:val="18"/>
+        </w:rPr>
+        <w:t>2004</w:t>
+      </w:r>
+      <w:r>
+        <w:rPr>
+          <w:sz w:val="18"/>
+        </w:rPr>
+        <w:t xml:space="preserve">, </w:t>
+      </w:r>
       <w:r>
         <w:rPr>
           <w:i/>
           <w:iCs/>
           <w:sz w:val="18"/>
         </w:rPr>
-        <w:t>Geogr</w:t>
-      </w:r>
-      <w:proofErr w:type="spellEnd"/>
+        <w:t>3</w:t>
+      </w:r>
+      <w:r>
+        <w:rPr>
+          <w:sz w:val="18"/>
+        </w:rPr>
+        <w:t>, 1, doi:10.1186/1476-072X-3-1.</w:t>
+      </w:r>
+    </w:p>
+    <w:p>
+      <w:pPr>
+        <w:pStyle w:val="Bibliography"/>
+        <w:rPr>
+          <w:sz w:val="18"/>
+        </w:rPr>
+      </w:pPr>
+      <w:r>
+        <w:rPr>
+          <w:sz w:val="18"/>
+        </w:rPr>
+        <w:lastRenderedPageBreak/>
+        <w:t xml:space="preserve">10. </w:t>
+      </w:r>
+      <w:r>
+        <w:rPr>
+          <w:sz w:val="18"/>
+        </w:rPr>
+        <w:tab/>
+        <w:t xml:space="preserve">Nykiforuk, C.I.J.; Flaman, L.M. Geographic Information Systems (GIS) for Health Promotion and Public Health: A Review. </w:t>
+      </w:r>
+      <w:r>
+        <w:rPr>
+          <w:i/>
+          <w:iCs/>
+          <w:sz w:val="18"/>
+        </w:rPr>
+        <w:t>Health Promotion Practice</w:t>
+      </w:r>
       <w:r>
         <w:rPr>
           <w:sz w:val="18"/>
@@ -12405,7 +14958,7 @@
           <w:bCs/>
           <w:sz w:val="18"/>
         </w:rPr>
-        <w:t>2004</w:t>
+        <w:t>2011</w:t>
       </w:r>
       <w:r>
         <w:rPr>
@@ -12419,13 +14972,13 @@
           <w:iCs/>
           <w:sz w:val="18"/>
         </w:rPr>
-        <w:t>3</w:t>
-      </w:r>
-      <w:r>
-        <w:rPr>
-          <w:sz w:val="18"/>
-        </w:rPr>
-        <w:t>, 1, doi:10.1186/1476-072X-3-1.</w:t>
+        <w:t>12</w:t>
+      </w:r>
+      <w:r>
+        <w:rPr>
+          <w:sz w:val="18"/>
+        </w:rPr>
+        <w:t>, 63–73, doi:10.1177/1524839909334624.</w:t>
       </w:r>
     </w:p>
     <w:p>
@@ -12439,27 +14992,14 @@
         <w:rPr>
           <w:sz w:val="18"/>
         </w:rPr>
-        <w:t xml:space="preserve">10. </w:t>
+        <w:t xml:space="preserve">11. </w:t>
       </w:r>
       <w:r>
         <w:rPr>
           <w:sz w:val="18"/>
         </w:rPr>
         <w:tab/>
-      </w:r>
-      <w:proofErr w:type="spellStart"/>
-      <w:r>
-        <w:rPr>
-          <w:sz w:val="18"/>
-        </w:rPr>
-        <w:t>Nykiforuk</w:t>
-      </w:r>
-      <w:proofErr w:type="spellEnd"/>
-      <w:r>
-        <w:rPr>
-          <w:sz w:val="18"/>
-        </w:rPr>
-        <w:t xml:space="preserve">, C.I.J.; Flaman, L.M. Geographic Information Systems (GIS) for Health Promotion and Public Health: A Review. </w:t>
+        <w:t xml:space="preserve">Wang, R.; Murayama, Y.; Morimoto, T. Scenario Simulation Studies of Urban Development Using Remote Sensing and GIS: Review. </w:t>
       </w:r>
       <w:r>
         <w:rPr>
@@ -12467,7 +15007,7 @@
           <w:iCs/>
           <w:sz w:val="18"/>
         </w:rPr>
-        <w:t>Health Promotion Practice</w:t>
+        <w:t>Remote Sensing Applications: Society and Environment</w:t>
       </w:r>
       <w:r>
         <w:rPr>
@@ -12481,7 +15021,7 @@
           <w:bCs/>
           <w:sz w:val="18"/>
         </w:rPr>
-        <w:t>2011</w:t>
+        <w:t>2021</w:t>
       </w:r>
       <w:r>
         <w:rPr>
@@ -12495,13 +15035,13 @@
           <w:iCs/>
           <w:sz w:val="18"/>
         </w:rPr>
-        <w:t>12</w:t>
-      </w:r>
-      <w:r>
-        <w:rPr>
-          <w:sz w:val="18"/>
-        </w:rPr>
-        <w:t>, 63–73, doi:10.1177/1524839909334624.</w:t>
+        <w:t>22</w:t>
+      </w:r>
+      <w:r>
+        <w:rPr>
+          <w:sz w:val="18"/>
+        </w:rPr>
+        <w:t>, 100474, doi:10.1016/j.rsase.2021.100474.</w:t>
       </w:r>
     </w:p>
     <w:p>
@@ -12515,14 +15055,35 @@
         <w:rPr>
           <w:sz w:val="18"/>
         </w:rPr>
-        <w:t xml:space="preserve">11. </w:t>
+        <w:t xml:space="preserve">12. </w:t>
       </w:r>
       <w:r>
         <w:rPr>
           <w:sz w:val="18"/>
         </w:rPr>
         <w:tab/>
-        <w:t xml:space="preserve">Wang, R.; Murayama, Y.; Morimoto, T. Scenario Simulation Studies of Urban Development Using Remote Sensing and GIS: Review. </w:t>
+        <w:t>Elsahlamy, E.; Eshra, A.; Eshra, N.; El-Fishawy, N. Empowering GIS with Big Data: A Review of Recent Advances. In Proceedings of the 2021 International Conference on Electronic Engineering (ICEEM); July 2021; pp. 1–7.</w:t>
+      </w:r>
+    </w:p>
+    <w:p>
+      <w:pPr>
+        <w:pStyle w:val="Bibliography"/>
+        <w:rPr>
+          <w:sz w:val="18"/>
+        </w:rPr>
+      </w:pPr>
+      <w:r>
+        <w:rPr>
+          <w:sz w:val="18"/>
+        </w:rPr>
+        <w:t xml:space="preserve">13. </w:t>
+      </w:r>
+      <w:r>
+        <w:rPr>
+          <w:sz w:val="18"/>
+        </w:rPr>
+        <w:tab/>
+        <w:t xml:space="preserve">Bailey, P.E.; Keyes, E.B.; Parker, C.; Abdullah, M.; Kebede, H.; Freedman, L. Using a GIS to Model Interventions to Strengthen the Emergency Referral System for Maternal and Newborn Health in Ethiopia. </w:t>
       </w:r>
       <w:r>
         <w:rPr>
@@ -12530,7 +15091,7 @@
           <w:iCs/>
           <w:sz w:val="18"/>
         </w:rPr>
-        <w:t>Remote Sensing Applications: Society and Environment</w:t>
+        <w:t>International Journal of Gynecology &amp; Obstetrics</w:t>
       </w:r>
       <w:r>
         <w:rPr>
@@ -12544,7 +15105,7 @@
           <w:bCs/>
           <w:sz w:val="18"/>
         </w:rPr>
-        <w:t>2021</w:t>
+        <w:t>2011</w:t>
       </w:r>
       <w:r>
         <w:rPr>
@@ -12558,27 +15119,13 @@
           <w:iCs/>
           <w:sz w:val="18"/>
         </w:rPr>
-        <w:t>22</w:t>
-      </w:r>
-      <w:r>
-        <w:rPr>
-          <w:sz w:val="18"/>
-        </w:rPr>
-        <w:t xml:space="preserve">, 100474, </w:t>
-      </w:r>
-      <w:proofErr w:type="gramStart"/>
-      <w:r>
-        <w:rPr>
-          <w:sz w:val="18"/>
-        </w:rPr>
-        <w:t>doi:10.1016/j.rsase</w:t>
-      </w:r>
-      <w:proofErr w:type="gramEnd"/>
-      <w:r>
-        <w:rPr>
-          <w:sz w:val="18"/>
-        </w:rPr>
-        <w:t>.2021.100474.</w:t>
+        <w:t>115</w:t>
+      </w:r>
+      <w:r>
+        <w:rPr>
+          <w:sz w:val="18"/>
+        </w:rPr>
+        <w:t>, 300–309, doi:10.1016/j.ijgo.2011.09.004.</w:t>
       </w:r>
     </w:p>
     <w:p>
@@ -12592,69 +15139,56 @@
         <w:rPr>
           <w:sz w:val="18"/>
         </w:rPr>
-        <w:t xml:space="preserve">12. </w:t>
+        <w:t xml:space="preserve">14. </w:t>
       </w:r>
       <w:r>
         <w:rPr>
           <w:sz w:val="18"/>
         </w:rPr>
         <w:tab/>
-      </w:r>
-      <w:proofErr w:type="spellStart"/>
-      <w:r>
-        <w:rPr>
-          <w:sz w:val="18"/>
-        </w:rPr>
-        <w:t>Elsahlamy</w:t>
-      </w:r>
-      <w:proofErr w:type="spellEnd"/>
-      <w:r>
-        <w:rPr>
-          <w:sz w:val="18"/>
-        </w:rPr>
-        <w:t xml:space="preserve">, E.; </w:t>
-      </w:r>
-      <w:proofErr w:type="spellStart"/>
-      <w:r>
-        <w:rPr>
-          <w:sz w:val="18"/>
-        </w:rPr>
-        <w:t>Eshra</w:t>
-      </w:r>
-      <w:proofErr w:type="spellEnd"/>
-      <w:r>
-        <w:rPr>
-          <w:sz w:val="18"/>
-        </w:rPr>
-        <w:t xml:space="preserve">, A.; </w:t>
-      </w:r>
-      <w:proofErr w:type="spellStart"/>
-      <w:r>
-        <w:rPr>
-          <w:sz w:val="18"/>
-        </w:rPr>
-        <w:t>Eshra</w:t>
-      </w:r>
-      <w:proofErr w:type="spellEnd"/>
-      <w:r>
-        <w:rPr>
-          <w:sz w:val="18"/>
-        </w:rPr>
-        <w:t>, N.; El-</w:t>
-      </w:r>
-      <w:proofErr w:type="spellStart"/>
-      <w:r>
-        <w:rPr>
-          <w:sz w:val="18"/>
-        </w:rPr>
-        <w:t>Fishawy</w:t>
-      </w:r>
-      <w:proofErr w:type="spellEnd"/>
-      <w:r>
-        <w:rPr>
-          <w:sz w:val="18"/>
-        </w:rPr>
-        <w:t>, N. Empowering GIS with Big Data: A Review of Recent Advances. In Proceedings of the 2021 International Conference on Electronic Engineering (ICEEM); July 2021; pp. 1–7.</w:t>
+        <w:t xml:space="preserve">Franch-Pardo, I.; Napoletano, B.M.; Rosete-Verges, F.; Billa, L. Spatial Analysis and GIS in the Study of COVID-19. A Review. </w:t>
+      </w:r>
+      <w:r>
+        <w:rPr>
+          <w:i/>
+          <w:iCs/>
+          <w:sz w:val="18"/>
+        </w:rPr>
+        <w:t>Science of The Total Environment</w:t>
+      </w:r>
+      <w:r>
+        <w:rPr>
+          <w:sz w:val="18"/>
+        </w:rPr>
+        <w:t xml:space="preserve"> </w:t>
+      </w:r>
+      <w:r>
+        <w:rPr>
+          <w:b/>
+          <w:bCs/>
+          <w:sz w:val="18"/>
+        </w:rPr>
+        <w:t>2020</w:t>
+      </w:r>
+      <w:r>
+        <w:rPr>
+          <w:sz w:val="18"/>
+        </w:rPr>
+        <w:t xml:space="preserve">, </w:t>
+      </w:r>
+      <w:r>
+        <w:rPr>
+          <w:i/>
+          <w:iCs/>
+          <w:sz w:val="18"/>
+        </w:rPr>
+        <w:t>739</w:t>
+      </w:r>
+      <w:r>
+        <w:rPr>
+          <w:sz w:val="18"/>
+        </w:rPr>
+        <w:t>, 140033, doi:10.1016/j.scitotenv.2020.140033.</w:t>
       </w:r>
     </w:p>
     <w:p>
@@ -12668,14 +15202,14 @@
         <w:rPr>
           <w:sz w:val="18"/>
         </w:rPr>
-        <w:t xml:space="preserve">13. </w:t>
+        <w:t xml:space="preserve">15. </w:t>
       </w:r>
       <w:r>
         <w:rPr>
           <w:sz w:val="18"/>
         </w:rPr>
         <w:tab/>
-        <w:t xml:space="preserve">Bailey, P.E.; Keyes, E.B.; Parker, C.; Abdullah, M.; Kebede, H.; Freedman, L. Using a GIS to Model Interventions to Strengthen the Emergency Referral System for Maternal and Newborn Health in Ethiopia. </w:t>
+        <w:t xml:space="preserve">Ištoka Otković, I.; Karleuša, B.; Deluka-Tibljaš, A.; Šurdonja, S.; Marušić, M. Combining Traffic Microsimulation Modeling and Multi-Criteria Analysis for Sustainable Spatial-Traffic Planning. </w:t>
       </w:r>
       <w:r>
         <w:rPr>
@@ -12683,7 +15217,7 @@
           <w:iCs/>
           <w:sz w:val="18"/>
         </w:rPr>
-        <w:t>International Journal of Gynecology &amp; Obstetrics</w:t>
+        <w:t>Land</w:t>
       </w:r>
       <w:r>
         <w:rPr>
@@ -12697,7 +15231,7 @@
           <w:bCs/>
           <w:sz w:val="18"/>
         </w:rPr>
-        <w:t>2011</w:t>
+        <w:t>2021</w:t>
       </w:r>
       <w:r>
         <w:rPr>
@@ -12711,27 +15245,13 @@
           <w:iCs/>
           <w:sz w:val="18"/>
         </w:rPr>
-        <w:t>115</w:t>
-      </w:r>
-      <w:r>
-        <w:rPr>
-          <w:sz w:val="18"/>
-        </w:rPr>
-        <w:t xml:space="preserve">, 300–309, </w:t>
-      </w:r>
-      <w:proofErr w:type="gramStart"/>
-      <w:r>
-        <w:rPr>
-          <w:sz w:val="18"/>
-        </w:rPr>
-        <w:t>doi:10.1016/j.ijgo</w:t>
-      </w:r>
-      <w:proofErr w:type="gramEnd"/>
-      <w:r>
-        <w:rPr>
-          <w:sz w:val="18"/>
-        </w:rPr>
-        <w:t>.2011.09.004.</w:t>
+        <w:t>10</w:t>
+      </w:r>
+      <w:r>
+        <w:rPr>
+          <w:sz w:val="18"/>
+        </w:rPr>
+        <w:t>, 666, doi:10.3390/land10070666.</w:t>
       </w:r>
     </w:p>
     <w:p>
@@ -12745,28 +15265,14 @@
         <w:rPr>
           <w:sz w:val="18"/>
         </w:rPr>
-        <w:t xml:space="preserve">14. </w:t>
+        <w:t xml:space="preserve">16. </w:t>
       </w:r>
       <w:r>
         <w:rPr>
           <w:sz w:val="18"/>
         </w:rPr>
         <w:tab/>
-        <w:t xml:space="preserve">Franch-Pardo, I.; Napoletano, B.M.; </w:t>
-      </w:r>
-      <w:proofErr w:type="spellStart"/>
-      <w:r>
-        <w:rPr>
-          <w:sz w:val="18"/>
-        </w:rPr>
-        <w:t>Rosete</w:t>
-      </w:r>
-      <w:proofErr w:type="spellEnd"/>
-      <w:r>
-        <w:rPr>
-          <w:sz w:val="18"/>
-        </w:rPr>
-        <w:t xml:space="preserve">-Verges, F.; Billa, L. Spatial Analysis and GIS in the Study of COVID-19. A Review. </w:t>
+        <w:t xml:space="preserve">Piza, E.L.; Kennedy, L.W.; Caplan, J.M. Facilitators and Impediments to Designing, Implementing, and Evaluating Risk-Based Policing Strategies Using Risk Terrain Modeling: Insights from a Multi-City Evaluation in the United States. </w:t>
       </w:r>
       <w:r>
         <w:rPr>
@@ -12774,7 +15280,7 @@
           <w:iCs/>
           <w:sz w:val="18"/>
         </w:rPr>
-        <w:t>Science of The Total Environment</w:t>
+        <w:t>Eur J Crim Policy Res</w:t>
       </w:r>
       <w:r>
         <w:rPr>
@@ -12788,7 +15294,7 @@
           <w:bCs/>
           <w:sz w:val="18"/>
         </w:rPr>
-        <w:t>2020</w:t>
+        <w:t>2018</w:t>
       </w:r>
       <w:r>
         <w:rPr>
@@ -12802,27 +15308,13 @@
           <w:iCs/>
           <w:sz w:val="18"/>
         </w:rPr>
-        <w:t>739</w:t>
-      </w:r>
-      <w:r>
-        <w:rPr>
-          <w:sz w:val="18"/>
-        </w:rPr>
-        <w:t xml:space="preserve">, 140033, </w:t>
-      </w:r>
-      <w:proofErr w:type="gramStart"/>
-      <w:r>
-        <w:rPr>
-          <w:sz w:val="18"/>
-        </w:rPr>
-        <w:t>doi:10.1016/j.scitotenv</w:t>
-      </w:r>
-      <w:proofErr w:type="gramEnd"/>
-      <w:r>
-        <w:rPr>
-          <w:sz w:val="18"/>
-        </w:rPr>
-        <w:t>.2020.140033.</w:t>
+        <w:t>24</w:t>
+      </w:r>
+      <w:r>
+        <w:rPr>
+          <w:sz w:val="18"/>
+        </w:rPr>
+        <w:t>, 489–513, doi:10.1007/s10610-017-9367-9.</w:t>
       </w:r>
     </w:p>
     <w:p>
@@ -12836,98 +15328,14 @@
         <w:rPr>
           <w:sz w:val="18"/>
         </w:rPr>
-        <w:lastRenderedPageBreak/>
-        <w:t xml:space="preserve">15. </w:t>
+        <w:t xml:space="preserve">17. </w:t>
       </w:r>
       <w:r>
         <w:rPr>
           <w:sz w:val="18"/>
         </w:rPr>
         <w:tab/>
-      </w:r>
-      <w:proofErr w:type="spellStart"/>
-      <w:r>
-        <w:rPr>
-          <w:sz w:val="18"/>
-        </w:rPr>
-        <w:t>Ištoka</w:t>
-      </w:r>
-      <w:proofErr w:type="spellEnd"/>
-      <w:r>
-        <w:rPr>
-          <w:sz w:val="18"/>
-        </w:rPr>
-        <w:t xml:space="preserve"> </w:t>
-      </w:r>
-      <w:proofErr w:type="spellStart"/>
-      <w:r>
-        <w:rPr>
-          <w:sz w:val="18"/>
-        </w:rPr>
-        <w:t>Otković</w:t>
-      </w:r>
-      <w:proofErr w:type="spellEnd"/>
-      <w:r>
-        <w:rPr>
-          <w:sz w:val="18"/>
-        </w:rPr>
-        <w:t xml:space="preserve">, I.; </w:t>
-      </w:r>
-      <w:proofErr w:type="spellStart"/>
-      <w:r>
-        <w:rPr>
-          <w:sz w:val="18"/>
-        </w:rPr>
-        <w:t>Karleuša</w:t>
-      </w:r>
-      <w:proofErr w:type="spellEnd"/>
-      <w:r>
-        <w:rPr>
-          <w:sz w:val="18"/>
-        </w:rPr>
-        <w:t xml:space="preserve">, B.; </w:t>
-      </w:r>
-      <w:proofErr w:type="spellStart"/>
-      <w:r>
-        <w:rPr>
-          <w:sz w:val="18"/>
-        </w:rPr>
-        <w:t>Deluka-Tibljaš</w:t>
-      </w:r>
-      <w:proofErr w:type="spellEnd"/>
-      <w:r>
-        <w:rPr>
-          <w:sz w:val="18"/>
-        </w:rPr>
-        <w:t xml:space="preserve">, A.; </w:t>
-      </w:r>
-      <w:proofErr w:type="spellStart"/>
-      <w:r>
-        <w:rPr>
-          <w:sz w:val="18"/>
-        </w:rPr>
-        <w:t>Šurdonja</w:t>
-      </w:r>
-      <w:proofErr w:type="spellEnd"/>
-      <w:r>
-        <w:rPr>
-          <w:sz w:val="18"/>
-        </w:rPr>
-        <w:t xml:space="preserve">, S.; </w:t>
-      </w:r>
-      <w:proofErr w:type="spellStart"/>
-      <w:r>
-        <w:rPr>
-          <w:sz w:val="18"/>
-        </w:rPr>
-        <w:t>Marušić</w:t>
-      </w:r>
-      <w:proofErr w:type="spellEnd"/>
-      <w:r>
-        <w:rPr>
-          <w:sz w:val="18"/>
-        </w:rPr>
-        <w:t xml:space="preserve">, M. Combining Traffic Microsimulation Modeling and Multi-Criteria Analysis for Sustainable Spatial-Traffic Planning. </w:t>
+        <w:t xml:space="preserve">Wen, R.; Li, S. Spatial Decision Support Systems with Automated Machine Learning: A Review. </w:t>
       </w:r>
       <w:r>
         <w:rPr>
@@ -12935,7 +15343,7 @@
           <w:iCs/>
           <w:sz w:val="18"/>
         </w:rPr>
-        <w:t>Land</w:t>
+        <w:t>ISPRS International Journal of Geo-Information</w:t>
       </w:r>
       <w:r>
         <w:rPr>
@@ -12949,7 +15357,7 @@
           <w:bCs/>
           <w:sz w:val="18"/>
         </w:rPr>
-        <w:t>2021</w:t>
+        <w:t>2023</w:t>
       </w:r>
       <w:r>
         <w:rPr>
@@ -12963,13 +15371,13 @@
           <w:iCs/>
           <w:sz w:val="18"/>
         </w:rPr>
-        <w:t>10</w:t>
-      </w:r>
-      <w:r>
-        <w:rPr>
-          <w:sz w:val="18"/>
-        </w:rPr>
-        <w:t>, 666, doi:10.3390/land10070666.</w:t>
+        <w:t>12</w:t>
+      </w:r>
+      <w:r>
+        <w:rPr>
+          <w:sz w:val="18"/>
+        </w:rPr>
+        <w:t>, 12, doi:10.3390/ijgi12010012.</w:t>
       </w:r>
     </w:p>
     <w:p>
@@ -12983,32 +15391,85 @@
         <w:rPr>
           <w:sz w:val="18"/>
         </w:rPr>
-        <w:t xml:space="preserve">16. </w:t>
+        <w:t xml:space="preserve">18. </w:t>
       </w:r>
       <w:r>
         <w:rPr>
           <w:sz w:val="18"/>
         </w:rPr>
         <w:tab/>
-        <w:t xml:space="preserve">Piza, E.L.; Kennedy, L.W.; Caplan, J.M. Facilitators and Impediments to Designing, Implementing, and Evaluating Risk-Based Policing Strategies Using Risk Terrain Modeling: Insights from a Multi-City Evaluation in the United States. </w:t>
-      </w:r>
-      <w:proofErr w:type="spellStart"/>
+        <w:t xml:space="preserve">Akbari, K.; Winter, S.; Tomko, M. Spatial Causality: A Systematic Review on Spatial Causal Inference. </w:t>
+      </w:r>
       <w:r>
         <w:rPr>
           <w:i/>
           <w:iCs/>
           <w:sz w:val="18"/>
         </w:rPr>
-        <w:t>Eur</w:t>
-      </w:r>
-      <w:proofErr w:type="spellEnd"/>
+        <w:t>Geographical Analysis</w:t>
+      </w:r>
+      <w:r>
+        <w:rPr>
+          <w:sz w:val="18"/>
+        </w:rPr>
+        <w:t xml:space="preserve"> </w:t>
+      </w:r>
+      <w:r>
+        <w:rPr>
+          <w:b/>
+          <w:bCs/>
+          <w:sz w:val="18"/>
+        </w:rPr>
+        <w:t>2023</w:t>
+      </w:r>
+      <w:r>
+        <w:rPr>
+          <w:sz w:val="18"/>
+        </w:rPr>
+        <w:t xml:space="preserve">, </w:t>
+      </w:r>
       <w:r>
         <w:rPr>
           <w:i/>
           <w:iCs/>
           <w:sz w:val="18"/>
         </w:rPr>
-        <w:t xml:space="preserve"> J Crim Policy Res</w:t>
+        <w:t>55</w:t>
+      </w:r>
+      <w:r>
+        <w:rPr>
+          <w:sz w:val="18"/>
+        </w:rPr>
+        <w:t>, 56–89, doi:10.1111/gean.12312.</w:t>
+      </w:r>
+    </w:p>
+    <w:p>
+      <w:pPr>
+        <w:pStyle w:val="Bibliography"/>
+        <w:rPr>
+          <w:sz w:val="18"/>
+        </w:rPr>
+      </w:pPr>
+      <w:r>
+        <w:rPr>
+          <w:sz w:val="18"/>
+        </w:rPr>
+        <w:t xml:space="preserve">19. </w:t>
+      </w:r>
+      <w:r>
+        <w:rPr>
+          <w:sz w:val="18"/>
+        </w:rPr>
+        <w:tab/>
+        <w:t xml:space="preserve">Mortaheb, R.; Jankowski, P. Smart City Re-Imagined: City Planning and GeoAI in the Age of Big Data. </w:t>
+      </w:r>
+      <w:r>
+        <w:rPr>
+          <w:i/>
+          <w:iCs/>
+          <w:sz w:val="18"/>
+        </w:rPr>
+        <w:t>Journal of Urban Management</w:t>
       </w:r>
       <w:r>
         <w:rPr>
@@ -13022,7 +15483,7 @@
           <w:bCs/>
           <w:sz w:val="18"/>
         </w:rPr>
-        <w:t>2018</w:t>
+        <w:t>2023</w:t>
       </w:r>
       <w:r>
         <w:rPr>
@@ -13036,13 +15497,13 @@
           <w:iCs/>
           <w:sz w:val="18"/>
         </w:rPr>
-        <w:t>24</w:t>
-      </w:r>
-      <w:r>
-        <w:rPr>
-          <w:sz w:val="18"/>
-        </w:rPr>
-        <w:t>, 489–513, doi:10.1007/s10610-017-9367-9.</w:t>
+        <w:t>12</w:t>
+      </w:r>
+      <w:r>
+        <w:rPr>
+          <w:sz w:val="18"/>
+        </w:rPr>
+        <w:t>, 4–15.</w:t>
       </w:r>
     </w:p>
     <w:p>
@@ -13056,14 +15517,14 @@
         <w:rPr>
           <w:sz w:val="18"/>
         </w:rPr>
-        <w:t xml:space="preserve">17. </w:t>
+        <w:t xml:space="preserve">20. </w:t>
       </w:r>
       <w:r>
         <w:rPr>
           <w:sz w:val="18"/>
         </w:rPr>
         <w:tab/>
-        <w:t xml:space="preserve">Wen, R.; Li, S. Spatial Decision Support Systems with Automated Machine Learning: A Review. </w:t>
+        <w:t xml:space="preserve">Chen, M.; Claramunt, C.; Çöltekin, A.; Liu, X.; Peng, P.; Robinson, A.C.; Wang, D.; Strobl, J.; Wilson, J.P.; Batty, M. Artificial Intelligence and Visual Analytics in Geographical Space and Cyberspace: Research Opportunities and Challenges. </w:t>
       </w:r>
       <w:r>
         <w:rPr>
@@ -13071,7 +15532,7 @@
           <w:iCs/>
           <w:sz w:val="18"/>
         </w:rPr>
-        <w:t>ISPRS International Journal of Geo-Information</w:t>
+        <w:t>Earth-Science Reviews</w:t>
       </w:r>
       <w:r>
         <w:rPr>
@@ -13099,13 +15560,13 @@
           <w:iCs/>
           <w:sz w:val="18"/>
         </w:rPr>
-        <w:t>12</w:t>
-      </w:r>
-      <w:r>
-        <w:rPr>
-          <w:sz w:val="18"/>
-        </w:rPr>
-        <w:t>, 12, doi:10.3390/ijgi12010012.</w:t>
+        <w:t>241</w:t>
+      </w:r>
+      <w:r>
+        <w:rPr>
+          <w:sz w:val="18"/>
+        </w:rPr>
+        <w:t>, 104438.</w:t>
       </w:r>
     </w:p>
     <w:p>
@@ -13119,14 +15580,14 @@
         <w:rPr>
           <w:sz w:val="18"/>
         </w:rPr>
-        <w:t xml:space="preserve">18. </w:t>
+        <w:t xml:space="preserve">21. </w:t>
       </w:r>
       <w:r>
         <w:rPr>
           <w:sz w:val="18"/>
         </w:rPr>
         <w:tab/>
-        <w:t xml:space="preserve">Akbari, K.; Winter, S.; Tomko, M. Spatial Causality: A Systematic Review on Spatial Causal Inference. </w:t>
+        <w:t xml:space="preserve">Biu, P.W.; Nwasike, C.N.; Tula, O.A.; Ezeigweneme, C.A.; Gidiagba, J.O. A Review of GIS Applications in Public Health Surveillance. </w:t>
       </w:r>
       <w:r>
         <w:rPr>
@@ -13134,7 +15595,7 @@
           <w:iCs/>
           <w:sz w:val="18"/>
         </w:rPr>
-        <w:t>Geographical Analysis</w:t>
+        <w:t>World Journal of Advanced Research and Reviews</w:t>
       </w:r>
       <w:r>
         <w:rPr>
@@ -13148,7 +15609,7 @@
           <w:bCs/>
           <w:sz w:val="18"/>
         </w:rPr>
-        <w:t>2023</w:t>
+        <w:t>2024</w:t>
       </w:r>
       <w:r>
         <w:rPr>
@@ -13162,13 +15623,13 @@
           <w:iCs/>
           <w:sz w:val="18"/>
         </w:rPr>
-        <w:t>55</w:t>
-      </w:r>
-      <w:r>
-        <w:rPr>
-          <w:sz w:val="18"/>
-        </w:rPr>
-        <w:t>, 56–89, doi:10.1111/gean.12312.</w:t>
+        <w:t>21</w:t>
+      </w:r>
+      <w:r>
+        <w:rPr>
+          <w:sz w:val="18"/>
+        </w:rPr>
+        <w:t>, 030–039.</w:t>
       </w:r>
     </w:p>
     <w:p>
@@ -13182,41 +15643,14 @@
         <w:rPr>
           <w:sz w:val="18"/>
         </w:rPr>
-        <w:t xml:space="preserve">19. </w:t>
+        <w:t xml:space="preserve">22. </w:t>
       </w:r>
       <w:r>
         <w:rPr>
           <w:sz w:val="18"/>
         </w:rPr>
         <w:tab/>
-      </w:r>
-      <w:proofErr w:type="spellStart"/>
-      <w:r>
-        <w:rPr>
-          <w:sz w:val="18"/>
-        </w:rPr>
-        <w:t>Mortaheb</w:t>
-      </w:r>
-      <w:proofErr w:type="spellEnd"/>
-      <w:r>
-        <w:rPr>
-          <w:sz w:val="18"/>
-        </w:rPr>
-        <w:t xml:space="preserve">, R.; Jankowski, P. Smart City Re-Imagined: City Planning and </w:t>
-      </w:r>
-      <w:proofErr w:type="spellStart"/>
-      <w:r>
-        <w:rPr>
-          <w:sz w:val="18"/>
-        </w:rPr>
-        <w:t>GeoAI</w:t>
-      </w:r>
-      <w:proofErr w:type="spellEnd"/>
-      <w:r>
-        <w:rPr>
-          <w:sz w:val="18"/>
-        </w:rPr>
-        <w:t xml:space="preserve"> in the Age of Big Data. </w:t>
+        <w:t xml:space="preserve">Fradelos, E.C.; Papathanasiou, I.V.; Mitsi, D.; Tsaras, K.; Kleisiaris, C.F.; Kourkouta, L. Health Based Geographic Information Systems (GIS) and Their Applications. </w:t>
       </w:r>
       <w:r>
         <w:rPr>
@@ -13224,7 +15658,7 @@
           <w:iCs/>
           <w:sz w:val="18"/>
         </w:rPr>
-        <w:t>Journal of Urban Management</w:t>
+        <w:t>Acta Inform Med</w:t>
       </w:r>
       <w:r>
         <w:rPr>
@@ -13238,7 +15672,7 @@
           <w:bCs/>
           <w:sz w:val="18"/>
         </w:rPr>
-        <w:t>2023</w:t>
+        <w:t>2014</w:t>
       </w:r>
       <w:r>
         <w:rPr>
@@ -13252,13 +15686,13 @@
           <w:iCs/>
           <w:sz w:val="18"/>
         </w:rPr>
-        <w:t>12</w:t>
-      </w:r>
-      <w:r>
-        <w:rPr>
-          <w:sz w:val="18"/>
-        </w:rPr>
-        <w:t>, 4–15.</w:t>
+        <w:t>22</w:t>
+      </w:r>
+      <w:r>
+        <w:rPr>
+          <w:sz w:val="18"/>
+        </w:rPr>
+        <w:t>, 402–405, doi:10.5455/aim.2014.22.402-405.</w:t>
       </w:r>
     </w:p>
     <w:p>
@@ -13272,42 +15706,35 @@
         <w:rPr>
           <w:sz w:val="18"/>
         </w:rPr>
-        <w:t xml:space="preserve">20. </w:t>
+        <w:t xml:space="preserve">23. </w:t>
       </w:r>
       <w:r>
         <w:rPr>
           <w:sz w:val="18"/>
         </w:rPr>
         <w:tab/>
-        <w:t xml:space="preserve">Chen, M.; </w:t>
-      </w:r>
-      <w:proofErr w:type="spellStart"/>
-      <w:r>
-        <w:rPr>
-          <w:sz w:val="18"/>
-        </w:rPr>
-        <w:t>Claramunt</w:t>
-      </w:r>
-      <w:proofErr w:type="spellEnd"/>
-      <w:r>
-        <w:rPr>
-          <w:sz w:val="18"/>
-        </w:rPr>
-        <w:t xml:space="preserve">, C.; </w:t>
-      </w:r>
-      <w:proofErr w:type="spellStart"/>
-      <w:r>
-        <w:rPr>
-          <w:sz w:val="18"/>
-        </w:rPr>
-        <w:t>Çöltekin</w:t>
-      </w:r>
-      <w:proofErr w:type="spellEnd"/>
-      <w:r>
-        <w:rPr>
-          <w:sz w:val="18"/>
-        </w:rPr>
-        <w:t xml:space="preserve">, A.; Liu, X.; Peng, P.; Robinson, A.C.; Wang, D.; Strobl, J.; Wilson, J.P.; Batty, M. Artificial Intelligence and Visual Analytics in Geographical Space and Cyberspace: Research Opportunities and Challenges. </w:t>
+        <w:t>Wen, R.; Li, S. Generative Design for Precision Geo-Interventions. In Proceedings of the ISPRS Annals of the Photogrammetry, Remote Sensing and Spatial Information Sciences; Copernicus GmbH, October 27 2022; Vol. X-3-W2-2022, pp. 37–42.</w:t>
+      </w:r>
+    </w:p>
+    <w:p>
+      <w:pPr>
+        <w:pStyle w:val="Bibliography"/>
+        <w:rPr>
+          <w:sz w:val="18"/>
+        </w:rPr>
+      </w:pPr>
+      <w:r>
+        <w:rPr>
+          <w:sz w:val="18"/>
+        </w:rPr>
+        <w:t xml:space="preserve">24. </w:t>
+      </w:r>
+      <w:r>
+        <w:rPr>
+          <w:sz w:val="18"/>
+        </w:rPr>
+        <w:tab/>
+        <w:t xml:space="preserve">Blaschke, T.; Merschdorf, H.; Cabrera-Barona, P.; Gao, S.; Papadakis, E.; Kovacs-Györi, A. Place versus Space: From Points, Lines and Polygons in GIS to Place-Based Representations Reflecting Language and Culture. </w:t>
       </w:r>
       <w:r>
         <w:rPr>
@@ -13315,7 +15742,7 @@
           <w:iCs/>
           <w:sz w:val="18"/>
         </w:rPr>
-        <w:t>Earth-Science Reviews</w:t>
+        <w:t>ISPRS International Journal of Geo-Information</w:t>
       </w:r>
       <w:r>
         <w:rPr>
@@ -13329,7 +15756,7 @@
           <w:bCs/>
           <w:sz w:val="18"/>
         </w:rPr>
-        <w:t>2023</w:t>
+        <w:t>2018</w:t>
       </w:r>
       <w:r>
         <w:rPr>
@@ -13343,13 +15770,13 @@
           <w:iCs/>
           <w:sz w:val="18"/>
         </w:rPr>
-        <w:t>241</w:t>
-      </w:r>
-      <w:r>
-        <w:rPr>
-          <w:sz w:val="18"/>
-        </w:rPr>
-        <w:t>, 104438.</w:t>
+        <w:t>7</w:t>
+      </w:r>
+      <w:r>
+        <w:rPr>
+          <w:sz w:val="18"/>
+        </w:rPr>
+        <w:t>, 452, doi:10.3390/ijgi7110452.</w:t>
       </w:r>
     </w:p>
     <w:p>
@@ -13363,56 +15790,14 @@
         <w:rPr>
           <w:sz w:val="18"/>
         </w:rPr>
-        <w:t xml:space="preserve">21. </w:t>
+        <w:t xml:space="preserve">25. </w:t>
       </w:r>
       <w:r>
         <w:rPr>
           <w:sz w:val="18"/>
         </w:rPr>
         <w:tab/>
-        <w:t xml:space="preserve">Biu, P.W.; </w:t>
-      </w:r>
-      <w:proofErr w:type="spellStart"/>
-      <w:r>
-        <w:rPr>
-          <w:sz w:val="18"/>
-        </w:rPr>
-        <w:t>Nwasike</w:t>
-      </w:r>
-      <w:proofErr w:type="spellEnd"/>
-      <w:r>
-        <w:rPr>
-          <w:sz w:val="18"/>
-        </w:rPr>
-        <w:t xml:space="preserve">, C.N.; Tula, O.A.; </w:t>
-      </w:r>
-      <w:proofErr w:type="spellStart"/>
-      <w:r>
-        <w:rPr>
-          <w:sz w:val="18"/>
-        </w:rPr>
-        <w:t>Ezeigweneme</w:t>
-      </w:r>
-      <w:proofErr w:type="spellEnd"/>
-      <w:r>
-        <w:rPr>
-          <w:sz w:val="18"/>
-        </w:rPr>
-        <w:t xml:space="preserve">, C.A.; </w:t>
-      </w:r>
-      <w:proofErr w:type="spellStart"/>
-      <w:r>
-        <w:rPr>
-          <w:sz w:val="18"/>
-        </w:rPr>
-        <w:t>Gidiagba</w:t>
-      </w:r>
-      <w:proofErr w:type="spellEnd"/>
-      <w:r>
-        <w:rPr>
-          <w:sz w:val="18"/>
-        </w:rPr>
-        <w:t xml:space="preserve">, J.O. A Review of GIS Applications in Public Health Surveillance. </w:t>
+        <w:t xml:space="preserve">Verbyla, D.L. </w:t>
       </w:r>
       <w:r>
         <w:rPr>
@@ -13420,7 +15805,98 @@
           <w:iCs/>
           <w:sz w:val="18"/>
         </w:rPr>
-        <w:t>World Journal of Advanced Research and Reviews</w:t>
+        <w:t>Practical GIS Analysis</w:t>
+      </w:r>
+      <w:r>
+        <w:rPr>
+          <w:sz w:val="18"/>
+        </w:rPr>
+        <w:t>; CRC press, 2002;</w:t>
+      </w:r>
+    </w:p>
+    <w:p>
+      <w:pPr>
+        <w:pStyle w:val="Bibliography"/>
+        <w:rPr>
+          <w:sz w:val="18"/>
+        </w:rPr>
+      </w:pPr>
+      <w:r>
+        <w:rPr>
+          <w:sz w:val="18"/>
+        </w:rPr>
+        <w:t xml:space="preserve">26. </w:t>
+      </w:r>
+      <w:r>
+        <w:rPr>
+          <w:sz w:val="18"/>
+        </w:rPr>
+        <w:tab/>
+        <w:t>Johnson, D.S. Local Optimization and the Traveling Salesman Problem. In Proceedings of the Automata, Languages and Programming; Paterson, M.S., Ed.; Springer: Berlin, Heidelberg, 1990; pp. 446–461.</w:t>
+      </w:r>
+    </w:p>
+    <w:p>
+      <w:pPr>
+        <w:pStyle w:val="Bibliography"/>
+        <w:rPr>
+          <w:sz w:val="18"/>
+        </w:rPr>
+      </w:pPr>
+      <w:r>
+        <w:rPr>
+          <w:sz w:val="18"/>
+        </w:rPr>
+        <w:t xml:space="preserve">27. </w:t>
+      </w:r>
+      <w:r>
+        <w:rPr>
+          <w:sz w:val="18"/>
+        </w:rPr>
+        <w:tab/>
+        <w:t xml:space="preserve">Horst, R.; Pardalos, P.M.; Van Thoai, N. </w:t>
+      </w:r>
+      <w:r>
+        <w:rPr>
+          <w:i/>
+          <w:iCs/>
+          <w:sz w:val="18"/>
+        </w:rPr>
+        <w:t>Introduction to Global Optimization</w:t>
+      </w:r>
+      <w:r>
+        <w:rPr>
+          <w:sz w:val="18"/>
+        </w:rPr>
+        <w:t>; Springer Science &amp; Business Media, 2000;</w:t>
+      </w:r>
+    </w:p>
+    <w:p>
+      <w:pPr>
+        <w:pStyle w:val="Bibliography"/>
+        <w:rPr>
+          <w:sz w:val="18"/>
+        </w:rPr>
+      </w:pPr>
+      <w:r>
+        <w:rPr>
+          <w:sz w:val="18"/>
+        </w:rPr>
+        <w:t xml:space="preserve">28. </w:t>
+      </w:r>
+      <w:r>
+        <w:rPr>
+          <w:sz w:val="18"/>
+        </w:rPr>
+        <w:tab/>
+        <w:t xml:space="preserve">Wolpert, D.H.; Macready, W.G. No Free Lunch Theorems for Optimization. </w:t>
+      </w:r>
+      <w:r>
+        <w:rPr>
+          <w:i/>
+          <w:iCs/>
+          <w:sz w:val="18"/>
+        </w:rPr>
+        <w:t>IEEE Transactions on Evolutionary Computation</w:t>
       </w:r>
       <w:r>
         <w:rPr>
@@ -13434,7 +15910,7 @@
           <w:bCs/>
           <w:sz w:val="18"/>
         </w:rPr>
-        <w:t>2024</w:t>
+        <w:t>1997</w:t>
       </w:r>
       <w:r>
         <w:rPr>
@@ -13448,13 +15924,13 @@
           <w:iCs/>
           <w:sz w:val="18"/>
         </w:rPr>
-        <w:t>21</w:t>
-      </w:r>
-      <w:r>
-        <w:rPr>
-          <w:sz w:val="18"/>
-        </w:rPr>
-        <w:t>, 030–039.</w:t>
+        <w:t>1</w:t>
+      </w:r>
+      <w:r>
+        <w:rPr>
+          <w:sz w:val="18"/>
+        </w:rPr>
+        <w:t>, 67–82, doi:10.1109/4235.585893.</w:t>
       </w:r>
     </w:p>
     <w:p>
@@ -13468,83 +15944,14 @@
         <w:rPr>
           <w:sz w:val="18"/>
         </w:rPr>
-        <w:t xml:space="preserve">22. </w:t>
+        <w:t xml:space="preserve">29. </w:t>
       </w:r>
       <w:r>
         <w:rPr>
           <w:sz w:val="18"/>
         </w:rPr>
         <w:tab/>
-      </w:r>
-      <w:proofErr w:type="spellStart"/>
-      <w:r>
-        <w:rPr>
-          <w:sz w:val="18"/>
-        </w:rPr>
-        <w:t>Fradelos</w:t>
-      </w:r>
-      <w:proofErr w:type="spellEnd"/>
-      <w:r>
-        <w:rPr>
-          <w:sz w:val="18"/>
-        </w:rPr>
-        <w:t xml:space="preserve">, E.C.; </w:t>
-      </w:r>
-      <w:proofErr w:type="spellStart"/>
-      <w:r>
-        <w:rPr>
-          <w:sz w:val="18"/>
-        </w:rPr>
-        <w:t>Papathanasiou</w:t>
-      </w:r>
-      <w:proofErr w:type="spellEnd"/>
-      <w:r>
-        <w:rPr>
-          <w:sz w:val="18"/>
-        </w:rPr>
-        <w:t xml:space="preserve">, I.V.; Mitsi, D.; </w:t>
-      </w:r>
-      <w:proofErr w:type="spellStart"/>
-      <w:r>
-        <w:rPr>
-          <w:sz w:val="18"/>
-        </w:rPr>
-        <w:t>Tsaras</w:t>
-      </w:r>
-      <w:proofErr w:type="spellEnd"/>
-      <w:r>
-        <w:rPr>
-          <w:sz w:val="18"/>
-        </w:rPr>
-        <w:t xml:space="preserve">, K.; </w:t>
-      </w:r>
-      <w:proofErr w:type="spellStart"/>
-      <w:r>
-        <w:rPr>
-          <w:sz w:val="18"/>
-        </w:rPr>
-        <w:t>Kleisiaris</w:t>
-      </w:r>
-      <w:proofErr w:type="spellEnd"/>
-      <w:r>
-        <w:rPr>
-          <w:sz w:val="18"/>
-        </w:rPr>
-        <w:t xml:space="preserve">, C.F.; </w:t>
-      </w:r>
-      <w:proofErr w:type="spellStart"/>
-      <w:r>
-        <w:rPr>
-          <w:sz w:val="18"/>
-        </w:rPr>
-        <w:t>Kourkouta</w:t>
-      </w:r>
-      <w:proofErr w:type="spellEnd"/>
-      <w:r>
-        <w:rPr>
-          <w:sz w:val="18"/>
-        </w:rPr>
-        <w:t xml:space="preserve">, L. Health Based Geographic Information Systems (GIS) and Their Applications. </w:t>
+        <w:t xml:space="preserve">Ho, Y.C.; Pepyne, D.L. Simple Explanation of the No-Free-Lunch Theorem and Its Implications. </w:t>
       </w:r>
       <w:r>
         <w:rPr>
@@ -13552,7 +15959,7 @@
           <w:iCs/>
           <w:sz w:val="18"/>
         </w:rPr>
-        <w:t>Acta Inform Med</w:t>
+        <w:t>Journal of Optimization Theory and Applications</w:t>
       </w:r>
       <w:r>
         <w:rPr>
@@ -13566,7 +15973,7 @@
           <w:bCs/>
           <w:sz w:val="18"/>
         </w:rPr>
-        <w:t>2014</w:t>
+        <w:t>2002</w:t>
       </w:r>
       <w:r>
         <w:rPr>
@@ -13580,13 +15987,13 @@
           <w:iCs/>
           <w:sz w:val="18"/>
         </w:rPr>
-        <w:t>22</w:t>
-      </w:r>
-      <w:r>
-        <w:rPr>
-          <w:sz w:val="18"/>
-        </w:rPr>
-        <w:t>, 402–405, doi:10.5455/aim.2014.22.402-405.</w:t>
+        <w:t>115</w:t>
+      </w:r>
+      <w:r>
+        <w:rPr>
+          <w:sz w:val="18"/>
+        </w:rPr>
+        <w:t>, 549–570, doi:10.1023/A:1021251113462.</w:t>
       </w:r>
     </w:p>
     <w:p>
@@ -13600,28 +16007,29 @@
         <w:rPr>
           <w:sz w:val="18"/>
         </w:rPr>
-        <w:t xml:space="preserve">23. </w:t>
+        <w:lastRenderedPageBreak/>
+        <w:t xml:space="preserve">30. </w:t>
       </w:r>
       <w:r>
         <w:rPr>
           <w:sz w:val="18"/>
         </w:rPr>
         <w:tab/>
-        <w:t>Wen, R.; Li, S. Generative Design for Precision Geo-Interventions. In Proceedings of the ISPRS Annals of the Photogrammetry, Remote Sensing and Spatial Information Sciences; Copernicus GmbH, October 27</w:t>
-      </w:r>
-      <w:proofErr w:type="gramStart"/>
-      <w:r>
-        <w:rPr>
-          <w:sz w:val="18"/>
-        </w:rPr>
-        <w:t xml:space="preserve"> 2022</w:t>
-      </w:r>
-      <w:proofErr w:type="gramEnd"/>
-      <w:r>
-        <w:rPr>
-          <w:sz w:val="18"/>
-        </w:rPr>
-        <w:t>; Vol. X-3-W2-2022, pp. 37–42.</w:t>
+        <w:t xml:space="preserve">Reddy, G.P.O. Spatial Data Management, Analysis, and Modeling in GIS: Principles and Applications. In </w:t>
+      </w:r>
+      <w:r>
+        <w:rPr>
+          <w:i/>
+          <w:iCs/>
+          <w:sz w:val="18"/>
+        </w:rPr>
+        <w:t>Geospatial Technologies in Land Resources Mapping, Monitoring and Management</w:t>
+      </w:r>
+      <w:r>
+        <w:rPr>
+          <w:sz w:val="18"/>
+        </w:rPr>
+        <w:t>; Reddy, G.P.O., Singh, S.K., Eds.; Geotechnologies and the Environment; Springer International Publishing: Cham, 2018; Vol. 21, pp. 127–142 ISBN 978-3-319-78710-7.</w:t>
       </w:r>
     </w:p>
     <w:p>
@@ -13635,42 +16043,14 @@
         <w:rPr>
           <w:sz w:val="18"/>
         </w:rPr>
-        <w:t xml:space="preserve">24. </w:t>
+        <w:t xml:space="preserve">31. </w:t>
       </w:r>
       <w:r>
         <w:rPr>
           <w:sz w:val="18"/>
         </w:rPr>
         <w:tab/>
-        <w:t xml:space="preserve">Blaschke, T.; </w:t>
-      </w:r>
-      <w:proofErr w:type="spellStart"/>
-      <w:r>
-        <w:rPr>
-          <w:sz w:val="18"/>
-        </w:rPr>
-        <w:t>Merschdorf</w:t>
-      </w:r>
-      <w:proofErr w:type="spellEnd"/>
-      <w:r>
-        <w:rPr>
-          <w:sz w:val="18"/>
-        </w:rPr>
-        <w:t>, H.; Cabrera-Barona, P.; Gao, S.; Papadakis, E.; Kovacs-</w:t>
-      </w:r>
-      <w:proofErr w:type="spellStart"/>
-      <w:r>
-        <w:rPr>
-          <w:sz w:val="18"/>
-        </w:rPr>
-        <w:t>Györi</w:t>
-      </w:r>
-      <w:proofErr w:type="spellEnd"/>
-      <w:r>
-        <w:rPr>
-          <w:sz w:val="18"/>
-        </w:rPr>
-        <w:t xml:space="preserve">, A. Place versus Space: From Points, Lines and Polygons in GIS to Place-Based Representations Reflecting Language and Culture. </w:t>
+        <w:t xml:space="preserve">Beale, C.M.; Lennon, J.J.; Yearsley, J.M.; Brewer, M.J.; Elston, D.A. Regression Analysis of Spatial Data. </w:t>
       </w:r>
       <w:r>
         <w:rPr>
@@ -13678,7 +16058,7 @@
           <w:iCs/>
           <w:sz w:val="18"/>
         </w:rPr>
-        <w:t>ISPRS International Journal of Geo-Information</w:t>
+        <w:t>Ecology Letters</w:t>
       </w:r>
       <w:r>
         <w:rPr>
@@ -13692,7 +16072,7 @@
           <w:bCs/>
           <w:sz w:val="18"/>
         </w:rPr>
-        <w:t>2018</w:t>
+        <w:t>2010</w:t>
       </w:r>
       <w:r>
         <w:rPr>
@@ -13706,13 +16086,13 @@
           <w:iCs/>
           <w:sz w:val="18"/>
         </w:rPr>
-        <w:t>7</w:t>
-      </w:r>
-      <w:r>
-        <w:rPr>
-          <w:sz w:val="18"/>
-        </w:rPr>
-        <w:t>, 452, doi:10.3390/ijgi7110452.</w:t>
+        <w:t>13</w:t>
+      </w:r>
+      <w:r>
+        <w:rPr>
+          <w:sz w:val="18"/>
+        </w:rPr>
+        <w:t>, 246–264, doi:10.1111/j.1461-0248.2009.01422.x.</w:t>
       </w:r>
     </w:p>
     <w:p>
@@ -13726,27 +16106,14 @@
         <w:rPr>
           <w:sz w:val="18"/>
         </w:rPr>
-        <w:t xml:space="preserve">25. </w:t>
+        <w:t xml:space="preserve">32. </w:t>
       </w:r>
       <w:r>
         <w:rPr>
           <w:sz w:val="18"/>
         </w:rPr>
         <w:tab/>
-      </w:r>
-      <w:proofErr w:type="spellStart"/>
-      <w:r>
-        <w:rPr>
-          <w:sz w:val="18"/>
-        </w:rPr>
-        <w:t>Verbyla</w:t>
-      </w:r>
-      <w:proofErr w:type="spellEnd"/>
-      <w:r>
-        <w:rPr>
-          <w:sz w:val="18"/>
-        </w:rPr>
-        <w:t xml:space="preserve">, D.L. </w:t>
+        <w:t xml:space="preserve">Maffini, G. Raster versus Vector Data Encoding and Handling: A Commentary. </w:t>
       </w:r>
       <w:r>
         <w:rPr>
@@ -13754,22 +16121,42 @@
           <w:iCs/>
           <w:sz w:val="18"/>
         </w:rPr>
-        <w:t>Practical GIS Analysis</w:t>
-      </w:r>
-      <w:r>
-        <w:rPr>
-          <w:sz w:val="18"/>
-        </w:rPr>
-        <w:t xml:space="preserve">; CRC press, </w:t>
-      </w:r>
-      <w:proofErr w:type="gramStart"/>
-      <w:r>
-        <w:rPr>
-          <w:sz w:val="18"/>
-        </w:rPr>
-        <w:t>2002;</w:t>
-      </w:r>
-      <w:proofErr w:type="gramEnd"/>
+        <w:t>Photogrammetric Engineering and Remote Sensing</w:t>
+      </w:r>
+      <w:r>
+        <w:rPr>
+          <w:sz w:val="18"/>
+        </w:rPr>
+        <w:t xml:space="preserve"> </w:t>
+      </w:r>
+      <w:r>
+        <w:rPr>
+          <w:b/>
+          <w:bCs/>
+          <w:sz w:val="18"/>
+        </w:rPr>
+        <w:t>1987</w:t>
+      </w:r>
+      <w:r>
+        <w:rPr>
+          <w:sz w:val="18"/>
+        </w:rPr>
+        <w:t xml:space="preserve">, </w:t>
+      </w:r>
+      <w:r>
+        <w:rPr>
+          <w:i/>
+          <w:iCs/>
+          <w:sz w:val="18"/>
+        </w:rPr>
+        <w:t>53</w:t>
+      </w:r>
+      <w:r>
+        <w:rPr>
+          <w:sz w:val="18"/>
+        </w:rPr>
+        <w:t>, 1397–1398.</w:t>
+      </w:r>
     </w:p>
     <w:p>
       <w:pPr>
@@ -13782,14 +16169,56 @@
         <w:rPr>
           <w:sz w:val="18"/>
         </w:rPr>
-        <w:t xml:space="preserve">26. </w:t>
+        <w:t xml:space="preserve">33. </w:t>
       </w:r>
       <w:r>
         <w:rPr>
           <w:sz w:val="18"/>
         </w:rPr>
         <w:tab/>
-        <w:t>Johnson, D.S. Local Optimization and the Traveling Salesman Problem. In Proceedings of the Automata, Languages and Programming; Paterson, M.S., Ed.; Springer: Berlin, Heidelberg, 1990; pp. 446–461.</w:t>
+        <w:t xml:space="preserve">Congalton, R.G. Exploring and Evaluating the Consequences of Vector-to-Raster and Raster-to-Vector Conversion. </w:t>
+      </w:r>
+      <w:r>
+        <w:rPr>
+          <w:i/>
+          <w:iCs/>
+          <w:sz w:val="18"/>
+        </w:rPr>
+        <w:t>Photogrammetric Engineering and Remote Sensing</w:t>
+      </w:r>
+      <w:r>
+        <w:rPr>
+          <w:sz w:val="18"/>
+        </w:rPr>
+        <w:t xml:space="preserve"> </w:t>
+      </w:r>
+      <w:r>
+        <w:rPr>
+          <w:b/>
+          <w:bCs/>
+          <w:sz w:val="18"/>
+        </w:rPr>
+        <w:t>1997</w:t>
+      </w:r>
+      <w:r>
+        <w:rPr>
+          <w:sz w:val="18"/>
+        </w:rPr>
+        <w:t xml:space="preserve">, </w:t>
+      </w:r>
+      <w:r>
+        <w:rPr>
+          <w:i/>
+          <w:iCs/>
+          <w:sz w:val="18"/>
+        </w:rPr>
+        <w:t>63</w:t>
+      </w:r>
+      <w:r>
+        <w:rPr>
+          <w:sz w:val="18"/>
+        </w:rPr>
+        <w:t>, 425–434.</w:t>
       </w:r>
     </w:p>
     <w:p>
@@ -13803,42 +16232,14 @@
         <w:rPr>
           <w:sz w:val="18"/>
         </w:rPr>
-        <w:t xml:space="preserve">27. </w:t>
+        <w:t xml:space="preserve">34. </w:t>
       </w:r>
       <w:r>
         <w:rPr>
           <w:sz w:val="18"/>
         </w:rPr>
         <w:tab/>
-        <w:t xml:space="preserve">Horst, R.; </w:t>
-      </w:r>
-      <w:proofErr w:type="spellStart"/>
-      <w:r>
-        <w:rPr>
-          <w:sz w:val="18"/>
-        </w:rPr>
-        <w:t>Pardalos</w:t>
-      </w:r>
-      <w:proofErr w:type="spellEnd"/>
-      <w:r>
-        <w:rPr>
-          <w:sz w:val="18"/>
-        </w:rPr>
-        <w:t xml:space="preserve">, P.M.; Van </w:t>
-      </w:r>
-      <w:proofErr w:type="spellStart"/>
-      <w:r>
-        <w:rPr>
-          <w:sz w:val="18"/>
-        </w:rPr>
-        <w:t>Thoai</w:t>
-      </w:r>
-      <w:proofErr w:type="spellEnd"/>
-      <w:r>
-        <w:rPr>
-          <w:sz w:val="18"/>
-        </w:rPr>
-        <w:t xml:space="preserve">, N. </w:t>
+        <w:t xml:space="preserve">Teng, J.; Wang, F.; Liu, Y. An Efficient Algorithm for Raster-to-Vector Data Conversion. </w:t>
       </w:r>
       <w:r>
         <w:rPr>
@@ -13846,22 +16247,42 @@
           <w:iCs/>
           <w:sz w:val="18"/>
         </w:rPr>
-        <w:t>Introduction to Global Optimization</w:t>
-      </w:r>
-      <w:r>
-        <w:rPr>
-          <w:sz w:val="18"/>
-        </w:rPr>
-        <w:t xml:space="preserve">; Springer Science &amp; Business Media, </w:t>
-      </w:r>
-      <w:proofErr w:type="gramStart"/>
-      <w:r>
-        <w:rPr>
-          <w:sz w:val="18"/>
-        </w:rPr>
-        <w:t>2000;</w:t>
-      </w:r>
-      <w:proofErr w:type="gramEnd"/>
+        <w:t>Annals of GIS</w:t>
+      </w:r>
+      <w:r>
+        <w:rPr>
+          <w:sz w:val="18"/>
+        </w:rPr>
+        <w:t xml:space="preserve"> </w:t>
+      </w:r>
+      <w:r>
+        <w:rPr>
+          <w:b/>
+          <w:bCs/>
+          <w:sz w:val="18"/>
+        </w:rPr>
+        <w:t>2008</w:t>
+      </w:r>
+      <w:r>
+        <w:rPr>
+          <w:sz w:val="18"/>
+        </w:rPr>
+        <w:t xml:space="preserve">, </w:t>
+      </w:r>
+      <w:r>
+        <w:rPr>
+          <w:i/>
+          <w:iCs/>
+          <w:sz w:val="18"/>
+        </w:rPr>
+        <w:t>14</w:t>
+      </w:r>
+      <w:r>
+        <w:rPr>
+          <w:sz w:val="18"/>
+        </w:rPr>
+        <w:t>, 54–62, doi:10.1080/10824000809480639.</w:t>
+      </w:r>
     </w:p>
     <w:p>
       <w:pPr>
@@ -13874,27 +16295,14 @@
         <w:rPr>
           <w:sz w:val="18"/>
         </w:rPr>
-        <w:t xml:space="preserve">28. </w:t>
+        <w:t xml:space="preserve">35. </w:t>
       </w:r>
       <w:r>
         <w:rPr>
           <w:sz w:val="18"/>
         </w:rPr>
         <w:tab/>
-      </w:r>
-      <w:proofErr w:type="spellStart"/>
-      <w:r>
-        <w:rPr>
-          <w:sz w:val="18"/>
-        </w:rPr>
-        <w:t>Maffini</w:t>
-      </w:r>
-      <w:proofErr w:type="spellEnd"/>
-      <w:r>
-        <w:rPr>
-          <w:sz w:val="18"/>
-        </w:rPr>
-        <w:t xml:space="preserve">, G. Raster versus Vector Data Encoding and Handling: A Commentary. </w:t>
+        <w:t xml:space="preserve">Adegun, A.A.; Fonou Dombeu, J.V.; Viriri, S.; Odindi, J. State-of-the-Art Deep Learning Methods for Objects Detection in Remote Sensing Satellite Images. </w:t>
       </w:r>
       <w:r>
         <w:rPr>
@@ -13902,7 +16310,7 @@
           <w:iCs/>
           <w:sz w:val="18"/>
         </w:rPr>
-        <w:t>Photogrammetric Engineering and Remote Sensing</w:t>
+        <w:t>Sensors</w:t>
       </w:r>
       <w:r>
         <w:rPr>
@@ -13916,7 +16324,7 @@
           <w:bCs/>
           <w:sz w:val="18"/>
         </w:rPr>
-        <w:t>1987</w:t>
+        <w:t>2023</w:t>
       </w:r>
       <w:r>
         <w:rPr>
@@ -13930,13 +16338,13 @@
           <w:iCs/>
           <w:sz w:val="18"/>
         </w:rPr>
-        <w:t>53</w:t>
-      </w:r>
-      <w:r>
-        <w:rPr>
-          <w:sz w:val="18"/>
-        </w:rPr>
-        <w:t>, 1397–1398.</w:t>
+        <w:t>23</w:t>
+      </w:r>
+      <w:r>
+        <w:rPr>
+          <w:sz w:val="18"/>
+        </w:rPr>
+        <w:t>, 5849, doi:10.3390/s23135849.</w:t>
       </w:r>
     </w:p>
     <w:p>
@@ -13950,27 +16358,14 @@
         <w:rPr>
           <w:sz w:val="18"/>
         </w:rPr>
-        <w:t xml:space="preserve">29. </w:t>
+        <w:t xml:space="preserve">36. </w:t>
       </w:r>
       <w:r>
         <w:rPr>
           <w:sz w:val="18"/>
         </w:rPr>
         <w:tab/>
-      </w:r>
-      <w:proofErr w:type="spellStart"/>
-      <w:r>
-        <w:rPr>
-          <w:sz w:val="18"/>
-        </w:rPr>
-        <w:t>Congalton</w:t>
-      </w:r>
-      <w:proofErr w:type="spellEnd"/>
-      <w:r>
-        <w:rPr>
-          <w:sz w:val="18"/>
-        </w:rPr>
-        <w:t xml:space="preserve">, R.G. Exploring and Evaluating the Consequences of Vector-to-Raster and Raster-to-Vector Conversion. </w:t>
+        <w:t xml:space="preserve">MacQuillan, E.L.; Curtis, A.B.; Baker, K.M.; Paul, R.; Back, Y.O. Using GIS Mapping to Target Public Health Interventions: Examining Birth Outcomes Across GIS Techniques. </w:t>
       </w:r>
       <w:r>
         <w:rPr>
@@ -13978,7 +16373,7 @@
           <w:iCs/>
           <w:sz w:val="18"/>
         </w:rPr>
-        <w:t>Photogrammetric Engineering and Remote Sensing</w:t>
+        <w:t>J Community Health</w:t>
       </w:r>
       <w:r>
         <w:rPr>
@@ -13992,7 +16387,7 @@
           <w:bCs/>
           <w:sz w:val="18"/>
         </w:rPr>
-        <w:t>1997</w:t>
+        <w:t>2017</w:t>
       </w:r>
       <w:r>
         <w:rPr>
@@ -14006,13 +16401,13 @@
           <w:iCs/>
           <w:sz w:val="18"/>
         </w:rPr>
-        <w:t>63</w:t>
-      </w:r>
-      <w:r>
-        <w:rPr>
-          <w:sz w:val="18"/>
-        </w:rPr>
-        <w:t>, 425–434.</w:t>
+        <w:t>42</w:t>
+      </w:r>
+      <w:r>
+        <w:rPr>
+          <w:sz w:val="18"/>
+        </w:rPr>
+        <w:t>, 633–638, doi:10.1007/s10900-016-0298-z.</w:t>
       </w:r>
     </w:p>
     <w:p>
@@ -14026,14 +16421,14 @@
         <w:rPr>
           <w:sz w:val="18"/>
         </w:rPr>
-        <w:t xml:space="preserve">30. </w:t>
+        <w:t xml:space="preserve">37. </w:t>
       </w:r>
       <w:r>
         <w:rPr>
           <w:sz w:val="18"/>
         </w:rPr>
         <w:tab/>
-        <w:t xml:space="preserve">Teng, J.; Wang, F.; Liu, Y. An Efficient Algorithm for Raster-to-Vector Data Conversion. </w:t>
+        <w:t xml:space="preserve">Almeida, C.M.D.; Monteiro, A.M.V.; Câmara, G.; Soares‐Filho, B.S.; Cerqueira, G.C.; Pennachin, C.L.; Batty, M. GIS and Remote Sensing as Tools for the Simulation of Urban Land‐use Change. </w:t>
       </w:r>
       <w:r>
         <w:rPr>
@@ -14041,7 +16436,7 @@
           <w:iCs/>
           <w:sz w:val="18"/>
         </w:rPr>
-        <w:t>Annals of GIS</w:t>
+        <w:t>International Journal of Remote Sensing</w:t>
       </w:r>
       <w:r>
         <w:rPr>
@@ -14055,7 +16450,7 @@
           <w:bCs/>
           <w:sz w:val="18"/>
         </w:rPr>
-        <w:t>2008</w:t>
+        <w:t>2005</w:t>
       </w:r>
       <w:r>
         <w:rPr>
@@ -14069,13 +16464,13 @@
           <w:iCs/>
           <w:sz w:val="18"/>
         </w:rPr>
-        <w:t>14</w:t>
-      </w:r>
-      <w:r>
-        <w:rPr>
-          <w:sz w:val="18"/>
-        </w:rPr>
-        <w:t>, 54–62, doi:10.1080/10824000809480639.</w:t>
+        <w:t>26</w:t>
+      </w:r>
+      <w:r>
+        <w:rPr>
+          <w:sz w:val="18"/>
+        </w:rPr>
+        <w:t>, 759–774, doi:10.1080/01431160512331316865.</w:t>
       </w:r>
     </w:p>
     <w:p>
@@ -14089,83 +16484,14 @@
         <w:rPr>
           <w:sz w:val="18"/>
         </w:rPr>
-        <w:t xml:space="preserve">31. </w:t>
+        <w:t xml:space="preserve">38. </w:t>
       </w:r>
       <w:r>
         <w:rPr>
           <w:sz w:val="18"/>
         </w:rPr>
         <w:tab/>
-      </w:r>
-      <w:proofErr w:type="spellStart"/>
-      <w:r>
-        <w:rPr>
-          <w:sz w:val="18"/>
-        </w:rPr>
-        <w:t>Adegun</w:t>
-      </w:r>
-      <w:proofErr w:type="spellEnd"/>
-      <w:r>
-        <w:rPr>
-          <w:sz w:val="18"/>
-        </w:rPr>
-        <w:t xml:space="preserve">, A.A.; </w:t>
-      </w:r>
-      <w:proofErr w:type="spellStart"/>
-      <w:r>
-        <w:rPr>
-          <w:sz w:val="18"/>
-        </w:rPr>
-        <w:t>Fonou</w:t>
-      </w:r>
-      <w:proofErr w:type="spellEnd"/>
-      <w:r>
-        <w:rPr>
-          <w:sz w:val="18"/>
-        </w:rPr>
-        <w:t xml:space="preserve"> </w:t>
-      </w:r>
-      <w:proofErr w:type="spellStart"/>
-      <w:r>
-        <w:rPr>
-          <w:sz w:val="18"/>
-        </w:rPr>
-        <w:t>Dombeu</w:t>
-      </w:r>
-      <w:proofErr w:type="spellEnd"/>
-      <w:r>
-        <w:rPr>
-          <w:sz w:val="18"/>
-        </w:rPr>
-        <w:t xml:space="preserve">, J.V.; </w:t>
-      </w:r>
-      <w:proofErr w:type="spellStart"/>
-      <w:r>
-        <w:rPr>
-          <w:sz w:val="18"/>
-        </w:rPr>
-        <w:t>Viriri</w:t>
-      </w:r>
-      <w:proofErr w:type="spellEnd"/>
-      <w:r>
-        <w:rPr>
-          <w:sz w:val="18"/>
-        </w:rPr>
-        <w:t xml:space="preserve">, S.; </w:t>
-      </w:r>
-      <w:proofErr w:type="spellStart"/>
-      <w:r>
-        <w:rPr>
-          <w:sz w:val="18"/>
-        </w:rPr>
-        <w:t>Odindi</w:t>
-      </w:r>
-      <w:proofErr w:type="spellEnd"/>
-      <w:r>
-        <w:rPr>
-          <w:sz w:val="18"/>
-        </w:rPr>
-        <w:t xml:space="preserve">, J. State-of-the-Art Deep Learning Methods for Objects Detection in Remote Sensing Satellite Images. </w:t>
+        <w:t xml:space="preserve">Gómez, L.; Haesevoets, S.; Kuijpers, B.; Vaisman, A.A. Spatial Aggregation: Data Model and Implementation. </w:t>
       </w:r>
       <w:r>
         <w:rPr>
@@ -14173,7 +16499,7 @@
           <w:iCs/>
           <w:sz w:val="18"/>
         </w:rPr>
-        <w:t>Sensors</w:t>
+        <w:t>Information Systems</w:t>
       </w:r>
       <w:r>
         <w:rPr>
@@ -14187,7 +16513,7 @@
           <w:bCs/>
           <w:sz w:val="18"/>
         </w:rPr>
-        <w:t>2023</w:t>
+        <w:t>2009</w:t>
       </w:r>
       <w:r>
         <w:rPr>
@@ -14201,13 +16527,13 @@
           <w:iCs/>
           <w:sz w:val="18"/>
         </w:rPr>
-        <w:t>23</w:t>
-      </w:r>
-      <w:r>
-        <w:rPr>
-          <w:sz w:val="18"/>
-        </w:rPr>
-        <w:t>, 5849, doi:10.3390/s23135849.</w:t>
+        <w:t>34</w:t>
+      </w:r>
+      <w:r>
+        <w:rPr>
+          <w:sz w:val="18"/>
+        </w:rPr>
+        <w:t>, 551–576, doi:10.1016/j.is.2009.03.002.</w:t>
       </w:r>
     </w:p>
     <w:p>
@@ -14221,27 +16547,14 @@
         <w:rPr>
           <w:sz w:val="18"/>
         </w:rPr>
-        <w:t xml:space="preserve">32. </w:t>
+        <w:t xml:space="preserve">39. </w:t>
       </w:r>
       <w:r>
         <w:rPr>
           <w:sz w:val="18"/>
         </w:rPr>
         <w:tab/>
-      </w:r>
-      <w:proofErr w:type="spellStart"/>
-      <w:r>
-        <w:rPr>
-          <w:sz w:val="18"/>
-        </w:rPr>
-        <w:t>MacQuillan</w:t>
-      </w:r>
-      <w:proofErr w:type="spellEnd"/>
-      <w:r>
-        <w:rPr>
-          <w:sz w:val="18"/>
-        </w:rPr>
-        <w:t xml:space="preserve">, E.L.; Curtis, A.B.; Baker, K.M.; Paul, R.; Back, Y.O. Using GIS Mapping to Target Public Health Interventions: Examining Birth Outcomes Across GIS Techniques. </w:t>
+        <w:t xml:space="preserve">Lopez, I.F.V.; Snodgrass, R.T.; Moon, B. Spatiotemporal Aggregate Computation: A Survey. </w:t>
       </w:r>
       <w:r>
         <w:rPr>
@@ -14249,7 +16562,7 @@
           <w:iCs/>
           <w:sz w:val="18"/>
         </w:rPr>
-        <w:t>J Community Health</w:t>
+        <w:t>IEEE Transactions on Knowledge and Data Engineering</w:t>
       </w:r>
       <w:r>
         <w:rPr>
@@ -14263,7 +16576,7 @@
           <w:bCs/>
           <w:sz w:val="18"/>
         </w:rPr>
-        <w:t>2017</w:t>
+        <w:t>2005</w:t>
       </w:r>
       <w:r>
         <w:rPr>
@@ -14277,13 +16590,13 @@
           <w:iCs/>
           <w:sz w:val="18"/>
         </w:rPr>
-        <w:t>42</w:t>
-      </w:r>
-      <w:r>
-        <w:rPr>
-          <w:sz w:val="18"/>
-        </w:rPr>
-        <w:t>, 633–638, doi:10.1007/s10900-016-0298-z.</w:t>
+        <w:t>17</w:t>
+      </w:r>
+      <w:r>
+        <w:rPr>
+          <w:sz w:val="18"/>
+        </w:rPr>
+        <w:t>, 271–286, doi:10.1109/TKDE.2005.34.</w:t>
       </w:r>
     </w:p>
     <w:p>
@@ -14297,42 +16610,14 @@
         <w:rPr>
           <w:sz w:val="18"/>
         </w:rPr>
-        <w:t xml:space="preserve">33. </w:t>
+        <w:t xml:space="preserve">40. </w:t>
       </w:r>
       <w:r>
         <w:rPr>
           <w:sz w:val="18"/>
         </w:rPr>
         <w:tab/>
-        <w:t xml:space="preserve">Almeida, C.M.D.; Monteiro, A.M.V.; </w:t>
-      </w:r>
-      <w:proofErr w:type="spellStart"/>
-      <w:r>
-        <w:rPr>
-          <w:sz w:val="18"/>
-        </w:rPr>
-        <w:t>Câmara</w:t>
-      </w:r>
-      <w:proofErr w:type="spellEnd"/>
-      <w:r>
-        <w:rPr>
-          <w:sz w:val="18"/>
-        </w:rPr>
-        <w:t xml:space="preserve">, G.; Soares‐Filho, B.S.; Cerqueira, G.C.; </w:t>
-      </w:r>
-      <w:proofErr w:type="spellStart"/>
-      <w:r>
-        <w:rPr>
-          <w:sz w:val="18"/>
-        </w:rPr>
-        <w:t>Pennachin</w:t>
-      </w:r>
-      <w:proofErr w:type="spellEnd"/>
-      <w:r>
-        <w:rPr>
-          <w:sz w:val="18"/>
-        </w:rPr>
-        <w:t xml:space="preserve">, C.L.; Batty, M. GIS and Remote Sensing as Tools for the Simulation of Urban Land‐use Change. </w:t>
+        <w:t xml:space="preserve">Getis, A.; Aldstadt, J. Constructing the Spatial Weights Matrix Using a Local Statistic. </w:t>
       </w:r>
       <w:r>
         <w:rPr>
@@ -14340,7 +16625,7 @@
           <w:iCs/>
           <w:sz w:val="18"/>
         </w:rPr>
-        <w:t>International Journal of Remote Sensing</w:t>
+        <w:t>Geographical Analysis</w:t>
       </w:r>
       <w:r>
         <w:rPr>
@@ -14354,7 +16639,7 @@
           <w:bCs/>
           <w:sz w:val="18"/>
         </w:rPr>
-        <w:t>2005</w:t>
+        <w:t>2004</w:t>
       </w:r>
       <w:r>
         <w:rPr>
@@ -14368,13 +16653,581 @@
           <w:iCs/>
           <w:sz w:val="18"/>
         </w:rPr>
-        <w:t>26</w:t>
-      </w:r>
-      <w:r>
-        <w:rPr>
-          <w:sz w:val="18"/>
-        </w:rPr>
-        <w:t>, 759–774, doi:10.1080/01431160512331316865.</w:t>
+        <w:t>36</w:t>
+      </w:r>
+      <w:r>
+        <w:rPr>
+          <w:sz w:val="18"/>
+        </w:rPr>
+        <w:t>, 90–104, doi:10.1111/j.1538-4632.2004.tb01127.x.</w:t>
+      </w:r>
+    </w:p>
+    <w:p>
+      <w:pPr>
+        <w:pStyle w:val="Bibliography"/>
+        <w:rPr>
+          <w:sz w:val="18"/>
+        </w:rPr>
+      </w:pPr>
+      <w:r>
+        <w:rPr>
+          <w:sz w:val="18"/>
+        </w:rPr>
+        <w:t xml:space="preserve">41. </w:t>
+      </w:r>
+      <w:r>
+        <w:rPr>
+          <w:sz w:val="18"/>
+        </w:rPr>
+        <w:tab/>
+        <w:t xml:space="preserve">Roberts, S. Applying Efficient Techniques for Finding Nearest Neighbours in GIS Applications. In </w:t>
+      </w:r>
+      <w:r>
+        <w:rPr>
+          <w:i/>
+          <w:iCs/>
+          <w:sz w:val="18"/>
+        </w:rPr>
+        <w:t>Innovations in GIS</w:t>
+      </w:r>
+      <w:r>
+        <w:rPr>
+          <w:sz w:val="18"/>
+        </w:rPr>
+        <w:t>; CRC Press, 2023; pp. 95–104.</w:t>
+      </w:r>
+    </w:p>
+    <w:p>
+      <w:pPr>
+        <w:pStyle w:val="Bibliography"/>
+        <w:rPr>
+          <w:sz w:val="18"/>
+        </w:rPr>
+      </w:pPr>
+      <w:r>
+        <w:rPr>
+          <w:sz w:val="18"/>
+        </w:rPr>
+        <w:t xml:space="preserve">42. </w:t>
+      </w:r>
+      <w:r>
+        <w:rPr>
+          <w:sz w:val="18"/>
+        </w:rPr>
+        <w:tab/>
+        <w:t xml:space="preserve">García-García, F.; Corral, A.; Iribarne, L.; Vassilakopoulos, M.; Manolopoulos, Y. Efficient Distance Join Query Processing in Distributed Spatial Data Management Systems. </w:t>
+      </w:r>
+      <w:r>
+        <w:rPr>
+          <w:i/>
+          <w:iCs/>
+          <w:sz w:val="18"/>
+        </w:rPr>
+        <w:t>Information Sciences</w:t>
+      </w:r>
+      <w:r>
+        <w:rPr>
+          <w:sz w:val="18"/>
+        </w:rPr>
+        <w:t xml:space="preserve"> </w:t>
+      </w:r>
+      <w:r>
+        <w:rPr>
+          <w:b/>
+          <w:bCs/>
+          <w:sz w:val="18"/>
+        </w:rPr>
+        <w:t>2020</w:t>
+      </w:r>
+      <w:r>
+        <w:rPr>
+          <w:sz w:val="18"/>
+        </w:rPr>
+        <w:t xml:space="preserve">, </w:t>
+      </w:r>
+      <w:r>
+        <w:rPr>
+          <w:i/>
+          <w:iCs/>
+          <w:sz w:val="18"/>
+        </w:rPr>
+        <w:t>512</w:t>
+      </w:r>
+      <w:r>
+        <w:rPr>
+          <w:sz w:val="18"/>
+        </w:rPr>
+        <w:t>, 985–1008, doi:10.1016/j.ins.2019.10.030.</w:t>
+      </w:r>
+    </w:p>
+    <w:p>
+      <w:pPr>
+        <w:pStyle w:val="Bibliography"/>
+        <w:rPr>
+          <w:sz w:val="18"/>
+        </w:rPr>
+      </w:pPr>
+      <w:r>
+        <w:rPr>
+          <w:sz w:val="18"/>
+        </w:rPr>
+        <w:t xml:space="preserve">43. </w:t>
+      </w:r>
+      <w:r>
+        <w:rPr>
+          <w:sz w:val="18"/>
+        </w:rPr>
+        <w:tab/>
+        <w:t xml:space="preserve">Steyerberg, E.W. Applications of Prediction Models. In </w:t>
+      </w:r>
+      <w:r>
+        <w:rPr>
+          <w:i/>
+          <w:iCs/>
+          <w:sz w:val="18"/>
+        </w:rPr>
+        <w:t>Clinical Prediction Models: A Practical Approach to Development, Validation, and Updating</w:t>
+      </w:r>
+      <w:r>
+        <w:rPr>
+          <w:sz w:val="18"/>
+        </w:rPr>
+        <w:t>; Steyerberg, E.W., Ed.; Springer: New York, NY, 2009; pp. 11–31 ISBN 978-0-387-77244-8.</w:t>
+      </w:r>
+    </w:p>
+    <w:p>
+      <w:pPr>
+        <w:pStyle w:val="Bibliography"/>
+        <w:rPr>
+          <w:sz w:val="18"/>
+        </w:rPr>
+      </w:pPr>
+      <w:r>
+        <w:rPr>
+          <w:sz w:val="18"/>
+        </w:rPr>
+        <w:t xml:space="preserve">44. </w:t>
+      </w:r>
+      <w:r>
+        <w:rPr>
+          <w:sz w:val="18"/>
+        </w:rPr>
+        <w:tab/>
+        <w:t>Ray, S. A Quick Review of Machine Learning Algorithms. In Proceedings of the 2019 International conference on machine learning, big data, cloud and parallel computing (COMITCon); IEEE, 2019; pp. 35–39.</w:t>
+      </w:r>
+    </w:p>
+    <w:p>
+      <w:pPr>
+        <w:pStyle w:val="Bibliography"/>
+        <w:rPr>
+          <w:sz w:val="18"/>
+        </w:rPr>
+      </w:pPr>
+      <w:r>
+        <w:rPr>
+          <w:sz w:val="18"/>
+        </w:rPr>
+        <w:t xml:space="preserve">45. </w:t>
+      </w:r>
+      <w:r>
+        <w:rPr>
+          <w:sz w:val="18"/>
+        </w:rPr>
+        <w:tab/>
+        <w:t xml:space="preserve">Muñoz, J.; Felicísimo, Á.M. Comparison of Statistical Methods Commonly Used in Predictive Modelling. </w:t>
+      </w:r>
+      <w:r>
+        <w:rPr>
+          <w:i/>
+          <w:iCs/>
+          <w:sz w:val="18"/>
+        </w:rPr>
+        <w:t>Journal of Vegetation Science</w:t>
+      </w:r>
+      <w:r>
+        <w:rPr>
+          <w:sz w:val="18"/>
+        </w:rPr>
+        <w:t xml:space="preserve"> </w:t>
+      </w:r>
+      <w:r>
+        <w:rPr>
+          <w:b/>
+          <w:bCs/>
+          <w:sz w:val="18"/>
+        </w:rPr>
+        <w:t>2004</w:t>
+      </w:r>
+      <w:r>
+        <w:rPr>
+          <w:sz w:val="18"/>
+        </w:rPr>
+        <w:t xml:space="preserve">, </w:t>
+      </w:r>
+      <w:r>
+        <w:rPr>
+          <w:i/>
+          <w:iCs/>
+          <w:sz w:val="18"/>
+        </w:rPr>
+        <w:t>15</w:t>
+      </w:r>
+      <w:r>
+        <w:rPr>
+          <w:sz w:val="18"/>
+        </w:rPr>
+        <w:t>, 285–292, doi:10.1111/j.1654-1103.2004.tb02263.x.</w:t>
+      </w:r>
+    </w:p>
+    <w:p>
+      <w:pPr>
+        <w:pStyle w:val="Bibliography"/>
+        <w:rPr>
+          <w:sz w:val="18"/>
+        </w:rPr>
+      </w:pPr>
+      <w:r>
+        <w:rPr>
+          <w:sz w:val="18"/>
+        </w:rPr>
+        <w:t xml:space="preserve">46. </w:t>
+      </w:r>
+      <w:r>
+        <w:rPr>
+          <w:sz w:val="18"/>
+        </w:rPr>
+        <w:tab/>
+        <w:t xml:space="preserve">Frey, H.C.; Patil, S.R. Identification and Review of Sensitivity Analysis Methods. </w:t>
+      </w:r>
+      <w:r>
+        <w:rPr>
+          <w:i/>
+          <w:iCs/>
+          <w:sz w:val="18"/>
+        </w:rPr>
+        <w:t>Risk Analysis</w:t>
+      </w:r>
+      <w:r>
+        <w:rPr>
+          <w:sz w:val="18"/>
+        </w:rPr>
+        <w:t xml:space="preserve"> </w:t>
+      </w:r>
+      <w:r>
+        <w:rPr>
+          <w:b/>
+          <w:bCs/>
+          <w:sz w:val="18"/>
+        </w:rPr>
+        <w:t>2002</w:t>
+      </w:r>
+      <w:r>
+        <w:rPr>
+          <w:sz w:val="18"/>
+        </w:rPr>
+        <w:t xml:space="preserve">, </w:t>
+      </w:r>
+      <w:r>
+        <w:rPr>
+          <w:i/>
+          <w:iCs/>
+          <w:sz w:val="18"/>
+        </w:rPr>
+        <w:t>22</w:t>
+      </w:r>
+      <w:r>
+        <w:rPr>
+          <w:sz w:val="18"/>
+        </w:rPr>
+        <w:t>, 553–578, doi:https://doi.org/10.1111/0272-4332.00039.</w:t>
+      </w:r>
+    </w:p>
+    <w:p>
+      <w:pPr>
+        <w:pStyle w:val="Bibliography"/>
+        <w:rPr>
+          <w:sz w:val="18"/>
+        </w:rPr>
+      </w:pPr>
+      <w:r>
+        <w:rPr>
+          <w:sz w:val="18"/>
+        </w:rPr>
+        <w:t xml:space="preserve">47. </w:t>
+      </w:r>
+      <w:r>
+        <w:rPr>
+          <w:sz w:val="18"/>
+        </w:rPr>
+        <w:tab/>
+        <w:t xml:space="preserve">Ingalls, B. Sensitivity Analysis: From Model Parameters to System Behaviour. </w:t>
+      </w:r>
+      <w:r>
+        <w:rPr>
+          <w:i/>
+          <w:iCs/>
+          <w:sz w:val="18"/>
+        </w:rPr>
+        <w:t>Essays in biochemistry</w:t>
+      </w:r>
+      <w:r>
+        <w:rPr>
+          <w:sz w:val="18"/>
+        </w:rPr>
+        <w:t xml:space="preserve"> </w:t>
+      </w:r>
+      <w:r>
+        <w:rPr>
+          <w:b/>
+          <w:bCs/>
+          <w:sz w:val="18"/>
+        </w:rPr>
+        <w:t>2008</w:t>
+      </w:r>
+      <w:r>
+        <w:rPr>
+          <w:sz w:val="18"/>
+        </w:rPr>
+        <w:t xml:space="preserve">, </w:t>
+      </w:r>
+      <w:r>
+        <w:rPr>
+          <w:i/>
+          <w:iCs/>
+          <w:sz w:val="18"/>
+        </w:rPr>
+        <w:t>45</w:t>
+      </w:r>
+      <w:r>
+        <w:rPr>
+          <w:sz w:val="18"/>
+        </w:rPr>
+        <w:t>, 177–194.</w:t>
+      </w:r>
+    </w:p>
+    <w:p>
+      <w:pPr>
+        <w:pStyle w:val="Bibliography"/>
+        <w:rPr>
+          <w:sz w:val="18"/>
+        </w:rPr>
+      </w:pPr>
+      <w:r>
+        <w:rPr>
+          <w:sz w:val="18"/>
+        </w:rPr>
+        <w:t xml:space="preserve">48. </w:t>
+      </w:r>
+      <w:r>
+        <w:rPr>
+          <w:sz w:val="18"/>
+        </w:rPr>
+        <w:tab/>
+        <w:t xml:space="preserve">Hamby, D.M. A Review of Techniques for Parameter Sensitivity Analysis of Environmental Models. </w:t>
+      </w:r>
+      <w:r>
+        <w:rPr>
+          <w:i/>
+          <w:iCs/>
+          <w:sz w:val="18"/>
+        </w:rPr>
+        <w:t>Environ Monit Assess</w:t>
+      </w:r>
+      <w:r>
+        <w:rPr>
+          <w:sz w:val="18"/>
+        </w:rPr>
+        <w:t xml:space="preserve"> </w:t>
+      </w:r>
+      <w:r>
+        <w:rPr>
+          <w:b/>
+          <w:bCs/>
+          <w:sz w:val="18"/>
+        </w:rPr>
+        <w:t>1994</w:t>
+      </w:r>
+      <w:r>
+        <w:rPr>
+          <w:sz w:val="18"/>
+        </w:rPr>
+        <w:t xml:space="preserve">, </w:t>
+      </w:r>
+      <w:r>
+        <w:rPr>
+          <w:i/>
+          <w:iCs/>
+          <w:sz w:val="18"/>
+        </w:rPr>
+        <w:t>32</w:t>
+      </w:r>
+      <w:r>
+        <w:rPr>
+          <w:sz w:val="18"/>
+        </w:rPr>
+        <w:t>, 135–154, doi:10.1007/BF00547132.</w:t>
+      </w:r>
+    </w:p>
+    <w:p>
+      <w:pPr>
+        <w:pStyle w:val="Bibliography"/>
+        <w:rPr>
+          <w:sz w:val="18"/>
+        </w:rPr>
+      </w:pPr>
+      <w:r>
+        <w:rPr>
+          <w:sz w:val="18"/>
+        </w:rPr>
+        <w:t xml:space="preserve">49. </w:t>
+      </w:r>
+      <w:r>
+        <w:rPr>
+          <w:sz w:val="18"/>
+        </w:rPr>
+        <w:tab/>
+        <w:t xml:space="preserve">Hawkins, D.M. The Problem of Overfitting. </w:t>
+      </w:r>
+      <w:r>
+        <w:rPr>
+          <w:i/>
+          <w:iCs/>
+          <w:sz w:val="18"/>
+        </w:rPr>
+        <w:t>J. Chem. Inf. Comput. Sci.</w:t>
+      </w:r>
+      <w:r>
+        <w:rPr>
+          <w:sz w:val="18"/>
+        </w:rPr>
+        <w:t xml:space="preserve"> </w:t>
+      </w:r>
+      <w:r>
+        <w:rPr>
+          <w:b/>
+          <w:bCs/>
+          <w:sz w:val="18"/>
+        </w:rPr>
+        <w:t>2004</w:t>
+      </w:r>
+      <w:r>
+        <w:rPr>
+          <w:sz w:val="18"/>
+        </w:rPr>
+        <w:t xml:space="preserve">, </w:t>
+      </w:r>
+      <w:r>
+        <w:rPr>
+          <w:i/>
+          <w:iCs/>
+          <w:sz w:val="18"/>
+        </w:rPr>
+        <w:t>44</w:t>
+      </w:r>
+      <w:r>
+        <w:rPr>
+          <w:sz w:val="18"/>
+        </w:rPr>
+        <w:t>, 1–12, doi:10.1021/ci0342472.</w:t>
+      </w:r>
+    </w:p>
+    <w:p>
+      <w:pPr>
+        <w:pStyle w:val="Bibliography"/>
+        <w:rPr>
+          <w:sz w:val="18"/>
+        </w:rPr>
+      </w:pPr>
+      <w:r>
+        <w:rPr>
+          <w:sz w:val="18"/>
+        </w:rPr>
+        <w:t xml:space="preserve">50. </w:t>
+      </w:r>
+      <w:r>
+        <w:rPr>
+          <w:sz w:val="18"/>
+        </w:rPr>
+        <w:tab/>
+        <w:t xml:space="preserve">Ding, J.; Tarokh, V.; Yang, Y. Model Selection Techniques: An Overview. </w:t>
+      </w:r>
+      <w:r>
+        <w:rPr>
+          <w:i/>
+          <w:iCs/>
+          <w:sz w:val="18"/>
+        </w:rPr>
+        <w:t>IEEE Signal Processing Magazine</w:t>
+      </w:r>
+      <w:r>
+        <w:rPr>
+          <w:sz w:val="18"/>
+        </w:rPr>
+        <w:t xml:space="preserve"> </w:t>
+      </w:r>
+      <w:r>
+        <w:rPr>
+          <w:b/>
+          <w:bCs/>
+          <w:sz w:val="18"/>
+        </w:rPr>
+        <w:t>2018</w:t>
+      </w:r>
+      <w:r>
+        <w:rPr>
+          <w:sz w:val="18"/>
+        </w:rPr>
+        <w:t xml:space="preserve">, </w:t>
+      </w:r>
+      <w:r>
+        <w:rPr>
+          <w:i/>
+          <w:iCs/>
+          <w:sz w:val="18"/>
+        </w:rPr>
+        <w:t>35</w:t>
+      </w:r>
+      <w:r>
+        <w:rPr>
+          <w:sz w:val="18"/>
+        </w:rPr>
+        <w:t>, 16–34.</w:t>
+      </w:r>
+    </w:p>
+    <w:p>
+      <w:pPr>
+        <w:pStyle w:val="Bibliography"/>
+        <w:rPr>
+          <w:sz w:val="18"/>
+        </w:rPr>
+      </w:pPr>
+      <w:r>
+        <w:rPr>
+          <w:sz w:val="18"/>
+        </w:rPr>
+        <w:lastRenderedPageBreak/>
+        <w:t xml:space="preserve">51. </w:t>
+      </w:r>
+      <w:r>
+        <w:rPr>
+          <w:sz w:val="18"/>
+        </w:rPr>
+        <w:tab/>
+        <w:t xml:space="preserve">Berrar, D. Cross-Validation. In </w:t>
+      </w:r>
+      <w:r>
+        <w:rPr>
+          <w:i/>
+          <w:iCs/>
+          <w:sz w:val="18"/>
+        </w:rPr>
+        <w:t>Encyclopedia of Bioinformatics and Computational Biology</w:t>
+      </w:r>
+      <w:r>
+        <w:rPr>
+          <w:sz w:val="18"/>
+        </w:rPr>
+        <w:t>; Ranganathan, S., Gribskov, M., Nakai, K., Schönbach, C., Eds.; Academic Press: Oxford, 2019; pp. 542–545 ISBN 978-0-12-811432-2.</w:t>
       </w:r>
     </w:p>
     <w:p>
@@ -14397,7 +17250,6 @@
         <w:rPr>
           <w:b/>
         </w:rPr>
-        <w:lastRenderedPageBreak/>
         <w:t>Disclaimer/Publisher’s Note:</w:t>
       </w:r>
       <w:r>
@@ -14575,7 +17427,6 @@
       </w:rPr>
       <w:t>www.mdpi.com/journal/</w:t>
     </w:r>
-    <w:proofErr w:type="spellStart"/>
     <w:r>
       <w:rPr>
         <w:sz w:val="16"/>
@@ -14583,7 +17434,6 @@
       </w:rPr>
       <w:t>ijgi</w:t>
     </w:r>
-    <w:proofErr w:type="spellEnd"/>
   </w:p>
 </w:ftr>
 </file>

--- a/manuscript/wen-li-2024-geointerv.docx
+++ b/manuscript/wen-li-2024-geointerv.docx
@@ -1496,7 +1496,31 @@
         <w:rPr>
           <w:lang w:val="en"/>
         </w:rPr>
-        <w:t>1) How do we use predictive models to generate geo-interventions that influence a target outcome? (</w:t>
+        <w:t xml:space="preserve">1) How do we use </w:t>
+      </w:r>
+      <w:r>
+        <w:rPr>
+          <w:lang w:val="en"/>
+        </w:rPr>
+        <w:t xml:space="preserve">model </w:t>
+      </w:r>
+      <w:r>
+        <w:rPr>
+          <w:lang w:val="en"/>
+        </w:rPr>
+        <w:t>geo-intervention</w:t>
+      </w:r>
+      <w:r>
+        <w:rPr>
+          <w:lang w:val="en"/>
+        </w:rPr>
+        <w:t>s</w:t>
+      </w:r>
+      <w:r>
+        <w:rPr>
+          <w:lang w:val="en"/>
+        </w:rPr>
+        <w:t>? (</w:t>
       </w:r>
       <w:r>
         <w:rPr>
@@ -1508,7 +1532,19 @@
         <w:rPr>
           <w:lang w:val="en"/>
         </w:rPr>
-        <w:t>2) How do we optimize geo-interventions for a target outcome? and (</w:t>
+        <w:t xml:space="preserve">2) How do we </w:t>
+      </w:r>
+      <w:r>
+        <w:rPr>
+          <w:lang w:val="en"/>
+        </w:rPr>
+        <w:t>generate</w:t>
+      </w:r>
+      <w:r>
+        <w:rPr>
+          <w:lang w:val="en"/>
+        </w:rPr>
+        <w:t xml:space="preserve"> geo-interventions? and (</w:t>
       </w:r>
       <w:r>
         <w:rPr>
@@ -1548,13 +1584,31 @@
         <w:pStyle w:val="MDPI31text"/>
       </w:pPr>
       <w:r>
-        <w:t xml:space="preserve">To answer research questions (Q1) to (Q3), a three-step </w:t>
+        <w:t xml:space="preserve">To answer research questions (Q1) to (Q3), a </w:t>
+      </w:r>
+      <w:r>
+        <w:t>four</w:t>
+      </w:r>
+      <w:r>
+        <w:t xml:space="preserve">-step </w:t>
       </w:r>
       <w:r>
         <w:t>approach</w:t>
       </w:r>
       <w:r>
-        <w:t xml:space="preserve"> was taken involving: (1) problem statement, (2) framework specification, and (3) case study.</w:t>
+        <w:t xml:space="preserve"> was taken involving: (1) problem statement, (2) framework specification,</w:t>
+      </w:r>
+      <w:r>
+        <w:t xml:space="preserve"> (3) example identification,</w:t>
+      </w:r>
+      <w:r>
+        <w:t xml:space="preserve"> and (</w:t>
+      </w:r>
+      <w:r>
+        <w:t>4</w:t>
+      </w:r>
+      <w:r>
+        <w:t>) case study.</w:t>
       </w:r>
       <w:r>
         <w:t xml:space="preserve"> The</w:t>
@@ -1650,7 +1704,19 @@
         <w:t xml:space="preserve"> component, while the definitions of outcomes and geo-interventions</w:t>
       </w:r>
       <w:r>
-        <w:t xml:space="preserve"> were captured in the outcome modelling and geo-intervention generation components respectively.</w:t>
+        <w:t xml:space="preserve"> were captured in the outcome modelling and geo-intervention generation components</w:t>
+      </w:r>
+      <w:r>
+        <w:t xml:space="preserve">, producing research contributions (C1) and (C2) to answer </w:t>
+      </w:r>
+      <w:r>
+        <w:t xml:space="preserve">questions </w:t>
+      </w:r>
+      <w:r>
+        <w:t>(Q1) and (Q2)</w:t>
+      </w:r>
+      <w:r>
+        <w:t xml:space="preserve"> respectively.</w:t>
       </w:r>
       <w:r>
         <w:t xml:space="preserve"> These three components formed the geo-interventions modelling framework,</w:t>
@@ -1668,13 +1734,85 @@
         <w:t xml:space="preserve"> </w:t>
       </w:r>
       <w:r>
-        <w:t xml:space="preserve">In the third step, </w:t>
-      </w:r>
-      <w:r>
-        <w:t>a case study in Toronto, Ontario, Canada was designed to answer research question (Q3), where geo-interventions were generated as locatable infrastructure changes to reduce the number of Killed or Seriously Injured (KSI) individuals using the geo-interventions modelling framework.</w:t>
-      </w:r>
-      <w:r>
-        <w:t xml:space="preserve"> A figure of the three-step approach is seen in Figure 1.</w:t>
+        <w:t>In the third step,</w:t>
+      </w:r>
+      <w:r>
+        <w:t xml:space="preserve"> examples were identified from recently published literature reviews</w:t>
+      </w:r>
+      <w:r>
+        <w:t xml:space="preserve"> from the past five years,</w:t>
+      </w:r>
+      <w:r>
+        <w:t xml:space="preserve"> </w:t>
+      </w:r>
+      <w:r>
+        <w:t>which provided</w:t>
+      </w:r>
+      <w:r>
+        <w:t xml:space="preserve"> possible components that can be used in the geo-interventions modelling framework</w:t>
+      </w:r>
+      <w:r>
+        <w:t>, supporting research contribution (C3) to answer question (Q3)</w:t>
+      </w:r>
+      <w:r>
+        <w:t>.</w:t>
+      </w:r>
+      <w:r>
+        <w:t xml:space="preserve"> In the fourth step, </w:t>
+      </w:r>
+      <w:r>
+        <w:t>a case study in Toronto, Ontario, Canada was</w:t>
+      </w:r>
+      <w:r>
+        <w:t xml:space="preserve"> </w:t>
+      </w:r>
+      <w:r>
+        <w:t xml:space="preserve">designed </w:t>
+      </w:r>
+      <w:r>
+        <w:t>to</w:t>
+      </w:r>
+      <w:r>
+        <w:t xml:space="preserve"> further</w:t>
+      </w:r>
+      <w:r>
+        <w:t xml:space="preserve"> </w:t>
+      </w:r>
+      <w:r>
+        <w:t>support research contribution (C3</w:t>
+      </w:r>
+      <w:r>
+        <w:t>)</w:t>
+      </w:r>
+      <w:r>
+        <w:t xml:space="preserve"> by demonstrating</w:t>
+      </w:r>
+      <w:r>
+        <w:t xml:space="preserve"> use of the framework for a real-world problem</w:t>
+      </w:r>
+      <w:r>
+        <w:t>, where geo-interventions were generated as locatable infrastructure changes to reduce the number of Killed or Seriously Injured (KSI) individuals using the geo-interventions modelling framework.</w:t>
+      </w:r>
+      <w:r>
+        <w:t xml:space="preserve"> </w:t>
+      </w:r>
+      <w:r>
+        <w:t>Figure 1</w:t>
+      </w:r>
+      <w:r>
+        <w:t xml:space="preserve"> visualizes </w:t>
+      </w:r>
+      <w:r>
+        <w:t xml:space="preserve">the </w:t>
+      </w:r>
+      <w:r>
+        <w:t>four</w:t>
+      </w:r>
+      <w:r>
+        <w:t>-step approach</w:t>
+      </w:r>
+      <w:r>
+        <w:t>, while Sections 2.1 to 2.4 detail each of the four steps taken.</w:t>
       </w:r>
       <w:r>
         <w:t xml:space="preserve"> </w:t>
@@ -1686,9 +1824,9 @@
       </w:pPr>
       <w:r>
         <w:drawing>
-          <wp:inline distT="0" distB="0" distL="0" distR="0" wp14:anchorId="65E4E077" wp14:editId="17EB7CA8">
-            <wp:extent cx="3318122" cy="2371511"/>
-            <wp:effectExtent l="0" t="0" r="0" b="3810"/>
+          <wp:inline distT="0" distB="0" distL="0" distR="0" wp14:anchorId="65E4E077" wp14:editId="543AFAA6">
+            <wp:extent cx="2828290" cy="2564203"/>
+            <wp:effectExtent l="0" t="0" r="3810" b="1270"/>
             <wp:docPr id="71820359" name="Picture 6"/>
             <wp:cNvGraphicFramePr>
               <a:graphicFrameLocks xmlns:a="http://schemas.openxmlformats.org/drawingml/2006/main" noChangeAspect="1"/>
@@ -1709,7 +1847,7 @@
                   <pic:spPr>
                     <a:xfrm>
                       <a:off x="0" y="0"/>
-                      <a:ext cx="3337246" cy="2385179"/>
+                      <a:ext cx="2959632" cy="2683281"/>
                     </a:xfrm>
                     <a:prstGeom prst="rect">
                       <a:avLst/>
@@ -1731,6 +1869,7 @@
           <w:b/>
           <w:bCs/>
         </w:rPr>
+        <w:lastRenderedPageBreak/>
         <w:t xml:space="preserve">Figure </w:t>
       </w:r>
       <w:r>
@@ -1780,7 +1919,10 @@
         <w:t xml:space="preserve"> </w:t>
       </w:r>
       <w:r>
-        <w:t xml:space="preserve">Three step </w:t>
+        <w:t>Four</w:t>
+      </w:r>
+      <w:r>
+        <w:t xml:space="preserve"> step </w:t>
       </w:r>
       <w:r>
         <w:t>approach</w:t>
@@ -1832,14 +1974,7 @@
         <w:rPr>
           <w:lang w:val="en"/>
         </w:rPr>
-        <w:t xml:space="preserve">-interventions are actions that change particular </w:t>
-      </w:r>
-      <w:r>
-        <w:rPr>
-          <w:lang w:val="en"/>
-        </w:rPr>
-        <w:lastRenderedPageBreak/>
-        <w:t xml:space="preserve">locations or areas </w:t>
+        <w:t xml:space="preserve">-interventions are actions that change particular locations or areas </w:t>
       </w:r>
       <w:r>
         <w:rPr>
@@ -4656,7 +4791,6 @@
         </w:rPr>
       </w:pPr>
       <w:r>
-        <w:lastRenderedPageBreak/>
         <w:t>2.1.</w:t>
       </w:r>
       <w:r>
@@ -7855,7 +7989,14 @@
         <w:rPr>
           <w:lang w:val="en"/>
         </w:rPr>
-        <w:t>where these subsets</w:t>
+        <w:t xml:space="preserve">where these </w:t>
+      </w:r>
+      <w:r>
+        <w:rPr>
+          <w:lang w:val="en"/>
+        </w:rPr>
+        <w:lastRenderedPageBreak/>
+        <w:t>subsets</w:t>
       </w:r>
       <w:r>
         <w:rPr>
@@ -8505,9 +8646,6 @@
       <w:r>
         <w:t xml:space="preserve"> Specification</w:t>
       </w:r>
-      <w:r>
-        <w:t>s</w:t>
-      </w:r>
     </w:p>
     <w:p>
       <w:pPr>
@@ -8529,31 +8667,106 @@
         <w:t>this section specifies conceptual components and their sub-components for the concepts of actions, locations, outcomes, and geo-interventions.</w:t>
       </w:r>
       <w:r>
-        <w:t xml:space="preserve"> Recall research questions </w:t>
-      </w:r>
-      <w:r>
-        <w:t>(</w:t>
-      </w:r>
-      <w:r>
+        <w:t xml:space="preserve"> Recall research questions</w:t>
+      </w:r>
+      <w:r>
+        <w:t xml:space="preserve"> (Q1) how do we</w:t>
+      </w:r>
+      <w:r>
+        <w:t xml:space="preserve"> </w:t>
+      </w:r>
+      <w:r>
+        <w:t>model</w:t>
+      </w:r>
+      <w:r>
+        <w:rPr>
+          <w:lang w:val="en"/>
+        </w:rPr>
+        <w:t xml:space="preserve"> geo-interventions?</w:t>
+      </w:r>
+      <w:r>
+        <w:rPr>
+          <w:lang w:val="en"/>
+        </w:rPr>
+        <w:t xml:space="preserve"> </w:t>
+      </w:r>
+      <w:r>
+        <w:rPr>
+          <w:lang w:val="en"/>
+        </w:rPr>
+        <w:t>and (</w:t>
+      </w:r>
+      <w:r>
+        <w:rPr>
+          <w:lang w:val="en"/>
+        </w:rPr>
         <w:t>Q</w:t>
       </w:r>
       <w:r>
-        <w:t>1)</w:t>
-      </w:r>
-      <w:r>
+        <w:rPr>
+          <w:lang w:val="en"/>
+        </w:rPr>
+        <w:t>2)</w:t>
+      </w:r>
+      <w:r>
+        <w:rPr>
+          <w:lang w:val="en"/>
+        </w:rPr>
+        <w:t xml:space="preserve"> h</w:t>
+      </w:r>
+      <w:r>
+        <w:rPr>
+          <w:lang w:val="en"/>
+        </w:rPr>
+        <w:t xml:space="preserve">ow do we </w:t>
+      </w:r>
+      <w:r>
+        <w:rPr>
+          <w:lang w:val="en"/>
+        </w:rPr>
+        <w:t>generate</w:t>
+      </w:r>
+      <w:r>
+        <w:rPr>
+          <w:lang w:val="en"/>
+        </w:rPr>
+        <w:t xml:space="preserve"> geo-interventions?</w:t>
+      </w:r>
+      <w:r>
+        <w:rPr>
+          <w:lang w:val="en"/>
+        </w:rPr>
         <w:t xml:space="preserve"> </w:t>
       </w:r>
       <w:r>
         <w:rPr>
           <w:lang w:val="en"/>
         </w:rPr>
-        <w:t>h</w:t>
-      </w:r>
-      <w:r>
-        <w:rPr>
-          <w:lang w:val="en"/>
-        </w:rPr>
-        <w:t>ow do we use predictive models to generate geo-interventions that influence a target outcome?</w:t>
+        <w:t>For (</w:t>
+      </w:r>
+      <w:r>
+        <w:rPr>
+          <w:lang w:val="en"/>
+        </w:rPr>
+        <w:t>Q</w:t>
+      </w:r>
+      <w:r>
+        <w:rPr>
+          <w:lang w:val="en"/>
+        </w:rPr>
+        <w:t>1), we produce research contribution (C1)</w:t>
+      </w:r>
+      <w:r>
+        <w:rPr>
+          <w:lang w:val="en"/>
+        </w:rPr>
+        <w:t xml:space="preserve"> as the outcome modelling component</w:t>
+      </w:r>
+      <w:r>
+        <w:rPr>
+          <w:lang w:val="en"/>
+        </w:rPr>
+        <w:t>,</w:t>
       </w:r>
       <w:r>
         <w:rPr>
@@ -8565,31 +8778,25 @@
         <w:rPr>
           <w:lang w:val="en"/>
         </w:rPr>
-        <w:t>and (</w:t>
-      </w:r>
-      <w:r>
-        <w:rPr>
-          <w:lang w:val="en"/>
-        </w:rPr>
-        <w:t>Q</w:t>
-      </w:r>
-      <w:r>
-        <w:rPr>
-          <w:lang w:val="en"/>
-        </w:rPr>
-        <w:t>2)</w:t>
-      </w:r>
-      <w:r>
-        <w:rPr>
-          <w:lang w:val="en"/>
-        </w:rPr>
-        <w:t xml:space="preserve"> h</w:t>
-      </w:r>
-      <w:r>
-        <w:rPr>
-          <w:lang w:val="en"/>
-        </w:rPr>
-        <w:t>ow do we optimize geo-interventions for a target outcome?</w:t>
+        <w:t>conceptualizing</w:t>
+      </w:r>
+      <w:r>
+        <w:rPr>
+          <w:lang w:val="en"/>
+        </w:rPr>
+        <w:t xml:space="preserve"> the </w:t>
+      </w:r>
+      <w:r>
+        <w:rPr>
+          <w:lang w:val="en"/>
+        </w:rPr>
+        <w:t>modelling</w:t>
+      </w:r>
+      <w:r>
+        <w:rPr>
+          <w:lang w:val="en"/>
+        </w:rPr>
+        <w:t xml:space="preserve"> of geo-interventions by</w:t>
       </w:r>
       <w:r>
         <w:rPr>
@@ -8601,25 +8808,55 @@
         <w:rPr>
           <w:lang w:val="en"/>
         </w:rPr>
-        <w:t>For (</w:t>
-      </w:r>
-      <w:r>
-        <w:rPr>
-          <w:lang w:val="en"/>
-        </w:rPr>
-        <w:t>Q</w:t>
-      </w:r>
-      <w:r>
-        <w:rPr>
-          <w:lang w:val="en"/>
-        </w:rPr>
-        <w:t>1), we produce research contribution (C1)</w:t>
-      </w:r>
-      <w:r>
-        <w:rPr>
-          <w:lang w:val="en"/>
-        </w:rPr>
-        <w:t xml:space="preserve"> as the outcome modelling component</w:t>
+        <w:t>predicting</w:t>
+      </w:r>
+      <w:r>
+        <w:rPr>
+          <w:lang w:val="en"/>
+        </w:rPr>
+        <w:t xml:space="preserve"> outcomes as a function of variables</w:t>
+      </w:r>
+      <w:r>
+        <w:rPr>
+          <w:lang w:val="en"/>
+        </w:rPr>
+        <w:t xml:space="preserve"> and actions</w:t>
+      </w:r>
+      <w:r>
+        <w:rPr>
+          <w:lang w:val="en"/>
+        </w:rPr>
+        <w:t xml:space="preserve"> from spatial data.</w:t>
+      </w:r>
+      <w:r>
+        <w:rPr>
+          <w:lang w:val="en"/>
+        </w:rPr>
+        <w:t xml:space="preserve"> </w:t>
+      </w:r>
+      <w:r>
+        <w:rPr>
+          <w:lang w:val="en"/>
+        </w:rPr>
+        <w:t>F</w:t>
+      </w:r>
+      <w:r>
+        <w:rPr>
+          <w:lang w:val="en"/>
+        </w:rPr>
+        <w:t>or (Q2), we produce</w:t>
+      </w:r>
+      <w:r>
+        <w:rPr>
+          <w:lang w:val="en"/>
+        </w:rPr>
+        <w:t xml:space="preserve"> research contribution</w:t>
+      </w:r>
+      <w:r>
+        <w:rPr>
+          <w:lang w:val="en"/>
+        </w:rPr>
+        <w:t xml:space="preserve"> (C2) as the geo-intervention generation component</w:t>
       </w:r>
       <w:r>
         <w:rPr>
@@ -8631,85 +8868,19 @@
         <w:rPr>
           <w:lang w:val="en"/>
         </w:rPr>
-        <w:t xml:space="preserve"> </w:t>
-      </w:r>
-      <w:r>
-        <w:rPr>
-          <w:lang w:val="en"/>
-        </w:rPr>
-        <w:t>conceptualizing</w:t>
-      </w:r>
-      <w:r>
-        <w:rPr>
-          <w:lang w:val="en"/>
-        </w:rPr>
-        <w:t xml:space="preserve"> the generation of geo-interventions by modelling</w:t>
-      </w:r>
-      <w:r>
-        <w:rPr>
-          <w:lang w:val="en"/>
-        </w:rPr>
-        <w:t xml:space="preserve"> and predicting</w:t>
-      </w:r>
-      <w:r>
-        <w:rPr>
-          <w:lang w:val="en"/>
-        </w:rPr>
-        <w:t xml:space="preserve"> outcomes as a function of variables</w:t>
-      </w:r>
-      <w:r>
-        <w:rPr>
-          <w:lang w:val="en"/>
-        </w:rPr>
-        <w:t xml:space="preserve"> and actions</w:t>
-      </w:r>
-      <w:r>
-        <w:rPr>
-          <w:lang w:val="en"/>
-        </w:rPr>
-        <w:t xml:space="preserve"> from spatial data.</w:t>
-      </w:r>
-      <w:r>
-        <w:rPr>
-          <w:lang w:val="en"/>
-        </w:rPr>
-        <w:t xml:space="preserve"> </w:t>
-      </w:r>
-      <w:r>
-        <w:rPr>
-          <w:lang w:val="en"/>
-        </w:rPr>
-        <w:t>F</w:t>
-      </w:r>
-      <w:r>
-        <w:rPr>
-          <w:lang w:val="en"/>
-        </w:rPr>
-        <w:t>or (Q2), we produce</w:t>
-      </w:r>
-      <w:r>
-        <w:rPr>
-          <w:lang w:val="en"/>
-        </w:rPr>
-        <w:t xml:space="preserve"> research contribution</w:t>
-      </w:r>
-      <w:r>
-        <w:rPr>
-          <w:lang w:val="en"/>
-        </w:rPr>
-        <w:t xml:space="preserve"> (C2) as the geo-intervention generation component</w:t>
-      </w:r>
-      <w:r>
-        <w:rPr>
-          <w:lang w:val="en"/>
-        </w:rPr>
-        <w:t>,</w:t>
-      </w:r>
-      <w:r>
-        <w:rPr>
-          <w:lang w:val="en"/>
-        </w:rPr>
-        <w:t xml:space="preserve"> conceptualizing the optimization of geo-interventions </w:t>
+        <w:t xml:space="preserve"> conceptualizing the </w:t>
+      </w:r>
+      <w:r>
+        <w:rPr>
+          <w:lang w:val="en"/>
+        </w:rPr>
+        <w:t>generation</w:t>
+      </w:r>
+      <w:r>
+        <w:rPr>
+          <w:lang w:val="en"/>
+        </w:rPr>
+        <w:t xml:space="preserve"> of geo-interventions </w:t>
       </w:r>
       <w:r>
         <w:rPr>
@@ -8830,8 +9001,8 @@
       </w:tblPr>
       <w:tblGrid>
         <w:gridCol w:w="1787"/>
-        <w:gridCol w:w="1984"/>
-        <w:gridCol w:w="4086"/>
+        <w:gridCol w:w="2268"/>
+        <w:gridCol w:w="3802"/>
       </w:tblGrid>
       <w:tr>
         <w:tc>
@@ -8863,7 +9034,7 @@
         </w:tc>
         <w:tc>
           <w:tcPr>
-            <w:tcW w:w="1984" w:type="dxa"/>
+            <w:tcW w:w="2268" w:type="dxa"/>
             <w:tcBorders>
               <w:bottom w:val="single" w:sz="4" w:space="0" w:color="auto"/>
             </w:tcBorders>
@@ -8898,7 +9069,7 @@
         </w:tc>
         <w:tc>
           <w:tcPr>
-            <w:tcW w:w="4086" w:type="dxa"/>
+            <w:tcW w:w="3802" w:type="dxa"/>
             <w:tcBorders>
               <w:bottom w:val="single" w:sz="4" w:space="0" w:color="auto"/>
             </w:tcBorders>
@@ -8954,7 +9125,7 @@
         </w:tc>
         <w:tc>
           <w:tcPr>
-            <w:tcW w:w="1984" w:type="dxa"/>
+            <w:tcW w:w="2268" w:type="dxa"/>
             <w:tcBorders>
               <w:bottom w:val="single" w:sz="4" w:space="0" w:color="auto"/>
             </w:tcBorders>
@@ -9044,7 +9215,7 @@
         </w:tc>
         <w:tc>
           <w:tcPr>
-            <w:tcW w:w="4086" w:type="dxa"/>
+            <w:tcW w:w="3802" w:type="dxa"/>
             <w:tcBorders>
               <w:bottom w:val="single" w:sz="4" w:space="0" w:color="auto"/>
             </w:tcBorders>
@@ -9180,7 +9351,7 @@
         </w:tc>
         <w:tc>
           <w:tcPr>
-            <w:tcW w:w="1984" w:type="dxa"/>
+            <w:tcW w:w="2268" w:type="dxa"/>
             <w:tcBorders>
               <w:top w:val="single" w:sz="4" w:space="0" w:color="auto"/>
               <w:bottom w:val="single" w:sz="4" w:space="0" w:color="auto"/>
@@ -9261,6 +9432,9 @@
             <w:r>
               <w:t>Model Selection</w:t>
             </w:r>
+            <w:r>
+              <w:t>*</w:t>
+            </w:r>
           </w:p>
           <w:p>
             <w:pPr>
@@ -9276,7 +9450,27 @@
               <w:jc w:val="left"/>
             </w:pPr>
             <w:r>
-              <w:t>Metrics</w:t>
+              <w:t xml:space="preserve">Model </w:t>
+            </w:r>
+            <w:r>
+              <w:t>Metric</w:t>
+            </w:r>
+          </w:p>
+          <w:p>
+            <w:pPr>
+              <w:pStyle w:val="MDPI42tablebody"/>
+              <w:spacing w:line="240" w:lineRule="auto"/>
+              <w:jc w:val="left"/>
+            </w:pPr>
+          </w:p>
+          <w:p>
+            <w:pPr>
+              <w:pStyle w:val="MDPI42tablebody"/>
+              <w:spacing w:line="240" w:lineRule="auto"/>
+              <w:jc w:val="left"/>
+            </w:pPr>
+            <w:r>
+              <w:t>Best Model</w:t>
             </w:r>
           </w:p>
           <w:p>
@@ -9289,7 +9483,7 @@
         </w:tc>
         <w:tc>
           <w:tcPr>
-            <w:tcW w:w="4086" w:type="dxa"/>
+            <w:tcW w:w="3802" w:type="dxa"/>
             <w:tcBorders>
               <w:top w:val="single" w:sz="4" w:space="0" w:color="auto"/>
               <w:bottom w:val="single" w:sz="4" w:space="0" w:color="auto"/>
@@ -9304,7 +9498,7 @@
               <w:jc w:val="left"/>
             </w:pPr>
             <w:r>
-              <w:t>Records of unique locations with 1+ variables</w:t>
+              <w:t>Records of locations with 1+ variables</w:t>
             </w:r>
           </w:p>
           <w:p>
@@ -9314,7 +9508,13 @@
               <w:jc w:val="left"/>
             </w:pPr>
             <w:r>
-              <w:t xml:space="preserve">Input values for model that modify </w:t>
+              <w:t xml:space="preserve">Input values </w:t>
+            </w:r>
+            <w:r>
+              <w:t>to modify</w:t>
+            </w:r>
+            <w:r>
+              <w:t xml:space="preserve"> model </w:t>
             </w:r>
             <w:r>
               <w:t>behavior</w:t>
@@ -9366,10 +9566,29 @@
               <w:t>s</w:t>
             </w:r>
             <w:r>
-              <w:t xml:space="preserve"> that evaluate outcome model performance</w:t>
+              <w:t xml:space="preserve"> outcome model performance</w:t>
             </w:r>
             <w:r>
-              <w:t xml:space="preserve"> using the predicted outcomes</w:t>
+              <w:t xml:space="preserve"> using predicted outcomes</w:t>
+            </w:r>
+          </w:p>
+          <w:p>
+            <w:pPr>
+              <w:pStyle w:val="MDPI42tablebody"/>
+              <w:spacing w:line="240" w:lineRule="auto"/>
+              <w:jc w:val="left"/>
+            </w:pPr>
+            <w:r>
+              <w:t xml:space="preserve">Model with highest performance based on </w:t>
+            </w:r>
+            <w:r>
+              <w:t xml:space="preserve">model </w:t>
+            </w:r>
+            <w:r>
+              <w:t>metrics</w:t>
+            </w:r>
+            <w:r>
+              <w:t xml:space="preserve"> and model selection</w:t>
             </w:r>
           </w:p>
         </w:tc>
@@ -9397,7 +9616,7 @@
         </w:tc>
         <w:tc>
           <w:tcPr>
-            <w:tcW w:w="1984" w:type="dxa"/>
+            <w:tcW w:w="2268" w:type="dxa"/>
             <w:tcBorders>
               <w:top w:val="single" w:sz="4" w:space="0" w:color="auto"/>
               <w:bottom w:val="single" w:sz="8" w:space="0" w:color="auto"/>
@@ -9411,11 +9630,125 @@
               <w:spacing w:line="240" w:lineRule="auto"/>
               <w:jc w:val="left"/>
             </w:pPr>
+            <w:r>
+              <w:t>Actions</w:t>
+            </w:r>
+          </w:p>
+          <w:p>
+            <w:pPr>
+              <w:pStyle w:val="MDPI42tablebody"/>
+              <w:spacing w:line="240" w:lineRule="auto"/>
+              <w:jc w:val="left"/>
+            </w:pPr>
+          </w:p>
+          <w:p>
+            <w:pPr>
+              <w:pStyle w:val="MDPI42tablebody"/>
+              <w:spacing w:line="240" w:lineRule="auto"/>
+              <w:jc w:val="left"/>
+            </w:pPr>
+            <w:r>
+              <w:t>Constraints*</w:t>
+            </w:r>
+          </w:p>
+          <w:p>
+            <w:pPr>
+              <w:pStyle w:val="MDPI42tablebody"/>
+              <w:spacing w:line="240" w:lineRule="auto"/>
+              <w:jc w:val="left"/>
+            </w:pPr>
+            <w:r>
+              <w:t>Variable Metrics*</w:t>
+            </w:r>
+          </w:p>
+          <w:p>
+            <w:pPr>
+              <w:pStyle w:val="MDPI42tablebody"/>
+              <w:spacing w:line="240" w:lineRule="auto"/>
+              <w:jc w:val="left"/>
+            </w:pPr>
+          </w:p>
+          <w:p>
+            <w:pPr>
+              <w:pStyle w:val="MDPI42tablebody"/>
+              <w:spacing w:line="240" w:lineRule="auto"/>
+              <w:jc w:val="left"/>
+            </w:pPr>
+            <w:r>
+              <w:lastRenderedPageBreak/>
+              <w:t>O</w:t>
+            </w:r>
+            <w:r>
+              <w:t>utcome Metric</w:t>
+            </w:r>
+          </w:p>
+          <w:p>
+            <w:pPr>
+              <w:pStyle w:val="MDPI42tablebody"/>
+              <w:spacing w:line="240" w:lineRule="auto"/>
+              <w:jc w:val="left"/>
+            </w:pPr>
+          </w:p>
+          <w:p>
+            <w:pPr>
+              <w:pStyle w:val="MDPI42tablebody"/>
+              <w:spacing w:line="240" w:lineRule="auto"/>
+              <w:jc w:val="left"/>
+            </w:pPr>
+            <w:r>
+              <w:t>O</w:t>
+            </w:r>
+            <w:r>
+              <w:t>ptimization Algorithm</w:t>
+            </w:r>
+          </w:p>
+          <w:p>
+            <w:pPr>
+              <w:pStyle w:val="MDPI42tablebody"/>
+              <w:spacing w:line="240" w:lineRule="auto"/>
+              <w:jc w:val="left"/>
+            </w:pPr>
+          </w:p>
+          <w:p>
+            <w:pPr>
+              <w:pStyle w:val="MDPI42tablebody"/>
+              <w:spacing w:line="240" w:lineRule="auto"/>
+              <w:jc w:val="left"/>
+            </w:pPr>
+            <w:r>
+              <w:t>Best</w:t>
+            </w:r>
+            <w:r>
+              <w:t xml:space="preserve"> Outcomes</w:t>
+            </w:r>
+          </w:p>
+          <w:p>
+            <w:pPr>
+              <w:pStyle w:val="MDPI42tablebody"/>
+              <w:spacing w:line="240" w:lineRule="auto"/>
+              <w:jc w:val="left"/>
+            </w:pPr>
+          </w:p>
+          <w:p>
+            <w:pPr>
+              <w:pStyle w:val="MDPI42tablebody"/>
+              <w:spacing w:line="240" w:lineRule="auto"/>
+              <w:jc w:val="left"/>
+            </w:pPr>
+            <w:r>
+              <w:t>Best</w:t>
+            </w:r>
+            <w:r>
+              <w:t xml:space="preserve"> </w:t>
+            </w:r>
+            <w:r>
+              <w:t>Geo-interventions</w:t>
+            </w:r>
           </w:p>
         </w:tc>
         <w:tc>
           <w:tcPr>
-            <w:tcW w:w="4086" w:type="dxa"/>
+            <w:tcW w:w="3802" w:type="dxa"/>
             <w:tcBorders>
               <w:top w:val="single" w:sz="4" w:space="0" w:color="auto"/>
               <w:bottom w:val="single" w:sz="8" w:space="0" w:color="auto"/>
@@ -9429,6 +9762,92 @@
               <w:spacing w:line="240" w:lineRule="auto"/>
               <w:jc w:val="left"/>
             </w:pPr>
+            <w:r>
+              <w:lastRenderedPageBreak/>
+              <w:t>Changes to variables associated with predicted outcomes, limited by constraints</w:t>
+            </w:r>
+          </w:p>
+          <w:p>
+            <w:pPr>
+              <w:pStyle w:val="MDPI42tablebody"/>
+              <w:spacing w:line="240" w:lineRule="auto"/>
+              <w:jc w:val="left"/>
+            </w:pPr>
+            <w:r>
+              <w:t>Limits for</w:t>
+            </w:r>
+            <w:r>
+              <w:t xml:space="preserve"> modifiable</w:t>
+            </w:r>
+            <w:r>
+              <w:t xml:space="preserve"> actions and locations</w:t>
+            </w:r>
+          </w:p>
+          <w:p>
+            <w:pPr>
+              <w:pStyle w:val="MDPI42tablebody"/>
+              <w:spacing w:line="240" w:lineRule="auto"/>
+              <w:jc w:val="left"/>
+            </w:pPr>
+            <w:r>
+              <w:t>Measures association of variables to predicted outcomes</w:t>
+            </w:r>
+          </w:p>
+          <w:p>
+            <w:pPr>
+              <w:pStyle w:val="MDPI42tablebody"/>
+              <w:spacing w:line="240" w:lineRule="auto"/>
+              <w:jc w:val="left"/>
+            </w:pPr>
+            <w:r>
+              <w:lastRenderedPageBreak/>
+              <w:t>Evaluates optimization algorithm performance based on predicted outcomes</w:t>
+            </w:r>
+          </w:p>
+          <w:p>
+            <w:pPr>
+              <w:pStyle w:val="MDPI42tablebody"/>
+              <w:spacing w:line="240" w:lineRule="auto"/>
+              <w:jc w:val="left"/>
+            </w:pPr>
+            <w:r>
+              <w:t>Finds optimal predicted outcomes given constraints</w:t>
+            </w:r>
+            <w:r>
+              <w:t>, actions,</w:t>
+            </w:r>
+            <w:r>
+              <w:t xml:space="preserve"> and outcome metric</w:t>
+            </w:r>
+          </w:p>
+          <w:p>
+            <w:pPr>
+              <w:pStyle w:val="MDPI42tablebody"/>
+              <w:spacing w:line="240" w:lineRule="auto"/>
+              <w:jc w:val="left"/>
+            </w:pPr>
+            <w:r>
+              <w:t>Most optimal predicted outcomes based on o</w:t>
+            </w:r>
+            <w:r>
+              <w:t>ptimization algorithm</w:t>
+            </w:r>
+            <w:r>
+              <w:t>.</w:t>
+            </w:r>
+          </w:p>
+          <w:p>
+            <w:pPr>
+              <w:pStyle w:val="MDPI42tablebody"/>
+              <w:spacing w:line="240" w:lineRule="auto"/>
+              <w:jc w:val="left"/>
+            </w:pPr>
+            <w:r>
+              <w:t>Most optimal</w:t>
+            </w:r>
+            <w:r>
+              <w:t xml:space="preserve"> actions leading to optimized outcomes</w:t>
+            </w:r>
           </w:p>
         </w:tc>
       </w:tr>
@@ -9438,10 +9857,23 @@
         <w:pStyle w:val="MDPI43tablefooter"/>
       </w:pPr>
       <w:r>
+        <w:lastRenderedPageBreak/>
         <w:t xml:space="preserve">* </w:t>
       </w:r>
       <w:r>
         <w:t>Optional</w:t>
+      </w:r>
+      <w:r>
+        <w:t xml:space="preserve"> </w:t>
+      </w:r>
+      <w:r>
+        <w:t>sub-</w:t>
+      </w:r>
+      <w:r>
+        <w:t>c</w:t>
+      </w:r>
+      <w:r>
+        <w:t>omponent</w:t>
       </w:r>
       <w:r>
         <w:t>.</w:t>
@@ -10089,7 +10521,6 @@
         <w:rPr>
           <w:lang w:val="en"/>
         </w:rPr>
-        <w:lastRenderedPageBreak/>
         <w:t>to be</w:t>
       </w:r>
       <w:r>
@@ -11921,12 +12352,16 @@
         <w:t>produce</w:t>
       </w:r>
       <w:r>
-        <w:t xml:space="preserve"> predicted outcomes</w:t>
-      </w:r>
-      <w:r>
         <w:t xml:space="preserve"> </w:t>
       </w:r>
       <w:r>
+        <w:lastRenderedPageBreak/>
+        <w:t>predicted outcomes</w:t>
+      </w:r>
+      <w:r>
+        <w:t xml:space="preserve"> </w:t>
+      </w:r>
+      <w:r>
         <w:t>based on the</w:t>
       </w:r>
       <w:r>
@@ -11999,7 +12434,13 @@
         <w:t>.</w:t>
       </w:r>
       <w:r>
-        <w:t xml:space="preserve"> There is also not a single model that works well for every problem, and the exploration of multiple models can result in benefits, such as gains in predictive performance </w:t>
+        <w:t xml:space="preserve"> There is also not a single model that works well for every problem, and the exploration of multiple models can result in</w:t>
+      </w:r>
+      <w:r>
+        <w:t xml:space="preserve"> improved</w:t>
+      </w:r>
+      <w:r>
+        <w:t xml:space="preserve"> predictive performance </w:t>
       </w:r>
       <w:r>
         <w:fldChar w:fldCharType="begin"/>
@@ -12023,7 +12464,37 @@
         <w:t>.</w:t>
       </w:r>
       <w:r>
-        <w:t xml:space="preserve"> Thus, we added two additional sub-components of model selection and metrics, that were required to hold algorithms executing strategies</w:t>
+        <w:t xml:space="preserve"> Thus, we added t</w:t>
+      </w:r>
+      <w:r>
+        <w:t>hree</w:t>
+      </w:r>
+      <w:r>
+        <w:t xml:space="preserve"> additional sub-components of model selection</w:t>
+      </w:r>
+      <w:r>
+        <w:t xml:space="preserve"> (optional)</w:t>
+      </w:r>
+      <w:r>
+        <w:t xml:space="preserve">, </w:t>
+      </w:r>
+      <w:r>
+        <w:t xml:space="preserve">model </w:t>
+      </w:r>
+      <w:r>
+        <w:t>metrics,</w:t>
+      </w:r>
+      <w:r>
+        <w:t xml:space="preserve"> and best model,</w:t>
+      </w:r>
+      <w:r>
+        <w:t xml:space="preserve"> that h</w:t>
+      </w:r>
+      <w:r>
+        <w:t>e</w:t>
+      </w:r>
+      <w:r>
+        <w:t>ld algorithms executing strategies</w:t>
       </w:r>
       <w:r>
         <w:t xml:space="preserve"> (e.g. cross validation</w:t>
@@ -12053,7 +12524,19 @@
         <w:t>)</w:t>
       </w:r>
       <w:r>
-        <w:t xml:space="preserve"> to evaluate and select the best performing model out of a test of multiple models, using one or more defined metrics</w:t>
+        <w:t xml:space="preserve"> to evaluate and select the best performing model out of a test of multiple models, using </w:t>
+      </w:r>
+      <w:r>
+        <w:t xml:space="preserve">a </w:t>
+      </w:r>
+      <w:r>
+        <w:t xml:space="preserve">defined </w:t>
+      </w:r>
+      <w:r>
+        <w:t xml:space="preserve">model </w:t>
+      </w:r>
+      <w:r>
+        <w:t>metric</w:t>
       </w:r>
       <w:r>
         <w:t xml:space="preserve"> on the predicted outcomes</w:t>
@@ -12099,7 +12582,1158 @@
         <w:rPr>
           <w:lang w:val="en"/>
         </w:rPr>
-        <w:t>x.</w:t>
+        <w:t>As noted in Equation (8)</w:t>
+      </w:r>
+      <w:r>
+        <w:rPr>
+          <w:lang w:val="en"/>
+        </w:rPr>
+        <w:t xml:space="preserve"> </w:t>
+      </w:r>
+      <w:r>
+        <w:rPr>
+          <w:lang w:val="en"/>
+        </w:rPr>
+        <w:t xml:space="preserve">of Section 2.1.4, </w:t>
+      </w:r>
+      <w:r>
+        <w:rPr>
+          <w:lang w:val="en"/>
+        </w:rPr>
+        <w:t xml:space="preserve">generated </w:t>
+      </w:r>
+      <w:r>
+        <w:rPr>
+          <w:lang w:val="en"/>
+        </w:rPr>
+        <w:t>g</w:t>
+      </w:r>
+      <w:r>
+        <w:rPr>
+          <w:lang w:val="en"/>
+        </w:rPr>
+        <w:t>eo-intervention</w:t>
+      </w:r>
+      <w:r>
+        <w:rPr>
+          <w:lang w:val="en"/>
+        </w:rPr>
+        <w:t xml:space="preserve">s are actions </w:t>
+      </w:r>
+      <m:oMath>
+        <m:sSub>
+          <m:sSubPr>
+            <m:ctrlPr>
+              <w:rPr>
+                <w:rFonts w:ascii="Cambria Math" w:hAnsi="Cambria Math"/>
+                <w:i/>
+                <w:lang w:val="en"/>
+              </w:rPr>
+            </m:ctrlPr>
+          </m:sSubPr>
+          <m:e>
+            <m:r>
+              <w:rPr>
+                <w:rFonts w:ascii="Cambria Math" w:hAnsi="Cambria Math"/>
+                <w:lang w:val="en"/>
+              </w:rPr>
+              <m:t>A</m:t>
+            </m:r>
+          </m:e>
+          <m:sub>
+            <m:r>
+              <w:rPr>
+                <w:rFonts w:ascii="Cambria Math" w:hAnsi="Cambria Math"/>
+                <w:lang w:val="en"/>
+              </w:rPr>
+              <m:t>i</m:t>
+            </m:r>
+          </m:sub>
+        </m:sSub>
+      </m:oMath>
+      <w:r>
+        <w:rPr>
+          <w:lang w:val="en"/>
+        </w:rPr>
+        <w:t xml:space="preserve"> that </w:t>
+      </w:r>
+      <w:r>
+        <w:rPr>
+          <w:lang w:val="en"/>
+        </w:rPr>
+        <w:t xml:space="preserve">can </w:t>
+      </w:r>
+      <w:r>
+        <w:rPr>
+          <w:lang w:val="en"/>
+        </w:rPr>
+        <w:t>predict outcomes</w:t>
+      </w:r>
+      <w:r>
+        <w:rPr>
+          <w:lang w:val="en"/>
+        </w:rPr>
+        <w:t xml:space="preserve"> </w:t>
+      </w:r>
+      <m:oMath>
+        <m:sSub>
+          <m:sSubPr>
+            <m:ctrlPr>
+              <w:rPr>
+                <w:rFonts w:ascii="Cambria Math" w:hAnsi="Cambria Math"/>
+                <w:i/>
+                <w:lang w:val="en"/>
+              </w:rPr>
+            </m:ctrlPr>
+          </m:sSubPr>
+          <m:e>
+            <m:acc>
+              <m:accPr>
+                <m:ctrlPr>
+                  <w:rPr>
+                    <w:rFonts w:ascii="Cambria Math" w:hAnsi="Cambria Math"/>
+                    <w:i/>
+                    <w:lang w:val="en"/>
+                  </w:rPr>
+                </m:ctrlPr>
+              </m:accPr>
+              <m:e>
+                <m:r>
+                  <w:rPr>
+                    <w:rFonts w:ascii="Cambria Math" w:hAnsi="Cambria Math"/>
+                    <w:lang w:val="en"/>
+                  </w:rPr>
+                  <m:t>Y</m:t>
+                </m:r>
+              </m:e>
+            </m:acc>
+          </m:e>
+          <m:sub>
+            <m:r>
+              <w:rPr>
+                <w:rFonts w:ascii="Cambria Math" w:hAnsi="Cambria Math"/>
+                <w:lang w:val="en"/>
+              </w:rPr>
+              <m:t>i</m:t>
+            </m:r>
+          </m:sub>
+        </m:sSub>
+      </m:oMath>
+      <w:r>
+        <w:rPr>
+          <w:lang w:val="en"/>
+        </w:rPr>
+        <w:t xml:space="preserve"> </w:t>
+      </w:r>
+      <w:r>
+        <w:rPr>
+          <w:lang w:val="en"/>
+        </w:rPr>
+        <w:t xml:space="preserve">given a model </w:t>
+      </w:r>
+      <m:oMath>
+        <m:r>
+          <w:rPr>
+            <w:rFonts w:ascii="Cambria Math" w:hAnsi="Cambria Math"/>
+            <w:lang w:val="en"/>
+          </w:rPr>
+          <m:t>f</m:t>
+        </m:r>
+      </m:oMath>
+      <w:r>
+        <w:rPr>
+          <w:lang w:val="en"/>
+        </w:rPr>
+        <w:t xml:space="preserve"> </w:t>
+      </w:r>
+      <w:r>
+        <w:rPr>
+          <w:lang w:val="en"/>
+        </w:rPr>
+        <w:t xml:space="preserve">with some error </w:t>
+      </w:r>
+      <m:oMath>
+        <m:sSub>
+          <m:sSubPr>
+            <m:ctrlPr>
+              <w:rPr>
+                <w:rFonts w:ascii="Cambria Math" w:hAnsi="Cambria Math"/>
+                <w:i/>
+                <w:lang w:val="en"/>
+              </w:rPr>
+            </m:ctrlPr>
+          </m:sSubPr>
+          <m:e>
+            <m:r>
+              <w:rPr>
+                <w:rFonts w:ascii="Cambria Math" w:hAnsi="Cambria Math"/>
+                <w:lang w:val="en"/>
+              </w:rPr>
+              <m:t>e</m:t>
+            </m:r>
+          </m:e>
+          <m:sub>
+            <m:r>
+              <w:rPr>
+                <w:rFonts w:ascii="Cambria Math" w:hAnsi="Cambria Math"/>
+                <w:lang w:val="en"/>
+              </w:rPr>
+              <m:t>i</m:t>
+            </m:r>
+          </m:sub>
+        </m:sSub>
+      </m:oMath>
+      <w:r>
+        <w:rPr>
+          <w:lang w:val="en"/>
+        </w:rPr>
+        <w:t xml:space="preserve">, and can be expressed as </w:t>
+      </w:r>
+      <m:oMath>
+        <m:sSub>
+          <m:sSubPr>
+            <m:ctrlPr>
+              <w:rPr>
+                <w:rFonts w:ascii="Cambria Math" w:hAnsi="Cambria Math"/>
+                <w:i/>
+                <w:lang w:val="en"/>
+              </w:rPr>
+            </m:ctrlPr>
+          </m:sSubPr>
+          <m:e>
+            <m:acc>
+              <m:accPr>
+                <m:ctrlPr>
+                  <w:rPr>
+                    <w:rFonts w:ascii="Cambria Math" w:hAnsi="Cambria Math"/>
+                    <w:i/>
+                    <w:lang w:val="en"/>
+                  </w:rPr>
+                </m:ctrlPr>
+              </m:accPr>
+              <m:e>
+                <m:r>
+                  <w:rPr>
+                    <w:rFonts w:ascii="Cambria Math" w:hAnsi="Cambria Math"/>
+                    <w:lang w:val="en"/>
+                  </w:rPr>
+                  <m:t>Y</m:t>
+                </m:r>
+              </m:e>
+            </m:acc>
+          </m:e>
+          <m:sub>
+            <m:r>
+              <w:rPr>
+                <w:rFonts w:ascii="Cambria Math" w:hAnsi="Cambria Math"/>
+                <w:lang w:val="en"/>
+              </w:rPr>
+              <m:t>i</m:t>
+            </m:r>
+          </m:sub>
+        </m:sSub>
+        <m:r>
+          <w:rPr>
+            <w:rFonts w:ascii="Cambria Math" w:hAnsi="Cambria Math"/>
+            <w:lang w:val="en"/>
+          </w:rPr>
+          <m:t>=f</m:t>
+        </m:r>
+        <m:d>
+          <m:dPr>
+            <m:ctrlPr>
+              <w:rPr>
+                <w:rFonts w:ascii="Cambria Math" w:hAnsi="Cambria Math"/>
+                <w:i/>
+                <w:lang w:val="en"/>
+              </w:rPr>
+            </m:ctrlPr>
+          </m:dPr>
+          <m:e>
+            <m:sSub>
+              <m:sSubPr>
+                <m:ctrlPr>
+                  <w:rPr>
+                    <w:rFonts w:ascii="Cambria Math" w:hAnsi="Cambria Math"/>
+                    <w:i/>
+                    <w:lang w:val="en"/>
+                  </w:rPr>
+                </m:ctrlPr>
+              </m:sSubPr>
+              <m:e>
+                <m:r>
+                  <w:rPr>
+                    <w:rFonts w:ascii="Cambria Math" w:hAnsi="Cambria Math"/>
+                    <w:lang w:val="en"/>
+                  </w:rPr>
+                  <m:t>A</m:t>
+                </m:r>
+              </m:e>
+              <m:sub>
+                <m:r>
+                  <w:rPr>
+                    <w:rFonts w:ascii="Cambria Math" w:hAnsi="Cambria Math"/>
+                    <w:lang w:val="en"/>
+                  </w:rPr>
+                  <m:t>i</m:t>
+                </m:r>
+              </m:sub>
+            </m:sSub>
+          </m:e>
+        </m:d>
+      </m:oMath>
+      <w:r>
+        <w:rPr>
+          <w:lang w:val="en"/>
+        </w:rPr>
+        <w:t>.</w:t>
+      </w:r>
+      <w:r>
+        <w:rPr>
+          <w:lang w:val="en"/>
+        </w:rPr>
+        <w:t xml:space="preserve"> Thus, the </w:t>
+      </w:r>
+      <w:r>
+        <w:rPr>
+          <w:lang w:val="en"/>
+        </w:rPr>
+        <w:t>geo-intervention generation component ideally generates</w:t>
+      </w:r>
+      <w:r>
+        <w:rPr>
+          <w:lang w:val="en"/>
+        </w:rPr>
+        <w:t xml:space="preserve"> </w:t>
+      </w:r>
+      <w:r>
+        <w:rPr>
+          <w:lang w:val="en"/>
+        </w:rPr>
+        <w:t>geo-interventions</w:t>
+      </w:r>
+      <w:r>
+        <w:rPr>
+          <w:lang w:val="en"/>
+        </w:rPr>
+        <w:t xml:space="preserve"> that contain </w:t>
+      </w:r>
+      <w:r>
+        <w:rPr>
+          <w:lang w:val="en"/>
+        </w:rPr>
+        <w:t xml:space="preserve">desirable </w:t>
+      </w:r>
+      <w:r>
+        <w:rPr>
+          <w:lang w:val="en"/>
+        </w:rPr>
+        <w:t>predicted outcomes</w:t>
+      </w:r>
+      <w:r>
+        <w:rPr>
+          <w:lang w:val="en"/>
+        </w:rPr>
+        <w:t>, where desirability is measured</w:t>
+      </w:r>
+      <w:r>
+        <w:rPr>
+          <w:lang w:val="en"/>
+        </w:rPr>
+        <w:t xml:space="preserve"> </w:t>
+      </w:r>
+      <w:r>
+        <w:rPr>
+          <w:lang w:val="en"/>
+        </w:rPr>
+        <w:t>by</w:t>
+      </w:r>
+      <w:r>
+        <w:rPr>
+          <w:lang w:val="en"/>
+        </w:rPr>
+        <w:t xml:space="preserve"> some aggregation metric </w:t>
+      </w:r>
+      <m:oMath>
+        <m:r>
+          <w:rPr>
+            <w:rFonts w:ascii="Cambria Math" w:hAnsi="Cambria Math"/>
+            <w:lang w:val="en"/>
+          </w:rPr>
+          <m:t>m</m:t>
+        </m:r>
+      </m:oMath>
+      <w:r>
+        <w:rPr>
+          <w:lang w:val="en"/>
+        </w:rPr>
+        <w:t xml:space="preserve"> </w:t>
+      </w:r>
+      <w:r>
+        <w:rPr>
+          <w:lang w:val="en"/>
+        </w:rPr>
+        <w:t>with the goal of</w:t>
+      </w:r>
+      <w:r>
+        <w:rPr>
+          <w:lang w:val="en"/>
+        </w:rPr>
+        <w:t xml:space="preserve"> maximiz</w:t>
+      </w:r>
+      <w:r>
+        <w:rPr>
+          <w:lang w:val="en"/>
+        </w:rPr>
+        <w:t>ing</w:t>
+      </w:r>
+      <w:r>
+        <w:rPr>
+          <w:lang w:val="en"/>
+        </w:rPr>
+        <w:t xml:space="preserve"> or minimiz</w:t>
+      </w:r>
+      <w:r>
+        <w:rPr>
+          <w:lang w:val="en"/>
+        </w:rPr>
+        <w:t>ing</w:t>
+      </w:r>
+      <w:r>
+        <w:rPr>
+          <w:lang w:val="en"/>
+        </w:rPr>
+        <w:t xml:space="preserve"> this metric </w:t>
+      </w:r>
+      <m:oMath>
+        <m:r>
+          <w:rPr>
+            <w:rFonts w:ascii="Cambria Math" w:hAnsi="Cambria Math"/>
+            <w:lang w:val="en"/>
+          </w:rPr>
+          <m:t>m</m:t>
+        </m:r>
+        <m:d>
+          <m:dPr>
+            <m:ctrlPr>
+              <w:rPr>
+                <w:rFonts w:ascii="Cambria Math" w:hAnsi="Cambria Math"/>
+                <w:i/>
+                <w:lang w:val="en"/>
+              </w:rPr>
+            </m:ctrlPr>
+          </m:dPr>
+          <m:e>
+            <m:sSub>
+              <m:sSubPr>
+                <m:ctrlPr>
+                  <w:rPr>
+                    <w:rFonts w:ascii="Cambria Math" w:hAnsi="Cambria Math"/>
+                    <w:i/>
+                    <w:lang w:val="en"/>
+                  </w:rPr>
+                </m:ctrlPr>
+              </m:sSubPr>
+              <m:e>
+                <m:acc>
+                  <m:accPr>
+                    <m:ctrlPr>
+                      <w:rPr>
+                        <w:rFonts w:ascii="Cambria Math" w:hAnsi="Cambria Math"/>
+                        <w:i/>
+                        <w:lang w:val="en"/>
+                      </w:rPr>
+                    </m:ctrlPr>
+                  </m:accPr>
+                  <m:e>
+                    <m:r>
+                      <w:rPr>
+                        <w:rFonts w:ascii="Cambria Math" w:hAnsi="Cambria Math"/>
+                        <w:lang w:val="en"/>
+                      </w:rPr>
+                      <m:t>Y</m:t>
+                    </m:r>
+                  </m:e>
+                </m:acc>
+              </m:e>
+              <m:sub>
+                <m:r>
+                  <w:rPr>
+                    <w:rFonts w:ascii="Cambria Math" w:hAnsi="Cambria Math"/>
+                    <w:lang w:val="en"/>
+                  </w:rPr>
+                  <m:t>i</m:t>
+                </m:r>
+              </m:sub>
+            </m:sSub>
+          </m:e>
+        </m:d>
+        <m:r>
+          <w:rPr>
+            <w:rFonts w:ascii="Cambria Math" w:hAnsi="Cambria Math"/>
+            <w:lang w:val="en"/>
+          </w:rPr>
+          <m:t>=</m:t>
+        </m:r>
+        <m:r>
+          <w:rPr>
+            <w:rFonts w:ascii="Cambria Math" w:hAnsi="Cambria Math"/>
+            <w:lang w:val="en"/>
+          </w:rPr>
+          <m:t>f</m:t>
+        </m:r>
+        <m:d>
+          <m:dPr>
+            <m:ctrlPr>
+              <w:rPr>
+                <w:rFonts w:ascii="Cambria Math" w:hAnsi="Cambria Math"/>
+                <w:i/>
+                <w:lang w:val="en"/>
+              </w:rPr>
+            </m:ctrlPr>
+          </m:dPr>
+          <m:e>
+            <m:sSub>
+              <m:sSubPr>
+                <m:ctrlPr>
+                  <w:rPr>
+                    <w:rFonts w:ascii="Cambria Math" w:hAnsi="Cambria Math"/>
+                    <w:i/>
+                    <w:lang w:val="en"/>
+                  </w:rPr>
+                </m:ctrlPr>
+              </m:sSubPr>
+              <m:e>
+                <m:r>
+                  <w:rPr>
+                    <w:rFonts w:ascii="Cambria Math" w:hAnsi="Cambria Math"/>
+                    <w:lang w:val="en"/>
+                  </w:rPr>
+                  <m:t>A</m:t>
+                </m:r>
+              </m:e>
+              <m:sub>
+                <m:r>
+                  <w:rPr>
+                    <w:rFonts w:ascii="Cambria Math" w:hAnsi="Cambria Math"/>
+                    <w:lang w:val="en"/>
+                  </w:rPr>
+                  <m:t>i</m:t>
+                </m:r>
+              </m:sub>
+            </m:sSub>
+          </m:e>
+        </m:d>
+      </m:oMath>
+      <w:r>
+        <w:rPr>
+          <w:lang w:val="en"/>
+        </w:rPr>
+        <w:t xml:space="preserve">. </w:t>
+      </w:r>
+      <w:r>
+        <w:rPr>
+          <w:lang w:val="en"/>
+        </w:rPr>
+        <w:t>The geo-intervention generation component was organized into</w:t>
+      </w:r>
+      <w:r>
+        <w:rPr>
+          <w:lang w:val="en"/>
+        </w:rPr>
+        <w:t xml:space="preserve"> five required</w:t>
+      </w:r>
+      <w:r>
+        <w:rPr>
+          <w:lang w:val="en"/>
+        </w:rPr>
+        <w:t xml:space="preserve"> sub-components </w:t>
+      </w:r>
+      <w:r>
+        <w:rPr>
+          <w:lang w:val="en"/>
+        </w:rPr>
+        <w:t>of</w:t>
+      </w:r>
+      <w:r>
+        <w:rPr>
+          <w:lang w:val="en"/>
+        </w:rPr>
+        <w:t xml:space="preserve"> actions, </w:t>
+      </w:r>
+      <w:r>
+        <w:rPr>
+          <w:lang w:val="en"/>
+        </w:rPr>
+        <w:t xml:space="preserve">outcome metric, optimization algorithm, </w:t>
+      </w:r>
+      <w:r>
+        <w:rPr>
+          <w:lang w:val="en"/>
+        </w:rPr>
+        <w:t>best</w:t>
+      </w:r>
+      <w:r>
+        <w:rPr>
+          <w:lang w:val="en"/>
+        </w:rPr>
+        <w:t xml:space="preserve"> outcomes, and </w:t>
+      </w:r>
+      <w:r>
+        <w:rPr>
+          <w:lang w:val="en"/>
+        </w:rPr>
+        <w:t>best</w:t>
+      </w:r>
+      <w:r>
+        <w:rPr>
+          <w:lang w:val="en"/>
+        </w:rPr>
+        <w:t xml:space="preserve"> geo-interventions.</w:t>
+      </w:r>
+      <w:r>
+        <w:rPr>
+          <w:lang w:val="en"/>
+        </w:rPr>
+        <w:t xml:space="preserve"> </w:t>
+      </w:r>
+      <w:r>
+        <w:rPr>
+          <w:lang w:val="en"/>
+        </w:rPr>
+        <w:t xml:space="preserve">The </w:t>
+      </w:r>
+      <w:r>
+        <w:rPr>
+          <w:lang w:val="en"/>
+        </w:rPr>
+        <w:t xml:space="preserve">actions sub-component </w:t>
+      </w:r>
+      <w:r>
+        <w:rPr>
+          <w:lang w:val="en"/>
+        </w:rPr>
+        <w:t>was required to hold</w:t>
+      </w:r>
+      <w:r>
+        <w:rPr>
+          <w:lang w:val="en"/>
+        </w:rPr>
+        <w:t xml:space="preserve"> values that represented a change in variables</w:t>
+      </w:r>
+      <w:r>
+        <w:rPr>
+          <w:lang w:val="en"/>
+        </w:rPr>
+        <w:t xml:space="preserve"> </w:t>
+      </w:r>
+      <m:oMath>
+        <m:sSub>
+          <m:sSubPr>
+            <m:ctrlPr>
+              <w:rPr>
+                <w:rFonts w:ascii="Cambria Math" w:hAnsi="Cambria Math"/>
+                <w:i/>
+                <w:lang w:val="en"/>
+              </w:rPr>
+            </m:ctrlPr>
+          </m:sSubPr>
+          <m:e>
+            <m:r>
+              <w:rPr>
+                <w:rFonts w:ascii="Cambria Math" w:hAnsi="Cambria Math"/>
+                <w:lang w:val="en"/>
+              </w:rPr>
+              <m:t>A</m:t>
+            </m:r>
+          </m:e>
+          <m:sub>
+            <m:r>
+              <w:rPr>
+                <w:rFonts w:ascii="Cambria Math" w:hAnsi="Cambria Math"/>
+                <w:lang w:val="en"/>
+              </w:rPr>
+              <m:t>i</m:t>
+            </m:r>
+          </m:sub>
+        </m:sSub>
+      </m:oMath>
+      <w:r>
+        <w:rPr>
+          <w:lang w:val="en"/>
+        </w:rPr>
+        <w:t>,</w:t>
+      </w:r>
+      <w:r>
+        <w:rPr>
+          <w:lang w:val="en"/>
+        </w:rPr>
+        <w:t xml:space="preserve"> available in the best model</w:t>
+      </w:r>
+      <w:r>
+        <w:rPr>
+          <w:lang w:val="en"/>
+        </w:rPr>
+        <w:t xml:space="preserve"> sub-component</w:t>
+      </w:r>
+      <w:r>
+        <w:rPr>
+          <w:lang w:val="en"/>
+        </w:rPr>
+        <w:t xml:space="preserve"> from the outcome modelling component</w:t>
+      </w:r>
+      <w:r>
+        <w:rPr>
+          <w:lang w:val="en"/>
+        </w:rPr>
+        <w:t>, at different locations</w:t>
+      </w:r>
+      <w:r>
+        <w:rPr>
+          <w:lang w:val="en"/>
+        </w:rPr>
+        <w:t xml:space="preserve"> </w:t>
+      </w:r>
+      <m:oMath>
+        <m:r>
+          <w:rPr>
+            <w:rFonts w:ascii="Cambria Math" w:hAnsi="Cambria Math"/>
+            <w:lang w:val="en"/>
+          </w:rPr>
+          <m:t>i</m:t>
+        </m:r>
+      </m:oMath>
+      <w:r>
+        <w:rPr>
+          <w:lang w:val="en"/>
+        </w:rPr>
+        <w:t>.</w:t>
+      </w:r>
+      <w:r>
+        <w:rPr>
+          <w:lang w:val="en"/>
+        </w:rPr>
+        <w:t xml:space="preserve"> The outcome metric</w:t>
+      </w:r>
+      <w:r>
+        <w:rPr>
+          <w:lang w:val="en"/>
+        </w:rPr>
+        <w:t xml:space="preserve"> sub-component</w:t>
+      </w:r>
+      <w:r>
+        <w:rPr>
+          <w:lang w:val="en"/>
+        </w:rPr>
+        <w:t xml:space="preserve"> </w:t>
+      </w:r>
+      <w:r>
+        <w:rPr>
+          <w:lang w:val="en"/>
+        </w:rPr>
+        <w:t>was</w:t>
+      </w:r>
+      <w:r>
+        <w:rPr>
+          <w:lang w:val="en"/>
+        </w:rPr>
+        <w:t xml:space="preserve"> an aggregation </w:t>
+      </w:r>
+      <w:r>
+        <w:rPr>
+          <w:lang w:val="en"/>
+        </w:rPr>
+        <w:t xml:space="preserve">metric </w:t>
+      </w:r>
+      <m:oMath>
+        <m:r>
+          <w:rPr>
+            <w:rFonts w:ascii="Cambria Math" w:hAnsi="Cambria Math"/>
+            <w:lang w:val="en"/>
+          </w:rPr>
+          <m:t>m</m:t>
+        </m:r>
+      </m:oMath>
+      <w:r>
+        <w:rPr>
+          <w:lang w:val="en"/>
+        </w:rPr>
+        <w:t xml:space="preserve"> that </w:t>
+      </w:r>
+      <w:r>
+        <w:rPr>
+          <w:lang w:val="en"/>
+        </w:rPr>
+        <w:t>was</w:t>
+      </w:r>
+      <w:r>
+        <w:rPr>
+          <w:lang w:val="en"/>
+        </w:rPr>
+        <w:t xml:space="preserve"> required to be selected or defined by the user</w:t>
+      </w:r>
+      <w:r>
+        <w:rPr>
+          <w:lang w:val="en"/>
+        </w:rPr>
+        <w:t>, representing a measure of the desirable predicted outcome.</w:t>
+      </w:r>
+      <w:r>
+        <w:rPr>
+          <w:lang w:val="en"/>
+        </w:rPr>
+        <w:t xml:space="preserve"> The optimization </w:t>
+      </w:r>
+      <w:r>
+        <w:rPr>
+          <w:lang w:val="en"/>
+        </w:rPr>
+        <w:t xml:space="preserve">algorithm sub-component </w:t>
+      </w:r>
+      <w:r>
+        <w:rPr>
+          <w:lang w:val="en"/>
+        </w:rPr>
+        <w:t>required that a</w:t>
+      </w:r>
+      <w:r>
+        <w:rPr>
+          <w:lang w:val="en"/>
+        </w:rPr>
+        <w:t xml:space="preserve"> strategy</w:t>
+      </w:r>
+      <w:r>
+        <w:rPr>
+          <w:lang w:val="en"/>
+        </w:rPr>
+        <w:t xml:space="preserve"> was selected or defined to find the most desirable outcome, using the best model sub-component from the outcome modelling component</w:t>
+      </w:r>
+      <w:r>
+        <w:rPr>
+          <w:lang w:val="en"/>
+        </w:rPr>
+        <w:t>, and the actions and outcome metric sub-components</w:t>
+      </w:r>
+      <w:r>
+        <w:rPr>
+          <w:lang w:val="en"/>
+        </w:rPr>
+        <w:t xml:space="preserve">. </w:t>
+      </w:r>
+      <w:r>
+        <w:rPr>
+          <w:lang w:val="en"/>
+        </w:rPr>
+        <w:t xml:space="preserve">The </w:t>
+      </w:r>
+      <w:r>
+        <w:rPr>
+          <w:lang w:val="en"/>
+        </w:rPr>
+        <w:t>best</w:t>
+      </w:r>
+      <w:r>
+        <w:rPr>
+          <w:lang w:val="en"/>
+        </w:rPr>
+        <w:t xml:space="preserve"> outcomes sub-component represented the most desirable</w:t>
+      </w:r>
+      <w:r>
+        <w:rPr>
+          <w:lang w:val="en"/>
+        </w:rPr>
+        <w:t xml:space="preserve"> predicted outcomes found by the optimization algorithm sub-component</w:t>
+      </w:r>
+      <w:r>
+        <w:rPr>
+          <w:lang w:val="en"/>
+        </w:rPr>
+        <w:t>, while the best geo-interventions are the associated actions that produced the best outcomes using the best model.</w:t>
+      </w:r>
+      <w:r>
+        <w:rPr>
+          <w:lang w:val="en"/>
+        </w:rPr>
+        <w:t xml:space="preserve"> </w:t>
+      </w:r>
+      <w:r>
+        <w:rPr>
+          <w:lang w:val="en"/>
+        </w:rPr>
+        <w:t xml:space="preserve">In Equation (11) and (12), a set of constraints on the actions and locations reduce the number of actions and locations to more appropriate values based on </w:t>
+      </w:r>
+      <w:r>
+        <w:rPr>
+          <w:lang w:val="en"/>
+        </w:rPr>
+        <w:t>domain knowledge</w:t>
+      </w:r>
+      <w:r>
+        <w:rPr>
+          <w:lang w:val="en"/>
+        </w:rPr>
+        <w:t xml:space="preserve">, saving computation time and likely </w:t>
+      </w:r>
+      <w:r>
+        <w:rPr>
+          <w:lang w:val="en"/>
+        </w:rPr>
+        <w:t>discovering better geo-interventions</w:t>
+      </w:r>
+      <w:r>
+        <w:rPr>
+          <w:lang w:val="en"/>
+        </w:rPr>
+        <w:t xml:space="preserve"> </w:t>
+      </w:r>
+      <w:r>
+        <w:rPr>
+          <w:lang w:val="en"/>
+        </w:rPr>
+        <w:fldChar w:fldCharType="begin"/>
+      </w:r>
+      <w:r>
+        <w:rPr>
+          <w:lang w:val="en"/>
+        </w:rPr>
+        <w:instrText xml:space="preserve"> ADDIN ZOTERO_ITEM CSL_CITATION {"citationID":"Iw18Df3g","properties":{"formattedCitation":"[52,53]","plainCitation":"[52,53]","noteIndex":0},"citationItems":[{"id":3185,"uris":["http://zotero.org/users/6749620/items/AZ4TFMKV"],"itemData":{"id":3185,"type":"article-journal","container-title":"IEEE Transactions on Emerging Topics in Computational Intelligence","issue":"1","note":"publisher: IEEE","page":"51–64","source":"Google Scholar","title":"Insights on transfer optimization: Because experience is the best teacher","title-short":"Insights on transfer optimization","volume":"2","author":[{"family":"Gupta","given":"Abhishek"},{"family":"Ong","given":"Yew-Soon"},{"family":"Feng","given":"Liang"}],"issued":{"date-parts":[["2017"]]},"citation-key":"guptaInsightsTransferOptimization2017"}},{"id":3184,"uris":["http://zotero.org/users/6749620/items/86P6XBLH"],"itemData":{"id":3184,"type":"article-journal","container-title":"Journal of Water Resources Planning and Management","DOI":"10.1061/(ASCE)WR.1943-5452.0000662","ISSN":"0733-9496, 1943-5452","issue":"9","journalAbbreviation":"J. Water Resour. Plann. Manage.","language":"en","page":"04016025","source":"DOI.org (Crossref)","title":"Improved Ant Colony Optimization for Optimal Crop and Irrigation Water Allocation by Incorporating Domain Knowledge","volume":"142","author":[{"family":"Nguyen","given":"D. C. H."},{"family":"Dandy","given":"G. C."},{"family":"Maier","given":"H. R."},{"family":"Ascough","given":"J. C."}],"issued":{"date-parts":[["2016",9]]},"citation-key":"nguyenImprovedAntColony2016"}}],"schema":"https://github.com/citation-style-language/schema/raw/master/csl-citation.json"} </w:instrText>
+      </w:r>
+      <w:r>
+        <w:rPr>
+          <w:lang w:val="en"/>
+        </w:rPr>
+        <w:fldChar w:fldCharType="separate"/>
+      </w:r>
+      <w:r>
+        <w:rPr>
+          <w:noProof/>
+          <w:lang w:val="en"/>
+        </w:rPr>
+        <w:t>[52,53]</w:t>
+      </w:r>
+      <w:r>
+        <w:rPr>
+          <w:lang w:val="en"/>
+        </w:rPr>
+        <w:fldChar w:fldCharType="end"/>
+      </w:r>
+      <w:r>
+        <w:rPr>
+          <w:lang w:val="en"/>
+        </w:rPr>
+        <w:t>.</w:t>
+      </w:r>
+      <w:r>
+        <w:rPr>
+          <w:lang w:val="en"/>
+        </w:rPr>
+        <w:t xml:space="preserve"> </w:t>
+      </w:r>
+      <w:r>
+        <w:rPr>
+          <w:lang w:val="en"/>
+        </w:rPr>
+        <w:t>Thus, we also include</w:t>
+      </w:r>
+      <w:r>
+        <w:rPr>
+          <w:lang w:val="en"/>
+        </w:rPr>
+        <w:t>d</w:t>
+      </w:r>
+      <w:r>
+        <w:rPr>
+          <w:lang w:val="en"/>
+        </w:rPr>
+        <w:t xml:space="preserve"> </w:t>
+      </w:r>
+      <w:r>
+        <w:rPr>
+          <w:lang w:val="en"/>
+        </w:rPr>
+        <w:t>a</w:t>
+      </w:r>
+      <w:r>
+        <w:rPr>
+          <w:lang w:val="en"/>
+        </w:rPr>
+        <w:t>n optional</w:t>
+      </w:r>
+      <w:r>
+        <w:rPr>
+          <w:lang w:val="en"/>
+        </w:rPr>
+        <w:t xml:space="preserve"> constraint sub-component that limit</w:t>
+      </w:r>
+      <w:r>
+        <w:rPr>
+          <w:lang w:val="en"/>
+        </w:rPr>
+        <w:t>ed</w:t>
+      </w:r>
+      <w:r>
+        <w:rPr>
+          <w:lang w:val="en"/>
+        </w:rPr>
+        <w:t xml:space="preserve"> the range of values in the action sub-component for the optimization algorithm to evalu</w:t>
+      </w:r>
+      <w:r>
+        <w:rPr>
+          <w:lang w:val="en"/>
+        </w:rPr>
+        <w:t>ate.</w:t>
+      </w:r>
+      <w:r>
+        <w:rPr>
+          <w:lang w:val="en"/>
+        </w:rPr>
+        <w:t xml:space="preserve"> In addition,</w:t>
+      </w:r>
+      <w:r>
+        <w:rPr>
+          <w:lang w:val="en"/>
+        </w:rPr>
+        <w:t xml:space="preserve"> an optional variable metrics sub-component </w:t>
+      </w:r>
+      <w:r>
+        <w:rPr>
+          <w:lang w:val="en"/>
+        </w:rPr>
+        <w:t>was included to quantify the association of variables in the best model in relation to the predicted outcomes. These metrics</w:t>
+      </w:r>
+      <w:r>
+        <w:rPr>
+          <w:lang w:val="en"/>
+        </w:rPr>
+        <w:t xml:space="preserve"> </w:t>
+      </w:r>
+      <w:r>
+        <w:rPr>
+          <w:lang w:val="en"/>
+        </w:rPr>
+        <w:t>provide information on the</w:t>
+      </w:r>
+      <w:r>
+        <w:rPr>
+          <w:lang w:val="en"/>
+        </w:rPr>
+        <w:t xml:space="preserve"> strength of association</w:t>
+      </w:r>
+      <w:r>
+        <w:rPr>
+          <w:lang w:val="en"/>
+        </w:rPr>
+        <w:t xml:space="preserve"> (e.g., </w:t>
+      </w:r>
+      <w:r>
+        <w:rPr>
+          <w:lang w:val="en"/>
+        </w:rPr>
+        <w:t xml:space="preserve">variable importance </w:t>
+      </w:r>
+      <w:r>
+        <w:rPr>
+          <w:lang w:val="en"/>
+        </w:rPr>
+        <w:fldChar w:fldCharType="begin"/>
+      </w:r>
+      <w:r>
+        <w:rPr>
+          <w:lang w:val="en"/>
+        </w:rPr>
+        <w:instrText xml:space="preserve"> ADDIN ZOTERO_ITEM CSL_CITATION {"citationID":"8HApS15o","properties":{"formattedCitation":"[54]","plainCitation":"[54]","noteIndex":0},"citationItems":[{"id":1531,"uris":["http://zotero.org/users/6749620/items/6DLYZ9SY"],"itemData":{"id":1531,"type":"article-journal","abstract":"Measuring variable importance for computational models or measured data is an important task in many applications. It has drawn our attention that the variable importance analysis (VIA) techniques were developed independently in many disciplines. We are strongly aware of the necessity to aggregate all the good practices in each discipline, and compare the relative merits of each method, so as to instruct the practitioners to choose the optimal methods to meet different analysis purposes, and to guide current research on VIA. To this end, all the good practices, including seven groups of methods, i.e., the difference-based variable importance measures (VIMs), parametric regression and related VIMs, nonparametric regression techniques, hypothesis test techniques, variance-based VIMs, moment-independent VIMs and graphic VIMs, are reviewed and compared with a numerical test example set in two situations (independent and dependent cases). For ease of use, the recommendations are provided for different types of applications, and packages as well as software for implementing these VIA techniques are collected. Prospects for future study of VIA techniques are also proposed.","container-title":"Reliability Engineering &amp; System Safety","DOI":"10.1016/j.ress.2015.05.018","ISSN":"0951-8320","journalAbbreviation":"Reliability Engineering &amp; System Safety","language":"en","note":"214 citations (Crossref) [2022-09-24]","page":"399-432","source":"ScienceDirect","title":"Variable importance analysis: A comprehensive review","title-short":"Variable importance analysis","volume":"142","author":[{"family":"Wei","given":"Pengfei"},{"family":"Lu","given":"Zhenzhou"},{"family":"Song","given":"Jingwen"}],"issued":{"date-parts":[["2015",10,1]]},"citation-key":"weiVariableImportanceAnalysis2015"}}],"schema":"https://github.com/citation-style-language/schema/raw/master/csl-citation.json"} </w:instrText>
+      </w:r>
+      <w:r>
+        <w:rPr>
+          <w:lang w:val="en"/>
+        </w:rPr>
+        <w:fldChar w:fldCharType="separate"/>
+      </w:r>
+      <w:r>
+        <w:rPr>
+          <w:noProof/>
+          <w:lang w:val="en"/>
+        </w:rPr>
+        <w:t>[54]</w:t>
+      </w:r>
+      <w:r>
+        <w:rPr>
+          <w:lang w:val="en"/>
+        </w:rPr>
+        <w:fldChar w:fldCharType="end"/>
+      </w:r>
+      <w:r>
+        <w:rPr>
+          <w:lang w:val="en"/>
+        </w:rPr>
+        <w:t xml:space="preserve">, correlation coefficient </w:t>
+      </w:r>
+      <w:r>
+        <w:rPr>
+          <w:lang w:val="en"/>
+        </w:rPr>
+        <w:fldChar w:fldCharType="begin"/>
+      </w:r>
+      <w:r>
+        <w:rPr>
+          <w:lang w:val="en"/>
+        </w:rPr>
+        <w:instrText xml:space="preserve"> ADDIN ZOTERO_ITEM CSL_CITATION {"citationID":"Xpk1RMlp","properties":{"formattedCitation":"[55]","plainCitation":"[55]","noteIndex":0},"citationItems":[{"id":3189,"uris":["http://zotero.org/users/6749620/items/3YC5CKUP"],"itemData":{"id":3189,"type":"article-journal","container-title":"Critical Reviews in Analytical Chemistry","DOI":"10.1080/10408340500526766","ISSN":"1040-8347","issue":"1","note":"publisher: Taylor &amp; Francis","page":"41-59","source":"tandfonline.com (Atypon)","title":"The Correlation Coefficient: An Overview","title-short":"The Correlation Coefficient","volume":"36","author":[{"family":"Asuero","given":"A. G."},{"family":"Sayago","given":"A."},{"family":"González","given":"A. G."}],"issued":{"date-parts":[["2006",1]]},"citation-key":"asueroCorrelationCoefficientOverview2006"}}],"schema":"https://github.com/citation-style-language/schema/raw/master/csl-citation.json"} </w:instrText>
+      </w:r>
+      <w:r>
+        <w:rPr>
+          <w:lang w:val="en"/>
+        </w:rPr>
+        <w:fldChar w:fldCharType="separate"/>
+      </w:r>
+      <w:r>
+        <w:rPr>
+          <w:noProof/>
+          <w:lang w:val="en"/>
+        </w:rPr>
+        <w:t>[55]</w:t>
+      </w:r>
+      <w:r>
+        <w:rPr>
+          <w:lang w:val="en"/>
+        </w:rPr>
+        <w:fldChar w:fldCharType="end"/>
+      </w:r>
+      <w:r>
+        <w:rPr>
+          <w:lang w:val="en"/>
+        </w:rPr>
+        <w:t>)</w:t>
+      </w:r>
+      <w:r>
+        <w:rPr>
+          <w:lang w:val="en"/>
+        </w:rPr>
+        <w:t xml:space="preserve"> to the predicted outcomes</w:t>
+      </w:r>
+      <w:r>
+        <w:rPr>
+          <w:lang w:val="en"/>
+        </w:rPr>
+        <w:t xml:space="preserve">, which </w:t>
+      </w:r>
+      <w:r>
+        <w:rPr>
+          <w:lang w:val="en"/>
+        </w:rPr>
+        <w:t>helps set constraints on actions</w:t>
+      </w:r>
+      <w:r>
+        <w:rPr>
+          <w:lang w:val="en"/>
+        </w:rPr>
+        <w:t xml:space="preserve"> (e.g., top-n actions with strongest association)</w:t>
+      </w:r>
+      <w:r>
+        <w:rPr>
+          <w:lang w:val="en"/>
+        </w:rPr>
+        <w:t xml:space="preserve"> and verify domain knowledge assumptions in relation to the actions and best model.</w:t>
       </w:r>
     </w:p>
     <w:p>
@@ -12116,13 +13750,10 @@
         <w:t>3</w:t>
       </w:r>
       <w:r>
-        <w:t xml:space="preserve">. </w:t>
-      </w:r>
-      <w:r>
-        <w:t>C</w:t>
-      </w:r>
-      <w:r>
-        <w:t>ase Study</w:t>
+        <w:t>.</w:t>
+      </w:r>
+      <w:r>
+        <w:t xml:space="preserve"> Example Identification</w:t>
       </w:r>
     </w:p>
     <w:p>
@@ -12130,23 +13761,309 @@
         <w:pStyle w:val="MDPI31text"/>
       </w:pPr>
       <w:r>
-        <w:t>x.</w:t>
+        <w:t>For each of the three components</w:t>
+      </w:r>
+      <w:r>
+        <w:t xml:space="preserve"> (spatial data, outcome modelling, geo-interventions generation)</w:t>
+      </w:r>
+      <w:r>
+        <w:t xml:space="preserve"> in the geo-interventions modelling framework described in Section 2.2, examples</w:t>
+      </w:r>
+      <w:r>
+        <w:t xml:space="preserve"> fitting each component</w:t>
+      </w:r>
+      <w:r>
+        <w:t xml:space="preserve"> were identified using literature reviews and surveys from the past five years</w:t>
+      </w:r>
+      <w:r>
+        <w:t>.</w:t>
+      </w:r>
+      <w:r>
+        <w:t xml:space="preserve"> </w:t>
+      </w:r>
+      <w:r>
+        <w:t>These examples provide popular data sources, and widely adopted methods and models in the real-world that can be used to model and generate geo-interventions.</w:t>
+      </w:r>
+      <w:r>
+        <w:t xml:space="preserve"> The example identification step produced </w:t>
+      </w:r>
+      <w:r>
+        <w:t>the examples portion of</w:t>
+      </w:r>
+      <w:r>
+        <w:t xml:space="preserve"> research contribution (C3), which answers </w:t>
+      </w:r>
+      <w:r>
+        <w:t xml:space="preserve">research question (Q3) how do we </w:t>
+      </w:r>
+      <w:r>
+        <w:rPr>
+          <w:lang w:val="en"/>
+        </w:rPr>
+        <w:t>apply the geo-intervention generation framework using available models and data?</w:t>
+      </w:r>
+      <w:r>
+        <w:rPr>
+          <w:lang w:val="en"/>
+        </w:rPr>
+        <w:t xml:space="preserve"> Sections 2.3.1 to 2.3.3 describe the process of obtaining examples for the spatial data, outcome modelling, and geo-intervention generation components respectively.</w:t>
       </w:r>
     </w:p>
     <w:p>
       <w:pPr>
-        <w:pStyle w:val="MDPI21heading1"/>
-      </w:pPr>
-      <w:r>
-        <w:t>3. Results</w:t>
+        <w:pStyle w:val="MDPI23heading3"/>
+        <w:rPr>
+          <w:lang w:val="en"/>
+        </w:rPr>
+      </w:pPr>
+      <w:r>
+        <w:t>2.</w:t>
+      </w:r>
+      <w:r>
+        <w:t>3</w:t>
+      </w:r>
+      <w:r>
+        <w:t>.</w:t>
+      </w:r>
+      <w:r>
+        <w:t>1</w:t>
+      </w:r>
+      <w:r>
+        <w:t xml:space="preserve">. </w:t>
+      </w:r>
+      <w:r>
+        <w:t>Spatial Data Examples</w:t>
       </w:r>
     </w:p>
     <w:p>
       <w:pPr>
         <w:pStyle w:val="MDPI31text"/>
-      </w:pPr>
-      <w:r>
+        <w:rPr>
+          <w:lang w:val="en"/>
+        </w:rPr>
+      </w:pPr>
+      <w:r>
+        <w:rPr>
+          <w:lang w:val="en"/>
+        </w:rPr>
         <w:lastRenderedPageBreak/>
+        <w:t>x.</w:t>
+      </w:r>
+    </w:p>
+    <w:p>
+      <w:pPr>
+        <w:pStyle w:val="MDPI23heading3"/>
+        <w:rPr>
+          <w:lang w:val="en"/>
+        </w:rPr>
+      </w:pPr>
+      <w:r>
+        <w:t>2.3.</w:t>
+      </w:r>
+      <w:r>
+        <w:t>2</w:t>
+      </w:r>
+      <w:r>
+        <w:t xml:space="preserve">. </w:t>
+      </w:r>
+      <w:r>
+        <w:t>Outcome Modelling</w:t>
+      </w:r>
+      <w:r>
+        <w:t xml:space="preserve"> Examples</w:t>
+      </w:r>
+    </w:p>
+    <w:p>
+      <w:pPr>
+        <w:pStyle w:val="MDPI31text"/>
+      </w:pPr>
+      <w:r>
+        <w:rPr>
+          <w:lang w:val="en"/>
+        </w:rPr>
+        <w:t>x.</w:t>
+      </w:r>
+    </w:p>
+    <w:p>
+      <w:pPr>
+        <w:pStyle w:val="MDPI23heading3"/>
+        <w:rPr>
+          <w:lang w:val="en"/>
+        </w:rPr>
+      </w:pPr>
+      <w:r>
+        <w:t>2.3.</w:t>
+      </w:r>
+      <w:r>
+        <w:t>3</w:t>
+      </w:r>
+      <w:r>
+        <w:t xml:space="preserve">. </w:t>
+      </w:r>
+      <w:r>
+        <w:t>Geo-intervention Generation</w:t>
+      </w:r>
+      <w:r>
+        <w:t xml:space="preserve"> Examples</w:t>
+      </w:r>
+    </w:p>
+    <w:p>
+      <w:pPr>
+        <w:pStyle w:val="MDPI31text"/>
+      </w:pPr>
+      <w:r>
+        <w:rPr>
+          <w:lang w:val="en"/>
+        </w:rPr>
+        <w:t>x.</w:t>
+      </w:r>
+    </w:p>
+    <w:p>
+      <w:pPr>
+        <w:pStyle w:val="MDPI22heading2"/>
+      </w:pPr>
+      <w:r>
+        <w:t>2</w:t>
+      </w:r>
+      <w:r>
+        <w:t>.</w:t>
+      </w:r>
+      <w:r>
+        <w:t>4</w:t>
+      </w:r>
+      <w:r>
+        <w:t xml:space="preserve">. </w:t>
+      </w:r>
+      <w:r>
+        <w:t>C</w:t>
+      </w:r>
+      <w:r>
+        <w:t>ase Study</w:t>
+      </w:r>
+    </w:p>
+    <w:p>
+      <w:pPr>
+        <w:pStyle w:val="MDPI31text"/>
+      </w:pPr>
+      <w:r>
+        <w:t>x.</w:t>
+      </w:r>
+    </w:p>
+    <w:p>
+      <w:pPr>
+        <w:pStyle w:val="MDPI23heading3"/>
+        <w:rPr>
+          <w:lang w:val="en"/>
+        </w:rPr>
+      </w:pPr>
+      <w:r>
+        <w:t>2.</w:t>
+      </w:r>
+      <w:r>
+        <w:t>4</w:t>
+      </w:r>
+      <w:r>
+        <w:t>.</w:t>
+      </w:r>
+      <w:r>
+        <w:t>1</w:t>
+      </w:r>
+      <w:r>
+        <w:t xml:space="preserve">. </w:t>
+      </w:r>
+      <w:r>
+        <w:t>Spatial Data</w:t>
+      </w:r>
+    </w:p>
+    <w:p>
+      <w:pPr>
+        <w:pStyle w:val="MDPI31text"/>
+      </w:pPr>
+      <w:r>
+        <w:rPr>
+          <w:lang w:val="en"/>
+        </w:rPr>
+        <w:t>x.</w:t>
+      </w:r>
+    </w:p>
+    <w:p>
+      <w:pPr>
+        <w:pStyle w:val="MDPI23heading3"/>
+        <w:rPr>
+          <w:lang w:val="en"/>
+        </w:rPr>
+      </w:pPr>
+      <w:r>
+        <w:t>2.</w:t>
+      </w:r>
+      <w:r>
+        <w:t>4</w:t>
+      </w:r>
+      <w:r>
+        <w:t>.</w:t>
+      </w:r>
+      <w:r>
+        <w:t>2</w:t>
+      </w:r>
+      <w:r>
+        <w:t xml:space="preserve">. </w:t>
+      </w:r>
+      <w:r>
+        <w:t>Outcome Modelling</w:t>
+      </w:r>
+    </w:p>
+    <w:p>
+      <w:pPr>
+        <w:pStyle w:val="MDPI31text"/>
+      </w:pPr>
+      <w:r>
+        <w:rPr>
+          <w:lang w:val="en"/>
+        </w:rPr>
+        <w:t>x.</w:t>
+      </w:r>
+    </w:p>
+    <w:p>
+      <w:pPr>
+        <w:pStyle w:val="MDPI23heading3"/>
+        <w:rPr>
+          <w:lang w:val="en"/>
+        </w:rPr>
+      </w:pPr>
+      <w:r>
+        <w:t>2.</w:t>
+      </w:r>
+      <w:r>
+        <w:t>4</w:t>
+      </w:r>
+      <w:r>
+        <w:t>.3. Geo-intervention Generation</w:t>
+      </w:r>
+    </w:p>
+    <w:p>
+      <w:pPr>
+        <w:pStyle w:val="MDPI31text"/>
+      </w:pPr>
+      <w:r>
+        <w:rPr>
+          <w:lang w:val="en"/>
+        </w:rPr>
+        <w:t>x.</w:t>
+      </w:r>
+    </w:p>
+    <w:p>
+      <w:pPr>
+        <w:pStyle w:val="MDPI21heading1"/>
+      </w:pPr>
+      <w:r>
+        <w:t>3. Results</w:t>
+      </w:r>
+    </w:p>
+    <w:p>
+      <w:pPr>
+        <w:pStyle w:val="MDPI31text"/>
+      </w:pPr>
+      <w:r>
         <w:t>This section may be divided by subheadings. It should provide a concise and precise description of the experimental results</w:t>
       </w:r>
       <w:r>
@@ -12601,6 +14518,7 @@
         <w:rPr>
           <w:vertAlign w:val="superscript"/>
         </w:rPr>
+        <w:lastRenderedPageBreak/>
         <w:t>1</w:t>
       </w:r>
       <w:r>
@@ -12839,7 +14757,6 @@
         <w:rPr>
           <w:b/>
         </w:rPr>
-        <w:lastRenderedPageBreak/>
         <w:t xml:space="preserve">Figure 2. </w:t>
       </w:r>
       <w:r>
@@ -14113,6 +16030,7 @@
           <w:b/>
           <w:i w:val="0"/>
         </w:rPr>
+        <w:lastRenderedPageBreak/>
         <w:t>Theorem 1.</w:t>
       </w:r>
       <w:r>
@@ -14221,7 +16139,6 @@
         <w:pStyle w:val="MDPI31text"/>
       </w:pPr>
       <w:r>
-        <w:lastRenderedPageBreak/>
         <w:t xml:space="preserve">This section is </w:t>
       </w:r>
       <w:r>
@@ -14437,7 +16354,7 @@
       <w:pPr>
         <w:pStyle w:val="Bibliography"/>
         <w:rPr>
-          <w:sz w:val="18"/>
+          <w:color w:val="auto"/>
         </w:rPr>
       </w:pPr>
       <w:r>
@@ -14457,13 +16374,13 @@
       </w:r>
       <w:r>
         <w:rPr>
-          <w:sz w:val="18"/>
+          <w:color w:val="auto"/>
         </w:rPr>
         <w:t xml:space="preserve">1. </w:t>
       </w:r>
       <w:r>
         <w:rPr>
-          <w:sz w:val="18"/>
+          <w:color w:val="auto"/>
         </w:rPr>
         <w:tab/>
         <w:t xml:space="preserve">World Health Organization </w:t>
@@ -14472,13 +16389,13 @@
         <w:rPr>
           <w:i/>
           <w:iCs/>
-          <w:sz w:val="18"/>
+          <w:color w:val="auto"/>
         </w:rPr>
         <w:t>Global Status Report on Road Safety</w:t>
       </w:r>
       <w:r>
         <w:rPr>
-          <w:sz w:val="18"/>
+          <w:color w:val="auto"/>
         </w:rPr>
         <w:t>; Geneva, 2018;</w:t>
       </w:r>
@@ -14487,18 +16404,19 @@
       <w:pPr>
         <w:pStyle w:val="Bibliography"/>
         <w:rPr>
-          <w:sz w:val="18"/>
-        </w:rPr>
-      </w:pPr>
-      <w:r>
-        <w:rPr>
-          <w:sz w:val="18"/>
-        </w:rPr>
+          <w:color w:val="auto"/>
+        </w:rPr>
+      </w:pPr>
+      <w:r>
+        <w:rPr>
+          <w:color w:val="auto"/>
+        </w:rPr>
+        <w:lastRenderedPageBreak/>
         <w:t xml:space="preserve">2. </w:t>
       </w:r>
       <w:r>
         <w:rPr>
-          <w:sz w:val="18"/>
+          <w:color w:val="auto"/>
         </w:rPr>
         <w:tab/>
         <w:t xml:space="preserve">United Nations Office on Drugs and Crime </w:t>
@@ -14507,13 +16425,13 @@
         <w:rPr>
           <w:i/>
           <w:iCs/>
-          <w:sz w:val="18"/>
+          <w:color w:val="auto"/>
         </w:rPr>
         <w:t>Global Study on Homicide</w:t>
       </w:r>
       <w:r>
         <w:rPr>
-          <w:sz w:val="18"/>
+          <w:color w:val="auto"/>
         </w:rPr>
         <w:t>; Vienna, 2019;</w:t>
       </w:r>
@@ -14522,18 +16440,18 @@
       <w:pPr>
         <w:pStyle w:val="Bibliography"/>
         <w:rPr>
-          <w:sz w:val="18"/>
-        </w:rPr>
-      </w:pPr>
-      <w:r>
-        <w:rPr>
-          <w:sz w:val="18"/>
+          <w:color w:val="auto"/>
+        </w:rPr>
+      </w:pPr>
+      <w:r>
+        <w:rPr>
+          <w:color w:val="auto"/>
         </w:rPr>
         <w:t xml:space="preserve">3. </w:t>
       </w:r>
       <w:r>
         <w:rPr>
-          <w:sz w:val="18"/>
+          <w:color w:val="auto"/>
         </w:rPr>
         <w:tab/>
         <w:t xml:space="preserve">Braga, A.A.; Schnell, C. Evaluating Place-Based Policing Strategies: Lessons Learned from the Smart Policing Initiative in Boston. </w:t>
@@ -14542,13 +16460,13 @@
         <w:rPr>
           <w:i/>
           <w:iCs/>
-          <w:sz w:val="18"/>
+          <w:color w:val="auto"/>
         </w:rPr>
         <w:t>Police quarterly</w:t>
       </w:r>
       <w:r>
         <w:rPr>
-          <w:sz w:val="18"/>
+          <w:color w:val="auto"/>
         </w:rPr>
         <w:t xml:space="preserve"> </w:t>
       </w:r>
@@ -14556,13 +16474,13 @@
         <w:rPr>
           <w:b/>
           <w:bCs/>
-          <w:sz w:val="18"/>
+          <w:color w:val="auto"/>
         </w:rPr>
         <w:t>2013</w:t>
       </w:r>
       <w:r>
         <w:rPr>
-          <w:sz w:val="18"/>
+          <w:color w:val="auto"/>
         </w:rPr>
         <w:t xml:space="preserve">, </w:t>
       </w:r>
@@ -14570,13 +16488,13 @@
         <w:rPr>
           <w:i/>
           <w:iCs/>
-          <w:sz w:val="18"/>
+          <w:color w:val="auto"/>
         </w:rPr>
         <w:t>16</w:t>
       </w:r>
       <w:r>
         <w:rPr>
-          <w:sz w:val="18"/>
+          <w:color w:val="auto"/>
         </w:rPr>
         <w:t>, 339–357.</w:t>
       </w:r>
@@ -14585,18 +16503,18 @@
       <w:pPr>
         <w:pStyle w:val="Bibliography"/>
         <w:rPr>
-          <w:sz w:val="18"/>
-        </w:rPr>
-      </w:pPr>
-      <w:r>
-        <w:rPr>
-          <w:sz w:val="18"/>
+          <w:color w:val="auto"/>
+        </w:rPr>
+      </w:pPr>
+      <w:r>
+        <w:rPr>
+          <w:color w:val="auto"/>
         </w:rPr>
         <w:t xml:space="preserve">4. </w:t>
       </w:r>
       <w:r>
         <w:rPr>
-          <w:sz w:val="18"/>
+          <w:color w:val="auto"/>
         </w:rPr>
         <w:tab/>
         <w:t xml:space="preserve">Yang, B.-M.; Kim, J. Road Traffic Accidents and Policy Interventions in Korea. </w:t>
@@ -14605,13 +16523,13 @@
         <w:rPr>
           <w:i/>
           <w:iCs/>
-          <w:sz w:val="18"/>
+          <w:color w:val="auto"/>
         </w:rPr>
         <w:t>Injury Control and Safety Promotion</w:t>
       </w:r>
       <w:r>
         <w:rPr>
-          <w:sz w:val="18"/>
+          <w:color w:val="auto"/>
         </w:rPr>
         <w:t xml:space="preserve"> </w:t>
       </w:r>
@@ -14619,13 +16537,13 @@
         <w:rPr>
           <w:b/>
           <w:bCs/>
-          <w:sz w:val="18"/>
+          <w:color w:val="auto"/>
         </w:rPr>
         <w:t>2003</w:t>
       </w:r>
       <w:r>
         <w:rPr>
-          <w:sz w:val="18"/>
+          <w:color w:val="auto"/>
         </w:rPr>
         <w:t xml:space="preserve">, </w:t>
       </w:r>
@@ -14633,13 +16551,13 @@
         <w:rPr>
           <w:i/>
           <w:iCs/>
-          <w:sz w:val="18"/>
+          <w:color w:val="auto"/>
         </w:rPr>
         <w:t>10</w:t>
       </w:r>
       <w:r>
         <w:rPr>
-          <w:sz w:val="18"/>
+          <w:color w:val="auto"/>
         </w:rPr>
         <w:t>, 89–94, doi:10.1076/icsp.10.1.89.14120.</w:t>
       </w:r>
@@ -14648,18 +16566,18 @@
       <w:pPr>
         <w:pStyle w:val="Bibliography"/>
         <w:rPr>
-          <w:sz w:val="18"/>
-        </w:rPr>
-      </w:pPr>
-      <w:r>
-        <w:rPr>
-          <w:sz w:val="18"/>
+          <w:color w:val="auto"/>
+        </w:rPr>
+      </w:pPr>
+      <w:r>
+        <w:rPr>
+          <w:color w:val="auto"/>
         </w:rPr>
         <w:t xml:space="preserve">5. </w:t>
       </w:r>
       <w:r>
         <w:rPr>
-          <w:sz w:val="18"/>
+          <w:color w:val="auto"/>
         </w:rPr>
         <w:tab/>
         <w:t>Richard Wen Generative Design of Geospatial Interventions With Automated Machine Learning and Bayesian Optimization, Toronto Metropolitan University: Toronto, 2023.</w:t>
@@ -14669,18 +16587,18 @@
       <w:pPr>
         <w:pStyle w:val="Bibliography"/>
         <w:rPr>
-          <w:sz w:val="18"/>
-        </w:rPr>
-      </w:pPr>
-      <w:r>
-        <w:rPr>
-          <w:sz w:val="18"/>
+          <w:color w:val="auto"/>
+        </w:rPr>
+      </w:pPr>
+      <w:r>
+        <w:rPr>
+          <w:color w:val="auto"/>
         </w:rPr>
         <w:t xml:space="preserve">6. </w:t>
       </w:r>
       <w:r>
         <w:rPr>
-          <w:sz w:val="18"/>
+          <w:color w:val="auto"/>
         </w:rPr>
         <w:tab/>
         <w:t xml:space="preserve">Bonnet, E.; Lechat, L.; Ridde, V. What Interventions Are Required to Reduce Road Traffic Injuries in Africa? A Scoping Review of the Literature. </w:t>
@@ -14689,13 +16607,13 @@
         <w:rPr>
           <w:i/>
           <w:iCs/>
-          <w:sz w:val="18"/>
+          <w:color w:val="auto"/>
         </w:rPr>
         <w:t>PLOS ONE</w:t>
       </w:r>
       <w:r>
         <w:rPr>
-          <w:sz w:val="18"/>
+          <w:color w:val="auto"/>
         </w:rPr>
         <w:t xml:space="preserve"> </w:t>
       </w:r>
@@ -14703,13 +16621,13 @@
         <w:rPr>
           <w:b/>
           <w:bCs/>
-          <w:sz w:val="18"/>
+          <w:color w:val="auto"/>
         </w:rPr>
         <w:t>2018</w:t>
       </w:r>
       <w:r>
         <w:rPr>
-          <w:sz w:val="18"/>
+          <w:color w:val="auto"/>
         </w:rPr>
         <w:t xml:space="preserve">, </w:t>
       </w:r>
@@ -14717,13 +16635,13 @@
         <w:rPr>
           <w:i/>
           <w:iCs/>
-          <w:sz w:val="18"/>
+          <w:color w:val="auto"/>
         </w:rPr>
         <w:t>13</w:t>
       </w:r>
       <w:r>
         <w:rPr>
-          <w:sz w:val="18"/>
+          <w:color w:val="auto"/>
         </w:rPr>
         <w:t>, e0208195, doi:10.1371/journal.pone.0208195.</w:t>
       </w:r>
@@ -14732,18 +16650,18 @@
       <w:pPr>
         <w:pStyle w:val="Bibliography"/>
         <w:rPr>
-          <w:sz w:val="18"/>
-        </w:rPr>
-      </w:pPr>
-      <w:r>
-        <w:rPr>
-          <w:sz w:val="18"/>
+          <w:color w:val="auto"/>
+        </w:rPr>
+      </w:pPr>
+      <w:r>
+        <w:rPr>
+          <w:color w:val="auto"/>
         </w:rPr>
         <w:t xml:space="preserve">7. </w:t>
       </w:r>
       <w:r>
         <w:rPr>
-          <w:sz w:val="18"/>
+          <w:color w:val="auto"/>
         </w:rPr>
         <w:tab/>
         <w:t xml:space="preserve">Bunn, F.; Collier, T.; Frost, C.; Ker, K.; Roberts, I.; Wentz, R. Traffic Calming for the Prevention of Road Traffic Injuries: Systematic Review and Meta-Analysis. </w:t>
@@ -14752,13 +16670,13 @@
         <w:rPr>
           <w:i/>
           <w:iCs/>
-          <w:sz w:val="18"/>
+          <w:color w:val="auto"/>
         </w:rPr>
         <w:t>Injury Prevention</w:t>
       </w:r>
       <w:r>
         <w:rPr>
-          <w:sz w:val="18"/>
+          <w:color w:val="auto"/>
         </w:rPr>
         <w:t xml:space="preserve"> </w:t>
       </w:r>
@@ -14766,13 +16684,13 @@
         <w:rPr>
           <w:b/>
           <w:bCs/>
-          <w:sz w:val="18"/>
+          <w:color w:val="auto"/>
         </w:rPr>
         <w:t>2003</w:t>
       </w:r>
       <w:r>
         <w:rPr>
-          <w:sz w:val="18"/>
+          <w:color w:val="auto"/>
         </w:rPr>
         <w:t xml:space="preserve">, </w:t>
       </w:r>
@@ -14780,13 +16698,13 @@
         <w:rPr>
           <w:i/>
           <w:iCs/>
-          <w:sz w:val="18"/>
+          <w:color w:val="auto"/>
         </w:rPr>
         <w:t>9</w:t>
       </w:r>
       <w:r>
         <w:rPr>
-          <w:sz w:val="18"/>
+          <w:color w:val="auto"/>
         </w:rPr>
         <w:t>, 200–204, doi:10.1136/ip.9.3.200.</w:t>
       </w:r>
@@ -14795,18 +16713,18 @@
       <w:pPr>
         <w:pStyle w:val="Bibliography"/>
         <w:rPr>
-          <w:sz w:val="18"/>
-        </w:rPr>
-      </w:pPr>
-      <w:r>
-        <w:rPr>
-          <w:sz w:val="18"/>
+          <w:color w:val="auto"/>
+        </w:rPr>
+      </w:pPr>
+      <w:r>
+        <w:rPr>
+          <w:color w:val="auto"/>
         </w:rPr>
         <w:t xml:space="preserve">8. </w:t>
       </w:r>
       <w:r>
         <w:rPr>
-          <w:sz w:val="18"/>
+          <w:color w:val="auto"/>
         </w:rPr>
         <w:tab/>
         <w:t xml:space="preserve">Yang, B. GIS Crime Mapping to Support Evidence-Based Solutions Provided by Community-Based Organizations. </w:t>
@@ -14815,13 +16733,13 @@
         <w:rPr>
           <w:i/>
           <w:iCs/>
-          <w:sz w:val="18"/>
+          <w:color w:val="auto"/>
         </w:rPr>
         <w:t>Sustainability</w:t>
       </w:r>
       <w:r>
         <w:rPr>
-          <w:sz w:val="18"/>
+          <w:color w:val="auto"/>
         </w:rPr>
         <w:t xml:space="preserve"> </w:t>
       </w:r>
@@ -14829,13 +16747,13 @@
         <w:rPr>
           <w:b/>
           <w:bCs/>
-          <w:sz w:val="18"/>
+          <w:color w:val="auto"/>
         </w:rPr>
         <w:t>2019</w:t>
       </w:r>
       <w:r>
         <w:rPr>
-          <w:sz w:val="18"/>
+          <w:color w:val="auto"/>
         </w:rPr>
         <w:t xml:space="preserve">, </w:t>
       </w:r>
@@ -14843,13 +16761,13 @@
         <w:rPr>
           <w:i/>
           <w:iCs/>
-          <w:sz w:val="18"/>
+          <w:color w:val="auto"/>
         </w:rPr>
         <w:t>11</w:t>
       </w:r>
       <w:r>
         <w:rPr>
-          <w:sz w:val="18"/>
+          <w:color w:val="auto"/>
         </w:rPr>
         <w:t>, 4889, doi:10.3390/su11184889.</w:t>
       </w:r>
@@ -14858,18 +16776,18 @@
       <w:pPr>
         <w:pStyle w:val="Bibliography"/>
         <w:rPr>
-          <w:sz w:val="18"/>
-        </w:rPr>
-      </w:pPr>
-      <w:r>
-        <w:rPr>
-          <w:sz w:val="18"/>
+          <w:color w:val="auto"/>
+        </w:rPr>
+      </w:pPr>
+      <w:r>
+        <w:rPr>
+          <w:color w:val="auto"/>
         </w:rPr>
         <w:t xml:space="preserve">9. </w:t>
       </w:r>
       <w:r>
         <w:rPr>
-          <w:sz w:val="18"/>
+          <w:color w:val="auto"/>
         </w:rPr>
         <w:tab/>
         <w:t xml:space="preserve">Boulos, M.N.K. Towards Evidence-Based, GIS-Driven National Spatial Health Information Infrastructure and Surveillance Services in the United Kingdom. </w:t>
@@ -14878,13 +16796,13 @@
         <w:rPr>
           <w:i/>
           <w:iCs/>
-          <w:sz w:val="18"/>
+          <w:color w:val="auto"/>
         </w:rPr>
         <w:t>Int J Health Geogr</w:t>
       </w:r>
       <w:r>
         <w:rPr>
-          <w:sz w:val="18"/>
+          <w:color w:val="auto"/>
         </w:rPr>
         <w:t xml:space="preserve"> </w:t>
       </w:r>
@@ -14892,13 +16810,13 @@
         <w:rPr>
           <w:b/>
           <w:bCs/>
-          <w:sz w:val="18"/>
+          <w:color w:val="auto"/>
         </w:rPr>
         <w:t>2004</w:t>
       </w:r>
       <w:r>
         <w:rPr>
-          <w:sz w:val="18"/>
+          <w:color w:val="auto"/>
         </w:rPr>
         <w:t xml:space="preserve">, </w:t>
       </w:r>
@@ -14906,13 +16824,13 @@
         <w:rPr>
           <w:i/>
           <w:iCs/>
-          <w:sz w:val="18"/>
+          <w:color w:val="auto"/>
         </w:rPr>
         <w:t>3</w:t>
       </w:r>
       <w:r>
         <w:rPr>
-          <w:sz w:val="18"/>
+          <w:color w:val="auto"/>
         </w:rPr>
         <w:t>, 1, doi:10.1186/1476-072X-3-1.</w:t>
       </w:r>
@@ -14921,19 +16839,18 @@
       <w:pPr>
         <w:pStyle w:val="Bibliography"/>
         <w:rPr>
-          <w:sz w:val="18"/>
-        </w:rPr>
-      </w:pPr>
-      <w:r>
-        <w:rPr>
-          <w:sz w:val="18"/>
-        </w:rPr>
-        <w:lastRenderedPageBreak/>
+          <w:color w:val="auto"/>
+        </w:rPr>
+      </w:pPr>
+      <w:r>
+        <w:rPr>
+          <w:color w:val="auto"/>
+        </w:rPr>
         <w:t xml:space="preserve">10. </w:t>
       </w:r>
       <w:r>
         <w:rPr>
-          <w:sz w:val="18"/>
+          <w:color w:val="auto"/>
         </w:rPr>
         <w:tab/>
         <w:t xml:space="preserve">Nykiforuk, C.I.J.; Flaman, L.M. Geographic Information Systems (GIS) for Health Promotion and Public Health: A Review. </w:t>
@@ -14942,13 +16859,13 @@
         <w:rPr>
           <w:i/>
           <w:iCs/>
-          <w:sz w:val="18"/>
+          <w:color w:val="auto"/>
         </w:rPr>
         <w:t>Health Promotion Practice</w:t>
       </w:r>
       <w:r>
         <w:rPr>
-          <w:sz w:val="18"/>
+          <w:color w:val="auto"/>
         </w:rPr>
         <w:t xml:space="preserve"> </w:t>
       </w:r>
@@ -14956,13 +16873,13 @@
         <w:rPr>
           <w:b/>
           <w:bCs/>
-          <w:sz w:val="18"/>
+          <w:color w:val="auto"/>
         </w:rPr>
         <w:t>2011</w:t>
       </w:r>
       <w:r>
         <w:rPr>
-          <w:sz w:val="18"/>
+          <w:color w:val="auto"/>
         </w:rPr>
         <w:t xml:space="preserve">, </w:t>
       </w:r>
@@ -14970,13 +16887,13 @@
         <w:rPr>
           <w:i/>
           <w:iCs/>
-          <w:sz w:val="18"/>
+          <w:color w:val="auto"/>
         </w:rPr>
         <w:t>12</w:t>
       </w:r>
       <w:r>
         <w:rPr>
-          <w:sz w:val="18"/>
+          <w:color w:val="auto"/>
         </w:rPr>
         <w:t>, 63–73, doi:10.1177/1524839909334624.</w:t>
       </w:r>
@@ -14985,18 +16902,18 @@
       <w:pPr>
         <w:pStyle w:val="Bibliography"/>
         <w:rPr>
-          <w:sz w:val="18"/>
-        </w:rPr>
-      </w:pPr>
-      <w:r>
-        <w:rPr>
-          <w:sz w:val="18"/>
+          <w:color w:val="auto"/>
+        </w:rPr>
+      </w:pPr>
+      <w:r>
+        <w:rPr>
+          <w:color w:val="auto"/>
         </w:rPr>
         <w:t xml:space="preserve">11. </w:t>
       </w:r>
       <w:r>
         <w:rPr>
-          <w:sz w:val="18"/>
+          <w:color w:val="auto"/>
         </w:rPr>
         <w:tab/>
         <w:t xml:space="preserve">Wang, R.; Murayama, Y.; Morimoto, T. Scenario Simulation Studies of Urban Development Using Remote Sensing and GIS: Review. </w:t>
@@ -15005,13 +16922,13 @@
         <w:rPr>
           <w:i/>
           <w:iCs/>
-          <w:sz w:val="18"/>
+          <w:color w:val="auto"/>
         </w:rPr>
         <w:t>Remote Sensing Applications: Society and Environment</w:t>
       </w:r>
       <w:r>
         <w:rPr>
-          <w:sz w:val="18"/>
+          <w:color w:val="auto"/>
         </w:rPr>
         <w:t xml:space="preserve"> </w:t>
       </w:r>
@@ -15019,13 +16936,13 @@
         <w:rPr>
           <w:b/>
           <w:bCs/>
-          <w:sz w:val="18"/>
+          <w:color w:val="auto"/>
         </w:rPr>
         <w:t>2021</w:t>
       </w:r>
       <w:r>
         <w:rPr>
-          <w:sz w:val="18"/>
+          <w:color w:val="auto"/>
         </w:rPr>
         <w:t xml:space="preserve">, </w:t>
       </w:r>
@@ -15033,13 +16950,13 @@
         <w:rPr>
           <w:i/>
           <w:iCs/>
-          <w:sz w:val="18"/>
+          <w:color w:val="auto"/>
         </w:rPr>
         <w:t>22</w:t>
       </w:r>
       <w:r>
         <w:rPr>
-          <w:sz w:val="18"/>
+          <w:color w:val="auto"/>
         </w:rPr>
         <w:t>, 100474, doi:10.1016/j.rsase.2021.100474.</w:t>
       </w:r>
@@ -15048,18 +16965,18 @@
       <w:pPr>
         <w:pStyle w:val="Bibliography"/>
         <w:rPr>
-          <w:sz w:val="18"/>
-        </w:rPr>
-      </w:pPr>
-      <w:r>
-        <w:rPr>
-          <w:sz w:val="18"/>
+          <w:color w:val="auto"/>
+        </w:rPr>
+      </w:pPr>
+      <w:r>
+        <w:rPr>
+          <w:color w:val="auto"/>
         </w:rPr>
         <w:t xml:space="preserve">12. </w:t>
       </w:r>
       <w:r>
         <w:rPr>
-          <w:sz w:val="18"/>
+          <w:color w:val="auto"/>
         </w:rPr>
         <w:tab/>
         <w:t>Elsahlamy, E.; Eshra, A.; Eshra, N.; El-Fishawy, N. Empowering GIS with Big Data: A Review of Recent Advances. In Proceedings of the 2021 International Conference on Electronic Engineering (ICEEM); July 2021; pp. 1–7.</w:t>
@@ -15069,18 +16986,18 @@
       <w:pPr>
         <w:pStyle w:val="Bibliography"/>
         <w:rPr>
-          <w:sz w:val="18"/>
-        </w:rPr>
-      </w:pPr>
-      <w:r>
-        <w:rPr>
-          <w:sz w:val="18"/>
+          <w:color w:val="auto"/>
+        </w:rPr>
+      </w:pPr>
+      <w:r>
+        <w:rPr>
+          <w:color w:val="auto"/>
         </w:rPr>
         <w:t xml:space="preserve">13. </w:t>
       </w:r>
       <w:r>
         <w:rPr>
-          <w:sz w:val="18"/>
+          <w:color w:val="auto"/>
         </w:rPr>
         <w:tab/>
         <w:t xml:space="preserve">Bailey, P.E.; Keyes, E.B.; Parker, C.; Abdullah, M.; Kebede, H.; Freedman, L. Using a GIS to Model Interventions to Strengthen the Emergency Referral System for Maternal and Newborn Health in Ethiopia. </w:t>
@@ -15089,13 +17006,13 @@
         <w:rPr>
           <w:i/>
           <w:iCs/>
-          <w:sz w:val="18"/>
+          <w:color w:val="auto"/>
         </w:rPr>
         <w:t>International Journal of Gynecology &amp; Obstetrics</w:t>
       </w:r>
       <w:r>
         <w:rPr>
-          <w:sz w:val="18"/>
+          <w:color w:val="auto"/>
         </w:rPr>
         <w:t xml:space="preserve"> </w:t>
       </w:r>
@@ -15103,13 +17020,13 @@
         <w:rPr>
           <w:b/>
           <w:bCs/>
-          <w:sz w:val="18"/>
+          <w:color w:val="auto"/>
         </w:rPr>
         <w:t>2011</w:t>
       </w:r>
       <w:r>
         <w:rPr>
-          <w:sz w:val="18"/>
+          <w:color w:val="auto"/>
         </w:rPr>
         <w:t xml:space="preserve">, </w:t>
       </w:r>
@@ -15117,13 +17034,13 @@
         <w:rPr>
           <w:i/>
           <w:iCs/>
-          <w:sz w:val="18"/>
+          <w:color w:val="auto"/>
         </w:rPr>
         <w:t>115</w:t>
       </w:r>
       <w:r>
         <w:rPr>
-          <w:sz w:val="18"/>
+          <w:color w:val="auto"/>
         </w:rPr>
         <w:t>, 300–309, doi:10.1016/j.ijgo.2011.09.004.</w:t>
       </w:r>
@@ -15132,18 +17049,18 @@
       <w:pPr>
         <w:pStyle w:val="Bibliography"/>
         <w:rPr>
-          <w:sz w:val="18"/>
-        </w:rPr>
-      </w:pPr>
-      <w:r>
-        <w:rPr>
-          <w:sz w:val="18"/>
+          <w:color w:val="auto"/>
+        </w:rPr>
+      </w:pPr>
+      <w:r>
+        <w:rPr>
+          <w:color w:val="auto"/>
         </w:rPr>
         <w:t xml:space="preserve">14. </w:t>
       </w:r>
       <w:r>
         <w:rPr>
-          <w:sz w:val="18"/>
+          <w:color w:val="auto"/>
         </w:rPr>
         <w:tab/>
         <w:t xml:space="preserve">Franch-Pardo, I.; Napoletano, B.M.; Rosete-Verges, F.; Billa, L. Spatial Analysis and GIS in the Study of COVID-19. A Review. </w:t>
@@ -15152,13 +17069,13 @@
         <w:rPr>
           <w:i/>
           <w:iCs/>
-          <w:sz w:val="18"/>
+          <w:color w:val="auto"/>
         </w:rPr>
         <w:t>Science of The Total Environment</w:t>
       </w:r>
       <w:r>
         <w:rPr>
-          <w:sz w:val="18"/>
+          <w:color w:val="auto"/>
         </w:rPr>
         <w:t xml:space="preserve"> </w:t>
       </w:r>
@@ -15166,13 +17083,13 @@
         <w:rPr>
           <w:b/>
           <w:bCs/>
-          <w:sz w:val="18"/>
+          <w:color w:val="auto"/>
         </w:rPr>
         <w:t>2020</w:t>
       </w:r>
       <w:r>
         <w:rPr>
-          <w:sz w:val="18"/>
+          <w:color w:val="auto"/>
         </w:rPr>
         <w:t xml:space="preserve">, </w:t>
       </w:r>
@@ -15180,13 +17097,13 @@
         <w:rPr>
           <w:i/>
           <w:iCs/>
-          <w:sz w:val="18"/>
+          <w:color w:val="auto"/>
         </w:rPr>
         <w:t>739</w:t>
       </w:r>
       <w:r>
         <w:rPr>
-          <w:sz w:val="18"/>
+          <w:color w:val="auto"/>
         </w:rPr>
         <w:t>, 140033, doi:10.1016/j.scitotenv.2020.140033.</w:t>
       </w:r>
@@ -15195,18 +17112,18 @@
       <w:pPr>
         <w:pStyle w:val="Bibliography"/>
         <w:rPr>
-          <w:sz w:val="18"/>
-        </w:rPr>
-      </w:pPr>
-      <w:r>
-        <w:rPr>
-          <w:sz w:val="18"/>
+          <w:color w:val="auto"/>
+        </w:rPr>
+      </w:pPr>
+      <w:r>
+        <w:rPr>
+          <w:color w:val="auto"/>
         </w:rPr>
         <w:t xml:space="preserve">15. </w:t>
       </w:r>
       <w:r>
         <w:rPr>
-          <w:sz w:val="18"/>
+          <w:color w:val="auto"/>
         </w:rPr>
         <w:tab/>
         <w:t xml:space="preserve">Ištoka Otković, I.; Karleuša, B.; Deluka-Tibljaš, A.; Šurdonja, S.; Marušić, M. Combining Traffic Microsimulation Modeling and Multi-Criteria Analysis for Sustainable Spatial-Traffic Planning. </w:t>
@@ -15215,13 +17132,13 @@
         <w:rPr>
           <w:i/>
           <w:iCs/>
-          <w:sz w:val="18"/>
+          <w:color w:val="auto"/>
         </w:rPr>
         <w:t>Land</w:t>
       </w:r>
       <w:r>
         <w:rPr>
-          <w:sz w:val="18"/>
+          <w:color w:val="auto"/>
         </w:rPr>
         <w:t xml:space="preserve"> </w:t>
       </w:r>
@@ -15229,13 +17146,13 @@
         <w:rPr>
           <w:b/>
           <w:bCs/>
-          <w:sz w:val="18"/>
+          <w:color w:val="auto"/>
         </w:rPr>
         <w:t>2021</w:t>
       </w:r>
       <w:r>
         <w:rPr>
-          <w:sz w:val="18"/>
+          <w:color w:val="auto"/>
         </w:rPr>
         <w:t xml:space="preserve">, </w:t>
       </w:r>
@@ -15243,13 +17160,13 @@
         <w:rPr>
           <w:i/>
           <w:iCs/>
-          <w:sz w:val="18"/>
+          <w:color w:val="auto"/>
         </w:rPr>
         <w:t>10</w:t>
       </w:r>
       <w:r>
         <w:rPr>
-          <w:sz w:val="18"/>
+          <w:color w:val="auto"/>
         </w:rPr>
         <w:t>, 666, doi:10.3390/land10070666.</w:t>
       </w:r>
@@ -15258,18 +17175,18 @@
       <w:pPr>
         <w:pStyle w:val="Bibliography"/>
         <w:rPr>
-          <w:sz w:val="18"/>
-        </w:rPr>
-      </w:pPr>
-      <w:r>
-        <w:rPr>
-          <w:sz w:val="18"/>
+          <w:color w:val="auto"/>
+        </w:rPr>
+      </w:pPr>
+      <w:r>
+        <w:rPr>
+          <w:color w:val="auto"/>
         </w:rPr>
         <w:t xml:space="preserve">16. </w:t>
       </w:r>
       <w:r>
         <w:rPr>
-          <w:sz w:val="18"/>
+          <w:color w:val="auto"/>
         </w:rPr>
         <w:tab/>
         <w:t xml:space="preserve">Piza, E.L.; Kennedy, L.W.; Caplan, J.M. Facilitators and Impediments to Designing, Implementing, and Evaluating Risk-Based Policing Strategies Using Risk Terrain Modeling: Insights from a Multi-City Evaluation in the United States. </w:t>
@@ -15278,13 +17195,13 @@
         <w:rPr>
           <w:i/>
           <w:iCs/>
-          <w:sz w:val="18"/>
+          <w:color w:val="auto"/>
         </w:rPr>
         <w:t>Eur J Crim Policy Res</w:t>
       </w:r>
       <w:r>
         <w:rPr>
-          <w:sz w:val="18"/>
+          <w:color w:val="auto"/>
         </w:rPr>
         <w:t xml:space="preserve"> </w:t>
       </w:r>
@@ -15292,13 +17209,13 @@
         <w:rPr>
           <w:b/>
           <w:bCs/>
-          <w:sz w:val="18"/>
+          <w:color w:val="auto"/>
         </w:rPr>
         <w:t>2018</w:t>
       </w:r>
       <w:r>
         <w:rPr>
-          <w:sz w:val="18"/>
+          <w:color w:val="auto"/>
         </w:rPr>
         <w:t xml:space="preserve">, </w:t>
       </w:r>
@@ -15306,13 +17223,13 @@
         <w:rPr>
           <w:i/>
           <w:iCs/>
-          <w:sz w:val="18"/>
+          <w:color w:val="auto"/>
         </w:rPr>
         <w:t>24</w:t>
       </w:r>
       <w:r>
         <w:rPr>
-          <w:sz w:val="18"/>
+          <w:color w:val="auto"/>
         </w:rPr>
         <w:t>, 489–513, doi:10.1007/s10610-017-9367-9.</w:t>
       </w:r>
@@ -15321,18 +17238,18 @@
       <w:pPr>
         <w:pStyle w:val="Bibliography"/>
         <w:rPr>
-          <w:sz w:val="18"/>
-        </w:rPr>
-      </w:pPr>
-      <w:r>
-        <w:rPr>
-          <w:sz w:val="18"/>
+          <w:color w:val="auto"/>
+        </w:rPr>
+      </w:pPr>
+      <w:r>
+        <w:rPr>
+          <w:color w:val="auto"/>
         </w:rPr>
         <w:t xml:space="preserve">17. </w:t>
       </w:r>
       <w:r>
         <w:rPr>
-          <w:sz w:val="18"/>
+          <w:color w:val="auto"/>
         </w:rPr>
         <w:tab/>
         <w:t xml:space="preserve">Wen, R.; Li, S. Spatial Decision Support Systems with Automated Machine Learning: A Review. </w:t>
@@ -15341,13 +17258,13 @@
         <w:rPr>
           <w:i/>
           <w:iCs/>
-          <w:sz w:val="18"/>
+          <w:color w:val="auto"/>
         </w:rPr>
         <w:t>ISPRS International Journal of Geo-Information</w:t>
       </w:r>
       <w:r>
         <w:rPr>
-          <w:sz w:val="18"/>
+          <w:color w:val="auto"/>
         </w:rPr>
         <w:t xml:space="preserve"> </w:t>
       </w:r>
@@ -15355,13 +17272,13 @@
         <w:rPr>
           <w:b/>
           <w:bCs/>
-          <w:sz w:val="18"/>
+          <w:color w:val="auto"/>
         </w:rPr>
         <w:t>2023</w:t>
       </w:r>
       <w:r>
         <w:rPr>
-          <w:sz w:val="18"/>
+          <w:color w:val="auto"/>
         </w:rPr>
         <w:t xml:space="preserve">, </w:t>
       </w:r>
@@ -15369,13 +17286,13 @@
         <w:rPr>
           <w:i/>
           <w:iCs/>
-          <w:sz w:val="18"/>
+          <w:color w:val="auto"/>
         </w:rPr>
         <w:t>12</w:t>
       </w:r>
       <w:r>
         <w:rPr>
-          <w:sz w:val="18"/>
+          <w:color w:val="auto"/>
         </w:rPr>
         <w:t>, 12, doi:10.3390/ijgi12010012.</w:t>
       </w:r>
@@ -15384,18 +17301,18 @@
       <w:pPr>
         <w:pStyle w:val="Bibliography"/>
         <w:rPr>
-          <w:sz w:val="18"/>
-        </w:rPr>
-      </w:pPr>
-      <w:r>
-        <w:rPr>
-          <w:sz w:val="18"/>
+          <w:color w:val="auto"/>
+        </w:rPr>
+      </w:pPr>
+      <w:r>
+        <w:rPr>
+          <w:color w:val="auto"/>
         </w:rPr>
         <w:t xml:space="preserve">18. </w:t>
       </w:r>
       <w:r>
         <w:rPr>
-          <w:sz w:val="18"/>
+          <w:color w:val="auto"/>
         </w:rPr>
         <w:tab/>
         <w:t xml:space="preserve">Akbari, K.; Winter, S.; Tomko, M. Spatial Causality: A Systematic Review on Spatial Causal Inference. </w:t>
@@ -15404,13 +17321,13 @@
         <w:rPr>
           <w:i/>
           <w:iCs/>
-          <w:sz w:val="18"/>
+          <w:color w:val="auto"/>
         </w:rPr>
         <w:t>Geographical Analysis</w:t>
       </w:r>
       <w:r>
         <w:rPr>
-          <w:sz w:val="18"/>
+          <w:color w:val="auto"/>
         </w:rPr>
         <w:t xml:space="preserve"> </w:t>
       </w:r>
@@ -15418,13 +17335,13 @@
         <w:rPr>
           <w:b/>
           <w:bCs/>
-          <w:sz w:val="18"/>
+          <w:color w:val="auto"/>
         </w:rPr>
         <w:t>2023</w:t>
       </w:r>
       <w:r>
         <w:rPr>
-          <w:sz w:val="18"/>
+          <w:color w:val="auto"/>
         </w:rPr>
         <w:t xml:space="preserve">, </w:t>
       </w:r>
@@ -15432,13 +17349,13 @@
         <w:rPr>
           <w:i/>
           <w:iCs/>
-          <w:sz w:val="18"/>
+          <w:color w:val="auto"/>
         </w:rPr>
         <w:t>55</w:t>
       </w:r>
       <w:r>
         <w:rPr>
-          <w:sz w:val="18"/>
+          <w:color w:val="auto"/>
         </w:rPr>
         <w:t>, 56–89, doi:10.1111/gean.12312.</w:t>
       </w:r>
@@ -15447,18 +17364,18 @@
       <w:pPr>
         <w:pStyle w:val="Bibliography"/>
         <w:rPr>
-          <w:sz w:val="18"/>
-        </w:rPr>
-      </w:pPr>
-      <w:r>
-        <w:rPr>
-          <w:sz w:val="18"/>
+          <w:color w:val="auto"/>
+        </w:rPr>
+      </w:pPr>
+      <w:r>
+        <w:rPr>
+          <w:color w:val="auto"/>
         </w:rPr>
         <w:t xml:space="preserve">19. </w:t>
       </w:r>
       <w:r>
         <w:rPr>
-          <w:sz w:val="18"/>
+          <w:color w:val="auto"/>
         </w:rPr>
         <w:tab/>
         <w:t xml:space="preserve">Mortaheb, R.; Jankowski, P. Smart City Re-Imagined: City Planning and GeoAI in the Age of Big Data. </w:t>
@@ -15467,13 +17384,13 @@
         <w:rPr>
           <w:i/>
           <w:iCs/>
-          <w:sz w:val="18"/>
+          <w:color w:val="auto"/>
         </w:rPr>
         <w:t>Journal of Urban Management</w:t>
       </w:r>
       <w:r>
         <w:rPr>
-          <w:sz w:val="18"/>
+          <w:color w:val="auto"/>
         </w:rPr>
         <w:t xml:space="preserve"> </w:t>
       </w:r>
@@ -15481,13 +17398,13 @@
         <w:rPr>
           <w:b/>
           <w:bCs/>
-          <w:sz w:val="18"/>
+          <w:color w:val="auto"/>
         </w:rPr>
         <w:t>2023</w:t>
       </w:r>
       <w:r>
         <w:rPr>
-          <w:sz w:val="18"/>
+          <w:color w:val="auto"/>
         </w:rPr>
         <w:t xml:space="preserve">, </w:t>
       </w:r>
@@ -15495,13 +17412,13 @@
         <w:rPr>
           <w:i/>
           <w:iCs/>
-          <w:sz w:val="18"/>
+          <w:color w:val="auto"/>
         </w:rPr>
         <w:t>12</w:t>
       </w:r>
       <w:r>
         <w:rPr>
-          <w:sz w:val="18"/>
+          <w:color w:val="auto"/>
         </w:rPr>
         <w:t>, 4–15.</w:t>
       </w:r>
@@ -15510,18 +17427,18 @@
       <w:pPr>
         <w:pStyle w:val="Bibliography"/>
         <w:rPr>
-          <w:sz w:val="18"/>
-        </w:rPr>
-      </w:pPr>
-      <w:r>
-        <w:rPr>
-          <w:sz w:val="18"/>
+          <w:color w:val="auto"/>
+        </w:rPr>
+      </w:pPr>
+      <w:r>
+        <w:rPr>
+          <w:color w:val="auto"/>
         </w:rPr>
         <w:t xml:space="preserve">20. </w:t>
       </w:r>
       <w:r>
         <w:rPr>
-          <w:sz w:val="18"/>
+          <w:color w:val="auto"/>
         </w:rPr>
         <w:tab/>
         <w:t xml:space="preserve">Chen, M.; Claramunt, C.; Çöltekin, A.; Liu, X.; Peng, P.; Robinson, A.C.; Wang, D.; Strobl, J.; Wilson, J.P.; Batty, M. Artificial Intelligence and Visual Analytics in Geographical Space and Cyberspace: Research Opportunities and Challenges. </w:t>
@@ -15530,13 +17447,13 @@
         <w:rPr>
           <w:i/>
           <w:iCs/>
-          <w:sz w:val="18"/>
+          <w:color w:val="auto"/>
         </w:rPr>
         <w:t>Earth-Science Reviews</w:t>
       </w:r>
       <w:r>
         <w:rPr>
-          <w:sz w:val="18"/>
+          <w:color w:val="auto"/>
         </w:rPr>
         <w:t xml:space="preserve"> </w:t>
       </w:r>
@@ -15544,13 +17461,13 @@
         <w:rPr>
           <w:b/>
           <w:bCs/>
-          <w:sz w:val="18"/>
+          <w:color w:val="auto"/>
         </w:rPr>
         <w:t>2023</w:t>
       </w:r>
       <w:r>
         <w:rPr>
-          <w:sz w:val="18"/>
+          <w:color w:val="auto"/>
         </w:rPr>
         <w:t xml:space="preserve">, </w:t>
       </w:r>
@@ -15558,13 +17475,13 @@
         <w:rPr>
           <w:i/>
           <w:iCs/>
-          <w:sz w:val="18"/>
+          <w:color w:val="auto"/>
         </w:rPr>
         <w:t>241</w:t>
       </w:r>
       <w:r>
         <w:rPr>
-          <w:sz w:val="18"/>
+          <w:color w:val="auto"/>
         </w:rPr>
         <w:t>, 104438.</w:t>
       </w:r>
@@ -15573,18 +17490,19 @@
       <w:pPr>
         <w:pStyle w:val="Bibliography"/>
         <w:rPr>
-          <w:sz w:val="18"/>
-        </w:rPr>
-      </w:pPr>
-      <w:r>
-        <w:rPr>
-          <w:sz w:val="18"/>
-        </w:rPr>
+          <w:color w:val="auto"/>
+        </w:rPr>
+      </w:pPr>
+      <w:r>
+        <w:rPr>
+          <w:color w:val="auto"/>
+        </w:rPr>
+        <w:lastRenderedPageBreak/>
         <w:t xml:space="preserve">21. </w:t>
       </w:r>
       <w:r>
         <w:rPr>
-          <w:sz w:val="18"/>
+          <w:color w:val="auto"/>
         </w:rPr>
         <w:tab/>
         <w:t xml:space="preserve">Biu, P.W.; Nwasike, C.N.; Tula, O.A.; Ezeigweneme, C.A.; Gidiagba, J.O. A Review of GIS Applications in Public Health Surveillance. </w:t>
@@ -15593,13 +17511,13 @@
         <w:rPr>
           <w:i/>
           <w:iCs/>
-          <w:sz w:val="18"/>
+          <w:color w:val="auto"/>
         </w:rPr>
         <w:t>World Journal of Advanced Research and Reviews</w:t>
       </w:r>
       <w:r>
         <w:rPr>
-          <w:sz w:val="18"/>
+          <w:color w:val="auto"/>
         </w:rPr>
         <w:t xml:space="preserve"> </w:t>
       </w:r>
@@ -15607,13 +17525,13 @@
         <w:rPr>
           <w:b/>
           <w:bCs/>
-          <w:sz w:val="18"/>
+          <w:color w:val="auto"/>
         </w:rPr>
         <w:t>2024</w:t>
       </w:r>
       <w:r>
         <w:rPr>
-          <w:sz w:val="18"/>
+          <w:color w:val="auto"/>
         </w:rPr>
         <w:t xml:space="preserve">, </w:t>
       </w:r>
@@ -15621,13 +17539,13 @@
         <w:rPr>
           <w:i/>
           <w:iCs/>
-          <w:sz w:val="18"/>
+          <w:color w:val="auto"/>
         </w:rPr>
         <w:t>21</w:t>
       </w:r>
       <w:r>
         <w:rPr>
-          <w:sz w:val="18"/>
+          <w:color w:val="auto"/>
         </w:rPr>
         <w:t>, 030–039.</w:t>
       </w:r>
@@ -15636,18 +17554,18 @@
       <w:pPr>
         <w:pStyle w:val="Bibliography"/>
         <w:rPr>
-          <w:sz w:val="18"/>
-        </w:rPr>
-      </w:pPr>
-      <w:r>
-        <w:rPr>
-          <w:sz w:val="18"/>
+          <w:color w:val="auto"/>
+        </w:rPr>
+      </w:pPr>
+      <w:r>
+        <w:rPr>
+          <w:color w:val="auto"/>
         </w:rPr>
         <w:t xml:space="preserve">22. </w:t>
       </w:r>
       <w:r>
         <w:rPr>
-          <w:sz w:val="18"/>
+          <w:color w:val="auto"/>
         </w:rPr>
         <w:tab/>
         <w:t xml:space="preserve">Fradelos, E.C.; Papathanasiou, I.V.; Mitsi, D.; Tsaras, K.; Kleisiaris, C.F.; Kourkouta, L. Health Based Geographic Information Systems (GIS) and Their Applications. </w:t>
@@ -15656,13 +17574,13 @@
         <w:rPr>
           <w:i/>
           <w:iCs/>
-          <w:sz w:val="18"/>
+          <w:color w:val="auto"/>
         </w:rPr>
         <w:t>Acta Inform Med</w:t>
       </w:r>
       <w:r>
         <w:rPr>
-          <w:sz w:val="18"/>
+          <w:color w:val="auto"/>
         </w:rPr>
         <w:t xml:space="preserve"> </w:t>
       </w:r>
@@ -15670,13 +17588,13 @@
         <w:rPr>
           <w:b/>
           <w:bCs/>
-          <w:sz w:val="18"/>
+          <w:color w:val="auto"/>
         </w:rPr>
         <w:t>2014</w:t>
       </w:r>
       <w:r>
         <w:rPr>
-          <w:sz w:val="18"/>
+          <w:color w:val="auto"/>
         </w:rPr>
         <w:t xml:space="preserve">, </w:t>
       </w:r>
@@ -15684,13 +17602,13 @@
         <w:rPr>
           <w:i/>
           <w:iCs/>
-          <w:sz w:val="18"/>
+          <w:color w:val="auto"/>
         </w:rPr>
         <w:t>22</w:t>
       </w:r>
       <w:r>
         <w:rPr>
-          <w:sz w:val="18"/>
+          <w:color w:val="auto"/>
         </w:rPr>
         <w:t>, 402–405, doi:10.5455/aim.2014.22.402-405.</w:t>
       </w:r>
@@ -15699,18 +17617,18 @@
       <w:pPr>
         <w:pStyle w:val="Bibliography"/>
         <w:rPr>
-          <w:sz w:val="18"/>
-        </w:rPr>
-      </w:pPr>
-      <w:r>
-        <w:rPr>
-          <w:sz w:val="18"/>
+          <w:color w:val="auto"/>
+        </w:rPr>
+      </w:pPr>
+      <w:r>
+        <w:rPr>
+          <w:color w:val="auto"/>
         </w:rPr>
         <w:t xml:space="preserve">23. </w:t>
       </w:r>
       <w:r>
         <w:rPr>
-          <w:sz w:val="18"/>
+          <w:color w:val="auto"/>
         </w:rPr>
         <w:tab/>
         <w:t>Wen, R.; Li, S. Generative Design for Precision Geo-Interventions. In Proceedings of the ISPRS Annals of the Photogrammetry, Remote Sensing and Spatial Information Sciences; Copernicus GmbH, October 27 2022; Vol. X-3-W2-2022, pp. 37–42.</w:t>
@@ -15720,18 +17638,18 @@
       <w:pPr>
         <w:pStyle w:val="Bibliography"/>
         <w:rPr>
-          <w:sz w:val="18"/>
-        </w:rPr>
-      </w:pPr>
-      <w:r>
-        <w:rPr>
-          <w:sz w:val="18"/>
+          <w:color w:val="auto"/>
+        </w:rPr>
+      </w:pPr>
+      <w:r>
+        <w:rPr>
+          <w:color w:val="auto"/>
         </w:rPr>
         <w:t xml:space="preserve">24. </w:t>
       </w:r>
       <w:r>
         <w:rPr>
-          <w:sz w:val="18"/>
+          <w:color w:val="auto"/>
         </w:rPr>
         <w:tab/>
         <w:t xml:space="preserve">Blaschke, T.; Merschdorf, H.; Cabrera-Barona, P.; Gao, S.; Papadakis, E.; Kovacs-Györi, A. Place versus Space: From Points, Lines and Polygons in GIS to Place-Based Representations Reflecting Language and Culture. </w:t>
@@ -15740,13 +17658,13 @@
         <w:rPr>
           <w:i/>
           <w:iCs/>
-          <w:sz w:val="18"/>
+          <w:color w:val="auto"/>
         </w:rPr>
         <w:t>ISPRS International Journal of Geo-Information</w:t>
       </w:r>
       <w:r>
         <w:rPr>
-          <w:sz w:val="18"/>
+          <w:color w:val="auto"/>
         </w:rPr>
         <w:t xml:space="preserve"> </w:t>
       </w:r>
@@ -15754,13 +17672,13 @@
         <w:rPr>
           <w:b/>
           <w:bCs/>
-          <w:sz w:val="18"/>
+          <w:color w:val="auto"/>
         </w:rPr>
         <w:t>2018</w:t>
       </w:r>
       <w:r>
         <w:rPr>
-          <w:sz w:val="18"/>
+          <w:color w:val="auto"/>
         </w:rPr>
         <w:t xml:space="preserve">, </w:t>
       </w:r>
@@ -15768,13 +17686,13 @@
         <w:rPr>
           <w:i/>
           <w:iCs/>
-          <w:sz w:val="18"/>
+          <w:color w:val="auto"/>
         </w:rPr>
         <w:t>7</w:t>
       </w:r>
       <w:r>
         <w:rPr>
-          <w:sz w:val="18"/>
+          <w:color w:val="auto"/>
         </w:rPr>
         <w:t>, 452, doi:10.3390/ijgi7110452.</w:t>
       </w:r>
@@ -15783,18 +17701,18 @@
       <w:pPr>
         <w:pStyle w:val="Bibliography"/>
         <w:rPr>
-          <w:sz w:val="18"/>
-        </w:rPr>
-      </w:pPr>
-      <w:r>
-        <w:rPr>
-          <w:sz w:val="18"/>
+          <w:color w:val="auto"/>
+        </w:rPr>
+      </w:pPr>
+      <w:r>
+        <w:rPr>
+          <w:color w:val="auto"/>
         </w:rPr>
         <w:t xml:space="preserve">25. </w:t>
       </w:r>
       <w:r>
         <w:rPr>
-          <w:sz w:val="18"/>
+          <w:color w:val="auto"/>
         </w:rPr>
         <w:tab/>
         <w:t xml:space="preserve">Verbyla, D.L. </w:t>
@@ -15803,13 +17721,13 @@
         <w:rPr>
           <w:i/>
           <w:iCs/>
-          <w:sz w:val="18"/>
+          <w:color w:val="auto"/>
         </w:rPr>
         <w:t>Practical GIS Analysis</w:t>
       </w:r>
       <w:r>
         <w:rPr>
-          <w:sz w:val="18"/>
+          <w:color w:val="auto"/>
         </w:rPr>
         <w:t>; CRC press, 2002;</w:t>
       </w:r>
@@ -15818,18 +17736,18 @@
       <w:pPr>
         <w:pStyle w:val="Bibliography"/>
         <w:rPr>
-          <w:sz w:val="18"/>
-        </w:rPr>
-      </w:pPr>
-      <w:r>
-        <w:rPr>
-          <w:sz w:val="18"/>
+          <w:color w:val="auto"/>
+        </w:rPr>
+      </w:pPr>
+      <w:r>
+        <w:rPr>
+          <w:color w:val="auto"/>
         </w:rPr>
         <w:t xml:space="preserve">26. </w:t>
       </w:r>
       <w:r>
         <w:rPr>
-          <w:sz w:val="18"/>
+          <w:color w:val="auto"/>
         </w:rPr>
         <w:tab/>
         <w:t>Johnson, D.S. Local Optimization and the Traveling Salesman Problem. In Proceedings of the Automata, Languages and Programming; Paterson, M.S., Ed.; Springer: Berlin, Heidelberg, 1990; pp. 446–461.</w:t>
@@ -15839,18 +17757,18 @@
       <w:pPr>
         <w:pStyle w:val="Bibliography"/>
         <w:rPr>
-          <w:sz w:val="18"/>
-        </w:rPr>
-      </w:pPr>
-      <w:r>
-        <w:rPr>
-          <w:sz w:val="18"/>
+          <w:color w:val="auto"/>
+        </w:rPr>
+      </w:pPr>
+      <w:r>
+        <w:rPr>
+          <w:color w:val="auto"/>
         </w:rPr>
         <w:t xml:space="preserve">27. </w:t>
       </w:r>
       <w:r>
         <w:rPr>
-          <w:sz w:val="18"/>
+          <w:color w:val="auto"/>
         </w:rPr>
         <w:tab/>
         <w:t xml:space="preserve">Horst, R.; Pardalos, P.M.; Van Thoai, N. </w:t>
@@ -15859,13 +17777,13 @@
         <w:rPr>
           <w:i/>
           <w:iCs/>
-          <w:sz w:val="18"/>
+          <w:color w:val="auto"/>
         </w:rPr>
         <w:t>Introduction to Global Optimization</w:t>
       </w:r>
       <w:r>
         <w:rPr>
-          <w:sz w:val="18"/>
+          <w:color w:val="auto"/>
         </w:rPr>
         <w:t>; Springer Science &amp; Business Media, 2000;</w:t>
       </w:r>
@@ -15874,18 +17792,18 @@
       <w:pPr>
         <w:pStyle w:val="Bibliography"/>
         <w:rPr>
-          <w:sz w:val="18"/>
-        </w:rPr>
-      </w:pPr>
-      <w:r>
-        <w:rPr>
-          <w:sz w:val="18"/>
+          <w:color w:val="auto"/>
+        </w:rPr>
+      </w:pPr>
+      <w:r>
+        <w:rPr>
+          <w:color w:val="auto"/>
         </w:rPr>
         <w:t xml:space="preserve">28. </w:t>
       </w:r>
       <w:r>
         <w:rPr>
-          <w:sz w:val="18"/>
+          <w:color w:val="auto"/>
         </w:rPr>
         <w:tab/>
         <w:t xml:space="preserve">Wolpert, D.H.; Macready, W.G. No Free Lunch Theorems for Optimization. </w:t>
@@ -15894,13 +17812,13 @@
         <w:rPr>
           <w:i/>
           <w:iCs/>
-          <w:sz w:val="18"/>
+          <w:color w:val="auto"/>
         </w:rPr>
         <w:t>IEEE Transactions on Evolutionary Computation</w:t>
       </w:r>
       <w:r>
         <w:rPr>
-          <w:sz w:val="18"/>
+          <w:color w:val="auto"/>
         </w:rPr>
         <w:t xml:space="preserve"> </w:t>
       </w:r>
@@ -15908,13 +17826,13 @@
         <w:rPr>
           <w:b/>
           <w:bCs/>
-          <w:sz w:val="18"/>
+          <w:color w:val="auto"/>
         </w:rPr>
         <w:t>1997</w:t>
       </w:r>
       <w:r>
         <w:rPr>
-          <w:sz w:val="18"/>
+          <w:color w:val="auto"/>
         </w:rPr>
         <w:t xml:space="preserve">, </w:t>
       </w:r>
@@ -15922,13 +17840,13 @@
         <w:rPr>
           <w:i/>
           <w:iCs/>
-          <w:sz w:val="18"/>
+          <w:color w:val="auto"/>
         </w:rPr>
         <w:t>1</w:t>
       </w:r>
       <w:r>
         <w:rPr>
-          <w:sz w:val="18"/>
+          <w:color w:val="auto"/>
         </w:rPr>
         <w:t>, 67–82, doi:10.1109/4235.585893.</w:t>
       </w:r>
@@ -15937,18 +17855,18 @@
       <w:pPr>
         <w:pStyle w:val="Bibliography"/>
         <w:rPr>
-          <w:sz w:val="18"/>
-        </w:rPr>
-      </w:pPr>
-      <w:r>
-        <w:rPr>
-          <w:sz w:val="18"/>
+          <w:color w:val="auto"/>
+        </w:rPr>
+      </w:pPr>
+      <w:r>
+        <w:rPr>
+          <w:color w:val="auto"/>
         </w:rPr>
         <w:t xml:space="preserve">29. </w:t>
       </w:r>
       <w:r>
         <w:rPr>
-          <w:sz w:val="18"/>
+          <w:color w:val="auto"/>
         </w:rPr>
         <w:tab/>
         <w:t xml:space="preserve">Ho, Y.C.; Pepyne, D.L. Simple Explanation of the No-Free-Lunch Theorem and Its Implications. </w:t>
@@ -15957,13 +17875,13 @@
         <w:rPr>
           <w:i/>
           <w:iCs/>
-          <w:sz w:val="18"/>
+          <w:color w:val="auto"/>
         </w:rPr>
         <w:t>Journal of Optimization Theory and Applications</w:t>
       </w:r>
       <w:r>
         <w:rPr>
-          <w:sz w:val="18"/>
+          <w:color w:val="auto"/>
         </w:rPr>
         <w:t xml:space="preserve"> </w:t>
       </w:r>
@@ -15971,13 +17889,13 @@
         <w:rPr>
           <w:b/>
           <w:bCs/>
-          <w:sz w:val="18"/>
+          <w:color w:val="auto"/>
         </w:rPr>
         <w:t>2002</w:t>
       </w:r>
       <w:r>
         <w:rPr>
-          <w:sz w:val="18"/>
+          <w:color w:val="auto"/>
         </w:rPr>
         <w:t xml:space="preserve">, </w:t>
       </w:r>
@@ -15985,13 +17903,13 @@
         <w:rPr>
           <w:i/>
           <w:iCs/>
-          <w:sz w:val="18"/>
+          <w:color w:val="auto"/>
         </w:rPr>
         <w:t>115</w:t>
       </w:r>
       <w:r>
         <w:rPr>
-          <w:sz w:val="18"/>
+          <w:color w:val="auto"/>
         </w:rPr>
         <w:t>, 549–570, doi:10.1023/A:1021251113462.</w:t>
       </w:r>
@@ -16000,19 +17918,18 @@
       <w:pPr>
         <w:pStyle w:val="Bibliography"/>
         <w:rPr>
-          <w:sz w:val="18"/>
-        </w:rPr>
-      </w:pPr>
-      <w:r>
-        <w:rPr>
-          <w:sz w:val="18"/>
-        </w:rPr>
-        <w:lastRenderedPageBreak/>
+          <w:color w:val="auto"/>
+        </w:rPr>
+      </w:pPr>
+      <w:r>
+        <w:rPr>
+          <w:color w:val="auto"/>
+        </w:rPr>
         <w:t xml:space="preserve">30. </w:t>
       </w:r>
       <w:r>
         <w:rPr>
-          <w:sz w:val="18"/>
+          <w:color w:val="auto"/>
         </w:rPr>
         <w:tab/>
         <w:t xml:space="preserve">Reddy, G.P.O. Spatial Data Management, Analysis, and Modeling in GIS: Principles and Applications. In </w:t>
@@ -16021,13 +17938,13 @@
         <w:rPr>
           <w:i/>
           <w:iCs/>
-          <w:sz w:val="18"/>
+          <w:color w:val="auto"/>
         </w:rPr>
         <w:t>Geospatial Technologies in Land Resources Mapping, Monitoring and Management</w:t>
       </w:r>
       <w:r>
         <w:rPr>
-          <w:sz w:val="18"/>
+          <w:color w:val="auto"/>
         </w:rPr>
         <w:t>; Reddy, G.P.O., Singh, S.K., Eds.; Geotechnologies and the Environment; Springer International Publishing: Cham, 2018; Vol. 21, pp. 127–142 ISBN 978-3-319-78710-7.</w:t>
       </w:r>
@@ -16036,18 +17953,18 @@
       <w:pPr>
         <w:pStyle w:val="Bibliography"/>
         <w:rPr>
-          <w:sz w:val="18"/>
-        </w:rPr>
-      </w:pPr>
-      <w:r>
-        <w:rPr>
-          <w:sz w:val="18"/>
+          <w:color w:val="auto"/>
+        </w:rPr>
+      </w:pPr>
+      <w:r>
+        <w:rPr>
+          <w:color w:val="auto"/>
         </w:rPr>
         <w:t xml:space="preserve">31. </w:t>
       </w:r>
       <w:r>
         <w:rPr>
-          <w:sz w:val="18"/>
+          <w:color w:val="auto"/>
         </w:rPr>
         <w:tab/>
         <w:t xml:space="preserve">Beale, C.M.; Lennon, J.J.; Yearsley, J.M.; Brewer, M.J.; Elston, D.A. Regression Analysis of Spatial Data. </w:t>
@@ -16056,13 +17973,13 @@
         <w:rPr>
           <w:i/>
           <w:iCs/>
-          <w:sz w:val="18"/>
+          <w:color w:val="auto"/>
         </w:rPr>
         <w:t>Ecology Letters</w:t>
       </w:r>
       <w:r>
         <w:rPr>
-          <w:sz w:val="18"/>
+          <w:color w:val="auto"/>
         </w:rPr>
         <w:t xml:space="preserve"> </w:t>
       </w:r>
@@ -16070,13 +17987,13 @@
         <w:rPr>
           <w:b/>
           <w:bCs/>
-          <w:sz w:val="18"/>
+          <w:color w:val="auto"/>
         </w:rPr>
         <w:t>2010</w:t>
       </w:r>
       <w:r>
         <w:rPr>
-          <w:sz w:val="18"/>
+          <w:color w:val="auto"/>
         </w:rPr>
         <w:t xml:space="preserve">, </w:t>
       </w:r>
@@ -16084,13 +18001,13 @@
         <w:rPr>
           <w:i/>
           <w:iCs/>
-          <w:sz w:val="18"/>
+          <w:color w:val="auto"/>
         </w:rPr>
         <w:t>13</w:t>
       </w:r>
       <w:r>
         <w:rPr>
-          <w:sz w:val="18"/>
+          <w:color w:val="auto"/>
         </w:rPr>
         <w:t>, 246–264, doi:10.1111/j.1461-0248.2009.01422.x.</w:t>
       </w:r>
@@ -16099,18 +18016,18 @@
       <w:pPr>
         <w:pStyle w:val="Bibliography"/>
         <w:rPr>
-          <w:sz w:val="18"/>
-        </w:rPr>
-      </w:pPr>
-      <w:r>
-        <w:rPr>
-          <w:sz w:val="18"/>
+          <w:color w:val="auto"/>
+        </w:rPr>
+      </w:pPr>
+      <w:r>
+        <w:rPr>
+          <w:color w:val="auto"/>
         </w:rPr>
         <w:t xml:space="preserve">32. </w:t>
       </w:r>
       <w:r>
         <w:rPr>
-          <w:sz w:val="18"/>
+          <w:color w:val="auto"/>
         </w:rPr>
         <w:tab/>
         <w:t xml:space="preserve">Maffini, G. Raster versus Vector Data Encoding and Handling: A Commentary. </w:t>
@@ -16119,13 +18036,13 @@
         <w:rPr>
           <w:i/>
           <w:iCs/>
-          <w:sz w:val="18"/>
+          <w:color w:val="auto"/>
         </w:rPr>
         <w:t>Photogrammetric Engineering and Remote Sensing</w:t>
       </w:r>
       <w:r>
         <w:rPr>
-          <w:sz w:val="18"/>
+          <w:color w:val="auto"/>
         </w:rPr>
         <w:t xml:space="preserve"> </w:t>
       </w:r>
@@ -16133,13 +18050,13 @@
         <w:rPr>
           <w:b/>
           <w:bCs/>
-          <w:sz w:val="18"/>
+          <w:color w:val="auto"/>
         </w:rPr>
         <w:t>1987</w:t>
       </w:r>
       <w:r>
         <w:rPr>
-          <w:sz w:val="18"/>
+          <w:color w:val="auto"/>
         </w:rPr>
         <w:t xml:space="preserve">, </w:t>
       </w:r>
@@ -16147,13 +18064,13 @@
         <w:rPr>
           <w:i/>
           <w:iCs/>
-          <w:sz w:val="18"/>
+          <w:color w:val="auto"/>
         </w:rPr>
         <w:t>53</w:t>
       </w:r>
       <w:r>
         <w:rPr>
-          <w:sz w:val="18"/>
+          <w:color w:val="auto"/>
         </w:rPr>
         <w:t>, 1397–1398.</w:t>
       </w:r>
@@ -16162,18 +18079,18 @@
       <w:pPr>
         <w:pStyle w:val="Bibliography"/>
         <w:rPr>
-          <w:sz w:val="18"/>
-        </w:rPr>
-      </w:pPr>
-      <w:r>
-        <w:rPr>
-          <w:sz w:val="18"/>
+          <w:color w:val="auto"/>
+        </w:rPr>
+      </w:pPr>
+      <w:r>
+        <w:rPr>
+          <w:color w:val="auto"/>
         </w:rPr>
         <w:t xml:space="preserve">33. </w:t>
       </w:r>
       <w:r>
         <w:rPr>
-          <w:sz w:val="18"/>
+          <w:color w:val="auto"/>
         </w:rPr>
         <w:tab/>
         <w:t xml:space="preserve">Congalton, R.G. Exploring and Evaluating the Consequences of Vector-to-Raster and Raster-to-Vector Conversion. </w:t>
@@ -16182,13 +18099,13 @@
         <w:rPr>
           <w:i/>
           <w:iCs/>
-          <w:sz w:val="18"/>
+          <w:color w:val="auto"/>
         </w:rPr>
         <w:t>Photogrammetric Engineering and Remote Sensing</w:t>
       </w:r>
       <w:r>
         <w:rPr>
-          <w:sz w:val="18"/>
+          <w:color w:val="auto"/>
         </w:rPr>
         <w:t xml:space="preserve"> </w:t>
       </w:r>
@@ -16196,13 +18113,13 @@
         <w:rPr>
           <w:b/>
           <w:bCs/>
-          <w:sz w:val="18"/>
+          <w:color w:val="auto"/>
         </w:rPr>
         <w:t>1997</w:t>
       </w:r>
       <w:r>
         <w:rPr>
-          <w:sz w:val="18"/>
+          <w:color w:val="auto"/>
         </w:rPr>
         <w:t xml:space="preserve">, </w:t>
       </w:r>
@@ -16210,13 +18127,13 @@
         <w:rPr>
           <w:i/>
           <w:iCs/>
-          <w:sz w:val="18"/>
+          <w:color w:val="auto"/>
         </w:rPr>
         <w:t>63</w:t>
       </w:r>
       <w:r>
         <w:rPr>
-          <w:sz w:val="18"/>
+          <w:color w:val="auto"/>
         </w:rPr>
         <w:t>, 425–434.</w:t>
       </w:r>
@@ -16225,18 +18142,18 @@
       <w:pPr>
         <w:pStyle w:val="Bibliography"/>
         <w:rPr>
-          <w:sz w:val="18"/>
-        </w:rPr>
-      </w:pPr>
-      <w:r>
-        <w:rPr>
-          <w:sz w:val="18"/>
+          <w:color w:val="auto"/>
+        </w:rPr>
+      </w:pPr>
+      <w:r>
+        <w:rPr>
+          <w:color w:val="auto"/>
         </w:rPr>
         <w:t xml:space="preserve">34. </w:t>
       </w:r>
       <w:r>
         <w:rPr>
-          <w:sz w:val="18"/>
+          <w:color w:val="auto"/>
         </w:rPr>
         <w:tab/>
         <w:t xml:space="preserve">Teng, J.; Wang, F.; Liu, Y. An Efficient Algorithm for Raster-to-Vector Data Conversion. </w:t>
@@ -16245,13 +18162,13 @@
         <w:rPr>
           <w:i/>
           <w:iCs/>
-          <w:sz w:val="18"/>
+          <w:color w:val="auto"/>
         </w:rPr>
         <w:t>Annals of GIS</w:t>
       </w:r>
       <w:r>
         <w:rPr>
-          <w:sz w:val="18"/>
+          <w:color w:val="auto"/>
         </w:rPr>
         <w:t xml:space="preserve"> </w:t>
       </w:r>
@@ -16259,13 +18176,13 @@
         <w:rPr>
           <w:b/>
           <w:bCs/>
-          <w:sz w:val="18"/>
+          <w:color w:val="auto"/>
         </w:rPr>
         <w:t>2008</w:t>
       </w:r>
       <w:r>
         <w:rPr>
-          <w:sz w:val="18"/>
+          <w:color w:val="auto"/>
         </w:rPr>
         <w:t xml:space="preserve">, </w:t>
       </w:r>
@@ -16273,13 +18190,13 @@
         <w:rPr>
           <w:i/>
           <w:iCs/>
-          <w:sz w:val="18"/>
+          <w:color w:val="auto"/>
         </w:rPr>
         <w:t>14</w:t>
       </w:r>
       <w:r>
         <w:rPr>
-          <w:sz w:val="18"/>
+          <w:color w:val="auto"/>
         </w:rPr>
         <w:t>, 54–62, doi:10.1080/10824000809480639.</w:t>
       </w:r>
@@ -16288,18 +18205,18 @@
       <w:pPr>
         <w:pStyle w:val="Bibliography"/>
         <w:rPr>
-          <w:sz w:val="18"/>
-        </w:rPr>
-      </w:pPr>
-      <w:r>
-        <w:rPr>
-          <w:sz w:val="18"/>
+          <w:color w:val="auto"/>
+        </w:rPr>
+      </w:pPr>
+      <w:r>
+        <w:rPr>
+          <w:color w:val="auto"/>
         </w:rPr>
         <w:t xml:space="preserve">35. </w:t>
       </w:r>
       <w:r>
         <w:rPr>
-          <w:sz w:val="18"/>
+          <w:color w:val="auto"/>
         </w:rPr>
         <w:tab/>
         <w:t xml:space="preserve">Adegun, A.A.; Fonou Dombeu, J.V.; Viriri, S.; Odindi, J. State-of-the-Art Deep Learning Methods for Objects Detection in Remote Sensing Satellite Images. </w:t>
@@ -16308,13 +18225,13 @@
         <w:rPr>
           <w:i/>
           <w:iCs/>
-          <w:sz w:val="18"/>
+          <w:color w:val="auto"/>
         </w:rPr>
         <w:t>Sensors</w:t>
       </w:r>
       <w:r>
         <w:rPr>
-          <w:sz w:val="18"/>
+          <w:color w:val="auto"/>
         </w:rPr>
         <w:t xml:space="preserve"> </w:t>
       </w:r>
@@ -16322,13 +18239,13 @@
         <w:rPr>
           <w:b/>
           <w:bCs/>
-          <w:sz w:val="18"/>
+          <w:color w:val="auto"/>
         </w:rPr>
         <w:t>2023</w:t>
       </w:r>
       <w:r>
         <w:rPr>
-          <w:sz w:val="18"/>
+          <w:color w:val="auto"/>
         </w:rPr>
         <w:t xml:space="preserve">, </w:t>
       </w:r>
@@ -16336,13 +18253,13 @@
         <w:rPr>
           <w:i/>
           <w:iCs/>
-          <w:sz w:val="18"/>
+          <w:color w:val="auto"/>
         </w:rPr>
         <w:t>23</w:t>
       </w:r>
       <w:r>
         <w:rPr>
-          <w:sz w:val="18"/>
+          <w:color w:val="auto"/>
         </w:rPr>
         <w:t>, 5849, doi:10.3390/s23135849.</w:t>
       </w:r>
@@ -16351,18 +18268,18 @@
       <w:pPr>
         <w:pStyle w:val="Bibliography"/>
         <w:rPr>
-          <w:sz w:val="18"/>
-        </w:rPr>
-      </w:pPr>
-      <w:r>
-        <w:rPr>
-          <w:sz w:val="18"/>
+          <w:color w:val="auto"/>
+        </w:rPr>
+      </w:pPr>
+      <w:r>
+        <w:rPr>
+          <w:color w:val="auto"/>
         </w:rPr>
         <w:t xml:space="preserve">36. </w:t>
       </w:r>
       <w:r>
         <w:rPr>
-          <w:sz w:val="18"/>
+          <w:color w:val="auto"/>
         </w:rPr>
         <w:tab/>
         <w:t xml:space="preserve">MacQuillan, E.L.; Curtis, A.B.; Baker, K.M.; Paul, R.; Back, Y.O. Using GIS Mapping to Target Public Health Interventions: Examining Birth Outcomes Across GIS Techniques. </w:t>
@@ -16371,13 +18288,13 @@
         <w:rPr>
           <w:i/>
           <w:iCs/>
-          <w:sz w:val="18"/>
+          <w:color w:val="auto"/>
         </w:rPr>
         <w:t>J Community Health</w:t>
       </w:r>
       <w:r>
         <w:rPr>
-          <w:sz w:val="18"/>
+          <w:color w:val="auto"/>
         </w:rPr>
         <w:t xml:space="preserve"> </w:t>
       </w:r>
@@ -16385,13 +18302,13 @@
         <w:rPr>
           <w:b/>
           <w:bCs/>
-          <w:sz w:val="18"/>
+          <w:color w:val="auto"/>
         </w:rPr>
         <w:t>2017</w:t>
       </w:r>
       <w:r>
         <w:rPr>
-          <w:sz w:val="18"/>
+          <w:color w:val="auto"/>
         </w:rPr>
         <w:t xml:space="preserve">, </w:t>
       </w:r>
@@ -16399,13 +18316,13 @@
         <w:rPr>
           <w:i/>
           <w:iCs/>
-          <w:sz w:val="18"/>
+          <w:color w:val="auto"/>
         </w:rPr>
         <w:t>42</w:t>
       </w:r>
       <w:r>
         <w:rPr>
-          <w:sz w:val="18"/>
+          <w:color w:val="auto"/>
         </w:rPr>
         <w:t>, 633–638, doi:10.1007/s10900-016-0298-z.</w:t>
       </w:r>
@@ -16414,18 +18331,18 @@
       <w:pPr>
         <w:pStyle w:val="Bibliography"/>
         <w:rPr>
-          <w:sz w:val="18"/>
-        </w:rPr>
-      </w:pPr>
-      <w:r>
-        <w:rPr>
-          <w:sz w:val="18"/>
+          <w:color w:val="auto"/>
+        </w:rPr>
+      </w:pPr>
+      <w:r>
+        <w:rPr>
+          <w:color w:val="auto"/>
         </w:rPr>
         <w:t xml:space="preserve">37. </w:t>
       </w:r>
       <w:r>
         <w:rPr>
-          <w:sz w:val="18"/>
+          <w:color w:val="auto"/>
         </w:rPr>
         <w:tab/>
         <w:t xml:space="preserve">Almeida, C.M.D.; Monteiro, A.M.V.; Câmara, G.; Soares‐Filho, B.S.; Cerqueira, G.C.; Pennachin, C.L.; Batty, M. GIS and Remote Sensing as Tools for the Simulation of Urban Land‐use Change. </w:t>
@@ -16434,13 +18351,13 @@
         <w:rPr>
           <w:i/>
           <w:iCs/>
-          <w:sz w:val="18"/>
+          <w:color w:val="auto"/>
         </w:rPr>
         <w:t>International Journal of Remote Sensing</w:t>
       </w:r>
       <w:r>
         <w:rPr>
-          <w:sz w:val="18"/>
+          <w:color w:val="auto"/>
         </w:rPr>
         <w:t xml:space="preserve"> </w:t>
       </w:r>
@@ -16448,13 +18365,13 @@
         <w:rPr>
           <w:b/>
           <w:bCs/>
-          <w:sz w:val="18"/>
+          <w:color w:val="auto"/>
         </w:rPr>
         <w:t>2005</w:t>
       </w:r>
       <w:r>
         <w:rPr>
-          <w:sz w:val="18"/>
+          <w:color w:val="auto"/>
         </w:rPr>
         <w:t xml:space="preserve">, </w:t>
       </w:r>
@@ -16462,13 +18379,13 @@
         <w:rPr>
           <w:i/>
           <w:iCs/>
-          <w:sz w:val="18"/>
+          <w:color w:val="auto"/>
         </w:rPr>
         <w:t>26</w:t>
       </w:r>
       <w:r>
         <w:rPr>
-          <w:sz w:val="18"/>
+          <w:color w:val="auto"/>
         </w:rPr>
         <w:t>, 759–774, doi:10.1080/01431160512331316865.</w:t>
       </w:r>
@@ -16477,18 +18394,18 @@
       <w:pPr>
         <w:pStyle w:val="Bibliography"/>
         <w:rPr>
-          <w:sz w:val="18"/>
-        </w:rPr>
-      </w:pPr>
-      <w:r>
-        <w:rPr>
-          <w:sz w:val="18"/>
+          <w:color w:val="auto"/>
+        </w:rPr>
+      </w:pPr>
+      <w:r>
+        <w:rPr>
+          <w:color w:val="auto"/>
         </w:rPr>
         <w:t xml:space="preserve">38. </w:t>
       </w:r>
       <w:r>
         <w:rPr>
-          <w:sz w:val="18"/>
+          <w:color w:val="auto"/>
         </w:rPr>
         <w:tab/>
         <w:t xml:space="preserve">Gómez, L.; Haesevoets, S.; Kuijpers, B.; Vaisman, A.A. Spatial Aggregation: Data Model and Implementation. </w:t>
@@ -16497,13 +18414,13 @@
         <w:rPr>
           <w:i/>
           <w:iCs/>
-          <w:sz w:val="18"/>
+          <w:color w:val="auto"/>
         </w:rPr>
         <w:t>Information Systems</w:t>
       </w:r>
       <w:r>
         <w:rPr>
-          <w:sz w:val="18"/>
+          <w:color w:val="auto"/>
         </w:rPr>
         <w:t xml:space="preserve"> </w:t>
       </w:r>
@@ -16511,13 +18428,13 @@
         <w:rPr>
           <w:b/>
           <w:bCs/>
-          <w:sz w:val="18"/>
+          <w:color w:val="auto"/>
         </w:rPr>
         <w:t>2009</w:t>
       </w:r>
       <w:r>
         <w:rPr>
-          <w:sz w:val="18"/>
+          <w:color w:val="auto"/>
         </w:rPr>
         <w:t xml:space="preserve">, </w:t>
       </w:r>
@@ -16525,13 +18442,13 @@
         <w:rPr>
           <w:i/>
           <w:iCs/>
-          <w:sz w:val="18"/>
+          <w:color w:val="auto"/>
         </w:rPr>
         <w:t>34</w:t>
       </w:r>
       <w:r>
         <w:rPr>
-          <w:sz w:val="18"/>
+          <w:color w:val="auto"/>
         </w:rPr>
         <w:t>, 551–576, doi:10.1016/j.is.2009.03.002.</w:t>
       </w:r>
@@ -16540,18 +18457,19 @@
       <w:pPr>
         <w:pStyle w:val="Bibliography"/>
         <w:rPr>
-          <w:sz w:val="18"/>
-        </w:rPr>
-      </w:pPr>
-      <w:r>
-        <w:rPr>
-          <w:sz w:val="18"/>
-        </w:rPr>
+          <w:color w:val="auto"/>
+        </w:rPr>
+      </w:pPr>
+      <w:r>
+        <w:rPr>
+          <w:color w:val="auto"/>
+        </w:rPr>
+        <w:lastRenderedPageBreak/>
         <w:t xml:space="preserve">39. </w:t>
       </w:r>
       <w:r>
         <w:rPr>
-          <w:sz w:val="18"/>
+          <w:color w:val="auto"/>
         </w:rPr>
         <w:tab/>
         <w:t xml:space="preserve">Lopez, I.F.V.; Snodgrass, R.T.; Moon, B. Spatiotemporal Aggregate Computation: A Survey. </w:t>
@@ -16560,13 +18478,13 @@
         <w:rPr>
           <w:i/>
           <w:iCs/>
-          <w:sz w:val="18"/>
+          <w:color w:val="auto"/>
         </w:rPr>
         <w:t>IEEE Transactions on Knowledge and Data Engineering</w:t>
       </w:r>
       <w:r>
         <w:rPr>
-          <w:sz w:val="18"/>
+          <w:color w:val="auto"/>
         </w:rPr>
         <w:t xml:space="preserve"> </w:t>
       </w:r>
@@ -16574,13 +18492,13 @@
         <w:rPr>
           <w:b/>
           <w:bCs/>
-          <w:sz w:val="18"/>
+          <w:color w:val="auto"/>
         </w:rPr>
         <w:t>2005</w:t>
       </w:r>
       <w:r>
         <w:rPr>
-          <w:sz w:val="18"/>
+          <w:color w:val="auto"/>
         </w:rPr>
         <w:t xml:space="preserve">, </w:t>
       </w:r>
@@ -16588,13 +18506,13 @@
         <w:rPr>
           <w:i/>
           <w:iCs/>
-          <w:sz w:val="18"/>
+          <w:color w:val="auto"/>
         </w:rPr>
         <w:t>17</w:t>
       </w:r>
       <w:r>
         <w:rPr>
-          <w:sz w:val="18"/>
+          <w:color w:val="auto"/>
         </w:rPr>
         <w:t>, 271–286, doi:10.1109/TKDE.2005.34.</w:t>
       </w:r>
@@ -16603,18 +18521,18 @@
       <w:pPr>
         <w:pStyle w:val="Bibliography"/>
         <w:rPr>
-          <w:sz w:val="18"/>
-        </w:rPr>
-      </w:pPr>
-      <w:r>
-        <w:rPr>
-          <w:sz w:val="18"/>
+          <w:color w:val="auto"/>
+        </w:rPr>
+      </w:pPr>
+      <w:r>
+        <w:rPr>
+          <w:color w:val="auto"/>
         </w:rPr>
         <w:t xml:space="preserve">40. </w:t>
       </w:r>
       <w:r>
         <w:rPr>
-          <w:sz w:val="18"/>
+          <w:color w:val="auto"/>
         </w:rPr>
         <w:tab/>
         <w:t xml:space="preserve">Getis, A.; Aldstadt, J. Constructing the Spatial Weights Matrix Using a Local Statistic. </w:t>
@@ -16623,13 +18541,13 @@
         <w:rPr>
           <w:i/>
           <w:iCs/>
-          <w:sz w:val="18"/>
+          <w:color w:val="auto"/>
         </w:rPr>
         <w:t>Geographical Analysis</w:t>
       </w:r>
       <w:r>
         <w:rPr>
-          <w:sz w:val="18"/>
+          <w:color w:val="auto"/>
         </w:rPr>
         <w:t xml:space="preserve"> </w:t>
       </w:r>
@@ -16637,13 +18555,13 @@
         <w:rPr>
           <w:b/>
           <w:bCs/>
-          <w:sz w:val="18"/>
+          <w:color w:val="auto"/>
         </w:rPr>
         <w:t>2004</w:t>
       </w:r>
       <w:r>
         <w:rPr>
-          <w:sz w:val="18"/>
+          <w:color w:val="auto"/>
         </w:rPr>
         <w:t xml:space="preserve">, </w:t>
       </w:r>
@@ -16651,13 +18569,13 @@
         <w:rPr>
           <w:i/>
           <w:iCs/>
-          <w:sz w:val="18"/>
+          <w:color w:val="auto"/>
         </w:rPr>
         <w:t>36</w:t>
       </w:r>
       <w:r>
         <w:rPr>
-          <w:sz w:val="18"/>
+          <w:color w:val="auto"/>
         </w:rPr>
         <w:t>, 90–104, doi:10.1111/j.1538-4632.2004.tb01127.x.</w:t>
       </w:r>
@@ -16666,18 +18584,18 @@
       <w:pPr>
         <w:pStyle w:val="Bibliography"/>
         <w:rPr>
-          <w:sz w:val="18"/>
-        </w:rPr>
-      </w:pPr>
-      <w:r>
-        <w:rPr>
-          <w:sz w:val="18"/>
+          <w:color w:val="auto"/>
+        </w:rPr>
+      </w:pPr>
+      <w:r>
+        <w:rPr>
+          <w:color w:val="auto"/>
         </w:rPr>
         <w:t xml:space="preserve">41. </w:t>
       </w:r>
       <w:r>
         <w:rPr>
-          <w:sz w:val="18"/>
+          <w:color w:val="auto"/>
         </w:rPr>
         <w:tab/>
         <w:t xml:space="preserve">Roberts, S. Applying Efficient Techniques for Finding Nearest Neighbours in GIS Applications. In </w:t>
@@ -16686,13 +18604,13 @@
         <w:rPr>
           <w:i/>
           <w:iCs/>
-          <w:sz w:val="18"/>
+          <w:color w:val="auto"/>
         </w:rPr>
         <w:t>Innovations in GIS</w:t>
       </w:r>
       <w:r>
         <w:rPr>
-          <w:sz w:val="18"/>
+          <w:color w:val="auto"/>
         </w:rPr>
         <w:t>; CRC Press, 2023; pp. 95–104.</w:t>
       </w:r>
@@ -16701,18 +18619,18 @@
       <w:pPr>
         <w:pStyle w:val="Bibliography"/>
         <w:rPr>
-          <w:sz w:val="18"/>
-        </w:rPr>
-      </w:pPr>
-      <w:r>
-        <w:rPr>
-          <w:sz w:val="18"/>
+          <w:color w:val="auto"/>
+        </w:rPr>
+      </w:pPr>
+      <w:r>
+        <w:rPr>
+          <w:color w:val="auto"/>
         </w:rPr>
         <w:t xml:space="preserve">42. </w:t>
       </w:r>
       <w:r>
         <w:rPr>
-          <w:sz w:val="18"/>
+          <w:color w:val="auto"/>
         </w:rPr>
         <w:tab/>
         <w:t xml:space="preserve">García-García, F.; Corral, A.; Iribarne, L.; Vassilakopoulos, M.; Manolopoulos, Y. Efficient Distance Join Query Processing in Distributed Spatial Data Management Systems. </w:t>
@@ -16721,13 +18639,13 @@
         <w:rPr>
           <w:i/>
           <w:iCs/>
-          <w:sz w:val="18"/>
+          <w:color w:val="auto"/>
         </w:rPr>
         <w:t>Information Sciences</w:t>
       </w:r>
       <w:r>
         <w:rPr>
-          <w:sz w:val="18"/>
+          <w:color w:val="auto"/>
         </w:rPr>
         <w:t xml:space="preserve"> </w:t>
       </w:r>
@@ -16735,13 +18653,13 @@
         <w:rPr>
           <w:b/>
           <w:bCs/>
-          <w:sz w:val="18"/>
+          <w:color w:val="auto"/>
         </w:rPr>
         <w:t>2020</w:t>
       </w:r>
       <w:r>
         <w:rPr>
-          <w:sz w:val="18"/>
+          <w:color w:val="auto"/>
         </w:rPr>
         <w:t xml:space="preserve">, </w:t>
       </w:r>
@@ -16749,13 +18667,13 @@
         <w:rPr>
           <w:i/>
           <w:iCs/>
-          <w:sz w:val="18"/>
+          <w:color w:val="auto"/>
         </w:rPr>
         <w:t>512</w:t>
       </w:r>
       <w:r>
         <w:rPr>
-          <w:sz w:val="18"/>
+          <w:color w:val="auto"/>
         </w:rPr>
         <w:t>, 985–1008, doi:10.1016/j.ins.2019.10.030.</w:t>
       </w:r>
@@ -16764,18 +18682,18 @@
       <w:pPr>
         <w:pStyle w:val="Bibliography"/>
         <w:rPr>
-          <w:sz w:val="18"/>
-        </w:rPr>
-      </w:pPr>
-      <w:r>
-        <w:rPr>
-          <w:sz w:val="18"/>
+          <w:color w:val="auto"/>
+        </w:rPr>
+      </w:pPr>
+      <w:r>
+        <w:rPr>
+          <w:color w:val="auto"/>
         </w:rPr>
         <w:t xml:space="preserve">43. </w:t>
       </w:r>
       <w:r>
         <w:rPr>
-          <w:sz w:val="18"/>
+          <w:color w:val="auto"/>
         </w:rPr>
         <w:tab/>
         <w:t xml:space="preserve">Steyerberg, E.W. Applications of Prediction Models. In </w:t>
@@ -16784,13 +18702,13 @@
         <w:rPr>
           <w:i/>
           <w:iCs/>
-          <w:sz w:val="18"/>
+          <w:color w:val="auto"/>
         </w:rPr>
         <w:t>Clinical Prediction Models: A Practical Approach to Development, Validation, and Updating</w:t>
       </w:r>
       <w:r>
         <w:rPr>
-          <w:sz w:val="18"/>
+          <w:color w:val="auto"/>
         </w:rPr>
         <w:t>; Steyerberg, E.W., Ed.; Springer: New York, NY, 2009; pp. 11–31 ISBN 978-0-387-77244-8.</w:t>
       </w:r>
@@ -16799,18 +18717,18 @@
       <w:pPr>
         <w:pStyle w:val="Bibliography"/>
         <w:rPr>
-          <w:sz w:val="18"/>
-        </w:rPr>
-      </w:pPr>
-      <w:r>
-        <w:rPr>
-          <w:sz w:val="18"/>
+          <w:color w:val="auto"/>
+        </w:rPr>
+      </w:pPr>
+      <w:r>
+        <w:rPr>
+          <w:color w:val="auto"/>
         </w:rPr>
         <w:t xml:space="preserve">44. </w:t>
       </w:r>
       <w:r>
         <w:rPr>
-          <w:sz w:val="18"/>
+          <w:color w:val="auto"/>
         </w:rPr>
         <w:tab/>
         <w:t>Ray, S. A Quick Review of Machine Learning Algorithms. In Proceedings of the 2019 International conference on machine learning, big data, cloud and parallel computing (COMITCon); IEEE, 2019; pp. 35–39.</w:t>
@@ -16820,18 +18738,18 @@
       <w:pPr>
         <w:pStyle w:val="Bibliography"/>
         <w:rPr>
-          <w:sz w:val="18"/>
-        </w:rPr>
-      </w:pPr>
-      <w:r>
-        <w:rPr>
-          <w:sz w:val="18"/>
+          <w:color w:val="auto"/>
+        </w:rPr>
+      </w:pPr>
+      <w:r>
+        <w:rPr>
+          <w:color w:val="auto"/>
         </w:rPr>
         <w:t xml:space="preserve">45. </w:t>
       </w:r>
       <w:r>
         <w:rPr>
-          <w:sz w:val="18"/>
+          <w:color w:val="auto"/>
         </w:rPr>
         <w:tab/>
         <w:t xml:space="preserve">Muñoz, J.; Felicísimo, Á.M. Comparison of Statistical Methods Commonly Used in Predictive Modelling. </w:t>
@@ -16840,13 +18758,13 @@
         <w:rPr>
           <w:i/>
           <w:iCs/>
-          <w:sz w:val="18"/>
+          <w:color w:val="auto"/>
         </w:rPr>
         <w:t>Journal of Vegetation Science</w:t>
       </w:r>
       <w:r>
         <w:rPr>
-          <w:sz w:val="18"/>
+          <w:color w:val="auto"/>
         </w:rPr>
         <w:t xml:space="preserve"> </w:t>
       </w:r>
@@ -16854,13 +18772,13 @@
         <w:rPr>
           <w:b/>
           <w:bCs/>
-          <w:sz w:val="18"/>
+          <w:color w:val="auto"/>
         </w:rPr>
         <w:t>2004</w:t>
       </w:r>
       <w:r>
         <w:rPr>
-          <w:sz w:val="18"/>
+          <w:color w:val="auto"/>
         </w:rPr>
         <w:t xml:space="preserve">, </w:t>
       </w:r>
@@ -16868,13 +18786,13 @@
         <w:rPr>
           <w:i/>
           <w:iCs/>
-          <w:sz w:val="18"/>
+          <w:color w:val="auto"/>
         </w:rPr>
         <w:t>15</w:t>
       </w:r>
       <w:r>
         <w:rPr>
-          <w:sz w:val="18"/>
+          <w:color w:val="auto"/>
         </w:rPr>
         <w:t>, 285–292, doi:10.1111/j.1654-1103.2004.tb02263.x.</w:t>
       </w:r>
@@ -16883,18 +18801,18 @@
       <w:pPr>
         <w:pStyle w:val="Bibliography"/>
         <w:rPr>
-          <w:sz w:val="18"/>
-        </w:rPr>
-      </w:pPr>
-      <w:r>
-        <w:rPr>
-          <w:sz w:val="18"/>
+          <w:color w:val="auto"/>
+        </w:rPr>
+      </w:pPr>
+      <w:r>
+        <w:rPr>
+          <w:color w:val="auto"/>
         </w:rPr>
         <w:t xml:space="preserve">46. </w:t>
       </w:r>
       <w:r>
         <w:rPr>
-          <w:sz w:val="18"/>
+          <w:color w:val="auto"/>
         </w:rPr>
         <w:tab/>
         <w:t xml:space="preserve">Frey, H.C.; Patil, S.R. Identification and Review of Sensitivity Analysis Methods. </w:t>
@@ -16903,13 +18821,13 @@
         <w:rPr>
           <w:i/>
           <w:iCs/>
-          <w:sz w:val="18"/>
+          <w:color w:val="auto"/>
         </w:rPr>
         <w:t>Risk Analysis</w:t>
       </w:r>
       <w:r>
         <w:rPr>
-          <w:sz w:val="18"/>
+          <w:color w:val="auto"/>
         </w:rPr>
         <w:t xml:space="preserve"> </w:t>
       </w:r>
@@ -16917,13 +18835,13 @@
         <w:rPr>
           <w:b/>
           <w:bCs/>
-          <w:sz w:val="18"/>
+          <w:color w:val="auto"/>
         </w:rPr>
         <w:t>2002</w:t>
       </w:r>
       <w:r>
         <w:rPr>
-          <w:sz w:val="18"/>
+          <w:color w:val="auto"/>
         </w:rPr>
         <w:t xml:space="preserve">, </w:t>
       </w:r>
@@ -16931,13 +18849,13 @@
         <w:rPr>
           <w:i/>
           <w:iCs/>
-          <w:sz w:val="18"/>
+          <w:color w:val="auto"/>
         </w:rPr>
         <w:t>22</w:t>
       </w:r>
       <w:r>
         <w:rPr>
-          <w:sz w:val="18"/>
+          <w:color w:val="auto"/>
         </w:rPr>
         <w:t>, 553–578, doi:https://doi.org/10.1111/0272-4332.00039.</w:t>
       </w:r>
@@ -16946,18 +18864,18 @@
       <w:pPr>
         <w:pStyle w:val="Bibliography"/>
         <w:rPr>
-          <w:sz w:val="18"/>
-        </w:rPr>
-      </w:pPr>
-      <w:r>
-        <w:rPr>
-          <w:sz w:val="18"/>
+          <w:color w:val="auto"/>
+        </w:rPr>
+      </w:pPr>
+      <w:r>
+        <w:rPr>
+          <w:color w:val="auto"/>
         </w:rPr>
         <w:t xml:space="preserve">47. </w:t>
       </w:r>
       <w:r>
         <w:rPr>
-          <w:sz w:val="18"/>
+          <w:color w:val="auto"/>
         </w:rPr>
         <w:tab/>
         <w:t xml:space="preserve">Ingalls, B. Sensitivity Analysis: From Model Parameters to System Behaviour. </w:t>
@@ -16966,13 +18884,13 @@
         <w:rPr>
           <w:i/>
           <w:iCs/>
-          <w:sz w:val="18"/>
+          <w:color w:val="auto"/>
         </w:rPr>
         <w:t>Essays in biochemistry</w:t>
       </w:r>
       <w:r>
         <w:rPr>
-          <w:sz w:val="18"/>
+          <w:color w:val="auto"/>
         </w:rPr>
         <w:t xml:space="preserve"> </w:t>
       </w:r>
@@ -16980,13 +18898,13 @@
         <w:rPr>
           <w:b/>
           <w:bCs/>
-          <w:sz w:val="18"/>
+          <w:color w:val="auto"/>
         </w:rPr>
         <w:t>2008</w:t>
       </w:r>
       <w:r>
         <w:rPr>
-          <w:sz w:val="18"/>
+          <w:color w:val="auto"/>
         </w:rPr>
         <w:t xml:space="preserve">, </w:t>
       </w:r>
@@ -16994,13 +18912,13 @@
         <w:rPr>
           <w:i/>
           <w:iCs/>
-          <w:sz w:val="18"/>
+          <w:color w:val="auto"/>
         </w:rPr>
         <w:t>45</w:t>
       </w:r>
       <w:r>
         <w:rPr>
-          <w:sz w:val="18"/>
+          <w:color w:val="auto"/>
         </w:rPr>
         <w:t>, 177–194.</w:t>
       </w:r>
@@ -17009,18 +18927,18 @@
       <w:pPr>
         <w:pStyle w:val="Bibliography"/>
         <w:rPr>
-          <w:sz w:val="18"/>
-        </w:rPr>
-      </w:pPr>
-      <w:r>
-        <w:rPr>
-          <w:sz w:val="18"/>
+          <w:color w:val="auto"/>
+        </w:rPr>
+      </w:pPr>
+      <w:r>
+        <w:rPr>
+          <w:color w:val="auto"/>
         </w:rPr>
         <w:t xml:space="preserve">48. </w:t>
       </w:r>
       <w:r>
         <w:rPr>
-          <w:sz w:val="18"/>
+          <w:color w:val="auto"/>
         </w:rPr>
         <w:tab/>
         <w:t xml:space="preserve">Hamby, D.M. A Review of Techniques for Parameter Sensitivity Analysis of Environmental Models. </w:t>
@@ -17029,13 +18947,13 @@
         <w:rPr>
           <w:i/>
           <w:iCs/>
-          <w:sz w:val="18"/>
+          <w:color w:val="auto"/>
         </w:rPr>
         <w:t>Environ Monit Assess</w:t>
       </w:r>
       <w:r>
         <w:rPr>
-          <w:sz w:val="18"/>
+          <w:color w:val="auto"/>
         </w:rPr>
         <w:t xml:space="preserve"> </w:t>
       </w:r>
@@ -17043,13 +18961,13 @@
         <w:rPr>
           <w:b/>
           <w:bCs/>
-          <w:sz w:val="18"/>
+          <w:color w:val="auto"/>
         </w:rPr>
         <w:t>1994</w:t>
       </w:r>
       <w:r>
         <w:rPr>
-          <w:sz w:val="18"/>
+          <w:color w:val="auto"/>
         </w:rPr>
         <w:t xml:space="preserve">, </w:t>
       </w:r>
@@ -17057,13 +18975,13 @@
         <w:rPr>
           <w:i/>
           <w:iCs/>
-          <w:sz w:val="18"/>
+          <w:color w:val="auto"/>
         </w:rPr>
         <w:t>32</w:t>
       </w:r>
       <w:r>
         <w:rPr>
-          <w:sz w:val="18"/>
+          <w:color w:val="auto"/>
         </w:rPr>
         <w:t>, 135–154, doi:10.1007/BF00547132.</w:t>
       </w:r>
@@ -17072,18 +18990,18 @@
       <w:pPr>
         <w:pStyle w:val="Bibliography"/>
         <w:rPr>
-          <w:sz w:val="18"/>
-        </w:rPr>
-      </w:pPr>
-      <w:r>
-        <w:rPr>
-          <w:sz w:val="18"/>
+          <w:color w:val="auto"/>
+        </w:rPr>
+      </w:pPr>
+      <w:r>
+        <w:rPr>
+          <w:color w:val="auto"/>
         </w:rPr>
         <w:t xml:space="preserve">49. </w:t>
       </w:r>
       <w:r>
         <w:rPr>
-          <w:sz w:val="18"/>
+          <w:color w:val="auto"/>
         </w:rPr>
         <w:tab/>
         <w:t xml:space="preserve">Hawkins, D.M. The Problem of Overfitting. </w:t>
@@ -17092,13 +19010,13 @@
         <w:rPr>
           <w:i/>
           <w:iCs/>
-          <w:sz w:val="18"/>
+          <w:color w:val="auto"/>
         </w:rPr>
         <w:t>J. Chem. Inf. Comput. Sci.</w:t>
       </w:r>
       <w:r>
         <w:rPr>
-          <w:sz w:val="18"/>
+          <w:color w:val="auto"/>
         </w:rPr>
         <w:t xml:space="preserve"> </w:t>
       </w:r>
@@ -17106,13 +19024,13 @@
         <w:rPr>
           <w:b/>
           <w:bCs/>
-          <w:sz w:val="18"/>
+          <w:color w:val="auto"/>
         </w:rPr>
         <w:t>2004</w:t>
       </w:r>
       <w:r>
         <w:rPr>
-          <w:sz w:val="18"/>
+          <w:color w:val="auto"/>
         </w:rPr>
         <w:t xml:space="preserve">, </w:t>
       </w:r>
@@ -17120,13 +19038,13 @@
         <w:rPr>
           <w:i/>
           <w:iCs/>
-          <w:sz w:val="18"/>
+          <w:color w:val="auto"/>
         </w:rPr>
         <w:t>44</w:t>
       </w:r>
       <w:r>
         <w:rPr>
-          <w:sz w:val="18"/>
+          <w:color w:val="auto"/>
         </w:rPr>
         <w:t>, 1–12, doi:10.1021/ci0342472.</w:t>
       </w:r>
@@ -17135,18 +19053,18 @@
       <w:pPr>
         <w:pStyle w:val="Bibliography"/>
         <w:rPr>
-          <w:sz w:val="18"/>
-        </w:rPr>
-      </w:pPr>
-      <w:r>
-        <w:rPr>
-          <w:sz w:val="18"/>
+          <w:color w:val="auto"/>
+        </w:rPr>
+      </w:pPr>
+      <w:r>
+        <w:rPr>
+          <w:color w:val="auto"/>
         </w:rPr>
         <w:t xml:space="preserve">50. </w:t>
       </w:r>
       <w:r>
         <w:rPr>
-          <w:sz w:val="18"/>
+          <w:color w:val="auto"/>
         </w:rPr>
         <w:tab/>
         <w:t xml:space="preserve">Ding, J.; Tarokh, V.; Yang, Y. Model Selection Techniques: An Overview. </w:t>
@@ -17155,13 +19073,13 @@
         <w:rPr>
           <w:i/>
           <w:iCs/>
-          <w:sz w:val="18"/>
+          <w:color w:val="auto"/>
         </w:rPr>
         <w:t>IEEE Signal Processing Magazine</w:t>
       </w:r>
       <w:r>
         <w:rPr>
-          <w:sz w:val="18"/>
+          <w:color w:val="auto"/>
         </w:rPr>
         <w:t xml:space="preserve"> </w:t>
       </w:r>
@@ -17169,13 +19087,13 @@
         <w:rPr>
           <w:b/>
           <w:bCs/>
-          <w:sz w:val="18"/>
+          <w:color w:val="auto"/>
         </w:rPr>
         <w:t>2018</w:t>
       </w:r>
       <w:r>
         <w:rPr>
-          <w:sz w:val="18"/>
+          <w:color w:val="auto"/>
         </w:rPr>
         <w:t xml:space="preserve">, </w:t>
       </w:r>
@@ -17183,13 +19101,13 @@
         <w:rPr>
           <w:i/>
           <w:iCs/>
-          <w:sz w:val="18"/>
+          <w:color w:val="auto"/>
         </w:rPr>
         <w:t>35</w:t>
       </w:r>
       <w:r>
         <w:rPr>
-          <w:sz w:val="18"/>
+          <w:color w:val="auto"/>
         </w:rPr>
         <w:t>, 16–34.</w:t>
       </w:r>
@@ -17198,19 +19116,18 @@
       <w:pPr>
         <w:pStyle w:val="Bibliography"/>
         <w:rPr>
-          <w:sz w:val="18"/>
-        </w:rPr>
-      </w:pPr>
-      <w:r>
-        <w:rPr>
-          <w:sz w:val="18"/>
-        </w:rPr>
-        <w:lastRenderedPageBreak/>
+          <w:color w:val="auto"/>
+        </w:rPr>
+      </w:pPr>
+      <w:r>
+        <w:rPr>
+          <w:color w:val="auto"/>
+        </w:rPr>
         <w:t xml:space="preserve">51. </w:t>
       </w:r>
       <w:r>
         <w:rPr>
-          <w:sz w:val="18"/>
+          <w:color w:val="auto"/>
         </w:rPr>
         <w:tab/>
         <w:t xml:space="preserve">Berrar, D. Cross-Validation. In </w:t>
@@ -17219,15 +19136,267 @@
         <w:rPr>
           <w:i/>
           <w:iCs/>
-          <w:sz w:val="18"/>
+          <w:color w:val="auto"/>
         </w:rPr>
         <w:t>Encyclopedia of Bioinformatics and Computational Biology</w:t>
       </w:r>
       <w:r>
         <w:rPr>
-          <w:sz w:val="18"/>
+          <w:color w:val="auto"/>
         </w:rPr>
         <w:t>; Ranganathan, S., Gribskov, M., Nakai, K., Schönbach, C., Eds.; Academic Press: Oxford, 2019; pp. 542–545 ISBN 978-0-12-811432-2.</w:t>
+      </w:r>
+    </w:p>
+    <w:p>
+      <w:pPr>
+        <w:pStyle w:val="Bibliography"/>
+        <w:rPr>
+          <w:color w:val="auto"/>
+        </w:rPr>
+      </w:pPr>
+      <w:r>
+        <w:rPr>
+          <w:color w:val="auto"/>
+        </w:rPr>
+        <w:t xml:space="preserve">52. </w:t>
+      </w:r>
+      <w:r>
+        <w:rPr>
+          <w:color w:val="auto"/>
+        </w:rPr>
+        <w:tab/>
+        <w:t xml:space="preserve">Gupta, A.; Ong, Y.-S.; Feng, L. Insights on Transfer Optimization: Because Experience Is the Best Teacher. </w:t>
+      </w:r>
+      <w:r>
+        <w:rPr>
+          <w:i/>
+          <w:iCs/>
+          <w:color w:val="auto"/>
+        </w:rPr>
+        <w:t>IEEE Transactions on Emerging Topics in Computational Intelligence</w:t>
+      </w:r>
+      <w:r>
+        <w:rPr>
+          <w:color w:val="auto"/>
+        </w:rPr>
+        <w:t xml:space="preserve"> </w:t>
+      </w:r>
+      <w:r>
+        <w:rPr>
+          <w:b/>
+          <w:bCs/>
+          <w:color w:val="auto"/>
+        </w:rPr>
+        <w:t>2017</w:t>
+      </w:r>
+      <w:r>
+        <w:rPr>
+          <w:color w:val="auto"/>
+        </w:rPr>
+        <w:t xml:space="preserve">, </w:t>
+      </w:r>
+      <w:r>
+        <w:rPr>
+          <w:i/>
+          <w:iCs/>
+          <w:color w:val="auto"/>
+        </w:rPr>
+        <w:t>2</w:t>
+      </w:r>
+      <w:r>
+        <w:rPr>
+          <w:color w:val="auto"/>
+        </w:rPr>
+        <w:t>, 51–64.</w:t>
+      </w:r>
+    </w:p>
+    <w:p>
+      <w:pPr>
+        <w:pStyle w:val="Bibliography"/>
+        <w:rPr>
+          <w:color w:val="auto"/>
+        </w:rPr>
+      </w:pPr>
+      <w:r>
+        <w:rPr>
+          <w:color w:val="auto"/>
+        </w:rPr>
+        <w:t xml:space="preserve">53. </w:t>
+      </w:r>
+      <w:r>
+        <w:rPr>
+          <w:color w:val="auto"/>
+        </w:rPr>
+        <w:tab/>
+        <w:t xml:space="preserve">Nguyen, D.C.H.; Dandy, G.C.; Maier, H.R.; Ascough, J.C. Improved Ant Colony Optimization for Optimal Crop and Irrigation Water Allocation by Incorporating Domain Knowledge. </w:t>
+      </w:r>
+      <w:r>
+        <w:rPr>
+          <w:i/>
+          <w:iCs/>
+          <w:color w:val="auto"/>
+        </w:rPr>
+        <w:t>J. Water Resour. Plann. Manage.</w:t>
+      </w:r>
+      <w:r>
+        <w:rPr>
+          <w:color w:val="auto"/>
+        </w:rPr>
+        <w:t xml:space="preserve"> </w:t>
+      </w:r>
+      <w:r>
+        <w:rPr>
+          <w:b/>
+          <w:bCs/>
+          <w:color w:val="auto"/>
+        </w:rPr>
+        <w:t>2016</w:t>
+      </w:r>
+      <w:r>
+        <w:rPr>
+          <w:color w:val="auto"/>
+        </w:rPr>
+        <w:t xml:space="preserve">, </w:t>
+      </w:r>
+      <w:r>
+        <w:rPr>
+          <w:i/>
+          <w:iCs/>
+          <w:color w:val="auto"/>
+        </w:rPr>
+        <w:t>142</w:t>
+      </w:r>
+      <w:r>
+        <w:rPr>
+          <w:color w:val="auto"/>
+        </w:rPr>
+        <w:t>, 04016025, doi:10.1061/(ASCE)WR.1943-5452.0000662.</w:t>
+      </w:r>
+    </w:p>
+    <w:p>
+      <w:pPr>
+        <w:pStyle w:val="Bibliography"/>
+        <w:rPr>
+          <w:color w:val="auto"/>
+        </w:rPr>
+      </w:pPr>
+      <w:r>
+        <w:rPr>
+          <w:color w:val="auto"/>
+        </w:rPr>
+        <w:t xml:space="preserve">54. </w:t>
+      </w:r>
+      <w:r>
+        <w:rPr>
+          <w:color w:val="auto"/>
+        </w:rPr>
+        <w:tab/>
+        <w:t xml:space="preserve">Wei, P.; Lu, Z.; Song, J. Variable Importance Analysis: A Comprehensive Review. </w:t>
+      </w:r>
+      <w:r>
+        <w:rPr>
+          <w:i/>
+          <w:iCs/>
+          <w:color w:val="auto"/>
+        </w:rPr>
+        <w:t>Reliability Engineering &amp; System Safety</w:t>
+      </w:r>
+      <w:r>
+        <w:rPr>
+          <w:color w:val="auto"/>
+        </w:rPr>
+        <w:t xml:space="preserve"> </w:t>
+      </w:r>
+      <w:r>
+        <w:rPr>
+          <w:b/>
+          <w:bCs/>
+          <w:color w:val="auto"/>
+        </w:rPr>
+        <w:t>2015</w:t>
+      </w:r>
+      <w:r>
+        <w:rPr>
+          <w:color w:val="auto"/>
+        </w:rPr>
+        <w:t xml:space="preserve">, </w:t>
+      </w:r>
+      <w:r>
+        <w:rPr>
+          <w:i/>
+          <w:iCs/>
+          <w:color w:val="auto"/>
+        </w:rPr>
+        <w:t>142</w:t>
+      </w:r>
+      <w:r>
+        <w:rPr>
+          <w:color w:val="auto"/>
+        </w:rPr>
+        <w:t>, 399–432, doi:10.1016/j.ress.2015.05.018.</w:t>
+      </w:r>
+    </w:p>
+    <w:p>
+      <w:pPr>
+        <w:pStyle w:val="Bibliography"/>
+        <w:rPr>
+          <w:color w:val="auto"/>
+        </w:rPr>
+      </w:pPr>
+      <w:r>
+        <w:rPr>
+          <w:color w:val="auto"/>
+        </w:rPr>
+        <w:t xml:space="preserve">55. </w:t>
+      </w:r>
+      <w:r>
+        <w:rPr>
+          <w:color w:val="auto"/>
+        </w:rPr>
+        <w:tab/>
+        <w:t xml:space="preserve">Asuero, A.G.; Sayago, A.; González, A.G. The Correlation Coefficient: An Overview. </w:t>
+      </w:r>
+      <w:r>
+        <w:rPr>
+          <w:i/>
+          <w:iCs/>
+          <w:color w:val="auto"/>
+        </w:rPr>
+        <w:t>Critical Reviews in Analytical Chemistry</w:t>
+      </w:r>
+      <w:r>
+        <w:rPr>
+          <w:color w:val="auto"/>
+        </w:rPr>
+        <w:t xml:space="preserve"> </w:t>
+      </w:r>
+      <w:r>
+        <w:rPr>
+          <w:b/>
+          <w:bCs/>
+          <w:color w:val="auto"/>
+        </w:rPr>
+        <w:t>2006</w:t>
+      </w:r>
+      <w:r>
+        <w:rPr>
+          <w:color w:val="auto"/>
+        </w:rPr>
+        <w:t xml:space="preserve">, </w:t>
+      </w:r>
+      <w:r>
+        <w:rPr>
+          <w:i/>
+          <w:iCs/>
+          <w:color w:val="auto"/>
+        </w:rPr>
+        <w:t>36</w:t>
+      </w:r>
+      <w:r>
+        <w:rPr>
+          <w:color w:val="auto"/>
+        </w:rPr>
+        <w:t>, 41–59, doi:10.1080/10408340500526766.</w:t>
       </w:r>
     </w:p>
     <w:p>

--- a/manuscript/wen-li-2024-geointerv.docx
+++ b/manuscript/wen-li-2024-geointerv.docx
@@ -44,8 +44,13 @@
         <w:t xml:space="preserve"> </w:t>
       </w:r>
       <w:r>
-        <w:t>Wen and Songnian</w:t>
-      </w:r>
+        <w:t xml:space="preserve">Wen and </w:t>
+      </w:r>
+      <w:proofErr w:type="spellStart"/>
+      <w:r>
+        <w:t>Songnian</w:t>
+      </w:r>
+      <w:proofErr w:type="spellEnd"/>
       <w:r>
         <w:t xml:space="preserve"> L</w:t>
       </w:r>
@@ -106,8 +111,21 @@
               <w:spacing w:after="120"/>
             </w:pPr>
             <w:r>
-              <w:t>Academic Editor: Firstname Lastname</w:t>
-            </w:r>
+              <w:t xml:space="preserve">Academic Editor: </w:t>
+            </w:r>
+            <w:proofErr w:type="spellStart"/>
+            <w:r>
+              <w:t>Firstname</w:t>
+            </w:r>
+            <w:proofErr w:type="spellEnd"/>
+            <w:r>
+              <w:t xml:space="preserve"> </w:t>
+            </w:r>
+            <w:proofErr w:type="spellStart"/>
+            <w:r>
+              <w:t>Lastname</w:t>
+            </w:r>
+            <w:proofErr w:type="spellEnd"/>
           </w:p>
           <w:p>
             <w:pPr>
@@ -374,7 +392,21 @@
         <w:rPr>
           <w:szCs w:val="18"/>
         </w:rPr>
-        <w:t>stract should be an objective representation of the article and it must not contain results that are not presented and substantiated in the main text and should not exaggerate the main conclusions.</w:t>
+        <w:t xml:space="preserve">stract should be an objective representation of the </w:t>
+      </w:r>
+      <w:proofErr w:type="gramStart"/>
+      <w:r>
+        <w:rPr>
+          <w:szCs w:val="18"/>
+        </w:rPr>
+        <w:t>article</w:t>
+      </w:r>
+      <w:proofErr w:type="gramEnd"/>
+      <w:r>
+        <w:rPr>
+          <w:szCs w:val="18"/>
+        </w:rPr>
+        <w:t xml:space="preserve"> and it must not contain results that are not presented and substantiated in the main text and should not exaggerate the main conclusions.</w:t>
       </w:r>
     </w:p>
     <w:p>
@@ -1587,7 +1619,7 @@
         <w:t xml:space="preserve">To answer research questions (Q1) to (Q3), a </w:t>
       </w:r>
       <w:r>
-        <w:t>four</w:t>
+        <w:t>three</w:t>
       </w:r>
       <w:r>
         <w:t xml:space="preserve">-step </w:t>
@@ -1599,13 +1631,13 @@
         <w:t xml:space="preserve"> was taken involving: (1) problem statement, (2) framework specification,</w:t>
       </w:r>
       <w:r>
-        <w:t xml:space="preserve"> (3) example identification,</w:t>
-      </w:r>
-      <w:r>
-        <w:t xml:space="preserve"> and (</w:t>
-      </w:r>
-      <w:r>
-        <w:t>4</w:t>
+        <w:t xml:space="preserve"> </w:t>
+      </w:r>
+      <w:r>
+        <w:t>and (</w:t>
+      </w:r>
+      <w:r>
+        <w:t>3</w:t>
       </w:r>
       <w:r>
         <w:t>) case study.</w:t>
@@ -1734,88 +1766,91 @@
         <w:t xml:space="preserve"> </w:t>
       </w:r>
       <w:r>
-        <w:t>In the third step,</w:t>
-      </w:r>
-      <w:r>
-        <w:t xml:space="preserve"> examples were identified from recently published literature reviews</w:t>
-      </w:r>
-      <w:r>
-        <w:t xml:space="preserve"> from the past five years,</w:t>
+        <w:t xml:space="preserve">In the </w:t>
+      </w:r>
+      <w:r>
+        <w:t xml:space="preserve">third </w:t>
+      </w:r>
+      <w:r>
+        <w:t xml:space="preserve">step, </w:t>
+      </w:r>
+      <w:r>
+        <w:t>a case study in Toronto, Ontario, Canada was</w:t>
       </w:r>
       <w:r>
         <w:t xml:space="preserve"> </w:t>
       </w:r>
       <w:r>
-        <w:t>which provided</w:t>
-      </w:r>
-      <w:r>
-        <w:t xml:space="preserve"> possible components that can be used in the geo-interventions modelling framework</w:t>
-      </w:r>
-      <w:r>
-        <w:t>, supporting research contribution (C3) to answer question (Q3)</w:t>
+        <w:t>designed</w:t>
+      </w:r>
+      <w:r>
+        <w:t xml:space="preserve"> </w:t>
+      </w:r>
+      <w:r>
+        <w:t>to</w:t>
+      </w:r>
+      <w:r>
+        <w:t xml:space="preserve"> </w:t>
+      </w:r>
+      <w:r>
+        <w:t xml:space="preserve">produce </w:t>
+      </w:r>
+      <w:r>
+        <w:t>research contribution (C3</w:t>
+      </w:r>
+      <w:r>
+        <w:t>)</w:t>
+      </w:r>
+      <w:r>
+        <w:t xml:space="preserve"> by demonstrating</w:t>
+      </w:r>
+      <w:r>
+        <w:t xml:space="preserve"> use of the framework for a real-world problem</w:t>
+      </w:r>
+      <w:r>
+        <w:t>, where geo-interventions were generated as locatable infrastructure changes to reduce the number of Killed or Seriously Injured (KSI) individuals</w:t>
+      </w:r>
+      <w:r>
+        <w:t xml:space="preserve">, </w:t>
+      </w:r>
+      <w:r>
+        <w:t>using the geo-interventions modelling framework.</w:t>
+      </w:r>
+      <w:r>
+        <w:t xml:space="preserve"> </w:t>
+      </w:r>
+      <w:r>
+        <w:t>Figure 1</w:t>
+      </w:r>
+      <w:r>
+        <w:t xml:space="preserve"> visualizes </w:t>
+      </w:r>
+      <w:r>
+        <w:t xml:space="preserve">the </w:t>
+      </w:r>
+      <w:r>
+        <w:t>three</w:t>
+      </w:r>
+      <w:r>
+        <w:t>-step approach</w:t>
+      </w:r>
+      <w:r>
+        <w:t>, while Sections 2.1 to 2.</w:t>
+      </w:r>
+      <w:r>
+        <w:t>3</w:t>
+      </w:r>
+      <w:r>
+        <w:t xml:space="preserve"> detail each</w:t>
+      </w:r>
+      <w:r>
+        <w:t xml:space="preserve"> </w:t>
+      </w:r>
+      <w:r>
+        <w:t>of the three steps taken</w:t>
       </w:r>
       <w:r>
         <w:t>.</w:t>
-      </w:r>
-      <w:r>
-        <w:t xml:space="preserve"> In the fourth step, </w:t>
-      </w:r>
-      <w:r>
-        <w:t>a case study in Toronto, Ontario, Canada was</w:t>
-      </w:r>
-      <w:r>
-        <w:t xml:space="preserve"> </w:t>
-      </w:r>
-      <w:r>
-        <w:t xml:space="preserve">designed </w:t>
-      </w:r>
-      <w:r>
-        <w:t>to</w:t>
-      </w:r>
-      <w:r>
-        <w:t xml:space="preserve"> further</w:t>
-      </w:r>
-      <w:r>
-        <w:t xml:space="preserve"> </w:t>
-      </w:r>
-      <w:r>
-        <w:t>support research contribution (C3</w:t>
-      </w:r>
-      <w:r>
-        <w:t>)</w:t>
-      </w:r>
-      <w:r>
-        <w:t xml:space="preserve"> by demonstrating</w:t>
-      </w:r>
-      <w:r>
-        <w:t xml:space="preserve"> use of the framework for a real-world problem</w:t>
-      </w:r>
-      <w:r>
-        <w:t>, where geo-interventions were generated as locatable infrastructure changes to reduce the number of Killed or Seriously Injured (KSI) individuals using the geo-interventions modelling framework.</w:t>
-      </w:r>
-      <w:r>
-        <w:t xml:space="preserve"> </w:t>
-      </w:r>
-      <w:r>
-        <w:t>Figure 1</w:t>
-      </w:r>
-      <w:r>
-        <w:t xml:space="preserve"> visualizes </w:t>
-      </w:r>
-      <w:r>
-        <w:t xml:space="preserve">the </w:t>
-      </w:r>
-      <w:r>
-        <w:t>four</w:t>
-      </w:r>
-      <w:r>
-        <w:t>-step approach</w:t>
-      </w:r>
-      <w:r>
-        <w:t>, while Sections 2.1 to 2.4 detail each of the four steps taken.</w:t>
-      </w:r>
-      <w:r>
-        <w:t xml:space="preserve"> </w:t>
       </w:r>
     </w:p>
     <w:p>
@@ -1824,9 +1859,9 @@
       </w:pPr>
       <w:r>
         <w:drawing>
-          <wp:inline distT="0" distB="0" distL="0" distR="0" wp14:anchorId="65E4E077" wp14:editId="543AFAA6">
-            <wp:extent cx="2828290" cy="2564203"/>
-            <wp:effectExtent l="0" t="0" r="3810" b="1270"/>
+          <wp:inline distT="0" distB="0" distL="0" distR="0" wp14:anchorId="65E4E077" wp14:editId="69A06C55">
+            <wp:extent cx="3441521" cy="2522400"/>
+            <wp:effectExtent l="0" t="0" r="635" b="5080"/>
             <wp:docPr id="71820359" name="Picture 6"/>
             <wp:cNvGraphicFramePr>
               <a:graphicFrameLocks xmlns:a="http://schemas.openxmlformats.org/drawingml/2006/main" noChangeAspect="1"/>
@@ -1847,7 +1882,7 @@
                   <pic:spPr>
                     <a:xfrm>
                       <a:off x="0" y="0"/>
-                      <a:ext cx="2959632" cy="2683281"/>
+                      <a:ext cx="3441521" cy="2522400"/>
                     </a:xfrm>
                     <a:prstGeom prst="rect">
                       <a:avLst/>
@@ -1869,7 +1904,6 @@
           <w:b/>
           <w:bCs/>
         </w:rPr>
-        <w:lastRenderedPageBreak/>
         <w:t xml:space="preserve">Figure </w:t>
       </w:r>
       <w:r>
@@ -1919,7 +1953,7 @@
         <w:t xml:space="preserve"> </w:t>
       </w:r>
       <w:r>
-        <w:t>Four</w:t>
+        <w:t>Three</w:t>
       </w:r>
       <w:r>
         <w:t xml:space="preserve"> step </w:t>
@@ -1968,6 +2002,7 @@
         <w:rPr>
           <w:lang w:val="en"/>
         </w:rPr>
+        <w:lastRenderedPageBreak/>
         <w:t>This section defines the concept of geo-interventions based on the sub-concepts of actions, locations, and outcomes, while further structuring these defined concepts into quantifiable optimization problems. Geo</w:t>
       </w:r>
       <w:r>
@@ -4415,6 +4450,7 @@
         <w:rPr>
           <w:lang w:val="en"/>
         </w:rPr>
+        <w:lastRenderedPageBreak/>
         <w:t>Thus, e</w:t>
       </w:r>
       <w:r>
@@ -7989,14 +8025,7 @@
         <w:rPr>
           <w:lang w:val="en"/>
         </w:rPr>
-        <w:t xml:space="preserve">where these </w:t>
-      </w:r>
-      <w:r>
-        <w:rPr>
-          <w:lang w:val="en"/>
-        </w:rPr>
-        <w:lastRenderedPageBreak/>
-        <w:t>subsets</w:t>
+        <w:t>where these subsets</w:t>
       </w:r>
       <w:r>
         <w:rPr>
@@ -8409,7 +8438,21 @@
         <w:rPr>
           <w:lang w:val="en"/>
         </w:rPr>
-        <w:t>determined by the decision-making problem (e.g. 3-5 meter road width reduction</w:t>
+        <w:t xml:space="preserve">determined by the decision-making problem (e.g. </w:t>
+      </w:r>
+      <w:proofErr w:type="gramStart"/>
+      <w:r>
+        <w:rPr>
+          <w:lang w:val="en"/>
+        </w:rPr>
+        <w:t>3-5 meter</w:t>
+      </w:r>
+      <w:proofErr w:type="gramEnd"/>
+      <w:r>
+        <w:rPr>
+          <w:lang w:val="en"/>
+        </w:rPr>
+        <w:t xml:space="preserve"> road width reduction</w:t>
       </w:r>
       <w:r>
         <w:rPr>
@@ -9175,12 +9218,14 @@
               <w:spacing w:line="240" w:lineRule="auto"/>
               <w:jc w:val="left"/>
             </w:pPr>
+            <w:proofErr w:type="spellStart"/>
             <w:r>
               <w:t>Raster</w:t>
             </w:r>
             <w:r>
               <w:t>s</w:t>
             </w:r>
+            <w:proofErr w:type="spellEnd"/>
             <w:r>
               <w:t>*</w:t>
             </w:r>
@@ -9675,7 +9720,6 @@
               <w:jc w:val="left"/>
             </w:pPr>
             <w:r>
-              <w:lastRenderedPageBreak/>
               <w:t>O</w:t>
             </w:r>
             <w:r>
@@ -9696,6 +9740,7 @@
               <w:jc w:val="left"/>
             </w:pPr>
             <w:r>
+              <w:lastRenderedPageBreak/>
               <w:t>O</w:t>
             </w:r>
             <w:r>
@@ -9800,7 +9845,6 @@
               <w:jc w:val="left"/>
             </w:pPr>
             <w:r>
-              <w:lastRenderedPageBreak/>
               <w:t>Evaluates optimization algorithm performance based on predicted outcomes</w:t>
             </w:r>
           </w:p>
@@ -9811,6 +9855,7 @@
               <w:jc w:val="left"/>
             </w:pPr>
             <w:r>
+              <w:lastRenderedPageBreak/>
               <w:t>Finds optimal predicted outcomes given constraints</w:t>
             </w:r>
             <w:r>
@@ -12298,7 +12343,11 @@
         <w:fldChar w:fldCharType="end"/>
       </w:r>
       <w:r>
-        <w:t>. The mo</w:t>
+        <w:t xml:space="preserve">. The </w:t>
+      </w:r>
+      <w:proofErr w:type="gramStart"/>
+      <w:r>
+        <w:t>mo</w:t>
       </w:r>
       <w:r>
         <w:t>d</w:t>
@@ -12309,6 +12358,7 @@
       <w:r>
         <w:t>s</w:t>
       </w:r>
+      <w:proofErr w:type="gramEnd"/>
       <w:r>
         <w:t xml:space="preserve"> sub-component</w:t>
       </w:r>
@@ -12352,65 +12402,65 @@
         <w:t>produce</w:t>
       </w:r>
       <w:r>
+        <w:t xml:space="preserve"> predicted outcomes</w:t>
+      </w:r>
+      <w:r>
         <w:t xml:space="preserve"> </w:t>
       </w:r>
       <w:r>
+        <w:t>based on the</w:t>
+      </w:r>
+      <w:r>
+        <w:t xml:space="preserve"> discovered</w:t>
+      </w:r>
+      <w:r>
+        <w:t xml:space="preserve"> patterns</w:t>
+      </w:r>
+      <w:r>
+        <w:t>.</w:t>
+      </w:r>
+      <w:r>
+        <w:t xml:space="preserve"> </w:t>
+      </w:r>
+      <w:r>
+        <w:t xml:space="preserve">The </w:t>
+      </w:r>
+      <w:r>
+        <w:t xml:space="preserve">predicted outcomes sub-component </w:t>
+      </w:r>
+      <w:r>
+        <w:t>was required to</w:t>
+      </w:r>
+      <w:r>
+        <w:t xml:space="preserve"> </w:t>
+      </w:r>
+      <w:r>
+        <w:t>hold</w:t>
+      </w:r>
+      <w:r>
+        <w:t xml:space="preserve"> records consisting of points, lines, and polygons with predicted outcome value</w:t>
+      </w:r>
+      <w:r>
+        <w:t>s</w:t>
+      </w:r>
+      <w:r>
+        <w:t xml:space="preserve"> </w:t>
+      </w:r>
+      <w:r>
+        <w:t>from the model</w:t>
+      </w:r>
+      <w:r>
+        <w:t>.</w:t>
+      </w:r>
+      <w:r>
+        <w:t xml:space="preserve"> </w:t>
+      </w:r>
+      <w:r>
+        <w:t xml:space="preserve">We note that the minimization of predicted and </w:t>
+      </w:r>
+      <w:r>
         <w:lastRenderedPageBreak/>
-        <w:t>predicted outcomes</w:t>
-      </w:r>
-      <w:r>
-        <w:t xml:space="preserve"> </w:t>
-      </w:r>
-      <w:r>
-        <w:t>based on the</w:t>
-      </w:r>
-      <w:r>
-        <w:t xml:space="preserve"> discovered</w:t>
-      </w:r>
-      <w:r>
-        <w:t xml:space="preserve"> patterns</w:t>
-      </w:r>
-      <w:r>
-        <w:t>.</w:t>
-      </w:r>
-      <w:r>
-        <w:t xml:space="preserve"> </w:t>
-      </w:r>
-      <w:r>
-        <w:t xml:space="preserve">The </w:t>
-      </w:r>
-      <w:r>
-        <w:t xml:space="preserve">predicted outcomes sub-component </w:t>
-      </w:r>
-      <w:r>
-        <w:t>was required to</w:t>
-      </w:r>
-      <w:r>
-        <w:t xml:space="preserve"> </w:t>
-      </w:r>
-      <w:r>
-        <w:t>hold</w:t>
-      </w:r>
-      <w:r>
-        <w:t xml:space="preserve"> records consisting of points, lines, and polygons with predicted outcome value</w:t>
-      </w:r>
-      <w:r>
-        <w:t>s</w:t>
-      </w:r>
-      <w:r>
-        <w:t xml:space="preserve"> </w:t>
-      </w:r>
-      <w:r>
-        <w:t>from the model</w:t>
-      </w:r>
-      <w:r>
-        <w:t>.</w:t>
-      </w:r>
-      <w:r>
-        <w:t xml:space="preserve"> </w:t>
-      </w:r>
-      <w:r>
-        <w:t xml:space="preserve">We note that the minimization of predicted and actual outcome differences is a simplification of predictive modelling, as models tend to not generalize well to new data, performing well on training data, but poorly on new unseen data </w:t>
+        <w:t xml:space="preserve">actual outcome differences is a simplification of predictive modelling, as models tend to not generalize well to new data, performing well on training data, but poorly on new unseen data </w:t>
       </w:r>
       <w:r>
         <w:fldChar w:fldCharType="begin"/>
@@ -13750,63 +13800,258 @@
         <w:t>3</w:t>
       </w:r>
       <w:r>
-        <w:t>.</w:t>
-      </w:r>
-      <w:r>
-        <w:t xml:space="preserve"> Example Identification</w:t>
+        <w:t xml:space="preserve">. </w:t>
+      </w:r>
+      <w:r>
+        <w:t>C</w:t>
+      </w:r>
+      <w:r>
+        <w:t>ase Study</w:t>
       </w:r>
     </w:p>
     <w:p>
       <w:pPr>
         <w:pStyle w:val="MDPI31text"/>
-      </w:pPr>
-      <w:r>
-        <w:t>For each of the three components</w:t>
-      </w:r>
-      <w:r>
-        <w:t xml:space="preserve"> (spatial data, outcome modelling, geo-interventions generation)</w:t>
-      </w:r>
-      <w:r>
-        <w:t xml:space="preserve"> in the geo-interventions modelling framework described in Section 2.2, examples</w:t>
-      </w:r>
-      <w:r>
-        <w:t xml:space="preserve"> fitting each component</w:t>
-      </w:r>
-      <w:r>
-        <w:t xml:space="preserve"> were identified using literature reviews and surveys from the past five years</w:t>
-      </w:r>
-      <w:r>
+        <w:rPr>
+          <w:lang w:val="en"/>
+        </w:rPr>
+      </w:pPr>
+      <w:r>
+        <w:t xml:space="preserve">We applied the geo-interventions modelling framework to a case study in Toronto, Ontario, Canada, producing research contribution (C3), to answer research question (Q3) </w:t>
+      </w:r>
+      <w:r>
+        <w:rPr>
+          <w:lang w:val="en"/>
+        </w:rPr>
+        <w:t>h</w:t>
+      </w:r>
+      <w:r>
+        <w:rPr>
+          <w:lang w:val="en"/>
+        </w:rPr>
+        <w:t>ow do we apply the geo-intervention generation framework using available models and data?</w:t>
+      </w:r>
+      <w:r>
+        <w:rPr>
+          <w:lang w:val="en"/>
+        </w:rPr>
+        <w:t xml:space="preserve"> </w:t>
+      </w:r>
+      <w:r>
+        <w:rPr>
+          <w:lang w:val="en"/>
+        </w:rPr>
+        <w:t xml:space="preserve">For the case study, </w:t>
+      </w:r>
+      <w:r>
+        <w:rPr>
+          <w:lang w:val="en"/>
+        </w:rPr>
+        <w:t>we defined our</w:t>
+      </w:r>
+      <w:r>
+        <w:rPr>
+          <w:lang w:val="en"/>
+        </w:rPr>
+        <w:t xml:space="preserve"> outcome </w:t>
+      </w:r>
+      <w:r>
+        <w:rPr>
+          <w:lang w:val="en"/>
+        </w:rPr>
+        <w:t>as the number of</w:t>
+      </w:r>
+      <w:r>
+        <w:rPr>
+          <w:lang w:val="en"/>
+        </w:rPr>
+        <w:t xml:space="preserve"> </w:t>
+      </w:r>
+      <w:r>
+        <w:rPr>
+          <w:lang w:val="en"/>
+        </w:rPr>
+        <w:t>M</w:t>
+      </w:r>
+      <w:r>
+        <w:rPr>
+          <w:lang w:val="en"/>
+        </w:rPr>
+        <w:t xml:space="preserve">otor </w:t>
+      </w:r>
+      <w:r>
+        <w:rPr>
+          <w:lang w:val="en"/>
+        </w:rPr>
+        <w:t>V</w:t>
+      </w:r>
+      <w:r>
+        <w:rPr>
+          <w:lang w:val="en"/>
+        </w:rPr>
+        <w:t xml:space="preserve">ehicle </w:t>
+      </w:r>
+      <w:r>
+        <w:rPr>
+          <w:lang w:val="en"/>
+        </w:rPr>
+        <w:t>C</w:t>
+      </w:r>
+      <w:r>
+        <w:rPr>
+          <w:lang w:val="en"/>
+        </w:rPr>
+        <w:t>ollisions</w:t>
+      </w:r>
+      <w:r>
+        <w:rPr>
+          <w:lang w:val="en"/>
+        </w:rPr>
+        <w:t>, while</w:t>
+      </w:r>
+      <w:r>
+        <w:rPr>
+          <w:lang w:val="en"/>
+        </w:rPr>
+        <w:t xml:space="preserve"> </w:t>
+      </w:r>
+      <w:r>
+        <w:rPr>
+          <w:lang w:val="en"/>
+        </w:rPr>
+        <w:t>o</w:t>
+      </w:r>
+      <w:r>
+        <w:rPr>
+          <w:lang w:val="en"/>
+        </w:rPr>
+        <w:t xml:space="preserve">ur geo-interventions </w:t>
+      </w:r>
+      <w:r>
+        <w:rPr>
+          <w:lang w:val="en"/>
+        </w:rPr>
+        <w:t>were</w:t>
+      </w:r>
+      <w:r>
+        <w:rPr>
+          <w:lang w:val="en"/>
+        </w:rPr>
+        <w:t xml:space="preserve"> the</w:t>
+      </w:r>
+      <w:r>
+        <w:rPr>
+          <w:lang w:val="en"/>
+        </w:rPr>
+        <w:t xml:space="preserve"> change</w:t>
+      </w:r>
+      <w:r>
+        <w:rPr>
+          <w:lang w:val="en"/>
+        </w:rPr>
+        <w:t>s</w:t>
+      </w:r>
+      <w:r>
+        <w:rPr>
+          <w:lang w:val="en"/>
+        </w:rPr>
+        <w:t xml:space="preserve"> in</w:t>
+      </w:r>
+      <w:r>
+        <w:rPr>
+          <w:lang w:val="en"/>
+        </w:rPr>
+        <w:t xml:space="preserve"> </w:t>
+      </w:r>
+      <w:r>
+        <w:rPr>
+          <w:lang w:val="en"/>
+        </w:rPr>
+        <w:t>city infrastructure</w:t>
+      </w:r>
+      <w:r>
+        <w:rPr>
+          <w:lang w:val="en"/>
+        </w:rPr>
         <w:t>.</w:t>
       </w:r>
       <w:r>
+        <w:rPr>
+          <w:lang w:val="en"/>
+        </w:rPr>
+        <w:t xml:space="preserve"> Our objective</w:t>
+      </w:r>
+      <w:r>
+        <w:rPr>
+          <w:lang w:val="en"/>
+        </w:rPr>
+        <w:t xml:space="preserve"> was to reduce</w:t>
+      </w:r>
+      <w:r>
+        <w:rPr>
+          <w:lang w:val="en"/>
+        </w:rPr>
         <w:t xml:space="preserve"> </w:t>
       </w:r>
       <w:r>
-        <w:t>These examples provide popular data sources, and widely adopted methods and models in the real-world that can be used to model and generate geo-interventions.</w:t>
-      </w:r>
-      <w:r>
-        <w:t xml:space="preserve"> The example identification step produced </w:t>
-      </w:r>
-      <w:r>
-        <w:t>the examples portion of</w:t>
-      </w:r>
-      <w:r>
-        <w:t xml:space="preserve"> research contribution (C3), which answers </w:t>
-      </w:r>
-      <w:r>
-        <w:t xml:space="preserve">research question (Q3) how do we </w:t>
-      </w:r>
-      <w:r>
-        <w:rPr>
-          <w:lang w:val="en"/>
-        </w:rPr>
-        <w:t>apply the geo-intervention generation framework using available models and data?</w:t>
-      </w:r>
-      <w:r>
-        <w:rPr>
-          <w:lang w:val="en"/>
-        </w:rPr>
-        <w:t xml:space="preserve"> Sections 2.3.1 to 2.3.3 describe the process of obtaining examples for the spatial data, outcome modelling, and geo-intervention generation components respectively.</w:t>
+        <w:rPr>
+          <w:lang w:val="en"/>
+        </w:rPr>
+        <w:t xml:space="preserve">the number of </w:t>
+      </w:r>
+      <w:r>
+        <w:rPr>
+          <w:lang w:val="en"/>
+        </w:rPr>
+        <w:t>motor vehicle collisions</w:t>
+      </w:r>
+      <w:r>
+        <w:rPr>
+          <w:lang w:val="en"/>
+        </w:rPr>
+        <w:t xml:space="preserve"> across the city by identifying modifiable infrastructure-related geo-interventions.</w:t>
+      </w:r>
+      <w:r>
+        <w:rPr>
+          <w:lang w:val="en"/>
+        </w:rPr>
+        <w:t xml:space="preserve"> We organize</w:t>
+      </w:r>
+      <w:r>
+        <w:rPr>
+          <w:lang w:val="en"/>
+        </w:rPr>
+        <w:t>d</w:t>
+      </w:r>
+      <w:r>
+        <w:rPr>
+          <w:lang w:val="en"/>
+        </w:rPr>
+        <w:t xml:space="preserve"> the case study around the three</w:t>
+      </w:r>
+      <w:r>
+        <w:rPr>
+          <w:lang w:val="en"/>
+        </w:rPr>
+        <w:t xml:space="preserve"> </w:t>
+      </w:r>
+      <w:r>
+        <w:rPr>
+          <w:lang w:val="en"/>
+        </w:rPr>
+        <w:t>components of the geo-interventions modelling framework, namely spatial data, outcome modelling, and geo-intervention generation. Sections 2.3.1 to 2.3.3 detail the approaches taken for the case study based on these</w:t>
+      </w:r>
+      <w:r>
+        <w:rPr>
+          <w:lang w:val="en"/>
+        </w:rPr>
+        <w:t xml:space="preserve"> three</w:t>
+      </w:r>
+      <w:r>
+        <w:rPr>
+          <w:lang w:val="en"/>
+        </w:rPr>
+        <w:t xml:space="preserve"> components.</w:t>
       </w:r>
     </w:p>
     <w:p>
@@ -13832,7 +14077,7 @@
         <w:t xml:space="preserve">. </w:t>
       </w:r>
       <w:r>
-        <w:t>Spatial Data Examples</w:t>
+        <w:t>Spatial Data</w:t>
       </w:r>
     </w:p>
     <w:p>
@@ -13846,463 +14091,3369 @@
         <w:rPr>
           <w:lang w:val="en"/>
         </w:rPr>
+        <w:t>Spatial data for</w:t>
+      </w:r>
+      <w:r>
+        <w:rPr>
+          <w:lang w:val="en"/>
+        </w:rPr>
+        <w:t xml:space="preserve"> the outcome of</w:t>
+      </w:r>
+      <w:r>
+        <w:rPr>
+          <w:lang w:val="en"/>
+        </w:rPr>
+        <w:t xml:space="preserve"> </w:t>
+      </w:r>
+      <w:r>
+        <w:rPr>
+          <w:lang w:val="en"/>
+        </w:rPr>
+        <w:t>motor vehicle collisions</w:t>
+      </w:r>
+      <w:r>
+        <w:rPr>
+          <w:lang w:val="en"/>
+        </w:rPr>
+        <w:t xml:space="preserve"> was </w:t>
+      </w:r>
+      <w:r>
+        <w:rPr>
+          <w:lang w:val="en"/>
+        </w:rPr>
+        <w:t>recorded by the Toronto Police Services</w:t>
+      </w:r>
+      <w:r>
+        <w:rPr>
+          <w:lang w:val="en"/>
+        </w:rPr>
+        <w:t>,</w:t>
+      </w:r>
+      <w:r>
+        <w:rPr>
+          <w:lang w:val="en"/>
+        </w:rPr>
+        <w:t xml:space="preserve"> available on their Public Safety Data Portal </w:t>
+      </w:r>
+      <w:r>
+        <w:rPr>
+          <w:lang w:val="en"/>
+        </w:rPr>
+        <w:fldChar w:fldCharType="begin"/>
+      </w:r>
+      <w:r>
+        <w:rPr>
+          <w:lang w:val="en"/>
+        </w:rPr>
+        <w:instrText xml:space="preserve"> ADDIN ZOTERO_ITEM CSL_CITATION {"citationID":"hG5IZomg","properties":{"formattedCitation":"[56]","plainCitation":"[56]","noteIndex":0},"citationItems":[{"id":2300,"uris":["http://zotero.org/users/6749620/items/PX8G4QIF"],"itemData":{"id":2300,"type":"webpage","abstract":"Open Data","language":"en-us","title":"Toronto Police Service Public Safety Data Portal","URL":"https://data.torontopolice.on.ca/pages/open-data","author":[{"literal":"Toronto Police Service"}],"accessed":{"date-parts":[["2023",3,19]]},"issued":{"date-parts":[["2019"]]},"citation-key":"torontopoliceserviceTorontoPoliceService2019"}}],"schema":"https://github.com/citation-style-language/schema/raw/master/csl-citation.json"} </w:instrText>
+      </w:r>
+      <w:r>
+        <w:rPr>
+          <w:lang w:val="en"/>
+        </w:rPr>
+        <w:fldChar w:fldCharType="separate"/>
+      </w:r>
+      <w:r>
+        <w:rPr>
+          <w:noProof/>
+          <w:lang w:val="en"/>
+        </w:rPr>
+        <w:t>[56]</w:t>
+      </w:r>
+      <w:r>
+        <w:rPr>
+          <w:lang w:val="en"/>
+        </w:rPr>
+        <w:fldChar w:fldCharType="end"/>
+      </w:r>
+      <w:r>
+        <w:rPr>
+          <w:lang w:val="en"/>
+        </w:rPr>
+        <w:t>.</w:t>
+      </w:r>
+      <w:r>
+        <w:rPr>
+          <w:lang w:val="en"/>
+        </w:rPr>
+        <w:t xml:space="preserve"> </w:t>
+      </w:r>
+      <w:r>
+        <w:rPr>
+          <w:lang w:val="en"/>
+        </w:rPr>
+        <w:t xml:space="preserve">Spatial data for city </w:t>
+      </w:r>
+      <w:r>
+        <w:rPr>
+          <w:lang w:val="en"/>
+        </w:rPr>
         <w:lastRenderedPageBreak/>
-        <w:t>x.</w:t>
+        <w:t>infrastructure</w:t>
+      </w:r>
+      <w:r>
+        <w:rPr>
+          <w:lang w:val="en"/>
+        </w:rPr>
+        <w:t xml:space="preserve"> geo-interventions</w:t>
+      </w:r>
+      <w:r>
+        <w:rPr>
+          <w:lang w:val="en"/>
+        </w:rPr>
+        <w:t xml:space="preserve"> was </w:t>
+      </w:r>
+      <w:r>
+        <w:rPr>
+          <w:lang w:val="en"/>
+        </w:rPr>
+        <w:t xml:space="preserve">available on the City of Toronto’s Open Data Portal </w:t>
+      </w:r>
+      <w:r>
+        <w:rPr>
+          <w:lang w:val="en"/>
+        </w:rPr>
+        <w:fldChar w:fldCharType="begin"/>
+      </w:r>
+      <w:r>
+        <w:rPr>
+          <w:lang w:val="en"/>
+        </w:rPr>
+        <w:instrText xml:space="preserve"> ADDIN ZOTERO_ITEM CSL_CITATION {"citationID":"fKX2Le0y","properties":{"formattedCitation":"[57]","plainCitation":"[57]","noteIndex":0},"citationItems":[{"id":2298,"uris":["http://zotero.org/users/6749620/items/K5LIS27I"],"itemData":{"id":2298,"type":"webpage","language":"en","title":"City of Toronto Open Data Portal","URL":"https://open.toronto.ca/","author":[{"literal":"City of Toronto"}],"accessed":{"date-parts":[["2023",3,19]]},"issued":{"date-parts":[["2023"]]},"citation-key":"cityoftorontoCityTorontoOpen2023"}}],"schema":"https://github.com/citation-style-language/schema/raw/master/csl-citation.json"} </w:instrText>
+      </w:r>
+      <w:r>
+        <w:rPr>
+          <w:lang w:val="en"/>
+        </w:rPr>
+        <w:fldChar w:fldCharType="separate"/>
+      </w:r>
+      <w:r>
+        <w:rPr>
+          <w:noProof/>
+          <w:lang w:val="en"/>
+        </w:rPr>
+        <w:t>[57]</w:t>
+      </w:r>
+      <w:r>
+        <w:rPr>
+          <w:lang w:val="en"/>
+        </w:rPr>
+        <w:fldChar w:fldCharType="end"/>
+      </w:r>
+      <w:r>
+        <w:rPr>
+          <w:lang w:val="en"/>
+        </w:rPr>
+        <w:t>.</w:t>
+      </w:r>
+      <w:r>
+        <w:rPr>
+          <w:lang w:val="en"/>
+        </w:rPr>
+        <w:t xml:space="preserve"> We also included </w:t>
+      </w:r>
+      <w:r>
+        <w:rPr>
+          <w:lang w:val="en"/>
+        </w:rPr>
+        <w:t>crime</w:t>
+      </w:r>
+      <w:r>
+        <w:rPr>
+          <w:lang w:val="en"/>
+        </w:rPr>
+        <w:t xml:space="preserve"> from the Public Safety Data Portal</w:t>
+      </w:r>
+      <w:r>
+        <w:rPr>
+          <w:lang w:val="en"/>
+        </w:rPr>
+        <w:t>,</w:t>
+      </w:r>
+      <w:r>
+        <w:rPr>
+          <w:lang w:val="en"/>
+        </w:rPr>
+        <w:t xml:space="preserve"> and</w:t>
+      </w:r>
+      <w:r>
+        <w:rPr>
+          <w:lang w:val="en"/>
+        </w:rPr>
+        <w:t xml:space="preserve"> </w:t>
+      </w:r>
+      <w:r>
+        <w:rPr>
+          <w:lang w:val="en"/>
+        </w:rPr>
+        <w:t>amenities</w:t>
+      </w:r>
+      <w:r>
+        <w:rPr>
+          <w:lang w:val="en"/>
+        </w:rPr>
+        <w:t xml:space="preserve"> </w:t>
+      </w:r>
+      <w:r>
+        <w:rPr>
+          <w:lang w:val="en"/>
+        </w:rPr>
+        <w:t>and other locations of interest (e.g., cultural hotspots, places of worship)</w:t>
+      </w:r>
+      <w:r>
+        <w:rPr>
+          <w:lang w:val="en"/>
+        </w:rPr>
+        <w:t xml:space="preserve"> from City of Toronto’s Open Data Portal,</w:t>
+      </w:r>
+      <w:r>
+        <w:rPr>
+          <w:lang w:val="en"/>
+        </w:rPr>
+        <w:t xml:space="preserve"> as additional variables to</w:t>
+      </w:r>
+      <w:r>
+        <w:rPr>
+          <w:lang w:val="en"/>
+        </w:rPr>
+        <w:t xml:space="preserve"> include in the </w:t>
+      </w:r>
+      <w:r>
+        <w:rPr>
+          <w:lang w:val="en"/>
+        </w:rPr>
+        <w:t>outcome modelling component</w:t>
+      </w:r>
+      <w:r>
+        <w:rPr>
+          <w:lang w:val="en"/>
+        </w:rPr>
+        <w:t>.</w:t>
+      </w:r>
+      <w:r>
+        <w:rPr>
+          <w:lang w:val="en"/>
+        </w:rPr>
+        <w:t xml:space="preserve"> </w:t>
+      </w:r>
+      <w:r>
+        <w:rPr>
+          <w:lang w:val="en"/>
+        </w:rPr>
+        <w:t>A total of 21 datasets with 550 variables (columns) and 1,140,927 spatial entities (rows) were used for the case study as seen in Table 2</w:t>
+      </w:r>
+      <w:r>
+        <w:rPr>
+          <w:lang w:val="en"/>
+        </w:rPr>
+        <w:t xml:space="preserve">, where all datasets were of point geometry, except for </w:t>
+      </w:r>
+      <w:proofErr w:type="spellStart"/>
+      <w:r>
+        <w:rPr>
+          <w:lang w:val="en"/>
+        </w:rPr>
+        <w:t>centrelines</w:t>
+      </w:r>
+      <w:proofErr w:type="spellEnd"/>
+      <w:r>
+        <w:rPr>
+          <w:lang w:val="en"/>
+        </w:rPr>
+        <w:t>.</w:t>
       </w:r>
     </w:p>
     <w:p>
       <w:pPr>
-        <w:pStyle w:val="MDPI23heading3"/>
-        <w:rPr>
-          <w:lang w:val="en"/>
-        </w:rPr>
-      </w:pPr>
-      <w:r>
-        <w:t>2.3.</w:t>
-      </w:r>
-      <w:r>
+        <w:pStyle w:val="MDPI41tablecaption"/>
+      </w:pPr>
+      <w:r>
+        <w:rPr>
+          <w:b/>
+        </w:rPr>
+        <w:t xml:space="preserve">Table </w:t>
+      </w:r>
+      <w:r>
+        <w:rPr>
+          <w:b/>
+        </w:rPr>
         <w:t>2</w:t>
       </w:r>
       <w:r>
-        <w:t xml:space="preserve">. </w:t>
-      </w:r>
-      <w:r>
-        <w:t>Outcome Modelling</w:t>
-      </w:r>
-      <w:r>
-        <w:t xml:space="preserve"> Examples</w:t>
-      </w:r>
-    </w:p>
-    <w:p>
-      <w:pPr>
-        <w:pStyle w:val="MDPI31text"/>
-      </w:pPr>
-      <w:r>
-        <w:rPr>
-          <w:lang w:val="en"/>
-        </w:rPr>
-        <w:t>x.</w:t>
-      </w:r>
-    </w:p>
-    <w:p>
-      <w:pPr>
-        <w:pStyle w:val="MDPI23heading3"/>
-        <w:rPr>
-          <w:lang w:val="en"/>
-        </w:rPr>
-      </w:pPr>
-      <w:r>
-        <w:t>2.3.</w:t>
-      </w:r>
-      <w:r>
-        <w:t>3</w:t>
-      </w:r>
-      <w:r>
-        <w:t xml:space="preserve">. </w:t>
-      </w:r>
-      <w:r>
-        <w:t>Geo-intervention Generation</w:t>
-      </w:r>
-      <w:r>
-        <w:t xml:space="preserve"> Examples</w:t>
-      </w:r>
-    </w:p>
-    <w:p>
-      <w:pPr>
-        <w:pStyle w:val="MDPI31text"/>
-      </w:pPr>
-      <w:r>
-        <w:rPr>
-          <w:lang w:val="en"/>
-        </w:rPr>
-        <w:t>x.</w:t>
-      </w:r>
-    </w:p>
-    <w:p>
-      <w:pPr>
-        <w:pStyle w:val="MDPI22heading2"/>
-      </w:pPr>
-      <w:r>
-        <w:t>2</w:t>
-      </w:r>
-      <w:r>
+        <w:rPr>
+          <w:b/>
+        </w:rPr>
         <w:t>.</w:t>
       </w:r>
       <w:r>
-        <w:t>4</w:t>
-      </w:r>
-      <w:r>
-        <w:t xml:space="preserve">. </w:t>
-      </w:r>
-      <w:r>
-        <w:t>C</w:t>
-      </w:r>
-      <w:r>
-        <w:t>ase Study</w:t>
-      </w:r>
-    </w:p>
-    <w:p>
-      <w:pPr>
-        <w:pStyle w:val="MDPI31text"/>
-      </w:pPr>
-      <w:r>
-        <w:t>x.</w:t>
-      </w:r>
-    </w:p>
-    <w:p>
-      <w:pPr>
-        <w:pStyle w:val="MDPI23heading3"/>
-        <w:rPr>
-          <w:lang w:val="en"/>
-        </w:rPr>
-      </w:pPr>
-      <w:r>
-        <w:t>2.</w:t>
-      </w:r>
-      <w:r>
-        <w:t>4</w:t>
+        <w:t xml:space="preserve"> </w:t>
+      </w:r>
+      <w:r>
+        <w:rPr>
+          <w:bCs/>
+        </w:rPr>
+        <w:t>Case study data</w:t>
+      </w:r>
+      <w:r>
+        <w:rPr>
+          <w:bCs/>
+        </w:rPr>
+        <w:t>sets</w:t>
       </w:r>
       <w:r>
         <w:t>.</w:t>
-      </w:r>
-      <w:r>
-        <w:t>1</w:t>
-      </w:r>
-      <w:r>
-        <w:t xml:space="preserve">. </w:t>
-      </w:r>
-      <w:r>
-        <w:t>Spatial Data</w:t>
-      </w:r>
-    </w:p>
-    <w:p>
-      <w:pPr>
-        <w:pStyle w:val="MDPI31text"/>
-      </w:pPr>
-      <w:r>
-        <w:rPr>
-          <w:lang w:val="en"/>
-        </w:rPr>
-        <w:t>x.</w:t>
-      </w:r>
-    </w:p>
-    <w:p>
-      <w:pPr>
-        <w:pStyle w:val="MDPI23heading3"/>
-        <w:rPr>
-          <w:lang w:val="en"/>
-        </w:rPr>
-      </w:pPr>
-      <w:r>
-        <w:t>2.</w:t>
-      </w:r>
-      <w:r>
-        <w:t>4</w:t>
-      </w:r>
-      <w:r>
-        <w:t>.</w:t>
-      </w:r>
-      <w:r>
-        <w:t>2</w:t>
-      </w:r>
-      <w:r>
-        <w:t xml:space="preserve">. </w:t>
-      </w:r>
-      <w:r>
-        <w:t>Outcome Modelling</w:t>
-      </w:r>
-    </w:p>
-    <w:p>
-      <w:pPr>
-        <w:pStyle w:val="MDPI31text"/>
-      </w:pPr>
-      <w:r>
-        <w:rPr>
-          <w:lang w:val="en"/>
-        </w:rPr>
-        <w:t>x.</w:t>
-      </w:r>
-    </w:p>
-    <w:p>
-      <w:pPr>
-        <w:pStyle w:val="MDPI23heading3"/>
-        <w:rPr>
-          <w:lang w:val="en"/>
-        </w:rPr>
-      </w:pPr>
-      <w:r>
-        <w:t>2.</w:t>
-      </w:r>
-      <w:r>
-        <w:t>4</w:t>
-      </w:r>
-      <w:r>
-        <w:t>.3. Geo-intervention Generation</w:t>
-      </w:r>
-    </w:p>
-    <w:p>
-      <w:pPr>
-        <w:pStyle w:val="MDPI31text"/>
-      </w:pPr>
-      <w:r>
-        <w:rPr>
-          <w:lang w:val="en"/>
-        </w:rPr>
-        <w:t>x.</w:t>
-      </w:r>
-    </w:p>
-    <w:p>
-      <w:pPr>
-        <w:pStyle w:val="MDPI21heading1"/>
-      </w:pPr>
-      <w:r>
-        <w:t>3. Results</w:t>
-      </w:r>
-    </w:p>
-    <w:p>
-      <w:pPr>
-        <w:pStyle w:val="MDPI31text"/>
-      </w:pPr>
-      <w:r>
-        <w:t>This section may be divided by subheadings. It should provide a concise and precise description of the experimental results</w:t>
-      </w:r>
-      <w:r>
-        <w:t>, their interpretation, as well as the experimental conclusions that can be drawn.</w:t>
-      </w:r>
-    </w:p>
-    <w:p>
-      <w:pPr>
-        <w:pStyle w:val="MDPI22heading2"/>
-        <w:spacing w:before="240"/>
-      </w:pPr>
-      <w:r>
-        <w:t>3.1. Subsection</w:t>
-      </w:r>
-    </w:p>
-    <w:p>
-      <w:pPr>
-        <w:pStyle w:val="MDPI23heading3"/>
-      </w:pPr>
-      <w:r>
-        <w:t>3.1.1. Subsubsection</w:t>
-      </w:r>
-    </w:p>
-    <w:p>
-      <w:pPr>
-        <w:pStyle w:val="MDPI35textbeforelist"/>
-      </w:pPr>
-      <w:r>
-        <w:t>Bulleted lists look like this:</w:t>
-      </w:r>
-    </w:p>
-    <w:p>
-      <w:pPr>
-        <w:pStyle w:val="MDPI38bullet"/>
-        <w:spacing w:before="60"/>
-      </w:pPr>
-      <w:r>
-        <w:t>F</w:t>
-      </w:r>
-      <w:r>
-        <w:t>irst bullet;</w:t>
-      </w:r>
-    </w:p>
-    <w:p>
-      <w:pPr>
-        <w:pStyle w:val="MDPI38bullet"/>
-      </w:pPr>
-      <w:r>
-        <w:t>S</w:t>
-      </w:r>
-      <w:r>
-        <w:t>econd bullet;</w:t>
-      </w:r>
-    </w:p>
-    <w:p>
-      <w:pPr>
-        <w:pStyle w:val="MDPI38bullet"/>
-        <w:spacing w:after="60"/>
-      </w:pPr>
-      <w:r>
-        <w:t>T</w:t>
-      </w:r>
-      <w:r>
-        <w:t>hird bullet.</w:t>
-      </w:r>
-    </w:p>
-    <w:p>
-      <w:pPr>
-        <w:pStyle w:val="MDPI35textbeforelist"/>
-      </w:pPr>
-      <w:r>
-        <w:t>Numbered lists can be added as follows:</w:t>
-      </w:r>
-    </w:p>
-    <w:p>
-      <w:pPr>
-        <w:pStyle w:val="MDPI37itemize"/>
-        <w:spacing w:before="60"/>
-      </w:pPr>
-      <w:r>
-        <w:t>F</w:t>
-      </w:r>
-      <w:r>
-        <w:t>irst item;</w:t>
-      </w:r>
-    </w:p>
-    <w:p>
-      <w:pPr>
-        <w:pStyle w:val="MDPI37itemize"/>
-      </w:pPr>
-      <w:r>
-        <w:t>S</w:t>
-      </w:r>
-      <w:r>
-        <w:t>econd item;</w:t>
-      </w:r>
-    </w:p>
-    <w:p>
-      <w:pPr>
-        <w:pStyle w:val="MDPI37itemize"/>
-        <w:spacing w:after="60"/>
-      </w:pPr>
-      <w:r>
-        <w:t>T</w:t>
-      </w:r>
-      <w:r>
-        <w:t>hird item.</w:t>
-      </w:r>
-    </w:p>
-    <w:p>
-      <w:pPr>
-        <w:pStyle w:val="MDPI31text"/>
-      </w:pPr>
-      <w:r>
-        <w:t>The text continues here.</w:t>
-      </w:r>
-    </w:p>
-    <w:p>
-      <w:pPr>
-        <w:pStyle w:val="MDPI22heading2"/>
-        <w:spacing w:before="240"/>
-        <w:rPr>
-          <w:noProof w:val="0"/>
-        </w:rPr>
-      </w:pPr>
-      <w:r>
-        <w:t>3.2</w:t>
-      </w:r>
-      <w:r>
-        <w:rPr>
-          <w:noProof w:val="0"/>
-        </w:rPr>
-        <w:t>. Figures, Tables and Schemes</w:t>
-      </w:r>
-    </w:p>
-    <w:p>
-      <w:pPr>
-        <w:pStyle w:val="MDPI31text"/>
-      </w:pPr>
-      <w:r>
-        <w:t xml:space="preserve">All figures and tables should be cited in the main text as </w:t>
-      </w:r>
-      <w:r>
-        <w:t>Figure 1, Table 1, etc.</w:t>
-      </w:r>
-    </w:p>
-    <w:p>
-      <w:pPr>
-        <w:pStyle w:val="MDPI52figure"/>
-        <w:ind w:left="2608"/>
-        <w:jc w:val="left"/>
-        <w:rPr>
-          <w:b/>
-        </w:rPr>
-      </w:pPr>
-      <w:r>
-        <w:rPr>
-          <w:b/>
-          <w:noProof/>
-          <w:snapToGrid/>
-        </w:rPr>
-        <w:drawing>
-          <wp:inline distT="0" distB="0" distL="0" distR="0" wp14:anchorId="3A1AA6F6" wp14:editId="2B83F64C">
-            <wp:extent cx="2016000" cy="1324800"/>
-            <wp:effectExtent l="0" t="0" r="3810" b="8890"/>
-            <wp:docPr id="738097331" name="Picture 1"/>
-            <wp:cNvGraphicFramePr/>
-            <a:graphic xmlns:a="http://schemas.openxmlformats.org/drawingml/2006/main">
-              <a:graphicData uri="http://schemas.openxmlformats.org/drawingml/2006/picture">
-                <pic:pic xmlns:pic="http://schemas.openxmlformats.org/drawingml/2006/picture">
-                  <pic:nvPicPr>
-                    <pic:cNvPr id="738097331" name=""/>
-                    <pic:cNvPicPr/>
-                  </pic:nvPicPr>
-                  <pic:blipFill>
-                    <a:blip r:embed="rId11"/>
-                    <a:stretch>
-                      <a:fillRect/>
-                    </a:stretch>
-                  </pic:blipFill>
-                  <pic:spPr>
-                    <a:xfrm>
-                      <a:off x="0" y="0"/>
-                      <a:ext cx="2016000" cy="1324800"/>
-                    </a:xfrm>
-                    <a:prstGeom prst="rect">
-                      <a:avLst/>
-                    </a:prstGeom>
-                  </pic:spPr>
-                </pic:pic>
-              </a:graphicData>
-            </a:graphic>
-          </wp:inline>
-        </w:drawing>
-      </w:r>
-    </w:p>
-    <w:p>
-      <w:pPr>
-        <w:pStyle w:val="MDPI51figurecaption"/>
-      </w:pPr>
-      <w:r>
-        <w:rPr>
-          <w:b/>
-        </w:rPr>
-        <w:t xml:space="preserve">Figure 1. </w:t>
-      </w:r>
-      <w:r>
-        <w:t>This is a figure.</w:t>
-      </w:r>
-      <w:r>
-        <w:t xml:space="preserve"> Sche</w:t>
-      </w:r>
-      <w:r>
-        <w:t>mes follow the same formatting.</w:t>
-      </w:r>
-    </w:p>
-    <w:p>
-      <w:pPr>
-        <w:pStyle w:val="MDPI41tablecaption"/>
-      </w:pPr>
-      <w:r>
-        <w:rPr>
-          <w:b/>
-        </w:rPr>
-        <w:t>Table 1</w:t>
-      </w:r>
-      <w:r>
-        <w:rPr>
-          <w:b/>
-        </w:rPr>
-        <w:t>.</w:t>
-      </w:r>
-      <w:r>
-        <w:t xml:space="preserve"> This is a table. Tables should be placed in the main text near to the first time they are cited.</w:t>
       </w:r>
     </w:p>
     <w:tbl>
       <w:tblPr>
-        <w:tblW w:w="7857" w:type="dxa"/>
+        <w:tblW w:w="3750" w:type="pct"/>
+        <w:jc w:val="right"/>
+        <w:tblBorders>
+          <w:top w:val="single" w:sz="8" w:space="0" w:color="auto"/>
+          <w:bottom w:val="single" w:sz="8" w:space="0" w:color="auto"/>
+        </w:tblBorders>
+        <w:tblLayout w:type="fixed"/>
+        <w:tblCellMar>
+          <w:left w:w="0" w:type="dxa"/>
+          <w:right w:w="0" w:type="dxa"/>
+        </w:tblCellMar>
+        <w:tblLook w:val="04A0" w:firstRow="1" w:lastRow="0" w:firstColumn="1" w:lastColumn="0" w:noHBand="0" w:noVBand="1"/>
+      </w:tblPr>
+      <w:tblGrid>
+        <w:gridCol w:w="1699"/>
+        <w:gridCol w:w="853"/>
+        <w:gridCol w:w="849"/>
+        <w:gridCol w:w="1134"/>
+        <w:gridCol w:w="3291"/>
+        <w:gridCol w:w="24"/>
+      </w:tblGrid>
+      <w:tr>
+        <w:trPr>
+          <w:jc w:val="right"/>
+        </w:trPr>
+        <w:tc>
+          <w:tcPr>
+            <w:tcW w:w="1082" w:type="pct"/>
+            <w:tcBorders>
+              <w:bottom w:val="single" w:sz="4" w:space="0" w:color="auto"/>
+            </w:tcBorders>
+            <w:shd w:val="clear" w:color="auto" w:fill="auto"/>
+          </w:tcPr>
+          <w:p>
+            <w:pPr>
+              <w:pStyle w:val="MDPI42tablebody"/>
+              <w:spacing w:line="240" w:lineRule="auto"/>
+              <w:rPr>
+                <w:b/>
+                <w:snapToGrid/>
+              </w:rPr>
+            </w:pPr>
+            <w:r>
+              <w:rPr>
+                <w:b/>
+                <w:snapToGrid/>
+              </w:rPr>
+              <w:t>Dataset</w:t>
+            </w:r>
+          </w:p>
+        </w:tc>
+        <w:tc>
+          <w:tcPr>
+            <w:tcW w:w="543" w:type="pct"/>
+            <w:tcBorders>
+              <w:bottom w:val="single" w:sz="4" w:space="0" w:color="auto"/>
+            </w:tcBorders>
+            <w:shd w:val="clear" w:color="auto" w:fill="auto"/>
+          </w:tcPr>
+          <w:p>
+            <w:pPr>
+              <w:pStyle w:val="MDPI42tablebody"/>
+              <w:spacing w:line="240" w:lineRule="auto"/>
+              <w:rPr>
+                <w:b/>
+                <w:snapToGrid/>
+              </w:rPr>
+            </w:pPr>
+            <w:r>
+              <w:rPr>
+                <w:b/>
+                <w:snapToGrid/>
+              </w:rPr>
+              <w:t>Columns</w:t>
+            </w:r>
+          </w:p>
+        </w:tc>
+        <w:tc>
+          <w:tcPr>
+            <w:tcW w:w="541" w:type="pct"/>
+            <w:tcBorders>
+              <w:bottom w:val="single" w:sz="4" w:space="0" w:color="auto"/>
+            </w:tcBorders>
+            <w:shd w:val="clear" w:color="auto" w:fill="auto"/>
+          </w:tcPr>
+          <w:p>
+            <w:pPr>
+              <w:pStyle w:val="MDPI42tablebody"/>
+              <w:spacing w:line="240" w:lineRule="auto"/>
+              <w:rPr>
+                <w:b/>
+                <w:snapToGrid/>
+              </w:rPr>
+            </w:pPr>
+            <w:r>
+              <w:rPr>
+                <w:b/>
+                <w:snapToGrid/>
+              </w:rPr>
+              <w:t>Rows</w:t>
+            </w:r>
+          </w:p>
+        </w:tc>
+        <w:tc>
+          <w:tcPr>
+            <w:tcW w:w="722" w:type="pct"/>
+            <w:tcBorders>
+              <w:bottom w:val="single" w:sz="4" w:space="0" w:color="auto"/>
+            </w:tcBorders>
+          </w:tcPr>
+          <w:p>
+            <w:pPr>
+              <w:pStyle w:val="MDPI42tablebody"/>
+              <w:spacing w:line="240" w:lineRule="auto"/>
+              <w:rPr>
+                <w:b/>
+                <w:snapToGrid/>
+              </w:rPr>
+            </w:pPr>
+            <w:r>
+              <w:rPr>
+                <w:b/>
+                <w:snapToGrid/>
+              </w:rPr>
+              <w:t>Geometry</w:t>
+            </w:r>
+          </w:p>
+        </w:tc>
+        <w:tc>
+          <w:tcPr>
+            <w:tcW w:w="2096" w:type="pct"/>
+            <w:tcBorders>
+              <w:bottom w:val="single" w:sz="4" w:space="0" w:color="auto"/>
+            </w:tcBorders>
+          </w:tcPr>
+          <w:p>
+            <w:pPr>
+              <w:pStyle w:val="MDPI42tablebody"/>
+              <w:spacing w:line="240" w:lineRule="auto"/>
+              <w:jc w:val="left"/>
+              <w:rPr>
+                <w:b/>
+                <w:snapToGrid/>
+              </w:rPr>
+            </w:pPr>
+            <w:r>
+              <w:rPr>
+                <w:b/>
+                <w:snapToGrid/>
+              </w:rPr>
+              <w:t>Description</w:t>
+            </w:r>
+          </w:p>
+        </w:tc>
+        <w:tc>
+          <w:tcPr>
+            <w:tcW w:w="15" w:type="pct"/>
+            <w:tcBorders>
+              <w:bottom w:val="single" w:sz="4" w:space="0" w:color="auto"/>
+            </w:tcBorders>
+          </w:tcPr>
+          <w:p>
+            <w:pPr>
+              <w:pStyle w:val="MDPI42tablebody"/>
+              <w:spacing w:line="240" w:lineRule="auto"/>
+              <w:jc w:val="left"/>
+              <w:rPr>
+                <w:b/>
+                <w:snapToGrid/>
+              </w:rPr>
+            </w:pPr>
+          </w:p>
+        </w:tc>
+      </w:tr>
+      <w:tr>
+        <w:trPr>
+          <w:jc w:val="right"/>
+        </w:trPr>
+        <w:tc>
+          <w:tcPr>
+            <w:tcW w:w="1082" w:type="pct"/>
+            <w:tcBorders>
+              <w:bottom w:val="single" w:sz="4" w:space="0" w:color="auto"/>
+            </w:tcBorders>
+            <w:shd w:val="clear" w:color="auto" w:fill="auto"/>
+          </w:tcPr>
+          <w:p>
+            <w:pPr>
+              <w:pStyle w:val="MDPI42tablebody"/>
+            </w:pPr>
+            <w:proofErr w:type="spellStart"/>
+            <w:r>
+              <w:t>Centrelines</w:t>
+            </w:r>
+            <w:proofErr w:type="spellEnd"/>
+            <w:r>
+              <w:t xml:space="preserve"> </w:t>
+            </w:r>
+            <w:r>
+              <w:fldChar w:fldCharType="begin"/>
+            </w:r>
+            <w:r>
+              <w:instrText xml:space="preserve"> ADDIN ZOTERO_ITEM CSL_CITATION {"citationID":"TwH8rbDD","properties":{"formattedCitation":"[58]","plainCitation":"[58]","noteIndex":0},"citationItems":[{"id":3195,"uris":["http://zotero.org/users/6749620/items/4ZCJFG3S"],"itemData":{"id":3195,"type":"webpage","container-title":"City of Toronto Open Data Portal","language":"en","title":"Toronto Centreline (TCL)","URL":"https://open.toronto.ca/dataset/","author":[{"literal":"City of Toronto"}],"accessed":{"date-parts":[["2024",12,30]]},"issued":{"date-parts":[["2023"]]},"citation-key":"cityoftorontoTorontoCentrelineTCL2023"}}],"schema":"https://github.com/citation-style-language/schema/raw/master/csl-citation.json"} </w:instrText>
+            </w:r>
+            <w:r>
+              <w:fldChar w:fldCharType="separate"/>
+            </w:r>
+            <w:r>
+              <w:rPr>
+                <w:noProof/>
+              </w:rPr>
+              <w:t>[58]</w:t>
+            </w:r>
+            <w:r>
+              <w:fldChar w:fldCharType="end"/>
+            </w:r>
+          </w:p>
+        </w:tc>
+        <w:tc>
+          <w:tcPr>
+            <w:tcW w:w="543" w:type="pct"/>
+            <w:tcBorders>
+              <w:bottom w:val="single" w:sz="4" w:space="0" w:color="auto"/>
+            </w:tcBorders>
+            <w:shd w:val="clear" w:color="auto" w:fill="auto"/>
+          </w:tcPr>
+          <w:p>
+            <w:pPr>
+              <w:pStyle w:val="MDPI42tablebody"/>
+            </w:pPr>
+            <w:r>
+              <w:t>41</w:t>
+            </w:r>
+          </w:p>
+        </w:tc>
+        <w:tc>
+          <w:tcPr>
+            <w:tcW w:w="541" w:type="pct"/>
+            <w:tcBorders>
+              <w:bottom w:val="single" w:sz="4" w:space="0" w:color="auto"/>
+            </w:tcBorders>
+            <w:shd w:val="clear" w:color="auto" w:fill="auto"/>
+          </w:tcPr>
+          <w:p>
+            <w:pPr>
+              <w:pStyle w:val="MDPI42tablebody"/>
+            </w:pPr>
+            <w:r>
+              <w:t>70827</w:t>
+            </w:r>
+          </w:p>
+        </w:tc>
+        <w:tc>
+          <w:tcPr>
+            <w:tcW w:w="722" w:type="pct"/>
+            <w:tcBorders>
+              <w:bottom w:val="single" w:sz="4" w:space="0" w:color="auto"/>
+            </w:tcBorders>
+          </w:tcPr>
+          <w:p>
+            <w:pPr>
+              <w:pStyle w:val="MDPI42tablebody"/>
+            </w:pPr>
+            <w:r>
+              <w:t>Line</w:t>
+            </w:r>
+          </w:p>
+        </w:tc>
+        <w:tc>
+          <w:tcPr>
+            <w:tcW w:w="2096" w:type="pct"/>
+            <w:tcBorders>
+              <w:bottom w:val="single" w:sz="4" w:space="0" w:color="auto"/>
+            </w:tcBorders>
+          </w:tcPr>
+          <w:p>
+            <w:pPr>
+              <w:pStyle w:val="MDPI42tablebody"/>
+              <w:jc w:val="left"/>
+            </w:pPr>
+            <w:r>
+              <w:t>Linear features representing streets, walkways, rivers, railways, highways and administrative boundaries</w:t>
+            </w:r>
+          </w:p>
+        </w:tc>
+        <w:tc>
+          <w:tcPr>
+            <w:tcW w:w="15" w:type="pct"/>
+            <w:tcBorders>
+              <w:bottom w:val="single" w:sz="4" w:space="0" w:color="auto"/>
+            </w:tcBorders>
+          </w:tcPr>
+          <w:p>
+            <w:pPr>
+              <w:pStyle w:val="MDPI42tablebody"/>
+              <w:spacing w:line="240" w:lineRule="auto"/>
+              <w:jc w:val="left"/>
+            </w:pPr>
+          </w:p>
+        </w:tc>
+      </w:tr>
+      <w:tr>
+        <w:trPr>
+          <w:jc w:val="right"/>
+        </w:trPr>
+        <w:tc>
+          <w:tcPr>
+            <w:tcW w:w="1082" w:type="pct"/>
+            <w:tcBorders>
+              <w:bottom w:val="single" w:sz="4" w:space="0" w:color="auto"/>
+            </w:tcBorders>
+            <w:shd w:val="clear" w:color="auto" w:fill="auto"/>
+          </w:tcPr>
+          <w:p>
+            <w:pPr>
+              <w:pStyle w:val="MDPI42tablebody"/>
+            </w:pPr>
+            <w:r>
+              <w:t>Motor Vehicle</w:t>
+            </w:r>
+          </w:p>
+          <w:p>
+            <w:pPr>
+              <w:pStyle w:val="MDPI42tablebody"/>
+            </w:pPr>
+            <w:r>
+              <w:t>Collisions</w:t>
+            </w:r>
+            <w:r>
+              <w:t xml:space="preserve"> </w:t>
+            </w:r>
+            <w:r>
+              <w:fldChar w:fldCharType="begin"/>
+            </w:r>
+            <w:r>
+              <w:instrText xml:space="preserve"> ADDIN ZOTERO_ITEM CSL_CITATION {"citationID":"oNs2unNQ","properties":{"formattedCitation":"[59]","plainCitation":"[59]","noteIndex":0},"citationItems":[{"id":3193,"uris":["http://zotero.org/users/6749620/items/6QLXZDQ6"],"itemData":{"id":3193,"type":"webpage","abstract":"Collision occurrences by occurrence date.","container-title":"Public Safety Data Portal","language":"en-us","title":"Traffic Collisions Open Data (ASR-T-TBL-001)","URL":"https://data.torontopolice.on.ca/datasets/TorontoPS::traffic-collisions-open-data-asr-t-tbl-001/about","author":[{"literal":"Toronto Police Service"}],"accessed":{"date-parts":[["2024",12,30]]},"issued":{"date-parts":[["2023"]]},"citation-key":"torontopoliceserviceTrafficCollisionsOpen2023"}}],"schema":"https://github.com/citation-style-language/schema/raw/master/csl-citation.json"} </w:instrText>
+            </w:r>
+            <w:r>
+              <w:fldChar w:fldCharType="separate"/>
+            </w:r>
+            <w:r>
+              <w:rPr>
+                <w:noProof/>
+              </w:rPr>
+              <w:t>[59]</w:t>
+            </w:r>
+            <w:r>
+              <w:fldChar w:fldCharType="end"/>
+            </w:r>
+          </w:p>
+        </w:tc>
+        <w:tc>
+          <w:tcPr>
+            <w:tcW w:w="543" w:type="pct"/>
+            <w:tcBorders>
+              <w:bottom w:val="single" w:sz="4" w:space="0" w:color="auto"/>
+            </w:tcBorders>
+            <w:shd w:val="clear" w:color="auto" w:fill="auto"/>
+          </w:tcPr>
+          <w:p>
+            <w:pPr>
+              <w:pStyle w:val="MDPI42tablebody"/>
+            </w:pPr>
+            <w:r>
+              <w:t>18</w:t>
+            </w:r>
+          </w:p>
+        </w:tc>
+        <w:tc>
+          <w:tcPr>
+            <w:tcW w:w="541" w:type="pct"/>
+            <w:tcBorders>
+              <w:bottom w:val="single" w:sz="4" w:space="0" w:color="auto"/>
+            </w:tcBorders>
+            <w:shd w:val="clear" w:color="auto" w:fill="auto"/>
+          </w:tcPr>
+          <w:p>
+            <w:pPr>
+              <w:pStyle w:val="MDPI42tablebody"/>
+            </w:pPr>
+            <w:r>
+              <w:t>499538</w:t>
+            </w:r>
+          </w:p>
+        </w:tc>
+        <w:tc>
+          <w:tcPr>
+            <w:tcW w:w="722" w:type="pct"/>
+            <w:tcBorders>
+              <w:bottom w:val="single" w:sz="4" w:space="0" w:color="auto"/>
+            </w:tcBorders>
+          </w:tcPr>
+          <w:p>
+            <w:pPr>
+              <w:pStyle w:val="MDPI42tablebody"/>
+            </w:pPr>
+            <w:r>
+              <w:t>Point</w:t>
+            </w:r>
+          </w:p>
+        </w:tc>
+        <w:tc>
+          <w:tcPr>
+            <w:tcW w:w="2096" w:type="pct"/>
+            <w:tcBorders>
+              <w:bottom w:val="single" w:sz="4" w:space="0" w:color="auto"/>
+            </w:tcBorders>
+          </w:tcPr>
+          <w:p>
+            <w:pPr>
+              <w:pStyle w:val="MDPI42tablebody"/>
+              <w:jc w:val="left"/>
+            </w:pPr>
+            <w:r>
+              <w:t xml:space="preserve">Motor </w:t>
+            </w:r>
+            <w:r>
+              <w:t>v</w:t>
+            </w:r>
+            <w:r>
+              <w:t xml:space="preserve">ehicle </w:t>
+            </w:r>
+            <w:r>
+              <w:t>c</w:t>
+            </w:r>
+            <w:r>
+              <w:t>ollision occurrences by their occurrence date and related offences</w:t>
+            </w:r>
+          </w:p>
+        </w:tc>
+        <w:tc>
+          <w:tcPr>
+            <w:tcW w:w="15" w:type="pct"/>
+            <w:tcBorders>
+              <w:bottom w:val="single" w:sz="4" w:space="0" w:color="auto"/>
+            </w:tcBorders>
+          </w:tcPr>
+          <w:p>
+            <w:pPr>
+              <w:pStyle w:val="MDPI42tablebody"/>
+              <w:spacing w:line="240" w:lineRule="auto"/>
+              <w:jc w:val="left"/>
+            </w:pPr>
+          </w:p>
+        </w:tc>
+      </w:tr>
+      <w:tr>
+        <w:trPr>
+          <w:jc w:val="right"/>
+        </w:trPr>
+        <w:tc>
+          <w:tcPr>
+            <w:tcW w:w="1082" w:type="pct"/>
+            <w:tcBorders>
+              <w:bottom w:val="single" w:sz="4" w:space="0" w:color="auto"/>
+            </w:tcBorders>
+            <w:shd w:val="clear" w:color="auto" w:fill="auto"/>
+          </w:tcPr>
+          <w:p>
+            <w:pPr>
+              <w:pStyle w:val="MDPI42tablebody"/>
+            </w:pPr>
+            <w:r>
+              <w:t>Traffic Volumes</w:t>
+            </w:r>
+            <w:r>
+              <w:t xml:space="preserve"> </w:t>
+            </w:r>
+            <w:r>
+              <w:fldChar w:fldCharType="begin"/>
+            </w:r>
+            <w:r>
+              <w:instrText xml:space="preserve"> ADDIN ZOTERO_ITEM CSL_CITATION {"citationID":"DD2umN6m","properties":{"formattedCitation":"[60]","plainCitation":"[60]","noteIndex":0},"citationItems":[{"id":3197,"uris":["http://zotero.org/users/6749620/items/8PKCWD9K"],"itemData":{"id":3197,"type":"webpage","container-title":"City of Toronto Open Data Portal","language":"en","title":"Traffic Volumes at Intersections for All Modes","URL":"https://open.toronto.ca/dataset/","author":[{"literal":"City of Toronto"}],"accessed":{"date-parts":[["2024",12,30]]},"issued":{"date-parts":[["2023"]]},"citation-key":"cityoftorontoTrafficVolumesIntersections2023"}}],"schema":"https://github.com/citation-style-language/schema/raw/master/csl-citation.json"} </w:instrText>
+            </w:r>
+            <w:r>
+              <w:fldChar w:fldCharType="separate"/>
+            </w:r>
+            <w:r>
+              <w:rPr>
+                <w:noProof/>
+              </w:rPr>
+              <w:t>[60]</w:t>
+            </w:r>
+            <w:r>
+              <w:fldChar w:fldCharType="end"/>
+            </w:r>
+          </w:p>
+        </w:tc>
+        <w:tc>
+          <w:tcPr>
+            <w:tcW w:w="543" w:type="pct"/>
+            <w:tcBorders>
+              <w:bottom w:val="single" w:sz="4" w:space="0" w:color="auto"/>
+            </w:tcBorders>
+            <w:shd w:val="clear" w:color="auto" w:fill="auto"/>
+          </w:tcPr>
+          <w:p>
+            <w:pPr>
+              <w:pStyle w:val="MDPI42tablebody"/>
+            </w:pPr>
+            <w:r>
+              <w:t>59</w:t>
+            </w:r>
+          </w:p>
+        </w:tc>
+        <w:tc>
+          <w:tcPr>
+            <w:tcW w:w="541" w:type="pct"/>
+            <w:tcBorders>
+              <w:bottom w:val="single" w:sz="4" w:space="0" w:color="auto"/>
+            </w:tcBorders>
+            <w:shd w:val="clear" w:color="auto" w:fill="auto"/>
+          </w:tcPr>
+          <w:p>
+            <w:pPr>
+              <w:pStyle w:val="MDPI42tablebody"/>
+            </w:pPr>
+            <w:r>
+              <w:t>226110</w:t>
+            </w:r>
+          </w:p>
+        </w:tc>
+        <w:tc>
+          <w:tcPr>
+            <w:tcW w:w="722" w:type="pct"/>
+            <w:tcBorders>
+              <w:bottom w:val="single" w:sz="4" w:space="0" w:color="auto"/>
+            </w:tcBorders>
+          </w:tcPr>
+          <w:p>
+            <w:pPr>
+              <w:pStyle w:val="MDPI42tablebody"/>
+            </w:pPr>
+            <w:r>
+              <w:t>Point</w:t>
+            </w:r>
+          </w:p>
+        </w:tc>
+        <w:tc>
+          <w:tcPr>
+            <w:tcW w:w="2096" w:type="pct"/>
+            <w:tcBorders>
+              <w:bottom w:val="single" w:sz="4" w:space="0" w:color="auto"/>
+            </w:tcBorders>
+          </w:tcPr>
+          <w:p>
+            <w:pPr>
+              <w:pStyle w:val="MDPI42tablebody"/>
+              <w:jc w:val="left"/>
+            </w:pPr>
+            <w:r>
+              <w:t>Traffic volume data across the city</w:t>
+            </w:r>
+          </w:p>
+        </w:tc>
+        <w:tc>
+          <w:tcPr>
+            <w:tcW w:w="15" w:type="pct"/>
+            <w:tcBorders>
+              <w:bottom w:val="single" w:sz="4" w:space="0" w:color="auto"/>
+            </w:tcBorders>
+          </w:tcPr>
+          <w:p>
+            <w:pPr>
+              <w:pStyle w:val="MDPI42tablebody"/>
+              <w:spacing w:line="240" w:lineRule="auto"/>
+              <w:jc w:val="left"/>
+            </w:pPr>
+          </w:p>
+        </w:tc>
+      </w:tr>
+      <w:tr>
+        <w:trPr>
+          <w:jc w:val="right"/>
+        </w:trPr>
+        <w:tc>
+          <w:tcPr>
+            <w:tcW w:w="1082" w:type="pct"/>
+            <w:tcBorders>
+              <w:bottom w:val="single" w:sz="4" w:space="0" w:color="auto"/>
+            </w:tcBorders>
+            <w:shd w:val="clear" w:color="auto" w:fill="auto"/>
+          </w:tcPr>
+          <w:p>
+            <w:pPr>
+              <w:pStyle w:val="MDPI42tablebody"/>
+            </w:pPr>
+            <w:r>
+              <w:t>Automated Speed Enforcement</w:t>
+            </w:r>
+          </w:p>
+          <w:p>
+            <w:pPr>
+              <w:pStyle w:val="MDPI42tablebody"/>
+            </w:pPr>
+            <w:r>
+              <w:t>Cameras</w:t>
+            </w:r>
+            <w:r>
+              <w:t xml:space="preserve"> </w:t>
+            </w:r>
+            <w:r>
+              <w:fldChar w:fldCharType="begin"/>
+            </w:r>
+            <w:r>
+              <w:instrText xml:space="preserve"> ADDIN ZOTERO_ITEM CSL_CITATION {"citationID":"yrB504z2","properties":{"formattedCitation":"[61]","plainCitation":"[61]","noteIndex":0},"citationItems":[{"id":3199,"uris":["http://zotero.org/users/6749620/items/A4K9J7AQ"],"itemData":{"id":3199,"type":"webpage","container-title":"City of Toronto Open Data Portal","language":"en","title":"Automated Speed Enforcement Locations","URL":"https://open.toronto.ca/dataset/","author":[{"literal":"City of Toronto"}],"accessed":{"date-parts":[["2024",12,30]]},"issued":{"date-parts":[["2023"]]},"citation-key":"cityoftorontoAutomatedSpeedEnforcement2023"}}],"schema":"https://github.com/citation-style-language/schema/raw/master/csl-citation.json"} </w:instrText>
+            </w:r>
+            <w:r>
+              <w:fldChar w:fldCharType="separate"/>
+            </w:r>
+            <w:r>
+              <w:rPr>
+                <w:noProof/>
+              </w:rPr>
+              <w:t>[61]</w:t>
+            </w:r>
+            <w:r>
+              <w:fldChar w:fldCharType="end"/>
+            </w:r>
+          </w:p>
+        </w:tc>
+        <w:tc>
+          <w:tcPr>
+            <w:tcW w:w="543" w:type="pct"/>
+            <w:tcBorders>
+              <w:bottom w:val="single" w:sz="4" w:space="0" w:color="auto"/>
+            </w:tcBorders>
+            <w:shd w:val="clear" w:color="auto" w:fill="auto"/>
+          </w:tcPr>
+          <w:p>
+            <w:pPr>
+              <w:pStyle w:val="MDPI42tablebody"/>
+            </w:pPr>
+            <w:r>
+              <w:t>6</w:t>
+            </w:r>
+          </w:p>
+        </w:tc>
+        <w:tc>
+          <w:tcPr>
+            <w:tcW w:w="541" w:type="pct"/>
+            <w:tcBorders>
+              <w:bottom w:val="single" w:sz="4" w:space="0" w:color="auto"/>
+            </w:tcBorders>
+            <w:shd w:val="clear" w:color="auto" w:fill="auto"/>
+          </w:tcPr>
+          <w:p>
+            <w:pPr>
+              <w:pStyle w:val="MDPI42tablebody"/>
+            </w:pPr>
+            <w:r>
+              <w:t>100</w:t>
+            </w:r>
+          </w:p>
+        </w:tc>
+        <w:tc>
+          <w:tcPr>
+            <w:tcW w:w="722" w:type="pct"/>
+            <w:tcBorders>
+              <w:bottom w:val="single" w:sz="4" w:space="0" w:color="auto"/>
+            </w:tcBorders>
+          </w:tcPr>
+          <w:p>
+            <w:pPr>
+              <w:pStyle w:val="MDPI42tablebody"/>
+            </w:pPr>
+            <w:r>
+              <w:t>Point</w:t>
+            </w:r>
+          </w:p>
+        </w:tc>
+        <w:tc>
+          <w:tcPr>
+            <w:tcW w:w="2096" w:type="pct"/>
+            <w:tcBorders>
+              <w:bottom w:val="single" w:sz="4" w:space="0" w:color="auto"/>
+            </w:tcBorders>
+          </w:tcPr>
+          <w:p>
+            <w:pPr>
+              <w:pStyle w:val="MDPI42tablebody"/>
+              <w:jc w:val="left"/>
+            </w:pPr>
+            <w:r>
+              <w:t xml:space="preserve">Active and planned locations of </w:t>
+            </w:r>
+            <w:r>
+              <w:t>a</w:t>
+            </w:r>
+            <w:r>
+              <w:t xml:space="preserve">utomated </w:t>
+            </w:r>
+            <w:r>
+              <w:t>s</w:t>
+            </w:r>
+            <w:r>
+              <w:t xml:space="preserve">peed </w:t>
+            </w:r>
+            <w:r>
+              <w:t>e</w:t>
+            </w:r>
+            <w:r>
+              <w:t>nforcement systems that capture images of excessively speeding vehicles, by latitude and longitude</w:t>
+            </w:r>
+          </w:p>
+        </w:tc>
+        <w:tc>
+          <w:tcPr>
+            <w:tcW w:w="15" w:type="pct"/>
+            <w:tcBorders>
+              <w:bottom w:val="single" w:sz="4" w:space="0" w:color="auto"/>
+            </w:tcBorders>
+          </w:tcPr>
+          <w:p>
+            <w:pPr>
+              <w:pStyle w:val="MDPI42tablebody"/>
+              <w:spacing w:line="240" w:lineRule="auto"/>
+              <w:jc w:val="left"/>
+            </w:pPr>
+          </w:p>
+        </w:tc>
+      </w:tr>
+      <w:tr>
+        <w:trPr>
+          <w:jc w:val="right"/>
+        </w:trPr>
+        <w:tc>
+          <w:tcPr>
+            <w:tcW w:w="1082" w:type="pct"/>
+            <w:tcBorders>
+              <w:bottom w:val="single" w:sz="4" w:space="0" w:color="auto"/>
+            </w:tcBorders>
+            <w:shd w:val="clear" w:color="auto" w:fill="auto"/>
+          </w:tcPr>
+          <w:p>
+            <w:pPr>
+              <w:pStyle w:val="MDPI42tablebody"/>
+            </w:pPr>
+          </w:p>
+          <w:p>
+            <w:pPr>
+              <w:pStyle w:val="MDPI42tablebody"/>
+            </w:pPr>
+            <w:r>
+              <w:t>Watch Your Speed Devices</w:t>
+            </w:r>
+            <w:r>
+              <w:t xml:space="preserve"> </w:t>
+            </w:r>
+            <w:r>
+              <w:fldChar w:fldCharType="begin"/>
+            </w:r>
+            <w:r>
+              <w:instrText xml:space="preserve"> ADDIN ZOTERO_ITEM CSL_CITATION {"citationID":"hfd7UzLX","properties":{"formattedCitation":"[62]","plainCitation":"[62]","noteIndex":0},"citationItems":[{"id":3201,"uris":["http://zotero.org/users/6749620/items/EUUJY2S9"],"itemData":{"id":3201,"type":"webpage","container-title":"City of Toronto Open Data Portal","language":"en","title":"School Safety Zone Watch Your Speed Program – Locations","URL":"https://open.toronto.ca/dataset/","author":[{"literal":"City of Toronto"}],"accessed":{"date-parts":[["2024",12,30]]},"issued":{"date-parts":[["2023"]]},"citation-key":"cityoftorontoSchoolSafetyZone2023"}}],"schema":"https://github.com/citation-style-language/schema/raw/master/csl-citation.json"} </w:instrText>
+            </w:r>
+            <w:r>
+              <w:fldChar w:fldCharType="separate"/>
+            </w:r>
+            <w:r>
+              <w:rPr>
+                <w:noProof/>
+              </w:rPr>
+              <w:t>[62]</w:t>
+            </w:r>
+            <w:r>
+              <w:fldChar w:fldCharType="end"/>
+            </w:r>
+          </w:p>
+        </w:tc>
+        <w:tc>
+          <w:tcPr>
+            <w:tcW w:w="543" w:type="pct"/>
+            <w:tcBorders>
+              <w:bottom w:val="single" w:sz="4" w:space="0" w:color="auto"/>
+            </w:tcBorders>
+            <w:shd w:val="clear" w:color="auto" w:fill="auto"/>
+          </w:tcPr>
+          <w:p>
+            <w:pPr>
+              <w:pStyle w:val="MDPI42tablebody"/>
+            </w:pPr>
+            <w:r>
+              <w:t>14</w:t>
+            </w:r>
+          </w:p>
+        </w:tc>
+        <w:tc>
+          <w:tcPr>
+            <w:tcW w:w="541" w:type="pct"/>
+            <w:tcBorders>
+              <w:bottom w:val="single" w:sz="4" w:space="0" w:color="auto"/>
+            </w:tcBorders>
+            <w:shd w:val="clear" w:color="auto" w:fill="auto"/>
+          </w:tcPr>
+          <w:p>
+            <w:pPr>
+              <w:pStyle w:val="MDPI42tablebody"/>
+            </w:pPr>
+            <w:r>
+              <w:t>783</w:t>
+            </w:r>
+          </w:p>
+        </w:tc>
+        <w:tc>
+          <w:tcPr>
+            <w:tcW w:w="722" w:type="pct"/>
+            <w:tcBorders>
+              <w:bottom w:val="single" w:sz="4" w:space="0" w:color="auto"/>
+            </w:tcBorders>
+          </w:tcPr>
+          <w:p>
+            <w:pPr>
+              <w:pStyle w:val="MDPI42tablebody"/>
+            </w:pPr>
+            <w:r>
+              <w:t>Point</w:t>
+            </w:r>
+          </w:p>
+        </w:tc>
+        <w:tc>
+          <w:tcPr>
+            <w:tcW w:w="2096" w:type="pct"/>
+            <w:tcBorders>
+              <w:bottom w:val="single" w:sz="4" w:space="0" w:color="auto"/>
+            </w:tcBorders>
+          </w:tcPr>
+          <w:p>
+            <w:pPr>
+              <w:pStyle w:val="MDPI42tablebody"/>
+              <w:jc w:val="left"/>
+            </w:pPr>
+            <w:r>
+              <w:t xml:space="preserve">Watch </w:t>
+            </w:r>
+            <w:r>
+              <w:t>y</w:t>
+            </w:r>
+            <w:r>
+              <w:t xml:space="preserve">our </w:t>
+            </w:r>
+            <w:r>
+              <w:t>s</w:t>
+            </w:r>
+            <w:r>
+              <w:t>peed program safety device locations with displays of oncoming vehicle speeds as reminders to drivers</w:t>
+            </w:r>
+          </w:p>
+        </w:tc>
+        <w:tc>
+          <w:tcPr>
+            <w:tcW w:w="15" w:type="pct"/>
+            <w:tcBorders>
+              <w:bottom w:val="single" w:sz="4" w:space="0" w:color="auto"/>
+            </w:tcBorders>
+          </w:tcPr>
+          <w:p>
+            <w:pPr>
+              <w:pStyle w:val="MDPI42tablebody"/>
+              <w:spacing w:line="240" w:lineRule="auto"/>
+              <w:jc w:val="left"/>
+            </w:pPr>
+          </w:p>
+        </w:tc>
+      </w:tr>
+      <w:tr>
+        <w:trPr>
+          <w:jc w:val="right"/>
+        </w:trPr>
+        <w:tc>
+          <w:tcPr>
+            <w:tcW w:w="1082" w:type="pct"/>
+            <w:tcBorders>
+              <w:bottom w:val="single" w:sz="4" w:space="0" w:color="auto"/>
+            </w:tcBorders>
+            <w:shd w:val="clear" w:color="auto" w:fill="auto"/>
+          </w:tcPr>
+          <w:p>
+            <w:pPr>
+              <w:pStyle w:val="MDPI42tablebody"/>
+            </w:pPr>
+            <w:r>
+              <w:t>Red Light</w:t>
+            </w:r>
+          </w:p>
+          <w:p>
+            <w:pPr>
+              <w:pStyle w:val="MDPI42tablebody"/>
+            </w:pPr>
+            <w:r>
+              <w:t>Cameras</w:t>
+            </w:r>
+            <w:r>
+              <w:t xml:space="preserve"> </w:t>
+            </w:r>
+            <w:r>
+              <w:fldChar w:fldCharType="begin"/>
+            </w:r>
+            <w:r>
+              <w:instrText xml:space="preserve"> ADDIN ZOTERO_ITEM CSL_CITATION {"citationID":"q7Lat5Wk","properties":{"formattedCitation":"[63]","plainCitation":"[63]","noteIndex":0},"citationItems":[{"id":3203,"uris":["http://zotero.org/users/6749620/items/E9GJETRN"],"itemData":{"id":3203,"type":"webpage","container-title":"City of Toronto Open Data Portal","language":"en","title":"Red Light Cameras","URL":"https://open.toronto.ca/dataset/","author":[{"literal":"City of Toronto"}],"accessed":{"date-parts":[["2024",12,30]]},"issued":{"date-parts":[["2023"]]},"citation-key":"cityoftorontoRedLightCameras2023"}}],"schema":"https://github.com/citation-style-language/schema/raw/master/csl-citation.json"} </w:instrText>
+            </w:r>
+            <w:r>
+              <w:fldChar w:fldCharType="separate"/>
+            </w:r>
+            <w:r>
+              <w:rPr>
+                <w:noProof/>
+              </w:rPr>
+              <w:t>[63]</w:t>
+            </w:r>
+            <w:r>
+              <w:fldChar w:fldCharType="end"/>
+            </w:r>
+          </w:p>
+        </w:tc>
+        <w:tc>
+          <w:tcPr>
+            <w:tcW w:w="543" w:type="pct"/>
+            <w:tcBorders>
+              <w:bottom w:val="single" w:sz="4" w:space="0" w:color="auto"/>
+            </w:tcBorders>
+            <w:shd w:val="clear" w:color="auto" w:fill="auto"/>
+          </w:tcPr>
+          <w:p>
+            <w:pPr>
+              <w:pStyle w:val="MDPI42tablebody"/>
+            </w:pPr>
+            <w:r>
+              <w:t>32</w:t>
+            </w:r>
+          </w:p>
+        </w:tc>
+        <w:tc>
+          <w:tcPr>
+            <w:tcW w:w="541" w:type="pct"/>
+            <w:tcBorders>
+              <w:bottom w:val="single" w:sz="4" w:space="0" w:color="auto"/>
+            </w:tcBorders>
+            <w:shd w:val="clear" w:color="auto" w:fill="auto"/>
+          </w:tcPr>
+          <w:p>
+            <w:pPr>
+              <w:pStyle w:val="MDPI42tablebody"/>
+            </w:pPr>
+            <w:r>
+              <w:t>200</w:t>
+            </w:r>
+          </w:p>
+        </w:tc>
+        <w:tc>
+          <w:tcPr>
+            <w:tcW w:w="722" w:type="pct"/>
+            <w:tcBorders>
+              <w:bottom w:val="single" w:sz="4" w:space="0" w:color="auto"/>
+            </w:tcBorders>
+          </w:tcPr>
+          <w:p>
+            <w:pPr>
+              <w:pStyle w:val="MDPI42tablebody"/>
+            </w:pPr>
+            <w:r>
+              <w:t>Point</w:t>
+            </w:r>
+          </w:p>
+        </w:tc>
+        <w:tc>
+          <w:tcPr>
+            <w:tcW w:w="2096" w:type="pct"/>
+            <w:tcBorders>
+              <w:bottom w:val="single" w:sz="4" w:space="0" w:color="auto"/>
+            </w:tcBorders>
+          </w:tcPr>
+          <w:p>
+            <w:pPr>
+              <w:pStyle w:val="MDPI42tablebody"/>
+              <w:jc w:val="left"/>
+            </w:pPr>
+            <w:r>
+              <w:t xml:space="preserve">Red </w:t>
+            </w:r>
+            <w:r>
+              <w:t>l</w:t>
+            </w:r>
+            <w:r>
+              <w:t xml:space="preserve">ight </w:t>
+            </w:r>
+            <w:r>
+              <w:t>c</w:t>
+            </w:r>
+            <w:r>
+              <w:t>amera device locations, where each device photographs vehicles that run red lights</w:t>
+            </w:r>
+          </w:p>
+        </w:tc>
+        <w:tc>
+          <w:tcPr>
+            <w:tcW w:w="15" w:type="pct"/>
+            <w:tcBorders>
+              <w:bottom w:val="single" w:sz="4" w:space="0" w:color="auto"/>
+            </w:tcBorders>
+          </w:tcPr>
+          <w:p>
+            <w:pPr>
+              <w:pStyle w:val="MDPI42tablebody"/>
+              <w:spacing w:line="240" w:lineRule="auto"/>
+              <w:jc w:val="left"/>
+            </w:pPr>
+          </w:p>
+        </w:tc>
+      </w:tr>
+      <w:tr>
+        <w:trPr>
+          <w:jc w:val="right"/>
+        </w:trPr>
+        <w:tc>
+          <w:tcPr>
+            <w:tcW w:w="1082" w:type="pct"/>
+            <w:tcBorders>
+              <w:bottom w:val="single" w:sz="4" w:space="0" w:color="auto"/>
+            </w:tcBorders>
+            <w:shd w:val="clear" w:color="auto" w:fill="auto"/>
+          </w:tcPr>
+          <w:p>
+            <w:pPr>
+              <w:pStyle w:val="MDPI42tablebody"/>
+            </w:pPr>
+            <w:r>
+              <w:t>Police Facilities</w:t>
+            </w:r>
+            <w:r>
+              <w:t xml:space="preserve"> </w:t>
+            </w:r>
+            <w:r>
+              <w:fldChar w:fldCharType="begin"/>
+            </w:r>
+            <w:r>
+              <w:instrText xml:space="preserve"> ADDIN ZOTERO_ITEM CSL_CITATION {"citationID":"SFG5N6hz","properties":{"formattedCitation":"[64]","plainCitation":"[64]","noteIndex":0},"citationItems":[{"id":3205,"uris":["http://zotero.org/users/6749620/items/M5YQZHME"],"itemData":{"id":3205,"type":"webpage","container-title":"City of Toronto Open Data Portal","language":"en","title":"Police Facility Locations","URL":"https://open.toronto.ca/dataset/","author":[{"literal":"City of Toronto"}],"accessed":{"date-parts":[["2024",12,30]]},"issued":{"date-parts":[["2023"]]},"citation-key":"cityoftorontoPoliceFacilityLocations2023"}}],"schema":"https://github.com/citation-style-language/schema/raw/master/csl-citation.json"} </w:instrText>
+            </w:r>
+            <w:r>
+              <w:fldChar w:fldCharType="separate"/>
+            </w:r>
+            <w:r>
+              <w:rPr>
+                <w:noProof/>
+              </w:rPr>
+              <w:t>[64]</w:t>
+            </w:r>
+            <w:r>
+              <w:fldChar w:fldCharType="end"/>
+            </w:r>
+          </w:p>
+        </w:tc>
+        <w:tc>
+          <w:tcPr>
+            <w:tcW w:w="543" w:type="pct"/>
+            <w:tcBorders>
+              <w:bottom w:val="single" w:sz="4" w:space="0" w:color="auto"/>
+            </w:tcBorders>
+            <w:shd w:val="clear" w:color="auto" w:fill="auto"/>
+          </w:tcPr>
+          <w:p>
+            <w:pPr>
+              <w:pStyle w:val="MDPI42tablebody"/>
+            </w:pPr>
+            <w:r>
+              <w:t>6</w:t>
+            </w:r>
+          </w:p>
+        </w:tc>
+        <w:tc>
+          <w:tcPr>
+            <w:tcW w:w="541" w:type="pct"/>
+            <w:tcBorders>
+              <w:bottom w:val="single" w:sz="4" w:space="0" w:color="auto"/>
+            </w:tcBorders>
+            <w:shd w:val="clear" w:color="auto" w:fill="auto"/>
+          </w:tcPr>
+          <w:p>
+            <w:pPr>
+              <w:pStyle w:val="MDPI42tablebody"/>
+            </w:pPr>
+            <w:r>
+              <w:t>32</w:t>
+            </w:r>
+          </w:p>
+        </w:tc>
+        <w:tc>
+          <w:tcPr>
+            <w:tcW w:w="722" w:type="pct"/>
+            <w:tcBorders>
+              <w:bottom w:val="single" w:sz="4" w:space="0" w:color="auto"/>
+            </w:tcBorders>
+          </w:tcPr>
+          <w:p>
+            <w:pPr>
+              <w:pStyle w:val="MDPI42tablebody"/>
+            </w:pPr>
+            <w:r>
+              <w:t>Point</w:t>
+            </w:r>
+          </w:p>
+        </w:tc>
+        <w:tc>
+          <w:tcPr>
+            <w:tcW w:w="2096" w:type="pct"/>
+            <w:tcBorders>
+              <w:bottom w:val="single" w:sz="4" w:space="0" w:color="auto"/>
+            </w:tcBorders>
+          </w:tcPr>
+          <w:p>
+            <w:pPr>
+              <w:pStyle w:val="MDPI42tablebody"/>
+              <w:jc w:val="left"/>
+            </w:pPr>
+            <w:r>
+              <w:t>Police facility locations</w:t>
+            </w:r>
+          </w:p>
+        </w:tc>
+        <w:tc>
+          <w:tcPr>
+            <w:tcW w:w="15" w:type="pct"/>
+            <w:tcBorders>
+              <w:bottom w:val="single" w:sz="4" w:space="0" w:color="auto"/>
+            </w:tcBorders>
+          </w:tcPr>
+          <w:p>
+            <w:pPr>
+              <w:pStyle w:val="MDPI42tablebody"/>
+              <w:spacing w:line="240" w:lineRule="auto"/>
+              <w:jc w:val="left"/>
+            </w:pPr>
+          </w:p>
+        </w:tc>
+      </w:tr>
+      <w:tr>
+        <w:trPr>
+          <w:jc w:val="right"/>
+        </w:trPr>
+        <w:tc>
+          <w:tcPr>
+            <w:tcW w:w="1082" w:type="pct"/>
+            <w:tcBorders>
+              <w:bottom w:val="single" w:sz="4" w:space="0" w:color="auto"/>
+            </w:tcBorders>
+            <w:shd w:val="clear" w:color="auto" w:fill="auto"/>
+          </w:tcPr>
+          <w:p>
+            <w:pPr>
+              <w:pStyle w:val="MDPI42tablebody"/>
+            </w:pPr>
+            <w:r>
+              <w:t>Ambulance</w:t>
+            </w:r>
+          </w:p>
+          <w:p>
+            <w:pPr>
+              <w:pStyle w:val="MDPI42tablebody"/>
+            </w:pPr>
+            <w:r>
+              <w:t>Stations</w:t>
+            </w:r>
+            <w:r>
+              <w:t xml:space="preserve"> </w:t>
+            </w:r>
+            <w:r>
+              <w:fldChar w:fldCharType="begin"/>
+            </w:r>
+            <w:r>
+              <w:instrText xml:space="preserve"> ADDIN ZOTERO_ITEM CSL_CITATION {"citationID":"IOTt1QZV","properties":{"formattedCitation":"[65]","plainCitation":"[65]","noteIndex":0},"citationItems":[{"id":3207,"uris":["http://zotero.org/users/6749620/items/CEETX8F6"],"itemData":{"id":3207,"type":"webpage","container-title":"City of Toronto Open Data Portal","language":"en","title":"Ambulance Station Locations","URL":"https://open.toronto.ca/dataset/","author":[{"literal":"City of Toronto"}],"accessed":{"date-parts":[["2024",12,30]]},"issued":{"date-parts":[["2023"]]},"citation-key":"cityoftorontoAmbulanceStationLocations2023"}}],"schema":"https://github.com/citation-style-language/schema/raw/master/csl-citation.json"} </w:instrText>
+            </w:r>
+            <w:r>
+              <w:fldChar w:fldCharType="separate"/>
+            </w:r>
+            <w:r>
+              <w:rPr>
+                <w:noProof/>
+              </w:rPr>
+              <w:t>[65]</w:t>
+            </w:r>
+            <w:r>
+              <w:fldChar w:fldCharType="end"/>
+            </w:r>
+          </w:p>
+        </w:tc>
+        <w:tc>
+          <w:tcPr>
+            <w:tcW w:w="543" w:type="pct"/>
+            <w:tcBorders>
+              <w:bottom w:val="single" w:sz="4" w:space="0" w:color="auto"/>
+            </w:tcBorders>
+            <w:shd w:val="clear" w:color="auto" w:fill="auto"/>
+          </w:tcPr>
+          <w:p>
+            <w:pPr>
+              <w:pStyle w:val="MDPI42tablebody"/>
+            </w:pPr>
+            <w:r>
+              <w:t>30</w:t>
+            </w:r>
+          </w:p>
+        </w:tc>
+        <w:tc>
+          <w:tcPr>
+            <w:tcW w:w="541" w:type="pct"/>
+            <w:tcBorders>
+              <w:bottom w:val="single" w:sz="4" w:space="0" w:color="auto"/>
+            </w:tcBorders>
+            <w:shd w:val="clear" w:color="auto" w:fill="auto"/>
+          </w:tcPr>
+          <w:p>
+            <w:pPr>
+              <w:pStyle w:val="MDPI42tablebody"/>
+            </w:pPr>
+            <w:r>
+              <w:t>46</w:t>
+            </w:r>
+          </w:p>
+        </w:tc>
+        <w:tc>
+          <w:tcPr>
+            <w:tcW w:w="722" w:type="pct"/>
+            <w:tcBorders>
+              <w:bottom w:val="single" w:sz="4" w:space="0" w:color="auto"/>
+            </w:tcBorders>
+          </w:tcPr>
+          <w:p>
+            <w:pPr>
+              <w:pStyle w:val="MDPI42tablebody"/>
+            </w:pPr>
+            <w:r>
+              <w:t>Point</w:t>
+            </w:r>
+          </w:p>
+        </w:tc>
+        <w:tc>
+          <w:tcPr>
+            <w:tcW w:w="2096" w:type="pct"/>
+            <w:tcBorders>
+              <w:bottom w:val="single" w:sz="4" w:space="0" w:color="auto"/>
+            </w:tcBorders>
+          </w:tcPr>
+          <w:p>
+            <w:pPr>
+              <w:pStyle w:val="MDPI42tablebody"/>
+              <w:jc w:val="left"/>
+            </w:pPr>
+            <w:r>
+              <w:t>Ambulance station locations</w:t>
+            </w:r>
+          </w:p>
+        </w:tc>
+        <w:tc>
+          <w:tcPr>
+            <w:tcW w:w="15" w:type="pct"/>
+            <w:tcBorders>
+              <w:bottom w:val="single" w:sz="4" w:space="0" w:color="auto"/>
+            </w:tcBorders>
+          </w:tcPr>
+          <w:p>
+            <w:pPr>
+              <w:pStyle w:val="MDPI42tablebody"/>
+              <w:spacing w:line="240" w:lineRule="auto"/>
+              <w:jc w:val="left"/>
+            </w:pPr>
+          </w:p>
+        </w:tc>
+      </w:tr>
+      <w:tr>
+        <w:trPr>
+          <w:jc w:val="right"/>
+        </w:trPr>
+        <w:tc>
+          <w:tcPr>
+            <w:tcW w:w="1082" w:type="pct"/>
+            <w:tcBorders>
+              <w:bottom w:val="single" w:sz="4" w:space="0" w:color="auto"/>
+            </w:tcBorders>
+            <w:shd w:val="clear" w:color="auto" w:fill="auto"/>
+          </w:tcPr>
+          <w:p>
+            <w:pPr>
+              <w:pStyle w:val="MDPI42tablebody"/>
+            </w:pPr>
+            <w:r>
+              <w:t>Fire Hydrants</w:t>
+            </w:r>
+            <w:r>
+              <w:t xml:space="preserve"> </w:t>
+            </w:r>
+            <w:r>
+              <w:fldChar w:fldCharType="begin"/>
+            </w:r>
+            <w:r>
+              <w:instrText xml:space="preserve"> ADDIN ZOTERO_ITEM CSL_CITATION {"citationID":"35T2AXWh","properties":{"formattedCitation":"[66]","plainCitation":"[66]","noteIndex":0},"citationItems":[{"id":3209,"uris":["http://zotero.org/users/6749620/items/IVV52WLC"],"itemData":{"id":3209,"type":"webpage","container-title":"City of Toronto Open Data Portal","language":"en","title":"Fire Hydrants","URL":"https://open.toronto.ca/dataset/","author":[{"literal":"City of Toronto"}],"accessed":{"date-parts":[["2024",12,30]]},"issued":{"date-parts":[["2023"]]},"citation-key":"cityoftorontoFireHydrants2023"}}],"schema":"https://github.com/citation-style-language/schema/raw/master/csl-citation.json"} </w:instrText>
+            </w:r>
+            <w:r>
+              <w:fldChar w:fldCharType="separate"/>
+            </w:r>
+            <w:r>
+              <w:rPr>
+                <w:noProof/>
+              </w:rPr>
+              <w:t>[66]</w:t>
+            </w:r>
+            <w:r>
+              <w:fldChar w:fldCharType="end"/>
+            </w:r>
+          </w:p>
+        </w:tc>
+        <w:tc>
+          <w:tcPr>
+            <w:tcW w:w="543" w:type="pct"/>
+            <w:tcBorders>
+              <w:bottom w:val="single" w:sz="4" w:space="0" w:color="auto"/>
+            </w:tcBorders>
+            <w:shd w:val="clear" w:color="auto" w:fill="auto"/>
+          </w:tcPr>
+          <w:p>
+            <w:pPr>
+              <w:pStyle w:val="MDPI42tablebody"/>
+            </w:pPr>
+            <w:r>
+              <w:t>6</w:t>
+            </w:r>
+          </w:p>
+        </w:tc>
+        <w:tc>
+          <w:tcPr>
+            <w:tcW w:w="541" w:type="pct"/>
+            <w:tcBorders>
+              <w:bottom w:val="single" w:sz="4" w:space="0" w:color="auto"/>
+            </w:tcBorders>
+            <w:shd w:val="clear" w:color="auto" w:fill="auto"/>
+          </w:tcPr>
+          <w:p>
+            <w:pPr>
+              <w:pStyle w:val="MDPI42tablebody"/>
+            </w:pPr>
+            <w:r>
+              <w:t>41936</w:t>
+            </w:r>
+          </w:p>
+        </w:tc>
+        <w:tc>
+          <w:tcPr>
+            <w:tcW w:w="722" w:type="pct"/>
+            <w:tcBorders>
+              <w:bottom w:val="single" w:sz="4" w:space="0" w:color="auto"/>
+            </w:tcBorders>
+          </w:tcPr>
+          <w:p>
+            <w:pPr>
+              <w:pStyle w:val="MDPI42tablebody"/>
+            </w:pPr>
+            <w:r>
+              <w:t>Point</w:t>
+            </w:r>
+          </w:p>
+        </w:tc>
+        <w:tc>
+          <w:tcPr>
+            <w:tcW w:w="2096" w:type="pct"/>
+            <w:tcBorders>
+              <w:bottom w:val="single" w:sz="4" w:space="0" w:color="auto"/>
+            </w:tcBorders>
+          </w:tcPr>
+          <w:p>
+            <w:pPr>
+              <w:pStyle w:val="MDPI42tablebody"/>
+              <w:jc w:val="left"/>
+            </w:pPr>
+            <w:r>
+              <w:t>Fire hydrant locations</w:t>
+            </w:r>
+          </w:p>
+        </w:tc>
+        <w:tc>
+          <w:tcPr>
+            <w:tcW w:w="15" w:type="pct"/>
+            <w:tcBorders>
+              <w:bottom w:val="single" w:sz="4" w:space="0" w:color="auto"/>
+            </w:tcBorders>
+          </w:tcPr>
+          <w:p>
+            <w:pPr>
+              <w:pStyle w:val="MDPI42tablebody"/>
+              <w:spacing w:line="240" w:lineRule="auto"/>
+              <w:jc w:val="left"/>
+            </w:pPr>
+          </w:p>
+        </w:tc>
+      </w:tr>
+      <w:tr>
+        <w:trPr>
+          <w:jc w:val="right"/>
+        </w:trPr>
+        <w:tc>
+          <w:tcPr>
+            <w:tcW w:w="1082" w:type="pct"/>
+            <w:tcBorders>
+              <w:bottom w:val="single" w:sz="4" w:space="0" w:color="auto"/>
+            </w:tcBorders>
+            <w:shd w:val="clear" w:color="auto" w:fill="auto"/>
+          </w:tcPr>
+          <w:p>
+            <w:pPr>
+              <w:pStyle w:val="MDPI42tablebody"/>
+            </w:pPr>
+            <w:r>
+              <w:t>Fire Stations</w:t>
+            </w:r>
+            <w:r>
+              <w:t xml:space="preserve"> </w:t>
+            </w:r>
+            <w:r>
+              <w:fldChar w:fldCharType="begin"/>
+            </w:r>
+            <w:r>
+              <w:instrText xml:space="preserve"> ADDIN ZOTERO_ITEM CSL_CITATION {"citationID":"ZHYW3e4z","properties":{"formattedCitation":"[67]","plainCitation":"[67]","noteIndex":0},"citationItems":[{"id":3211,"uris":["http://zotero.org/users/6749620/items/79X2AVE8"],"itemData":{"id":3211,"type":"webpage","container-title":"City of Toronto Open Data Portal","language":"en","title":"Fire Facility Locations","URL":"https://open.toronto.ca/dataset/","author":[{"literal":"City of Toronto"}],"accessed":{"date-parts":[["2024",12,30]]},"issued":{"date-parts":[["2023"]]},"citation-key":"cityoftorontoFireFacilityLocations2023"}}],"schema":"https://github.com/citation-style-language/schema/raw/master/csl-citation.json"} </w:instrText>
+            </w:r>
+            <w:r>
+              <w:fldChar w:fldCharType="separate"/>
+            </w:r>
+            <w:r>
+              <w:rPr>
+                <w:noProof/>
+              </w:rPr>
+              <w:t>[67]</w:t>
+            </w:r>
+            <w:r>
+              <w:fldChar w:fldCharType="end"/>
+            </w:r>
+          </w:p>
+        </w:tc>
+        <w:tc>
+          <w:tcPr>
+            <w:tcW w:w="543" w:type="pct"/>
+            <w:tcBorders>
+              <w:bottom w:val="single" w:sz="4" w:space="0" w:color="auto"/>
+            </w:tcBorders>
+            <w:shd w:val="clear" w:color="auto" w:fill="auto"/>
+          </w:tcPr>
+          <w:p>
+            <w:pPr>
+              <w:pStyle w:val="MDPI42tablebody"/>
+            </w:pPr>
+            <w:r>
+              <w:t>30</w:t>
+            </w:r>
+          </w:p>
+        </w:tc>
+        <w:tc>
+          <w:tcPr>
+            <w:tcW w:w="541" w:type="pct"/>
+            <w:tcBorders>
+              <w:bottom w:val="single" w:sz="4" w:space="0" w:color="auto"/>
+            </w:tcBorders>
+            <w:shd w:val="clear" w:color="auto" w:fill="auto"/>
+          </w:tcPr>
+          <w:p>
+            <w:pPr>
+              <w:pStyle w:val="MDPI42tablebody"/>
+            </w:pPr>
+            <w:r>
+              <w:t>92</w:t>
+            </w:r>
+          </w:p>
+        </w:tc>
+        <w:tc>
+          <w:tcPr>
+            <w:tcW w:w="722" w:type="pct"/>
+            <w:tcBorders>
+              <w:bottom w:val="single" w:sz="4" w:space="0" w:color="auto"/>
+            </w:tcBorders>
+          </w:tcPr>
+          <w:p>
+            <w:pPr>
+              <w:pStyle w:val="MDPI42tablebody"/>
+            </w:pPr>
+            <w:r>
+              <w:t>Point</w:t>
+            </w:r>
+          </w:p>
+        </w:tc>
+        <w:tc>
+          <w:tcPr>
+            <w:tcW w:w="2096" w:type="pct"/>
+            <w:tcBorders>
+              <w:bottom w:val="single" w:sz="4" w:space="0" w:color="auto"/>
+            </w:tcBorders>
+          </w:tcPr>
+          <w:p>
+            <w:pPr>
+              <w:pStyle w:val="MDPI42tablebody"/>
+              <w:jc w:val="left"/>
+            </w:pPr>
+            <w:r>
+              <w:t>Fire station locations</w:t>
+            </w:r>
+          </w:p>
+        </w:tc>
+        <w:tc>
+          <w:tcPr>
+            <w:tcW w:w="15" w:type="pct"/>
+            <w:tcBorders>
+              <w:bottom w:val="single" w:sz="4" w:space="0" w:color="auto"/>
+            </w:tcBorders>
+          </w:tcPr>
+          <w:p>
+            <w:pPr>
+              <w:pStyle w:val="MDPI42tablebody"/>
+              <w:spacing w:line="240" w:lineRule="auto"/>
+              <w:jc w:val="left"/>
+            </w:pPr>
+          </w:p>
+        </w:tc>
+      </w:tr>
+      <w:tr>
+        <w:trPr>
+          <w:jc w:val="right"/>
+        </w:trPr>
+        <w:tc>
+          <w:tcPr>
+            <w:tcW w:w="1082" w:type="pct"/>
+            <w:tcBorders>
+              <w:bottom w:val="single" w:sz="4" w:space="0" w:color="auto"/>
+            </w:tcBorders>
+            <w:shd w:val="clear" w:color="auto" w:fill="auto"/>
+          </w:tcPr>
+          <w:p>
+            <w:pPr>
+              <w:pStyle w:val="MDPI42tablebody"/>
+            </w:pPr>
+            <w:r>
+              <w:t>Renewable Energy Installations</w:t>
+            </w:r>
+            <w:r>
+              <w:t xml:space="preserve"> </w:t>
+            </w:r>
+            <w:r>
+              <w:fldChar w:fldCharType="begin"/>
+            </w:r>
+            <w:r>
+              <w:instrText xml:space="preserve"> ADDIN ZOTERO_ITEM CSL_CITATION {"citationID":"WJSoONC0","properties":{"formattedCitation":"[68]","plainCitation":"[68]","noteIndex":0},"citationItems":[{"id":3213,"uris":["http://zotero.org/users/6749620/items/GDGS8MSB"],"itemData":{"id":3213,"type":"webpage","container-title":"City of Toronto Open Data Portal","language":"en","title":"Renewable Energy Installations","URL":"https://open.toronto.ca/dataset/","author":[{"literal":"City of Toronto"}],"accessed":{"date-parts":[["2024",12,30]]},"issued":{"date-parts":[["2023"]]},"citation-key":"cityoftorontoRenewableEnergyInstallations2023"}}],"schema":"https://github.com/citation-style-language/schema/raw/master/csl-citation.json"} </w:instrText>
+            </w:r>
+            <w:r>
+              <w:fldChar w:fldCharType="separate"/>
+            </w:r>
+            <w:r>
+              <w:rPr>
+                <w:noProof/>
+              </w:rPr>
+              <w:t>[68]</w:t>
+            </w:r>
+            <w:r>
+              <w:fldChar w:fldCharType="end"/>
+            </w:r>
+          </w:p>
+        </w:tc>
+        <w:tc>
+          <w:tcPr>
+            <w:tcW w:w="543" w:type="pct"/>
+            <w:tcBorders>
+              <w:bottom w:val="single" w:sz="4" w:space="0" w:color="auto"/>
+            </w:tcBorders>
+            <w:shd w:val="clear" w:color="auto" w:fill="auto"/>
+          </w:tcPr>
+          <w:p>
+            <w:pPr>
+              <w:pStyle w:val="MDPI42tablebody"/>
+            </w:pPr>
+            <w:r>
+              <w:t>41</w:t>
+            </w:r>
+          </w:p>
+        </w:tc>
+        <w:tc>
+          <w:tcPr>
+            <w:tcW w:w="541" w:type="pct"/>
+            <w:tcBorders>
+              <w:bottom w:val="single" w:sz="4" w:space="0" w:color="auto"/>
+            </w:tcBorders>
+            <w:shd w:val="clear" w:color="auto" w:fill="auto"/>
+          </w:tcPr>
+          <w:p>
+            <w:pPr>
+              <w:pStyle w:val="MDPI42tablebody"/>
+            </w:pPr>
+            <w:r>
+              <w:t>100</w:t>
+            </w:r>
+          </w:p>
+        </w:tc>
+        <w:tc>
+          <w:tcPr>
+            <w:tcW w:w="722" w:type="pct"/>
+            <w:tcBorders>
+              <w:bottom w:val="single" w:sz="4" w:space="0" w:color="auto"/>
+            </w:tcBorders>
+          </w:tcPr>
+          <w:p>
+            <w:pPr>
+              <w:pStyle w:val="MDPI42tablebody"/>
+            </w:pPr>
+            <w:r>
+              <w:t>Point</w:t>
+            </w:r>
+          </w:p>
+        </w:tc>
+        <w:tc>
+          <w:tcPr>
+            <w:tcW w:w="2096" w:type="pct"/>
+            <w:tcBorders>
+              <w:bottom w:val="single" w:sz="4" w:space="0" w:color="auto"/>
+            </w:tcBorders>
+          </w:tcPr>
+          <w:p>
+            <w:pPr>
+              <w:pStyle w:val="MDPI42tablebody"/>
+              <w:jc w:val="left"/>
+            </w:pPr>
+            <w:r>
+              <w:t xml:space="preserve">Location of renewable energy installations on </w:t>
+            </w:r>
+            <w:r>
+              <w:t>c</w:t>
+            </w:r>
+            <w:r>
+              <w:t>ity-owned buildings</w:t>
+            </w:r>
+          </w:p>
+        </w:tc>
+        <w:tc>
+          <w:tcPr>
+            <w:tcW w:w="15" w:type="pct"/>
+            <w:tcBorders>
+              <w:bottom w:val="single" w:sz="4" w:space="0" w:color="auto"/>
+            </w:tcBorders>
+          </w:tcPr>
+          <w:p>
+            <w:pPr>
+              <w:pStyle w:val="MDPI42tablebody"/>
+              <w:spacing w:line="240" w:lineRule="auto"/>
+              <w:jc w:val="left"/>
+            </w:pPr>
+          </w:p>
+        </w:tc>
+      </w:tr>
+      <w:tr>
+        <w:trPr>
+          <w:jc w:val="right"/>
+        </w:trPr>
+        <w:tc>
+          <w:tcPr>
+            <w:tcW w:w="1082" w:type="pct"/>
+            <w:tcBorders>
+              <w:bottom w:val="single" w:sz="4" w:space="0" w:color="auto"/>
+            </w:tcBorders>
+            <w:shd w:val="clear" w:color="auto" w:fill="auto"/>
+          </w:tcPr>
+          <w:p>
+            <w:pPr>
+              <w:pStyle w:val="MDPI42tablebody"/>
+            </w:pPr>
+            <w:r>
+              <w:t>Bicycle Parking</w:t>
+            </w:r>
+            <w:r>
+              <w:t xml:space="preserve"> </w:t>
+            </w:r>
+            <w:r>
+              <w:fldChar w:fldCharType="begin"/>
+            </w:r>
+            <w:r>
+              <w:instrText xml:space="preserve"> ADDIN ZOTERO_ITEM CSL_CITATION {"citationID":"qCaS9pKD","properties":{"formattedCitation":"[69]","plainCitation":"[69]","noteIndex":0},"citationItems":[{"id":3215,"uris":["http://zotero.org/users/6749620/items/AL7GBGLT"],"itemData":{"id":3215,"type":"webpage","container-title":"City of Toronto Open Data Portal","language":"en","title":"Street Furniture - Bicycle Parking","URL":"https://open.toronto.ca/dataset/","author":[{"literal":"City of Toronto"}],"accessed":{"date-parts":[["2024",12,30]]},"issued":{"date-parts":[["2023"]]},"citation-key":"cityoftorontoStreetFurnitureBicycle2023"}}],"schema":"https://github.com/citation-style-language/schema/raw/master/csl-citation.json"} </w:instrText>
+            </w:r>
+            <w:r>
+              <w:fldChar w:fldCharType="separate"/>
+            </w:r>
+            <w:r>
+              <w:rPr>
+                <w:noProof/>
+              </w:rPr>
+              <w:t>[69]</w:t>
+            </w:r>
+            <w:r>
+              <w:fldChar w:fldCharType="end"/>
+            </w:r>
+          </w:p>
+        </w:tc>
+        <w:tc>
+          <w:tcPr>
+            <w:tcW w:w="543" w:type="pct"/>
+            <w:tcBorders>
+              <w:bottom w:val="single" w:sz="4" w:space="0" w:color="auto"/>
+            </w:tcBorders>
+            <w:shd w:val="clear" w:color="auto" w:fill="auto"/>
+          </w:tcPr>
+          <w:p>
+            <w:pPr>
+              <w:pStyle w:val="MDPI42tablebody"/>
+            </w:pPr>
+            <w:r>
+              <w:t>20</w:t>
+            </w:r>
+          </w:p>
+        </w:tc>
+        <w:tc>
+          <w:tcPr>
+            <w:tcW w:w="541" w:type="pct"/>
+            <w:tcBorders>
+              <w:bottom w:val="single" w:sz="4" w:space="0" w:color="auto"/>
+            </w:tcBorders>
+            <w:shd w:val="clear" w:color="auto" w:fill="auto"/>
+          </w:tcPr>
+          <w:p>
+            <w:pPr>
+              <w:pStyle w:val="MDPI42tablebody"/>
+            </w:pPr>
+            <w:r>
+              <w:t>16998</w:t>
+            </w:r>
+          </w:p>
+        </w:tc>
+        <w:tc>
+          <w:tcPr>
+            <w:tcW w:w="722" w:type="pct"/>
+            <w:tcBorders>
+              <w:bottom w:val="single" w:sz="4" w:space="0" w:color="auto"/>
+            </w:tcBorders>
+          </w:tcPr>
+          <w:p>
+            <w:pPr>
+              <w:pStyle w:val="MDPI42tablebody"/>
+            </w:pPr>
+            <w:r>
+              <w:t>Point</w:t>
+            </w:r>
+          </w:p>
+        </w:tc>
+        <w:tc>
+          <w:tcPr>
+            <w:tcW w:w="2096" w:type="pct"/>
+            <w:tcBorders>
+              <w:bottom w:val="single" w:sz="4" w:space="0" w:color="auto"/>
+            </w:tcBorders>
+          </w:tcPr>
+          <w:p>
+            <w:pPr>
+              <w:pStyle w:val="MDPI42tablebody"/>
+              <w:jc w:val="left"/>
+            </w:pPr>
+            <w:r>
+              <w:t>Bicycle post-and-rings within the public right-of-way locations</w:t>
+            </w:r>
+          </w:p>
+        </w:tc>
+        <w:tc>
+          <w:tcPr>
+            <w:tcW w:w="15" w:type="pct"/>
+            <w:tcBorders>
+              <w:bottom w:val="single" w:sz="4" w:space="0" w:color="auto"/>
+            </w:tcBorders>
+          </w:tcPr>
+          <w:p>
+            <w:pPr>
+              <w:pStyle w:val="MDPI42tablebody"/>
+              <w:spacing w:line="240" w:lineRule="auto"/>
+              <w:jc w:val="left"/>
+            </w:pPr>
+          </w:p>
+        </w:tc>
+      </w:tr>
+      <w:tr>
+        <w:trPr>
+          <w:jc w:val="right"/>
+        </w:trPr>
+        <w:tc>
+          <w:tcPr>
+            <w:tcW w:w="1082" w:type="pct"/>
+            <w:tcBorders>
+              <w:bottom w:val="single" w:sz="4" w:space="0" w:color="auto"/>
+            </w:tcBorders>
+            <w:shd w:val="clear" w:color="auto" w:fill="auto"/>
+          </w:tcPr>
+          <w:p>
+            <w:pPr>
+              <w:pStyle w:val="MDPI42tablebody"/>
+            </w:pPr>
+            <w:r>
+              <w:t>Transit Shelters</w:t>
+            </w:r>
+            <w:r>
+              <w:t xml:space="preserve"> </w:t>
+            </w:r>
+            <w:r>
+              <w:fldChar w:fldCharType="begin"/>
+            </w:r>
+            <w:r>
+              <w:instrText xml:space="preserve"> ADDIN ZOTERO_ITEM CSL_CITATION {"citationID":"Z71gllNI","properties":{"formattedCitation":"[70]","plainCitation":"[70]","noteIndex":0},"citationItems":[{"id":3217,"uris":["http://zotero.org/users/6749620/items/KC32C9RQ"],"itemData":{"id":3217,"type":"webpage","container-title":"City of Toronto Open Data Portal","language":"en","title":"Street Furniture - Transit Shelter","URL":"https://open.toronto.ca/dataset/","author":[{"literal":"City of Toronto"}],"accessed":{"date-parts":[["2024",12,30]]},"issued":{"date-parts":[["2023"]]},"citation-key":"cityoftorontoStreetFurnitureTransit2023"}}],"schema":"https://github.com/citation-style-language/schema/raw/master/csl-citation.json"} </w:instrText>
+            </w:r>
+            <w:r>
+              <w:fldChar w:fldCharType="separate"/>
+            </w:r>
+            <w:r>
+              <w:rPr>
+                <w:noProof/>
+              </w:rPr>
+              <w:t>[70]</w:t>
+            </w:r>
+            <w:r>
+              <w:fldChar w:fldCharType="end"/>
+            </w:r>
+          </w:p>
+        </w:tc>
+        <w:tc>
+          <w:tcPr>
+            <w:tcW w:w="543" w:type="pct"/>
+            <w:tcBorders>
+              <w:bottom w:val="single" w:sz="4" w:space="0" w:color="auto"/>
+            </w:tcBorders>
+            <w:shd w:val="clear" w:color="auto" w:fill="auto"/>
+          </w:tcPr>
+          <w:p>
+            <w:pPr>
+              <w:pStyle w:val="MDPI42tablebody"/>
+            </w:pPr>
+            <w:r>
+              <w:t>24</w:t>
+            </w:r>
+          </w:p>
+        </w:tc>
+        <w:tc>
+          <w:tcPr>
+            <w:tcW w:w="541" w:type="pct"/>
+            <w:tcBorders>
+              <w:bottom w:val="single" w:sz="4" w:space="0" w:color="auto"/>
+            </w:tcBorders>
+            <w:shd w:val="clear" w:color="auto" w:fill="auto"/>
+          </w:tcPr>
+          <w:p>
+            <w:pPr>
+              <w:pStyle w:val="MDPI42tablebody"/>
+            </w:pPr>
+            <w:r>
+              <w:t>5852</w:t>
+            </w:r>
+          </w:p>
+        </w:tc>
+        <w:tc>
+          <w:tcPr>
+            <w:tcW w:w="722" w:type="pct"/>
+            <w:tcBorders>
+              <w:bottom w:val="single" w:sz="4" w:space="0" w:color="auto"/>
+            </w:tcBorders>
+          </w:tcPr>
+          <w:p>
+            <w:pPr>
+              <w:pStyle w:val="MDPI42tablebody"/>
+            </w:pPr>
+            <w:r>
+              <w:t>Point</w:t>
+            </w:r>
+          </w:p>
+        </w:tc>
+        <w:tc>
+          <w:tcPr>
+            <w:tcW w:w="2096" w:type="pct"/>
+            <w:tcBorders>
+              <w:bottom w:val="single" w:sz="4" w:space="0" w:color="auto"/>
+            </w:tcBorders>
+          </w:tcPr>
+          <w:p>
+            <w:pPr>
+              <w:pStyle w:val="MDPI42tablebody"/>
+              <w:jc w:val="left"/>
+            </w:pPr>
+            <w:r>
+              <w:t>Transit shelter locations</w:t>
+            </w:r>
+          </w:p>
+        </w:tc>
+        <w:tc>
+          <w:tcPr>
+            <w:tcW w:w="15" w:type="pct"/>
+            <w:tcBorders>
+              <w:bottom w:val="single" w:sz="4" w:space="0" w:color="auto"/>
+            </w:tcBorders>
+          </w:tcPr>
+          <w:p>
+            <w:pPr>
+              <w:pStyle w:val="MDPI42tablebody"/>
+              <w:spacing w:line="240" w:lineRule="auto"/>
+              <w:jc w:val="left"/>
+            </w:pPr>
+          </w:p>
+        </w:tc>
+      </w:tr>
+      <w:tr>
+        <w:trPr>
+          <w:jc w:val="right"/>
+        </w:trPr>
+        <w:tc>
+          <w:tcPr>
+            <w:tcW w:w="1082" w:type="pct"/>
+            <w:tcBorders>
+              <w:bottom w:val="single" w:sz="4" w:space="0" w:color="auto"/>
+            </w:tcBorders>
+            <w:shd w:val="clear" w:color="auto" w:fill="auto"/>
+          </w:tcPr>
+          <w:p>
+            <w:pPr>
+              <w:pStyle w:val="MDPI42tablebody"/>
+            </w:pPr>
+            <w:r>
+              <w:t>Wayfinding</w:t>
+            </w:r>
+          </w:p>
+          <w:p>
+            <w:pPr>
+              <w:pStyle w:val="MDPI42tablebody"/>
+            </w:pPr>
+            <w:r>
+              <w:t>Structures</w:t>
+            </w:r>
+            <w:r>
+              <w:t xml:space="preserve"> </w:t>
+            </w:r>
+            <w:r>
+              <w:fldChar w:fldCharType="begin"/>
+            </w:r>
+            <w:r>
+              <w:instrText xml:space="preserve"> ADDIN ZOTERO_ITEM CSL_CITATION {"citationID":"Up7LnX1h","properties":{"formattedCitation":"[71]","plainCitation":"[71]","noteIndex":0},"citationItems":[{"id":3219,"uris":["http://zotero.org/users/6749620/items/6FAQQXRQ"],"itemData":{"id":3219,"type":"webpage","container-title":"City of Toronto Open Data Portal","language":"en","title":"Street Furniture - Information Pillar-Wayfinding Structure","URL":"https://open.toronto.ca/dataset/","author":[{"literal":"City of Toronto"}],"accessed":{"date-parts":[["2024",12,30]]},"issued":{"date-parts":[["2023"]]},"citation-key":"cityoftorontoStreetFurnitureInformation2023"}}],"schema":"https://github.com/citation-style-language/schema/raw/master/csl-citation.json"} </w:instrText>
+            </w:r>
+            <w:r>
+              <w:fldChar w:fldCharType="separate"/>
+            </w:r>
+            <w:r>
+              <w:rPr>
+                <w:noProof/>
+              </w:rPr>
+              <w:t>[71]</w:t>
+            </w:r>
+            <w:r>
+              <w:fldChar w:fldCharType="end"/>
+            </w:r>
+          </w:p>
+        </w:tc>
+        <w:tc>
+          <w:tcPr>
+            <w:tcW w:w="543" w:type="pct"/>
+            <w:tcBorders>
+              <w:bottom w:val="single" w:sz="4" w:space="0" w:color="auto"/>
+            </w:tcBorders>
+            <w:shd w:val="clear" w:color="auto" w:fill="auto"/>
+          </w:tcPr>
+          <w:p>
+            <w:pPr>
+              <w:pStyle w:val="MDPI42tablebody"/>
+            </w:pPr>
+            <w:r>
+              <w:t>21</w:t>
+            </w:r>
+          </w:p>
+        </w:tc>
+        <w:tc>
+          <w:tcPr>
+            <w:tcW w:w="541" w:type="pct"/>
+            <w:tcBorders>
+              <w:bottom w:val="single" w:sz="4" w:space="0" w:color="auto"/>
+            </w:tcBorders>
+            <w:shd w:val="clear" w:color="auto" w:fill="auto"/>
+          </w:tcPr>
+          <w:p>
+            <w:pPr>
+              <w:pStyle w:val="MDPI42tablebody"/>
+            </w:pPr>
+            <w:r>
+              <w:t>330</w:t>
+            </w:r>
+          </w:p>
+        </w:tc>
+        <w:tc>
+          <w:tcPr>
+            <w:tcW w:w="722" w:type="pct"/>
+            <w:tcBorders>
+              <w:bottom w:val="single" w:sz="4" w:space="0" w:color="auto"/>
+            </w:tcBorders>
+          </w:tcPr>
+          <w:p>
+            <w:pPr>
+              <w:pStyle w:val="MDPI42tablebody"/>
+            </w:pPr>
+            <w:r>
+              <w:t>Point</w:t>
+            </w:r>
+          </w:p>
+        </w:tc>
+        <w:tc>
+          <w:tcPr>
+            <w:tcW w:w="2096" w:type="pct"/>
+            <w:tcBorders>
+              <w:bottom w:val="single" w:sz="4" w:space="0" w:color="auto"/>
+            </w:tcBorders>
+          </w:tcPr>
+          <w:p>
+            <w:pPr>
+              <w:pStyle w:val="MDPI42tablebody"/>
+              <w:jc w:val="left"/>
+            </w:pPr>
+            <w:r>
+              <w:t>Information pillar/wayfinding structures with advertisement and non-advertisement structures</w:t>
+            </w:r>
+          </w:p>
+        </w:tc>
+        <w:tc>
+          <w:tcPr>
+            <w:tcW w:w="15" w:type="pct"/>
+            <w:tcBorders>
+              <w:bottom w:val="single" w:sz="4" w:space="0" w:color="auto"/>
+            </w:tcBorders>
+          </w:tcPr>
+          <w:p>
+            <w:pPr>
+              <w:pStyle w:val="MDPI42tablebody"/>
+              <w:spacing w:line="240" w:lineRule="auto"/>
+              <w:jc w:val="left"/>
+            </w:pPr>
+          </w:p>
+        </w:tc>
+      </w:tr>
+      <w:tr>
+        <w:trPr>
+          <w:jc w:val="right"/>
+        </w:trPr>
+        <w:tc>
+          <w:tcPr>
+            <w:tcW w:w="1082" w:type="pct"/>
+            <w:tcBorders>
+              <w:bottom w:val="single" w:sz="4" w:space="0" w:color="auto"/>
+            </w:tcBorders>
+            <w:shd w:val="clear" w:color="auto" w:fill="auto"/>
+          </w:tcPr>
+          <w:p>
+            <w:pPr>
+              <w:pStyle w:val="MDPI42tablebody"/>
+            </w:pPr>
+            <w:r>
+              <w:t>Litter Receptables</w:t>
+            </w:r>
+            <w:r>
+              <w:t xml:space="preserve"> </w:t>
+            </w:r>
+            <w:r>
+              <w:fldChar w:fldCharType="begin"/>
+            </w:r>
+            <w:r>
+              <w:instrText xml:space="preserve"> ADDIN ZOTERO_ITEM CSL_CITATION {"citationID":"QN4xAOGD","properties":{"formattedCitation":"[72]","plainCitation":"[72]","noteIndex":0},"citationItems":[{"id":3221,"uris":["http://zotero.org/users/6749620/items/C7S3DA98"],"itemData":{"id":3221,"type":"webpage","container-title":"City of Toronto Open Data Portal","language":"en","title":"Street Furniture - Litter Receptacle","URL":"https://open.toronto.ca/dataset/","author":[{"literal":"City of Toronto"}],"accessed":{"date-parts":[["2024",12,30]]},"issued":{"date-parts":[["2023"]]},"citation-key":"cityoftorontoStreetFurnitureLitter2023"}}],"schema":"https://github.com/citation-style-language/schema/raw/master/csl-citation.json"} </w:instrText>
+            </w:r>
+            <w:r>
+              <w:fldChar w:fldCharType="separate"/>
+            </w:r>
+            <w:r>
+              <w:rPr>
+                <w:noProof/>
+              </w:rPr>
+              <w:t>[72]</w:t>
+            </w:r>
+            <w:r>
+              <w:fldChar w:fldCharType="end"/>
+            </w:r>
+            <w:r>
+              <w:t xml:space="preserve">  </w:t>
+            </w:r>
+          </w:p>
+        </w:tc>
+        <w:tc>
+          <w:tcPr>
+            <w:tcW w:w="543" w:type="pct"/>
+            <w:tcBorders>
+              <w:bottom w:val="single" w:sz="4" w:space="0" w:color="auto"/>
+            </w:tcBorders>
+            <w:shd w:val="clear" w:color="auto" w:fill="auto"/>
+          </w:tcPr>
+          <w:p>
+            <w:pPr>
+              <w:pStyle w:val="MDPI42tablebody"/>
+            </w:pPr>
+            <w:r>
+              <w:t>21</w:t>
+            </w:r>
+          </w:p>
+        </w:tc>
+        <w:tc>
+          <w:tcPr>
+            <w:tcW w:w="541" w:type="pct"/>
+            <w:tcBorders>
+              <w:bottom w:val="single" w:sz="4" w:space="0" w:color="auto"/>
+            </w:tcBorders>
+            <w:shd w:val="clear" w:color="auto" w:fill="auto"/>
+          </w:tcPr>
+          <w:p>
+            <w:pPr>
+              <w:pStyle w:val="MDPI42tablebody"/>
+            </w:pPr>
+            <w:r>
+              <w:t>10337</w:t>
+            </w:r>
+          </w:p>
+        </w:tc>
+        <w:tc>
+          <w:tcPr>
+            <w:tcW w:w="722" w:type="pct"/>
+            <w:tcBorders>
+              <w:bottom w:val="single" w:sz="4" w:space="0" w:color="auto"/>
+            </w:tcBorders>
+          </w:tcPr>
+          <w:p>
+            <w:pPr>
+              <w:pStyle w:val="MDPI42tablebody"/>
+            </w:pPr>
+            <w:r>
+              <w:t>Point</w:t>
+            </w:r>
+          </w:p>
+        </w:tc>
+        <w:tc>
+          <w:tcPr>
+            <w:tcW w:w="2096" w:type="pct"/>
+            <w:tcBorders>
+              <w:bottom w:val="single" w:sz="4" w:space="0" w:color="auto"/>
+            </w:tcBorders>
+          </w:tcPr>
+          <w:p>
+            <w:pPr>
+              <w:pStyle w:val="MDPI42tablebody"/>
+              <w:jc w:val="left"/>
+            </w:pPr>
+            <w:r>
+              <w:t>Litter receptacle locations</w:t>
+            </w:r>
+          </w:p>
+        </w:tc>
+        <w:tc>
+          <w:tcPr>
+            <w:tcW w:w="15" w:type="pct"/>
+            <w:tcBorders>
+              <w:bottom w:val="single" w:sz="4" w:space="0" w:color="auto"/>
+            </w:tcBorders>
+          </w:tcPr>
+          <w:p>
+            <w:pPr>
+              <w:pStyle w:val="MDPI42tablebody"/>
+              <w:spacing w:line="240" w:lineRule="auto"/>
+              <w:jc w:val="left"/>
+            </w:pPr>
+          </w:p>
+        </w:tc>
+      </w:tr>
+      <w:tr>
+        <w:trPr>
+          <w:jc w:val="right"/>
+        </w:trPr>
+        <w:tc>
+          <w:tcPr>
+            <w:tcW w:w="1082" w:type="pct"/>
+            <w:tcBorders>
+              <w:bottom w:val="single" w:sz="4" w:space="0" w:color="auto"/>
+            </w:tcBorders>
+            <w:shd w:val="clear" w:color="auto" w:fill="auto"/>
+          </w:tcPr>
+          <w:p>
+            <w:pPr>
+              <w:pStyle w:val="MDPI42tablebody"/>
+            </w:pPr>
+            <w:r>
+              <w:t>Schools</w:t>
+            </w:r>
+            <w:r>
+              <w:t xml:space="preserve"> </w:t>
+            </w:r>
+            <w:r>
+              <w:fldChar w:fldCharType="begin"/>
+            </w:r>
+            <w:r>
+              <w:instrText xml:space="preserve"> ADDIN ZOTERO_ITEM CSL_CITATION {"citationID":"7xpmxqMl","properties":{"formattedCitation":"[73]","plainCitation":"[73]","noteIndex":0},"citationItems":[{"id":3223,"uris":["http://zotero.org/users/6749620/items/ATK5QTMP"],"itemData":{"id":3223,"type":"webpage","container-title":"City of Toronto Open Data Portal","language":"en","title":"School Locations - All Types","URL":"https://open.toronto.ca/dataset/","author":[{"literal":"City of Toronto"}],"accessed":{"date-parts":[["2024",12,30]]},"issued":{"date-parts":[["2023"]]},"citation-key":"cityoftorontoSchoolLocationsAll2023"}}],"schema":"https://github.com/citation-style-language/schema/raw/master/csl-citation.json"} </w:instrText>
+            </w:r>
+            <w:r>
+              <w:fldChar w:fldCharType="separate"/>
+            </w:r>
+            <w:r>
+              <w:rPr>
+                <w:noProof/>
+              </w:rPr>
+              <w:t>[73]</w:t>
+            </w:r>
+            <w:r>
+              <w:fldChar w:fldCharType="end"/>
+            </w:r>
+          </w:p>
+        </w:tc>
+        <w:tc>
+          <w:tcPr>
+            <w:tcW w:w="543" w:type="pct"/>
+            <w:tcBorders>
+              <w:bottom w:val="single" w:sz="4" w:space="0" w:color="auto"/>
+            </w:tcBorders>
+            <w:shd w:val="clear" w:color="auto" w:fill="auto"/>
+          </w:tcPr>
+          <w:p>
+            <w:pPr>
+              <w:pStyle w:val="MDPI42tablebody"/>
+            </w:pPr>
+            <w:r>
+              <w:t>29</w:t>
+            </w:r>
+          </w:p>
+        </w:tc>
+        <w:tc>
+          <w:tcPr>
+            <w:tcW w:w="541" w:type="pct"/>
+            <w:tcBorders>
+              <w:bottom w:val="single" w:sz="4" w:space="0" w:color="auto"/>
+            </w:tcBorders>
+            <w:shd w:val="clear" w:color="auto" w:fill="auto"/>
+          </w:tcPr>
+          <w:p>
+            <w:pPr>
+              <w:pStyle w:val="MDPI42tablebody"/>
+            </w:pPr>
+            <w:r>
+              <w:t>1194</w:t>
+            </w:r>
+          </w:p>
+        </w:tc>
+        <w:tc>
+          <w:tcPr>
+            <w:tcW w:w="722" w:type="pct"/>
+            <w:tcBorders>
+              <w:bottom w:val="single" w:sz="4" w:space="0" w:color="auto"/>
+            </w:tcBorders>
+          </w:tcPr>
+          <w:p>
+            <w:pPr>
+              <w:pStyle w:val="MDPI42tablebody"/>
+            </w:pPr>
+            <w:r>
+              <w:t>Point</w:t>
+            </w:r>
+          </w:p>
+        </w:tc>
+        <w:tc>
+          <w:tcPr>
+            <w:tcW w:w="2096" w:type="pct"/>
+            <w:tcBorders>
+              <w:bottom w:val="single" w:sz="4" w:space="0" w:color="auto"/>
+            </w:tcBorders>
+          </w:tcPr>
+          <w:p>
+            <w:pPr>
+              <w:pStyle w:val="MDPI42tablebody"/>
+              <w:jc w:val="left"/>
+            </w:pPr>
+            <w:r>
+              <w:t>Public and private school locations</w:t>
+            </w:r>
+          </w:p>
+        </w:tc>
+        <w:tc>
+          <w:tcPr>
+            <w:tcW w:w="15" w:type="pct"/>
+            <w:tcBorders>
+              <w:bottom w:val="single" w:sz="4" w:space="0" w:color="auto"/>
+            </w:tcBorders>
+          </w:tcPr>
+          <w:p>
+            <w:pPr>
+              <w:pStyle w:val="MDPI42tablebody"/>
+              <w:spacing w:line="240" w:lineRule="auto"/>
+              <w:jc w:val="left"/>
+            </w:pPr>
+          </w:p>
+        </w:tc>
+      </w:tr>
+      <w:tr>
+        <w:trPr>
+          <w:jc w:val="right"/>
+        </w:trPr>
+        <w:tc>
+          <w:tcPr>
+            <w:tcW w:w="1082" w:type="pct"/>
+            <w:tcBorders>
+              <w:bottom w:val="single" w:sz="4" w:space="0" w:color="auto"/>
+            </w:tcBorders>
+            <w:shd w:val="clear" w:color="auto" w:fill="auto"/>
+          </w:tcPr>
+          <w:p>
+            <w:pPr>
+              <w:pStyle w:val="MDPI42tablebody"/>
+            </w:pPr>
+            <w:r>
+              <w:t>Childcare Centers</w:t>
+            </w:r>
+            <w:r>
+              <w:t xml:space="preserve"> </w:t>
+            </w:r>
+            <w:r>
+              <w:fldChar w:fldCharType="begin"/>
+            </w:r>
+            <w:r>
+              <w:instrText xml:space="preserve"> ADDIN ZOTERO_ITEM CSL_CITATION {"citationID":"8zk7QTC3","properties":{"formattedCitation":"[74]","plainCitation":"[74]","noteIndex":0},"citationItems":[{"id":3225,"uris":["http://zotero.org/users/6749620/items/SZVMZEVD"],"itemData":{"id":3225,"type":"webpage","container-title":"City of Toronto Open Data Portal","language":"en","title":"Licensed Child Care Centres","URL":"https://open.toronto.ca/dataset/","author":[{"literal":"City of Toronto"}],"accessed":{"date-parts":[["2024",12,30]]},"issued":{"date-parts":[["2023"]]},"citation-key":"cityoftorontoLicensedChildCare2023"}}],"schema":"https://github.com/citation-style-language/schema/raw/master/csl-citation.json"} </w:instrText>
+            </w:r>
+            <w:r>
+              <w:fldChar w:fldCharType="separate"/>
+            </w:r>
+            <w:r>
+              <w:rPr>
+                <w:noProof/>
+              </w:rPr>
+              <w:t>[74]</w:t>
+            </w:r>
+            <w:r>
+              <w:fldChar w:fldCharType="end"/>
+            </w:r>
+          </w:p>
+        </w:tc>
+        <w:tc>
+          <w:tcPr>
+            <w:tcW w:w="543" w:type="pct"/>
+            <w:tcBorders>
+              <w:bottom w:val="single" w:sz="4" w:space="0" w:color="auto"/>
+            </w:tcBorders>
+            <w:shd w:val="clear" w:color="auto" w:fill="auto"/>
+          </w:tcPr>
+          <w:p>
+            <w:pPr>
+              <w:pStyle w:val="MDPI42tablebody"/>
+            </w:pPr>
+            <w:r>
+              <w:t>19</w:t>
+            </w:r>
+          </w:p>
+        </w:tc>
+        <w:tc>
+          <w:tcPr>
+            <w:tcW w:w="541" w:type="pct"/>
+            <w:tcBorders>
+              <w:bottom w:val="single" w:sz="4" w:space="0" w:color="auto"/>
+            </w:tcBorders>
+            <w:shd w:val="clear" w:color="auto" w:fill="auto"/>
+          </w:tcPr>
+          <w:p>
+            <w:pPr>
+              <w:pStyle w:val="MDPI42tablebody"/>
+            </w:pPr>
+            <w:r>
+              <w:t>1038</w:t>
+            </w:r>
+          </w:p>
+        </w:tc>
+        <w:tc>
+          <w:tcPr>
+            <w:tcW w:w="722" w:type="pct"/>
+            <w:tcBorders>
+              <w:bottom w:val="single" w:sz="4" w:space="0" w:color="auto"/>
+            </w:tcBorders>
+          </w:tcPr>
+          <w:p>
+            <w:pPr>
+              <w:pStyle w:val="MDPI42tablebody"/>
+            </w:pPr>
+            <w:r>
+              <w:t>Point</w:t>
+            </w:r>
+          </w:p>
+        </w:tc>
+        <w:tc>
+          <w:tcPr>
+            <w:tcW w:w="2096" w:type="pct"/>
+            <w:tcBorders>
+              <w:bottom w:val="single" w:sz="4" w:space="0" w:color="auto"/>
+            </w:tcBorders>
+          </w:tcPr>
+          <w:p>
+            <w:pPr>
+              <w:pStyle w:val="MDPI42tablebody"/>
+              <w:jc w:val="left"/>
+            </w:pPr>
+            <w:r>
+              <w:t>Childcare</w:t>
+            </w:r>
+            <w:r>
+              <w:t xml:space="preserve"> cente</w:t>
+            </w:r>
+            <w:r>
+              <w:t>r</w:t>
+            </w:r>
+            <w:r>
+              <w:t xml:space="preserve"> locations along with their capacities by age group</w:t>
+            </w:r>
+          </w:p>
+        </w:tc>
+        <w:tc>
+          <w:tcPr>
+            <w:tcW w:w="15" w:type="pct"/>
+            <w:tcBorders>
+              <w:bottom w:val="single" w:sz="4" w:space="0" w:color="auto"/>
+            </w:tcBorders>
+          </w:tcPr>
+          <w:p>
+            <w:pPr>
+              <w:pStyle w:val="MDPI42tablebody"/>
+              <w:spacing w:line="240" w:lineRule="auto"/>
+              <w:jc w:val="left"/>
+            </w:pPr>
+          </w:p>
+        </w:tc>
+      </w:tr>
+      <w:tr>
+        <w:trPr>
+          <w:jc w:val="right"/>
+        </w:trPr>
+        <w:tc>
+          <w:tcPr>
+            <w:tcW w:w="1082" w:type="pct"/>
+            <w:tcBorders>
+              <w:bottom w:val="single" w:sz="4" w:space="0" w:color="auto"/>
+            </w:tcBorders>
+            <w:shd w:val="clear" w:color="auto" w:fill="auto"/>
+          </w:tcPr>
+          <w:p>
+            <w:pPr>
+              <w:pStyle w:val="MDPI42tablebody"/>
+            </w:pPr>
+            <w:r>
+              <w:lastRenderedPageBreak/>
+              <w:t>Public Art</w:t>
+            </w:r>
+            <w:r>
+              <w:t xml:space="preserve"> </w:t>
+            </w:r>
+            <w:r>
+              <w:fldChar w:fldCharType="begin"/>
+            </w:r>
+            <w:r>
+              <w:instrText xml:space="preserve"> ADDIN ZOTERO_ITEM CSL_CITATION {"citationID":"SSu8aWqc","properties":{"formattedCitation":"[75]","plainCitation":"[75]","noteIndex":0},"citationItems":[{"id":3227,"uris":["http://zotero.org/users/6749620/items/V4UT2BYA"],"itemData":{"id":3227,"type":"webpage","container-title":"City of Toronto Open Data Portal","language":"en","title":"Public Art","URL":"https://open.toronto.ca/dataset/","author":[{"literal":"City of Toronto"}],"accessed":{"date-parts":[["2024",12,30]]},"issued":{"date-parts":[["2023"]]},"citation-key":"cityoftorontoPublicArt2023"}}],"schema":"https://github.com/citation-style-language/schema/raw/master/csl-citation.json"} </w:instrText>
+            </w:r>
+            <w:r>
+              <w:fldChar w:fldCharType="separate"/>
+            </w:r>
+            <w:r>
+              <w:rPr>
+                <w:noProof/>
+              </w:rPr>
+              <w:t>[75]</w:t>
+            </w:r>
+            <w:r>
+              <w:fldChar w:fldCharType="end"/>
+            </w:r>
+          </w:p>
+        </w:tc>
+        <w:tc>
+          <w:tcPr>
+            <w:tcW w:w="543" w:type="pct"/>
+            <w:tcBorders>
+              <w:bottom w:val="single" w:sz="4" w:space="0" w:color="auto"/>
+            </w:tcBorders>
+            <w:shd w:val="clear" w:color="auto" w:fill="auto"/>
+          </w:tcPr>
+          <w:p>
+            <w:pPr>
+              <w:pStyle w:val="MDPI42tablebody"/>
+            </w:pPr>
+            <w:r>
+              <w:t>28</w:t>
+            </w:r>
+          </w:p>
+        </w:tc>
+        <w:tc>
+          <w:tcPr>
+            <w:tcW w:w="541" w:type="pct"/>
+            <w:tcBorders>
+              <w:bottom w:val="single" w:sz="4" w:space="0" w:color="auto"/>
+            </w:tcBorders>
+            <w:shd w:val="clear" w:color="auto" w:fill="auto"/>
+          </w:tcPr>
+          <w:p>
+            <w:pPr>
+              <w:pStyle w:val="MDPI42tablebody"/>
+            </w:pPr>
+            <w:r>
+              <w:t>405</w:t>
+            </w:r>
+          </w:p>
+        </w:tc>
+        <w:tc>
+          <w:tcPr>
+            <w:tcW w:w="722" w:type="pct"/>
+            <w:tcBorders>
+              <w:bottom w:val="single" w:sz="4" w:space="0" w:color="auto"/>
+            </w:tcBorders>
+          </w:tcPr>
+          <w:p>
+            <w:pPr>
+              <w:pStyle w:val="MDPI42tablebody"/>
+            </w:pPr>
+            <w:r>
+              <w:t>Point</w:t>
+            </w:r>
+          </w:p>
+        </w:tc>
+        <w:tc>
+          <w:tcPr>
+            <w:tcW w:w="2096" w:type="pct"/>
+            <w:tcBorders>
+              <w:bottom w:val="single" w:sz="4" w:space="0" w:color="auto"/>
+            </w:tcBorders>
+          </w:tcPr>
+          <w:p>
+            <w:pPr>
+              <w:pStyle w:val="MDPI42tablebody"/>
+              <w:jc w:val="left"/>
+            </w:pPr>
+            <w:r>
+              <w:t>Locations of works of public art</w:t>
+            </w:r>
+          </w:p>
+        </w:tc>
+        <w:tc>
+          <w:tcPr>
+            <w:tcW w:w="15" w:type="pct"/>
+            <w:tcBorders>
+              <w:bottom w:val="single" w:sz="4" w:space="0" w:color="auto"/>
+            </w:tcBorders>
+          </w:tcPr>
+          <w:p>
+            <w:pPr>
+              <w:pStyle w:val="MDPI42tablebody"/>
+              <w:spacing w:line="240" w:lineRule="auto"/>
+              <w:jc w:val="left"/>
+            </w:pPr>
+          </w:p>
+        </w:tc>
+      </w:tr>
+      <w:tr>
+        <w:trPr>
+          <w:jc w:val="right"/>
+        </w:trPr>
+        <w:tc>
+          <w:tcPr>
+            <w:tcW w:w="1082" w:type="pct"/>
+            <w:tcBorders>
+              <w:bottom w:val="single" w:sz="4" w:space="0" w:color="auto"/>
+            </w:tcBorders>
+            <w:shd w:val="clear" w:color="auto" w:fill="auto"/>
+          </w:tcPr>
+          <w:p>
+            <w:pPr>
+              <w:pStyle w:val="MDPI42tablebody"/>
+            </w:pPr>
+            <w:r>
+              <w:t xml:space="preserve">Cultural </w:t>
+            </w:r>
+            <w:r>
+              <w:t>Hotspots</w:t>
+            </w:r>
+            <w:r>
+              <w:t xml:space="preserve"> </w:t>
+            </w:r>
+            <w:r>
+              <w:fldChar w:fldCharType="begin"/>
+            </w:r>
+            <w:r>
+              <w:instrText xml:space="preserve"> ADDIN ZOTERO_ITEM CSL_CITATION {"citationID":"yz4rexhb","properties":{"formattedCitation":"[76]","plainCitation":"[76]","noteIndex":0},"citationItems":[{"id":3229,"uris":["http://zotero.org/users/6749620/items/IBC8DRQ4"],"itemData":{"id":3229,"type":"webpage","container-title":"City of Toronto Open Data Portal","language":"en","title":"Cultural Hotspot - Points of Interest","URL":"https://open.toronto.ca/dataset/","author":[{"literal":"City of Toronto"}],"accessed":{"date-parts":[["2024",12,30]]},"issued":{"date-parts":[["2023"]]},"citation-key":"cityoftorontoCulturalHotspotPoints2023"}}],"schema":"https://github.com/citation-style-language/schema/raw/master/csl-citation.json"} </w:instrText>
+            </w:r>
+            <w:r>
+              <w:fldChar w:fldCharType="separate"/>
+            </w:r>
+            <w:r>
+              <w:rPr>
+                <w:noProof/>
+              </w:rPr>
+              <w:t>[76]</w:t>
+            </w:r>
+            <w:r>
+              <w:fldChar w:fldCharType="end"/>
+            </w:r>
+          </w:p>
+        </w:tc>
+        <w:tc>
+          <w:tcPr>
+            <w:tcW w:w="543" w:type="pct"/>
+            <w:tcBorders>
+              <w:bottom w:val="single" w:sz="4" w:space="0" w:color="auto"/>
+            </w:tcBorders>
+            <w:shd w:val="clear" w:color="auto" w:fill="auto"/>
+          </w:tcPr>
+          <w:p>
+            <w:pPr>
+              <w:pStyle w:val="MDPI42tablebody"/>
+            </w:pPr>
+            <w:r>
+              <w:t>32</w:t>
+            </w:r>
+          </w:p>
+        </w:tc>
+        <w:tc>
+          <w:tcPr>
+            <w:tcW w:w="541" w:type="pct"/>
+            <w:tcBorders>
+              <w:bottom w:val="single" w:sz="4" w:space="0" w:color="auto"/>
+            </w:tcBorders>
+            <w:shd w:val="clear" w:color="auto" w:fill="auto"/>
+          </w:tcPr>
+          <w:p>
+            <w:pPr>
+              <w:pStyle w:val="MDPI42tablebody"/>
+            </w:pPr>
+            <w:r>
+              <w:t>895</w:t>
+            </w:r>
+          </w:p>
+        </w:tc>
+        <w:tc>
+          <w:tcPr>
+            <w:tcW w:w="722" w:type="pct"/>
+            <w:tcBorders>
+              <w:bottom w:val="single" w:sz="4" w:space="0" w:color="auto"/>
+            </w:tcBorders>
+          </w:tcPr>
+          <w:p>
+            <w:pPr>
+              <w:pStyle w:val="MDPI42tablebody"/>
+            </w:pPr>
+            <w:r>
+              <w:t>Point</w:t>
+            </w:r>
+          </w:p>
+        </w:tc>
+        <w:tc>
+          <w:tcPr>
+            <w:tcW w:w="2096" w:type="pct"/>
+            <w:tcBorders>
+              <w:bottom w:val="single" w:sz="4" w:space="0" w:color="auto"/>
+            </w:tcBorders>
+          </w:tcPr>
+          <w:p>
+            <w:pPr>
+              <w:pStyle w:val="MDPI42tablebody"/>
+              <w:jc w:val="left"/>
+            </w:pPr>
+            <w:r>
+              <w:t>Locations of points of interest for residents and visitors to enjoy including public art, murals, buildings with historic or architectural significance, green spaces, restaurants and more</w:t>
+            </w:r>
+          </w:p>
+        </w:tc>
+        <w:tc>
+          <w:tcPr>
+            <w:tcW w:w="15" w:type="pct"/>
+            <w:tcBorders>
+              <w:bottom w:val="single" w:sz="4" w:space="0" w:color="auto"/>
+            </w:tcBorders>
+          </w:tcPr>
+          <w:p>
+            <w:pPr>
+              <w:pStyle w:val="MDPI42tablebody"/>
+              <w:spacing w:line="240" w:lineRule="auto"/>
+              <w:jc w:val="left"/>
+            </w:pPr>
+          </w:p>
+        </w:tc>
+      </w:tr>
+      <w:tr>
+        <w:trPr>
+          <w:jc w:val="right"/>
+        </w:trPr>
+        <w:tc>
+          <w:tcPr>
+            <w:tcW w:w="1082" w:type="pct"/>
+            <w:tcBorders>
+              <w:top w:val="single" w:sz="4" w:space="0" w:color="auto"/>
+              <w:bottom w:val="single" w:sz="4" w:space="0" w:color="auto"/>
+            </w:tcBorders>
+            <w:shd w:val="clear" w:color="auto" w:fill="auto"/>
+          </w:tcPr>
+          <w:p>
+            <w:pPr>
+              <w:pStyle w:val="MDPI42tablebody"/>
+            </w:pPr>
+            <w:r>
+              <w:t>Places of Worship</w:t>
+            </w:r>
+            <w:r>
+              <w:t xml:space="preserve"> </w:t>
+            </w:r>
+            <w:r>
+              <w:fldChar w:fldCharType="begin"/>
+            </w:r>
+            <w:r>
+              <w:instrText xml:space="preserve"> ADDIN ZOTERO_ITEM CSL_CITATION {"citationID":"IKiLR20W","properties":{"formattedCitation":"[77]","plainCitation":"[77]","noteIndex":0},"citationItems":[{"id":3231,"uris":["http://zotero.org/users/6749620/items/5HEVKMQQ"],"itemData":{"id":3231,"type":"webpage","container-title":"City of Toronto Open Data Portal","language":"en","title":"Places of Worship","URL":"https://open.toronto.ca/dataset/","author":[{"literal":"City of Toronto"}],"accessed":{"date-parts":[["2024",12,30]]},"issued":{"date-parts":[["2023"]]},"citation-key":"cityoftorontoPlacesWorship2023"}}],"schema":"https://github.com/citation-style-language/schema/raw/master/csl-citation.json"} </w:instrText>
+            </w:r>
+            <w:r>
+              <w:fldChar w:fldCharType="separate"/>
+            </w:r>
+            <w:r>
+              <w:rPr>
+                <w:noProof/>
+              </w:rPr>
+              <w:t>[77]</w:t>
+            </w:r>
+            <w:r>
+              <w:fldChar w:fldCharType="end"/>
+            </w:r>
+            <w:r>
+              <w:t xml:space="preserve"> </w:t>
+            </w:r>
+            <w:r>
+              <w:t xml:space="preserve"> </w:t>
+            </w:r>
+          </w:p>
+        </w:tc>
+        <w:tc>
+          <w:tcPr>
+            <w:tcW w:w="543" w:type="pct"/>
+            <w:tcBorders>
+              <w:top w:val="single" w:sz="4" w:space="0" w:color="auto"/>
+              <w:bottom w:val="single" w:sz="4" w:space="0" w:color="auto"/>
+            </w:tcBorders>
+            <w:shd w:val="clear" w:color="auto" w:fill="auto"/>
+          </w:tcPr>
+          <w:p>
+            <w:pPr>
+              <w:pStyle w:val="MDPI42tablebody"/>
+            </w:pPr>
+            <w:r>
+              <w:t>45</w:t>
+            </w:r>
+          </w:p>
+        </w:tc>
+        <w:tc>
+          <w:tcPr>
+            <w:tcW w:w="541" w:type="pct"/>
+            <w:tcBorders>
+              <w:top w:val="single" w:sz="4" w:space="0" w:color="auto"/>
+              <w:bottom w:val="single" w:sz="4" w:space="0" w:color="auto"/>
+            </w:tcBorders>
+            <w:shd w:val="clear" w:color="auto" w:fill="auto"/>
+          </w:tcPr>
+          <w:p>
+            <w:pPr>
+              <w:pStyle w:val="MDPI42tablebody"/>
+            </w:pPr>
+            <w:r>
+              <w:t>1407</w:t>
+            </w:r>
+          </w:p>
+        </w:tc>
+        <w:tc>
+          <w:tcPr>
+            <w:tcW w:w="722" w:type="pct"/>
+            <w:tcBorders>
+              <w:top w:val="single" w:sz="4" w:space="0" w:color="auto"/>
+              <w:bottom w:val="single" w:sz="4" w:space="0" w:color="auto"/>
+            </w:tcBorders>
+          </w:tcPr>
+          <w:p>
+            <w:pPr>
+              <w:pStyle w:val="MDPI42tablebody"/>
+            </w:pPr>
+            <w:r>
+              <w:t>Point</w:t>
+            </w:r>
+          </w:p>
+        </w:tc>
+        <w:tc>
+          <w:tcPr>
+            <w:tcW w:w="2096" w:type="pct"/>
+            <w:tcBorders>
+              <w:top w:val="single" w:sz="4" w:space="0" w:color="auto"/>
+              <w:bottom w:val="single" w:sz="4" w:space="0" w:color="auto"/>
+            </w:tcBorders>
+          </w:tcPr>
+          <w:p>
+            <w:pPr>
+              <w:pStyle w:val="MDPI42tablebody"/>
+              <w:jc w:val="left"/>
+            </w:pPr>
+            <w:r>
+              <w:t xml:space="preserve">Religious locations such as churches, synagogues, temples, ashrams, mosques, </w:t>
+            </w:r>
+            <w:proofErr w:type="spellStart"/>
+            <w:r>
+              <w:t>etc</w:t>
+            </w:r>
+            <w:proofErr w:type="spellEnd"/>
+            <w:r>
+              <w:t xml:space="preserve"> (one-off capture as of 2006)</w:t>
+            </w:r>
+          </w:p>
+        </w:tc>
+        <w:tc>
+          <w:tcPr>
+            <w:tcW w:w="15" w:type="pct"/>
+            <w:tcBorders>
+              <w:top w:val="single" w:sz="4" w:space="0" w:color="auto"/>
+              <w:bottom w:val="single" w:sz="4" w:space="0" w:color="auto"/>
+            </w:tcBorders>
+          </w:tcPr>
+          <w:p>
+            <w:pPr>
+              <w:pStyle w:val="MDPI42tablebody"/>
+              <w:spacing w:line="240" w:lineRule="auto"/>
+              <w:jc w:val="left"/>
+            </w:pPr>
+          </w:p>
+        </w:tc>
+      </w:tr>
+      <w:tr>
+        <w:trPr>
+          <w:jc w:val="right"/>
+        </w:trPr>
+        <w:tc>
+          <w:tcPr>
+            <w:tcW w:w="1082" w:type="pct"/>
+            <w:tcBorders>
+              <w:top w:val="single" w:sz="4" w:space="0" w:color="auto"/>
+              <w:bottom w:val="single" w:sz="8" w:space="0" w:color="auto"/>
+            </w:tcBorders>
+            <w:shd w:val="clear" w:color="auto" w:fill="auto"/>
+          </w:tcPr>
+          <w:p>
+            <w:pPr>
+              <w:pStyle w:val="MDPI42tablebody"/>
+            </w:pPr>
+            <w:r>
+              <w:t>Major Crime</w:t>
+            </w:r>
+          </w:p>
+          <w:p>
+            <w:pPr>
+              <w:pStyle w:val="MDPI42tablebody"/>
+            </w:pPr>
+            <w:r>
+              <w:t xml:space="preserve">Indicators </w:t>
+            </w:r>
+            <w:r>
+              <w:fldChar w:fldCharType="begin"/>
+            </w:r>
+            <w:r>
+              <w:instrText xml:space="preserve"> ADDIN ZOTERO_ITEM CSL_CITATION {"citationID":"v55iddW1","properties":{"formattedCitation":"[78]","plainCitation":"[78]","noteIndex":0},"citationItems":[{"id":3233,"uris":["http://zotero.org/users/6749620/items/XNBNQEZ4"],"itemData":{"id":3233,"type":"webpage","abstract":"Major Crime Indicators (MCI) occurrences by reported date.","container-title":"Public Safety Data Portal","language":"en-ca","title":"Major Crime Indicators Open Data","URL":"https://data.torontopolice.on.ca/datasets/TorontoPS::major-crime-indicators-open-data/about","author":[{"literal":"Toronto Police Service"}],"accessed":{"date-parts":[["2024",12,30]]},"issued":{"date-parts":[["2023"]]},"citation-key":"torontopoliceserviceMajorCrimeIndicators2023"}}],"schema":"https://github.com/citation-style-language/schema/raw/master/csl-citation.json"} </w:instrText>
+            </w:r>
+            <w:r>
+              <w:fldChar w:fldCharType="separate"/>
+            </w:r>
+            <w:r>
+              <w:rPr>
+                <w:noProof/>
+              </w:rPr>
+              <w:t>[78]</w:t>
+            </w:r>
+            <w:r>
+              <w:fldChar w:fldCharType="end"/>
+            </w:r>
+          </w:p>
+        </w:tc>
+        <w:tc>
+          <w:tcPr>
+            <w:tcW w:w="543" w:type="pct"/>
+            <w:tcBorders>
+              <w:top w:val="single" w:sz="4" w:space="0" w:color="auto"/>
+              <w:bottom w:val="single" w:sz="8" w:space="0" w:color="auto"/>
+            </w:tcBorders>
+            <w:shd w:val="clear" w:color="auto" w:fill="auto"/>
+          </w:tcPr>
+          <w:p>
+            <w:pPr>
+              <w:pStyle w:val="MDPI42tablebody"/>
+            </w:pPr>
+            <w:r>
+              <w:t>28</w:t>
+            </w:r>
+          </w:p>
+        </w:tc>
+        <w:tc>
+          <w:tcPr>
+            <w:tcW w:w="541" w:type="pct"/>
+            <w:tcBorders>
+              <w:top w:val="single" w:sz="4" w:space="0" w:color="auto"/>
+              <w:bottom w:val="single" w:sz="8" w:space="0" w:color="auto"/>
+            </w:tcBorders>
+            <w:shd w:val="clear" w:color="auto" w:fill="auto"/>
+          </w:tcPr>
+          <w:p>
+            <w:pPr>
+              <w:pStyle w:val="MDPI42tablebody"/>
+            </w:pPr>
+            <w:r>
+              <w:t>262707</w:t>
+            </w:r>
+          </w:p>
+        </w:tc>
+        <w:tc>
+          <w:tcPr>
+            <w:tcW w:w="722" w:type="pct"/>
+            <w:tcBorders>
+              <w:top w:val="single" w:sz="4" w:space="0" w:color="auto"/>
+              <w:bottom w:val="single" w:sz="8" w:space="0" w:color="auto"/>
+            </w:tcBorders>
+          </w:tcPr>
+          <w:p>
+            <w:pPr>
+              <w:pStyle w:val="MDPI42tablebody"/>
+            </w:pPr>
+            <w:r>
+              <w:t>Point</w:t>
+            </w:r>
+          </w:p>
+        </w:tc>
+        <w:tc>
+          <w:tcPr>
+            <w:tcW w:w="2096" w:type="pct"/>
+            <w:tcBorders>
+              <w:top w:val="single" w:sz="4" w:space="0" w:color="auto"/>
+              <w:bottom w:val="single" w:sz="8" w:space="0" w:color="auto"/>
+            </w:tcBorders>
+          </w:tcPr>
+          <w:p>
+            <w:pPr>
+              <w:pStyle w:val="MDPI42tablebody"/>
+              <w:jc w:val="left"/>
+            </w:pPr>
+            <w:r>
+              <w:t>Major Crime Indicators (MCI) occurrences by reported date and related offences from 2014 to June 30, 2022</w:t>
+            </w:r>
+          </w:p>
+        </w:tc>
+        <w:tc>
+          <w:tcPr>
+            <w:tcW w:w="15" w:type="pct"/>
+            <w:tcBorders>
+              <w:top w:val="single" w:sz="4" w:space="0" w:color="auto"/>
+              <w:bottom w:val="single" w:sz="8" w:space="0" w:color="auto"/>
+            </w:tcBorders>
+          </w:tcPr>
+          <w:p>
+            <w:pPr>
+              <w:pStyle w:val="MDPI42tablebody"/>
+              <w:spacing w:line="240" w:lineRule="auto"/>
+              <w:jc w:val="left"/>
+            </w:pPr>
+          </w:p>
+        </w:tc>
+      </w:tr>
+    </w:tbl>
+    <w:p>
+      <w:pPr>
+        <w:pStyle w:val="MDPI36textafterlist"/>
+      </w:pPr>
+      <w:r>
+        <w:rPr>
+          <w:lang w:val="en"/>
+        </w:rPr>
+        <w:t>W</w:t>
+      </w:r>
+      <w:r>
+        <w:rPr>
+          <w:lang w:val="en"/>
+        </w:rPr>
+        <w:t>e spatially aggregated the 21 datasets into regularized grids of 10 by 10, 40 by 40, and 80 by 80 cells</w:t>
+      </w:r>
+      <w:r>
+        <w:rPr>
+          <w:lang w:val="en"/>
+        </w:rPr>
+        <w:t xml:space="preserve"> to improve interpretability and provide simpler visualization of the results. </w:t>
+      </w:r>
+      <w:r>
+        <w:rPr>
+          <w:lang w:val="en"/>
+        </w:rPr>
+        <w:t xml:space="preserve"> Inside of each cell, spatial entities from each dataset had all variables (columns) aggregated by the following statistics: </w:t>
+      </w:r>
+      <w:r>
+        <w:t>sum, mean, median, min, max, variance, skew, standard deviation, standard error of the mean, and mean absolute deviation</w:t>
+      </w:r>
+      <w:r>
+        <w:t>. Depending on the geometry of the dataset and data type</w:t>
+      </w:r>
+      <w:r>
+        <w:t xml:space="preserve"> of variables inside each data</w:t>
+      </w:r>
+      <w:r>
+        <w:t>set</w:t>
+      </w:r>
+      <w:r>
+        <w:t>, we also applied different additional aggregation processes seen in Table 3.</w:t>
+      </w:r>
+    </w:p>
+    <w:p>
+      <w:pPr>
+        <w:pStyle w:val="MDPI41tablecaption"/>
+      </w:pPr>
+      <w:r>
+        <w:rPr>
+          <w:b/>
+        </w:rPr>
+        <w:t xml:space="preserve">Table </w:t>
+      </w:r>
+      <w:r>
+        <w:rPr>
+          <w:b/>
+        </w:rPr>
+        <w:t>3</w:t>
+      </w:r>
+      <w:r>
+        <w:rPr>
+          <w:b/>
+        </w:rPr>
+        <w:t>.</w:t>
+      </w:r>
+      <w:r>
+        <w:t xml:space="preserve"> </w:t>
+      </w:r>
+      <w:r>
+        <w:rPr>
+          <w:bCs/>
+        </w:rPr>
+        <w:t xml:space="preserve">Spatial aggregation </w:t>
+      </w:r>
+      <w:r>
+        <w:rPr>
+          <w:bCs/>
+        </w:rPr>
+        <w:t>behavior</w:t>
+      </w:r>
+      <w:r>
+        <w:rPr>
+          <w:bCs/>
+        </w:rPr>
+        <w:t xml:space="preserve"> based on geometry and data type</w:t>
+      </w:r>
+      <w:r>
+        <w:t>.</w:t>
+      </w:r>
+    </w:p>
+    <w:tbl>
+      <w:tblPr>
+        <w:tblW w:w="3750" w:type="pct"/>
         <w:tblInd w:w="2608" w:type="dxa"/>
         <w:tblBorders>
           <w:top w:val="single" w:sz="8" w:space="0" w:color="auto"/>
@@ -14316,14 +17467,13 @@
         <w:tblLook w:val="04A0" w:firstRow="1" w:lastRow="0" w:firstColumn="1" w:lastColumn="0" w:noHBand="0" w:noVBand="1"/>
       </w:tblPr>
       <w:tblGrid>
-        <w:gridCol w:w="2619"/>
-        <w:gridCol w:w="2619"/>
-        <w:gridCol w:w="2619"/>
+        <w:gridCol w:w="2510"/>
+        <w:gridCol w:w="5340"/>
       </w:tblGrid>
       <w:tr>
         <w:tc>
           <w:tcPr>
-            <w:tcW w:w="2619" w:type="dxa"/>
+            <w:tcW w:w="1787" w:type="dxa"/>
             <w:tcBorders>
               <w:bottom w:val="single" w:sz="4" w:space="0" w:color="auto"/>
             </w:tcBorders>
@@ -14344,14 +17494,185 @@
                 <w:b/>
                 <w:snapToGrid/>
               </w:rPr>
-              <w:t>Title 1</w:t>
+              <w:t>Geometry</w:t>
             </w:r>
           </w:p>
         </w:tc>
         <w:tc>
           <w:tcPr>
-            <w:tcW w:w="2619" w:type="dxa"/>
+            <w:tcW w:w="3802" w:type="dxa"/>
             <w:tcBorders>
+              <w:bottom w:val="single" w:sz="4" w:space="0" w:color="auto"/>
+            </w:tcBorders>
+            <w:shd w:val="clear" w:color="auto" w:fill="auto"/>
+            <w:vAlign w:val="center"/>
+          </w:tcPr>
+          <w:p>
+            <w:pPr>
+              <w:pStyle w:val="MDPI42tablebody"/>
+              <w:spacing w:line="240" w:lineRule="auto"/>
+              <w:jc w:val="left"/>
+              <w:rPr>
+                <w:b/>
+                <w:snapToGrid/>
+              </w:rPr>
+            </w:pPr>
+            <w:r>
+              <w:rPr>
+                <w:b/>
+                <w:snapToGrid/>
+              </w:rPr>
+              <w:t xml:space="preserve">Aggregation </w:t>
+            </w:r>
+            <w:r>
+              <w:rPr>
+                <w:b/>
+                <w:snapToGrid/>
+              </w:rPr>
+              <w:t>Behavior</w:t>
+            </w:r>
+          </w:p>
+        </w:tc>
+      </w:tr>
+      <w:tr>
+        <w:tc>
+          <w:tcPr>
+            <w:tcW w:w="1787" w:type="dxa"/>
+            <w:tcBorders>
+              <w:bottom w:val="single" w:sz="4" w:space="0" w:color="auto"/>
+            </w:tcBorders>
+            <w:shd w:val="clear" w:color="auto" w:fill="auto"/>
+            <w:vAlign w:val="center"/>
+          </w:tcPr>
+          <w:p>
+            <w:pPr>
+              <w:pStyle w:val="MDPI42tablebody"/>
+              <w:spacing w:line="240" w:lineRule="auto"/>
+            </w:pPr>
+            <w:r>
+              <w:t>Point</w:t>
+            </w:r>
+          </w:p>
+        </w:tc>
+        <w:tc>
+          <w:tcPr>
+            <w:tcW w:w="3802" w:type="dxa"/>
+            <w:tcBorders>
+              <w:bottom w:val="single" w:sz="4" w:space="0" w:color="auto"/>
+            </w:tcBorders>
+            <w:shd w:val="clear" w:color="auto" w:fill="auto"/>
+            <w:vAlign w:val="center"/>
+          </w:tcPr>
+          <w:p>
+            <w:pPr>
+              <w:pStyle w:val="MDPI42tablebody"/>
+              <w:spacing w:line="240" w:lineRule="auto"/>
+              <w:jc w:val="left"/>
+            </w:pPr>
+            <w:r>
+              <w:t>Count points inside cell</w:t>
+            </w:r>
+          </w:p>
+        </w:tc>
+      </w:tr>
+      <w:tr>
+        <w:tc>
+          <w:tcPr>
+            <w:tcW w:w="1787" w:type="dxa"/>
+            <w:tcBorders>
+              <w:top w:val="single" w:sz="4" w:space="0" w:color="auto"/>
+              <w:bottom w:val="single" w:sz="4" w:space="0" w:color="auto"/>
+            </w:tcBorders>
+            <w:shd w:val="clear" w:color="auto" w:fill="auto"/>
+            <w:vAlign w:val="center"/>
+          </w:tcPr>
+          <w:p>
+            <w:pPr>
+              <w:pStyle w:val="MDPI42tablebody"/>
+              <w:spacing w:line="240" w:lineRule="auto"/>
+            </w:pPr>
+            <w:r>
+              <w:t>Line</w:t>
+            </w:r>
+          </w:p>
+        </w:tc>
+        <w:tc>
+          <w:tcPr>
+            <w:tcW w:w="3802" w:type="dxa"/>
+            <w:tcBorders>
+              <w:top w:val="single" w:sz="4" w:space="0" w:color="auto"/>
+              <w:bottom w:val="single" w:sz="4" w:space="0" w:color="auto"/>
+            </w:tcBorders>
+            <w:shd w:val="clear" w:color="auto" w:fill="auto"/>
+            <w:vAlign w:val="center"/>
+          </w:tcPr>
+          <w:p>
+            <w:pPr>
+              <w:pStyle w:val="MDPI42tablebody"/>
+              <w:spacing w:line="240" w:lineRule="auto"/>
+              <w:jc w:val="left"/>
+            </w:pPr>
+            <w:r>
+              <w:t>Count line objects inside cell</w:t>
+            </w:r>
+            <w:r>
+              <w:t>, c</w:t>
+            </w:r>
+            <w:r>
+              <w:t>alculate statistics for line lengths and sinuosity in cell</w:t>
+            </w:r>
+          </w:p>
+        </w:tc>
+      </w:tr>
+      <w:tr>
+        <w:tc>
+          <w:tcPr>
+            <w:tcW w:w="1787" w:type="dxa"/>
+            <w:tcBorders>
+              <w:top w:val="single" w:sz="4" w:space="0" w:color="auto"/>
+              <w:bottom w:val="single" w:sz="8" w:space="0" w:color="auto"/>
+            </w:tcBorders>
+            <w:shd w:val="clear" w:color="auto" w:fill="auto"/>
+            <w:vAlign w:val="center"/>
+          </w:tcPr>
+          <w:p>
+            <w:pPr>
+              <w:pStyle w:val="MDPI42tablebody"/>
+              <w:spacing w:line="240" w:lineRule="auto"/>
+            </w:pPr>
+            <w:r>
+              <w:t>Polygon</w:t>
+            </w:r>
+          </w:p>
+        </w:tc>
+        <w:tc>
+          <w:tcPr>
+            <w:tcW w:w="3802" w:type="dxa"/>
+            <w:tcBorders>
+              <w:top w:val="single" w:sz="4" w:space="0" w:color="auto"/>
+              <w:bottom w:val="single" w:sz="8" w:space="0" w:color="auto"/>
+            </w:tcBorders>
+            <w:shd w:val="clear" w:color="auto" w:fill="auto"/>
+            <w:vAlign w:val="center"/>
+          </w:tcPr>
+          <w:p>
+            <w:pPr>
+              <w:pStyle w:val="MDPI42tablebody"/>
+              <w:spacing w:line="240" w:lineRule="auto"/>
+              <w:jc w:val="left"/>
+            </w:pPr>
+            <w:r>
+              <w:t>Count polygon objects inside cell; Calculate statistics for polygon areas, lengths, and widths in cell</w:t>
+            </w:r>
+          </w:p>
+        </w:tc>
+      </w:tr>
+      <w:tr>
+        <w:tc>
+          <w:tcPr>
+            <w:tcW w:w="1787" w:type="dxa"/>
+            <w:tcBorders>
+              <w:top w:val="single" w:sz="8" w:space="0" w:color="auto"/>
               <w:bottom w:val="single" w:sz="4" w:space="0" w:color="auto"/>
             </w:tcBorders>
             <w:shd w:val="clear" w:color="auto" w:fill="auto"/>
@@ -14363,481 +17684,28 @@
               <w:spacing w:line="240" w:lineRule="auto"/>
               <w:rPr>
                 <w:b/>
-                <w:snapToGrid/>
+                <w:bCs/>
               </w:rPr>
             </w:pPr>
             <w:r>
               <w:rPr>
                 <w:b/>
-                <w:snapToGrid/>
+                <w:bCs/>
               </w:rPr>
-              <w:t>Title 2</w:t>
+              <w:t xml:space="preserve">Variable </w:t>
+            </w:r>
+            <w:r>
+              <w:rPr>
+                <w:b/>
+                <w:bCs/>
+              </w:rPr>
+              <w:t>Data Type</w:t>
             </w:r>
           </w:p>
         </w:tc>
         <w:tc>
           <w:tcPr>
-            <w:tcW w:w="2619" w:type="dxa"/>
-            <w:tcBorders>
-              <w:bottom w:val="single" w:sz="4" w:space="0" w:color="auto"/>
-            </w:tcBorders>
-            <w:shd w:val="clear" w:color="auto" w:fill="auto"/>
-            <w:vAlign w:val="center"/>
-          </w:tcPr>
-          <w:p>
-            <w:pPr>
-              <w:pStyle w:val="MDPI42tablebody"/>
-              <w:spacing w:line="240" w:lineRule="auto"/>
-              <w:rPr>
-                <w:b/>
-                <w:snapToGrid/>
-              </w:rPr>
-            </w:pPr>
-            <w:r>
-              <w:rPr>
-                <w:b/>
-                <w:snapToGrid/>
-              </w:rPr>
-              <w:t>Title 3</w:t>
-            </w:r>
-          </w:p>
-        </w:tc>
-      </w:tr>
-      <w:tr>
-        <w:tc>
-          <w:tcPr>
-            <w:tcW w:w="2619" w:type="dxa"/>
-            <w:shd w:val="clear" w:color="auto" w:fill="auto"/>
-            <w:vAlign w:val="center"/>
-          </w:tcPr>
-          <w:p>
-            <w:pPr>
-              <w:pStyle w:val="MDPI42tablebody"/>
-              <w:spacing w:line="240" w:lineRule="auto"/>
-            </w:pPr>
-            <w:r>
-              <w:t>entry 1</w:t>
-            </w:r>
-          </w:p>
-        </w:tc>
-        <w:tc>
-          <w:tcPr>
-            <w:tcW w:w="2619" w:type="dxa"/>
-            <w:shd w:val="clear" w:color="auto" w:fill="auto"/>
-            <w:vAlign w:val="center"/>
-          </w:tcPr>
-          <w:p>
-            <w:pPr>
-              <w:pStyle w:val="MDPI42tablebody"/>
-              <w:spacing w:line="240" w:lineRule="auto"/>
-            </w:pPr>
-            <w:r>
-              <w:t>data</w:t>
-            </w:r>
-          </w:p>
-        </w:tc>
-        <w:tc>
-          <w:tcPr>
-            <w:tcW w:w="2619" w:type="dxa"/>
-            <w:shd w:val="clear" w:color="auto" w:fill="auto"/>
-            <w:vAlign w:val="center"/>
-          </w:tcPr>
-          <w:p>
-            <w:pPr>
-              <w:pStyle w:val="MDPI42tablebody"/>
-              <w:spacing w:line="240" w:lineRule="auto"/>
-            </w:pPr>
-            <w:r>
-              <w:t>data</w:t>
-            </w:r>
-          </w:p>
-        </w:tc>
-      </w:tr>
-      <w:tr>
-        <w:tc>
-          <w:tcPr>
-            <w:tcW w:w="2619" w:type="dxa"/>
-            <w:shd w:val="clear" w:color="auto" w:fill="auto"/>
-            <w:vAlign w:val="center"/>
-          </w:tcPr>
-          <w:p>
-            <w:pPr>
-              <w:pStyle w:val="MDPI42tablebody"/>
-              <w:spacing w:line="240" w:lineRule="auto"/>
-            </w:pPr>
-            <w:r>
-              <w:t>entry 2</w:t>
-            </w:r>
-          </w:p>
-        </w:tc>
-        <w:tc>
-          <w:tcPr>
-            <w:tcW w:w="2619" w:type="dxa"/>
-            <w:shd w:val="clear" w:color="auto" w:fill="auto"/>
-            <w:vAlign w:val="center"/>
-          </w:tcPr>
-          <w:p>
-            <w:pPr>
-              <w:pStyle w:val="MDPI42tablebody"/>
-              <w:spacing w:line="240" w:lineRule="auto"/>
-            </w:pPr>
-            <w:r>
-              <w:t>data</w:t>
-            </w:r>
-          </w:p>
-        </w:tc>
-        <w:tc>
-          <w:tcPr>
-            <w:tcW w:w="2619" w:type="dxa"/>
-            <w:shd w:val="clear" w:color="auto" w:fill="auto"/>
-            <w:vAlign w:val="center"/>
-          </w:tcPr>
-          <w:p>
-            <w:pPr>
-              <w:pStyle w:val="MDPI42tablebody"/>
-              <w:spacing w:line="240" w:lineRule="auto"/>
-            </w:pPr>
-            <w:r>
-              <w:t xml:space="preserve">data </w:t>
-            </w:r>
-            <w:r>
-              <w:rPr>
-                <w:vertAlign w:val="superscript"/>
-              </w:rPr>
-              <w:t>1</w:t>
-            </w:r>
-          </w:p>
-        </w:tc>
-      </w:tr>
-    </w:tbl>
-    <w:p>
-      <w:pPr>
-        <w:pStyle w:val="MDPI43tablefooter"/>
-      </w:pPr>
-      <w:r>
-        <w:rPr>
-          <w:vertAlign w:val="superscript"/>
-        </w:rPr>
-        <w:lastRenderedPageBreak/>
-        <w:t>1</w:t>
-      </w:r>
-      <w:r>
-        <w:t xml:space="preserve"> Tables may have a footer.</w:t>
-      </w:r>
-    </w:p>
-    <w:p>
-      <w:pPr>
-        <w:pStyle w:val="MDPI31text"/>
-        <w:spacing w:before="240"/>
-      </w:pPr>
-      <w:r>
-        <w:t>The text continues here</w:t>
-      </w:r>
-      <w:r>
-        <w:t xml:space="preserve"> (Figure </w:t>
-      </w:r>
-      <w:r>
-        <w:t xml:space="preserve">2 and </w:t>
-      </w:r>
-      <w:r>
-        <w:t>Table 2)</w:t>
-      </w:r>
-      <w:r>
-        <w:t>.</w:t>
-      </w:r>
-    </w:p>
-    <w:tbl>
-      <w:tblPr>
-        <w:tblW w:w="0" w:type="auto"/>
-        <w:jc w:val="center"/>
-        <w:tblLook w:val="0000" w:firstRow="0" w:lastRow="0" w:firstColumn="0" w:lastColumn="0" w:noHBand="0" w:noVBand="0"/>
-      </w:tblPr>
-      <w:tblGrid>
-        <w:gridCol w:w="4057"/>
-        <w:gridCol w:w="4268"/>
-      </w:tblGrid>
-      <w:tr>
-        <w:trPr>
-          <w:jc w:val="center"/>
-        </w:trPr>
-        <w:tc>
-          <w:tcPr>
-            <w:tcW w:w="4057" w:type="dxa"/>
-            <w:shd w:val="clear" w:color="auto" w:fill="auto"/>
-            <w:vAlign w:val="center"/>
-          </w:tcPr>
-          <w:p>
-            <w:pPr>
-              <w:pStyle w:val="MDPI52figure"/>
-              <w:spacing w:before="0"/>
-            </w:pPr>
-            <w:bookmarkStart w:id="1" w:name="page3"/>
-            <w:bookmarkEnd w:id="1"/>
-            <w:r>
-              <w:rPr>
-                <w:noProof/>
-              </w:rPr>
-              <w:drawing>
-                <wp:inline distT="0" distB="0" distL="0" distR="0" wp14:anchorId="008C8DAA" wp14:editId="2B23743F">
-                  <wp:extent cx="2161540" cy="2161540"/>
-                  <wp:effectExtent l="0" t="0" r="0" b="0"/>
-                  <wp:docPr id="5" name="Picture 1" descr="C:\Users\martin\Downloads\testFigure.tif"/>
-                  <wp:cNvGraphicFramePr>
-                    <a:graphicFrameLocks xmlns:a="http://schemas.openxmlformats.org/drawingml/2006/main" noChangeAspect="1"/>
-                  </wp:cNvGraphicFramePr>
-                  <a:graphic xmlns:a="http://schemas.openxmlformats.org/drawingml/2006/main">
-                    <a:graphicData uri="http://schemas.openxmlformats.org/drawingml/2006/picture">
-                      <pic:pic xmlns:pic="http://schemas.openxmlformats.org/drawingml/2006/picture">
-                        <pic:nvPicPr>
-                          <pic:cNvPr id="0" name="Picture 1" descr="C:\Users\martin\Downloads\testFigure.tif"/>
-                          <pic:cNvPicPr>
-                            <a:picLocks noChangeAspect="1" noChangeArrowheads="1"/>
-                          </pic:cNvPicPr>
-                        </pic:nvPicPr>
-                        <pic:blipFill>
-                          <a:blip r:embed="rId12">
-                            <a:extLst>
-                              <a:ext uri="{28A0092B-C50C-407E-A947-70E740481C1C}">
-                                <a14:useLocalDpi xmlns:a14="http://schemas.microsoft.com/office/drawing/2010/main" val="0"/>
-                              </a:ext>
-                            </a:extLst>
-                          </a:blip>
-                          <a:srcRect/>
-                          <a:stretch>
-                            <a:fillRect/>
-                          </a:stretch>
-                        </pic:blipFill>
-                        <pic:spPr bwMode="auto">
-                          <a:xfrm>
-                            <a:off x="0" y="0"/>
-                            <a:ext cx="2161540" cy="2161540"/>
-                          </a:xfrm>
-                          <a:prstGeom prst="rect">
-                            <a:avLst/>
-                          </a:prstGeom>
-                          <a:solidFill>
-                            <a:srgbClr val="FFFFFF"/>
-                          </a:solidFill>
-                          <a:ln>
-                            <a:noFill/>
-                          </a:ln>
-                        </pic:spPr>
-                      </pic:pic>
-                    </a:graphicData>
-                  </a:graphic>
-                </wp:inline>
-              </w:drawing>
-            </w:r>
-          </w:p>
-        </w:tc>
-        <w:tc>
-          <w:tcPr>
-            <w:tcW w:w="4268" w:type="dxa"/>
-          </w:tcPr>
-          <w:p>
-            <w:pPr>
-              <w:pStyle w:val="MDPI52figure"/>
-              <w:spacing w:before="0"/>
-            </w:pPr>
-            <w:r>
-              <w:rPr>
-                <w:noProof/>
-              </w:rPr>
-              <w:drawing>
-                <wp:inline distT="0" distB="0" distL="0" distR="0" wp14:anchorId="0A2F654A" wp14:editId="574D830A">
-                  <wp:extent cx="2161540" cy="2161540"/>
-                  <wp:effectExtent l="0" t="0" r="0" b="0"/>
-                  <wp:docPr id="6" name="Picture 1" descr="C:\Users\martin\Downloads\testFigure.tif"/>
-                  <wp:cNvGraphicFramePr>
-                    <a:graphicFrameLocks xmlns:a="http://schemas.openxmlformats.org/drawingml/2006/main" noChangeAspect="1"/>
-                  </wp:cNvGraphicFramePr>
-                  <a:graphic xmlns:a="http://schemas.openxmlformats.org/drawingml/2006/main">
-                    <a:graphicData uri="http://schemas.openxmlformats.org/drawingml/2006/picture">
-                      <pic:pic xmlns:pic="http://schemas.openxmlformats.org/drawingml/2006/picture">
-                        <pic:nvPicPr>
-                          <pic:cNvPr id="0" name="Picture 1" descr="C:\Users\martin\Downloads\testFigure.tif"/>
-                          <pic:cNvPicPr>
-                            <a:picLocks noChangeAspect="1" noChangeArrowheads="1"/>
-                          </pic:cNvPicPr>
-                        </pic:nvPicPr>
-                        <pic:blipFill>
-                          <a:blip r:embed="rId12">
-                            <a:extLst>
-                              <a:ext uri="{28A0092B-C50C-407E-A947-70E740481C1C}">
-                                <a14:useLocalDpi xmlns:a14="http://schemas.microsoft.com/office/drawing/2010/main" val="0"/>
-                              </a:ext>
-                            </a:extLst>
-                          </a:blip>
-                          <a:srcRect/>
-                          <a:stretch>
-                            <a:fillRect/>
-                          </a:stretch>
-                        </pic:blipFill>
-                        <pic:spPr bwMode="auto">
-                          <a:xfrm>
-                            <a:off x="0" y="0"/>
-                            <a:ext cx="2161540" cy="2161540"/>
-                          </a:xfrm>
-                          <a:prstGeom prst="rect">
-                            <a:avLst/>
-                          </a:prstGeom>
-                          <a:solidFill>
-                            <a:srgbClr val="FFFFFF"/>
-                          </a:solidFill>
-                          <a:ln>
-                            <a:noFill/>
-                          </a:ln>
-                        </pic:spPr>
-                      </pic:pic>
-                    </a:graphicData>
-                  </a:graphic>
-                </wp:inline>
-              </w:drawing>
-            </w:r>
-          </w:p>
-        </w:tc>
-      </w:tr>
-      <w:tr>
-        <w:trPr>
-          <w:jc w:val="center"/>
-        </w:trPr>
-        <w:tc>
-          <w:tcPr>
-            <w:tcW w:w="4057" w:type="dxa"/>
-            <w:shd w:val="clear" w:color="auto" w:fill="auto"/>
-            <w:vAlign w:val="center"/>
-          </w:tcPr>
-          <w:p>
-            <w:pPr>
-              <w:pStyle w:val="MDPI42tablebody"/>
-            </w:pPr>
-            <w:r>
-              <w:t>(</w:t>
-            </w:r>
-            <w:r>
-              <w:rPr>
-                <w:b/>
-              </w:rPr>
-              <w:t>a</w:t>
-            </w:r>
-            <w:r>
-              <w:t>)</w:t>
-            </w:r>
-          </w:p>
-        </w:tc>
-        <w:tc>
-          <w:tcPr>
-            <w:tcW w:w="4268" w:type="dxa"/>
-          </w:tcPr>
-          <w:p>
-            <w:pPr>
-              <w:pStyle w:val="MDPI42tablebody"/>
-            </w:pPr>
-            <w:r>
-              <w:t>(</w:t>
-            </w:r>
-            <w:r>
-              <w:rPr>
-                <w:b/>
-              </w:rPr>
-              <w:t>b</w:t>
-            </w:r>
-            <w:r>
-              <w:t>)</w:t>
-            </w:r>
-          </w:p>
-        </w:tc>
-      </w:tr>
-    </w:tbl>
-    <w:p>
-      <w:pPr>
-        <w:pStyle w:val="MDPI51figurecaption"/>
-      </w:pPr>
-      <w:r>
-        <w:rPr>
-          <w:b/>
-        </w:rPr>
-        <w:t xml:space="preserve">Figure 2. </w:t>
-      </w:r>
-      <w:r>
-        <w:t>This is a figure.</w:t>
-      </w:r>
-      <w:r>
-        <w:t xml:space="preserve"> </w:t>
-      </w:r>
-      <w:r>
-        <w:t>Schemes follow another format</w:t>
-      </w:r>
-      <w:r>
-        <w:t>. If there are multiple panels, they should be listed as: (</w:t>
-      </w:r>
-      <w:r>
-        <w:rPr>
-          <w:b/>
-        </w:rPr>
-        <w:t>a</w:t>
-      </w:r>
-      <w:r>
-        <w:t xml:space="preserve">) Description of </w:t>
-      </w:r>
-      <w:r>
-        <w:t>what</w:t>
-      </w:r>
-      <w:r>
-        <w:t xml:space="preserve"> is contained in the first panel; (</w:t>
-      </w:r>
-      <w:r>
-        <w:rPr>
-          <w:b/>
-        </w:rPr>
-        <w:t>b</w:t>
-      </w:r>
-      <w:r>
-        <w:t>) Description of what is contained in the second panel. Figures should be placed in the main text near to the first time they are cited.</w:t>
-      </w:r>
-    </w:p>
-    <w:p>
-      <w:pPr>
-        <w:pStyle w:val="MDPI41tablecaption"/>
-      </w:pPr>
-      <w:r>
-        <w:rPr>
-          <w:b/>
-        </w:rPr>
-        <w:t xml:space="preserve">Table 2. </w:t>
-      </w:r>
-      <w:r>
-        <w:t>This is a table. Tables should be placed in the main text near to the first time they are cited.</w:t>
-      </w:r>
-    </w:p>
-    <w:tbl>
-      <w:tblPr>
-        <w:tblW w:w="10465" w:type="dxa"/>
-        <w:jc w:val="center"/>
-        <w:tblBorders>
-          <w:top w:val="single" w:sz="4" w:space="0" w:color="auto"/>
-          <w:bottom w:val="single" w:sz="4" w:space="0" w:color="auto"/>
-        </w:tblBorders>
-        <w:tblLayout w:type="fixed"/>
-        <w:tblCellMar>
-          <w:left w:w="0" w:type="dxa"/>
-          <w:right w:w="0" w:type="dxa"/>
-        </w:tblCellMar>
-        <w:tblLook w:val="04A0" w:firstRow="1" w:lastRow="0" w:firstColumn="1" w:lastColumn="0" w:noHBand="0" w:noVBand="1"/>
-      </w:tblPr>
-      <w:tblGrid>
-        <w:gridCol w:w="3942"/>
-        <w:gridCol w:w="3089"/>
-        <w:gridCol w:w="1717"/>
-        <w:gridCol w:w="1717"/>
-      </w:tblGrid>
-      <w:tr>
-        <w:trPr>
-          <w:jc w:val="center"/>
-        </w:trPr>
-        <w:tc>
-          <w:tcPr>
-            <w:tcW w:w="3256" w:type="dxa"/>
+            <w:tcW w:w="3802" w:type="dxa"/>
             <w:tcBorders>
               <w:top w:val="single" w:sz="8" w:space="0" w:color="auto"/>
               <w:bottom w:val="single" w:sz="4" w:space="0" w:color="auto"/>
@@ -14848,6 +17716,8 @@
           <w:p>
             <w:pPr>
               <w:pStyle w:val="MDPI42tablebody"/>
+              <w:spacing w:line="240" w:lineRule="auto"/>
+              <w:jc w:val="left"/>
               <w:rPr>
                 <w:b/>
                 <w:bCs/>
@@ -14858,15 +17728,24 @@
                 <w:b/>
                 <w:bCs/>
               </w:rPr>
-              <w:t>Title 1</w:t>
+              <w:t xml:space="preserve">Aggregation </w:t>
+            </w:r>
+            <w:r>
+              <w:rPr>
+                <w:b/>
+                <w:bCs/>
+              </w:rPr>
+              <w:t>Behavior</w:t>
             </w:r>
           </w:p>
         </w:tc>
+      </w:tr>
+      <w:tr>
         <w:tc>
           <w:tcPr>
-            <w:tcW w:w="2551" w:type="dxa"/>
+            <w:tcW w:w="1787" w:type="dxa"/>
             <w:tcBorders>
-              <w:top w:val="single" w:sz="8" w:space="0" w:color="auto"/>
+              <w:top w:val="single" w:sz="4" w:space="0" w:color="auto"/>
               <w:bottom w:val="single" w:sz="4" w:space="0" w:color="auto"/>
             </w:tcBorders>
             <w:shd w:val="clear" w:color="auto" w:fill="auto"/>
@@ -14875,53 +17754,18 @@
           <w:p>
             <w:pPr>
               <w:pStyle w:val="MDPI42tablebody"/>
-              <w:rPr>
-                <w:b/>
-                <w:bCs/>
-              </w:rPr>
+              <w:spacing w:line="240" w:lineRule="auto"/>
             </w:pPr>
             <w:r>
-              <w:rPr>
-                <w:b/>
-                <w:bCs/>
-              </w:rPr>
-              <w:t>Title 2</w:t>
+              <w:t>Numeric</w:t>
             </w:r>
           </w:p>
         </w:tc>
         <w:tc>
           <w:tcPr>
-            <w:tcW w:w="1418" w:type="dxa"/>
+            <w:tcW w:w="3802" w:type="dxa"/>
             <w:tcBorders>
-              <w:top w:val="single" w:sz="8" w:space="0" w:color="auto"/>
-              <w:bottom w:val="single" w:sz="4" w:space="0" w:color="auto"/>
-            </w:tcBorders>
-            <w:shd w:val="clear" w:color="auto" w:fill="auto"/>
-            <w:vAlign w:val="center"/>
-            <w:hideMark/>
-          </w:tcPr>
-          <w:p>
-            <w:pPr>
-              <w:pStyle w:val="MDPI42tablebody"/>
-              <w:rPr>
-                <w:b/>
-                <w:bCs/>
-              </w:rPr>
-            </w:pPr>
-            <w:r>
-              <w:rPr>
-                <w:b/>
-                <w:bCs/>
-              </w:rPr>
-              <w:t>Title 3</w:t>
-            </w:r>
-          </w:p>
-        </w:tc>
-        <w:tc>
-          <w:tcPr>
-            <w:tcW w:w="1418" w:type="dxa"/>
-            <w:tcBorders>
-              <w:top w:val="single" w:sz="8" w:space="0" w:color="auto"/>
+              <w:top w:val="single" w:sz="4" w:space="0" w:color="auto"/>
               <w:bottom w:val="single" w:sz="4" w:space="0" w:color="auto"/>
             </w:tcBorders>
             <w:shd w:val="clear" w:color="auto" w:fill="auto"/>
@@ -14930,74 +17774,22 @@
           <w:p>
             <w:pPr>
               <w:pStyle w:val="MDPI42tablebody"/>
-              <w:rPr>
-                <w:b/>
-                <w:bCs/>
-              </w:rPr>
+              <w:spacing w:line="240" w:lineRule="auto"/>
+              <w:jc w:val="left"/>
             </w:pPr>
             <w:r>
-              <w:rPr>
-                <w:b/>
-                <w:bCs/>
-              </w:rPr>
-              <w:t>Title 4</w:t>
+              <w:t>Calculate statistics for variable values in cell</w:t>
             </w:r>
           </w:p>
         </w:tc>
       </w:tr>
       <w:tr>
-        <w:trPr>
-          <w:jc w:val="center"/>
-        </w:trPr>
         <w:tc>
           <w:tcPr>
-            <w:tcW w:w="3256" w:type="dxa"/>
-            <w:vMerge w:val="restart"/>
+            <w:tcW w:w="1787" w:type="dxa"/>
             <w:tcBorders>
               <w:top w:val="single" w:sz="4" w:space="0" w:color="auto"/>
-            </w:tcBorders>
-            <w:shd w:val="clear" w:color="auto" w:fill="auto"/>
-            <w:vAlign w:val="center"/>
-            <w:hideMark/>
-          </w:tcPr>
-          <w:p>
-            <w:pPr>
-              <w:pStyle w:val="MDPI42tablebody"/>
-            </w:pPr>
-            <w:r>
-              <w:t>entry 1</w:t>
-            </w:r>
-            <w:r>
-              <w:t xml:space="preserve"> *</w:t>
-            </w:r>
-          </w:p>
-        </w:tc>
-        <w:tc>
-          <w:tcPr>
-            <w:tcW w:w="2551" w:type="dxa"/>
-            <w:tcBorders>
-              <w:top w:val="single" w:sz="4" w:space="0" w:color="auto"/>
-              <w:bottom w:val="nil"/>
-            </w:tcBorders>
-            <w:shd w:val="clear" w:color="auto" w:fill="auto"/>
-            <w:vAlign w:val="center"/>
-            <w:hideMark/>
-          </w:tcPr>
-          <w:p>
-            <w:pPr>
-              <w:pStyle w:val="MDPI42tablebody"/>
-            </w:pPr>
-            <w:r>
-              <w:t>data</w:t>
-            </w:r>
-          </w:p>
-        </w:tc>
-        <w:tc>
-          <w:tcPr>
-            <w:tcW w:w="1418" w:type="dxa"/>
-            <w:tcBorders>
-              <w:top w:val="single" w:sz="4" w:space="0" w:color="auto"/>
-              <w:bottom w:val="nil"/>
+              <w:bottom w:val="single" w:sz="8" w:space="0" w:color="auto"/>
             </w:tcBorders>
             <w:shd w:val="clear" w:color="auto" w:fill="auto"/>
             <w:vAlign w:val="center"/>
@@ -15005,18 +17797,19 @@
           <w:p>
             <w:pPr>
               <w:pStyle w:val="MDPI42tablebody"/>
+              <w:spacing w:line="240" w:lineRule="auto"/>
             </w:pPr>
             <w:r>
-              <w:t>data</w:t>
+              <w:t>Textual</w:t>
             </w:r>
           </w:p>
         </w:tc>
         <w:tc>
           <w:tcPr>
-            <w:tcW w:w="1418" w:type="dxa"/>
+            <w:tcW w:w="3802" w:type="dxa"/>
             <w:tcBorders>
               <w:top w:val="single" w:sz="4" w:space="0" w:color="auto"/>
-              <w:bottom w:val="nil"/>
+              <w:bottom w:val="single" w:sz="8" w:space="0" w:color="auto"/>
             </w:tcBorders>
             <w:shd w:val="clear" w:color="auto" w:fill="auto"/>
             <w:vAlign w:val="center"/>
@@ -15024,823 +17817,11 @@
           <w:p>
             <w:pPr>
               <w:pStyle w:val="MDPI42tablebody"/>
+              <w:spacing w:line="240" w:lineRule="auto"/>
+              <w:jc w:val="left"/>
             </w:pPr>
             <w:r>
-              <w:t>data</w:t>
-            </w:r>
-          </w:p>
-        </w:tc>
-      </w:tr>
-      <w:tr>
-        <w:trPr>
-          <w:jc w:val="center"/>
-        </w:trPr>
-        <w:tc>
-          <w:tcPr>
-            <w:tcW w:w="3256" w:type="dxa"/>
-            <w:vMerge/>
-            <w:shd w:val="clear" w:color="auto" w:fill="auto"/>
-            <w:vAlign w:val="center"/>
-            <w:hideMark/>
-          </w:tcPr>
-          <w:p>
-            <w:pPr>
-              <w:pStyle w:val="MDPI42tablebody"/>
-            </w:pPr>
-          </w:p>
-        </w:tc>
-        <w:tc>
-          <w:tcPr>
-            <w:tcW w:w="2551" w:type="dxa"/>
-            <w:tcBorders>
-              <w:top w:val="nil"/>
-              <w:bottom w:val="nil"/>
-            </w:tcBorders>
-            <w:shd w:val="clear" w:color="auto" w:fill="auto"/>
-            <w:vAlign w:val="center"/>
-            <w:hideMark/>
-          </w:tcPr>
-          <w:p>
-            <w:pPr>
-              <w:pStyle w:val="MDPI42tablebody"/>
-            </w:pPr>
-            <w:r>
-              <w:t>data</w:t>
-            </w:r>
-          </w:p>
-        </w:tc>
-        <w:tc>
-          <w:tcPr>
-            <w:tcW w:w="1418" w:type="dxa"/>
-            <w:tcBorders>
-              <w:top w:val="nil"/>
-              <w:bottom w:val="nil"/>
-            </w:tcBorders>
-            <w:shd w:val="clear" w:color="auto" w:fill="auto"/>
-            <w:vAlign w:val="center"/>
-          </w:tcPr>
-          <w:p>
-            <w:pPr>
-              <w:pStyle w:val="MDPI42tablebody"/>
-            </w:pPr>
-            <w:r>
-              <w:t>data</w:t>
-            </w:r>
-          </w:p>
-        </w:tc>
-        <w:tc>
-          <w:tcPr>
-            <w:tcW w:w="1418" w:type="dxa"/>
-            <w:tcBorders>
-              <w:top w:val="nil"/>
-              <w:bottom w:val="nil"/>
-            </w:tcBorders>
-            <w:shd w:val="clear" w:color="auto" w:fill="auto"/>
-            <w:vAlign w:val="center"/>
-          </w:tcPr>
-          <w:p>
-            <w:pPr>
-              <w:pStyle w:val="MDPI42tablebody"/>
-            </w:pPr>
-            <w:r>
-              <w:t>data</w:t>
-            </w:r>
-          </w:p>
-        </w:tc>
-      </w:tr>
-      <w:tr>
-        <w:trPr>
-          <w:jc w:val="center"/>
-        </w:trPr>
-        <w:tc>
-          <w:tcPr>
-            <w:tcW w:w="3256" w:type="dxa"/>
-            <w:vMerge/>
-            <w:tcBorders>
-              <w:bottom w:val="single" w:sz="4" w:space="0" w:color="auto"/>
-            </w:tcBorders>
-            <w:shd w:val="clear" w:color="auto" w:fill="auto"/>
-            <w:vAlign w:val="center"/>
-          </w:tcPr>
-          <w:p>
-            <w:pPr>
-              <w:pStyle w:val="MDPI42tablebody"/>
-            </w:pPr>
-          </w:p>
-        </w:tc>
-        <w:tc>
-          <w:tcPr>
-            <w:tcW w:w="2551" w:type="dxa"/>
-            <w:tcBorders>
-              <w:top w:val="nil"/>
-              <w:bottom w:val="single" w:sz="4" w:space="0" w:color="auto"/>
-            </w:tcBorders>
-            <w:shd w:val="clear" w:color="auto" w:fill="auto"/>
-            <w:vAlign w:val="center"/>
-          </w:tcPr>
-          <w:p>
-            <w:pPr>
-              <w:pStyle w:val="MDPI42tablebody"/>
-            </w:pPr>
-            <w:r>
-              <w:t>data</w:t>
-            </w:r>
-          </w:p>
-        </w:tc>
-        <w:tc>
-          <w:tcPr>
-            <w:tcW w:w="1418" w:type="dxa"/>
-            <w:tcBorders>
-              <w:top w:val="nil"/>
-              <w:bottom w:val="single" w:sz="4" w:space="0" w:color="auto"/>
-            </w:tcBorders>
-            <w:shd w:val="clear" w:color="auto" w:fill="auto"/>
-            <w:vAlign w:val="center"/>
-          </w:tcPr>
-          <w:p>
-            <w:pPr>
-              <w:pStyle w:val="MDPI42tablebody"/>
-            </w:pPr>
-            <w:r>
-              <w:t>data</w:t>
-            </w:r>
-          </w:p>
-        </w:tc>
-        <w:tc>
-          <w:tcPr>
-            <w:tcW w:w="1418" w:type="dxa"/>
-            <w:tcBorders>
-              <w:top w:val="nil"/>
-              <w:bottom w:val="single" w:sz="4" w:space="0" w:color="auto"/>
-            </w:tcBorders>
-            <w:shd w:val="clear" w:color="auto" w:fill="auto"/>
-            <w:vAlign w:val="center"/>
-          </w:tcPr>
-          <w:p>
-            <w:pPr>
-              <w:pStyle w:val="MDPI42tablebody"/>
-            </w:pPr>
-            <w:r>
-              <w:t>data</w:t>
-            </w:r>
-          </w:p>
-        </w:tc>
-      </w:tr>
-      <w:tr>
-        <w:trPr>
-          <w:jc w:val="center"/>
-        </w:trPr>
-        <w:tc>
-          <w:tcPr>
-            <w:tcW w:w="3256" w:type="dxa"/>
-            <w:vMerge w:val="restart"/>
-            <w:tcBorders>
-              <w:top w:val="single" w:sz="4" w:space="0" w:color="auto"/>
-              <w:bottom w:val="nil"/>
-            </w:tcBorders>
-            <w:shd w:val="clear" w:color="auto" w:fill="auto"/>
-            <w:vAlign w:val="center"/>
-            <w:hideMark/>
-          </w:tcPr>
-          <w:p>
-            <w:pPr>
-              <w:pStyle w:val="MDPI42tablebody"/>
-            </w:pPr>
-            <w:r>
-              <w:t>entry 2</w:t>
-            </w:r>
-          </w:p>
-        </w:tc>
-        <w:tc>
-          <w:tcPr>
-            <w:tcW w:w="2551" w:type="dxa"/>
-            <w:tcBorders>
-              <w:top w:val="single" w:sz="4" w:space="0" w:color="auto"/>
-              <w:bottom w:val="nil"/>
-            </w:tcBorders>
-            <w:shd w:val="clear" w:color="auto" w:fill="auto"/>
-            <w:vAlign w:val="center"/>
-            <w:hideMark/>
-          </w:tcPr>
-          <w:p>
-            <w:pPr>
-              <w:pStyle w:val="MDPI42tablebody"/>
-            </w:pPr>
-            <w:r>
-              <w:t>data</w:t>
-            </w:r>
-          </w:p>
-        </w:tc>
-        <w:tc>
-          <w:tcPr>
-            <w:tcW w:w="1418" w:type="dxa"/>
-            <w:tcBorders>
-              <w:top w:val="single" w:sz="4" w:space="0" w:color="auto"/>
-              <w:bottom w:val="nil"/>
-            </w:tcBorders>
-            <w:shd w:val="clear" w:color="auto" w:fill="auto"/>
-            <w:vAlign w:val="center"/>
-            <w:hideMark/>
-          </w:tcPr>
-          <w:p>
-            <w:pPr>
-              <w:pStyle w:val="MDPI42tablebody"/>
-            </w:pPr>
-            <w:r>
-              <w:t>data</w:t>
-            </w:r>
-          </w:p>
-        </w:tc>
-        <w:tc>
-          <w:tcPr>
-            <w:tcW w:w="1418" w:type="dxa"/>
-            <w:tcBorders>
-              <w:top w:val="single" w:sz="4" w:space="0" w:color="auto"/>
-              <w:bottom w:val="nil"/>
-            </w:tcBorders>
-            <w:shd w:val="clear" w:color="auto" w:fill="auto"/>
-            <w:vAlign w:val="center"/>
-          </w:tcPr>
-          <w:p>
-            <w:pPr>
-              <w:pStyle w:val="MDPI42tablebody"/>
-            </w:pPr>
-            <w:r>
-              <w:t>data</w:t>
-            </w:r>
-          </w:p>
-        </w:tc>
-      </w:tr>
-      <w:tr>
-        <w:trPr>
-          <w:jc w:val="center"/>
-        </w:trPr>
-        <w:tc>
-          <w:tcPr>
-            <w:tcW w:w="3256" w:type="dxa"/>
-            <w:vMerge/>
-            <w:tcBorders>
-              <w:top w:val="nil"/>
-              <w:bottom w:val="single" w:sz="4" w:space="0" w:color="auto"/>
-            </w:tcBorders>
-            <w:shd w:val="clear" w:color="auto" w:fill="auto"/>
-            <w:vAlign w:val="center"/>
-            <w:hideMark/>
-          </w:tcPr>
-          <w:p>
-            <w:pPr>
-              <w:pStyle w:val="MDPI42tablebody"/>
-            </w:pPr>
-          </w:p>
-        </w:tc>
-        <w:tc>
-          <w:tcPr>
-            <w:tcW w:w="2551" w:type="dxa"/>
-            <w:tcBorders>
-              <w:top w:val="nil"/>
-              <w:bottom w:val="single" w:sz="4" w:space="0" w:color="auto"/>
-            </w:tcBorders>
-            <w:shd w:val="clear" w:color="auto" w:fill="auto"/>
-            <w:vAlign w:val="center"/>
-            <w:hideMark/>
-          </w:tcPr>
-          <w:p>
-            <w:pPr>
-              <w:pStyle w:val="MDPI42tablebody"/>
-            </w:pPr>
-            <w:r>
-              <w:t>data</w:t>
-            </w:r>
-          </w:p>
-        </w:tc>
-        <w:tc>
-          <w:tcPr>
-            <w:tcW w:w="1418" w:type="dxa"/>
-            <w:tcBorders>
-              <w:top w:val="nil"/>
-              <w:bottom w:val="single" w:sz="4" w:space="0" w:color="auto"/>
-            </w:tcBorders>
-            <w:shd w:val="clear" w:color="auto" w:fill="auto"/>
-            <w:vAlign w:val="center"/>
-            <w:hideMark/>
-          </w:tcPr>
-          <w:p>
-            <w:pPr>
-              <w:pStyle w:val="MDPI42tablebody"/>
-            </w:pPr>
-            <w:r>
-              <w:t>data</w:t>
-            </w:r>
-          </w:p>
-        </w:tc>
-        <w:tc>
-          <w:tcPr>
-            <w:tcW w:w="1418" w:type="dxa"/>
-            <w:tcBorders>
-              <w:top w:val="nil"/>
-              <w:bottom w:val="single" w:sz="4" w:space="0" w:color="auto"/>
-            </w:tcBorders>
-            <w:shd w:val="clear" w:color="auto" w:fill="auto"/>
-            <w:vAlign w:val="center"/>
-          </w:tcPr>
-          <w:p>
-            <w:pPr>
-              <w:pStyle w:val="MDPI42tablebody"/>
-            </w:pPr>
-            <w:r>
-              <w:t>data</w:t>
-            </w:r>
-          </w:p>
-        </w:tc>
-      </w:tr>
-      <w:tr>
-        <w:trPr>
-          <w:jc w:val="center"/>
-        </w:trPr>
-        <w:tc>
-          <w:tcPr>
-            <w:tcW w:w="3256" w:type="dxa"/>
-            <w:vMerge w:val="restart"/>
-            <w:tcBorders>
-              <w:top w:val="single" w:sz="4" w:space="0" w:color="auto"/>
-              <w:bottom w:val="nil"/>
-            </w:tcBorders>
-            <w:shd w:val="clear" w:color="auto" w:fill="auto"/>
-            <w:vAlign w:val="center"/>
-            <w:hideMark/>
-          </w:tcPr>
-          <w:p>
-            <w:pPr>
-              <w:pStyle w:val="MDPI42tablebody"/>
-            </w:pPr>
-            <w:r>
-              <w:t>entry 3</w:t>
-            </w:r>
-          </w:p>
-        </w:tc>
-        <w:tc>
-          <w:tcPr>
-            <w:tcW w:w="2551" w:type="dxa"/>
-            <w:tcBorders>
-              <w:top w:val="single" w:sz="4" w:space="0" w:color="auto"/>
-              <w:bottom w:val="nil"/>
-            </w:tcBorders>
-            <w:shd w:val="clear" w:color="auto" w:fill="auto"/>
-            <w:vAlign w:val="center"/>
-            <w:hideMark/>
-          </w:tcPr>
-          <w:p>
-            <w:pPr>
-              <w:pStyle w:val="MDPI42tablebody"/>
-            </w:pPr>
-            <w:r>
-              <w:t>data</w:t>
-            </w:r>
-          </w:p>
-        </w:tc>
-        <w:tc>
-          <w:tcPr>
-            <w:tcW w:w="1418" w:type="dxa"/>
-            <w:tcBorders>
-              <w:top w:val="single" w:sz="4" w:space="0" w:color="auto"/>
-              <w:bottom w:val="nil"/>
-            </w:tcBorders>
-            <w:shd w:val="clear" w:color="auto" w:fill="auto"/>
-            <w:vAlign w:val="center"/>
-            <w:hideMark/>
-          </w:tcPr>
-          <w:p>
-            <w:pPr>
-              <w:pStyle w:val="MDPI42tablebody"/>
-            </w:pPr>
-            <w:r>
-              <w:t>data</w:t>
-            </w:r>
-          </w:p>
-        </w:tc>
-        <w:tc>
-          <w:tcPr>
-            <w:tcW w:w="1418" w:type="dxa"/>
-            <w:tcBorders>
-              <w:top w:val="single" w:sz="4" w:space="0" w:color="auto"/>
-              <w:bottom w:val="nil"/>
-            </w:tcBorders>
-            <w:shd w:val="clear" w:color="auto" w:fill="auto"/>
-            <w:vAlign w:val="center"/>
-          </w:tcPr>
-          <w:p>
-            <w:pPr>
-              <w:pStyle w:val="MDPI42tablebody"/>
-            </w:pPr>
-            <w:r>
-              <w:t>data</w:t>
-            </w:r>
-          </w:p>
-        </w:tc>
-      </w:tr>
-      <w:tr>
-        <w:trPr>
-          <w:jc w:val="center"/>
-        </w:trPr>
-        <w:tc>
-          <w:tcPr>
-            <w:tcW w:w="3256" w:type="dxa"/>
-            <w:vMerge/>
-            <w:tcBorders>
-              <w:top w:val="nil"/>
-              <w:bottom w:val="nil"/>
-            </w:tcBorders>
-            <w:shd w:val="clear" w:color="auto" w:fill="auto"/>
-            <w:vAlign w:val="center"/>
-            <w:hideMark/>
-          </w:tcPr>
-          <w:p>
-            <w:pPr>
-              <w:pStyle w:val="MDPI42tablebody"/>
-            </w:pPr>
-          </w:p>
-        </w:tc>
-        <w:tc>
-          <w:tcPr>
-            <w:tcW w:w="2551" w:type="dxa"/>
-            <w:tcBorders>
-              <w:top w:val="nil"/>
-              <w:bottom w:val="nil"/>
-            </w:tcBorders>
-            <w:shd w:val="clear" w:color="auto" w:fill="auto"/>
-            <w:vAlign w:val="center"/>
-            <w:hideMark/>
-          </w:tcPr>
-          <w:p>
-            <w:pPr>
-              <w:pStyle w:val="MDPI42tablebody"/>
-            </w:pPr>
-            <w:r>
-              <w:t>data</w:t>
-            </w:r>
-          </w:p>
-        </w:tc>
-        <w:tc>
-          <w:tcPr>
-            <w:tcW w:w="1418" w:type="dxa"/>
-            <w:tcBorders>
-              <w:top w:val="nil"/>
-              <w:bottom w:val="nil"/>
-            </w:tcBorders>
-            <w:shd w:val="clear" w:color="auto" w:fill="auto"/>
-            <w:vAlign w:val="center"/>
-            <w:hideMark/>
-          </w:tcPr>
-          <w:p>
-            <w:pPr>
-              <w:pStyle w:val="MDPI42tablebody"/>
-            </w:pPr>
-            <w:r>
-              <w:t>data</w:t>
-            </w:r>
-          </w:p>
-        </w:tc>
-        <w:tc>
-          <w:tcPr>
-            <w:tcW w:w="1418" w:type="dxa"/>
-            <w:tcBorders>
-              <w:top w:val="nil"/>
-              <w:bottom w:val="nil"/>
-            </w:tcBorders>
-            <w:shd w:val="clear" w:color="auto" w:fill="auto"/>
-            <w:vAlign w:val="center"/>
-          </w:tcPr>
-          <w:p>
-            <w:pPr>
-              <w:pStyle w:val="MDPI42tablebody"/>
-            </w:pPr>
-            <w:r>
-              <w:t>data</w:t>
-            </w:r>
-          </w:p>
-        </w:tc>
-      </w:tr>
-      <w:tr>
-        <w:trPr>
-          <w:jc w:val="center"/>
-        </w:trPr>
-        <w:tc>
-          <w:tcPr>
-            <w:tcW w:w="3256" w:type="dxa"/>
-            <w:vMerge/>
-            <w:tcBorders>
-              <w:top w:val="nil"/>
-              <w:bottom w:val="nil"/>
-            </w:tcBorders>
-            <w:shd w:val="clear" w:color="auto" w:fill="auto"/>
-            <w:vAlign w:val="center"/>
-            <w:hideMark/>
-          </w:tcPr>
-          <w:p>
-            <w:pPr>
-              <w:pStyle w:val="MDPI42tablebody"/>
-            </w:pPr>
-          </w:p>
-        </w:tc>
-        <w:tc>
-          <w:tcPr>
-            <w:tcW w:w="2551" w:type="dxa"/>
-            <w:tcBorders>
-              <w:top w:val="nil"/>
-              <w:bottom w:val="nil"/>
-            </w:tcBorders>
-            <w:shd w:val="clear" w:color="auto" w:fill="auto"/>
-            <w:vAlign w:val="center"/>
-            <w:hideMark/>
-          </w:tcPr>
-          <w:p>
-            <w:pPr>
-              <w:pStyle w:val="MDPI42tablebody"/>
-            </w:pPr>
-            <w:r>
-              <w:t>data</w:t>
-            </w:r>
-          </w:p>
-        </w:tc>
-        <w:tc>
-          <w:tcPr>
-            <w:tcW w:w="1418" w:type="dxa"/>
-            <w:tcBorders>
-              <w:top w:val="nil"/>
-              <w:bottom w:val="nil"/>
-            </w:tcBorders>
-            <w:shd w:val="clear" w:color="auto" w:fill="auto"/>
-            <w:vAlign w:val="center"/>
-            <w:hideMark/>
-          </w:tcPr>
-          <w:p>
-            <w:pPr>
-              <w:pStyle w:val="MDPI42tablebody"/>
-            </w:pPr>
-            <w:r>
-              <w:t>data</w:t>
-            </w:r>
-          </w:p>
-        </w:tc>
-        <w:tc>
-          <w:tcPr>
-            <w:tcW w:w="1418" w:type="dxa"/>
-            <w:tcBorders>
-              <w:top w:val="nil"/>
-              <w:bottom w:val="nil"/>
-            </w:tcBorders>
-            <w:shd w:val="clear" w:color="auto" w:fill="auto"/>
-            <w:vAlign w:val="center"/>
-          </w:tcPr>
-          <w:p>
-            <w:pPr>
-              <w:pStyle w:val="MDPI42tablebody"/>
-            </w:pPr>
-            <w:r>
-              <w:t>data</w:t>
-            </w:r>
-          </w:p>
-        </w:tc>
-      </w:tr>
-      <w:tr>
-        <w:trPr>
-          <w:jc w:val="center"/>
-        </w:trPr>
-        <w:tc>
-          <w:tcPr>
-            <w:tcW w:w="3256" w:type="dxa"/>
-            <w:vMerge/>
-            <w:tcBorders>
-              <w:top w:val="nil"/>
-              <w:bottom w:val="single" w:sz="4" w:space="0" w:color="auto"/>
-            </w:tcBorders>
-            <w:shd w:val="clear" w:color="auto" w:fill="auto"/>
-            <w:vAlign w:val="center"/>
-            <w:hideMark/>
-          </w:tcPr>
-          <w:p>
-            <w:pPr>
-              <w:pStyle w:val="MDPI42tablebody"/>
-            </w:pPr>
-          </w:p>
-        </w:tc>
-        <w:tc>
-          <w:tcPr>
-            <w:tcW w:w="2551" w:type="dxa"/>
-            <w:tcBorders>
-              <w:top w:val="nil"/>
-              <w:bottom w:val="single" w:sz="4" w:space="0" w:color="auto"/>
-            </w:tcBorders>
-            <w:shd w:val="clear" w:color="auto" w:fill="auto"/>
-            <w:vAlign w:val="center"/>
-            <w:hideMark/>
-          </w:tcPr>
-          <w:p>
-            <w:pPr>
-              <w:pStyle w:val="MDPI42tablebody"/>
-            </w:pPr>
-            <w:r>
-              <w:t>data</w:t>
-            </w:r>
-          </w:p>
-        </w:tc>
-        <w:tc>
-          <w:tcPr>
-            <w:tcW w:w="1418" w:type="dxa"/>
-            <w:tcBorders>
-              <w:top w:val="nil"/>
-              <w:bottom w:val="single" w:sz="4" w:space="0" w:color="auto"/>
-            </w:tcBorders>
-            <w:shd w:val="clear" w:color="auto" w:fill="auto"/>
-            <w:vAlign w:val="center"/>
-            <w:hideMark/>
-          </w:tcPr>
-          <w:p>
-            <w:pPr>
-              <w:pStyle w:val="MDPI42tablebody"/>
-            </w:pPr>
-            <w:r>
-              <w:t>data</w:t>
-            </w:r>
-          </w:p>
-        </w:tc>
-        <w:tc>
-          <w:tcPr>
-            <w:tcW w:w="1418" w:type="dxa"/>
-            <w:tcBorders>
-              <w:top w:val="nil"/>
-              <w:bottom w:val="single" w:sz="4" w:space="0" w:color="auto"/>
-            </w:tcBorders>
-            <w:shd w:val="clear" w:color="auto" w:fill="auto"/>
-            <w:vAlign w:val="center"/>
-          </w:tcPr>
-          <w:p>
-            <w:pPr>
-              <w:pStyle w:val="MDPI42tablebody"/>
-            </w:pPr>
-            <w:r>
-              <w:t>data</w:t>
-            </w:r>
-          </w:p>
-        </w:tc>
-      </w:tr>
-      <w:tr>
-        <w:trPr>
-          <w:jc w:val="center"/>
-        </w:trPr>
-        <w:tc>
-          <w:tcPr>
-            <w:tcW w:w="3256" w:type="dxa"/>
-            <w:vMerge w:val="restart"/>
-            <w:tcBorders>
-              <w:top w:val="single" w:sz="4" w:space="0" w:color="auto"/>
-              <w:bottom w:val="nil"/>
-            </w:tcBorders>
-            <w:shd w:val="clear" w:color="auto" w:fill="auto"/>
-            <w:vAlign w:val="center"/>
-          </w:tcPr>
-          <w:p>
-            <w:pPr>
-              <w:pStyle w:val="MDPI42tablebody"/>
-            </w:pPr>
-            <w:r>
-              <w:t>entry 4</w:t>
-            </w:r>
-          </w:p>
-        </w:tc>
-        <w:tc>
-          <w:tcPr>
-            <w:tcW w:w="2551" w:type="dxa"/>
-            <w:tcBorders>
-              <w:top w:val="single" w:sz="4" w:space="0" w:color="auto"/>
-              <w:bottom w:val="nil"/>
-            </w:tcBorders>
-            <w:shd w:val="clear" w:color="auto" w:fill="auto"/>
-            <w:vAlign w:val="center"/>
-          </w:tcPr>
-          <w:p>
-            <w:pPr>
-              <w:pStyle w:val="MDPI42tablebody"/>
-            </w:pPr>
-            <w:r>
-              <w:t>data</w:t>
-            </w:r>
-          </w:p>
-        </w:tc>
-        <w:tc>
-          <w:tcPr>
-            <w:tcW w:w="1418" w:type="dxa"/>
-            <w:tcBorders>
-              <w:top w:val="single" w:sz="4" w:space="0" w:color="auto"/>
-              <w:bottom w:val="nil"/>
-            </w:tcBorders>
-            <w:shd w:val="clear" w:color="auto" w:fill="auto"/>
-            <w:vAlign w:val="center"/>
-          </w:tcPr>
-          <w:p>
-            <w:pPr>
-              <w:pStyle w:val="MDPI42tablebody"/>
-            </w:pPr>
-            <w:r>
-              <w:t>data</w:t>
-            </w:r>
-          </w:p>
-        </w:tc>
-        <w:tc>
-          <w:tcPr>
-            <w:tcW w:w="1418" w:type="dxa"/>
-            <w:tcBorders>
-              <w:top w:val="single" w:sz="4" w:space="0" w:color="auto"/>
-              <w:bottom w:val="nil"/>
-            </w:tcBorders>
-            <w:shd w:val="clear" w:color="auto" w:fill="auto"/>
-            <w:vAlign w:val="center"/>
-          </w:tcPr>
-          <w:p>
-            <w:pPr>
-              <w:pStyle w:val="MDPI42tablebody"/>
-            </w:pPr>
-            <w:r>
-              <w:t>data</w:t>
-            </w:r>
-          </w:p>
-        </w:tc>
-      </w:tr>
-      <w:tr>
-        <w:trPr>
-          <w:jc w:val="center"/>
-        </w:trPr>
-        <w:tc>
-          <w:tcPr>
-            <w:tcW w:w="3256" w:type="dxa"/>
-            <w:vMerge/>
-            <w:tcBorders>
-              <w:top w:val="nil"/>
-              <w:bottom w:val="single" w:sz="4" w:space="0" w:color="auto"/>
-            </w:tcBorders>
-            <w:shd w:val="clear" w:color="auto" w:fill="auto"/>
-            <w:vAlign w:val="center"/>
-          </w:tcPr>
-          <w:p>
-            <w:pPr>
-              <w:pStyle w:val="MDPI42tablebody"/>
-            </w:pPr>
-          </w:p>
-        </w:tc>
-        <w:tc>
-          <w:tcPr>
-            <w:tcW w:w="2551" w:type="dxa"/>
-            <w:tcBorders>
-              <w:top w:val="nil"/>
-              <w:bottom w:val="single" w:sz="4" w:space="0" w:color="auto"/>
-            </w:tcBorders>
-            <w:shd w:val="clear" w:color="auto" w:fill="auto"/>
-            <w:vAlign w:val="center"/>
-          </w:tcPr>
-          <w:p>
-            <w:pPr>
-              <w:pStyle w:val="MDPI42tablebody"/>
-            </w:pPr>
-            <w:r>
-              <w:t>data</w:t>
-            </w:r>
-          </w:p>
-        </w:tc>
-        <w:tc>
-          <w:tcPr>
-            <w:tcW w:w="1418" w:type="dxa"/>
-            <w:tcBorders>
-              <w:top w:val="nil"/>
-              <w:bottom w:val="single" w:sz="4" w:space="0" w:color="auto"/>
-            </w:tcBorders>
-            <w:shd w:val="clear" w:color="auto" w:fill="auto"/>
-            <w:vAlign w:val="center"/>
-          </w:tcPr>
-          <w:p>
-            <w:pPr>
-              <w:pStyle w:val="MDPI42tablebody"/>
-            </w:pPr>
-            <w:r>
-              <w:t>data</w:t>
-            </w:r>
-          </w:p>
-        </w:tc>
-        <w:tc>
-          <w:tcPr>
-            <w:tcW w:w="1418" w:type="dxa"/>
-            <w:tcBorders>
-              <w:top w:val="nil"/>
-              <w:bottom w:val="single" w:sz="4" w:space="0" w:color="auto"/>
-            </w:tcBorders>
-            <w:shd w:val="clear" w:color="auto" w:fill="auto"/>
-            <w:vAlign w:val="center"/>
-          </w:tcPr>
-          <w:p>
-            <w:pPr>
-              <w:pStyle w:val="MDPI42tablebody"/>
-            </w:pPr>
-            <w:r>
-              <w:t>data</w:t>
+              <w:t>Count unique variable values in cell</w:t>
             </w:r>
           </w:p>
         </w:tc>
@@ -15848,83 +17829,82 @@
     </w:tbl>
     <w:p>
       <w:pPr>
-        <w:pStyle w:val="MDPI43tablefooter"/>
-      </w:pPr>
-      <w:r>
-        <w:t>* Tables may have a footer.</w:t>
+        <w:pStyle w:val="MDPI23heading3"/>
+        <w:rPr>
+          <w:lang w:val="en"/>
+        </w:rPr>
+      </w:pPr>
+      <w:r>
+        <w:t>2.</w:t>
+      </w:r>
+      <w:r>
+        <w:t>3</w:t>
+      </w:r>
+      <w:r>
+        <w:t>.</w:t>
+      </w:r>
+      <w:r>
+        <w:t>2</w:t>
+      </w:r>
+      <w:r>
+        <w:t xml:space="preserve">. </w:t>
+      </w:r>
+      <w:r>
+        <w:t>Outcome Modelling</w:t>
       </w:r>
     </w:p>
     <w:p>
       <w:pPr>
-        <w:pStyle w:val="MDPI22heading2"/>
-        <w:spacing w:before="240"/>
-      </w:pPr>
-      <w:r>
-        <w:t>3.3. Formatting of Mathematical Components</w:t>
+        <w:pStyle w:val="MDPI31text"/>
+      </w:pPr>
+      <w:r>
+        <w:rPr>
+          <w:lang w:val="en"/>
+        </w:rPr>
+        <w:t>For the case study, we applied Automated Machine Learning (</w:t>
+      </w:r>
+      <w:proofErr w:type="spellStart"/>
+      <w:r>
+        <w:rPr>
+          <w:lang w:val="en"/>
+        </w:rPr>
+        <w:t>AutoML</w:t>
+      </w:r>
+      <w:proofErr w:type="spellEnd"/>
+      <w:r>
+        <w:rPr>
+          <w:lang w:val="en"/>
+        </w:rPr>
+        <w:t xml:space="preserve">) for the outcome modelling component as it automatically </w:t>
+      </w:r>
+      <w:r>
+        <w:rPr>
+          <w:lang w:val="en"/>
+        </w:rPr>
+        <w:t xml:space="preserve">builds </w:t>
+      </w:r>
+      <w:r>
+        <w:rPr>
+          <w:lang w:val="en"/>
+        </w:rPr>
+        <w:t>.</w:t>
       </w:r>
     </w:p>
     <w:p>
       <w:pPr>
-        <w:pStyle w:val="MDPI31text"/>
-      </w:pPr>
-      <w:r>
-        <w:t>This is example 1 of an equation</w:t>
-      </w:r>
-      <w:r>
-        <w:t>:</w:t>
-      </w:r>
-    </w:p>
-    <w:tbl>
-      <w:tblPr>
-        <w:tblW w:w="7859" w:type="dxa"/>
-        <w:tblInd w:w="2608" w:type="dxa"/>
-        <w:tblCellMar>
-          <w:left w:w="0" w:type="dxa"/>
-          <w:right w:w="0" w:type="dxa"/>
-        </w:tblCellMar>
-        <w:tblLook w:val="04A0" w:firstRow="1" w:lastRow="0" w:firstColumn="1" w:lastColumn="0" w:noHBand="0" w:noVBand="1"/>
-      </w:tblPr>
-      <w:tblGrid>
-        <w:gridCol w:w="7428"/>
-        <w:gridCol w:w="431"/>
-      </w:tblGrid>
-      <w:tr>
-        <w:tc>
-          <w:tcPr>
-            <w:tcW w:w="7428" w:type="dxa"/>
-          </w:tcPr>
-          <w:p>
-            <w:pPr>
-              <w:pStyle w:val="MDPI39equation"/>
-            </w:pPr>
-            <w:r>
-              <w:t>a = 1,</w:t>
-            </w:r>
-          </w:p>
-        </w:tc>
-        <w:tc>
-          <w:tcPr>
-            <w:tcW w:w="431" w:type="dxa"/>
-            <w:vAlign w:val="center"/>
-          </w:tcPr>
-          <w:p>
-            <w:pPr>
-              <w:pStyle w:val="MDPI3aequationnumber"/>
-              <w:spacing w:line="260" w:lineRule="atLeast"/>
-            </w:pPr>
-            <w:r>
-              <w:t>(1)</w:t>
-            </w:r>
-          </w:p>
-        </w:tc>
-      </w:tr>
-    </w:tbl>
-    <w:p>
-      <w:pPr>
-        <w:pStyle w:val="MDPI32textnoindent"/>
-      </w:pPr>
-      <w:r>
-        <w:t>the text following an equation need not be a new paragraph. Please punctuate equations as regular text.</w:t>
+        <w:pStyle w:val="MDPI23heading3"/>
+        <w:rPr>
+          <w:lang w:val="en"/>
+        </w:rPr>
+      </w:pPr>
+      <w:r>
+        <w:t>2.</w:t>
+      </w:r>
+      <w:r>
+        <w:t>3</w:t>
+      </w:r>
+      <w:r>
+        <w:t>.3. Geo-intervention Generation</w:t>
       </w:r>
     </w:p>
     <w:p>
@@ -15932,282 +17912,160 @@
         <w:pStyle w:val="MDPI31text"/>
       </w:pPr>
       <w:r>
-        <w:t>This is example 2 of an equation</w:t>
-      </w:r>
-      <w:r>
-        <w:t>:</w:t>
-      </w:r>
-    </w:p>
-    <w:tbl>
-      <w:tblPr>
-        <w:tblW w:w="10467" w:type="dxa"/>
-        <w:jc w:val="center"/>
-        <w:tblCellMar>
-          <w:left w:w="0" w:type="dxa"/>
-          <w:right w:w="0" w:type="dxa"/>
-        </w:tblCellMar>
-        <w:tblLook w:val="04A0" w:firstRow="1" w:lastRow="0" w:firstColumn="1" w:lastColumn="0" w:noHBand="0" w:noVBand="1"/>
-      </w:tblPr>
-      <w:tblGrid>
-        <w:gridCol w:w="10036"/>
-        <w:gridCol w:w="431"/>
-      </w:tblGrid>
-      <w:tr>
-        <w:trPr>
-          <w:jc w:val="center"/>
-        </w:trPr>
-        <w:tc>
-          <w:tcPr>
-            <w:tcW w:w="10036" w:type="dxa"/>
-          </w:tcPr>
-          <w:p>
-            <w:pPr>
-              <w:pStyle w:val="MDPI39equation"/>
-              <w:rPr>
-                <w:lang w:val="pl-PL"/>
-              </w:rPr>
-            </w:pPr>
-            <w:r>
-              <w:rPr>
-                <w:lang w:val="pl-PL"/>
-              </w:rPr>
-              <w:t>a = b + c + d + e + f + g + h + i + j + k + l + m + n + o + p + q + r + s + t + u + v + w + x + y + z</w:t>
-            </w:r>
-          </w:p>
-        </w:tc>
-        <w:tc>
-          <w:tcPr>
-            <w:tcW w:w="431" w:type="dxa"/>
-            <w:vAlign w:val="center"/>
-          </w:tcPr>
-          <w:p>
-            <w:pPr>
-              <w:pStyle w:val="MDPI3aequationnumber"/>
-              <w:spacing w:line="260" w:lineRule="atLeast"/>
-            </w:pPr>
-            <w:r>
-              <w:t>(</w:t>
-            </w:r>
-            <w:r>
-              <w:t>2</w:t>
-            </w:r>
-            <w:r>
-              <w:t>)</w:t>
-            </w:r>
-          </w:p>
-        </w:tc>
-      </w:tr>
-    </w:tbl>
-    <w:p>
-      <w:pPr>
-        <w:pStyle w:val="MDPI32textnoindent"/>
-      </w:pPr>
-      <w:r>
-        <w:t>the text following an equation need not be a new paragraph. Please punctuate equations as regular text.</w:t>
+        <w:rPr>
+          <w:lang w:val="en"/>
+        </w:rPr>
+        <w:t>x.</w:t>
       </w:r>
     </w:p>
     <w:p>
       <w:pPr>
-        <w:pStyle w:val="MDPI31text"/>
-      </w:pPr>
-      <w:r>
-        <w:t xml:space="preserve">Theorem-type environments (including propositions, lemmas, corollaries </w:t>
-      </w:r>
-      <w:r>
-        <w:t>etc.</w:t>
-      </w:r>
-      <w:r>
-        <w:t>) can be formatted as follows:</w:t>
+        <w:pStyle w:val="MDPI21heading1"/>
+      </w:pPr>
+      <w:r>
+        <w:t>3. Results</w:t>
       </w:r>
     </w:p>
     <w:p>
       <w:pPr>
-        <w:pStyle w:val="MDPI81theorem"/>
-        <w:spacing w:before="240" w:after="240"/>
-      </w:pPr>
-      <w:r>
-        <w:rPr>
-          <w:b/>
-          <w:i w:val="0"/>
-        </w:rPr>
-        <w:lastRenderedPageBreak/>
-        <w:t>Theorem 1.</w:t>
-      </w:r>
-      <w:r>
-        <w:t xml:space="preserve"> Example text of a theorem. Theorems, propositions, lemmas, </w:t>
-      </w:r>
-      <w:r>
-        <w:rPr>
-          <w:i w:val="0"/>
-        </w:rPr>
-        <w:t>etc.</w:t>
-      </w:r>
-      <w:r>
-        <w:t xml:space="preserve"> should be numbered sequentially (i.e., Proposition 2 follows Theorem 1). Examples or Remarks use the same formatting, </w:t>
-      </w:r>
-      <w:r>
-        <w:rPr>
-          <w:w w:val="97"/>
-          <w:fitText w:val="7938" w:id="-1942189312"/>
-        </w:rPr>
-        <w:t>but should be numbered separately, so a document may contain Theorem 1, Remark 1 and Example 1</w:t>
-      </w:r>
-      <w:r>
-        <w:rPr>
-          <w:spacing w:val="30"/>
-          <w:w w:val="97"/>
-          <w:fitText w:val="7938" w:id="-1942189312"/>
-        </w:rPr>
-        <w:t>.</w:t>
+        <w:pStyle w:val="MDPI31text"/>
+      </w:pPr>
+      <w:r>
+        <w:t>This section may be divided by subheadings. It should provide a concise and precise description of the experimental results</w:t>
+      </w:r>
+      <w:r>
+        <w:t>, their interpretation, as well as the experimental conclusions that can be drawn.</w:t>
       </w:r>
     </w:p>
     <w:p>
       <w:pPr>
-        <w:pStyle w:val="MDPI31text"/>
-      </w:pPr>
-      <w:r>
-        <w:t>The text continues here. Proofs must be formatted as follows:</w:t>
+        <w:pStyle w:val="MDPI21heading1"/>
+      </w:pPr>
+      <w:r>
+        <w:t>4. Discussion</w:t>
       </w:r>
     </w:p>
     <w:p>
       <w:pPr>
-        <w:pStyle w:val="MDPI82proof"/>
-        <w:spacing w:before="240" w:after="240"/>
-      </w:pPr>
-      <w:r>
-        <w:rPr>
-          <w:b/>
-        </w:rPr>
-        <w:t>Proof of Theorem 1.</w:t>
-      </w:r>
-      <w:r>
-        <w:t xml:space="preserve"> Text of the proof. </w:t>
-      </w:r>
-      <w:r>
-        <w:t xml:space="preserve">Note that the phrase “of Theorem 1” is optional if it is </w:t>
-      </w:r>
-      <w:r>
-        <w:t>clear which theorem is being re</w:t>
-      </w:r>
-      <w:r>
-        <w:t>ferred to</w:t>
-      </w:r>
-      <w:r>
-        <w:t>. Always finish a proof with the following symbol. □</w:t>
+        <w:pStyle w:val="MDPI31text"/>
+      </w:pPr>
+      <w:r>
+        <w:t xml:space="preserve">Authors should discuss the results and how they can be </w:t>
+      </w:r>
+      <w:r>
+        <w:t xml:space="preserve">interpreted from the perspective </w:t>
+      </w:r>
+      <w:r>
+        <w:t>of previous studies and of the working hypotheses. The findings and their implications should be discussed in the broadest context possible. Future research directions may also be highlighted.</w:t>
       </w:r>
     </w:p>
     <w:p>
       <w:pPr>
-        <w:pStyle w:val="MDPI31text"/>
-      </w:pPr>
-      <w:r>
-        <w:t>The text continues here.</w:t>
+        <w:pStyle w:val="MDPI21heading1"/>
+      </w:pPr>
+      <w:r>
+        <w:t>5. Conclusions</w:t>
       </w:r>
     </w:p>
     <w:p>
       <w:pPr>
-        <w:pStyle w:val="MDPI21heading1"/>
-      </w:pPr>
-      <w:r>
-        <w:t>4. Discussion</w:t>
+        <w:pStyle w:val="MDPI31text"/>
+      </w:pPr>
+      <w:r>
+        <w:lastRenderedPageBreak/>
+        <w:t xml:space="preserve">This section is </w:t>
+      </w:r>
+      <w:r>
+        <w:t xml:space="preserve">not mandatory but </w:t>
+      </w:r>
+      <w:r>
+        <w:t>can be added to the manuscript if the discussion is unusually long or complex.</w:t>
       </w:r>
     </w:p>
     <w:p>
       <w:pPr>
-        <w:pStyle w:val="MDPI31text"/>
-      </w:pPr>
-      <w:r>
-        <w:t xml:space="preserve">Authors should discuss the results and how they can be </w:t>
-      </w:r>
-      <w:r>
-        <w:t xml:space="preserve">interpreted from the perspective </w:t>
-      </w:r>
-      <w:r>
-        <w:t>of previous studies and of the working hypotheses. The findings and their implications should be discussed in the broadest context possible. Future research directions may also be highlighted.</w:t>
+        <w:pStyle w:val="MDPI62BackMatter"/>
+        <w:spacing w:before="240"/>
+      </w:pPr>
+      <w:r>
+        <w:rPr>
+          <w:b/>
+        </w:rPr>
+        <w:t>Supplementary Materials:</w:t>
+      </w:r>
+      <w:r>
+        <w:rPr>
+          <w:b/>
+        </w:rPr>
+        <w:t xml:space="preserve"> </w:t>
+      </w:r>
+      <w:r>
+        <w:t xml:space="preserve">The following supporting information can be downloaded at: </w:t>
+      </w:r>
+      <w:r>
+        <w:t>https://github.com/rrwen/geointerv-paper</w:t>
+      </w:r>
+      <w:r>
+        <w:t>; Python code</w:t>
+      </w:r>
+      <w:r>
+        <w:t>.</w:t>
       </w:r>
     </w:p>
     <w:p>
       <w:pPr>
-        <w:pStyle w:val="MDPI21heading1"/>
-      </w:pPr>
-      <w:r>
-        <w:t>5. Conclusions</w:t>
-      </w:r>
-    </w:p>
-    <w:p>
-      <w:pPr>
-        <w:pStyle w:val="MDPI31text"/>
-      </w:pPr>
-      <w:r>
-        <w:t xml:space="preserve">This section is </w:t>
-      </w:r>
-      <w:r>
-        <w:t xml:space="preserve">not mandatory but </w:t>
-      </w:r>
-      <w:r>
-        <w:t>can be added to the manuscript if the discussion is unusually long or complex.</w:t>
-      </w:r>
-    </w:p>
-    <w:p>
-      <w:pPr>
         <w:pStyle w:val="MDPI62BackMatter"/>
-        <w:spacing w:before="240"/>
       </w:pPr>
       <w:r>
         <w:rPr>
           <w:b/>
         </w:rPr>
-        <w:t>Supplementary Materials:</w:t>
+        <w:t>Author Contribution</w:t>
       </w:r>
       <w:r>
         <w:rPr>
           <w:b/>
         </w:rPr>
-        <w:t xml:space="preserve"> </w:t>
-      </w:r>
-      <w:r>
-        <w:t xml:space="preserve">The following supporting information can be downloaded at: </w:t>
-      </w:r>
-      <w:r>
-        <w:t>https://github.com/rrwen/geointerv-paper</w:t>
-      </w:r>
-      <w:r>
-        <w:t>; Python code</w:t>
-      </w:r>
-      <w:r>
-        <w:t>.</w:t>
-      </w:r>
-    </w:p>
-    <w:p>
-      <w:pPr>
-        <w:pStyle w:val="MDPI62BackMatter"/>
-      </w:pPr>
-      <w:r>
-        <w:rPr>
-          <w:b/>
-        </w:rPr>
-        <w:t>Author Contribution</w:t>
-      </w:r>
-      <w:r>
-        <w:rPr>
-          <w:b/>
-        </w:rPr>
         <w:t xml:space="preserve">s: </w:t>
       </w:r>
       <w:r>
-        <w:t>Conceptualization, Richard Wen; methodology, Richard Wen, Songnian Li; Investigation, data curation, software, writing—original draft preparation, Richard Wen; superv</w:t>
+        <w:t xml:space="preserve">Conceptualization, Richard Wen; methodology, Richard Wen, </w:t>
+      </w:r>
+      <w:proofErr w:type="spellStart"/>
+      <w:r>
+        <w:t>Songnian</w:t>
+      </w:r>
+      <w:proofErr w:type="spellEnd"/>
+      <w:r>
+        <w:t xml:space="preserve"> Li; Investigation, data curation, software, writing—original draft preparation, Richard Wen; superv</w:t>
       </w:r>
       <w:r>
         <w:t>i</w:t>
       </w:r>
       <w:r>
-        <w:t>sion, funding acquisition, resources, project administration, Songnian Li; writing—review and e</w:t>
+        <w:t xml:space="preserve">sion, funding acquisition, resources, project administration, </w:t>
+      </w:r>
+      <w:proofErr w:type="spellStart"/>
+      <w:r>
+        <w:t>Songnian</w:t>
+      </w:r>
+      <w:proofErr w:type="spellEnd"/>
+      <w:r>
+        <w:t xml:space="preserve"> Li; writing—review and e</w:t>
       </w:r>
       <w:r>
         <w:t>d</w:t>
       </w:r>
       <w:r>
-        <w:t>iting, Richard Wen, Songnian Li. All authors have read and agreed to the published version of the manuscript.</w:t>
+        <w:t xml:space="preserve">iting, Richard Wen, </w:t>
+      </w:r>
+      <w:proofErr w:type="spellStart"/>
+      <w:r>
+        <w:t>Songnian</w:t>
+      </w:r>
+      <w:proofErr w:type="spellEnd"/>
+      <w:r>
+        <w:t xml:space="preserve"> Li. All authors have read and agreed to the published version of the manuscript.</w:t>
       </w:r>
     </w:p>
     <w:p>
@@ -16397,8 +18255,16 @@
         <w:rPr>
           <w:color w:val="auto"/>
         </w:rPr>
-        <w:t>; Geneva, 2018;</w:t>
-      </w:r>
+        <w:t xml:space="preserve">; Geneva, </w:t>
+      </w:r>
+      <w:proofErr w:type="gramStart"/>
+      <w:r>
+        <w:rPr>
+          <w:color w:val="auto"/>
+        </w:rPr>
+        <w:t>2018;</w:t>
+      </w:r>
+      <w:proofErr w:type="gramEnd"/>
     </w:p>
     <w:p>
       <w:pPr>
@@ -16411,7 +18277,6 @@
         <w:rPr>
           <w:color w:val="auto"/>
         </w:rPr>
-        <w:lastRenderedPageBreak/>
         <w:t xml:space="preserve">2. </w:t>
       </w:r>
       <w:r>
@@ -16433,8 +18298,16 @@
         <w:rPr>
           <w:color w:val="auto"/>
         </w:rPr>
-        <w:t>; Vienna, 2019;</w:t>
-      </w:r>
+        <w:t xml:space="preserve">; Vienna, </w:t>
+      </w:r>
+      <w:proofErr w:type="gramStart"/>
+      <w:r>
+        <w:rPr>
+          <w:color w:val="auto"/>
+        </w:rPr>
+        <w:t>2019;</w:t>
+      </w:r>
+      <w:proofErr w:type="gramEnd"/>
     </w:p>
     <w:p>
       <w:pPr>
@@ -16580,7 +18453,21 @@
           <w:color w:val="auto"/>
         </w:rPr>
         <w:tab/>
-        <w:t>Richard Wen Generative Design of Geospatial Interventions With Automated Machine Learning and Bayesian Optimization, Toronto Metropolitan University: Toronto, 2023.</w:t>
+        <w:t xml:space="preserve">Richard Wen Generative Design of Geospatial Interventions </w:t>
+      </w:r>
+      <w:proofErr w:type="gramStart"/>
+      <w:r>
+        <w:rPr>
+          <w:color w:val="auto"/>
+        </w:rPr>
+        <w:t>With</w:t>
+      </w:r>
+      <w:proofErr w:type="gramEnd"/>
+      <w:r>
+        <w:rPr>
+          <w:color w:val="auto"/>
+        </w:rPr>
+        <w:t xml:space="preserve"> Automated Machine Learning and Bayesian Optimization, Toronto Metropolitan University: Toronto, 2023.</w:t>
       </w:r>
     </w:p>
     <w:p>
@@ -16601,7 +18488,35 @@
           <w:color w:val="auto"/>
         </w:rPr>
         <w:tab/>
-        <w:t xml:space="preserve">Bonnet, E.; Lechat, L.; Ridde, V. What Interventions Are Required to Reduce Road Traffic Injuries in Africa? A Scoping Review of the Literature. </w:t>
+        <w:t xml:space="preserve">Bonnet, E.; </w:t>
+      </w:r>
+      <w:proofErr w:type="spellStart"/>
+      <w:r>
+        <w:rPr>
+          <w:color w:val="auto"/>
+        </w:rPr>
+        <w:t>Lechat</w:t>
+      </w:r>
+      <w:proofErr w:type="spellEnd"/>
+      <w:r>
+        <w:rPr>
+          <w:color w:val="auto"/>
+        </w:rPr>
+        <w:t xml:space="preserve">, L.; </w:t>
+      </w:r>
+      <w:proofErr w:type="spellStart"/>
+      <w:r>
+        <w:rPr>
+          <w:color w:val="auto"/>
+        </w:rPr>
+        <w:t>Ridde</w:t>
+      </w:r>
+      <w:proofErr w:type="spellEnd"/>
+      <w:r>
+        <w:rPr>
+          <w:color w:val="auto"/>
+        </w:rPr>
+        <w:t xml:space="preserve">, V. What Interventions Are Required to Reduce Road Traffic Injuries in Africa? A Scoping Review of the Literature. </w:t>
       </w:r>
       <w:r>
         <w:rPr>
@@ -16643,7 +18558,21 @@
         <w:rPr>
           <w:color w:val="auto"/>
         </w:rPr>
-        <w:t>, e0208195, doi:10.1371/journal.pone.0208195.</w:t>
+        <w:t xml:space="preserve">, e0208195, </w:t>
+      </w:r>
+      <w:proofErr w:type="gramStart"/>
+      <w:r>
+        <w:rPr>
+          <w:color w:val="auto"/>
+        </w:rPr>
+        <w:t>doi:10.1371/journal.pone</w:t>
+      </w:r>
+      <w:proofErr w:type="gramEnd"/>
+      <w:r>
+        <w:rPr>
+          <w:color w:val="auto"/>
+        </w:rPr>
+        <w:t>.0208195.</w:t>
       </w:r>
     </w:p>
     <w:p>
@@ -16798,8 +18727,18 @@
           <w:iCs/>
           <w:color w:val="auto"/>
         </w:rPr>
-        <w:t>Int J Health Geogr</w:t>
-      </w:r>
+        <w:t xml:space="preserve">Int J Health </w:t>
+      </w:r>
+      <w:proofErr w:type="spellStart"/>
+      <w:r>
+        <w:rPr>
+          <w:i/>
+          <w:iCs/>
+          <w:color w:val="auto"/>
+        </w:rPr>
+        <w:t>Geogr</w:t>
+      </w:r>
+      <w:proofErr w:type="spellEnd"/>
       <w:r>
         <w:rPr>
           <w:color w:val="auto"/>
@@ -16846,6 +18785,7 @@
         <w:rPr>
           <w:color w:val="auto"/>
         </w:rPr>
+        <w:lastRenderedPageBreak/>
         <w:t xml:space="preserve">10. </w:t>
       </w:r>
       <w:r>
@@ -16853,7 +18793,20 @@
           <w:color w:val="auto"/>
         </w:rPr>
         <w:tab/>
-        <w:t xml:space="preserve">Nykiforuk, C.I.J.; Flaman, L.M. Geographic Information Systems (GIS) for Health Promotion and Public Health: A Review. </w:t>
+      </w:r>
+      <w:proofErr w:type="spellStart"/>
+      <w:r>
+        <w:rPr>
+          <w:color w:val="auto"/>
+        </w:rPr>
+        <w:t>Nykiforuk</w:t>
+      </w:r>
+      <w:proofErr w:type="spellEnd"/>
+      <w:r>
+        <w:rPr>
+          <w:color w:val="auto"/>
+        </w:rPr>
+        <w:t xml:space="preserve">, C.I.J.; Flaman, L.M. Geographic Information Systems (GIS) for Health Promotion and Public Health: A Review. </w:t>
       </w:r>
       <w:r>
         <w:rPr>
@@ -16958,7 +18911,21 @@
         <w:rPr>
           <w:color w:val="auto"/>
         </w:rPr>
-        <w:t>, 100474, doi:10.1016/j.rsase.2021.100474.</w:t>
+        <w:t xml:space="preserve">, 100474, </w:t>
+      </w:r>
+      <w:proofErr w:type="gramStart"/>
+      <w:r>
+        <w:rPr>
+          <w:color w:val="auto"/>
+        </w:rPr>
+        <w:t>doi:10.1016/j.rsase</w:t>
+      </w:r>
+      <w:proofErr w:type="gramEnd"/>
+      <w:r>
+        <w:rPr>
+          <w:color w:val="auto"/>
+        </w:rPr>
+        <w:t>.2021.100474.</w:t>
       </w:r>
     </w:p>
     <w:p>
@@ -16979,7 +18946,62 @@
           <w:color w:val="auto"/>
         </w:rPr>
         <w:tab/>
-        <w:t>Elsahlamy, E.; Eshra, A.; Eshra, N.; El-Fishawy, N. Empowering GIS with Big Data: A Review of Recent Advances. In Proceedings of the 2021 International Conference on Electronic Engineering (ICEEM); July 2021; pp. 1–7.</w:t>
+      </w:r>
+      <w:proofErr w:type="spellStart"/>
+      <w:r>
+        <w:rPr>
+          <w:color w:val="auto"/>
+        </w:rPr>
+        <w:t>Elsahlamy</w:t>
+      </w:r>
+      <w:proofErr w:type="spellEnd"/>
+      <w:r>
+        <w:rPr>
+          <w:color w:val="auto"/>
+        </w:rPr>
+        <w:t xml:space="preserve">, E.; </w:t>
+      </w:r>
+      <w:proofErr w:type="spellStart"/>
+      <w:r>
+        <w:rPr>
+          <w:color w:val="auto"/>
+        </w:rPr>
+        <w:t>Eshra</w:t>
+      </w:r>
+      <w:proofErr w:type="spellEnd"/>
+      <w:r>
+        <w:rPr>
+          <w:color w:val="auto"/>
+        </w:rPr>
+        <w:t xml:space="preserve">, A.; </w:t>
+      </w:r>
+      <w:proofErr w:type="spellStart"/>
+      <w:r>
+        <w:rPr>
+          <w:color w:val="auto"/>
+        </w:rPr>
+        <w:t>Eshra</w:t>
+      </w:r>
+      <w:proofErr w:type="spellEnd"/>
+      <w:r>
+        <w:rPr>
+          <w:color w:val="auto"/>
+        </w:rPr>
+        <w:t>, N.; El-</w:t>
+      </w:r>
+      <w:proofErr w:type="spellStart"/>
+      <w:r>
+        <w:rPr>
+          <w:color w:val="auto"/>
+        </w:rPr>
+        <w:t>Fishawy</w:t>
+      </w:r>
+      <w:proofErr w:type="spellEnd"/>
+      <w:r>
+        <w:rPr>
+          <w:color w:val="auto"/>
+        </w:rPr>
+        <w:t>, N. Empowering GIS with Big Data: A Review of Recent Advances. In Proceedings of the 2021 International Conference on Electronic Engineering (ICEEM); July 2021; pp. 1–7.</w:t>
       </w:r>
     </w:p>
     <w:p>
@@ -17042,7 +19064,21 @@
         <w:rPr>
           <w:color w:val="auto"/>
         </w:rPr>
-        <w:t>, 300–309, doi:10.1016/j.ijgo.2011.09.004.</w:t>
+        <w:t xml:space="preserve">, 300–309, </w:t>
+      </w:r>
+      <w:proofErr w:type="gramStart"/>
+      <w:r>
+        <w:rPr>
+          <w:color w:val="auto"/>
+        </w:rPr>
+        <w:t>doi:10.1016/j.ijgo</w:t>
+      </w:r>
+      <w:proofErr w:type="gramEnd"/>
+      <w:r>
+        <w:rPr>
+          <w:color w:val="auto"/>
+        </w:rPr>
+        <w:t>.2011.09.004.</w:t>
       </w:r>
     </w:p>
     <w:p>
@@ -17063,7 +19099,21 @@
           <w:color w:val="auto"/>
         </w:rPr>
         <w:tab/>
-        <w:t xml:space="preserve">Franch-Pardo, I.; Napoletano, B.M.; Rosete-Verges, F.; Billa, L. Spatial Analysis and GIS in the Study of COVID-19. A Review. </w:t>
+        <w:t xml:space="preserve">Franch-Pardo, I.; Napoletano, B.M.; </w:t>
+      </w:r>
+      <w:proofErr w:type="spellStart"/>
+      <w:r>
+        <w:rPr>
+          <w:color w:val="auto"/>
+        </w:rPr>
+        <w:t>Rosete</w:t>
+      </w:r>
+      <w:proofErr w:type="spellEnd"/>
+      <w:r>
+        <w:rPr>
+          <w:color w:val="auto"/>
+        </w:rPr>
+        <w:t xml:space="preserve">-Verges, F.; Billa, L. Spatial Analysis and GIS in the Study of COVID-19. A Review. </w:t>
       </w:r>
       <w:r>
         <w:rPr>
@@ -17105,7 +19155,21 @@
         <w:rPr>
           <w:color w:val="auto"/>
         </w:rPr>
-        <w:t>, 140033, doi:10.1016/j.scitotenv.2020.140033.</w:t>
+        <w:t xml:space="preserve">, 140033, </w:t>
+      </w:r>
+      <w:proofErr w:type="gramStart"/>
+      <w:r>
+        <w:rPr>
+          <w:color w:val="auto"/>
+        </w:rPr>
+        <w:t>doi:10.1016/j.scitotenv</w:t>
+      </w:r>
+      <w:proofErr w:type="gramEnd"/>
+      <w:r>
+        <w:rPr>
+          <w:color w:val="auto"/>
+        </w:rPr>
+        <w:t>.2020.140033.</w:t>
       </w:r>
     </w:p>
     <w:p>
@@ -17126,7 +19190,90 @@
           <w:color w:val="auto"/>
         </w:rPr>
         <w:tab/>
-        <w:t xml:space="preserve">Ištoka Otković, I.; Karleuša, B.; Deluka-Tibljaš, A.; Šurdonja, S.; Marušić, M. Combining Traffic Microsimulation Modeling and Multi-Criteria Analysis for Sustainable Spatial-Traffic Planning. </w:t>
+      </w:r>
+      <w:proofErr w:type="spellStart"/>
+      <w:r>
+        <w:rPr>
+          <w:color w:val="auto"/>
+        </w:rPr>
+        <w:t>Ištoka</w:t>
+      </w:r>
+      <w:proofErr w:type="spellEnd"/>
+      <w:r>
+        <w:rPr>
+          <w:color w:val="auto"/>
+        </w:rPr>
+        <w:t xml:space="preserve"> </w:t>
+      </w:r>
+      <w:proofErr w:type="spellStart"/>
+      <w:r>
+        <w:rPr>
+          <w:color w:val="auto"/>
+        </w:rPr>
+        <w:t>Otković</w:t>
+      </w:r>
+      <w:proofErr w:type="spellEnd"/>
+      <w:r>
+        <w:rPr>
+          <w:color w:val="auto"/>
+        </w:rPr>
+        <w:t xml:space="preserve">, I.; </w:t>
+      </w:r>
+      <w:proofErr w:type="spellStart"/>
+      <w:r>
+        <w:rPr>
+          <w:color w:val="auto"/>
+        </w:rPr>
+        <w:t>Karleuša</w:t>
+      </w:r>
+      <w:proofErr w:type="spellEnd"/>
+      <w:r>
+        <w:rPr>
+          <w:color w:val="auto"/>
+        </w:rPr>
+        <w:t xml:space="preserve">, B.; </w:t>
+      </w:r>
+      <w:proofErr w:type="spellStart"/>
+      <w:r>
+        <w:rPr>
+          <w:color w:val="auto"/>
+        </w:rPr>
+        <w:t>Deluka-Tibljaš</w:t>
+      </w:r>
+      <w:proofErr w:type="spellEnd"/>
+      <w:r>
+        <w:rPr>
+          <w:color w:val="auto"/>
+        </w:rPr>
+        <w:t xml:space="preserve">, A.; </w:t>
+      </w:r>
+      <w:proofErr w:type="spellStart"/>
+      <w:r>
+        <w:rPr>
+          <w:color w:val="auto"/>
+        </w:rPr>
+        <w:t>Šurdonja</w:t>
+      </w:r>
+      <w:proofErr w:type="spellEnd"/>
+      <w:r>
+        <w:rPr>
+          <w:color w:val="auto"/>
+        </w:rPr>
+        <w:t xml:space="preserve">, S.; </w:t>
+      </w:r>
+      <w:proofErr w:type="spellStart"/>
+      <w:r>
+        <w:rPr>
+          <w:color w:val="auto"/>
+        </w:rPr>
+        <w:t>Marušić</w:t>
+      </w:r>
+      <w:proofErr w:type="spellEnd"/>
+      <w:r>
+        <w:rPr>
+          <w:color w:val="auto"/>
+        </w:rPr>
+        <w:t xml:space="preserve">, M. Combining Traffic Microsimulation Modeling and Multi-Criteria Analysis for Sustainable Spatial-Traffic Planning. </w:t>
       </w:r>
       <w:r>
         <w:rPr>
@@ -17191,13 +19338,23 @@
         <w:tab/>
         <w:t xml:space="preserve">Piza, E.L.; Kennedy, L.W.; Caplan, J.M. Facilitators and Impediments to Designing, Implementing, and Evaluating Risk-Based Policing Strategies Using Risk Terrain Modeling: Insights from a Multi-City Evaluation in the United States. </w:t>
       </w:r>
+      <w:proofErr w:type="spellStart"/>
       <w:r>
         <w:rPr>
           <w:i/>
           <w:iCs/>
           <w:color w:val="auto"/>
         </w:rPr>
-        <w:t>Eur J Crim Policy Res</w:t>
+        <w:t>Eur</w:t>
+      </w:r>
+      <w:proofErr w:type="spellEnd"/>
+      <w:r>
+        <w:rPr>
+          <w:i/>
+          <w:iCs/>
+          <w:color w:val="auto"/>
+        </w:rPr>
+        <w:t xml:space="preserve"> J Crim Policy Res</w:t>
       </w:r>
       <w:r>
         <w:rPr>
@@ -17378,7 +19535,34 @@
           <w:color w:val="auto"/>
         </w:rPr>
         <w:tab/>
-        <w:t xml:space="preserve">Mortaheb, R.; Jankowski, P. Smart City Re-Imagined: City Planning and GeoAI in the Age of Big Data. </w:t>
+      </w:r>
+      <w:proofErr w:type="spellStart"/>
+      <w:r>
+        <w:rPr>
+          <w:color w:val="auto"/>
+        </w:rPr>
+        <w:t>Mortaheb</w:t>
+      </w:r>
+      <w:proofErr w:type="spellEnd"/>
+      <w:r>
+        <w:rPr>
+          <w:color w:val="auto"/>
+        </w:rPr>
+        <w:t xml:space="preserve">, R.; Jankowski, P. Smart City Re-Imagined: City Planning and </w:t>
+      </w:r>
+      <w:proofErr w:type="spellStart"/>
+      <w:r>
+        <w:rPr>
+          <w:color w:val="auto"/>
+        </w:rPr>
+        <w:t>GeoAI</w:t>
+      </w:r>
+      <w:proofErr w:type="spellEnd"/>
+      <w:r>
+        <w:rPr>
+          <w:color w:val="auto"/>
+        </w:rPr>
+        <w:t xml:space="preserve"> in the Age of Big Data. </w:t>
       </w:r>
       <w:r>
         <w:rPr>
@@ -17441,7 +19625,35 @@
           <w:color w:val="auto"/>
         </w:rPr>
         <w:tab/>
-        <w:t xml:space="preserve">Chen, M.; Claramunt, C.; Çöltekin, A.; Liu, X.; Peng, P.; Robinson, A.C.; Wang, D.; Strobl, J.; Wilson, J.P.; Batty, M. Artificial Intelligence and Visual Analytics in Geographical Space and Cyberspace: Research Opportunities and Challenges. </w:t>
+        <w:t xml:space="preserve">Chen, M.; </w:t>
+      </w:r>
+      <w:proofErr w:type="spellStart"/>
+      <w:r>
+        <w:rPr>
+          <w:color w:val="auto"/>
+        </w:rPr>
+        <w:t>Claramunt</w:t>
+      </w:r>
+      <w:proofErr w:type="spellEnd"/>
+      <w:r>
+        <w:rPr>
+          <w:color w:val="auto"/>
+        </w:rPr>
+        <w:t xml:space="preserve">, C.; </w:t>
+      </w:r>
+      <w:proofErr w:type="spellStart"/>
+      <w:r>
+        <w:rPr>
+          <w:color w:val="auto"/>
+        </w:rPr>
+        <w:t>Çöltekin</w:t>
+      </w:r>
+      <w:proofErr w:type="spellEnd"/>
+      <w:r>
+        <w:rPr>
+          <w:color w:val="auto"/>
+        </w:rPr>
+        <w:t xml:space="preserve">, A.; Liu, X.; Peng, P.; Robinson, A.C.; Wang, D.; Strobl, J.; Wilson, J.P.; Batty, M. Artificial Intelligence and Visual Analytics in Geographical Space and Cyberspace: Research Opportunities and Challenges. </w:t>
       </w:r>
       <w:r>
         <w:rPr>
@@ -17497,7 +19709,6 @@
         <w:rPr>
           <w:color w:val="auto"/>
         </w:rPr>
-        <w:lastRenderedPageBreak/>
         <w:t xml:space="preserve">21. </w:t>
       </w:r>
       <w:r>
@@ -17505,7 +19716,49 @@
           <w:color w:val="auto"/>
         </w:rPr>
         <w:tab/>
-        <w:t xml:space="preserve">Biu, P.W.; Nwasike, C.N.; Tula, O.A.; Ezeigweneme, C.A.; Gidiagba, J.O. A Review of GIS Applications in Public Health Surveillance. </w:t>
+        <w:t xml:space="preserve">Biu, P.W.; </w:t>
+      </w:r>
+      <w:proofErr w:type="spellStart"/>
+      <w:r>
+        <w:rPr>
+          <w:color w:val="auto"/>
+        </w:rPr>
+        <w:t>Nwasike</w:t>
+      </w:r>
+      <w:proofErr w:type="spellEnd"/>
+      <w:r>
+        <w:rPr>
+          <w:color w:val="auto"/>
+        </w:rPr>
+        <w:t xml:space="preserve">, C.N.; Tula, O.A.; </w:t>
+      </w:r>
+      <w:proofErr w:type="spellStart"/>
+      <w:r>
+        <w:rPr>
+          <w:color w:val="auto"/>
+        </w:rPr>
+        <w:t>Ezeigweneme</w:t>
+      </w:r>
+      <w:proofErr w:type="spellEnd"/>
+      <w:r>
+        <w:rPr>
+          <w:color w:val="auto"/>
+        </w:rPr>
+        <w:t xml:space="preserve">, C.A.; </w:t>
+      </w:r>
+      <w:proofErr w:type="spellStart"/>
+      <w:r>
+        <w:rPr>
+          <w:color w:val="auto"/>
+        </w:rPr>
+        <w:t>Gidiagba</w:t>
+      </w:r>
+      <w:proofErr w:type="spellEnd"/>
+      <w:r>
+        <w:rPr>
+          <w:color w:val="auto"/>
+        </w:rPr>
+        <w:t xml:space="preserve">, J.O. A Review of GIS Applications in Public Health Surveillance. </w:t>
       </w:r>
       <w:r>
         <w:rPr>
@@ -17568,7 +19821,76 @@
           <w:color w:val="auto"/>
         </w:rPr>
         <w:tab/>
-        <w:t xml:space="preserve">Fradelos, E.C.; Papathanasiou, I.V.; Mitsi, D.; Tsaras, K.; Kleisiaris, C.F.; Kourkouta, L. Health Based Geographic Information Systems (GIS) and Their Applications. </w:t>
+      </w:r>
+      <w:proofErr w:type="spellStart"/>
+      <w:r>
+        <w:rPr>
+          <w:color w:val="auto"/>
+        </w:rPr>
+        <w:t>Fradelos</w:t>
+      </w:r>
+      <w:proofErr w:type="spellEnd"/>
+      <w:r>
+        <w:rPr>
+          <w:color w:val="auto"/>
+        </w:rPr>
+        <w:t xml:space="preserve">, E.C.; </w:t>
+      </w:r>
+      <w:proofErr w:type="spellStart"/>
+      <w:r>
+        <w:rPr>
+          <w:color w:val="auto"/>
+        </w:rPr>
+        <w:t>Papathanasiou</w:t>
+      </w:r>
+      <w:proofErr w:type="spellEnd"/>
+      <w:r>
+        <w:rPr>
+          <w:color w:val="auto"/>
+        </w:rPr>
+        <w:t xml:space="preserve">, I.V.; Mitsi, D.; </w:t>
+      </w:r>
+      <w:proofErr w:type="spellStart"/>
+      <w:r>
+        <w:rPr>
+          <w:color w:val="auto"/>
+        </w:rPr>
+        <w:t>Tsaras</w:t>
+      </w:r>
+      <w:proofErr w:type="spellEnd"/>
+      <w:r>
+        <w:rPr>
+          <w:color w:val="auto"/>
+        </w:rPr>
+        <w:t xml:space="preserve">, K.; </w:t>
+      </w:r>
+      <w:proofErr w:type="spellStart"/>
+      <w:r>
+        <w:rPr>
+          <w:color w:val="auto"/>
+        </w:rPr>
+        <w:t>Kleisiaris</w:t>
+      </w:r>
+      <w:proofErr w:type="spellEnd"/>
+      <w:r>
+        <w:rPr>
+          <w:color w:val="auto"/>
+        </w:rPr>
+        <w:t xml:space="preserve">, C.F.; </w:t>
+      </w:r>
+      <w:proofErr w:type="spellStart"/>
+      <w:r>
+        <w:rPr>
+          <w:color w:val="auto"/>
+        </w:rPr>
+        <w:t>Kourkouta</w:t>
+      </w:r>
+      <w:proofErr w:type="spellEnd"/>
+      <w:r>
+        <w:rPr>
+          <w:color w:val="auto"/>
+        </w:rPr>
+        <w:t xml:space="preserve">, L. Health Based Geographic Information Systems (GIS) and Their Applications. </w:t>
       </w:r>
       <w:r>
         <w:rPr>
@@ -17631,7 +19953,21 @@
           <w:color w:val="auto"/>
         </w:rPr>
         <w:tab/>
-        <w:t>Wen, R.; Li, S. Generative Design for Precision Geo-Interventions. In Proceedings of the ISPRS Annals of the Photogrammetry, Remote Sensing and Spatial Information Sciences; Copernicus GmbH, October 27 2022; Vol. X-3-W2-2022, pp. 37–42.</w:t>
+        <w:t>Wen, R.; Li, S. Generative Design for Precision Geo-Interventions. In Proceedings of the ISPRS Annals of the Photogrammetry, Remote Sensing and Spatial Information Sciences; Copernicus GmbH, October 27</w:t>
+      </w:r>
+      <w:proofErr w:type="gramStart"/>
+      <w:r>
+        <w:rPr>
+          <w:color w:val="auto"/>
+        </w:rPr>
+        <w:t xml:space="preserve"> 2022</w:t>
+      </w:r>
+      <w:proofErr w:type="gramEnd"/>
+      <w:r>
+        <w:rPr>
+          <w:color w:val="auto"/>
+        </w:rPr>
+        <w:t>; Vol. X-3-W2-2022, pp. 37–42.</w:t>
       </w:r>
     </w:p>
     <w:p>
@@ -17652,7 +19988,35 @@
           <w:color w:val="auto"/>
         </w:rPr>
         <w:tab/>
-        <w:t xml:space="preserve">Blaschke, T.; Merschdorf, H.; Cabrera-Barona, P.; Gao, S.; Papadakis, E.; Kovacs-Györi, A. Place versus Space: From Points, Lines and Polygons in GIS to Place-Based Representations Reflecting Language and Culture. </w:t>
+        <w:t xml:space="preserve">Blaschke, T.; </w:t>
+      </w:r>
+      <w:proofErr w:type="spellStart"/>
+      <w:r>
+        <w:rPr>
+          <w:color w:val="auto"/>
+        </w:rPr>
+        <w:t>Merschdorf</w:t>
+      </w:r>
+      <w:proofErr w:type="spellEnd"/>
+      <w:r>
+        <w:rPr>
+          <w:color w:val="auto"/>
+        </w:rPr>
+        <w:t>, H.; Cabrera-Barona, P.; Gao, S.; Papadakis, E.; Kovacs-</w:t>
+      </w:r>
+      <w:proofErr w:type="spellStart"/>
+      <w:r>
+        <w:rPr>
+          <w:color w:val="auto"/>
+        </w:rPr>
+        <w:t>Györi</w:t>
+      </w:r>
+      <w:proofErr w:type="spellEnd"/>
+      <w:r>
+        <w:rPr>
+          <w:color w:val="auto"/>
+        </w:rPr>
+        <w:t xml:space="preserve">, A. Place versus Space: From Points, Lines and Polygons in GIS to Place-Based Representations Reflecting Language and Culture. </w:t>
       </w:r>
       <w:r>
         <w:rPr>
@@ -17715,7 +20079,20 @@
           <w:color w:val="auto"/>
         </w:rPr>
         <w:tab/>
-        <w:t xml:space="preserve">Verbyla, D.L. </w:t>
+      </w:r>
+      <w:proofErr w:type="spellStart"/>
+      <w:r>
+        <w:rPr>
+          <w:color w:val="auto"/>
+        </w:rPr>
+        <w:t>Verbyla</w:t>
+      </w:r>
+      <w:proofErr w:type="spellEnd"/>
+      <w:r>
+        <w:rPr>
+          <w:color w:val="auto"/>
+        </w:rPr>
+        <w:t xml:space="preserve">, D.L. </w:t>
       </w:r>
       <w:r>
         <w:rPr>
@@ -17729,8 +20106,16 @@
         <w:rPr>
           <w:color w:val="auto"/>
         </w:rPr>
-        <w:t>; CRC press, 2002;</w:t>
-      </w:r>
+        <w:t xml:space="preserve">; CRC press, </w:t>
+      </w:r>
+      <w:proofErr w:type="gramStart"/>
+      <w:r>
+        <w:rPr>
+          <w:color w:val="auto"/>
+        </w:rPr>
+        <w:t>2002;</w:t>
+      </w:r>
+      <w:proofErr w:type="gramEnd"/>
     </w:p>
     <w:p>
       <w:pPr>
@@ -17764,6 +20149,7 @@
         <w:rPr>
           <w:color w:val="auto"/>
         </w:rPr>
+        <w:lastRenderedPageBreak/>
         <w:t xml:space="preserve">27. </w:t>
       </w:r>
       <w:r>
@@ -17771,7 +20157,35 @@
           <w:color w:val="auto"/>
         </w:rPr>
         <w:tab/>
-        <w:t xml:space="preserve">Horst, R.; Pardalos, P.M.; Van Thoai, N. </w:t>
+        <w:t xml:space="preserve">Horst, R.; </w:t>
+      </w:r>
+      <w:proofErr w:type="spellStart"/>
+      <w:r>
+        <w:rPr>
+          <w:color w:val="auto"/>
+        </w:rPr>
+        <w:t>Pardalos</w:t>
+      </w:r>
+      <w:proofErr w:type="spellEnd"/>
+      <w:r>
+        <w:rPr>
+          <w:color w:val="auto"/>
+        </w:rPr>
+        <w:t xml:space="preserve">, P.M.; Van </w:t>
+      </w:r>
+      <w:proofErr w:type="spellStart"/>
+      <w:r>
+        <w:rPr>
+          <w:color w:val="auto"/>
+        </w:rPr>
+        <w:t>Thoai</w:t>
+      </w:r>
+      <w:proofErr w:type="spellEnd"/>
+      <w:r>
+        <w:rPr>
+          <w:color w:val="auto"/>
+        </w:rPr>
+        <w:t xml:space="preserve">, N. </w:t>
       </w:r>
       <w:r>
         <w:rPr>
@@ -17785,8 +20199,16 @@
         <w:rPr>
           <w:color w:val="auto"/>
         </w:rPr>
-        <w:t>; Springer Science &amp; Business Media, 2000;</w:t>
-      </w:r>
+        <w:t xml:space="preserve">; Springer Science &amp; Business Media, </w:t>
+      </w:r>
+      <w:proofErr w:type="gramStart"/>
+      <w:r>
+        <w:rPr>
+          <w:color w:val="auto"/>
+        </w:rPr>
+        <w:t>2000;</w:t>
+      </w:r>
+      <w:proofErr w:type="gramEnd"/>
     </w:p>
     <w:p>
       <w:pPr>
@@ -17869,7 +20291,21 @@
           <w:color w:val="auto"/>
         </w:rPr>
         <w:tab/>
-        <w:t xml:space="preserve">Ho, Y.C.; Pepyne, D.L. Simple Explanation of the No-Free-Lunch Theorem and Its Implications. </w:t>
+        <w:t xml:space="preserve">Ho, Y.C.; </w:t>
+      </w:r>
+      <w:proofErr w:type="spellStart"/>
+      <w:r>
+        <w:rPr>
+          <w:color w:val="auto"/>
+        </w:rPr>
+        <w:t>Pepyne</w:t>
+      </w:r>
+      <w:proofErr w:type="spellEnd"/>
+      <w:r>
+        <w:rPr>
+          <w:color w:val="auto"/>
+        </w:rPr>
+        <w:t xml:space="preserve">, D.L. Simple Explanation of the No-Free-Lunch Theorem and Its Implications. </w:t>
       </w:r>
       <w:r>
         <w:rPr>
@@ -18009,8 +20445,16 @@
         <w:rPr>
           <w:color w:val="auto"/>
         </w:rPr>
-        <w:t>, 246–264, doi:10.1111/j.1461-0248.2009.01422.x.</w:t>
-      </w:r>
+        <w:t>, 246–264, doi:10.1111/j.1461-0248.2009.</w:t>
+      </w:r>
+      <w:proofErr w:type="gramStart"/>
+      <w:r>
+        <w:rPr>
+          <w:color w:val="auto"/>
+        </w:rPr>
+        <w:t>01422.x.</w:t>
+      </w:r>
+      <w:proofErr w:type="gramEnd"/>
     </w:p>
     <w:p>
       <w:pPr>
@@ -18030,7 +20474,20 @@
           <w:color w:val="auto"/>
         </w:rPr>
         <w:tab/>
-        <w:t xml:space="preserve">Maffini, G. Raster versus Vector Data Encoding and Handling: A Commentary. </w:t>
+      </w:r>
+      <w:proofErr w:type="spellStart"/>
+      <w:r>
+        <w:rPr>
+          <w:color w:val="auto"/>
+        </w:rPr>
+        <w:t>Maffini</w:t>
+      </w:r>
+      <w:proofErr w:type="spellEnd"/>
+      <w:r>
+        <w:rPr>
+          <w:color w:val="auto"/>
+        </w:rPr>
+        <w:t xml:space="preserve">, G. Raster versus Vector Data Encoding and Handling: A Commentary. </w:t>
       </w:r>
       <w:r>
         <w:rPr>
@@ -18093,7 +20550,20 @@
           <w:color w:val="auto"/>
         </w:rPr>
         <w:tab/>
-        <w:t xml:space="preserve">Congalton, R.G. Exploring and Evaluating the Consequences of Vector-to-Raster and Raster-to-Vector Conversion. </w:t>
+      </w:r>
+      <w:proofErr w:type="spellStart"/>
+      <w:r>
+        <w:rPr>
+          <w:color w:val="auto"/>
+        </w:rPr>
+        <w:t>Congalton</w:t>
+      </w:r>
+      <w:proofErr w:type="spellEnd"/>
+      <w:r>
+        <w:rPr>
+          <w:color w:val="auto"/>
+        </w:rPr>
+        <w:t xml:space="preserve">, R.G. Exploring and Evaluating the Consequences of Vector-to-Raster and Raster-to-Vector Conversion. </w:t>
       </w:r>
       <w:r>
         <w:rPr>
@@ -18219,7 +20689,76 @@
           <w:color w:val="auto"/>
         </w:rPr>
         <w:tab/>
-        <w:t xml:space="preserve">Adegun, A.A.; Fonou Dombeu, J.V.; Viriri, S.; Odindi, J. State-of-the-Art Deep Learning Methods for Objects Detection in Remote Sensing Satellite Images. </w:t>
+      </w:r>
+      <w:proofErr w:type="spellStart"/>
+      <w:r>
+        <w:rPr>
+          <w:color w:val="auto"/>
+        </w:rPr>
+        <w:t>Adegun</w:t>
+      </w:r>
+      <w:proofErr w:type="spellEnd"/>
+      <w:r>
+        <w:rPr>
+          <w:color w:val="auto"/>
+        </w:rPr>
+        <w:t xml:space="preserve">, A.A.; </w:t>
+      </w:r>
+      <w:proofErr w:type="spellStart"/>
+      <w:r>
+        <w:rPr>
+          <w:color w:val="auto"/>
+        </w:rPr>
+        <w:t>Fonou</w:t>
+      </w:r>
+      <w:proofErr w:type="spellEnd"/>
+      <w:r>
+        <w:rPr>
+          <w:color w:val="auto"/>
+        </w:rPr>
+        <w:t xml:space="preserve"> </w:t>
+      </w:r>
+      <w:proofErr w:type="spellStart"/>
+      <w:r>
+        <w:rPr>
+          <w:color w:val="auto"/>
+        </w:rPr>
+        <w:t>Dombeu</w:t>
+      </w:r>
+      <w:proofErr w:type="spellEnd"/>
+      <w:r>
+        <w:rPr>
+          <w:color w:val="auto"/>
+        </w:rPr>
+        <w:t xml:space="preserve">, J.V.; </w:t>
+      </w:r>
+      <w:proofErr w:type="spellStart"/>
+      <w:r>
+        <w:rPr>
+          <w:color w:val="auto"/>
+        </w:rPr>
+        <w:t>Viriri</w:t>
+      </w:r>
+      <w:proofErr w:type="spellEnd"/>
+      <w:r>
+        <w:rPr>
+          <w:color w:val="auto"/>
+        </w:rPr>
+        <w:t xml:space="preserve">, S.; </w:t>
+      </w:r>
+      <w:proofErr w:type="spellStart"/>
+      <w:r>
+        <w:rPr>
+          <w:color w:val="auto"/>
+        </w:rPr>
+        <w:t>Odindi</w:t>
+      </w:r>
+      <w:proofErr w:type="spellEnd"/>
+      <w:r>
+        <w:rPr>
+          <w:color w:val="auto"/>
+        </w:rPr>
+        <w:t xml:space="preserve">, J. State-of-the-Art Deep Learning Methods for Objects Detection in Remote Sensing Satellite Images. </w:t>
       </w:r>
       <w:r>
         <w:rPr>
@@ -18282,7 +20821,20 @@
           <w:color w:val="auto"/>
         </w:rPr>
         <w:tab/>
-        <w:t xml:space="preserve">MacQuillan, E.L.; Curtis, A.B.; Baker, K.M.; Paul, R.; Back, Y.O. Using GIS Mapping to Target Public Health Interventions: Examining Birth Outcomes Across GIS Techniques. </w:t>
+      </w:r>
+      <w:proofErr w:type="spellStart"/>
+      <w:r>
+        <w:rPr>
+          <w:color w:val="auto"/>
+        </w:rPr>
+        <w:t>MacQuillan</w:t>
+      </w:r>
+      <w:proofErr w:type="spellEnd"/>
+      <w:r>
+        <w:rPr>
+          <w:color w:val="auto"/>
+        </w:rPr>
+        <w:t xml:space="preserve">, E.L.; Curtis, A.B.; Baker, K.M.; Paul, R.; Back, Y.O. Using GIS Mapping to Target Public Health Interventions: Examining Birth Outcomes Across GIS Techniques. </w:t>
       </w:r>
       <w:r>
         <w:rPr>
@@ -18345,7 +20897,35 @@
           <w:color w:val="auto"/>
         </w:rPr>
         <w:tab/>
-        <w:t xml:space="preserve">Almeida, C.M.D.; Monteiro, A.M.V.; Câmara, G.; Soares‐Filho, B.S.; Cerqueira, G.C.; Pennachin, C.L.; Batty, M. GIS and Remote Sensing as Tools for the Simulation of Urban Land‐use Change. </w:t>
+        <w:t xml:space="preserve">Almeida, C.M.D.; Monteiro, A.M.V.; </w:t>
+      </w:r>
+      <w:proofErr w:type="spellStart"/>
+      <w:r>
+        <w:rPr>
+          <w:color w:val="auto"/>
+        </w:rPr>
+        <w:t>Câmara</w:t>
+      </w:r>
+      <w:proofErr w:type="spellEnd"/>
+      <w:r>
+        <w:rPr>
+          <w:color w:val="auto"/>
+        </w:rPr>
+        <w:t xml:space="preserve">, G.; Soares‐Filho, B.S.; Cerqueira, G.C.; </w:t>
+      </w:r>
+      <w:proofErr w:type="spellStart"/>
+      <w:r>
+        <w:rPr>
+          <w:color w:val="auto"/>
+        </w:rPr>
+        <w:t>Pennachin</w:t>
+      </w:r>
+      <w:proofErr w:type="spellEnd"/>
+      <w:r>
+        <w:rPr>
+          <w:color w:val="auto"/>
+        </w:rPr>
+        <w:t xml:space="preserve">, C.L.; Batty, M. GIS and Remote Sensing as Tools for the Simulation of Urban Land‐use Change. </w:t>
       </w:r>
       <w:r>
         <w:rPr>
@@ -18408,7 +20988,49 @@
           <w:color w:val="auto"/>
         </w:rPr>
         <w:tab/>
-        <w:t xml:space="preserve">Gómez, L.; Haesevoets, S.; Kuijpers, B.; Vaisman, A.A. Spatial Aggregation: Data Model and Implementation. </w:t>
+        <w:t xml:space="preserve">Gómez, L.; </w:t>
+      </w:r>
+      <w:proofErr w:type="spellStart"/>
+      <w:r>
+        <w:rPr>
+          <w:color w:val="auto"/>
+        </w:rPr>
+        <w:t>Haesevoets</w:t>
+      </w:r>
+      <w:proofErr w:type="spellEnd"/>
+      <w:r>
+        <w:rPr>
+          <w:color w:val="auto"/>
+        </w:rPr>
+        <w:t xml:space="preserve">, S.; </w:t>
+      </w:r>
+      <w:proofErr w:type="spellStart"/>
+      <w:r>
+        <w:rPr>
+          <w:color w:val="auto"/>
+        </w:rPr>
+        <w:t>Kuijpers</w:t>
+      </w:r>
+      <w:proofErr w:type="spellEnd"/>
+      <w:r>
+        <w:rPr>
+          <w:color w:val="auto"/>
+        </w:rPr>
+        <w:t xml:space="preserve">, B.; </w:t>
+      </w:r>
+      <w:proofErr w:type="spellStart"/>
+      <w:r>
+        <w:rPr>
+          <w:color w:val="auto"/>
+        </w:rPr>
+        <w:t>Vaisman</w:t>
+      </w:r>
+      <w:proofErr w:type="spellEnd"/>
+      <w:r>
+        <w:rPr>
+          <w:color w:val="auto"/>
+        </w:rPr>
+        <w:t xml:space="preserve">, A.A. Spatial Aggregation: Data Model and Implementation. </w:t>
       </w:r>
       <w:r>
         <w:rPr>
@@ -18464,7 +21086,6 @@
         <w:rPr>
           <w:color w:val="auto"/>
         </w:rPr>
-        <w:lastRenderedPageBreak/>
         <w:t xml:space="preserve">39. </w:t>
       </w:r>
       <w:r>
@@ -18535,7 +21156,34 @@
           <w:color w:val="auto"/>
         </w:rPr>
         <w:tab/>
-        <w:t xml:space="preserve">Getis, A.; Aldstadt, J. Constructing the Spatial Weights Matrix Using a Local Statistic. </w:t>
+      </w:r>
+      <w:proofErr w:type="spellStart"/>
+      <w:r>
+        <w:rPr>
+          <w:color w:val="auto"/>
+        </w:rPr>
+        <w:t>Getis</w:t>
+      </w:r>
+      <w:proofErr w:type="spellEnd"/>
+      <w:r>
+        <w:rPr>
+          <w:color w:val="auto"/>
+        </w:rPr>
+        <w:t xml:space="preserve">, A.; </w:t>
+      </w:r>
+      <w:proofErr w:type="spellStart"/>
+      <w:r>
+        <w:rPr>
+          <w:color w:val="auto"/>
+        </w:rPr>
+        <w:t>Aldstadt</w:t>
+      </w:r>
+      <w:proofErr w:type="spellEnd"/>
+      <w:r>
+        <w:rPr>
+          <w:color w:val="auto"/>
+        </w:rPr>
+        <w:t xml:space="preserve">, J. Constructing the Spatial Weights Matrix Using a Local Statistic. </w:t>
       </w:r>
       <w:r>
         <w:rPr>
@@ -18577,7 +21225,21 @@
         <w:rPr>
           <w:color w:val="auto"/>
         </w:rPr>
-        <w:t>, 90–104, doi:10.1111/j.1538-4632.2004.tb01127.x.</w:t>
+        <w:t>, 90–104, doi:10.1111/j.1538-</w:t>
+      </w:r>
+      <w:proofErr w:type="gramStart"/>
+      <w:r>
+        <w:rPr>
+          <w:color w:val="auto"/>
+        </w:rPr>
+        <w:t>4632.2004.tb</w:t>
+      </w:r>
+      <w:proofErr w:type="gramEnd"/>
+      <w:r>
+        <w:rPr>
+          <w:color w:val="auto"/>
+        </w:rPr>
+        <w:t>01127.x.</w:t>
       </w:r>
     </w:p>
     <w:p>
@@ -18598,7 +21260,21 @@
           <w:color w:val="auto"/>
         </w:rPr>
         <w:tab/>
-        <w:t xml:space="preserve">Roberts, S. Applying Efficient Techniques for Finding Nearest Neighbours in GIS Applications. In </w:t>
+        <w:t xml:space="preserve">Roberts, S. Applying Efficient Techniques for Finding Nearest </w:t>
+      </w:r>
+      <w:proofErr w:type="spellStart"/>
+      <w:r>
+        <w:rPr>
+          <w:color w:val="auto"/>
+        </w:rPr>
+        <w:t>Neighbours</w:t>
+      </w:r>
+      <w:proofErr w:type="spellEnd"/>
+      <w:r>
+        <w:rPr>
+          <w:color w:val="auto"/>
+        </w:rPr>
+        <w:t xml:space="preserve"> in GIS Applications. In </w:t>
       </w:r>
       <w:r>
         <w:rPr>
@@ -18633,7 +21309,35 @@
           <w:color w:val="auto"/>
         </w:rPr>
         <w:tab/>
-        <w:t xml:space="preserve">García-García, F.; Corral, A.; Iribarne, L.; Vassilakopoulos, M.; Manolopoulos, Y. Efficient Distance Join Query Processing in Distributed Spatial Data Management Systems. </w:t>
+        <w:t xml:space="preserve">García-García, F.; Corral, A.; Iribarne, L.; </w:t>
+      </w:r>
+      <w:proofErr w:type="spellStart"/>
+      <w:r>
+        <w:rPr>
+          <w:color w:val="auto"/>
+        </w:rPr>
+        <w:t>Vassilakopoulos</w:t>
+      </w:r>
+      <w:proofErr w:type="spellEnd"/>
+      <w:r>
+        <w:rPr>
+          <w:color w:val="auto"/>
+        </w:rPr>
+        <w:t xml:space="preserve">, M.; </w:t>
+      </w:r>
+      <w:proofErr w:type="spellStart"/>
+      <w:r>
+        <w:rPr>
+          <w:color w:val="auto"/>
+        </w:rPr>
+        <w:t>Manolopoulos</w:t>
+      </w:r>
+      <w:proofErr w:type="spellEnd"/>
+      <w:r>
+        <w:rPr>
+          <w:color w:val="auto"/>
+        </w:rPr>
+        <w:t xml:space="preserve">, Y. Efficient Distance Join Query Processing in Distributed Spatial Data Management Systems. </w:t>
       </w:r>
       <w:r>
         <w:rPr>
@@ -18675,7 +21379,21 @@
         <w:rPr>
           <w:color w:val="auto"/>
         </w:rPr>
-        <w:t>, 985–1008, doi:10.1016/j.ins.2019.10.030.</w:t>
+        <w:t xml:space="preserve">, 985–1008, </w:t>
+      </w:r>
+      <w:proofErr w:type="gramStart"/>
+      <w:r>
+        <w:rPr>
+          <w:color w:val="auto"/>
+        </w:rPr>
+        <w:t>doi:10.1016/j.ins</w:t>
+      </w:r>
+      <w:proofErr w:type="gramEnd"/>
+      <w:r>
+        <w:rPr>
+          <w:color w:val="auto"/>
+        </w:rPr>
+        <w:t>.2019.10.030.</w:t>
       </w:r>
     </w:p>
     <w:p>
@@ -18696,7 +21414,20 @@
           <w:color w:val="auto"/>
         </w:rPr>
         <w:tab/>
-        <w:t xml:space="preserve">Steyerberg, E.W. Applications of Prediction Models. In </w:t>
+      </w:r>
+      <w:proofErr w:type="spellStart"/>
+      <w:r>
+        <w:rPr>
+          <w:color w:val="auto"/>
+        </w:rPr>
+        <w:t>Steyerberg</w:t>
+      </w:r>
+      <w:proofErr w:type="spellEnd"/>
+      <w:r>
+        <w:rPr>
+          <w:color w:val="auto"/>
+        </w:rPr>
+        <w:t xml:space="preserve">, E.W. Applications of Prediction Models. In </w:t>
       </w:r>
       <w:r>
         <w:rPr>
@@ -18710,7 +21441,21 @@
         <w:rPr>
           <w:color w:val="auto"/>
         </w:rPr>
-        <w:t>; Steyerberg, E.W., Ed.; Springer: New York, NY, 2009; pp. 11–31 ISBN 978-0-387-77244-8.</w:t>
+        <w:t xml:space="preserve">; </w:t>
+      </w:r>
+      <w:proofErr w:type="spellStart"/>
+      <w:r>
+        <w:rPr>
+          <w:color w:val="auto"/>
+        </w:rPr>
+        <w:t>Steyerberg</w:t>
+      </w:r>
+      <w:proofErr w:type="spellEnd"/>
+      <w:r>
+        <w:rPr>
+          <w:color w:val="auto"/>
+        </w:rPr>
+        <w:t>, E.W., Ed.; Springer: New York, NY, 2009; pp. 11–31 ISBN 978-0-387-77244-8.</w:t>
       </w:r>
     </w:p>
     <w:p>
@@ -18731,7 +21476,21 @@
           <w:color w:val="auto"/>
         </w:rPr>
         <w:tab/>
-        <w:t>Ray, S. A Quick Review of Machine Learning Algorithms. In Proceedings of the 2019 International conference on machine learning, big data, cloud and parallel computing (COMITCon); IEEE, 2019; pp. 35–39.</w:t>
+        <w:t>Ray, S. A Quick Review of Machine Learning Algorithms. In Proceedings of the 2019 International conference on machine learning, big data, cloud and parallel computing (</w:t>
+      </w:r>
+      <w:proofErr w:type="spellStart"/>
+      <w:r>
+        <w:rPr>
+          <w:color w:val="auto"/>
+        </w:rPr>
+        <w:t>COMITCon</w:t>
+      </w:r>
+      <w:proofErr w:type="spellEnd"/>
+      <w:r>
+        <w:rPr>
+          <w:color w:val="auto"/>
+        </w:rPr>
+        <w:t>); IEEE, 2019; pp. 35–39.</w:t>
       </w:r>
     </w:p>
     <w:p>
@@ -18745,6 +21504,7 @@
         <w:rPr>
           <w:color w:val="auto"/>
         </w:rPr>
+        <w:lastRenderedPageBreak/>
         <w:t xml:space="preserve">45. </w:t>
       </w:r>
       <w:r>
@@ -18752,7 +21512,21 @@
           <w:color w:val="auto"/>
         </w:rPr>
         <w:tab/>
-        <w:t xml:space="preserve">Muñoz, J.; Felicísimo, Á.M. Comparison of Statistical Methods Commonly Used in Predictive Modelling. </w:t>
+        <w:t xml:space="preserve">Muñoz, J.; </w:t>
+      </w:r>
+      <w:proofErr w:type="spellStart"/>
+      <w:r>
+        <w:rPr>
+          <w:color w:val="auto"/>
+        </w:rPr>
+        <w:t>Felicísimo</w:t>
+      </w:r>
+      <w:proofErr w:type="spellEnd"/>
+      <w:r>
+        <w:rPr>
+          <w:color w:val="auto"/>
+        </w:rPr>
+        <w:t xml:space="preserve">, Á.M. Comparison of Statistical Methods Commonly Used in Predictive Modelling. </w:t>
       </w:r>
       <w:r>
         <w:rPr>
@@ -18794,7 +21568,21 @@
         <w:rPr>
           <w:color w:val="auto"/>
         </w:rPr>
-        <w:t>, 285–292, doi:10.1111/j.1654-1103.2004.tb02263.x.</w:t>
+        <w:t>, 285–292, doi:10.1111/j.1654-</w:t>
+      </w:r>
+      <w:proofErr w:type="gramStart"/>
+      <w:r>
+        <w:rPr>
+          <w:color w:val="auto"/>
+        </w:rPr>
+        <w:t>1103.2004.tb</w:t>
+      </w:r>
+      <w:proofErr w:type="gramEnd"/>
+      <w:r>
+        <w:rPr>
+          <w:color w:val="auto"/>
+        </w:rPr>
+        <w:t>02263.x.</w:t>
       </w:r>
     </w:p>
     <w:p>
@@ -18857,7 +21645,29 @@
         <w:rPr>
           <w:color w:val="auto"/>
         </w:rPr>
-        <w:t>, 553–578, doi:https://doi.org/10.1111/0272-4332.00039.</w:t>
+        <w:t xml:space="preserve">, 553–578, </w:t>
+      </w:r>
+      <w:proofErr w:type="spellStart"/>
+      <w:proofErr w:type="gramStart"/>
+      <w:r>
+        <w:rPr>
+          <w:color w:val="auto"/>
+        </w:rPr>
+        <w:t>doi:https</w:t>
+      </w:r>
+      <w:proofErr w:type="spellEnd"/>
+      <w:r>
+        <w:rPr>
+          <w:color w:val="auto"/>
+        </w:rPr>
+        <w:t>://doi.org/10.1111/0272-4332.00039</w:t>
+      </w:r>
+      <w:proofErr w:type="gramEnd"/>
+      <w:r>
+        <w:rPr>
+          <w:color w:val="auto"/>
+        </w:rPr>
+        <w:t>.</w:t>
       </w:r>
     </w:p>
     <w:p>
@@ -18878,7 +21688,21 @@
           <w:color w:val="auto"/>
         </w:rPr>
         <w:tab/>
-        <w:t xml:space="preserve">Ingalls, B. Sensitivity Analysis: From Model Parameters to System Behaviour. </w:t>
+        <w:t xml:space="preserve">Ingalls, B. Sensitivity Analysis: From Model Parameters to System </w:t>
+      </w:r>
+      <w:proofErr w:type="spellStart"/>
+      <w:r>
+        <w:rPr>
+          <w:color w:val="auto"/>
+        </w:rPr>
+        <w:t>Behaviour</w:t>
+      </w:r>
+      <w:proofErr w:type="spellEnd"/>
+      <w:r>
+        <w:rPr>
+          <w:color w:val="auto"/>
+        </w:rPr>
+        <w:t xml:space="preserve">. </w:t>
       </w:r>
       <w:r>
         <w:rPr>
@@ -18949,7 +21773,25 @@
           <w:iCs/>
           <w:color w:val="auto"/>
         </w:rPr>
-        <w:t>Environ Monit Assess</w:t>
+        <w:t xml:space="preserve">Environ </w:t>
+      </w:r>
+      <w:proofErr w:type="spellStart"/>
+      <w:r>
+        <w:rPr>
+          <w:i/>
+          <w:iCs/>
+          <w:color w:val="auto"/>
+        </w:rPr>
+        <w:t>Monit</w:t>
+      </w:r>
+      <w:proofErr w:type="spellEnd"/>
+      <w:r>
+        <w:rPr>
+          <w:i/>
+          <w:iCs/>
+          <w:color w:val="auto"/>
+        </w:rPr>
+        <w:t xml:space="preserve"> Assess</w:t>
       </w:r>
       <w:r>
         <w:rPr>
@@ -19012,7 +21854,25 @@
           <w:iCs/>
           <w:color w:val="auto"/>
         </w:rPr>
-        <w:t>J. Chem. Inf. Comput. Sci.</w:t>
+        <w:t xml:space="preserve">J. Chem. Inf. </w:t>
+      </w:r>
+      <w:proofErr w:type="spellStart"/>
+      <w:r>
+        <w:rPr>
+          <w:i/>
+          <w:iCs/>
+          <w:color w:val="auto"/>
+        </w:rPr>
+        <w:t>Comput</w:t>
+      </w:r>
+      <w:proofErr w:type="spellEnd"/>
+      <w:r>
+        <w:rPr>
+          <w:i/>
+          <w:iCs/>
+          <w:color w:val="auto"/>
+        </w:rPr>
+        <w:t>. Sci.</w:t>
       </w:r>
       <w:r>
         <w:rPr>
@@ -19067,7 +21927,21 @@
           <w:color w:val="auto"/>
         </w:rPr>
         <w:tab/>
-        <w:t xml:space="preserve">Ding, J.; Tarokh, V.; Yang, Y. Model Selection Techniques: An Overview. </w:t>
+        <w:t xml:space="preserve">Ding, J.; </w:t>
+      </w:r>
+      <w:proofErr w:type="spellStart"/>
+      <w:r>
+        <w:rPr>
+          <w:color w:val="auto"/>
+        </w:rPr>
+        <w:t>Tarokh</w:t>
+      </w:r>
+      <w:proofErr w:type="spellEnd"/>
+      <w:r>
+        <w:rPr>
+          <w:color w:val="auto"/>
+        </w:rPr>
+        <w:t xml:space="preserve">, V.; Yang, Y. Model Selection Techniques: An Overview. </w:t>
       </w:r>
       <w:r>
         <w:rPr>
@@ -19130,7 +22004,20 @@
           <w:color w:val="auto"/>
         </w:rPr>
         <w:tab/>
-        <w:t xml:space="preserve">Berrar, D. Cross-Validation. In </w:t>
+      </w:r>
+      <w:proofErr w:type="spellStart"/>
+      <w:r>
+        <w:rPr>
+          <w:color w:val="auto"/>
+        </w:rPr>
+        <w:t>Berrar</w:t>
+      </w:r>
+      <w:proofErr w:type="spellEnd"/>
+      <w:r>
+        <w:rPr>
+          <w:color w:val="auto"/>
+        </w:rPr>
+        <w:t xml:space="preserve">, D. Cross-Validation. In </w:t>
       </w:r>
       <w:r>
         <w:rPr>
@@ -19144,7 +22031,35 @@
         <w:rPr>
           <w:color w:val="auto"/>
         </w:rPr>
-        <w:t>; Ranganathan, S., Gribskov, M., Nakai, K., Schönbach, C., Eds.; Academic Press: Oxford, 2019; pp. 542–545 ISBN 978-0-12-811432-2.</w:t>
+        <w:t xml:space="preserve">; Ranganathan, S., </w:t>
+      </w:r>
+      <w:proofErr w:type="spellStart"/>
+      <w:r>
+        <w:rPr>
+          <w:color w:val="auto"/>
+        </w:rPr>
+        <w:t>Gribskov</w:t>
+      </w:r>
+      <w:proofErr w:type="spellEnd"/>
+      <w:r>
+        <w:rPr>
+          <w:color w:val="auto"/>
+        </w:rPr>
+        <w:t xml:space="preserve">, M., Nakai, K., </w:t>
+      </w:r>
+      <w:proofErr w:type="spellStart"/>
+      <w:r>
+        <w:rPr>
+          <w:color w:val="auto"/>
+        </w:rPr>
+        <w:t>Schönbach</w:t>
+      </w:r>
+      <w:proofErr w:type="spellEnd"/>
+      <w:r>
+        <w:rPr>
+          <w:color w:val="auto"/>
+        </w:rPr>
+        <w:t>, C., Eds.; Academic Press: Oxford, 2019; pp. 542–545 ISBN 978-0-12-811432-2.</w:t>
       </w:r>
     </w:p>
     <w:p>
@@ -19228,7 +22143,21 @@
           <w:color w:val="auto"/>
         </w:rPr>
         <w:tab/>
-        <w:t xml:space="preserve">Nguyen, D.C.H.; Dandy, G.C.; Maier, H.R.; Ascough, J.C. Improved Ant Colony Optimization for Optimal Crop and Irrigation Water Allocation by Incorporating Domain Knowledge. </w:t>
+        <w:t xml:space="preserve">Nguyen, D.C.H.; Dandy, G.C.; Maier, H.R.; </w:t>
+      </w:r>
+      <w:proofErr w:type="spellStart"/>
+      <w:r>
+        <w:rPr>
+          <w:color w:val="auto"/>
+        </w:rPr>
+        <w:t>Ascough</w:t>
+      </w:r>
+      <w:proofErr w:type="spellEnd"/>
+      <w:r>
+        <w:rPr>
+          <w:color w:val="auto"/>
+        </w:rPr>
+        <w:t xml:space="preserve">, J.C. Improved Ant Colony Optimization for Optimal Crop and Irrigation Water Allocation by Incorporating Domain Knowledge. </w:t>
       </w:r>
       <w:r>
         <w:rPr>
@@ -19236,7 +22165,43 @@
           <w:iCs/>
           <w:color w:val="auto"/>
         </w:rPr>
-        <w:t>J. Water Resour. Plann. Manage.</w:t>
+        <w:t xml:space="preserve">J. Water </w:t>
+      </w:r>
+      <w:proofErr w:type="spellStart"/>
+      <w:r>
+        <w:rPr>
+          <w:i/>
+          <w:iCs/>
+          <w:color w:val="auto"/>
+        </w:rPr>
+        <w:t>Resour</w:t>
+      </w:r>
+      <w:proofErr w:type="spellEnd"/>
+      <w:r>
+        <w:rPr>
+          <w:i/>
+          <w:iCs/>
+          <w:color w:val="auto"/>
+        </w:rPr>
+        <w:t xml:space="preserve">. </w:t>
+      </w:r>
+      <w:proofErr w:type="spellStart"/>
+      <w:r>
+        <w:rPr>
+          <w:i/>
+          <w:iCs/>
+          <w:color w:val="auto"/>
+        </w:rPr>
+        <w:t>Plann</w:t>
+      </w:r>
+      <w:proofErr w:type="spellEnd"/>
+      <w:r>
+        <w:rPr>
+          <w:i/>
+          <w:iCs/>
+          <w:color w:val="auto"/>
+        </w:rPr>
+        <w:t>. Manage.</w:t>
       </w:r>
       <w:r>
         <w:rPr>
@@ -19333,7 +22298,21 @@
         <w:rPr>
           <w:color w:val="auto"/>
         </w:rPr>
-        <w:t>, 399–432, doi:10.1016/j.ress.2015.05.018.</w:t>
+        <w:t xml:space="preserve">, 399–432, </w:t>
+      </w:r>
+      <w:proofErr w:type="gramStart"/>
+      <w:r>
+        <w:rPr>
+          <w:color w:val="auto"/>
+        </w:rPr>
+        <w:t>doi:10.1016/j.ress</w:t>
+      </w:r>
+      <w:proofErr w:type="gramEnd"/>
+      <w:r>
+        <w:rPr>
+          <w:color w:val="auto"/>
+        </w:rPr>
+        <w:t>.2015.05.018.</w:t>
       </w:r>
     </w:p>
     <w:p>
@@ -19354,7 +22333,34 @@
           <w:color w:val="auto"/>
         </w:rPr>
         <w:tab/>
-        <w:t xml:space="preserve">Asuero, A.G.; Sayago, A.; González, A.G. The Correlation Coefficient: An Overview. </w:t>
+      </w:r>
+      <w:proofErr w:type="spellStart"/>
+      <w:r>
+        <w:rPr>
+          <w:color w:val="auto"/>
+        </w:rPr>
+        <w:t>Asuero</w:t>
+      </w:r>
+      <w:proofErr w:type="spellEnd"/>
+      <w:r>
+        <w:rPr>
+          <w:color w:val="auto"/>
+        </w:rPr>
+        <w:t xml:space="preserve">, A.G.; </w:t>
+      </w:r>
+      <w:proofErr w:type="spellStart"/>
+      <w:r>
+        <w:rPr>
+          <w:color w:val="auto"/>
+        </w:rPr>
+        <w:t>Sayago</w:t>
+      </w:r>
+      <w:proofErr w:type="spellEnd"/>
+      <w:r>
+        <w:rPr>
+          <w:color w:val="auto"/>
+        </w:rPr>
+        <w:t xml:space="preserve">, A.; González, A.G. The Correlation Coefficient: An Overview. </w:t>
       </w:r>
       <w:r>
         <w:rPr>
@@ -19397,6 +22403,532 @@
           <w:color w:val="auto"/>
         </w:rPr>
         <w:t>, 41–59, doi:10.1080/10408340500526766.</w:t>
+      </w:r>
+    </w:p>
+    <w:p>
+      <w:pPr>
+        <w:pStyle w:val="Bibliography"/>
+        <w:rPr>
+          <w:color w:val="auto"/>
+        </w:rPr>
+      </w:pPr>
+      <w:r>
+        <w:rPr>
+          <w:color w:val="auto"/>
+        </w:rPr>
+        <w:t xml:space="preserve">56. </w:t>
+      </w:r>
+      <w:r>
+        <w:rPr>
+          <w:color w:val="auto"/>
+        </w:rPr>
+        <w:tab/>
+        <w:t>Toronto Police Service Toronto Police Service Public Safety Data Portal Available online: https://data.torontopolice.on.ca/pages/open-data (accessed on 19 March 2023).</w:t>
+      </w:r>
+    </w:p>
+    <w:p>
+      <w:pPr>
+        <w:pStyle w:val="Bibliography"/>
+        <w:rPr>
+          <w:color w:val="auto"/>
+        </w:rPr>
+      </w:pPr>
+      <w:r>
+        <w:rPr>
+          <w:color w:val="auto"/>
+        </w:rPr>
+        <w:t xml:space="preserve">57. </w:t>
+      </w:r>
+      <w:r>
+        <w:rPr>
+          <w:color w:val="auto"/>
+        </w:rPr>
+        <w:tab/>
+        <w:t>City of Toronto City of Toronto Open Data Portal Available online: https://open.toronto.ca/ (accessed on 19 March 2023).</w:t>
+      </w:r>
+    </w:p>
+    <w:p>
+      <w:pPr>
+        <w:pStyle w:val="Bibliography"/>
+        <w:rPr>
+          <w:color w:val="auto"/>
+        </w:rPr>
+      </w:pPr>
+      <w:r>
+        <w:rPr>
+          <w:color w:val="auto"/>
+        </w:rPr>
+        <w:t xml:space="preserve">58. </w:t>
+      </w:r>
+      <w:r>
+        <w:rPr>
+          <w:color w:val="auto"/>
+        </w:rPr>
+        <w:tab/>
+        <w:t xml:space="preserve">City of Toronto </w:t>
+      </w:r>
+      <w:proofErr w:type="spellStart"/>
+      <w:r>
+        <w:rPr>
+          <w:color w:val="auto"/>
+        </w:rPr>
+        <w:t>Toronto</w:t>
+      </w:r>
+      <w:proofErr w:type="spellEnd"/>
+      <w:r>
+        <w:rPr>
+          <w:color w:val="auto"/>
+        </w:rPr>
+        <w:t xml:space="preserve"> </w:t>
+      </w:r>
+      <w:proofErr w:type="spellStart"/>
+      <w:r>
+        <w:rPr>
+          <w:color w:val="auto"/>
+        </w:rPr>
+        <w:t>Centreline</w:t>
+      </w:r>
+      <w:proofErr w:type="spellEnd"/>
+      <w:r>
+        <w:rPr>
+          <w:color w:val="auto"/>
+        </w:rPr>
+        <w:t xml:space="preserve"> (TCL) Available online: https://open.toronto.ca/dataset/ (accessed on 30 December 2024).</w:t>
+      </w:r>
+    </w:p>
+    <w:p>
+      <w:pPr>
+        <w:pStyle w:val="Bibliography"/>
+        <w:rPr>
+          <w:color w:val="auto"/>
+        </w:rPr>
+      </w:pPr>
+      <w:r>
+        <w:rPr>
+          <w:color w:val="auto"/>
+        </w:rPr>
+        <w:t xml:space="preserve">59. </w:t>
+      </w:r>
+      <w:r>
+        <w:rPr>
+          <w:color w:val="auto"/>
+        </w:rPr>
+        <w:tab/>
+        <w:t>Toronto Police Service Traffic Collisions Open Data (ASR-T-TBL-001) Available online: https://data.torontopolice.on.ca/datasets/TorontoPS::traffic-collisions-open-data-asr-t-tbl-001/about (accessed on 30 December 2024).</w:t>
+      </w:r>
+    </w:p>
+    <w:p>
+      <w:pPr>
+        <w:pStyle w:val="Bibliography"/>
+        <w:rPr>
+          <w:color w:val="auto"/>
+        </w:rPr>
+      </w:pPr>
+      <w:r>
+        <w:rPr>
+          <w:color w:val="auto"/>
+        </w:rPr>
+        <w:t xml:space="preserve">60. </w:t>
+      </w:r>
+      <w:r>
+        <w:rPr>
+          <w:color w:val="auto"/>
+        </w:rPr>
+        <w:tab/>
+        <w:t>City of Toronto Traffic Volumes at Intersections for All Modes Available online: https://open.toronto.ca/dataset/ (accessed on 30 December 2024).</w:t>
+      </w:r>
+    </w:p>
+    <w:p>
+      <w:pPr>
+        <w:pStyle w:val="Bibliography"/>
+        <w:rPr>
+          <w:color w:val="auto"/>
+        </w:rPr>
+      </w:pPr>
+      <w:r>
+        <w:rPr>
+          <w:color w:val="auto"/>
+        </w:rPr>
+        <w:t xml:space="preserve">61. </w:t>
+      </w:r>
+      <w:r>
+        <w:rPr>
+          <w:color w:val="auto"/>
+        </w:rPr>
+        <w:tab/>
+        <w:t>City of Toronto Automated Speed Enforcement Locations Available online: https://open.toronto.ca/dataset/ (accessed on 30 December 2024).</w:t>
+      </w:r>
+    </w:p>
+    <w:p>
+      <w:pPr>
+        <w:pStyle w:val="Bibliography"/>
+        <w:rPr>
+          <w:color w:val="auto"/>
+        </w:rPr>
+      </w:pPr>
+      <w:r>
+        <w:rPr>
+          <w:color w:val="auto"/>
+        </w:rPr>
+        <w:t xml:space="preserve">62. </w:t>
+      </w:r>
+      <w:r>
+        <w:rPr>
+          <w:color w:val="auto"/>
+        </w:rPr>
+        <w:tab/>
+        <w:t>City of Toronto School Safety Zone Watch Your Speed Program – Locations Available online: https://open.toronto.ca/dataset/ (accessed on 30 December 2024).</w:t>
+      </w:r>
+    </w:p>
+    <w:p>
+      <w:pPr>
+        <w:pStyle w:val="Bibliography"/>
+        <w:rPr>
+          <w:color w:val="auto"/>
+        </w:rPr>
+      </w:pPr>
+      <w:r>
+        <w:rPr>
+          <w:color w:val="auto"/>
+        </w:rPr>
+        <w:t xml:space="preserve">63. </w:t>
+      </w:r>
+      <w:r>
+        <w:rPr>
+          <w:color w:val="auto"/>
+        </w:rPr>
+        <w:tab/>
+        <w:t>City of Toronto Red Light Cameras Available online: https://open.toronto.ca/dataset/ (accessed on 30 December 2024).</w:t>
+      </w:r>
+    </w:p>
+    <w:p>
+      <w:pPr>
+        <w:pStyle w:val="Bibliography"/>
+        <w:rPr>
+          <w:color w:val="auto"/>
+        </w:rPr>
+      </w:pPr>
+      <w:r>
+        <w:rPr>
+          <w:color w:val="auto"/>
+        </w:rPr>
+        <w:t xml:space="preserve">64. </w:t>
+      </w:r>
+      <w:r>
+        <w:rPr>
+          <w:color w:val="auto"/>
+        </w:rPr>
+        <w:tab/>
+        <w:t>City of Toronto Police Facility Locations Available online: https://open.toronto.ca/dataset/ (accessed on 30 December 2024).</w:t>
+      </w:r>
+    </w:p>
+    <w:p>
+      <w:pPr>
+        <w:pStyle w:val="Bibliography"/>
+        <w:rPr>
+          <w:color w:val="auto"/>
+        </w:rPr>
+      </w:pPr>
+      <w:r>
+        <w:rPr>
+          <w:color w:val="auto"/>
+        </w:rPr>
+        <w:t xml:space="preserve">65. </w:t>
+      </w:r>
+      <w:r>
+        <w:rPr>
+          <w:color w:val="auto"/>
+        </w:rPr>
+        <w:tab/>
+        <w:t>City of Toronto Ambulance Station Locations Available online: https://open.toronto.ca/dataset/ (accessed on 30 December 2024).</w:t>
+      </w:r>
+    </w:p>
+    <w:p>
+      <w:pPr>
+        <w:pStyle w:val="Bibliography"/>
+        <w:rPr>
+          <w:color w:val="auto"/>
+        </w:rPr>
+      </w:pPr>
+      <w:r>
+        <w:rPr>
+          <w:color w:val="auto"/>
+        </w:rPr>
+        <w:lastRenderedPageBreak/>
+        <w:t xml:space="preserve">66. </w:t>
+      </w:r>
+      <w:r>
+        <w:rPr>
+          <w:color w:val="auto"/>
+        </w:rPr>
+        <w:tab/>
+        <w:t>City of Toronto Fire Hydrants Available online: https://open.toronto.ca/dataset/ (accessed on 30 December 2024).</w:t>
+      </w:r>
+    </w:p>
+    <w:p>
+      <w:pPr>
+        <w:pStyle w:val="Bibliography"/>
+        <w:rPr>
+          <w:color w:val="auto"/>
+        </w:rPr>
+      </w:pPr>
+      <w:r>
+        <w:rPr>
+          <w:color w:val="auto"/>
+        </w:rPr>
+        <w:t xml:space="preserve">67. </w:t>
+      </w:r>
+      <w:r>
+        <w:rPr>
+          <w:color w:val="auto"/>
+        </w:rPr>
+        <w:tab/>
+        <w:t>City of Toronto Fire Facility Locations Available online: https://open.toronto.ca/dataset/ (accessed on 30 December 2024).</w:t>
+      </w:r>
+    </w:p>
+    <w:p>
+      <w:pPr>
+        <w:pStyle w:val="Bibliography"/>
+        <w:rPr>
+          <w:color w:val="auto"/>
+        </w:rPr>
+      </w:pPr>
+      <w:r>
+        <w:rPr>
+          <w:color w:val="auto"/>
+        </w:rPr>
+        <w:t xml:space="preserve">68. </w:t>
+      </w:r>
+      <w:r>
+        <w:rPr>
+          <w:color w:val="auto"/>
+        </w:rPr>
+        <w:tab/>
+        <w:t>City of Toronto Renewable Energy Installations Available online: https://open.toronto.ca/dataset/ (accessed on 30 December 2024).</w:t>
+      </w:r>
+    </w:p>
+    <w:p>
+      <w:pPr>
+        <w:pStyle w:val="Bibliography"/>
+        <w:rPr>
+          <w:color w:val="auto"/>
+        </w:rPr>
+      </w:pPr>
+      <w:r>
+        <w:rPr>
+          <w:color w:val="auto"/>
+        </w:rPr>
+        <w:t xml:space="preserve">69. </w:t>
+      </w:r>
+      <w:r>
+        <w:rPr>
+          <w:color w:val="auto"/>
+        </w:rPr>
+        <w:tab/>
+        <w:t>City of Toronto Street Furniture - Bicycle Parking Available online: https://open.toronto.ca/dataset/ (accessed on 30 December 2024).</w:t>
+      </w:r>
+    </w:p>
+    <w:p>
+      <w:pPr>
+        <w:pStyle w:val="Bibliography"/>
+        <w:rPr>
+          <w:color w:val="auto"/>
+        </w:rPr>
+      </w:pPr>
+      <w:r>
+        <w:rPr>
+          <w:color w:val="auto"/>
+        </w:rPr>
+        <w:t xml:space="preserve">70. </w:t>
+      </w:r>
+      <w:r>
+        <w:rPr>
+          <w:color w:val="auto"/>
+        </w:rPr>
+        <w:tab/>
+        <w:t>City of Toronto Street Furniture - Transit Shelter Available online: https://open.toronto.ca/dataset/ (accessed on 30 December 2024).</w:t>
+      </w:r>
+    </w:p>
+    <w:p>
+      <w:pPr>
+        <w:pStyle w:val="Bibliography"/>
+        <w:rPr>
+          <w:color w:val="auto"/>
+        </w:rPr>
+      </w:pPr>
+      <w:r>
+        <w:rPr>
+          <w:color w:val="auto"/>
+        </w:rPr>
+        <w:t xml:space="preserve">71. </w:t>
+      </w:r>
+      <w:r>
+        <w:rPr>
+          <w:color w:val="auto"/>
+        </w:rPr>
+        <w:tab/>
+        <w:t>City of Toronto Street Furniture - Information Pillar-Wayfinding Structure Available online: https://open.toronto.ca/dataset/ (accessed on 30 December 2024).</w:t>
+      </w:r>
+    </w:p>
+    <w:p>
+      <w:pPr>
+        <w:pStyle w:val="Bibliography"/>
+        <w:rPr>
+          <w:color w:val="auto"/>
+        </w:rPr>
+      </w:pPr>
+      <w:r>
+        <w:rPr>
+          <w:color w:val="auto"/>
+        </w:rPr>
+        <w:t xml:space="preserve">72. </w:t>
+      </w:r>
+      <w:r>
+        <w:rPr>
+          <w:color w:val="auto"/>
+        </w:rPr>
+        <w:tab/>
+        <w:t>City of Toronto Street Furniture - Litter Receptacle Available online: https://open.toronto.ca/dataset/ (accessed on 30 December 2024).</w:t>
+      </w:r>
+    </w:p>
+    <w:p>
+      <w:pPr>
+        <w:pStyle w:val="Bibliography"/>
+        <w:rPr>
+          <w:color w:val="auto"/>
+        </w:rPr>
+      </w:pPr>
+      <w:r>
+        <w:rPr>
+          <w:color w:val="auto"/>
+        </w:rPr>
+        <w:t xml:space="preserve">73. </w:t>
+      </w:r>
+      <w:r>
+        <w:rPr>
+          <w:color w:val="auto"/>
+        </w:rPr>
+        <w:tab/>
+        <w:t>City of Toronto School Locations - All Types Available online: https://open.toronto.ca/dataset/ (accessed on 30 December 2024).</w:t>
+      </w:r>
+    </w:p>
+    <w:p>
+      <w:pPr>
+        <w:pStyle w:val="Bibliography"/>
+        <w:rPr>
+          <w:color w:val="auto"/>
+        </w:rPr>
+      </w:pPr>
+      <w:r>
+        <w:rPr>
+          <w:color w:val="auto"/>
+        </w:rPr>
+        <w:t xml:space="preserve">74. </w:t>
+      </w:r>
+      <w:r>
+        <w:rPr>
+          <w:color w:val="auto"/>
+        </w:rPr>
+        <w:tab/>
+        <w:t xml:space="preserve">City of Toronto Licensed Child Care </w:t>
+      </w:r>
+      <w:proofErr w:type="spellStart"/>
+      <w:r>
+        <w:rPr>
+          <w:color w:val="auto"/>
+        </w:rPr>
+        <w:t>Centres</w:t>
+      </w:r>
+      <w:proofErr w:type="spellEnd"/>
+      <w:r>
+        <w:rPr>
+          <w:color w:val="auto"/>
+        </w:rPr>
+        <w:t xml:space="preserve"> Available online: https://open.toronto.ca/dataset/ (accessed on 30 December 2024).</w:t>
+      </w:r>
+    </w:p>
+    <w:p>
+      <w:pPr>
+        <w:pStyle w:val="Bibliography"/>
+        <w:rPr>
+          <w:color w:val="auto"/>
+        </w:rPr>
+      </w:pPr>
+      <w:r>
+        <w:rPr>
+          <w:color w:val="auto"/>
+        </w:rPr>
+        <w:t xml:space="preserve">75. </w:t>
+      </w:r>
+      <w:r>
+        <w:rPr>
+          <w:color w:val="auto"/>
+        </w:rPr>
+        <w:tab/>
+        <w:t>City of Toronto Public Art Available online: https://open.toronto.ca/dataset/ (accessed on 30 December 2024).</w:t>
+      </w:r>
+    </w:p>
+    <w:p>
+      <w:pPr>
+        <w:pStyle w:val="Bibliography"/>
+        <w:rPr>
+          <w:color w:val="auto"/>
+        </w:rPr>
+      </w:pPr>
+      <w:r>
+        <w:rPr>
+          <w:color w:val="auto"/>
+        </w:rPr>
+        <w:t xml:space="preserve">76. </w:t>
+      </w:r>
+      <w:r>
+        <w:rPr>
+          <w:color w:val="auto"/>
+        </w:rPr>
+        <w:tab/>
+        <w:t>City of Toronto Cultural Hotspot - Points of Interest Available online: https://open.toronto.ca/dataset/ (accessed on 30 December 2024).</w:t>
+      </w:r>
+    </w:p>
+    <w:p>
+      <w:pPr>
+        <w:pStyle w:val="Bibliography"/>
+        <w:rPr>
+          <w:color w:val="auto"/>
+        </w:rPr>
+      </w:pPr>
+      <w:r>
+        <w:rPr>
+          <w:color w:val="auto"/>
+        </w:rPr>
+        <w:t xml:space="preserve">77. </w:t>
+      </w:r>
+      <w:r>
+        <w:rPr>
+          <w:color w:val="auto"/>
+        </w:rPr>
+        <w:tab/>
+        <w:t>City of Toronto Places of Worship Available online: https://open.toronto.ca/dataset/ (accessed on 30 December 2024).</w:t>
+      </w:r>
+    </w:p>
+    <w:p>
+      <w:pPr>
+        <w:pStyle w:val="Bibliography"/>
+        <w:rPr>
+          <w:color w:val="auto"/>
+        </w:rPr>
+      </w:pPr>
+      <w:r>
+        <w:rPr>
+          <w:color w:val="auto"/>
+        </w:rPr>
+        <w:t xml:space="preserve">78. </w:t>
+      </w:r>
+      <w:r>
+        <w:rPr>
+          <w:color w:val="auto"/>
+        </w:rPr>
+        <w:tab/>
+        <w:t>Toronto Police Service Major Crime Indicators Open Data Available online: https://data.torontopolice.on.ca/datasets/TorontoPS::major-crime-indicators-open-data/about (accessed on 30 December 2024).</w:t>
       </w:r>
     </w:p>
     <w:p>
@@ -19426,11 +22958,11 @@
       </w:r>
     </w:p>
     <w:sectPr>
-      <w:headerReference w:type="even" r:id="rId13"/>
-      <w:headerReference w:type="default" r:id="rId14"/>
-      <w:footerReference w:type="default" r:id="rId15"/>
-      <w:headerReference w:type="first" r:id="rId16"/>
-      <w:footerReference w:type="first" r:id="rId17"/>
+      <w:headerReference w:type="even" r:id="rId11"/>
+      <w:headerReference w:type="default" r:id="rId12"/>
+      <w:footerReference w:type="default" r:id="rId13"/>
+      <w:headerReference w:type="first" r:id="rId14"/>
+      <w:footerReference w:type="first" r:id="rId15"/>
       <w:type w:val="continuous"/>
       <w:pgSz w:w="11906" w:h="16838" w:code="9"/>
       <w:pgMar w:top="1417" w:right="720" w:bottom="1077" w:left="720" w:header="1020" w:footer="340" w:gutter="0"/>
@@ -19596,6 +23128,7 @@
       </w:rPr>
       <w:t>www.mdpi.com/journal/</w:t>
     </w:r>
+    <w:proofErr w:type="spellStart"/>
     <w:r>
       <w:rPr>
         <w:sz w:val="16"/>
@@ -19603,6 +23136,7 @@
       </w:rPr>
       <w:t>ijgi</w:t>
     </w:r>
+    <w:proofErr w:type="spellEnd"/>
   </w:p>
 </w:ftr>
 </file>

--- a/manuscript/wen-li-2024-geointerv.docx
+++ b/manuscript/wen-li-2024-geointerv.docx
@@ -13808,6 +13808,9 @@
       <w:r>
         <w:t>ase Study</w:t>
       </w:r>
+      <w:r>
+        <w:t xml:space="preserve"> Design</w:t>
+      </w:r>
     </w:p>
     <w:p>
       <w:pPr>
@@ -13907,6 +13910,12 @@
         <w:rPr>
           <w:lang w:val="en"/>
         </w:rPr>
+        <w:t xml:space="preserve"> (MVC)</w:t>
+      </w:r>
+      <w:r>
+        <w:rPr>
+          <w:lang w:val="en"/>
+        </w:rPr>
         <w:t>, while</w:t>
       </w:r>
       <w:r>
@@ -14003,7 +14012,7 @@
         <w:rPr>
           <w:lang w:val="en"/>
         </w:rPr>
-        <w:t>motor vehicle collisions</w:t>
+        <w:t>MVCs</w:t>
       </w:r>
       <w:r>
         <w:rPr>
@@ -17875,13 +17884,791 @@
         <w:rPr>
           <w:lang w:val="en"/>
         </w:rPr>
-        <w:t xml:space="preserve">) for the outcome modelling component as it automatically </w:t>
-      </w:r>
-      <w:r>
-        <w:rPr>
-          <w:lang w:val="en"/>
-        </w:rPr>
-        <w:t xml:space="preserve">builds </w:t>
+        <w:t xml:space="preserve">) for the outcome modelling component </w:t>
+      </w:r>
+      <w:r>
+        <w:rPr>
+          <w:lang w:val="en"/>
+        </w:rPr>
+        <w:t>as it automates several sub-components related to</w:t>
+      </w:r>
+      <w:r>
+        <w:rPr>
+          <w:lang w:val="en"/>
+        </w:rPr>
+        <w:t xml:space="preserve"> improving</w:t>
+      </w:r>
+      <w:r>
+        <w:rPr>
+          <w:lang w:val="en"/>
+        </w:rPr>
+        <w:t xml:space="preserve"> model</w:t>
+      </w:r>
+      <w:r>
+        <w:rPr>
+          <w:lang w:val="en"/>
+        </w:rPr>
+        <w:t xml:space="preserve"> performance</w:t>
+      </w:r>
+      <w:r>
+        <w:rPr>
+          <w:lang w:val="en"/>
+        </w:rPr>
+        <w:t>, including</w:t>
+      </w:r>
+      <w:r>
+        <w:rPr>
+          <w:lang w:val="en"/>
+        </w:rPr>
+        <w:t xml:space="preserve"> the selection of</w:t>
+      </w:r>
+      <w:r>
+        <w:rPr>
+          <w:lang w:val="en"/>
+        </w:rPr>
+        <w:t xml:space="preserve"> variables, parameters, </w:t>
+      </w:r>
+      <w:r>
+        <w:rPr>
+          <w:lang w:val="en"/>
+        </w:rPr>
+        <w:t>and models</w:t>
+      </w:r>
+      <w:r>
+        <w:rPr>
+          <w:lang w:val="en"/>
+        </w:rPr>
+        <w:t xml:space="preserve"> </w:t>
+      </w:r>
+      <w:r>
+        <w:rPr>
+          <w:lang w:val="en"/>
+        </w:rPr>
+        <w:fldChar w:fldCharType="begin"/>
+      </w:r>
+      <w:r>
+        <w:rPr>
+          <w:lang w:val="en"/>
+        </w:rPr>
+        <w:instrText xml:space="preserve"> ADDIN ZOTERO_ITEM CSL_CITATION {"citationID":"N0nnNcku","properties":{"formattedCitation":"[79]","plainCitation":"[79]","noteIndex":0},"citationItems":[{"id":1649,"uris":["http://zotero.org/users/6749620/items/V4LN3Y27"],"itemData":{"id":1649,"type":"chapter","abstract":"Automated machine learning (AutoML) is the sub-field of machine learning that aims at automating, to some extend, all stages of the design of a machine learning system. In the context of supervised learning, AutoML is concerned with feature extraction, preprocessing, model design, and post processing. Major contributions and achievements in AutoML have been taking place during the recent decade. We are, therefore, in perfect timing to look back and realize what we have learned. This chapter aims to summarize the main findings in the early years of AutoML. More specifically, in this chapter an introduction to AutoML for supervised learning is provided and a historical review of progress in this field is presented. Likewise, the main paradigms of AutoML are described and research opportunities are outlined.","collection-title":"Natural Computing Series","container-title":"Automated Design of Machine Learning and Search Algorithms","event-place":"Cham","ISBN":"978-3-030-72069-8","language":"en","note":"DOI: 10.1007/978-3-030-72069-8_2","page":"11-28","publisher":"Springer International Publishing","publisher-place":"Cham","source":"Springer Link","title":"Automated Machine Learning—A Brief Review at the End of the Early Years","URL":"https://doi.org/10.1007/978-3-030-72069-8_2","author":[{"family":"Escalante","given":"Hugo Jair"}],"editor":[{"family":"Pillay","given":"Nelishia"},{"family":"Qu","given":"Rong"}],"accessed":{"date-parts":[["2022",6,19]]},"issued":{"date-parts":[["2021"]]},"citation-key":"escalanteAutomatedMachineLearning2021"}}],"schema":"https://github.com/citation-style-language/schema/raw/master/csl-citation.json"} </w:instrText>
+      </w:r>
+      <w:r>
+        <w:rPr>
+          <w:lang w:val="en"/>
+        </w:rPr>
+        <w:fldChar w:fldCharType="separate"/>
+      </w:r>
+      <w:r>
+        <w:rPr>
+          <w:noProof/>
+          <w:lang w:val="en"/>
+        </w:rPr>
+        <w:t>[79]</w:t>
+      </w:r>
+      <w:r>
+        <w:rPr>
+          <w:lang w:val="en"/>
+        </w:rPr>
+        <w:fldChar w:fldCharType="end"/>
+      </w:r>
+      <w:r>
+        <w:rPr>
+          <w:lang w:val="en"/>
+        </w:rPr>
+        <w:t>.</w:t>
+      </w:r>
+      <w:r>
+        <w:rPr>
+          <w:lang w:val="en"/>
+        </w:rPr>
+        <w:t xml:space="preserve"> </w:t>
+      </w:r>
+      <w:r>
+        <w:rPr>
+          <w:lang w:val="en"/>
+        </w:rPr>
+        <w:t>We</w:t>
+      </w:r>
+      <w:r>
+        <w:rPr>
+          <w:lang w:val="en"/>
+        </w:rPr>
+        <w:t xml:space="preserve"> </w:t>
+      </w:r>
+      <w:r>
+        <w:rPr>
+          <w:lang w:val="en"/>
+        </w:rPr>
+        <w:t>tested</w:t>
+      </w:r>
+      <w:r>
+        <w:rPr>
+          <w:lang w:val="en"/>
+        </w:rPr>
+        <w:t xml:space="preserve"> two python packages for </w:t>
+      </w:r>
+      <w:proofErr w:type="spellStart"/>
+      <w:r>
+        <w:rPr>
+          <w:lang w:val="en"/>
+        </w:rPr>
+        <w:t>AutoML</w:t>
+      </w:r>
+      <w:proofErr w:type="spellEnd"/>
+      <w:r>
+        <w:rPr>
+          <w:lang w:val="en"/>
+        </w:rPr>
+        <w:t xml:space="preserve">: </w:t>
+      </w:r>
+      <w:r>
+        <w:rPr>
+          <w:i/>
+          <w:iCs/>
+          <w:lang w:val="en"/>
+        </w:rPr>
+        <w:t>auto-</w:t>
+      </w:r>
+      <w:proofErr w:type="spellStart"/>
+      <w:r>
+        <w:rPr>
+          <w:i/>
+          <w:iCs/>
+          <w:lang w:val="en"/>
+        </w:rPr>
+        <w:t>sklearn</w:t>
+      </w:r>
+      <w:proofErr w:type="spellEnd"/>
+      <w:r>
+        <w:rPr>
+          <w:lang w:val="en"/>
+        </w:rPr>
+        <w:t xml:space="preserve"> and </w:t>
+      </w:r>
+      <w:proofErr w:type="spellStart"/>
+      <w:r>
+        <w:rPr>
+          <w:i/>
+          <w:iCs/>
+          <w:lang w:val="en"/>
+        </w:rPr>
+        <w:t>tpot</w:t>
+      </w:r>
+      <w:proofErr w:type="spellEnd"/>
+      <w:r>
+        <w:rPr>
+          <w:lang w:val="en"/>
+        </w:rPr>
+        <w:t xml:space="preserve">. The package </w:t>
+      </w:r>
+      <w:r>
+        <w:rPr>
+          <w:i/>
+          <w:iCs/>
+          <w:lang w:val="en"/>
+        </w:rPr>
+        <w:t>auto-</w:t>
+      </w:r>
+      <w:proofErr w:type="spellStart"/>
+      <w:r>
+        <w:rPr>
+          <w:i/>
+          <w:iCs/>
+          <w:lang w:val="en"/>
+        </w:rPr>
+        <w:t>sklearn</w:t>
+      </w:r>
+      <w:proofErr w:type="spellEnd"/>
+      <w:r>
+        <w:rPr>
+          <w:lang w:val="en"/>
+        </w:rPr>
+        <w:t xml:space="preserve"> use</w:t>
+      </w:r>
+      <w:r>
+        <w:rPr>
+          <w:lang w:val="en"/>
+        </w:rPr>
+        <w:t>s</w:t>
+      </w:r>
+      <w:r>
+        <w:rPr>
+          <w:lang w:val="en"/>
+        </w:rPr>
+        <w:t xml:space="preserve"> </w:t>
+      </w:r>
+      <w:r>
+        <w:rPr>
+          <w:lang w:val="en"/>
+        </w:rPr>
+        <w:t>Bayesian</w:t>
+      </w:r>
+      <w:r>
+        <w:rPr>
+          <w:lang w:val="en"/>
+        </w:rPr>
+        <w:t xml:space="preserve"> optimization</w:t>
+      </w:r>
+      <w:r>
+        <w:rPr>
+          <w:lang w:val="en"/>
+        </w:rPr>
+        <w:t xml:space="preserve"> </w:t>
+      </w:r>
+      <w:r>
+        <w:rPr>
+          <w:lang w:val="en"/>
+        </w:rPr>
+        <w:fldChar w:fldCharType="begin"/>
+      </w:r>
+      <w:r>
+        <w:rPr>
+          <w:lang w:val="en"/>
+        </w:rPr>
+        <w:instrText xml:space="preserve"> ADDIN ZOTERO_ITEM CSL_CITATION {"citationID":"tnmdlVZN","properties":{"formattedCitation":"[80]","plainCitation":"[80]","noteIndex":0},"citationItems":[{"id":800,"uris":["http://zotero.org/users/6749620/items/YS8IMQNU"],"itemData":{"id":800,"type":"chapter","container-title":"Advances in Neural Information Processing Systems 25","page":"2951–2959","publisher":"Curran Associates, Inc.","source":"Neural Information Processing Systems","title":"Practical Bayesian Optimization of Machine Learning Algorithms","author":[{"family":"Snoek","given":"Jasper"},{"family":"Larochelle","given":"Hugo"},{"family":"Adams","given":"Ryan P"}],"editor":[{"family":"Pereira","given":"F."},{"family":"Burges","given":"C. J. C."},{"family":"Bottou","given":"L."},{"family":"Weinberger","given":"K. Q."}],"accessed":{"date-parts":[["2020",9,26]]},"issued":{"date-parts":[["2012"]]},"citation-key":"snoekPracticalBayesianOptimization2012"}}],"schema":"https://github.com/citation-style-language/schema/raw/master/csl-citation.json"} </w:instrText>
+      </w:r>
+      <w:r>
+        <w:rPr>
+          <w:lang w:val="en"/>
+        </w:rPr>
+        <w:fldChar w:fldCharType="separate"/>
+      </w:r>
+      <w:r>
+        <w:rPr>
+          <w:noProof/>
+          <w:lang w:val="en"/>
+        </w:rPr>
+        <w:t>[80]</w:t>
+      </w:r>
+      <w:r>
+        <w:rPr>
+          <w:lang w:val="en"/>
+        </w:rPr>
+        <w:fldChar w:fldCharType="end"/>
+      </w:r>
+      <w:r>
+        <w:rPr>
+          <w:lang w:val="en"/>
+        </w:rPr>
+        <w:t>, meta-learning</w:t>
+      </w:r>
+      <w:r>
+        <w:rPr>
+          <w:lang w:val="en"/>
+        </w:rPr>
+        <w:t xml:space="preserve"> </w:t>
+      </w:r>
+      <w:r>
+        <w:rPr>
+          <w:lang w:val="en"/>
+        </w:rPr>
+        <w:fldChar w:fldCharType="begin"/>
+      </w:r>
+      <w:r>
+        <w:rPr>
+          <w:lang w:val="en"/>
+        </w:rPr>
+        <w:instrText xml:space="preserve"> ADDIN ZOTERO_ITEM CSL_CITATION {"citationID":"U1uW3KD2","properties":{"formattedCitation":"[81]","plainCitation":"[81]","noteIndex":0},"citationItems":[{"id":1986,"uris":["http://zotero.org/users/6749620/items/7VRJ7XM6"],"itemData":{"id":1986,"type":"article-journal","abstract":"Different researchers hold different views of what the term meta-learning exactlymeans. The first part of this paper provides our own perspective view in which the goal isto build self-adaptive learners (i.e. learning algorithms that improve their bias dynamicallythrough experience by accumulating meta-knowledge). The second part provides a survey ofmeta-learning as reported by the machine-learning literature. We find that, despite differentviews and research lines, a question remains constant: how can we exploit knowledge aboutlearning (i.e. meta-knowledge) to improve the performance of learning algorithms? Clearlythe answer to this question is key to the advancement of the field and continues being thesubject of intensive research.","container-title":"Artificial Intelligence Review","DOI":"10.1023/A:1019956318069","ISSN":"1573-7462","issue":"2","journalAbbreviation":"Artificial Intelligence Review","language":"en","page":"77-95","source":"Springer Link","title":"A Perspective View and Survey of Meta-Learning","volume":"18","author":[{"family":"Vilalta","given":"Ricardo"},{"family":"Drissi","given":"Youssef"}],"issued":{"date-parts":[["2002",6,1]]},"citation-key":"vilaltaPerspectiveViewSurvey2002"}}],"schema":"https://github.com/citation-style-language/schema/raw/master/csl-citation.json"} </w:instrText>
+      </w:r>
+      <w:r>
+        <w:rPr>
+          <w:lang w:val="en"/>
+        </w:rPr>
+        <w:fldChar w:fldCharType="separate"/>
+      </w:r>
+      <w:r>
+        <w:rPr>
+          <w:noProof/>
+          <w:lang w:val="en"/>
+        </w:rPr>
+        <w:t>[81]</w:t>
+      </w:r>
+      <w:r>
+        <w:rPr>
+          <w:lang w:val="en"/>
+        </w:rPr>
+        <w:fldChar w:fldCharType="end"/>
+      </w:r>
+      <w:r>
+        <w:rPr>
+          <w:lang w:val="en"/>
+        </w:rPr>
+        <w:t>, and ensemble construction</w:t>
+      </w:r>
+      <w:r>
+        <w:rPr>
+          <w:lang w:val="en"/>
+        </w:rPr>
+        <w:t xml:space="preserve"> </w:t>
+      </w:r>
+      <w:r>
+        <w:rPr>
+          <w:lang w:val="en"/>
+        </w:rPr>
+        <w:fldChar w:fldCharType="begin"/>
+      </w:r>
+      <w:r>
+        <w:rPr>
+          <w:lang w:val="en"/>
+        </w:rPr>
+        <w:instrText xml:space="preserve"> ADDIN ZOTERO_ITEM CSL_CITATION {"citationID":"nQvZjUXy","properties":{"formattedCitation":"[82]","plainCitation":"[82]","noteIndex":0},"citationItems":[{"id":1163,"uris":["http://zotero.org/users/6749620/items/D9TSECMD"],"itemData":{"id":1163,"type":"paper-conference","abstract":"We present a method for constructing ensembles from libraries of thousands of models. Model libraries are generated using different learning algorithms and parameter settings. Forward stepwise selection is used to add to the ensemble the models that maximize its performance. Ensemble selection allows ensembles to be optimized to performance metric such as accuracy, cross entropy, mean precision, or ROC Area. Experiments with seven test problems and ten metrics demonstrate the benefit of ensemble selection.","collection-title":"ICML '04","container-title":"Proceedings of the twenty-first international conference on Machine learning","DOI":"10.1145/1015330.1015432","event-place":"New York, NY, USA","ISBN":"978-1-58113-838-2","page":"18","publisher":"Association for Computing Machinery","publisher-place":"New York, NY, USA","source":"ACM Digital Library","title":"Ensemble selection from libraries of models","URL":"https://doi.org/10.1145/1015330.1015432","author":[{"family":"Caruana","given":"Rich"},{"family":"Niculescu-Mizil","given":"Alexandru"},{"family":"Crew","given":"Geoff"},{"family":"Ksikes","given":"Alex"}],"accessed":{"date-parts":[["2021",2,1]]},"issued":{"date-parts":[["2004",7,4]]},"citation-key":"caruanaEnsembleSelectionLibraries2004"}}],"schema":"https://github.com/citation-style-language/schema/raw/master/csl-citation.json"} </w:instrText>
+      </w:r>
+      <w:r>
+        <w:rPr>
+          <w:lang w:val="en"/>
+        </w:rPr>
+        <w:fldChar w:fldCharType="separate"/>
+      </w:r>
+      <w:r>
+        <w:rPr>
+          <w:noProof/>
+          <w:lang w:val="en"/>
+        </w:rPr>
+        <w:t>[82]</w:t>
+      </w:r>
+      <w:r>
+        <w:rPr>
+          <w:lang w:val="en"/>
+        </w:rPr>
+        <w:fldChar w:fldCharType="end"/>
+      </w:r>
+      <w:r>
+        <w:rPr>
+          <w:lang w:val="en"/>
+        </w:rPr>
+        <w:t xml:space="preserve"> to automatically select the best model from a test of several models and parameters</w:t>
+      </w:r>
+      <w:r>
+        <w:rPr>
+          <w:lang w:val="en"/>
+        </w:rPr>
+        <w:t xml:space="preserve"> </w:t>
+      </w:r>
+      <w:r>
+        <w:rPr>
+          <w:lang w:val="en"/>
+        </w:rPr>
+        <w:fldChar w:fldCharType="begin"/>
+      </w:r>
+      <w:r>
+        <w:rPr>
+          <w:lang w:val="en"/>
+        </w:rPr>
+        <w:instrText xml:space="preserve"> ADDIN ZOTERO_ITEM CSL_CITATION {"citationID":"TA6HuCNJ","properties":{"formattedCitation":"[83,84]","plainCitation":"[83,84]","noteIndex":0},"citationItems":[{"id":1838,"uris":["http://zotero.org/users/6749620/items/MPZ8F3N3"],"itemData":{"id":1838,"type":"article-journal","container-title":"Advances in neural information processing systems","source":"Google Scholar","title":"Efficient and robust automated machine learning","volume":"28","author":[{"family":"Feurer","given":"Matthias"},{"family":"Klein","given":"Aaron"},{"family":"Eggensperger","given":"Katharina"},{"family":"Springenberg","given":"Jost"},{"family":"Blum","given":"Manuel"},{"family":"Hutter","given":"Frank"}],"issued":{"date-parts":[["2015"]]},"citation-key":"feurerEfficientRobustAutomated2015"}},{"id":1180,"uris":["http://zotero.org/users/6749620/items/HHNIN4WU"],"itemData":{"id":1180,"type":"chapter","abstract":"The success of machine learning in a broad range of applications has led to an ever-growing demand for machine learning systems that can be used oﬀ the shelf by non-experts. To be eﬀective in practice, such systems need to automatically choose a good algorithm and feature preprocessing steps for a new dataset at hand, and also set their respective hyperparameters. Recent work has started to tackle this automated machine learning (AutoML) problem with the help of eﬃcient Bayesian optimization methods. Building on this, we introduce a robust new AutoML system based on the Python machine learning package scikit-learn (using 15 classiﬁers, 14 feature preprocessing methods, and 4 data preprocessing methods, giving rise to a structured hypothesis space with 110 hyperparameters). This system, which we dub Auto-sklearn, improves on existing AutoML methods by automatically taking into account past performance on similar datasets, and by constructing ensembles from the models evaluated during the optimization. Our system won six out of ten phases of the ﬁrst ChaLearn AutoML challenge, and our comprehensive analysis on over 100 diverse datasets shows that it substantially outperforms the previous state of the art in AutoML. We also demonstrate the performance gains due to each of our contributions and derive insights into the eﬀectiveness of the individual components of Auto-sklearn.","container-title":"Automated Machine Learning","event-place":"Cham","ISBN":"978-3-030-05317-8","language":"en","note":"collection-title: The Springer Series on Challenges in Machine Learning\nDOI: 10.1007/978-3-030-05318-5_6","page":"113-134","publisher":"Springer International Publishing","publisher-place":"Cham","source":"DOI.org (Crossref)","title":"Auto-sklearn: Efficient and Robust Automated Machine Learning","title-short":"Auto-sklearn","URL":"http://link.springer.com/10.1007/978-3-030-05318-5_6","editor":[{"family":"Hutter","given":"Frank"},{"family":"Kotthoff","given":"Lars"},{"family":"Vanschoren","given":"Joaquin"}],"author":[{"family":"Feurer","given":"Matthias"},{"family":"Klein","given":"Aaron"},{"family":"Eggensperger","given":"Katharina"},{"family":"Springenberg","given":"Jost Tobias"},{"family":"Blum","given":"Manuel"},{"family":"Hutter","given":"Frank"}],"accessed":{"date-parts":[["2021",2,7]]},"issued":{"date-parts":[["2019"]]},"citation-key":"feurerAutosklearnEfficientRobust2019"}}],"schema":"https://github.com/citation-style-language/schema/raw/master/csl-citation.json"} </w:instrText>
+      </w:r>
+      <w:r>
+        <w:rPr>
+          <w:lang w:val="en"/>
+        </w:rPr>
+        <w:fldChar w:fldCharType="separate"/>
+      </w:r>
+      <w:r>
+        <w:rPr>
+          <w:noProof/>
+          <w:lang w:val="en"/>
+        </w:rPr>
+        <w:t>[83,84]</w:t>
+      </w:r>
+      <w:r>
+        <w:rPr>
+          <w:lang w:val="en"/>
+        </w:rPr>
+        <w:fldChar w:fldCharType="end"/>
+      </w:r>
+      <w:r>
+        <w:rPr>
+          <w:lang w:val="en"/>
+        </w:rPr>
+        <w:t>.</w:t>
+      </w:r>
+      <w:r>
+        <w:rPr>
+          <w:lang w:val="en"/>
+        </w:rPr>
+        <w:t xml:space="preserve"> The package </w:t>
+      </w:r>
+      <w:proofErr w:type="spellStart"/>
+      <w:r>
+        <w:rPr>
+          <w:i/>
+          <w:iCs/>
+          <w:lang w:val="en"/>
+        </w:rPr>
+        <w:t>tpot</w:t>
+      </w:r>
+      <w:proofErr w:type="spellEnd"/>
+      <w:r>
+        <w:rPr>
+          <w:lang w:val="en"/>
+        </w:rPr>
+        <w:t xml:space="preserve"> uses genetic </w:t>
+      </w:r>
+      <w:r>
+        <w:rPr>
+          <w:lang w:val="en"/>
+        </w:rPr>
+        <w:t>programming</w:t>
+      </w:r>
+      <w:r>
+        <w:rPr>
+          <w:lang w:val="en"/>
+        </w:rPr>
+        <w:t xml:space="preserve"> </w:t>
+      </w:r>
+      <w:r>
+        <w:rPr>
+          <w:lang w:val="en"/>
+        </w:rPr>
+        <w:fldChar w:fldCharType="begin"/>
+      </w:r>
+      <w:r>
+        <w:rPr>
+          <w:lang w:val="en"/>
+        </w:rPr>
+        <w:instrText xml:space="preserve"> ADDIN ZOTERO_ITEM CSL_CITATION {"citationID":"RGP9X19Z","properties":{"formattedCitation":"[85]","plainCitation":"[85]","noteIndex":0},"citationItems":[{"id":2292,"uris":["http://zotero.org/users/6749620/items/W7NQNMJL"],"itemData":{"id":2292,"type":"book","abstract":"Genetic programming (GP), one of the most advanced forms of evolutionary computation, has been highly successful as a technique for getting computers to automatically solve problems without having to tell them explicitly how. Since its inceptions more than ten years ago, GP has been used to solve practical problems in a variety of application fields. Along with this ad-hoc engineering approaches interest increased in how and why GP works. This book provides a coherent consolidation of recent work on the theoretical foundations of GP. A concise introduction to GP and genetic algorithms (GA) is followed by a discussion of fitness landscapes and other theoretical approaches to natural and artificial evolution. Having surveyed early approaches to GP theory it presents new exact schema analysis, showing that it applies to GP as well as to the simpler GAs. New results on the potentially infinite number of possible programs are followed by two chapters applying these new techniques.","ISBN":"978-3-662-04726-2","language":"en","note":"Google-Books-ID: zsaqCAAAQBAJ","number-of-pages":"265","publisher":"Springer Science &amp; Business Media","source":"Google Books","title":"Foundations of Genetic Programming","author":[{"family":"Langdon","given":"William B."},{"family":"Poli","given":"Riccardo"}],"issued":{"date-parts":[["2013",3,9]]},"citation-key":"langdonFoundationsGeneticProgramming2013"}}],"schema":"https://github.com/citation-style-language/schema/raw/master/csl-citation.json"} </w:instrText>
+      </w:r>
+      <w:r>
+        <w:rPr>
+          <w:lang w:val="en"/>
+        </w:rPr>
+        <w:fldChar w:fldCharType="separate"/>
+      </w:r>
+      <w:r>
+        <w:rPr>
+          <w:noProof/>
+          <w:lang w:val="en"/>
+        </w:rPr>
+        <w:t>[85]</w:t>
+      </w:r>
+      <w:r>
+        <w:rPr>
+          <w:lang w:val="en"/>
+        </w:rPr>
+        <w:fldChar w:fldCharType="end"/>
+      </w:r>
+      <w:r>
+        <w:rPr>
+          <w:lang w:val="en"/>
+        </w:rPr>
+        <w:t xml:space="preserve"> to automatically </w:t>
+      </w:r>
+      <w:r>
+        <w:rPr>
+          <w:lang w:val="en"/>
+        </w:rPr>
+        <w:t>optimize and design</w:t>
+      </w:r>
+      <w:r>
+        <w:rPr>
+          <w:lang w:val="en"/>
+        </w:rPr>
+        <w:t xml:space="preserve"> machine learning pipelines</w:t>
+      </w:r>
+      <w:r>
+        <w:rPr>
+          <w:lang w:val="en"/>
+        </w:rPr>
+        <w:t xml:space="preserve"> through pipeline operators</w:t>
+      </w:r>
+      <w:r>
+        <w:rPr>
+          <w:lang w:val="en"/>
+        </w:rPr>
+        <w:t xml:space="preserve">, including the </w:t>
+      </w:r>
+      <w:r>
+        <w:rPr>
+          <w:lang w:val="en"/>
+        </w:rPr>
+        <w:t>operations</w:t>
+      </w:r>
+      <w:r>
+        <w:rPr>
+          <w:lang w:val="en"/>
+        </w:rPr>
+        <w:t xml:space="preserve"> of feature engineering, model selection, and parameter tuning</w:t>
+      </w:r>
+      <w:r>
+        <w:rPr>
+          <w:lang w:val="en"/>
+        </w:rPr>
+        <w:t xml:space="preserve"> </w:t>
+      </w:r>
+      <w:r>
+        <w:rPr>
+          <w:lang w:val="en"/>
+        </w:rPr>
+        <w:fldChar w:fldCharType="begin"/>
+      </w:r>
+      <w:r>
+        <w:rPr>
+          <w:lang w:val="en"/>
+        </w:rPr>
+        <w:instrText xml:space="preserve"> ADDIN ZOTERO_ITEM CSL_CITATION {"citationID":"NKqpimaY","properties":{"formattedCitation":"[86,86]","plainCitation":"[86,86]","noteIndex":0},"citationItems":[{"id":1136,"uris":["http://zotero.org/users/6749620/items/87X5S4X6"],"itemData":{"id":1136,"type":"paper-conference","abstract":"As data science becomes more mainstream, there will be an ever-growing demand for data science tools that are more accessible, flexible, and scalable. In response to this demand, automated machine ...","container-title":"Workshop on Automatic Machine Learning","event-title":"Workshop on Automatic Machine Learning","language":"en","note":"ISSN: 1938-7228","page":"66-74","publisher":"PMLR","source":"proceedings.mlr.press","title":"TPOT: A Tree-based Pipeline Optimization Tool for Automating Machine Learning","title-short":"TPOT","URL":"http://proceedings.mlr.press/v64/olson_tpot_2016.html","author":[{"family":"Olson","given":"Randal S."},{"family":"Moore","given":"Jason H."}],"accessed":{"date-parts":[["2021",1,22]]},"issued":{"date-parts":[["2016",12,4]]},"citation-key":"olsonTPOTTreebasedPipeline2016"}},{"id":1136,"uris":["http://zotero.org/users/6749620/items/87X5S4X6"],"itemData":{"id":1136,"type":"paper-conference","abstract":"As data science becomes more mainstream, there will be an ever-growing demand for data science tools that are more accessible, flexible, and scalable. In response to this demand, automated machine ...","container-title":"Workshop on Automatic Machine Learning","event-title":"Workshop on Automatic Machine Learning","language":"en","note":"ISSN: 1938-7228","page":"66-74","publisher":"PMLR","source":"proceedings.mlr.press","title":"TPOT: A Tree-based Pipeline Optimization Tool for Automating Machine Learning","title-short":"TPOT","URL":"http://proceedings.mlr.press/v64/olson_tpot_2016.html","author":[{"family":"Olson","given":"Randal S."},{"family":"Moore","given":"Jason H."}],"accessed":{"date-parts":[["2021",1,22]]},"issued":{"date-parts":[["2016",12,4]]},"citation-key":"olsonTPOTTreebasedPipeline2016"}}],"schema":"https://github.com/citation-style-language/schema/raw/master/csl-citation.json"} </w:instrText>
+      </w:r>
+      <w:r>
+        <w:rPr>
+          <w:lang w:val="en"/>
+        </w:rPr>
+        <w:fldChar w:fldCharType="separate"/>
+      </w:r>
+      <w:r>
+        <w:rPr>
+          <w:noProof/>
+          <w:lang w:val="en"/>
+        </w:rPr>
+        <w:t>[86,86]</w:t>
+      </w:r>
+      <w:r>
+        <w:rPr>
+          <w:lang w:val="en"/>
+        </w:rPr>
+        <w:fldChar w:fldCharType="end"/>
+      </w:r>
+      <w:r>
+        <w:rPr>
+          <w:lang w:val="en"/>
+        </w:rPr>
+        <w:t>.</w:t>
+      </w:r>
+      <w:r>
+        <w:rPr>
+          <w:lang w:val="en"/>
+        </w:rPr>
+        <w:t xml:space="preserve"> For the variables sub-component, the output of the spatial aggregation sub-component from the spatial data component was used</w:t>
+      </w:r>
+      <w:r>
+        <w:rPr>
+          <w:lang w:val="en"/>
+        </w:rPr>
+        <w:t xml:space="preserve">, while the </w:t>
+      </w:r>
+      <w:proofErr w:type="gramStart"/>
+      <w:r>
+        <w:rPr>
+          <w:lang w:val="en"/>
+        </w:rPr>
+        <w:t>models</w:t>
+      </w:r>
+      <w:proofErr w:type="gramEnd"/>
+      <w:r>
+        <w:rPr>
+          <w:lang w:val="en"/>
+        </w:rPr>
+        <w:t xml:space="preserve"> sub-component contained both </w:t>
+      </w:r>
+      <w:r>
+        <w:rPr>
+          <w:i/>
+          <w:iCs/>
+          <w:lang w:val="en"/>
+        </w:rPr>
+        <w:t>auto-</w:t>
+      </w:r>
+      <w:proofErr w:type="spellStart"/>
+      <w:r>
+        <w:rPr>
+          <w:i/>
+          <w:iCs/>
+          <w:lang w:val="en"/>
+        </w:rPr>
+        <w:t>sklearn</w:t>
+      </w:r>
+      <w:proofErr w:type="spellEnd"/>
+      <w:r>
+        <w:rPr>
+          <w:lang w:val="en"/>
+        </w:rPr>
+        <w:t xml:space="preserve"> and </w:t>
+      </w:r>
+      <w:proofErr w:type="spellStart"/>
+      <w:r>
+        <w:rPr>
+          <w:i/>
+          <w:iCs/>
+          <w:lang w:val="en"/>
+        </w:rPr>
+        <w:t>tpot</w:t>
+      </w:r>
+      <w:proofErr w:type="spellEnd"/>
+      <w:r>
+        <w:rPr>
+          <w:lang w:val="en"/>
+        </w:rPr>
+        <w:t xml:space="preserve"> </w:t>
+      </w:r>
+      <w:r>
+        <w:rPr>
+          <w:lang w:val="en"/>
+        </w:rPr>
+        <w:t>models</w:t>
+      </w:r>
+      <w:r>
+        <w:rPr>
+          <w:lang w:val="en"/>
+        </w:rPr>
+        <w:t xml:space="preserve">, </w:t>
+      </w:r>
+      <w:r>
+        <w:rPr>
+          <w:lang w:val="en"/>
+        </w:rPr>
+        <w:t>which automated the parameters and model selection sub-components</w:t>
+      </w:r>
+      <w:r>
+        <w:rPr>
+          <w:lang w:val="en"/>
+        </w:rPr>
+        <w:t xml:space="preserve"> given a minute </w:t>
+      </w:r>
+      <w:r>
+        <w:rPr>
+          <w:lang w:val="en"/>
+        </w:rPr>
+        <w:t>to build models</w:t>
+      </w:r>
+      <w:r>
+        <w:rPr>
+          <w:lang w:val="en"/>
+        </w:rPr>
+        <w:t xml:space="preserve"> each</w:t>
+      </w:r>
+      <w:r>
+        <w:rPr>
+          <w:lang w:val="en"/>
+        </w:rPr>
+        <w:t>.</w:t>
+      </w:r>
+      <w:r>
+        <w:rPr>
+          <w:lang w:val="en"/>
+        </w:rPr>
+        <w:t xml:space="preserve"> For the metrics sub-component, we used Mean Absolute Error (MAE)</w:t>
+      </w:r>
+      <w:r>
+        <w:rPr>
+          <w:lang w:val="en"/>
+        </w:rPr>
+        <w:t xml:space="preserve"> </w:t>
+      </w:r>
+      <w:r>
+        <w:rPr>
+          <w:lang w:val="en"/>
+        </w:rPr>
+        <w:fldChar w:fldCharType="begin"/>
+      </w:r>
+      <w:r>
+        <w:rPr>
+          <w:lang w:val="en"/>
+        </w:rPr>
+        <w:instrText xml:space="preserve"> ADDIN ZOTERO_ITEM CSL_CITATION {"citationID":"fgE8Qzq8","properties":{"formattedCitation":"[87]","plainCitation":"[87]","noteIndex":0},"citationItems":[{"id":2311,"uris":["http://zotero.org/users/6749620/items/6UJ3QDST"],"itemData":{"id":2311,"type":"article-journal","container-title":"Climate research","issue":"1","page":"79–82","source":"Google Scholar","title":"Advantages of the mean absolute error (MAE) over the root mean square error (RMSE) in assessing average model performance","volume":"30","author":[{"family":"Willmott","given":"Cort J."},{"family":"Matsuura","given":"Kenji"}],"issued":{"date-parts":[["2005"]]},"citation-key":"willmottAdvantagesMeanAbsolute2005"}}],"schema":"https://github.com/citation-style-language/schema/raw/master/csl-citation.json"} </w:instrText>
+      </w:r>
+      <w:r>
+        <w:rPr>
+          <w:lang w:val="en"/>
+        </w:rPr>
+        <w:fldChar w:fldCharType="separate"/>
+      </w:r>
+      <w:r>
+        <w:rPr>
+          <w:noProof/>
+          <w:lang w:val="en"/>
+        </w:rPr>
+        <w:t>[87]</w:t>
+      </w:r>
+      <w:r>
+        <w:rPr>
+          <w:lang w:val="en"/>
+        </w:rPr>
+        <w:fldChar w:fldCharType="end"/>
+      </w:r>
+      <w:r>
+        <w:rPr>
+          <w:lang w:val="en"/>
+        </w:rPr>
+        <w:t>, an aggregate measure of the errors between the actual and predicted</w:t>
+      </w:r>
+      <w:r>
+        <w:rPr>
+          <w:lang w:val="en"/>
+        </w:rPr>
+        <w:t xml:space="preserve"> outcomes, representing the</w:t>
+      </w:r>
+      <w:r>
+        <w:rPr>
+          <w:lang w:val="en"/>
+        </w:rPr>
+        <w:t xml:space="preserve"> MVC</w:t>
+      </w:r>
+      <w:r>
+        <w:rPr>
+          <w:lang w:val="en"/>
+        </w:rPr>
+        <w:t>s</w:t>
+      </w:r>
+      <w:r>
+        <w:rPr>
+          <w:lang w:val="en"/>
+        </w:rPr>
+        <w:t>.</w:t>
+      </w:r>
+      <w:r>
+        <w:rPr>
+          <w:lang w:val="en"/>
+        </w:rPr>
+        <w:t xml:space="preserve"> Thus, the best model sub-component was determined by the </w:t>
+      </w:r>
+      <w:r>
+        <w:rPr>
+          <w:i/>
+          <w:iCs/>
+          <w:lang w:val="en"/>
+        </w:rPr>
+        <w:t>auto-</w:t>
+      </w:r>
+      <w:proofErr w:type="spellStart"/>
+      <w:r>
+        <w:rPr>
+          <w:i/>
+          <w:iCs/>
+          <w:lang w:val="en"/>
+        </w:rPr>
+        <w:t>sklearn</w:t>
+      </w:r>
+      <w:proofErr w:type="spellEnd"/>
+      <w:r>
+        <w:rPr>
+          <w:lang w:val="en"/>
+        </w:rPr>
+        <w:t xml:space="preserve"> and </w:t>
+      </w:r>
+      <w:proofErr w:type="spellStart"/>
+      <w:r>
+        <w:rPr>
+          <w:i/>
+          <w:iCs/>
+          <w:lang w:val="en"/>
+        </w:rPr>
+        <w:t>tpot</w:t>
+      </w:r>
+      <w:proofErr w:type="spellEnd"/>
+      <w:r>
+        <w:rPr>
+          <w:lang w:val="en"/>
+        </w:rPr>
+        <w:t xml:space="preserve"> models, which automate parameter tuning, model selection, and variable selection/creation</w:t>
+      </w:r>
+      <w:r>
+        <w:rPr>
+          <w:lang w:val="en"/>
+        </w:rPr>
+        <w:t xml:space="preserve"> based on the MAE metr</w:t>
+      </w:r>
+      <w:r>
+        <w:rPr>
+          <w:lang w:val="en"/>
+        </w:rPr>
+        <w:t>ic</w:t>
       </w:r>
       <w:r>
         <w:rPr>
@@ -17898,6 +18685,7 @@
         </w:rPr>
       </w:pPr>
       <w:r>
+        <w:lastRenderedPageBreak/>
         <w:t>2.</w:t>
       </w:r>
       <w:r>
@@ -17915,7 +18703,238 @@
         <w:rPr>
           <w:lang w:val="en"/>
         </w:rPr>
-        <w:t>x.</w:t>
+        <w:t>After the best model for predicting MVCs was found using the outcome modelling component, it was used for the generation of geo-interventions based on a change of variable values</w:t>
+      </w:r>
+      <w:r>
+        <w:rPr>
+          <w:lang w:val="en"/>
+        </w:rPr>
+        <w:t>, representing actions,</w:t>
+      </w:r>
+      <w:r>
+        <w:rPr>
+          <w:lang w:val="en"/>
+        </w:rPr>
+        <w:t xml:space="preserve"> used in the best model.</w:t>
+      </w:r>
+      <w:r>
+        <w:rPr>
+          <w:lang w:val="en"/>
+        </w:rPr>
+        <w:t xml:space="preserve"> Thus, the actions sub-component </w:t>
+      </w:r>
+      <w:proofErr w:type="gramStart"/>
+      <w:r>
+        <w:rPr>
+          <w:lang w:val="en"/>
+        </w:rPr>
+        <w:t>were</w:t>
+      </w:r>
+      <w:proofErr w:type="gramEnd"/>
+      <w:r>
+        <w:rPr>
+          <w:lang w:val="en"/>
+        </w:rPr>
+        <w:t xml:space="preserve"> increases or decreases to the variable values, containing infrastructure, amenities, crime, and other locations of interest, for the best model.</w:t>
+      </w:r>
+      <w:r>
+        <w:rPr>
+          <w:lang w:val="en"/>
+        </w:rPr>
+        <w:t xml:space="preserve"> The variable metrics sub-component contained variable importance metrics</w:t>
+      </w:r>
+      <w:r>
+        <w:rPr>
+          <w:lang w:val="en"/>
+        </w:rPr>
+        <w:t xml:space="preserve"> </w:t>
+      </w:r>
+      <w:r>
+        <w:rPr>
+          <w:lang w:val="en"/>
+        </w:rPr>
+        <w:fldChar w:fldCharType="begin"/>
+      </w:r>
+      <w:r>
+        <w:rPr>
+          <w:lang w:val="en"/>
+        </w:rPr>
+        <w:instrText xml:space="preserve"> ADDIN ZOTERO_ITEM CSL_CITATION {"citationID":"iDGq183s","properties":{"formattedCitation":"[54]","plainCitation":"[54]","noteIndex":0},"citationItems":[{"id":1531,"uris":["http://zotero.org/users/6749620/items/6DLYZ9SY"],"itemData":{"id":1531,"type":"article-journal","abstract":"Measuring variable importance for computational models or measured data is an important task in many applications. It has drawn our attention that the variable importance analysis (VIA) techniques were developed independently in many disciplines. We are strongly aware of the necessity to aggregate all the good practices in each discipline, and compare the relative merits of each method, so as to instruct the practitioners to choose the optimal methods to meet different analysis purposes, and to guide current research on VIA. To this end, all the good practices, including seven groups of methods, i.e., the difference-based variable importance measures (VIMs), parametric regression and related VIMs, nonparametric regression techniques, hypothesis test techniques, variance-based VIMs, moment-independent VIMs and graphic VIMs, are reviewed and compared with a numerical test example set in two situations (independent and dependent cases). For ease of use, the recommendations are provided for different types of applications, and packages as well as software for implementing these VIA techniques are collected. Prospects for future study of VIA techniques are also proposed.","container-title":"Reliability Engineering &amp; System Safety","DOI":"10.1016/j.ress.2015.05.018","ISSN":"0951-8320","journalAbbreviation":"Reliability Engineering &amp; System Safety","language":"en","note":"214 citations (Crossref) [2022-09-24]","page":"399-432","source":"ScienceDirect","title":"Variable importance analysis: A comprehensive review","title-short":"Variable importance analysis","volume":"142","author":[{"family":"Wei","given":"Pengfei"},{"family":"Lu","given":"Zhenzhou"},{"family":"Song","given":"Jingwen"}],"issued":{"date-parts":[["2015",10,1]]},"citation-key":"weiVariableImportanceAnalysis2015"}}],"schema":"https://github.com/citation-style-language/schema/raw/master/csl-citation.json"} </w:instrText>
+      </w:r>
+      <w:r>
+        <w:rPr>
+          <w:lang w:val="en"/>
+        </w:rPr>
+        <w:fldChar w:fldCharType="separate"/>
+      </w:r>
+      <w:r>
+        <w:rPr>
+          <w:noProof/>
+          <w:lang w:val="en"/>
+        </w:rPr>
+        <w:t>[54]</w:t>
+      </w:r>
+      <w:r>
+        <w:rPr>
+          <w:lang w:val="en"/>
+        </w:rPr>
+        <w:fldChar w:fldCharType="end"/>
+      </w:r>
+      <w:r>
+        <w:rPr>
+          <w:lang w:val="en"/>
+        </w:rPr>
+        <w:t xml:space="preserve"> from the best model</w:t>
+      </w:r>
+      <w:r>
+        <w:rPr>
+          <w:lang w:val="en"/>
+        </w:rPr>
+        <w:t>, which provides a measure that can be used to rank the most to least influential variables corresponding to the predicted MVCs.</w:t>
+      </w:r>
+      <w:r>
+        <w:rPr>
+          <w:lang w:val="en"/>
+        </w:rPr>
+        <w:t xml:space="preserve"> </w:t>
+      </w:r>
+      <w:r>
+        <w:rPr>
+          <w:lang w:val="en"/>
+        </w:rPr>
+        <w:t>We then used Bayesian optimization as the optimization algorithm sub-component to find the best outcomes and geo-interventions, based on the constraints and largest reduction in predicted MVCs.</w:t>
+      </w:r>
+      <w:r>
+        <w:rPr>
+          <w:lang w:val="en"/>
+        </w:rPr>
+        <w:t xml:space="preserve"> The best outcomes sub-component represented the most optimal reduction in MVCs, while the best geo-interventions component represented the</w:t>
+      </w:r>
+      <w:r>
+        <w:rPr>
+          <w:lang w:val="en"/>
+        </w:rPr>
+        <w:t xml:space="preserve"> associated increases or decreases in infrastructure-related variables</w:t>
+      </w:r>
+      <w:r>
+        <w:rPr>
+          <w:lang w:val="en"/>
+        </w:rPr>
+        <w:t xml:space="preserve"> (actions)</w:t>
+      </w:r>
+      <w:r>
+        <w:rPr>
+          <w:lang w:val="en"/>
+        </w:rPr>
+        <w:t xml:space="preserve"> that led to the best outcomes</w:t>
+      </w:r>
+      <w:r>
+        <w:rPr>
+          <w:lang w:val="en"/>
+        </w:rPr>
+        <w:t xml:space="preserve">. </w:t>
+      </w:r>
+      <w:r>
+        <w:rPr>
+          <w:lang w:val="en"/>
+        </w:rPr>
+        <w:t xml:space="preserve">For the constraints sub-component, we limited the variables for the </w:t>
+      </w:r>
+      <w:r>
+        <w:rPr>
+          <w:lang w:val="en"/>
+        </w:rPr>
+        <w:t xml:space="preserve">optimization algorithm to the top three most important modifiable infrastructure variables (determined by the variable importance metric), which was the top three of the </w:t>
+      </w:r>
+      <w:r>
+        <w:rPr>
+          <w:lang w:val="en"/>
+        </w:rPr>
+        <w:t xml:space="preserve">variables from the </w:t>
+      </w:r>
+      <w:r>
+        <w:rPr>
+          <w:lang w:val="en"/>
+        </w:rPr>
+        <w:t>automated speed enforcement cameras, watch your speed devices, red light camera, police facilities, ambulance stations, bicycle parking, transit shelters, wayfinding structures, schools, and childcare centers</w:t>
+      </w:r>
+      <w:r>
+        <w:rPr>
+          <w:lang w:val="en"/>
+        </w:rPr>
+        <w:t xml:space="preserve"> datasets</w:t>
+      </w:r>
+      <w:r>
+        <w:rPr>
+          <w:lang w:val="en"/>
+        </w:rPr>
+        <w:t>.</w:t>
+      </w:r>
+      <w:r>
+        <w:rPr>
+          <w:lang w:val="en"/>
+        </w:rPr>
+        <w:t xml:space="preserve"> We also included location constraints for two scenarios: (1) </w:t>
+      </w:r>
+      <w:r>
+        <w:rPr>
+          <w:lang w:val="en"/>
+        </w:rPr>
+        <w:t xml:space="preserve">areas where </w:t>
+      </w:r>
+      <w:r>
+        <w:rPr>
+          <w:lang w:val="en"/>
+        </w:rPr>
+        <w:t xml:space="preserve">the top </w:t>
+      </w:r>
+      <w:r>
+        <w:rPr>
+          <w:lang w:val="en"/>
+        </w:rPr>
+        <w:t xml:space="preserve">traffic-related </w:t>
+      </w:r>
+      <w:r>
+        <w:rPr>
+          <w:lang w:val="en"/>
+        </w:rPr>
+        <w:t>variable had higher than average values, and (2) areas where the top three infrastructure</w:t>
+      </w:r>
+      <w:r>
+        <w:rPr>
+          <w:lang w:val="en"/>
+        </w:rPr>
+        <w:t>-related</w:t>
+      </w:r>
+      <w:r>
+        <w:rPr>
+          <w:lang w:val="en"/>
+        </w:rPr>
+        <w:t xml:space="preserve"> variables had lower than average values. In scenario one,</w:t>
+      </w:r>
+      <w:r>
+        <w:rPr>
+          <w:lang w:val="en"/>
+        </w:rPr>
+        <w:t xml:space="preserve"> we limit optimization to areas with </w:t>
+      </w:r>
+      <w:r>
+        <w:rPr>
+          <w:lang w:val="en"/>
+        </w:rPr>
+        <w:t>higher-than-average</w:t>
+      </w:r>
+      <w:r>
+        <w:rPr>
+          <w:lang w:val="en"/>
+        </w:rPr>
+        <w:t xml:space="preserve"> levels of traffic, while in scenario two, we limit optimization to areas with scarcity of important infrastructure for reducing MVCs.</w:t>
+      </w:r>
+      <w:r>
+        <w:rPr>
+          <w:lang w:val="en"/>
+        </w:rPr>
+        <w:t xml:space="preserve"> We used these scenarios to demonstrate the importance of domain knowledge and its effects on the best outcomes and geo-interventions.</w:t>
       </w:r>
     </w:p>
     <w:p>
@@ -17931,18 +18950,27 @@
         <w:pStyle w:val="MDPI31text"/>
       </w:pPr>
       <w:r>
-        <w:t>This section may be divided by subheadings. It should provide a concise and precise description of the experimental results</w:t>
-      </w:r>
-      <w:r>
-        <w:t>, their interpretation, as well as the experimental conclusions that can be drawn.</w:t>
+        <w:t>x.</w:t>
       </w:r>
     </w:p>
     <w:p>
       <w:pPr>
-        <w:pStyle w:val="MDPI21heading1"/>
-      </w:pPr>
-      <w:r>
-        <w:t>4. Discussion</w:t>
+        <w:pStyle w:val="MDPI22heading2"/>
+      </w:pPr>
+      <w:r>
+        <w:t>3</w:t>
+      </w:r>
+      <w:r>
+        <w:t>.</w:t>
+      </w:r>
+      <w:r>
+        <w:t>1</w:t>
+      </w:r>
+      <w:r>
+        <w:t xml:space="preserve">. </w:t>
+      </w:r>
+      <w:r>
+        <w:t>Geo-interventions Modelling Framework</w:t>
       </w:r>
     </w:p>
     <w:p>
@@ -17950,21 +18978,27 @@
         <w:pStyle w:val="MDPI31text"/>
       </w:pPr>
       <w:r>
-        <w:t xml:space="preserve">Authors should discuss the results and how they can be </w:t>
-      </w:r>
-      <w:r>
-        <w:t xml:space="preserve">interpreted from the perspective </w:t>
-      </w:r>
-      <w:r>
-        <w:t>of previous studies and of the working hypotheses. The findings and their implications should be discussed in the broadest context possible. Future research directions may also be highlighted.</w:t>
+        <w:t>Based</w:t>
       </w:r>
     </w:p>
     <w:p>
       <w:pPr>
-        <w:pStyle w:val="MDPI21heading1"/>
-      </w:pPr>
-      <w:r>
-        <w:t>5. Conclusions</w:t>
+        <w:pStyle w:val="MDPI22heading2"/>
+      </w:pPr>
+      <w:r>
+        <w:t>3</w:t>
+      </w:r>
+      <w:r>
+        <w:t>.</w:t>
+      </w:r>
+      <w:r>
+        <w:t>2</w:t>
+      </w:r>
+      <w:r>
+        <w:t xml:space="preserve">. </w:t>
+      </w:r>
+      <w:r>
+        <w:t>Case Study</w:t>
       </w:r>
     </w:p>
     <w:p>
@@ -17972,18 +19006,55 @@
         <w:pStyle w:val="MDPI31text"/>
       </w:pPr>
       <w:r>
-        <w:lastRenderedPageBreak/>
-        <w:t xml:space="preserve">This section is </w:t>
-      </w:r>
-      <w:r>
-        <w:t xml:space="preserve">not mandatory but </w:t>
-      </w:r>
-      <w:r>
-        <w:t>can be added to the manuscript if the discussion is unusually long or complex.</w:t>
+        <w:t>Based</w:t>
       </w:r>
     </w:p>
     <w:p>
       <w:pPr>
+        <w:pStyle w:val="MDPI21heading1"/>
+      </w:pPr>
+      <w:r>
+        <w:t>4. Discussion</w:t>
+      </w:r>
+    </w:p>
+    <w:p>
+      <w:pPr>
+        <w:pStyle w:val="MDPI31text"/>
+      </w:pPr>
+      <w:r>
+        <w:t xml:space="preserve">Authors should discuss the results and how they can be </w:t>
+      </w:r>
+      <w:r>
+        <w:t xml:space="preserve">interpreted from the perspective </w:t>
+      </w:r>
+      <w:r>
+        <w:t>of previous studies and of the working hypotheses. The findings and their implications should be discussed in the broadest context possible. Future research directions may also be highlighted.</w:t>
+      </w:r>
+    </w:p>
+    <w:p>
+      <w:pPr>
+        <w:pStyle w:val="MDPI21heading1"/>
+      </w:pPr>
+      <w:r>
+        <w:t>5. Conclusions</w:t>
+      </w:r>
+    </w:p>
+    <w:p>
+      <w:pPr>
+        <w:pStyle w:val="MDPI31text"/>
+      </w:pPr>
+      <w:r>
+        <w:t xml:space="preserve">This section is </w:t>
+      </w:r>
+      <w:r>
+        <w:t xml:space="preserve">not mandatory but </w:t>
+      </w:r>
+      <w:r>
+        <w:t>can be added to the manuscript if the discussion is unusually long or complex.</w:t>
+      </w:r>
+    </w:p>
+    <w:p>
+      <w:pPr>
         <w:pStyle w:val="MDPI62BackMatter"/>
         <w:spacing w:before="240"/>
       </w:pPr>
@@ -18076,6 +19147,7 @@
         <w:rPr>
           <w:b/>
         </w:rPr>
+        <w:lastRenderedPageBreak/>
         <w:t>Funding:</w:t>
       </w:r>
       <w:r>
@@ -18785,7 +19857,6 @@
         <w:rPr>
           <w:color w:val="auto"/>
         </w:rPr>
-        <w:lastRenderedPageBreak/>
         <w:t xml:space="preserve">10. </w:t>
       </w:r>
       <w:r>
@@ -19015,6 +20086,7 @@
         <w:rPr>
           <w:color w:val="auto"/>
         </w:rPr>
+        <w:lastRenderedPageBreak/>
         <w:t xml:space="preserve">13. </w:t>
       </w:r>
       <w:r>
@@ -20149,7 +21221,6 @@
         <w:rPr>
           <w:color w:val="auto"/>
         </w:rPr>
-        <w:lastRenderedPageBreak/>
         <w:t xml:space="preserve">27. </w:t>
       </w:r>
       <w:r>
@@ -20382,7 +21453,14 @@
         <w:rPr>
           <w:color w:val="auto"/>
         </w:rPr>
-        <w:t>; Reddy, G.P.O., Singh, S.K., Eds.; Geotechnologies and the Environment; Springer International Publishing: Cham, 2018; Vol. 21, pp. 127–142 ISBN 978-3-319-78710-7.</w:t>
+        <w:t xml:space="preserve">; Reddy, G.P.O., Singh, S.K., Eds.; </w:t>
+      </w:r>
+      <w:r>
+        <w:rPr>
+          <w:color w:val="auto"/>
+        </w:rPr>
+        <w:lastRenderedPageBreak/>
+        <w:t>Geotechnologies and the Environment; Springer International Publishing: Cham, 2018; Vol. 21, pp. 127–142 ISBN 978-3-319-78710-7.</w:t>
       </w:r>
     </w:p>
     <w:p>
@@ -21504,7 +22582,6 @@
         <w:rPr>
           <w:color w:val="auto"/>
         </w:rPr>
-        <w:lastRenderedPageBreak/>
         <w:t xml:space="preserve">45. </w:t>
       </w:r>
       <w:r>
@@ -21839,6 +22916,7 @@
         <w:rPr>
           <w:color w:val="auto"/>
         </w:rPr>
+        <w:lastRenderedPageBreak/>
         <w:t xml:space="preserve">49. </w:t>
       </w:r>
       <w:r>
@@ -22654,7 +23732,6 @@
         <w:rPr>
           <w:color w:val="auto"/>
         </w:rPr>
-        <w:lastRenderedPageBreak/>
         <w:t xml:space="preserve">66. </w:t>
       </w:r>
       <w:r>
@@ -22739,6 +23816,7 @@
         <w:rPr>
           <w:color w:val="auto"/>
         </w:rPr>
+        <w:lastRenderedPageBreak/>
         <w:t xml:space="preserve">70. </w:t>
       </w:r>
       <w:r>
@@ -22929,6 +24007,598 @@
         </w:rPr>
         <w:tab/>
         <w:t>Toronto Police Service Major Crime Indicators Open Data Available online: https://data.torontopolice.on.ca/datasets/TorontoPS::major-crime-indicators-open-data/about (accessed on 30 December 2024).</w:t>
+      </w:r>
+    </w:p>
+    <w:p>
+      <w:pPr>
+        <w:pStyle w:val="Bibliography"/>
+        <w:rPr>
+          <w:color w:val="auto"/>
+        </w:rPr>
+      </w:pPr>
+      <w:r>
+        <w:rPr>
+          <w:color w:val="auto"/>
+        </w:rPr>
+        <w:t xml:space="preserve">79. </w:t>
+      </w:r>
+      <w:r>
+        <w:rPr>
+          <w:color w:val="auto"/>
+        </w:rPr>
+        <w:tab/>
+        <w:t xml:space="preserve">Escalante, H.J. Automated Machine Learning—A Brief Review at the End of the Early Years. In </w:t>
+      </w:r>
+      <w:r>
+        <w:rPr>
+          <w:i/>
+          <w:iCs/>
+          <w:color w:val="auto"/>
+        </w:rPr>
+        <w:t>Automated Design of Machine Learning and Search Algorithms</w:t>
+      </w:r>
+      <w:r>
+        <w:rPr>
+          <w:color w:val="auto"/>
+        </w:rPr>
+        <w:t>; Pillay, N., Qu, R., Eds.; Natural Computing Series; Springer International Publishing: Cham, 2021; pp. 11–28 ISBN 978-3-030-72069-8.</w:t>
+      </w:r>
+    </w:p>
+    <w:p>
+      <w:pPr>
+        <w:pStyle w:val="Bibliography"/>
+        <w:rPr>
+          <w:color w:val="auto"/>
+        </w:rPr>
+      </w:pPr>
+      <w:r>
+        <w:rPr>
+          <w:color w:val="auto"/>
+        </w:rPr>
+        <w:t xml:space="preserve">80. </w:t>
+      </w:r>
+      <w:r>
+        <w:rPr>
+          <w:color w:val="auto"/>
+        </w:rPr>
+        <w:tab/>
+        <w:t xml:space="preserve">Snoek, J.; Larochelle, H.; Adams, R.P. Practical Bayesian Optimization of Machine Learning Algorithms. In </w:t>
+      </w:r>
+      <w:r>
+        <w:rPr>
+          <w:i/>
+          <w:iCs/>
+          <w:color w:val="auto"/>
+        </w:rPr>
+        <w:t>Advances in Neural Information Processing Systems 25</w:t>
+      </w:r>
+      <w:r>
+        <w:rPr>
+          <w:color w:val="auto"/>
+        </w:rPr>
+        <w:t xml:space="preserve">; Pereira, F., Burges, C.J.C., </w:t>
+      </w:r>
+      <w:proofErr w:type="spellStart"/>
+      <w:r>
+        <w:rPr>
+          <w:color w:val="auto"/>
+        </w:rPr>
+        <w:t>Bottou</w:t>
+      </w:r>
+      <w:proofErr w:type="spellEnd"/>
+      <w:r>
+        <w:rPr>
+          <w:color w:val="auto"/>
+        </w:rPr>
+        <w:t>, L., Weinberger, K.Q., Eds.; Curran Associates, Inc., 2012; pp. 2951–2959.</w:t>
+      </w:r>
+    </w:p>
+    <w:p>
+      <w:pPr>
+        <w:pStyle w:val="Bibliography"/>
+        <w:rPr>
+          <w:color w:val="auto"/>
+        </w:rPr>
+      </w:pPr>
+      <w:r>
+        <w:rPr>
+          <w:color w:val="auto"/>
+        </w:rPr>
+        <w:t xml:space="preserve">81. </w:t>
+      </w:r>
+      <w:r>
+        <w:rPr>
+          <w:color w:val="auto"/>
+        </w:rPr>
+        <w:tab/>
+      </w:r>
+      <w:proofErr w:type="spellStart"/>
+      <w:r>
+        <w:rPr>
+          <w:color w:val="auto"/>
+        </w:rPr>
+        <w:t>Vilalta</w:t>
+      </w:r>
+      <w:proofErr w:type="spellEnd"/>
+      <w:r>
+        <w:rPr>
+          <w:color w:val="auto"/>
+        </w:rPr>
+        <w:t xml:space="preserve">, R.; </w:t>
+      </w:r>
+      <w:proofErr w:type="spellStart"/>
+      <w:r>
+        <w:rPr>
+          <w:color w:val="auto"/>
+        </w:rPr>
+        <w:t>Drissi</w:t>
+      </w:r>
+      <w:proofErr w:type="spellEnd"/>
+      <w:r>
+        <w:rPr>
+          <w:color w:val="auto"/>
+        </w:rPr>
+        <w:t xml:space="preserve">, Y. A Perspective View and Survey of Meta-Learning. </w:t>
+      </w:r>
+      <w:r>
+        <w:rPr>
+          <w:i/>
+          <w:iCs/>
+          <w:color w:val="auto"/>
+        </w:rPr>
+        <w:t>Artificial Intelligence Review</w:t>
+      </w:r>
+      <w:r>
+        <w:rPr>
+          <w:color w:val="auto"/>
+        </w:rPr>
+        <w:t xml:space="preserve"> </w:t>
+      </w:r>
+      <w:r>
+        <w:rPr>
+          <w:b/>
+          <w:bCs/>
+          <w:color w:val="auto"/>
+        </w:rPr>
+        <w:t>2002</w:t>
+      </w:r>
+      <w:r>
+        <w:rPr>
+          <w:color w:val="auto"/>
+        </w:rPr>
+        <w:t xml:space="preserve">, </w:t>
+      </w:r>
+      <w:r>
+        <w:rPr>
+          <w:i/>
+          <w:iCs/>
+          <w:color w:val="auto"/>
+        </w:rPr>
+        <w:t>18</w:t>
+      </w:r>
+      <w:r>
+        <w:rPr>
+          <w:color w:val="auto"/>
+        </w:rPr>
+        <w:t>, 77–95, doi:10.1023/A:1019956318069.</w:t>
+      </w:r>
+    </w:p>
+    <w:p>
+      <w:pPr>
+        <w:pStyle w:val="Bibliography"/>
+        <w:rPr>
+          <w:color w:val="auto"/>
+        </w:rPr>
+      </w:pPr>
+      <w:r>
+        <w:rPr>
+          <w:color w:val="auto"/>
+        </w:rPr>
+        <w:t xml:space="preserve">82. </w:t>
+      </w:r>
+      <w:r>
+        <w:rPr>
+          <w:color w:val="auto"/>
+        </w:rPr>
+        <w:tab/>
+        <w:t>Caruana, R.; Niculescu-</w:t>
+      </w:r>
+      <w:proofErr w:type="spellStart"/>
+      <w:r>
+        <w:rPr>
+          <w:color w:val="auto"/>
+        </w:rPr>
+        <w:t>Mizil</w:t>
+      </w:r>
+      <w:proofErr w:type="spellEnd"/>
+      <w:r>
+        <w:rPr>
+          <w:color w:val="auto"/>
+        </w:rPr>
+        <w:t xml:space="preserve">, A.; Crew, G.; </w:t>
+      </w:r>
+      <w:proofErr w:type="spellStart"/>
+      <w:r>
+        <w:rPr>
+          <w:color w:val="auto"/>
+        </w:rPr>
+        <w:t>Ksikes</w:t>
+      </w:r>
+      <w:proofErr w:type="spellEnd"/>
+      <w:r>
+        <w:rPr>
+          <w:color w:val="auto"/>
+        </w:rPr>
+        <w:t>, A. Ensemble Selection from Libraries of Models. In Proceedings of the Proceedings of the twenty-first international conference on Machine learning; Association for Computing Machinery: New York, NY, USA, July 4</w:t>
+      </w:r>
+      <w:proofErr w:type="gramStart"/>
+      <w:r>
+        <w:rPr>
+          <w:color w:val="auto"/>
+        </w:rPr>
+        <w:t xml:space="preserve"> 2004</w:t>
+      </w:r>
+      <w:proofErr w:type="gramEnd"/>
+      <w:r>
+        <w:rPr>
+          <w:color w:val="auto"/>
+        </w:rPr>
+        <w:t>; p. 18.</w:t>
+      </w:r>
+    </w:p>
+    <w:p>
+      <w:pPr>
+        <w:pStyle w:val="Bibliography"/>
+        <w:rPr>
+          <w:color w:val="auto"/>
+        </w:rPr>
+      </w:pPr>
+      <w:r>
+        <w:rPr>
+          <w:color w:val="auto"/>
+        </w:rPr>
+        <w:t xml:space="preserve">83. </w:t>
+      </w:r>
+      <w:r>
+        <w:rPr>
+          <w:color w:val="auto"/>
+        </w:rPr>
+        <w:tab/>
+      </w:r>
+      <w:proofErr w:type="spellStart"/>
+      <w:r>
+        <w:rPr>
+          <w:color w:val="auto"/>
+        </w:rPr>
+        <w:t>Feurer</w:t>
+      </w:r>
+      <w:proofErr w:type="spellEnd"/>
+      <w:r>
+        <w:rPr>
+          <w:color w:val="auto"/>
+        </w:rPr>
+        <w:t xml:space="preserve">, M.; Klein, A.; </w:t>
+      </w:r>
+      <w:proofErr w:type="spellStart"/>
+      <w:r>
+        <w:rPr>
+          <w:color w:val="auto"/>
+        </w:rPr>
+        <w:t>Eggensperger</w:t>
+      </w:r>
+      <w:proofErr w:type="spellEnd"/>
+      <w:r>
+        <w:rPr>
+          <w:color w:val="auto"/>
+        </w:rPr>
+        <w:t xml:space="preserve">, K.; </w:t>
+      </w:r>
+      <w:proofErr w:type="spellStart"/>
+      <w:r>
+        <w:rPr>
+          <w:color w:val="auto"/>
+        </w:rPr>
+        <w:t>Springenberg</w:t>
+      </w:r>
+      <w:proofErr w:type="spellEnd"/>
+      <w:r>
+        <w:rPr>
+          <w:color w:val="auto"/>
+        </w:rPr>
+        <w:t xml:space="preserve">, J.; Blum, M.; Hutter, F. Efficient and Robust Automated Machine Learning. </w:t>
+      </w:r>
+      <w:r>
+        <w:rPr>
+          <w:i/>
+          <w:iCs/>
+          <w:color w:val="auto"/>
+        </w:rPr>
+        <w:t>Advances in neural information processing systems</w:t>
+      </w:r>
+      <w:r>
+        <w:rPr>
+          <w:color w:val="auto"/>
+        </w:rPr>
+        <w:t xml:space="preserve"> </w:t>
+      </w:r>
+      <w:r>
+        <w:rPr>
+          <w:b/>
+          <w:bCs/>
+          <w:color w:val="auto"/>
+        </w:rPr>
+        <w:t>2015</w:t>
+      </w:r>
+      <w:r>
+        <w:rPr>
+          <w:color w:val="auto"/>
+        </w:rPr>
+        <w:t xml:space="preserve">, </w:t>
+      </w:r>
+      <w:r>
+        <w:rPr>
+          <w:i/>
+          <w:iCs/>
+          <w:color w:val="auto"/>
+        </w:rPr>
+        <w:t>28</w:t>
+      </w:r>
+      <w:r>
+        <w:rPr>
+          <w:color w:val="auto"/>
+        </w:rPr>
+        <w:t>.</w:t>
+      </w:r>
+    </w:p>
+    <w:p>
+      <w:pPr>
+        <w:pStyle w:val="Bibliography"/>
+        <w:rPr>
+          <w:color w:val="auto"/>
+        </w:rPr>
+      </w:pPr>
+      <w:r>
+        <w:rPr>
+          <w:color w:val="auto"/>
+        </w:rPr>
+        <w:t xml:space="preserve">84. </w:t>
+      </w:r>
+      <w:r>
+        <w:rPr>
+          <w:color w:val="auto"/>
+        </w:rPr>
+        <w:tab/>
+      </w:r>
+      <w:proofErr w:type="spellStart"/>
+      <w:r>
+        <w:rPr>
+          <w:color w:val="auto"/>
+        </w:rPr>
+        <w:t>Feurer</w:t>
+      </w:r>
+      <w:proofErr w:type="spellEnd"/>
+      <w:r>
+        <w:rPr>
+          <w:color w:val="auto"/>
+        </w:rPr>
+        <w:t xml:space="preserve">, M.; Klein, A.; </w:t>
+      </w:r>
+      <w:proofErr w:type="spellStart"/>
+      <w:r>
+        <w:rPr>
+          <w:color w:val="auto"/>
+        </w:rPr>
+        <w:t>Eggensperger</w:t>
+      </w:r>
+      <w:proofErr w:type="spellEnd"/>
+      <w:r>
+        <w:rPr>
+          <w:color w:val="auto"/>
+        </w:rPr>
+        <w:t xml:space="preserve">, K.; </w:t>
+      </w:r>
+      <w:proofErr w:type="spellStart"/>
+      <w:r>
+        <w:rPr>
+          <w:color w:val="auto"/>
+        </w:rPr>
+        <w:t>Springenberg</w:t>
+      </w:r>
+      <w:proofErr w:type="spellEnd"/>
+      <w:r>
+        <w:rPr>
+          <w:color w:val="auto"/>
+        </w:rPr>
+        <w:t>, J.T.; Blum, M.; Hutter, F. Auto-</w:t>
+      </w:r>
+      <w:proofErr w:type="spellStart"/>
+      <w:r>
+        <w:rPr>
+          <w:color w:val="auto"/>
+        </w:rPr>
+        <w:t>Sklearn</w:t>
+      </w:r>
+      <w:proofErr w:type="spellEnd"/>
+      <w:r>
+        <w:rPr>
+          <w:color w:val="auto"/>
+        </w:rPr>
+        <w:t xml:space="preserve">: Efficient and Robust Automated Machine Learning. In </w:t>
+      </w:r>
+      <w:r>
+        <w:rPr>
+          <w:i/>
+          <w:iCs/>
+          <w:color w:val="auto"/>
+        </w:rPr>
+        <w:t>Automated Machine Learning</w:t>
+      </w:r>
+      <w:r>
+        <w:rPr>
+          <w:color w:val="auto"/>
+        </w:rPr>
+        <w:t xml:space="preserve">; Hutter, F., </w:t>
+      </w:r>
+      <w:proofErr w:type="spellStart"/>
+      <w:r>
+        <w:rPr>
+          <w:color w:val="auto"/>
+        </w:rPr>
+        <w:t>Kotthoff</w:t>
+      </w:r>
+      <w:proofErr w:type="spellEnd"/>
+      <w:r>
+        <w:rPr>
+          <w:color w:val="auto"/>
+        </w:rPr>
+        <w:t xml:space="preserve">, L., </w:t>
+      </w:r>
+      <w:proofErr w:type="spellStart"/>
+      <w:r>
+        <w:rPr>
+          <w:color w:val="auto"/>
+        </w:rPr>
+        <w:t>Vanschoren</w:t>
+      </w:r>
+      <w:proofErr w:type="spellEnd"/>
+      <w:r>
+        <w:rPr>
+          <w:color w:val="auto"/>
+        </w:rPr>
+        <w:t>, J., Eds.; The Springer Series on Challenges in Machine Learning; Springer International Publishing: Cham, 2019; pp. 113–134 ISBN 978-3-030-05317-8.</w:t>
+      </w:r>
+    </w:p>
+    <w:p>
+      <w:pPr>
+        <w:pStyle w:val="Bibliography"/>
+        <w:rPr>
+          <w:color w:val="auto"/>
+        </w:rPr>
+      </w:pPr>
+      <w:r>
+        <w:rPr>
+          <w:color w:val="auto"/>
+        </w:rPr>
+        <w:t xml:space="preserve">85. </w:t>
+      </w:r>
+      <w:r>
+        <w:rPr>
+          <w:color w:val="auto"/>
+        </w:rPr>
+        <w:tab/>
+        <w:t xml:space="preserve">Langdon, W.B.; Poli, R. </w:t>
+      </w:r>
+      <w:r>
+        <w:rPr>
+          <w:i/>
+          <w:iCs/>
+          <w:color w:val="auto"/>
+        </w:rPr>
+        <w:t>Foundations of Genetic Programming</w:t>
+      </w:r>
+      <w:r>
+        <w:rPr>
+          <w:color w:val="auto"/>
+        </w:rPr>
+        <w:t>; Springer Science &amp; Business Media, 2013; ISBN 978-3-662-04726-2.</w:t>
+      </w:r>
+    </w:p>
+    <w:p>
+      <w:pPr>
+        <w:pStyle w:val="Bibliography"/>
+        <w:rPr>
+          <w:color w:val="auto"/>
+        </w:rPr>
+      </w:pPr>
+      <w:r>
+        <w:rPr>
+          <w:color w:val="auto"/>
+        </w:rPr>
+        <w:t xml:space="preserve">86. </w:t>
+      </w:r>
+      <w:r>
+        <w:rPr>
+          <w:color w:val="auto"/>
+        </w:rPr>
+        <w:tab/>
+        <w:t>Olson, R.S.; Moore, J.H. TPOT: A Tree-Based Pipeline Optimization Tool for Automating Machine Learning. In Proceedings of the Workshop on Automatic Machine Learning; PMLR, December 4</w:t>
+      </w:r>
+      <w:proofErr w:type="gramStart"/>
+      <w:r>
+        <w:rPr>
+          <w:color w:val="auto"/>
+        </w:rPr>
+        <w:t xml:space="preserve"> 2016</w:t>
+      </w:r>
+      <w:proofErr w:type="gramEnd"/>
+      <w:r>
+        <w:rPr>
+          <w:color w:val="auto"/>
+        </w:rPr>
+        <w:t>; pp. 66–74.</w:t>
+      </w:r>
+    </w:p>
+    <w:p>
+      <w:pPr>
+        <w:pStyle w:val="Bibliography"/>
+        <w:rPr>
+          <w:color w:val="auto"/>
+        </w:rPr>
+      </w:pPr>
+      <w:r>
+        <w:rPr>
+          <w:color w:val="auto"/>
+        </w:rPr>
+        <w:t xml:space="preserve">87. </w:t>
+      </w:r>
+      <w:r>
+        <w:rPr>
+          <w:color w:val="auto"/>
+        </w:rPr>
+        <w:tab/>
+        <w:t xml:space="preserve">Willmott, C.J.; Matsuura, K. Advantages of the Mean Absolute Error (MAE) over the Root Mean Square Error (RMSE) in Assessing Average Model Performance. </w:t>
+      </w:r>
+      <w:r>
+        <w:rPr>
+          <w:i/>
+          <w:iCs/>
+          <w:color w:val="auto"/>
+        </w:rPr>
+        <w:t>Climate research</w:t>
+      </w:r>
+      <w:r>
+        <w:rPr>
+          <w:color w:val="auto"/>
+        </w:rPr>
+        <w:t xml:space="preserve"> </w:t>
+      </w:r>
+      <w:r>
+        <w:rPr>
+          <w:b/>
+          <w:bCs/>
+          <w:color w:val="auto"/>
+        </w:rPr>
+        <w:t>2005</w:t>
+      </w:r>
+      <w:r>
+        <w:rPr>
+          <w:color w:val="auto"/>
+        </w:rPr>
+        <w:t xml:space="preserve">, </w:t>
+      </w:r>
+      <w:r>
+        <w:rPr>
+          <w:i/>
+          <w:iCs/>
+          <w:color w:val="auto"/>
+        </w:rPr>
+        <w:t>30</w:t>
+      </w:r>
+      <w:r>
+        <w:rPr>
+          <w:color w:val="auto"/>
+        </w:rPr>
+        <w:t>, 79–82.</w:t>
       </w:r>
     </w:p>
     <w:p>
@@ -22951,6 +24621,7 @@
         <w:rPr>
           <w:b/>
         </w:rPr>
+        <w:lastRenderedPageBreak/>
         <w:t>Disclaimer/Publisher’s Note:</w:t>
       </w:r>
       <w:r>

--- a/manuscript/wen-li-2024-geointerv.docx
+++ b/manuscript/wen-li-2024-geointerv.docx
@@ -44,8 +44,13 @@
         <w:t xml:space="preserve"> </w:t>
       </w:r>
       <w:r>
-        <w:t>Wen and Songnian</w:t>
-      </w:r>
+        <w:t xml:space="preserve">Wen and </w:t>
+      </w:r>
+      <w:proofErr w:type="spellStart"/>
+      <w:r>
+        <w:t>Songnian</w:t>
+      </w:r>
+      <w:proofErr w:type="spellEnd"/>
       <w:r>
         <w:t xml:space="preserve"> L</w:t>
       </w:r>
@@ -106,8 +111,21 @@
               <w:spacing w:after="120"/>
             </w:pPr>
             <w:r>
-              <w:t>Academic Editor: Firstname Lastname</w:t>
-            </w:r>
+              <w:t xml:space="preserve">Academic Editor: </w:t>
+            </w:r>
+            <w:proofErr w:type="spellStart"/>
+            <w:r>
+              <w:t>Firstname</w:t>
+            </w:r>
+            <w:proofErr w:type="spellEnd"/>
+            <w:r>
+              <w:t xml:space="preserve"> </w:t>
+            </w:r>
+            <w:proofErr w:type="spellStart"/>
+            <w:r>
+              <w:t>Lastname</w:t>
+            </w:r>
+            <w:proofErr w:type="spellEnd"/>
           </w:p>
           <w:p>
             <w:pPr>
@@ -374,7 +392,21 @@
         <w:rPr>
           <w:szCs w:val="18"/>
         </w:rPr>
-        <w:t>stract should be an objective representation of the article and it must not contain results that are not presented and substantiated in the main text and should not exaggerate the main conclusions.</w:t>
+        <w:t xml:space="preserve">stract should be an objective representation of the </w:t>
+      </w:r>
+      <w:proofErr w:type="gramStart"/>
+      <w:r>
+        <w:rPr>
+          <w:szCs w:val="18"/>
+        </w:rPr>
+        <w:t>article</w:t>
+      </w:r>
+      <w:proofErr w:type="gramEnd"/>
+      <w:r>
+        <w:rPr>
+          <w:szCs w:val="18"/>
+        </w:rPr>
+        <w:t xml:space="preserve"> and it must not contain results that are not presented and substantiated in the main text and should not exaggerate the main conclusions.</w:t>
       </w:r>
     </w:p>
     <w:p>
@@ -1881,9 +1913,9 @@
       </w:pPr>
       <w:r>
         <w:drawing>
-          <wp:inline distT="0" distB="0" distL="0" distR="0" wp14:anchorId="65E4E077" wp14:editId="69A06C55">
-            <wp:extent cx="3441521" cy="2522400"/>
-            <wp:effectExtent l="0" t="0" r="635" b="5080"/>
+          <wp:inline distT="0" distB="0" distL="0" distR="0" wp14:anchorId="65E4E077" wp14:editId="34ADCE0C">
+            <wp:extent cx="3380109" cy="2597112"/>
+            <wp:effectExtent l="0" t="0" r="0" b="0"/>
             <wp:docPr id="71820359" name="Picture 6"/>
             <wp:cNvGraphicFramePr>
               <a:graphicFrameLocks xmlns:a="http://schemas.openxmlformats.org/drawingml/2006/main" noChangeAspect="1"/>
@@ -1904,7 +1936,7 @@
                   <pic:spPr>
                     <a:xfrm>
                       <a:off x="0" y="0"/>
-                      <a:ext cx="3441521" cy="2522400"/>
+                      <a:ext cx="3387270" cy="2602614"/>
                     </a:xfrm>
                     <a:prstGeom prst="rect">
                       <a:avLst/>
@@ -2001,6 +2033,7 @@
         <w:pStyle w:val="MDPI22heading2"/>
       </w:pPr>
       <w:r>
+        <w:lastRenderedPageBreak/>
         <w:t>2</w:t>
       </w:r>
       <w:r>
@@ -2024,7 +2057,6 @@
         <w:rPr>
           <w:lang w:val="en"/>
         </w:rPr>
-        <w:lastRenderedPageBreak/>
         <w:t>This section defines the concept of geo-interventions based on the sub-concepts of actions, locations, and outcomes, while further structuring these defined concepts into quantifiable optimization problems. Geo</w:t>
       </w:r>
       <w:r>
@@ -2266,8 +2298,8 @@
       </w:pPr>
       <w:r>
         <w:drawing>
-          <wp:inline distT="0" distB="0" distL="0" distR="0" wp14:anchorId="5F281D4A" wp14:editId="30B3885E">
-            <wp:extent cx="3319478" cy="614718"/>
+          <wp:inline distT="0" distB="0" distL="0" distR="0" wp14:anchorId="5F281D4A" wp14:editId="03640EC1">
+            <wp:extent cx="3304619" cy="627554"/>
             <wp:effectExtent l="0" t="0" r="0" b="0"/>
             <wp:docPr id="22" name="Picture 22"/>
             <wp:cNvGraphicFramePr>
@@ -2289,7 +2321,7 @@
                   <pic:spPr>
                     <a:xfrm>
                       <a:off x="0" y="0"/>
-                      <a:ext cx="3388795" cy="627554"/>
+                      <a:ext cx="3304619" cy="627554"/>
                     </a:xfrm>
                     <a:prstGeom prst="rect">
                       <a:avLst/>
@@ -2362,7 +2394,13 @@
         <w:t xml:space="preserve"> </w:t>
       </w:r>
       <w:r>
-        <w:t>Geo-intervention component interactions</w:t>
+        <w:t>Geo-intervention</w:t>
+      </w:r>
+      <w:r>
+        <w:t xml:space="preserve"> concept</w:t>
+      </w:r>
+      <w:r>
+        <w:t xml:space="preserve"> interactions</w:t>
       </w:r>
       <w:r>
         <w:t>.</w:t>
@@ -4466,6 +4504,7 @@
         <w:rPr>
           <w:lang w:val="en"/>
         </w:rPr>
+        <w:lastRenderedPageBreak/>
         <w:t>Thus, e</w:t>
       </w:r>
       <w:r>
@@ -8287,7 +8326,6 @@
         <w:rPr>
           <w:lang w:val="en"/>
         </w:rPr>
-        <w:lastRenderedPageBreak/>
         <w:t xml:space="preserve">Furthermore, we may also reduce the range of values for </w:t>
       </w:r>
       <w:r>
@@ -8454,7 +8492,21 @@
         <w:rPr>
           <w:lang w:val="en"/>
         </w:rPr>
-        <w:t>determined by the decision-making problem (e.g. 3-5 meter road width reduction</w:t>
+        <w:t xml:space="preserve">determined by the decision-making problem (e.g. </w:t>
+      </w:r>
+      <w:proofErr w:type="gramStart"/>
+      <w:r>
+        <w:rPr>
+          <w:lang w:val="en"/>
+        </w:rPr>
+        <w:t>3-5 meter</w:t>
+      </w:r>
+      <w:proofErr w:type="gramEnd"/>
+      <w:r>
+        <w:rPr>
+          <w:lang w:val="en"/>
+        </w:rPr>
+        <w:t xml:space="preserve"> road width reduction</w:t>
       </w:r>
       <w:r>
         <w:rPr>
@@ -9220,12 +9272,14 @@
               <w:spacing w:line="240" w:lineRule="auto"/>
               <w:jc w:val="left"/>
             </w:pPr>
+            <w:proofErr w:type="spellStart"/>
             <w:r>
               <w:t>Raster</w:t>
             </w:r>
             <w:r>
               <w:t>s</w:t>
             </w:r>
+            <w:proofErr w:type="spellEnd"/>
             <w:r>
               <w:t>*</w:t>
             </w:r>
@@ -9740,6 +9794,7 @@
               <w:jc w:val="left"/>
             </w:pPr>
             <w:r>
+              <w:lastRenderedPageBreak/>
               <w:t>O</w:t>
             </w:r>
             <w:r>
@@ -9760,7 +9815,6 @@
               <w:jc w:val="left"/>
             </w:pPr>
             <w:r>
-              <w:lastRenderedPageBreak/>
               <w:t>Best</w:t>
             </w:r>
             <w:r>
@@ -9855,6 +9909,7 @@
               <w:jc w:val="left"/>
             </w:pPr>
             <w:r>
+              <w:lastRenderedPageBreak/>
               <w:t>Finds optimal predicted outcomes given constraints</w:t>
             </w:r>
             <w:r>
@@ -9871,7 +9926,6 @@
               <w:jc w:val="left"/>
             </w:pPr>
             <w:r>
-              <w:lastRenderedPageBreak/>
               <w:t>Most optimal predicted outcomes based on o</w:t>
             </w:r>
             <w:r>
@@ -9950,7 +10004,7 @@
         <w:t xml:space="preserve">Spatial Data </w:t>
       </w:r>
       <w:r>
-        <w:t>Component</w:t>
+        <w:t>Specifications</w:t>
       </w:r>
     </w:p>
     <w:p>
@@ -11370,7 +11424,7 @@
         <w:t xml:space="preserve"> </w:t>
       </w:r>
       <w:r>
-        <w:t>Component</w:t>
+        <w:t>Specifications</w:t>
       </w:r>
     </w:p>
     <w:p>
@@ -12343,7 +12397,11 @@
         <w:fldChar w:fldCharType="end"/>
       </w:r>
       <w:r>
-        <w:t>. The mo</w:t>
+        <w:t xml:space="preserve">. The </w:t>
+      </w:r>
+      <w:proofErr w:type="gramStart"/>
+      <w:r>
+        <w:t>mo</w:t>
       </w:r>
       <w:r>
         <w:t>d</w:t>
@@ -12354,6 +12412,7 @@
       <w:r>
         <w:t>s</w:t>
       </w:r>
+      <w:proofErr w:type="gramEnd"/>
       <w:r>
         <w:t xml:space="preserve"> sub-component</w:t>
       </w:r>
@@ -12451,11 +12510,11 @@
         <w:t xml:space="preserve"> </w:t>
       </w:r>
       <w:r>
-        <w:t xml:space="preserve">We note that the minimization of predicted and actual outcome differences is a simplification of predictive modelling, as models tend to not generalize well to new data, performing well on training data, but poorly on new </w:t>
+        <w:t xml:space="preserve">We note that the minimization of predicted and </w:t>
       </w:r>
       <w:r>
         <w:lastRenderedPageBreak/>
-        <w:t xml:space="preserve">unseen data </w:t>
+        <w:t xml:space="preserve">actual outcome differences is a simplification of predictive modelling, as models tend to not generalize well to new data, performing well on training data, but poorly on new unseen data </w:t>
       </w:r>
       <w:r>
         <w:fldChar w:fldCharType="begin"/>
@@ -12613,7 +12672,10 @@
         <w:t xml:space="preserve">. </w:t>
       </w:r>
       <w:r>
-        <w:t>Geo-intervention Generation Component</w:t>
+        <w:t xml:space="preserve">Geo-intervention Generation </w:t>
+      </w:r>
+      <w:r>
+        <w:t>Specifications</w:t>
       </w:r>
     </w:p>
     <w:p>
@@ -14186,7 +14248,14 @@
         <w:rPr>
           <w:lang w:val="en"/>
         </w:rPr>
-        <w:t>Spatial data for city infrastructure</w:t>
+        <w:t xml:space="preserve">Spatial data for city </w:t>
+      </w:r>
+      <w:r>
+        <w:rPr>
+          <w:lang w:val="en"/>
+        </w:rPr>
+        <w:lastRenderedPageBreak/>
+        <w:t>infrastructure</w:t>
       </w:r>
       <w:r>
         <w:rPr>
@@ -14295,14 +14364,7 @@
         <w:rPr>
           <w:lang w:val="en"/>
         </w:rPr>
-        <w:t xml:space="preserve">and other </w:t>
-      </w:r>
-      <w:r>
-        <w:rPr>
-          <w:lang w:val="en"/>
-        </w:rPr>
-        <w:lastRenderedPageBreak/>
-        <w:t>locations of interest (e.g., cultural hotspots, places of worship)</w:t>
+        <w:t>and other locations of interest (e.g., cultural hotspots, places of worship)</w:t>
       </w:r>
       <w:r>
         <w:rPr>
@@ -14352,11 +14414,19 @@
         </w:rPr>
         <w:t xml:space="preserve">, where all datasets were of point geometry, except for </w:t>
       </w:r>
-      <w:r>
-        <w:rPr>
-          <w:lang w:val="en"/>
-        </w:rPr>
-        <w:t>centrelines.</w:t>
+      <w:proofErr w:type="spellStart"/>
+      <w:r>
+        <w:rPr>
+          <w:lang w:val="en"/>
+        </w:rPr>
+        <w:t>centrelines</w:t>
+      </w:r>
+      <w:proofErr w:type="spellEnd"/>
+      <w:r>
+        <w:rPr>
+          <w:lang w:val="en"/>
+        </w:rPr>
+        <w:t>.</w:t>
       </w:r>
     </w:p>
     <w:p>
@@ -14592,9 +14662,11 @@
             <w:pPr>
               <w:pStyle w:val="MDPI42tablebody"/>
             </w:pPr>
+            <w:proofErr w:type="spellStart"/>
             <w:r>
               <w:t>Centrelines</w:t>
             </w:r>
+            <w:proofErr w:type="spellEnd"/>
             <w:r>
               <w:t xml:space="preserve"> </w:t>
             </w:r>
@@ -16838,6 +16910,7 @@
               <w:pStyle w:val="MDPI42tablebody"/>
             </w:pPr>
             <w:r>
+              <w:lastRenderedPageBreak/>
               <w:t>Public Art</w:t>
             </w:r>
             <w:r>
@@ -16963,7 +17036,6 @@
               <w:pStyle w:val="MDPI42tablebody"/>
             </w:pPr>
             <w:r>
-              <w:lastRenderedPageBreak/>
               <w:t xml:space="preserve">Cultural </w:t>
             </w:r>
             <w:r>
@@ -17191,7 +17263,15 @@
               <w:jc w:val="left"/>
             </w:pPr>
             <w:r>
-              <w:t>Religious locations such as churches, synagogues, temples, ashrams, mosques, etc (one-off capture as of 2006)</w:t>
+              <w:t xml:space="preserve">Religious locations such as churches, synagogues, temples, ashrams, mosques, </w:t>
+            </w:r>
+            <w:proofErr w:type="spellStart"/>
+            <w:r>
+              <w:t>etc</w:t>
+            </w:r>
+            <w:proofErr w:type="spellEnd"/>
+            <w:r>
+              <w:t xml:space="preserve"> (one-off capture as of 2006)</w:t>
             </w:r>
           </w:p>
         </w:tc>
@@ -17850,7 +17930,21 @@
         <w:rPr>
           <w:lang w:val="en"/>
         </w:rPr>
-        <w:t xml:space="preserve">For the case study, we applied Automated Machine Learning (AutoML) for the outcome modelling component </w:t>
+        <w:t>For the case study, we applied Automated Machine Learning (</w:t>
+      </w:r>
+      <w:proofErr w:type="spellStart"/>
+      <w:r>
+        <w:rPr>
+          <w:lang w:val="en"/>
+        </w:rPr>
+        <w:t>AutoML</w:t>
+      </w:r>
+      <w:proofErr w:type="spellEnd"/>
+      <w:r>
+        <w:rPr>
+          <w:lang w:val="en"/>
+        </w:rPr>
+        <w:t xml:space="preserve">) for the outcome modelling component </w:t>
       </w:r>
       <w:r>
         <w:rPr>
@@ -17971,7 +18065,21 @@
         <w:rPr>
           <w:lang w:val="en"/>
         </w:rPr>
-        <w:t xml:space="preserve"> two python packages for AutoML: </w:t>
+        <w:t xml:space="preserve"> two python packages for </w:t>
+      </w:r>
+      <w:proofErr w:type="spellStart"/>
+      <w:r>
+        <w:rPr>
+          <w:lang w:val="en"/>
+        </w:rPr>
+        <w:t>AutoML</w:t>
+      </w:r>
+      <w:proofErr w:type="spellEnd"/>
+      <w:r>
+        <w:rPr>
+          <w:lang w:val="en"/>
+        </w:rPr>
+        <w:t xml:space="preserve">: </w:t>
       </w:r>
       <w:r>
         <w:rPr>
@@ -17979,243 +18087,39 @@
           <w:iCs/>
           <w:lang w:val="en"/>
         </w:rPr>
-        <w:t>auto-sklearn</w:t>
-      </w:r>
-      <w:r>
-        <w:rPr>
-          <w:lang w:val="en"/>
-        </w:rPr>
-        <w:t xml:space="preserve"> and </w:t>
-      </w:r>
+        <w:t>auto-</w:t>
+      </w:r>
+      <w:proofErr w:type="spellStart"/>
       <w:r>
         <w:rPr>
           <w:i/>
           <w:iCs/>
           <w:lang w:val="en"/>
         </w:rPr>
-        <w:t>tpot</w:t>
-      </w:r>
-      <w:r>
-        <w:rPr>
-          <w:lang w:val="en"/>
-        </w:rPr>
-        <w:t xml:space="preserve">. The package </w:t>
-      </w:r>
+        <w:t>sklearn</w:t>
+      </w:r>
+      <w:proofErr w:type="spellEnd"/>
+      <w:r>
+        <w:rPr>
+          <w:lang w:val="en"/>
+        </w:rPr>
+        <w:t xml:space="preserve"> and </w:t>
+      </w:r>
+      <w:proofErr w:type="spellStart"/>
       <w:r>
         <w:rPr>
           <w:i/>
           <w:iCs/>
           <w:lang w:val="en"/>
         </w:rPr>
-        <w:t>auto-sklearn</w:t>
-      </w:r>
-      <w:r>
-        <w:rPr>
-          <w:lang w:val="en"/>
-        </w:rPr>
-        <w:t xml:space="preserve"> use</w:t>
-      </w:r>
-      <w:r>
-        <w:rPr>
-          <w:lang w:val="en"/>
-        </w:rPr>
-        <w:t>s</w:t>
-      </w:r>
-      <w:r>
-        <w:rPr>
-          <w:lang w:val="en"/>
-        </w:rPr>
-        <w:t xml:space="preserve"> </w:t>
-      </w:r>
-      <w:r>
-        <w:rPr>
-          <w:lang w:val="en"/>
-        </w:rPr>
-        <w:t>Bayesian</w:t>
-      </w:r>
-      <w:r>
-        <w:rPr>
-          <w:lang w:val="en"/>
-        </w:rPr>
-        <w:t xml:space="preserve"> optimization</w:t>
-      </w:r>
-      <w:r>
-        <w:rPr>
-          <w:lang w:val="en"/>
-        </w:rPr>
-        <w:t xml:space="preserve"> </w:t>
-      </w:r>
-      <w:r>
-        <w:rPr>
-          <w:lang w:val="en"/>
-        </w:rPr>
-        <w:fldChar w:fldCharType="begin"/>
-      </w:r>
-      <w:r>
-        <w:rPr>
-          <w:lang w:val="en"/>
-        </w:rPr>
-        <w:instrText xml:space="preserve"> ADDIN ZOTERO_ITEM CSL_CITATION {"citationID":"tnmdlVZN","properties":{"formattedCitation":"[80]","plainCitation":"[80]","noteIndex":0},"citationItems":[{"id":800,"uris":["http://zotero.org/users/6749620/items/YS8IMQNU"],"itemData":{"id":800,"type":"chapter","container-title":"Advances in Neural Information Processing Systems 25","page":"2951–2959","publisher":"Curran Associates, Inc.","source":"Neural Information Processing Systems","title":"Practical Bayesian Optimization of Machine Learning Algorithms","author":[{"family":"Snoek","given":"Jasper"},{"family":"Larochelle","given":"Hugo"},{"family":"Adams","given":"Ryan P"}],"editor":[{"family":"Pereira","given":"F."},{"family":"Burges","given":"C. J. C."},{"family":"Bottou","given":"L."},{"family":"Weinberger","given":"K. Q."}],"accessed":{"date-parts":[["2020",9,26]]},"issued":{"date-parts":[["2012"]]},"citation-key":"snoekPracticalBayesianOptimization2012"}}],"schema":"https://github.com/citation-style-language/schema/raw/master/csl-citation.json"} </w:instrText>
-      </w:r>
-      <w:r>
-        <w:rPr>
-          <w:lang w:val="en"/>
-        </w:rPr>
-        <w:fldChar w:fldCharType="separate"/>
-      </w:r>
-      <w:r>
-        <w:rPr>
-          <w:noProof/>
-          <w:lang w:val="en"/>
-        </w:rPr>
-        <w:t>[80]</w:t>
-      </w:r>
-      <w:r>
-        <w:rPr>
-          <w:lang w:val="en"/>
-        </w:rPr>
-        <w:fldChar w:fldCharType="end"/>
-      </w:r>
-      <w:r>
-        <w:rPr>
-          <w:lang w:val="en"/>
-        </w:rPr>
-        <w:t>, meta-learning</w:t>
-      </w:r>
-      <w:r>
-        <w:rPr>
-          <w:lang w:val="en"/>
-        </w:rPr>
-        <w:t xml:space="preserve"> </w:t>
-      </w:r>
-      <w:r>
-        <w:rPr>
-          <w:lang w:val="en"/>
-        </w:rPr>
-        <w:fldChar w:fldCharType="begin"/>
-      </w:r>
-      <w:r>
-        <w:rPr>
-          <w:lang w:val="en"/>
-        </w:rPr>
-        <w:instrText xml:space="preserve"> ADDIN ZOTERO_ITEM CSL_CITATION {"citationID":"U1uW3KD2","properties":{"formattedCitation":"[81]","plainCitation":"[81]","noteIndex":0},"citationItems":[{"id":1986,"uris":["http://zotero.org/users/6749620/items/7VRJ7XM6"],"itemData":{"id":1986,"type":"article-journal","abstract":"Different researchers hold different views of what the term meta-learning exactlymeans. The first part of this paper provides our own perspective view in which the goal isto build self-adaptive learners (i.e. learning algorithms that improve their bias dynamicallythrough experience by accumulating meta-knowledge). The second part provides a survey ofmeta-learning as reported by the machine-learning literature. We find that, despite differentviews and research lines, a question remains constant: how can we exploit knowledge aboutlearning (i.e. meta-knowledge) to improve the performance of learning algorithms? Clearlythe answer to this question is key to the advancement of the field and continues being thesubject of intensive research.","container-title":"Artificial Intelligence Review","DOI":"10.1023/A:1019956318069","ISSN":"1573-7462","issue":"2","journalAbbreviation":"Artificial Intelligence Review","language":"en","page":"77-95","source":"Springer Link","title":"A Perspective View and Survey of Meta-Learning","volume":"18","author":[{"family":"Vilalta","given":"Ricardo"},{"family":"Drissi","given":"Youssef"}],"issued":{"date-parts":[["2002",6,1]]},"citation-key":"vilaltaPerspectiveViewSurvey2002"}}],"schema":"https://github.com/citation-style-language/schema/raw/master/csl-citation.json"} </w:instrText>
-      </w:r>
-      <w:r>
-        <w:rPr>
-          <w:lang w:val="en"/>
-        </w:rPr>
-        <w:fldChar w:fldCharType="separate"/>
-      </w:r>
-      <w:r>
-        <w:rPr>
-          <w:noProof/>
-          <w:lang w:val="en"/>
-        </w:rPr>
-        <w:t>[81]</w:t>
-      </w:r>
-      <w:r>
-        <w:rPr>
-          <w:lang w:val="en"/>
-        </w:rPr>
-        <w:fldChar w:fldCharType="end"/>
-      </w:r>
-      <w:r>
-        <w:rPr>
-          <w:lang w:val="en"/>
-        </w:rPr>
-        <w:t>, and ensemble construction</w:t>
-      </w:r>
-      <w:r>
-        <w:rPr>
-          <w:lang w:val="en"/>
-        </w:rPr>
-        <w:t xml:space="preserve"> </w:t>
-      </w:r>
-      <w:r>
-        <w:rPr>
-          <w:lang w:val="en"/>
-        </w:rPr>
-        <w:fldChar w:fldCharType="begin"/>
-      </w:r>
-      <w:r>
-        <w:rPr>
-          <w:lang w:val="en"/>
-        </w:rPr>
-        <w:instrText xml:space="preserve"> ADDIN ZOTERO_ITEM CSL_CITATION {"citationID":"nQvZjUXy","properties":{"formattedCitation":"[82]","plainCitation":"[82]","noteIndex":0},"citationItems":[{"id":1163,"uris":["http://zotero.org/users/6749620/items/D9TSECMD"],"itemData":{"id":1163,"type":"paper-conference","abstract":"We present a method for constructing ensembles from libraries of thousands of models. Model libraries are generated using different learning algorithms and parameter settings. Forward stepwise selection is used to add to the ensemble the models that maximize its performance. Ensemble selection allows ensembles to be optimized to performance metric such as accuracy, cross entropy, mean precision, or ROC Area. Experiments with seven test problems and ten metrics demonstrate the benefit of ensemble selection.","collection-title":"ICML '04","container-title":"Proceedings of the twenty-first international conference on Machine learning","DOI":"10.1145/1015330.1015432","event-place":"New York, NY, USA","ISBN":"978-1-58113-838-2","page":"18","publisher":"Association for Computing Machinery","publisher-place":"New York, NY, USA","source":"ACM Digital Library","title":"Ensemble selection from libraries of models","URL":"https://doi.org/10.1145/1015330.1015432","author":[{"family":"Caruana","given":"Rich"},{"family":"Niculescu-Mizil","given":"Alexandru"},{"family":"Crew","given":"Geoff"},{"family":"Ksikes","given":"Alex"}],"accessed":{"date-parts":[["2021",2,1]]},"issued":{"date-parts":[["2004",7,4]]},"citation-key":"caruanaEnsembleSelectionLibraries2004"}}],"schema":"https://github.com/citation-style-language/schema/raw/master/csl-citation.json"} </w:instrText>
-      </w:r>
-      <w:r>
-        <w:rPr>
-          <w:lang w:val="en"/>
-        </w:rPr>
-        <w:fldChar w:fldCharType="separate"/>
-      </w:r>
-      <w:r>
-        <w:rPr>
-          <w:noProof/>
-          <w:lang w:val="en"/>
-        </w:rPr>
-        <w:t>[82]</w:t>
-      </w:r>
-      <w:r>
-        <w:rPr>
-          <w:lang w:val="en"/>
-        </w:rPr>
-        <w:fldChar w:fldCharType="end"/>
-      </w:r>
-      <w:r>
-        <w:rPr>
-          <w:lang w:val="en"/>
-        </w:rPr>
-        <w:t xml:space="preserve"> to automatically select the best model from a test of several models and parameters</w:t>
-      </w:r>
-      <w:r>
-        <w:rPr>
-          <w:lang w:val="en"/>
-        </w:rPr>
-        <w:t xml:space="preserve"> </w:t>
-      </w:r>
-      <w:r>
-        <w:rPr>
-          <w:lang w:val="en"/>
-        </w:rPr>
-        <w:fldChar w:fldCharType="begin"/>
-      </w:r>
-      <w:r>
-        <w:rPr>
-          <w:lang w:val="en"/>
-        </w:rPr>
-        <w:instrText xml:space="preserve"> ADDIN ZOTERO_ITEM CSL_CITATION {"citationID":"TA6HuCNJ","properties":{"formattedCitation":"[83,84]","plainCitation":"[83,84]","noteIndex":0},"citationItems":[{"id":1838,"uris":["http://zotero.org/users/6749620/items/MPZ8F3N3"],"itemData":{"id":1838,"type":"article-journal","container-title":"Advances in neural information processing systems","source":"Google Scholar","title":"Efficient and robust automated machine learning","volume":"28","author":[{"family":"Feurer","given":"Matthias"},{"family":"Klein","given":"Aaron"},{"family":"Eggensperger","given":"Katharina"},{"family":"Springenberg","given":"Jost"},{"family":"Blum","given":"Manuel"},{"family":"Hutter","given":"Frank"}],"issued":{"date-parts":[["2015"]]},"citation-key":"feurerEfficientRobustAutomated2015"}},{"id":1180,"uris":["http://zotero.org/users/6749620/items/HHNIN4WU"],"itemData":{"id":1180,"type":"chapter","abstract":"The success of machine learning in a broad range of applications has led to an ever-growing demand for machine learning systems that can be used oﬀ the shelf by non-experts. To be eﬀective in practice, such systems need to automatically choose a good algorithm and feature preprocessing steps for a new dataset at hand, and also set their respective hyperparameters. Recent work has started to tackle this automated machine learning (AutoML) problem with the help of eﬃcient Bayesian optimization methods. Building on this, we introduce a robust new AutoML system based on the Python machine learning package scikit-learn (using 15 classiﬁers, 14 feature preprocessing methods, and 4 data preprocessing methods, giving rise to a structured hypothesis space with 110 hyperparameters). This system, which we dub Auto-sklearn, improves on existing AutoML methods by automatically taking into account past performance on similar datasets, and by constructing ensembles from the models evaluated during the optimization. Our system won six out of ten phases of the ﬁrst ChaLearn AutoML challenge, and our comprehensive analysis on over 100 diverse datasets shows that it substantially outperforms the previous state of the art in AutoML. We also demonstrate the performance gains due to each of our contributions and derive insights into the eﬀectiveness of the individual components of Auto-sklearn.","container-title":"Automated Machine Learning","event-place":"Cham","ISBN":"978-3-030-05317-8","language":"en","note":"collection-title: The Springer Series on Challenges in Machine Learning\nDOI: 10.1007/978-3-030-05318-5_6","page":"113-134","publisher":"Springer International Publishing","publisher-place":"Cham","source":"DOI.org (Crossref)","title":"Auto-sklearn: Efficient and Robust Automated Machine Learning","title-short":"Auto-sklearn","URL":"http://link.springer.com/10.1007/978-3-030-05318-5_6","editor":[{"family":"Hutter","given":"Frank"},{"family":"Kotthoff","given":"Lars"},{"family":"Vanschoren","given":"Joaquin"}],"author":[{"family":"Feurer","given":"Matthias"},{"family":"Klein","given":"Aaron"},{"family":"Eggensperger","given":"Katharina"},{"family":"Springenberg","given":"Jost Tobias"},{"family":"Blum","given":"Manuel"},{"family":"Hutter","given":"Frank"}],"accessed":{"date-parts":[["2021",2,7]]},"issued":{"date-parts":[["2019"]]},"citation-key":"feurerAutosklearnEfficientRobust2019"}}],"schema":"https://github.com/citation-style-language/schema/raw/master/csl-citation.json"} </w:instrText>
-      </w:r>
-      <w:r>
-        <w:rPr>
-          <w:lang w:val="en"/>
-        </w:rPr>
-        <w:fldChar w:fldCharType="separate"/>
-      </w:r>
-      <w:r>
-        <w:rPr>
-          <w:noProof/>
-          <w:lang w:val="en"/>
-        </w:rPr>
-        <w:t>[83,84]</w:t>
-      </w:r>
-      <w:r>
-        <w:rPr>
-          <w:lang w:val="en"/>
-        </w:rPr>
-        <w:fldChar w:fldCharType="end"/>
-      </w:r>
-      <w:r>
-        <w:rPr>
-          <w:lang w:val="en"/>
-        </w:rPr>
-        <w:t>.</w:t>
-      </w:r>
-      <w:r>
-        <w:rPr>
-          <w:lang w:val="en"/>
-        </w:rPr>
-        <w:t xml:space="preserve"> The package </w:t>
+        <w:t>tpot</w:t>
+      </w:r>
+      <w:proofErr w:type="spellEnd"/>
+      <w:r>
+        <w:rPr>
+          <w:lang w:val="en"/>
+        </w:rPr>
+        <w:t xml:space="preserve">. The package </w:t>
       </w:r>
       <w:r>
         <w:rPr>
@@ -18223,168 +18127,227 @@
           <w:iCs/>
           <w:lang w:val="en"/>
         </w:rPr>
-        <w:t>tpot</w:t>
-      </w:r>
-      <w:r>
-        <w:rPr>
-          <w:lang w:val="en"/>
-        </w:rPr>
-        <w:t xml:space="preserve"> uses genetic </w:t>
-      </w:r>
-      <w:r>
-        <w:rPr>
-          <w:lang w:val="en"/>
-        </w:rPr>
-        <w:t>programming</w:t>
-      </w:r>
-      <w:r>
-        <w:rPr>
-          <w:lang w:val="en"/>
-        </w:rPr>
-        <w:t xml:space="preserve"> </w:t>
-      </w:r>
-      <w:r>
-        <w:rPr>
-          <w:lang w:val="en"/>
-        </w:rPr>
-        <w:fldChar w:fldCharType="begin"/>
-      </w:r>
-      <w:r>
-        <w:rPr>
-          <w:lang w:val="en"/>
-        </w:rPr>
-        <w:instrText xml:space="preserve"> ADDIN ZOTERO_ITEM CSL_CITATION {"citationID":"RGP9X19Z","properties":{"formattedCitation":"[85]","plainCitation":"[85]","noteIndex":0},"citationItems":[{"id":2292,"uris":["http://zotero.org/users/6749620/items/W7NQNMJL"],"itemData":{"id":2292,"type":"book","abstract":"Genetic programming (GP), one of the most advanced forms of evolutionary computation, has been highly successful as a technique for getting computers to automatically solve problems without having to tell them explicitly how. Since its inceptions more than ten years ago, GP has been used to solve practical problems in a variety of application fields. Along with this ad-hoc engineering approaches interest increased in how and why GP works. This book provides a coherent consolidation of recent work on the theoretical foundations of GP. A concise introduction to GP and genetic algorithms (GA) is followed by a discussion of fitness landscapes and other theoretical approaches to natural and artificial evolution. Having surveyed early approaches to GP theory it presents new exact schema analysis, showing that it applies to GP as well as to the simpler GAs. New results on the potentially infinite number of possible programs are followed by two chapters applying these new techniques.","ISBN":"978-3-662-04726-2","language":"en","note":"Google-Books-ID: zsaqCAAAQBAJ","number-of-pages":"265","publisher":"Springer Science &amp; Business Media","source":"Google Books","title":"Foundations of Genetic Programming","author":[{"family":"Langdon","given":"William B."},{"family":"Poli","given":"Riccardo"}],"issued":{"date-parts":[["2013",3,9]]},"citation-key":"langdonFoundationsGeneticProgramming2013"}}],"schema":"https://github.com/citation-style-language/schema/raw/master/csl-citation.json"} </w:instrText>
-      </w:r>
-      <w:r>
-        <w:rPr>
-          <w:lang w:val="en"/>
-        </w:rPr>
-        <w:fldChar w:fldCharType="separate"/>
-      </w:r>
-      <w:r>
-        <w:rPr>
-          <w:noProof/>
-          <w:lang w:val="en"/>
-        </w:rPr>
-        <w:t>[85]</w:t>
-      </w:r>
-      <w:r>
-        <w:rPr>
-          <w:lang w:val="en"/>
-        </w:rPr>
-        <w:fldChar w:fldCharType="end"/>
-      </w:r>
-      <w:r>
-        <w:rPr>
-          <w:lang w:val="en"/>
-        </w:rPr>
-        <w:t xml:space="preserve"> to automatically </w:t>
-      </w:r>
-      <w:r>
-        <w:rPr>
-          <w:lang w:val="en"/>
-        </w:rPr>
-        <w:t>optimize and design</w:t>
-      </w:r>
-      <w:r>
-        <w:rPr>
-          <w:lang w:val="en"/>
-        </w:rPr>
-        <w:t xml:space="preserve"> machine learning pipelines</w:t>
-      </w:r>
-      <w:r>
-        <w:rPr>
-          <w:lang w:val="en"/>
-        </w:rPr>
-        <w:t xml:space="preserve"> through pipeline operators</w:t>
-      </w:r>
-      <w:r>
-        <w:rPr>
-          <w:lang w:val="en"/>
-        </w:rPr>
-        <w:t xml:space="preserve">, including the </w:t>
-      </w:r>
-      <w:r>
-        <w:rPr>
-          <w:lang w:val="en"/>
-        </w:rPr>
-        <w:t>operations</w:t>
-      </w:r>
-      <w:r>
-        <w:rPr>
-          <w:lang w:val="en"/>
-        </w:rPr>
-        <w:t xml:space="preserve"> of feature engineering, model selection, and parameter tuning</w:t>
-      </w:r>
-      <w:r>
-        <w:rPr>
-          <w:lang w:val="en"/>
-        </w:rPr>
-        <w:t xml:space="preserve"> </w:t>
-      </w:r>
-      <w:r>
-        <w:rPr>
-          <w:lang w:val="en"/>
-        </w:rPr>
-        <w:fldChar w:fldCharType="begin"/>
-      </w:r>
-      <w:r>
-        <w:rPr>
-          <w:lang w:val="en"/>
-        </w:rPr>
-        <w:instrText xml:space="preserve"> ADDIN ZOTERO_ITEM CSL_CITATION {"citationID":"NKqpimaY","properties":{"formattedCitation":"[86,86]","plainCitation":"[86,86]","noteIndex":0},"citationItems":[{"id":1136,"uris":["http://zotero.org/users/6749620/items/87X5S4X6"],"itemData":{"id":1136,"type":"paper-conference","abstract":"As data science becomes more mainstream, there will be an ever-growing demand for data science tools that are more accessible, flexible, and scalable. In response to this demand, automated machine ...","container-title":"Workshop on Automatic Machine Learning","event-title":"Workshop on Automatic Machine Learning","language":"en","note":"ISSN: 1938-7228","page":"66-74","publisher":"PMLR","source":"proceedings.mlr.press","title":"TPOT: A Tree-based Pipeline Optimization Tool for Automating Machine Learning","title-short":"TPOT","URL":"http://proceedings.mlr.press/v64/olson_tpot_2016.html","author":[{"family":"Olson","given":"Randal S."},{"family":"Moore","given":"Jason H."}],"accessed":{"date-parts":[["2021",1,22]]},"issued":{"date-parts":[["2016",12,4]]},"citation-key":"olsonTPOTTreebasedPipeline2016"}},{"id":1136,"uris":["http://zotero.org/users/6749620/items/87X5S4X6"],"itemData":{"id":1136,"type":"paper-conference","abstract":"As data science becomes more mainstream, there will be an ever-growing demand for data science tools that are more accessible, flexible, and scalable. In response to this demand, automated machine ...","container-title":"Workshop on Automatic Machine Learning","event-title":"Workshop on Automatic Machine Learning","language":"en","note":"ISSN: 1938-7228","page":"66-74","publisher":"PMLR","source":"proceedings.mlr.press","title":"TPOT: A Tree-based Pipeline Optimization Tool for Automating Machine Learning","title-short":"TPOT","URL":"http://proceedings.mlr.press/v64/olson_tpot_2016.html","author":[{"family":"Olson","given":"Randal S."},{"family":"Moore","given":"Jason H."}],"accessed":{"date-parts":[["2021",1,22]]},"issued":{"date-parts":[["2016",12,4]]},"citation-key":"olsonTPOTTreebasedPipeline2016"}}],"schema":"https://github.com/citation-style-language/schema/raw/master/csl-citation.json"} </w:instrText>
-      </w:r>
-      <w:r>
-        <w:rPr>
-          <w:lang w:val="en"/>
-        </w:rPr>
-        <w:fldChar w:fldCharType="separate"/>
-      </w:r>
-      <w:r>
-        <w:rPr>
-          <w:noProof/>
-          <w:lang w:val="en"/>
-        </w:rPr>
-        <w:t>[86,86]</w:t>
-      </w:r>
-      <w:r>
-        <w:rPr>
-          <w:lang w:val="en"/>
-        </w:rPr>
-        <w:fldChar w:fldCharType="end"/>
-      </w:r>
-      <w:r>
-        <w:rPr>
-          <w:lang w:val="en"/>
-        </w:rPr>
-        <w:t>.</w:t>
-      </w:r>
-      <w:r>
-        <w:rPr>
-          <w:lang w:val="en"/>
-        </w:rPr>
-        <w:t xml:space="preserve"> For the variables sub-component, the output of the spatial aggregation sub-component from the spatial data component was used</w:t>
-      </w:r>
-      <w:r>
-        <w:rPr>
-          <w:lang w:val="en"/>
-        </w:rPr>
-        <w:t xml:space="preserve">, while the models sub-component contained both </w:t>
-      </w:r>
+        <w:t>auto-</w:t>
+      </w:r>
+      <w:proofErr w:type="spellStart"/>
       <w:r>
         <w:rPr>
           <w:i/>
           <w:iCs/>
           <w:lang w:val="en"/>
         </w:rPr>
-        <w:t>auto-sklearn</w:t>
-      </w:r>
-      <w:r>
-        <w:rPr>
-          <w:lang w:val="en"/>
-        </w:rPr>
-        <w:t xml:space="preserve"> and </w:t>
-      </w:r>
+        <w:t>sklearn</w:t>
+      </w:r>
+      <w:proofErr w:type="spellEnd"/>
+      <w:r>
+        <w:rPr>
+          <w:lang w:val="en"/>
+        </w:rPr>
+        <w:t xml:space="preserve"> use</w:t>
+      </w:r>
+      <w:r>
+        <w:rPr>
+          <w:lang w:val="en"/>
+        </w:rPr>
+        <w:t>s</w:t>
+      </w:r>
+      <w:r>
+        <w:rPr>
+          <w:lang w:val="en"/>
+        </w:rPr>
+        <w:t xml:space="preserve"> </w:t>
+      </w:r>
+      <w:r>
+        <w:rPr>
+          <w:lang w:val="en"/>
+        </w:rPr>
+        <w:t>Bayesian</w:t>
+      </w:r>
+      <w:r>
+        <w:rPr>
+          <w:lang w:val="en"/>
+        </w:rPr>
+        <w:t xml:space="preserve"> optimization</w:t>
+      </w:r>
+      <w:r>
+        <w:rPr>
+          <w:lang w:val="en"/>
+        </w:rPr>
+        <w:t xml:space="preserve"> </w:t>
+      </w:r>
+      <w:r>
+        <w:rPr>
+          <w:lang w:val="en"/>
+        </w:rPr>
+        <w:fldChar w:fldCharType="begin"/>
+      </w:r>
+      <w:r>
+        <w:rPr>
+          <w:lang w:val="en"/>
+        </w:rPr>
+        <w:instrText xml:space="preserve"> ADDIN ZOTERO_ITEM CSL_CITATION {"citationID":"tnmdlVZN","properties":{"formattedCitation":"[80]","plainCitation":"[80]","noteIndex":0},"citationItems":[{"id":800,"uris":["http://zotero.org/users/6749620/items/YS8IMQNU"],"itemData":{"id":800,"type":"chapter","container-title":"Advances in Neural Information Processing Systems 25","page":"2951–2959","publisher":"Curran Associates, Inc.","source":"Neural Information Processing Systems","title":"Practical Bayesian Optimization of Machine Learning Algorithms","author":[{"family":"Snoek","given":"Jasper"},{"family":"Larochelle","given":"Hugo"},{"family":"Adams","given":"Ryan P"}],"editor":[{"family":"Pereira","given":"F."},{"family":"Burges","given":"C. J. C."},{"family":"Bottou","given":"L."},{"family":"Weinberger","given":"K. Q."}],"accessed":{"date-parts":[["2020",9,26]]},"issued":{"date-parts":[["2012"]]},"citation-key":"snoekPracticalBayesianOptimization2012"}}],"schema":"https://github.com/citation-style-language/schema/raw/master/csl-citation.json"} </w:instrText>
+      </w:r>
+      <w:r>
+        <w:rPr>
+          <w:lang w:val="en"/>
+        </w:rPr>
+        <w:fldChar w:fldCharType="separate"/>
+      </w:r>
+      <w:r>
+        <w:rPr>
+          <w:noProof/>
+          <w:lang w:val="en"/>
+        </w:rPr>
+        <w:t>[80]</w:t>
+      </w:r>
+      <w:r>
+        <w:rPr>
+          <w:lang w:val="en"/>
+        </w:rPr>
+        <w:fldChar w:fldCharType="end"/>
+      </w:r>
+      <w:r>
+        <w:rPr>
+          <w:lang w:val="en"/>
+        </w:rPr>
+        <w:t>, meta-learning</w:t>
+      </w:r>
+      <w:r>
+        <w:rPr>
+          <w:lang w:val="en"/>
+        </w:rPr>
+        <w:t xml:space="preserve"> </w:t>
+      </w:r>
+      <w:r>
+        <w:rPr>
+          <w:lang w:val="en"/>
+        </w:rPr>
+        <w:fldChar w:fldCharType="begin"/>
+      </w:r>
+      <w:r>
+        <w:rPr>
+          <w:lang w:val="en"/>
+        </w:rPr>
+        <w:instrText xml:space="preserve"> ADDIN ZOTERO_ITEM CSL_CITATION {"citationID":"U1uW3KD2","properties":{"formattedCitation":"[81]","plainCitation":"[81]","noteIndex":0},"citationItems":[{"id":1986,"uris":["http://zotero.org/users/6749620/items/7VRJ7XM6"],"itemData":{"id":1986,"type":"article-journal","abstract":"Different researchers hold different views of what the term meta-learning exactlymeans. The first part of this paper provides our own perspective view in which the goal isto build self-adaptive learners (i.e. learning algorithms that improve their bias dynamicallythrough experience by accumulating meta-knowledge). The second part provides a survey ofmeta-learning as reported by the machine-learning literature. We find that, despite differentviews and research lines, a question remains constant: how can we exploit knowledge aboutlearning (i.e. meta-knowledge) to improve the performance of learning algorithms? Clearlythe answer to this question is key to the advancement of the field and continues being thesubject of intensive research.","container-title":"Artificial Intelligence Review","DOI":"10.1023/A:1019956318069","ISSN":"1573-7462","issue":"2","journalAbbreviation":"Artificial Intelligence Review","language":"en","page":"77-95","source":"Springer Link","title":"A Perspective View and Survey of Meta-Learning","volume":"18","author":[{"family":"Vilalta","given":"Ricardo"},{"family":"Drissi","given":"Youssef"}],"issued":{"date-parts":[["2002",6,1]]},"citation-key":"vilaltaPerspectiveViewSurvey2002"}}],"schema":"https://github.com/citation-style-language/schema/raw/master/csl-citation.json"} </w:instrText>
+      </w:r>
+      <w:r>
+        <w:rPr>
+          <w:lang w:val="en"/>
+        </w:rPr>
+        <w:fldChar w:fldCharType="separate"/>
+      </w:r>
+      <w:r>
+        <w:rPr>
+          <w:noProof/>
+          <w:lang w:val="en"/>
+        </w:rPr>
+        <w:t>[81]</w:t>
+      </w:r>
+      <w:r>
+        <w:rPr>
+          <w:lang w:val="en"/>
+        </w:rPr>
+        <w:fldChar w:fldCharType="end"/>
+      </w:r>
+      <w:r>
+        <w:rPr>
+          <w:lang w:val="en"/>
+        </w:rPr>
+        <w:t>, and ensemble construction</w:t>
+      </w:r>
+      <w:r>
+        <w:rPr>
+          <w:lang w:val="en"/>
+        </w:rPr>
+        <w:t xml:space="preserve"> </w:t>
+      </w:r>
+      <w:r>
+        <w:rPr>
+          <w:lang w:val="en"/>
+        </w:rPr>
+        <w:fldChar w:fldCharType="begin"/>
+      </w:r>
+      <w:r>
+        <w:rPr>
+          <w:lang w:val="en"/>
+        </w:rPr>
+        <w:instrText xml:space="preserve"> ADDIN ZOTERO_ITEM CSL_CITATION {"citationID":"nQvZjUXy","properties":{"formattedCitation":"[82]","plainCitation":"[82]","noteIndex":0},"citationItems":[{"id":1163,"uris":["http://zotero.org/users/6749620/items/D9TSECMD"],"itemData":{"id":1163,"type":"paper-conference","abstract":"We present a method for constructing ensembles from libraries of thousands of models. Model libraries are generated using different learning algorithms and parameter settings. Forward stepwise selection is used to add to the ensemble the models that maximize its performance. Ensemble selection allows ensembles to be optimized to performance metric such as accuracy, cross entropy, mean precision, or ROC Area. Experiments with seven test problems and ten metrics demonstrate the benefit of ensemble selection.","collection-title":"ICML '04","container-title":"Proceedings of the twenty-first international conference on Machine learning","DOI":"10.1145/1015330.1015432","event-place":"New York, NY, USA","ISBN":"978-1-58113-838-2","page":"18","publisher":"Association for Computing Machinery","publisher-place":"New York, NY, USA","source":"ACM Digital Library","title":"Ensemble selection from libraries of models","URL":"https://doi.org/10.1145/1015330.1015432","author":[{"family":"Caruana","given":"Rich"},{"family":"Niculescu-Mizil","given":"Alexandru"},{"family":"Crew","given":"Geoff"},{"family":"Ksikes","given":"Alex"}],"accessed":{"date-parts":[["2021",2,1]]},"issued":{"date-parts":[["2004",7,4]]},"citation-key":"caruanaEnsembleSelectionLibraries2004"}}],"schema":"https://github.com/citation-style-language/schema/raw/master/csl-citation.json"} </w:instrText>
+      </w:r>
+      <w:r>
+        <w:rPr>
+          <w:lang w:val="en"/>
+        </w:rPr>
+        <w:fldChar w:fldCharType="separate"/>
+      </w:r>
+      <w:r>
+        <w:rPr>
+          <w:noProof/>
+          <w:lang w:val="en"/>
+        </w:rPr>
+        <w:t>[82]</w:t>
+      </w:r>
+      <w:r>
+        <w:rPr>
+          <w:lang w:val="en"/>
+        </w:rPr>
+        <w:fldChar w:fldCharType="end"/>
+      </w:r>
+      <w:r>
+        <w:rPr>
+          <w:lang w:val="en"/>
+        </w:rPr>
+        <w:t xml:space="preserve"> to automatically select the best model from a test of several models and parameters</w:t>
+      </w:r>
+      <w:r>
+        <w:rPr>
+          <w:lang w:val="en"/>
+        </w:rPr>
+        <w:t xml:space="preserve"> </w:t>
+      </w:r>
+      <w:r>
+        <w:rPr>
+          <w:lang w:val="en"/>
+        </w:rPr>
+        <w:fldChar w:fldCharType="begin"/>
+      </w:r>
+      <w:r>
+        <w:rPr>
+          <w:lang w:val="en"/>
+        </w:rPr>
+        <w:instrText xml:space="preserve"> ADDIN ZOTERO_ITEM CSL_CITATION {"citationID":"TA6HuCNJ","properties":{"formattedCitation":"[83,84]","plainCitation":"[83,84]","noteIndex":0},"citationItems":[{"id":1838,"uris":["http://zotero.org/users/6749620/items/MPZ8F3N3"],"itemData":{"id":1838,"type":"article-journal","container-title":"Advances in neural information processing systems","source":"Google Scholar","title":"Efficient and robust automated machine learning","volume":"28","author":[{"family":"Feurer","given":"Matthias"},{"family":"Klein","given":"Aaron"},{"family":"Eggensperger","given":"Katharina"},{"family":"Springenberg","given":"Jost"},{"family":"Blum","given":"Manuel"},{"family":"Hutter","given":"Frank"}],"issued":{"date-parts":[["2015"]]},"citation-key":"feurerEfficientRobustAutomated2015"}},{"id":1180,"uris":["http://zotero.org/users/6749620/items/HHNIN4WU"],"itemData":{"id":1180,"type":"chapter","abstract":"The success of machine learning in a broad range of applications has led to an ever-growing demand for machine learning systems that can be used oﬀ the shelf by non-experts. To be eﬀective in practice, such systems need to automatically choose a good algorithm and feature preprocessing steps for a new dataset at hand, and also set their respective hyperparameters. Recent work has started to tackle this automated machine learning (AutoML) problem with the help of eﬃcient Bayesian optimization methods. Building on this, we introduce a robust new AutoML system based on the Python machine learning package scikit-learn (using 15 classiﬁers, 14 feature preprocessing methods, and 4 data preprocessing methods, giving rise to a structured hypothesis space with 110 hyperparameters). This system, which we dub Auto-sklearn, improves on existing AutoML methods by automatically taking into account past performance on similar datasets, and by constructing ensembles from the models evaluated during the optimization. Our system won six out of ten phases of the ﬁrst ChaLearn AutoML challenge, and our comprehensive analysis on over 100 diverse datasets shows that it substantially outperforms the previous state of the art in AutoML. We also demonstrate the performance gains due to each of our contributions and derive insights into the eﬀectiveness of the individual components of Auto-sklearn.","container-title":"Automated Machine Learning","event-place":"Cham","ISBN":"978-3-030-05317-8","language":"en","note":"collection-title: The Springer Series on Challenges in Machine Learning\nDOI: 10.1007/978-3-030-05318-5_6","page":"113-134","publisher":"Springer International Publishing","publisher-place":"Cham","source":"DOI.org (Crossref)","title":"Auto-sklearn: Efficient and Robust Automated Machine Learning","title-short":"Auto-sklearn","URL":"http://link.springer.com/10.1007/978-3-030-05318-5_6","editor":[{"family":"Hutter","given":"Frank"},{"family":"Kotthoff","given":"Lars"},{"family":"Vanschoren","given":"Joaquin"}],"author":[{"family":"Feurer","given":"Matthias"},{"family":"Klein","given":"Aaron"},{"family":"Eggensperger","given":"Katharina"},{"family":"Springenberg","given":"Jost Tobias"},{"family":"Blum","given":"Manuel"},{"family":"Hutter","given":"Frank"}],"accessed":{"date-parts":[["2021",2,7]]},"issued":{"date-parts":[["2019"]]},"citation-key":"feurerAutosklearnEfficientRobust2019"}}],"schema":"https://github.com/citation-style-language/schema/raw/master/csl-citation.json"} </w:instrText>
+      </w:r>
+      <w:r>
+        <w:rPr>
+          <w:lang w:val="en"/>
+        </w:rPr>
+        <w:fldChar w:fldCharType="separate"/>
+      </w:r>
+      <w:r>
+        <w:rPr>
+          <w:noProof/>
+          <w:lang w:val="en"/>
+        </w:rPr>
+        <w:t>[83,84]</w:t>
+      </w:r>
+      <w:r>
+        <w:rPr>
+          <w:lang w:val="en"/>
+        </w:rPr>
+        <w:fldChar w:fldCharType="end"/>
+      </w:r>
+      <w:r>
+        <w:rPr>
+          <w:lang w:val="en"/>
+        </w:rPr>
+        <w:t>.</w:t>
+      </w:r>
+      <w:r>
+        <w:rPr>
+          <w:lang w:val="en"/>
+        </w:rPr>
+        <w:t xml:space="preserve"> The package </w:t>
+      </w:r>
+      <w:proofErr w:type="spellStart"/>
       <w:r>
         <w:rPr>
           <w:i/>
@@ -18393,6 +18356,19 @@
         </w:rPr>
         <w:t>tpot</w:t>
       </w:r>
+      <w:proofErr w:type="spellEnd"/>
+      <w:r>
+        <w:rPr>
+          <w:lang w:val="en"/>
+        </w:rPr>
+        <w:t xml:space="preserve"> uses genetic </w:t>
+      </w:r>
+      <w:r>
+        <w:rPr>
+          <w:lang w:val="en"/>
+        </w:rPr>
+        <w:t>programming</w:t>
+      </w:r>
       <w:r>
         <w:rPr>
           <w:lang w:val="en"/>
@@ -18403,122 +18379,143 @@
         <w:rPr>
           <w:lang w:val="en"/>
         </w:rPr>
+        <w:fldChar w:fldCharType="begin"/>
+      </w:r>
+      <w:r>
+        <w:rPr>
+          <w:lang w:val="en"/>
+        </w:rPr>
+        <w:instrText xml:space="preserve"> ADDIN ZOTERO_ITEM CSL_CITATION {"citationID":"RGP9X19Z","properties":{"formattedCitation":"[85]","plainCitation":"[85]","noteIndex":0},"citationItems":[{"id":2292,"uris":["http://zotero.org/users/6749620/items/W7NQNMJL"],"itemData":{"id":2292,"type":"book","abstract":"Genetic programming (GP), one of the most advanced forms of evolutionary computation, has been highly successful as a technique for getting computers to automatically solve problems without having to tell them explicitly how. Since its inceptions more than ten years ago, GP has been used to solve practical problems in a variety of application fields. Along with this ad-hoc engineering approaches interest increased in how and why GP works. This book provides a coherent consolidation of recent work on the theoretical foundations of GP. A concise introduction to GP and genetic algorithms (GA) is followed by a discussion of fitness landscapes and other theoretical approaches to natural and artificial evolution. Having surveyed early approaches to GP theory it presents new exact schema analysis, showing that it applies to GP as well as to the simpler GAs. New results on the potentially infinite number of possible programs are followed by two chapters applying these new techniques.","ISBN":"978-3-662-04726-2","language":"en","note":"Google-Books-ID: zsaqCAAAQBAJ","number-of-pages":"265","publisher":"Springer Science &amp; Business Media","source":"Google Books","title":"Foundations of Genetic Programming","author":[{"family":"Langdon","given":"William B."},{"family":"Poli","given":"Riccardo"}],"issued":{"date-parts":[["2013",3,9]]},"citation-key":"langdonFoundationsGeneticProgramming2013"}}],"schema":"https://github.com/citation-style-language/schema/raw/master/csl-citation.json"} </w:instrText>
+      </w:r>
+      <w:r>
+        <w:rPr>
+          <w:lang w:val="en"/>
+        </w:rPr>
+        <w:fldChar w:fldCharType="separate"/>
+      </w:r>
+      <w:r>
+        <w:rPr>
+          <w:noProof/>
+          <w:lang w:val="en"/>
+        </w:rPr>
+        <w:t>[85]</w:t>
+      </w:r>
+      <w:r>
+        <w:rPr>
+          <w:lang w:val="en"/>
+        </w:rPr>
+        <w:fldChar w:fldCharType="end"/>
+      </w:r>
+      <w:r>
+        <w:rPr>
+          <w:lang w:val="en"/>
+        </w:rPr>
+        <w:t xml:space="preserve"> to automatically </w:t>
+      </w:r>
+      <w:r>
+        <w:rPr>
+          <w:lang w:val="en"/>
+        </w:rPr>
+        <w:t>optimize and design</w:t>
+      </w:r>
+      <w:r>
+        <w:rPr>
+          <w:lang w:val="en"/>
+        </w:rPr>
+        <w:t xml:space="preserve"> machine learning pipelines</w:t>
+      </w:r>
+      <w:r>
+        <w:rPr>
+          <w:lang w:val="en"/>
+        </w:rPr>
+        <w:t xml:space="preserve"> through pipeline operators</w:t>
+      </w:r>
+      <w:r>
+        <w:rPr>
+          <w:lang w:val="en"/>
+        </w:rPr>
+        <w:t xml:space="preserve">, including the </w:t>
+      </w:r>
+      <w:r>
+        <w:rPr>
+          <w:lang w:val="en"/>
+        </w:rPr>
+        <w:t>operations</w:t>
+      </w:r>
+      <w:r>
+        <w:rPr>
+          <w:lang w:val="en"/>
+        </w:rPr>
+        <w:t xml:space="preserve"> of feature engineering, model selection, and parameter tuning</w:t>
+      </w:r>
+      <w:r>
+        <w:rPr>
+          <w:lang w:val="en"/>
+        </w:rPr>
+        <w:t xml:space="preserve"> </w:t>
+      </w:r>
+      <w:r>
+        <w:rPr>
+          <w:lang w:val="en"/>
+        </w:rPr>
+        <w:fldChar w:fldCharType="begin"/>
+      </w:r>
+      <w:r>
+        <w:rPr>
+          <w:lang w:val="en"/>
+        </w:rPr>
+        <w:instrText xml:space="preserve"> ADDIN ZOTERO_ITEM CSL_CITATION {"citationID":"NKqpimaY","properties":{"formattedCitation":"[86,86]","plainCitation":"[86,86]","noteIndex":0},"citationItems":[{"id":1136,"uris":["http://zotero.org/users/6749620/items/87X5S4X6"],"itemData":{"id":1136,"type":"paper-conference","abstract":"As data science becomes more mainstream, there will be an ever-growing demand for data science tools that are more accessible, flexible, and scalable. In response to this demand, automated machine ...","container-title":"Workshop on Automatic Machine Learning","event-title":"Workshop on Automatic Machine Learning","language":"en","note":"ISSN: 1938-7228","page":"66-74","publisher":"PMLR","source":"proceedings.mlr.press","title":"TPOT: A Tree-based Pipeline Optimization Tool for Automating Machine Learning","title-short":"TPOT","URL":"http://proceedings.mlr.press/v64/olson_tpot_2016.html","author":[{"family":"Olson","given":"Randal S."},{"family":"Moore","given":"Jason H."}],"accessed":{"date-parts":[["2021",1,22]]},"issued":{"date-parts":[["2016",12,4]]},"citation-key":"olsonTPOTTreebasedPipeline2016"}},{"id":1136,"uris":["http://zotero.org/users/6749620/items/87X5S4X6"],"itemData":{"id":1136,"type":"paper-conference","abstract":"As data science becomes more mainstream, there will be an ever-growing demand for data science tools that are more accessible, flexible, and scalable. In response to this demand, automated machine ...","container-title":"Workshop on Automatic Machine Learning","event-title":"Workshop on Automatic Machine Learning","language":"en","note":"ISSN: 1938-7228","page":"66-74","publisher":"PMLR","source":"proceedings.mlr.press","title":"TPOT: A Tree-based Pipeline Optimization Tool for Automating Machine Learning","title-short":"TPOT","URL":"http://proceedings.mlr.press/v64/olson_tpot_2016.html","author":[{"family":"Olson","given":"Randal S."},{"family":"Moore","given":"Jason H."}],"accessed":{"date-parts":[["2021",1,22]]},"issued":{"date-parts":[["2016",12,4]]},"citation-key":"olsonTPOTTreebasedPipeline2016"}}],"schema":"https://github.com/citation-style-language/schema/raw/master/csl-citation.json"} </w:instrText>
+      </w:r>
+      <w:r>
+        <w:rPr>
+          <w:lang w:val="en"/>
+        </w:rPr>
+        <w:fldChar w:fldCharType="separate"/>
+      </w:r>
+      <w:r>
+        <w:rPr>
+          <w:noProof/>
+          <w:lang w:val="en"/>
+        </w:rPr>
+        <w:t>[86,86]</w:t>
+      </w:r>
+      <w:r>
+        <w:rPr>
+          <w:lang w:val="en"/>
+        </w:rPr>
+        <w:fldChar w:fldCharType="end"/>
+      </w:r>
+      <w:r>
+        <w:rPr>
+          <w:lang w:val="en"/>
+        </w:rPr>
+        <w:t>.</w:t>
+      </w:r>
+      <w:r>
+        <w:rPr>
+          <w:lang w:val="en"/>
+        </w:rPr>
+        <w:t xml:space="preserve"> For the variables sub-component, the output of the spatial aggregation sub-component from the spatial data component was used</w:t>
+      </w:r>
+      <w:r>
+        <w:rPr>
+          <w:lang w:val="en"/>
+        </w:rPr>
+        <w:t xml:space="preserve">, while the </w:t>
+      </w:r>
+      <w:proofErr w:type="gramStart"/>
+      <w:r>
+        <w:rPr>
+          <w:lang w:val="en"/>
+        </w:rPr>
         <w:t>models</w:t>
       </w:r>
-      <w:r>
-        <w:rPr>
-          <w:lang w:val="en"/>
-        </w:rPr>
-        <w:t xml:space="preserve">, </w:t>
-      </w:r>
-      <w:r>
-        <w:rPr>
-          <w:lang w:val="en"/>
-        </w:rPr>
-        <w:t>which automated the parameters and model selection sub-components</w:t>
-      </w:r>
-      <w:r>
-        <w:rPr>
-          <w:lang w:val="en"/>
-        </w:rPr>
-        <w:t xml:space="preserve"> given a minute </w:t>
-      </w:r>
-      <w:r>
-        <w:rPr>
-          <w:lang w:val="en"/>
-        </w:rPr>
-        <w:t>to build models</w:t>
-      </w:r>
-      <w:r>
-        <w:rPr>
-          <w:lang w:val="en"/>
-        </w:rPr>
-        <w:t xml:space="preserve"> each</w:t>
-      </w:r>
-      <w:r>
-        <w:rPr>
-          <w:lang w:val="en"/>
-        </w:rPr>
-        <w:t>.</w:t>
-      </w:r>
-      <w:r>
-        <w:rPr>
-          <w:lang w:val="en"/>
-        </w:rPr>
-        <w:t xml:space="preserve"> For the metrics sub-component, we used Mean Absolute Error (MAE)</w:t>
-      </w:r>
-      <w:r>
-        <w:rPr>
-          <w:lang w:val="en"/>
-        </w:rPr>
-        <w:t xml:space="preserve"> </w:t>
-      </w:r>
-      <w:r>
-        <w:rPr>
-          <w:lang w:val="en"/>
-        </w:rPr>
-        <w:fldChar w:fldCharType="begin"/>
-      </w:r>
-      <w:r>
-        <w:rPr>
-          <w:lang w:val="en"/>
-        </w:rPr>
-        <w:instrText xml:space="preserve"> ADDIN ZOTERO_ITEM CSL_CITATION {"citationID":"fgE8Qzq8","properties":{"formattedCitation":"[87]","plainCitation":"[87]","noteIndex":0},"citationItems":[{"id":2311,"uris":["http://zotero.org/users/6749620/items/6UJ3QDST"],"itemData":{"id":2311,"type":"article-journal","container-title":"Climate research","issue":"1","page":"79–82","source":"Google Scholar","title":"Advantages of the mean absolute error (MAE) over the root mean square error (RMSE) in assessing average model performance","volume":"30","author":[{"family":"Willmott","given":"Cort J."},{"family":"Matsuura","given":"Kenji"}],"issued":{"date-parts":[["2005"]]},"citation-key":"willmottAdvantagesMeanAbsolute2005"}}],"schema":"https://github.com/citation-style-language/schema/raw/master/csl-citation.json"} </w:instrText>
-      </w:r>
-      <w:r>
-        <w:rPr>
-          <w:lang w:val="en"/>
-        </w:rPr>
-        <w:fldChar w:fldCharType="separate"/>
-      </w:r>
-      <w:r>
-        <w:rPr>
-          <w:noProof/>
-          <w:lang w:val="en"/>
-        </w:rPr>
-        <w:t>[87]</w:t>
-      </w:r>
-      <w:r>
-        <w:rPr>
-          <w:lang w:val="en"/>
-        </w:rPr>
-        <w:fldChar w:fldCharType="end"/>
-      </w:r>
-      <w:r>
-        <w:rPr>
-          <w:lang w:val="en"/>
-        </w:rPr>
-        <w:t>, an aggregate measure of the errors between the actual and predicted</w:t>
-      </w:r>
-      <w:r>
-        <w:rPr>
-          <w:lang w:val="en"/>
-        </w:rPr>
-        <w:t xml:space="preserve"> outcomes, representing the</w:t>
-      </w:r>
-      <w:r>
-        <w:rPr>
-          <w:lang w:val="en"/>
-        </w:rPr>
-        <w:t xml:space="preserve"> MVC</w:t>
-      </w:r>
-      <w:r>
-        <w:rPr>
-          <w:lang w:val="en"/>
-        </w:rPr>
-        <w:t>s</w:t>
-      </w:r>
-      <w:r>
-        <w:rPr>
-          <w:lang w:val="en"/>
-        </w:rPr>
-        <w:t>.</w:t>
-      </w:r>
-      <w:r>
-        <w:rPr>
-          <w:lang w:val="en"/>
-        </w:rPr>
-        <w:t xml:space="preserve"> Thus, the best model sub-component was determined by the </w:t>
+      <w:proofErr w:type="gramEnd"/>
+      <w:r>
+        <w:rPr>
+          <w:lang w:val="en"/>
+        </w:rPr>
+        <w:t xml:space="preserve"> sub-component contained both </w:t>
       </w:r>
       <w:r>
         <w:rPr>
@@ -18526,22 +18523,195 @@
           <w:iCs/>
           <w:lang w:val="en"/>
         </w:rPr>
-        <w:t>auto-sklearn</w:t>
-      </w:r>
-      <w:r>
-        <w:rPr>
-          <w:lang w:val="en"/>
-        </w:rPr>
-        <w:t xml:space="preserve"> and </w:t>
-      </w:r>
+        <w:t>auto-</w:t>
+      </w:r>
+      <w:proofErr w:type="spellStart"/>
       <w:r>
         <w:rPr>
           <w:i/>
           <w:iCs/>
           <w:lang w:val="en"/>
         </w:rPr>
+        <w:t>sklearn</w:t>
+      </w:r>
+      <w:proofErr w:type="spellEnd"/>
+      <w:r>
+        <w:rPr>
+          <w:lang w:val="en"/>
+        </w:rPr>
+        <w:t xml:space="preserve"> and </w:t>
+      </w:r>
+      <w:proofErr w:type="spellStart"/>
+      <w:r>
+        <w:rPr>
+          <w:i/>
+          <w:iCs/>
+          <w:lang w:val="en"/>
+        </w:rPr>
         <w:t>tpot</w:t>
       </w:r>
+      <w:proofErr w:type="spellEnd"/>
+      <w:r>
+        <w:rPr>
+          <w:lang w:val="en"/>
+        </w:rPr>
+        <w:t xml:space="preserve"> </w:t>
+      </w:r>
+      <w:r>
+        <w:rPr>
+          <w:lang w:val="en"/>
+        </w:rPr>
+        <w:t>models</w:t>
+      </w:r>
+      <w:r>
+        <w:rPr>
+          <w:lang w:val="en"/>
+        </w:rPr>
+        <w:t xml:space="preserve">, </w:t>
+      </w:r>
+      <w:r>
+        <w:rPr>
+          <w:lang w:val="en"/>
+        </w:rPr>
+        <w:t>which automated the parameters and model selection sub-components</w:t>
+      </w:r>
+      <w:r>
+        <w:rPr>
+          <w:lang w:val="en"/>
+        </w:rPr>
+        <w:t xml:space="preserve"> given a minute </w:t>
+      </w:r>
+      <w:r>
+        <w:rPr>
+          <w:lang w:val="en"/>
+        </w:rPr>
+        <w:t>to build models</w:t>
+      </w:r>
+      <w:r>
+        <w:rPr>
+          <w:lang w:val="en"/>
+        </w:rPr>
+        <w:t xml:space="preserve"> each</w:t>
+      </w:r>
+      <w:r>
+        <w:rPr>
+          <w:lang w:val="en"/>
+        </w:rPr>
+        <w:t>.</w:t>
+      </w:r>
+      <w:r>
+        <w:rPr>
+          <w:lang w:val="en"/>
+        </w:rPr>
+        <w:t xml:space="preserve"> For the metrics sub-component, we used Mean Absolute Error (MAE)</w:t>
+      </w:r>
+      <w:r>
+        <w:rPr>
+          <w:lang w:val="en"/>
+        </w:rPr>
+        <w:t xml:space="preserve"> </w:t>
+      </w:r>
+      <w:r>
+        <w:rPr>
+          <w:lang w:val="en"/>
+        </w:rPr>
+        <w:fldChar w:fldCharType="begin"/>
+      </w:r>
+      <w:r>
+        <w:rPr>
+          <w:lang w:val="en"/>
+        </w:rPr>
+        <w:instrText xml:space="preserve"> ADDIN ZOTERO_ITEM CSL_CITATION {"citationID":"fgE8Qzq8","properties":{"formattedCitation":"[87]","plainCitation":"[87]","noteIndex":0},"citationItems":[{"id":2311,"uris":["http://zotero.org/users/6749620/items/6UJ3QDST"],"itemData":{"id":2311,"type":"article-journal","container-title":"Climate research","issue":"1","page":"79–82","source":"Google Scholar","title":"Advantages of the mean absolute error (MAE) over the root mean square error (RMSE) in assessing average model performance","volume":"30","author":[{"family":"Willmott","given":"Cort J."},{"family":"Matsuura","given":"Kenji"}],"issued":{"date-parts":[["2005"]]},"citation-key":"willmottAdvantagesMeanAbsolute2005"}}],"schema":"https://github.com/citation-style-language/schema/raw/master/csl-citation.json"} </w:instrText>
+      </w:r>
+      <w:r>
+        <w:rPr>
+          <w:lang w:val="en"/>
+        </w:rPr>
+        <w:fldChar w:fldCharType="separate"/>
+      </w:r>
+      <w:r>
+        <w:rPr>
+          <w:noProof/>
+          <w:lang w:val="en"/>
+        </w:rPr>
+        <w:t>[87]</w:t>
+      </w:r>
+      <w:r>
+        <w:rPr>
+          <w:lang w:val="en"/>
+        </w:rPr>
+        <w:fldChar w:fldCharType="end"/>
+      </w:r>
+      <w:r>
+        <w:rPr>
+          <w:lang w:val="en"/>
+        </w:rPr>
+        <w:t>, an aggregate measure of the errors between the actual and predicted</w:t>
+      </w:r>
+      <w:r>
+        <w:rPr>
+          <w:lang w:val="en"/>
+        </w:rPr>
+        <w:t xml:space="preserve"> outcomes, representing the</w:t>
+      </w:r>
+      <w:r>
+        <w:rPr>
+          <w:lang w:val="en"/>
+        </w:rPr>
+        <w:t xml:space="preserve"> MVC</w:t>
+      </w:r>
+      <w:r>
+        <w:rPr>
+          <w:lang w:val="en"/>
+        </w:rPr>
+        <w:t>s</w:t>
+      </w:r>
+      <w:r>
+        <w:rPr>
+          <w:lang w:val="en"/>
+        </w:rPr>
+        <w:t>.</w:t>
+      </w:r>
+      <w:r>
+        <w:rPr>
+          <w:lang w:val="en"/>
+        </w:rPr>
+        <w:t xml:space="preserve"> Thus, the best model sub-component was determined by the </w:t>
+      </w:r>
+      <w:r>
+        <w:rPr>
+          <w:i/>
+          <w:iCs/>
+          <w:lang w:val="en"/>
+        </w:rPr>
+        <w:t>auto-</w:t>
+      </w:r>
+      <w:proofErr w:type="spellStart"/>
+      <w:r>
+        <w:rPr>
+          <w:i/>
+          <w:iCs/>
+          <w:lang w:val="en"/>
+        </w:rPr>
+        <w:t>sklearn</w:t>
+      </w:r>
+      <w:proofErr w:type="spellEnd"/>
+      <w:r>
+        <w:rPr>
+          <w:lang w:val="en"/>
+        </w:rPr>
+        <w:t xml:space="preserve"> and </w:t>
+      </w:r>
+      <w:proofErr w:type="spellStart"/>
+      <w:r>
+        <w:rPr>
+          <w:i/>
+          <w:iCs/>
+          <w:lang w:val="en"/>
+        </w:rPr>
+        <w:t>tpot</w:t>
+      </w:r>
+      <w:proofErr w:type="spellEnd"/>
       <w:r>
         <w:rPr>
           <w:lang w:val="en"/>
@@ -19015,7 +19185,19 @@
         <w:rPr>
           <w:lang w:val="en"/>
         </w:rPr>
-        <w:t xml:space="preserve"> applied the framework to reducing MVCs in Toronto, Canada, demonstrating real-world use of the framework to</w:t>
+        <w:t xml:space="preserve"> applied the framework to reducing MVCs in Toronto, Canada,</w:t>
+      </w:r>
+      <w:r>
+        <w:rPr>
+          <w:lang w:val="en"/>
+        </w:rPr>
+        <w:t xml:space="preserve"> with infrastructure-related geo-interventions,</w:t>
+      </w:r>
+      <w:r>
+        <w:rPr>
+          <w:lang w:val="en"/>
+        </w:rPr>
+        <w:t xml:space="preserve"> demonstrating real-world use of the framework to</w:t>
       </w:r>
       <w:r>
         <w:rPr>
@@ -19067,7 +19249,16 @@
         <w:pStyle w:val="MDPI31text"/>
       </w:pPr>
       <w:r>
-        <w:t>x.</w:t>
+        <w:t xml:space="preserve">The geo-interventions modelling framework </w:t>
+      </w:r>
+      <w:r>
+        <w:t>consists of three components: (1) spatial data, (2) outcome modelling, and (3) geo-intervention generation</w:t>
+      </w:r>
+      <w:r>
+        <w:t>.</w:t>
+      </w:r>
+      <w:r>
+        <w:t xml:space="preserve"> The spatial data component </w:t>
       </w:r>
     </w:p>
     <w:p>
@@ -19077,8 +19268,8 @@
       <w:r>
         <w:lastRenderedPageBreak/>
         <w:drawing>
-          <wp:inline distT="0" distB="0" distL="0" distR="0" wp14:anchorId="5EC69434" wp14:editId="32DD5952">
-            <wp:extent cx="3441521" cy="2210977"/>
+          <wp:inline distT="0" distB="0" distL="0" distR="0" wp14:anchorId="5EC69434" wp14:editId="7CFADD8A">
+            <wp:extent cx="3441521" cy="2351873"/>
             <wp:effectExtent l="0" t="0" r="635" b="0"/>
             <wp:docPr id="224512040" name="Picture 6"/>
             <wp:cNvGraphicFramePr>
@@ -19100,7 +19291,7 @@
                   <pic:spPr>
                     <a:xfrm>
                       <a:off x="0" y="0"/>
-                      <a:ext cx="3441521" cy="2210977"/>
+                      <a:ext cx="3441521" cy="2351873"/>
                     </a:xfrm>
                     <a:prstGeom prst="rect">
                       <a:avLst/>
@@ -19311,19 +19502,43 @@
         <w:t xml:space="preserve">s: </w:t>
       </w:r>
       <w:r>
-        <w:t>Conceptualization, Richard Wen; methodology, Richard Wen, Songnian Li; Investigation, data curation, software, writing—original draft preparation, Richard Wen; superv</w:t>
+        <w:t xml:space="preserve">Conceptualization, Richard Wen; methodology, Richard Wen, </w:t>
+      </w:r>
+      <w:proofErr w:type="spellStart"/>
+      <w:r>
+        <w:t>Songnian</w:t>
+      </w:r>
+      <w:proofErr w:type="spellEnd"/>
+      <w:r>
+        <w:t xml:space="preserve"> Li; Investigation, data curation, software, writing—original draft preparation, Richard Wen; superv</w:t>
       </w:r>
       <w:r>
         <w:t>i</w:t>
       </w:r>
       <w:r>
-        <w:t>sion, funding acquisition, resources, project administration, Songnian Li; writing—review and e</w:t>
+        <w:t xml:space="preserve">sion, funding acquisition, resources, project administration, </w:t>
+      </w:r>
+      <w:proofErr w:type="spellStart"/>
+      <w:r>
+        <w:t>Songnian</w:t>
+      </w:r>
+      <w:proofErr w:type="spellEnd"/>
+      <w:r>
+        <w:t xml:space="preserve"> Li; writing—review and e</w:t>
       </w:r>
       <w:r>
         <w:t>d</w:t>
       </w:r>
       <w:r>
-        <w:t>iting, Richard Wen, Songnian Li. All authors have read and agreed to the published version of the manuscript.</w:t>
+        <w:t xml:space="preserve">iting, Richard Wen, </w:t>
+      </w:r>
+      <w:proofErr w:type="spellStart"/>
+      <w:r>
+        <w:t>Songnian</w:t>
+      </w:r>
+      <w:proofErr w:type="spellEnd"/>
+      <w:r>
+        <w:t xml:space="preserve"> Li. All authors have read and agreed to the published version of the manuscript.</w:t>
       </w:r>
     </w:p>
     <w:p>
@@ -19469,8 +19684,16 @@
         <w:rPr>
           <w:color w:val="auto"/>
         </w:rPr>
-        <w:t>; Geneva, 2018;</w:t>
-      </w:r>
+        <w:t xml:space="preserve">; Geneva, </w:t>
+      </w:r>
+      <w:proofErr w:type="gramStart"/>
+      <w:r>
+        <w:rPr>
+          <w:color w:val="auto"/>
+        </w:rPr>
+        <w:t>2018;</w:t>
+      </w:r>
+      <w:proofErr w:type="gramEnd"/>
     </w:p>
     <w:p>
       <w:pPr>
@@ -19504,8 +19727,16 @@
         <w:rPr>
           <w:color w:val="auto"/>
         </w:rPr>
-        <w:t>; Vienna, 2019;</w:t>
-      </w:r>
+        <w:t xml:space="preserve">; Vienna, </w:t>
+      </w:r>
+      <w:proofErr w:type="gramStart"/>
+      <w:r>
+        <w:rPr>
+          <w:color w:val="auto"/>
+        </w:rPr>
+        <w:t>2019;</w:t>
+      </w:r>
+      <w:proofErr w:type="gramEnd"/>
     </w:p>
     <w:p>
       <w:pPr>
@@ -19652,7 +19883,21 @@
           <w:color w:val="auto"/>
         </w:rPr>
         <w:tab/>
-        <w:t>Richard Wen Generative Design of Geospatial Interventions With Automated Machine Learning and Bayesian Optimization, Toronto Metropolitan University: Toronto, 2023.</w:t>
+        <w:t xml:space="preserve">Richard Wen Generative Design of Geospatial Interventions </w:t>
+      </w:r>
+      <w:proofErr w:type="gramStart"/>
+      <w:r>
+        <w:rPr>
+          <w:color w:val="auto"/>
+        </w:rPr>
+        <w:t>With</w:t>
+      </w:r>
+      <w:proofErr w:type="gramEnd"/>
+      <w:r>
+        <w:rPr>
+          <w:color w:val="auto"/>
+        </w:rPr>
+        <w:t xml:space="preserve"> Automated Machine Learning and Bayesian Optimization, Toronto Metropolitan University: Toronto, 2023.</w:t>
       </w:r>
     </w:p>
     <w:p>
@@ -19673,7 +19918,35 @@
           <w:color w:val="auto"/>
         </w:rPr>
         <w:tab/>
-        <w:t xml:space="preserve">Bonnet, E.; Lechat, L.; Ridde, V. What Interventions Are Required to Reduce Road Traffic Injuries in Africa? A Scoping Review of the Literature. </w:t>
+        <w:t xml:space="preserve">Bonnet, E.; </w:t>
+      </w:r>
+      <w:proofErr w:type="spellStart"/>
+      <w:r>
+        <w:rPr>
+          <w:color w:val="auto"/>
+        </w:rPr>
+        <w:t>Lechat</w:t>
+      </w:r>
+      <w:proofErr w:type="spellEnd"/>
+      <w:r>
+        <w:rPr>
+          <w:color w:val="auto"/>
+        </w:rPr>
+        <w:t xml:space="preserve">, L.; </w:t>
+      </w:r>
+      <w:proofErr w:type="spellStart"/>
+      <w:r>
+        <w:rPr>
+          <w:color w:val="auto"/>
+        </w:rPr>
+        <w:t>Ridde</w:t>
+      </w:r>
+      <w:proofErr w:type="spellEnd"/>
+      <w:r>
+        <w:rPr>
+          <w:color w:val="auto"/>
+        </w:rPr>
+        <w:t xml:space="preserve">, V. What Interventions Are Required to Reduce Road Traffic Injuries in Africa? A Scoping Review of the Literature. </w:t>
       </w:r>
       <w:r>
         <w:rPr>
@@ -19715,7 +19988,21 @@
         <w:rPr>
           <w:color w:val="auto"/>
         </w:rPr>
-        <w:t>, e0208195, doi:10.1371/journal.pone.0208195.</w:t>
+        <w:t xml:space="preserve">, e0208195, </w:t>
+      </w:r>
+      <w:proofErr w:type="gramStart"/>
+      <w:r>
+        <w:rPr>
+          <w:color w:val="auto"/>
+        </w:rPr>
+        <w:t>doi:10.1371/journal.pone</w:t>
+      </w:r>
+      <w:proofErr w:type="gramEnd"/>
+      <w:r>
+        <w:rPr>
+          <w:color w:val="auto"/>
+        </w:rPr>
+        <w:t>.0208195.</w:t>
       </w:r>
     </w:p>
     <w:p>
@@ -19870,8 +20157,18 @@
           <w:iCs/>
           <w:color w:val="auto"/>
         </w:rPr>
-        <w:t>Int J Health Geogr</w:t>
-      </w:r>
+        <w:t xml:space="preserve">Int J Health </w:t>
+      </w:r>
+      <w:proofErr w:type="spellStart"/>
+      <w:r>
+        <w:rPr>
+          <w:i/>
+          <w:iCs/>
+          <w:color w:val="auto"/>
+        </w:rPr>
+        <w:t>Geogr</w:t>
+      </w:r>
+      <w:proofErr w:type="spellEnd"/>
       <w:r>
         <w:rPr>
           <w:color w:val="auto"/>
@@ -19925,7 +20222,20 @@
           <w:color w:val="auto"/>
         </w:rPr>
         <w:tab/>
-        <w:t xml:space="preserve">Nykiforuk, C.I.J.; Flaman, L.M. Geographic Information Systems (GIS) for Health Promotion and Public Health: A Review. </w:t>
+      </w:r>
+      <w:proofErr w:type="spellStart"/>
+      <w:r>
+        <w:rPr>
+          <w:color w:val="auto"/>
+        </w:rPr>
+        <w:t>Nykiforuk</w:t>
+      </w:r>
+      <w:proofErr w:type="spellEnd"/>
+      <w:r>
+        <w:rPr>
+          <w:color w:val="auto"/>
+        </w:rPr>
+        <w:t xml:space="preserve">, C.I.J.; Flaman, L.M. Geographic Information Systems (GIS) for Health Promotion and Public Health: A Review. </w:t>
       </w:r>
       <w:r>
         <w:rPr>
@@ -20030,7 +20340,21 @@
         <w:rPr>
           <w:color w:val="auto"/>
         </w:rPr>
-        <w:t>, 100474, doi:10.1016/j.rsase.2021.100474.</w:t>
+        <w:t xml:space="preserve">, 100474, </w:t>
+      </w:r>
+      <w:proofErr w:type="gramStart"/>
+      <w:r>
+        <w:rPr>
+          <w:color w:val="auto"/>
+        </w:rPr>
+        <w:t>doi:10.1016/j.rsase</w:t>
+      </w:r>
+      <w:proofErr w:type="gramEnd"/>
+      <w:r>
+        <w:rPr>
+          <w:color w:val="auto"/>
+        </w:rPr>
+        <w:t>.2021.100474.</w:t>
       </w:r>
     </w:p>
     <w:p>
@@ -20051,7 +20375,62 @@
           <w:color w:val="auto"/>
         </w:rPr>
         <w:tab/>
-        <w:t>Elsahlamy, E.; Eshra, A.; Eshra, N.; El-Fishawy, N. Empowering GIS with Big Data: A Review of Recent Advances. In Proceedings of the 2021 International Conference on Electronic Engineering (ICEEM); July 2021; pp. 1–7.</w:t>
+      </w:r>
+      <w:proofErr w:type="spellStart"/>
+      <w:r>
+        <w:rPr>
+          <w:color w:val="auto"/>
+        </w:rPr>
+        <w:t>Elsahlamy</w:t>
+      </w:r>
+      <w:proofErr w:type="spellEnd"/>
+      <w:r>
+        <w:rPr>
+          <w:color w:val="auto"/>
+        </w:rPr>
+        <w:t xml:space="preserve">, E.; </w:t>
+      </w:r>
+      <w:proofErr w:type="spellStart"/>
+      <w:r>
+        <w:rPr>
+          <w:color w:val="auto"/>
+        </w:rPr>
+        <w:t>Eshra</w:t>
+      </w:r>
+      <w:proofErr w:type="spellEnd"/>
+      <w:r>
+        <w:rPr>
+          <w:color w:val="auto"/>
+        </w:rPr>
+        <w:t xml:space="preserve">, A.; </w:t>
+      </w:r>
+      <w:proofErr w:type="spellStart"/>
+      <w:r>
+        <w:rPr>
+          <w:color w:val="auto"/>
+        </w:rPr>
+        <w:t>Eshra</w:t>
+      </w:r>
+      <w:proofErr w:type="spellEnd"/>
+      <w:r>
+        <w:rPr>
+          <w:color w:val="auto"/>
+        </w:rPr>
+        <w:t>, N.; El-</w:t>
+      </w:r>
+      <w:proofErr w:type="spellStart"/>
+      <w:r>
+        <w:rPr>
+          <w:color w:val="auto"/>
+        </w:rPr>
+        <w:t>Fishawy</w:t>
+      </w:r>
+      <w:proofErr w:type="spellEnd"/>
+      <w:r>
+        <w:rPr>
+          <w:color w:val="auto"/>
+        </w:rPr>
+        <w:t>, N. Empowering GIS with Big Data: A Review of Recent Advances. In Proceedings of the 2021 International Conference on Electronic Engineering (ICEEM); July 2021; pp. 1–7.</w:t>
       </w:r>
     </w:p>
     <w:p>
@@ -20114,7 +20493,21 @@
         <w:rPr>
           <w:color w:val="auto"/>
         </w:rPr>
-        <w:t>, 300–309, doi:10.1016/j.ijgo.2011.09.004.</w:t>
+        <w:t xml:space="preserve">, 300–309, </w:t>
+      </w:r>
+      <w:proofErr w:type="gramStart"/>
+      <w:r>
+        <w:rPr>
+          <w:color w:val="auto"/>
+        </w:rPr>
+        <w:t>doi:10.1016/j.ijgo</w:t>
+      </w:r>
+      <w:proofErr w:type="gramEnd"/>
+      <w:r>
+        <w:rPr>
+          <w:color w:val="auto"/>
+        </w:rPr>
+        <w:t>.2011.09.004.</w:t>
       </w:r>
     </w:p>
     <w:p>
@@ -20135,7 +20528,21 @@
           <w:color w:val="auto"/>
         </w:rPr>
         <w:tab/>
-        <w:t xml:space="preserve">Franch-Pardo, I.; Napoletano, B.M.; Rosete-Verges, F.; Billa, L. Spatial Analysis and GIS in the Study of COVID-19. A Review. </w:t>
+        <w:t xml:space="preserve">Franch-Pardo, I.; Napoletano, B.M.; </w:t>
+      </w:r>
+      <w:proofErr w:type="spellStart"/>
+      <w:r>
+        <w:rPr>
+          <w:color w:val="auto"/>
+        </w:rPr>
+        <w:t>Rosete</w:t>
+      </w:r>
+      <w:proofErr w:type="spellEnd"/>
+      <w:r>
+        <w:rPr>
+          <w:color w:val="auto"/>
+        </w:rPr>
+        <w:t xml:space="preserve">-Verges, F.; Billa, L. Spatial Analysis and GIS in the Study of COVID-19. A Review. </w:t>
       </w:r>
       <w:r>
         <w:rPr>
@@ -20177,7 +20584,21 @@
         <w:rPr>
           <w:color w:val="auto"/>
         </w:rPr>
-        <w:t>, 140033, doi:10.1016/j.scitotenv.2020.140033.</w:t>
+        <w:t xml:space="preserve">, 140033, </w:t>
+      </w:r>
+      <w:proofErr w:type="gramStart"/>
+      <w:r>
+        <w:rPr>
+          <w:color w:val="auto"/>
+        </w:rPr>
+        <w:t>doi:10.1016/j.scitotenv</w:t>
+      </w:r>
+      <w:proofErr w:type="gramEnd"/>
+      <w:r>
+        <w:rPr>
+          <w:color w:val="auto"/>
+        </w:rPr>
+        <w:t>.2020.140033.</w:t>
       </w:r>
     </w:p>
     <w:p>
@@ -20198,7 +20619,90 @@
           <w:color w:val="auto"/>
         </w:rPr>
         <w:tab/>
-        <w:t xml:space="preserve">Ištoka Otković, I.; Karleuša, B.; Deluka-Tibljaš, A.; Šurdonja, S.; Marušić, M. Combining Traffic Microsimulation Modeling and Multi-Criteria Analysis for Sustainable Spatial-Traffic Planning. </w:t>
+      </w:r>
+      <w:proofErr w:type="spellStart"/>
+      <w:r>
+        <w:rPr>
+          <w:color w:val="auto"/>
+        </w:rPr>
+        <w:t>Ištoka</w:t>
+      </w:r>
+      <w:proofErr w:type="spellEnd"/>
+      <w:r>
+        <w:rPr>
+          <w:color w:val="auto"/>
+        </w:rPr>
+        <w:t xml:space="preserve"> </w:t>
+      </w:r>
+      <w:proofErr w:type="spellStart"/>
+      <w:r>
+        <w:rPr>
+          <w:color w:val="auto"/>
+        </w:rPr>
+        <w:t>Otković</w:t>
+      </w:r>
+      <w:proofErr w:type="spellEnd"/>
+      <w:r>
+        <w:rPr>
+          <w:color w:val="auto"/>
+        </w:rPr>
+        <w:t xml:space="preserve">, I.; </w:t>
+      </w:r>
+      <w:proofErr w:type="spellStart"/>
+      <w:r>
+        <w:rPr>
+          <w:color w:val="auto"/>
+        </w:rPr>
+        <w:t>Karleuša</w:t>
+      </w:r>
+      <w:proofErr w:type="spellEnd"/>
+      <w:r>
+        <w:rPr>
+          <w:color w:val="auto"/>
+        </w:rPr>
+        <w:t xml:space="preserve">, B.; </w:t>
+      </w:r>
+      <w:proofErr w:type="spellStart"/>
+      <w:r>
+        <w:rPr>
+          <w:color w:val="auto"/>
+        </w:rPr>
+        <w:t>Deluka-Tibljaš</w:t>
+      </w:r>
+      <w:proofErr w:type="spellEnd"/>
+      <w:r>
+        <w:rPr>
+          <w:color w:val="auto"/>
+        </w:rPr>
+        <w:t xml:space="preserve">, A.; </w:t>
+      </w:r>
+      <w:proofErr w:type="spellStart"/>
+      <w:r>
+        <w:rPr>
+          <w:color w:val="auto"/>
+        </w:rPr>
+        <w:t>Šurdonja</w:t>
+      </w:r>
+      <w:proofErr w:type="spellEnd"/>
+      <w:r>
+        <w:rPr>
+          <w:color w:val="auto"/>
+        </w:rPr>
+        <w:t xml:space="preserve">, S.; </w:t>
+      </w:r>
+      <w:proofErr w:type="spellStart"/>
+      <w:r>
+        <w:rPr>
+          <w:color w:val="auto"/>
+        </w:rPr>
+        <w:t>Marušić</w:t>
+      </w:r>
+      <w:proofErr w:type="spellEnd"/>
+      <w:r>
+        <w:rPr>
+          <w:color w:val="auto"/>
+        </w:rPr>
+        <w:t xml:space="preserve">, M. Combining Traffic Microsimulation Modeling and Multi-Criteria Analysis for Sustainable Spatial-Traffic Planning. </w:t>
       </w:r>
       <w:r>
         <w:rPr>
@@ -20263,13 +20767,23 @@
         <w:tab/>
         <w:t xml:space="preserve">Piza, E.L.; Kennedy, L.W.; Caplan, J.M. Facilitators and Impediments to Designing, Implementing, and Evaluating Risk-Based Policing Strategies Using Risk Terrain Modeling: Insights from a Multi-City Evaluation in the United States. </w:t>
       </w:r>
+      <w:proofErr w:type="spellStart"/>
       <w:r>
         <w:rPr>
           <w:i/>
           <w:iCs/>
           <w:color w:val="auto"/>
         </w:rPr>
-        <w:t>Eur J Crim Policy Res</w:t>
+        <w:t>Eur</w:t>
+      </w:r>
+      <w:proofErr w:type="spellEnd"/>
+      <w:r>
+        <w:rPr>
+          <w:i/>
+          <w:iCs/>
+          <w:color w:val="auto"/>
+        </w:rPr>
+        <w:t xml:space="preserve"> J Crim Policy Res</w:t>
       </w:r>
       <w:r>
         <w:rPr>
@@ -20450,7 +20964,34 @@
           <w:color w:val="auto"/>
         </w:rPr>
         <w:tab/>
-        <w:t xml:space="preserve">Mortaheb, R.; Jankowski, P. Smart City Re-Imagined: City Planning and GeoAI in the Age of Big Data. </w:t>
+      </w:r>
+      <w:proofErr w:type="spellStart"/>
+      <w:r>
+        <w:rPr>
+          <w:color w:val="auto"/>
+        </w:rPr>
+        <w:t>Mortaheb</w:t>
+      </w:r>
+      <w:proofErr w:type="spellEnd"/>
+      <w:r>
+        <w:rPr>
+          <w:color w:val="auto"/>
+        </w:rPr>
+        <w:t xml:space="preserve">, R.; Jankowski, P. Smart City Re-Imagined: City Planning and </w:t>
+      </w:r>
+      <w:proofErr w:type="spellStart"/>
+      <w:r>
+        <w:rPr>
+          <w:color w:val="auto"/>
+        </w:rPr>
+        <w:t>GeoAI</w:t>
+      </w:r>
+      <w:proofErr w:type="spellEnd"/>
+      <w:r>
+        <w:rPr>
+          <w:color w:val="auto"/>
+        </w:rPr>
+        <w:t xml:space="preserve"> in the Age of Big Data. </w:t>
       </w:r>
       <w:r>
         <w:rPr>
@@ -20513,7 +21054,35 @@
           <w:color w:val="auto"/>
         </w:rPr>
         <w:tab/>
-        <w:t xml:space="preserve">Chen, M.; Claramunt, C.; Çöltekin, A.; Liu, X.; Peng, P.; Robinson, A.C.; Wang, D.; Strobl, J.; Wilson, J.P.; Batty, M. Artificial Intelligence and Visual Analytics in Geographical Space and Cyberspace: Research Opportunities and Challenges. </w:t>
+        <w:t xml:space="preserve">Chen, M.; </w:t>
+      </w:r>
+      <w:proofErr w:type="spellStart"/>
+      <w:r>
+        <w:rPr>
+          <w:color w:val="auto"/>
+        </w:rPr>
+        <w:t>Claramunt</w:t>
+      </w:r>
+      <w:proofErr w:type="spellEnd"/>
+      <w:r>
+        <w:rPr>
+          <w:color w:val="auto"/>
+        </w:rPr>
+        <w:t xml:space="preserve">, C.; </w:t>
+      </w:r>
+      <w:proofErr w:type="spellStart"/>
+      <w:r>
+        <w:rPr>
+          <w:color w:val="auto"/>
+        </w:rPr>
+        <w:t>Çöltekin</w:t>
+      </w:r>
+      <w:proofErr w:type="spellEnd"/>
+      <w:r>
+        <w:rPr>
+          <w:color w:val="auto"/>
+        </w:rPr>
+        <w:t xml:space="preserve">, A.; Liu, X.; Peng, P.; Robinson, A.C.; Wang, D.; Strobl, J.; Wilson, J.P.; Batty, M. Artificial Intelligence and Visual Analytics in Geographical Space and Cyberspace: Research Opportunities and Challenges. </w:t>
       </w:r>
       <w:r>
         <w:rPr>
@@ -20576,7 +21145,49 @@
           <w:color w:val="auto"/>
         </w:rPr>
         <w:tab/>
-        <w:t xml:space="preserve">Biu, P.W.; Nwasike, C.N.; Tula, O.A.; Ezeigweneme, C.A.; Gidiagba, J.O. A Review of GIS Applications in Public Health Surveillance. </w:t>
+        <w:t xml:space="preserve">Biu, P.W.; </w:t>
+      </w:r>
+      <w:proofErr w:type="spellStart"/>
+      <w:r>
+        <w:rPr>
+          <w:color w:val="auto"/>
+        </w:rPr>
+        <w:t>Nwasike</w:t>
+      </w:r>
+      <w:proofErr w:type="spellEnd"/>
+      <w:r>
+        <w:rPr>
+          <w:color w:val="auto"/>
+        </w:rPr>
+        <w:t xml:space="preserve">, C.N.; Tula, O.A.; </w:t>
+      </w:r>
+      <w:proofErr w:type="spellStart"/>
+      <w:r>
+        <w:rPr>
+          <w:color w:val="auto"/>
+        </w:rPr>
+        <w:t>Ezeigweneme</w:t>
+      </w:r>
+      <w:proofErr w:type="spellEnd"/>
+      <w:r>
+        <w:rPr>
+          <w:color w:val="auto"/>
+        </w:rPr>
+        <w:t xml:space="preserve">, C.A.; </w:t>
+      </w:r>
+      <w:proofErr w:type="spellStart"/>
+      <w:r>
+        <w:rPr>
+          <w:color w:val="auto"/>
+        </w:rPr>
+        <w:t>Gidiagba</w:t>
+      </w:r>
+      <w:proofErr w:type="spellEnd"/>
+      <w:r>
+        <w:rPr>
+          <w:color w:val="auto"/>
+        </w:rPr>
+        <w:t xml:space="preserve">, J.O. A Review of GIS Applications in Public Health Surveillance. </w:t>
       </w:r>
       <w:r>
         <w:rPr>
@@ -20639,7 +21250,76 @@
           <w:color w:val="auto"/>
         </w:rPr>
         <w:tab/>
-        <w:t xml:space="preserve">Fradelos, E.C.; Papathanasiou, I.V.; Mitsi, D.; Tsaras, K.; Kleisiaris, C.F.; Kourkouta, L. Health Based Geographic Information Systems (GIS) and Their Applications. </w:t>
+      </w:r>
+      <w:proofErr w:type="spellStart"/>
+      <w:r>
+        <w:rPr>
+          <w:color w:val="auto"/>
+        </w:rPr>
+        <w:t>Fradelos</w:t>
+      </w:r>
+      <w:proofErr w:type="spellEnd"/>
+      <w:r>
+        <w:rPr>
+          <w:color w:val="auto"/>
+        </w:rPr>
+        <w:t xml:space="preserve">, E.C.; </w:t>
+      </w:r>
+      <w:proofErr w:type="spellStart"/>
+      <w:r>
+        <w:rPr>
+          <w:color w:val="auto"/>
+        </w:rPr>
+        <w:t>Papathanasiou</w:t>
+      </w:r>
+      <w:proofErr w:type="spellEnd"/>
+      <w:r>
+        <w:rPr>
+          <w:color w:val="auto"/>
+        </w:rPr>
+        <w:t xml:space="preserve">, I.V.; Mitsi, D.; </w:t>
+      </w:r>
+      <w:proofErr w:type="spellStart"/>
+      <w:r>
+        <w:rPr>
+          <w:color w:val="auto"/>
+        </w:rPr>
+        <w:t>Tsaras</w:t>
+      </w:r>
+      <w:proofErr w:type="spellEnd"/>
+      <w:r>
+        <w:rPr>
+          <w:color w:val="auto"/>
+        </w:rPr>
+        <w:t xml:space="preserve">, K.; </w:t>
+      </w:r>
+      <w:proofErr w:type="spellStart"/>
+      <w:r>
+        <w:rPr>
+          <w:color w:val="auto"/>
+        </w:rPr>
+        <w:t>Kleisiaris</w:t>
+      </w:r>
+      <w:proofErr w:type="spellEnd"/>
+      <w:r>
+        <w:rPr>
+          <w:color w:val="auto"/>
+        </w:rPr>
+        <w:t xml:space="preserve">, C.F.; </w:t>
+      </w:r>
+      <w:proofErr w:type="spellStart"/>
+      <w:r>
+        <w:rPr>
+          <w:color w:val="auto"/>
+        </w:rPr>
+        <w:t>Kourkouta</w:t>
+      </w:r>
+      <w:proofErr w:type="spellEnd"/>
+      <w:r>
+        <w:rPr>
+          <w:color w:val="auto"/>
+        </w:rPr>
+        <w:t xml:space="preserve">, L. Health Based Geographic Information Systems (GIS) and Their Applications. </w:t>
       </w:r>
       <w:r>
         <w:rPr>
@@ -20703,7 +21383,21 @@
           <w:color w:val="auto"/>
         </w:rPr>
         <w:tab/>
-        <w:t>Wen, R.; Li, S. Generative Design for Precision Geo-Interventions. In Proceedings of the ISPRS Annals of the Photogrammetry, Remote Sensing and Spatial Information Sciences; Copernicus GmbH, October 27 2022; Vol. X-3-W2-2022, pp. 37–42.</w:t>
+        <w:t>Wen, R.; Li, S. Generative Design for Precision Geo-Interventions. In Proceedings of the ISPRS Annals of the Photogrammetry, Remote Sensing and Spatial Information Sciences; Copernicus GmbH, October 27</w:t>
+      </w:r>
+      <w:proofErr w:type="gramStart"/>
+      <w:r>
+        <w:rPr>
+          <w:color w:val="auto"/>
+        </w:rPr>
+        <w:t xml:space="preserve"> 2022</w:t>
+      </w:r>
+      <w:proofErr w:type="gramEnd"/>
+      <w:r>
+        <w:rPr>
+          <w:color w:val="auto"/>
+        </w:rPr>
+        <w:t>; Vol. X-3-W2-2022, pp. 37–42.</w:t>
       </w:r>
     </w:p>
     <w:p>
@@ -20724,7 +21418,35 @@
           <w:color w:val="auto"/>
         </w:rPr>
         <w:tab/>
-        <w:t xml:space="preserve">Blaschke, T.; Merschdorf, H.; Cabrera-Barona, P.; Gao, S.; Papadakis, E.; Kovacs-Györi, A. Place versus Space: From Points, Lines and Polygons in GIS to Place-Based Representations Reflecting Language and Culture. </w:t>
+        <w:t xml:space="preserve">Blaschke, T.; </w:t>
+      </w:r>
+      <w:proofErr w:type="spellStart"/>
+      <w:r>
+        <w:rPr>
+          <w:color w:val="auto"/>
+        </w:rPr>
+        <w:t>Merschdorf</w:t>
+      </w:r>
+      <w:proofErr w:type="spellEnd"/>
+      <w:r>
+        <w:rPr>
+          <w:color w:val="auto"/>
+        </w:rPr>
+        <w:t>, H.; Cabrera-Barona, P.; Gao, S.; Papadakis, E.; Kovacs-</w:t>
+      </w:r>
+      <w:proofErr w:type="spellStart"/>
+      <w:r>
+        <w:rPr>
+          <w:color w:val="auto"/>
+        </w:rPr>
+        <w:t>Györi</w:t>
+      </w:r>
+      <w:proofErr w:type="spellEnd"/>
+      <w:r>
+        <w:rPr>
+          <w:color w:val="auto"/>
+        </w:rPr>
+        <w:t xml:space="preserve">, A. Place versus Space: From Points, Lines and Polygons in GIS to Place-Based Representations Reflecting Language and Culture. </w:t>
       </w:r>
       <w:r>
         <w:rPr>
@@ -20787,7 +21509,20 @@
           <w:color w:val="auto"/>
         </w:rPr>
         <w:tab/>
-        <w:t xml:space="preserve">Verbyla, D.L. </w:t>
+      </w:r>
+      <w:proofErr w:type="spellStart"/>
+      <w:r>
+        <w:rPr>
+          <w:color w:val="auto"/>
+        </w:rPr>
+        <w:t>Verbyla</w:t>
+      </w:r>
+      <w:proofErr w:type="spellEnd"/>
+      <w:r>
+        <w:rPr>
+          <w:color w:val="auto"/>
+        </w:rPr>
+        <w:t xml:space="preserve">, D.L. </w:t>
       </w:r>
       <w:r>
         <w:rPr>
@@ -20801,8 +21536,16 @@
         <w:rPr>
           <w:color w:val="auto"/>
         </w:rPr>
-        <w:t>; CRC press, 2002;</w:t>
-      </w:r>
+        <w:t xml:space="preserve">; CRC press, </w:t>
+      </w:r>
+      <w:proofErr w:type="gramStart"/>
+      <w:r>
+        <w:rPr>
+          <w:color w:val="auto"/>
+        </w:rPr>
+        <w:t>2002;</w:t>
+      </w:r>
+      <w:proofErr w:type="gramEnd"/>
     </w:p>
     <w:p>
       <w:pPr>
@@ -20843,7 +21586,35 @@
           <w:color w:val="auto"/>
         </w:rPr>
         <w:tab/>
-        <w:t xml:space="preserve">Horst, R.; Pardalos, P.M.; Van Thoai, N. </w:t>
+        <w:t xml:space="preserve">Horst, R.; </w:t>
+      </w:r>
+      <w:proofErr w:type="spellStart"/>
+      <w:r>
+        <w:rPr>
+          <w:color w:val="auto"/>
+        </w:rPr>
+        <w:t>Pardalos</w:t>
+      </w:r>
+      <w:proofErr w:type="spellEnd"/>
+      <w:r>
+        <w:rPr>
+          <w:color w:val="auto"/>
+        </w:rPr>
+        <w:t xml:space="preserve">, P.M.; Van </w:t>
+      </w:r>
+      <w:proofErr w:type="spellStart"/>
+      <w:r>
+        <w:rPr>
+          <w:color w:val="auto"/>
+        </w:rPr>
+        <w:t>Thoai</w:t>
+      </w:r>
+      <w:proofErr w:type="spellEnd"/>
+      <w:r>
+        <w:rPr>
+          <w:color w:val="auto"/>
+        </w:rPr>
+        <w:t xml:space="preserve">, N. </w:t>
       </w:r>
       <w:r>
         <w:rPr>
@@ -20857,8 +21628,16 @@
         <w:rPr>
           <w:color w:val="auto"/>
         </w:rPr>
-        <w:t>; Springer Science &amp; Business Media, 2000;</w:t>
-      </w:r>
+        <w:t xml:space="preserve">; Springer Science &amp; Business Media, </w:t>
+      </w:r>
+      <w:proofErr w:type="gramStart"/>
+      <w:r>
+        <w:rPr>
+          <w:color w:val="auto"/>
+        </w:rPr>
+        <w:t>2000;</w:t>
+      </w:r>
+      <w:proofErr w:type="gramEnd"/>
     </w:p>
     <w:p>
       <w:pPr>
@@ -20941,7 +21720,21 @@
           <w:color w:val="auto"/>
         </w:rPr>
         <w:tab/>
-        <w:t xml:space="preserve">Ho, Y.C.; Pepyne, D.L. Simple Explanation of the No-Free-Lunch Theorem and Its Implications. </w:t>
+        <w:t xml:space="preserve">Ho, Y.C.; </w:t>
+      </w:r>
+      <w:proofErr w:type="spellStart"/>
+      <w:r>
+        <w:rPr>
+          <w:color w:val="auto"/>
+        </w:rPr>
+        <w:t>Pepyne</w:t>
+      </w:r>
+      <w:proofErr w:type="spellEnd"/>
+      <w:r>
+        <w:rPr>
+          <w:color w:val="auto"/>
+        </w:rPr>
+        <w:t xml:space="preserve">, D.L. Simple Explanation of the No-Free-Lunch Theorem and Its Implications. </w:t>
       </w:r>
       <w:r>
         <w:rPr>
@@ -21081,8 +21874,16 @@
         <w:rPr>
           <w:color w:val="auto"/>
         </w:rPr>
-        <w:t>, 246–264, doi:10.1111/j.1461-0248.2009.01422.x.</w:t>
-      </w:r>
+        <w:t>, 246–264, doi:10.1111/j.1461-0248.2009.</w:t>
+      </w:r>
+      <w:proofErr w:type="gramStart"/>
+      <w:r>
+        <w:rPr>
+          <w:color w:val="auto"/>
+        </w:rPr>
+        <w:t>01422.x.</w:t>
+      </w:r>
+      <w:proofErr w:type="gramEnd"/>
     </w:p>
     <w:p>
       <w:pPr>
@@ -21102,7 +21903,20 @@
           <w:color w:val="auto"/>
         </w:rPr>
         <w:tab/>
-        <w:t xml:space="preserve">Maffini, G. Raster versus Vector Data Encoding and Handling: A Commentary. </w:t>
+      </w:r>
+      <w:proofErr w:type="spellStart"/>
+      <w:r>
+        <w:rPr>
+          <w:color w:val="auto"/>
+        </w:rPr>
+        <w:t>Maffini</w:t>
+      </w:r>
+      <w:proofErr w:type="spellEnd"/>
+      <w:r>
+        <w:rPr>
+          <w:color w:val="auto"/>
+        </w:rPr>
+        <w:t xml:space="preserve">, G. Raster versus Vector Data Encoding and Handling: A Commentary. </w:t>
       </w:r>
       <w:r>
         <w:rPr>
@@ -21165,7 +21979,20 @@
           <w:color w:val="auto"/>
         </w:rPr>
         <w:tab/>
-        <w:t xml:space="preserve">Congalton, R.G. Exploring and Evaluating the Consequences of Vector-to-Raster and Raster-to-Vector Conversion. </w:t>
+      </w:r>
+      <w:proofErr w:type="spellStart"/>
+      <w:r>
+        <w:rPr>
+          <w:color w:val="auto"/>
+        </w:rPr>
+        <w:t>Congalton</w:t>
+      </w:r>
+      <w:proofErr w:type="spellEnd"/>
+      <w:r>
+        <w:rPr>
+          <w:color w:val="auto"/>
+        </w:rPr>
+        <w:t xml:space="preserve">, R.G. Exploring and Evaluating the Consequences of Vector-to-Raster and Raster-to-Vector Conversion. </w:t>
       </w:r>
       <w:r>
         <w:rPr>
@@ -21291,7 +22118,76 @@
           <w:color w:val="auto"/>
         </w:rPr>
         <w:tab/>
-        <w:t xml:space="preserve">Adegun, A.A.; Fonou Dombeu, J.V.; Viriri, S.; Odindi, J. State-of-the-Art Deep Learning Methods for Objects Detection in Remote Sensing Satellite Images. </w:t>
+      </w:r>
+      <w:proofErr w:type="spellStart"/>
+      <w:r>
+        <w:rPr>
+          <w:color w:val="auto"/>
+        </w:rPr>
+        <w:t>Adegun</w:t>
+      </w:r>
+      <w:proofErr w:type="spellEnd"/>
+      <w:r>
+        <w:rPr>
+          <w:color w:val="auto"/>
+        </w:rPr>
+        <w:t xml:space="preserve">, A.A.; </w:t>
+      </w:r>
+      <w:proofErr w:type="spellStart"/>
+      <w:r>
+        <w:rPr>
+          <w:color w:val="auto"/>
+        </w:rPr>
+        <w:t>Fonou</w:t>
+      </w:r>
+      <w:proofErr w:type="spellEnd"/>
+      <w:r>
+        <w:rPr>
+          <w:color w:val="auto"/>
+        </w:rPr>
+        <w:t xml:space="preserve"> </w:t>
+      </w:r>
+      <w:proofErr w:type="spellStart"/>
+      <w:r>
+        <w:rPr>
+          <w:color w:val="auto"/>
+        </w:rPr>
+        <w:t>Dombeu</w:t>
+      </w:r>
+      <w:proofErr w:type="spellEnd"/>
+      <w:r>
+        <w:rPr>
+          <w:color w:val="auto"/>
+        </w:rPr>
+        <w:t xml:space="preserve">, J.V.; </w:t>
+      </w:r>
+      <w:proofErr w:type="spellStart"/>
+      <w:r>
+        <w:rPr>
+          <w:color w:val="auto"/>
+        </w:rPr>
+        <w:t>Viriri</w:t>
+      </w:r>
+      <w:proofErr w:type="spellEnd"/>
+      <w:r>
+        <w:rPr>
+          <w:color w:val="auto"/>
+        </w:rPr>
+        <w:t xml:space="preserve">, S.; </w:t>
+      </w:r>
+      <w:proofErr w:type="spellStart"/>
+      <w:r>
+        <w:rPr>
+          <w:color w:val="auto"/>
+        </w:rPr>
+        <w:t>Odindi</w:t>
+      </w:r>
+      <w:proofErr w:type="spellEnd"/>
+      <w:r>
+        <w:rPr>
+          <w:color w:val="auto"/>
+        </w:rPr>
+        <w:t xml:space="preserve">, J. State-of-the-Art Deep Learning Methods for Objects Detection in Remote Sensing Satellite Images. </w:t>
       </w:r>
       <w:r>
         <w:rPr>
@@ -21354,7 +22250,20 @@
           <w:color w:val="auto"/>
         </w:rPr>
         <w:tab/>
-        <w:t xml:space="preserve">MacQuillan, E.L.; Curtis, A.B.; Baker, K.M.; Paul, R.; Back, Y.O. Using GIS Mapping to Target Public Health Interventions: Examining Birth Outcomes Across GIS Techniques. </w:t>
+      </w:r>
+      <w:proofErr w:type="spellStart"/>
+      <w:r>
+        <w:rPr>
+          <w:color w:val="auto"/>
+        </w:rPr>
+        <w:t>MacQuillan</w:t>
+      </w:r>
+      <w:proofErr w:type="spellEnd"/>
+      <w:r>
+        <w:rPr>
+          <w:color w:val="auto"/>
+        </w:rPr>
+        <w:t xml:space="preserve">, E.L.; Curtis, A.B.; Baker, K.M.; Paul, R.; Back, Y.O. Using GIS Mapping to Target Public Health Interventions: Examining Birth Outcomes Across GIS Techniques. </w:t>
       </w:r>
       <w:r>
         <w:rPr>
@@ -21417,7 +22326,35 @@
           <w:color w:val="auto"/>
         </w:rPr>
         <w:tab/>
-        <w:t xml:space="preserve">Almeida, C.M.D.; Monteiro, A.M.V.; Câmara, G.; Soares‐Filho, B.S.; Cerqueira, G.C.; Pennachin, C.L.; Batty, M. GIS and Remote Sensing as Tools for the Simulation of Urban Land‐use Change. </w:t>
+        <w:t xml:space="preserve">Almeida, C.M.D.; Monteiro, A.M.V.; </w:t>
+      </w:r>
+      <w:proofErr w:type="spellStart"/>
+      <w:r>
+        <w:rPr>
+          <w:color w:val="auto"/>
+        </w:rPr>
+        <w:t>Câmara</w:t>
+      </w:r>
+      <w:proofErr w:type="spellEnd"/>
+      <w:r>
+        <w:rPr>
+          <w:color w:val="auto"/>
+        </w:rPr>
+        <w:t xml:space="preserve">, G.; Soares‐Filho, B.S.; Cerqueira, G.C.; </w:t>
+      </w:r>
+      <w:proofErr w:type="spellStart"/>
+      <w:r>
+        <w:rPr>
+          <w:color w:val="auto"/>
+        </w:rPr>
+        <w:t>Pennachin</w:t>
+      </w:r>
+      <w:proofErr w:type="spellEnd"/>
+      <w:r>
+        <w:rPr>
+          <w:color w:val="auto"/>
+        </w:rPr>
+        <w:t xml:space="preserve">, C.L.; Batty, M. GIS and Remote Sensing as Tools for the Simulation of Urban Land‐use Change. </w:t>
       </w:r>
       <w:r>
         <w:rPr>
@@ -21480,7 +22417,49 @@
           <w:color w:val="auto"/>
         </w:rPr>
         <w:tab/>
-        <w:t xml:space="preserve">Gómez, L.; Haesevoets, S.; Kuijpers, B.; Vaisman, A.A. Spatial Aggregation: Data Model and Implementation. </w:t>
+        <w:t xml:space="preserve">Gómez, L.; </w:t>
+      </w:r>
+      <w:proofErr w:type="spellStart"/>
+      <w:r>
+        <w:rPr>
+          <w:color w:val="auto"/>
+        </w:rPr>
+        <w:t>Haesevoets</w:t>
+      </w:r>
+      <w:proofErr w:type="spellEnd"/>
+      <w:r>
+        <w:rPr>
+          <w:color w:val="auto"/>
+        </w:rPr>
+        <w:t xml:space="preserve">, S.; </w:t>
+      </w:r>
+      <w:proofErr w:type="spellStart"/>
+      <w:r>
+        <w:rPr>
+          <w:color w:val="auto"/>
+        </w:rPr>
+        <w:t>Kuijpers</w:t>
+      </w:r>
+      <w:proofErr w:type="spellEnd"/>
+      <w:r>
+        <w:rPr>
+          <w:color w:val="auto"/>
+        </w:rPr>
+        <w:t xml:space="preserve">, B.; </w:t>
+      </w:r>
+      <w:proofErr w:type="spellStart"/>
+      <w:r>
+        <w:rPr>
+          <w:color w:val="auto"/>
+        </w:rPr>
+        <w:t>Vaisman</w:t>
+      </w:r>
+      <w:proofErr w:type="spellEnd"/>
+      <w:r>
+        <w:rPr>
+          <w:color w:val="auto"/>
+        </w:rPr>
+        <w:t xml:space="preserve">, A.A. Spatial Aggregation: Data Model and Implementation. </w:t>
       </w:r>
       <w:r>
         <w:rPr>
@@ -21606,7 +22585,34 @@
           <w:color w:val="auto"/>
         </w:rPr>
         <w:tab/>
-        <w:t xml:space="preserve">Getis, A.; Aldstadt, J. Constructing the Spatial Weights Matrix Using a Local Statistic. </w:t>
+      </w:r>
+      <w:proofErr w:type="spellStart"/>
+      <w:r>
+        <w:rPr>
+          <w:color w:val="auto"/>
+        </w:rPr>
+        <w:t>Getis</w:t>
+      </w:r>
+      <w:proofErr w:type="spellEnd"/>
+      <w:r>
+        <w:rPr>
+          <w:color w:val="auto"/>
+        </w:rPr>
+        <w:t xml:space="preserve">, A.; </w:t>
+      </w:r>
+      <w:proofErr w:type="spellStart"/>
+      <w:r>
+        <w:rPr>
+          <w:color w:val="auto"/>
+        </w:rPr>
+        <w:t>Aldstadt</w:t>
+      </w:r>
+      <w:proofErr w:type="spellEnd"/>
+      <w:r>
+        <w:rPr>
+          <w:color w:val="auto"/>
+        </w:rPr>
+        <w:t xml:space="preserve">, J. Constructing the Spatial Weights Matrix Using a Local Statistic. </w:t>
       </w:r>
       <w:r>
         <w:rPr>
@@ -21648,7 +22654,21 @@
         <w:rPr>
           <w:color w:val="auto"/>
         </w:rPr>
-        <w:t>, 90–104, doi:10.1111/j.1538-4632.2004.tb01127.x.</w:t>
+        <w:t>, 90–104, doi:10.1111/j.1538-</w:t>
+      </w:r>
+      <w:proofErr w:type="gramStart"/>
+      <w:r>
+        <w:rPr>
+          <w:color w:val="auto"/>
+        </w:rPr>
+        <w:t>4632.2004.tb</w:t>
+      </w:r>
+      <w:proofErr w:type="gramEnd"/>
+      <w:r>
+        <w:rPr>
+          <w:color w:val="auto"/>
+        </w:rPr>
+        <w:t>01127.x.</w:t>
       </w:r>
     </w:p>
     <w:p>
@@ -21670,7 +22690,21 @@
           <w:color w:val="auto"/>
         </w:rPr>
         <w:tab/>
-        <w:t xml:space="preserve">Roberts, S. Applying Efficient Techniques for Finding Nearest Neighbours in GIS Applications. In </w:t>
+        <w:t xml:space="preserve">Roberts, S. Applying Efficient Techniques for Finding Nearest </w:t>
+      </w:r>
+      <w:proofErr w:type="spellStart"/>
+      <w:r>
+        <w:rPr>
+          <w:color w:val="auto"/>
+        </w:rPr>
+        <w:t>Neighbours</w:t>
+      </w:r>
+      <w:proofErr w:type="spellEnd"/>
+      <w:r>
+        <w:rPr>
+          <w:color w:val="auto"/>
+        </w:rPr>
+        <w:t xml:space="preserve"> in GIS Applications. In </w:t>
       </w:r>
       <w:r>
         <w:rPr>
@@ -21705,7 +22739,35 @@
           <w:color w:val="auto"/>
         </w:rPr>
         <w:tab/>
-        <w:t xml:space="preserve">García-García, F.; Corral, A.; Iribarne, L.; Vassilakopoulos, M.; Manolopoulos, Y. Efficient Distance Join Query Processing in Distributed Spatial Data Management Systems. </w:t>
+        <w:t xml:space="preserve">García-García, F.; Corral, A.; Iribarne, L.; </w:t>
+      </w:r>
+      <w:proofErr w:type="spellStart"/>
+      <w:r>
+        <w:rPr>
+          <w:color w:val="auto"/>
+        </w:rPr>
+        <w:t>Vassilakopoulos</w:t>
+      </w:r>
+      <w:proofErr w:type="spellEnd"/>
+      <w:r>
+        <w:rPr>
+          <w:color w:val="auto"/>
+        </w:rPr>
+        <w:t xml:space="preserve">, M.; </w:t>
+      </w:r>
+      <w:proofErr w:type="spellStart"/>
+      <w:r>
+        <w:rPr>
+          <w:color w:val="auto"/>
+        </w:rPr>
+        <w:t>Manolopoulos</w:t>
+      </w:r>
+      <w:proofErr w:type="spellEnd"/>
+      <w:r>
+        <w:rPr>
+          <w:color w:val="auto"/>
+        </w:rPr>
+        <w:t xml:space="preserve">, Y. Efficient Distance Join Query Processing in Distributed Spatial Data Management Systems. </w:t>
       </w:r>
       <w:r>
         <w:rPr>
@@ -21747,7 +22809,21 @@
         <w:rPr>
           <w:color w:val="auto"/>
         </w:rPr>
-        <w:t>, 985–1008, doi:10.1016/j.ins.2019.10.030.</w:t>
+        <w:t xml:space="preserve">, 985–1008, </w:t>
+      </w:r>
+      <w:proofErr w:type="gramStart"/>
+      <w:r>
+        <w:rPr>
+          <w:color w:val="auto"/>
+        </w:rPr>
+        <w:t>doi:10.1016/j.ins</w:t>
+      </w:r>
+      <w:proofErr w:type="gramEnd"/>
+      <w:r>
+        <w:rPr>
+          <w:color w:val="auto"/>
+        </w:rPr>
+        <w:t>.2019.10.030.</w:t>
       </w:r>
     </w:p>
     <w:p>
@@ -21768,7 +22844,20 @@
           <w:color w:val="auto"/>
         </w:rPr>
         <w:tab/>
-        <w:t xml:space="preserve">Steyerberg, E.W. Applications of Prediction Models. In </w:t>
+      </w:r>
+      <w:proofErr w:type="spellStart"/>
+      <w:r>
+        <w:rPr>
+          <w:color w:val="auto"/>
+        </w:rPr>
+        <w:t>Steyerberg</w:t>
+      </w:r>
+      <w:proofErr w:type="spellEnd"/>
+      <w:r>
+        <w:rPr>
+          <w:color w:val="auto"/>
+        </w:rPr>
+        <w:t xml:space="preserve">, E.W. Applications of Prediction Models. In </w:t>
       </w:r>
       <w:r>
         <w:rPr>
@@ -21782,7 +22871,21 @@
         <w:rPr>
           <w:color w:val="auto"/>
         </w:rPr>
-        <w:t>; Steyerberg, E.W., Ed.; Springer: New York, NY, 2009; pp. 11–31 ISBN 978-0-387-77244-8.</w:t>
+        <w:t xml:space="preserve">; </w:t>
+      </w:r>
+      <w:proofErr w:type="spellStart"/>
+      <w:r>
+        <w:rPr>
+          <w:color w:val="auto"/>
+        </w:rPr>
+        <w:t>Steyerberg</w:t>
+      </w:r>
+      <w:proofErr w:type="spellEnd"/>
+      <w:r>
+        <w:rPr>
+          <w:color w:val="auto"/>
+        </w:rPr>
+        <w:t>, E.W., Ed.; Springer: New York, NY, 2009; pp. 11–31 ISBN 978-0-387-77244-8.</w:t>
       </w:r>
     </w:p>
     <w:p>
@@ -21803,7 +22906,21 @@
           <w:color w:val="auto"/>
         </w:rPr>
         <w:tab/>
-        <w:t>Ray, S. A Quick Review of Machine Learning Algorithms. In Proceedings of the 2019 International conference on machine learning, big data, cloud and parallel computing (COMITCon); IEEE, 2019; pp. 35–39.</w:t>
+        <w:t>Ray, S. A Quick Review of Machine Learning Algorithms. In Proceedings of the 2019 International conference on machine learning, big data, cloud and parallel computing (</w:t>
+      </w:r>
+      <w:proofErr w:type="spellStart"/>
+      <w:r>
+        <w:rPr>
+          <w:color w:val="auto"/>
+        </w:rPr>
+        <w:t>COMITCon</w:t>
+      </w:r>
+      <w:proofErr w:type="spellEnd"/>
+      <w:r>
+        <w:rPr>
+          <w:color w:val="auto"/>
+        </w:rPr>
+        <w:t>); IEEE, 2019; pp. 35–39.</w:t>
       </w:r>
     </w:p>
     <w:p>
@@ -21824,7 +22941,21 @@
           <w:color w:val="auto"/>
         </w:rPr>
         <w:tab/>
-        <w:t xml:space="preserve">Muñoz, J.; Felicísimo, Á.M. Comparison of Statistical Methods Commonly Used in Predictive Modelling. </w:t>
+        <w:t xml:space="preserve">Muñoz, J.; </w:t>
+      </w:r>
+      <w:proofErr w:type="spellStart"/>
+      <w:r>
+        <w:rPr>
+          <w:color w:val="auto"/>
+        </w:rPr>
+        <w:t>Felicísimo</w:t>
+      </w:r>
+      <w:proofErr w:type="spellEnd"/>
+      <w:r>
+        <w:rPr>
+          <w:color w:val="auto"/>
+        </w:rPr>
+        <w:t xml:space="preserve">, Á.M. Comparison of Statistical Methods Commonly Used in Predictive Modelling. </w:t>
       </w:r>
       <w:r>
         <w:rPr>
@@ -21866,7 +22997,21 @@
         <w:rPr>
           <w:color w:val="auto"/>
         </w:rPr>
-        <w:t>, 285–292, doi:10.1111/j.1654-1103.2004.tb02263.x.</w:t>
+        <w:t>, 285–292, doi:10.1111/j.1654-</w:t>
+      </w:r>
+      <w:proofErr w:type="gramStart"/>
+      <w:r>
+        <w:rPr>
+          <w:color w:val="auto"/>
+        </w:rPr>
+        <w:t>1103.2004.tb</w:t>
+      </w:r>
+      <w:proofErr w:type="gramEnd"/>
+      <w:r>
+        <w:rPr>
+          <w:color w:val="auto"/>
+        </w:rPr>
+        <w:t>02263.x.</w:t>
       </w:r>
     </w:p>
     <w:p>
@@ -21929,7 +23074,29 @@
         <w:rPr>
           <w:color w:val="auto"/>
         </w:rPr>
-        <w:t>, 553–578, doi:https://doi.org/10.1111/0272-4332.00039.</w:t>
+        <w:t xml:space="preserve">, 553–578, </w:t>
+      </w:r>
+      <w:proofErr w:type="spellStart"/>
+      <w:proofErr w:type="gramStart"/>
+      <w:r>
+        <w:rPr>
+          <w:color w:val="auto"/>
+        </w:rPr>
+        <w:t>doi:https</w:t>
+      </w:r>
+      <w:proofErr w:type="spellEnd"/>
+      <w:r>
+        <w:rPr>
+          <w:color w:val="auto"/>
+        </w:rPr>
+        <w:t>://doi.org/10.1111/0272-4332.00039</w:t>
+      </w:r>
+      <w:proofErr w:type="gramEnd"/>
+      <w:r>
+        <w:rPr>
+          <w:color w:val="auto"/>
+        </w:rPr>
+        <w:t>.</w:t>
       </w:r>
     </w:p>
     <w:p>
@@ -21950,7 +23117,21 @@
           <w:color w:val="auto"/>
         </w:rPr>
         <w:tab/>
-        <w:t xml:space="preserve">Ingalls, B. Sensitivity Analysis: From Model Parameters to System Behaviour. </w:t>
+        <w:t xml:space="preserve">Ingalls, B. Sensitivity Analysis: From Model Parameters to System </w:t>
+      </w:r>
+      <w:proofErr w:type="spellStart"/>
+      <w:r>
+        <w:rPr>
+          <w:color w:val="auto"/>
+        </w:rPr>
+        <w:t>Behaviour</w:t>
+      </w:r>
+      <w:proofErr w:type="spellEnd"/>
+      <w:r>
+        <w:rPr>
+          <w:color w:val="auto"/>
+        </w:rPr>
+        <w:t xml:space="preserve">. </w:t>
       </w:r>
       <w:r>
         <w:rPr>
@@ -22021,7 +23202,25 @@
           <w:iCs/>
           <w:color w:val="auto"/>
         </w:rPr>
-        <w:t>Environ Monit Assess</w:t>
+        <w:t xml:space="preserve">Environ </w:t>
+      </w:r>
+      <w:proofErr w:type="spellStart"/>
+      <w:r>
+        <w:rPr>
+          <w:i/>
+          <w:iCs/>
+          <w:color w:val="auto"/>
+        </w:rPr>
+        <w:t>Monit</w:t>
+      </w:r>
+      <w:proofErr w:type="spellEnd"/>
+      <w:r>
+        <w:rPr>
+          <w:i/>
+          <w:iCs/>
+          <w:color w:val="auto"/>
+        </w:rPr>
+        <w:t xml:space="preserve"> Assess</w:t>
       </w:r>
       <w:r>
         <w:rPr>
@@ -22084,7 +23283,25 @@
           <w:iCs/>
           <w:color w:val="auto"/>
         </w:rPr>
-        <w:t>J. Chem. Inf. Comput. Sci.</w:t>
+        <w:t xml:space="preserve">J. Chem. Inf. </w:t>
+      </w:r>
+      <w:proofErr w:type="spellStart"/>
+      <w:r>
+        <w:rPr>
+          <w:i/>
+          <w:iCs/>
+          <w:color w:val="auto"/>
+        </w:rPr>
+        <w:t>Comput</w:t>
+      </w:r>
+      <w:proofErr w:type="spellEnd"/>
+      <w:r>
+        <w:rPr>
+          <w:i/>
+          <w:iCs/>
+          <w:color w:val="auto"/>
+        </w:rPr>
+        <w:t>. Sci.</w:t>
       </w:r>
       <w:r>
         <w:rPr>
@@ -22139,7 +23356,21 @@
           <w:color w:val="auto"/>
         </w:rPr>
         <w:tab/>
-        <w:t xml:space="preserve">Ding, J.; Tarokh, V.; Yang, Y. Model Selection Techniques: An Overview. </w:t>
+        <w:t xml:space="preserve">Ding, J.; </w:t>
+      </w:r>
+      <w:proofErr w:type="spellStart"/>
+      <w:r>
+        <w:rPr>
+          <w:color w:val="auto"/>
+        </w:rPr>
+        <w:t>Tarokh</w:t>
+      </w:r>
+      <w:proofErr w:type="spellEnd"/>
+      <w:r>
+        <w:rPr>
+          <w:color w:val="auto"/>
+        </w:rPr>
+        <w:t xml:space="preserve">, V.; Yang, Y. Model Selection Techniques: An Overview. </w:t>
       </w:r>
       <w:r>
         <w:rPr>
@@ -22202,7 +23433,20 @@
           <w:color w:val="auto"/>
         </w:rPr>
         <w:tab/>
-        <w:t xml:space="preserve">Berrar, D. Cross-Validation. In </w:t>
+      </w:r>
+      <w:proofErr w:type="spellStart"/>
+      <w:r>
+        <w:rPr>
+          <w:color w:val="auto"/>
+        </w:rPr>
+        <w:t>Berrar</w:t>
+      </w:r>
+      <w:proofErr w:type="spellEnd"/>
+      <w:r>
+        <w:rPr>
+          <w:color w:val="auto"/>
+        </w:rPr>
+        <w:t xml:space="preserve">, D. Cross-Validation. In </w:t>
       </w:r>
       <w:r>
         <w:rPr>
@@ -22216,7 +23460,35 @@
         <w:rPr>
           <w:color w:val="auto"/>
         </w:rPr>
-        <w:t>; Ranganathan, S., Gribskov, M., Nakai, K., Schönbach, C., Eds.; Academic Press: Oxford, 2019; pp. 542–545 ISBN 978-0-12-811432-2.</w:t>
+        <w:t xml:space="preserve">; Ranganathan, S., </w:t>
+      </w:r>
+      <w:proofErr w:type="spellStart"/>
+      <w:r>
+        <w:rPr>
+          <w:color w:val="auto"/>
+        </w:rPr>
+        <w:t>Gribskov</w:t>
+      </w:r>
+      <w:proofErr w:type="spellEnd"/>
+      <w:r>
+        <w:rPr>
+          <w:color w:val="auto"/>
+        </w:rPr>
+        <w:t xml:space="preserve">, M., Nakai, K., </w:t>
+      </w:r>
+      <w:proofErr w:type="spellStart"/>
+      <w:r>
+        <w:rPr>
+          <w:color w:val="auto"/>
+        </w:rPr>
+        <w:t>Schönbach</w:t>
+      </w:r>
+      <w:proofErr w:type="spellEnd"/>
+      <w:r>
+        <w:rPr>
+          <w:color w:val="auto"/>
+        </w:rPr>
+        <w:t>, C., Eds.; Academic Press: Oxford, 2019; pp. 542–545 ISBN 978-0-12-811432-2.</w:t>
       </w:r>
     </w:p>
     <w:p>
@@ -22300,7 +23572,21 @@
           <w:color w:val="auto"/>
         </w:rPr>
         <w:tab/>
-        <w:t xml:space="preserve">Nguyen, D.C.H.; Dandy, G.C.; Maier, H.R.; Ascough, J.C. Improved Ant Colony Optimization for Optimal Crop and Irrigation Water Allocation by Incorporating Domain Knowledge. </w:t>
+        <w:t xml:space="preserve">Nguyen, D.C.H.; Dandy, G.C.; Maier, H.R.; </w:t>
+      </w:r>
+      <w:proofErr w:type="spellStart"/>
+      <w:r>
+        <w:rPr>
+          <w:color w:val="auto"/>
+        </w:rPr>
+        <w:t>Ascough</w:t>
+      </w:r>
+      <w:proofErr w:type="spellEnd"/>
+      <w:r>
+        <w:rPr>
+          <w:color w:val="auto"/>
+        </w:rPr>
+        <w:t xml:space="preserve">, J.C. Improved Ant Colony Optimization for Optimal Crop and Irrigation Water Allocation by Incorporating Domain Knowledge. </w:t>
       </w:r>
       <w:r>
         <w:rPr>
@@ -22308,7 +23594,43 @@
           <w:iCs/>
           <w:color w:val="auto"/>
         </w:rPr>
-        <w:t>J. Water Resour. Plann. Manage.</w:t>
+        <w:t xml:space="preserve">J. Water </w:t>
+      </w:r>
+      <w:proofErr w:type="spellStart"/>
+      <w:r>
+        <w:rPr>
+          <w:i/>
+          <w:iCs/>
+          <w:color w:val="auto"/>
+        </w:rPr>
+        <w:t>Resour</w:t>
+      </w:r>
+      <w:proofErr w:type="spellEnd"/>
+      <w:r>
+        <w:rPr>
+          <w:i/>
+          <w:iCs/>
+          <w:color w:val="auto"/>
+        </w:rPr>
+        <w:t xml:space="preserve">. </w:t>
+      </w:r>
+      <w:proofErr w:type="spellStart"/>
+      <w:r>
+        <w:rPr>
+          <w:i/>
+          <w:iCs/>
+          <w:color w:val="auto"/>
+        </w:rPr>
+        <w:t>Plann</w:t>
+      </w:r>
+      <w:proofErr w:type="spellEnd"/>
+      <w:r>
+        <w:rPr>
+          <w:i/>
+          <w:iCs/>
+          <w:color w:val="auto"/>
+        </w:rPr>
+        <w:t>. Manage.</w:t>
       </w:r>
       <w:r>
         <w:rPr>
@@ -22405,7 +23727,21 @@
         <w:rPr>
           <w:color w:val="auto"/>
         </w:rPr>
-        <w:t>, 399–432, doi:10.1016/j.ress.2015.05.018.</w:t>
+        <w:t xml:space="preserve">, 399–432, </w:t>
+      </w:r>
+      <w:proofErr w:type="gramStart"/>
+      <w:r>
+        <w:rPr>
+          <w:color w:val="auto"/>
+        </w:rPr>
+        <w:t>doi:10.1016/j.ress</w:t>
+      </w:r>
+      <w:proofErr w:type="gramEnd"/>
+      <w:r>
+        <w:rPr>
+          <w:color w:val="auto"/>
+        </w:rPr>
+        <w:t>.2015.05.018.</w:t>
       </w:r>
     </w:p>
     <w:p>
@@ -22426,7 +23762,34 @@
           <w:color w:val="auto"/>
         </w:rPr>
         <w:tab/>
-        <w:t xml:space="preserve">Asuero, A.G.; Sayago, A.; González, A.G. The Correlation Coefficient: An Overview. </w:t>
+      </w:r>
+      <w:proofErr w:type="spellStart"/>
+      <w:r>
+        <w:rPr>
+          <w:color w:val="auto"/>
+        </w:rPr>
+        <w:t>Asuero</w:t>
+      </w:r>
+      <w:proofErr w:type="spellEnd"/>
+      <w:r>
+        <w:rPr>
+          <w:color w:val="auto"/>
+        </w:rPr>
+        <w:t xml:space="preserve">, A.G.; </w:t>
+      </w:r>
+      <w:proofErr w:type="spellStart"/>
+      <w:r>
+        <w:rPr>
+          <w:color w:val="auto"/>
+        </w:rPr>
+        <w:t>Sayago</w:t>
+      </w:r>
+      <w:proofErr w:type="spellEnd"/>
+      <w:r>
+        <w:rPr>
+          <w:color w:val="auto"/>
+        </w:rPr>
+        <w:t xml:space="preserve">, A.; González, A.G. The Correlation Coefficient: An Overview. </w:t>
       </w:r>
       <w:r>
         <w:rPr>
@@ -22531,7 +23894,35 @@
           <w:color w:val="auto"/>
         </w:rPr>
         <w:tab/>
-        <w:t>City of Toronto Toronto Centreline (TCL) Available online: https://open.toronto.ca/dataset/ (accessed on 30 December 2024).</w:t>
+        <w:t xml:space="preserve">City of Toronto </w:t>
+      </w:r>
+      <w:proofErr w:type="spellStart"/>
+      <w:r>
+        <w:rPr>
+          <w:color w:val="auto"/>
+        </w:rPr>
+        <w:t>Toronto</w:t>
+      </w:r>
+      <w:proofErr w:type="spellEnd"/>
+      <w:r>
+        <w:rPr>
+          <w:color w:val="auto"/>
+        </w:rPr>
+        <w:t xml:space="preserve"> </w:t>
+      </w:r>
+      <w:proofErr w:type="spellStart"/>
+      <w:r>
+        <w:rPr>
+          <w:color w:val="auto"/>
+        </w:rPr>
+        <w:t>Centreline</w:t>
+      </w:r>
+      <w:proofErr w:type="spellEnd"/>
+      <w:r>
+        <w:rPr>
+          <w:color w:val="auto"/>
+        </w:rPr>
+        <w:t xml:space="preserve"> (TCL) Available online: https://open.toronto.ca/dataset/ (accessed on 30 December 2024).</w:t>
       </w:r>
     </w:p>
     <w:p>
@@ -22868,7 +24259,21 @@
           <w:color w:val="auto"/>
         </w:rPr>
         <w:tab/>
-        <w:t>City of Toronto Licensed Child Care Centres Available online: https://open.toronto.ca/dataset/ (accessed on 30 December 2024).</w:t>
+        <w:t xml:space="preserve">City of Toronto Licensed Child Care </w:t>
+      </w:r>
+      <w:proofErr w:type="spellStart"/>
+      <w:r>
+        <w:rPr>
+          <w:color w:val="auto"/>
+        </w:rPr>
+        <w:t>Centres</w:t>
+      </w:r>
+      <w:proofErr w:type="spellEnd"/>
+      <w:r>
+        <w:rPr>
+          <w:color w:val="auto"/>
+        </w:rPr>
+        <w:t xml:space="preserve"> Available online: https://open.toronto.ca/dataset/ (accessed on 30 December 2024).</w:t>
       </w:r>
     </w:p>
     <w:p>
@@ -23022,7 +24427,21 @@
         <w:rPr>
           <w:color w:val="auto"/>
         </w:rPr>
-        <w:t>; Pereira, F., Burges, C.J.C., Bottou, L., Weinberger, K.Q., Eds.; Curran Associates, Inc., 2012; pp. 2951–2959.</w:t>
+        <w:t xml:space="preserve">; Pereira, F., Burges, C.J.C., </w:t>
+      </w:r>
+      <w:proofErr w:type="spellStart"/>
+      <w:r>
+        <w:rPr>
+          <w:color w:val="auto"/>
+        </w:rPr>
+        <w:t>Bottou</w:t>
+      </w:r>
+      <w:proofErr w:type="spellEnd"/>
+      <w:r>
+        <w:rPr>
+          <w:color w:val="auto"/>
+        </w:rPr>
+        <w:t>, L., Weinberger, K.Q., Eds.; Curran Associates, Inc., 2012; pp. 2951–2959.</w:t>
       </w:r>
     </w:p>
     <w:p>
@@ -23043,7 +24462,34 @@
           <w:color w:val="auto"/>
         </w:rPr>
         <w:tab/>
-        <w:t xml:space="preserve">Vilalta, R.; Drissi, Y. A Perspective View and Survey of Meta-Learning. </w:t>
+      </w:r>
+      <w:proofErr w:type="spellStart"/>
+      <w:r>
+        <w:rPr>
+          <w:color w:val="auto"/>
+        </w:rPr>
+        <w:t>Vilalta</w:t>
+      </w:r>
+      <w:proofErr w:type="spellEnd"/>
+      <w:r>
+        <w:rPr>
+          <w:color w:val="auto"/>
+        </w:rPr>
+        <w:t xml:space="preserve">, R.; </w:t>
+      </w:r>
+      <w:proofErr w:type="spellStart"/>
+      <w:r>
+        <w:rPr>
+          <w:color w:val="auto"/>
+        </w:rPr>
+        <w:t>Drissi</w:t>
+      </w:r>
+      <w:proofErr w:type="spellEnd"/>
+      <w:r>
+        <w:rPr>
+          <w:color w:val="auto"/>
+        </w:rPr>
+        <w:t xml:space="preserve">, Y. A Perspective View and Survey of Meta-Learning. </w:t>
       </w:r>
       <w:r>
         <w:rPr>
@@ -23107,7 +24553,49 @@
           <w:color w:val="auto"/>
         </w:rPr>
         <w:tab/>
-        <w:t>Caruana, R.; Niculescu-Mizil, A.; Crew, G.; Ksikes, A. Ensemble Selection from Libraries of Models. In Proceedings of the Proceedings of the twenty-first international conference on Machine learning; Association for Computing Machinery: New York, NY, USA, July 4 2004; p. 18.</w:t>
+        <w:t>Caruana, R.; Niculescu-</w:t>
+      </w:r>
+      <w:proofErr w:type="spellStart"/>
+      <w:r>
+        <w:rPr>
+          <w:color w:val="auto"/>
+        </w:rPr>
+        <w:t>Mizil</w:t>
+      </w:r>
+      <w:proofErr w:type="spellEnd"/>
+      <w:r>
+        <w:rPr>
+          <w:color w:val="auto"/>
+        </w:rPr>
+        <w:t xml:space="preserve">, A.; Crew, G.; </w:t>
+      </w:r>
+      <w:proofErr w:type="spellStart"/>
+      <w:r>
+        <w:rPr>
+          <w:color w:val="auto"/>
+        </w:rPr>
+        <w:t>Ksikes</w:t>
+      </w:r>
+      <w:proofErr w:type="spellEnd"/>
+      <w:r>
+        <w:rPr>
+          <w:color w:val="auto"/>
+        </w:rPr>
+        <w:t>, A. Ensemble Selection from Libraries of Models. In Proceedings of the Proceedings of the twenty-first international conference on Machine learning; Association for Computing Machinery: New York, NY, USA, July 4</w:t>
+      </w:r>
+      <w:proofErr w:type="gramStart"/>
+      <w:r>
+        <w:rPr>
+          <w:color w:val="auto"/>
+        </w:rPr>
+        <w:t xml:space="preserve"> 2004</w:t>
+      </w:r>
+      <w:proofErr w:type="gramEnd"/>
+      <w:r>
+        <w:rPr>
+          <w:color w:val="auto"/>
+        </w:rPr>
+        <w:t>; p. 18.</w:t>
       </w:r>
     </w:p>
     <w:p>
@@ -23128,7 +24616,48 @@
           <w:color w:val="auto"/>
         </w:rPr>
         <w:tab/>
-        <w:t xml:space="preserve">Feurer, M.; Klein, A.; Eggensperger, K.; Springenberg, J.; Blum, M.; Hutter, F. Efficient and Robust Automated Machine Learning. </w:t>
+      </w:r>
+      <w:proofErr w:type="spellStart"/>
+      <w:r>
+        <w:rPr>
+          <w:color w:val="auto"/>
+        </w:rPr>
+        <w:t>Feurer</w:t>
+      </w:r>
+      <w:proofErr w:type="spellEnd"/>
+      <w:r>
+        <w:rPr>
+          <w:color w:val="auto"/>
+        </w:rPr>
+        <w:t xml:space="preserve">, M.; Klein, A.; </w:t>
+      </w:r>
+      <w:proofErr w:type="spellStart"/>
+      <w:r>
+        <w:rPr>
+          <w:color w:val="auto"/>
+        </w:rPr>
+        <w:t>Eggensperger</w:t>
+      </w:r>
+      <w:proofErr w:type="spellEnd"/>
+      <w:r>
+        <w:rPr>
+          <w:color w:val="auto"/>
+        </w:rPr>
+        <w:t xml:space="preserve">, K.; </w:t>
+      </w:r>
+      <w:proofErr w:type="spellStart"/>
+      <w:r>
+        <w:rPr>
+          <w:color w:val="auto"/>
+        </w:rPr>
+        <w:t>Springenberg</w:t>
+      </w:r>
+      <w:proofErr w:type="spellEnd"/>
+      <w:r>
+        <w:rPr>
+          <w:color w:val="auto"/>
+        </w:rPr>
+        <w:t xml:space="preserve">, J.; Blum, M.; Hutter, F. Efficient and Robust Automated Machine Learning. </w:t>
       </w:r>
       <w:r>
         <w:rPr>
@@ -23191,7 +24720,62 @@
           <w:color w:val="auto"/>
         </w:rPr>
         <w:tab/>
-        <w:t xml:space="preserve">Feurer, M.; Klein, A.; Eggensperger, K.; Springenberg, J.T.; Blum, M.; Hutter, F. Auto-Sklearn: Efficient and Robust Automated Machine Learning. In </w:t>
+      </w:r>
+      <w:proofErr w:type="spellStart"/>
+      <w:r>
+        <w:rPr>
+          <w:color w:val="auto"/>
+        </w:rPr>
+        <w:t>Feurer</w:t>
+      </w:r>
+      <w:proofErr w:type="spellEnd"/>
+      <w:r>
+        <w:rPr>
+          <w:color w:val="auto"/>
+        </w:rPr>
+        <w:t xml:space="preserve">, M.; Klein, A.; </w:t>
+      </w:r>
+      <w:proofErr w:type="spellStart"/>
+      <w:r>
+        <w:rPr>
+          <w:color w:val="auto"/>
+        </w:rPr>
+        <w:t>Eggensperger</w:t>
+      </w:r>
+      <w:proofErr w:type="spellEnd"/>
+      <w:r>
+        <w:rPr>
+          <w:color w:val="auto"/>
+        </w:rPr>
+        <w:t xml:space="preserve">, K.; </w:t>
+      </w:r>
+      <w:proofErr w:type="spellStart"/>
+      <w:r>
+        <w:rPr>
+          <w:color w:val="auto"/>
+        </w:rPr>
+        <w:t>Springenberg</w:t>
+      </w:r>
+      <w:proofErr w:type="spellEnd"/>
+      <w:r>
+        <w:rPr>
+          <w:color w:val="auto"/>
+        </w:rPr>
+        <w:t>, J.T.; Blum, M.; Hutter, F. Auto-</w:t>
+      </w:r>
+      <w:proofErr w:type="spellStart"/>
+      <w:r>
+        <w:rPr>
+          <w:color w:val="auto"/>
+        </w:rPr>
+        <w:t>Sklearn</w:t>
+      </w:r>
+      <w:proofErr w:type="spellEnd"/>
+      <w:r>
+        <w:rPr>
+          <w:color w:val="auto"/>
+        </w:rPr>
+        <w:t xml:space="preserve">: Efficient and Robust Automated Machine Learning. In </w:t>
       </w:r>
       <w:r>
         <w:rPr>
@@ -23205,7 +24789,35 @@
         <w:rPr>
           <w:color w:val="auto"/>
         </w:rPr>
-        <w:t>; Hutter, F., Kotthoff, L., Vanschoren, J., Eds.; The Springer Series on Challenges in Machine Learning; Springer International Publishing: Cham, 2019; pp. 113–134 ISBN 978-3-030-05317-8.</w:t>
+        <w:t xml:space="preserve">; Hutter, F., </w:t>
+      </w:r>
+      <w:proofErr w:type="spellStart"/>
+      <w:r>
+        <w:rPr>
+          <w:color w:val="auto"/>
+        </w:rPr>
+        <w:t>Kotthoff</w:t>
+      </w:r>
+      <w:proofErr w:type="spellEnd"/>
+      <w:r>
+        <w:rPr>
+          <w:color w:val="auto"/>
+        </w:rPr>
+        <w:t xml:space="preserve">, L., </w:t>
+      </w:r>
+      <w:proofErr w:type="spellStart"/>
+      <w:r>
+        <w:rPr>
+          <w:color w:val="auto"/>
+        </w:rPr>
+        <w:t>Vanschoren</w:t>
+      </w:r>
+      <w:proofErr w:type="spellEnd"/>
+      <w:r>
+        <w:rPr>
+          <w:color w:val="auto"/>
+        </w:rPr>
+        <w:t>, J., Eds.; The Springer Series on Challenges in Machine Learning; Springer International Publishing: Cham, 2019; pp. 113–134 ISBN 978-3-030-05317-8.</w:t>
       </w:r>
     </w:p>
     <w:p>
@@ -23261,7 +24873,21 @@
           <w:color w:val="auto"/>
         </w:rPr>
         <w:tab/>
-        <w:t>Olson, R.S.; Moore, J.H. TPOT: A Tree-Based Pipeline Optimization Tool for Automating Machine Learning. In Proceedings of the Workshop on Automatic Machine Learning; PMLR, December 4 2016; pp. 66–74.</w:t>
+        <w:t>Olson, R.S.; Moore, J.H. TPOT: A Tree-Based Pipeline Optimization Tool for Automating Machine Learning. In Proceedings of the Workshop on Automatic Machine Learning; PMLR, December 4</w:t>
+      </w:r>
+      <w:proofErr w:type="gramStart"/>
+      <w:r>
+        <w:rPr>
+          <w:color w:val="auto"/>
+        </w:rPr>
+        <w:t xml:space="preserve"> 2016</w:t>
+      </w:r>
+      <w:proofErr w:type="gramEnd"/>
+      <w:r>
+        <w:rPr>
+          <w:color w:val="auto"/>
+        </w:rPr>
+        <w:t>; pp. 66–74.</w:t>
       </w:r>
     </w:p>
     <w:p>
@@ -23524,6 +25150,7 @@
       </w:rPr>
       <w:t>www.mdpi.com/journal/</w:t>
     </w:r>
+    <w:proofErr w:type="spellStart"/>
     <w:r>
       <w:rPr>
         <w:sz w:val="16"/>
@@ -23531,6 +25158,7 @@
       </w:rPr>
       <w:t>ijgi</w:t>
     </w:r>
+    <w:proofErr w:type="spellEnd"/>
   </w:p>
 </w:ftr>
 </file>

--- a/manuscript/wen-li-2024-geointerv.docx
+++ b/manuscript/wen-li-2024-geointerv.docx
@@ -44,13 +44,8 @@
         <w:t xml:space="preserve"> </w:t>
       </w:r>
       <w:r>
-        <w:t xml:space="preserve">Wen and </w:t>
-      </w:r>
-      <w:proofErr w:type="spellStart"/>
-      <w:r>
-        <w:t>Songnian</w:t>
-      </w:r>
-      <w:proofErr w:type="spellEnd"/>
+        <w:t>Wen and Songnian</w:t>
+      </w:r>
       <w:r>
         <w:t xml:space="preserve"> L</w:t>
       </w:r>
@@ -111,21 +106,8 @@
               <w:spacing w:after="120"/>
             </w:pPr>
             <w:r>
-              <w:t xml:space="preserve">Academic Editor: </w:t>
-            </w:r>
-            <w:proofErr w:type="spellStart"/>
-            <w:r>
-              <w:t>Firstname</w:t>
-            </w:r>
-            <w:proofErr w:type="spellEnd"/>
-            <w:r>
-              <w:t xml:space="preserve"> </w:t>
-            </w:r>
-            <w:proofErr w:type="spellStart"/>
-            <w:r>
-              <w:t>Lastname</w:t>
-            </w:r>
-            <w:proofErr w:type="spellEnd"/>
+              <w:t>Academic Editor: Firstname Lastname</w:t>
+            </w:r>
           </w:p>
           <w:p>
             <w:pPr>
@@ -392,21 +374,7 @@
         <w:rPr>
           <w:szCs w:val="18"/>
         </w:rPr>
-        <w:t xml:space="preserve">stract should be an objective representation of the </w:t>
-      </w:r>
-      <w:proofErr w:type="gramStart"/>
-      <w:r>
-        <w:rPr>
-          <w:szCs w:val="18"/>
-        </w:rPr>
-        <w:t>article</w:t>
-      </w:r>
-      <w:proofErr w:type="gramEnd"/>
-      <w:r>
-        <w:rPr>
-          <w:szCs w:val="18"/>
-        </w:rPr>
-        <w:t xml:space="preserve"> and it must not contain results that are not presented and substantiated in the main text and should not exaggerate the main conclusions.</w:t>
+        <w:t>stract should be an objective representation of the article and it must not contain results that are not presented and substantiated in the main text and should not exaggerate the main conclusions.</w:t>
       </w:r>
     </w:p>
     <w:p>
@@ -8492,21 +8460,7 @@
         <w:rPr>
           <w:lang w:val="en"/>
         </w:rPr>
-        <w:t xml:space="preserve">determined by the decision-making problem (e.g. </w:t>
-      </w:r>
-      <w:proofErr w:type="gramStart"/>
-      <w:r>
-        <w:rPr>
-          <w:lang w:val="en"/>
-        </w:rPr>
-        <w:t>3-5 meter</w:t>
-      </w:r>
-      <w:proofErr w:type="gramEnd"/>
-      <w:r>
-        <w:rPr>
-          <w:lang w:val="en"/>
-        </w:rPr>
-        <w:t xml:space="preserve"> road width reduction</w:t>
+        <w:t>determined by the decision-making problem (e.g. 3-5 meter road width reduction</w:t>
       </w:r>
       <w:r>
         <w:rPr>
@@ -9272,14 +9226,12 @@
               <w:spacing w:line="240" w:lineRule="auto"/>
               <w:jc w:val="left"/>
             </w:pPr>
-            <w:proofErr w:type="spellStart"/>
             <w:r>
               <w:t>Raster</w:t>
             </w:r>
             <w:r>
               <w:t>s</w:t>
             </w:r>
-            <w:proofErr w:type="spellEnd"/>
             <w:r>
               <w:t>*</w:t>
             </w:r>
@@ -9298,10 +9250,10 @@
               <w:jc w:val="left"/>
             </w:pPr>
             <w:r>
-              <w:t>Spatial Aggregation</w:t>
-            </w:r>
-            <w:r>
-              <w:t>*</w:t>
+              <w:t xml:space="preserve">Spatial </w:t>
+            </w:r>
+            <w:r>
+              <w:t>Feature</w:t>
             </w:r>
           </w:p>
           <w:p>
@@ -9310,6 +9262,12 @@
               <w:spacing w:line="240" w:lineRule="auto"/>
               <w:jc w:val="left"/>
             </w:pPr>
+            <w:r>
+              <w:t>Engineering</w:t>
+            </w:r>
+            <w:r>
+              <w:t>*</w:t>
+            </w:r>
           </w:p>
         </w:tc>
         <w:tc>
@@ -9407,13 +9365,13 @@
               <w:jc w:val="left"/>
             </w:pPr>
             <w:r>
-              <w:t>Points/lines/polygons</w:t>
-            </w:r>
-            <w:r>
-              <w:t xml:space="preserve"> aggregated into common points/lines/polygons</w:t>
-            </w:r>
-            <w:r>
-              <w:t xml:space="preserve"> of interest</w:t>
+              <w:t>Variables created/removed from p</w:t>
+            </w:r>
+            <w:r>
+              <w:t>oints/lines/polygons</w:t>
+            </w:r>
+            <w:r>
+              <w:t xml:space="preserve"> and their variables</w:t>
             </w:r>
           </w:p>
         </w:tc>
@@ -11110,7 +11068,19 @@
         <w:rPr>
           <w:lang w:val="en"/>
         </w:rPr>
-        <w:t xml:space="preserve">spatial aggregation </w:t>
+        <w:t xml:space="preserve">spatial </w:t>
+      </w:r>
+      <w:r>
+        <w:rPr>
+          <w:lang w:val="en"/>
+        </w:rPr>
+        <w:t>feature engineering</w:t>
+      </w:r>
+      <w:r>
+        <w:rPr>
+          <w:lang w:val="en"/>
+        </w:rPr>
+        <w:t xml:space="preserve"> </w:t>
       </w:r>
       <w:r>
         <w:rPr>
@@ -11250,7 +11220,13 @@
         <w:rPr>
           <w:lang w:val="en"/>
         </w:rPr>
-        <w:t>aggregating variable</w:t>
+        <w:t>creating, modifying, and updating</w:t>
+      </w:r>
+      <w:r>
+        <w:rPr>
+          <w:lang w:val="en"/>
+        </w:rPr>
+        <w:t xml:space="preserve"> variable</w:t>
       </w:r>
       <w:r>
         <w:rPr>
@@ -11311,7 +11287,19 @@
         <w:rPr>
           <w:lang w:val="en"/>
         </w:rPr>
-        <w:t xml:space="preserve"> This spatial aggregation process also enables the possibility to create additional variables that capture the spatial </w:t>
+        <w:t xml:space="preserve"> This spatial </w:t>
+      </w:r>
+      <w:r>
+        <w:rPr>
+          <w:lang w:val="en"/>
+        </w:rPr>
+        <w:t>feature engineering</w:t>
+      </w:r>
+      <w:r>
+        <w:rPr>
+          <w:lang w:val="en"/>
+        </w:rPr>
+        <w:t xml:space="preserve"> process enables the possibility to create additional variables that capture the spatial </w:t>
       </w:r>
       <w:r>
         <w:rPr>
@@ -12397,11 +12385,7 @@
         <w:fldChar w:fldCharType="end"/>
       </w:r>
       <w:r>
-        <w:t xml:space="preserve">. The </w:t>
-      </w:r>
-      <w:proofErr w:type="gramStart"/>
-      <w:r>
-        <w:t>mo</w:t>
+        <w:t>. The mo</w:t>
       </w:r>
       <w:r>
         <w:t>d</w:t>
@@ -12412,7 +12396,6 @@
       <w:r>
         <w:t>s</w:t>
       </w:r>
-      <w:proofErr w:type="gramEnd"/>
       <w:r>
         <w:t xml:space="preserve"> sub-component</w:t>
       </w:r>
@@ -12492,7 +12475,11 @@
         <w:t>hold</w:t>
       </w:r>
       <w:r>
-        <w:t xml:space="preserve"> records consisting of points, lines, and polygons with predicted outcome value</w:t>
+        <w:t xml:space="preserve"> records consisting of points, lines, and polygons with </w:t>
+      </w:r>
+      <w:r>
+        <w:lastRenderedPageBreak/>
+        <w:t>predicted outcome value</w:t>
       </w:r>
       <w:r>
         <w:t>s</w:t>
@@ -12510,11 +12497,7 @@
         <w:t xml:space="preserve"> </w:t>
       </w:r>
       <w:r>
-        <w:t xml:space="preserve">We note that the minimization of predicted and </w:t>
-      </w:r>
-      <w:r>
-        <w:lastRenderedPageBreak/>
-        <w:t xml:space="preserve">actual outcome differences is a simplification of predictive modelling, as models tend to not generalize well to new data, performing well on training data, but poorly on new unseen data </w:t>
+        <w:t xml:space="preserve">We note that the minimization of predicted and actual outcome differences is a simplification of predictive modelling, as models tend to not generalize well to new data, performing well on training data, but poorly on new unseen data </w:t>
       </w:r>
       <w:r>
         <w:fldChar w:fldCharType="begin"/>
@@ -14157,6 +14140,7 @@
         <w:rPr>
           <w:lang w:val="en"/>
         </w:rPr>
+        <w:lastRenderedPageBreak/>
         <w:t>Spatial data for</w:t>
       </w:r>
       <w:r>
@@ -14248,14 +14232,7 @@
         <w:rPr>
           <w:lang w:val="en"/>
         </w:rPr>
-        <w:t xml:space="preserve">Spatial data for city </w:t>
-      </w:r>
-      <w:r>
-        <w:rPr>
-          <w:lang w:val="en"/>
-        </w:rPr>
-        <w:lastRenderedPageBreak/>
-        <w:t>infrastructure</w:t>
+        <w:t>Spatial data for city infrastructure</w:t>
       </w:r>
       <w:r>
         <w:rPr>
@@ -14414,19 +14391,11 @@
         </w:rPr>
         <w:t xml:space="preserve">, where all datasets were of point geometry, except for </w:t>
       </w:r>
-      <w:proofErr w:type="spellStart"/>
-      <w:r>
-        <w:rPr>
-          <w:lang w:val="en"/>
-        </w:rPr>
-        <w:t>centrelines</w:t>
-      </w:r>
-      <w:proofErr w:type="spellEnd"/>
-      <w:r>
-        <w:rPr>
-          <w:lang w:val="en"/>
-        </w:rPr>
-        <w:t>.</w:t>
+      <w:r>
+        <w:rPr>
+          <w:lang w:val="en"/>
+        </w:rPr>
+        <w:t>centrelines.</w:t>
       </w:r>
     </w:p>
     <w:p>
@@ -14662,11 +14631,9 @@
             <w:pPr>
               <w:pStyle w:val="MDPI42tablebody"/>
             </w:pPr>
-            <w:proofErr w:type="spellStart"/>
             <w:r>
               <w:t>Centrelines</w:t>
             </w:r>
-            <w:proofErr w:type="spellEnd"/>
             <w:r>
               <w:t xml:space="preserve"> </w:t>
             </w:r>
@@ -16776,6 +16743,7 @@
               <w:pStyle w:val="MDPI42tablebody"/>
             </w:pPr>
             <w:r>
+              <w:lastRenderedPageBreak/>
               <w:t>Childcare Centers</w:t>
             </w:r>
             <w:r>
@@ -16910,7 +16878,6 @@
               <w:pStyle w:val="MDPI42tablebody"/>
             </w:pPr>
             <w:r>
-              <w:lastRenderedPageBreak/>
               <w:t>Public Art</w:t>
             </w:r>
             <w:r>
@@ -17263,15 +17230,7 @@
               <w:jc w:val="left"/>
             </w:pPr>
             <w:r>
-              <w:t xml:space="preserve">Religious locations such as churches, synagogues, temples, ashrams, mosques, </w:t>
-            </w:r>
-            <w:proofErr w:type="spellStart"/>
-            <w:r>
-              <w:t>etc</w:t>
-            </w:r>
-            <w:proofErr w:type="spellEnd"/>
-            <w:r>
-              <w:t xml:space="preserve"> (one-off capture as of 2006)</w:t>
+              <w:t>Religious locations such as churches, synagogues, temples, ashrams, mosques, etc (one-off capture as of 2006)</w:t>
             </w:r>
           </w:p>
         </w:tc>
@@ -17899,9 +17858,6 @@
     <w:p>
       <w:pPr>
         <w:pStyle w:val="MDPI23heading3"/>
-        <w:rPr>
-          <w:lang w:val="en"/>
-        </w:rPr>
       </w:pPr>
       <w:r>
         <w:t>2.</w:t>
@@ -17930,21 +17886,7 @@
         <w:rPr>
           <w:lang w:val="en"/>
         </w:rPr>
-        <w:t>For the case study, we applied Automated Machine Learning (</w:t>
-      </w:r>
-      <w:proofErr w:type="spellStart"/>
-      <w:r>
-        <w:rPr>
-          <w:lang w:val="en"/>
-        </w:rPr>
-        <w:t>AutoML</w:t>
-      </w:r>
-      <w:proofErr w:type="spellEnd"/>
-      <w:r>
-        <w:rPr>
-          <w:lang w:val="en"/>
-        </w:rPr>
-        <w:t xml:space="preserve">) for the outcome modelling component </w:t>
+        <w:t xml:space="preserve">For the case study, we applied Automated Machine Learning (AutoML) for the outcome modelling component </w:t>
       </w:r>
       <w:r>
         <w:rPr>
@@ -18065,21 +18007,7 @@
         <w:rPr>
           <w:lang w:val="en"/>
         </w:rPr>
-        <w:t xml:space="preserve"> two python packages for </w:t>
-      </w:r>
-      <w:proofErr w:type="spellStart"/>
-      <w:r>
-        <w:rPr>
-          <w:lang w:val="en"/>
-        </w:rPr>
-        <w:t>AutoML</w:t>
-      </w:r>
-      <w:proofErr w:type="spellEnd"/>
-      <w:r>
-        <w:rPr>
-          <w:lang w:val="en"/>
-        </w:rPr>
-        <w:t xml:space="preserve">: </w:t>
+        <w:t xml:space="preserve"> two python packages for AutoML: </w:t>
       </w:r>
       <w:r>
         <w:rPr>
@@ -18087,39 +18015,243 @@
           <w:iCs/>
           <w:lang w:val="en"/>
         </w:rPr>
-        <w:t>auto-</w:t>
-      </w:r>
-      <w:proofErr w:type="spellStart"/>
+        <w:t>auto-sklearn</w:t>
+      </w:r>
+      <w:r>
+        <w:rPr>
+          <w:lang w:val="en"/>
+        </w:rPr>
+        <w:t xml:space="preserve"> and </w:t>
+      </w:r>
       <w:r>
         <w:rPr>
           <w:i/>
           <w:iCs/>
           <w:lang w:val="en"/>
         </w:rPr>
-        <w:t>sklearn</w:t>
-      </w:r>
-      <w:proofErr w:type="spellEnd"/>
-      <w:r>
-        <w:rPr>
-          <w:lang w:val="en"/>
-        </w:rPr>
-        <w:t xml:space="preserve"> and </w:t>
-      </w:r>
-      <w:proofErr w:type="spellStart"/>
+        <w:t>tpot</w:t>
+      </w:r>
+      <w:r>
+        <w:rPr>
+          <w:lang w:val="en"/>
+        </w:rPr>
+        <w:t xml:space="preserve">. The package </w:t>
+      </w:r>
       <w:r>
         <w:rPr>
           <w:i/>
           <w:iCs/>
           <w:lang w:val="en"/>
         </w:rPr>
-        <w:t>tpot</w:t>
-      </w:r>
-      <w:proofErr w:type="spellEnd"/>
-      <w:r>
-        <w:rPr>
-          <w:lang w:val="en"/>
-        </w:rPr>
-        <w:t xml:space="preserve">. The package </w:t>
+        <w:t>auto-sklearn</w:t>
+      </w:r>
+      <w:r>
+        <w:rPr>
+          <w:lang w:val="en"/>
+        </w:rPr>
+        <w:t xml:space="preserve"> use</w:t>
+      </w:r>
+      <w:r>
+        <w:rPr>
+          <w:lang w:val="en"/>
+        </w:rPr>
+        <w:t>s</w:t>
+      </w:r>
+      <w:r>
+        <w:rPr>
+          <w:lang w:val="en"/>
+        </w:rPr>
+        <w:t xml:space="preserve"> </w:t>
+      </w:r>
+      <w:r>
+        <w:rPr>
+          <w:lang w:val="en"/>
+        </w:rPr>
+        <w:t>Bayesian</w:t>
+      </w:r>
+      <w:r>
+        <w:rPr>
+          <w:lang w:val="en"/>
+        </w:rPr>
+        <w:t xml:space="preserve"> optimization</w:t>
+      </w:r>
+      <w:r>
+        <w:rPr>
+          <w:lang w:val="en"/>
+        </w:rPr>
+        <w:t xml:space="preserve"> </w:t>
+      </w:r>
+      <w:r>
+        <w:rPr>
+          <w:lang w:val="en"/>
+        </w:rPr>
+        <w:fldChar w:fldCharType="begin"/>
+      </w:r>
+      <w:r>
+        <w:rPr>
+          <w:lang w:val="en"/>
+        </w:rPr>
+        <w:instrText xml:space="preserve"> ADDIN ZOTERO_ITEM CSL_CITATION {"citationID":"tnmdlVZN","properties":{"formattedCitation":"[80]","plainCitation":"[80]","noteIndex":0},"citationItems":[{"id":800,"uris":["http://zotero.org/users/6749620/items/YS8IMQNU"],"itemData":{"id":800,"type":"chapter","container-title":"Advances in Neural Information Processing Systems 25","page":"2951–2959","publisher":"Curran Associates, Inc.","source":"Neural Information Processing Systems","title":"Practical Bayesian Optimization of Machine Learning Algorithms","author":[{"family":"Snoek","given":"Jasper"},{"family":"Larochelle","given":"Hugo"},{"family":"Adams","given":"Ryan P"}],"editor":[{"family":"Pereira","given":"F."},{"family":"Burges","given":"C. J. C."},{"family":"Bottou","given":"L."},{"family":"Weinberger","given":"K. Q."}],"accessed":{"date-parts":[["2020",9,26]]},"issued":{"date-parts":[["2012"]]},"citation-key":"snoekPracticalBayesianOptimization2012"}}],"schema":"https://github.com/citation-style-language/schema/raw/master/csl-citation.json"} </w:instrText>
+      </w:r>
+      <w:r>
+        <w:rPr>
+          <w:lang w:val="en"/>
+        </w:rPr>
+        <w:fldChar w:fldCharType="separate"/>
+      </w:r>
+      <w:r>
+        <w:rPr>
+          <w:noProof/>
+          <w:lang w:val="en"/>
+        </w:rPr>
+        <w:t>[80]</w:t>
+      </w:r>
+      <w:r>
+        <w:rPr>
+          <w:lang w:val="en"/>
+        </w:rPr>
+        <w:fldChar w:fldCharType="end"/>
+      </w:r>
+      <w:r>
+        <w:rPr>
+          <w:lang w:val="en"/>
+        </w:rPr>
+        <w:t>, meta-learning</w:t>
+      </w:r>
+      <w:r>
+        <w:rPr>
+          <w:lang w:val="en"/>
+        </w:rPr>
+        <w:t xml:space="preserve"> </w:t>
+      </w:r>
+      <w:r>
+        <w:rPr>
+          <w:lang w:val="en"/>
+        </w:rPr>
+        <w:fldChar w:fldCharType="begin"/>
+      </w:r>
+      <w:r>
+        <w:rPr>
+          <w:lang w:val="en"/>
+        </w:rPr>
+        <w:instrText xml:space="preserve"> ADDIN ZOTERO_ITEM CSL_CITATION {"citationID":"U1uW3KD2","properties":{"formattedCitation":"[81]","plainCitation":"[81]","noteIndex":0},"citationItems":[{"id":1986,"uris":["http://zotero.org/users/6749620/items/7VRJ7XM6"],"itemData":{"id":1986,"type":"article-journal","abstract":"Different researchers hold different views of what the term meta-learning exactlymeans. The first part of this paper provides our own perspective view in which the goal isto build self-adaptive learners (i.e. learning algorithms that improve their bias dynamicallythrough experience by accumulating meta-knowledge). The second part provides a survey ofmeta-learning as reported by the machine-learning literature. We find that, despite differentviews and research lines, a question remains constant: how can we exploit knowledge aboutlearning (i.e. meta-knowledge) to improve the performance of learning algorithms? Clearlythe answer to this question is key to the advancement of the field and continues being thesubject of intensive research.","container-title":"Artificial Intelligence Review","DOI":"10.1023/A:1019956318069","ISSN":"1573-7462","issue":"2","journalAbbreviation":"Artificial Intelligence Review","language":"en","page":"77-95","source":"Springer Link","title":"A Perspective View and Survey of Meta-Learning","volume":"18","author":[{"family":"Vilalta","given":"Ricardo"},{"family":"Drissi","given":"Youssef"}],"issued":{"date-parts":[["2002",6,1]]},"citation-key":"vilaltaPerspectiveViewSurvey2002"}}],"schema":"https://github.com/citation-style-language/schema/raw/master/csl-citation.json"} </w:instrText>
+      </w:r>
+      <w:r>
+        <w:rPr>
+          <w:lang w:val="en"/>
+        </w:rPr>
+        <w:fldChar w:fldCharType="separate"/>
+      </w:r>
+      <w:r>
+        <w:rPr>
+          <w:noProof/>
+          <w:lang w:val="en"/>
+        </w:rPr>
+        <w:t>[81]</w:t>
+      </w:r>
+      <w:r>
+        <w:rPr>
+          <w:lang w:val="en"/>
+        </w:rPr>
+        <w:fldChar w:fldCharType="end"/>
+      </w:r>
+      <w:r>
+        <w:rPr>
+          <w:lang w:val="en"/>
+        </w:rPr>
+        <w:t>, and ensemble construction</w:t>
+      </w:r>
+      <w:r>
+        <w:rPr>
+          <w:lang w:val="en"/>
+        </w:rPr>
+        <w:t xml:space="preserve"> </w:t>
+      </w:r>
+      <w:r>
+        <w:rPr>
+          <w:lang w:val="en"/>
+        </w:rPr>
+        <w:fldChar w:fldCharType="begin"/>
+      </w:r>
+      <w:r>
+        <w:rPr>
+          <w:lang w:val="en"/>
+        </w:rPr>
+        <w:instrText xml:space="preserve"> ADDIN ZOTERO_ITEM CSL_CITATION {"citationID":"nQvZjUXy","properties":{"formattedCitation":"[82]","plainCitation":"[82]","noteIndex":0},"citationItems":[{"id":1163,"uris":["http://zotero.org/users/6749620/items/D9TSECMD"],"itemData":{"id":1163,"type":"paper-conference","abstract":"We present a method for constructing ensembles from libraries of thousands of models. Model libraries are generated using different learning algorithms and parameter settings. Forward stepwise selection is used to add to the ensemble the models that maximize its performance. Ensemble selection allows ensembles to be optimized to performance metric such as accuracy, cross entropy, mean precision, or ROC Area. Experiments with seven test problems and ten metrics demonstrate the benefit of ensemble selection.","collection-title":"ICML '04","container-title":"Proceedings of the twenty-first international conference on Machine learning","DOI":"10.1145/1015330.1015432","event-place":"New York, NY, USA","ISBN":"978-1-58113-838-2","page":"18","publisher":"Association for Computing Machinery","publisher-place":"New York, NY, USA","source":"ACM Digital Library","title":"Ensemble selection from libraries of models","URL":"https://doi.org/10.1145/1015330.1015432","author":[{"family":"Caruana","given":"Rich"},{"family":"Niculescu-Mizil","given":"Alexandru"},{"family":"Crew","given":"Geoff"},{"family":"Ksikes","given":"Alex"}],"accessed":{"date-parts":[["2021",2,1]]},"issued":{"date-parts":[["2004",7,4]]},"citation-key":"caruanaEnsembleSelectionLibraries2004"}}],"schema":"https://github.com/citation-style-language/schema/raw/master/csl-citation.json"} </w:instrText>
+      </w:r>
+      <w:r>
+        <w:rPr>
+          <w:lang w:val="en"/>
+        </w:rPr>
+        <w:fldChar w:fldCharType="separate"/>
+      </w:r>
+      <w:r>
+        <w:rPr>
+          <w:noProof/>
+          <w:lang w:val="en"/>
+        </w:rPr>
+        <w:t>[82]</w:t>
+      </w:r>
+      <w:r>
+        <w:rPr>
+          <w:lang w:val="en"/>
+        </w:rPr>
+        <w:fldChar w:fldCharType="end"/>
+      </w:r>
+      <w:r>
+        <w:rPr>
+          <w:lang w:val="en"/>
+        </w:rPr>
+        <w:t xml:space="preserve"> to automatically select the best model from a test of several models and parameters</w:t>
+      </w:r>
+      <w:r>
+        <w:rPr>
+          <w:lang w:val="en"/>
+        </w:rPr>
+        <w:t xml:space="preserve"> </w:t>
+      </w:r>
+      <w:r>
+        <w:rPr>
+          <w:lang w:val="en"/>
+        </w:rPr>
+        <w:fldChar w:fldCharType="begin"/>
+      </w:r>
+      <w:r>
+        <w:rPr>
+          <w:lang w:val="en"/>
+        </w:rPr>
+        <w:instrText xml:space="preserve"> ADDIN ZOTERO_ITEM CSL_CITATION {"citationID":"TA6HuCNJ","properties":{"formattedCitation":"[83,84]","plainCitation":"[83,84]","noteIndex":0},"citationItems":[{"id":1838,"uris":["http://zotero.org/users/6749620/items/MPZ8F3N3"],"itemData":{"id":1838,"type":"article-journal","container-title":"Advances in neural information processing systems","source":"Google Scholar","title":"Efficient and robust automated machine learning","volume":"28","author":[{"family":"Feurer","given":"Matthias"},{"family":"Klein","given":"Aaron"},{"family":"Eggensperger","given":"Katharina"},{"family":"Springenberg","given":"Jost"},{"family":"Blum","given":"Manuel"},{"family":"Hutter","given":"Frank"}],"issued":{"date-parts":[["2015"]]},"citation-key":"feurerEfficientRobustAutomated2015"}},{"id":1180,"uris":["http://zotero.org/users/6749620/items/HHNIN4WU"],"itemData":{"id":1180,"type":"chapter","abstract":"The success of machine learning in a broad range of applications has led to an ever-growing demand for machine learning systems that can be used oﬀ the shelf by non-experts. To be eﬀective in practice, such systems need to automatically choose a good algorithm and feature preprocessing steps for a new dataset at hand, and also set their respective hyperparameters. Recent work has started to tackle this automated machine learning (AutoML) problem with the help of eﬃcient Bayesian optimization methods. Building on this, we introduce a robust new AutoML system based on the Python machine learning package scikit-learn (using 15 classiﬁers, 14 feature preprocessing methods, and 4 data preprocessing methods, giving rise to a structured hypothesis space with 110 hyperparameters). This system, which we dub Auto-sklearn, improves on existing AutoML methods by automatically taking into account past performance on similar datasets, and by constructing ensembles from the models evaluated during the optimization. Our system won six out of ten phases of the ﬁrst ChaLearn AutoML challenge, and our comprehensive analysis on over 100 diverse datasets shows that it substantially outperforms the previous state of the art in AutoML. We also demonstrate the performance gains due to each of our contributions and derive insights into the eﬀectiveness of the individual components of Auto-sklearn.","container-title":"Automated Machine Learning","event-place":"Cham","ISBN":"978-3-030-05317-8","language":"en","note":"collection-title: The Springer Series on Challenges in Machine Learning\nDOI: 10.1007/978-3-030-05318-5_6","page":"113-134","publisher":"Springer International Publishing","publisher-place":"Cham","source":"DOI.org (Crossref)","title":"Auto-sklearn: Efficient and Robust Automated Machine Learning","title-short":"Auto-sklearn","URL":"http://link.springer.com/10.1007/978-3-030-05318-5_6","editor":[{"family":"Hutter","given":"Frank"},{"family":"Kotthoff","given":"Lars"},{"family":"Vanschoren","given":"Joaquin"}],"author":[{"family":"Feurer","given":"Matthias"},{"family":"Klein","given":"Aaron"},{"family":"Eggensperger","given":"Katharina"},{"family":"Springenberg","given":"Jost Tobias"},{"family":"Blum","given":"Manuel"},{"family":"Hutter","given":"Frank"}],"accessed":{"date-parts":[["2021",2,7]]},"issued":{"date-parts":[["2019"]]},"citation-key":"feurerAutosklearnEfficientRobust2019"}}],"schema":"https://github.com/citation-style-language/schema/raw/master/csl-citation.json"} </w:instrText>
+      </w:r>
+      <w:r>
+        <w:rPr>
+          <w:lang w:val="en"/>
+        </w:rPr>
+        <w:fldChar w:fldCharType="separate"/>
+      </w:r>
+      <w:r>
+        <w:rPr>
+          <w:noProof/>
+          <w:lang w:val="en"/>
+        </w:rPr>
+        <w:t>[83,84]</w:t>
+      </w:r>
+      <w:r>
+        <w:rPr>
+          <w:lang w:val="en"/>
+        </w:rPr>
+        <w:fldChar w:fldCharType="end"/>
+      </w:r>
+      <w:r>
+        <w:rPr>
+          <w:lang w:val="en"/>
+        </w:rPr>
+        <w:t>.</w:t>
+      </w:r>
+      <w:r>
+        <w:rPr>
+          <w:lang w:val="en"/>
+        </w:rPr>
+        <w:t xml:space="preserve"> The package </w:t>
       </w:r>
       <w:r>
         <w:rPr>
@@ -18127,227 +18259,180 @@
           <w:iCs/>
           <w:lang w:val="en"/>
         </w:rPr>
-        <w:t>auto-</w:t>
-      </w:r>
-      <w:proofErr w:type="spellStart"/>
+        <w:t>tpot</w:t>
+      </w:r>
+      <w:r>
+        <w:rPr>
+          <w:lang w:val="en"/>
+        </w:rPr>
+        <w:t xml:space="preserve"> uses genetic </w:t>
+      </w:r>
+      <w:r>
+        <w:rPr>
+          <w:lang w:val="en"/>
+        </w:rPr>
+        <w:t>programming</w:t>
+      </w:r>
+      <w:r>
+        <w:rPr>
+          <w:lang w:val="en"/>
+        </w:rPr>
+        <w:t xml:space="preserve"> </w:t>
+      </w:r>
+      <w:r>
+        <w:rPr>
+          <w:lang w:val="en"/>
+        </w:rPr>
+        <w:fldChar w:fldCharType="begin"/>
+      </w:r>
+      <w:r>
+        <w:rPr>
+          <w:lang w:val="en"/>
+        </w:rPr>
+        <w:instrText xml:space="preserve"> ADDIN ZOTERO_ITEM CSL_CITATION {"citationID":"RGP9X19Z","properties":{"formattedCitation":"[85]","plainCitation":"[85]","noteIndex":0},"citationItems":[{"id":2292,"uris":["http://zotero.org/users/6749620/items/W7NQNMJL"],"itemData":{"id":2292,"type":"book","abstract":"Genetic programming (GP), one of the most advanced forms of evolutionary computation, has been highly successful as a technique for getting computers to automatically solve problems without having to tell them explicitly how. Since its inceptions more than ten years ago, GP has been used to solve practical problems in a variety of application fields. Along with this ad-hoc engineering approaches interest increased in how and why GP works. This book provides a coherent consolidation of recent work on the theoretical foundations of GP. A concise introduction to GP and genetic algorithms (GA) is followed by a discussion of fitness landscapes and other theoretical approaches to natural and artificial evolution. Having surveyed early approaches to GP theory it presents new exact schema analysis, showing that it applies to GP as well as to the simpler GAs. New results on the potentially infinite number of possible programs are followed by two chapters applying these new techniques.","ISBN":"978-3-662-04726-2","language":"en","note":"Google-Books-ID: zsaqCAAAQBAJ","number-of-pages":"265","publisher":"Springer Science &amp; Business Media","source":"Google Books","title":"Foundations of Genetic Programming","author":[{"family":"Langdon","given":"William B."},{"family":"Poli","given":"Riccardo"}],"issued":{"date-parts":[["2013",3,9]]},"citation-key":"langdonFoundationsGeneticProgramming2013"}}],"schema":"https://github.com/citation-style-language/schema/raw/master/csl-citation.json"} </w:instrText>
+      </w:r>
+      <w:r>
+        <w:rPr>
+          <w:lang w:val="en"/>
+        </w:rPr>
+        <w:fldChar w:fldCharType="separate"/>
+      </w:r>
+      <w:r>
+        <w:rPr>
+          <w:noProof/>
+          <w:lang w:val="en"/>
+        </w:rPr>
+        <w:t>[85]</w:t>
+      </w:r>
+      <w:r>
+        <w:rPr>
+          <w:lang w:val="en"/>
+        </w:rPr>
+        <w:fldChar w:fldCharType="end"/>
+      </w:r>
+      <w:r>
+        <w:rPr>
+          <w:lang w:val="en"/>
+        </w:rPr>
+        <w:t xml:space="preserve"> to automatically </w:t>
+      </w:r>
+      <w:r>
+        <w:rPr>
+          <w:lang w:val="en"/>
+        </w:rPr>
+        <w:t>optimize and design</w:t>
+      </w:r>
+      <w:r>
+        <w:rPr>
+          <w:lang w:val="en"/>
+        </w:rPr>
+        <w:t xml:space="preserve"> machine learning pipelines</w:t>
+      </w:r>
+      <w:r>
+        <w:rPr>
+          <w:lang w:val="en"/>
+        </w:rPr>
+        <w:t xml:space="preserve"> through pipeline operators</w:t>
+      </w:r>
+      <w:r>
+        <w:rPr>
+          <w:lang w:val="en"/>
+        </w:rPr>
+        <w:t xml:space="preserve">, including the </w:t>
+      </w:r>
+      <w:r>
+        <w:rPr>
+          <w:lang w:val="en"/>
+        </w:rPr>
+        <w:t>operations</w:t>
+      </w:r>
+      <w:r>
+        <w:rPr>
+          <w:lang w:val="en"/>
+        </w:rPr>
+        <w:t xml:space="preserve"> of feature engineering, model selection, and parameter tuning</w:t>
+      </w:r>
+      <w:r>
+        <w:rPr>
+          <w:lang w:val="en"/>
+        </w:rPr>
+        <w:t xml:space="preserve"> </w:t>
+      </w:r>
+      <w:r>
+        <w:rPr>
+          <w:lang w:val="en"/>
+        </w:rPr>
+        <w:fldChar w:fldCharType="begin"/>
+      </w:r>
+      <w:r>
+        <w:rPr>
+          <w:lang w:val="en"/>
+        </w:rPr>
+        <w:instrText xml:space="preserve"> ADDIN ZOTERO_ITEM CSL_CITATION {"citationID":"NKqpimaY","properties":{"formattedCitation":"[86,86]","plainCitation":"[86,86]","noteIndex":0},"citationItems":[{"id":1136,"uris":["http://zotero.org/users/6749620/items/87X5S4X6"],"itemData":{"id":1136,"type":"paper-conference","abstract":"As data science becomes more mainstream, there will be an ever-growing demand for data science tools that are more accessible, flexible, and scalable. In response to this demand, automated machine ...","container-title":"Workshop on Automatic Machine Learning","event-title":"Workshop on Automatic Machine Learning","language":"en","note":"ISSN: 1938-7228","page":"66-74","publisher":"PMLR","source":"proceedings.mlr.press","title":"TPOT: A Tree-based Pipeline Optimization Tool for Automating Machine Learning","title-short":"TPOT","URL":"http://proceedings.mlr.press/v64/olson_tpot_2016.html","author":[{"family":"Olson","given":"Randal S."},{"family":"Moore","given":"Jason H."}],"accessed":{"date-parts":[["2021",1,22]]},"issued":{"date-parts":[["2016",12,4]]},"citation-key":"olsonTPOTTreebasedPipeline2016"}},{"id":1136,"uris":["http://zotero.org/users/6749620/items/87X5S4X6"],"itemData":{"id":1136,"type":"paper-conference","abstract":"As data science becomes more mainstream, there will be an ever-growing demand for data science tools that are more accessible, flexible, and scalable. In response to this demand, automated machine ...","container-title":"Workshop on Automatic Machine Learning","event-title":"Workshop on Automatic Machine Learning","language":"en","note":"ISSN: 1938-7228","page":"66-74","publisher":"PMLR","source":"proceedings.mlr.press","title":"TPOT: A Tree-based Pipeline Optimization Tool for Automating Machine Learning","title-short":"TPOT","URL":"http://proceedings.mlr.press/v64/olson_tpot_2016.html","author":[{"family":"Olson","given":"Randal S."},{"family":"Moore","given":"Jason H."}],"accessed":{"date-parts":[["2021",1,22]]},"issued":{"date-parts":[["2016",12,4]]},"citation-key":"olsonTPOTTreebasedPipeline2016"}}],"schema":"https://github.com/citation-style-language/schema/raw/master/csl-citation.json"} </w:instrText>
+      </w:r>
+      <w:r>
+        <w:rPr>
+          <w:lang w:val="en"/>
+        </w:rPr>
+        <w:fldChar w:fldCharType="separate"/>
+      </w:r>
+      <w:r>
+        <w:rPr>
+          <w:noProof/>
+          <w:lang w:val="en"/>
+        </w:rPr>
+        <w:t>[86,86]</w:t>
+      </w:r>
+      <w:r>
+        <w:rPr>
+          <w:lang w:val="en"/>
+        </w:rPr>
+        <w:fldChar w:fldCharType="end"/>
+      </w:r>
+      <w:r>
+        <w:rPr>
+          <w:lang w:val="en"/>
+        </w:rPr>
+        <w:t>.</w:t>
+      </w:r>
+      <w:r>
+        <w:rPr>
+          <w:lang w:val="en"/>
+        </w:rPr>
+        <w:t xml:space="preserve"> For the variables sub-component, the output of the </w:t>
+      </w:r>
+      <w:r>
+        <w:rPr>
+          <w:lang w:val="en"/>
+        </w:rPr>
+        <w:t xml:space="preserve">spatial feature engineering </w:t>
+      </w:r>
+      <w:r>
+        <w:rPr>
+          <w:lang w:val="en"/>
+        </w:rPr>
+        <w:t>sub-component from the spatial data component was used</w:t>
+      </w:r>
+      <w:r>
+        <w:rPr>
+          <w:lang w:val="en"/>
+        </w:rPr>
+        <w:t xml:space="preserve">, while the models sub-component contained both </w:t>
+      </w:r>
       <w:r>
         <w:rPr>
           <w:i/>
           <w:iCs/>
           <w:lang w:val="en"/>
         </w:rPr>
-        <w:t>sklearn</w:t>
-      </w:r>
-      <w:proofErr w:type="spellEnd"/>
-      <w:r>
-        <w:rPr>
-          <w:lang w:val="en"/>
-        </w:rPr>
-        <w:t xml:space="preserve"> use</w:t>
-      </w:r>
-      <w:r>
-        <w:rPr>
-          <w:lang w:val="en"/>
-        </w:rPr>
-        <w:t>s</w:t>
-      </w:r>
-      <w:r>
-        <w:rPr>
-          <w:lang w:val="en"/>
-        </w:rPr>
-        <w:t xml:space="preserve"> </w:t>
-      </w:r>
-      <w:r>
-        <w:rPr>
-          <w:lang w:val="en"/>
-        </w:rPr>
-        <w:t>Bayesian</w:t>
-      </w:r>
-      <w:r>
-        <w:rPr>
-          <w:lang w:val="en"/>
-        </w:rPr>
-        <w:t xml:space="preserve"> optimization</w:t>
-      </w:r>
-      <w:r>
-        <w:rPr>
-          <w:lang w:val="en"/>
-        </w:rPr>
-        <w:t xml:space="preserve"> </w:t>
-      </w:r>
-      <w:r>
-        <w:rPr>
-          <w:lang w:val="en"/>
-        </w:rPr>
-        <w:fldChar w:fldCharType="begin"/>
-      </w:r>
-      <w:r>
-        <w:rPr>
-          <w:lang w:val="en"/>
-        </w:rPr>
-        <w:instrText xml:space="preserve"> ADDIN ZOTERO_ITEM CSL_CITATION {"citationID":"tnmdlVZN","properties":{"formattedCitation":"[80]","plainCitation":"[80]","noteIndex":0},"citationItems":[{"id":800,"uris":["http://zotero.org/users/6749620/items/YS8IMQNU"],"itemData":{"id":800,"type":"chapter","container-title":"Advances in Neural Information Processing Systems 25","page":"2951–2959","publisher":"Curran Associates, Inc.","source":"Neural Information Processing Systems","title":"Practical Bayesian Optimization of Machine Learning Algorithms","author":[{"family":"Snoek","given":"Jasper"},{"family":"Larochelle","given":"Hugo"},{"family":"Adams","given":"Ryan P"}],"editor":[{"family":"Pereira","given":"F."},{"family":"Burges","given":"C. J. C."},{"family":"Bottou","given":"L."},{"family":"Weinberger","given":"K. Q."}],"accessed":{"date-parts":[["2020",9,26]]},"issued":{"date-parts":[["2012"]]},"citation-key":"snoekPracticalBayesianOptimization2012"}}],"schema":"https://github.com/citation-style-language/schema/raw/master/csl-citation.json"} </w:instrText>
-      </w:r>
-      <w:r>
-        <w:rPr>
-          <w:lang w:val="en"/>
-        </w:rPr>
-        <w:fldChar w:fldCharType="separate"/>
-      </w:r>
-      <w:r>
-        <w:rPr>
-          <w:noProof/>
-          <w:lang w:val="en"/>
-        </w:rPr>
-        <w:t>[80]</w:t>
-      </w:r>
-      <w:r>
-        <w:rPr>
-          <w:lang w:val="en"/>
-        </w:rPr>
-        <w:fldChar w:fldCharType="end"/>
-      </w:r>
-      <w:r>
-        <w:rPr>
-          <w:lang w:val="en"/>
-        </w:rPr>
-        <w:t>, meta-learning</w:t>
-      </w:r>
-      <w:r>
-        <w:rPr>
-          <w:lang w:val="en"/>
-        </w:rPr>
-        <w:t xml:space="preserve"> </w:t>
-      </w:r>
-      <w:r>
-        <w:rPr>
-          <w:lang w:val="en"/>
-        </w:rPr>
-        <w:fldChar w:fldCharType="begin"/>
-      </w:r>
-      <w:r>
-        <w:rPr>
-          <w:lang w:val="en"/>
-        </w:rPr>
-        <w:instrText xml:space="preserve"> ADDIN ZOTERO_ITEM CSL_CITATION {"citationID":"U1uW3KD2","properties":{"formattedCitation":"[81]","plainCitation":"[81]","noteIndex":0},"citationItems":[{"id":1986,"uris":["http://zotero.org/users/6749620/items/7VRJ7XM6"],"itemData":{"id":1986,"type":"article-journal","abstract":"Different researchers hold different views of what the term meta-learning exactlymeans. The first part of this paper provides our own perspective view in which the goal isto build self-adaptive learners (i.e. learning algorithms that improve their bias dynamicallythrough experience by accumulating meta-knowledge). The second part provides a survey ofmeta-learning as reported by the machine-learning literature. We find that, despite differentviews and research lines, a question remains constant: how can we exploit knowledge aboutlearning (i.e. meta-knowledge) to improve the performance of learning algorithms? Clearlythe answer to this question is key to the advancement of the field and continues being thesubject of intensive research.","container-title":"Artificial Intelligence Review","DOI":"10.1023/A:1019956318069","ISSN":"1573-7462","issue":"2","journalAbbreviation":"Artificial Intelligence Review","language":"en","page":"77-95","source":"Springer Link","title":"A Perspective View and Survey of Meta-Learning","volume":"18","author":[{"family":"Vilalta","given":"Ricardo"},{"family":"Drissi","given":"Youssef"}],"issued":{"date-parts":[["2002",6,1]]},"citation-key":"vilaltaPerspectiveViewSurvey2002"}}],"schema":"https://github.com/citation-style-language/schema/raw/master/csl-citation.json"} </w:instrText>
-      </w:r>
-      <w:r>
-        <w:rPr>
-          <w:lang w:val="en"/>
-        </w:rPr>
-        <w:fldChar w:fldCharType="separate"/>
-      </w:r>
-      <w:r>
-        <w:rPr>
-          <w:noProof/>
-          <w:lang w:val="en"/>
-        </w:rPr>
-        <w:t>[81]</w:t>
-      </w:r>
-      <w:r>
-        <w:rPr>
-          <w:lang w:val="en"/>
-        </w:rPr>
-        <w:fldChar w:fldCharType="end"/>
-      </w:r>
-      <w:r>
-        <w:rPr>
-          <w:lang w:val="en"/>
-        </w:rPr>
-        <w:t>, and ensemble construction</w:t>
-      </w:r>
-      <w:r>
-        <w:rPr>
-          <w:lang w:val="en"/>
-        </w:rPr>
-        <w:t xml:space="preserve"> </w:t>
-      </w:r>
-      <w:r>
-        <w:rPr>
-          <w:lang w:val="en"/>
-        </w:rPr>
-        <w:fldChar w:fldCharType="begin"/>
-      </w:r>
-      <w:r>
-        <w:rPr>
-          <w:lang w:val="en"/>
-        </w:rPr>
-        <w:instrText xml:space="preserve"> ADDIN ZOTERO_ITEM CSL_CITATION {"citationID":"nQvZjUXy","properties":{"formattedCitation":"[82]","plainCitation":"[82]","noteIndex":0},"citationItems":[{"id":1163,"uris":["http://zotero.org/users/6749620/items/D9TSECMD"],"itemData":{"id":1163,"type":"paper-conference","abstract":"We present a method for constructing ensembles from libraries of thousands of models. Model libraries are generated using different learning algorithms and parameter settings. Forward stepwise selection is used to add to the ensemble the models that maximize its performance. Ensemble selection allows ensembles to be optimized to performance metric such as accuracy, cross entropy, mean precision, or ROC Area. Experiments with seven test problems and ten metrics demonstrate the benefit of ensemble selection.","collection-title":"ICML '04","container-title":"Proceedings of the twenty-first international conference on Machine learning","DOI":"10.1145/1015330.1015432","event-place":"New York, NY, USA","ISBN":"978-1-58113-838-2","page":"18","publisher":"Association for Computing Machinery","publisher-place":"New York, NY, USA","source":"ACM Digital Library","title":"Ensemble selection from libraries of models","URL":"https://doi.org/10.1145/1015330.1015432","author":[{"family":"Caruana","given":"Rich"},{"family":"Niculescu-Mizil","given":"Alexandru"},{"family":"Crew","given":"Geoff"},{"family":"Ksikes","given":"Alex"}],"accessed":{"date-parts":[["2021",2,1]]},"issued":{"date-parts":[["2004",7,4]]},"citation-key":"caruanaEnsembleSelectionLibraries2004"}}],"schema":"https://github.com/citation-style-language/schema/raw/master/csl-citation.json"} </w:instrText>
-      </w:r>
-      <w:r>
-        <w:rPr>
-          <w:lang w:val="en"/>
-        </w:rPr>
-        <w:fldChar w:fldCharType="separate"/>
-      </w:r>
-      <w:r>
-        <w:rPr>
-          <w:noProof/>
-          <w:lang w:val="en"/>
-        </w:rPr>
-        <w:t>[82]</w:t>
-      </w:r>
-      <w:r>
-        <w:rPr>
-          <w:lang w:val="en"/>
-        </w:rPr>
-        <w:fldChar w:fldCharType="end"/>
-      </w:r>
-      <w:r>
-        <w:rPr>
-          <w:lang w:val="en"/>
-        </w:rPr>
-        <w:t xml:space="preserve"> to automatically select the best model from a test of several models and parameters</w:t>
-      </w:r>
-      <w:r>
-        <w:rPr>
-          <w:lang w:val="en"/>
-        </w:rPr>
-        <w:t xml:space="preserve"> </w:t>
-      </w:r>
-      <w:r>
-        <w:rPr>
-          <w:lang w:val="en"/>
-        </w:rPr>
-        <w:fldChar w:fldCharType="begin"/>
-      </w:r>
-      <w:r>
-        <w:rPr>
-          <w:lang w:val="en"/>
-        </w:rPr>
-        <w:instrText xml:space="preserve"> ADDIN ZOTERO_ITEM CSL_CITATION {"citationID":"TA6HuCNJ","properties":{"formattedCitation":"[83,84]","plainCitation":"[83,84]","noteIndex":0},"citationItems":[{"id":1838,"uris":["http://zotero.org/users/6749620/items/MPZ8F3N3"],"itemData":{"id":1838,"type":"article-journal","container-title":"Advances in neural information processing systems","source":"Google Scholar","title":"Efficient and robust automated machine learning","volume":"28","author":[{"family":"Feurer","given":"Matthias"},{"family":"Klein","given":"Aaron"},{"family":"Eggensperger","given":"Katharina"},{"family":"Springenberg","given":"Jost"},{"family":"Blum","given":"Manuel"},{"family":"Hutter","given":"Frank"}],"issued":{"date-parts":[["2015"]]},"citation-key":"feurerEfficientRobustAutomated2015"}},{"id":1180,"uris":["http://zotero.org/users/6749620/items/HHNIN4WU"],"itemData":{"id":1180,"type":"chapter","abstract":"The success of machine learning in a broad range of applications has led to an ever-growing demand for machine learning systems that can be used oﬀ the shelf by non-experts. To be eﬀective in practice, such systems need to automatically choose a good algorithm and feature preprocessing steps for a new dataset at hand, and also set their respective hyperparameters. Recent work has started to tackle this automated machine learning (AutoML) problem with the help of eﬃcient Bayesian optimization methods. Building on this, we introduce a robust new AutoML system based on the Python machine learning package scikit-learn (using 15 classiﬁers, 14 feature preprocessing methods, and 4 data preprocessing methods, giving rise to a structured hypothesis space with 110 hyperparameters). This system, which we dub Auto-sklearn, improves on existing AutoML methods by automatically taking into account past performance on similar datasets, and by constructing ensembles from the models evaluated during the optimization. Our system won six out of ten phases of the ﬁrst ChaLearn AutoML challenge, and our comprehensive analysis on over 100 diverse datasets shows that it substantially outperforms the previous state of the art in AutoML. We also demonstrate the performance gains due to each of our contributions and derive insights into the eﬀectiveness of the individual components of Auto-sklearn.","container-title":"Automated Machine Learning","event-place":"Cham","ISBN":"978-3-030-05317-8","language":"en","note":"collection-title: The Springer Series on Challenges in Machine Learning\nDOI: 10.1007/978-3-030-05318-5_6","page":"113-134","publisher":"Springer International Publishing","publisher-place":"Cham","source":"DOI.org (Crossref)","title":"Auto-sklearn: Efficient and Robust Automated Machine Learning","title-short":"Auto-sklearn","URL":"http://link.springer.com/10.1007/978-3-030-05318-5_6","editor":[{"family":"Hutter","given":"Frank"},{"family":"Kotthoff","given":"Lars"},{"family":"Vanschoren","given":"Joaquin"}],"author":[{"family":"Feurer","given":"Matthias"},{"family":"Klein","given":"Aaron"},{"family":"Eggensperger","given":"Katharina"},{"family":"Springenberg","given":"Jost Tobias"},{"family":"Blum","given":"Manuel"},{"family":"Hutter","given":"Frank"}],"accessed":{"date-parts":[["2021",2,7]]},"issued":{"date-parts":[["2019"]]},"citation-key":"feurerAutosklearnEfficientRobust2019"}}],"schema":"https://github.com/citation-style-language/schema/raw/master/csl-citation.json"} </w:instrText>
-      </w:r>
-      <w:r>
-        <w:rPr>
-          <w:lang w:val="en"/>
-        </w:rPr>
-        <w:fldChar w:fldCharType="separate"/>
-      </w:r>
-      <w:r>
-        <w:rPr>
-          <w:noProof/>
-          <w:lang w:val="en"/>
-        </w:rPr>
-        <w:t>[83,84]</w:t>
-      </w:r>
-      <w:r>
-        <w:rPr>
-          <w:lang w:val="en"/>
-        </w:rPr>
-        <w:fldChar w:fldCharType="end"/>
-      </w:r>
-      <w:r>
-        <w:rPr>
-          <w:lang w:val="en"/>
-        </w:rPr>
-        <w:t>.</w:t>
-      </w:r>
-      <w:r>
-        <w:rPr>
-          <w:lang w:val="en"/>
-        </w:rPr>
-        <w:t xml:space="preserve"> The package </w:t>
-      </w:r>
-      <w:proofErr w:type="spellStart"/>
+        <w:t>auto-sklearn</w:t>
+      </w:r>
+      <w:r>
+        <w:rPr>
+          <w:lang w:val="en"/>
+        </w:rPr>
+        <w:t xml:space="preserve"> and </w:t>
+      </w:r>
       <w:r>
         <w:rPr>
           <w:i/>
@@ -18356,19 +18441,6 @@
         </w:rPr>
         <w:t>tpot</w:t>
       </w:r>
-      <w:proofErr w:type="spellEnd"/>
-      <w:r>
-        <w:rPr>
-          <w:lang w:val="en"/>
-        </w:rPr>
-        <w:t xml:space="preserve"> uses genetic </w:t>
-      </w:r>
-      <w:r>
-        <w:rPr>
-          <w:lang w:val="en"/>
-        </w:rPr>
-        <w:t>programming</w:t>
-      </w:r>
       <w:r>
         <w:rPr>
           <w:lang w:val="en"/>
@@ -18379,13 +18451,67 @@
         <w:rPr>
           <w:lang w:val="en"/>
         </w:rPr>
+        <w:t>models</w:t>
+      </w:r>
+      <w:r>
+        <w:rPr>
+          <w:lang w:val="en"/>
+        </w:rPr>
+        <w:t xml:space="preserve">, </w:t>
+      </w:r>
+      <w:r>
+        <w:rPr>
+          <w:lang w:val="en"/>
+        </w:rPr>
+        <w:t>which automated the parameters and model selection sub-components</w:t>
+      </w:r>
+      <w:r>
+        <w:rPr>
+          <w:lang w:val="en"/>
+        </w:rPr>
+        <w:t xml:space="preserve"> given a minute </w:t>
+      </w:r>
+      <w:r>
+        <w:rPr>
+          <w:lang w:val="en"/>
+        </w:rPr>
+        <w:t>to build models</w:t>
+      </w:r>
+      <w:r>
+        <w:rPr>
+          <w:lang w:val="en"/>
+        </w:rPr>
+        <w:t xml:space="preserve"> each</w:t>
+      </w:r>
+      <w:r>
+        <w:rPr>
+          <w:lang w:val="en"/>
+        </w:rPr>
+        <w:t>.</w:t>
+      </w:r>
+      <w:r>
+        <w:rPr>
+          <w:lang w:val="en"/>
+        </w:rPr>
+        <w:t xml:space="preserve"> For the metrics sub-component, we used Mean Absolute Error (MAE)</w:t>
+      </w:r>
+      <w:r>
+        <w:rPr>
+          <w:lang w:val="en"/>
+        </w:rPr>
+        <w:t xml:space="preserve"> </w:t>
+      </w:r>
+      <w:r>
+        <w:rPr>
+          <w:lang w:val="en"/>
+        </w:rPr>
         <w:fldChar w:fldCharType="begin"/>
       </w:r>
       <w:r>
         <w:rPr>
           <w:lang w:val="en"/>
         </w:rPr>
-        <w:instrText xml:space="preserve"> ADDIN ZOTERO_ITEM CSL_CITATION {"citationID":"RGP9X19Z","properties":{"formattedCitation":"[85]","plainCitation":"[85]","noteIndex":0},"citationItems":[{"id":2292,"uris":["http://zotero.org/users/6749620/items/W7NQNMJL"],"itemData":{"id":2292,"type":"book","abstract":"Genetic programming (GP), one of the most advanced forms of evolutionary computation, has been highly successful as a technique for getting computers to automatically solve problems without having to tell them explicitly how. Since its inceptions more than ten years ago, GP has been used to solve practical problems in a variety of application fields. Along with this ad-hoc engineering approaches interest increased in how and why GP works. This book provides a coherent consolidation of recent work on the theoretical foundations of GP. A concise introduction to GP and genetic algorithms (GA) is followed by a discussion of fitness landscapes and other theoretical approaches to natural and artificial evolution. Having surveyed early approaches to GP theory it presents new exact schema analysis, showing that it applies to GP as well as to the simpler GAs. New results on the potentially infinite number of possible programs are followed by two chapters applying these new techniques.","ISBN":"978-3-662-04726-2","language":"en","note":"Google-Books-ID: zsaqCAAAQBAJ","number-of-pages":"265","publisher":"Springer Science &amp; Business Media","source":"Google Books","title":"Foundations of Genetic Programming","author":[{"family":"Langdon","given":"William B."},{"family":"Poli","given":"Riccardo"}],"issued":{"date-parts":[["2013",3,9]]},"citation-key":"langdonFoundationsGeneticProgramming2013"}}],"schema":"https://github.com/citation-style-language/schema/raw/master/csl-citation.json"} </w:instrText>
+        <w:instrText xml:space="preserve"> ADDIN ZOTERO_ITEM CSL_CITATION {"citationID":"fgE8Qzq8","properties":{"formattedCitation":"[87]","plainCitation":"[87]","noteIndex":0},"citationItems":[{"id":2311,"uris":["http://zotero.org/users/6749620/items/6UJ3QDST"],"itemData":{"id":2311,"type":"article-journal","container-title":"Climate research","issue":"1","page":"79–82","source":"Google Scholar","title":"Advantages of the mean absolute error (MAE) over the root mean square error (RMSE) in assessing average model performance","volume":"30","author":[{"family":"Willmott","given":"Cort J."},{"family":"Matsuura","given":"Kenji"}],"issued":{"date-parts":[["2005"]]},"citation-key":"willmottAdvantagesMeanAbsolute2005"}}],"schema":"https://github.com/citation-style-language/schema/raw/master/csl-citation.json"} </w:instrText>
       </w:r>
       <w:r>
         <w:rPr>
@@ -18398,7 +18524,7 @@
           <w:noProof/>
           <w:lang w:val="en"/>
         </w:rPr>
-        <w:t>[85]</w:t>
+        <w:t>[87]</w:t>
       </w:r>
       <w:r>
         <w:rPr>
@@ -18410,80 +18536,25 @@
         <w:rPr>
           <w:lang w:val="en"/>
         </w:rPr>
-        <w:t xml:space="preserve"> to automatically </w:t>
-      </w:r>
-      <w:r>
-        <w:rPr>
-          <w:lang w:val="en"/>
-        </w:rPr>
-        <w:t>optimize and design</w:t>
-      </w:r>
-      <w:r>
-        <w:rPr>
-          <w:lang w:val="en"/>
-        </w:rPr>
-        <w:t xml:space="preserve"> machine learning pipelines</w:t>
-      </w:r>
-      <w:r>
-        <w:rPr>
-          <w:lang w:val="en"/>
-        </w:rPr>
-        <w:t xml:space="preserve"> through pipeline operators</w:t>
-      </w:r>
-      <w:r>
-        <w:rPr>
-          <w:lang w:val="en"/>
-        </w:rPr>
-        <w:t xml:space="preserve">, including the </w:t>
-      </w:r>
-      <w:r>
-        <w:rPr>
-          <w:lang w:val="en"/>
-        </w:rPr>
-        <w:t>operations</w:t>
-      </w:r>
-      <w:r>
-        <w:rPr>
-          <w:lang w:val="en"/>
-        </w:rPr>
-        <w:t xml:space="preserve"> of feature engineering, model selection, and parameter tuning</w:t>
-      </w:r>
-      <w:r>
-        <w:rPr>
-          <w:lang w:val="en"/>
-        </w:rPr>
-        <w:t xml:space="preserve"> </w:t>
-      </w:r>
-      <w:r>
-        <w:rPr>
-          <w:lang w:val="en"/>
-        </w:rPr>
-        <w:fldChar w:fldCharType="begin"/>
-      </w:r>
-      <w:r>
-        <w:rPr>
-          <w:lang w:val="en"/>
-        </w:rPr>
-        <w:instrText xml:space="preserve"> ADDIN ZOTERO_ITEM CSL_CITATION {"citationID":"NKqpimaY","properties":{"formattedCitation":"[86,86]","plainCitation":"[86,86]","noteIndex":0},"citationItems":[{"id":1136,"uris":["http://zotero.org/users/6749620/items/87X5S4X6"],"itemData":{"id":1136,"type":"paper-conference","abstract":"As data science becomes more mainstream, there will be an ever-growing demand for data science tools that are more accessible, flexible, and scalable. In response to this demand, automated machine ...","container-title":"Workshop on Automatic Machine Learning","event-title":"Workshop on Automatic Machine Learning","language":"en","note":"ISSN: 1938-7228","page":"66-74","publisher":"PMLR","source":"proceedings.mlr.press","title":"TPOT: A Tree-based Pipeline Optimization Tool for Automating Machine Learning","title-short":"TPOT","URL":"http://proceedings.mlr.press/v64/olson_tpot_2016.html","author":[{"family":"Olson","given":"Randal S."},{"family":"Moore","given":"Jason H."}],"accessed":{"date-parts":[["2021",1,22]]},"issued":{"date-parts":[["2016",12,4]]},"citation-key":"olsonTPOTTreebasedPipeline2016"}},{"id":1136,"uris":["http://zotero.org/users/6749620/items/87X5S4X6"],"itemData":{"id":1136,"type":"paper-conference","abstract":"As data science becomes more mainstream, there will be an ever-growing demand for data science tools that are more accessible, flexible, and scalable. In response to this demand, automated machine ...","container-title":"Workshop on Automatic Machine Learning","event-title":"Workshop on Automatic Machine Learning","language":"en","note":"ISSN: 1938-7228","page":"66-74","publisher":"PMLR","source":"proceedings.mlr.press","title":"TPOT: A Tree-based Pipeline Optimization Tool for Automating Machine Learning","title-short":"TPOT","URL":"http://proceedings.mlr.press/v64/olson_tpot_2016.html","author":[{"family":"Olson","given":"Randal S."},{"family":"Moore","given":"Jason H."}],"accessed":{"date-parts":[["2021",1,22]]},"issued":{"date-parts":[["2016",12,4]]},"citation-key":"olsonTPOTTreebasedPipeline2016"}}],"schema":"https://github.com/citation-style-language/schema/raw/master/csl-citation.json"} </w:instrText>
-      </w:r>
-      <w:r>
-        <w:rPr>
-          <w:lang w:val="en"/>
-        </w:rPr>
-        <w:fldChar w:fldCharType="separate"/>
-      </w:r>
-      <w:r>
-        <w:rPr>
-          <w:noProof/>
-          <w:lang w:val="en"/>
-        </w:rPr>
-        <w:t>[86,86]</w:t>
-      </w:r>
-      <w:r>
-        <w:rPr>
-          <w:lang w:val="en"/>
-        </w:rPr>
-        <w:fldChar w:fldCharType="end"/>
+        <w:t>, an aggregate measure of the errors between the actual and predicted</w:t>
+      </w:r>
+      <w:r>
+        <w:rPr>
+          <w:lang w:val="en"/>
+        </w:rPr>
+        <w:t xml:space="preserve"> outcomes, representing the</w:t>
+      </w:r>
+      <w:r>
+        <w:rPr>
+          <w:lang w:val="en"/>
+        </w:rPr>
+        <w:t xml:space="preserve"> MVC</w:t>
+      </w:r>
+      <w:r>
+        <w:rPr>
+          <w:lang w:val="en"/>
+        </w:rPr>
+        <w:t>s</w:t>
       </w:r>
       <w:r>
         <w:rPr>
@@ -18495,27 +18566,14 @@
         <w:rPr>
           <w:lang w:val="en"/>
         </w:rPr>
-        <w:t xml:space="preserve"> For the variables sub-component, the output of the spatial aggregation sub-component from the spatial data component was used</w:t>
-      </w:r>
-      <w:r>
-        <w:rPr>
-          <w:lang w:val="en"/>
-        </w:rPr>
-        <w:t xml:space="preserve">, while the </w:t>
-      </w:r>
-      <w:proofErr w:type="gramStart"/>
-      <w:r>
-        <w:rPr>
-          <w:lang w:val="en"/>
-        </w:rPr>
-        <w:t>models</w:t>
-      </w:r>
-      <w:proofErr w:type="gramEnd"/>
-      <w:r>
-        <w:rPr>
-          <w:lang w:val="en"/>
-        </w:rPr>
-        <w:t xml:space="preserve"> sub-component contained both </w:t>
+        <w:t xml:space="preserve"> Thus, the best model sub-</w:t>
+      </w:r>
+      <w:r>
+        <w:rPr>
+          <w:lang w:val="en"/>
+        </w:rPr>
+        <w:lastRenderedPageBreak/>
+        <w:t xml:space="preserve">component was determined by the </w:t>
       </w:r>
       <w:r>
         <w:rPr>
@@ -18523,195 +18581,22 @@
           <w:iCs/>
           <w:lang w:val="en"/>
         </w:rPr>
-        <w:t>auto-</w:t>
-      </w:r>
-      <w:proofErr w:type="spellStart"/>
+        <w:t>auto-sklearn</w:t>
+      </w:r>
+      <w:r>
+        <w:rPr>
+          <w:lang w:val="en"/>
+        </w:rPr>
+        <w:t xml:space="preserve"> and </w:t>
+      </w:r>
       <w:r>
         <w:rPr>
           <w:i/>
           <w:iCs/>
           <w:lang w:val="en"/>
         </w:rPr>
-        <w:t>sklearn</w:t>
-      </w:r>
-      <w:proofErr w:type="spellEnd"/>
-      <w:r>
-        <w:rPr>
-          <w:lang w:val="en"/>
-        </w:rPr>
-        <w:t xml:space="preserve"> and </w:t>
-      </w:r>
-      <w:proofErr w:type="spellStart"/>
-      <w:r>
-        <w:rPr>
-          <w:i/>
-          <w:iCs/>
-          <w:lang w:val="en"/>
-        </w:rPr>
         <w:t>tpot</w:t>
       </w:r>
-      <w:proofErr w:type="spellEnd"/>
-      <w:r>
-        <w:rPr>
-          <w:lang w:val="en"/>
-        </w:rPr>
-        <w:t xml:space="preserve"> </w:t>
-      </w:r>
-      <w:r>
-        <w:rPr>
-          <w:lang w:val="en"/>
-        </w:rPr>
-        <w:t>models</w:t>
-      </w:r>
-      <w:r>
-        <w:rPr>
-          <w:lang w:val="en"/>
-        </w:rPr>
-        <w:t xml:space="preserve">, </w:t>
-      </w:r>
-      <w:r>
-        <w:rPr>
-          <w:lang w:val="en"/>
-        </w:rPr>
-        <w:t>which automated the parameters and model selection sub-components</w:t>
-      </w:r>
-      <w:r>
-        <w:rPr>
-          <w:lang w:val="en"/>
-        </w:rPr>
-        <w:t xml:space="preserve"> given a minute </w:t>
-      </w:r>
-      <w:r>
-        <w:rPr>
-          <w:lang w:val="en"/>
-        </w:rPr>
-        <w:t>to build models</w:t>
-      </w:r>
-      <w:r>
-        <w:rPr>
-          <w:lang w:val="en"/>
-        </w:rPr>
-        <w:t xml:space="preserve"> each</w:t>
-      </w:r>
-      <w:r>
-        <w:rPr>
-          <w:lang w:val="en"/>
-        </w:rPr>
-        <w:t>.</w:t>
-      </w:r>
-      <w:r>
-        <w:rPr>
-          <w:lang w:val="en"/>
-        </w:rPr>
-        <w:t xml:space="preserve"> For the metrics sub-component, we used Mean Absolute Error (MAE)</w:t>
-      </w:r>
-      <w:r>
-        <w:rPr>
-          <w:lang w:val="en"/>
-        </w:rPr>
-        <w:t xml:space="preserve"> </w:t>
-      </w:r>
-      <w:r>
-        <w:rPr>
-          <w:lang w:val="en"/>
-        </w:rPr>
-        <w:fldChar w:fldCharType="begin"/>
-      </w:r>
-      <w:r>
-        <w:rPr>
-          <w:lang w:val="en"/>
-        </w:rPr>
-        <w:instrText xml:space="preserve"> ADDIN ZOTERO_ITEM CSL_CITATION {"citationID":"fgE8Qzq8","properties":{"formattedCitation":"[87]","plainCitation":"[87]","noteIndex":0},"citationItems":[{"id":2311,"uris":["http://zotero.org/users/6749620/items/6UJ3QDST"],"itemData":{"id":2311,"type":"article-journal","container-title":"Climate research","issue":"1","page":"79–82","source":"Google Scholar","title":"Advantages of the mean absolute error (MAE) over the root mean square error (RMSE) in assessing average model performance","volume":"30","author":[{"family":"Willmott","given":"Cort J."},{"family":"Matsuura","given":"Kenji"}],"issued":{"date-parts":[["2005"]]},"citation-key":"willmottAdvantagesMeanAbsolute2005"}}],"schema":"https://github.com/citation-style-language/schema/raw/master/csl-citation.json"} </w:instrText>
-      </w:r>
-      <w:r>
-        <w:rPr>
-          <w:lang w:val="en"/>
-        </w:rPr>
-        <w:fldChar w:fldCharType="separate"/>
-      </w:r>
-      <w:r>
-        <w:rPr>
-          <w:noProof/>
-          <w:lang w:val="en"/>
-        </w:rPr>
-        <w:t>[87]</w:t>
-      </w:r>
-      <w:r>
-        <w:rPr>
-          <w:lang w:val="en"/>
-        </w:rPr>
-        <w:fldChar w:fldCharType="end"/>
-      </w:r>
-      <w:r>
-        <w:rPr>
-          <w:lang w:val="en"/>
-        </w:rPr>
-        <w:t>, an aggregate measure of the errors between the actual and predicted</w:t>
-      </w:r>
-      <w:r>
-        <w:rPr>
-          <w:lang w:val="en"/>
-        </w:rPr>
-        <w:t xml:space="preserve"> outcomes, representing the</w:t>
-      </w:r>
-      <w:r>
-        <w:rPr>
-          <w:lang w:val="en"/>
-        </w:rPr>
-        <w:t xml:space="preserve"> MVC</w:t>
-      </w:r>
-      <w:r>
-        <w:rPr>
-          <w:lang w:val="en"/>
-        </w:rPr>
-        <w:t>s</w:t>
-      </w:r>
-      <w:r>
-        <w:rPr>
-          <w:lang w:val="en"/>
-        </w:rPr>
-        <w:t>.</w:t>
-      </w:r>
-      <w:r>
-        <w:rPr>
-          <w:lang w:val="en"/>
-        </w:rPr>
-        <w:t xml:space="preserve"> Thus, the best model sub-component was determined by the </w:t>
-      </w:r>
-      <w:r>
-        <w:rPr>
-          <w:i/>
-          <w:iCs/>
-          <w:lang w:val="en"/>
-        </w:rPr>
-        <w:t>auto-</w:t>
-      </w:r>
-      <w:proofErr w:type="spellStart"/>
-      <w:r>
-        <w:rPr>
-          <w:i/>
-          <w:iCs/>
-          <w:lang w:val="en"/>
-        </w:rPr>
-        <w:t>sklearn</w:t>
-      </w:r>
-      <w:proofErr w:type="spellEnd"/>
-      <w:r>
-        <w:rPr>
-          <w:lang w:val="en"/>
-        </w:rPr>
-        <w:t xml:space="preserve"> and </w:t>
-      </w:r>
-      <w:proofErr w:type="spellStart"/>
-      <w:r>
-        <w:rPr>
-          <w:i/>
-          <w:iCs/>
-          <w:lang w:val="en"/>
-        </w:rPr>
-        <w:t>tpot</w:t>
-      </w:r>
-      <w:proofErr w:type="spellEnd"/>
       <w:r>
         <w:rPr>
           <w:lang w:val="en"/>
@@ -18745,7 +18630,6 @@
         </w:rPr>
       </w:pPr>
       <w:r>
-        <w:lastRenderedPageBreak/>
         <w:t>2.</w:t>
       </w:r>
       <w:r>
@@ -19252,13 +19136,74 @@
         <w:t xml:space="preserve">The geo-interventions modelling framework </w:t>
       </w:r>
       <w:r>
-        <w:t>consists of three components: (1) spatial data, (2) outcome modelling, and (3) geo-intervention generation</w:t>
+        <w:t>consist</w:t>
+      </w:r>
+      <w:r>
+        <w:t>ed</w:t>
+      </w:r>
+      <w:r>
+        <w:t xml:space="preserve"> of three components: (1) spatial data, (2) outcome modelling, and (3) geo-intervention generation</w:t>
       </w:r>
       <w:r>
         <w:t>.</w:t>
       </w:r>
       <w:r>
         <w:t xml:space="preserve"> The spatial data component </w:t>
+      </w:r>
+      <w:r>
+        <w:t>receive</w:t>
+      </w:r>
+      <w:r>
+        <w:t>d</w:t>
+      </w:r>
+      <w:r>
+        <w:t xml:space="preserve"> vector spatial data and standardizes it into a set of variables that represent phenomena, entities, or their characteristics.</w:t>
+      </w:r>
+      <w:r>
+        <w:t xml:space="preserve"> These variables </w:t>
+      </w:r>
+      <w:r>
+        <w:t>were</w:t>
+      </w:r>
+      <w:r>
+        <w:t xml:space="preserve"> then used to build models that predict a target outcome, where </w:t>
+      </w:r>
+      <w:r>
+        <w:t xml:space="preserve">a </w:t>
+      </w:r>
+      <w:r>
+        <w:t xml:space="preserve">model’s accuracy </w:t>
+      </w:r>
+      <w:r>
+        <w:t>was</w:t>
+      </w:r>
+      <w:r>
+        <w:t xml:space="preserve"> measured by a metric on the predicted outcomes.</w:t>
+      </w:r>
+      <w:r>
+        <w:t xml:space="preserve"> The best model out of a test of several models </w:t>
+      </w:r>
+      <w:r>
+        <w:t>was</w:t>
+      </w:r>
+      <w:r>
+        <w:t xml:space="preserve"> selected to generate geo-interventions, where this model’s predicted outcomes </w:t>
+      </w:r>
+      <w:r>
+        <w:t>were</w:t>
+      </w:r>
+      <w:r>
+        <w:t xml:space="preserve"> </w:t>
+      </w:r>
+      <w:r>
+        <w:lastRenderedPageBreak/>
+        <w:t>optimized by searching for the best actions (changes in model variable values) that satisfy action and location constraints set by the user.</w:t>
+      </w:r>
+      <w:r>
+        <w:t xml:space="preserve"> Sections 3.1.1 to 3.1.3 describe each of the three components in detail, while providing minimal examples for better understanding</w:t>
+      </w:r>
+      <w:r>
+        <w:t>.</w:t>
       </w:r>
     </w:p>
     <w:p>
@@ -19266,9 +19211,8 @@
         <w:pStyle w:val="MDPI52figure"/>
       </w:pPr>
       <w:r>
-        <w:lastRenderedPageBreak/>
         <w:drawing>
-          <wp:inline distT="0" distB="0" distL="0" distR="0" wp14:anchorId="5EC69434" wp14:editId="7CFADD8A">
+          <wp:inline distT="0" distB="0" distL="0" distR="0" wp14:anchorId="5EC69434" wp14:editId="641EBEDC">
             <wp:extent cx="3441521" cy="2351873"/>
             <wp:effectExtent l="0" t="0" r="635" b="0"/>
             <wp:docPr id="224512040" name="Picture 6"/>
@@ -19385,7 +19329,10 @@
     </w:p>
     <w:p>
       <w:pPr>
-        <w:pStyle w:val="MDPI22heading2"/>
+        <w:pStyle w:val="MDPI23heading3"/>
+        <w:rPr>
+          <w:lang w:val="en"/>
+        </w:rPr>
       </w:pPr>
       <w:r>
         <w:t>3</w:t>
@@ -19394,13 +19341,19 @@
         <w:t>.</w:t>
       </w:r>
       <w:r>
-        <w:t>2</w:t>
+        <w:t>1</w:t>
+      </w:r>
+      <w:r>
+        <w:t>.</w:t>
+      </w:r>
+      <w:r>
+        <w:t>1</w:t>
       </w:r>
       <w:r>
         <w:t xml:space="preserve">. </w:t>
       </w:r>
       <w:r>
-        <w:t>Case Study</w:t>
+        <w:t>Spatial Data Component</w:t>
       </w:r>
     </w:p>
     <w:p>
@@ -19408,15 +19361,984 @@
         <w:pStyle w:val="MDPI31text"/>
       </w:pPr>
       <w:r>
-        <w:t>x.</w:t>
+        <w:t>The spatial data component consist</w:t>
+      </w:r>
+      <w:r>
+        <w:t>ed</w:t>
+      </w:r>
+      <w:r>
+        <w:t xml:space="preserve"> </w:t>
+      </w:r>
+      <w:r>
+        <w:t>of optional sub-components raster and spatial feature engineering, along with required</w:t>
+      </w:r>
+      <w:r>
+        <w:t xml:space="preserve"> </w:t>
+      </w:r>
+      <w:r>
+        <w:t>vector data sub-components</w:t>
+      </w:r>
+      <w:r>
+        <w:t xml:space="preserve"> </w:t>
+      </w:r>
+      <w:r>
+        <w:t>points, lines, and polygons</w:t>
+      </w:r>
+      <w:r>
+        <w:t>.</w:t>
+      </w:r>
+      <w:r>
+        <w:t xml:space="preserve"> </w:t>
+      </w:r>
+      <w:r>
+        <w:t xml:space="preserve">The raster </w:t>
+      </w:r>
+      <w:r>
+        <w:t xml:space="preserve">sub-component </w:t>
+      </w:r>
+      <w:r>
+        <w:t xml:space="preserve">was optionally included as raster data can be processed into vector structured data with various GIS approaches </w:t>
+      </w:r>
+      <w:r>
+        <w:t xml:space="preserve">(e.g., polygon grids </w:t>
+      </w:r>
+      <w:r>
+        <w:fldChar w:fldCharType="begin"/>
+      </w:r>
+      <w:r>
+        <w:instrText xml:space="preserve"> ADDIN ZOTERO_ITEM CSL_CITATION {"citationID":"8k5yhpTD","properties":{"formattedCitation":"[33]","plainCitation":"[33]","noteIndex":0},"citationItems":[{"id":3135,"uris":["http://zotero.org/users/6749620/items/6ZKSVIRH"],"itemData":{"id":3135,"type":"article-journal","container-title":"Photogrammetric Engineering and Remote Sensing","issue":"4","note":"publisher: [Falls Church, Va.] American Society of Photogrammetry.","page":"425–434","source":"Google Scholar","title":"Exploring and evaluating the consequences of vector-to-raster and raster-to-vector conversion","volume":"63","author":[{"family":"Congalton","given":"Russell G."}],"issued":{"date-parts":[["1997"]]},"citation-key":"congaltonExploringEvaluatingConsequences1997"}}],"schema":"https://github.com/citation-style-language/schema/raw/master/csl-citation.json"} </w:instrText>
+      </w:r>
+      <w:r>
+        <w:fldChar w:fldCharType="separate"/>
+      </w:r>
+      <w:r>
+        <w:t>[33]</w:t>
+      </w:r>
+      <w:r>
+        <w:fldChar w:fldCharType="end"/>
+      </w:r>
+      <w:r>
+        <w:t xml:space="preserve">, edge-tracing </w:t>
+      </w:r>
+      <w:r>
+        <w:fldChar w:fldCharType="begin"/>
+      </w:r>
+      <w:r>
+        <w:instrText xml:space="preserve"> ADDIN ZOTERO_ITEM CSL_CITATION {"citationID":"ElTQfJhv","properties":{"formattedCitation":"[34]","plainCitation":"[34]","noteIndex":0},"citationItems":[{"id":3137,"uris":["http://zotero.org/users/6749620/items/5LXK46SN"],"itemData":{"id":3137,"type":"article-journal","container-title":"Annals of GIS","DOI":"10.1080/10824000809480639","ISSN":"1947-5683, 1947-5691","issue":"1","journalAbbreviation":"Annals of GIS","language":"en","page":"54-62","source":"DOI.org (Crossref)","title":"An Efficient Algorithm for Raster-to-Vector Data Conversion","volume":"14","author":[{"family":"Teng","given":"Junhua"},{"family":"Wang","given":"Fahui"},{"family":"Liu","given":"Yu"}],"issued":{"date-parts":[["2008",6]]},"citation-key":"tengEfficientAlgorithmRastertoVector2008"}}],"schema":"https://github.com/citation-style-language/schema/raw/master/csl-citation.json"} </w:instrText>
+      </w:r>
+      <w:r>
+        <w:fldChar w:fldCharType="separate"/>
+      </w:r>
+      <w:r>
+        <w:t>[34]</w:t>
+      </w:r>
+      <w:r>
+        <w:fldChar w:fldCharType="end"/>
+      </w:r>
+      <w:r>
+        <w:t xml:space="preserve">, object detection </w:t>
+      </w:r>
+      <w:r>
+        <w:fldChar w:fldCharType="begin"/>
+      </w:r>
+      <w:r>
+        <w:instrText xml:space="preserve"> ADDIN ZOTERO_ITEM CSL_CITATION {"citationID":"ovfEFFrr","properties":{"formattedCitation":"[35]","plainCitation":"[35]","noteIndex":0},"citationItems":[{"id":3139,"uris":["http://zotero.org/users/6749620/items/KDTDUGIL"],"itemData":{"id":3139,"type":"article-journal","abstract":"Introduction: Object detection in remotely sensed satellite images is critical to socio-economic, bio-physical, and environmental monitoring, necessary for the prevention of natural disasters such as flooding and fires, socio-economic service delivery, and general urban and rural planning and management. Whereas deep learning approaches have recently gained popularity in remotely sensed image analysis, they have been unable to efficiently detect image objects due to complex landscape heterogeneity, high inter-class similarity and intra-class diversity, and difficulty in acquiring suitable training data that represents the complexities, among others. Methods: To address these challenges, this study employed multi-object detection deep learning algorithms with a transfer learning approach on remotely sensed satellite imagery captured on a heterogeneous landscape. In the study, a new dataset of diverse features with five object classes collected from Google Earth Engine in various locations in southern KwaZulu-Natal province in South Africa was used to evaluate the models. The dataset images were characterized with objects that have varying sizes and resolutions. Five (5) object detection methods based on R-CNN and YOLO architectures were investigated via experiments on our newly created dataset. Conclusions: This paper provides a comprehensive performance evaluation and analysis of the recent deep learning-based object detection methods for detecting objects in high-resolution remote sensing satellite images. The models were also evaluated on two publicly available datasets: Visdron and PASCAL VOC2007. Results showed that the highest detection accuracy of the vegetation and swimming pool instances was more than 90%, and the fastest detection speed 0.2 ms was observed in YOLOv8.","container-title":"Sensors","DOI":"10.3390/s23135849","ISSN":"1424-8220","issue":"13","language":"en","license":"http://creativecommons.org/licenses/by/3.0/","note":"number: 13\npublisher: Multidisciplinary Digital Publishing Institute","page":"5849","source":"www.mdpi.com","title":"State-of-the-Art Deep Learning Methods for Objects Detection in Remote Sensing Satellite Images","volume":"23","author":[{"family":"Adegun","given":"Adekanmi Adeyinka"},{"family":"Fonou Dombeu","given":"Jean Vincent"},{"family":"Viriri","given":"Serestina"},{"family":"Odindi","given":"John"}],"issued":{"date-parts":[["2023",1]]},"citation-key":"adegunStateoftheArtDeepLearning2023"}}],"schema":"https://github.com/citation-style-language/schema/raw/master/csl-citation.json"} </w:instrText>
+      </w:r>
+      <w:r>
+        <w:fldChar w:fldCharType="separate"/>
+      </w:r>
+      <w:r>
+        <w:t>[35]</w:t>
+      </w:r>
+      <w:r>
+        <w:fldChar w:fldCharType="end"/>
+      </w:r>
+      <w:r>
+        <w:t>).</w:t>
+      </w:r>
+      <w:r>
+        <w:t xml:space="preserve"> The vector data sub-components (points, lines, and polygons) then represent</w:t>
+      </w:r>
+      <w:r>
+        <w:t>ed</w:t>
+      </w:r>
+      <w:r>
+        <w:t xml:space="preserve"> the </w:t>
+      </w:r>
+      <w:r>
+        <w:t>simplest</w:t>
+      </w:r>
+      <w:r>
+        <w:t xml:space="preserve"> geometries of spatial data, structured as ordered coordinates forming locations in the real-world</w:t>
+      </w:r>
+      <w:r>
+        <w:t xml:space="preserve">, while also containing several variables describing </w:t>
+      </w:r>
+      <w:r>
+        <w:t>phenomena, entities, and characteristics at these</w:t>
+      </w:r>
+      <w:r>
+        <w:t xml:space="preserve"> locations</w:t>
+      </w:r>
+      <w:r>
+        <w:t xml:space="preserve">. </w:t>
+      </w:r>
+      <w:r>
+        <w:t>These vector sub-components</w:t>
+      </w:r>
+      <w:r>
+        <w:t xml:space="preserve"> </w:t>
+      </w:r>
+      <w:r>
+        <w:t>are optionally processed using a spatial feature engineering sub-component, which creates, modifies, or removes variables for each point, line, or polygon.</w:t>
+      </w:r>
+      <w:r>
+        <w:t xml:space="preserve"> Table 4 shows a</w:t>
+      </w:r>
+      <w:r>
+        <w:t xml:space="preserve"> simple</w:t>
+      </w:r>
+      <w:r>
+        <w:t xml:space="preserve"> example of tabular data representing vector sub-components and processed variables from the spatial feature engineering sub-component.</w:t>
+      </w:r>
+      <w:r>
+        <w:t xml:space="preserve"> </w:t>
+      </w:r>
+      <w:r>
+        <w:t>V</w:t>
+      </w:r>
+      <w:r>
+        <w:t>ariables X</w:t>
+      </w:r>
+      <w:r>
+        <w:rPr>
+          <w:vertAlign w:val="subscript"/>
+        </w:rPr>
+        <w:t>1</w:t>
+      </w:r>
+      <w:r>
+        <w:t>…X</w:t>
+      </w:r>
+      <w:r>
+        <w:rPr>
+          <w:vertAlign w:val="subscript"/>
+        </w:rPr>
+        <w:t>3</w:t>
+      </w:r>
+      <w:r>
+        <w:t xml:space="preserve"> represent the original variables for each location L</w:t>
+      </w:r>
+      <w:r>
+        <w:rPr>
+          <w:vertAlign w:val="subscript"/>
+        </w:rPr>
+        <w:t>i</w:t>
+      </w:r>
+      <w:r>
+        <w:t>, while X</w:t>
+      </w:r>
+      <w:r>
+        <w:rPr>
+          <w:vertAlign w:val="subscript"/>
+        </w:rPr>
+        <w:t>1</w:t>
+      </w:r>
+      <w:r>
+        <w:t xml:space="preserve"> + X</w:t>
+      </w:r>
+      <w:r>
+        <w:rPr>
+          <w:vertAlign w:val="subscript"/>
+        </w:rPr>
+        <w:t>3</w:t>
+      </w:r>
+      <w:r>
+        <w:t xml:space="preserve"> and (</w:t>
+      </w:r>
+      <w:r>
+        <w:t>X</w:t>
+      </w:r>
+      <w:r>
+        <w:rPr>
+          <w:vertAlign w:val="subscript"/>
+        </w:rPr>
+        <w:t>3</w:t>
+      </w:r>
+      <w:r>
+        <w:t>)</w:t>
+      </w:r>
+      <w:r>
+        <w:rPr>
+          <w:vertAlign w:val="superscript"/>
+        </w:rPr>
+        <w:t>2</w:t>
+      </w:r>
+      <w:r>
+        <w:t xml:space="preserve"> </w:t>
+      </w:r>
+      <w:r>
+        <w:t>are</w:t>
+      </w:r>
+      <w:r>
+        <w:t xml:space="preserve"> additional variable</w:t>
+      </w:r>
+      <w:r>
+        <w:t>s</w:t>
+      </w:r>
+      <w:r>
+        <w:t xml:space="preserve"> </w:t>
+      </w:r>
+      <w:r>
+        <w:t xml:space="preserve">from </w:t>
+      </w:r>
+      <w:r>
+        <w:t>spatial feature engineering</w:t>
+      </w:r>
+      <w:r>
+        <w:t>.</w:t>
+      </w:r>
+      <w:r>
+        <w:t xml:space="preserve"> The spatial data component’s </w:t>
+      </w:r>
+      <w:r>
+        <w:t>objective is to produce potentially informative variables that are predictive of a selected outcome variable</w:t>
+      </w:r>
+      <w:r>
+        <w:t>, where it’s output is used as the input for the outcome modelling component.</w:t>
       </w:r>
     </w:p>
     <w:p>
       <w:pPr>
-        <w:pStyle w:val="MDPI21heading1"/>
-      </w:pPr>
-      <w:r>
-        <w:t>4. Discussion</w:t>
+        <w:pStyle w:val="MDPI41tablecaption"/>
+      </w:pPr>
+      <w:r>
+        <w:rPr>
+          <w:b/>
+        </w:rPr>
+        <w:t xml:space="preserve">Table </w:t>
+      </w:r>
+      <w:r>
+        <w:rPr>
+          <w:b/>
+        </w:rPr>
+        <w:t>4</w:t>
+      </w:r>
+      <w:r>
+        <w:rPr>
+          <w:b/>
+        </w:rPr>
+        <w:t>.</w:t>
+      </w:r>
+      <w:r>
+        <w:t xml:space="preserve"> </w:t>
+      </w:r>
+      <w:r>
+        <w:rPr>
+          <w:bCs/>
+        </w:rPr>
+        <w:t>Example spatial data for geo-interventions modelling framework</w:t>
+      </w:r>
+      <w:r>
+        <w:t>.</w:t>
+      </w:r>
+    </w:p>
+    <w:tbl>
+      <w:tblPr>
+        <w:tblW w:w="3754" w:type="pct"/>
+        <w:tblInd w:w="2608" w:type="dxa"/>
+        <w:tblBorders>
+          <w:top w:val="single" w:sz="8" w:space="0" w:color="auto"/>
+          <w:bottom w:val="single" w:sz="8" w:space="0" w:color="auto"/>
+        </w:tblBorders>
+        <w:tblCellMar>
+          <w:left w:w="0" w:type="dxa"/>
+          <w:right w:w="0" w:type="dxa"/>
+        </w:tblCellMar>
+        <w:tblLook w:val="04A0" w:firstRow="1" w:lastRow="0" w:firstColumn="1" w:lastColumn="0" w:noHBand="0" w:noVBand="1"/>
+      </w:tblPr>
+      <w:tblGrid>
+        <w:gridCol w:w="703"/>
+        <w:gridCol w:w="390"/>
+        <w:gridCol w:w="390"/>
+        <w:gridCol w:w="1179"/>
+        <w:gridCol w:w="777"/>
+        <w:gridCol w:w="4419"/>
+      </w:tblGrid>
+      <w:tr>
+        <w:tc>
+          <w:tcPr>
+            <w:tcW w:w="0" w:type="auto"/>
+            <w:tcBorders>
+              <w:bottom w:val="single" w:sz="4" w:space="0" w:color="auto"/>
+            </w:tcBorders>
+            <w:shd w:val="clear" w:color="auto" w:fill="auto"/>
+          </w:tcPr>
+          <w:p>
+            <w:pPr>
+              <w:pStyle w:val="MDPI42tablebody"/>
+              <w:spacing w:line="240" w:lineRule="auto"/>
+              <w:rPr>
+                <w:b/>
+                <w:snapToGrid/>
+                <w:vertAlign w:val="subscript"/>
+              </w:rPr>
+            </w:pPr>
+            <w:r>
+              <w:rPr>
+                <w:b/>
+                <w:snapToGrid/>
+              </w:rPr>
+              <w:t>X</w:t>
+            </w:r>
+            <w:r>
+              <w:rPr>
+                <w:b/>
+                <w:snapToGrid/>
+                <w:vertAlign w:val="subscript"/>
+              </w:rPr>
+              <w:t>1</w:t>
+            </w:r>
+          </w:p>
+        </w:tc>
+        <w:tc>
+          <w:tcPr>
+            <w:tcW w:w="0" w:type="auto"/>
+            <w:tcBorders>
+              <w:bottom w:val="single" w:sz="4" w:space="0" w:color="auto"/>
+            </w:tcBorders>
+          </w:tcPr>
+          <w:p>
+            <w:pPr>
+              <w:pStyle w:val="MDPI42tablebody"/>
+              <w:spacing w:line="240" w:lineRule="auto"/>
+              <w:rPr>
+                <w:b/>
+                <w:snapToGrid/>
+              </w:rPr>
+            </w:pPr>
+            <w:r>
+              <w:rPr>
+                <w:b/>
+                <w:snapToGrid/>
+              </w:rPr>
+              <w:t>X</w:t>
+            </w:r>
+            <w:r>
+              <w:rPr>
+                <w:b/>
+                <w:snapToGrid/>
+                <w:vertAlign w:val="subscript"/>
+              </w:rPr>
+              <w:t>2</w:t>
+            </w:r>
+          </w:p>
+        </w:tc>
+        <w:tc>
+          <w:tcPr>
+            <w:tcW w:w="0" w:type="auto"/>
+            <w:tcBorders>
+              <w:bottom w:val="single" w:sz="4" w:space="0" w:color="auto"/>
+            </w:tcBorders>
+          </w:tcPr>
+          <w:p>
+            <w:pPr>
+              <w:pStyle w:val="MDPI42tablebody"/>
+              <w:spacing w:line="240" w:lineRule="auto"/>
+              <w:rPr>
+                <w:b/>
+                <w:snapToGrid/>
+              </w:rPr>
+            </w:pPr>
+            <w:r>
+              <w:rPr>
+                <w:b/>
+                <w:snapToGrid/>
+              </w:rPr>
+              <w:t>X</w:t>
+            </w:r>
+            <w:r>
+              <w:rPr>
+                <w:b/>
+                <w:snapToGrid/>
+                <w:vertAlign w:val="subscript"/>
+              </w:rPr>
+              <w:t>3</w:t>
+            </w:r>
+          </w:p>
+        </w:tc>
+        <w:tc>
+          <w:tcPr>
+            <w:tcW w:w="0" w:type="auto"/>
+            <w:tcBorders>
+              <w:bottom w:val="single" w:sz="4" w:space="0" w:color="auto"/>
+            </w:tcBorders>
+          </w:tcPr>
+          <w:p>
+            <w:pPr>
+              <w:pStyle w:val="MDPI42tablebody"/>
+              <w:spacing w:line="240" w:lineRule="auto"/>
+              <w:rPr>
+                <w:b/>
+                <w:snapToGrid/>
+              </w:rPr>
+            </w:pPr>
+            <w:r>
+              <w:rPr>
+                <w:b/>
+                <w:snapToGrid/>
+              </w:rPr>
+              <w:t>X</w:t>
+            </w:r>
+            <w:r>
+              <w:rPr>
+                <w:b/>
+                <w:snapToGrid/>
+                <w:vertAlign w:val="subscript"/>
+              </w:rPr>
+              <w:t>1</w:t>
+            </w:r>
+            <w:r>
+              <w:rPr>
+                <w:b/>
+                <w:snapToGrid/>
+              </w:rPr>
+              <w:t xml:space="preserve"> + </w:t>
+            </w:r>
+            <w:r>
+              <w:rPr>
+                <w:b/>
+                <w:snapToGrid/>
+              </w:rPr>
+              <w:t>X</w:t>
+            </w:r>
+            <w:r>
+              <w:rPr>
+                <w:b/>
+                <w:snapToGrid/>
+                <w:vertAlign w:val="subscript"/>
+              </w:rPr>
+              <w:t>3</w:t>
+            </w:r>
+          </w:p>
+        </w:tc>
+        <w:tc>
+          <w:tcPr>
+            <w:tcW w:w="0" w:type="auto"/>
+            <w:tcBorders>
+              <w:bottom w:val="single" w:sz="4" w:space="0" w:color="auto"/>
+            </w:tcBorders>
+          </w:tcPr>
+          <w:p>
+            <w:pPr>
+              <w:pStyle w:val="MDPI42tablebody"/>
+              <w:spacing w:line="240" w:lineRule="auto"/>
+              <w:rPr>
+                <w:b/>
+                <w:snapToGrid/>
+              </w:rPr>
+            </w:pPr>
+            <w:r>
+              <w:t>(</w:t>
+            </w:r>
+            <w:r>
+              <w:rPr>
+                <w:b/>
+                <w:snapToGrid/>
+              </w:rPr>
+              <w:t>X</w:t>
+            </w:r>
+            <w:r>
+              <w:rPr>
+                <w:b/>
+                <w:snapToGrid/>
+                <w:vertAlign w:val="subscript"/>
+              </w:rPr>
+              <w:t>3</w:t>
+            </w:r>
+            <w:r>
+              <w:t>)</w:t>
+            </w:r>
+            <w:r>
+              <w:rPr>
+                <w:vertAlign w:val="superscript"/>
+              </w:rPr>
+              <w:t>2</w:t>
+            </w:r>
+          </w:p>
+        </w:tc>
+        <w:tc>
+          <w:tcPr>
+            <w:tcW w:w="0" w:type="auto"/>
+            <w:tcBorders>
+              <w:bottom w:val="single" w:sz="4" w:space="0" w:color="auto"/>
+            </w:tcBorders>
+            <w:shd w:val="clear" w:color="auto" w:fill="auto"/>
+          </w:tcPr>
+          <w:p>
+            <w:pPr>
+              <w:pStyle w:val="MDPI42tablebody"/>
+              <w:spacing w:line="240" w:lineRule="auto"/>
+              <w:jc w:val="left"/>
+              <w:rPr>
+                <w:b/>
+                <w:snapToGrid/>
+                <w:vertAlign w:val="subscript"/>
+              </w:rPr>
+            </w:pPr>
+            <w:r>
+              <w:rPr>
+                <w:b/>
+                <w:snapToGrid/>
+              </w:rPr>
+              <w:t>L</w:t>
+            </w:r>
+            <w:r>
+              <w:rPr>
+                <w:b/>
+                <w:snapToGrid/>
+                <w:vertAlign w:val="subscript"/>
+              </w:rPr>
+              <w:t>i</w:t>
+            </w:r>
+          </w:p>
+        </w:tc>
+      </w:tr>
+      <w:tr>
+        <w:tc>
+          <w:tcPr>
+            <w:tcW w:w="0" w:type="auto"/>
+            <w:tcBorders>
+              <w:bottom w:val="single" w:sz="4" w:space="0" w:color="auto"/>
+            </w:tcBorders>
+            <w:shd w:val="clear" w:color="auto" w:fill="auto"/>
+          </w:tcPr>
+          <w:p>
+            <w:pPr>
+              <w:pStyle w:val="MDPI42tablebody"/>
+              <w:spacing w:line="240" w:lineRule="auto"/>
+            </w:pPr>
+            <w:r>
+              <w:t>1.25</w:t>
+            </w:r>
+          </w:p>
+        </w:tc>
+        <w:tc>
+          <w:tcPr>
+            <w:tcW w:w="0" w:type="auto"/>
+            <w:tcBorders>
+              <w:bottom w:val="single" w:sz="4" w:space="0" w:color="auto"/>
+            </w:tcBorders>
+          </w:tcPr>
+          <w:p>
+            <w:pPr>
+              <w:pStyle w:val="MDPI42tablebody"/>
+              <w:spacing w:line="240" w:lineRule="auto"/>
+              <w:rPr>
+                <w:lang w:val="en"/>
+              </w:rPr>
+            </w:pPr>
+            <w:r>
+              <w:rPr>
+                <w:lang w:val="en"/>
+              </w:rPr>
+              <w:t>A</w:t>
+            </w:r>
+          </w:p>
+        </w:tc>
+        <w:tc>
+          <w:tcPr>
+            <w:tcW w:w="0" w:type="auto"/>
+            <w:tcBorders>
+              <w:bottom w:val="single" w:sz="4" w:space="0" w:color="auto"/>
+            </w:tcBorders>
+          </w:tcPr>
+          <w:p>
+            <w:pPr>
+              <w:pStyle w:val="MDPI42tablebody"/>
+              <w:spacing w:line="240" w:lineRule="auto"/>
+              <w:rPr>
+                <w:lang w:val="en"/>
+              </w:rPr>
+            </w:pPr>
+            <w:r>
+              <w:rPr>
+                <w:lang w:val="en"/>
+              </w:rPr>
+              <w:t>2</w:t>
+            </w:r>
+          </w:p>
+        </w:tc>
+        <w:tc>
+          <w:tcPr>
+            <w:tcW w:w="0" w:type="auto"/>
+            <w:tcBorders>
+              <w:bottom w:val="single" w:sz="4" w:space="0" w:color="auto"/>
+            </w:tcBorders>
+          </w:tcPr>
+          <w:p>
+            <w:pPr>
+              <w:pStyle w:val="MDPI42tablebody"/>
+              <w:spacing w:line="240" w:lineRule="auto"/>
+              <w:rPr>
+                <w:lang w:val="en"/>
+              </w:rPr>
+            </w:pPr>
+            <w:r>
+              <w:rPr>
+                <w:lang w:val="en"/>
+              </w:rPr>
+              <w:t>3.25</w:t>
+            </w:r>
+          </w:p>
+        </w:tc>
+        <w:tc>
+          <w:tcPr>
+            <w:tcW w:w="0" w:type="auto"/>
+            <w:tcBorders>
+              <w:bottom w:val="single" w:sz="4" w:space="0" w:color="auto"/>
+            </w:tcBorders>
+          </w:tcPr>
+          <w:p>
+            <w:pPr>
+              <w:pStyle w:val="MDPI42tablebody"/>
+              <w:spacing w:line="240" w:lineRule="auto"/>
+              <w:rPr>
+                <w:lang w:val="en"/>
+              </w:rPr>
+            </w:pPr>
+            <w:r>
+              <w:rPr>
+                <w:lang w:val="en"/>
+              </w:rPr>
+              <w:t>4</w:t>
+            </w:r>
+          </w:p>
+        </w:tc>
+        <w:tc>
+          <w:tcPr>
+            <w:tcW w:w="0" w:type="auto"/>
+            <w:tcBorders>
+              <w:bottom w:val="single" w:sz="4" w:space="0" w:color="auto"/>
+            </w:tcBorders>
+            <w:shd w:val="clear" w:color="auto" w:fill="auto"/>
+          </w:tcPr>
+          <w:p>
+            <w:pPr>
+              <w:pStyle w:val="MDPI42tablebody"/>
+              <w:spacing w:line="240" w:lineRule="auto"/>
+              <w:jc w:val="left"/>
+            </w:pPr>
+            <w:r>
+              <w:rPr>
+                <w:lang w:val="en"/>
+              </w:rPr>
+              <w:t>(43, -79)</w:t>
+            </w:r>
+          </w:p>
+        </w:tc>
+      </w:tr>
+      <w:tr>
+        <w:tc>
+          <w:tcPr>
+            <w:tcW w:w="0" w:type="auto"/>
+            <w:tcBorders>
+              <w:top w:val="single" w:sz="4" w:space="0" w:color="auto"/>
+              <w:bottom w:val="single" w:sz="4" w:space="0" w:color="auto"/>
+            </w:tcBorders>
+            <w:shd w:val="clear" w:color="auto" w:fill="auto"/>
+          </w:tcPr>
+          <w:p>
+            <w:pPr>
+              <w:pStyle w:val="MDPI42tablebody"/>
+              <w:spacing w:line="240" w:lineRule="auto"/>
+            </w:pPr>
+            <w:r>
+              <w:t>2.55</w:t>
+            </w:r>
+          </w:p>
+        </w:tc>
+        <w:tc>
+          <w:tcPr>
+            <w:tcW w:w="0" w:type="auto"/>
+            <w:tcBorders>
+              <w:top w:val="single" w:sz="4" w:space="0" w:color="auto"/>
+              <w:bottom w:val="single" w:sz="4" w:space="0" w:color="auto"/>
+            </w:tcBorders>
+          </w:tcPr>
+          <w:p>
+            <w:pPr>
+              <w:pStyle w:val="MDPI42tablebody"/>
+              <w:spacing w:line="240" w:lineRule="auto"/>
+              <w:rPr>
+                <w:lang w:val="en"/>
+              </w:rPr>
+            </w:pPr>
+            <w:r>
+              <w:rPr>
+                <w:lang w:val="en"/>
+              </w:rPr>
+              <w:t>B</w:t>
+            </w:r>
+          </w:p>
+        </w:tc>
+        <w:tc>
+          <w:tcPr>
+            <w:tcW w:w="0" w:type="auto"/>
+            <w:tcBorders>
+              <w:top w:val="single" w:sz="4" w:space="0" w:color="auto"/>
+              <w:bottom w:val="single" w:sz="4" w:space="0" w:color="auto"/>
+            </w:tcBorders>
+          </w:tcPr>
+          <w:p>
+            <w:pPr>
+              <w:pStyle w:val="MDPI42tablebody"/>
+              <w:spacing w:line="240" w:lineRule="auto"/>
+              <w:rPr>
+                <w:lang w:val="en"/>
+              </w:rPr>
+            </w:pPr>
+            <w:r>
+              <w:rPr>
+                <w:lang w:val="en"/>
+              </w:rPr>
+              <w:t>4</w:t>
+            </w:r>
+          </w:p>
+        </w:tc>
+        <w:tc>
+          <w:tcPr>
+            <w:tcW w:w="0" w:type="auto"/>
+            <w:tcBorders>
+              <w:top w:val="single" w:sz="4" w:space="0" w:color="auto"/>
+              <w:bottom w:val="single" w:sz="4" w:space="0" w:color="auto"/>
+            </w:tcBorders>
+          </w:tcPr>
+          <w:p>
+            <w:pPr>
+              <w:pStyle w:val="MDPI42tablebody"/>
+              <w:spacing w:line="240" w:lineRule="auto"/>
+              <w:rPr>
+                <w:lang w:val="en"/>
+              </w:rPr>
+            </w:pPr>
+            <w:r>
+              <w:rPr>
+                <w:lang w:val="en"/>
+              </w:rPr>
+              <w:t>6.55</w:t>
+            </w:r>
+          </w:p>
+        </w:tc>
+        <w:tc>
+          <w:tcPr>
+            <w:tcW w:w="0" w:type="auto"/>
+            <w:tcBorders>
+              <w:top w:val="single" w:sz="4" w:space="0" w:color="auto"/>
+              <w:bottom w:val="single" w:sz="4" w:space="0" w:color="auto"/>
+            </w:tcBorders>
+          </w:tcPr>
+          <w:p>
+            <w:pPr>
+              <w:pStyle w:val="MDPI42tablebody"/>
+              <w:spacing w:line="240" w:lineRule="auto"/>
+              <w:rPr>
+                <w:lang w:val="en"/>
+              </w:rPr>
+            </w:pPr>
+            <w:r>
+              <w:rPr>
+                <w:lang w:val="en"/>
+              </w:rPr>
+              <w:t>16</w:t>
+            </w:r>
+          </w:p>
+        </w:tc>
+        <w:tc>
+          <w:tcPr>
+            <w:tcW w:w="0" w:type="auto"/>
+            <w:tcBorders>
+              <w:top w:val="single" w:sz="4" w:space="0" w:color="auto"/>
+              <w:bottom w:val="single" w:sz="4" w:space="0" w:color="auto"/>
+            </w:tcBorders>
+            <w:shd w:val="clear" w:color="auto" w:fill="auto"/>
+          </w:tcPr>
+          <w:p>
+            <w:pPr>
+              <w:pStyle w:val="MDPI42tablebody"/>
+              <w:spacing w:line="240" w:lineRule="auto"/>
+              <w:jc w:val="left"/>
+            </w:pPr>
+            <w:r>
+              <w:rPr>
+                <w:lang w:val="en"/>
+              </w:rPr>
+              <w:t>(43, -79) (44, -78)</w:t>
+            </w:r>
+          </w:p>
+        </w:tc>
+      </w:tr>
+      <w:tr>
+        <w:tc>
+          <w:tcPr>
+            <w:tcW w:w="0" w:type="auto"/>
+            <w:tcBorders>
+              <w:top w:val="single" w:sz="4" w:space="0" w:color="auto"/>
+              <w:bottom w:val="single" w:sz="8" w:space="0" w:color="auto"/>
+            </w:tcBorders>
+            <w:shd w:val="clear" w:color="auto" w:fill="auto"/>
+          </w:tcPr>
+          <w:p>
+            <w:pPr>
+              <w:pStyle w:val="MDPI42tablebody"/>
+              <w:spacing w:line="240" w:lineRule="auto"/>
+            </w:pPr>
+            <w:r>
+              <w:t>5.75</w:t>
+            </w:r>
+          </w:p>
+        </w:tc>
+        <w:tc>
+          <w:tcPr>
+            <w:tcW w:w="0" w:type="auto"/>
+            <w:tcBorders>
+              <w:top w:val="single" w:sz="4" w:space="0" w:color="auto"/>
+              <w:bottom w:val="single" w:sz="8" w:space="0" w:color="auto"/>
+            </w:tcBorders>
+          </w:tcPr>
+          <w:p>
+            <w:pPr>
+              <w:pStyle w:val="MDPI42tablebody"/>
+              <w:spacing w:line="240" w:lineRule="auto"/>
+              <w:rPr>
+                <w:lang w:val="en"/>
+              </w:rPr>
+            </w:pPr>
+            <w:r>
+              <w:rPr>
+                <w:lang w:val="en"/>
+              </w:rPr>
+              <w:t>C</w:t>
+            </w:r>
+          </w:p>
+        </w:tc>
+        <w:tc>
+          <w:tcPr>
+            <w:tcW w:w="0" w:type="auto"/>
+            <w:tcBorders>
+              <w:top w:val="single" w:sz="4" w:space="0" w:color="auto"/>
+              <w:bottom w:val="single" w:sz="8" w:space="0" w:color="auto"/>
+            </w:tcBorders>
+          </w:tcPr>
+          <w:p>
+            <w:pPr>
+              <w:pStyle w:val="MDPI42tablebody"/>
+              <w:spacing w:line="240" w:lineRule="auto"/>
+              <w:rPr>
+                <w:lang w:val="en"/>
+              </w:rPr>
+            </w:pPr>
+            <w:r>
+              <w:rPr>
+                <w:lang w:val="en"/>
+              </w:rPr>
+              <w:t>6</w:t>
+            </w:r>
+          </w:p>
+        </w:tc>
+        <w:tc>
+          <w:tcPr>
+            <w:tcW w:w="0" w:type="auto"/>
+            <w:tcBorders>
+              <w:top w:val="single" w:sz="4" w:space="0" w:color="auto"/>
+              <w:bottom w:val="single" w:sz="8" w:space="0" w:color="auto"/>
+            </w:tcBorders>
+          </w:tcPr>
+          <w:p>
+            <w:pPr>
+              <w:pStyle w:val="MDPI42tablebody"/>
+              <w:spacing w:line="240" w:lineRule="auto"/>
+              <w:rPr>
+                <w:lang w:val="en"/>
+              </w:rPr>
+            </w:pPr>
+            <w:r>
+              <w:rPr>
+                <w:lang w:val="en"/>
+              </w:rPr>
+              <w:t>11.75</w:t>
+            </w:r>
+          </w:p>
+        </w:tc>
+        <w:tc>
+          <w:tcPr>
+            <w:tcW w:w="0" w:type="auto"/>
+            <w:tcBorders>
+              <w:top w:val="single" w:sz="4" w:space="0" w:color="auto"/>
+              <w:bottom w:val="single" w:sz="8" w:space="0" w:color="auto"/>
+            </w:tcBorders>
+          </w:tcPr>
+          <w:p>
+            <w:pPr>
+              <w:pStyle w:val="MDPI42tablebody"/>
+              <w:spacing w:line="240" w:lineRule="auto"/>
+              <w:rPr>
+                <w:lang w:val="en"/>
+              </w:rPr>
+            </w:pPr>
+            <w:r>
+              <w:rPr>
+                <w:lang w:val="en"/>
+              </w:rPr>
+              <w:t>36</w:t>
+            </w:r>
+          </w:p>
+        </w:tc>
+        <w:tc>
+          <w:tcPr>
+            <w:tcW w:w="0" w:type="auto"/>
+            <w:tcBorders>
+              <w:top w:val="single" w:sz="4" w:space="0" w:color="auto"/>
+              <w:bottom w:val="single" w:sz="8" w:space="0" w:color="auto"/>
+            </w:tcBorders>
+            <w:shd w:val="clear" w:color="auto" w:fill="auto"/>
+          </w:tcPr>
+          <w:p>
+            <w:pPr>
+              <w:pStyle w:val="MDPI42tablebody"/>
+              <w:spacing w:line="240" w:lineRule="auto"/>
+              <w:jc w:val="left"/>
+            </w:pPr>
+            <w:r>
+              <w:rPr>
+                <w:lang w:val="en"/>
+              </w:rPr>
+              <w:t>(43, -79) (44, -78) (45, -77)</w:t>
+            </w:r>
+          </w:p>
+        </w:tc>
+      </w:tr>
+    </w:tbl>
+    <w:p>
+      <w:pPr>
+        <w:pStyle w:val="MDPI23heading3"/>
+        <w:rPr>
+          <w:lang w:val="en"/>
+        </w:rPr>
+      </w:pPr>
+      <w:r>
+        <w:t>3.1.</w:t>
+      </w:r>
+      <w:r>
+        <w:t>2</w:t>
+      </w:r>
+      <w:r>
+        <w:t xml:space="preserve">. </w:t>
+      </w:r>
+      <w:r>
+        <w:t>Outcome Modelling</w:t>
+      </w:r>
+      <w:r>
+        <w:t xml:space="preserve"> Component</w:t>
       </w:r>
     </w:p>
     <w:p>
@@ -19424,21 +20346,81 @@
         <w:pStyle w:val="MDPI31text"/>
       </w:pPr>
       <w:r>
-        <w:t xml:space="preserve">Authors should discuss the results and how they can be </w:t>
-      </w:r>
-      <w:r>
-        <w:t xml:space="preserve">interpreted from the perspective </w:t>
-      </w:r>
-      <w:r>
-        <w:t>of previous studies and of the working hypotheses. The findings and their implications should be discussed in the broadest context possible. Future research directions may also be highlighted.</w:t>
+        <w:rPr>
+          <w:lang w:val="en"/>
+        </w:rPr>
+        <w:t xml:space="preserve">The </w:t>
+      </w:r>
+      <w:r>
+        <w:rPr>
+          <w:lang w:val="en"/>
+        </w:rPr>
+        <w:t xml:space="preserve">outcome modelling component </w:t>
+      </w:r>
+      <w:r>
+        <w:rPr>
+          <w:lang w:val="en"/>
+        </w:rPr>
+        <w:t xml:space="preserve">consisted sub-components that were divided into two main </w:t>
+      </w:r>
+      <w:r>
+        <w:rPr>
+          <w:lang w:val="en"/>
+        </w:rPr>
+        <w:t xml:space="preserve">sub-component </w:t>
+      </w:r>
+      <w:r>
+        <w:rPr>
+          <w:lang w:val="en"/>
+        </w:rPr>
+        <w:t>processes of models and model selection</w:t>
+      </w:r>
+      <w:r>
+        <w:rPr>
+          <w:lang w:val="en"/>
+        </w:rPr>
+        <w:t>.</w:t>
+      </w:r>
+      <w:r>
+        <w:rPr>
+          <w:lang w:val="en"/>
+        </w:rPr>
+        <w:t xml:space="preserve"> For the models sub-component</w:t>
+      </w:r>
+      <w:r>
+        <w:rPr>
+          <w:lang w:val="en"/>
+        </w:rPr>
+        <w:t xml:space="preserve">, </w:t>
+      </w:r>
+      <w:r>
+        <w:rPr>
+          <w:lang w:val="en"/>
+        </w:rPr>
+        <w:t>the variables sub-component</w:t>
       </w:r>
     </w:p>
     <w:p>
       <w:pPr>
-        <w:pStyle w:val="MDPI21heading1"/>
-      </w:pPr>
-      <w:r>
-        <w:t>5. Conclusions</w:t>
+        <w:pStyle w:val="MDPI23heading3"/>
+        <w:rPr>
+          <w:lang w:val="en"/>
+        </w:rPr>
+      </w:pPr>
+      <w:r>
+        <w:t>3.1.</w:t>
+      </w:r>
+      <w:r>
+        <w:t>3</w:t>
+      </w:r>
+      <w:r>
+        <w:t xml:space="preserve">. </w:t>
+      </w:r>
+      <w:r>
+        <w:t>Geo-intervention Generation</w:t>
+      </w:r>
+      <w:r>
+        <w:t xml:space="preserve"> Component</w:t>
       </w:r>
     </w:p>
     <w:p>
@@ -19446,17 +20428,87 @@
         <w:pStyle w:val="MDPI31text"/>
       </w:pPr>
       <w:r>
-        <w:t xml:space="preserve">This section is </w:t>
-      </w:r>
-      <w:r>
-        <w:t xml:space="preserve">not mandatory but </w:t>
-      </w:r>
-      <w:r>
-        <w:t>can be added to the manuscript if the discussion is unusually long or complex.</w:t>
+        <w:rPr>
+          <w:lang w:val="en"/>
+        </w:rPr>
+        <w:t>x.</w:t>
       </w:r>
     </w:p>
     <w:p>
       <w:pPr>
+        <w:pStyle w:val="MDPI22heading2"/>
+      </w:pPr>
+      <w:r>
+        <w:t>3</w:t>
+      </w:r>
+      <w:r>
+        <w:t>.</w:t>
+      </w:r>
+      <w:r>
+        <w:t>2</w:t>
+      </w:r>
+      <w:r>
+        <w:t xml:space="preserve">. </w:t>
+      </w:r>
+      <w:r>
+        <w:t>Case Study</w:t>
+      </w:r>
+    </w:p>
+    <w:p>
+      <w:pPr>
+        <w:pStyle w:val="MDPI31text"/>
+      </w:pPr>
+      <w:r>
+        <w:t>x.</w:t>
+      </w:r>
+    </w:p>
+    <w:p>
+      <w:pPr>
+        <w:pStyle w:val="MDPI21heading1"/>
+      </w:pPr>
+      <w:r>
+        <w:lastRenderedPageBreak/>
+        <w:t>4. Discussion</w:t>
+      </w:r>
+    </w:p>
+    <w:p>
+      <w:pPr>
+        <w:pStyle w:val="MDPI31text"/>
+      </w:pPr>
+      <w:r>
+        <w:t xml:space="preserve">Authors should discuss the results and how they can be </w:t>
+      </w:r>
+      <w:r>
+        <w:t xml:space="preserve">interpreted from the perspective </w:t>
+      </w:r>
+      <w:r>
+        <w:t>of previous studies and of the working hypotheses. The findings and their implications should be discussed in the broadest context possible. Future research directions may also be highlighted.</w:t>
+      </w:r>
+    </w:p>
+    <w:p>
+      <w:pPr>
+        <w:pStyle w:val="MDPI21heading1"/>
+      </w:pPr>
+      <w:r>
+        <w:t>5. Conclusions</w:t>
+      </w:r>
+    </w:p>
+    <w:p>
+      <w:pPr>
+        <w:pStyle w:val="MDPI31text"/>
+      </w:pPr>
+      <w:r>
+        <w:t xml:space="preserve">This section is </w:t>
+      </w:r>
+      <w:r>
+        <w:t xml:space="preserve">not mandatory but </w:t>
+      </w:r>
+      <w:r>
+        <w:t>can be added to the manuscript if the discussion is unusually long or complex.</w:t>
+      </w:r>
+    </w:p>
+    <w:p>
+      <w:pPr>
         <w:pStyle w:val="MDPI62BackMatter"/>
         <w:spacing w:before="240"/>
       </w:pPr>
@@ -19502,43 +20554,19 @@
         <w:t xml:space="preserve">s: </w:t>
       </w:r>
       <w:r>
-        <w:t xml:space="preserve">Conceptualization, Richard Wen; methodology, Richard Wen, </w:t>
-      </w:r>
-      <w:proofErr w:type="spellStart"/>
-      <w:r>
-        <w:t>Songnian</w:t>
-      </w:r>
-      <w:proofErr w:type="spellEnd"/>
-      <w:r>
-        <w:t xml:space="preserve"> Li; Investigation, data curation, software, writing—original draft preparation, Richard Wen; superv</w:t>
+        <w:t>Conceptualization, Richard Wen; methodology, Richard Wen, Songnian Li; Investigation, data curation, software, writing—original draft preparation, Richard Wen; superv</w:t>
       </w:r>
       <w:r>
         <w:t>i</w:t>
       </w:r>
       <w:r>
-        <w:t xml:space="preserve">sion, funding acquisition, resources, project administration, </w:t>
-      </w:r>
-      <w:proofErr w:type="spellStart"/>
-      <w:r>
-        <w:t>Songnian</w:t>
-      </w:r>
-      <w:proofErr w:type="spellEnd"/>
-      <w:r>
-        <w:t xml:space="preserve"> Li; writing—review and e</w:t>
+        <w:t>sion, funding acquisition, resources, project administration, Songnian Li; writing—review and e</w:t>
       </w:r>
       <w:r>
         <w:t>d</w:t>
       </w:r>
       <w:r>
-        <w:t xml:space="preserve">iting, Richard Wen, </w:t>
-      </w:r>
-      <w:proofErr w:type="spellStart"/>
-      <w:r>
-        <w:t>Songnian</w:t>
-      </w:r>
-      <w:proofErr w:type="spellEnd"/>
-      <w:r>
-        <w:t xml:space="preserve"> Li. All authors have read and agreed to the published version of the manuscript.</w:t>
+        <w:t>iting, Richard Wen, Songnian Li. All authors have read and agreed to the published version of the manuscript.</w:t>
       </w:r>
     </w:p>
     <w:p>
@@ -19684,16 +20712,8 @@
         <w:rPr>
           <w:color w:val="auto"/>
         </w:rPr>
-        <w:t xml:space="preserve">; Geneva, </w:t>
-      </w:r>
-      <w:proofErr w:type="gramStart"/>
-      <w:r>
-        <w:rPr>
-          <w:color w:val="auto"/>
-        </w:rPr>
-        <w:t>2018;</w:t>
-      </w:r>
-      <w:proofErr w:type="gramEnd"/>
+        <w:t>; Geneva, 2018;</w:t>
+      </w:r>
     </w:p>
     <w:p>
       <w:pPr>
@@ -19727,16 +20747,8 @@
         <w:rPr>
           <w:color w:val="auto"/>
         </w:rPr>
-        <w:t xml:space="preserve">; Vienna, </w:t>
-      </w:r>
-      <w:proofErr w:type="gramStart"/>
-      <w:r>
-        <w:rPr>
-          <w:color w:val="auto"/>
-        </w:rPr>
-        <w:t>2019;</w:t>
-      </w:r>
-      <w:proofErr w:type="gramEnd"/>
+        <w:t>; Vienna, 2019;</w:t>
+      </w:r>
     </w:p>
     <w:p>
       <w:pPr>
@@ -19875,7 +20887,6 @@
         <w:rPr>
           <w:color w:val="auto"/>
         </w:rPr>
-        <w:lastRenderedPageBreak/>
         <w:t xml:space="preserve">5. </w:t>
       </w:r>
       <w:r>
@@ -19883,21 +20894,7 @@
           <w:color w:val="auto"/>
         </w:rPr>
         <w:tab/>
-        <w:t xml:space="preserve">Richard Wen Generative Design of Geospatial Interventions </w:t>
-      </w:r>
-      <w:proofErr w:type="gramStart"/>
-      <w:r>
-        <w:rPr>
-          <w:color w:val="auto"/>
-        </w:rPr>
-        <w:t>With</w:t>
-      </w:r>
-      <w:proofErr w:type="gramEnd"/>
-      <w:r>
-        <w:rPr>
-          <w:color w:val="auto"/>
-        </w:rPr>
-        <w:t xml:space="preserve"> Automated Machine Learning and Bayesian Optimization, Toronto Metropolitan University: Toronto, 2023.</w:t>
+        <w:t>Richard Wen Generative Design of Geospatial Interventions With Automated Machine Learning and Bayesian Optimization, Toronto Metropolitan University: Toronto, 2023.</w:t>
       </w:r>
     </w:p>
     <w:p>
@@ -19918,35 +20915,7 @@
           <w:color w:val="auto"/>
         </w:rPr>
         <w:tab/>
-        <w:t xml:space="preserve">Bonnet, E.; </w:t>
-      </w:r>
-      <w:proofErr w:type="spellStart"/>
-      <w:r>
-        <w:rPr>
-          <w:color w:val="auto"/>
-        </w:rPr>
-        <w:t>Lechat</w:t>
-      </w:r>
-      <w:proofErr w:type="spellEnd"/>
-      <w:r>
-        <w:rPr>
-          <w:color w:val="auto"/>
-        </w:rPr>
-        <w:t xml:space="preserve">, L.; </w:t>
-      </w:r>
-      <w:proofErr w:type="spellStart"/>
-      <w:r>
-        <w:rPr>
-          <w:color w:val="auto"/>
-        </w:rPr>
-        <w:t>Ridde</w:t>
-      </w:r>
-      <w:proofErr w:type="spellEnd"/>
-      <w:r>
-        <w:rPr>
-          <w:color w:val="auto"/>
-        </w:rPr>
-        <w:t xml:space="preserve">, V. What Interventions Are Required to Reduce Road Traffic Injuries in Africa? A Scoping Review of the Literature. </w:t>
+        <w:t xml:space="preserve">Bonnet, E.; Lechat, L.; Ridde, V. What Interventions Are Required to Reduce Road Traffic Injuries in Africa? A Scoping Review of the Literature. </w:t>
       </w:r>
       <w:r>
         <w:rPr>
@@ -19988,21 +20957,7 @@
         <w:rPr>
           <w:color w:val="auto"/>
         </w:rPr>
-        <w:t xml:space="preserve">, e0208195, </w:t>
-      </w:r>
-      <w:proofErr w:type="gramStart"/>
-      <w:r>
-        <w:rPr>
-          <w:color w:val="auto"/>
-        </w:rPr>
-        <w:t>doi:10.1371/journal.pone</w:t>
-      </w:r>
-      <w:proofErr w:type="gramEnd"/>
-      <w:r>
-        <w:rPr>
-          <w:color w:val="auto"/>
-        </w:rPr>
-        <w:t>.0208195.</w:t>
+        <w:t>, e0208195, doi:10.1371/journal.pone.0208195.</w:t>
       </w:r>
     </w:p>
     <w:p>
@@ -20157,18 +21112,71 @@
           <w:iCs/>
           <w:color w:val="auto"/>
         </w:rPr>
-        <w:t xml:space="preserve">Int J Health </w:t>
-      </w:r>
-      <w:proofErr w:type="spellStart"/>
+        <w:t>Int J Health Geogr</w:t>
+      </w:r>
+      <w:r>
+        <w:rPr>
+          <w:color w:val="auto"/>
+        </w:rPr>
+        <w:t xml:space="preserve"> </w:t>
+      </w:r>
+      <w:r>
+        <w:rPr>
+          <w:b/>
+          <w:bCs/>
+          <w:color w:val="auto"/>
+        </w:rPr>
+        <w:t>2004</w:t>
+      </w:r>
+      <w:r>
+        <w:rPr>
+          <w:color w:val="auto"/>
+        </w:rPr>
+        <w:t xml:space="preserve">, </w:t>
+      </w:r>
       <w:r>
         <w:rPr>
           <w:i/>
           <w:iCs/>
           <w:color w:val="auto"/>
         </w:rPr>
-        <w:t>Geogr</w:t>
-      </w:r>
-      <w:proofErr w:type="spellEnd"/>
+        <w:t>3</w:t>
+      </w:r>
+      <w:r>
+        <w:rPr>
+          <w:color w:val="auto"/>
+        </w:rPr>
+        <w:t>, 1, doi:10.1186/1476-072X-3-1.</w:t>
+      </w:r>
+    </w:p>
+    <w:p>
+      <w:pPr>
+        <w:pStyle w:val="Bibliography"/>
+        <w:rPr>
+          <w:color w:val="auto"/>
+        </w:rPr>
+      </w:pPr>
+      <w:r>
+        <w:rPr>
+          <w:color w:val="auto"/>
+        </w:rPr>
+        <w:t xml:space="preserve">10. </w:t>
+      </w:r>
+      <w:r>
+        <w:rPr>
+          <w:color w:val="auto"/>
+        </w:rPr>
+        <w:tab/>
+        <w:t xml:space="preserve">Nykiforuk, C.I.J.; Flaman, L.M. Geographic Information Systems (GIS) for Health Promotion and Public Health: A Review. </w:t>
+      </w:r>
+      <w:r>
+        <w:rPr>
+          <w:i/>
+          <w:iCs/>
+          <w:color w:val="auto"/>
+        </w:rPr>
+        <w:t>Health Promotion Practice</w:t>
+      </w:r>
       <w:r>
         <w:rPr>
           <w:color w:val="auto"/>
@@ -20181,7 +21189,7 @@
           <w:bCs/>
           <w:color w:val="auto"/>
         </w:rPr>
-        <w:t>2004</w:t>
+        <w:t>2011</w:t>
       </w:r>
       <w:r>
         <w:rPr>
@@ -20195,13 +21203,13 @@
           <w:iCs/>
           <w:color w:val="auto"/>
         </w:rPr>
-        <w:t>3</w:t>
-      </w:r>
-      <w:r>
-        <w:rPr>
-          <w:color w:val="auto"/>
-        </w:rPr>
-        <w:t>, 1, doi:10.1186/1476-072X-3-1.</w:t>
+        <w:t>12</w:t>
+      </w:r>
+      <w:r>
+        <w:rPr>
+          <w:color w:val="auto"/>
+        </w:rPr>
+        <w:t>, 63–73, doi:10.1177/1524839909334624.</w:t>
       </w:r>
     </w:p>
     <w:p>
@@ -20215,27 +21223,14 @@
         <w:rPr>
           <w:color w:val="auto"/>
         </w:rPr>
-        <w:t xml:space="preserve">10. </w:t>
+        <w:t xml:space="preserve">11. </w:t>
       </w:r>
       <w:r>
         <w:rPr>
           <w:color w:val="auto"/>
         </w:rPr>
         <w:tab/>
-      </w:r>
-      <w:proofErr w:type="spellStart"/>
-      <w:r>
-        <w:rPr>
-          <w:color w:val="auto"/>
-        </w:rPr>
-        <w:t>Nykiforuk</w:t>
-      </w:r>
-      <w:proofErr w:type="spellEnd"/>
-      <w:r>
-        <w:rPr>
-          <w:color w:val="auto"/>
-        </w:rPr>
-        <w:t xml:space="preserve">, C.I.J.; Flaman, L.M. Geographic Information Systems (GIS) for Health Promotion and Public Health: A Review. </w:t>
+        <w:t xml:space="preserve">Wang, R.; Murayama, Y.; Morimoto, T. Scenario Simulation Studies of Urban Development Using Remote Sensing and GIS: Review. </w:t>
       </w:r>
       <w:r>
         <w:rPr>
@@ -20243,7 +21238,7 @@
           <w:iCs/>
           <w:color w:val="auto"/>
         </w:rPr>
-        <w:t>Health Promotion Practice</w:t>
+        <w:t>Remote Sensing Applications: Society and Environment</w:t>
       </w:r>
       <w:r>
         <w:rPr>
@@ -20257,7 +21252,7 @@
           <w:bCs/>
           <w:color w:val="auto"/>
         </w:rPr>
-        <w:t>2011</w:t>
+        <w:t>2021</w:t>
       </w:r>
       <w:r>
         <w:rPr>
@@ -20271,13 +21266,13 @@
           <w:iCs/>
           <w:color w:val="auto"/>
         </w:rPr>
-        <w:t>12</w:t>
-      </w:r>
-      <w:r>
-        <w:rPr>
-          <w:color w:val="auto"/>
-        </w:rPr>
-        <w:t>, 63–73, doi:10.1177/1524839909334624.</w:t>
+        <w:t>22</w:t>
+      </w:r>
+      <w:r>
+        <w:rPr>
+          <w:color w:val="auto"/>
+        </w:rPr>
+        <w:t>, 100474, doi:10.1016/j.rsase.2021.100474.</w:t>
       </w:r>
     </w:p>
     <w:p>
@@ -20291,14 +21286,36 @@
         <w:rPr>
           <w:color w:val="auto"/>
         </w:rPr>
-        <w:t xml:space="preserve">11. </w:t>
+        <w:lastRenderedPageBreak/>
+        <w:t xml:space="preserve">12. </w:t>
       </w:r>
       <w:r>
         <w:rPr>
           <w:color w:val="auto"/>
         </w:rPr>
         <w:tab/>
-        <w:t xml:space="preserve">Wang, R.; Murayama, Y.; Morimoto, T. Scenario Simulation Studies of Urban Development Using Remote Sensing and GIS: Review. </w:t>
+        <w:t>Elsahlamy, E.; Eshra, A.; Eshra, N.; El-Fishawy, N. Empowering GIS with Big Data: A Review of Recent Advances. In Proceedings of the 2021 International Conference on Electronic Engineering (ICEEM); July 2021; pp. 1–7.</w:t>
+      </w:r>
+    </w:p>
+    <w:p>
+      <w:pPr>
+        <w:pStyle w:val="Bibliography"/>
+        <w:rPr>
+          <w:color w:val="auto"/>
+        </w:rPr>
+      </w:pPr>
+      <w:r>
+        <w:rPr>
+          <w:color w:val="auto"/>
+        </w:rPr>
+        <w:t xml:space="preserve">13. </w:t>
+      </w:r>
+      <w:r>
+        <w:rPr>
+          <w:color w:val="auto"/>
+        </w:rPr>
+        <w:tab/>
+        <w:t xml:space="preserve">Bailey, P.E.; Keyes, E.B.; Parker, C.; Abdullah, M.; Kebede, H.; Freedman, L. Using a GIS to Model Interventions to Strengthen the Emergency Referral System for Maternal and Newborn Health in Ethiopia. </w:t>
       </w:r>
       <w:r>
         <w:rPr>
@@ -20306,7 +21323,7 @@
           <w:iCs/>
           <w:color w:val="auto"/>
         </w:rPr>
-        <w:t>Remote Sensing Applications: Society and Environment</w:t>
+        <w:t>International Journal of Gynecology &amp; Obstetrics</w:t>
       </w:r>
       <w:r>
         <w:rPr>
@@ -20320,7 +21337,7 @@
           <w:bCs/>
           <w:color w:val="auto"/>
         </w:rPr>
-        <w:t>2021</w:t>
+        <w:t>2011</w:t>
       </w:r>
       <w:r>
         <w:rPr>
@@ -20334,27 +21351,13 @@
           <w:iCs/>
           <w:color w:val="auto"/>
         </w:rPr>
-        <w:t>22</w:t>
-      </w:r>
-      <w:r>
-        <w:rPr>
-          <w:color w:val="auto"/>
-        </w:rPr>
-        <w:t xml:space="preserve">, 100474, </w:t>
-      </w:r>
-      <w:proofErr w:type="gramStart"/>
-      <w:r>
-        <w:rPr>
-          <w:color w:val="auto"/>
-        </w:rPr>
-        <w:t>doi:10.1016/j.rsase</w:t>
-      </w:r>
-      <w:proofErr w:type="gramEnd"/>
-      <w:r>
-        <w:rPr>
-          <w:color w:val="auto"/>
-        </w:rPr>
-        <w:t>.2021.100474.</w:t>
+        <w:t>115</w:t>
+      </w:r>
+      <w:r>
+        <w:rPr>
+          <w:color w:val="auto"/>
+        </w:rPr>
+        <w:t>, 300–309, doi:10.1016/j.ijgo.2011.09.004.</w:t>
       </w:r>
     </w:p>
     <w:p>
@@ -20368,69 +21371,56 @@
         <w:rPr>
           <w:color w:val="auto"/>
         </w:rPr>
-        <w:t xml:space="preserve">12. </w:t>
+        <w:t xml:space="preserve">14. </w:t>
       </w:r>
       <w:r>
         <w:rPr>
           <w:color w:val="auto"/>
         </w:rPr>
         <w:tab/>
-      </w:r>
-      <w:proofErr w:type="spellStart"/>
-      <w:r>
-        <w:rPr>
-          <w:color w:val="auto"/>
-        </w:rPr>
-        <w:t>Elsahlamy</w:t>
-      </w:r>
-      <w:proofErr w:type="spellEnd"/>
-      <w:r>
-        <w:rPr>
-          <w:color w:val="auto"/>
-        </w:rPr>
-        <w:t xml:space="preserve">, E.; </w:t>
-      </w:r>
-      <w:proofErr w:type="spellStart"/>
-      <w:r>
-        <w:rPr>
-          <w:color w:val="auto"/>
-        </w:rPr>
-        <w:t>Eshra</w:t>
-      </w:r>
-      <w:proofErr w:type="spellEnd"/>
-      <w:r>
-        <w:rPr>
-          <w:color w:val="auto"/>
-        </w:rPr>
-        <w:t xml:space="preserve">, A.; </w:t>
-      </w:r>
-      <w:proofErr w:type="spellStart"/>
-      <w:r>
-        <w:rPr>
-          <w:color w:val="auto"/>
-        </w:rPr>
-        <w:t>Eshra</w:t>
-      </w:r>
-      <w:proofErr w:type="spellEnd"/>
-      <w:r>
-        <w:rPr>
-          <w:color w:val="auto"/>
-        </w:rPr>
-        <w:t>, N.; El-</w:t>
-      </w:r>
-      <w:proofErr w:type="spellStart"/>
-      <w:r>
-        <w:rPr>
-          <w:color w:val="auto"/>
-        </w:rPr>
-        <w:t>Fishawy</w:t>
-      </w:r>
-      <w:proofErr w:type="spellEnd"/>
-      <w:r>
-        <w:rPr>
-          <w:color w:val="auto"/>
-        </w:rPr>
-        <w:t>, N. Empowering GIS with Big Data: A Review of Recent Advances. In Proceedings of the 2021 International Conference on Electronic Engineering (ICEEM); July 2021; pp. 1–7.</w:t>
+        <w:t xml:space="preserve">Franch-Pardo, I.; Napoletano, B.M.; Rosete-Verges, F.; Billa, L. Spatial Analysis and GIS in the Study of COVID-19. A Review. </w:t>
+      </w:r>
+      <w:r>
+        <w:rPr>
+          <w:i/>
+          <w:iCs/>
+          <w:color w:val="auto"/>
+        </w:rPr>
+        <w:t>Science of The Total Environment</w:t>
+      </w:r>
+      <w:r>
+        <w:rPr>
+          <w:color w:val="auto"/>
+        </w:rPr>
+        <w:t xml:space="preserve"> </w:t>
+      </w:r>
+      <w:r>
+        <w:rPr>
+          <w:b/>
+          <w:bCs/>
+          <w:color w:val="auto"/>
+        </w:rPr>
+        <w:t>2020</w:t>
+      </w:r>
+      <w:r>
+        <w:rPr>
+          <w:color w:val="auto"/>
+        </w:rPr>
+        <w:t xml:space="preserve">, </w:t>
+      </w:r>
+      <w:r>
+        <w:rPr>
+          <w:i/>
+          <w:iCs/>
+          <w:color w:val="auto"/>
+        </w:rPr>
+        <w:t>739</w:t>
+      </w:r>
+      <w:r>
+        <w:rPr>
+          <w:color w:val="auto"/>
+        </w:rPr>
+        <w:t>, 140033, doi:10.1016/j.scitotenv.2020.140033.</w:t>
       </w:r>
     </w:p>
     <w:p>
@@ -20444,14 +21434,14 @@
         <w:rPr>
           <w:color w:val="auto"/>
         </w:rPr>
-        <w:t xml:space="preserve">13. </w:t>
+        <w:t xml:space="preserve">15. </w:t>
       </w:r>
       <w:r>
         <w:rPr>
           <w:color w:val="auto"/>
         </w:rPr>
         <w:tab/>
-        <w:t xml:space="preserve">Bailey, P.E.; Keyes, E.B.; Parker, C.; Abdullah, M.; Kebede, H.; Freedman, L. Using a GIS to Model Interventions to Strengthen the Emergency Referral System for Maternal and Newborn Health in Ethiopia. </w:t>
+        <w:t xml:space="preserve">Ištoka Otković, I.; Karleuša, B.; Deluka-Tibljaš, A.; Šurdonja, S.; Marušić, M. Combining Traffic Microsimulation Modeling and Multi-Criteria Analysis for Sustainable Spatial-Traffic Planning. </w:t>
       </w:r>
       <w:r>
         <w:rPr>
@@ -20459,7 +21449,7 @@
           <w:iCs/>
           <w:color w:val="auto"/>
         </w:rPr>
-        <w:t>International Journal of Gynecology &amp; Obstetrics</w:t>
+        <w:t>Land</w:t>
       </w:r>
       <w:r>
         <w:rPr>
@@ -20473,7 +21463,7 @@
           <w:bCs/>
           <w:color w:val="auto"/>
         </w:rPr>
-        <w:t>2011</w:t>
+        <w:t>2021</w:t>
       </w:r>
       <w:r>
         <w:rPr>
@@ -20487,27 +21477,13 @@
           <w:iCs/>
           <w:color w:val="auto"/>
         </w:rPr>
-        <w:t>115</w:t>
-      </w:r>
-      <w:r>
-        <w:rPr>
-          <w:color w:val="auto"/>
-        </w:rPr>
-        <w:t xml:space="preserve">, 300–309, </w:t>
-      </w:r>
-      <w:proofErr w:type="gramStart"/>
-      <w:r>
-        <w:rPr>
-          <w:color w:val="auto"/>
-        </w:rPr>
-        <w:t>doi:10.1016/j.ijgo</w:t>
-      </w:r>
-      <w:proofErr w:type="gramEnd"/>
-      <w:r>
-        <w:rPr>
-          <w:color w:val="auto"/>
-        </w:rPr>
-        <w:t>.2011.09.004.</w:t>
+        <w:t>10</w:t>
+      </w:r>
+      <w:r>
+        <w:rPr>
+          <w:color w:val="auto"/>
+        </w:rPr>
+        <w:t>, 666, doi:10.3390/land10070666.</w:t>
       </w:r>
     </w:p>
     <w:p>
@@ -20521,28 +21497,14 @@
         <w:rPr>
           <w:color w:val="auto"/>
         </w:rPr>
-        <w:t xml:space="preserve">14. </w:t>
+        <w:t xml:space="preserve">16. </w:t>
       </w:r>
       <w:r>
         <w:rPr>
           <w:color w:val="auto"/>
         </w:rPr>
         <w:tab/>
-        <w:t xml:space="preserve">Franch-Pardo, I.; Napoletano, B.M.; </w:t>
-      </w:r>
-      <w:proofErr w:type="spellStart"/>
-      <w:r>
-        <w:rPr>
-          <w:color w:val="auto"/>
-        </w:rPr>
-        <w:t>Rosete</w:t>
-      </w:r>
-      <w:proofErr w:type="spellEnd"/>
-      <w:r>
-        <w:rPr>
-          <w:color w:val="auto"/>
-        </w:rPr>
-        <w:t xml:space="preserve">-Verges, F.; Billa, L. Spatial Analysis and GIS in the Study of COVID-19. A Review. </w:t>
+        <w:t xml:space="preserve">Piza, E.L.; Kennedy, L.W.; Caplan, J.M. Facilitators and Impediments to Designing, Implementing, and Evaluating Risk-Based Policing Strategies Using Risk Terrain Modeling: Insights from a Multi-City Evaluation in the United States. </w:t>
       </w:r>
       <w:r>
         <w:rPr>
@@ -20550,7 +21512,7 @@
           <w:iCs/>
           <w:color w:val="auto"/>
         </w:rPr>
-        <w:t>Science of The Total Environment</w:t>
+        <w:t>Eur J Crim Policy Res</w:t>
       </w:r>
       <w:r>
         <w:rPr>
@@ -20564,7 +21526,7 @@
           <w:bCs/>
           <w:color w:val="auto"/>
         </w:rPr>
-        <w:t>2020</w:t>
+        <w:t>2018</w:t>
       </w:r>
       <w:r>
         <w:rPr>
@@ -20578,27 +21540,13 @@
           <w:iCs/>
           <w:color w:val="auto"/>
         </w:rPr>
-        <w:t>739</w:t>
-      </w:r>
-      <w:r>
-        <w:rPr>
-          <w:color w:val="auto"/>
-        </w:rPr>
-        <w:t xml:space="preserve">, 140033, </w:t>
-      </w:r>
-      <w:proofErr w:type="gramStart"/>
-      <w:r>
-        <w:rPr>
-          <w:color w:val="auto"/>
-        </w:rPr>
-        <w:t>doi:10.1016/j.scitotenv</w:t>
-      </w:r>
-      <w:proofErr w:type="gramEnd"/>
-      <w:r>
-        <w:rPr>
-          <w:color w:val="auto"/>
-        </w:rPr>
-        <w:t>.2020.140033.</w:t>
+        <w:t>24</w:t>
+      </w:r>
+      <w:r>
+        <w:rPr>
+          <w:color w:val="auto"/>
+        </w:rPr>
+        <w:t>, 489–513, doi:10.1007/s10610-017-9367-9.</w:t>
       </w:r>
     </w:p>
     <w:p>
@@ -20612,97 +21560,14 @@
         <w:rPr>
           <w:color w:val="auto"/>
         </w:rPr>
-        <w:t xml:space="preserve">15. </w:t>
+        <w:t xml:space="preserve">17. </w:t>
       </w:r>
       <w:r>
         <w:rPr>
           <w:color w:val="auto"/>
         </w:rPr>
         <w:tab/>
-      </w:r>
-      <w:proofErr w:type="spellStart"/>
-      <w:r>
-        <w:rPr>
-          <w:color w:val="auto"/>
-        </w:rPr>
-        <w:t>Ištoka</w:t>
-      </w:r>
-      <w:proofErr w:type="spellEnd"/>
-      <w:r>
-        <w:rPr>
-          <w:color w:val="auto"/>
-        </w:rPr>
-        <w:t xml:space="preserve"> </w:t>
-      </w:r>
-      <w:proofErr w:type="spellStart"/>
-      <w:r>
-        <w:rPr>
-          <w:color w:val="auto"/>
-        </w:rPr>
-        <w:t>Otković</w:t>
-      </w:r>
-      <w:proofErr w:type="spellEnd"/>
-      <w:r>
-        <w:rPr>
-          <w:color w:val="auto"/>
-        </w:rPr>
-        <w:t xml:space="preserve">, I.; </w:t>
-      </w:r>
-      <w:proofErr w:type="spellStart"/>
-      <w:r>
-        <w:rPr>
-          <w:color w:val="auto"/>
-        </w:rPr>
-        <w:t>Karleuša</w:t>
-      </w:r>
-      <w:proofErr w:type="spellEnd"/>
-      <w:r>
-        <w:rPr>
-          <w:color w:val="auto"/>
-        </w:rPr>
-        <w:t xml:space="preserve">, B.; </w:t>
-      </w:r>
-      <w:proofErr w:type="spellStart"/>
-      <w:r>
-        <w:rPr>
-          <w:color w:val="auto"/>
-        </w:rPr>
-        <w:t>Deluka-Tibljaš</w:t>
-      </w:r>
-      <w:proofErr w:type="spellEnd"/>
-      <w:r>
-        <w:rPr>
-          <w:color w:val="auto"/>
-        </w:rPr>
-        <w:t xml:space="preserve">, A.; </w:t>
-      </w:r>
-      <w:proofErr w:type="spellStart"/>
-      <w:r>
-        <w:rPr>
-          <w:color w:val="auto"/>
-        </w:rPr>
-        <w:t>Šurdonja</w:t>
-      </w:r>
-      <w:proofErr w:type="spellEnd"/>
-      <w:r>
-        <w:rPr>
-          <w:color w:val="auto"/>
-        </w:rPr>
-        <w:t xml:space="preserve">, S.; </w:t>
-      </w:r>
-      <w:proofErr w:type="spellStart"/>
-      <w:r>
-        <w:rPr>
-          <w:color w:val="auto"/>
-        </w:rPr>
-        <w:t>Marušić</w:t>
-      </w:r>
-      <w:proofErr w:type="spellEnd"/>
-      <w:r>
-        <w:rPr>
-          <w:color w:val="auto"/>
-        </w:rPr>
-        <w:t xml:space="preserve">, M. Combining Traffic Microsimulation Modeling and Multi-Criteria Analysis for Sustainable Spatial-Traffic Planning. </w:t>
+        <w:t xml:space="preserve">Wen, R.; Li, S. Spatial Decision Support Systems with Automated Machine Learning: A Review. </w:t>
       </w:r>
       <w:r>
         <w:rPr>
@@ -20710,7 +21575,7 @@
           <w:iCs/>
           <w:color w:val="auto"/>
         </w:rPr>
-        <w:t>Land</w:t>
+        <w:t>ISPRS International Journal of Geo-Information</w:t>
       </w:r>
       <w:r>
         <w:rPr>
@@ -20724,7 +21589,7 @@
           <w:bCs/>
           <w:color w:val="auto"/>
         </w:rPr>
-        <w:t>2021</w:t>
+        <w:t>2023</w:t>
       </w:r>
       <w:r>
         <w:rPr>
@@ -20738,13 +21603,13 @@
           <w:iCs/>
           <w:color w:val="auto"/>
         </w:rPr>
-        <w:t>10</w:t>
-      </w:r>
-      <w:r>
-        <w:rPr>
-          <w:color w:val="auto"/>
-        </w:rPr>
-        <w:t>, 666, doi:10.3390/land10070666.</w:t>
+        <w:t>12</w:t>
+      </w:r>
+      <w:r>
+        <w:rPr>
+          <w:color w:val="auto"/>
+        </w:rPr>
+        <w:t>, 12, doi:10.3390/ijgi12010012.</w:t>
       </w:r>
     </w:p>
     <w:p>
@@ -20758,32 +21623,85 @@
         <w:rPr>
           <w:color w:val="auto"/>
         </w:rPr>
-        <w:t xml:space="preserve">16. </w:t>
+        <w:t xml:space="preserve">18. </w:t>
       </w:r>
       <w:r>
         <w:rPr>
           <w:color w:val="auto"/>
         </w:rPr>
         <w:tab/>
-        <w:t xml:space="preserve">Piza, E.L.; Kennedy, L.W.; Caplan, J.M. Facilitators and Impediments to Designing, Implementing, and Evaluating Risk-Based Policing Strategies Using Risk Terrain Modeling: Insights from a Multi-City Evaluation in the United States. </w:t>
-      </w:r>
-      <w:proofErr w:type="spellStart"/>
+        <w:t xml:space="preserve">Akbari, K.; Winter, S.; Tomko, M. Spatial Causality: A Systematic Review on Spatial Causal Inference. </w:t>
+      </w:r>
       <w:r>
         <w:rPr>
           <w:i/>
           <w:iCs/>
           <w:color w:val="auto"/>
         </w:rPr>
-        <w:t>Eur</w:t>
-      </w:r>
-      <w:proofErr w:type="spellEnd"/>
+        <w:t>Geographical Analysis</w:t>
+      </w:r>
+      <w:r>
+        <w:rPr>
+          <w:color w:val="auto"/>
+        </w:rPr>
+        <w:t xml:space="preserve"> </w:t>
+      </w:r>
+      <w:r>
+        <w:rPr>
+          <w:b/>
+          <w:bCs/>
+          <w:color w:val="auto"/>
+        </w:rPr>
+        <w:t>2023</w:t>
+      </w:r>
+      <w:r>
+        <w:rPr>
+          <w:color w:val="auto"/>
+        </w:rPr>
+        <w:t xml:space="preserve">, </w:t>
+      </w:r>
       <w:r>
         <w:rPr>
           <w:i/>
           <w:iCs/>
           <w:color w:val="auto"/>
         </w:rPr>
-        <w:t xml:space="preserve"> J Crim Policy Res</w:t>
+        <w:t>55</w:t>
+      </w:r>
+      <w:r>
+        <w:rPr>
+          <w:color w:val="auto"/>
+        </w:rPr>
+        <w:t>, 56–89, doi:10.1111/gean.12312.</w:t>
+      </w:r>
+    </w:p>
+    <w:p>
+      <w:pPr>
+        <w:pStyle w:val="Bibliography"/>
+        <w:rPr>
+          <w:color w:val="auto"/>
+        </w:rPr>
+      </w:pPr>
+      <w:r>
+        <w:rPr>
+          <w:color w:val="auto"/>
+        </w:rPr>
+        <w:t xml:space="preserve">19. </w:t>
+      </w:r>
+      <w:r>
+        <w:rPr>
+          <w:color w:val="auto"/>
+        </w:rPr>
+        <w:tab/>
+        <w:t xml:space="preserve">Mortaheb, R.; Jankowski, P. Smart City Re-Imagined: City Planning and GeoAI in the Age of Big Data. </w:t>
+      </w:r>
+      <w:r>
+        <w:rPr>
+          <w:i/>
+          <w:iCs/>
+          <w:color w:val="auto"/>
+        </w:rPr>
+        <w:t>Journal of Urban Management</w:t>
       </w:r>
       <w:r>
         <w:rPr>
@@ -20797,7 +21715,7 @@
           <w:bCs/>
           <w:color w:val="auto"/>
         </w:rPr>
-        <w:t>2018</w:t>
+        <w:t>2023</w:t>
       </w:r>
       <w:r>
         <w:rPr>
@@ -20811,13 +21729,13 @@
           <w:iCs/>
           <w:color w:val="auto"/>
         </w:rPr>
-        <w:t>24</w:t>
-      </w:r>
-      <w:r>
-        <w:rPr>
-          <w:color w:val="auto"/>
-        </w:rPr>
-        <w:t>, 489–513, doi:10.1007/s10610-017-9367-9.</w:t>
+        <w:t>12</w:t>
+      </w:r>
+      <w:r>
+        <w:rPr>
+          <w:color w:val="auto"/>
+        </w:rPr>
+        <w:t>, 4–15.</w:t>
       </w:r>
     </w:p>
     <w:p>
@@ -20831,14 +21749,14 @@
         <w:rPr>
           <w:color w:val="auto"/>
         </w:rPr>
-        <w:t xml:space="preserve">17. </w:t>
+        <w:t xml:space="preserve">20. </w:t>
       </w:r>
       <w:r>
         <w:rPr>
           <w:color w:val="auto"/>
         </w:rPr>
         <w:tab/>
-        <w:t xml:space="preserve">Wen, R.; Li, S. Spatial Decision Support Systems with Automated Machine Learning: A Review. </w:t>
+        <w:t xml:space="preserve">Chen, M.; Claramunt, C.; Çöltekin, A.; Liu, X.; Peng, P.; Robinson, A.C.; Wang, D.; Strobl, J.; Wilson, J.P.; Batty, M. Artificial Intelligence and Visual Analytics in Geographical Space and Cyberspace: Research Opportunities and Challenges. </w:t>
       </w:r>
       <w:r>
         <w:rPr>
@@ -20846,7 +21764,7 @@
           <w:iCs/>
           <w:color w:val="auto"/>
         </w:rPr>
-        <w:t>ISPRS International Journal of Geo-Information</w:t>
+        <w:t>Earth-Science Reviews</w:t>
       </w:r>
       <w:r>
         <w:rPr>
@@ -20874,13 +21792,13 @@
           <w:iCs/>
           <w:color w:val="auto"/>
         </w:rPr>
-        <w:t>12</w:t>
-      </w:r>
-      <w:r>
-        <w:rPr>
-          <w:color w:val="auto"/>
-        </w:rPr>
-        <w:t>, 12, doi:10.3390/ijgi12010012.</w:t>
+        <w:t>241</w:t>
+      </w:r>
+      <w:r>
+        <w:rPr>
+          <w:color w:val="auto"/>
+        </w:rPr>
+        <w:t>, 104438.</w:t>
       </w:r>
     </w:p>
     <w:p>
@@ -20894,14 +21812,14 @@
         <w:rPr>
           <w:color w:val="auto"/>
         </w:rPr>
-        <w:t xml:space="preserve">18. </w:t>
+        <w:t xml:space="preserve">21. </w:t>
       </w:r>
       <w:r>
         <w:rPr>
           <w:color w:val="auto"/>
         </w:rPr>
         <w:tab/>
-        <w:t xml:space="preserve">Akbari, K.; Winter, S.; Tomko, M. Spatial Causality: A Systematic Review on Spatial Causal Inference. </w:t>
+        <w:t xml:space="preserve">Biu, P.W.; Nwasike, C.N.; Tula, O.A.; Ezeigweneme, C.A.; Gidiagba, J.O. A Review of GIS Applications in Public Health Surveillance. </w:t>
       </w:r>
       <w:r>
         <w:rPr>
@@ -20909,7 +21827,7 @@
           <w:iCs/>
           <w:color w:val="auto"/>
         </w:rPr>
-        <w:t>Geographical Analysis</w:t>
+        <w:t>World Journal of Advanced Research and Reviews</w:t>
       </w:r>
       <w:r>
         <w:rPr>
@@ -20923,7 +21841,7 @@
           <w:bCs/>
           <w:color w:val="auto"/>
         </w:rPr>
-        <w:t>2023</w:t>
+        <w:t>2024</w:t>
       </w:r>
       <w:r>
         <w:rPr>
@@ -20937,13 +21855,13 @@
           <w:iCs/>
           <w:color w:val="auto"/>
         </w:rPr>
-        <w:t>55</w:t>
-      </w:r>
-      <w:r>
-        <w:rPr>
-          <w:color w:val="auto"/>
-        </w:rPr>
-        <w:t>, 56–89, doi:10.1111/gean.12312.</w:t>
+        <w:t>21</w:t>
+      </w:r>
+      <w:r>
+        <w:rPr>
+          <w:color w:val="auto"/>
+        </w:rPr>
+        <w:t>, 030–039.</w:t>
       </w:r>
     </w:p>
     <w:p>
@@ -20957,41 +21875,14 @@
         <w:rPr>
           <w:color w:val="auto"/>
         </w:rPr>
-        <w:t xml:space="preserve">19. </w:t>
+        <w:t xml:space="preserve">22. </w:t>
       </w:r>
       <w:r>
         <w:rPr>
           <w:color w:val="auto"/>
         </w:rPr>
         <w:tab/>
-      </w:r>
-      <w:proofErr w:type="spellStart"/>
-      <w:r>
-        <w:rPr>
-          <w:color w:val="auto"/>
-        </w:rPr>
-        <w:t>Mortaheb</w:t>
-      </w:r>
-      <w:proofErr w:type="spellEnd"/>
-      <w:r>
-        <w:rPr>
-          <w:color w:val="auto"/>
-        </w:rPr>
-        <w:t xml:space="preserve">, R.; Jankowski, P. Smart City Re-Imagined: City Planning and </w:t>
-      </w:r>
-      <w:proofErr w:type="spellStart"/>
-      <w:r>
-        <w:rPr>
-          <w:color w:val="auto"/>
-        </w:rPr>
-        <w:t>GeoAI</w:t>
-      </w:r>
-      <w:proofErr w:type="spellEnd"/>
-      <w:r>
-        <w:rPr>
-          <w:color w:val="auto"/>
-        </w:rPr>
-        <w:t xml:space="preserve"> in the Age of Big Data. </w:t>
+        <w:t xml:space="preserve">Fradelos, E.C.; Papathanasiou, I.V.; Mitsi, D.; Tsaras, K.; Kleisiaris, C.F.; Kourkouta, L. Health Based Geographic Information Systems (GIS) and Their Applications. </w:t>
       </w:r>
       <w:r>
         <w:rPr>
@@ -20999,7 +21890,7 @@
           <w:iCs/>
           <w:color w:val="auto"/>
         </w:rPr>
-        <w:t>Journal of Urban Management</w:t>
+        <w:t>Acta Inform Med</w:t>
       </w:r>
       <w:r>
         <w:rPr>
@@ -21013,7 +21904,7 @@
           <w:bCs/>
           <w:color w:val="auto"/>
         </w:rPr>
-        <w:t>2023</w:t>
+        <w:t>2014</w:t>
       </w:r>
       <w:r>
         <w:rPr>
@@ -21027,13 +21918,13 @@
           <w:iCs/>
           <w:color w:val="auto"/>
         </w:rPr>
-        <w:t>12</w:t>
-      </w:r>
-      <w:r>
-        <w:rPr>
-          <w:color w:val="auto"/>
-        </w:rPr>
-        <w:t>, 4–15.</w:t>
+        <w:t>22</w:t>
+      </w:r>
+      <w:r>
+        <w:rPr>
+          <w:color w:val="auto"/>
+        </w:rPr>
+        <w:t>, 402–405, doi:10.5455/aim.2014.22.402-405.</w:t>
       </w:r>
     </w:p>
     <w:p>
@@ -21047,42 +21938,35 @@
         <w:rPr>
           <w:color w:val="auto"/>
         </w:rPr>
-        <w:t xml:space="preserve">20. </w:t>
+        <w:t xml:space="preserve">23. </w:t>
       </w:r>
       <w:r>
         <w:rPr>
           <w:color w:val="auto"/>
         </w:rPr>
         <w:tab/>
-        <w:t xml:space="preserve">Chen, M.; </w:t>
-      </w:r>
-      <w:proofErr w:type="spellStart"/>
-      <w:r>
-        <w:rPr>
-          <w:color w:val="auto"/>
-        </w:rPr>
-        <w:t>Claramunt</w:t>
-      </w:r>
-      <w:proofErr w:type="spellEnd"/>
-      <w:r>
-        <w:rPr>
-          <w:color w:val="auto"/>
-        </w:rPr>
-        <w:t xml:space="preserve">, C.; </w:t>
-      </w:r>
-      <w:proofErr w:type="spellStart"/>
-      <w:r>
-        <w:rPr>
-          <w:color w:val="auto"/>
-        </w:rPr>
-        <w:t>Çöltekin</w:t>
-      </w:r>
-      <w:proofErr w:type="spellEnd"/>
-      <w:r>
-        <w:rPr>
-          <w:color w:val="auto"/>
-        </w:rPr>
-        <w:t xml:space="preserve">, A.; Liu, X.; Peng, P.; Robinson, A.C.; Wang, D.; Strobl, J.; Wilson, J.P.; Batty, M. Artificial Intelligence and Visual Analytics in Geographical Space and Cyberspace: Research Opportunities and Challenges. </w:t>
+        <w:t>Wen, R.; Li, S. Generative Design for Precision Geo-Interventions. In Proceedings of the ISPRS Annals of the Photogrammetry, Remote Sensing and Spatial Information Sciences; Copernicus GmbH, October 27 2022; Vol. X-3-W2-2022, pp. 37–42.</w:t>
+      </w:r>
+    </w:p>
+    <w:p>
+      <w:pPr>
+        <w:pStyle w:val="Bibliography"/>
+        <w:rPr>
+          <w:color w:val="auto"/>
+        </w:rPr>
+      </w:pPr>
+      <w:r>
+        <w:rPr>
+          <w:color w:val="auto"/>
+        </w:rPr>
+        <w:t xml:space="preserve">24. </w:t>
+      </w:r>
+      <w:r>
+        <w:rPr>
+          <w:color w:val="auto"/>
+        </w:rPr>
+        <w:tab/>
+        <w:t xml:space="preserve">Blaschke, T.; Merschdorf, H.; Cabrera-Barona, P.; Gao, S.; Papadakis, E.; Kovacs-Györi, A. Place versus Space: From Points, Lines and Polygons in GIS to Place-Based Representations Reflecting Language and Culture. </w:t>
       </w:r>
       <w:r>
         <w:rPr>
@@ -21090,7 +21974,7 @@
           <w:iCs/>
           <w:color w:val="auto"/>
         </w:rPr>
-        <w:t>Earth-Science Reviews</w:t>
+        <w:t>ISPRS International Journal of Geo-Information</w:t>
       </w:r>
       <w:r>
         <w:rPr>
@@ -21104,7 +21988,7 @@
           <w:bCs/>
           <w:color w:val="auto"/>
         </w:rPr>
-        <w:t>2023</w:t>
+        <w:t>2018</w:t>
       </w:r>
       <w:r>
         <w:rPr>
@@ -21118,13 +22002,13 @@
           <w:iCs/>
           <w:color w:val="auto"/>
         </w:rPr>
-        <w:t>241</w:t>
-      </w:r>
-      <w:r>
-        <w:rPr>
-          <w:color w:val="auto"/>
-        </w:rPr>
-        <w:t>, 104438.</w:t>
+        <w:t>7</w:t>
+      </w:r>
+      <w:r>
+        <w:rPr>
+          <w:color w:val="auto"/>
+        </w:rPr>
+        <w:t>, 452, doi:10.3390/ijgi7110452.</w:t>
       </w:r>
     </w:p>
     <w:p>
@@ -21138,56 +22022,14 @@
         <w:rPr>
           <w:color w:val="auto"/>
         </w:rPr>
-        <w:t xml:space="preserve">21. </w:t>
+        <w:t xml:space="preserve">25. </w:t>
       </w:r>
       <w:r>
         <w:rPr>
           <w:color w:val="auto"/>
         </w:rPr>
         <w:tab/>
-        <w:t xml:space="preserve">Biu, P.W.; </w:t>
-      </w:r>
-      <w:proofErr w:type="spellStart"/>
-      <w:r>
-        <w:rPr>
-          <w:color w:val="auto"/>
-        </w:rPr>
-        <w:t>Nwasike</w:t>
-      </w:r>
-      <w:proofErr w:type="spellEnd"/>
-      <w:r>
-        <w:rPr>
-          <w:color w:val="auto"/>
-        </w:rPr>
-        <w:t xml:space="preserve">, C.N.; Tula, O.A.; </w:t>
-      </w:r>
-      <w:proofErr w:type="spellStart"/>
-      <w:r>
-        <w:rPr>
-          <w:color w:val="auto"/>
-        </w:rPr>
-        <w:t>Ezeigweneme</w:t>
-      </w:r>
-      <w:proofErr w:type="spellEnd"/>
-      <w:r>
-        <w:rPr>
-          <w:color w:val="auto"/>
-        </w:rPr>
-        <w:t xml:space="preserve">, C.A.; </w:t>
-      </w:r>
-      <w:proofErr w:type="spellStart"/>
-      <w:r>
-        <w:rPr>
-          <w:color w:val="auto"/>
-        </w:rPr>
-        <w:t>Gidiagba</w:t>
-      </w:r>
-      <w:proofErr w:type="spellEnd"/>
-      <w:r>
-        <w:rPr>
-          <w:color w:val="auto"/>
-        </w:rPr>
-        <w:t xml:space="preserve">, J.O. A Review of GIS Applications in Public Health Surveillance. </w:t>
+        <w:t xml:space="preserve">Verbyla, D.L. </w:t>
       </w:r>
       <w:r>
         <w:rPr>
@@ -21195,7 +22037,98 @@
           <w:iCs/>
           <w:color w:val="auto"/>
         </w:rPr>
-        <w:t>World Journal of Advanced Research and Reviews</w:t>
+        <w:t>Practical GIS Analysis</w:t>
+      </w:r>
+      <w:r>
+        <w:rPr>
+          <w:color w:val="auto"/>
+        </w:rPr>
+        <w:t>; CRC press, 2002;</w:t>
+      </w:r>
+    </w:p>
+    <w:p>
+      <w:pPr>
+        <w:pStyle w:val="Bibliography"/>
+        <w:rPr>
+          <w:color w:val="auto"/>
+        </w:rPr>
+      </w:pPr>
+      <w:r>
+        <w:rPr>
+          <w:color w:val="auto"/>
+        </w:rPr>
+        <w:t xml:space="preserve">26. </w:t>
+      </w:r>
+      <w:r>
+        <w:rPr>
+          <w:color w:val="auto"/>
+        </w:rPr>
+        <w:tab/>
+        <w:t>Johnson, D.S. Local Optimization and the Traveling Salesman Problem. In Proceedings of the Automata, Languages and Programming; Paterson, M.S., Ed.; Springer: Berlin, Heidelberg, 1990; pp. 446–461.</w:t>
+      </w:r>
+    </w:p>
+    <w:p>
+      <w:pPr>
+        <w:pStyle w:val="Bibliography"/>
+        <w:rPr>
+          <w:color w:val="auto"/>
+        </w:rPr>
+      </w:pPr>
+      <w:r>
+        <w:rPr>
+          <w:color w:val="auto"/>
+        </w:rPr>
+        <w:t xml:space="preserve">27. </w:t>
+      </w:r>
+      <w:r>
+        <w:rPr>
+          <w:color w:val="auto"/>
+        </w:rPr>
+        <w:tab/>
+        <w:t xml:space="preserve">Horst, R.; Pardalos, P.M.; Van Thoai, N. </w:t>
+      </w:r>
+      <w:r>
+        <w:rPr>
+          <w:i/>
+          <w:iCs/>
+          <w:color w:val="auto"/>
+        </w:rPr>
+        <w:t>Introduction to Global Optimization</w:t>
+      </w:r>
+      <w:r>
+        <w:rPr>
+          <w:color w:val="auto"/>
+        </w:rPr>
+        <w:t>; Springer Science &amp; Business Media, 2000;</w:t>
+      </w:r>
+    </w:p>
+    <w:p>
+      <w:pPr>
+        <w:pStyle w:val="Bibliography"/>
+        <w:rPr>
+          <w:color w:val="auto"/>
+        </w:rPr>
+      </w:pPr>
+      <w:r>
+        <w:rPr>
+          <w:color w:val="auto"/>
+        </w:rPr>
+        <w:t xml:space="preserve">28. </w:t>
+      </w:r>
+      <w:r>
+        <w:rPr>
+          <w:color w:val="auto"/>
+        </w:rPr>
+        <w:tab/>
+        <w:t xml:space="preserve">Wolpert, D.H.; Macready, W.G. No Free Lunch Theorems for Optimization. </w:t>
+      </w:r>
+      <w:r>
+        <w:rPr>
+          <w:i/>
+          <w:iCs/>
+          <w:color w:val="auto"/>
+        </w:rPr>
+        <w:t>IEEE Transactions on Evolutionary Computation</w:t>
       </w:r>
       <w:r>
         <w:rPr>
@@ -21209,7 +22142,7 @@
           <w:bCs/>
           <w:color w:val="auto"/>
         </w:rPr>
-        <w:t>2024</w:t>
+        <w:t>1997</w:t>
       </w:r>
       <w:r>
         <w:rPr>
@@ -21223,13 +22156,13 @@
           <w:iCs/>
           <w:color w:val="auto"/>
         </w:rPr>
-        <w:t>21</w:t>
-      </w:r>
-      <w:r>
-        <w:rPr>
-          <w:color w:val="auto"/>
-        </w:rPr>
-        <w:t>, 030–039.</w:t>
+        <w:t>1</w:t>
+      </w:r>
+      <w:r>
+        <w:rPr>
+          <w:color w:val="auto"/>
+        </w:rPr>
+        <w:t>, 67–82, doi:10.1109/4235.585893.</w:t>
       </w:r>
     </w:p>
     <w:p>
@@ -21243,83 +22176,14 @@
         <w:rPr>
           <w:color w:val="auto"/>
         </w:rPr>
-        <w:t xml:space="preserve">22. </w:t>
+        <w:t xml:space="preserve">29. </w:t>
       </w:r>
       <w:r>
         <w:rPr>
           <w:color w:val="auto"/>
         </w:rPr>
         <w:tab/>
-      </w:r>
-      <w:proofErr w:type="spellStart"/>
-      <w:r>
-        <w:rPr>
-          <w:color w:val="auto"/>
-        </w:rPr>
-        <w:t>Fradelos</w:t>
-      </w:r>
-      <w:proofErr w:type="spellEnd"/>
-      <w:r>
-        <w:rPr>
-          <w:color w:val="auto"/>
-        </w:rPr>
-        <w:t xml:space="preserve">, E.C.; </w:t>
-      </w:r>
-      <w:proofErr w:type="spellStart"/>
-      <w:r>
-        <w:rPr>
-          <w:color w:val="auto"/>
-        </w:rPr>
-        <w:t>Papathanasiou</w:t>
-      </w:r>
-      <w:proofErr w:type="spellEnd"/>
-      <w:r>
-        <w:rPr>
-          <w:color w:val="auto"/>
-        </w:rPr>
-        <w:t xml:space="preserve">, I.V.; Mitsi, D.; </w:t>
-      </w:r>
-      <w:proofErr w:type="spellStart"/>
-      <w:r>
-        <w:rPr>
-          <w:color w:val="auto"/>
-        </w:rPr>
-        <w:t>Tsaras</w:t>
-      </w:r>
-      <w:proofErr w:type="spellEnd"/>
-      <w:r>
-        <w:rPr>
-          <w:color w:val="auto"/>
-        </w:rPr>
-        <w:t xml:space="preserve">, K.; </w:t>
-      </w:r>
-      <w:proofErr w:type="spellStart"/>
-      <w:r>
-        <w:rPr>
-          <w:color w:val="auto"/>
-        </w:rPr>
-        <w:t>Kleisiaris</w:t>
-      </w:r>
-      <w:proofErr w:type="spellEnd"/>
-      <w:r>
-        <w:rPr>
-          <w:color w:val="auto"/>
-        </w:rPr>
-        <w:t xml:space="preserve">, C.F.; </w:t>
-      </w:r>
-      <w:proofErr w:type="spellStart"/>
-      <w:r>
-        <w:rPr>
-          <w:color w:val="auto"/>
-        </w:rPr>
-        <w:t>Kourkouta</w:t>
-      </w:r>
-      <w:proofErr w:type="spellEnd"/>
-      <w:r>
-        <w:rPr>
-          <w:color w:val="auto"/>
-        </w:rPr>
-        <w:t xml:space="preserve">, L. Health Based Geographic Information Systems (GIS) and Their Applications. </w:t>
+        <w:t xml:space="preserve">Ho, Y.C.; Pepyne, D.L. Simple Explanation of the No-Free-Lunch Theorem and Its Implications. </w:t>
       </w:r>
       <w:r>
         <w:rPr>
@@ -21327,7 +22191,7 @@
           <w:iCs/>
           <w:color w:val="auto"/>
         </w:rPr>
-        <w:t>Acta Inform Med</w:t>
+        <w:t>Journal of Optimization Theory and Applications</w:t>
       </w:r>
       <w:r>
         <w:rPr>
@@ -21341,7 +22205,7 @@
           <w:bCs/>
           <w:color w:val="auto"/>
         </w:rPr>
-        <w:t>2014</w:t>
+        <w:t>2002</w:t>
       </w:r>
       <w:r>
         <w:rPr>
@@ -21355,13 +22219,13 @@
           <w:iCs/>
           <w:color w:val="auto"/>
         </w:rPr>
-        <w:t>22</w:t>
-      </w:r>
-      <w:r>
-        <w:rPr>
-          <w:color w:val="auto"/>
-        </w:rPr>
-        <w:t>, 402–405, doi:10.5455/aim.2014.22.402-405.</w:t>
+        <w:t>115</w:t>
+      </w:r>
+      <w:r>
+        <w:rPr>
+          <w:color w:val="auto"/>
+        </w:rPr>
+        <w:t>, 549–570, doi:10.1023/A:1021251113462.</w:t>
       </w:r>
     </w:p>
     <w:p>
@@ -21376,28 +22240,28 @@
           <w:color w:val="auto"/>
         </w:rPr>
         <w:lastRenderedPageBreak/>
-        <w:t xml:space="preserve">23. </w:t>
+        <w:t xml:space="preserve">30. </w:t>
       </w:r>
       <w:r>
         <w:rPr>
           <w:color w:val="auto"/>
         </w:rPr>
         <w:tab/>
-        <w:t>Wen, R.; Li, S. Generative Design for Precision Geo-Interventions. In Proceedings of the ISPRS Annals of the Photogrammetry, Remote Sensing and Spatial Information Sciences; Copernicus GmbH, October 27</w:t>
-      </w:r>
-      <w:proofErr w:type="gramStart"/>
-      <w:r>
-        <w:rPr>
-          <w:color w:val="auto"/>
-        </w:rPr>
-        <w:t xml:space="preserve"> 2022</w:t>
-      </w:r>
-      <w:proofErr w:type="gramEnd"/>
-      <w:r>
-        <w:rPr>
-          <w:color w:val="auto"/>
-        </w:rPr>
-        <w:t>; Vol. X-3-W2-2022, pp. 37–42.</w:t>
+        <w:t xml:space="preserve">Reddy, G.P.O. Spatial Data Management, Analysis, and Modeling in GIS: Principles and Applications. In </w:t>
+      </w:r>
+      <w:r>
+        <w:rPr>
+          <w:i/>
+          <w:iCs/>
+          <w:color w:val="auto"/>
+        </w:rPr>
+        <w:t>Geospatial Technologies in Land Resources Mapping, Monitoring and Management</w:t>
+      </w:r>
+      <w:r>
+        <w:rPr>
+          <w:color w:val="auto"/>
+        </w:rPr>
+        <w:t>; Reddy, G.P.O., Singh, S.K., Eds.; Geotechnologies and the Environment; Springer International Publishing: Cham, 2018; Vol. 21, pp. 127–142 ISBN 978-3-319-78710-7.</w:t>
       </w:r>
     </w:p>
     <w:p>
@@ -21411,42 +22275,14 @@
         <w:rPr>
           <w:color w:val="auto"/>
         </w:rPr>
-        <w:t xml:space="preserve">24. </w:t>
+        <w:t xml:space="preserve">31. </w:t>
       </w:r>
       <w:r>
         <w:rPr>
           <w:color w:val="auto"/>
         </w:rPr>
         <w:tab/>
-        <w:t xml:space="preserve">Blaschke, T.; </w:t>
-      </w:r>
-      <w:proofErr w:type="spellStart"/>
-      <w:r>
-        <w:rPr>
-          <w:color w:val="auto"/>
-        </w:rPr>
-        <w:t>Merschdorf</w:t>
-      </w:r>
-      <w:proofErr w:type="spellEnd"/>
-      <w:r>
-        <w:rPr>
-          <w:color w:val="auto"/>
-        </w:rPr>
-        <w:t>, H.; Cabrera-Barona, P.; Gao, S.; Papadakis, E.; Kovacs-</w:t>
-      </w:r>
-      <w:proofErr w:type="spellStart"/>
-      <w:r>
-        <w:rPr>
-          <w:color w:val="auto"/>
-        </w:rPr>
-        <w:t>Györi</w:t>
-      </w:r>
-      <w:proofErr w:type="spellEnd"/>
-      <w:r>
-        <w:rPr>
-          <w:color w:val="auto"/>
-        </w:rPr>
-        <w:t xml:space="preserve">, A. Place versus Space: From Points, Lines and Polygons in GIS to Place-Based Representations Reflecting Language and Culture. </w:t>
+        <w:t xml:space="preserve">Beale, C.M.; Lennon, J.J.; Yearsley, J.M.; Brewer, M.J.; Elston, D.A. Regression Analysis of Spatial Data. </w:t>
       </w:r>
       <w:r>
         <w:rPr>
@@ -21454,7 +22290,7 @@
           <w:iCs/>
           <w:color w:val="auto"/>
         </w:rPr>
-        <w:t>ISPRS International Journal of Geo-Information</w:t>
+        <w:t>Ecology Letters</w:t>
       </w:r>
       <w:r>
         <w:rPr>
@@ -21468,7 +22304,7 @@
           <w:bCs/>
           <w:color w:val="auto"/>
         </w:rPr>
-        <w:t>2018</w:t>
+        <w:t>2010</w:t>
       </w:r>
       <w:r>
         <w:rPr>
@@ -21482,13 +22318,13 @@
           <w:iCs/>
           <w:color w:val="auto"/>
         </w:rPr>
-        <w:t>7</w:t>
-      </w:r>
-      <w:r>
-        <w:rPr>
-          <w:color w:val="auto"/>
-        </w:rPr>
-        <w:t>, 452, doi:10.3390/ijgi7110452.</w:t>
+        <w:t>13</w:t>
+      </w:r>
+      <w:r>
+        <w:rPr>
+          <w:color w:val="auto"/>
+        </w:rPr>
+        <w:t>, 246–264, doi:10.1111/j.1461-0248.2009.01422.x.</w:t>
       </w:r>
     </w:p>
     <w:p>
@@ -21502,27 +22338,14 @@
         <w:rPr>
           <w:color w:val="auto"/>
         </w:rPr>
-        <w:t xml:space="preserve">25. </w:t>
+        <w:t xml:space="preserve">32. </w:t>
       </w:r>
       <w:r>
         <w:rPr>
           <w:color w:val="auto"/>
         </w:rPr>
         <w:tab/>
-      </w:r>
-      <w:proofErr w:type="spellStart"/>
-      <w:r>
-        <w:rPr>
-          <w:color w:val="auto"/>
-        </w:rPr>
-        <w:t>Verbyla</w:t>
-      </w:r>
-      <w:proofErr w:type="spellEnd"/>
-      <w:r>
-        <w:rPr>
-          <w:color w:val="auto"/>
-        </w:rPr>
-        <w:t xml:space="preserve">, D.L. </w:t>
+        <w:t xml:space="preserve">Maffini, G. Raster versus Vector Data Encoding and Handling: A Commentary. </w:t>
       </w:r>
       <w:r>
         <w:rPr>
@@ -21530,22 +22353,42 @@
           <w:iCs/>
           <w:color w:val="auto"/>
         </w:rPr>
-        <w:t>Practical GIS Analysis</w:t>
-      </w:r>
-      <w:r>
-        <w:rPr>
-          <w:color w:val="auto"/>
-        </w:rPr>
-        <w:t xml:space="preserve">; CRC press, </w:t>
-      </w:r>
-      <w:proofErr w:type="gramStart"/>
-      <w:r>
-        <w:rPr>
-          <w:color w:val="auto"/>
-        </w:rPr>
-        <w:t>2002;</w:t>
-      </w:r>
-      <w:proofErr w:type="gramEnd"/>
+        <w:t>Photogrammetric Engineering and Remote Sensing</w:t>
+      </w:r>
+      <w:r>
+        <w:rPr>
+          <w:color w:val="auto"/>
+        </w:rPr>
+        <w:t xml:space="preserve"> </w:t>
+      </w:r>
+      <w:r>
+        <w:rPr>
+          <w:b/>
+          <w:bCs/>
+          <w:color w:val="auto"/>
+        </w:rPr>
+        <w:t>1987</w:t>
+      </w:r>
+      <w:r>
+        <w:rPr>
+          <w:color w:val="auto"/>
+        </w:rPr>
+        <w:t xml:space="preserve">, </w:t>
+      </w:r>
+      <w:r>
+        <w:rPr>
+          <w:i/>
+          <w:iCs/>
+          <w:color w:val="auto"/>
+        </w:rPr>
+        <w:t>53</w:t>
+      </w:r>
+      <w:r>
+        <w:rPr>
+          <w:color w:val="auto"/>
+        </w:rPr>
+        <w:t>, 1397–1398.</w:t>
+      </w:r>
     </w:p>
     <w:p>
       <w:pPr>
@@ -21558,14 +22401,56 @@
         <w:rPr>
           <w:color w:val="auto"/>
         </w:rPr>
-        <w:t xml:space="preserve">26. </w:t>
+        <w:t xml:space="preserve">33. </w:t>
       </w:r>
       <w:r>
         <w:rPr>
           <w:color w:val="auto"/>
         </w:rPr>
         <w:tab/>
-        <w:t>Johnson, D.S. Local Optimization and the Traveling Salesman Problem. In Proceedings of the Automata, Languages and Programming; Paterson, M.S., Ed.; Springer: Berlin, Heidelberg, 1990; pp. 446–461.</w:t>
+        <w:t xml:space="preserve">Congalton, R.G. Exploring and Evaluating the Consequences of Vector-to-Raster and Raster-to-Vector Conversion. </w:t>
+      </w:r>
+      <w:r>
+        <w:rPr>
+          <w:i/>
+          <w:iCs/>
+          <w:color w:val="auto"/>
+        </w:rPr>
+        <w:t>Photogrammetric Engineering and Remote Sensing</w:t>
+      </w:r>
+      <w:r>
+        <w:rPr>
+          <w:color w:val="auto"/>
+        </w:rPr>
+        <w:t xml:space="preserve"> </w:t>
+      </w:r>
+      <w:r>
+        <w:rPr>
+          <w:b/>
+          <w:bCs/>
+          <w:color w:val="auto"/>
+        </w:rPr>
+        <w:t>1997</w:t>
+      </w:r>
+      <w:r>
+        <w:rPr>
+          <w:color w:val="auto"/>
+        </w:rPr>
+        <w:t xml:space="preserve">, </w:t>
+      </w:r>
+      <w:r>
+        <w:rPr>
+          <w:i/>
+          <w:iCs/>
+          <w:color w:val="auto"/>
+        </w:rPr>
+        <w:t>63</w:t>
+      </w:r>
+      <w:r>
+        <w:rPr>
+          <w:color w:val="auto"/>
+        </w:rPr>
+        <w:t>, 425–434.</w:t>
       </w:r>
     </w:p>
     <w:p>
@@ -21579,42 +22464,14 @@
         <w:rPr>
           <w:color w:val="auto"/>
         </w:rPr>
-        <w:t xml:space="preserve">27. </w:t>
+        <w:t xml:space="preserve">34. </w:t>
       </w:r>
       <w:r>
         <w:rPr>
           <w:color w:val="auto"/>
         </w:rPr>
         <w:tab/>
-        <w:t xml:space="preserve">Horst, R.; </w:t>
-      </w:r>
-      <w:proofErr w:type="spellStart"/>
-      <w:r>
-        <w:rPr>
-          <w:color w:val="auto"/>
-        </w:rPr>
-        <w:t>Pardalos</w:t>
-      </w:r>
-      <w:proofErr w:type="spellEnd"/>
-      <w:r>
-        <w:rPr>
-          <w:color w:val="auto"/>
-        </w:rPr>
-        <w:t xml:space="preserve">, P.M.; Van </w:t>
-      </w:r>
-      <w:proofErr w:type="spellStart"/>
-      <w:r>
-        <w:rPr>
-          <w:color w:val="auto"/>
-        </w:rPr>
-        <w:t>Thoai</w:t>
-      </w:r>
-      <w:proofErr w:type="spellEnd"/>
-      <w:r>
-        <w:rPr>
-          <w:color w:val="auto"/>
-        </w:rPr>
-        <w:t xml:space="preserve">, N. </w:t>
+        <w:t xml:space="preserve">Teng, J.; Wang, F.; Liu, Y. An Efficient Algorithm for Raster-to-Vector Data Conversion. </w:t>
       </w:r>
       <w:r>
         <w:rPr>
@@ -21622,22 +22479,42 @@
           <w:iCs/>
           <w:color w:val="auto"/>
         </w:rPr>
-        <w:t>Introduction to Global Optimization</w:t>
-      </w:r>
-      <w:r>
-        <w:rPr>
-          <w:color w:val="auto"/>
-        </w:rPr>
-        <w:t xml:space="preserve">; Springer Science &amp; Business Media, </w:t>
-      </w:r>
-      <w:proofErr w:type="gramStart"/>
-      <w:r>
-        <w:rPr>
-          <w:color w:val="auto"/>
-        </w:rPr>
-        <w:t>2000;</w:t>
-      </w:r>
-      <w:proofErr w:type="gramEnd"/>
+        <w:t>Annals of GIS</w:t>
+      </w:r>
+      <w:r>
+        <w:rPr>
+          <w:color w:val="auto"/>
+        </w:rPr>
+        <w:t xml:space="preserve"> </w:t>
+      </w:r>
+      <w:r>
+        <w:rPr>
+          <w:b/>
+          <w:bCs/>
+          <w:color w:val="auto"/>
+        </w:rPr>
+        <w:t>2008</w:t>
+      </w:r>
+      <w:r>
+        <w:rPr>
+          <w:color w:val="auto"/>
+        </w:rPr>
+        <w:t xml:space="preserve">, </w:t>
+      </w:r>
+      <w:r>
+        <w:rPr>
+          <w:i/>
+          <w:iCs/>
+          <w:color w:val="auto"/>
+        </w:rPr>
+        <w:t>14</w:t>
+      </w:r>
+      <w:r>
+        <w:rPr>
+          <w:color w:val="auto"/>
+        </w:rPr>
+        <w:t>, 54–62, doi:10.1080/10824000809480639.</w:t>
+      </w:r>
     </w:p>
     <w:p>
       <w:pPr>
@@ -21650,14 +22527,14 @@
         <w:rPr>
           <w:color w:val="auto"/>
         </w:rPr>
-        <w:t xml:space="preserve">28. </w:t>
+        <w:t xml:space="preserve">35. </w:t>
       </w:r>
       <w:r>
         <w:rPr>
           <w:color w:val="auto"/>
         </w:rPr>
         <w:tab/>
-        <w:t xml:space="preserve">Wolpert, D.H.; Macready, W.G. No Free Lunch Theorems for Optimization. </w:t>
+        <w:t xml:space="preserve">Adegun, A.A.; Fonou Dombeu, J.V.; Viriri, S.; Odindi, J. State-of-the-Art Deep Learning Methods for Objects Detection in Remote Sensing Satellite Images. </w:t>
       </w:r>
       <w:r>
         <w:rPr>
@@ -21665,7 +22542,7 @@
           <w:iCs/>
           <w:color w:val="auto"/>
         </w:rPr>
-        <w:t>IEEE Transactions on Evolutionary Computation</w:t>
+        <w:t>Sensors</w:t>
       </w:r>
       <w:r>
         <w:rPr>
@@ -21679,7 +22556,7 @@
           <w:bCs/>
           <w:color w:val="auto"/>
         </w:rPr>
-        <w:t>1997</w:t>
+        <w:t>2023</w:t>
       </w:r>
       <w:r>
         <w:rPr>
@@ -21693,13 +22570,13 @@
           <w:iCs/>
           <w:color w:val="auto"/>
         </w:rPr>
-        <w:t>1</w:t>
-      </w:r>
-      <w:r>
-        <w:rPr>
-          <w:color w:val="auto"/>
-        </w:rPr>
-        <w:t>, 67–82, doi:10.1109/4235.585893.</w:t>
+        <w:t>23</w:t>
+      </w:r>
+      <w:r>
+        <w:rPr>
+          <w:color w:val="auto"/>
+        </w:rPr>
+        <w:t>, 5849, doi:10.3390/s23135849.</w:t>
       </w:r>
     </w:p>
     <w:p>
@@ -21713,28 +22590,14 @@
         <w:rPr>
           <w:color w:val="auto"/>
         </w:rPr>
-        <w:t xml:space="preserve">29. </w:t>
+        <w:t xml:space="preserve">36. </w:t>
       </w:r>
       <w:r>
         <w:rPr>
           <w:color w:val="auto"/>
         </w:rPr>
         <w:tab/>
-        <w:t xml:space="preserve">Ho, Y.C.; </w:t>
-      </w:r>
-      <w:proofErr w:type="spellStart"/>
-      <w:r>
-        <w:rPr>
-          <w:color w:val="auto"/>
-        </w:rPr>
-        <w:t>Pepyne</w:t>
-      </w:r>
-      <w:proofErr w:type="spellEnd"/>
-      <w:r>
-        <w:rPr>
-          <w:color w:val="auto"/>
-        </w:rPr>
-        <w:t xml:space="preserve">, D.L. Simple Explanation of the No-Free-Lunch Theorem and Its Implications. </w:t>
+        <w:t xml:space="preserve">MacQuillan, E.L.; Curtis, A.B.; Baker, K.M.; Paul, R.; Back, Y.O. Using GIS Mapping to Target Public Health Interventions: Examining Birth Outcomes Across GIS Techniques. </w:t>
       </w:r>
       <w:r>
         <w:rPr>
@@ -21742,7 +22605,7 @@
           <w:iCs/>
           <w:color w:val="auto"/>
         </w:rPr>
-        <w:t>Journal of Optimization Theory and Applications</w:t>
+        <w:t>J Community Health</w:t>
       </w:r>
       <w:r>
         <w:rPr>
@@ -21756,7 +22619,7 @@
           <w:bCs/>
           <w:color w:val="auto"/>
         </w:rPr>
-        <w:t>2002</w:t>
+        <w:t>2017</w:t>
       </w:r>
       <w:r>
         <w:rPr>
@@ -21770,13 +22633,13 @@
           <w:iCs/>
           <w:color w:val="auto"/>
         </w:rPr>
-        <w:t>115</w:t>
-      </w:r>
-      <w:r>
-        <w:rPr>
-          <w:color w:val="auto"/>
-        </w:rPr>
-        <w:t>, 549–570, doi:10.1023/A:1021251113462.</w:t>
+        <w:t>42</w:t>
+      </w:r>
+      <w:r>
+        <w:rPr>
+          <w:color w:val="auto"/>
+        </w:rPr>
+        <w:t>, 633–638, doi:10.1007/s10900-016-0298-z.</w:t>
       </w:r>
     </w:p>
     <w:p>
@@ -21790,14 +22653,14 @@
         <w:rPr>
           <w:color w:val="auto"/>
         </w:rPr>
-        <w:t xml:space="preserve">30. </w:t>
+        <w:t xml:space="preserve">37. </w:t>
       </w:r>
       <w:r>
         <w:rPr>
           <w:color w:val="auto"/>
         </w:rPr>
         <w:tab/>
-        <w:t xml:space="preserve">Reddy, G.P.O. Spatial Data Management, Analysis, and Modeling in GIS: Principles and Applications. In </w:t>
+        <w:t xml:space="preserve">Almeida, C.M.D.; Monteiro, A.M.V.; Câmara, G.; Soares‐Filho, B.S.; Cerqueira, G.C.; Pennachin, C.L.; Batty, M. GIS and Remote Sensing as Tools for the Simulation of Urban Land‐use Change. </w:t>
       </w:r>
       <w:r>
         <w:rPr>
@@ -21805,13 +22668,41 @@
           <w:iCs/>
           <w:color w:val="auto"/>
         </w:rPr>
-        <w:t>Geospatial Technologies in Land Resources Mapping, Monitoring and Management</w:t>
-      </w:r>
-      <w:r>
-        <w:rPr>
-          <w:color w:val="auto"/>
-        </w:rPr>
-        <w:t>; Reddy, G.P.O., Singh, S.K., Eds.; Geotechnologies and the Environment; Springer International Publishing: Cham, 2018; Vol. 21, pp. 127–142 ISBN 978-3-319-78710-7.</w:t>
+        <w:t>International Journal of Remote Sensing</w:t>
+      </w:r>
+      <w:r>
+        <w:rPr>
+          <w:color w:val="auto"/>
+        </w:rPr>
+        <w:t xml:space="preserve"> </w:t>
+      </w:r>
+      <w:r>
+        <w:rPr>
+          <w:b/>
+          <w:bCs/>
+          <w:color w:val="auto"/>
+        </w:rPr>
+        <w:t>2005</w:t>
+      </w:r>
+      <w:r>
+        <w:rPr>
+          <w:color w:val="auto"/>
+        </w:rPr>
+        <w:t xml:space="preserve">, </w:t>
+      </w:r>
+      <w:r>
+        <w:rPr>
+          <w:i/>
+          <w:iCs/>
+          <w:color w:val="auto"/>
+        </w:rPr>
+        <w:t>26</w:t>
+      </w:r>
+      <w:r>
+        <w:rPr>
+          <w:color w:val="auto"/>
+        </w:rPr>
+        <w:t>, 759–774, doi:10.1080/01431160512331316865.</w:t>
       </w:r>
     </w:p>
     <w:p>
@@ -21825,14 +22716,14 @@
         <w:rPr>
           <w:color w:val="auto"/>
         </w:rPr>
-        <w:t xml:space="preserve">31. </w:t>
+        <w:t xml:space="preserve">38. </w:t>
       </w:r>
       <w:r>
         <w:rPr>
           <w:color w:val="auto"/>
         </w:rPr>
         <w:tab/>
-        <w:t xml:space="preserve">Beale, C.M.; Lennon, J.J.; Yearsley, J.M.; Brewer, M.J.; Elston, D.A. Regression Analysis of Spatial Data. </w:t>
+        <w:t xml:space="preserve">Gómez, L.; Haesevoets, S.; Kuijpers, B.; Vaisman, A.A. Spatial Aggregation: Data Model and Implementation. </w:t>
       </w:r>
       <w:r>
         <w:rPr>
@@ -21840,7 +22731,7 @@
           <w:iCs/>
           <w:color w:val="auto"/>
         </w:rPr>
-        <w:t>Ecology Letters</w:t>
+        <w:t>Information Systems</w:t>
       </w:r>
       <w:r>
         <w:rPr>
@@ -21854,7 +22745,7 @@
           <w:bCs/>
           <w:color w:val="auto"/>
         </w:rPr>
-        <w:t>2010</w:t>
+        <w:t>2009</w:t>
       </w:r>
       <w:r>
         <w:rPr>
@@ -21868,22 +22759,14 @@
           <w:iCs/>
           <w:color w:val="auto"/>
         </w:rPr>
-        <w:t>13</w:t>
-      </w:r>
-      <w:r>
-        <w:rPr>
-          <w:color w:val="auto"/>
-        </w:rPr>
-        <w:t>, 246–264, doi:10.1111/j.1461-0248.2009.</w:t>
-      </w:r>
-      <w:proofErr w:type="gramStart"/>
-      <w:r>
-        <w:rPr>
-          <w:color w:val="auto"/>
-        </w:rPr>
-        <w:t>01422.x.</w:t>
-      </w:r>
-      <w:proofErr w:type="gramEnd"/>
+        <w:t>34</w:t>
+      </w:r>
+      <w:r>
+        <w:rPr>
+          <w:color w:val="auto"/>
+        </w:rPr>
+        <w:t>, 551–576, doi:10.1016/j.is.2009.03.002.</w:t>
+      </w:r>
     </w:p>
     <w:p>
       <w:pPr>
@@ -21896,27 +22779,14 @@
         <w:rPr>
           <w:color w:val="auto"/>
         </w:rPr>
-        <w:t xml:space="preserve">32. </w:t>
+        <w:t xml:space="preserve">39. </w:t>
       </w:r>
       <w:r>
         <w:rPr>
           <w:color w:val="auto"/>
         </w:rPr>
         <w:tab/>
-      </w:r>
-      <w:proofErr w:type="spellStart"/>
-      <w:r>
-        <w:rPr>
-          <w:color w:val="auto"/>
-        </w:rPr>
-        <w:t>Maffini</w:t>
-      </w:r>
-      <w:proofErr w:type="spellEnd"/>
-      <w:r>
-        <w:rPr>
-          <w:color w:val="auto"/>
-        </w:rPr>
-        <w:t xml:space="preserve">, G. Raster versus Vector Data Encoding and Handling: A Commentary. </w:t>
+        <w:t xml:space="preserve">Lopez, I.F.V.; Snodgrass, R.T.; Moon, B. Spatiotemporal Aggregate Computation: A Survey. </w:t>
       </w:r>
       <w:r>
         <w:rPr>
@@ -21924,7 +22794,7 @@
           <w:iCs/>
           <w:color w:val="auto"/>
         </w:rPr>
-        <w:t>Photogrammetric Engineering and Remote Sensing</w:t>
+        <w:t>IEEE Transactions on Knowledge and Data Engineering</w:t>
       </w:r>
       <w:r>
         <w:rPr>
@@ -21938,7 +22808,7 @@
           <w:bCs/>
           <w:color w:val="auto"/>
         </w:rPr>
-        <w:t>1987</w:t>
+        <w:t>2005</w:t>
       </w:r>
       <w:r>
         <w:rPr>
@@ -21952,13 +22822,13 @@
           <w:iCs/>
           <w:color w:val="auto"/>
         </w:rPr>
-        <w:t>53</w:t>
-      </w:r>
-      <w:r>
-        <w:rPr>
-          <w:color w:val="auto"/>
-        </w:rPr>
-        <w:t>, 1397–1398.</w:t>
+        <w:t>17</w:t>
+      </w:r>
+      <w:r>
+        <w:rPr>
+          <w:color w:val="auto"/>
+        </w:rPr>
+        <w:t>, 271–286, doi:10.1109/TKDE.2005.34.</w:t>
       </w:r>
     </w:p>
     <w:p>
@@ -21972,27 +22842,14 @@
         <w:rPr>
           <w:color w:val="auto"/>
         </w:rPr>
-        <w:t xml:space="preserve">33. </w:t>
+        <w:t xml:space="preserve">40. </w:t>
       </w:r>
       <w:r>
         <w:rPr>
           <w:color w:val="auto"/>
         </w:rPr>
         <w:tab/>
-      </w:r>
-      <w:proofErr w:type="spellStart"/>
-      <w:r>
-        <w:rPr>
-          <w:color w:val="auto"/>
-        </w:rPr>
-        <w:t>Congalton</w:t>
-      </w:r>
-      <w:proofErr w:type="spellEnd"/>
-      <w:r>
-        <w:rPr>
-          <w:color w:val="auto"/>
-        </w:rPr>
-        <w:t xml:space="preserve">, R.G. Exploring and Evaluating the Consequences of Vector-to-Raster and Raster-to-Vector Conversion. </w:t>
+        <w:t xml:space="preserve">Getis, A.; Aldstadt, J. Constructing the Spatial Weights Matrix Using a Local Statistic. </w:t>
       </w:r>
       <w:r>
         <w:rPr>
@@ -22000,7 +22857,7 @@
           <w:iCs/>
           <w:color w:val="auto"/>
         </w:rPr>
-        <w:t>Photogrammetric Engineering and Remote Sensing</w:t>
+        <w:t>Geographical Analysis</w:t>
       </w:r>
       <w:r>
         <w:rPr>
@@ -22014,7 +22871,7 @@
           <w:bCs/>
           <w:color w:val="auto"/>
         </w:rPr>
-        <w:t>1997</w:t>
+        <w:t>2004</w:t>
       </w:r>
       <w:r>
         <w:rPr>
@@ -22028,13 +22885,13 @@
           <w:iCs/>
           <w:color w:val="auto"/>
         </w:rPr>
-        <w:t>63</w:t>
-      </w:r>
-      <w:r>
-        <w:rPr>
-          <w:color w:val="auto"/>
-        </w:rPr>
-        <w:t>, 425–434.</w:t>
+        <w:t>36</w:t>
+      </w:r>
+      <w:r>
+        <w:rPr>
+          <w:color w:val="auto"/>
+        </w:rPr>
+        <w:t>, 90–104, doi:10.1111/j.1538-4632.2004.tb01127.x.</w:t>
       </w:r>
     </w:p>
     <w:p>
@@ -22048,14 +22905,14 @@
         <w:rPr>
           <w:color w:val="auto"/>
         </w:rPr>
-        <w:t xml:space="preserve">34. </w:t>
+        <w:t xml:space="preserve">41. </w:t>
       </w:r>
       <w:r>
         <w:rPr>
           <w:color w:val="auto"/>
         </w:rPr>
         <w:tab/>
-        <w:t xml:space="preserve">Teng, J.; Wang, F.; Liu, Y. An Efficient Algorithm for Raster-to-Vector Data Conversion. </w:t>
+        <w:t xml:space="preserve">Roberts, S. Applying Efficient Techniques for Finding Nearest Neighbours in GIS Applications. In </w:t>
       </w:r>
       <w:r>
         <w:rPr>
@@ -22063,7 +22920,42 @@
           <w:iCs/>
           <w:color w:val="auto"/>
         </w:rPr>
-        <w:t>Annals of GIS</w:t>
+        <w:t>Innovations in GIS</w:t>
+      </w:r>
+      <w:r>
+        <w:rPr>
+          <w:color w:val="auto"/>
+        </w:rPr>
+        <w:t>; CRC Press, 2023; pp. 95–104.</w:t>
+      </w:r>
+    </w:p>
+    <w:p>
+      <w:pPr>
+        <w:pStyle w:val="Bibliography"/>
+        <w:rPr>
+          <w:color w:val="auto"/>
+        </w:rPr>
+      </w:pPr>
+      <w:r>
+        <w:rPr>
+          <w:color w:val="auto"/>
+        </w:rPr>
+        <w:t xml:space="preserve">42. </w:t>
+      </w:r>
+      <w:r>
+        <w:rPr>
+          <w:color w:val="auto"/>
+        </w:rPr>
+        <w:tab/>
+        <w:t xml:space="preserve">García-García, F.; Corral, A.; Iribarne, L.; Vassilakopoulos, M.; Manolopoulos, Y. Efficient Distance Join Query Processing in Distributed Spatial Data Management Systems. </w:t>
+      </w:r>
+      <w:r>
+        <w:rPr>
+          <w:i/>
+          <w:iCs/>
+          <w:color w:val="auto"/>
+        </w:rPr>
+        <w:t>Information Sciences</w:t>
       </w:r>
       <w:r>
         <w:rPr>
@@ -22077,7 +22969,7 @@
           <w:bCs/>
           <w:color w:val="auto"/>
         </w:rPr>
-        <w:t>2008</w:t>
+        <w:t>2020</w:t>
       </w:r>
       <w:r>
         <w:rPr>
@@ -22091,13 +22983,13 @@
           <w:iCs/>
           <w:color w:val="auto"/>
         </w:rPr>
-        <w:t>14</w:t>
-      </w:r>
-      <w:r>
-        <w:rPr>
-          <w:color w:val="auto"/>
-        </w:rPr>
-        <w:t>, 54–62, doi:10.1080/10824000809480639.</w:t>
+        <w:t>512</w:t>
+      </w:r>
+      <w:r>
+        <w:rPr>
+          <w:color w:val="auto"/>
+        </w:rPr>
+        <w:t>, 985–1008, doi:10.1016/j.ins.2019.10.030.</w:t>
       </w:r>
     </w:p>
     <w:p>
@@ -22111,83 +23003,14 @@
         <w:rPr>
           <w:color w:val="auto"/>
         </w:rPr>
-        <w:t xml:space="preserve">35. </w:t>
+        <w:t xml:space="preserve">43. </w:t>
       </w:r>
       <w:r>
         <w:rPr>
           <w:color w:val="auto"/>
         </w:rPr>
         <w:tab/>
-      </w:r>
-      <w:proofErr w:type="spellStart"/>
-      <w:r>
-        <w:rPr>
-          <w:color w:val="auto"/>
-        </w:rPr>
-        <w:t>Adegun</w:t>
-      </w:r>
-      <w:proofErr w:type="spellEnd"/>
-      <w:r>
-        <w:rPr>
-          <w:color w:val="auto"/>
-        </w:rPr>
-        <w:t xml:space="preserve">, A.A.; </w:t>
-      </w:r>
-      <w:proofErr w:type="spellStart"/>
-      <w:r>
-        <w:rPr>
-          <w:color w:val="auto"/>
-        </w:rPr>
-        <w:t>Fonou</w:t>
-      </w:r>
-      <w:proofErr w:type="spellEnd"/>
-      <w:r>
-        <w:rPr>
-          <w:color w:val="auto"/>
-        </w:rPr>
-        <w:t xml:space="preserve"> </w:t>
-      </w:r>
-      <w:proofErr w:type="spellStart"/>
-      <w:r>
-        <w:rPr>
-          <w:color w:val="auto"/>
-        </w:rPr>
-        <w:t>Dombeu</w:t>
-      </w:r>
-      <w:proofErr w:type="spellEnd"/>
-      <w:r>
-        <w:rPr>
-          <w:color w:val="auto"/>
-        </w:rPr>
-        <w:t xml:space="preserve">, J.V.; </w:t>
-      </w:r>
-      <w:proofErr w:type="spellStart"/>
-      <w:r>
-        <w:rPr>
-          <w:color w:val="auto"/>
-        </w:rPr>
-        <w:t>Viriri</w:t>
-      </w:r>
-      <w:proofErr w:type="spellEnd"/>
-      <w:r>
-        <w:rPr>
-          <w:color w:val="auto"/>
-        </w:rPr>
-        <w:t xml:space="preserve">, S.; </w:t>
-      </w:r>
-      <w:proofErr w:type="spellStart"/>
-      <w:r>
-        <w:rPr>
-          <w:color w:val="auto"/>
-        </w:rPr>
-        <w:t>Odindi</w:t>
-      </w:r>
-      <w:proofErr w:type="spellEnd"/>
-      <w:r>
-        <w:rPr>
-          <w:color w:val="auto"/>
-        </w:rPr>
-        <w:t xml:space="preserve">, J. State-of-the-Art Deep Learning Methods for Objects Detection in Remote Sensing Satellite Images. </w:t>
+        <w:t xml:space="preserve">Steyerberg, E.W. Applications of Prediction Models. In </w:t>
       </w:r>
       <w:r>
         <w:rPr>
@@ -22195,7 +23018,63 @@
           <w:iCs/>
           <w:color w:val="auto"/>
         </w:rPr>
-        <w:t>Sensors</w:t>
+        <w:t>Clinical Prediction Models: A Practical Approach to Development, Validation, and Updating</w:t>
+      </w:r>
+      <w:r>
+        <w:rPr>
+          <w:color w:val="auto"/>
+        </w:rPr>
+        <w:t>; Steyerberg, E.W., Ed.; Springer: New York, NY, 2009; pp. 11–31 ISBN 978-0-387-77244-8.</w:t>
+      </w:r>
+    </w:p>
+    <w:p>
+      <w:pPr>
+        <w:pStyle w:val="Bibliography"/>
+        <w:rPr>
+          <w:color w:val="auto"/>
+        </w:rPr>
+      </w:pPr>
+      <w:r>
+        <w:rPr>
+          <w:color w:val="auto"/>
+        </w:rPr>
+        <w:t xml:space="preserve">44. </w:t>
+      </w:r>
+      <w:r>
+        <w:rPr>
+          <w:color w:val="auto"/>
+        </w:rPr>
+        <w:tab/>
+        <w:t>Ray, S. A Quick Review of Machine Learning Algorithms. In Proceedings of the 2019 International conference on machine learning, big data, cloud and parallel computing (COMITCon); IEEE, 2019; pp. 35–39.</w:t>
+      </w:r>
+    </w:p>
+    <w:p>
+      <w:pPr>
+        <w:pStyle w:val="Bibliography"/>
+        <w:rPr>
+          <w:color w:val="auto"/>
+        </w:rPr>
+      </w:pPr>
+      <w:r>
+        <w:rPr>
+          <w:color w:val="auto"/>
+        </w:rPr>
+        <w:t xml:space="preserve">45. </w:t>
+      </w:r>
+      <w:r>
+        <w:rPr>
+          <w:color w:val="auto"/>
+        </w:rPr>
+        <w:tab/>
+        <w:t xml:space="preserve">Muñoz, J.; Felicísimo, Á.M. Comparison of Statistical Methods Commonly Used in Predictive Modelling. </w:t>
+      </w:r>
+      <w:r>
+        <w:rPr>
+          <w:i/>
+          <w:iCs/>
+          <w:color w:val="auto"/>
+        </w:rPr>
+        <w:t>Journal of Vegetation Science</w:t>
       </w:r>
       <w:r>
         <w:rPr>
@@ -22209,7 +23088,7 @@
           <w:bCs/>
           <w:color w:val="auto"/>
         </w:rPr>
-        <w:t>2023</w:t>
+        <w:t>2004</w:t>
       </w:r>
       <w:r>
         <w:rPr>
@@ -22223,13 +23102,13 @@
           <w:iCs/>
           <w:color w:val="auto"/>
         </w:rPr>
-        <w:t>23</w:t>
-      </w:r>
-      <w:r>
-        <w:rPr>
-          <w:color w:val="auto"/>
-        </w:rPr>
-        <w:t>, 5849, doi:10.3390/s23135849.</w:t>
+        <w:t>15</w:t>
+      </w:r>
+      <w:r>
+        <w:rPr>
+          <w:color w:val="auto"/>
+        </w:rPr>
+        <w:t>, 285–292, doi:10.1111/j.1654-1103.2004.tb02263.x.</w:t>
       </w:r>
     </w:p>
     <w:p>
@@ -22243,27 +23122,14 @@
         <w:rPr>
           <w:color w:val="auto"/>
         </w:rPr>
-        <w:t xml:space="preserve">36. </w:t>
+        <w:t xml:space="preserve">46. </w:t>
       </w:r>
       <w:r>
         <w:rPr>
           <w:color w:val="auto"/>
         </w:rPr>
         <w:tab/>
-      </w:r>
-      <w:proofErr w:type="spellStart"/>
-      <w:r>
-        <w:rPr>
-          <w:color w:val="auto"/>
-        </w:rPr>
-        <w:t>MacQuillan</w:t>
-      </w:r>
-      <w:proofErr w:type="spellEnd"/>
-      <w:r>
-        <w:rPr>
-          <w:color w:val="auto"/>
-        </w:rPr>
-        <w:t xml:space="preserve">, E.L.; Curtis, A.B.; Baker, K.M.; Paul, R.; Back, Y.O. Using GIS Mapping to Target Public Health Interventions: Examining Birth Outcomes Across GIS Techniques. </w:t>
+        <w:t xml:space="preserve">Frey, H.C.; Patil, S.R. Identification and Review of Sensitivity Analysis Methods. </w:t>
       </w:r>
       <w:r>
         <w:rPr>
@@ -22271,7 +23137,7 @@
           <w:iCs/>
           <w:color w:val="auto"/>
         </w:rPr>
-        <w:t>J Community Health</w:t>
+        <w:t>Risk Analysis</w:t>
       </w:r>
       <w:r>
         <w:rPr>
@@ -22285,7 +23151,7 @@
           <w:bCs/>
           <w:color w:val="auto"/>
         </w:rPr>
-        <w:t>2017</w:t>
+        <w:t>2002</w:t>
       </w:r>
       <w:r>
         <w:rPr>
@@ -22299,13 +23165,13 @@
           <w:iCs/>
           <w:color w:val="auto"/>
         </w:rPr>
-        <w:t>42</w:t>
-      </w:r>
-      <w:r>
-        <w:rPr>
-          <w:color w:val="auto"/>
-        </w:rPr>
-        <w:t>, 633–638, doi:10.1007/s10900-016-0298-z.</w:t>
+        <w:t>22</w:t>
+      </w:r>
+      <w:r>
+        <w:rPr>
+          <w:color w:val="auto"/>
+        </w:rPr>
+        <w:t>, 553–578, doi:https://doi.org/10.1111/0272-4332.00039.</w:t>
       </w:r>
     </w:p>
     <w:p>
@@ -22319,42 +23185,14 @@
         <w:rPr>
           <w:color w:val="auto"/>
         </w:rPr>
-        <w:t xml:space="preserve">37. </w:t>
+        <w:t xml:space="preserve">47. </w:t>
       </w:r>
       <w:r>
         <w:rPr>
           <w:color w:val="auto"/>
         </w:rPr>
         <w:tab/>
-        <w:t xml:space="preserve">Almeida, C.M.D.; Monteiro, A.M.V.; </w:t>
-      </w:r>
-      <w:proofErr w:type="spellStart"/>
-      <w:r>
-        <w:rPr>
-          <w:color w:val="auto"/>
-        </w:rPr>
-        <w:t>Câmara</w:t>
-      </w:r>
-      <w:proofErr w:type="spellEnd"/>
-      <w:r>
-        <w:rPr>
-          <w:color w:val="auto"/>
-        </w:rPr>
-        <w:t xml:space="preserve">, G.; Soares‐Filho, B.S.; Cerqueira, G.C.; </w:t>
-      </w:r>
-      <w:proofErr w:type="spellStart"/>
-      <w:r>
-        <w:rPr>
-          <w:color w:val="auto"/>
-        </w:rPr>
-        <w:t>Pennachin</w:t>
-      </w:r>
-      <w:proofErr w:type="spellEnd"/>
-      <w:r>
-        <w:rPr>
-          <w:color w:val="auto"/>
-        </w:rPr>
-        <w:t xml:space="preserve">, C.L.; Batty, M. GIS and Remote Sensing as Tools for the Simulation of Urban Land‐use Change. </w:t>
+        <w:t xml:space="preserve">Ingalls, B. Sensitivity Analysis: From Model Parameters to System Behaviour. </w:t>
       </w:r>
       <w:r>
         <w:rPr>
@@ -22362,7 +23200,7 @@
           <w:iCs/>
           <w:color w:val="auto"/>
         </w:rPr>
-        <w:t>International Journal of Remote Sensing</w:t>
+        <w:t>Essays in biochemistry</w:t>
       </w:r>
       <w:r>
         <w:rPr>
@@ -22376,7 +23214,7 @@
           <w:bCs/>
           <w:color w:val="auto"/>
         </w:rPr>
-        <w:t>2005</w:t>
+        <w:t>2008</w:t>
       </w:r>
       <w:r>
         <w:rPr>
@@ -22390,13 +23228,13 @@
           <w:iCs/>
           <w:color w:val="auto"/>
         </w:rPr>
-        <w:t>26</w:t>
-      </w:r>
-      <w:r>
-        <w:rPr>
-          <w:color w:val="auto"/>
-        </w:rPr>
-        <w:t>, 759–774, doi:10.1080/01431160512331316865.</w:t>
+        <w:t>45</w:t>
+      </w:r>
+      <w:r>
+        <w:rPr>
+          <w:color w:val="auto"/>
+        </w:rPr>
+        <w:t>, 177–194.</w:t>
       </w:r>
     </w:p>
     <w:p>
@@ -22410,56 +23248,15 @@
         <w:rPr>
           <w:color w:val="auto"/>
         </w:rPr>
-        <w:t xml:space="preserve">38. </w:t>
+        <w:lastRenderedPageBreak/>
+        <w:t xml:space="preserve">48. </w:t>
       </w:r>
       <w:r>
         <w:rPr>
           <w:color w:val="auto"/>
         </w:rPr>
         <w:tab/>
-        <w:t xml:space="preserve">Gómez, L.; </w:t>
-      </w:r>
-      <w:proofErr w:type="spellStart"/>
-      <w:r>
-        <w:rPr>
-          <w:color w:val="auto"/>
-        </w:rPr>
-        <w:t>Haesevoets</w:t>
-      </w:r>
-      <w:proofErr w:type="spellEnd"/>
-      <w:r>
-        <w:rPr>
-          <w:color w:val="auto"/>
-        </w:rPr>
-        <w:t xml:space="preserve">, S.; </w:t>
-      </w:r>
-      <w:proofErr w:type="spellStart"/>
-      <w:r>
-        <w:rPr>
-          <w:color w:val="auto"/>
-        </w:rPr>
-        <w:t>Kuijpers</w:t>
-      </w:r>
-      <w:proofErr w:type="spellEnd"/>
-      <w:r>
-        <w:rPr>
-          <w:color w:val="auto"/>
-        </w:rPr>
-        <w:t xml:space="preserve">, B.; </w:t>
-      </w:r>
-      <w:proofErr w:type="spellStart"/>
-      <w:r>
-        <w:rPr>
-          <w:color w:val="auto"/>
-        </w:rPr>
-        <w:t>Vaisman</w:t>
-      </w:r>
-      <w:proofErr w:type="spellEnd"/>
-      <w:r>
-        <w:rPr>
-          <w:color w:val="auto"/>
-        </w:rPr>
-        <w:t xml:space="preserve">, A.A. Spatial Aggregation: Data Model and Implementation. </w:t>
+        <w:t xml:space="preserve">Hamby, D.M. A Review of Techniques for Parameter Sensitivity Analysis of Environmental Models. </w:t>
       </w:r>
       <w:r>
         <w:rPr>
@@ -22467,7 +23264,7 @@
           <w:iCs/>
           <w:color w:val="auto"/>
         </w:rPr>
-        <w:t>Information Systems</w:t>
+        <w:t>Environ Monit Assess</w:t>
       </w:r>
       <w:r>
         <w:rPr>
@@ -22481,7 +23278,7 @@
           <w:bCs/>
           <w:color w:val="auto"/>
         </w:rPr>
-        <w:t>2009</w:t>
+        <w:t>1994</w:t>
       </w:r>
       <w:r>
         <w:rPr>
@@ -22495,13 +23292,13 @@
           <w:iCs/>
           <w:color w:val="auto"/>
         </w:rPr>
-        <w:t>34</w:t>
-      </w:r>
-      <w:r>
-        <w:rPr>
-          <w:color w:val="auto"/>
-        </w:rPr>
-        <w:t>, 551–576, doi:10.1016/j.is.2009.03.002.</w:t>
+        <w:t>32</w:t>
+      </w:r>
+      <w:r>
+        <w:rPr>
+          <w:color w:val="auto"/>
+        </w:rPr>
+        <w:t>, 135–154, doi:10.1007/BF00547132.</w:t>
       </w:r>
     </w:p>
     <w:p>
@@ -22515,14 +23312,14 @@
         <w:rPr>
           <w:color w:val="auto"/>
         </w:rPr>
-        <w:t xml:space="preserve">39. </w:t>
+        <w:t xml:space="preserve">49. </w:t>
       </w:r>
       <w:r>
         <w:rPr>
           <w:color w:val="auto"/>
         </w:rPr>
         <w:tab/>
-        <w:t xml:space="preserve">Lopez, I.F.V.; Snodgrass, R.T.; Moon, B. Spatiotemporal Aggregate Computation: A Survey. </w:t>
+        <w:t xml:space="preserve">Hawkins, D.M. The Problem of Overfitting. </w:t>
       </w:r>
       <w:r>
         <w:rPr>
@@ -22530,7 +23327,7 @@
           <w:iCs/>
           <w:color w:val="auto"/>
         </w:rPr>
-        <w:t>IEEE Transactions on Knowledge and Data Engineering</w:t>
+        <w:t>J. Chem. Inf. Comput. Sci.</w:t>
       </w:r>
       <w:r>
         <w:rPr>
@@ -22544,7 +23341,7 @@
           <w:bCs/>
           <w:color w:val="auto"/>
         </w:rPr>
-        <w:t>2005</w:t>
+        <w:t>2004</w:t>
       </w:r>
       <w:r>
         <w:rPr>
@@ -22558,13 +23355,13 @@
           <w:iCs/>
           <w:color w:val="auto"/>
         </w:rPr>
-        <w:t>17</w:t>
-      </w:r>
-      <w:r>
-        <w:rPr>
-          <w:color w:val="auto"/>
-        </w:rPr>
-        <w:t>, 271–286, doi:10.1109/TKDE.2005.34.</w:t>
+        <w:t>44</w:t>
+      </w:r>
+      <w:r>
+        <w:rPr>
+          <w:color w:val="auto"/>
+        </w:rPr>
+        <w:t>, 1–12, doi:10.1021/ci0342472.</w:t>
       </w:r>
     </w:p>
     <w:p>
@@ -22578,41 +23375,14 @@
         <w:rPr>
           <w:color w:val="auto"/>
         </w:rPr>
-        <w:t xml:space="preserve">40. </w:t>
+        <w:t xml:space="preserve">50. </w:t>
       </w:r>
       <w:r>
         <w:rPr>
           <w:color w:val="auto"/>
         </w:rPr>
         <w:tab/>
-      </w:r>
-      <w:proofErr w:type="spellStart"/>
-      <w:r>
-        <w:rPr>
-          <w:color w:val="auto"/>
-        </w:rPr>
-        <w:t>Getis</w:t>
-      </w:r>
-      <w:proofErr w:type="spellEnd"/>
-      <w:r>
-        <w:rPr>
-          <w:color w:val="auto"/>
-        </w:rPr>
-        <w:t xml:space="preserve">, A.; </w:t>
-      </w:r>
-      <w:proofErr w:type="spellStart"/>
-      <w:r>
-        <w:rPr>
-          <w:color w:val="auto"/>
-        </w:rPr>
-        <w:t>Aldstadt</w:t>
-      </w:r>
-      <w:proofErr w:type="spellEnd"/>
-      <w:r>
-        <w:rPr>
-          <w:color w:val="auto"/>
-        </w:rPr>
-        <w:t xml:space="preserve">, J. Constructing the Spatial Weights Matrix Using a Local Statistic. </w:t>
+        <w:t xml:space="preserve">Ding, J.; Tarokh, V.; Yang, Y. Model Selection Techniques: An Overview. </w:t>
       </w:r>
       <w:r>
         <w:rPr>
@@ -22620,7 +23390,7 @@
           <w:iCs/>
           <w:color w:val="auto"/>
         </w:rPr>
-        <w:t>Geographical Analysis</w:t>
+        <w:t>IEEE Signal Processing Magazine</w:t>
       </w:r>
       <w:r>
         <w:rPr>
@@ -22634,7 +23404,7 @@
           <w:bCs/>
           <w:color w:val="auto"/>
         </w:rPr>
-        <w:t>2004</w:t>
+        <w:t>2018</w:t>
       </w:r>
       <w:r>
         <w:rPr>
@@ -22648,27 +23418,13 @@
           <w:iCs/>
           <w:color w:val="auto"/>
         </w:rPr>
-        <w:t>36</w:t>
-      </w:r>
-      <w:r>
-        <w:rPr>
-          <w:color w:val="auto"/>
-        </w:rPr>
-        <w:t>, 90–104, doi:10.1111/j.1538-</w:t>
-      </w:r>
-      <w:proofErr w:type="gramStart"/>
-      <w:r>
-        <w:rPr>
-          <w:color w:val="auto"/>
-        </w:rPr>
-        <w:t>4632.2004.tb</w:t>
-      </w:r>
-      <w:proofErr w:type="gramEnd"/>
-      <w:r>
-        <w:rPr>
-          <w:color w:val="auto"/>
-        </w:rPr>
-        <w:t>01127.x.</w:t>
+        <w:t>35</w:t>
+      </w:r>
+      <w:r>
+        <w:rPr>
+          <w:color w:val="auto"/>
+        </w:rPr>
+        <w:t>, 16–34.</w:t>
       </w:r>
     </w:p>
     <w:p>
@@ -22682,29 +23438,14 @@
         <w:rPr>
           <w:color w:val="auto"/>
         </w:rPr>
-        <w:lastRenderedPageBreak/>
-        <w:t xml:space="preserve">41. </w:t>
+        <w:t xml:space="preserve">51. </w:t>
       </w:r>
       <w:r>
         <w:rPr>
           <w:color w:val="auto"/>
         </w:rPr>
         <w:tab/>
-        <w:t xml:space="preserve">Roberts, S. Applying Efficient Techniques for Finding Nearest </w:t>
-      </w:r>
-      <w:proofErr w:type="spellStart"/>
-      <w:r>
-        <w:rPr>
-          <w:color w:val="auto"/>
-        </w:rPr>
-        <w:t>Neighbours</w:t>
-      </w:r>
-      <w:proofErr w:type="spellEnd"/>
-      <w:r>
-        <w:rPr>
-          <w:color w:val="auto"/>
-        </w:rPr>
-        <w:t xml:space="preserve"> in GIS Applications. In </w:t>
+        <w:t xml:space="preserve">Berrar, D. Cross-Validation. In </w:t>
       </w:r>
       <w:r>
         <w:rPr>
@@ -22712,13 +23453,13 @@
           <w:iCs/>
           <w:color w:val="auto"/>
         </w:rPr>
-        <w:t>Innovations in GIS</w:t>
-      </w:r>
-      <w:r>
-        <w:rPr>
-          <w:color w:val="auto"/>
-        </w:rPr>
-        <w:t>; CRC Press, 2023; pp. 95–104.</w:t>
+        <w:t>Encyclopedia of Bioinformatics and Computational Biology</w:t>
+      </w:r>
+      <w:r>
+        <w:rPr>
+          <w:color w:val="auto"/>
+        </w:rPr>
+        <w:t>; Ranganathan, S., Gribskov, M., Nakai, K., Schönbach, C., Eds.; Academic Press: Oxford, 2019; pp. 542–545 ISBN 978-0-12-811432-2.</w:t>
       </w:r>
     </w:p>
     <w:p>
@@ -22732,42 +23473,14 @@
         <w:rPr>
           <w:color w:val="auto"/>
         </w:rPr>
-        <w:t xml:space="preserve">42. </w:t>
+        <w:t xml:space="preserve">52. </w:t>
       </w:r>
       <w:r>
         <w:rPr>
           <w:color w:val="auto"/>
         </w:rPr>
         <w:tab/>
-        <w:t xml:space="preserve">García-García, F.; Corral, A.; Iribarne, L.; </w:t>
-      </w:r>
-      <w:proofErr w:type="spellStart"/>
-      <w:r>
-        <w:rPr>
-          <w:color w:val="auto"/>
-        </w:rPr>
-        <w:t>Vassilakopoulos</w:t>
-      </w:r>
-      <w:proofErr w:type="spellEnd"/>
-      <w:r>
-        <w:rPr>
-          <w:color w:val="auto"/>
-        </w:rPr>
-        <w:t xml:space="preserve">, M.; </w:t>
-      </w:r>
-      <w:proofErr w:type="spellStart"/>
-      <w:r>
-        <w:rPr>
-          <w:color w:val="auto"/>
-        </w:rPr>
-        <w:t>Manolopoulos</w:t>
-      </w:r>
-      <w:proofErr w:type="spellEnd"/>
-      <w:r>
-        <w:rPr>
-          <w:color w:val="auto"/>
-        </w:rPr>
-        <w:t xml:space="preserve">, Y. Efficient Distance Join Query Processing in Distributed Spatial Data Management Systems. </w:t>
+        <w:t xml:space="preserve">Gupta, A.; Ong, Y.-S.; Feng, L. Insights on Transfer Optimization: Because Experience Is the Best Teacher. </w:t>
       </w:r>
       <w:r>
         <w:rPr>
@@ -22775,7 +23488,7 @@
           <w:iCs/>
           <w:color w:val="auto"/>
         </w:rPr>
-        <w:t>Information Sciences</w:t>
+        <w:t>IEEE Transactions on Emerging Topics in Computational Intelligence</w:t>
       </w:r>
       <w:r>
         <w:rPr>
@@ -22789,7 +23502,7 @@
           <w:bCs/>
           <w:color w:val="auto"/>
         </w:rPr>
-        <w:t>2020</w:t>
+        <w:t>2017</w:t>
       </w:r>
       <w:r>
         <w:rPr>
@@ -22803,27 +23516,13 @@
           <w:iCs/>
           <w:color w:val="auto"/>
         </w:rPr>
-        <w:t>512</w:t>
-      </w:r>
-      <w:r>
-        <w:rPr>
-          <w:color w:val="auto"/>
-        </w:rPr>
-        <w:t xml:space="preserve">, 985–1008, </w:t>
-      </w:r>
-      <w:proofErr w:type="gramStart"/>
-      <w:r>
-        <w:rPr>
-          <w:color w:val="auto"/>
-        </w:rPr>
-        <w:t>doi:10.1016/j.ins</w:t>
-      </w:r>
-      <w:proofErr w:type="gramEnd"/>
-      <w:r>
-        <w:rPr>
-          <w:color w:val="auto"/>
-        </w:rPr>
-        <w:t>.2019.10.030.</w:t>
+        <w:t>2</w:t>
+      </w:r>
+      <w:r>
+        <w:rPr>
+          <w:color w:val="auto"/>
+        </w:rPr>
+        <w:t>, 51–64.</w:t>
       </w:r>
     </w:p>
     <w:p>
@@ -22837,27 +23536,14 @@
         <w:rPr>
           <w:color w:val="auto"/>
         </w:rPr>
-        <w:t xml:space="preserve">43. </w:t>
+        <w:t xml:space="preserve">53. </w:t>
       </w:r>
       <w:r>
         <w:rPr>
           <w:color w:val="auto"/>
         </w:rPr>
         <w:tab/>
-      </w:r>
-      <w:proofErr w:type="spellStart"/>
-      <w:r>
-        <w:rPr>
-          <w:color w:val="auto"/>
-        </w:rPr>
-        <w:t>Steyerberg</w:t>
-      </w:r>
-      <w:proofErr w:type="spellEnd"/>
-      <w:r>
-        <w:rPr>
-          <w:color w:val="auto"/>
-        </w:rPr>
-        <w:t xml:space="preserve">, E.W. Applications of Prediction Models. In </w:t>
+        <w:t xml:space="preserve">Nguyen, D.C.H.; Dandy, G.C.; Maier, H.R.; Ascough, J.C. Improved Ant Colony Optimization for Optimal Crop and Irrigation Water Allocation by Incorporating Domain Knowledge. </w:t>
       </w:r>
       <w:r>
         <w:rPr>
@@ -22865,27 +23551,41 @@
           <w:iCs/>
           <w:color w:val="auto"/>
         </w:rPr>
-        <w:t>Clinical Prediction Models: A Practical Approach to Development, Validation, and Updating</w:t>
-      </w:r>
-      <w:r>
-        <w:rPr>
-          <w:color w:val="auto"/>
-        </w:rPr>
-        <w:t xml:space="preserve">; </w:t>
-      </w:r>
-      <w:proofErr w:type="spellStart"/>
-      <w:r>
-        <w:rPr>
-          <w:color w:val="auto"/>
-        </w:rPr>
-        <w:t>Steyerberg</w:t>
-      </w:r>
-      <w:proofErr w:type="spellEnd"/>
-      <w:r>
-        <w:rPr>
-          <w:color w:val="auto"/>
-        </w:rPr>
-        <w:t>, E.W., Ed.; Springer: New York, NY, 2009; pp. 11–31 ISBN 978-0-387-77244-8.</w:t>
+        <w:t>J. Water Resour. Plann. Manage.</w:t>
+      </w:r>
+      <w:r>
+        <w:rPr>
+          <w:color w:val="auto"/>
+        </w:rPr>
+        <w:t xml:space="preserve"> </w:t>
+      </w:r>
+      <w:r>
+        <w:rPr>
+          <w:b/>
+          <w:bCs/>
+          <w:color w:val="auto"/>
+        </w:rPr>
+        <w:t>2016</w:t>
+      </w:r>
+      <w:r>
+        <w:rPr>
+          <w:color w:val="auto"/>
+        </w:rPr>
+        <w:t xml:space="preserve">, </w:t>
+      </w:r>
+      <w:r>
+        <w:rPr>
+          <w:i/>
+          <w:iCs/>
+          <w:color w:val="auto"/>
+        </w:rPr>
+        <w:t>142</w:t>
+      </w:r>
+      <w:r>
+        <w:rPr>
+          <w:color w:val="auto"/>
+        </w:rPr>
+        <w:t>, 04016025, doi:10.1061/(ASCE)WR.1943-5452.0000662.</w:t>
       </w:r>
     </w:p>
     <w:p>
@@ -22899,28 +23599,56 @@
         <w:rPr>
           <w:color w:val="auto"/>
         </w:rPr>
-        <w:t xml:space="preserve">44. </w:t>
+        <w:t xml:space="preserve">54. </w:t>
       </w:r>
       <w:r>
         <w:rPr>
           <w:color w:val="auto"/>
         </w:rPr>
         <w:tab/>
-        <w:t>Ray, S. A Quick Review of Machine Learning Algorithms. In Proceedings of the 2019 International conference on machine learning, big data, cloud and parallel computing (</w:t>
-      </w:r>
-      <w:proofErr w:type="spellStart"/>
-      <w:r>
-        <w:rPr>
-          <w:color w:val="auto"/>
-        </w:rPr>
-        <w:t>COMITCon</w:t>
-      </w:r>
-      <w:proofErr w:type="spellEnd"/>
-      <w:r>
-        <w:rPr>
-          <w:color w:val="auto"/>
-        </w:rPr>
-        <w:t>); IEEE, 2019; pp. 35–39.</w:t>
+        <w:t xml:space="preserve">Wei, P.; Lu, Z.; Song, J. Variable Importance Analysis: A Comprehensive Review. </w:t>
+      </w:r>
+      <w:r>
+        <w:rPr>
+          <w:i/>
+          <w:iCs/>
+          <w:color w:val="auto"/>
+        </w:rPr>
+        <w:t>Reliability Engineering &amp; System Safety</w:t>
+      </w:r>
+      <w:r>
+        <w:rPr>
+          <w:color w:val="auto"/>
+        </w:rPr>
+        <w:t xml:space="preserve"> </w:t>
+      </w:r>
+      <w:r>
+        <w:rPr>
+          <w:b/>
+          <w:bCs/>
+          <w:color w:val="auto"/>
+        </w:rPr>
+        <w:t>2015</w:t>
+      </w:r>
+      <w:r>
+        <w:rPr>
+          <w:color w:val="auto"/>
+        </w:rPr>
+        <w:t xml:space="preserve">, </w:t>
+      </w:r>
+      <w:r>
+        <w:rPr>
+          <w:i/>
+          <w:iCs/>
+          <w:color w:val="auto"/>
+        </w:rPr>
+        <w:t>142</w:t>
+      </w:r>
+      <w:r>
+        <w:rPr>
+          <w:color w:val="auto"/>
+        </w:rPr>
+        <w:t>, 399–432, doi:10.1016/j.ress.2015.05.018.</w:t>
       </w:r>
     </w:p>
     <w:p>
@@ -22934,28 +23662,14 @@
         <w:rPr>
           <w:color w:val="auto"/>
         </w:rPr>
-        <w:t xml:space="preserve">45. </w:t>
+        <w:t xml:space="preserve">55. </w:t>
       </w:r>
       <w:r>
         <w:rPr>
           <w:color w:val="auto"/>
         </w:rPr>
         <w:tab/>
-        <w:t xml:space="preserve">Muñoz, J.; </w:t>
-      </w:r>
-      <w:proofErr w:type="spellStart"/>
-      <w:r>
-        <w:rPr>
-          <w:color w:val="auto"/>
-        </w:rPr>
-        <w:t>Felicísimo</w:t>
-      </w:r>
-      <w:proofErr w:type="spellEnd"/>
-      <w:r>
-        <w:rPr>
-          <w:color w:val="auto"/>
-        </w:rPr>
-        <w:t xml:space="preserve">, Á.M. Comparison of Statistical Methods Commonly Used in Predictive Modelling. </w:t>
+        <w:t xml:space="preserve">Asuero, A.G.; Sayago, A.; González, A.G. The Correlation Coefficient: An Overview. </w:t>
       </w:r>
       <w:r>
         <w:rPr>
@@ -22963,7 +23677,7 @@
           <w:iCs/>
           <w:color w:val="auto"/>
         </w:rPr>
-        <w:t>Journal of Vegetation Science</w:t>
+        <w:t>Critical Reviews in Analytical Chemistry</w:t>
       </w:r>
       <w:r>
         <w:rPr>
@@ -22977,7 +23691,7 @@
           <w:bCs/>
           <w:color w:val="auto"/>
         </w:rPr>
-        <w:t>2004</w:t>
+        <w:t>2006</w:t>
       </w:r>
       <w:r>
         <w:rPr>
@@ -22991,27 +23705,13 @@
           <w:iCs/>
           <w:color w:val="auto"/>
         </w:rPr>
-        <w:t>15</w:t>
-      </w:r>
-      <w:r>
-        <w:rPr>
-          <w:color w:val="auto"/>
-        </w:rPr>
-        <w:t>, 285–292, doi:10.1111/j.1654-</w:t>
-      </w:r>
-      <w:proofErr w:type="gramStart"/>
-      <w:r>
-        <w:rPr>
-          <w:color w:val="auto"/>
-        </w:rPr>
-        <w:t>1103.2004.tb</w:t>
-      </w:r>
-      <w:proofErr w:type="gramEnd"/>
-      <w:r>
-        <w:rPr>
-          <w:color w:val="auto"/>
-        </w:rPr>
-        <w:t>02263.x.</w:t>
+        <w:t>36</w:t>
+      </w:r>
+      <w:r>
+        <w:rPr>
+          <w:color w:val="auto"/>
+        </w:rPr>
+        <w:t>, 41–59, doi:10.1080/10408340500526766.</w:t>
       </w:r>
     </w:p>
     <w:p>
@@ -23025,14 +23725,498 @@
         <w:rPr>
           <w:color w:val="auto"/>
         </w:rPr>
-        <w:t xml:space="preserve">46. </w:t>
+        <w:t xml:space="preserve">56. </w:t>
       </w:r>
       <w:r>
         <w:rPr>
           <w:color w:val="auto"/>
         </w:rPr>
         <w:tab/>
-        <w:t xml:space="preserve">Frey, H.C.; Patil, S.R. Identification and Review of Sensitivity Analysis Methods. </w:t>
+        <w:t>Toronto Police Service Toronto Police Service Public Safety Data Portal Available online: https://data.torontopolice.on.ca/pages/open-data (accessed on 19 March 2023).</w:t>
+      </w:r>
+    </w:p>
+    <w:p>
+      <w:pPr>
+        <w:pStyle w:val="Bibliography"/>
+        <w:rPr>
+          <w:color w:val="auto"/>
+        </w:rPr>
+      </w:pPr>
+      <w:r>
+        <w:rPr>
+          <w:color w:val="auto"/>
+        </w:rPr>
+        <w:t xml:space="preserve">57. </w:t>
+      </w:r>
+      <w:r>
+        <w:rPr>
+          <w:color w:val="auto"/>
+        </w:rPr>
+        <w:tab/>
+        <w:t>City of Toronto City of Toronto Open Data Portal Available online: https://open.toronto.ca/ (accessed on 19 March 2023).</w:t>
+      </w:r>
+    </w:p>
+    <w:p>
+      <w:pPr>
+        <w:pStyle w:val="Bibliography"/>
+        <w:rPr>
+          <w:color w:val="auto"/>
+        </w:rPr>
+      </w:pPr>
+      <w:r>
+        <w:rPr>
+          <w:color w:val="auto"/>
+        </w:rPr>
+        <w:t xml:space="preserve">58. </w:t>
+      </w:r>
+      <w:r>
+        <w:rPr>
+          <w:color w:val="auto"/>
+        </w:rPr>
+        <w:tab/>
+        <w:t>City of Toronto Toronto Centreline (TCL) Available online: https://open.toronto.ca/dataset/ (accessed on 30 December 2024).</w:t>
+      </w:r>
+    </w:p>
+    <w:p>
+      <w:pPr>
+        <w:pStyle w:val="Bibliography"/>
+        <w:rPr>
+          <w:color w:val="auto"/>
+        </w:rPr>
+      </w:pPr>
+      <w:r>
+        <w:rPr>
+          <w:color w:val="auto"/>
+        </w:rPr>
+        <w:t xml:space="preserve">59. </w:t>
+      </w:r>
+      <w:r>
+        <w:rPr>
+          <w:color w:val="auto"/>
+        </w:rPr>
+        <w:tab/>
+        <w:t>Toronto Police Service Traffic Collisions Open Data (ASR-T-TBL-001) Available online: https://data.torontopolice.on.ca/datasets/TorontoPS::traffic-collisions-open-data-asr-t-tbl-001/about (accessed on 30 December 2024).</w:t>
+      </w:r>
+    </w:p>
+    <w:p>
+      <w:pPr>
+        <w:pStyle w:val="Bibliography"/>
+        <w:rPr>
+          <w:color w:val="auto"/>
+        </w:rPr>
+      </w:pPr>
+      <w:r>
+        <w:rPr>
+          <w:color w:val="auto"/>
+        </w:rPr>
+        <w:t xml:space="preserve">60. </w:t>
+      </w:r>
+      <w:r>
+        <w:rPr>
+          <w:color w:val="auto"/>
+        </w:rPr>
+        <w:tab/>
+        <w:t>City of Toronto Traffic Volumes at Intersections for All Modes Available online: https://open.toronto.ca/dataset/ (accessed on 30 December 2024).</w:t>
+      </w:r>
+    </w:p>
+    <w:p>
+      <w:pPr>
+        <w:pStyle w:val="Bibliography"/>
+        <w:rPr>
+          <w:color w:val="auto"/>
+        </w:rPr>
+      </w:pPr>
+      <w:r>
+        <w:rPr>
+          <w:color w:val="auto"/>
+        </w:rPr>
+        <w:t xml:space="preserve">61. </w:t>
+      </w:r>
+      <w:r>
+        <w:rPr>
+          <w:color w:val="auto"/>
+        </w:rPr>
+        <w:tab/>
+        <w:t>City of Toronto Automated Speed Enforcement Locations Available online: https://open.toronto.ca/dataset/ (accessed on 30 December 2024).</w:t>
+      </w:r>
+    </w:p>
+    <w:p>
+      <w:pPr>
+        <w:pStyle w:val="Bibliography"/>
+        <w:rPr>
+          <w:color w:val="auto"/>
+        </w:rPr>
+      </w:pPr>
+      <w:r>
+        <w:rPr>
+          <w:color w:val="auto"/>
+        </w:rPr>
+        <w:t xml:space="preserve">62. </w:t>
+      </w:r>
+      <w:r>
+        <w:rPr>
+          <w:color w:val="auto"/>
+        </w:rPr>
+        <w:tab/>
+        <w:t>City of Toronto School Safety Zone Watch Your Speed Program – Locations Available online: https://open.toronto.ca/dataset/ (accessed on 30 December 2024).</w:t>
+      </w:r>
+    </w:p>
+    <w:p>
+      <w:pPr>
+        <w:pStyle w:val="Bibliography"/>
+        <w:rPr>
+          <w:color w:val="auto"/>
+        </w:rPr>
+      </w:pPr>
+      <w:r>
+        <w:rPr>
+          <w:color w:val="auto"/>
+        </w:rPr>
+        <w:t xml:space="preserve">63. </w:t>
+      </w:r>
+      <w:r>
+        <w:rPr>
+          <w:color w:val="auto"/>
+        </w:rPr>
+        <w:tab/>
+        <w:t>City of Toronto Red Light Cameras Available online: https://open.toronto.ca/dataset/ (accessed on 30 December 2024).</w:t>
+      </w:r>
+    </w:p>
+    <w:p>
+      <w:pPr>
+        <w:pStyle w:val="Bibliography"/>
+        <w:rPr>
+          <w:color w:val="auto"/>
+        </w:rPr>
+      </w:pPr>
+      <w:r>
+        <w:rPr>
+          <w:color w:val="auto"/>
+        </w:rPr>
+        <w:t xml:space="preserve">64. </w:t>
+      </w:r>
+      <w:r>
+        <w:rPr>
+          <w:color w:val="auto"/>
+        </w:rPr>
+        <w:tab/>
+        <w:t>City of Toronto Police Facility Locations Available online: https://open.toronto.ca/dataset/ (accessed on 30 December 2024).</w:t>
+      </w:r>
+    </w:p>
+    <w:p>
+      <w:pPr>
+        <w:pStyle w:val="Bibliography"/>
+        <w:rPr>
+          <w:color w:val="auto"/>
+        </w:rPr>
+      </w:pPr>
+      <w:r>
+        <w:rPr>
+          <w:color w:val="auto"/>
+        </w:rPr>
+        <w:t xml:space="preserve">65. </w:t>
+      </w:r>
+      <w:r>
+        <w:rPr>
+          <w:color w:val="auto"/>
+        </w:rPr>
+        <w:tab/>
+        <w:t>City of Toronto Ambulance Station Locations Available online: https://open.toronto.ca/dataset/ (accessed on 30 December 2024).</w:t>
+      </w:r>
+    </w:p>
+    <w:p>
+      <w:pPr>
+        <w:pStyle w:val="Bibliography"/>
+        <w:rPr>
+          <w:color w:val="auto"/>
+        </w:rPr>
+      </w:pPr>
+      <w:r>
+        <w:rPr>
+          <w:color w:val="auto"/>
+        </w:rPr>
+        <w:t xml:space="preserve">66. </w:t>
+      </w:r>
+      <w:r>
+        <w:rPr>
+          <w:color w:val="auto"/>
+        </w:rPr>
+        <w:tab/>
+        <w:t>City of Toronto Fire Hydrants Available online: https://open.toronto.ca/dataset/ (accessed on 30 December 2024).</w:t>
+      </w:r>
+    </w:p>
+    <w:p>
+      <w:pPr>
+        <w:pStyle w:val="Bibliography"/>
+        <w:rPr>
+          <w:color w:val="auto"/>
+        </w:rPr>
+      </w:pPr>
+      <w:r>
+        <w:rPr>
+          <w:color w:val="auto"/>
+        </w:rPr>
+        <w:t xml:space="preserve">67. </w:t>
+      </w:r>
+      <w:r>
+        <w:rPr>
+          <w:color w:val="auto"/>
+        </w:rPr>
+        <w:tab/>
+        <w:t>City of Toronto Fire Facility Locations Available online: https://open.toronto.ca/dataset/ (accessed on 30 December 2024).</w:t>
+      </w:r>
+    </w:p>
+    <w:p>
+      <w:pPr>
+        <w:pStyle w:val="Bibliography"/>
+        <w:rPr>
+          <w:color w:val="auto"/>
+        </w:rPr>
+      </w:pPr>
+      <w:r>
+        <w:rPr>
+          <w:color w:val="auto"/>
+        </w:rPr>
+        <w:t xml:space="preserve">68. </w:t>
+      </w:r>
+      <w:r>
+        <w:rPr>
+          <w:color w:val="auto"/>
+        </w:rPr>
+        <w:tab/>
+        <w:t>City of Toronto Renewable Energy Installations Available online: https://open.toronto.ca/dataset/ (accessed on 30 December 2024).</w:t>
+      </w:r>
+    </w:p>
+    <w:p>
+      <w:pPr>
+        <w:pStyle w:val="Bibliography"/>
+        <w:rPr>
+          <w:color w:val="auto"/>
+        </w:rPr>
+      </w:pPr>
+      <w:r>
+        <w:rPr>
+          <w:color w:val="auto"/>
+        </w:rPr>
+        <w:lastRenderedPageBreak/>
+        <w:t xml:space="preserve">69. </w:t>
+      </w:r>
+      <w:r>
+        <w:rPr>
+          <w:color w:val="auto"/>
+        </w:rPr>
+        <w:tab/>
+        <w:t>City of Toronto Street Furniture - Bicycle Parking Available online: https://open.toronto.ca/dataset/ (accessed on 30 December 2024).</w:t>
+      </w:r>
+    </w:p>
+    <w:p>
+      <w:pPr>
+        <w:pStyle w:val="Bibliography"/>
+        <w:rPr>
+          <w:color w:val="auto"/>
+        </w:rPr>
+      </w:pPr>
+      <w:r>
+        <w:rPr>
+          <w:color w:val="auto"/>
+        </w:rPr>
+        <w:t xml:space="preserve">70. </w:t>
+      </w:r>
+      <w:r>
+        <w:rPr>
+          <w:color w:val="auto"/>
+        </w:rPr>
+        <w:tab/>
+        <w:t>City of Toronto Street Furniture - Transit Shelter Available online: https://open.toronto.ca/dataset/ (accessed on 30 December 2024).</w:t>
+      </w:r>
+    </w:p>
+    <w:p>
+      <w:pPr>
+        <w:pStyle w:val="Bibliography"/>
+        <w:rPr>
+          <w:color w:val="auto"/>
+        </w:rPr>
+      </w:pPr>
+      <w:r>
+        <w:rPr>
+          <w:color w:val="auto"/>
+        </w:rPr>
+        <w:t xml:space="preserve">71. </w:t>
+      </w:r>
+      <w:r>
+        <w:rPr>
+          <w:color w:val="auto"/>
+        </w:rPr>
+        <w:tab/>
+        <w:t>City of Toronto Street Furniture - Information Pillar-Wayfinding Structure Available online: https://open.toronto.ca/dataset/ (accessed on 30 December 2024).</w:t>
+      </w:r>
+    </w:p>
+    <w:p>
+      <w:pPr>
+        <w:pStyle w:val="Bibliography"/>
+        <w:rPr>
+          <w:color w:val="auto"/>
+        </w:rPr>
+      </w:pPr>
+      <w:r>
+        <w:rPr>
+          <w:color w:val="auto"/>
+        </w:rPr>
+        <w:t xml:space="preserve">72. </w:t>
+      </w:r>
+      <w:r>
+        <w:rPr>
+          <w:color w:val="auto"/>
+        </w:rPr>
+        <w:tab/>
+        <w:t>City of Toronto Street Furniture - Litter Receptacle Available online: https://open.toronto.ca/dataset/ (accessed on 30 December 2024).</w:t>
+      </w:r>
+    </w:p>
+    <w:p>
+      <w:pPr>
+        <w:pStyle w:val="Bibliography"/>
+        <w:rPr>
+          <w:color w:val="auto"/>
+        </w:rPr>
+      </w:pPr>
+      <w:r>
+        <w:rPr>
+          <w:color w:val="auto"/>
+        </w:rPr>
+        <w:t xml:space="preserve">73. </w:t>
+      </w:r>
+      <w:r>
+        <w:rPr>
+          <w:color w:val="auto"/>
+        </w:rPr>
+        <w:tab/>
+        <w:t>City of Toronto School Locations - All Types Available online: https://open.toronto.ca/dataset/ (accessed on 30 December 2024).</w:t>
+      </w:r>
+    </w:p>
+    <w:p>
+      <w:pPr>
+        <w:pStyle w:val="Bibliography"/>
+        <w:rPr>
+          <w:color w:val="auto"/>
+        </w:rPr>
+      </w:pPr>
+      <w:r>
+        <w:rPr>
+          <w:color w:val="auto"/>
+        </w:rPr>
+        <w:t xml:space="preserve">74. </w:t>
+      </w:r>
+      <w:r>
+        <w:rPr>
+          <w:color w:val="auto"/>
+        </w:rPr>
+        <w:tab/>
+        <w:t>City of Toronto Licensed Child Care Centres Available online: https://open.toronto.ca/dataset/ (accessed on 30 December 2024).</w:t>
+      </w:r>
+    </w:p>
+    <w:p>
+      <w:pPr>
+        <w:pStyle w:val="Bibliography"/>
+        <w:rPr>
+          <w:color w:val="auto"/>
+        </w:rPr>
+      </w:pPr>
+      <w:r>
+        <w:rPr>
+          <w:color w:val="auto"/>
+        </w:rPr>
+        <w:t xml:space="preserve">75. </w:t>
+      </w:r>
+      <w:r>
+        <w:rPr>
+          <w:color w:val="auto"/>
+        </w:rPr>
+        <w:tab/>
+        <w:t>City of Toronto Public Art Available online: https://open.toronto.ca/dataset/ (accessed on 30 December 2024).</w:t>
+      </w:r>
+    </w:p>
+    <w:p>
+      <w:pPr>
+        <w:pStyle w:val="Bibliography"/>
+        <w:rPr>
+          <w:color w:val="auto"/>
+        </w:rPr>
+      </w:pPr>
+      <w:r>
+        <w:rPr>
+          <w:color w:val="auto"/>
+        </w:rPr>
+        <w:t xml:space="preserve">76. </w:t>
+      </w:r>
+      <w:r>
+        <w:rPr>
+          <w:color w:val="auto"/>
+        </w:rPr>
+        <w:tab/>
+        <w:t>City of Toronto Cultural Hotspot - Points of Interest Available online: https://open.toronto.ca/dataset/ (accessed on 30 December 2024).</w:t>
+      </w:r>
+    </w:p>
+    <w:p>
+      <w:pPr>
+        <w:pStyle w:val="Bibliography"/>
+        <w:rPr>
+          <w:color w:val="auto"/>
+        </w:rPr>
+      </w:pPr>
+      <w:r>
+        <w:rPr>
+          <w:color w:val="auto"/>
+        </w:rPr>
+        <w:t xml:space="preserve">77. </w:t>
+      </w:r>
+      <w:r>
+        <w:rPr>
+          <w:color w:val="auto"/>
+        </w:rPr>
+        <w:tab/>
+        <w:t>City of Toronto Places of Worship Available online: https://open.toronto.ca/dataset/ (accessed on 30 December 2024).</w:t>
+      </w:r>
+    </w:p>
+    <w:p>
+      <w:pPr>
+        <w:pStyle w:val="Bibliography"/>
+        <w:rPr>
+          <w:color w:val="auto"/>
+        </w:rPr>
+      </w:pPr>
+      <w:r>
+        <w:rPr>
+          <w:color w:val="auto"/>
+        </w:rPr>
+        <w:t xml:space="preserve">78. </w:t>
+      </w:r>
+      <w:r>
+        <w:rPr>
+          <w:color w:val="auto"/>
+        </w:rPr>
+        <w:tab/>
+        <w:t>Toronto Police Service Major Crime Indicators Open Data Available online: https://data.torontopolice.on.ca/datasets/TorontoPS::major-crime-indicators-open-data/about (accessed on 30 December 2024).</w:t>
+      </w:r>
+    </w:p>
+    <w:p>
+      <w:pPr>
+        <w:pStyle w:val="Bibliography"/>
+        <w:rPr>
+          <w:color w:val="auto"/>
+        </w:rPr>
+      </w:pPr>
+      <w:r>
+        <w:rPr>
+          <w:color w:val="auto"/>
+        </w:rPr>
+        <w:t xml:space="preserve">79. </w:t>
+      </w:r>
+      <w:r>
+        <w:rPr>
+          <w:color w:val="auto"/>
+        </w:rPr>
+        <w:tab/>
+        <w:t xml:space="preserve">Escalante, H.J. Automated Machine Learning—A Brief Review at the End of the Early Years. In </w:t>
       </w:r>
       <w:r>
         <w:rPr>
@@ -23040,7 +24224,77 @@
           <w:iCs/>
           <w:color w:val="auto"/>
         </w:rPr>
-        <w:t>Risk Analysis</w:t>
+        <w:t>Automated Design of Machine Learning and Search Algorithms</w:t>
+      </w:r>
+      <w:r>
+        <w:rPr>
+          <w:color w:val="auto"/>
+        </w:rPr>
+        <w:t>; Pillay, N., Qu, R., Eds.; Natural Computing Series; Springer International Publishing: Cham, 2021; pp. 11–28 ISBN 978-3-030-72069-8.</w:t>
+      </w:r>
+    </w:p>
+    <w:p>
+      <w:pPr>
+        <w:pStyle w:val="Bibliography"/>
+        <w:rPr>
+          <w:color w:val="auto"/>
+        </w:rPr>
+      </w:pPr>
+      <w:r>
+        <w:rPr>
+          <w:color w:val="auto"/>
+        </w:rPr>
+        <w:t xml:space="preserve">80. </w:t>
+      </w:r>
+      <w:r>
+        <w:rPr>
+          <w:color w:val="auto"/>
+        </w:rPr>
+        <w:tab/>
+        <w:t xml:space="preserve">Snoek, J.; Larochelle, H.; Adams, R.P. Practical Bayesian Optimization of Machine Learning Algorithms. In </w:t>
+      </w:r>
+      <w:r>
+        <w:rPr>
+          <w:i/>
+          <w:iCs/>
+          <w:color w:val="auto"/>
+        </w:rPr>
+        <w:t>Advances in Neural Information Processing Systems 25</w:t>
+      </w:r>
+      <w:r>
+        <w:rPr>
+          <w:color w:val="auto"/>
+        </w:rPr>
+        <w:t>; Pereira, F., Burges, C.J.C., Bottou, L., Weinberger, K.Q., Eds.; Curran Associates, Inc., 2012; pp. 2951–2959.</w:t>
+      </w:r>
+    </w:p>
+    <w:p>
+      <w:pPr>
+        <w:pStyle w:val="Bibliography"/>
+        <w:rPr>
+          <w:color w:val="auto"/>
+        </w:rPr>
+      </w:pPr>
+      <w:r>
+        <w:rPr>
+          <w:color w:val="auto"/>
+        </w:rPr>
+        <w:t xml:space="preserve">81. </w:t>
+      </w:r>
+      <w:r>
+        <w:rPr>
+          <w:color w:val="auto"/>
+        </w:rPr>
+        <w:tab/>
+        <w:t xml:space="preserve">Vilalta, R.; Drissi, Y. A Perspective View and Survey of Meta-Learning. </w:t>
+      </w:r>
+      <w:r>
+        <w:rPr>
+          <w:i/>
+          <w:iCs/>
+          <w:color w:val="auto"/>
+        </w:rPr>
+        <w:t>Artificial Intelligence Review</w:t>
       </w:r>
       <w:r>
         <w:rPr>
@@ -23068,35 +24322,13 @@
           <w:iCs/>
           <w:color w:val="auto"/>
         </w:rPr>
-        <w:t>22</w:t>
-      </w:r>
-      <w:r>
-        <w:rPr>
-          <w:color w:val="auto"/>
-        </w:rPr>
-        <w:t xml:space="preserve">, 553–578, </w:t>
-      </w:r>
-      <w:proofErr w:type="spellStart"/>
-      <w:proofErr w:type="gramStart"/>
-      <w:r>
-        <w:rPr>
-          <w:color w:val="auto"/>
-        </w:rPr>
-        <w:t>doi:https</w:t>
-      </w:r>
-      <w:proofErr w:type="spellEnd"/>
-      <w:r>
-        <w:rPr>
-          <w:color w:val="auto"/>
-        </w:rPr>
-        <w:t>://doi.org/10.1111/0272-4332.00039</w:t>
-      </w:r>
-      <w:proofErr w:type="gramEnd"/>
-      <w:r>
-        <w:rPr>
-          <w:color w:val="auto"/>
-        </w:rPr>
-        <w:t>.</w:t>
+        <w:t>18</w:t>
+      </w:r>
+      <w:r>
+        <w:rPr>
+          <w:color w:val="auto"/>
+        </w:rPr>
+        <w:t>, 77–95, doi:10.1023/A:1019956318069.</w:t>
       </w:r>
     </w:p>
     <w:p>
@@ -23110,28 +24342,35 @@
         <w:rPr>
           <w:color w:val="auto"/>
         </w:rPr>
-        <w:t xml:space="preserve">47. </w:t>
+        <w:t xml:space="preserve">82. </w:t>
       </w:r>
       <w:r>
         <w:rPr>
           <w:color w:val="auto"/>
         </w:rPr>
         <w:tab/>
-        <w:t xml:space="preserve">Ingalls, B. Sensitivity Analysis: From Model Parameters to System </w:t>
-      </w:r>
-      <w:proofErr w:type="spellStart"/>
-      <w:r>
-        <w:rPr>
-          <w:color w:val="auto"/>
-        </w:rPr>
-        <w:t>Behaviour</w:t>
-      </w:r>
-      <w:proofErr w:type="spellEnd"/>
-      <w:r>
-        <w:rPr>
-          <w:color w:val="auto"/>
-        </w:rPr>
-        <w:t xml:space="preserve">. </w:t>
+        <w:t>Caruana, R.; Niculescu-Mizil, A.; Crew, G.; Ksikes, A. Ensemble Selection from Libraries of Models. In Proceedings of the Proceedings of the twenty-first international conference on Machine learning; Association for Computing Machinery: New York, NY, USA, July 4 2004; p. 18.</w:t>
+      </w:r>
+    </w:p>
+    <w:p>
+      <w:pPr>
+        <w:pStyle w:val="Bibliography"/>
+        <w:rPr>
+          <w:color w:val="auto"/>
+        </w:rPr>
+      </w:pPr>
+      <w:r>
+        <w:rPr>
+          <w:color w:val="auto"/>
+        </w:rPr>
+        <w:t xml:space="preserve">83. </w:t>
+      </w:r>
+      <w:r>
+        <w:rPr>
+          <w:color w:val="auto"/>
+        </w:rPr>
+        <w:tab/>
+        <w:t xml:space="preserve">Feurer, M.; Klein, A.; Eggensperger, K.; Springenberg, J.; Blum, M.; Hutter, F. Efficient and Robust Automated Machine Learning. </w:t>
       </w:r>
       <w:r>
         <w:rPr>
@@ -23139,7 +24378,7 @@
           <w:iCs/>
           <w:color w:val="auto"/>
         </w:rPr>
-        <w:t>Essays in biochemistry</w:t>
+        <w:t>Advances in neural information processing systems</w:t>
       </w:r>
       <w:r>
         <w:rPr>
@@ -23153,7 +24392,7 @@
           <w:bCs/>
           <w:color w:val="auto"/>
         </w:rPr>
-        <w:t>2008</w:t>
+        <w:t>2015</w:t>
       </w:r>
       <w:r>
         <w:rPr>
@@ -23167,13 +24406,13 @@
           <w:iCs/>
           <w:color w:val="auto"/>
         </w:rPr>
-        <w:t>45</w:t>
-      </w:r>
-      <w:r>
-        <w:rPr>
-          <w:color w:val="auto"/>
-        </w:rPr>
-        <w:t>, 177–194.</w:t>
+        <w:t>28</w:t>
+      </w:r>
+      <w:r>
+        <w:rPr>
+          <w:color w:val="auto"/>
+        </w:rPr>
+        <w:t>.</w:t>
       </w:r>
     </w:p>
     <w:p>
@@ -23187,14 +24426,14 @@
         <w:rPr>
           <w:color w:val="auto"/>
         </w:rPr>
-        <w:t xml:space="preserve">48. </w:t>
+        <w:t xml:space="preserve">84. </w:t>
       </w:r>
       <w:r>
         <w:rPr>
           <w:color w:val="auto"/>
         </w:rPr>
         <w:tab/>
-        <w:t xml:space="preserve">Hamby, D.M. A Review of Techniques for Parameter Sensitivity Analysis of Environmental Models. </w:t>
+        <w:t xml:space="preserve">Feurer, M.; Klein, A.; Eggensperger, K.; Springenberg, J.T.; Blum, M.; Hutter, F. Auto-Sklearn: Efficient and Robust Automated Machine Learning. In </w:t>
       </w:r>
       <w:r>
         <w:rPr>
@@ -23202,59 +24441,48 @@
           <w:iCs/>
           <w:color w:val="auto"/>
         </w:rPr>
-        <w:t xml:space="preserve">Environ </w:t>
-      </w:r>
-      <w:proofErr w:type="spellStart"/>
+        <w:t>Automated Machine Learning</w:t>
+      </w:r>
+      <w:r>
+        <w:rPr>
+          <w:color w:val="auto"/>
+        </w:rPr>
+        <w:t>; Hutter, F., Kotthoff, L., Vanschoren, J., Eds.; The Springer Series on Challenges in Machine Learning; Springer International Publishing: Cham, 2019; pp. 113–134 ISBN 978-3-030-05317-8.</w:t>
+      </w:r>
+    </w:p>
+    <w:p>
+      <w:pPr>
+        <w:pStyle w:val="Bibliography"/>
+        <w:rPr>
+          <w:color w:val="auto"/>
+        </w:rPr>
+      </w:pPr>
+      <w:r>
+        <w:rPr>
+          <w:color w:val="auto"/>
+        </w:rPr>
+        <w:t xml:space="preserve">85. </w:t>
+      </w:r>
+      <w:r>
+        <w:rPr>
+          <w:color w:val="auto"/>
+        </w:rPr>
+        <w:tab/>
+        <w:t xml:space="preserve">Langdon, W.B.; Poli, R. </w:t>
+      </w:r>
       <w:r>
         <w:rPr>
           <w:i/>
           <w:iCs/>
           <w:color w:val="auto"/>
         </w:rPr>
-        <w:t>Monit</w:t>
-      </w:r>
-      <w:proofErr w:type="spellEnd"/>
-      <w:r>
-        <w:rPr>
-          <w:i/>
-          <w:iCs/>
-          <w:color w:val="auto"/>
-        </w:rPr>
-        <w:t xml:space="preserve"> Assess</w:t>
-      </w:r>
-      <w:r>
-        <w:rPr>
-          <w:color w:val="auto"/>
-        </w:rPr>
-        <w:t xml:space="preserve"> </w:t>
-      </w:r>
-      <w:r>
-        <w:rPr>
-          <w:b/>
-          <w:bCs/>
-          <w:color w:val="auto"/>
-        </w:rPr>
-        <w:t>1994</w:t>
-      </w:r>
-      <w:r>
-        <w:rPr>
-          <w:color w:val="auto"/>
-        </w:rPr>
-        <w:t xml:space="preserve">, </w:t>
-      </w:r>
-      <w:r>
-        <w:rPr>
-          <w:i/>
-          <w:iCs/>
-          <w:color w:val="auto"/>
-        </w:rPr>
-        <w:t>32</w:t>
-      </w:r>
-      <w:r>
-        <w:rPr>
-          <w:color w:val="auto"/>
-        </w:rPr>
-        <w:t>, 135–154, doi:10.1007/BF00547132.</w:t>
+        <w:t>Foundations of Genetic Programming</w:t>
+      </w:r>
+      <w:r>
+        <w:rPr>
+          <w:color w:val="auto"/>
+        </w:rPr>
+        <w:t>; Springer Science &amp; Business Media, 2013; ISBN 978-3-662-04726-2.</w:t>
       </w:r>
     </w:p>
     <w:p>
@@ -23268,1626 +24496,14 @@
         <w:rPr>
           <w:color w:val="auto"/>
         </w:rPr>
-        <w:t xml:space="preserve">49. </w:t>
+        <w:t xml:space="preserve">86. </w:t>
       </w:r>
       <w:r>
         <w:rPr>
           <w:color w:val="auto"/>
         </w:rPr>
         <w:tab/>
-        <w:t xml:space="preserve">Hawkins, D.M. The Problem of Overfitting. </w:t>
-      </w:r>
-      <w:r>
-        <w:rPr>
-          <w:i/>
-          <w:iCs/>
-          <w:color w:val="auto"/>
-        </w:rPr>
-        <w:t xml:space="preserve">J. Chem. Inf. </w:t>
-      </w:r>
-      <w:proofErr w:type="spellStart"/>
-      <w:r>
-        <w:rPr>
-          <w:i/>
-          <w:iCs/>
-          <w:color w:val="auto"/>
-        </w:rPr>
-        <w:t>Comput</w:t>
-      </w:r>
-      <w:proofErr w:type="spellEnd"/>
-      <w:r>
-        <w:rPr>
-          <w:i/>
-          <w:iCs/>
-          <w:color w:val="auto"/>
-        </w:rPr>
-        <w:t>. Sci.</w:t>
-      </w:r>
-      <w:r>
-        <w:rPr>
-          <w:color w:val="auto"/>
-        </w:rPr>
-        <w:t xml:space="preserve"> </w:t>
-      </w:r>
-      <w:r>
-        <w:rPr>
-          <w:b/>
-          <w:bCs/>
-          <w:color w:val="auto"/>
-        </w:rPr>
-        <w:t>2004</w:t>
-      </w:r>
-      <w:r>
-        <w:rPr>
-          <w:color w:val="auto"/>
-        </w:rPr>
-        <w:t xml:space="preserve">, </w:t>
-      </w:r>
-      <w:r>
-        <w:rPr>
-          <w:i/>
-          <w:iCs/>
-          <w:color w:val="auto"/>
-        </w:rPr>
-        <w:t>44</w:t>
-      </w:r>
-      <w:r>
-        <w:rPr>
-          <w:color w:val="auto"/>
-        </w:rPr>
-        <w:t>, 1–12, doi:10.1021/ci0342472.</w:t>
-      </w:r>
-    </w:p>
-    <w:p>
-      <w:pPr>
-        <w:pStyle w:val="Bibliography"/>
-        <w:rPr>
-          <w:color w:val="auto"/>
-        </w:rPr>
-      </w:pPr>
-      <w:r>
-        <w:rPr>
-          <w:color w:val="auto"/>
-        </w:rPr>
-        <w:t xml:space="preserve">50. </w:t>
-      </w:r>
-      <w:r>
-        <w:rPr>
-          <w:color w:val="auto"/>
-        </w:rPr>
-        <w:tab/>
-        <w:t xml:space="preserve">Ding, J.; </w:t>
-      </w:r>
-      <w:proofErr w:type="spellStart"/>
-      <w:r>
-        <w:rPr>
-          <w:color w:val="auto"/>
-        </w:rPr>
-        <w:t>Tarokh</w:t>
-      </w:r>
-      <w:proofErr w:type="spellEnd"/>
-      <w:r>
-        <w:rPr>
-          <w:color w:val="auto"/>
-        </w:rPr>
-        <w:t xml:space="preserve">, V.; Yang, Y. Model Selection Techniques: An Overview. </w:t>
-      </w:r>
-      <w:r>
-        <w:rPr>
-          <w:i/>
-          <w:iCs/>
-          <w:color w:val="auto"/>
-        </w:rPr>
-        <w:t>IEEE Signal Processing Magazine</w:t>
-      </w:r>
-      <w:r>
-        <w:rPr>
-          <w:color w:val="auto"/>
-        </w:rPr>
-        <w:t xml:space="preserve"> </w:t>
-      </w:r>
-      <w:r>
-        <w:rPr>
-          <w:b/>
-          <w:bCs/>
-          <w:color w:val="auto"/>
-        </w:rPr>
-        <w:t>2018</w:t>
-      </w:r>
-      <w:r>
-        <w:rPr>
-          <w:color w:val="auto"/>
-        </w:rPr>
-        <w:t xml:space="preserve">, </w:t>
-      </w:r>
-      <w:r>
-        <w:rPr>
-          <w:i/>
-          <w:iCs/>
-          <w:color w:val="auto"/>
-        </w:rPr>
-        <w:t>35</w:t>
-      </w:r>
-      <w:r>
-        <w:rPr>
-          <w:color w:val="auto"/>
-        </w:rPr>
-        <w:t>, 16–34.</w:t>
-      </w:r>
-    </w:p>
-    <w:p>
-      <w:pPr>
-        <w:pStyle w:val="Bibliography"/>
-        <w:rPr>
-          <w:color w:val="auto"/>
-        </w:rPr>
-      </w:pPr>
-      <w:r>
-        <w:rPr>
-          <w:color w:val="auto"/>
-        </w:rPr>
-        <w:t xml:space="preserve">51. </w:t>
-      </w:r>
-      <w:r>
-        <w:rPr>
-          <w:color w:val="auto"/>
-        </w:rPr>
-        <w:tab/>
-      </w:r>
-      <w:proofErr w:type="spellStart"/>
-      <w:r>
-        <w:rPr>
-          <w:color w:val="auto"/>
-        </w:rPr>
-        <w:t>Berrar</w:t>
-      </w:r>
-      <w:proofErr w:type="spellEnd"/>
-      <w:r>
-        <w:rPr>
-          <w:color w:val="auto"/>
-        </w:rPr>
-        <w:t xml:space="preserve">, D. Cross-Validation. In </w:t>
-      </w:r>
-      <w:r>
-        <w:rPr>
-          <w:i/>
-          <w:iCs/>
-          <w:color w:val="auto"/>
-        </w:rPr>
-        <w:t>Encyclopedia of Bioinformatics and Computational Biology</w:t>
-      </w:r>
-      <w:r>
-        <w:rPr>
-          <w:color w:val="auto"/>
-        </w:rPr>
-        <w:t xml:space="preserve">; Ranganathan, S., </w:t>
-      </w:r>
-      <w:proofErr w:type="spellStart"/>
-      <w:r>
-        <w:rPr>
-          <w:color w:val="auto"/>
-        </w:rPr>
-        <w:t>Gribskov</w:t>
-      </w:r>
-      <w:proofErr w:type="spellEnd"/>
-      <w:r>
-        <w:rPr>
-          <w:color w:val="auto"/>
-        </w:rPr>
-        <w:t xml:space="preserve">, M., Nakai, K., </w:t>
-      </w:r>
-      <w:proofErr w:type="spellStart"/>
-      <w:r>
-        <w:rPr>
-          <w:color w:val="auto"/>
-        </w:rPr>
-        <w:t>Schönbach</w:t>
-      </w:r>
-      <w:proofErr w:type="spellEnd"/>
-      <w:r>
-        <w:rPr>
-          <w:color w:val="auto"/>
-        </w:rPr>
-        <w:t>, C., Eds.; Academic Press: Oxford, 2019; pp. 542–545 ISBN 978-0-12-811432-2.</w:t>
-      </w:r>
-    </w:p>
-    <w:p>
-      <w:pPr>
-        <w:pStyle w:val="Bibliography"/>
-        <w:rPr>
-          <w:color w:val="auto"/>
-        </w:rPr>
-      </w:pPr>
-      <w:r>
-        <w:rPr>
-          <w:color w:val="auto"/>
-        </w:rPr>
-        <w:t xml:space="preserve">52. </w:t>
-      </w:r>
-      <w:r>
-        <w:rPr>
-          <w:color w:val="auto"/>
-        </w:rPr>
-        <w:tab/>
-        <w:t xml:space="preserve">Gupta, A.; Ong, Y.-S.; Feng, L. Insights on Transfer Optimization: Because Experience Is the Best Teacher. </w:t>
-      </w:r>
-      <w:r>
-        <w:rPr>
-          <w:i/>
-          <w:iCs/>
-          <w:color w:val="auto"/>
-        </w:rPr>
-        <w:t>IEEE Transactions on Emerging Topics in Computational Intelligence</w:t>
-      </w:r>
-      <w:r>
-        <w:rPr>
-          <w:color w:val="auto"/>
-        </w:rPr>
-        <w:t xml:space="preserve"> </w:t>
-      </w:r>
-      <w:r>
-        <w:rPr>
-          <w:b/>
-          <w:bCs/>
-          <w:color w:val="auto"/>
-        </w:rPr>
-        <w:t>2017</w:t>
-      </w:r>
-      <w:r>
-        <w:rPr>
-          <w:color w:val="auto"/>
-        </w:rPr>
-        <w:t xml:space="preserve">, </w:t>
-      </w:r>
-      <w:r>
-        <w:rPr>
-          <w:i/>
-          <w:iCs/>
-          <w:color w:val="auto"/>
-        </w:rPr>
-        <w:t>2</w:t>
-      </w:r>
-      <w:r>
-        <w:rPr>
-          <w:color w:val="auto"/>
-        </w:rPr>
-        <w:t>, 51–64.</w:t>
-      </w:r>
-    </w:p>
-    <w:p>
-      <w:pPr>
-        <w:pStyle w:val="Bibliography"/>
-        <w:rPr>
-          <w:color w:val="auto"/>
-        </w:rPr>
-      </w:pPr>
-      <w:r>
-        <w:rPr>
-          <w:color w:val="auto"/>
-        </w:rPr>
-        <w:t xml:space="preserve">53. </w:t>
-      </w:r>
-      <w:r>
-        <w:rPr>
-          <w:color w:val="auto"/>
-        </w:rPr>
-        <w:tab/>
-        <w:t xml:space="preserve">Nguyen, D.C.H.; Dandy, G.C.; Maier, H.R.; </w:t>
-      </w:r>
-      <w:proofErr w:type="spellStart"/>
-      <w:r>
-        <w:rPr>
-          <w:color w:val="auto"/>
-        </w:rPr>
-        <w:t>Ascough</w:t>
-      </w:r>
-      <w:proofErr w:type="spellEnd"/>
-      <w:r>
-        <w:rPr>
-          <w:color w:val="auto"/>
-        </w:rPr>
-        <w:t xml:space="preserve">, J.C. Improved Ant Colony Optimization for Optimal Crop and Irrigation Water Allocation by Incorporating Domain Knowledge. </w:t>
-      </w:r>
-      <w:r>
-        <w:rPr>
-          <w:i/>
-          <w:iCs/>
-          <w:color w:val="auto"/>
-        </w:rPr>
-        <w:t xml:space="preserve">J. Water </w:t>
-      </w:r>
-      <w:proofErr w:type="spellStart"/>
-      <w:r>
-        <w:rPr>
-          <w:i/>
-          <w:iCs/>
-          <w:color w:val="auto"/>
-        </w:rPr>
-        <w:t>Resour</w:t>
-      </w:r>
-      <w:proofErr w:type="spellEnd"/>
-      <w:r>
-        <w:rPr>
-          <w:i/>
-          <w:iCs/>
-          <w:color w:val="auto"/>
-        </w:rPr>
-        <w:t xml:space="preserve">. </w:t>
-      </w:r>
-      <w:proofErr w:type="spellStart"/>
-      <w:r>
-        <w:rPr>
-          <w:i/>
-          <w:iCs/>
-          <w:color w:val="auto"/>
-        </w:rPr>
-        <w:t>Plann</w:t>
-      </w:r>
-      <w:proofErr w:type="spellEnd"/>
-      <w:r>
-        <w:rPr>
-          <w:i/>
-          <w:iCs/>
-          <w:color w:val="auto"/>
-        </w:rPr>
-        <w:t>. Manage.</w:t>
-      </w:r>
-      <w:r>
-        <w:rPr>
-          <w:color w:val="auto"/>
-        </w:rPr>
-        <w:t xml:space="preserve"> </w:t>
-      </w:r>
-      <w:r>
-        <w:rPr>
-          <w:b/>
-          <w:bCs/>
-          <w:color w:val="auto"/>
-        </w:rPr>
-        <w:t>2016</w:t>
-      </w:r>
-      <w:r>
-        <w:rPr>
-          <w:color w:val="auto"/>
-        </w:rPr>
-        <w:t xml:space="preserve">, </w:t>
-      </w:r>
-      <w:r>
-        <w:rPr>
-          <w:i/>
-          <w:iCs/>
-          <w:color w:val="auto"/>
-        </w:rPr>
-        <w:t>142</w:t>
-      </w:r>
-      <w:r>
-        <w:rPr>
-          <w:color w:val="auto"/>
-        </w:rPr>
-        <w:t>, 04016025, doi:10.1061/(ASCE)WR.1943-5452.0000662.</w:t>
-      </w:r>
-    </w:p>
-    <w:p>
-      <w:pPr>
-        <w:pStyle w:val="Bibliography"/>
-        <w:rPr>
-          <w:color w:val="auto"/>
-        </w:rPr>
-      </w:pPr>
-      <w:r>
-        <w:rPr>
-          <w:color w:val="auto"/>
-        </w:rPr>
-        <w:t xml:space="preserve">54. </w:t>
-      </w:r>
-      <w:r>
-        <w:rPr>
-          <w:color w:val="auto"/>
-        </w:rPr>
-        <w:tab/>
-        <w:t xml:space="preserve">Wei, P.; Lu, Z.; Song, J. Variable Importance Analysis: A Comprehensive Review. </w:t>
-      </w:r>
-      <w:r>
-        <w:rPr>
-          <w:i/>
-          <w:iCs/>
-          <w:color w:val="auto"/>
-        </w:rPr>
-        <w:t>Reliability Engineering &amp; System Safety</w:t>
-      </w:r>
-      <w:r>
-        <w:rPr>
-          <w:color w:val="auto"/>
-        </w:rPr>
-        <w:t xml:space="preserve"> </w:t>
-      </w:r>
-      <w:r>
-        <w:rPr>
-          <w:b/>
-          <w:bCs/>
-          <w:color w:val="auto"/>
-        </w:rPr>
-        <w:t>2015</w:t>
-      </w:r>
-      <w:r>
-        <w:rPr>
-          <w:color w:val="auto"/>
-        </w:rPr>
-        <w:t xml:space="preserve">, </w:t>
-      </w:r>
-      <w:r>
-        <w:rPr>
-          <w:i/>
-          <w:iCs/>
-          <w:color w:val="auto"/>
-        </w:rPr>
-        <w:t>142</w:t>
-      </w:r>
-      <w:r>
-        <w:rPr>
-          <w:color w:val="auto"/>
-        </w:rPr>
-        <w:t xml:space="preserve">, 399–432, </w:t>
-      </w:r>
-      <w:proofErr w:type="gramStart"/>
-      <w:r>
-        <w:rPr>
-          <w:color w:val="auto"/>
-        </w:rPr>
-        <w:t>doi:10.1016/j.ress</w:t>
-      </w:r>
-      <w:proofErr w:type="gramEnd"/>
-      <w:r>
-        <w:rPr>
-          <w:color w:val="auto"/>
-        </w:rPr>
-        <w:t>.2015.05.018.</w:t>
-      </w:r>
-    </w:p>
-    <w:p>
-      <w:pPr>
-        <w:pStyle w:val="Bibliography"/>
-        <w:rPr>
-          <w:color w:val="auto"/>
-        </w:rPr>
-      </w:pPr>
-      <w:r>
-        <w:rPr>
-          <w:color w:val="auto"/>
-        </w:rPr>
-        <w:t xml:space="preserve">55. </w:t>
-      </w:r>
-      <w:r>
-        <w:rPr>
-          <w:color w:val="auto"/>
-        </w:rPr>
-        <w:tab/>
-      </w:r>
-      <w:proofErr w:type="spellStart"/>
-      <w:r>
-        <w:rPr>
-          <w:color w:val="auto"/>
-        </w:rPr>
-        <w:t>Asuero</w:t>
-      </w:r>
-      <w:proofErr w:type="spellEnd"/>
-      <w:r>
-        <w:rPr>
-          <w:color w:val="auto"/>
-        </w:rPr>
-        <w:t xml:space="preserve">, A.G.; </w:t>
-      </w:r>
-      <w:proofErr w:type="spellStart"/>
-      <w:r>
-        <w:rPr>
-          <w:color w:val="auto"/>
-        </w:rPr>
-        <w:t>Sayago</w:t>
-      </w:r>
-      <w:proofErr w:type="spellEnd"/>
-      <w:r>
-        <w:rPr>
-          <w:color w:val="auto"/>
-        </w:rPr>
-        <w:t xml:space="preserve">, A.; González, A.G. The Correlation Coefficient: An Overview. </w:t>
-      </w:r>
-      <w:r>
-        <w:rPr>
-          <w:i/>
-          <w:iCs/>
-          <w:color w:val="auto"/>
-        </w:rPr>
-        <w:t>Critical Reviews in Analytical Chemistry</w:t>
-      </w:r>
-      <w:r>
-        <w:rPr>
-          <w:color w:val="auto"/>
-        </w:rPr>
-        <w:t xml:space="preserve"> </w:t>
-      </w:r>
-      <w:r>
-        <w:rPr>
-          <w:b/>
-          <w:bCs/>
-          <w:color w:val="auto"/>
-        </w:rPr>
-        <w:t>2006</w:t>
-      </w:r>
-      <w:r>
-        <w:rPr>
-          <w:color w:val="auto"/>
-        </w:rPr>
-        <w:t xml:space="preserve">, </w:t>
-      </w:r>
-      <w:r>
-        <w:rPr>
-          <w:i/>
-          <w:iCs/>
-          <w:color w:val="auto"/>
-        </w:rPr>
-        <w:t>36</w:t>
-      </w:r>
-      <w:r>
-        <w:rPr>
-          <w:color w:val="auto"/>
-        </w:rPr>
-        <w:t>, 41–59, doi:10.1080/10408340500526766.</w:t>
-      </w:r>
-    </w:p>
-    <w:p>
-      <w:pPr>
-        <w:pStyle w:val="Bibliography"/>
-        <w:rPr>
-          <w:color w:val="auto"/>
-        </w:rPr>
-      </w:pPr>
-      <w:r>
-        <w:rPr>
-          <w:color w:val="auto"/>
-        </w:rPr>
-        <w:t xml:space="preserve">56. </w:t>
-      </w:r>
-      <w:r>
-        <w:rPr>
-          <w:color w:val="auto"/>
-        </w:rPr>
-        <w:tab/>
-        <w:t>Toronto Police Service Toronto Police Service Public Safety Data Portal Available online: https://data.torontopolice.on.ca/pages/open-data (accessed on 19 March 2023).</w:t>
-      </w:r>
-    </w:p>
-    <w:p>
-      <w:pPr>
-        <w:pStyle w:val="Bibliography"/>
-        <w:rPr>
-          <w:color w:val="auto"/>
-        </w:rPr>
-      </w:pPr>
-      <w:r>
-        <w:rPr>
-          <w:color w:val="auto"/>
-        </w:rPr>
-        <w:t xml:space="preserve">57. </w:t>
-      </w:r>
-      <w:r>
-        <w:rPr>
-          <w:color w:val="auto"/>
-        </w:rPr>
-        <w:tab/>
-        <w:t>City of Toronto City of Toronto Open Data Portal Available online: https://open.toronto.ca/ (accessed on 19 March 2023).</w:t>
-      </w:r>
-    </w:p>
-    <w:p>
-      <w:pPr>
-        <w:pStyle w:val="Bibliography"/>
-        <w:rPr>
-          <w:color w:val="auto"/>
-        </w:rPr>
-      </w:pPr>
-      <w:r>
-        <w:rPr>
-          <w:color w:val="auto"/>
-        </w:rPr>
-        <w:t xml:space="preserve">58. </w:t>
-      </w:r>
-      <w:r>
-        <w:rPr>
-          <w:color w:val="auto"/>
-        </w:rPr>
-        <w:tab/>
-        <w:t xml:space="preserve">City of Toronto </w:t>
-      </w:r>
-      <w:proofErr w:type="spellStart"/>
-      <w:r>
-        <w:rPr>
-          <w:color w:val="auto"/>
-        </w:rPr>
-        <w:t>Toronto</w:t>
-      </w:r>
-      <w:proofErr w:type="spellEnd"/>
-      <w:r>
-        <w:rPr>
-          <w:color w:val="auto"/>
-        </w:rPr>
-        <w:t xml:space="preserve"> </w:t>
-      </w:r>
-      <w:proofErr w:type="spellStart"/>
-      <w:r>
-        <w:rPr>
-          <w:color w:val="auto"/>
-        </w:rPr>
-        <w:t>Centreline</w:t>
-      </w:r>
-      <w:proofErr w:type="spellEnd"/>
-      <w:r>
-        <w:rPr>
-          <w:color w:val="auto"/>
-        </w:rPr>
-        <w:t xml:space="preserve"> (TCL) Available online: https://open.toronto.ca/dataset/ (accessed on 30 December 2024).</w:t>
-      </w:r>
-    </w:p>
-    <w:p>
-      <w:pPr>
-        <w:pStyle w:val="Bibliography"/>
-        <w:rPr>
-          <w:color w:val="auto"/>
-        </w:rPr>
-      </w:pPr>
-      <w:r>
-        <w:rPr>
-          <w:color w:val="auto"/>
-        </w:rPr>
-        <w:t xml:space="preserve">59. </w:t>
-      </w:r>
-      <w:r>
-        <w:rPr>
-          <w:color w:val="auto"/>
-        </w:rPr>
-        <w:tab/>
-        <w:t>Toronto Police Service Traffic Collisions Open Data (ASR-T-TBL-001) Available online: https://data.torontopolice.on.ca/datasets/TorontoPS::traffic-collisions-open-data-asr-t-tbl-001/about (accessed on 30 December 2024).</w:t>
-      </w:r>
-    </w:p>
-    <w:p>
-      <w:pPr>
-        <w:pStyle w:val="Bibliography"/>
-        <w:rPr>
-          <w:color w:val="auto"/>
-        </w:rPr>
-      </w:pPr>
-      <w:r>
-        <w:rPr>
-          <w:color w:val="auto"/>
-        </w:rPr>
-        <w:t xml:space="preserve">60. </w:t>
-      </w:r>
-      <w:r>
-        <w:rPr>
-          <w:color w:val="auto"/>
-        </w:rPr>
-        <w:tab/>
-        <w:t>City of Toronto Traffic Volumes at Intersections for All Modes Available online: https://open.toronto.ca/dataset/ (accessed on 30 December 2024).</w:t>
-      </w:r>
-    </w:p>
-    <w:p>
-      <w:pPr>
-        <w:pStyle w:val="Bibliography"/>
-        <w:rPr>
-          <w:color w:val="auto"/>
-        </w:rPr>
-      </w:pPr>
-      <w:r>
-        <w:rPr>
-          <w:color w:val="auto"/>
-        </w:rPr>
-        <w:lastRenderedPageBreak/>
-        <w:t xml:space="preserve">61. </w:t>
-      </w:r>
-      <w:r>
-        <w:rPr>
-          <w:color w:val="auto"/>
-        </w:rPr>
-        <w:tab/>
-        <w:t>City of Toronto Automated Speed Enforcement Locations Available online: https://open.toronto.ca/dataset/ (accessed on 30 December 2024).</w:t>
-      </w:r>
-    </w:p>
-    <w:p>
-      <w:pPr>
-        <w:pStyle w:val="Bibliography"/>
-        <w:rPr>
-          <w:color w:val="auto"/>
-        </w:rPr>
-      </w:pPr>
-      <w:r>
-        <w:rPr>
-          <w:color w:val="auto"/>
-        </w:rPr>
-        <w:t xml:space="preserve">62. </w:t>
-      </w:r>
-      <w:r>
-        <w:rPr>
-          <w:color w:val="auto"/>
-        </w:rPr>
-        <w:tab/>
-        <w:t>City of Toronto School Safety Zone Watch Your Speed Program – Locations Available online: https://open.toronto.ca/dataset/ (accessed on 30 December 2024).</w:t>
-      </w:r>
-    </w:p>
-    <w:p>
-      <w:pPr>
-        <w:pStyle w:val="Bibliography"/>
-        <w:rPr>
-          <w:color w:val="auto"/>
-        </w:rPr>
-      </w:pPr>
-      <w:r>
-        <w:rPr>
-          <w:color w:val="auto"/>
-        </w:rPr>
-        <w:t xml:space="preserve">63. </w:t>
-      </w:r>
-      <w:r>
-        <w:rPr>
-          <w:color w:val="auto"/>
-        </w:rPr>
-        <w:tab/>
-        <w:t>City of Toronto Red Light Cameras Available online: https://open.toronto.ca/dataset/ (accessed on 30 December 2024).</w:t>
-      </w:r>
-    </w:p>
-    <w:p>
-      <w:pPr>
-        <w:pStyle w:val="Bibliography"/>
-        <w:rPr>
-          <w:color w:val="auto"/>
-        </w:rPr>
-      </w:pPr>
-      <w:r>
-        <w:rPr>
-          <w:color w:val="auto"/>
-        </w:rPr>
-        <w:t xml:space="preserve">64. </w:t>
-      </w:r>
-      <w:r>
-        <w:rPr>
-          <w:color w:val="auto"/>
-        </w:rPr>
-        <w:tab/>
-        <w:t>City of Toronto Police Facility Locations Available online: https://open.toronto.ca/dataset/ (accessed on 30 December 2024).</w:t>
-      </w:r>
-    </w:p>
-    <w:p>
-      <w:pPr>
-        <w:pStyle w:val="Bibliography"/>
-        <w:rPr>
-          <w:color w:val="auto"/>
-        </w:rPr>
-      </w:pPr>
-      <w:r>
-        <w:rPr>
-          <w:color w:val="auto"/>
-        </w:rPr>
-        <w:t xml:space="preserve">65. </w:t>
-      </w:r>
-      <w:r>
-        <w:rPr>
-          <w:color w:val="auto"/>
-        </w:rPr>
-        <w:tab/>
-        <w:t>City of Toronto Ambulance Station Locations Available online: https://open.toronto.ca/dataset/ (accessed on 30 December 2024).</w:t>
-      </w:r>
-    </w:p>
-    <w:p>
-      <w:pPr>
-        <w:pStyle w:val="Bibliography"/>
-        <w:rPr>
-          <w:color w:val="auto"/>
-        </w:rPr>
-      </w:pPr>
-      <w:r>
-        <w:rPr>
-          <w:color w:val="auto"/>
-        </w:rPr>
-        <w:t xml:space="preserve">66. </w:t>
-      </w:r>
-      <w:r>
-        <w:rPr>
-          <w:color w:val="auto"/>
-        </w:rPr>
-        <w:tab/>
-        <w:t>City of Toronto Fire Hydrants Available online: https://open.toronto.ca/dataset/ (accessed on 30 December 2024).</w:t>
-      </w:r>
-    </w:p>
-    <w:p>
-      <w:pPr>
-        <w:pStyle w:val="Bibliography"/>
-        <w:rPr>
-          <w:color w:val="auto"/>
-        </w:rPr>
-      </w:pPr>
-      <w:r>
-        <w:rPr>
-          <w:color w:val="auto"/>
-        </w:rPr>
-        <w:t xml:space="preserve">67. </w:t>
-      </w:r>
-      <w:r>
-        <w:rPr>
-          <w:color w:val="auto"/>
-        </w:rPr>
-        <w:tab/>
-        <w:t>City of Toronto Fire Facility Locations Available online: https://open.toronto.ca/dataset/ (accessed on 30 December 2024).</w:t>
-      </w:r>
-    </w:p>
-    <w:p>
-      <w:pPr>
-        <w:pStyle w:val="Bibliography"/>
-        <w:rPr>
-          <w:color w:val="auto"/>
-        </w:rPr>
-      </w:pPr>
-      <w:r>
-        <w:rPr>
-          <w:color w:val="auto"/>
-        </w:rPr>
-        <w:t xml:space="preserve">68. </w:t>
-      </w:r>
-      <w:r>
-        <w:rPr>
-          <w:color w:val="auto"/>
-        </w:rPr>
-        <w:tab/>
-        <w:t>City of Toronto Renewable Energy Installations Available online: https://open.toronto.ca/dataset/ (accessed on 30 December 2024).</w:t>
-      </w:r>
-    </w:p>
-    <w:p>
-      <w:pPr>
-        <w:pStyle w:val="Bibliography"/>
-        <w:rPr>
-          <w:color w:val="auto"/>
-        </w:rPr>
-      </w:pPr>
-      <w:r>
-        <w:rPr>
-          <w:color w:val="auto"/>
-        </w:rPr>
-        <w:t xml:space="preserve">69. </w:t>
-      </w:r>
-      <w:r>
-        <w:rPr>
-          <w:color w:val="auto"/>
-        </w:rPr>
-        <w:tab/>
-        <w:t>City of Toronto Street Furniture - Bicycle Parking Available online: https://open.toronto.ca/dataset/ (accessed on 30 December 2024).</w:t>
-      </w:r>
-    </w:p>
-    <w:p>
-      <w:pPr>
-        <w:pStyle w:val="Bibliography"/>
-        <w:rPr>
-          <w:color w:val="auto"/>
-        </w:rPr>
-      </w:pPr>
-      <w:r>
-        <w:rPr>
-          <w:color w:val="auto"/>
-        </w:rPr>
-        <w:t xml:space="preserve">70. </w:t>
-      </w:r>
-      <w:r>
-        <w:rPr>
-          <w:color w:val="auto"/>
-        </w:rPr>
-        <w:tab/>
-        <w:t>City of Toronto Street Furniture - Transit Shelter Available online: https://open.toronto.ca/dataset/ (accessed on 30 December 2024).</w:t>
-      </w:r>
-    </w:p>
-    <w:p>
-      <w:pPr>
-        <w:pStyle w:val="Bibliography"/>
-        <w:rPr>
-          <w:color w:val="auto"/>
-        </w:rPr>
-      </w:pPr>
-      <w:r>
-        <w:rPr>
-          <w:color w:val="auto"/>
-        </w:rPr>
-        <w:t xml:space="preserve">71. </w:t>
-      </w:r>
-      <w:r>
-        <w:rPr>
-          <w:color w:val="auto"/>
-        </w:rPr>
-        <w:tab/>
-        <w:t>City of Toronto Street Furniture - Information Pillar-Wayfinding Structure Available online: https://open.toronto.ca/dataset/ (accessed on 30 December 2024).</w:t>
-      </w:r>
-    </w:p>
-    <w:p>
-      <w:pPr>
-        <w:pStyle w:val="Bibliography"/>
-        <w:rPr>
-          <w:color w:val="auto"/>
-        </w:rPr>
-      </w:pPr>
-      <w:r>
-        <w:rPr>
-          <w:color w:val="auto"/>
-        </w:rPr>
-        <w:t xml:space="preserve">72. </w:t>
-      </w:r>
-      <w:r>
-        <w:rPr>
-          <w:color w:val="auto"/>
-        </w:rPr>
-        <w:tab/>
-        <w:t>City of Toronto Street Furniture - Litter Receptacle Available online: https://open.toronto.ca/dataset/ (accessed on 30 December 2024).</w:t>
-      </w:r>
-    </w:p>
-    <w:p>
-      <w:pPr>
-        <w:pStyle w:val="Bibliography"/>
-        <w:rPr>
-          <w:color w:val="auto"/>
-        </w:rPr>
-      </w:pPr>
-      <w:r>
-        <w:rPr>
-          <w:color w:val="auto"/>
-        </w:rPr>
-        <w:t xml:space="preserve">73. </w:t>
-      </w:r>
-      <w:r>
-        <w:rPr>
-          <w:color w:val="auto"/>
-        </w:rPr>
-        <w:tab/>
-        <w:t>City of Toronto School Locations - All Types Available online: https://open.toronto.ca/dataset/ (accessed on 30 December 2024).</w:t>
-      </w:r>
-    </w:p>
-    <w:p>
-      <w:pPr>
-        <w:pStyle w:val="Bibliography"/>
-        <w:rPr>
-          <w:color w:val="auto"/>
-        </w:rPr>
-      </w:pPr>
-      <w:r>
-        <w:rPr>
-          <w:color w:val="auto"/>
-        </w:rPr>
-        <w:t xml:space="preserve">74. </w:t>
-      </w:r>
-      <w:r>
-        <w:rPr>
-          <w:color w:val="auto"/>
-        </w:rPr>
-        <w:tab/>
-        <w:t xml:space="preserve">City of Toronto Licensed Child Care </w:t>
-      </w:r>
-      <w:proofErr w:type="spellStart"/>
-      <w:r>
-        <w:rPr>
-          <w:color w:val="auto"/>
-        </w:rPr>
-        <w:t>Centres</w:t>
-      </w:r>
-      <w:proofErr w:type="spellEnd"/>
-      <w:r>
-        <w:rPr>
-          <w:color w:val="auto"/>
-        </w:rPr>
-        <w:t xml:space="preserve"> Available online: https://open.toronto.ca/dataset/ (accessed on 30 December 2024).</w:t>
-      </w:r>
-    </w:p>
-    <w:p>
-      <w:pPr>
-        <w:pStyle w:val="Bibliography"/>
-        <w:rPr>
-          <w:color w:val="auto"/>
-        </w:rPr>
-      </w:pPr>
-      <w:r>
-        <w:rPr>
-          <w:color w:val="auto"/>
-        </w:rPr>
-        <w:t xml:space="preserve">75. </w:t>
-      </w:r>
-      <w:r>
-        <w:rPr>
-          <w:color w:val="auto"/>
-        </w:rPr>
-        <w:tab/>
-        <w:t>City of Toronto Public Art Available online: https://open.toronto.ca/dataset/ (accessed on 30 December 2024).</w:t>
-      </w:r>
-    </w:p>
-    <w:p>
-      <w:pPr>
-        <w:pStyle w:val="Bibliography"/>
-        <w:rPr>
-          <w:color w:val="auto"/>
-        </w:rPr>
-      </w:pPr>
-      <w:r>
-        <w:rPr>
-          <w:color w:val="auto"/>
-        </w:rPr>
-        <w:t xml:space="preserve">76. </w:t>
-      </w:r>
-      <w:r>
-        <w:rPr>
-          <w:color w:val="auto"/>
-        </w:rPr>
-        <w:tab/>
-        <w:t>City of Toronto Cultural Hotspot - Points of Interest Available online: https://open.toronto.ca/dataset/ (accessed on 30 December 2024).</w:t>
-      </w:r>
-    </w:p>
-    <w:p>
-      <w:pPr>
-        <w:pStyle w:val="Bibliography"/>
-        <w:rPr>
-          <w:color w:val="auto"/>
-        </w:rPr>
-      </w:pPr>
-      <w:r>
-        <w:rPr>
-          <w:color w:val="auto"/>
-        </w:rPr>
-        <w:t xml:space="preserve">77. </w:t>
-      </w:r>
-      <w:r>
-        <w:rPr>
-          <w:color w:val="auto"/>
-        </w:rPr>
-        <w:tab/>
-        <w:t>City of Toronto Places of Worship Available online: https://open.toronto.ca/dataset/ (accessed on 30 December 2024).</w:t>
-      </w:r>
-    </w:p>
-    <w:p>
-      <w:pPr>
-        <w:pStyle w:val="Bibliography"/>
-        <w:rPr>
-          <w:color w:val="auto"/>
-        </w:rPr>
-      </w:pPr>
-      <w:r>
-        <w:rPr>
-          <w:color w:val="auto"/>
-        </w:rPr>
-        <w:t xml:space="preserve">78. </w:t>
-      </w:r>
-      <w:r>
-        <w:rPr>
-          <w:color w:val="auto"/>
-        </w:rPr>
-        <w:tab/>
-        <w:t>Toronto Police Service Major Crime Indicators Open Data Available online: https://data.torontopolice.on.ca/datasets/TorontoPS::major-crime-indicators-open-data/about (accessed on 30 December 2024).</w:t>
-      </w:r>
-    </w:p>
-    <w:p>
-      <w:pPr>
-        <w:pStyle w:val="Bibliography"/>
-        <w:rPr>
-          <w:color w:val="auto"/>
-        </w:rPr>
-      </w:pPr>
-      <w:r>
-        <w:rPr>
-          <w:color w:val="auto"/>
-        </w:rPr>
-        <w:t xml:space="preserve">79. </w:t>
-      </w:r>
-      <w:r>
-        <w:rPr>
-          <w:color w:val="auto"/>
-        </w:rPr>
-        <w:tab/>
-        <w:t xml:space="preserve">Escalante, H.J. Automated Machine Learning—A Brief Review at the End of the Early Years. In </w:t>
-      </w:r>
-      <w:r>
-        <w:rPr>
-          <w:i/>
-          <w:iCs/>
-          <w:color w:val="auto"/>
-        </w:rPr>
-        <w:t>Automated Design of Machine Learning and Search Algorithms</w:t>
-      </w:r>
-      <w:r>
-        <w:rPr>
-          <w:color w:val="auto"/>
-        </w:rPr>
-        <w:t>; Pillay, N., Qu, R., Eds.; Natural Computing Series; Springer International Publishing: Cham, 2021; pp. 11–28 ISBN 978-3-030-72069-8.</w:t>
-      </w:r>
-    </w:p>
-    <w:p>
-      <w:pPr>
-        <w:pStyle w:val="Bibliography"/>
-        <w:rPr>
-          <w:color w:val="auto"/>
-        </w:rPr>
-      </w:pPr>
-      <w:r>
-        <w:rPr>
-          <w:color w:val="auto"/>
-        </w:rPr>
-        <w:t xml:space="preserve">80. </w:t>
-      </w:r>
-      <w:r>
-        <w:rPr>
-          <w:color w:val="auto"/>
-        </w:rPr>
-        <w:tab/>
-        <w:t xml:space="preserve">Snoek, J.; Larochelle, H.; Adams, R.P. Practical Bayesian Optimization of Machine Learning Algorithms. In </w:t>
-      </w:r>
-      <w:r>
-        <w:rPr>
-          <w:i/>
-          <w:iCs/>
-          <w:color w:val="auto"/>
-        </w:rPr>
-        <w:t>Advances in Neural Information Processing Systems 25</w:t>
-      </w:r>
-      <w:r>
-        <w:rPr>
-          <w:color w:val="auto"/>
-        </w:rPr>
-        <w:t xml:space="preserve">; Pereira, F., Burges, C.J.C., </w:t>
-      </w:r>
-      <w:proofErr w:type="spellStart"/>
-      <w:r>
-        <w:rPr>
-          <w:color w:val="auto"/>
-        </w:rPr>
-        <w:t>Bottou</w:t>
-      </w:r>
-      <w:proofErr w:type="spellEnd"/>
-      <w:r>
-        <w:rPr>
-          <w:color w:val="auto"/>
-        </w:rPr>
-        <w:t>, L., Weinberger, K.Q., Eds.; Curran Associates, Inc., 2012; pp. 2951–2959.</w:t>
-      </w:r>
-    </w:p>
-    <w:p>
-      <w:pPr>
-        <w:pStyle w:val="Bibliography"/>
-        <w:rPr>
-          <w:color w:val="auto"/>
-        </w:rPr>
-      </w:pPr>
-      <w:r>
-        <w:rPr>
-          <w:color w:val="auto"/>
-        </w:rPr>
-        <w:t xml:space="preserve">81. </w:t>
-      </w:r>
-      <w:r>
-        <w:rPr>
-          <w:color w:val="auto"/>
-        </w:rPr>
-        <w:tab/>
-      </w:r>
-      <w:proofErr w:type="spellStart"/>
-      <w:r>
-        <w:rPr>
-          <w:color w:val="auto"/>
-        </w:rPr>
-        <w:t>Vilalta</w:t>
-      </w:r>
-      <w:proofErr w:type="spellEnd"/>
-      <w:r>
-        <w:rPr>
-          <w:color w:val="auto"/>
-        </w:rPr>
-        <w:t xml:space="preserve">, R.; </w:t>
-      </w:r>
-      <w:proofErr w:type="spellStart"/>
-      <w:r>
-        <w:rPr>
-          <w:color w:val="auto"/>
-        </w:rPr>
-        <w:t>Drissi</w:t>
-      </w:r>
-      <w:proofErr w:type="spellEnd"/>
-      <w:r>
-        <w:rPr>
-          <w:color w:val="auto"/>
-        </w:rPr>
-        <w:t xml:space="preserve">, Y. A Perspective View and Survey of Meta-Learning. </w:t>
-      </w:r>
-      <w:r>
-        <w:rPr>
-          <w:i/>
-          <w:iCs/>
-          <w:color w:val="auto"/>
-        </w:rPr>
-        <w:t>Artificial Intelligence Review</w:t>
-      </w:r>
-      <w:r>
-        <w:rPr>
-          <w:color w:val="auto"/>
-        </w:rPr>
-        <w:t xml:space="preserve"> </w:t>
-      </w:r>
-      <w:r>
-        <w:rPr>
-          <w:b/>
-          <w:bCs/>
-          <w:color w:val="auto"/>
-        </w:rPr>
-        <w:t>2002</w:t>
-      </w:r>
-      <w:r>
-        <w:rPr>
-          <w:color w:val="auto"/>
-        </w:rPr>
-        <w:t xml:space="preserve">, </w:t>
-      </w:r>
-      <w:r>
-        <w:rPr>
-          <w:i/>
-          <w:iCs/>
-          <w:color w:val="auto"/>
-        </w:rPr>
-        <w:t>18</w:t>
-      </w:r>
-      <w:r>
-        <w:rPr>
-          <w:color w:val="auto"/>
-        </w:rPr>
-        <w:t>, 77–95, doi:10.1023/A:1019956318069.</w:t>
-      </w:r>
-    </w:p>
-    <w:p>
-      <w:pPr>
-        <w:pStyle w:val="Bibliography"/>
-        <w:rPr>
-          <w:color w:val="auto"/>
-        </w:rPr>
-      </w:pPr>
-      <w:r>
-        <w:rPr>
-          <w:color w:val="auto"/>
-        </w:rPr>
-        <w:lastRenderedPageBreak/>
-        <w:t xml:space="preserve">82. </w:t>
-      </w:r>
-      <w:r>
-        <w:rPr>
-          <w:color w:val="auto"/>
-        </w:rPr>
-        <w:tab/>
-        <w:t>Caruana, R.; Niculescu-</w:t>
-      </w:r>
-      <w:proofErr w:type="spellStart"/>
-      <w:r>
-        <w:rPr>
-          <w:color w:val="auto"/>
-        </w:rPr>
-        <w:t>Mizil</w:t>
-      </w:r>
-      <w:proofErr w:type="spellEnd"/>
-      <w:r>
-        <w:rPr>
-          <w:color w:val="auto"/>
-        </w:rPr>
-        <w:t xml:space="preserve">, A.; Crew, G.; </w:t>
-      </w:r>
-      <w:proofErr w:type="spellStart"/>
-      <w:r>
-        <w:rPr>
-          <w:color w:val="auto"/>
-        </w:rPr>
-        <w:t>Ksikes</w:t>
-      </w:r>
-      <w:proofErr w:type="spellEnd"/>
-      <w:r>
-        <w:rPr>
-          <w:color w:val="auto"/>
-        </w:rPr>
-        <w:t>, A. Ensemble Selection from Libraries of Models. In Proceedings of the Proceedings of the twenty-first international conference on Machine learning; Association for Computing Machinery: New York, NY, USA, July 4</w:t>
-      </w:r>
-      <w:proofErr w:type="gramStart"/>
-      <w:r>
-        <w:rPr>
-          <w:color w:val="auto"/>
-        </w:rPr>
-        <w:t xml:space="preserve"> 2004</w:t>
-      </w:r>
-      <w:proofErr w:type="gramEnd"/>
-      <w:r>
-        <w:rPr>
-          <w:color w:val="auto"/>
-        </w:rPr>
-        <w:t>; p. 18.</w:t>
-      </w:r>
-    </w:p>
-    <w:p>
-      <w:pPr>
-        <w:pStyle w:val="Bibliography"/>
-        <w:rPr>
-          <w:color w:val="auto"/>
-        </w:rPr>
-      </w:pPr>
-      <w:r>
-        <w:rPr>
-          <w:color w:val="auto"/>
-        </w:rPr>
-        <w:t xml:space="preserve">83. </w:t>
-      </w:r>
-      <w:r>
-        <w:rPr>
-          <w:color w:val="auto"/>
-        </w:rPr>
-        <w:tab/>
-      </w:r>
-      <w:proofErr w:type="spellStart"/>
-      <w:r>
-        <w:rPr>
-          <w:color w:val="auto"/>
-        </w:rPr>
-        <w:t>Feurer</w:t>
-      </w:r>
-      <w:proofErr w:type="spellEnd"/>
-      <w:r>
-        <w:rPr>
-          <w:color w:val="auto"/>
-        </w:rPr>
-        <w:t xml:space="preserve">, M.; Klein, A.; </w:t>
-      </w:r>
-      <w:proofErr w:type="spellStart"/>
-      <w:r>
-        <w:rPr>
-          <w:color w:val="auto"/>
-        </w:rPr>
-        <w:t>Eggensperger</w:t>
-      </w:r>
-      <w:proofErr w:type="spellEnd"/>
-      <w:r>
-        <w:rPr>
-          <w:color w:val="auto"/>
-        </w:rPr>
-        <w:t xml:space="preserve">, K.; </w:t>
-      </w:r>
-      <w:proofErr w:type="spellStart"/>
-      <w:r>
-        <w:rPr>
-          <w:color w:val="auto"/>
-        </w:rPr>
-        <w:t>Springenberg</w:t>
-      </w:r>
-      <w:proofErr w:type="spellEnd"/>
-      <w:r>
-        <w:rPr>
-          <w:color w:val="auto"/>
-        </w:rPr>
-        <w:t xml:space="preserve">, J.; Blum, M.; Hutter, F. Efficient and Robust Automated Machine Learning. </w:t>
-      </w:r>
-      <w:r>
-        <w:rPr>
-          <w:i/>
-          <w:iCs/>
-          <w:color w:val="auto"/>
-        </w:rPr>
-        <w:t>Advances in neural information processing systems</w:t>
-      </w:r>
-      <w:r>
-        <w:rPr>
-          <w:color w:val="auto"/>
-        </w:rPr>
-        <w:t xml:space="preserve"> </w:t>
-      </w:r>
-      <w:r>
-        <w:rPr>
-          <w:b/>
-          <w:bCs/>
-          <w:color w:val="auto"/>
-        </w:rPr>
-        <w:t>2015</w:t>
-      </w:r>
-      <w:r>
-        <w:rPr>
-          <w:color w:val="auto"/>
-        </w:rPr>
-        <w:t xml:space="preserve">, </w:t>
-      </w:r>
-      <w:r>
-        <w:rPr>
-          <w:i/>
-          <w:iCs/>
-          <w:color w:val="auto"/>
-        </w:rPr>
-        <w:t>28</w:t>
-      </w:r>
-      <w:r>
-        <w:rPr>
-          <w:color w:val="auto"/>
-        </w:rPr>
-        <w:t>.</w:t>
-      </w:r>
-    </w:p>
-    <w:p>
-      <w:pPr>
-        <w:pStyle w:val="Bibliography"/>
-        <w:rPr>
-          <w:color w:val="auto"/>
-        </w:rPr>
-      </w:pPr>
-      <w:r>
-        <w:rPr>
-          <w:color w:val="auto"/>
-        </w:rPr>
-        <w:t xml:space="preserve">84. </w:t>
-      </w:r>
-      <w:r>
-        <w:rPr>
-          <w:color w:val="auto"/>
-        </w:rPr>
-        <w:tab/>
-      </w:r>
-      <w:proofErr w:type="spellStart"/>
-      <w:r>
-        <w:rPr>
-          <w:color w:val="auto"/>
-        </w:rPr>
-        <w:t>Feurer</w:t>
-      </w:r>
-      <w:proofErr w:type="spellEnd"/>
-      <w:r>
-        <w:rPr>
-          <w:color w:val="auto"/>
-        </w:rPr>
-        <w:t xml:space="preserve">, M.; Klein, A.; </w:t>
-      </w:r>
-      <w:proofErr w:type="spellStart"/>
-      <w:r>
-        <w:rPr>
-          <w:color w:val="auto"/>
-        </w:rPr>
-        <w:t>Eggensperger</w:t>
-      </w:r>
-      <w:proofErr w:type="spellEnd"/>
-      <w:r>
-        <w:rPr>
-          <w:color w:val="auto"/>
-        </w:rPr>
-        <w:t xml:space="preserve">, K.; </w:t>
-      </w:r>
-      <w:proofErr w:type="spellStart"/>
-      <w:r>
-        <w:rPr>
-          <w:color w:val="auto"/>
-        </w:rPr>
-        <w:t>Springenberg</w:t>
-      </w:r>
-      <w:proofErr w:type="spellEnd"/>
-      <w:r>
-        <w:rPr>
-          <w:color w:val="auto"/>
-        </w:rPr>
-        <w:t>, J.T.; Blum, M.; Hutter, F. Auto-</w:t>
-      </w:r>
-      <w:proofErr w:type="spellStart"/>
-      <w:r>
-        <w:rPr>
-          <w:color w:val="auto"/>
-        </w:rPr>
-        <w:t>Sklearn</w:t>
-      </w:r>
-      <w:proofErr w:type="spellEnd"/>
-      <w:r>
-        <w:rPr>
-          <w:color w:val="auto"/>
-        </w:rPr>
-        <w:t xml:space="preserve">: Efficient and Robust Automated Machine Learning. In </w:t>
-      </w:r>
-      <w:r>
-        <w:rPr>
-          <w:i/>
-          <w:iCs/>
-          <w:color w:val="auto"/>
-        </w:rPr>
-        <w:t>Automated Machine Learning</w:t>
-      </w:r>
-      <w:r>
-        <w:rPr>
-          <w:color w:val="auto"/>
-        </w:rPr>
-        <w:t xml:space="preserve">; Hutter, F., </w:t>
-      </w:r>
-      <w:proofErr w:type="spellStart"/>
-      <w:r>
-        <w:rPr>
-          <w:color w:val="auto"/>
-        </w:rPr>
-        <w:t>Kotthoff</w:t>
-      </w:r>
-      <w:proofErr w:type="spellEnd"/>
-      <w:r>
-        <w:rPr>
-          <w:color w:val="auto"/>
-        </w:rPr>
-        <w:t xml:space="preserve">, L., </w:t>
-      </w:r>
-      <w:proofErr w:type="spellStart"/>
-      <w:r>
-        <w:rPr>
-          <w:color w:val="auto"/>
-        </w:rPr>
-        <w:t>Vanschoren</w:t>
-      </w:r>
-      <w:proofErr w:type="spellEnd"/>
-      <w:r>
-        <w:rPr>
-          <w:color w:val="auto"/>
-        </w:rPr>
-        <w:t>, J., Eds.; The Springer Series on Challenges in Machine Learning; Springer International Publishing: Cham, 2019; pp. 113–134 ISBN 978-3-030-05317-8.</w:t>
-      </w:r>
-    </w:p>
-    <w:p>
-      <w:pPr>
-        <w:pStyle w:val="Bibliography"/>
-        <w:rPr>
-          <w:color w:val="auto"/>
-        </w:rPr>
-      </w:pPr>
-      <w:r>
-        <w:rPr>
-          <w:color w:val="auto"/>
-        </w:rPr>
-        <w:t xml:space="preserve">85. </w:t>
-      </w:r>
-      <w:r>
-        <w:rPr>
-          <w:color w:val="auto"/>
-        </w:rPr>
-        <w:tab/>
-        <w:t xml:space="preserve">Langdon, W.B.; Poli, R. </w:t>
-      </w:r>
-      <w:r>
-        <w:rPr>
-          <w:i/>
-          <w:iCs/>
-          <w:color w:val="auto"/>
-        </w:rPr>
-        <w:t>Foundations of Genetic Programming</w:t>
-      </w:r>
-      <w:r>
-        <w:rPr>
-          <w:color w:val="auto"/>
-        </w:rPr>
-        <w:t>; Springer Science &amp; Business Media, 2013; ISBN 978-3-662-04726-2.</w:t>
-      </w:r>
-    </w:p>
-    <w:p>
-      <w:pPr>
-        <w:pStyle w:val="Bibliography"/>
-        <w:rPr>
-          <w:color w:val="auto"/>
-        </w:rPr>
-      </w:pPr>
-      <w:r>
-        <w:rPr>
-          <w:color w:val="auto"/>
-        </w:rPr>
-        <w:t xml:space="preserve">86. </w:t>
-      </w:r>
-      <w:r>
-        <w:rPr>
-          <w:color w:val="auto"/>
-        </w:rPr>
-        <w:tab/>
-        <w:t>Olson, R.S.; Moore, J.H. TPOT: A Tree-Based Pipeline Optimization Tool for Automating Machine Learning. In Proceedings of the Workshop on Automatic Machine Learning; PMLR, December 4</w:t>
-      </w:r>
-      <w:proofErr w:type="gramStart"/>
-      <w:r>
-        <w:rPr>
-          <w:color w:val="auto"/>
-        </w:rPr>
-        <w:t xml:space="preserve"> 2016</w:t>
-      </w:r>
-      <w:proofErr w:type="gramEnd"/>
-      <w:r>
-        <w:rPr>
-          <w:color w:val="auto"/>
-        </w:rPr>
-        <w:t>; pp. 66–74.</w:t>
+        <w:t>Olson, R.S.; Moore, J.H. TPOT: A Tree-Based Pipeline Optimization Tool for Automating Machine Learning. In Proceedings of the Workshop on Automatic Machine Learning; PMLR, December 4 2016; pp. 66–74.</w:t>
       </w:r>
     </w:p>
     <w:p>
@@ -24962,6 +24578,7 @@
         </w:numPr>
       </w:pPr>
       <w:r>
+        <w:lastRenderedPageBreak/>
         <w:fldChar w:fldCharType="end"/>
       </w:r>
     </w:p>
@@ -25150,7 +24767,6 @@
       </w:rPr>
       <w:t>www.mdpi.com/journal/</w:t>
     </w:r>
-    <w:proofErr w:type="spellStart"/>
     <w:r>
       <w:rPr>
         <w:sz w:val="16"/>
@@ -25158,7 +24774,6 @@
       </w:rPr>
       <w:t>ijgi</w:t>
     </w:r>
-    <w:proofErr w:type="spellEnd"/>
   </w:p>
 </w:ftr>
 </file>

--- a/manuscript/wen-li-2024-geointerv.docx
+++ b/manuscript/wen-li-2024-geointerv.docx
@@ -44,8 +44,13 @@
         <w:t xml:space="preserve"> </w:t>
       </w:r>
       <w:r>
-        <w:t>Wen and Songnian</w:t>
-      </w:r>
+        <w:t xml:space="preserve">Wen and </w:t>
+      </w:r>
+      <w:proofErr w:type="spellStart"/>
+      <w:r>
+        <w:t>Songnian</w:t>
+      </w:r>
+      <w:proofErr w:type="spellEnd"/>
       <w:r>
         <w:t xml:space="preserve"> L</w:t>
       </w:r>
@@ -106,8 +111,21 @@
               <w:spacing w:after="120"/>
             </w:pPr>
             <w:r>
-              <w:t>Academic Editor: Firstname Lastname</w:t>
-            </w:r>
+              <w:t xml:space="preserve">Academic Editor: </w:t>
+            </w:r>
+            <w:proofErr w:type="spellStart"/>
+            <w:r>
+              <w:t>Firstname</w:t>
+            </w:r>
+            <w:proofErr w:type="spellEnd"/>
+            <w:r>
+              <w:t xml:space="preserve"> </w:t>
+            </w:r>
+            <w:proofErr w:type="spellStart"/>
+            <w:r>
+              <w:t>Lastname</w:t>
+            </w:r>
+            <w:proofErr w:type="spellEnd"/>
           </w:p>
           <w:p>
             <w:pPr>
@@ -374,7 +392,21 @@
         <w:rPr>
           <w:szCs w:val="18"/>
         </w:rPr>
-        <w:t>stract should be an objective representation of the article and it must not contain results that are not presented and substantiated in the main text and should not exaggerate the main conclusions.</w:t>
+        <w:t xml:space="preserve">stract should be an objective representation of the </w:t>
+      </w:r>
+      <w:proofErr w:type="gramStart"/>
+      <w:r>
+        <w:rPr>
+          <w:szCs w:val="18"/>
+        </w:rPr>
+        <w:t>article</w:t>
+      </w:r>
+      <w:proofErr w:type="gramEnd"/>
+      <w:r>
+        <w:rPr>
+          <w:szCs w:val="18"/>
+        </w:rPr>
+        <w:t xml:space="preserve"> and it must not contain results that are not presented and substantiated in the main text and should not exaggerate the main conclusions.</w:t>
       </w:r>
     </w:p>
     <w:p>
@@ -4266,7 +4298,19 @@
         <w:rPr>
           <w:lang w:val="en"/>
         </w:rPr>
-        <w:t xml:space="preserve"> (e.g. </w:t>
+        <w:t xml:space="preserve"> (e.g.</w:t>
+      </w:r>
+      <w:r>
+        <w:rPr>
+          <w:lang w:val="en"/>
+        </w:rPr>
+        <w:t>,</w:t>
+      </w:r>
+      <w:r>
+        <w:rPr>
+          <w:lang w:val="en"/>
+        </w:rPr>
+        <w:t xml:space="preserve"> </w:t>
       </w:r>
       <w:r>
         <w:rPr>
@@ -8460,7 +8504,33 @@
         <w:rPr>
           <w:lang w:val="en"/>
         </w:rPr>
-        <w:t>determined by the decision-making problem (e.g. 3-5 meter road width reduction</w:t>
+        <w:t>determined by the decision-making problem (e.g.</w:t>
+      </w:r>
+      <w:r>
+        <w:rPr>
+          <w:lang w:val="en"/>
+        </w:rPr>
+        <w:t>,</w:t>
+      </w:r>
+      <w:r>
+        <w:rPr>
+          <w:lang w:val="en"/>
+        </w:rPr>
+        <w:t xml:space="preserve"> </w:t>
+      </w:r>
+      <w:proofErr w:type="gramStart"/>
+      <w:r>
+        <w:rPr>
+          <w:lang w:val="en"/>
+        </w:rPr>
+        <w:t>3-5 meter</w:t>
+      </w:r>
+      <w:proofErr w:type="gramEnd"/>
+      <w:r>
+        <w:rPr>
+          <w:lang w:val="en"/>
+        </w:rPr>
+        <w:t xml:space="preserve"> road width reduction</w:t>
       </w:r>
       <w:r>
         <w:rPr>
@@ -9226,12 +9296,14 @@
               <w:spacing w:line="240" w:lineRule="auto"/>
               <w:jc w:val="left"/>
             </w:pPr>
+            <w:proofErr w:type="spellStart"/>
             <w:r>
               <w:t>Raster</w:t>
             </w:r>
             <w:r>
               <w:t>s</w:t>
             </w:r>
+            <w:proofErr w:type="spellEnd"/>
             <w:r>
               <w:t>*</w:t>
             </w:r>
@@ -11092,13 +11164,55 @@
         <w:rPr>
           <w:lang w:val="en"/>
         </w:rPr>
+        <w:t>creates, modifies, and removes variables based on the available variables and geometry data from the vector sub-components</w:t>
+      </w:r>
+      <w:r>
+        <w:rPr>
+          <w:lang w:val="en"/>
+        </w:rPr>
+        <w:t xml:space="preserve"> </w:t>
+      </w:r>
+      <w:r>
+        <w:fldChar w:fldCharType="begin"/>
+      </w:r>
+      <w:r>
+        <w:instrText xml:space="preserve"> ADDIN ZOTERO_ITEM CSL_CITATION {"citationID":"ZxOtP8I3","properties":{"formattedCitation":"[36,37]","plainCitation":"[36,37]","noteIndex":0},"citationItems":[{"id":3237,"uris":["http://zotero.org/users/6749620/items/TXUXGACL"],"itemData":{"id":3237,"type":"paper-conference","container-title":"Proceedings of the 12th International Joint Conference on Knowledge Discovery, Knowledge Engineering and Knowledge Management","DOI":"10.5220/0010155101160123","event-title":"12th International Conference on Knowledge Discovery and Information Retrieval, KDIR 2020","language":"English","page":"116-123","publisher":"SCITEPRESS","source":"research.utwente.nl","title":"Geographic Feature Engineering with Points-of-Interest from OpenStreetMap","URL":"https://research.utwente.nl/en/publications/geographic-feature-engineering-with-points-of-interest-from-opens","author":[{"family":"Araujo","given":"Adelson","dropping-particle":"de"},{"family":"Valle","given":"João Marcos","dropping-particle":"do"},{"family":"Cacho","given":"Nélio"}],"accessed":{"date-parts":[["2025",1,4]]},"issued":{"date-parts":[["2020"]]},"citation-key":"araujoGeographicFeatureEngineering2020"}},{"id":3239,"uris":["http://zotero.org/users/6749620/items/PIHRNDBJ"],"itemData":{"id":3239,"type":"article-journal","abstract":"In order to improve the performance of any machine learning model, it is important to focus more on the data itself instead of continuously developing new algorithms. This is exactly the aim of feature engineering. It can be defined as the clever engineering of data hereby exploiting the intrinsic bias of the machine learning technique to our benefit, ideally both in terms of accuracy and interpretability at the same time. Often times it will be applied in combination with simple machine learning techniques such as regression models or decision trees to boost their performance (whilst maintaining the interpretability property which is so often needed in analytical modeling) but it may also improve complex techniques such as XGBoost and neural networks. Feature engineering aims at designing smart features in one of two possible ways: either by adjusting existing features using various transformations or by extracting or creating new meaningful features (a process often called “featurization”) from different sources (e.g., transactional data, network data, time series data, text data, etc.).","container-title":"Machine Learning","DOI":"10.1007/s10994-021-06042-2","ISSN":"1573-0565","issue":"7","journalAbbreviation":"Mach Learn","language":"en","page":"3917-3928","source":"Springer Link","title":"Special issue on feature engineering editorial","volume":"113","author":[{"family":"Verdonck","given":"Tim"},{"family":"Baesens","given":"Bart"},{"family":"Óskarsdóttir","given":"María"},{"family":"Broucke","given":"Seppe","non-dropping-particle":"vanden"}],"issued":{"date-parts":[["2024",7,1]]},"citation-key":"verdonckSpecialIssueFeature2024"}}],"schema":"https://github.com/citation-style-language/schema/raw/master/csl-citation.json"} </w:instrText>
+      </w:r>
+      <w:r>
+        <w:fldChar w:fldCharType="separate"/>
+      </w:r>
+      <w:r>
+        <w:rPr>
+          <w:noProof/>
+        </w:rPr>
+        <w:t>[36,37]</w:t>
+      </w:r>
+      <w:r>
+        <w:fldChar w:fldCharType="end"/>
+      </w:r>
+      <w:r>
+        <w:rPr>
+          <w:lang w:val="en"/>
+        </w:rPr>
+        <w:t xml:space="preserve">. </w:t>
+      </w:r>
+      <w:r>
+        <w:rPr>
+          <w:lang w:val="en"/>
+        </w:rPr>
+        <w:t xml:space="preserve">In addition, this sub-component can help </w:t>
+      </w:r>
+      <w:r>
+        <w:rPr>
+          <w:lang w:val="en"/>
+        </w:rPr>
         <w:t>s</w:t>
       </w:r>
       <w:r>
         <w:rPr>
           <w:lang w:val="en"/>
         </w:rPr>
-        <w:t>tandardizes</w:t>
+        <w:t>tandardize</w:t>
       </w:r>
       <w:r>
         <w:rPr>
@@ -11110,6 +11224,12 @@
         <w:rPr>
           <w:lang w:val="en"/>
         </w:rPr>
+        <w:t xml:space="preserve">common </w:t>
+      </w:r>
+      <w:r>
+        <w:rPr>
+          <w:lang w:val="en"/>
+        </w:rPr>
         <w:t>spatial units</w:t>
       </w:r>
       <w:r>
@@ -11140,7 +11260,7 @@
         <w:rPr>
           <w:lang w:val="en"/>
         </w:rPr>
-        <w:instrText xml:space="preserve"> ADDIN ZOTERO_ITEM CSL_CITATION {"citationID":"4rdfm1JK","properties":{"formattedCitation":"[36]","plainCitation":"[36]","noteIndex":0},"citationItems":[{"id":3141,"uris":["http://zotero.org/users/6749620/items/P2BZF88F"],"itemData":{"id":3141,"type":"article-journal","abstract":"With advances in spatial analysis techniques, there has been a trend in recent public health research to assess the contribution of area-level factors to health disparity for a number of outcomes, including births. Although it is widely accepted that health disparity is best addressed by targeted, evidence-based and data-driven community efforts, and despite national and local focus in the U.S. to reduce infant mortality and improve maternal-child health, there is little work exploring how choice of scale and specific GIS visualization technique may alter the perception of analyses focused on health disparity in birth outcomes. Retrospective cohort study. Spatial analysis of individual-level vital records data for low birthweight and preterm births born to black women from 2007 to 2012 in one mid-sized Midwest city using different geographic information systems (GIS) visualization techniques [geocoded address records were aggregated at two levels of scale and additionally mapped using kernel density estimation (KDE)]. GIS analyses in this study support our hypothesis that choice of geographic scale (neighborhood or census tract) for aggregated birth data can alter programmatic decision-making. Results indicate that the relative merits of aggregated visualization or the use of KDE technique depend on the scale of intervention. The KDE map proved useful in targeting specific areas for interventions in cities with smaller populations and larger census tracts, where they allow for greater specificity in identifying intervention areas. When public health programmers seek to inform intervention placement in highly populated areas, however, aggregated data at the census tract level may be preferred, since it requires lower investments in terms of time and cartographic skill and, unlike neighborhood, census tracts are standardized in that they become smaller as the population density of an area increases.","container-title":"Journal of Community Health","DOI":"10.1007/s10900-016-0298-z","ISSN":"1573-3610","issue":"4","journalAbbreviation":"J Community Health","language":"en","page":"633-638","source":"Springer Link","title":"Using GIS Mapping to Target Public Health Interventions: Examining Birth Outcomes Across GIS Techniques","title-short":"Using GIS Mapping to Target Public Health Interventions","volume":"42","author":[{"family":"MacQuillan","given":"E. L."},{"family":"Curtis","given":"A. B."},{"family":"Baker","given":"K. M."},{"family":"Paul","given":"R."},{"family":"Back","given":"Y. O."}],"issued":{"date-parts":[["2017",8,1]]},"citation-key":"macquillanUsingGISMapping2017"}}],"schema":"https://github.com/citation-style-language/schema/raw/master/csl-citation.json"} </w:instrText>
+        <w:instrText xml:space="preserve"> ADDIN ZOTERO_ITEM CSL_CITATION {"citationID":"4rdfm1JK","properties":{"formattedCitation":"[38]","plainCitation":"[38]","noteIndex":0},"citationItems":[{"id":3141,"uris":["http://zotero.org/users/6749620/items/P2BZF88F"],"itemData":{"id":3141,"type":"article-journal","abstract":"With advances in spatial analysis techniques, there has been a trend in recent public health research to assess the contribution of area-level factors to health disparity for a number of outcomes, including births. Although it is widely accepted that health disparity is best addressed by targeted, evidence-based and data-driven community efforts, and despite national and local focus in the U.S. to reduce infant mortality and improve maternal-child health, there is little work exploring how choice of scale and specific GIS visualization technique may alter the perception of analyses focused on health disparity in birth outcomes. Retrospective cohort study. Spatial analysis of individual-level vital records data for low birthweight and preterm births born to black women from 2007 to 2012 in one mid-sized Midwest city using different geographic information systems (GIS) visualization techniques [geocoded address records were aggregated at two levels of scale and additionally mapped using kernel density estimation (KDE)]. GIS analyses in this study support our hypothesis that choice of geographic scale (neighborhood or census tract) for aggregated birth data can alter programmatic decision-making. Results indicate that the relative merits of aggregated visualization or the use of KDE technique depend on the scale of intervention. The KDE map proved useful in targeting specific areas for interventions in cities with smaller populations and larger census tracts, where they allow for greater specificity in identifying intervention areas. When public health programmers seek to inform intervention placement in highly populated areas, however, aggregated data at the census tract level may be preferred, since it requires lower investments in terms of time and cartographic skill and, unlike neighborhood, census tracts are standardized in that they become smaller as the population density of an area increases.","container-title":"Journal of Community Health","DOI":"10.1007/s10900-016-0298-z","ISSN":"1573-3610","issue":"4","journalAbbreviation":"J Community Health","language":"en","page":"633-638","source":"Springer Link","title":"Using GIS Mapping to Target Public Health Interventions: Examining Birth Outcomes Across GIS Techniques","title-short":"Using GIS Mapping to Target Public Health Interventions","volume":"42","author":[{"family":"MacQuillan","given":"E. L."},{"family":"Curtis","given":"A. B."},{"family":"Baker","given":"K. M."},{"family":"Paul","given":"R."},{"family":"Back","given":"Y. O."}],"issued":{"date-parts":[["2017",8,1]]},"citation-key":"macquillanUsingGISMapping2017"}}],"schema":"https://github.com/citation-style-language/schema/raw/master/csl-citation.json"} </w:instrText>
       </w:r>
       <w:r>
         <w:rPr>
@@ -11153,7 +11273,7 @@
           <w:noProof/>
           <w:lang w:val="en"/>
         </w:rPr>
-        <w:t>[36]</w:t>
+        <w:t>[38]</w:t>
       </w:r>
       <w:r>
         <w:rPr>
@@ -11177,7 +11297,7 @@
         <w:rPr>
           <w:lang w:val="en"/>
         </w:rPr>
-        <w:instrText xml:space="preserve"> ADDIN ZOTERO_ITEM CSL_CITATION {"citationID":"TzP0YRlr","properties":{"formattedCitation":"[37]","plainCitation":"[37]","noteIndex":0},"citationItems":[{"id":3143,"uris":["http://zotero.org/users/6749620/items/H5TM65XN"],"itemData":{"id":3143,"type":"article-journal","container-title":"International Journal of Remote Sensing","DOI":"10.1080/01431160512331316865","ISSN":"0143-1161","issue":"4","note":"publisher: Taylor &amp; Francis","page":"759-774","source":"tandfonline.com (Atypon)","title":"GIS and remote sensing as tools for the simulation of urban land‐use change","volume":"26","author":[{"family":"Almeida","given":"Cláudia Maria De"},{"family":"Monteiro","given":"Antonio Miguel Vieira"},{"family":"Câmara","given":"Gilberto"},{"family":"Soares‐Filho","given":"Britaldo Silveira"},{"family":"Cerqueira","given":"Gustavo Coutinho"},{"family":"Pennachin","given":"Cássio Lopes"},{"family":"Batty","given":"Michael"}],"issued":{"date-parts":[["2005",2]]},"citation-key":"almeidaGISRemoteSensing2005"}}],"schema":"https://github.com/citation-style-language/schema/raw/master/csl-citation.json"} </w:instrText>
+        <w:instrText xml:space="preserve"> ADDIN ZOTERO_ITEM CSL_CITATION {"citationID":"TzP0YRlr","properties":{"formattedCitation":"[39]","plainCitation":"[39]","noteIndex":0},"citationItems":[{"id":3143,"uris":["http://zotero.org/users/6749620/items/H5TM65XN"],"itemData":{"id":3143,"type":"article-journal","container-title":"International Journal of Remote Sensing","DOI":"10.1080/01431160512331316865","ISSN":"0143-1161","issue":"4","note":"publisher: Taylor &amp; Francis","page":"759-774","source":"tandfonline.com (Atypon)","title":"GIS and remote sensing as tools for the simulation of urban land‐use change","volume":"26","author":[{"family":"Almeida","given":"Cláudia Maria De"},{"family":"Monteiro","given":"Antonio Miguel Vieira"},{"family":"Câmara","given":"Gilberto"},{"family":"Soares‐Filho","given":"Britaldo Silveira"},{"family":"Cerqueira","given":"Gustavo Coutinho"},{"family":"Pennachin","given":"Cássio Lopes"},{"family":"Batty","given":"Michael"}],"issued":{"date-parts":[["2005",2]]},"citation-key":"almeidaGISRemoteSensing2005"}}],"schema":"https://github.com/citation-style-language/schema/raw/master/csl-citation.json"} </w:instrText>
       </w:r>
       <w:r>
         <w:rPr>
@@ -11190,7 +11310,7 @@
           <w:noProof/>
           <w:lang w:val="en"/>
         </w:rPr>
-        <w:t>[37]</w:t>
+        <w:t>[39]</w:t>
       </w:r>
       <w:r>
         <w:rPr>
@@ -11256,7 +11376,7 @@
         <w:rPr>
           <w:lang w:val="en"/>
         </w:rPr>
-        <w:instrText xml:space="preserve"> ADDIN ZOTERO_ITEM CSL_CITATION {"citationID":"UaRfz1mW","properties":{"formattedCitation":"[38,39]","plainCitation":"[38,39]","noteIndex":0},"citationItems":[{"id":2325,"uris":["http://zotero.org/users/6749620/items/VWGHPMKX"],"itemData":{"id":2325,"type":"article-journal","abstract":"Data aggregation in Geographic Information Systems (GIS) is a desirable feature, only marginally present in commercial systems nowadays, mostly through ad hoc solutions. We address this problem introducing a formal model that integrates, in a natural way, geographic data and non-spatial information contained in a data warehouse external to the GIS. This approach allows both aggregation of geometric components and aggregation of measures associated to those components, defined in GIS fact tables. We define the notion of geometric aggregation, a general framework for aggregate queries in a GIS setting. Although general enough to express a wide range of (aggregate) queries, some of these queries can be hard to compute in a real-world GIS environment because they involve computing an integral over a certain area. Thus, we identify the class of summable queries, which can be efficiently evaluated replacing this integral with a sum of functions of geometric objects. Integration of GIS and OLAP (On Line Analytical Processing) is supported also through a language, GISOLAP-QL. We present an implementation, denoted Piet, which supports four kinds of queries: standard GIS, standard OLAP, geometric aggregation (like “total population in states with more than three airports”), and integrated GIS-OLAP queries (“total sales by product in cities crossed by a river”, also allowing navigation of the results). Further, Piet implements a novel query processing technique: first, a process called subpolygonization decomposes each thematic layer in a GIS, into open convex polygons; then, another process (the overlay precomputation) computes and stores in a database the overlay of those layers for later use by a query processor. Experimental evaluation showed that for a wide class of geometric queries, overlay precomputation outperforms R-tree-based techniques, suggesting that it can be an alternative for GIS query processing.","container-title":"Information Systems","DOI":"10.1016/j.is.2009.03.002","ISSN":"0306-4379","issue":"6","journalAbbreviation":"Information Systems","language":"en","page":"551-576","source":"ScienceDirect","title":"Spatial aggregation: Data model and implementation","title-short":"Spatial aggregation","volume":"34","author":[{"family":"Gómez","given":"Leticia"},{"family":"Haesevoets","given":"Sophie"},{"family":"Kuijpers","given":"Bart"},{"family":"Vaisman","given":"Alejandro A."}],"issued":{"date-parts":[["2009",9,1]]},"citation-key":"gomezSpatialAggregationData2009"}},{"id":2383,"uris":["http://zotero.org/users/6749620/items/VXAVZPHU"],"itemData":{"id":2383,"type":"article-journal","abstract":"Spatiotemporal databases are becoming increasingly more common. Typically, applications modeling spatiotemporal objects need to process vast amounts of data. In such cases, generating aggregate information from the data set is more useful than individually analyzing every entry. In this paper, we study the most relevant techniques for the evaluation of aggregate queries on spatial, temporal, and spatiotemporal data. We also present a model that reduces the evaluation of aggregate queries to the problem of selecting qualifying tuples and the grouping of these tuples into collections on which an aggregate function is to be applied. This model gives us a framework that allows us to analyze and compare the different existing techniques for the evaluation of aggregate queries. At the same time, it allows us to identify opportunities for research on types of aggregate queries that have not been studied.","container-title":"IEEE Transactions on Knowledge and Data Engineering","DOI":"10.1109/TKDE.2005.34","ISSN":"1558-2191","issue":"2","note":"event-title: IEEE Transactions on Knowledge and Data Engineering","page":"271-286","source":"IEEE Xplore","title":"Spatiotemporal aggregate computation: a survey","title-short":"Spatiotemporal aggregate computation","volume":"17","author":[{"family":"Lopez","given":"I.F.V."},{"family":"Snodgrass","given":"R.T."},{"family":"Moon","given":"Bongki"}],"issued":{"date-parts":[["2005",2]]},"citation-key":"lopezSpatiotemporalAggregateComputation2005"}}],"schema":"https://github.com/citation-style-language/schema/raw/master/csl-citation.json"} </w:instrText>
+        <w:instrText xml:space="preserve"> ADDIN ZOTERO_ITEM CSL_CITATION {"citationID":"UaRfz1mW","properties":{"formattedCitation":"[40,41]","plainCitation":"[40,41]","noteIndex":0},"citationItems":[{"id":2325,"uris":["http://zotero.org/users/6749620/items/VWGHPMKX"],"itemData":{"id":2325,"type":"article-journal","abstract":"Data aggregation in Geographic Information Systems (GIS) is a desirable feature, only marginally present in commercial systems nowadays, mostly through ad hoc solutions. We address this problem introducing a formal model that integrates, in a natural way, geographic data and non-spatial information contained in a data warehouse external to the GIS. This approach allows both aggregation of geometric components and aggregation of measures associated to those components, defined in GIS fact tables. We define the notion of geometric aggregation, a general framework for aggregate queries in a GIS setting. Although general enough to express a wide range of (aggregate) queries, some of these queries can be hard to compute in a real-world GIS environment because they involve computing an integral over a certain area. Thus, we identify the class of summable queries, which can be efficiently evaluated replacing this integral with a sum of functions of geometric objects. Integration of GIS and OLAP (On Line Analytical Processing) is supported also through a language, GISOLAP-QL. We present an implementation, denoted Piet, which supports four kinds of queries: standard GIS, standard OLAP, geometric aggregation (like “total population in states with more than three airports”), and integrated GIS-OLAP queries (“total sales by product in cities crossed by a river”, also allowing navigation of the results). Further, Piet implements a novel query processing technique: first, a process called subpolygonization decomposes each thematic layer in a GIS, into open convex polygons; then, another process (the overlay precomputation) computes and stores in a database the overlay of those layers for later use by a query processor. Experimental evaluation showed that for a wide class of geometric queries, overlay precomputation outperforms R-tree-based techniques, suggesting that it can be an alternative for GIS query processing.","container-title":"Information Systems","DOI":"10.1016/j.is.2009.03.002","ISSN":"0306-4379","issue":"6","journalAbbreviation":"Information Systems","language":"en","page":"551-576","source":"ScienceDirect","title":"Spatial aggregation: Data model and implementation","title-short":"Spatial aggregation","volume":"34","author":[{"family":"Gómez","given":"Leticia"},{"family":"Haesevoets","given":"Sophie"},{"family":"Kuijpers","given":"Bart"},{"family":"Vaisman","given":"Alejandro A."}],"issued":{"date-parts":[["2009",9,1]]},"citation-key":"gomezSpatialAggregationData2009"}},{"id":2383,"uris":["http://zotero.org/users/6749620/items/VXAVZPHU"],"itemData":{"id":2383,"type":"article-journal","abstract":"Spatiotemporal databases are becoming increasingly more common. Typically, applications modeling spatiotemporal objects need to process vast amounts of data. In such cases, generating aggregate information from the data set is more useful than individually analyzing every entry. In this paper, we study the most relevant techniques for the evaluation of aggregate queries on spatial, temporal, and spatiotemporal data. We also present a model that reduces the evaluation of aggregate queries to the problem of selecting qualifying tuples and the grouping of these tuples into collections on which an aggregate function is to be applied. This model gives us a framework that allows us to analyze and compare the different existing techniques for the evaluation of aggregate queries. At the same time, it allows us to identify opportunities for research on types of aggregate queries that have not been studied.","container-title":"IEEE Transactions on Knowledge and Data Engineering","DOI":"10.1109/TKDE.2005.34","ISSN":"1558-2191","issue":"2","note":"event-title: IEEE Transactions on Knowledge and Data Engineering","page":"271-286","source":"IEEE Xplore","title":"Spatiotemporal aggregate computation: a survey","title-short":"Spatiotemporal aggregate computation","volume":"17","author":[{"family":"Lopez","given":"I.F.V."},{"family":"Snodgrass","given":"R.T."},{"family":"Moon","given":"Bongki"}],"issued":{"date-parts":[["2005",2]]},"citation-key":"lopezSpatiotemporalAggregateComputation2005"}}],"schema":"https://github.com/citation-style-language/schema/raw/master/csl-citation.json"} </w:instrText>
       </w:r>
       <w:r>
         <w:rPr>
@@ -11269,7 +11389,7 @@
           <w:noProof/>
           <w:lang w:val="en"/>
         </w:rPr>
-        <w:t>[38,39]</w:t>
+        <w:t>[40,41]</w:t>
       </w:r>
       <w:r>
         <w:rPr>
@@ -11359,7 +11479,7 @@
         <w:rPr>
           <w:lang w:val="en"/>
         </w:rPr>
-        <w:instrText xml:space="preserve"> ADDIN ZOTERO_ITEM CSL_CITATION {"citationID":"oe3vIZsE","properties":{"formattedCitation":"[40\\uc0\\u8211{}42]","plainCitation":"[40–42]","noteIndex":0},"citationItems":[{"id":1497,"uris":["http://zotero.org/users/6749620/items/LBBCWL35"],"itemData":{"id":1497,"type":"article-journal","abstract":"Spatial weights matrices are necessary elements in most regression models where a representation of spatial structure is needed. We construct a spatial weights matrix, W, based on the principle that spatial structure should be considered in a two-part framework, those units that evoke a distance effect, and those that do not. Our two-variable local statistics model (LSM) is based on the Gi* local statistic. The local statistic concept depends on the designation of a critical distance, dc, defined as the distance beyond which no discernible increase in clustering of high or low values exists. In a series of simulation experiments LSM is compared to well-known spatial weights matrix specifications—two different contiguity configurations, three different inverse distance formulations, and three semi-variance models. The simulation experiments are carried out on a random spatial pattern and two types of spatial clustering patterns. The LSM performed best according to the Akaike Information Criterion, a spatial autoregressive coefficient evaluation, and Moran's I tests on residuals. The flexibility inherent in the LSM allows for its favorable performance when compared to the rigidity of the global models.","container-title":"Geographical Analysis","DOI":"10.1111/j.1538-4632.2004.tb01127.x","ISSN":"1538-4632","issue":"2","language":"en","note":"246 citations (Crossref) [2022-09-24]\n_eprint: https://onlinelibrary.wiley.com/doi/pdf/10.1111/j.1538-4632.2004.tb01127.x","page":"90-104","source":"Wiley Online Library","title":"Constructing the Spatial Weights Matrix Using a Local Statistic","volume":"36","author":[{"family":"Getis","given":"Arthur"},{"family":"Aldstadt","given":"Jared"}],"issued":{"date-parts":[["2004"]]},"citation-key":"getisConstructingSpatialWeights2004"}},{"id":3162,"uris":["http://zotero.org/users/6749620/items/EI9EKU55"],"itemData":{"id":3162,"type":"chapter","container-title":"Innovations in GIS","page":"95–104","publisher":"CRC Press","source":"Google Scholar","title":"Applying efficient techniques for finding nearest neighbours in GIS applications","URL":"https://www.taylorfrancis.com/chapters/edit/10.1201/9781003417156-12/applying-efficient-techniques-finding-nearest-neighbours-gis-applications-moh-al-daoud-stuart-roberts","author":[{"family":"Roberts","given":"Stuart"}],"accessed":{"date-parts":[["2024",12,25]]},"issued":{"date-parts":[["2023"]]},"citation-key":"robertsApplyingEfficientTechniques2023"}},{"id":869,"uris":["http://zotero.org/users/6749620/items/KJBBJM2G"],"itemData":{"id":869,"type":"article-journal","abstract":"Due to the ubiquitous use of spatial data applications and the large amounts of such data these applications use, the processing of large-scale distance joins in distributed systems is becoming increasingly popular. Distance Join Queries (DJQs) are important and frequently used operations in numerous applications, including data mining, multimedia and spatial databases. DJQs (e.g., k Nearest Neighbor Join Query, k Closest Pair Query, ε Distance Join Query, etc.) are costly operations, since they involve both the join and distance-based search, and performing DJQs efficiently is a challenging task. Recent Big Data developments have motivated the emergence of novel technologies for distributed processing of large-scale spatial data in clusters of computers, leading to Distributed Spatial Data Management Systems (DSDMSs). Distributed cluster-based computing systems can be classified as Hadoop-based or Spark-based systems. Based on this classification, in this paper, we compare two of the most recent and leading DSDMSs, SpatialHadoop and LocationSpark, by evaluating the performance of several existing and newly proposed parallel and distributed DJQ algorithms under various settings with large spatial real-world datasets. A general conclusion arising from the execution of the distributed DJQ algorithms studied is that, while SpatialHadoop is a robust and efficient system when large spatial datasets are joined (since it is built on top of the mature Hadoop platform), LocationSpark is the clear winner in total execution time efficiency when medium spatial datasets are combined (due to in-memory processing provided by Spark). However, LocationSpark requires higher memory allocation when large spatial datasets are involved in DJQs (even more so when k and ε are large). Finally, this detailed performance study has demonstrated that the new distributed DJQ algorithms we have proposed are efficient, robust and scalable with respect to different parameters, such as dataset sizes, k, ε and number of computing nodes.","container-title":"Information Sciences","DOI":"10.1016/j.ins.2019.10.030","ISSN":"0020-0255","journalAbbreviation":"Information Sciences","language":"en","page":"985-1008","source":"ScienceDirect","title":"Efficient distance join query processing in distributed spatial data management systems","volume":"512","author":[{"family":"García-García","given":"Francisco"},{"family":"Corral","given":"Antonio"},{"family":"Iribarne","given":"Luis"},{"family":"Vassilakopoulos","given":"Michael"},{"family":"Manolopoulos","given":"Yannis"}],"issued":{"date-parts":[["2020",2,1]]},"citation-key":"garcia-garciaEfficientDistanceJoin2020"}}],"schema":"https://github.com/citation-style-language/schema/raw/master/csl-citation.json"} </w:instrText>
+        <w:instrText xml:space="preserve"> ADDIN ZOTERO_ITEM CSL_CITATION {"citationID":"oe3vIZsE","properties":{"formattedCitation":"[42\\uc0\\u8211{}44]","plainCitation":"[42–44]","noteIndex":0},"citationItems":[{"id":1497,"uris":["http://zotero.org/users/6749620/items/LBBCWL35"],"itemData":{"id":1497,"type":"article-journal","abstract":"Spatial weights matrices are necessary elements in most regression models where a representation of spatial structure is needed. We construct a spatial weights matrix, W, based on the principle that spatial structure should be considered in a two-part framework, those units that evoke a distance effect, and those that do not. Our two-variable local statistics model (LSM) is based on the Gi* local statistic. The local statistic concept depends on the designation of a critical distance, dc, defined as the distance beyond which no discernible increase in clustering of high or low values exists. In a series of simulation experiments LSM is compared to well-known spatial weights matrix specifications—two different contiguity configurations, three different inverse distance formulations, and three semi-variance models. The simulation experiments are carried out on a random spatial pattern and two types of spatial clustering patterns. The LSM performed best according to the Akaike Information Criterion, a spatial autoregressive coefficient evaluation, and Moran's I tests on residuals. The flexibility inherent in the LSM allows for its favorable performance when compared to the rigidity of the global models.","container-title":"Geographical Analysis","DOI":"10.1111/j.1538-4632.2004.tb01127.x","ISSN":"1538-4632","issue":"2","language":"en","note":"246 citations (Crossref) [2022-09-24]\n_eprint: https://onlinelibrary.wiley.com/doi/pdf/10.1111/j.1538-4632.2004.tb01127.x","page":"90-104","source":"Wiley Online Library","title":"Constructing the Spatial Weights Matrix Using a Local Statistic","volume":"36","author":[{"family":"Getis","given":"Arthur"},{"family":"Aldstadt","given":"Jared"}],"issued":{"date-parts":[["2004"]]},"citation-key":"getisConstructingSpatialWeights2004"}},{"id":3162,"uris":["http://zotero.org/users/6749620/items/EI9EKU55"],"itemData":{"id":3162,"type":"chapter","container-title":"Innovations in GIS","page":"95–104","publisher":"CRC Press","source":"Google Scholar","title":"Applying efficient techniques for finding nearest neighbours in GIS applications","URL":"https://www.taylorfrancis.com/chapters/edit/10.1201/9781003417156-12/applying-efficient-techniques-finding-nearest-neighbours-gis-applications-moh-al-daoud-stuart-roberts","author":[{"family":"Roberts","given":"Stuart"}],"accessed":{"date-parts":[["2024",12,25]]},"issued":{"date-parts":[["2023"]]},"citation-key":"robertsApplyingEfficientTechniques2023"}},{"id":869,"uris":["http://zotero.org/users/6749620/items/KJBBJM2G"],"itemData":{"id":869,"type":"article-journal","abstract":"Due to the ubiquitous use of spatial data applications and the large amounts of such data these applications use, the processing of large-scale distance joins in distributed systems is becoming increasingly popular. Distance Join Queries (DJQs) are important and frequently used operations in numerous applications, including data mining, multimedia and spatial databases. DJQs (e.g., k Nearest Neighbor Join Query, k Closest Pair Query, ε Distance Join Query, etc.) are costly operations, since they involve both the join and distance-based search, and performing DJQs efficiently is a challenging task. Recent Big Data developments have motivated the emergence of novel technologies for distributed processing of large-scale spatial data in clusters of computers, leading to Distributed Spatial Data Management Systems (DSDMSs). Distributed cluster-based computing systems can be classified as Hadoop-based or Spark-based systems. Based on this classification, in this paper, we compare two of the most recent and leading DSDMSs, SpatialHadoop and LocationSpark, by evaluating the performance of several existing and newly proposed parallel and distributed DJQ algorithms under various settings with large spatial real-world datasets. A general conclusion arising from the execution of the distributed DJQ algorithms studied is that, while SpatialHadoop is a robust and efficient system when large spatial datasets are joined (since it is built on top of the mature Hadoop platform), LocationSpark is the clear winner in total execution time efficiency when medium spatial datasets are combined (due to in-memory processing provided by Spark). However, LocationSpark requires higher memory allocation when large spatial datasets are involved in DJQs (even more so when k and ε are large). Finally, this detailed performance study has demonstrated that the new distributed DJQ algorithms we have proposed are efficient, robust and scalable with respect to different parameters, such as dataset sizes, k, ε and number of computing nodes.","container-title":"Information Sciences","DOI":"10.1016/j.ins.2019.10.030","ISSN":"0020-0255","journalAbbreviation":"Information Sciences","language":"en","page":"985-1008","source":"ScienceDirect","title":"Efficient distance join query processing in distributed spatial data management systems","volume":"512","author":[{"family":"García-García","given":"Francisco"},{"family":"Corral","given":"Antonio"},{"family":"Iribarne","given":"Luis"},{"family":"Vassilakopoulos","given":"Michael"},{"family":"Manolopoulos","given":"Yannis"}],"issued":{"date-parts":[["2020",2,1]]},"citation-key":"garcia-garciaEfficientDistanceJoin2020"}}],"schema":"https://github.com/citation-style-language/schema/raw/master/csl-citation.json"} </w:instrText>
       </w:r>
       <w:r>
         <w:rPr>
@@ -11368,7 +11488,7 @@
         <w:fldChar w:fldCharType="separate"/>
       </w:r>
       <w:r>
-        <w:t>[40–42]</w:t>
+        <w:t>[42–44]</w:t>
       </w:r>
       <w:r>
         <w:rPr>
@@ -11949,7 +12069,7 @@
         <w:rPr>
           <w:lang w:val="en"/>
         </w:rPr>
-        <w:instrText xml:space="preserve"> ADDIN ZOTERO_ITEM CSL_CITATION {"citationID":"xvFNj27H","properties":{"formattedCitation":"[43]","plainCitation":"[43]","noteIndex":0},"citationItems":[{"id":3169,"uris":["http://zotero.org/users/6749620/items/XZWZT3DE"],"itemData":{"id":3169,"type":"chapter","container-title":"Clinical Prediction Models: A Practical Approach to Development, Validation, and Updating","event-place":"New York, NY","ISBN":"978-0-387-77244-8","language":"en","note":"DOI: 10.1007/978-0-387-77244-8_2","page":"11-31","publisher":"Springer","publisher-place":"New York, NY","source":"Springer Link","title":"Applications of prediction models","URL":"https://doi.org/10.1007/978-0-387-77244-8_2","author":[{"family":"Steyerberg","given":"E.W."}],"editor":[{"family":"Steyerberg","given":"E.W."}],"accessed":{"date-parts":[["2024",12,25]]},"issued":{"date-parts":[["2009"]]},"citation-key":"steyerbergApplicationsPredictionModels2009"},"label":"page"}],"schema":"https://github.com/citation-style-language/schema/raw/master/csl-citation.json"} </w:instrText>
+        <w:instrText xml:space="preserve"> ADDIN ZOTERO_ITEM CSL_CITATION {"citationID":"xvFNj27H","properties":{"formattedCitation":"[45]","plainCitation":"[45]","noteIndex":0},"citationItems":[{"id":3169,"uris":["http://zotero.org/users/6749620/items/XZWZT3DE"],"itemData":{"id":3169,"type":"chapter","container-title":"Clinical Prediction Models: A Practical Approach to Development, Validation, and Updating","event-place":"New York, NY","ISBN":"978-0-387-77244-8","language":"en","note":"DOI: 10.1007/978-0-387-77244-8_2","page":"11-31","publisher":"Springer","publisher-place":"New York, NY","source":"Springer Link","title":"Applications of prediction models","URL":"https://doi.org/10.1007/978-0-387-77244-8_2","author":[{"family":"Steyerberg","given":"E.W."}],"editor":[{"family":"Steyerberg","given":"E.W."}],"accessed":{"date-parts":[["2024",12,25]]},"issued":{"date-parts":[["2009"]]},"citation-key":"steyerbergApplicationsPredictionModels2009"},"label":"page"}],"schema":"https://github.com/citation-style-language/schema/raw/master/csl-citation.json"} </w:instrText>
       </w:r>
       <w:r>
         <w:rPr>
@@ -11962,7 +12082,7 @@
           <w:noProof/>
           <w:lang w:val="en"/>
         </w:rPr>
-        <w:t>[43]</w:t>
+        <w:t>[45]</w:t>
       </w:r>
       <w:r>
         <w:rPr>
@@ -11992,7 +12112,7 @@
         <w:rPr>
           <w:lang w:val="en"/>
         </w:rPr>
-        <w:instrText xml:space="preserve"> ADDIN ZOTERO_ITEM CSL_CITATION {"citationID":"snaFakQy","properties":{"formattedCitation":"[44]","plainCitation":"[44]","noteIndex":0},"citationItems":[{"id":3171,"uris":["http://zotero.org/users/6749620/items/W6BC7A6G"],"itemData":{"id":3171,"type":"paper-conference","container-title":"2019 International conference on machine learning, big data, cloud and parallel computing (COMITCon)","page":"35–39","publisher":"IEEE","source":"Google Scholar","title":"A quick review of machine learning algorithms","URL":"https://ieeexplore.ieee.org/abstract/document/8862451/","author":[{"family":"Ray","given":"Susmita"}],"accessed":{"date-parts":[["2024",12,25]]},"issued":{"date-parts":[["2019"]]},"citation-key":"rayQuickReviewMachine2019"}}],"schema":"https://github.com/citation-style-language/schema/raw/master/csl-citation.json"} </w:instrText>
+        <w:instrText xml:space="preserve"> ADDIN ZOTERO_ITEM CSL_CITATION {"citationID":"snaFakQy","properties":{"formattedCitation":"[46]","plainCitation":"[46]","noteIndex":0},"citationItems":[{"id":3171,"uris":["http://zotero.org/users/6749620/items/W6BC7A6G"],"itemData":{"id":3171,"type":"paper-conference","container-title":"2019 International conference on machine learning, big data, cloud and parallel computing (COMITCon)","page":"35–39","publisher":"IEEE","source":"Google Scholar","title":"A quick review of machine learning algorithms","URL":"https://ieeexplore.ieee.org/abstract/document/8862451/","author":[{"family":"Ray","given":"Susmita"}],"accessed":{"date-parts":[["2024",12,25]]},"issued":{"date-parts":[["2019"]]},"citation-key":"rayQuickReviewMachine2019"}}],"schema":"https://github.com/citation-style-language/schema/raw/master/csl-citation.json"} </w:instrText>
       </w:r>
       <w:r>
         <w:rPr>
@@ -12005,7 +12125,7 @@
           <w:noProof/>
           <w:lang w:val="en"/>
         </w:rPr>
-        <w:t>[44]</w:t>
+        <w:t>[46]</w:t>
       </w:r>
       <w:r>
         <w:rPr>
@@ -12035,7 +12155,7 @@
         <w:rPr>
           <w:lang w:val="en"/>
         </w:rPr>
-        <w:instrText xml:space="preserve"> ADDIN ZOTERO_ITEM CSL_CITATION {"citationID":"3l1EDDAN","properties":{"formattedCitation":"[45]","plainCitation":"[45]","noteIndex":0},"citationItems":[{"id":3167,"uris":["http://zotero.org/users/6749620/items/X2CVBLVC"],"itemData":{"id":3167,"type":"article-journal","abstract":"Logistic Multiple Regression, Principal Component Regression and Classification and Regression Tree Analysis (CART), commonly used in ecological modelling using GIS, are compared with a relatively new statistical technique, Multivariate Adaptive Regression Splines (MARS), to test their accuracy, reliability, implementation within GIS and ease of use. All were applied to the same two data sets, covering a wide range of conditions common in predictive modelling, namely geographical range, scale, nature of the predictors and sampling method. We ran two series of analyses to verify if model validation by an independent data set was required or cross-validation on a learning data set sufficed. Results show that validation by independent data sets is needed. Model accuracy was evaluated using the area under Receiver Operating Characteristics curve (AUC). This measure was used because it summarizes performance across all possible thresholds, and is independent of balance between classes. MARS and Regression Tree Analysis achieved the best prediction success, although the CART model was difficult to use for cartographic purposes due to the high model complexity.","container-title":"Journal of Vegetation Science","DOI":"10.1111/j.1654-1103.2004.tb02263.x","ISSN":"1654-1103","issue":"2","language":"en","license":"2004 IAVS - the International Association of Vegetation Science","note":"_eprint: https://onlinelibrary.wiley.com/doi/pdf/10.1111/j.1654-1103.2004.tb02263.x","page":"285-292","source":"Wiley Online Library","title":"Comparison of statistical methods commonly used in predictive modelling","volume":"15","author":[{"family":"Muñoz","given":"Jesús"},{"family":"Felicísimo","given":"Ángel M."}],"issued":{"date-parts":[["2004"]]},"citation-key":"munozComparisonStatisticalMethods2004"}}],"schema":"https://github.com/citation-style-language/schema/raw/master/csl-citation.json"} </w:instrText>
+        <w:instrText xml:space="preserve"> ADDIN ZOTERO_ITEM CSL_CITATION {"citationID":"3l1EDDAN","properties":{"formattedCitation":"[47]","plainCitation":"[47]","noteIndex":0},"citationItems":[{"id":3167,"uris":["http://zotero.org/users/6749620/items/X2CVBLVC"],"itemData":{"id":3167,"type":"article-journal","abstract":"Logistic Multiple Regression, Principal Component Regression and Classification and Regression Tree Analysis (CART), commonly used in ecological modelling using GIS, are compared with a relatively new statistical technique, Multivariate Adaptive Regression Splines (MARS), to test their accuracy, reliability, implementation within GIS and ease of use. All were applied to the same two data sets, covering a wide range of conditions common in predictive modelling, namely geographical range, scale, nature of the predictors and sampling method. We ran two series of analyses to verify if model validation by an independent data set was required or cross-validation on a learning data set sufficed. Results show that validation by independent data sets is needed. Model accuracy was evaluated using the area under Receiver Operating Characteristics curve (AUC). This measure was used because it summarizes performance across all possible thresholds, and is independent of balance between classes. MARS and Regression Tree Analysis achieved the best prediction success, although the CART model was difficult to use for cartographic purposes due to the high model complexity.","container-title":"Journal of Vegetation Science","DOI":"10.1111/j.1654-1103.2004.tb02263.x","ISSN":"1654-1103","issue":"2","language":"en","license":"2004 IAVS - the International Association of Vegetation Science","note":"_eprint: https://onlinelibrary.wiley.com/doi/pdf/10.1111/j.1654-1103.2004.tb02263.x","page":"285-292","source":"Wiley Online Library","title":"Comparison of statistical methods commonly used in predictive modelling","volume":"15","author":[{"family":"Muñoz","given":"Jesús"},{"family":"Felicísimo","given":"Ángel M."}],"issued":{"date-parts":[["2004"]]},"citation-key":"munozComparisonStatisticalMethods2004"}}],"schema":"https://github.com/citation-style-language/schema/raw/master/csl-citation.json"} </w:instrText>
       </w:r>
       <w:r>
         <w:rPr>
@@ -12048,7 +12168,7 @@
           <w:noProof/>
           <w:lang w:val="en"/>
         </w:rPr>
-        <w:t>[45]</w:t>
+        <w:t>[47]</w:t>
       </w:r>
       <w:r>
         <w:rPr>
@@ -12373,19 +12493,23 @@
         <w:fldChar w:fldCharType="begin"/>
       </w:r>
       <w:r>
-        <w:instrText xml:space="preserve"> ADDIN ZOTERO_ITEM CSL_CITATION {"citationID":"ie5wLUrf","properties":{"formattedCitation":"[46\\uc0\\u8211{}48]","plainCitation":"[46–48]","noteIndex":0},"citationItems":[{"id":1372,"uris":["http://zotero.org/users/6749620/items/TFCUAQ59"],"itemData":{"id":1372,"type":"article-journal","abstract":"Identification and qualitative comparison of sensitivity analysis methods that have been used across various disciplines, and that merit consideration for application to food-safety risk assessment models, are presented in this article. Sensitivity analysis can help in identifying critical control points, prioritizing additional data collection or research, and verifying and validating a model. Ten sensitivity analysis methods, including four mathematical methods, five statistical methods, and one graphical method, are identified. The selected methods are compared on the basis of their applicability to different types of models, computational issues such as initial data requirement and complexity of their application, representation of the sensitivity, and the specific uses of these methods. Applications of these methods are illustrated with examples from various fields. No one method is clearly best for food-safety risk models. In general, use of two or more methods, preferably with dissimilar theoretical foundations, may be needed to increase confidence in the ranking of key inputs.","container-title":"Risk Analysis","DOI":"https://doi.org/10.1111/0272-4332.00039","ISSN":"1539-6924","issue":"3","language":"en","note":"_eprint: https://onlinelibrary.wiley.com/doi/pdf/10.1111/0272-4332.00039","page":"553-578","source":"Wiley Online Library","title":"Identification and Review of Sensitivity Analysis Methods","volume":"22","author":[{"family":"Frey","given":"H. Christopher"},{"family":"Patil","given":"Sumeet R."}],"issued":{"date-parts":[["2002"]]},"citation-key":"freyIdentificationReviewSensitivity2002"}},{"id":3164,"uris":["http://zotero.org/users/6749620/items/MMCMRLDX"],"itemData":{"id":3164,"type":"article-journal","container-title":"Essays in biochemistry","note":"publisher: Portland Press Ltd.","page":"177–194","source":"Google Scholar","title":"Sensitivity analysis: from model parameters to system behaviour","title-short":"Sensitivity analysis","volume":"45","author":[{"family":"Ingalls","given":"Brian"}],"issued":{"date-parts":[["2008"]]},"citation-key":"ingallsSensitivityAnalysisModel2008"}},{"id":3163,"uris":["http://zotero.org/users/6749620/items/DSF386CU"],"itemData":{"id":3163,"type":"article-journal","container-title":"Environmental Monitoring and Assessment","DOI":"10.1007/BF00547132","ISSN":"0167-6369, 1573-2959","issue":"2","journalAbbreviation":"Environ Monit Assess","language":"en","license":"http://www.springer.com/tdm","page":"135-154","source":"DOI.org (Crossref)","title":"A review of techniques for parameter sensitivity analysis of environmental models","volume":"32","author":[{"family":"Hamby","given":"D. M."}],"issued":{"date-parts":[["1994",9]]},"citation-key":"hambyReviewTechniquesParameter1994"}}],"schema":"https://github.com/citation-style-language/schema/raw/master/csl-citation.json"} </w:instrText>
+        <w:instrText xml:space="preserve"> ADDIN ZOTERO_ITEM CSL_CITATION {"citationID":"ie5wLUrf","properties":{"formattedCitation":"[48\\uc0\\u8211{}50]","plainCitation":"[48–50]","noteIndex":0},"citationItems":[{"id":1372,"uris":["http://zotero.org/users/6749620/items/TFCUAQ59"],"itemData":{"id":1372,"type":"article-journal","abstract":"Identification and qualitative comparison of sensitivity analysis methods that have been used across various disciplines, and that merit consideration for application to food-safety risk assessment models, are presented in this article. Sensitivity analysis can help in identifying critical control points, prioritizing additional data collection or research, and verifying and validating a model. Ten sensitivity analysis methods, including four mathematical methods, five statistical methods, and one graphical method, are identified. The selected methods are compared on the basis of their applicability to different types of models, computational issues such as initial data requirement and complexity of their application, representation of the sensitivity, and the specific uses of these methods. Applications of these methods are illustrated with examples from various fields. No one method is clearly best for food-safety risk models. In general, use of two or more methods, preferably with dissimilar theoretical foundations, may be needed to increase confidence in the ranking of key inputs.","container-title":"Risk Analysis","DOI":"https://doi.org/10.1111/0272-4332.00039","ISSN":"1539-6924","issue":"3","language":"en","note":"_eprint: https://onlinelibrary.wiley.com/doi/pdf/10.1111/0272-4332.00039","page":"553-578","source":"Wiley Online Library","title":"Identification and Review of Sensitivity Analysis Methods","volume":"22","author":[{"family":"Frey","given":"H. Christopher"},{"family":"Patil","given":"Sumeet R."}],"issued":{"date-parts":[["2002"]]},"citation-key":"freyIdentificationReviewSensitivity2002"}},{"id":3164,"uris":["http://zotero.org/users/6749620/items/MMCMRLDX"],"itemData":{"id":3164,"type":"article-journal","container-title":"Essays in biochemistry","note":"publisher: Portland Press Ltd.","page":"177–194","source":"Google Scholar","title":"Sensitivity analysis: from model parameters to system behaviour","title-short":"Sensitivity analysis","volume":"45","author":[{"family":"Ingalls","given":"Brian"}],"issued":{"date-parts":[["2008"]]},"citation-key":"ingallsSensitivityAnalysisModel2008"}},{"id":3163,"uris":["http://zotero.org/users/6749620/items/DSF386CU"],"itemData":{"id":3163,"type":"article-journal","container-title":"Environmental Monitoring and Assessment","DOI":"10.1007/BF00547132","ISSN":"0167-6369, 1573-2959","issue":"2","journalAbbreviation":"Environ Monit Assess","language":"en","license":"http://www.springer.com/tdm","page":"135-154","source":"DOI.org (Crossref)","title":"A review of techniques for parameter sensitivity analysis of environmental models","volume":"32","author":[{"family":"Hamby","given":"D. M."}],"issued":{"date-parts":[["1994",9]]},"citation-key":"hambyReviewTechniquesParameter1994"}}],"schema":"https://github.com/citation-style-language/schema/raw/master/csl-citation.json"} </w:instrText>
       </w:r>
       <w:r>
         <w:fldChar w:fldCharType="separate"/>
       </w:r>
       <w:r>
-        <w:t>[46–48]</w:t>
+        <w:t>[48–50]</w:t>
       </w:r>
       <w:r>
         <w:fldChar w:fldCharType="end"/>
       </w:r>
       <w:r>
-        <w:t>. The mo</w:t>
+        <w:t xml:space="preserve">. The </w:t>
+      </w:r>
+      <w:proofErr w:type="gramStart"/>
+      <w:r>
+        <w:t>mo</w:t>
       </w:r>
       <w:r>
         <w:t>d</w:t>
@@ -12396,6 +12520,7 @@
       <w:r>
         <w:t>s</w:t>
       </w:r>
+      <w:proofErr w:type="gramEnd"/>
       <w:r>
         <w:t xml:space="preserve"> sub-component</w:t>
       </w:r>
@@ -12439,12 +12564,16 @@
         <w:t>produce</w:t>
       </w:r>
       <w:r>
-        <w:t xml:space="preserve"> predicted outcomes</w:t>
-      </w:r>
-      <w:r>
         <w:t xml:space="preserve"> </w:t>
       </w:r>
       <w:r>
+        <w:lastRenderedPageBreak/>
+        <w:t>predicted outcomes</w:t>
+      </w:r>
+      <w:r>
+        <w:t xml:space="preserve"> </w:t>
+      </w:r>
+      <w:r>
         <w:t>based on the</w:t>
       </w:r>
       <w:r>
@@ -12475,11 +12604,7 @@
         <w:t>hold</w:t>
       </w:r>
       <w:r>
-        <w:t xml:space="preserve"> records consisting of points, lines, and polygons with </w:t>
-      </w:r>
-      <w:r>
-        <w:lastRenderedPageBreak/>
-        <w:t>predicted outcome value</w:t>
+        <w:t xml:space="preserve"> records consisting of points, lines, and polygons with predicted outcome value</w:t>
       </w:r>
       <w:r>
         <w:t>s</w:t>
@@ -12503,7 +12628,7 @@
         <w:fldChar w:fldCharType="begin"/>
       </w:r>
       <w:r>
-        <w:instrText xml:space="preserve"> ADDIN ZOTERO_ITEM CSL_CITATION {"citationID":"VUjgvl26","properties":{"formattedCitation":"[49]","plainCitation":"[49]","noteIndex":0},"citationItems":[{"id":3172,"uris":["http://zotero.org/users/6749620/items/DFSKVKC8"],"itemData":{"id":3172,"type":"article-journal","container-title":"Journal of Chemical Information and Computer Sciences","DOI":"10.1021/ci0342472","ISSN":"0095-2338","issue":"1","journalAbbreviation":"J. Chem. Inf. Comput. Sci.","language":"en","page":"1-12","source":"DOI.org (Crossref)","title":"The Problem of Overfitting","volume":"44","author":[{"family":"Hawkins","given":"Douglas M."}],"issued":{"date-parts":[["2004",1,1]]},"citation-key":"hawkinsProblemOverfitting2004"}}],"schema":"https://github.com/citation-style-language/schema/raw/master/csl-citation.json"} </w:instrText>
+        <w:instrText xml:space="preserve"> ADDIN ZOTERO_ITEM CSL_CITATION {"citationID":"VUjgvl26","properties":{"formattedCitation":"[51]","plainCitation":"[51]","noteIndex":0},"citationItems":[{"id":3172,"uris":["http://zotero.org/users/6749620/items/DFSKVKC8"],"itemData":{"id":3172,"type":"article-journal","container-title":"Journal of Chemical Information and Computer Sciences","DOI":"10.1021/ci0342472","ISSN":"0095-2338","issue":"1","journalAbbreviation":"J. Chem. Inf. Comput. Sci.","language":"en","page":"1-12","source":"DOI.org (Crossref)","title":"The Problem of Overfitting","volume":"44","author":[{"family":"Hawkins","given":"Douglas M."}],"issued":{"date-parts":[["2004",1,1]]},"citation-key":"hawkinsProblemOverfitting2004"}}],"schema":"https://github.com/citation-style-language/schema/raw/master/csl-citation.json"} </w:instrText>
       </w:r>
       <w:r>
         <w:fldChar w:fldCharType="separate"/>
@@ -12512,7 +12637,7 @@
         <w:rPr>
           <w:noProof/>
         </w:rPr>
-        <w:t>[49]</w:t>
+        <w:t>[51]</w:t>
       </w:r>
       <w:r>
         <w:fldChar w:fldCharType="end"/>
@@ -12533,7 +12658,7 @@
         <w:fldChar w:fldCharType="begin"/>
       </w:r>
       <w:r>
-        <w:instrText xml:space="preserve"> ADDIN ZOTERO_ITEM CSL_CITATION {"citationID":"piVmGf2F","properties":{"formattedCitation":"[50]","plainCitation":"[50]","noteIndex":0},"citationItems":[{"id":3178,"uris":["http://zotero.org/users/6749620/items/U6BDVQ5K"],"itemData":{"id":3178,"type":"article-journal","container-title":"IEEE Signal Processing Magazine","issue":"6","note":"publisher: IEEE","page":"16–34","source":"Google Scholar","title":"Model selection techniques: An overview","title-short":"Model selection techniques","volume":"35","author":[{"family":"Ding","given":"Jie"},{"family":"Tarokh","given":"Vahid"},{"family":"Yang","given":"Yuhong"}],"issued":{"date-parts":[["2018"]]},"citation-key":"dingModelSelectionTechniques2018"}}],"schema":"https://github.com/citation-style-language/schema/raw/master/csl-citation.json"} </w:instrText>
+        <w:instrText xml:space="preserve"> ADDIN ZOTERO_ITEM CSL_CITATION {"citationID":"piVmGf2F","properties":{"formattedCitation":"[52]","plainCitation":"[52]","noteIndex":0},"citationItems":[{"id":3178,"uris":["http://zotero.org/users/6749620/items/U6BDVQ5K"],"itemData":{"id":3178,"type":"article-journal","container-title":"IEEE Signal Processing Magazine","issue":"6","note":"publisher: IEEE","page":"16–34","source":"Google Scholar","title":"Model selection techniques: An overview","title-short":"Model selection techniques","volume":"35","author":[{"family":"Ding","given":"Jie"},{"family":"Tarokh","given":"Vahid"},{"family":"Yang","given":"Yuhong"}],"issued":{"date-parts":[["2018"]]},"citation-key":"dingModelSelectionTechniques2018"}}],"schema":"https://github.com/citation-style-language/schema/raw/master/csl-citation.json"} </w:instrText>
       </w:r>
       <w:r>
         <w:fldChar w:fldCharType="separate"/>
@@ -12542,7 +12667,7 @@
         <w:rPr>
           <w:noProof/>
         </w:rPr>
-        <w:t>[50]</w:t>
+        <w:t>[52]</w:t>
       </w:r>
       <w:r>
         <w:fldChar w:fldCharType="end"/>
@@ -12584,16 +12709,22 @@
         <w:t>ld algorithms executing strategies</w:t>
       </w:r>
       <w:r>
-        <w:t xml:space="preserve"> (e.g. cross validation</w:t>
+        <w:t xml:space="preserve"> (e.g.</w:t>
+      </w:r>
+      <w:r>
+        <w:t>,</w:t>
       </w:r>
       <w:r>
         <w:t xml:space="preserve"> </w:t>
       </w:r>
       <w:r>
+        <w:t xml:space="preserve">cross validation </w:t>
+      </w:r>
+      <w:r>
         <w:fldChar w:fldCharType="begin"/>
       </w:r>
       <w:r>
-        <w:instrText xml:space="preserve"> ADDIN ZOTERO_ITEM CSL_CITATION {"citationID":"0EIpetvP","properties":{"formattedCitation":"[51]","plainCitation":"[51]","noteIndex":0},"citationItems":[{"id":3176,"uris":["http://zotero.org/users/6749620/items/G8UHF2KM"],"itemData":{"id":3176,"type":"chapter","abstract":"Cross-validation is one of the most widely used data resampling methods to estimate the true prediction error of models and to tune model parameters. This article provides an introduction to the most common types of cross-validation and their related data resampling methods.","container-title":"Encyclopedia of Bioinformatics and Computational Biology","event-place":"Oxford","ISBN":"978-0-12-811432-2","note":"DOI: 10.1016/B978-0-12-809633-8.20349-X","page":"542-545","publisher":"Academic Press","publisher-place":"Oxford","source":"ScienceDirect","title":"Cross-Validation","URL":"https://www.sciencedirect.com/science/article/pii/B978012809633820349X","author":[{"family":"Berrar","given":"Daniel"}],"editor":[{"family":"Ranganathan","given":"Shoba"},{"family":"Gribskov","given":"Michael"},{"family":"Nakai","given":"Kenta"},{"family":"Schönbach","given":"Christian"}],"accessed":{"date-parts":[["2024",12,25]]},"issued":{"date-parts":[["2019",1,1]]},"citation-key":"berrarCrossValidation2019"}}],"schema":"https://github.com/citation-style-language/schema/raw/master/csl-citation.json"} </w:instrText>
+        <w:instrText xml:space="preserve"> ADDIN ZOTERO_ITEM CSL_CITATION {"citationID":"0EIpetvP","properties":{"formattedCitation":"[53]","plainCitation":"[53]","noteIndex":0},"citationItems":[{"id":3176,"uris":["http://zotero.org/users/6749620/items/G8UHF2KM"],"itemData":{"id":3176,"type":"chapter","abstract":"Cross-validation is one of the most widely used data resampling methods to estimate the true prediction error of models and to tune model parameters. This article provides an introduction to the most common types of cross-validation and their related data resampling methods.","container-title":"Encyclopedia of Bioinformatics and Computational Biology","event-place":"Oxford","ISBN":"978-0-12-811432-2","note":"DOI: 10.1016/B978-0-12-809633-8.20349-X","page":"542-545","publisher":"Academic Press","publisher-place":"Oxford","source":"ScienceDirect","title":"Cross-Validation","URL":"https://www.sciencedirect.com/science/article/pii/B978012809633820349X","author":[{"family":"Berrar","given":"Daniel"}],"editor":[{"family":"Ranganathan","given":"Shoba"},{"family":"Gribskov","given":"Michael"},{"family":"Nakai","given":"Kenta"},{"family":"Schönbach","given":"Christian"}],"accessed":{"date-parts":[["2024",12,25]]},"issued":{"date-parts":[["2019",1,1]]},"citation-key":"berrarCrossValidation2019"}}],"schema":"https://github.com/citation-style-language/schema/raw/master/csl-citation.json"} </w:instrText>
       </w:r>
       <w:r>
         <w:fldChar w:fldCharType="separate"/>
@@ -12602,7 +12733,7 @@
         <w:rPr>
           <w:noProof/>
         </w:rPr>
-        <w:t>[51]</w:t>
+        <w:t>[53]</w:t>
       </w:r>
       <w:r>
         <w:fldChar w:fldCharType="end"/>
@@ -13586,7 +13717,7 @@
         <w:rPr>
           <w:lang w:val="en"/>
         </w:rPr>
-        <w:instrText xml:space="preserve"> ADDIN ZOTERO_ITEM CSL_CITATION {"citationID":"Iw18Df3g","properties":{"formattedCitation":"[52,53]","plainCitation":"[52,53]","noteIndex":0},"citationItems":[{"id":3185,"uris":["http://zotero.org/users/6749620/items/AZ4TFMKV"],"itemData":{"id":3185,"type":"article-journal","container-title":"IEEE Transactions on Emerging Topics in Computational Intelligence","issue":"1","note":"publisher: IEEE","page":"51–64","source":"Google Scholar","title":"Insights on transfer optimization: Because experience is the best teacher","title-short":"Insights on transfer optimization","volume":"2","author":[{"family":"Gupta","given":"Abhishek"},{"family":"Ong","given":"Yew-Soon"},{"family":"Feng","given":"Liang"}],"issued":{"date-parts":[["2017"]]},"citation-key":"guptaInsightsTransferOptimization2017"}},{"id":3184,"uris":["http://zotero.org/users/6749620/items/86P6XBLH"],"itemData":{"id":3184,"type":"article-journal","container-title":"Journal of Water Resources Planning and Management","DOI":"10.1061/(ASCE)WR.1943-5452.0000662","ISSN":"0733-9496, 1943-5452","issue":"9","journalAbbreviation":"J. Water Resour. Plann. Manage.","language":"en","page":"04016025","source":"DOI.org (Crossref)","title":"Improved Ant Colony Optimization for Optimal Crop and Irrigation Water Allocation by Incorporating Domain Knowledge","volume":"142","author":[{"family":"Nguyen","given":"D. C. H."},{"family":"Dandy","given":"G. C."},{"family":"Maier","given":"H. R."},{"family":"Ascough","given":"J. C."}],"issued":{"date-parts":[["2016",9]]},"citation-key":"nguyenImprovedAntColony2016"}}],"schema":"https://github.com/citation-style-language/schema/raw/master/csl-citation.json"} </w:instrText>
+        <w:instrText xml:space="preserve"> ADDIN ZOTERO_ITEM CSL_CITATION {"citationID":"Iw18Df3g","properties":{"formattedCitation":"[54,55]","plainCitation":"[54,55]","noteIndex":0},"citationItems":[{"id":3185,"uris":["http://zotero.org/users/6749620/items/AZ4TFMKV"],"itemData":{"id":3185,"type":"article-journal","container-title":"IEEE Transactions on Emerging Topics in Computational Intelligence","issue":"1","note":"publisher: IEEE","page":"51–64","source":"Google Scholar","title":"Insights on transfer optimization: Because experience is the best teacher","title-short":"Insights on transfer optimization","volume":"2","author":[{"family":"Gupta","given":"Abhishek"},{"family":"Ong","given":"Yew-Soon"},{"family":"Feng","given":"Liang"}],"issued":{"date-parts":[["2017"]]},"citation-key":"guptaInsightsTransferOptimization2017"}},{"id":3184,"uris":["http://zotero.org/users/6749620/items/86P6XBLH"],"itemData":{"id":3184,"type":"article-journal","container-title":"Journal of Water Resources Planning and Management","DOI":"10.1061/(ASCE)WR.1943-5452.0000662","ISSN":"0733-9496, 1943-5452","issue":"9","journalAbbreviation":"J. Water Resour. Plann. Manage.","language":"en","page":"04016025","source":"DOI.org (Crossref)","title":"Improved Ant Colony Optimization for Optimal Crop and Irrigation Water Allocation by Incorporating Domain Knowledge","volume":"142","author":[{"family":"Nguyen","given":"D. C. H."},{"family":"Dandy","given":"G. C."},{"family":"Maier","given":"H. R."},{"family":"Ascough","given":"J. C."}],"issued":{"date-parts":[["2016",9]]},"citation-key":"nguyenImprovedAntColony2016"}}],"schema":"https://github.com/citation-style-language/schema/raw/master/csl-citation.json"} </w:instrText>
       </w:r>
       <w:r>
         <w:rPr>
@@ -13599,7 +13730,7 @@
           <w:noProof/>
           <w:lang w:val="en"/>
         </w:rPr>
-        <w:t>[52,53]</w:t>
+        <w:t>[54,55]</w:t>
       </w:r>
       <w:r>
         <w:rPr>
@@ -13731,7 +13862,7 @@
         <w:rPr>
           <w:lang w:val="en"/>
         </w:rPr>
-        <w:instrText xml:space="preserve"> ADDIN ZOTERO_ITEM CSL_CITATION {"citationID":"8HApS15o","properties":{"formattedCitation":"[54]","plainCitation":"[54]","noteIndex":0},"citationItems":[{"id":1531,"uris":["http://zotero.org/users/6749620/items/6DLYZ9SY"],"itemData":{"id":1531,"type":"article-journal","abstract":"Measuring variable importance for computational models or measured data is an important task in many applications. It has drawn our attention that the variable importance analysis (VIA) techniques were developed independently in many disciplines. We are strongly aware of the necessity to aggregate all the good practices in each discipline, and compare the relative merits of each method, so as to instruct the practitioners to choose the optimal methods to meet different analysis purposes, and to guide current research on VIA. To this end, all the good practices, including seven groups of methods, i.e., the difference-based variable importance measures (VIMs), parametric regression and related VIMs, nonparametric regression techniques, hypothesis test techniques, variance-based VIMs, moment-independent VIMs and graphic VIMs, are reviewed and compared with a numerical test example set in two situations (independent and dependent cases). For ease of use, the recommendations are provided for different types of applications, and packages as well as software for implementing these VIA techniques are collected. Prospects for future study of VIA techniques are also proposed.","container-title":"Reliability Engineering &amp; System Safety","DOI":"10.1016/j.ress.2015.05.018","ISSN":"0951-8320","journalAbbreviation":"Reliability Engineering &amp; System Safety","language":"en","note":"214 citations (Crossref) [2022-09-24]","page":"399-432","source":"ScienceDirect","title":"Variable importance analysis: A comprehensive review","title-short":"Variable importance analysis","volume":"142","author":[{"family":"Wei","given":"Pengfei"},{"family":"Lu","given":"Zhenzhou"},{"family":"Song","given":"Jingwen"}],"issued":{"date-parts":[["2015",10,1]]},"citation-key":"weiVariableImportanceAnalysis2015"}}],"schema":"https://github.com/citation-style-language/schema/raw/master/csl-citation.json"} </w:instrText>
+        <w:instrText xml:space="preserve"> ADDIN ZOTERO_ITEM CSL_CITATION {"citationID":"8HApS15o","properties":{"formattedCitation":"[56]","plainCitation":"[56]","noteIndex":0},"citationItems":[{"id":1531,"uris":["http://zotero.org/users/6749620/items/6DLYZ9SY"],"itemData":{"id":1531,"type":"article-journal","abstract":"Measuring variable importance for computational models or measured data is an important task in many applications. It has drawn our attention that the variable importance analysis (VIA) techniques were developed independently in many disciplines. We are strongly aware of the necessity to aggregate all the good practices in each discipline, and compare the relative merits of each method, so as to instruct the practitioners to choose the optimal methods to meet different analysis purposes, and to guide current research on VIA. To this end, all the good practices, including seven groups of methods, i.e., the difference-based variable importance measures (VIMs), parametric regression and related VIMs, nonparametric regression techniques, hypothesis test techniques, variance-based VIMs, moment-independent VIMs and graphic VIMs, are reviewed and compared with a numerical test example set in two situations (independent and dependent cases). For ease of use, the recommendations are provided for different types of applications, and packages as well as software for implementing these VIA techniques are collected. Prospects for future study of VIA techniques are also proposed.","container-title":"Reliability Engineering &amp; System Safety","DOI":"10.1016/j.ress.2015.05.018","ISSN":"0951-8320","journalAbbreviation":"Reliability Engineering &amp; System Safety","language":"en","note":"214 citations (Crossref) [2022-09-24]","page":"399-432","source":"ScienceDirect","title":"Variable importance analysis: A comprehensive review","title-short":"Variable importance analysis","volume":"142","author":[{"family":"Wei","given":"Pengfei"},{"family":"Lu","given":"Zhenzhou"},{"family":"Song","given":"Jingwen"}],"issued":{"date-parts":[["2015",10,1]]},"citation-key":"weiVariableImportanceAnalysis2015"}}],"schema":"https://github.com/citation-style-language/schema/raw/master/csl-citation.json"} </w:instrText>
       </w:r>
       <w:r>
         <w:rPr>
@@ -13744,7 +13875,7 @@
           <w:noProof/>
           <w:lang w:val="en"/>
         </w:rPr>
-        <w:t>[54]</w:t>
+        <w:t>[56]</w:t>
       </w:r>
       <w:r>
         <w:rPr>
@@ -13768,7 +13899,7 @@
         <w:rPr>
           <w:lang w:val="en"/>
         </w:rPr>
-        <w:instrText xml:space="preserve"> ADDIN ZOTERO_ITEM CSL_CITATION {"citationID":"Xpk1RMlp","properties":{"formattedCitation":"[55]","plainCitation":"[55]","noteIndex":0},"citationItems":[{"id":3189,"uris":["http://zotero.org/users/6749620/items/3YC5CKUP"],"itemData":{"id":3189,"type":"article-journal","container-title":"Critical Reviews in Analytical Chemistry","DOI":"10.1080/10408340500526766","ISSN":"1040-8347","issue":"1","note":"publisher: Taylor &amp; Francis","page":"41-59","source":"tandfonline.com (Atypon)","title":"The Correlation Coefficient: An Overview","title-short":"The Correlation Coefficient","volume":"36","author":[{"family":"Asuero","given":"A. G."},{"family":"Sayago","given":"A."},{"family":"González","given":"A. G."}],"issued":{"date-parts":[["2006",1]]},"citation-key":"asueroCorrelationCoefficientOverview2006"}}],"schema":"https://github.com/citation-style-language/schema/raw/master/csl-citation.json"} </w:instrText>
+        <w:instrText xml:space="preserve"> ADDIN ZOTERO_ITEM CSL_CITATION {"citationID":"Xpk1RMlp","properties":{"formattedCitation":"[57]","plainCitation":"[57]","noteIndex":0},"citationItems":[{"id":3189,"uris":["http://zotero.org/users/6749620/items/3YC5CKUP"],"itemData":{"id":3189,"type":"article-journal","container-title":"Critical Reviews in Analytical Chemistry","DOI":"10.1080/10408340500526766","ISSN":"1040-8347","issue":"1","note":"publisher: Taylor &amp; Francis","page":"41-59","source":"tandfonline.com (Atypon)","title":"The Correlation Coefficient: An Overview","title-short":"The Correlation Coefficient","volume":"36","author":[{"family":"Asuero","given":"A. G."},{"family":"Sayago","given":"A."},{"family":"González","given":"A. G."}],"issued":{"date-parts":[["2006",1]]},"citation-key":"asueroCorrelationCoefficientOverview2006"}}],"schema":"https://github.com/citation-style-language/schema/raw/master/csl-citation.json"} </w:instrText>
       </w:r>
       <w:r>
         <w:rPr>
@@ -13781,7 +13912,7 @@
           <w:noProof/>
           <w:lang w:val="en"/>
         </w:rPr>
-        <w:t>[55]</w:t>
+        <w:t>[57]</w:t>
       </w:r>
       <w:r>
         <w:rPr>
@@ -14195,7 +14326,7 @@
         <w:rPr>
           <w:lang w:val="en"/>
         </w:rPr>
-        <w:instrText xml:space="preserve"> ADDIN ZOTERO_ITEM CSL_CITATION {"citationID":"hG5IZomg","properties":{"formattedCitation":"[56]","plainCitation":"[56]","noteIndex":0},"citationItems":[{"id":2300,"uris":["http://zotero.org/users/6749620/items/PX8G4QIF"],"itemData":{"id":2300,"type":"webpage","abstract":"Open Data","language":"en-us","title":"Toronto Police Service Public Safety Data Portal","URL":"https://data.torontopolice.on.ca/pages/open-data","author":[{"literal":"Toronto Police Service"}],"accessed":{"date-parts":[["2023",3,19]]},"issued":{"date-parts":[["2019"]]},"citation-key":"torontopoliceserviceTorontoPoliceService2019"}}],"schema":"https://github.com/citation-style-language/schema/raw/master/csl-citation.json"} </w:instrText>
+        <w:instrText xml:space="preserve"> ADDIN ZOTERO_ITEM CSL_CITATION {"citationID":"hG5IZomg","properties":{"formattedCitation":"[58]","plainCitation":"[58]","noteIndex":0},"citationItems":[{"id":2300,"uris":["http://zotero.org/users/6749620/items/PX8G4QIF"],"itemData":{"id":2300,"type":"webpage","abstract":"Open Data","language":"en-us","title":"Toronto Police Service Public Safety Data Portal","URL":"https://data.torontopolice.on.ca/pages/open-data","author":[{"literal":"Toronto Police Service"}],"accessed":{"date-parts":[["2023",3,19]]},"issued":{"date-parts":[["2019"]]},"citation-key":"torontopoliceserviceTorontoPoliceService2019"}}],"schema":"https://github.com/citation-style-language/schema/raw/master/csl-citation.json"} </w:instrText>
       </w:r>
       <w:r>
         <w:rPr>
@@ -14208,7 +14339,7 @@
           <w:noProof/>
           <w:lang w:val="en"/>
         </w:rPr>
-        <w:t>[56]</w:t>
+        <w:t>[58]</w:t>
       </w:r>
       <w:r>
         <w:rPr>
@@ -14262,7 +14393,7 @@
         <w:rPr>
           <w:lang w:val="en"/>
         </w:rPr>
-        <w:instrText xml:space="preserve"> ADDIN ZOTERO_ITEM CSL_CITATION {"citationID":"fKX2Le0y","properties":{"formattedCitation":"[57]","plainCitation":"[57]","noteIndex":0},"citationItems":[{"id":2298,"uris":["http://zotero.org/users/6749620/items/K5LIS27I"],"itemData":{"id":2298,"type":"webpage","language":"en","title":"City of Toronto Open Data Portal","URL":"https://open.toronto.ca/","author":[{"literal":"City of Toronto"}],"accessed":{"date-parts":[["2023",3,19]]},"issued":{"date-parts":[["2023"]]},"citation-key":"cityoftorontoCityTorontoOpen2023"}}],"schema":"https://github.com/citation-style-language/schema/raw/master/csl-citation.json"} </w:instrText>
+        <w:instrText xml:space="preserve"> ADDIN ZOTERO_ITEM CSL_CITATION {"citationID":"fKX2Le0y","properties":{"formattedCitation":"[59]","plainCitation":"[59]","noteIndex":0},"citationItems":[{"id":2298,"uris":["http://zotero.org/users/6749620/items/K5LIS27I"],"itemData":{"id":2298,"type":"webpage","language":"en","title":"City of Toronto Open Data Portal","URL":"https://open.toronto.ca/","author":[{"literal":"City of Toronto"}],"accessed":{"date-parts":[["2023",3,19]]},"issued":{"date-parts":[["2023"]]},"citation-key":"cityoftorontoCityTorontoOpen2023"}}],"schema":"https://github.com/citation-style-language/schema/raw/master/csl-citation.json"} </w:instrText>
       </w:r>
       <w:r>
         <w:rPr>
@@ -14275,7 +14406,7 @@
           <w:noProof/>
           <w:lang w:val="en"/>
         </w:rPr>
-        <w:t>[57]</w:t>
+        <w:t>[59]</w:t>
       </w:r>
       <w:r>
         <w:rPr>
@@ -14391,11 +14522,19 @@
         </w:rPr>
         <w:t xml:space="preserve">, where all datasets were of point geometry, except for </w:t>
       </w:r>
-      <w:r>
-        <w:rPr>
-          <w:lang w:val="en"/>
-        </w:rPr>
-        <w:t>centrelines.</w:t>
+      <w:proofErr w:type="spellStart"/>
+      <w:r>
+        <w:rPr>
+          <w:lang w:val="en"/>
+        </w:rPr>
+        <w:t>centrelines</w:t>
+      </w:r>
+      <w:proofErr w:type="spellEnd"/>
+      <w:r>
+        <w:rPr>
+          <w:lang w:val="en"/>
+        </w:rPr>
+        <w:t>.</w:t>
       </w:r>
     </w:p>
     <w:p>
@@ -14631,9 +14770,11 @@
             <w:pPr>
               <w:pStyle w:val="MDPI42tablebody"/>
             </w:pPr>
+            <w:proofErr w:type="spellStart"/>
             <w:r>
               <w:t>Centrelines</w:t>
             </w:r>
+            <w:proofErr w:type="spellEnd"/>
             <w:r>
               <w:t xml:space="preserve"> </w:t>
             </w:r>
@@ -14641,7 +14782,7 @@
               <w:fldChar w:fldCharType="begin"/>
             </w:r>
             <w:r>
-              <w:instrText xml:space="preserve"> ADDIN ZOTERO_ITEM CSL_CITATION {"citationID":"TwH8rbDD","properties":{"formattedCitation":"[58]","plainCitation":"[58]","noteIndex":0},"citationItems":[{"id":3195,"uris":["http://zotero.org/users/6749620/items/4ZCJFG3S"],"itemData":{"id":3195,"type":"webpage","container-title":"City of Toronto Open Data Portal","language":"en","title":"Toronto Centreline (TCL)","URL":"https://open.toronto.ca/dataset/","author":[{"literal":"City of Toronto"}],"accessed":{"date-parts":[["2024",12,30]]},"issued":{"date-parts":[["2023"]]},"citation-key":"cityoftorontoTorontoCentrelineTCL2023"}}],"schema":"https://github.com/citation-style-language/schema/raw/master/csl-citation.json"} </w:instrText>
+              <w:instrText xml:space="preserve"> ADDIN ZOTERO_ITEM CSL_CITATION {"citationID":"TwH8rbDD","properties":{"formattedCitation":"[60]","plainCitation":"[60]","noteIndex":0},"citationItems":[{"id":3195,"uris":["http://zotero.org/users/6749620/items/4ZCJFG3S"],"itemData":{"id":3195,"type":"webpage","container-title":"City of Toronto Open Data Portal","language":"en","title":"Toronto Centreline (TCL)","URL":"https://open.toronto.ca/dataset/","author":[{"literal":"City of Toronto"}],"accessed":{"date-parts":[["2024",12,30]]},"issued":{"date-parts":[["2023"]]},"citation-key":"cityoftorontoTorontoCentrelineTCL2023"}}],"schema":"https://github.com/citation-style-language/schema/raw/master/csl-citation.json"} </w:instrText>
             </w:r>
             <w:r>
               <w:fldChar w:fldCharType="separate"/>
@@ -14650,7 +14791,7 @@
               <w:rPr>
                 <w:noProof/>
               </w:rPr>
-              <w:t>[58]</w:t>
+              <w:t>[60]</w:t>
             </w:r>
             <w:r>
               <w:fldChar w:fldCharType="end"/>
@@ -14774,7 +14915,7 @@
               <w:fldChar w:fldCharType="begin"/>
             </w:r>
             <w:r>
-              <w:instrText xml:space="preserve"> ADDIN ZOTERO_ITEM CSL_CITATION {"citationID":"oNs2unNQ","properties":{"formattedCitation":"[59]","plainCitation":"[59]","noteIndex":0},"citationItems":[{"id":3193,"uris":["http://zotero.org/users/6749620/items/6QLXZDQ6"],"itemData":{"id":3193,"type":"webpage","abstract":"Collision occurrences by occurrence date.","container-title":"Public Safety Data Portal","language":"en-us","title":"Traffic Collisions Open Data (ASR-T-TBL-001)","URL":"https://data.torontopolice.on.ca/datasets/TorontoPS::traffic-collisions-open-data-asr-t-tbl-001/about","author":[{"literal":"Toronto Police Service"}],"accessed":{"date-parts":[["2024",12,30]]},"issued":{"date-parts":[["2023"]]},"citation-key":"torontopoliceserviceTrafficCollisionsOpen2023"}}],"schema":"https://github.com/citation-style-language/schema/raw/master/csl-citation.json"} </w:instrText>
+              <w:instrText xml:space="preserve"> ADDIN ZOTERO_ITEM CSL_CITATION {"citationID":"oNs2unNQ","properties":{"formattedCitation":"[61]","plainCitation":"[61]","noteIndex":0},"citationItems":[{"id":3193,"uris":["http://zotero.org/users/6749620/items/6QLXZDQ6"],"itemData":{"id":3193,"type":"webpage","abstract":"Collision occurrences by occurrence date.","container-title":"Public Safety Data Portal","language":"en-us","title":"Traffic Collisions Open Data (ASR-T-TBL-001)","URL":"https://data.torontopolice.on.ca/datasets/TorontoPS::traffic-collisions-open-data-asr-t-tbl-001/about","author":[{"literal":"Toronto Police Service"}],"accessed":{"date-parts":[["2024",12,30]]},"issued":{"date-parts":[["2023"]]},"citation-key":"torontopoliceserviceTrafficCollisionsOpen2023"}}],"schema":"https://github.com/citation-style-language/schema/raw/master/csl-citation.json"} </w:instrText>
             </w:r>
             <w:r>
               <w:fldChar w:fldCharType="separate"/>
@@ -14783,7 +14924,7 @@
               <w:rPr>
                 <w:noProof/>
               </w:rPr>
-              <w:t>[59]</w:t>
+              <w:t>[61]</w:t>
             </w:r>
             <w:r>
               <w:fldChar w:fldCharType="end"/>
@@ -14911,7 +15052,7 @@
               <w:fldChar w:fldCharType="begin"/>
             </w:r>
             <w:r>
-              <w:instrText xml:space="preserve"> ADDIN ZOTERO_ITEM CSL_CITATION {"citationID":"DD2umN6m","properties":{"formattedCitation":"[60]","plainCitation":"[60]","noteIndex":0},"citationItems":[{"id":3197,"uris":["http://zotero.org/users/6749620/items/8PKCWD9K"],"itemData":{"id":3197,"type":"webpage","container-title":"City of Toronto Open Data Portal","language":"en","title":"Traffic Volumes at Intersections for All Modes","URL":"https://open.toronto.ca/dataset/","author":[{"literal":"City of Toronto"}],"accessed":{"date-parts":[["2024",12,30]]},"issued":{"date-parts":[["2023"]]},"citation-key":"cityoftorontoTrafficVolumesIntersections2023"}}],"schema":"https://github.com/citation-style-language/schema/raw/master/csl-citation.json"} </w:instrText>
+              <w:instrText xml:space="preserve"> ADDIN ZOTERO_ITEM CSL_CITATION {"citationID":"DD2umN6m","properties":{"formattedCitation":"[62]","plainCitation":"[62]","noteIndex":0},"citationItems":[{"id":3197,"uris":["http://zotero.org/users/6749620/items/8PKCWD9K"],"itemData":{"id":3197,"type":"webpage","container-title":"City of Toronto Open Data Portal","language":"en","title":"Traffic Volumes at Intersections for All Modes","URL":"https://open.toronto.ca/dataset/","author":[{"literal":"City of Toronto"}],"accessed":{"date-parts":[["2024",12,30]]},"issued":{"date-parts":[["2023"]]},"citation-key":"cityoftorontoTrafficVolumesIntersections2023"}}],"schema":"https://github.com/citation-style-language/schema/raw/master/csl-citation.json"} </w:instrText>
             </w:r>
             <w:r>
               <w:fldChar w:fldCharType="separate"/>
@@ -14920,7 +15061,7 @@
               <w:rPr>
                 <w:noProof/>
               </w:rPr>
-              <w:t>[60]</w:t>
+              <w:t>[62]</w:t>
             </w:r>
             <w:r>
               <w:fldChar w:fldCharType="end"/>
@@ -15044,7 +15185,7 @@
               <w:fldChar w:fldCharType="begin"/>
             </w:r>
             <w:r>
-              <w:instrText xml:space="preserve"> ADDIN ZOTERO_ITEM CSL_CITATION {"citationID":"yrB504z2","properties":{"formattedCitation":"[61]","plainCitation":"[61]","noteIndex":0},"citationItems":[{"id":3199,"uris":["http://zotero.org/users/6749620/items/A4K9J7AQ"],"itemData":{"id":3199,"type":"webpage","container-title":"City of Toronto Open Data Portal","language":"en","title":"Automated Speed Enforcement Locations","URL":"https://open.toronto.ca/dataset/","author":[{"literal":"City of Toronto"}],"accessed":{"date-parts":[["2024",12,30]]},"issued":{"date-parts":[["2023"]]},"citation-key":"cityoftorontoAutomatedSpeedEnforcement2023"}}],"schema":"https://github.com/citation-style-language/schema/raw/master/csl-citation.json"} </w:instrText>
+              <w:instrText xml:space="preserve"> ADDIN ZOTERO_ITEM CSL_CITATION {"citationID":"yrB504z2","properties":{"formattedCitation":"[63]","plainCitation":"[63]","noteIndex":0},"citationItems":[{"id":3199,"uris":["http://zotero.org/users/6749620/items/A4K9J7AQ"],"itemData":{"id":3199,"type":"webpage","container-title":"City of Toronto Open Data Portal","language":"en","title":"Automated Speed Enforcement Locations","URL":"https://open.toronto.ca/dataset/","author":[{"literal":"City of Toronto"}],"accessed":{"date-parts":[["2024",12,30]]},"issued":{"date-parts":[["2023"]]},"citation-key":"cityoftorontoAutomatedSpeedEnforcement2023"}}],"schema":"https://github.com/citation-style-language/schema/raw/master/csl-citation.json"} </w:instrText>
             </w:r>
             <w:r>
               <w:fldChar w:fldCharType="separate"/>
@@ -15053,7 +15194,7 @@
               <w:rPr>
                 <w:noProof/>
               </w:rPr>
-              <w:t>[61]</w:t>
+              <w:t>[63]</w:t>
             </w:r>
             <w:r>
               <w:fldChar w:fldCharType="end"/>
@@ -15192,7 +15333,7 @@
               <w:fldChar w:fldCharType="begin"/>
             </w:r>
             <w:r>
-              <w:instrText xml:space="preserve"> ADDIN ZOTERO_ITEM CSL_CITATION {"citationID":"hfd7UzLX","properties":{"formattedCitation":"[62]","plainCitation":"[62]","noteIndex":0},"citationItems":[{"id":3201,"uris":["http://zotero.org/users/6749620/items/EUUJY2S9"],"itemData":{"id":3201,"type":"webpage","container-title":"City of Toronto Open Data Portal","language":"en","title":"School Safety Zone Watch Your Speed Program – Locations","URL":"https://open.toronto.ca/dataset/","author":[{"literal":"City of Toronto"}],"accessed":{"date-parts":[["2024",12,30]]},"issued":{"date-parts":[["2023"]]},"citation-key":"cityoftorontoSchoolSafetyZone2023"}}],"schema":"https://github.com/citation-style-language/schema/raw/master/csl-citation.json"} </w:instrText>
+              <w:instrText xml:space="preserve"> ADDIN ZOTERO_ITEM CSL_CITATION {"citationID":"hfd7UzLX","properties":{"formattedCitation":"[64]","plainCitation":"[64]","noteIndex":0},"citationItems":[{"id":3201,"uris":["http://zotero.org/users/6749620/items/EUUJY2S9"],"itemData":{"id":3201,"type":"webpage","container-title":"City of Toronto Open Data Portal","language":"en","title":"School Safety Zone Watch Your Speed Program – Locations","URL":"https://open.toronto.ca/dataset/","author":[{"literal":"City of Toronto"}],"accessed":{"date-parts":[["2024",12,30]]},"issued":{"date-parts":[["2023"]]},"citation-key":"cityoftorontoSchoolSafetyZone2023"}}],"schema":"https://github.com/citation-style-language/schema/raw/master/csl-citation.json"} </w:instrText>
             </w:r>
             <w:r>
               <w:fldChar w:fldCharType="separate"/>
@@ -15201,7 +15342,7 @@
               <w:rPr>
                 <w:noProof/>
               </w:rPr>
-              <w:t>[62]</w:t>
+              <w:t>[64]</w:t>
             </w:r>
             <w:r>
               <w:fldChar w:fldCharType="end"/>
@@ -15337,7 +15478,7 @@
               <w:fldChar w:fldCharType="begin"/>
             </w:r>
             <w:r>
-              <w:instrText xml:space="preserve"> ADDIN ZOTERO_ITEM CSL_CITATION {"citationID":"q7Lat5Wk","properties":{"formattedCitation":"[63]","plainCitation":"[63]","noteIndex":0},"citationItems":[{"id":3203,"uris":["http://zotero.org/users/6749620/items/E9GJETRN"],"itemData":{"id":3203,"type":"webpage","container-title":"City of Toronto Open Data Portal","language":"en","title":"Red Light Cameras","URL":"https://open.toronto.ca/dataset/","author":[{"literal":"City of Toronto"}],"accessed":{"date-parts":[["2024",12,30]]},"issued":{"date-parts":[["2023"]]},"citation-key":"cityoftorontoRedLightCameras2023"}}],"schema":"https://github.com/citation-style-language/schema/raw/master/csl-citation.json"} </w:instrText>
+              <w:instrText xml:space="preserve"> ADDIN ZOTERO_ITEM CSL_CITATION {"citationID":"q7Lat5Wk","properties":{"formattedCitation":"[65]","plainCitation":"[65]","noteIndex":0},"citationItems":[{"id":3203,"uris":["http://zotero.org/users/6749620/items/E9GJETRN"],"itemData":{"id":3203,"type":"webpage","container-title":"City of Toronto Open Data Portal","language":"en","title":"Red Light Cameras","URL":"https://open.toronto.ca/dataset/","author":[{"literal":"City of Toronto"}],"accessed":{"date-parts":[["2024",12,30]]},"issued":{"date-parts":[["2023"]]},"citation-key":"cityoftorontoRedLightCameras2023"}}],"schema":"https://github.com/citation-style-language/schema/raw/master/csl-citation.json"} </w:instrText>
             </w:r>
             <w:r>
               <w:fldChar w:fldCharType="separate"/>
@@ -15346,7 +15487,7 @@
               <w:rPr>
                 <w:noProof/>
               </w:rPr>
-              <w:t>[63]</w:t>
+              <w:t>[65]</w:t>
             </w:r>
             <w:r>
               <w:fldChar w:fldCharType="end"/>
@@ -15474,7 +15615,7 @@
               <w:fldChar w:fldCharType="begin"/>
             </w:r>
             <w:r>
-              <w:instrText xml:space="preserve"> ADDIN ZOTERO_ITEM CSL_CITATION {"citationID":"SFG5N6hz","properties":{"formattedCitation":"[64]","plainCitation":"[64]","noteIndex":0},"citationItems":[{"id":3205,"uris":["http://zotero.org/users/6749620/items/M5YQZHME"],"itemData":{"id":3205,"type":"webpage","container-title":"City of Toronto Open Data Portal","language":"en","title":"Police Facility Locations","URL":"https://open.toronto.ca/dataset/","author":[{"literal":"City of Toronto"}],"accessed":{"date-parts":[["2024",12,30]]},"issued":{"date-parts":[["2023"]]},"citation-key":"cityoftorontoPoliceFacilityLocations2023"}}],"schema":"https://github.com/citation-style-language/schema/raw/master/csl-citation.json"} </w:instrText>
+              <w:instrText xml:space="preserve"> ADDIN ZOTERO_ITEM CSL_CITATION {"citationID":"SFG5N6hz","properties":{"formattedCitation":"[66]","plainCitation":"[66]","noteIndex":0},"citationItems":[{"id":3205,"uris":["http://zotero.org/users/6749620/items/M5YQZHME"],"itemData":{"id":3205,"type":"webpage","container-title":"City of Toronto Open Data Portal","language":"en","title":"Police Facility Locations","URL":"https://open.toronto.ca/dataset/","author":[{"literal":"City of Toronto"}],"accessed":{"date-parts":[["2024",12,30]]},"issued":{"date-parts":[["2023"]]},"citation-key":"cityoftorontoPoliceFacilityLocations2023"}}],"schema":"https://github.com/citation-style-language/schema/raw/master/csl-citation.json"} </w:instrText>
             </w:r>
             <w:r>
               <w:fldChar w:fldCharType="separate"/>
@@ -15483,7 +15624,7 @@
               <w:rPr>
                 <w:noProof/>
               </w:rPr>
-              <w:t>[64]</w:t>
+              <w:t>[66]</w:t>
             </w:r>
             <w:r>
               <w:fldChar w:fldCharType="end"/>
@@ -15607,7 +15748,7 @@
               <w:fldChar w:fldCharType="begin"/>
             </w:r>
             <w:r>
-              <w:instrText xml:space="preserve"> ADDIN ZOTERO_ITEM CSL_CITATION {"citationID":"IOTt1QZV","properties":{"formattedCitation":"[65]","plainCitation":"[65]","noteIndex":0},"citationItems":[{"id":3207,"uris":["http://zotero.org/users/6749620/items/CEETX8F6"],"itemData":{"id":3207,"type":"webpage","container-title":"City of Toronto Open Data Portal","language":"en","title":"Ambulance Station Locations","URL":"https://open.toronto.ca/dataset/","author":[{"literal":"City of Toronto"}],"accessed":{"date-parts":[["2024",12,30]]},"issued":{"date-parts":[["2023"]]},"citation-key":"cityoftorontoAmbulanceStationLocations2023"}}],"schema":"https://github.com/citation-style-language/schema/raw/master/csl-citation.json"} </w:instrText>
+              <w:instrText xml:space="preserve"> ADDIN ZOTERO_ITEM CSL_CITATION {"citationID":"IOTt1QZV","properties":{"formattedCitation":"[67]","plainCitation":"[67]","noteIndex":0},"citationItems":[{"id":3207,"uris":["http://zotero.org/users/6749620/items/CEETX8F6"],"itemData":{"id":3207,"type":"webpage","container-title":"City of Toronto Open Data Portal","language":"en","title":"Ambulance Station Locations","URL":"https://open.toronto.ca/dataset/","author":[{"literal":"City of Toronto"}],"accessed":{"date-parts":[["2024",12,30]]},"issued":{"date-parts":[["2023"]]},"citation-key":"cityoftorontoAmbulanceStationLocations2023"}}],"schema":"https://github.com/citation-style-language/schema/raw/master/csl-citation.json"} </w:instrText>
             </w:r>
             <w:r>
               <w:fldChar w:fldCharType="separate"/>
@@ -15616,7 +15757,7 @@
               <w:rPr>
                 <w:noProof/>
               </w:rPr>
-              <w:t>[65]</w:t>
+              <w:t>[67]</w:t>
             </w:r>
             <w:r>
               <w:fldChar w:fldCharType="end"/>
@@ -15732,7 +15873,7 @@
               <w:fldChar w:fldCharType="begin"/>
             </w:r>
             <w:r>
-              <w:instrText xml:space="preserve"> ADDIN ZOTERO_ITEM CSL_CITATION {"citationID":"35T2AXWh","properties":{"formattedCitation":"[66]","plainCitation":"[66]","noteIndex":0},"citationItems":[{"id":3209,"uris":["http://zotero.org/users/6749620/items/IVV52WLC"],"itemData":{"id":3209,"type":"webpage","container-title":"City of Toronto Open Data Portal","language":"en","title":"Fire Hydrants","URL":"https://open.toronto.ca/dataset/","author":[{"literal":"City of Toronto"}],"accessed":{"date-parts":[["2024",12,30]]},"issued":{"date-parts":[["2023"]]},"citation-key":"cityoftorontoFireHydrants2023"}}],"schema":"https://github.com/citation-style-language/schema/raw/master/csl-citation.json"} </w:instrText>
+              <w:instrText xml:space="preserve"> ADDIN ZOTERO_ITEM CSL_CITATION {"citationID":"35T2AXWh","properties":{"formattedCitation":"[68]","plainCitation":"[68]","noteIndex":0},"citationItems":[{"id":3209,"uris":["http://zotero.org/users/6749620/items/IVV52WLC"],"itemData":{"id":3209,"type":"webpage","container-title":"City of Toronto Open Data Portal","language":"en","title":"Fire Hydrants","URL":"https://open.toronto.ca/dataset/","author":[{"literal":"City of Toronto"}],"accessed":{"date-parts":[["2024",12,30]]},"issued":{"date-parts":[["2023"]]},"citation-key":"cityoftorontoFireHydrants2023"}}],"schema":"https://github.com/citation-style-language/schema/raw/master/csl-citation.json"} </w:instrText>
             </w:r>
             <w:r>
               <w:fldChar w:fldCharType="separate"/>
@@ -15741,7 +15882,7 @@
               <w:rPr>
                 <w:noProof/>
               </w:rPr>
-              <w:t>[66]</w:t>
+              <w:t>[68]</w:t>
             </w:r>
             <w:r>
               <w:fldChar w:fldCharType="end"/>
@@ -15857,7 +15998,7 @@
               <w:fldChar w:fldCharType="begin"/>
             </w:r>
             <w:r>
-              <w:instrText xml:space="preserve"> ADDIN ZOTERO_ITEM CSL_CITATION {"citationID":"ZHYW3e4z","properties":{"formattedCitation":"[67]","plainCitation":"[67]","noteIndex":0},"citationItems":[{"id":3211,"uris":["http://zotero.org/users/6749620/items/79X2AVE8"],"itemData":{"id":3211,"type":"webpage","container-title":"City of Toronto Open Data Portal","language":"en","title":"Fire Facility Locations","URL":"https://open.toronto.ca/dataset/","author":[{"literal":"City of Toronto"}],"accessed":{"date-parts":[["2024",12,30]]},"issued":{"date-parts":[["2023"]]},"citation-key":"cityoftorontoFireFacilityLocations2023"}}],"schema":"https://github.com/citation-style-language/schema/raw/master/csl-citation.json"} </w:instrText>
+              <w:instrText xml:space="preserve"> ADDIN ZOTERO_ITEM CSL_CITATION {"citationID":"ZHYW3e4z","properties":{"formattedCitation":"[69]","plainCitation":"[69]","noteIndex":0},"citationItems":[{"id":3211,"uris":["http://zotero.org/users/6749620/items/79X2AVE8"],"itemData":{"id":3211,"type":"webpage","container-title":"City of Toronto Open Data Portal","language":"en","title":"Fire Facility Locations","URL":"https://open.toronto.ca/dataset/","author":[{"literal":"City of Toronto"}],"accessed":{"date-parts":[["2024",12,30]]},"issued":{"date-parts":[["2023"]]},"citation-key":"cityoftorontoFireFacilityLocations2023"}}],"schema":"https://github.com/citation-style-language/schema/raw/master/csl-citation.json"} </w:instrText>
             </w:r>
             <w:r>
               <w:fldChar w:fldCharType="separate"/>
@@ -15866,7 +16007,7 @@
               <w:rPr>
                 <w:noProof/>
               </w:rPr>
-              <w:t>[67]</w:t>
+              <w:t>[69]</w:t>
             </w:r>
             <w:r>
               <w:fldChar w:fldCharType="end"/>
@@ -15982,7 +16123,7 @@
               <w:fldChar w:fldCharType="begin"/>
             </w:r>
             <w:r>
-              <w:instrText xml:space="preserve"> ADDIN ZOTERO_ITEM CSL_CITATION {"citationID":"WJSoONC0","properties":{"formattedCitation":"[68]","plainCitation":"[68]","noteIndex":0},"citationItems":[{"id":3213,"uris":["http://zotero.org/users/6749620/items/GDGS8MSB"],"itemData":{"id":3213,"type":"webpage","container-title":"City of Toronto Open Data Portal","language":"en","title":"Renewable Energy Installations","URL":"https://open.toronto.ca/dataset/","author":[{"literal":"City of Toronto"}],"accessed":{"date-parts":[["2024",12,30]]},"issued":{"date-parts":[["2023"]]},"citation-key":"cityoftorontoRenewableEnergyInstallations2023"}}],"schema":"https://github.com/citation-style-language/schema/raw/master/csl-citation.json"} </w:instrText>
+              <w:instrText xml:space="preserve"> ADDIN ZOTERO_ITEM CSL_CITATION {"citationID":"WJSoONC0","properties":{"formattedCitation":"[70]","plainCitation":"[70]","noteIndex":0},"citationItems":[{"id":3213,"uris":["http://zotero.org/users/6749620/items/GDGS8MSB"],"itemData":{"id":3213,"type":"webpage","container-title":"City of Toronto Open Data Portal","language":"en","title":"Renewable Energy Installations","URL":"https://open.toronto.ca/dataset/","author":[{"literal":"City of Toronto"}],"accessed":{"date-parts":[["2024",12,30]]},"issued":{"date-parts":[["2023"]]},"citation-key":"cityoftorontoRenewableEnergyInstallations2023"}}],"schema":"https://github.com/citation-style-language/schema/raw/master/csl-citation.json"} </w:instrText>
             </w:r>
             <w:r>
               <w:fldChar w:fldCharType="separate"/>
@@ -15991,7 +16132,7 @@
               <w:rPr>
                 <w:noProof/>
               </w:rPr>
-              <w:t>[68]</w:t>
+              <w:t>[70]</w:t>
             </w:r>
             <w:r>
               <w:fldChar w:fldCharType="end"/>
@@ -16113,7 +16254,7 @@
               <w:fldChar w:fldCharType="begin"/>
             </w:r>
             <w:r>
-              <w:instrText xml:space="preserve"> ADDIN ZOTERO_ITEM CSL_CITATION {"citationID":"qCaS9pKD","properties":{"formattedCitation":"[69]","plainCitation":"[69]","noteIndex":0},"citationItems":[{"id":3215,"uris":["http://zotero.org/users/6749620/items/AL7GBGLT"],"itemData":{"id":3215,"type":"webpage","container-title":"City of Toronto Open Data Portal","language":"en","title":"Street Furniture - Bicycle Parking","URL":"https://open.toronto.ca/dataset/","author":[{"literal":"City of Toronto"}],"accessed":{"date-parts":[["2024",12,30]]},"issued":{"date-parts":[["2023"]]},"citation-key":"cityoftorontoStreetFurnitureBicycle2023"}}],"schema":"https://github.com/citation-style-language/schema/raw/master/csl-citation.json"} </w:instrText>
+              <w:instrText xml:space="preserve"> ADDIN ZOTERO_ITEM CSL_CITATION {"citationID":"qCaS9pKD","properties":{"formattedCitation":"[71]","plainCitation":"[71]","noteIndex":0},"citationItems":[{"id":3215,"uris":["http://zotero.org/users/6749620/items/AL7GBGLT"],"itemData":{"id":3215,"type":"webpage","container-title":"City of Toronto Open Data Portal","language":"en","title":"Street Furniture - Bicycle Parking","URL":"https://open.toronto.ca/dataset/","author":[{"literal":"City of Toronto"}],"accessed":{"date-parts":[["2024",12,30]]},"issued":{"date-parts":[["2023"]]},"citation-key":"cityoftorontoStreetFurnitureBicycle2023"}}],"schema":"https://github.com/citation-style-language/schema/raw/master/csl-citation.json"} </w:instrText>
             </w:r>
             <w:r>
               <w:fldChar w:fldCharType="separate"/>
@@ -16122,7 +16263,7 @@
               <w:rPr>
                 <w:noProof/>
               </w:rPr>
-              <w:t>[69]</w:t>
+              <w:t>[71]</w:t>
             </w:r>
             <w:r>
               <w:fldChar w:fldCharType="end"/>
@@ -16238,7 +16379,7 @@
               <w:fldChar w:fldCharType="begin"/>
             </w:r>
             <w:r>
-              <w:instrText xml:space="preserve"> ADDIN ZOTERO_ITEM CSL_CITATION {"citationID":"Z71gllNI","properties":{"formattedCitation":"[70]","plainCitation":"[70]","noteIndex":0},"citationItems":[{"id":3217,"uris":["http://zotero.org/users/6749620/items/KC32C9RQ"],"itemData":{"id":3217,"type":"webpage","container-title":"City of Toronto Open Data Portal","language":"en","title":"Street Furniture - Transit Shelter","URL":"https://open.toronto.ca/dataset/","author":[{"literal":"City of Toronto"}],"accessed":{"date-parts":[["2024",12,30]]},"issued":{"date-parts":[["2023"]]},"citation-key":"cityoftorontoStreetFurnitureTransit2023"}}],"schema":"https://github.com/citation-style-language/schema/raw/master/csl-citation.json"} </w:instrText>
+              <w:instrText xml:space="preserve"> ADDIN ZOTERO_ITEM CSL_CITATION {"citationID":"Z71gllNI","properties":{"formattedCitation":"[72]","plainCitation":"[72]","noteIndex":0},"citationItems":[{"id":3217,"uris":["http://zotero.org/users/6749620/items/KC32C9RQ"],"itemData":{"id":3217,"type":"webpage","container-title":"City of Toronto Open Data Portal","language":"en","title":"Street Furniture - Transit Shelter","URL":"https://open.toronto.ca/dataset/","author":[{"literal":"City of Toronto"}],"accessed":{"date-parts":[["2024",12,30]]},"issued":{"date-parts":[["2023"]]},"citation-key":"cityoftorontoStreetFurnitureTransit2023"}}],"schema":"https://github.com/citation-style-language/schema/raw/master/csl-citation.json"} </w:instrText>
             </w:r>
             <w:r>
               <w:fldChar w:fldCharType="separate"/>
@@ -16247,7 +16388,7 @@
               <w:rPr>
                 <w:noProof/>
               </w:rPr>
-              <w:t>[70]</w:t>
+              <w:t>[72]</w:t>
             </w:r>
             <w:r>
               <w:fldChar w:fldCharType="end"/>
@@ -16371,7 +16512,7 @@
               <w:fldChar w:fldCharType="begin"/>
             </w:r>
             <w:r>
-              <w:instrText xml:space="preserve"> ADDIN ZOTERO_ITEM CSL_CITATION {"citationID":"Up7LnX1h","properties":{"formattedCitation":"[71]","plainCitation":"[71]","noteIndex":0},"citationItems":[{"id":3219,"uris":["http://zotero.org/users/6749620/items/6FAQQXRQ"],"itemData":{"id":3219,"type":"webpage","container-title":"City of Toronto Open Data Portal","language":"en","title":"Street Furniture - Information Pillar-Wayfinding Structure","URL":"https://open.toronto.ca/dataset/","author":[{"literal":"City of Toronto"}],"accessed":{"date-parts":[["2024",12,30]]},"issued":{"date-parts":[["2023"]]},"citation-key":"cityoftorontoStreetFurnitureInformation2023"}}],"schema":"https://github.com/citation-style-language/schema/raw/master/csl-citation.json"} </w:instrText>
+              <w:instrText xml:space="preserve"> ADDIN ZOTERO_ITEM CSL_CITATION {"citationID":"Up7LnX1h","properties":{"formattedCitation":"[73]","plainCitation":"[73]","noteIndex":0},"citationItems":[{"id":3219,"uris":["http://zotero.org/users/6749620/items/6FAQQXRQ"],"itemData":{"id":3219,"type":"webpage","container-title":"City of Toronto Open Data Portal","language":"en","title":"Street Furniture - Information Pillar-Wayfinding Structure","URL":"https://open.toronto.ca/dataset/","author":[{"literal":"City of Toronto"}],"accessed":{"date-parts":[["2024",12,30]]},"issued":{"date-parts":[["2023"]]},"citation-key":"cityoftorontoStreetFurnitureInformation2023"}}],"schema":"https://github.com/citation-style-language/schema/raw/master/csl-citation.json"} </w:instrText>
             </w:r>
             <w:r>
               <w:fldChar w:fldCharType="separate"/>
@@ -16380,7 +16521,7 @@
               <w:rPr>
                 <w:noProof/>
               </w:rPr>
-              <w:t>[71]</w:t>
+              <w:t>[73]</w:t>
             </w:r>
             <w:r>
               <w:fldChar w:fldCharType="end"/>
@@ -16499,7 +16640,7 @@
               <w:fldChar w:fldCharType="begin"/>
             </w:r>
             <w:r>
-              <w:instrText xml:space="preserve"> ADDIN ZOTERO_ITEM CSL_CITATION {"citationID":"QN4xAOGD","properties":{"formattedCitation":"[72]","plainCitation":"[72]","noteIndex":0},"citationItems":[{"id":3221,"uris":["http://zotero.org/users/6749620/items/C7S3DA98"],"itemData":{"id":3221,"type":"webpage","container-title":"City of Toronto Open Data Portal","language":"en","title":"Street Furniture - Litter Receptacle","URL":"https://open.toronto.ca/dataset/","author":[{"literal":"City of Toronto"}],"accessed":{"date-parts":[["2024",12,30]]},"issued":{"date-parts":[["2023"]]},"citation-key":"cityoftorontoStreetFurnitureLitter2023"}}],"schema":"https://github.com/citation-style-language/schema/raw/master/csl-citation.json"} </w:instrText>
+              <w:instrText xml:space="preserve"> ADDIN ZOTERO_ITEM CSL_CITATION {"citationID":"QN4xAOGD","properties":{"formattedCitation":"[74]","plainCitation":"[74]","noteIndex":0},"citationItems":[{"id":3221,"uris":["http://zotero.org/users/6749620/items/C7S3DA98"],"itemData":{"id":3221,"type":"webpage","container-title":"City of Toronto Open Data Portal","language":"en","title":"Street Furniture - Litter Receptacle","URL":"https://open.toronto.ca/dataset/","author":[{"literal":"City of Toronto"}],"accessed":{"date-parts":[["2024",12,30]]},"issued":{"date-parts":[["2023"]]},"citation-key":"cityoftorontoStreetFurnitureLitter2023"}}],"schema":"https://github.com/citation-style-language/schema/raw/master/csl-citation.json"} </w:instrText>
             </w:r>
             <w:r>
               <w:fldChar w:fldCharType="separate"/>
@@ -16508,7 +16649,7 @@
               <w:rPr>
                 <w:noProof/>
               </w:rPr>
-              <w:t>[72]</w:t>
+              <w:t>[74]</w:t>
             </w:r>
             <w:r>
               <w:fldChar w:fldCharType="end"/>
@@ -16627,7 +16768,7 @@
               <w:fldChar w:fldCharType="begin"/>
             </w:r>
             <w:r>
-              <w:instrText xml:space="preserve"> ADDIN ZOTERO_ITEM CSL_CITATION {"citationID":"7xpmxqMl","properties":{"formattedCitation":"[73]","plainCitation":"[73]","noteIndex":0},"citationItems":[{"id":3223,"uris":["http://zotero.org/users/6749620/items/ATK5QTMP"],"itemData":{"id":3223,"type":"webpage","container-title":"City of Toronto Open Data Portal","language":"en","title":"School Locations - All Types","URL":"https://open.toronto.ca/dataset/","author":[{"literal":"City of Toronto"}],"accessed":{"date-parts":[["2024",12,30]]},"issued":{"date-parts":[["2023"]]},"citation-key":"cityoftorontoSchoolLocationsAll2023"}}],"schema":"https://github.com/citation-style-language/schema/raw/master/csl-citation.json"} </w:instrText>
+              <w:instrText xml:space="preserve"> ADDIN ZOTERO_ITEM CSL_CITATION {"citationID":"7xpmxqMl","properties":{"formattedCitation":"[75]","plainCitation":"[75]","noteIndex":0},"citationItems":[{"id":3223,"uris":["http://zotero.org/users/6749620/items/ATK5QTMP"],"itemData":{"id":3223,"type":"webpage","container-title":"City of Toronto Open Data Portal","language":"en","title":"School Locations - All Types","URL":"https://open.toronto.ca/dataset/","author":[{"literal":"City of Toronto"}],"accessed":{"date-parts":[["2024",12,30]]},"issued":{"date-parts":[["2023"]]},"citation-key":"cityoftorontoSchoolLocationsAll2023"}}],"schema":"https://github.com/citation-style-language/schema/raw/master/csl-citation.json"} </w:instrText>
             </w:r>
             <w:r>
               <w:fldChar w:fldCharType="separate"/>
@@ -16636,7 +16777,7 @@
               <w:rPr>
                 <w:noProof/>
               </w:rPr>
-              <w:t>[73]</w:t>
+              <w:t>[75]</w:t>
             </w:r>
             <w:r>
               <w:fldChar w:fldCharType="end"/>
@@ -16753,7 +16894,7 @@
               <w:fldChar w:fldCharType="begin"/>
             </w:r>
             <w:r>
-              <w:instrText xml:space="preserve"> ADDIN ZOTERO_ITEM CSL_CITATION {"citationID":"8zk7QTC3","properties":{"formattedCitation":"[74]","plainCitation":"[74]","noteIndex":0},"citationItems":[{"id":3225,"uris":["http://zotero.org/users/6749620/items/SZVMZEVD"],"itemData":{"id":3225,"type":"webpage","container-title":"City of Toronto Open Data Portal","language":"en","title":"Licensed Child Care Centres","URL":"https://open.toronto.ca/dataset/","author":[{"literal":"City of Toronto"}],"accessed":{"date-parts":[["2024",12,30]]},"issued":{"date-parts":[["2023"]]},"citation-key":"cityoftorontoLicensedChildCare2023"}}],"schema":"https://github.com/citation-style-language/schema/raw/master/csl-citation.json"} </w:instrText>
+              <w:instrText xml:space="preserve"> ADDIN ZOTERO_ITEM CSL_CITATION {"citationID":"8zk7QTC3","properties":{"formattedCitation":"[76]","plainCitation":"[76]","noteIndex":0},"citationItems":[{"id":3225,"uris":["http://zotero.org/users/6749620/items/SZVMZEVD"],"itemData":{"id":3225,"type":"webpage","container-title":"City of Toronto Open Data Portal","language":"en","title":"Licensed Child Care Centres","URL":"https://open.toronto.ca/dataset/","author":[{"literal":"City of Toronto"}],"accessed":{"date-parts":[["2024",12,30]]},"issued":{"date-parts":[["2023"]]},"citation-key":"cityoftorontoLicensedChildCare2023"}}],"schema":"https://github.com/citation-style-language/schema/raw/master/csl-citation.json"} </w:instrText>
             </w:r>
             <w:r>
               <w:fldChar w:fldCharType="separate"/>
@@ -16762,7 +16903,7 @@
               <w:rPr>
                 <w:noProof/>
               </w:rPr>
-              <w:t>[74]</w:t>
+              <w:t>[76]</w:t>
             </w:r>
             <w:r>
               <w:fldChar w:fldCharType="end"/>
@@ -16887,7 +17028,7 @@
               <w:fldChar w:fldCharType="begin"/>
             </w:r>
             <w:r>
-              <w:instrText xml:space="preserve"> ADDIN ZOTERO_ITEM CSL_CITATION {"citationID":"SSu8aWqc","properties":{"formattedCitation":"[75]","plainCitation":"[75]","noteIndex":0},"citationItems":[{"id":3227,"uris":["http://zotero.org/users/6749620/items/V4UT2BYA"],"itemData":{"id":3227,"type":"webpage","container-title":"City of Toronto Open Data Portal","language":"en","title":"Public Art","URL":"https://open.toronto.ca/dataset/","author":[{"literal":"City of Toronto"}],"accessed":{"date-parts":[["2024",12,30]]},"issued":{"date-parts":[["2023"]]},"citation-key":"cityoftorontoPublicArt2023"}}],"schema":"https://github.com/citation-style-language/schema/raw/master/csl-citation.json"} </w:instrText>
+              <w:instrText xml:space="preserve"> ADDIN ZOTERO_ITEM CSL_CITATION {"citationID":"SSu8aWqc","properties":{"formattedCitation":"[77]","plainCitation":"[77]","noteIndex":0},"citationItems":[{"id":3227,"uris":["http://zotero.org/users/6749620/items/V4UT2BYA"],"itemData":{"id":3227,"type":"webpage","container-title":"City of Toronto Open Data Portal","language":"en","title":"Public Art","URL":"https://open.toronto.ca/dataset/","author":[{"literal":"City of Toronto"}],"accessed":{"date-parts":[["2024",12,30]]},"issued":{"date-parts":[["2023"]]},"citation-key":"cityoftorontoPublicArt2023"}}],"schema":"https://github.com/citation-style-language/schema/raw/master/csl-citation.json"} </w:instrText>
             </w:r>
             <w:r>
               <w:fldChar w:fldCharType="separate"/>
@@ -16896,7 +17037,7 @@
               <w:rPr>
                 <w:noProof/>
               </w:rPr>
-              <w:t>[75]</w:t>
+              <w:t>[77]</w:t>
             </w:r>
             <w:r>
               <w:fldChar w:fldCharType="end"/>
@@ -17015,7 +17156,7 @@
               <w:fldChar w:fldCharType="begin"/>
             </w:r>
             <w:r>
-              <w:instrText xml:space="preserve"> ADDIN ZOTERO_ITEM CSL_CITATION {"citationID":"yz4rexhb","properties":{"formattedCitation":"[76]","plainCitation":"[76]","noteIndex":0},"citationItems":[{"id":3229,"uris":["http://zotero.org/users/6749620/items/IBC8DRQ4"],"itemData":{"id":3229,"type":"webpage","container-title":"City of Toronto Open Data Portal","language":"en","title":"Cultural Hotspot - Points of Interest","URL":"https://open.toronto.ca/dataset/","author":[{"literal":"City of Toronto"}],"accessed":{"date-parts":[["2024",12,30]]},"issued":{"date-parts":[["2023"]]},"citation-key":"cityoftorontoCulturalHotspotPoints2023"}}],"schema":"https://github.com/citation-style-language/schema/raw/master/csl-citation.json"} </w:instrText>
+              <w:instrText xml:space="preserve"> ADDIN ZOTERO_ITEM CSL_CITATION {"citationID":"yz4rexhb","properties":{"formattedCitation":"[78]","plainCitation":"[78]","noteIndex":0},"citationItems":[{"id":3229,"uris":["http://zotero.org/users/6749620/items/IBC8DRQ4"],"itemData":{"id":3229,"type":"webpage","container-title":"City of Toronto Open Data Portal","language":"en","title":"Cultural Hotspot - Points of Interest","URL":"https://open.toronto.ca/dataset/","author":[{"literal":"City of Toronto"}],"accessed":{"date-parts":[["2024",12,30]]},"issued":{"date-parts":[["2023"]]},"citation-key":"cityoftorontoCulturalHotspotPoints2023"}}],"schema":"https://github.com/citation-style-language/schema/raw/master/csl-citation.json"} </w:instrText>
             </w:r>
             <w:r>
               <w:fldChar w:fldCharType="separate"/>
@@ -17024,7 +17165,7 @@
               <w:rPr>
                 <w:noProof/>
               </w:rPr>
-              <w:t>[76]</w:t>
+              <w:t>[78]</w:t>
             </w:r>
             <w:r>
               <w:fldChar w:fldCharType="end"/>
@@ -17141,7 +17282,7 @@
               <w:fldChar w:fldCharType="begin"/>
             </w:r>
             <w:r>
-              <w:instrText xml:space="preserve"> ADDIN ZOTERO_ITEM CSL_CITATION {"citationID":"IKiLR20W","properties":{"formattedCitation":"[77]","plainCitation":"[77]","noteIndex":0},"citationItems":[{"id":3231,"uris":["http://zotero.org/users/6749620/items/5HEVKMQQ"],"itemData":{"id":3231,"type":"webpage","container-title":"City of Toronto Open Data Portal","language":"en","title":"Places of Worship","URL":"https://open.toronto.ca/dataset/","author":[{"literal":"City of Toronto"}],"accessed":{"date-parts":[["2024",12,30]]},"issued":{"date-parts":[["2023"]]},"citation-key":"cityoftorontoPlacesWorship2023"}}],"schema":"https://github.com/citation-style-language/schema/raw/master/csl-citation.json"} </w:instrText>
+              <w:instrText xml:space="preserve"> ADDIN ZOTERO_ITEM CSL_CITATION {"citationID":"IKiLR20W","properties":{"formattedCitation":"[79]","plainCitation":"[79]","noteIndex":0},"citationItems":[{"id":3231,"uris":["http://zotero.org/users/6749620/items/5HEVKMQQ"],"itemData":{"id":3231,"type":"webpage","container-title":"City of Toronto Open Data Portal","language":"en","title":"Places of Worship","URL":"https://open.toronto.ca/dataset/","author":[{"literal":"City of Toronto"}],"accessed":{"date-parts":[["2024",12,30]]},"issued":{"date-parts":[["2023"]]},"citation-key":"cityoftorontoPlacesWorship2023"}}],"schema":"https://github.com/citation-style-language/schema/raw/master/csl-citation.json"} </w:instrText>
             </w:r>
             <w:r>
               <w:fldChar w:fldCharType="separate"/>
@@ -17150,7 +17291,7 @@
               <w:rPr>
                 <w:noProof/>
               </w:rPr>
-              <w:t>[77]</w:t>
+              <w:t>[79]</w:t>
             </w:r>
             <w:r>
               <w:fldChar w:fldCharType="end"/>
@@ -17230,7 +17371,15 @@
               <w:jc w:val="left"/>
             </w:pPr>
             <w:r>
-              <w:t>Religious locations such as churches, synagogues, temples, ashrams, mosques, etc (one-off capture as of 2006)</w:t>
+              <w:t xml:space="preserve">Religious locations such as churches, synagogues, temples, ashrams, mosques, </w:t>
+            </w:r>
+            <w:proofErr w:type="spellStart"/>
+            <w:r>
+              <w:t>etc</w:t>
+            </w:r>
+            <w:proofErr w:type="spellEnd"/>
+            <w:r>
+              <w:t xml:space="preserve"> (one-off capture as of 2006)</w:t>
             </w:r>
           </w:p>
         </w:tc>
@@ -17283,7 +17432,7 @@
               <w:fldChar w:fldCharType="begin"/>
             </w:r>
             <w:r>
-              <w:instrText xml:space="preserve"> ADDIN ZOTERO_ITEM CSL_CITATION {"citationID":"v55iddW1","properties":{"formattedCitation":"[78]","plainCitation":"[78]","noteIndex":0},"citationItems":[{"id":3233,"uris":["http://zotero.org/users/6749620/items/XNBNQEZ4"],"itemData":{"id":3233,"type":"webpage","abstract":"Major Crime Indicators (MCI) occurrences by reported date.","container-title":"Public Safety Data Portal","language":"en-ca","title":"Major Crime Indicators Open Data","URL":"https://data.torontopolice.on.ca/datasets/TorontoPS::major-crime-indicators-open-data/about","author":[{"literal":"Toronto Police Service"}],"accessed":{"date-parts":[["2024",12,30]]},"issued":{"date-parts":[["2023"]]},"citation-key":"torontopoliceserviceMajorCrimeIndicators2023"}}],"schema":"https://github.com/citation-style-language/schema/raw/master/csl-citation.json"} </w:instrText>
+              <w:instrText xml:space="preserve"> ADDIN ZOTERO_ITEM CSL_CITATION {"citationID":"v55iddW1","properties":{"formattedCitation":"[80]","plainCitation":"[80]","noteIndex":0},"citationItems":[{"id":3233,"uris":["http://zotero.org/users/6749620/items/XNBNQEZ4"],"itemData":{"id":3233,"type":"webpage","abstract":"Major Crime Indicators (MCI) occurrences by reported date.","container-title":"Public Safety Data Portal","language":"en-ca","title":"Major Crime Indicators Open Data","URL":"https://data.torontopolice.on.ca/datasets/TorontoPS::major-crime-indicators-open-data/about","author":[{"literal":"Toronto Police Service"}],"accessed":{"date-parts":[["2024",12,30]]},"issued":{"date-parts":[["2023"]]},"citation-key":"torontopoliceserviceMajorCrimeIndicators2023"}}],"schema":"https://github.com/citation-style-language/schema/raw/master/csl-citation.json"} </w:instrText>
             </w:r>
             <w:r>
               <w:fldChar w:fldCharType="separate"/>
@@ -17292,7 +17441,7 @@
               <w:rPr>
                 <w:noProof/>
               </w:rPr>
-              <w:t>[78]</w:t>
+              <w:t>[80]</w:t>
             </w:r>
             <w:r>
               <w:fldChar w:fldCharType="end"/>
@@ -17886,7 +18035,21 @@
         <w:rPr>
           <w:lang w:val="en"/>
         </w:rPr>
-        <w:t xml:space="preserve">For the case study, we applied Automated Machine Learning (AutoML) for the outcome modelling component </w:t>
+        <w:t>For the case study, we applied Automated Machine Learning (</w:t>
+      </w:r>
+      <w:proofErr w:type="spellStart"/>
+      <w:r>
+        <w:rPr>
+          <w:lang w:val="en"/>
+        </w:rPr>
+        <w:t>AutoML</w:t>
+      </w:r>
+      <w:proofErr w:type="spellEnd"/>
+      <w:r>
+        <w:rPr>
+          <w:lang w:val="en"/>
+        </w:rPr>
+        <w:t xml:space="preserve">) for the outcome modelling component </w:t>
       </w:r>
       <w:r>
         <w:rPr>
@@ -17952,7 +18115,7 @@
         <w:rPr>
           <w:lang w:val="en"/>
         </w:rPr>
-        <w:instrText xml:space="preserve"> ADDIN ZOTERO_ITEM CSL_CITATION {"citationID":"N0nnNcku","properties":{"formattedCitation":"[79]","plainCitation":"[79]","noteIndex":0},"citationItems":[{"id":1649,"uris":["http://zotero.org/users/6749620/items/V4LN3Y27"],"itemData":{"id":1649,"type":"chapter","abstract":"Automated machine learning (AutoML) is the sub-field of machine learning that aims at automating, to some extend, all stages of the design of a machine learning system. In the context of supervised learning, AutoML is concerned with feature extraction, preprocessing, model design, and post processing. Major contributions and achievements in AutoML have been taking place during the recent decade. We are, therefore, in perfect timing to look back and realize what we have learned. This chapter aims to summarize the main findings in the early years of AutoML. More specifically, in this chapter an introduction to AutoML for supervised learning is provided and a historical review of progress in this field is presented. Likewise, the main paradigms of AutoML are described and research opportunities are outlined.","collection-title":"Natural Computing Series","container-title":"Automated Design of Machine Learning and Search Algorithms","event-place":"Cham","ISBN":"978-3-030-72069-8","language":"en","note":"DOI: 10.1007/978-3-030-72069-8_2","page":"11-28","publisher":"Springer International Publishing","publisher-place":"Cham","source":"Springer Link","title":"Automated Machine Learning—A Brief Review at the End of the Early Years","URL":"https://doi.org/10.1007/978-3-030-72069-8_2","author":[{"family":"Escalante","given":"Hugo Jair"}],"editor":[{"family":"Pillay","given":"Nelishia"},{"family":"Qu","given":"Rong"}],"accessed":{"date-parts":[["2022",6,19]]},"issued":{"date-parts":[["2021"]]},"citation-key":"escalanteAutomatedMachineLearning2021"}}],"schema":"https://github.com/citation-style-language/schema/raw/master/csl-citation.json"} </w:instrText>
+        <w:instrText xml:space="preserve"> ADDIN ZOTERO_ITEM CSL_CITATION {"citationID":"N0nnNcku","properties":{"formattedCitation":"[81]","plainCitation":"[81]","noteIndex":0},"citationItems":[{"id":1649,"uris":["http://zotero.org/users/6749620/items/V4LN3Y27"],"itemData":{"id":1649,"type":"chapter","abstract":"Automated machine learning (AutoML) is the sub-field of machine learning that aims at automating, to some extend, all stages of the design of a machine learning system. In the context of supervised learning, AutoML is concerned with feature extraction, preprocessing, model design, and post processing. Major contributions and achievements in AutoML have been taking place during the recent decade. We are, therefore, in perfect timing to look back and realize what we have learned. This chapter aims to summarize the main findings in the early years of AutoML. More specifically, in this chapter an introduction to AutoML for supervised learning is provided and a historical review of progress in this field is presented. Likewise, the main paradigms of AutoML are described and research opportunities are outlined.","collection-title":"Natural Computing Series","container-title":"Automated Design of Machine Learning and Search Algorithms","event-place":"Cham","ISBN":"978-3-030-72069-8","language":"en","note":"DOI: 10.1007/978-3-030-72069-8_2","page":"11-28","publisher":"Springer International Publishing","publisher-place":"Cham","source":"Springer Link","title":"Automated Machine Learning—A Brief Review at the End of the Early Years","URL":"https://doi.org/10.1007/978-3-030-72069-8_2","author":[{"family":"Escalante","given":"Hugo Jair"}],"editor":[{"family":"Pillay","given":"Nelishia"},{"family":"Qu","given":"Rong"}],"accessed":{"date-parts":[["2022",6,19]]},"issued":{"date-parts":[["2021"]]},"citation-key":"escalanteAutomatedMachineLearning2021"}}],"schema":"https://github.com/citation-style-language/schema/raw/master/csl-citation.json"} </w:instrText>
       </w:r>
       <w:r>
         <w:rPr>
@@ -17965,7 +18128,7 @@
           <w:noProof/>
           <w:lang w:val="en"/>
         </w:rPr>
-        <w:t>[79]</w:t>
+        <w:t>[81]</w:t>
       </w:r>
       <w:r>
         <w:rPr>
@@ -18007,7 +18170,21 @@
         <w:rPr>
           <w:lang w:val="en"/>
         </w:rPr>
-        <w:t xml:space="preserve"> two python packages for AutoML: </w:t>
+        <w:t xml:space="preserve"> two python packages for </w:t>
+      </w:r>
+      <w:proofErr w:type="spellStart"/>
+      <w:r>
+        <w:rPr>
+          <w:lang w:val="en"/>
+        </w:rPr>
+        <w:t>AutoML</w:t>
+      </w:r>
+      <w:proofErr w:type="spellEnd"/>
+      <w:r>
+        <w:rPr>
+          <w:lang w:val="en"/>
+        </w:rPr>
+        <w:t xml:space="preserve">: </w:t>
       </w:r>
       <w:r>
         <w:rPr>
@@ -18015,243 +18192,39 @@
           <w:iCs/>
           <w:lang w:val="en"/>
         </w:rPr>
-        <w:t>auto-sklearn</w:t>
-      </w:r>
-      <w:r>
-        <w:rPr>
-          <w:lang w:val="en"/>
-        </w:rPr>
-        <w:t xml:space="preserve"> and </w:t>
-      </w:r>
+        <w:t>auto-</w:t>
+      </w:r>
+      <w:proofErr w:type="spellStart"/>
       <w:r>
         <w:rPr>
           <w:i/>
           <w:iCs/>
           <w:lang w:val="en"/>
         </w:rPr>
-        <w:t>tpot</w:t>
-      </w:r>
-      <w:r>
-        <w:rPr>
-          <w:lang w:val="en"/>
-        </w:rPr>
-        <w:t xml:space="preserve">. The package </w:t>
-      </w:r>
+        <w:t>sklearn</w:t>
+      </w:r>
+      <w:proofErr w:type="spellEnd"/>
+      <w:r>
+        <w:rPr>
+          <w:lang w:val="en"/>
+        </w:rPr>
+        <w:t xml:space="preserve"> and </w:t>
+      </w:r>
+      <w:proofErr w:type="spellStart"/>
       <w:r>
         <w:rPr>
           <w:i/>
           <w:iCs/>
           <w:lang w:val="en"/>
         </w:rPr>
-        <w:t>auto-sklearn</w:t>
-      </w:r>
-      <w:r>
-        <w:rPr>
-          <w:lang w:val="en"/>
-        </w:rPr>
-        <w:t xml:space="preserve"> use</w:t>
-      </w:r>
-      <w:r>
-        <w:rPr>
-          <w:lang w:val="en"/>
-        </w:rPr>
-        <w:t>s</w:t>
-      </w:r>
-      <w:r>
-        <w:rPr>
-          <w:lang w:val="en"/>
-        </w:rPr>
-        <w:t xml:space="preserve"> </w:t>
-      </w:r>
-      <w:r>
-        <w:rPr>
-          <w:lang w:val="en"/>
-        </w:rPr>
-        <w:t>Bayesian</w:t>
-      </w:r>
-      <w:r>
-        <w:rPr>
-          <w:lang w:val="en"/>
-        </w:rPr>
-        <w:t xml:space="preserve"> optimization</w:t>
-      </w:r>
-      <w:r>
-        <w:rPr>
-          <w:lang w:val="en"/>
-        </w:rPr>
-        <w:t xml:space="preserve"> </w:t>
-      </w:r>
-      <w:r>
-        <w:rPr>
-          <w:lang w:val="en"/>
-        </w:rPr>
-        <w:fldChar w:fldCharType="begin"/>
-      </w:r>
-      <w:r>
-        <w:rPr>
-          <w:lang w:val="en"/>
-        </w:rPr>
-        <w:instrText xml:space="preserve"> ADDIN ZOTERO_ITEM CSL_CITATION {"citationID":"tnmdlVZN","properties":{"formattedCitation":"[80]","plainCitation":"[80]","noteIndex":0},"citationItems":[{"id":800,"uris":["http://zotero.org/users/6749620/items/YS8IMQNU"],"itemData":{"id":800,"type":"chapter","container-title":"Advances in Neural Information Processing Systems 25","page":"2951–2959","publisher":"Curran Associates, Inc.","source":"Neural Information Processing Systems","title":"Practical Bayesian Optimization of Machine Learning Algorithms","author":[{"family":"Snoek","given":"Jasper"},{"family":"Larochelle","given":"Hugo"},{"family":"Adams","given":"Ryan P"}],"editor":[{"family":"Pereira","given":"F."},{"family":"Burges","given":"C. J. C."},{"family":"Bottou","given":"L."},{"family":"Weinberger","given":"K. Q."}],"accessed":{"date-parts":[["2020",9,26]]},"issued":{"date-parts":[["2012"]]},"citation-key":"snoekPracticalBayesianOptimization2012"}}],"schema":"https://github.com/citation-style-language/schema/raw/master/csl-citation.json"} </w:instrText>
-      </w:r>
-      <w:r>
-        <w:rPr>
-          <w:lang w:val="en"/>
-        </w:rPr>
-        <w:fldChar w:fldCharType="separate"/>
-      </w:r>
-      <w:r>
-        <w:rPr>
-          <w:noProof/>
-          <w:lang w:val="en"/>
-        </w:rPr>
-        <w:t>[80]</w:t>
-      </w:r>
-      <w:r>
-        <w:rPr>
-          <w:lang w:val="en"/>
-        </w:rPr>
-        <w:fldChar w:fldCharType="end"/>
-      </w:r>
-      <w:r>
-        <w:rPr>
-          <w:lang w:val="en"/>
-        </w:rPr>
-        <w:t>, meta-learning</w:t>
-      </w:r>
-      <w:r>
-        <w:rPr>
-          <w:lang w:val="en"/>
-        </w:rPr>
-        <w:t xml:space="preserve"> </w:t>
-      </w:r>
-      <w:r>
-        <w:rPr>
-          <w:lang w:val="en"/>
-        </w:rPr>
-        <w:fldChar w:fldCharType="begin"/>
-      </w:r>
-      <w:r>
-        <w:rPr>
-          <w:lang w:val="en"/>
-        </w:rPr>
-        <w:instrText xml:space="preserve"> ADDIN ZOTERO_ITEM CSL_CITATION {"citationID":"U1uW3KD2","properties":{"formattedCitation":"[81]","plainCitation":"[81]","noteIndex":0},"citationItems":[{"id":1986,"uris":["http://zotero.org/users/6749620/items/7VRJ7XM6"],"itemData":{"id":1986,"type":"article-journal","abstract":"Different researchers hold different views of what the term meta-learning exactlymeans. The first part of this paper provides our own perspective view in which the goal isto build self-adaptive learners (i.e. learning algorithms that improve their bias dynamicallythrough experience by accumulating meta-knowledge). The second part provides a survey ofmeta-learning as reported by the machine-learning literature. We find that, despite differentviews and research lines, a question remains constant: how can we exploit knowledge aboutlearning (i.e. meta-knowledge) to improve the performance of learning algorithms? Clearlythe answer to this question is key to the advancement of the field and continues being thesubject of intensive research.","container-title":"Artificial Intelligence Review","DOI":"10.1023/A:1019956318069","ISSN":"1573-7462","issue":"2","journalAbbreviation":"Artificial Intelligence Review","language":"en","page":"77-95","source":"Springer Link","title":"A Perspective View and Survey of Meta-Learning","volume":"18","author":[{"family":"Vilalta","given":"Ricardo"},{"family":"Drissi","given":"Youssef"}],"issued":{"date-parts":[["2002",6,1]]},"citation-key":"vilaltaPerspectiveViewSurvey2002"}}],"schema":"https://github.com/citation-style-language/schema/raw/master/csl-citation.json"} </w:instrText>
-      </w:r>
-      <w:r>
-        <w:rPr>
-          <w:lang w:val="en"/>
-        </w:rPr>
-        <w:fldChar w:fldCharType="separate"/>
-      </w:r>
-      <w:r>
-        <w:rPr>
-          <w:noProof/>
-          <w:lang w:val="en"/>
-        </w:rPr>
-        <w:t>[81]</w:t>
-      </w:r>
-      <w:r>
-        <w:rPr>
-          <w:lang w:val="en"/>
-        </w:rPr>
-        <w:fldChar w:fldCharType="end"/>
-      </w:r>
-      <w:r>
-        <w:rPr>
-          <w:lang w:val="en"/>
-        </w:rPr>
-        <w:t>, and ensemble construction</w:t>
-      </w:r>
-      <w:r>
-        <w:rPr>
-          <w:lang w:val="en"/>
-        </w:rPr>
-        <w:t xml:space="preserve"> </w:t>
-      </w:r>
-      <w:r>
-        <w:rPr>
-          <w:lang w:val="en"/>
-        </w:rPr>
-        <w:fldChar w:fldCharType="begin"/>
-      </w:r>
-      <w:r>
-        <w:rPr>
-          <w:lang w:val="en"/>
-        </w:rPr>
-        <w:instrText xml:space="preserve"> ADDIN ZOTERO_ITEM CSL_CITATION {"citationID":"nQvZjUXy","properties":{"formattedCitation":"[82]","plainCitation":"[82]","noteIndex":0},"citationItems":[{"id":1163,"uris":["http://zotero.org/users/6749620/items/D9TSECMD"],"itemData":{"id":1163,"type":"paper-conference","abstract":"We present a method for constructing ensembles from libraries of thousands of models. Model libraries are generated using different learning algorithms and parameter settings. Forward stepwise selection is used to add to the ensemble the models that maximize its performance. Ensemble selection allows ensembles to be optimized to performance metric such as accuracy, cross entropy, mean precision, or ROC Area. Experiments with seven test problems and ten metrics demonstrate the benefit of ensemble selection.","collection-title":"ICML '04","container-title":"Proceedings of the twenty-first international conference on Machine learning","DOI":"10.1145/1015330.1015432","event-place":"New York, NY, USA","ISBN":"978-1-58113-838-2","page":"18","publisher":"Association for Computing Machinery","publisher-place":"New York, NY, USA","source":"ACM Digital Library","title":"Ensemble selection from libraries of models","URL":"https://doi.org/10.1145/1015330.1015432","author":[{"family":"Caruana","given":"Rich"},{"family":"Niculescu-Mizil","given":"Alexandru"},{"family":"Crew","given":"Geoff"},{"family":"Ksikes","given":"Alex"}],"accessed":{"date-parts":[["2021",2,1]]},"issued":{"date-parts":[["2004",7,4]]},"citation-key":"caruanaEnsembleSelectionLibraries2004"}}],"schema":"https://github.com/citation-style-language/schema/raw/master/csl-citation.json"} </w:instrText>
-      </w:r>
-      <w:r>
-        <w:rPr>
-          <w:lang w:val="en"/>
-        </w:rPr>
-        <w:fldChar w:fldCharType="separate"/>
-      </w:r>
-      <w:r>
-        <w:rPr>
-          <w:noProof/>
-          <w:lang w:val="en"/>
-        </w:rPr>
-        <w:t>[82]</w:t>
-      </w:r>
-      <w:r>
-        <w:rPr>
-          <w:lang w:val="en"/>
-        </w:rPr>
-        <w:fldChar w:fldCharType="end"/>
-      </w:r>
-      <w:r>
-        <w:rPr>
-          <w:lang w:val="en"/>
-        </w:rPr>
-        <w:t xml:space="preserve"> to automatically select the best model from a test of several models and parameters</w:t>
-      </w:r>
-      <w:r>
-        <w:rPr>
-          <w:lang w:val="en"/>
-        </w:rPr>
-        <w:t xml:space="preserve"> </w:t>
-      </w:r>
-      <w:r>
-        <w:rPr>
-          <w:lang w:val="en"/>
-        </w:rPr>
-        <w:fldChar w:fldCharType="begin"/>
-      </w:r>
-      <w:r>
-        <w:rPr>
-          <w:lang w:val="en"/>
-        </w:rPr>
-        <w:instrText xml:space="preserve"> ADDIN ZOTERO_ITEM CSL_CITATION {"citationID":"TA6HuCNJ","properties":{"formattedCitation":"[83,84]","plainCitation":"[83,84]","noteIndex":0},"citationItems":[{"id":1838,"uris":["http://zotero.org/users/6749620/items/MPZ8F3N3"],"itemData":{"id":1838,"type":"article-journal","container-title":"Advances in neural information processing systems","source":"Google Scholar","title":"Efficient and robust automated machine learning","volume":"28","author":[{"family":"Feurer","given":"Matthias"},{"family":"Klein","given":"Aaron"},{"family":"Eggensperger","given":"Katharina"},{"family":"Springenberg","given":"Jost"},{"family":"Blum","given":"Manuel"},{"family":"Hutter","given":"Frank"}],"issued":{"date-parts":[["2015"]]},"citation-key":"feurerEfficientRobustAutomated2015"}},{"id":1180,"uris":["http://zotero.org/users/6749620/items/HHNIN4WU"],"itemData":{"id":1180,"type":"chapter","abstract":"The success of machine learning in a broad range of applications has led to an ever-growing demand for machine learning systems that can be used oﬀ the shelf by non-experts. To be eﬀective in practice, such systems need to automatically choose a good algorithm and feature preprocessing steps for a new dataset at hand, and also set their respective hyperparameters. Recent work has started to tackle this automated machine learning (AutoML) problem with the help of eﬃcient Bayesian optimization methods. Building on this, we introduce a robust new AutoML system based on the Python machine learning package scikit-learn (using 15 classiﬁers, 14 feature preprocessing methods, and 4 data preprocessing methods, giving rise to a structured hypothesis space with 110 hyperparameters). This system, which we dub Auto-sklearn, improves on existing AutoML methods by automatically taking into account past performance on similar datasets, and by constructing ensembles from the models evaluated during the optimization. Our system won six out of ten phases of the ﬁrst ChaLearn AutoML challenge, and our comprehensive analysis on over 100 diverse datasets shows that it substantially outperforms the previous state of the art in AutoML. We also demonstrate the performance gains due to each of our contributions and derive insights into the eﬀectiveness of the individual components of Auto-sklearn.","container-title":"Automated Machine Learning","event-place":"Cham","ISBN":"978-3-030-05317-8","language":"en","note":"collection-title: The Springer Series on Challenges in Machine Learning\nDOI: 10.1007/978-3-030-05318-5_6","page":"113-134","publisher":"Springer International Publishing","publisher-place":"Cham","source":"DOI.org (Crossref)","title":"Auto-sklearn: Efficient and Robust Automated Machine Learning","title-short":"Auto-sklearn","URL":"http://link.springer.com/10.1007/978-3-030-05318-5_6","editor":[{"family":"Hutter","given":"Frank"},{"family":"Kotthoff","given":"Lars"},{"family":"Vanschoren","given":"Joaquin"}],"author":[{"family":"Feurer","given":"Matthias"},{"family":"Klein","given":"Aaron"},{"family":"Eggensperger","given":"Katharina"},{"family":"Springenberg","given":"Jost Tobias"},{"family":"Blum","given":"Manuel"},{"family":"Hutter","given":"Frank"}],"accessed":{"date-parts":[["2021",2,7]]},"issued":{"date-parts":[["2019"]]},"citation-key":"feurerAutosklearnEfficientRobust2019"}}],"schema":"https://github.com/citation-style-language/schema/raw/master/csl-citation.json"} </w:instrText>
-      </w:r>
-      <w:r>
-        <w:rPr>
-          <w:lang w:val="en"/>
-        </w:rPr>
-        <w:fldChar w:fldCharType="separate"/>
-      </w:r>
-      <w:r>
-        <w:rPr>
-          <w:noProof/>
-          <w:lang w:val="en"/>
-        </w:rPr>
-        <w:t>[83,84]</w:t>
-      </w:r>
-      <w:r>
-        <w:rPr>
-          <w:lang w:val="en"/>
-        </w:rPr>
-        <w:fldChar w:fldCharType="end"/>
-      </w:r>
-      <w:r>
-        <w:rPr>
-          <w:lang w:val="en"/>
-        </w:rPr>
-        <w:t>.</w:t>
-      </w:r>
-      <w:r>
-        <w:rPr>
-          <w:lang w:val="en"/>
-        </w:rPr>
-        <w:t xml:space="preserve"> The package </w:t>
+        <w:t>tpot</w:t>
+      </w:r>
+      <w:proofErr w:type="spellEnd"/>
+      <w:r>
+        <w:rPr>
+          <w:lang w:val="en"/>
+        </w:rPr>
+        <w:t xml:space="preserve">. The package </w:t>
       </w:r>
       <w:r>
         <w:rPr>
@@ -18259,180 +18232,227 @@
           <w:iCs/>
           <w:lang w:val="en"/>
         </w:rPr>
-        <w:t>tpot</w:t>
-      </w:r>
-      <w:r>
-        <w:rPr>
-          <w:lang w:val="en"/>
-        </w:rPr>
-        <w:t xml:space="preserve"> uses genetic </w:t>
-      </w:r>
-      <w:r>
-        <w:rPr>
-          <w:lang w:val="en"/>
-        </w:rPr>
-        <w:t>programming</w:t>
-      </w:r>
-      <w:r>
-        <w:rPr>
-          <w:lang w:val="en"/>
-        </w:rPr>
-        <w:t xml:space="preserve"> </w:t>
-      </w:r>
-      <w:r>
-        <w:rPr>
-          <w:lang w:val="en"/>
-        </w:rPr>
-        <w:fldChar w:fldCharType="begin"/>
-      </w:r>
-      <w:r>
-        <w:rPr>
-          <w:lang w:val="en"/>
-        </w:rPr>
-        <w:instrText xml:space="preserve"> ADDIN ZOTERO_ITEM CSL_CITATION {"citationID":"RGP9X19Z","properties":{"formattedCitation":"[85]","plainCitation":"[85]","noteIndex":0},"citationItems":[{"id":2292,"uris":["http://zotero.org/users/6749620/items/W7NQNMJL"],"itemData":{"id":2292,"type":"book","abstract":"Genetic programming (GP), one of the most advanced forms of evolutionary computation, has been highly successful as a technique for getting computers to automatically solve problems without having to tell them explicitly how. Since its inceptions more than ten years ago, GP has been used to solve practical problems in a variety of application fields. Along with this ad-hoc engineering approaches interest increased in how and why GP works. This book provides a coherent consolidation of recent work on the theoretical foundations of GP. A concise introduction to GP and genetic algorithms (GA) is followed by a discussion of fitness landscapes and other theoretical approaches to natural and artificial evolution. Having surveyed early approaches to GP theory it presents new exact schema analysis, showing that it applies to GP as well as to the simpler GAs. New results on the potentially infinite number of possible programs are followed by two chapters applying these new techniques.","ISBN":"978-3-662-04726-2","language":"en","note":"Google-Books-ID: zsaqCAAAQBAJ","number-of-pages":"265","publisher":"Springer Science &amp; Business Media","source":"Google Books","title":"Foundations of Genetic Programming","author":[{"family":"Langdon","given":"William B."},{"family":"Poli","given":"Riccardo"}],"issued":{"date-parts":[["2013",3,9]]},"citation-key":"langdonFoundationsGeneticProgramming2013"}}],"schema":"https://github.com/citation-style-language/schema/raw/master/csl-citation.json"} </w:instrText>
-      </w:r>
-      <w:r>
-        <w:rPr>
-          <w:lang w:val="en"/>
-        </w:rPr>
-        <w:fldChar w:fldCharType="separate"/>
-      </w:r>
-      <w:r>
-        <w:rPr>
-          <w:noProof/>
-          <w:lang w:val="en"/>
-        </w:rPr>
-        <w:t>[85]</w:t>
-      </w:r>
-      <w:r>
-        <w:rPr>
-          <w:lang w:val="en"/>
-        </w:rPr>
-        <w:fldChar w:fldCharType="end"/>
-      </w:r>
-      <w:r>
-        <w:rPr>
-          <w:lang w:val="en"/>
-        </w:rPr>
-        <w:t xml:space="preserve"> to automatically </w:t>
-      </w:r>
-      <w:r>
-        <w:rPr>
-          <w:lang w:val="en"/>
-        </w:rPr>
-        <w:t>optimize and design</w:t>
-      </w:r>
-      <w:r>
-        <w:rPr>
-          <w:lang w:val="en"/>
-        </w:rPr>
-        <w:t xml:space="preserve"> machine learning pipelines</w:t>
-      </w:r>
-      <w:r>
-        <w:rPr>
-          <w:lang w:val="en"/>
-        </w:rPr>
-        <w:t xml:space="preserve"> through pipeline operators</w:t>
-      </w:r>
-      <w:r>
-        <w:rPr>
-          <w:lang w:val="en"/>
-        </w:rPr>
-        <w:t xml:space="preserve">, including the </w:t>
-      </w:r>
-      <w:r>
-        <w:rPr>
-          <w:lang w:val="en"/>
-        </w:rPr>
-        <w:t>operations</w:t>
-      </w:r>
-      <w:r>
-        <w:rPr>
-          <w:lang w:val="en"/>
-        </w:rPr>
-        <w:t xml:space="preserve"> of feature engineering, model selection, and parameter tuning</w:t>
-      </w:r>
-      <w:r>
-        <w:rPr>
-          <w:lang w:val="en"/>
-        </w:rPr>
-        <w:t xml:space="preserve"> </w:t>
-      </w:r>
-      <w:r>
-        <w:rPr>
-          <w:lang w:val="en"/>
-        </w:rPr>
-        <w:fldChar w:fldCharType="begin"/>
-      </w:r>
-      <w:r>
-        <w:rPr>
-          <w:lang w:val="en"/>
-        </w:rPr>
-        <w:instrText xml:space="preserve"> ADDIN ZOTERO_ITEM CSL_CITATION {"citationID":"NKqpimaY","properties":{"formattedCitation":"[86,86]","plainCitation":"[86,86]","noteIndex":0},"citationItems":[{"id":1136,"uris":["http://zotero.org/users/6749620/items/87X5S4X6"],"itemData":{"id":1136,"type":"paper-conference","abstract":"As data science becomes more mainstream, there will be an ever-growing demand for data science tools that are more accessible, flexible, and scalable. In response to this demand, automated machine ...","container-title":"Workshop on Automatic Machine Learning","event-title":"Workshop on Automatic Machine Learning","language":"en","note":"ISSN: 1938-7228","page":"66-74","publisher":"PMLR","source":"proceedings.mlr.press","title":"TPOT: A Tree-based Pipeline Optimization Tool for Automating Machine Learning","title-short":"TPOT","URL":"http://proceedings.mlr.press/v64/olson_tpot_2016.html","author":[{"family":"Olson","given":"Randal S."},{"family":"Moore","given":"Jason H."}],"accessed":{"date-parts":[["2021",1,22]]},"issued":{"date-parts":[["2016",12,4]]},"citation-key":"olsonTPOTTreebasedPipeline2016"}},{"id":1136,"uris":["http://zotero.org/users/6749620/items/87X5S4X6"],"itemData":{"id":1136,"type":"paper-conference","abstract":"As data science becomes more mainstream, there will be an ever-growing demand for data science tools that are more accessible, flexible, and scalable. In response to this demand, automated machine ...","container-title":"Workshop on Automatic Machine Learning","event-title":"Workshop on Automatic Machine Learning","language":"en","note":"ISSN: 1938-7228","page":"66-74","publisher":"PMLR","source":"proceedings.mlr.press","title":"TPOT: A Tree-based Pipeline Optimization Tool for Automating Machine Learning","title-short":"TPOT","URL":"http://proceedings.mlr.press/v64/olson_tpot_2016.html","author":[{"family":"Olson","given":"Randal S."},{"family":"Moore","given":"Jason H."}],"accessed":{"date-parts":[["2021",1,22]]},"issued":{"date-parts":[["2016",12,4]]},"citation-key":"olsonTPOTTreebasedPipeline2016"}}],"schema":"https://github.com/citation-style-language/schema/raw/master/csl-citation.json"} </w:instrText>
-      </w:r>
-      <w:r>
-        <w:rPr>
-          <w:lang w:val="en"/>
-        </w:rPr>
-        <w:fldChar w:fldCharType="separate"/>
-      </w:r>
-      <w:r>
-        <w:rPr>
-          <w:noProof/>
-          <w:lang w:val="en"/>
-        </w:rPr>
-        <w:t>[86,86]</w:t>
-      </w:r>
-      <w:r>
-        <w:rPr>
-          <w:lang w:val="en"/>
-        </w:rPr>
-        <w:fldChar w:fldCharType="end"/>
-      </w:r>
-      <w:r>
-        <w:rPr>
-          <w:lang w:val="en"/>
-        </w:rPr>
-        <w:t>.</w:t>
-      </w:r>
-      <w:r>
-        <w:rPr>
-          <w:lang w:val="en"/>
-        </w:rPr>
-        <w:t xml:space="preserve"> For the variables sub-component, the output of the </w:t>
-      </w:r>
-      <w:r>
-        <w:rPr>
-          <w:lang w:val="en"/>
-        </w:rPr>
-        <w:t xml:space="preserve">spatial feature engineering </w:t>
-      </w:r>
-      <w:r>
-        <w:rPr>
-          <w:lang w:val="en"/>
-        </w:rPr>
-        <w:t>sub-component from the spatial data component was used</w:t>
-      </w:r>
-      <w:r>
-        <w:rPr>
-          <w:lang w:val="en"/>
-        </w:rPr>
-        <w:t xml:space="preserve">, while the models sub-component contained both </w:t>
-      </w:r>
+        <w:t>auto-</w:t>
+      </w:r>
+      <w:proofErr w:type="spellStart"/>
       <w:r>
         <w:rPr>
           <w:i/>
           <w:iCs/>
           <w:lang w:val="en"/>
         </w:rPr>
-        <w:t>auto-sklearn</w:t>
-      </w:r>
-      <w:r>
-        <w:rPr>
-          <w:lang w:val="en"/>
-        </w:rPr>
-        <w:t xml:space="preserve"> and </w:t>
-      </w:r>
+        <w:t>sklearn</w:t>
+      </w:r>
+      <w:proofErr w:type="spellEnd"/>
+      <w:r>
+        <w:rPr>
+          <w:lang w:val="en"/>
+        </w:rPr>
+        <w:t xml:space="preserve"> use</w:t>
+      </w:r>
+      <w:r>
+        <w:rPr>
+          <w:lang w:val="en"/>
+        </w:rPr>
+        <w:t>s</w:t>
+      </w:r>
+      <w:r>
+        <w:rPr>
+          <w:lang w:val="en"/>
+        </w:rPr>
+        <w:t xml:space="preserve"> </w:t>
+      </w:r>
+      <w:r>
+        <w:rPr>
+          <w:lang w:val="en"/>
+        </w:rPr>
+        <w:t>Bayesian</w:t>
+      </w:r>
+      <w:r>
+        <w:rPr>
+          <w:lang w:val="en"/>
+        </w:rPr>
+        <w:t xml:space="preserve"> optimization</w:t>
+      </w:r>
+      <w:r>
+        <w:rPr>
+          <w:lang w:val="en"/>
+        </w:rPr>
+        <w:t xml:space="preserve"> </w:t>
+      </w:r>
+      <w:r>
+        <w:rPr>
+          <w:lang w:val="en"/>
+        </w:rPr>
+        <w:fldChar w:fldCharType="begin"/>
+      </w:r>
+      <w:r>
+        <w:rPr>
+          <w:lang w:val="en"/>
+        </w:rPr>
+        <w:instrText xml:space="preserve"> ADDIN ZOTERO_ITEM CSL_CITATION {"citationID":"tnmdlVZN","properties":{"formattedCitation":"[82]","plainCitation":"[82]","noteIndex":0},"citationItems":[{"id":800,"uris":["http://zotero.org/users/6749620/items/YS8IMQNU"],"itemData":{"id":800,"type":"chapter","container-title":"Advances in Neural Information Processing Systems 25","page":"2951–2959","publisher":"Curran Associates, Inc.","source":"Neural Information Processing Systems","title":"Practical Bayesian Optimization of Machine Learning Algorithms","author":[{"family":"Snoek","given":"Jasper"},{"family":"Larochelle","given":"Hugo"},{"family":"Adams","given":"Ryan P"}],"editor":[{"family":"Pereira","given":"F."},{"family":"Burges","given":"C. J. C."},{"family":"Bottou","given":"L."},{"family":"Weinberger","given":"K. Q."}],"accessed":{"date-parts":[["2020",9,26]]},"issued":{"date-parts":[["2012"]]},"citation-key":"snoekPracticalBayesianOptimization2012"}}],"schema":"https://github.com/citation-style-language/schema/raw/master/csl-citation.json"} </w:instrText>
+      </w:r>
+      <w:r>
+        <w:rPr>
+          <w:lang w:val="en"/>
+        </w:rPr>
+        <w:fldChar w:fldCharType="separate"/>
+      </w:r>
+      <w:r>
+        <w:rPr>
+          <w:noProof/>
+          <w:lang w:val="en"/>
+        </w:rPr>
+        <w:t>[82]</w:t>
+      </w:r>
+      <w:r>
+        <w:rPr>
+          <w:lang w:val="en"/>
+        </w:rPr>
+        <w:fldChar w:fldCharType="end"/>
+      </w:r>
+      <w:r>
+        <w:rPr>
+          <w:lang w:val="en"/>
+        </w:rPr>
+        <w:t>, meta-learning</w:t>
+      </w:r>
+      <w:r>
+        <w:rPr>
+          <w:lang w:val="en"/>
+        </w:rPr>
+        <w:t xml:space="preserve"> </w:t>
+      </w:r>
+      <w:r>
+        <w:rPr>
+          <w:lang w:val="en"/>
+        </w:rPr>
+        <w:fldChar w:fldCharType="begin"/>
+      </w:r>
+      <w:r>
+        <w:rPr>
+          <w:lang w:val="en"/>
+        </w:rPr>
+        <w:instrText xml:space="preserve"> ADDIN ZOTERO_ITEM CSL_CITATION {"citationID":"U1uW3KD2","properties":{"formattedCitation":"[83]","plainCitation":"[83]","noteIndex":0},"citationItems":[{"id":1986,"uris":["http://zotero.org/users/6749620/items/7VRJ7XM6"],"itemData":{"id":1986,"type":"article-journal","abstract":"Different researchers hold different views of what the term meta-learning exactlymeans. The first part of this paper provides our own perspective view in which the goal isto build self-adaptive learners (i.e. learning algorithms that improve their bias dynamicallythrough experience by accumulating meta-knowledge). The second part provides a survey ofmeta-learning as reported by the machine-learning literature. We find that, despite differentviews and research lines, a question remains constant: how can we exploit knowledge aboutlearning (i.e. meta-knowledge) to improve the performance of learning algorithms? Clearlythe answer to this question is key to the advancement of the field and continues being thesubject of intensive research.","container-title":"Artificial Intelligence Review","DOI":"10.1023/A:1019956318069","ISSN":"1573-7462","issue":"2","journalAbbreviation":"Artificial Intelligence Review","language":"en","page":"77-95","source":"Springer Link","title":"A Perspective View and Survey of Meta-Learning","volume":"18","author":[{"family":"Vilalta","given":"Ricardo"},{"family":"Drissi","given":"Youssef"}],"issued":{"date-parts":[["2002",6,1]]},"citation-key":"vilaltaPerspectiveViewSurvey2002"}}],"schema":"https://github.com/citation-style-language/schema/raw/master/csl-citation.json"} </w:instrText>
+      </w:r>
+      <w:r>
+        <w:rPr>
+          <w:lang w:val="en"/>
+        </w:rPr>
+        <w:fldChar w:fldCharType="separate"/>
+      </w:r>
+      <w:r>
+        <w:rPr>
+          <w:noProof/>
+          <w:lang w:val="en"/>
+        </w:rPr>
+        <w:t>[83]</w:t>
+      </w:r>
+      <w:r>
+        <w:rPr>
+          <w:lang w:val="en"/>
+        </w:rPr>
+        <w:fldChar w:fldCharType="end"/>
+      </w:r>
+      <w:r>
+        <w:rPr>
+          <w:lang w:val="en"/>
+        </w:rPr>
+        <w:t>, and ensemble construction</w:t>
+      </w:r>
+      <w:r>
+        <w:rPr>
+          <w:lang w:val="en"/>
+        </w:rPr>
+        <w:t xml:space="preserve"> </w:t>
+      </w:r>
+      <w:r>
+        <w:rPr>
+          <w:lang w:val="en"/>
+        </w:rPr>
+        <w:fldChar w:fldCharType="begin"/>
+      </w:r>
+      <w:r>
+        <w:rPr>
+          <w:lang w:val="en"/>
+        </w:rPr>
+        <w:instrText xml:space="preserve"> ADDIN ZOTERO_ITEM CSL_CITATION {"citationID":"nQvZjUXy","properties":{"formattedCitation":"[84]","plainCitation":"[84]","noteIndex":0},"citationItems":[{"id":1163,"uris":["http://zotero.org/users/6749620/items/D9TSECMD"],"itemData":{"id":1163,"type":"paper-conference","abstract":"We present a method for constructing ensembles from libraries of thousands of models. Model libraries are generated using different learning algorithms and parameter settings. Forward stepwise selection is used to add to the ensemble the models that maximize its performance. Ensemble selection allows ensembles to be optimized to performance metric such as accuracy, cross entropy, mean precision, or ROC Area. Experiments with seven test problems and ten metrics demonstrate the benefit of ensemble selection.","collection-title":"ICML '04","container-title":"Proceedings of the twenty-first international conference on Machine learning","DOI":"10.1145/1015330.1015432","event-place":"New York, NY, USA","ISBN":"978-1-58113-838-2","page":"18","publisher":"Association for Computing Machinery","publisher-place":"New York, NY, USA","source":"ACM Digital Library","title":"Ensemble selection from libraries of models","URL":"https://doi.org/10.1145/1015330.1015432","author":[{"family":"Caruana","given":"Rich"},{"family":"Niculescu-Mizil","given":"Alexandru"},{"family":"Crew","given":"Geoff"},{"family":"Ksikes","given":"Alex"}],"accessed":{"date-parts":[["2021",2,1]]},"issued":{"date-parts":[["2004",7,4]]},"citation-key":"caruanaEnsembleSelectionLibraries2004"}}],"schema":"https://github.com/citation-style-language/schema/raw/master/csl-citation.json"} </w:instrText>
+      </w:r>
+      <w:r>
+        <w:rPr>
+          <w:lang w:val="en"/>
+        </w:rPr>
+        <w:fldChar w:fldCharType="separate"/>
+      </w:r>
+      <w:r>
+        <w:rPr>
+          <w:noProof/>
+          <w:lang w:val="en"/>
+        </w:rPr>
+        <w:t>[84]</w:t>
+      </w:r>
+      <w:r>
+        <w:rPr>
+          <w:lang w:val="en"/>
+        </w:rPr>
+        <w:fldChar w:fldCharType="end"/>
+      </w:r>
+      <w:r>
+        <w:rPr>
+          <w:lang w:val="en"/>
+        </w:rPr>
+        <w:t xml:space="preserve"> to automatically select the best model from a test of several models and parameters</w:t>
+      </w:r>
+      <w:r>
+        <w:rPr>
+          <w:lang w:val="en"/>
+        </w:rPr>
+        <w:t xml:space="preserve"> </w:t>
+      </w:r>
+      <w:r>
+        <w:rPr>
+          <w:lang w:val="en"/>
+        </w:rPr>
+        <w:fldChar w:fldCharType="begin"/>
+      </w:r>
+      <w:r>
+        <w:rPr>
+          <w:lang w:val="en"/>
+        </w:rPr>
+        <w:instrText xml:space="preserve"> ADDIN ZOTERO_ITEM CSL_CITATION {"citationID":"TA6HuCNJ","properties":{"formattedCitation":"[85,86]","plainCitation":"[85,86]","noteIndex":0},"citationItems":[{"id":1838,"uris":["http://zotero.org/users/6749620/items/MPZ8F3N3"],"itemData":{"id":1838,"type":"article-journal","container-title":"Advances in neural information processing systems","source":"Google Scholar","title":"Efficient and robust automated machine learning","volume":"28","author":[{"family":"Feurer","given":"Matthias"},{"family":"Klein","given":"Aaron"},{"family":"Eggensperger","given":"Katharina"},{"family":"Springenberg","given":"Jost"},{"family":"Blum","given":"Manuel"},{"family":"Hutter","given":"Frank"}],"issued":{"date-parts":[["2015"]]},"citation-key":"feurerEfficientRobustAutomated2015"}},{"id":1180,"uris":["http://zotero.org/users/6749620/items/HHNIN4WU"],"itemData":{"id":1180,"type":"chapter","abstract":"The success of machine learning in a broad range of applications has led to an ever-growing demand for machine learning systems that can be used oﬀ the shelf by non-experts. To be eﬀective in practice, such systems need to automatically choose a good algorithm and feature preprocessing steps for a new dataset at hand, and also set their respective hyperparameters. Recent work has started to tackle this automated machine learning (AutoML) problem with the help of eﬃcient Bayesian optimization methods. Building on this, we introduce a robust new AutoML system based on the Python machine learning package scikit-learn (using 15 classiﬁers, 14 feature preprocessing methods, and 4 data preprocessing methods, giving rise to a structured hypothesis space with 110 hyperparameters). This system, which we dub Auto-sklearn, improves on existing AutoML methods by automatically taking into account past performance on similar datasets, and by constructing ensembles from the models evaluated during the optimization. Our system won six out of ten phases of the ﬁrst ChaLearn AutoML challenge, and our comprehensive analysis on over 100 diverse datasets shows that it substantially outperforms the previous state of the art in AutoML. We also demonstrate the performance gains due to each of our contributions and derive insights into the eﬀectiveness of the individual components of Auto-sklearn.","container-title":"Automated Machine Learning","event-place":"Cham","ISBN":"978-3-030-05317-8","language":"en","note":"collection-title: The Springer Series on Challenges in Machine Learning\nDOI: 10.1007/978-3-030-05318-5_6","page":"113-134","publisher":"Springer International Publishing","publisher-place":"Cham","source":"DOI.org (Crossref)","title":"Auto-sklearn: Efficient and Robust Automated Machine Learning","title-short":"Auto-sklearn","URL":"http://link.springer.com/10.1007/978-3-030-05318-5_6","editor":[{"family":"Hutter","given":"Frank"},{"family":"Kotthoff","given":"Lars"},{"family":"Vanschoren","given":"Joaquin"}],"author":[{"family":"Feurer","given":"Matthias"},{"family":"Klein","given":"Aaron"},{"family":"Eggensperger","given":"Katharina"},{"family":"Springenberg","given":"Jost Tobias"},{"family":"Blum","given":"Manuel"},{"family":"Hutter","given":"Frank"}],"accessed":{"date-parts":[["2021",2,7]]},"issued":{"date-parts":[["2019"]]},"citation-key":"feurerAutosklearnEfficientRobust2019"}}],"schema":"https://github.com/citation-style-language/schema/raw/master/csl-citation.json"} </w:instrText>
+      </w:r>
+      <w:r>
+        <w:rPr>
+          <w:lang w:val="en"/>
+        </w:rPr>
+        <w:fldChar w:fldCharType="separate"/>
+      </w:r>
+      <w:r>
+        <w:rPr>
+          <w:noProof/>
+          <w:lang w:val="en"/>
+        </w:rPr>
+        <w:t>[85,86]</w:t>
+      </w:r>
+      <w:r>
+        <w:rPr>
+          <w:lang w:val="en"/>
+        </w:rPr>
+        <w:fldChar w:fldCharType="end"/>
+      </w:r>
+      <w:r>
+        <w:rPr>
+          <w:lang w:val="en"/>
+        </w:rPr>
+        <w:t>.</w:t>
+      </w:r>
+      <w:r>
+        <w:rPr>
+          <w:lang w:val="en"/>
+        </w:rPr>
+        <w:t xml:space="preserve"> The package </w:t>
+      </w:r>
+      <w:proofErr w:type="spellStart"/>
       <w:r>
         <w:rPr>
           <w:i/>
@@ -18441,6 +18461,19 @@
         </w:rPr>
         <w:t>tpot</w:t>
       </w:r>
+      <w:proofErr w:type="spellEnd"/>
+      <w:r>
+        <w:rPr>
+          <w:lang w:val="en"/>
+        </w:rPr>
+        <w:t xml:space="preserve"> uses genetic </w:t>
+      </w:r>
+      <w:r>
+        <w:rPr>
+          <w:lang w:val="en"/>
+        </w:rPr>
+        <w:t>programming</w:t>
+      </w:r>
       <w:r>
         <w:rPr>
           <w:lang w:val="en"/>
@@ -18451,8 +18484,202 @@
         <w:rPr>
           <w:lang w:val="en"/>
         </w:rPr>
+        <w:fldChar w:fldCharType="begin"/>
+      </w:r>
+      <w:r>
+        <w:rPr>
+          <w:lang w:val="en"/>
+        </w:rPr>
+        <w:instrText xml:space="preserve"> ADDIN ZOTERO_ITEM CSL_CITATION {"citationID":"RGP9X19Z","properties":{"formattedCitation":"[87]","plainCitation":"[87]","noteIndex":0},"citationItems":[{"id":2292,"uris":["http://zotero.org/users/6749620/items/W7NQNMJL"],"itemData":{"id":2292,"type":"book","abstract":"Genetic programming (GP), one of the most advanced forms of evolutionary computation, has been highly successful as a technique for getting computers to automatically solve problems without having to tell them explicitly how. Since its inceptions more than ten years ago, GP has been used to solve practical problems in a variety of application fields. Along with this ad-hoc engineering approaches interest increased in how and why GP works. This book provides a coherent consolidation of recent work on the theoretical foundations of GP. A concise introduction to GP and genetic algorithms (GA) is followed by a discussion of fitness landscapes and other theoretical approaches to natural and artificial evolution. Having surveyed early approaches to GP theory it presents new exact schema analysis, showing that it applies to GP as well as to the simpler GAs. New results on the potentially infinite number of possible programs are followed by two chapters applying these new techniques.","ISBN":"978-3-662-04726-2","language":"en","note":"Google-Books-ID: zsaqCAAAQBAJ","number-of-pages":"265","publisher":"Springer Science &amp; Business Media","source":"Google Books","title":"Foundations of Genetic Programming","author":[{"family":"Langdon","given":"William B."},{"family":"Poli","given":"Riccardo"}],"issued":{"date-parts":[["2013",3,9]]},"citation-key":"langdonFoundationsGeneticProgramming2013"}}],"schema":"https://github.com/citation-style-language/schema/raw/master/csl-citation.json"} </w:instrText>
+      </w:r>
+      <w:r>
+        <w:rPr>
+          <w:lang w:val="en"/>
+        </w:rPr>
+        <w:fldChar w:fldCharType="separate"/>
+      </w:r>
+      <w:r>
+        <w:rPr>
+          <w:noProof/>
+          <w:lang w:val="en"/>
+        </w:rPr>
+        <w:t>[87]</w:t>
+      </w:r>
+      <w:r>
+        <w:rPr>
+          <w:lang w:val="en"/>
+        </w:rPr>
+        <w:fldChar w:fldCharType="end"/>
+      </w:r>
+      <w:r>
+        <w:rPr>
+          <w:lang w:val="en"/>
+        </w:rPr>
+        <w:t xml:space="preserve"> to automatically </w:t>
+      </w:r>
+      <w:r>
+        <w:rPr>
+          <w:lang w:val="en"/>
+        </w:rPr>
+        <w:t>optimize and design</w:t>
+      </w:r>
+      <w:r>
+        <w:rPr>
+          <w:lang w:val="en"/>
+        </w:rPr>
+        <w:t xml:space="preserve"> machine learning pipelines</w:t>
+      </w:r>
+      <w:r>
+        <w:rPr>
+          <w:lang w:val="en"/>
+        </w:rPr>
+        <w:t xml:space="preserve"> through pipeline operators</w:t>
+      </w:r>
+      <w:r>
+        <w:rPr>
+          <w:lang w:val="en"/>
+        </w:rPr>
+        <w:t xml:space="preserve">, including the </w:t>
+      </w:r>
+      <w:r>
+        <w:rPr>
+          <w:lang w:val="en"/>
+        </w:rPr>
+        <w:t>operations</w:t>
+      </w:r>
+      <w:r>
+        <w:rPr>
+          <w:lang w:val="en"/>
+        </w:rPr>
+        <w:t xml:space="preserve"> of feature engineering, model selection, and parameter tuning</w:t>
+      </w:r>
+      <w:r>
+        <w:rPr>
+          <w:lang w:val="en"/>
+        </w:rPr>
+        <w:t xml:space="preserve"> </w:t>
+      </w:r>
+      <w:r>
+        <w:rPr>
+          <w:lang w:val="en"/>
+        </w:rPr>
+        <w:fldChar w:fldCharType="begin"/>
+      </w:r>
+      <w:r>
+        <w:rPr>
+          <w:lang w:val="en"/>
+        </w:rPr>
+        <w:instrText xml:space="preserve"> ADDIN ZOTERO_ITEM CSL_CITATION {"citationID":"NKqpimaY","properties":{"formattedCitation":"[88,88]","plainCitation":"[88,88]","noteIndex":0},"citationItems":[{"id":1136,"uris":["http://zotero.org/users/6749620/items/87X5S4X6"],"itemData":{"id":1136,"type":"paper-conference","abstract":"As data science becomes more mainstream, there will be an ever-growing demand for data science tools that are more accessible, flexible, and scalable. In response to this demand, automated machine ...","container-title":"Workshop on Automatic Machine Learning","event-title":"Workshop on Automatic Machine Learning","language":"en","note":"ISSN: 1938-7228","page":"66-74","publisher":"PMLR","source":"proceedings.mlr.press","title":"TPOT: A Tree-based Pipeline Optimization Tool for Automating Machine Learning","title-short":"TPOT","URL":"http://proceedings.mlr.press/v64/olson_tpot_2016.html","author":[{"family":"Olson","given":"Randal S."},{"family":"Moore","given":"Jason H."}],"accessed":{"date-parts":[["2021",1,22]]},"issued":{"date-parts":[["2016",12,4]]},"citation-key":"olsonTPOTTreebasedPipeline2016"}},{"id":1136,"uris":["http://zotero.org/users/6749620/items/87X5S4X6"],"itemData":{"id":1136,"type":"paper-conference","abstract":"As data science becomes more mainstream, there will be an ever-growing demand for data science tools that are more accessible, flexible, and scalable. In response to this demand, automated machine ...","container-title":"Workshop on Automatic Machine Learning","event-title":"Workshop on Automatic Machine Learning","language":"en","note":"ISSN: 1938-7228","page":"66-74","publisher":"PMLR","source":"proceedings.mlr.press","title":"TPOT: A Tree-based Pipeline Optimization Tool for Automating Machine Learning","title-short":"TPOT","URL":"http://proceedings.mlr.press/v64/olson_tpot_2016.html","author":[{"family":"Olson","given":"Randal S."},{"family":"Moore","given":"Jason H."}],"accessed":{"date-parts":[["2021",1,22]]},"issued":{"date-parts":[["2016",12,4]]},"citation-key":"olsonTPOTTreebasedPipeline2016"}}],"schema":"https://github.com/citation-style-language/schema/raw/master/csl-citation.json"} </w:instrText>
+      </w:r>
+      <w:r>
+        <w:rPr>
+          <w:lang w:val="en"/>
+        </w:rPr>
+        <w:fldChar w:fldCharType="separate"/>
+      </w:r>
+      <w:r>
+        <w:rPr>
+          <w:noProof/>
+          <w:lang w:val="en"/>
+        </w:rPr>
+        <w:t>[88,88]</w:t>
+      </w:r>
+      <w:r>
+        <w:rPr>
+          <w:lang w:val="en"/>
+        </w:rPr>
+        <w:fldChar w:fldCharType="end"/>
+      </w:r>
+      <w:r>
+        <w:rPr>
+          <w:lang w:val="en"/>
+        </w:rPr>
+        <w:t>.</w:t>
+      </w:r>
+      <w:r>
+        <w:rPr>
+          <w:lang w:val="en"/>
+        </w:rPr>
+        <w:t xml:space="preserve"> For the variables sub-component, the output of the </w:t>
+      </w:r>
+      <w:r>
+        <w:rPr>
+          <w:lang w:val="en"/>
+        </w:rPr>
+        <w:t xml:space="preserve">spatial feature engineering </w:t>
+      </w:r>
+      <w:r>
+        <w:rPr>
+          <w:lang w:val="en"/>
+        </w:rPr>
+        <w:t>sub-component from the spatial data component was used</w:t>
+      </w:r>
+      <w:r>
+        <w:rPr>
+          <w:lang w:val="en"/>
+        </w:rPr>
+        <w:t xml:space="preserve">, while the </w:t>
+      </w:r>
+      <w:proofErr w:type="gramStart"/>
+      <w:r>
+        <w:rPr>
+          <w:lang w:val="en"/>
+        </w:rPr>
         <w:t>models</w:t>
       </w:r>
+      <w:proofErr w:type="gramEnd"/>
+      <w:r>
+        <w:rPr>
+          <w:lang w:val="en"/>
+        </w:rPr>
+        <w:t xml:space="preserve"> sub-component contained both </w:t>
+      </w:r>
+      <w:r>
+        <w:rPr>
+          <w:i/>
+          <w:iCs/>
+          <w:lang w:val="en"/>
+        </w:rPr>
+        <w:t>auto-</w:t>
+      </w:r>
+      <w:proofErr w:type="spellStart"/>
+      <w:r>
+        <w:rPr>
+          <w:i/>
+          <w:iCs/>
+          <w:lang w:val="en"/>
+        </w:rPr>
+        <w:t>sklearn</w:t>
+      </w:r>
+      <w:proofErr w:type="spellEnd"/>
+      <w:r>
+        <w:rPr>
+          <w:lang w:val="en"/>
+        </w:rPr>
+        <w:t xml:space="preserve"> and </w:t>
+      </w:r>
+      <w:proofErr w:type="spellStart"/>
+      <w:r>
+        <w:rPr>
+          <w:i/>
+          <w:iCs/>
+          <w:lang w:val="en"/>
+        </w:rPr>
+        <w:t>tpot</w:t>
+      </w:r>
+      <w:proofErr w:type="spellEnd"/>
+      <w:r>
+        <w:rPr>
+          <w:lang w:val="en"/>
+        </w:rPr>
+        <w:t xml:space="preserve"> </w:t>
+      </w:r>
+      <w:r>
+        <w:rPr>
+          <w:lang w:val="en"/>
+        </w:rPr>
+        <w:t>models</w:t>
+      </w:r>
       <w:r>
         <w:rPr>
           <w:lang w:val="en"/>
@@ -18511,7 +18738,7 @@
         <w:rPr>
           <w:lang w:val="en"/>
         </w:rPr>
-        <w:instrText xml:space="preserve"> ADDIN ZOTERO_ITEM CSL_CITATION {"citationID":"fgE8Qzq8","properties":{"formattedCitation":"[87]","plainCitation":"[87]","noteIndex":0},"citationItems":[{"id":2311,"uris":["http://zotero.org/users/6749620/items/6UJ3QDST"],"itemData":{"id":2311,"type":"article-journal","container-title":"Climate research","issue":"1","page":"79–82","source":"Google Scholar","title":"Advantages of the mean absolute error (MAE) over the root mean square error (RMSE) in assessing average model performance","volume":"30","author":[{"family":"Willmott","given":"Cort J."},{"family":"Matsuura","given":"Kenji"}],"issued":{"date-parts":[["2005"]]},"citation-key":"willmottAdvantagesMeanAbsolute2005"}}],"schema":"https://github.com/citation-style-language/schema/raw/master/csl-citation.json"} </w:instrText>
+        <w:instrText xml:space="preserve"> ADDIN ZOTERO_ITEM CSL_CITATION {"citationID":"fgE8Qzq8","properties":{"formattedCitation":"[89]","plainCitation":"[89]","noteIndex":0},"citationItems":[{"id":2311,"uris":["http://zotero.org/users/6749620/items/6UJ3QDST"],"itemData":{"id":2311,"type":"article-journal","container-title":"Climate research","issue":"1","page":"79–82","source":"Google Scholar","title":"Advantages of the mean absolute error (MAE) over the root mean square error (RMSE) in assessing average model performance","volume":"30","author":[{"family":"Willmott","given":"Cort J."},{"family":"Matsuura","given":"Kenji"}],"issued":{"date-parts":[["2005"]]},"citation-key":"willmottAdvantagesMeanAbsolute2005"}}],"schema":"https://github.com/citation-style-language/schema/raw/master/csl-citation.json"} </w:instrText>
       </w:r>
       <w:r>
         <w:rPr>
@@ -18524,7 +18751,7 @@
           <w:noProof/>
           <w:lang w:val="en"/>
         </w:rPr>
-        <w:t>[87]</w:t>
+        <w:t>[89]</w:t>
       </w:r>
       <w:r>
         <w:rPr>
@@ -18581,22 +18808,34 @@
           <w:iCs/>
           <w:lang w:val="en"/>
         </w:rPr>
-        <w:t>auto-sklearn</w:t>
-      </w:r>
-      <w:r>
-        <w:rPr>
-          <w:lang w:val="en"/>
-        </w:rPr>
-        <w:t xml:space="preserve"> and </w:t>
-      </w:r>
+        <w:t>auto-</w:t>
+      </w:r>
+      <w:proofErr w:type="spellStart"/>
       <w:r>
         <w:rPr>
           <w:i/>
           <w:iCs/>
           <w:lang w:val="en"/>
         </w:rPr>
+        <w:t>sklearn</w:t>
+      </w:r>
+      <w:proofErr w:type="spellEnd"/>
+      <w:r>
+        <w:rPr>
+          <w:lang w:val="en"/>
+        </w:rPr>
+        <w:t xml:space="preserve"> and </w:t>
+      </w:r>
+      <w:proofErr w:type="spellStart"/>
+      <w:r>
+        <w:rPr>
+          <w:i/>
+          <w:iCs/>
+          <w:lang w:val="en"/>
+        </w:rPr>
         <w:t>tpot</w:t>
       </w:r>
+      <w:proofErr w:type="spellEnd"/>
       <w:r>
         <w:rPr>
           <w:lang w:val="en"/>
@@ -18713,7 +18952,7 @@
         <w:rPr>
           <w:lang w:val="en"/>
         </w:rPr>
-        <w:instrText xml:space="preserve"> ADDIN ZOTERO_ITEM CSL_CITATION {"citationID":"iDGq183s","properties":{"formattedCitation":"[54]","plainCitation":"[54]","noteIndex":0},"citationItems":[{"id":1531,"uris":["http://zotero.org/users/6749620/items/6DLYZ9SY"],"itemData":{"id":1531,"type":"article-journal","abstract":"Measuring variable importance for computational models or measured data is an important task in many applications. It has drawn our attention that the variable importance analysis (VIA) techniques were developed independently in many disciplines. We are strongly aware of the necessity to aggregate all the good practices in each discipline, and compare the relative merits of each method, so as to instruct the practitioners to choose the optimal methods to meet different analysis purposes, and to guide current research on VIA. To this end, all the good practices, including seven groups of methods, i.e., the difference-based variable importance measures (VIMs), parametric regression and related VIMs, nonparametric regression techniques, hypothesis test techniques, variance-based VIMs, moment-independent VIMs and graphic VIMs, are reviewed and compared with a numerical test example set in two situations (independent and dependent cases). For ease of use, the recommendations are provided for different types of applications, and packages as well as software for implementing these VIA techniques are collected. Prospects for future study of VIA techniques are also proposed.","container-title":"Reliability Engineering &amp; System Safety","DOI":"10.1016/j.ress.2015.05.018","ISSN":"0951-8320","journalAbbreviation":"Reliability Engineering &amp; System Safety","language":"en","note":"214 citations (Crossref) [2022-09-24]","page":"399-432","source":"ScienceDirect","title":"Variable importance analysis: A comprehensive review","title-short":"Variable importance analysis","volume":"142","author":[{"family":"Wei","given":"Pengfei"},{"family":"Lu","given":"Zhenzhou"},{"family":"Song","given":"Jingwen"}],"issued":{"date-parts":[["2015",10,1]]},"citation-key":"weiVariableImportanceAnalysis2015"}}],"schema":"https://github.com/citation-style-language/schema/raw/master/csl-citation.json"} </w:instrText>
+        <w:instrText xml:space="preserve"> ADDIN ZOTERO_ITEM CSL_CITATION {"citationID":"iDGq183s","properties":{"formattedCitation":"[56]","plainCitation":"[56]","noteIndex":0},"citationItems":[{"id":1531,"uris":["http://zotero.org/users/6749620/items/6DLYZ9SY"],"itemData":{"id":1531,"type":"article-journal","abstract":"Measuring variable importance for computational models or measured data is an important task in many applications. It has drawn our attention that the variable importance analysis (VIA) techniques were developed independently in many disciplines. We are strongly aware of the necessity to aggregate all the good practices in each discipline, and compare the relative merits of each method, so as to instruct the practitioners to choose the optimal methods to meet different analysis purposes, and to guide current research on VIA. To this end, all the good practices, including seven groups of methods, i.e., the difference-based variable importance measures (VIMs), parametric regression and related VIMs, nonparametric regression techniques, hypothesis test techniques, variance-based VIMs, moment-independent VIMs and graphic VIMs, are reviewed and compared with a numerical test example set in two situations (independent and dependent cases). For ease of use, the recommendations are provided for different types of applications, and packages as well as software for implementing these VIA techniques are collected. Prospects for future study of VIA techniques are also proposed.","container-title":"Reliability Engineering &amp; System Safety","DOI":"10.1016/j.ress.2015.05.018","ISSN":"0951-8320","journalAbbreviation":"Reliability Engineering &amp; System Safety","language":"en","note":"214 citations (Crossref) [2022-09-24]","page":"399-432","source":"ScienceDirect","title":"Variable importance analysis: A comprehensive review","title-short":"Variable importance analysis","volume":"142","author":[{"family":"Wei","given":"Pengfei"},{"family":"Lu","given":"Zhenzhou"},{"family":"Song","given":"Jingwen"}],"issued":{"date-parts":[["2015",10,1]]},"citation-key":"weiVariableImportanceAnalysis2015"}}],"schema":"https://github.com/citation-style-language/schema/raw/master/csl-citation.json"} </w:instrText>
       </w:r>
       <w:r>
         <w:rPr>
@@ -18726,7 +18965,7 @@
           <w:noProof/>
           <w:lang w:val="en"/>
         </w:rPr>
-        <w:t>[54]</w:t>
+        <w:t>[56]</w:t>
       </w:r>
       <w:r>
         <w:rPr>
@@ -19212,8 +19451,8 @@
       </w:pPr>
       <w:r>
         <w:drawing>
-          <wp:inline distT="0" distB="0" distL="0" distR="0" wp14:anchorId="5EC69434" wp14:editId="641EBEDC">
-            <wp:extent cx="3441521" cy="2351873"/>
+          <wp:inline distT="0" distB="0" distL="0" distR="0" wp14:anchorId="5EC69434" wp14:editId="5715FAAD">
+            <wp:extent cx="3441521" cy="2355146"/>
             <wp:effectExtent l="0" t="0" r="635" b="0"/>
             <wp:docPr id="224512040" name="Picture 6"/>
             <wp:cNvGraphicFramePr>
@@ -19235,7 +19474,7 @@
                   <pic:spPr>
                     <a:xfrm>
                       <a:off x="0" y="0"/>
-                      <a:ext cx="3441521" cy="2351873"/>
+                      <a:ext cx="3441521" cy="2355146"/>
                     </a:xfrm>
                     <a:prstGeom prst="rect">
                       <a:avLst/>
@@ -19406,7 +19645,7 @@
         <w:fldChar w:fldCharType="begin"/>
       </w:r>
       <w:r>
-        <w:instrText xml:space="preserve"> ADDIN ZOTERO_ITEM CSL_CITATION {"citationID":"8k5yhpTD","properties":{"formattedCitation":"[33]","plainCitation":"[33]","noteIndex":0},"citationItems":[{"id":3135,"uris":["http://zotero.org/users/6749620/items/6ZKSVIRH"],"itemData":{"id":3135,"type":"article-journal","container-title":"Photogrammetric Engineering and Remote Sensing","issue":"4","note":"publisher: [Falls Church, Va.] American Society of Photogrammetry.","page":"425–434","source":"Google Scholar","title":"Exploring and evaluating the consequences of vector-to-raster and raster-to-vector conversion","volume":"63","author":[{"family":"Congalton","given":"Russell G."}],"issued":{"date-parts":[["1997"]]},"citation-key":"congaltonExploringEvaluatingConsequences1997"}}],"schema":"https://github.com/citation-style-language/schema/raw/master/csl-citation.json"} </w:instrText>
+        <w:instrText xml:space="preserve"> ADDIN ZOTERO_ITEM CSL_CITATION {"citationID":"l04kHQEH","properties":{"formattedCitation":"[33]","plainCitation":"[33]","noteIndex":0},"citationItems":[{"id":3135,"uris":["http://zotero.org/users/6749620/items/6ZKSVIRH"],"itemData":{"id":3135,"type":"article-journal","container-title":"Photogrammetric Engineering and Remote Sensing","issue":"4","note":"publisher: [Falls Church, Va.] American Society of Photogrammetry.","page":"425–434","source":"Google Scholar","title":"Exploring and evaluating the consequences of vector-to-raster and raster-to-vector conversion","volume":"63","author":[{"family":"Congalton","given":"Russell G."}],"issued":{"date-parts":[["1997"]]},"citation-key":"congaltonExploringEvaluatingConsequences1997"}}],"schema":"https://github.com/citation-style-language/schema/raw/master/csl-citation.json"} </w:instrText>
       </w:r>
       <w:r>
         <w:fldChar w:fldCharType="separate"/>
@@ -19424,7 +19663,7 @@
         <w:fldChar w:fldCharType="begin"/>
       </w:r>
       <w:r>
-        <w:instrText xml:space="preserve"> ADDIN ZOTERO_ITEM CSL_CITATION {"citationID":"ElTQfJhv","properties":{"formattedCitation":"[34]","plainCitation":"[34]","noteIndex":0},"citationItems":[{"id":3137,"uris":["http://zotero.org/users/6749620/items/5LXK46SN"],"itemData":{"id":3137,"type":"article-journal","container-title":"Annals of GIS","DOI":"10.1080/10824000809480639","ISSN":"1947-5683, 1947-5691","issue":"1","journalAbbreviation":"Annals of GIS","language":"en","page":"54-62","source":"DOI.org (Crossref)","title":"An Efficient Algorithm for Raster-to-Vector Data Conversion","volume":"14","author":[{"family":"Teng","given":"Junhua"},{"family":"Wang","given":"Fahui"},{"family":"Liu","given":"Yu"}],"issued":{"date-parts":[["2008",6]]},"citation-key":"tengEfficientAlgorithmRastertoVector2008"}}],"schema":"https://github.com/citation-style-language/schema/raw/master/csl-citation.json"} </w:instrText>
+        <w:instrText xml:space="preserve"> ADDIN ZOTERO_ITEM CSL_CITATION {"citationID":"enbpowBm","properties":{"formattedCitation":"[34]","plainCitation":"[34]","noteIndex":0},"citationItems":[{"id":3137,"uris":["http://zotero.org/users/6749620/items/5LXK46SN"],"itemData":{"id":3137,"type":"article-journal","container-title":"Annals of GIS","DOI":"10.1080/10824000809480639","ISSN":"1947-5683, 1947-5691","issue":"1","journalAbbreviation":"Annals of GIS","language":"en","page":"54-62","source":"DOI.org (Crossref)","title":"An Efficient Algorithm for Raster-to-Vector Data Conversion","volume":"14","author":[{"family":"Teng","given":"Junhua"},{"family":"Wang","given":"Fahui"},{"family":"Liu","given":"Yu"}],"issued":{"date-parts":[["2008",6]]},"citation-key":"tengEfficientAlgorithmRastertoVector2008"}}],"schema":"https://github.com/citation-style-language/schema/raw/master/csl-citation.json"} </w:instrText>
       </w:r>
       <w:r>
         <w:fldChar w:fldCharType="separate"/>
@@ -19442,7 +19681,7 @@
         <w:fldChar w:fldCharType="begin"/>
       </w:r>
       <w:r>
-        <w:instrText xml:space="preserve"> ADDIN ZOTERO_ITEM CSL_CITATION {"citationID":"ovfEFFrr","properties":{"formattedCitation":"[35]","plainCitation":"[35]","noteIndex":0},"citationItems":[{"id":3139,"uris":["http://zotero.org/users/6749620/items/KDTDUGIL"],"itemData":{"id":3139,"type":"article-journal","abstract":"Introduction: Object detection in remotely sensed satellite images is critical to socio-economic, bio-physical, and environmental monitoring, necessary for the prevention of natural disasters such as flooding and fires, socio-economic service delivery, and general urban and rural planning and management. Whereas deep learning approaches have recently gained popularity in remotely sensed image analysis, they have been unable to efficiently detect image objects due to complex landscape heterogeneity, high inter-class similarity and intra-class diversity, and difficulty in acquiring suitable training data that represents the complexities, among others. Methods: To address these challenges, this study employed multi-object detection deep learning algorithms with a transfer learning approach on remotely sensed satellite imagery captured on a heterogeneous landscape. In the study, a new dataset of diverse features with five object classes collected from Google Earth Engine in various locations in southern KwaZulu-Natal province in South Africa was used to evaluate the models. The dataset images were characterized with objects that have varying sizes and resolutions. Five (5) object detection methods based on R-CNN and YOLO architectures were investigated via experiments on our newly created dataset. Conclusions: This paper provides a comprehensive performance evaluation and analysis of the recent deep learning-based object detection methods for detecting objects in high-resolution remote sensing satellite images. The models were also evaluated on two publicly available datasets: Visdron and PASCAL VOC2007. Results showed that the highest detection accuracy of the vegetation and swimming pool instances was more than 90%, and the fastest detection speed 0.2 ms was observed in YOLOv8.","container-title":"Sensors","DOI":"10.3390/s23135849","ISSN":"1424-8220","issue":"13","language":"en","license":"http://creativecommons.org/licenses/by/3.0/","note":"number: 13\npublisher: Multidisciplinary Digital Publishing Institute","page":"5849","source":"www.mdpi.com","title":"State-of-the-Art Deep Learning Methods for Objects Detection in Remote Sensing Satellite Images","volume":"23","author":[{"family":"Adegun","given":"Adekanmi Adeyinka"},{"family":"Fonou Dombeu","given":"Jean Vincent"},{"family":"Viriri","given":"Serestina"},{"family":"Odindi","given":"John"}],"issued":{"date-parts":[["2023",1]]},"citation-key":"adegunStateoftheArtDeepLearning2023"}}],"schema":"https://github.com/citation-style-language/schema/raw/master/csl-citation.json"} </w:instrText>
+        <w:instrText xml:space="preserve"> ADDIN ZOTERO_ITEM CSL_CITATION {"citationID":"MqW25UtN","properties":{"formattedCitation":"[35]","plainCitation":"[35]","noteIndex":0},"citationItems":[{"id":3139,"uris":["http://zotero.org/users/6749620/items/KDTDUGIL"],"itemData":{"id":3139,"type":"article-journal","abstract":"Introduction: Object detection in remotely sensed satellite images is critical to socio-economic, bio-physical, and environmental monitoring, necessary for the prevention of natural disasters such as flooding and fires, socio-economic service delivery, and general urban and rural planning and management. Whereas deep learning approaches have recently gained popularity in remotely sensed image analysis, they have been unable to efficiently detect image objects due to complex landscape heterogeneity, high inter-class similarity and intra-class diversity, and difficulty in acquiring suitable training data that represents the complexities, among others. Methods: To address these challenges, this study employed multi-object detection deep learning algorithms with a transfer learning approach on remotely sensed satellite imagery captured on a heterogeneous landscape. In the study, a new dataset of diverse features with five object classes collected from Google Earth Engine in various locations in southern KwaZulu-Natal province in South Africa was used to evaluate the models. The dataset images were characterized with objects that have varying sizes and resolutions. Five (5) object detection methods based on R-CNN and YOLO architectures were investigated via experiments on our newly created dataset. Conclusions: This paper provides a comprehensive performance evaluation and analysis of the recent deep learning-based object detection methods for detecting objects in high-resolution remote sensing satellite images. The models were also evaluated on two publicly available datasets: Visdron and PASCAL VOC2007. Results showed that the highest detection accuracy of the vegetation and swimming pool instances was more than 90%, and the fastest detection speed 0.2 ms was observed in YOLOv8.","container-title":"Sensors","DOI":"10.3390/s23135849","ISSN":"1424-8220","issue":"13","language":"en","license":"http://creativecommons.org/licenses/by/3.0/","note":"number: 13\npublisher: Multidisciplinary Digital Publishing Institute","page":"5849","source":"www.mdpi.com","title":"State-of-the-Art Deep Learning Methods for Objects Detection in Remote Sensing Satellite Images","volume":"23","author":[{"family":"Adegun","given":"Adekanmi Adeyinka"},{"family":"Fonou Dombeu","given":"Jean Vincent"},{"family":"Viriri","given":"Serestina"},{"family":"Odindi","given":"John"}],"issued":{"date-parts":[["2023",1]]},"citation-key":"adegunStateoftheArtDeepLearning2023"}}],"schema":"https://github.com/citation-style-language/schema/raw/master/csl-citation.json"} </w:instrText>
       </w:r>
       <w:r>
         <w:fldChar w:fldCharType="separate"/>
@@ -19490,7 +19729,13 @@
         <w:t xml:space="preserve"> </w:t>
       </w:r>
       <w:r>
-        <w:t>are optionally processed using a spatial feature engineering sub-component, which creates, modifies, or removes variables for each point, line, or polygon.</w:t>
+        <w:t>are optionally processed using a spatial feature engineering sub-component, which creates, modifies, or removes variables for each point, line, or polygo</w:t>
+      </w:r>
+      <w:r>
+        <w:t>n</w:t>
+      </w:r>
+      <w:r>
+        <w:t>.</w:t>
       </w:r>
       <w:r>
         <w:t xml:space="preserve"> Table 4 shows a</w:t>
@@ -19604,7 +19849,13 @@
         <w:t>objective is to produce potentially informative variables that are predictive of a selected outcome variable</w:t>
       </w:r>
       <w:r>
-        <w:t>, where it’s output is used as the input for the outcome modelling component.</w:t>
+        <w:t xml:space="preserve">, where </w:t>
+      </w:r>
+      <w:r>
+        <w:t>its</w:t>
+      </w:r>
+      <w:r>
+        <w:t xml:space="preserve"> output is used as the input for the outcome modelling component.</w:t>
       </w:r>
     </w:p>
     <w:p>
@@ -19636,7 +19887,19 @@
         <w:rPr>
           <w:bCs/>
         </w:rPr>
-        <w:t>Example spatial data for geo-interventions modelling framework</w:t>
+        <w:t xml:space="preserve">Example spatial data for </w:t>
+      </w:r>
+      <w:r>
+        <w:rPr>
+          <w:bCs/>
+        </w:rPr>
+        <w:t xml:space="preserve">the </w:t>
+      </w:r>
+      <w:r>
+        <w:rPr>
+          <w:bCs/>
+        </w:rPr>
+        <w:t>geo-interventions modelling framework</w:t>
       </w:r>
       <w:r>
         <w:t>.</w:t>
@@ -19657,14 +19920,42 @@
         <w:tblLook w:val="04A0" w:firstRow="1" w:lastRow="0" w:firstColumn="1" w:lastColumn="0" w:noHBand="0" w:noVBand="1"/>
       </w:tblPr>
       <w:tblGrid>
-        <w:gridCol w:w="703"/>
-        <w:gridCol w:w="390"/>
-        <w:gridCol w:w="390"/>
-        <w:gridCol w:w="1179"/>
-        <w:gridCol w:w="777"/>
-        <w:gridCol w:w="4419"/>
+        <w:gridCol w:w="195"/>
+        <w:gridCol w:w="686"/>
+        <w:gridCol w:w="380"/>
+        <w:gridCol w:w="380"/>
+        <w:gridCol w:w="1150"/>
+        <w:gridCol w:w="758"/>
+        <w:gridCol w:w="4309"/>
       </w:tblGrid>
       <w:tr>
+        <w:tc>
+          <w:tcPr>
+            <w:tcW w:w="0" w:type="auto"/>
+            <w:tcBorders>
+              <w:bottom w:val="single" w:sz="4" w:space="0" w:color="auto"/>
+            </w:tcBorders>
+          </w:tcPr>
+          <w:p>
+            <w:pPr>
+              <w:pStyle w:val="MDPI42tablebody"/>
+              <w:spacing w:line="240" w:lineRule="auto"/>
+              <w:rPr>
+                <w:b/>
+                <w:snapToGrid/>
+              </w:rPr>
+            </w:pPr>
+            <w:proofErr w:type="spellStart"/>
+            <w:r>
+              <w:rPr>
+                <w:b/>
+                <w:snapToGrid/>
+              </w:rPr>
+              <w:t>i</w:t>
+            </w:r>
+            <w:proofErr w:type="spellEnd"/>
+          </w:p>
+        </w:tc>
         <w:tc>
           <w:tcPr>
             <w:tcW w:w="0" w:type="auto"/>
@@ -19904,6 +20195,23 @@
         </w:tc>
       </w:tr>
       <w:tr>
+        <w:tc>
+          <w:tcPr>
+            <w:tcW w:w="0" w:type="auto"/>
+            <w:tcBorders>
+              <w:bottom w:val="single" w:sz="4" w:space="0" w:color="auto"/>
+            </w:tcBorders>
+          </w:tcPr>
+          <w:p>
+            <w:pPr>
+              <w:pStyle w:val="MDPI42tablebody"/>
+              <w:spacing w:line="240" w:lineRule="auto"/>
+            </w:pPr>
+            <w:r>
+              <w:t>1</w:t>
+            </w:r>
+          </w:p>
+        </w:tc>
         <w:tc>
           <w:tcPr>
             <w:tcW w:w="0" w:type="auto"/>
@@ -20038,6 +20346,24 @@
         </w:tc>
       </w:tr>
       <w:tr>
+        <w:tc>
+          <w:tcPr>
+            <w:tcW w:w="0" w:type="auto"/>
+            <w:tcBorders>
+              <w:top w:val="single" w:sz="4" w:space="0" w:color="auto"/>
+              <w:bottom w:val="single" w:sz="4" w:space="0" w:color="auto"/>
+            </w:tcBorders>
+          </w:tcPr>
+          <w:p>
+            <w:pPr>
+              <w:pStyle w:val="MDPI42tablebody"/>
+              <w:spacing w:line="240" w:lineRule="auto"/>
+            </w:pPr>
+            <w:r>
+              <w:t>2</w:t>
+            </w:r>
+          </w:p>
+        </w:tc>
         <w:tc>
           <w:tcPr>
             <w:tcW w:w="0" w:type="auto"/>
@@ -20185,6 +20511,24 @@
               <w:top w:val="single" w:sz="4" w:space="0" w:color="auto"/>
               <w:bottom w:val="single" w:sz="8" w:space="0" w:color="auto"/>
             </w:tcBorders>
+          </w:tcPr>
+          <w:p>
+            <w:pPr>
+              <w:pStyle w:val="MDPI42tablebody"/>
+              <w:spacing w:line="240" w:lineRule="auto"/>
+            </w:pPr>
+            <w:r>
+              <w:t>3</w:t>
+            </w:r>
+          </w:p>
+        </w:tc>
+        <w:tc>
+          <w:tcPr>
+            <w:tcW w:w="0" w:type="auto"/>
+            <w:tcBorders>
+              <w:top w:val="single" w:sz="4" w:space="0" w:color="auto"/>
+              <w:bottom w:val="single" w:sz="8" w:space="0" w:color="auto"/>
+            </w:tcBorders>
             <w:shd w:val="clear" w:color="auto" w:fill="auto"/>
           </w:tcPr>
           <w:p>
@@ -20344,6 +20688,9 @@
     <w:p>
       <w:pPr>
         <w:pStyle w:val="MDPI31text"/>
+        <w:rPr>
+          <w:lang w:val="en"/>
+        </w:rPr>
       </w:pPr>
       <w:r>
         <w:rPr>
@@ -20361,7 +20708,19 @@
         <w:rPr>
           <w:lang w:val="en"/>
         </w:rPr>
-        <w:t xml:space="preserve">consisted sub-components that were divided into two main </w:t>
+        <w:t>consisted</w:t>
+      </w:r>
+      <w:r>
+        <w:rPr>
+          <w:lang w:val="en"/>
+        </w:rPr>
+        <w:t xml:space="preserve"> of</w:t>
+      </w:r>
+      <w:r>
+        <w:rPr>
+          <w:lang w:val="en"/>
+        </w:rPr>
+        <w:t xml:space="preserve"> sub-components that were divided into two main </w:t>
       </w:r>
       <w:r>
         <w:rPr>
@@ -20385,7 +20744,21 @@
         <w:rPr>
           <w:lang w:val="en"/>
         </w:rPr>
-        <w:t xml:space="preserve"> For the models sub-component</w:t>
+        <w:t xml:space="preserve"> For the </w:t>
+      </w:r>
+      <w:proofErr w:type="gramStart"/>
+      <w:r>
+        <w:rPr>
+          <w:lang w:val="en"/>
+        </w:rPr>
+        <w:t>models</w:t>
+      </w:r>
+      <w:proofErr w:type="gramEnd"/>
+      <w:r>
+        <w:rPr>
+          <w:lang w:val="en"/>
+        </w:rPr>
+        <w:t xml:space="preserve"> sub-component</w:t>
       </w:r>
       <w:r>
         <w:rPr>
@@ -20398,10 +20771,1642 @@
           <w:lang w:val="en"/>
         </w:rPr>
         <w:t>the variables sub-component</w:t>
+      </w:r>
+      <w:r>
+        <w:rPr>
+          <w:lang w:val="en"/>
+        </w:rPr>
+        <w:t xml:space="preserve"> </w:t>
+      </w:r>
+      <w:r>
+        <w:rPr>
+          <w:lang w:val="en"/>
+        </w:rPr>
+        <w:t>was</w:t>
+      </w:r>
+      <w:r>
+        <w:rPr>
+          <w:lang w:val="en"/>
+        </w:rPr>
+        <w:t xml:space="preserve"> </w:t>
+      </w:r>
+      <w:r>
+        <w:rPr>
+          <w:lang w:val="en"/>
+        </w:rPr>
+        <w:t>used to build</w:t>
+      </w:r>
+      <w:r>
+        <w:rPr>
+          <w:lang w:val="en"/>
+        </w:rPr>
+        <w:t xml:space="preserve"> several models that output predicted outcomes</w:t>
+      </w:r>
+      <w:r>
+        <w:rPr>
+          <w:lang w:val="en"/>
+        </w:rPr>
+        <w:t>.</w:t>
+      </w:r>
+      <w:r>
+        <w:rPr>
+          <w:lang w:val="en"/>
+        </w:rPr>
+        <w:t xml:space="preserve"> Optionally, parameters can be included in each model to adjust model behaviors, with the goal of improving model performance.</w:t>
+      </w:r>
+      <w:r>
+        <w:rPr>
+          <w:lang w:val="en"/>
+        </w:rPr>
+        <w:t xml:space="preserve"> The </w:t>
+      </w:r>
+      <w:proofErr w:type="gramStart"/>
+      <w:r>
+        <w:rPr>
+          <w:lang w:val="en"/>
+        </w:rPr>
+        <w:t>models</w:t>
+      </w:r>
+      <w:proofErr w:type="gramEnd"/>
+      <w:r>
+        <w:rPr>
+          <w:lang w:val="en"/>
+        </w:rPr>
+        <w:t xml:space="preserve"> sub-component’s objective </w:t>
+      </w:r>
+      <w:r>
+        <w:rPr>
+          <w:lang w:val="en"/>
+        </w:rPr>
+        <w:t>was</w:t>
+      </w:r>
+      <w:r>
+        <w:rPr>
+          <w:lang w:val="en"/>
+        </w:rPr>
+        <w:t xml:space="preserve"> to discover patterns in the variables that </w:t>
+      </w:r>
+      <w:r>
+        <w:rPr>
+          <w:lang w:val="en"/>
+        </w:rPr>
+        <w:t xml:space="preserve">can </w:t>
+      </w:r>
+      <w:r>
+        <w:rPr>
+          <w:lang w:val="en"/>
+        </w:rPr>
+        <w:t>predict</w:t>
+      </w:r>
+      <w:r>
+        <w:rPr>
+          <w:lang w:val="en"/>
+        </w:rPr>
+        <w:t xml:space="preserve"> an outcome variable with </w:t>
+      </w:r>
+      <w:r>
+        <w:rPr>
+          <w:lang w:val="en"/>
+        </w:rPr>
+        <w:t>performance measured by the model metric sub-component</w:t>
+      </w:r>
+      <w:r>
+        <w:rPr>
+          <w:lang w:val="en"/>
+        </w:rPr>
+        <w:t>.</w:t>
+      </w:r>
+      <w:r>
+        <w:rPr>
+          <w:lang w:val="en"/>
+        </w:rPr>
+        <w:t xml:space="preserve"> If more than one model was built, the model selection sub-component</w:t>
+      </w:r>
+      <w:r>
+        <w:rPr>
+          <w:lang w:val="en"/>
+        </w:rPr>
+        <w:t xml:space="preserve"> must be defined with </w:t>
+      </w:r>
+      <w:r>
+        <w:rPr>
+          <w:lang w:val="en"/>
+        </w:rPr>
+        <w:lastRenderedPageBreak/>
+        <w:t xml:space="preserve">a selection strategy or algorithm </w:t>
+      </w:r>
+      <w:r>
+        <w:t xml:space="preserve">(e.g., cross validation </w:t>
+      </w:r>
+      <w:r>
+        <w:fldChar w:fldCharType="begin"/>
+      </w:r>
+      <w:r>
+        <w:instrText xml:space="preserve"> ADDIN ZOTERO_ITEM CSL_CITATION {"citationID":"pXWEqA3O","properties":{"formattedCitation":"[53]","plainCitation":"[53]","noteIndex":0},"citationItems":[{"id":3176,"uris":["http://zotero.org/users/6749620/items/G8UHF2KM"],"itemData":{"id":3176,"type":"chapter","abstract":"Cross-validation is one of the most widely used data resampling methods to estimate the true prediction error of models and to tune model parameters. This article provides an introduction to the most common types of cross-validation and their related data resampling methods.","container-title":"Encyclopedia of Bioinformatics and Computational Biology","event-place":"Oxford","ISBN":"978-0-12-811432-2","note":"DOI: 10.1016/B978-0-12-809633-8.20349-X","page":"542-545","publisher":"Academic Press","publisher-place":"Oxford","source":"ScienceDirect","title":"Cross-Validation","URL":"https://www.sciencedirect.com/science/article/pii/B978012809633820349X","author":[{"family":"Berrar","given":"Daniel"}],"editor":[{"family":"Ranganathan","given":"Shoba"},{"family":"Gribskov","given":"Michael"},{"family":"Nakai","given":"Kenta"},{"family":"Schönbach","given":"Christian"}],"accessed":{"date-parts":[["2024",12,25]]},"issued":{"date-parts":[["2019",1,1]]},"citation-key":"berrarCrossValidation2019"}}],"schema":"https://github.com/citation-style-language/schema/raw/master/csl-citation.json"} </w:instrText>
+      </w:r>
+      <w:r>
+        <w:fldChar w:fldCharType="separate"/>
+      </w:r>
+      <w:r>
+        <w:rPr>
+          <w:noProof/>
+        </w:rPr>
+        <w:t>[53]</w:t>
+      </w:r>
+      <w:r>
+        <w:fldChar w:fldCharType="end"/>
+      </w:r>
+      <w:r>
+        <w:t>, selecting the model with the best model metric value</w:t>
+      </w:r>
+      <w:r>
+        <w:t xml:space="preserve">) </w:t>
+      </w:r>
+      <w:r>
+        <w:rPr>
+          <w:lang w:val="en"/>
+        </w:rPr>
+        <w:t>based on the predicted model outcomes and model metrics.</w:t>
+      </w:r>
+      <w:r>
+        <w:rPr>
+          <w:lang w:val="en"/>
+        </w:rPr>
+        <w:t xml:space="preserve"> This model selection process results in a best model being selected</w:t>
+      </w:r>
+      <w:r>
+        <w:rPr>
+          <w:lang w:val="en"/>
+        </w:rPr>
+        <w:t>, based on the model metrics and model selection sub-components</w:t>
+      </w:r>
+      <w:r>
+        <w:rPr>
+          <w:lang w:val="en"/>
+        </w:rPr>
+        <w:t xml:space="preserve">, </w:t>
+      </w:r>
+      <w:r>
+        <w:rPr>
+          <w:lang w:val="en"/>
+        </w:rPr>
+        <w:t xml:space="preserve">which </w:t>
+      </w:r>
+      <w:r>
+        <w:rPr>
+          <w:lang w:val="en"/>
+        </w:rPr>
+        <w:t xml:space="preserve">will be used </w:t>
+      </w:r>
+      <w:r>
+        <w:rPr>
+          <w:lang w:val="en"/>
+        </w:rPr>
+        <w:t>as input for</w:t>
+      </w:r>
+      <w:r>
+        <w:rPr>
+          <w:lang w:val="en"/>
+        </w:rPr>
+        <w:t xml:space="preserve"> the geo-interventions generation component.</w:t>
+      </w:r>
+      <w:r>
+        <w:rPr>
+          <w:lang w:val="en"/>
+        </w:rPr>
+        <w:t xml:space="preserve"> A simple example is shown in Table 5, where a model is built for </w:t>
+      </w:r>
+      <w:proofErr w:type="gramStart"/>
+      <w:r>
+        <w:rPr>
+          <w:lang w:val="en"/>
+        </w:rPr>
+        <w:t>outcomes</w:t>
+      </w:r>
+      <w:proofErr w:type="gramEnd"/>
+      <w:r>
+        <w:rPr>
+          <w:lang w:val="en"/>
+        </w:rPr>
+        <w:t xml:space="preserve"> </w:t>
+      </w:r>
+      <w:r>
+        <w:rPr>
+          <w:bCs/>
+          <w:snapToGrid/>
+        </w:rPr>
+        <w:t>Y</w:t>
+      </w:r>
+      <w:r>
+        <w:rPr>
+          <w:bCs/>
+          <w:snapToGrid/>
+          <w:vertAlign w:val="subscript"/>
+        </w:rPr>
+        <w:t>i</w:t>
+      </w:r>
+      <w:r>
+        <w:rPr>
+          <w:bCs/>
+          <w:snapToGrid/>
+        </w:rPr>
+        <w:t xml:space="preserve"> using variables </w:t>
+      </w:r>
+      <w:r>
+        <w:t>X</w:t>
+      </w:r>
+      <w:r>
+        <w:rPr>
+          <w:vertAlign w:val="subscript"/>
+        </w:rPr>
+        <w:t>1</w:t>
+      </w:r>
+      <w:r>
+        <w:t>…X</w:t>
+      </w:r>
+      <w:r>
+        <w:rPr>
+          <w:vertAlign w:val="subscript"/>
+        </w:rPr>
+        <w:t>3</w:t>
+      </w:r>
+      <w:r>
+        <w:t xml:space="preserve">, </w:t>
+      </w:r>
+      <w:r>
+        <w:rPr>
+          <w:snapToGrid/>
+        </w:rPr>
+        <w:t>X</w:t>
+      </w:r>
+      <w:r>
+        <w:rPr>
+          <w:snapToGrid/>
+          <w:vertAlign w:val="subscript"/>
+        </w:rPr>
+        <w:t>1</w:t>
+      </w:r>
+      <w:r>
+        <w:rPr>
+          <w:snapToGrid/>
+        </w:rPr>
+        <w:t xml:space="preserve"> + X</w:t>
+      </w:r>
+      <w:r>
+        <w:rPr>
+          <w:snapToGrid/>
+          <w:vertAlign w:val="subscript"/>
+        </w:rPr>
+        <w:t>3</w:t>
+      </w:r>
+      <w:r>
+        <w:rPr>
+          <w:snapToGrid/>
+        </w:rPr>
+        <w:t xml:space="preserve"> to produce predicted outcomes</w:t>
+      </w:r>
+      <w:r>
+        <w:rPr>
+          <w:snapToGrid/>
+        </w:rPr>
+        <w:t xml:space="preserve"> </w:t>
+      </w:r>
+      <m:oMath>
+        <m:sSub>
+          <m:sSubPr>
+            <m:ctrlPr>
+              <w:rPr>
+                <w:rFonts w:ascii="Cambria Math" w:hAnsi="Cambria Math"/>
+                <w:bCs/>
+                <w:i/>
+                <w:snapToGrid/>
+                <w:szCs w:val="20"/>
+              </w:rPr>
+            </m:ctrlPr>
+          </m:sSubPr>
+          <m:e>
+            <m:acc>
+              <m:accPr>
+                <m:ctrlPr>
+                  <w:rPr>
+                    <w:rFonts w:ascii="Cambria Math" w:hAnsi="Cambria Math"/>
+                    <w:bCs/>
+                    <w:i/>
+                    <w:snapToGrid/>
+                  </w:rPr>
+                </m:ctrlPr>
+              </m:accPr>
+              <m:e>
+                <m:r>
+                  <w:rPr>
+                    <w:rFonts w:ascii="Cambria Math" w:hAnsi="Cambria Math"/>
+                    <w:snapToGrid/>
+                  </w:rPr>
+                  <m:t>Y</m:t>
+                </m:r>
+              </m:e>
+            </m:acc>
+          </m:e>
+          <m:sub>
+            <m:r>
+              <w:rPr>
+                <w:rFonts w:ascii="Cambria Math" w:hAnsi="Cambria Math"/>
+                <w:snapToGrid/>
+                <w:szCs w:val="20"/>
+              </w:rPr>
+              <m:t>i</m:t>
+            </m:r>
+          </m:sub>
+        </m:sSub>
+      </m:oMath>
+      <w:r>
+        <w:rPr>
+          <w:snapToGrid/>
+        </w:rPr>
+        <w:t xml:space="preserve"> </w:t>
+      </w:r>
+      <w:r>
+        <w:rPr>
+          <w:bCs/>
+          <w:snapToGrid/>
+          <w:szCs w:val="20"/>
+        </w:rPr>
+        <w:t xml:space="preserve">with errors </w:t>
+      </w:r>
+      <w:proofErr w:type="spellStart"/>
+      <w:r>
+        <w:rPr>
+          <w:bCs/>
+          <w:snapToGrid/>
+        </w:rPr>
+        <w:t>e</w:t>
+      </w:r>
+      <w:r>
+        <w:rPr>
+          <w:bCs/>
+          <w:snapToGrid/>
+          <w:vertAlign w:val="subscript"/>
+        </w:rPr>
+        <w:t>i</w:t>
+      </w:r>
+      <w:proofErr w:type="spellEnd"/>
+      <w:r>
+        <w:rPr>
+          <w:bCs/>
+          <w:snapToGrid/>
+        </w:rPr>
+        <w:t xml:space="preserve"> as the model metrics.</w:t>
       </w:r>
     </w:p>
     <w:p>
       <w:pPr>
+        <w:pStyle w:val="MDPI41tablecaption"/>
+      </w:pPr>
+      <w:r>
+        <w:rPr>
+          <w:b/>
+        </w:rPr>
+        <w:t xml:space="preserve">Table </w:t>
+      </w:r>
+      <w:r>
+        <w:rPr>
+          <w:b/>
+        </w:rPr>
+        <w:t>5</w:t>
+      </w:r>
+      <w:r>
+        <w:rPr>
+          <w:b/>
+        </w:rPr>
+        <w:t>.</w:t>
+      </w:r>
+      <w:r>
+        <w:t xml:space="preserve"> </w:t>
+      </w:r>
+      <w:r>
+        <w:rPr>
+          <w:bCs/>
+        </w:rPr>
+        <w:t xml:space="preserve">Example </w:t>
+      </w:r>
+      <w:r>
+        <w:rPr>
+          <w:bCs/>
+        </w:rPr>
+        <w:t xml:space="preserve">outcome modelling </w:t>
+      </w:r>
+      <w:r>
+        <w:rPr>
+          <w:bCs/>
+        </w:rPr>
+        <w:t>data</w:t>
+      </w:r>
+      <w:r>
+        <w:rPr>
+          <w:bCs/>
+        </w:rPr>
+        <w:t xml:space="preserve"> for </w:t>
+      </w:r>
+      <w:r>
+        <w:rPr>
+          <w:bCs/>
+        </w:rPr>
+        <w:t xml:space="preserve">the </w:t>
+      </w:r>
+      <w:r>
+        <w:rPr>
+          <w:bCs/>
+        </w:rPr>
+        <w:t>geo-interventions modelling framework</w:t>
+      </w:r>
+      <w:r>
+        <w:t>.</w:t>
+      </w:r>
+    </w:p>
+    <w:tbl>
+      <w:tblPr>
+        <w:tblW w:w="3754" w:type="pct"/>
+        <w:tblInd w:w="2608" w:type="dxa"/>
+        <w:tblBorders>
+          <w:top w:val="single" w:sz="8" w:space="0" w:color="auto"/>
+          <w:bottom w:val="single" w:sz="8" w:space="0" w:color="auto"/>
+        </w:tblBorders>
+        <w:tblCellMar>
+          <w:left w:w="0" w:type="dxa"/>
+          <w:right w:w="0" w:type="dxa"/>
+        </w:tblCellMar>
+        <w:tblLook w:val="04A0" w:firstRow="1" w:lastRow="0" w:firstColumn="1" w:lastColumn="0" w:noHBand="0" w:noVBand="1"/>
+      </w:tblPr>
+      <w:tblGrid>
+        <w:gridCol w:w="160"/>
+        <w:gridCol w:w="561"/>
+        <w:gridCol w:w="311"/>
+        <w:gridCol w:w="311"/>
+        <w:gridCol w:w="940"/>
+        <w:gridCol w:w="620"/>
+        <w:gridCol w:w="320"/>
+        <w:gridCol w:w="3211"/>
+        <w:gridCol w:w="1424"/>
+      </w:tblGrid>
+      <w:tr>
+        <w:tc>
+          <w:tcPr>
+            <w:tcW w:w="0" w:type="auto"/>
+            <w:tcBorders>
+              <w:bottom w:val="single" w:sz="4" w:space="0" w:color="auto"/>
+            </w:tcBorders>
+          </w:tcPr>
+          <w:p>
+            <w:pPr>
+              <w:pStyle w:val="MDPI42tablebody"/>
+              <w:spacing w:line="240" w:lineRule="auto"/>
+              <w:rPr>
+                <w:b/>
+                <w:snapToGrid/>
+              </w:rPr>
+            </w:pPr>
+            <w:proofErr w:type="spellStart"/>
+            <w:r>
+              <w:rPr>
+                <w:b/>
+                <w:snapToGrid/>
+              </w:rPr>
+              <w:t>i</w:t>
+            </w:r>
+            <w:proofErr w:type="spellEnd"/>
+          </w:p>
+        </w:tc>
+        <w:tc>
+          <w:tcPr>
+            <w:tcW w:w="0" w:type="auto"/>
+            <w:tcBorders>
+              <w:bottom w:val="single" w:sz="4" w:space="0" w:color="auto"/>
+            </w:tcBorders>
+            <w:shd w:val="clear" w:color="auto" w:fill="auto"/>
+          </w:tcPr>
+          <w:p>
+            <w:pPr>
+              <w:pStyle w:val="MDPI42tablebody"/>
+              <w:spacing w:line="240" w:lineRule="auto"/>
+              <w:rPr>
+                <w:b/>
+                <w:snapToGrid/>
+                <w:vertAlign w:val="subscript"/>
+              </w:rPr>
+            </w:pPr>
+            <w:r>
+              <w:rPr>
+                <w:b/>
+                <w:snapToGrid/>
+              </w:rPr>
+              <w:t>X</w:t>
+            </w:r>
+            <w:r>
+              <w:rPr>
+                <w:b/>
+                <w:snapToGrid/>
+                <w:vertAlign w:val="subscript"/>
+              </w:rPr>
+              <w:t>1</w:t>
+            </w:r>
+          </w:p>
+        </w:tc>
+        <w:tc>
+          <w:tcPr>
+            <w:tcW w:w="0" w:type="auto"/>
+            <w:tcBorders>
+              <w:bottom w:val="single" w:sz="4" w:space="0" w:color="auto"/>
+            </w:tcBorders>
+          </w:tcPr>
+          <w:p>
+            <w:pPr>
+              <w:pStyle w:val="MDPI42tablebody"/>
+              <w:spacing w:line="240" w:lineRule="auto"/>
+              <w:rPr>
+                <w:b/>
+                <w:snapToGrid/>
+              </w:rPr>
+            </w:pPr>
+            <w:r>
+              <w:rPr>
+                <w:b/>
+                <w:snapToGrid/>
+              </w:rPr>
+              <w:t>X</w:t>
+            </w:r>
+            <w:r>
+              <w:rPr>
+                <w:b/>
+                <w:snapToGrid/>
+                <w:vertAlign w:val="subscript"/>
+              </w:rPr>
+              <w:t>2</w:t>
+            </w:r>
+          </w:p>
+        </w:tc>
+        <w:tc>
+          <w:tcPr>
+            <w:tcW w:w="0" w:type="auto"/>
+            <w:tcBorders>
+              <w:bottom w:val="single" w:sz="4" w:space="0" w:color="auto"/>
+            </w:tcBorders>
+          </w:tcPr>
+          <w:p>
+            <w:pPr>
+              <w:pStyle w:val="MDPI42tablebody"/>
+              <w:spacing w:line="240" w:lineRule="auto"/>
+              <w:rPr>
+                <w:b/>
+                <w:snapToGrid/>
+              </w:rPr>
+            </w:pPr>
+            <w:r>
+              <w:rPr>
+                <w:b/>
+                <w:snapToGrid/>
+              </w:rPr>
+              <w:t>X</w:t>
+            </w:r>
+            <w:r>
+              <w:rPr>
+                <w:b/>
+                <w:snapToGrid/>
+                <w:vertAlign w:val="subscript"/>
+              </w:rPr>
+              <w:t>3</w:t>
+            </w:r>
+          </w:p>
+        </w:tc>
+        <w:tc>
+          <w:tcPr>
+            <w:tcW w:w="0" w:type="auto"/>
+            <w:tcBorders>
+              <w:bottom w:val="single" w:sz="4" w:space="0" w:color="auto"/>
+            </w:tcBorders>
+          </w:tcPr>
+          <w:p>
+            <w:pPr>
+              <w:pStyle w:val="MDPI42tablebody"/>
+              <w:spacing w:line="240" w:lineRule="auto"/>
+              <w:rPr>
+                <w:b/>
+                <w:snapToGrid/>
+              </w:rPr>
+            </w:pPr>
+            <w:r>
+              <w:rPr>
+                <w:b/>
+                <w:snapToGrid/>
+              </w:rPr>
+              <w:t>X</w:t>
+            </w:r>
+            <w:r>
+              <w:rPr>
+                <w:b/>
+                <w:snapToGrid/>
+                <w:vertAlign w:val="subscript"/>
+              </w:rPr>
+              <w:t>1</w:t>
+            </w:r>
+            <w:r>
+              <w:rPr>
+                <w:b/>
+                <w:snapToGrid/>
+              </w:rPr>
+              <w:t xml:space="preserve"> + X</w:t>
+            </w:r>
+            <w:r>
+              <w:rPr>
+                <w:b/>
+                <w:snapToGrid/>
+                <w:vertAlign w:val="subscript"/>
+              </w:rPr>
+              <w:t>3</w:t>
+            </w:r>
+          </w:p>
+        </w:tc>
+        <w:tc>
+          <w:tcPr>
+            <w:tcW w:w="0" w:type="auto"/>
+            <w:tcBorders>
+              <w:bottom w:val="single" w:sz="4" w:space="0" w:color="auto"/>
+            </w:tcBorders>
+          </w:tcPr>
+          <w:p>
+            <w:pPr>
+              <w:pStyle w:val="MDPI42tablebody"/>
+              <w:spacing w:line="240" w:lineRule="auto"/>
+              <w:rPr>
+                <w:b/>
+                <w:snapToGrid/>
+              </w:rPr>
+            </w:pPr>
+            <w:r>
+              <w:t>(</w:t>
+            </w:r>
+            <w:r>
+              <w:rPr>
+                <w:b/>
+                <w:snapToGrid/>
+              </w:rPr>
+              <w:t>X</w:t>
+            </w:r>
+            <w:r>
+              <w:rPr>
+                <w:b/>
+                <w:snapToGrid/>
+                <w:vertAlign w:val="subscript"/>
+              </w:rPr>
+              <w:t>3</w:t>
+            </w:r>
+            <w:r>
+              <w:t>)</w:t>
+            </w:r>
+            <w:r>
+              <w:rPr>
+                <w:vertAlign w:val="superscript"/>
+              </w:rPr>
+              <w:t>2</w:t>
+            </w:r>
+          </w:p>
+        </w:tc>
+        <w:tc>
+          <w:tcPr>
+            <w:tcW w:w="0" w:type="auto"/>
+            <w:tcBorders>
+              <w:bottom w:val="single" w:sz="4" w:space="0" w:color="auto"/>
+            </w:tcBorders>
+            <w:shd w:val="clear" w:color="auto" w:fill="auto"/>
+          </w:tcPr>
+          <w:p>
+            <w:pPr>
+              <w:pStyle w:val="MDPI42tablebody"/>
+              <w:spacing w:line="240" w:lineRule="auto"/>
+              <w:rPr>
+                <w:b/>
+                <w:snapToGrid/>
+              </w:rPr>
+            </w:pPr>
+            <w:r>
+              <w:rPr>
+                <w:b/>
+                <w:snapToGrid/>
+              </w:rPr>
+              <w:t>Y</w:t>
+            </w:r>
+            <w:r>
+              <w:rPr>
+                <w:b/>
+                <w:snapToGrid/>
+                <w:vertAlign w:val="subscript"/>
+              </w:rPr>
+              <w:t>i</w:t>
+            </w:r>
+          </w:p>
+        </w:tc>
+        <w:tc>
+          <w:tcPr>
+            <w:tcW w:w="0" w:type="auto"/>
+            <w:tcBorders>
+              <w:bottom w:val="single" w:sz="4" w:space="0" w:color="auto"/>
+            </w:tcBorders>
+          </w:tcPr>
+          <w:p>
+            <w:pPr>
+              <w:pStyle w:val="MDPI42tablebody"/>
+              <w:spacing w:line="240" w:lineRule="auto"/>
+              <w:rPr>
+                <w:b/>
+                <w:snapToGrid/>
+              </w:rPr>
+            </w:pPr>
+            <m:oMath>
+              <m:sSub>
+                <m:sSubPr>
+                  <m:ctrlPr>
+                    <w:rPr>
+                      <w:rFonts w:ascii="Cambria Math" w:hAnsi="Cambria Math"/>
+                      <w:b/>
+                      <w:i/>
+                      <w:snapToGrid/>
+                    </w:rPr>
+                  </m:ctrlPr>
+                </m:sSubPr>
+                <m:e>
+                  <m:acc>
+                    <m:accPr>
+                      <m:ctrlPr>
+                        <w:rPr>
+                          <w:rFonts w:ascii="Cambria Math" w:hAnsi="Cambria Math"/>
+                          <w:b/>
+                          <w:i/>
+                          <w:snapToGrid/>
+                          <w:szCs w:val="22"/>
+                        </w:rPr>
+                      </m:ctrlPr>
+                    </m:accPr>
+                    <m:e>
+                      <m:r>
+                        <m:rPr>
+                          <m:sty m:val="bi"/>
+                        </m:rPr>
+                        <w:rPr>
+                          <w:rFonts w:ascii="Cambria Math" w:hAnsi="Cambria Math"/>
+                          <w:snapToGrid/>
+                        </w:rPr>
+                        <m:t>Y</m:t>
+                      </m:r>
+                    </m:e>
+                  </m:acc>
+                </m:e>
+                <m:sub>
+                  <m:r>
+                    <m:rPr>
+                      <m:sty m:val="bi"/>
+                    </m:rPr>
+                    <w:rPr>
+                      <w:rFonts w:ascii="Cambria Math" w:hAnsi="Cambria Math"/>
+                      <w:snapToGrid/>
+                    </w:rPr>
+                    <m:t>i</m:t>
+                  </m:r>
+                </m:sub>
+              </m:sSub>
+            </m:oMath>
+            <w:r>
+              <w:rPr>
+                <w:b/>
+                <w:snapToGrid/>
+              </w:rPr>
+              <w:t xml:space="preserve">= </w:t>
+            </w:r>
+            <w:proofErr w:type="gramStart"/>
+            <w:r>
+              <w:rPr>
+                <w:b/>
+                <w:i/>
+                <w:iCs/>
+                <w:snapToGrid/>
+              </w:rPr>
+              <w:t>f</w:t>
+            </w:r>
+            <w:r>
+              <w:rPr>
+                <w:b/>
+                <w:snapToGrid/>
+              </w:rPr>
+              <w:t>(</w:t>
+            </w:r>
+            <w:proofErr w:type="gramEnd"/>
+            <w:r>
+              <w:rPr>
+                <w:b/>
+                <w:snapToGrid/>
+              </w:rPr>
+              <w:t>X</w:t>
+            </w:r>
+            <w:r>
+              <w:rPr>
+                <w:b/>
+                <w:snapToGrid/>
+                <w:vertAlign w:val="subscript"/>
+              </w:rPr>
+              <w:t>1</w:t>
+            </w:r>
+            <w:r>
+              <w:rPr>
+                <w:b/>
+                <w:snapToGrid/>
+              </w:rPr>
+              <w:t xml:space="preserve">, </w:t>
+            </w:r>
+            <w:r>
+              <w:rPr>
+                <w:b/>
+                <w:snapToGrid/>
+              </w:rPr>
+              <w:t>X</w:t>
+            </w:r>
+            <w:r>
+              <w:rPr>
+                <w:b/>
+                <w:snapToGrid/>
+                <w:vertAlign w:val="subscript"/>
+              </w:rPr>
+              <w:t>2</w:t>
+            </w:r>
+            <w:r>
+              <w:rPr>
+                <w:b/>
+                <w:snapToGrid/>
+              </w:rPr>
+              <w:t>,</w:t>
+            </w:r>
+            <w:r>
+              <w:rPr>
+                <w:b/>
+                <w:snapToGrid/>
+              </w:rPr>
+              <w:t xml:space="preserve"> </w:t>
+            </w:r>
+            <w:r>
+              <w:rPr>
+                <w:b/>
+                <w:snapToGrid/>
+              </w:rPr>
+              <w:t>X</w:t>
+            </w:r>
+            <w:r>
+              <w:rPr>
+                <w:b/>
+                <w:snapToGrid/>
+                <w:vertAlign w:val="subscript"/>
+              </w:rPr>
+              <w:t>3</w:t>
+            </w:r>
+            <w:r>
+              <w:rPr>
+                <w:b/>
+                <w:snapToGrid/>
+              </w:rPr>
+              <w:t>,</w:t>
+            </w:r>
+            <w:r>
+              <w:rPr>
+                <w:b/>
+                <w:snapToGrid/>
+              </w:rPr>
+              <w:t xml:space="preserve"> </w:t>
+            </w:r>
+            <w:r>
+              <w:rPr>
+                <w:b/>
+                <w:snapToGrid/>
+              </w:rPr>
+              <w:t>X</w:t>
+            </w:r>
+            <w:r>
+              <w:rPr>
+                <w:b/>
+                <w:snapToGrid/>
+                <w:vertAlign w:val="subscript"/>
+              </w:rPr>
+              <w:t>1</w:t>
+            </w:r>
+            <w:r>
+              <w:rPr>
+                <w:b/>
+                <w:snapToGrid/>
+              </w:rPr>
+              <w:t xml:space="preserve"> + X</w:t>
+            </w:r>
+            <w:r>
+              <w:rPr>
+                <w:b/>
+                <w:snapToGrid/>
+                <w:vertAlign w:val="subscript"/>
+              </w:rPr>
+              <w:t>3</w:t>
+            </w:r>
+            <w:r>
+              <w:rPr>
+                <w:b/>
+                <w:snapToGrid/>
+              </w:rPr>
+              <w:t>)</w:t>
+            </w:r>
+          </w:p>
+        </w:tc>
+        <w:tc>
+          <w:tcPr>
+            <w:tcW w:w="0" w:type="auto"/>
+            <w:tcBorders>
+              <w:bottom w:val="single" w:sz="4" w:space="0" w:color="auto"/>
+            </w:tcBorders>
+          </w:tcPr>
+          <w:p>
+            <w:pPr>
+              <w:pStyle w:val="MDPI42tablebody"/>
+              <w:spacing w:line="240" w:lineRule="auto"/>
+              <w:rPr>
+                <w:b/>
+                <w:snapToGrid/>
+              </w:rPr>
+            </w:pPr>
+            <w:proofErr w:type="spellStart"/>
+            <w:r>
+              <w:rPr>
+                <w:b/>
+                <w:snapToGrid/>
+              </w:rPr>
+              <w:t>e</w:t>
+            </w:r>
+            <w:r>
+              <w:rPr>
+                <w:b/>
+                <w:snapToGrid/>
+                <w:vertAlign w:val="subscript"/>
+              </w:rPr>
+              <w:t>i</w:t>
+            </w:r>
+            <w:proofErr w:type="spellEnd"/>
+            <w:r>
+              <w:rPr>
+                <w:b/>
+                <w:snapToGrid/>
+                <w:vertAlign w:val="subscript"/>
+              </w:rPr>
+              <w:t xml:space="preserve"> </w:t>
+            </w:r>
+            <w:r>
+              <w:rPr>
+                <w:b/>
+                <w:snapToGrid/>
+              </w:rPr>
+              <w:t xml:space="preserve">= </w:t>
+            </w:r>
+            <w:r>
+              <w:rPr>
+                <w:b/>
+                <w:snapToGrid/>
+              </w:rPr>
+              <w:t>Y</w:t>
+            </w:r>
+            <w:r>
+              <w:rPr>
+                <w:b/>
+                <w:snapToGrid/>
+                <w:vertAlign w:val="subscript"/>
+              </w:rPr>
+              <w:t>i</w:t>
+            </w:r>
+            <w:r>
+              <w:rPr>
+                <w:b/>
+                <w:snapToGrid/>
+              </w:rPr>
+              <w:t xml:space="preserve"> - </w:t>
+            </w:r>
+            <m:oMath>
+              <m:sSub>
+                <m:sSubPr>
+                  <m:ctrlPr>
+                    <w:rPr>
+                      <w:rFonts w:ascii="Cambria Math" w:hAnsi="Cambria Math"/>
+                      <w:b/>
+                      <w:i/>
+                      <w:snapToGrid/>
+                    </w:rPr>
+                  </m:ctrlPr>
+                </m:sSubPr>
+                <m:e>
+                  <m:acc>
+                    <m:accPr>
+                      <m:ctrlPr>
+                        <w:rPr>
+                          <w:rFonts w:ascii="Cambria Math" w:hAnsi="Cambria Math"/>
+                          <w:b/>
+                          <w:i/>
+                          <w:snapToGrid/>
+                          <w:szCs w:val="22"/>
+                        </w:rPr>
+                      </m:ctrlPr>
+                    </m:accPr>
+                    <m:e>
+                      <m:r>
+                        <m:rPr>
+                          <m:sty m:val="bi"/>
+                        </m:rPr>
+                        <w:rPr>
+                          <w:rFonts w:ascii="Cambria Math" w:hAnsi="Cambria Math"/>
+                          <w:snapToGrid/>
+                        </w:rPr>
+                        <m:t>Y</m:t>
+                      </m:r>
+                    </m:e>
+                  </m:acc>
+                </m:e>
+                <m:sub>
+                  <m:r>
+                    <m:rPr>
+                      <m:sty m:val="bi"/>
+                    </m:rPr>
+                    <w:rPr>
+                      <w:rFonts w:ascii="Cambria Math" w:hAnsi="Cambria Math"/>
+                      <w:snapToGrid/>
+                    </w:rPr>
+                    <m:t>i</m:t>
+                  </m:r>
+                </m:sub>
+              </m:sSub>
+            </m:oMath>
+          </w:p>
+        </w:tc>
+      </w:tr>
+      <w:tr>
+        <w:tc>
+          <w:tcPr>
+            <w:tcW w:w="0" w:type="auto"/>
+            <w:tcBorders>
+              <w:bottom w:val="single" w:sz="4" w:space="0" w:color="auto"/>
+            </w:tcBorders>
+          </w:tcPr>
+          <w:p>
+            <w:pPr>
+              <w:pStyle w:val="MDPI42tablebody"/>
+              <w:spacing w:line="240" w:lineRule="auto"/>
+            </w:pPr>
+            <w:r>
+              <w:t>1</w:t>
+            </w:r>
+          </w:p>
+        </w:tc>
+        <w:tc>
+          <w:tcPr>
+            <w:tcW w:w="0" w:type="auto"/>
+            <w:tcBorders>
+              <w:bottom w:val="single" w:sz="4" w:space="0" w:color="auto"/>
+            </w:tcBorders>
+            <w:shd w:val="clear" w:color="auto" w:fill="auto"/>
+          </w:tcPr>
+          <w:p>
+            <w:pPr>
+              <w:pStyle w:val="MDPI42tablebody"/>
+              <w:spacing w:line="240" w:lineRule="auto"/>
+            </w:pPr>
+            <w:r>
+              <w:t>1.25</w:t>
+            </w:r>
+          </w:p>
+        </w:tc>
+        <w:tc>
+          <w:tcPr>
+            <w:tcW w:w="0" w:type="auto"/>
+            <w:tcBorders>
+              <w:bottom w:val="single" w:sz="4" w:space="0" w:color="auto"/>
+            </w:tcBorders>
+          </w:tcPr>
+          <w:p>
+            <w:pPr>
+              <w:pStyle w:val="MDPI42tablebody"/>
+              <w:spacing w:line="240" w:lineRule="auto"/>
+              <w:rPr>
+                <w:lang w:val="en"/>
+              </w:rPr>
+            </w:pPr>
+            <w:r>
+              <w:rPr>
+                <w:lang w:val="en"/>
+              </w:rPr>
+              <w:t>A</w:t>
+            </w:r>
+          </w:p>
+        </w:tc>
+        <w:tc>
+          <w:tcPr>
+            <w:tcW w:w="0" w:type="auto"/>
+            <w:tcBorders>
+              <w:bottom w:val="single" w:sz="4" w:space="0" w:color="auto"/>
+            </w:tcBorders>
+          </w:tcPr>
+          <w:p>
+            <w:pPr>
+              <w:pStyle w:val="MDPI42tablebody"/>
+              <w:spacing w:line="240" w:lineRule="auto"/>
+              <w:rPr>
+                <w:lang w:val="en"/>
+              </w:rPr>
+            </w:pPr>
+            <w:r>
+              <w:rPr>
+                <w:lang w:val="en"/>
+              </w:rPr>
+              <w:t>2</w:t>
+            </w:r>
+          </w:p>
+        </w:tc>
+        <w:tc>
+          <w:tcPr>
+            <w:tcW w:w="0" w:type="auto"/>
+            <w:tcBorders>
+              <w:bottom w:val="single" w:sz="4" w:space="0" w:color="auto"/>
+            </w:tcBorders>
+          </w:tcPr>
+          <w:p>
+            <w:pPr>
+              <w:pStyle w:val="MDPI42tablebody"/>
+              <w:spacing w:line="240" w:lineRule="auto"/>
+              <w:rPr>
+                <w:lang w:val="en"/>
+              </w:rPr>
+            </w:pPr>
+            <w:r>
+              <w:rPr>
+                <w:lang w:val="en"/>
+              </w:rPr>
+              <w:t>3.25</w:t>
+            </w:r>
+          </w:p>
+        </w:tc>
+        <w:tc>
+          <w:tcPr>
+            <w:tcW w:w="0" w:type="auto"/>
+            <w:tcBorders>
+              <w:bottom w:val="single" w:sz="4" w:space="0" w:color="auto"/>
+            </w:tcBorders>
+          </w:tcPr>
+          <w:p>
+            <w:pPr>
+              <w:pStyle w:val="MDPI42tablebody"/>
+              <w:spacing w:line="240" w:lineRule="auto"/>
+              <w:rPr>
+                <w:lang w:val="en"/>
+              </w:rPr>
+            </w:pPr>
+            <w:r>
+              <w:rPr>
+                <w:lang w:val="en"/>
+              </w:rPr>
+              <w:t>4</w:t>
+            </w:r>
+          </w:p>
+        </w:tc>
+        <w:tc>
+          <w:tcPr>
+            <w:tcW w:w="0" w:type="auto"/>
+            <w:tcBorders>
+              <w:bottom w:val="single" w:sz="4" w:space="0" w:color="auto"/>
+            </w:tcBorders>
+            <w:shd w:val="clear" w:color="auto" w:fill="auto"/>
+          </w:tcPr>
+          <w:p>
+            <w:pPr>
+              <w:pStyle w:val="MDPI42tablebody"/>
+              <w:spacing w:line="240" w:lineRule="auto"/>
+            </w:pPr>
+            <w:r>
+              <w:t>5</w:t>
+            </w:r>
+          </w:p>
+        </w:tc>
+        <w:tc>
+          <w:tcPr>
+            <w:tcW w:w="0" w:type="auto"/>
+            <w:tcBorders>
+              <w:bottom w:val="single" w:sz="4" w:space="0" w:color="auto"/>
+            </w:tcBorders>
+          </w:tcPr>
+          <w:p>
+            <w:pPr>
+              <w:pStyle w:val="MDPI42tablebody"/>
+              <w:spacing w:line="240" w:lineRule="auto"/>
+            </w:pPr>
+            <w:r>
+              <w:t>5.25</w:t>
+            </w:r>
+          </w:p>
+        </w:tc>
+        <w:tc>
+          <w:tcPr>
+            <w:tcW w:w="0" w:type="auto"/>
+            <w:tcBorders>
+              <w:bottom w:val="single" w:sz="4" w:space="0" w:color="auto"/>
+            </w:tcBorders>
+          </w:tcPr>
+          <w:p>
+            <w:pPr>
+              <w:pStyle w:val="MDPI42tablebody"/>
+              <w:spacing w:line="240" w:lineRule="auto"/>
+            </w:pPr>
+            <w:r>
+              <w:t>0.25</w:t>
+            </w:r>
+          </w:p>
+        </w:tc>
+      </w:tr>
+      <w:tr>
+        <w:tc>
+          <w:tcPr>
+            <w:tcW w:w="0" w:type="auto"/>
+            <w:tcBorders>
+              <w:top w:val="single" w:sz="4" w:space="0" w:color="auto"/>
+              <w:bottom w:val="single" w:sz="4" w:space="0" w:color="auto"/>
+            </w:tcBorders>
+          </w:tcPr>
+          <w:p>
+            <w:pPr>
+              <w:pStyle w:val="MDPI42tablebody"/>
+              <w:spacing w:line="240" w:lineRule="auto"/>
+            </w:pPr>
+            <w:r>
+              <w:t>2</w:t>
+            </w:r>
+          </w:p>
+        </w:tc>
+        <w:tc>
+          <w:tcPr>
+            <w:tcW w:w="0" w:type="auto"/>
+            <w:tcBorders>
+              <w:top w:val="single" w:sz="4" w:space="0" w:color="auto"/>
+              <w:bottom w:val="single" w:sz="4" w:space="0" w:color="auto"/>
+            </w:tcBorders>
+            <w:shd w:val="clear" w:color="auto" w:fill="auto"/>
+          </w:tcPr>
+          <w:p>
+            <w:pPr>
+              <w:pStyle w:val="MDPI42tablebody"/>
+              <w:spacing w:line="240" w:lineRule="auto"/>
+            </w:pPr>
+            <w:r>
+              <w:t>2.55</w:t>
+            </w:r>
+          </w:p>
+        </w:tc>
+        <w:tc>
+          <w:tcPr>
+            <w:tcW w:w="0" w:type="auto"/>
+            <w:tcBorders>
+              <w:top w:val="single" w:sz="4" w:space="0" w:color="auto"/>
+              <w:bottom w:val="single" w:sz="4" w:space="0" w:color="auto"/>
+            </w:tcBorders>
+          </w:tcPr>
+          <w:p>
+            <w:pPr>
+              <w:pStyle w:val="MDPI42tablebody"/>
+              <w:spacing w:line="240" w:lineRule="auto"/>
+              <w:rPr>
+                <w:lang w:val="en"/>
+              </w:rPr>
+            </w:pPr>
+            <w:r>
+              <w:rPr>
+                <w:lang w:val="en"/>
+              </w:rPr>
+              <w:t>B</w:t>
+            </w:r>
+          </w:p>
+        </w:tc>
+        <w:tc>
+          <w:tcPr>
+            <w:tcW w:w="0" w:type="auto"/>
+            <w:tcBorders>
+              <w:top w:val="single" w:sz="4" w:space="0" w:color="auto"/>
+              <w:bottom w:val="single" w:sz="4" w:space="0" w:color="auto"/>
+            </w:tcBorders>
+          </w:tcPr>
+          <w:p>
+            <w:pPr>
+              <w:pStyle w:val="MDPI42tablebody"/>
+              <w:spacing w:line="240" w:lineRule="auto"/>
+              <w:rPr>
+                <w:lang w:val="en"/>
+              </w:rPr>
+            </w:pPr>
+            <w:r>
+              <w:rPr>
+                <w:lang w:val="en"/>
+              </w:rPr>
+              <w:t>4</w:t>
+            </w:r>
+          </w:p>
+        </w:tc>
+        <w:tc>
+          <w:tcPr>
+            <w:tcW w:w="0" w:type="auto"/>
+            <w:tcBorders>
+              <w:top w:val="single" w:sz="4" w:space="0" w:color="auto"/>
+              <w:bottom w:val="single" w:sz="4" w:space="0" w:color="auto"/>
+            </w:tcBorders>
+          </w:tcPr>
+          <w:p>
+            <w:pPr>
+              <w:pStyle w:val="MDPI42tablebody"/>
+              <w:spacing w:line="240" w:lineRule="auto"/>
+              <w:rPr>
+                <w:lang w:val="en"/>
+              </w:rPr>
+            </w:pPr>
+            <w:r>
+              <w:rPr>
+                <w:lang w:val="en"/>
+              </w:rPr>
+              <w:t>6.55</w:t>
+            </w:r>
+          </w:p>
+        </w:tc>
+        <w:tc>
+          <w:tcPr>
+            <w:tcW w:w="0" w:type="auto"/>
+            <w:tcBorders>
+              <w:top w:val="single" w:sz="4" w:space="0" w:color="auto"/>
+              <w:bottom w:val="single" w:sz="4" w:space="0" w:color="auto"/>
+            </w:tcBorders>
+          </w:tcPr>
+          <w:p>
+            <w:pPr>
+              <w:pStyle w:val="MDPI42tablebody"/>
+              <w:spacing w:line="240" w:lineRule="auto"/>
+              <w:rPr>
+                <w:lang w:val="en"/>
+              </w:rPr>
+            </w:pPr>
+            <w:r>
+              <w:rPr>
+                <w:lang w:val="en"/>
+              </w:rPr>
+              <w:t>16</w:t>
+            </w:r>
+          </w:p>
+        </w:tc>
+        <w:tc>
+          <w:tcPr>
+            <w:tcW w:w="0" w:type="auto"/>
+            <w:tcBorders>
+              <w:top w:val="single" w:sz="4" w:space="0" w:color="auto"/>
+              <w:bottom w:val="single" w:sz="4" w:space="0" w:color="auto"/>
+            </w:tcBorders>
+            <w:shd w:val="clear" w:color="auto" w:fill="auto"/>
+          </w:tcPr>
+          <w:p>
+            <w:pPr>
+              <w:pStyle w:val="MDPI42tablebody"/>
+              <w:spacing w:line="240" w:lineRule="auto"/>
+            </w:pPr>
+            <w:r>
+              <w:t>18</w:t>
+            </w:r>
+          </w:p>
+        </w:tc>
+        <w:tc>
+          <w:tcPr>
+            <w:tcW w:w="0" w:type="auto"/>
+            <w:tcBorders>
+              <w:top w:val="single" w:sz="4" w:space="0" w:color="auto"/>
+              <w:bottom w:val="single" w:sz="4" w:space="0" w:color="auto"/>
+            </w:tcBorders>
+          </w:tcPr>
+          <w:p>
+            <w:pPr>
+              <w:pStyle w:val="MDPI42tablebody"/>
+              <w:spacing w:line="240" w:lineRule="auto"/>
+            </w:pPr>
+            <w:r>
+              <w:t>18.55</w:t>
+            </w:r>
+          </w:p>
+        </w:tc>
+        <w:tc>
+          <w:tcPr>
+            <w:tcW w:w="0" w:type="auto"/>
+            <w:tcBorders>
+              <w:top w:val="single" w:sz="4" w:space="0" w:color="auto"/>
+              <w:bottom w:val="single" w:sz="4" w:space="0" w:color="auto"/>
+            </w:tcBorders>
+          </w:tcPr>
+          <w:p>
+            <w:pPr>
+              <w:pStyle w:val="MDPI42tablebody"/>
+              <w:spacing w:line="240" w:lineRule="auto"/>
+            </w:pPr>
+            <w:r>
+              <w:t>0.55</w:t>
+            </w:r>
+          </w:p>
+        </w:tc>
+      </w:tr>
+      <w:tr>
+        <w:tc>
+          <w:tcPr>
+            <w:tcW w:w="0" w:type="auto"/>
+            <w:tcBorders>
+              <w:top w:val="single" w:sz="4" w:space="0" w:color="auto"/>
+              <w:bottom w:val="single" w:sz="8" w:space="0" w:color="auto"/>
+            </w:tcBorders>
+          </w:tcPr>
+          <w:p>
+            <w:pPr>
+              <w:pStyle w:val="MDPI42tablebody"/>
+              <w:spacing w:line="240" w:lineRule="auto"/>
+            </w:pPr>
+            <w:r>
+              <w:t>3</w:t>
+            </w:r>
+          </w:p>
+        </w:tc>
+        <w:tc>
+          <w:tcPr>
+            <w:tcW w:w="0" w:type="auto"/>
+            <w:tcBorders>
+              <w:top w:val="single" w:sz="4" w:space="0" w:color="auto"/>
+              <w:bottom w:val="single" w:sz="8" w:space="0" w:color="auto"/>
+            </w:tcBorders>
+            <w:shd w:val="clear" w:color="auto" w:fill="auto"/>
+          </w:tcPr>
+          <w:p>
+            <w:pPr>
+              <w:pStyle w:val="MDPI42tablebody"/>
+              <w:spacing w:line="240" w:lineRule="auto"/>
+            </w:pPr>
+            <w:r>
+              <w:t>5.75</w:t>
+            </w:r>
+          </w:p>
+        </w:tc>
+        <w:tc>
+          <w:tcPr>
+            <w:tcW w:w="0" w:type="auto"/>
+            <w:tcBorders>
+              <w:top w:val="single" w:sz="4" w:space="0" w:color="auto"/>
+              <w:bottom w:val="single" w:sz="8" w:space="0" w:color="auto"/>
+            </w:tcBorders>
+          </w:tcPr>
+          <w:p>
+            <w:pPr>
+              <w:pStyle w:val="MDPI42tablebody"/>
+              <w:spacing w:line="240" w:lineRule="auto"/>
+              <w:rPr>
+                <w:lang w:val="en"/>
+              </w:rPr>
+            </w:pPr>
+            <w:r>
+              <w:rPr>
+                <w:lang w:val="en"/>
+              </w:rPr>
+              <w:t>C</w:t>
+            </w:r>
+          </w:p>
+        </w:tc>
+        <w:tc>
+          <w:tcPr>
+            <w:tcW w:w="0" w:type="auto"/>
+            <w:tcBorders>
+              <w:top w:val="single" w:sz="4" w:space="0" w:color="auto"/>
+              <w:bottom w:val="single" w:sz="8" w:space="0" w:color="auto"/>
+            </w:tcBorders>
+          </w:tcPr>
+          <w:p>
+            <w:pPr>
+              <w:pStyle w:val="MDPI42tablebody"/>
+              <w:spacing w:line="240" w:lineRule="auto"/>
+              <w:rPr>
+                <w:lang w:val="en"/>
+              </w:rPr>
+            </w:pPr>
+            <w:r>
+              <w:rPr>
+                <w:lang w:val="en"/>
+              </w:rPr>
+              <w:t>6</w:t>
+            </w:r>
+          </w:p>
+        </w:tc>
+        <w:tc>
+          <w:tcPr>
+            <w:tcW w:w="0" w:type="auto"/>
+            <w:tcBorders>
+              <w:top w:val="single" w:sz="4" w:space="0" w:color="auto"/>
+              <w:bottom w:val="single" w:sz="8" w:space="0" w:color="auto"/>
+            </w:tcBorders>
+          </w:tcPr>
+          <w:p>
+            <w:pPr>
+              <w:pStyle w:val="MDPI42tablebody"/>
+              <w:spacing w:line="240" w:lineRule="auto"/>
+              <w:rPr>
+                <w:lang w:val="en"/>
+              </w:rPr>
+            </w:pPr>
+            <w:r>
+              <w:rPr>
+                <w:lang w:val="en"/>
+              </w:rPr>
+              <w:t>11.75</w:t>
+            </w:r>
+          </w:p>
+        </w:tc>
+        <w:tc>
+          <w:tcPr>
+            <w:tcW w:w="0" w:type="auto"/>
+            <w:tcBorders>
+              <w:top w:val="single" w:sz="4" w:space="0" w:color="auto"/>
+              <w:bottom w:val="single" w:sz="8" w:space="0" w:color="auto"/>
+            </w:tcBorders>
+          </w:tcPr>
+          <w:p>
+            <w:pPr>
+              <w:pStyle w:val="MDPI42tablebody"/>
+              <w:spacing w:line="240" w:lineRule="auto"/>
+              <w:rPr>
+                <w:lang w:val="en"/>
+              </w:rPr>
+            </w:pPr>
+            <w:r>
+              <w:rPr>
+                <w:lang w:val="en"/>
+              </w:rPr>
+              <w:t>36</w:t>
+            </w:r>
+          </w:p>
+        </w:tc>
+        <w:tc>
+          <w:tcPr>
+            <w:tcW w:w="0" w:type="auto"/>
+            <w:tcBorders>
+              <w:top w:val="single" w:sz="4" w:space="0" w:color="auto"/>
+              <w:bottom w:val="single" w:sz="8" w:space="0" w:color="auto"/>
+            </w:tcBorders>
+            <w:shd w:val="clear" w:color="auto" w:fill="auto"/>
+          </w:tcPr>
+          <w:p>
+            <w:pPr>
+              <w:pStyle w:val="MDPI42tablebody"/>
+              <w:spacing w:line="240" w:lineRule="auto"/>
+            </w:pPr>
+            <w:r>
+              <w:t>41</w:t>
+            </w:r>
+          </w:p>
+        </w:tc>
+        <w:tc>
+          <w:tcPr>
+            <w:tcW w:w="0" w:type="auto"/>
+            <w:tcBorders>
+              <w:top w:val="single" w:sz="4" w:space="0" w:color="auto"/>
+              <w:bottom w:val="single" w:sz="8" w:space="0" w:color="auto"/>
+            </w:tcBorders>
+          </w:tcPr>
+          <w:p>
+            <w:pPr>
+              <w:pStyle w:val="MDPI42tablebody"/>
+              <w:spacing w:line="240" w:lineRule="auto"/>
+            </w:pPr>
+            <w:r>
+              <w:t>41.75</w:t>
+            </w:r>
+          </w:p>
+        </w:tc>
+        <w:tc>
+          <w:tcPr>
+            <w:tcW w:w="0" w:type="auto"/>
+            <w:tcBorders>
+              <w:top w:val="single" w:sz="4" w:space="0" w:color="auto"/>
+              <w:bottom w:val="single" w:sz="8" w:space="0" w:color="auto"/>
+            </w:tcBorders>
+          </w:tcPr>
+          <w:p>
+            <w:pPr>
+              <w:pStyle w:val="MDPI42tablebody"/>
+              <w:spacing w:line="240" w:lineRule="auto"/>
+            </w:pPr>
+            <w:r>
+              <w:t>0.75</w:t>
+            </w:r>
+          </w:p>
+        </w:tc>
+      </w:tr>
+    </w:tbl>
+    <w:p>
+      <w:pPr>
         <w:pStyle w:val="MDPI23heading3"/>
         <w:rPr>
           <w:lang w:val="en"/>
@@ -20421,6 +22426,1833 @@
       </w:r>
       <w:r>
         <w:t xml:space="preserve"> Component</w:t>
+      </w:r>
+    </w:p>
+    <w:p>
+      <w:pPr>
+        <w:pStyle w:val="MDPI31text"/>
+        <w:rPr>
+          <w:bCs/>
+          <w:lang w:val="en"/>
+        </w:rPr>
+      </w:pPr>
+      <w:r>
+        <w:rPr>
+          <w:lang w:val="en"/>
+        </w:rPr>
+        <w:t>The geo-intervention generation component consisted of sub-components that formed an optimization problem, where the actions sub-component was optimized based on the constraints and outcome metric sub-components</w:t>
+      </w:r>
+      <w:r>
+        <w:rPr>
+          <w:lang w:val="en"/>
+        </w:rPr>
+        <w:t>.</w:t>
+      </w:r>
+      <w:r>
+        <w:rPr>
+          <w:lang w:val="en"/>
+        </w:rPr>
+        <w:t xml:space="preserve"> The major sub-component process was the optimization algorithm</w:t>
+      </w:r>
+      <w:r>
+        <w:rPr>
+          <w:lang w:val="en"/>
+        </w:rPr>
+        <w:t xml:space="preserve">, which searched for the most optimal outcome metric value given the actions and </w:t>
+      </w:r>
+      <w:r>
+        <w:rPr>
+          <w:lang w:val="en"/>
+        </w:rPr>
+        <w:t xml:space="preserve">optional </w:t>
+      </w:r>
+      <w:r>
+        <w:rPr>
+          <w:lang w:val="en"/>
+        </w:rPr>
+        <w:t>constraints sub-components.</w:t>
+      </w:r>
+      <w:r>
+        <w:rPr>
+          <w:lang w:val="en"/>
+        </w:rPr>
+        <w:t xml:space="preserve"> The actions sub-component contain</w:t>
+      </w:r>
+      <w:r>
+        <w:rPr>
+          <w:lang w:val="en"/>
+        </w:rPr>
+        <w:t>ed</w:t>
+      </w:r>
+      <w:r>
+        <w:rPr>
+          <w:lang w:val="en"/>
+        </w:rPr>
+        <w:t xml:space="preserve"> changes to the best model’s variables to produce a set of predicted outcomes associated with those changes</w:t>
+      </w:r>
+      <w:r>
+        <w:rPr>
+          <w:lang w:val="en"/>
+        </w:rPr>
+        <w:t>, while the constraints sub-component conta</w:t>
+      </w:r>
+      <w:r>
+        <w:rPr>
+          <w:lang w:val="en"/>
+        </w:rPr>
+        <w:t>ined</w:t>
+      </w:r>
+      <w:r>
+        <w:rPr>
+          <w:lang w:val="en"/>
+        </w:rPr>
+        <w:t xml:space="preserve"> limitations on the possible actions to optimize for based on prior knowledge.</w:t>
+      </w:r>
+      <w:r>
+        <w:rPr>
+          <w:lang w:val="en"/>
+        </w:rPr>
+        <w:t xml:space="preserve"> The outcome metrics sub-component sets the objective for the optimization algorithm sub-component, in which a measure is defined based on the predicted outcomes, and a </w:t>
+      </w:r>
+      <w:r>
+        <w:rPr>
+          <w:lang w:val="en"/>
+        </w:rPr>
+        <w:t>minimization</w:t>
+      </w:r>
+      <w:r>
+        <w:rPr>
+          <w:lang w:val="en"/>
+        </w:rPr>
+        <w:t xml:space="preserve"> or maximization objective is chosen for the algorithm based on this measure.</w:t>
+      </w:r>
+      <w:r>
+        <w:rPr>
+          <w:lang w:val="en"/>
+        </w:rPr>
+        <w:t xml:space="preserve"> The optimization algorithm sub-component produced the best outcomes and geo-interventions sub-components based on optimizing for the selected outcome metric</w:t>
+      </w:r>
+      <w:r>
+        <w:rPr>
+          <w:lang w:val="en"/>
+        </w:rPr>
+        <w:t>, which represents the generated geo-interventions and its associated predicted outcomes</w:t>
+      </w:r>
+      <w:r>
+        <w:rPr>
+          <w:lang w:val="en"/>
+        </w:rPr>
+        <w:t>.</w:t>
+      </w:r>
+      <w:r>
+        <w:rPr>
+          <w:lang w:val="en"/>
+        </w:rPr>
+        <w:t xml:space="preserve"> These geo-interventions represented the most optimal actions for each of the locations to produce the optimal predicted outcomes, given the constraints set.</w:t>
+      </w:r>
+      <w:r>
+        <w:rPr>
+          <w:lang w:val="en"/>
+        </w:rPr>
+        <w:t xml:space="preserve"> Table 5</w:t>
+      </w:r>
+      <w:r>
+        <w:rPr>
+          <w:lang w:val="en"/>
+        </w:rPr>
+        <w:t xml:space="preserve"> shows a simple example of one</w:t>
+      </w:r>
+      <w:r>
+        <w:rPr>
+          <w:lang w:val="en"/>
+        </w:rPr>
+        <w:t xml:space="preserve"> </w:t>
+      </w:r>
+      <w:r>
+        <w:rPr>
+          <w:lang w:val="en"/>
+        </w:rPr>
+        <w:t>iteration</w:t>
+      </w:r>
+      <w:r>
+        <w:rPr>
+          <w:lang w:val="en"/>
+        </w:rPr>
+        <w:t xml:space="preserve"> of an optimization algorithm, where a</w:t>
+      </w:r>
+      <w:r>
+        <w:rPr>
+          <w:lang w:val="en"/>
+        </w:rPr>
+        <w:t xml:space="preserve"> set of </w:t>
+      </w:r>
+      <w:r>
+        <w:rPr>
+          <w:lang w:val="en"/>
+        </w:rPr>
+        <w:t xml:space="preserve">action values </w:t>
+      </w:r>
+      <w:r>
+        <w:rPr>
+          <w:bCs/>
+          <w:snapToGrid/>
+        </w:rPr>
+        <w:t>A</w:t>
+      </w:r>
+      <w:r>
+        <w:rPr>
+          <w:bCs/>
+          <w:snapToGrid/>
+          <w:vertAlign w:val="subscript"/>
+        </w:rPr>
+        <w:t>1</w:t>
+      </w:r>
+      <w:r>
+        <w:rPr>
+          <w:bCs/>
+          <w:snapToGrid/>
+        </w:rPr>
+        <w:t xml:space="preserve"> and </w:t>
+      </w:r>
+      <w:r>
+        <w:rPr>
+          <w:bCs/>
+          <w:snapToGrid/>
+        </w:rPr>
+        <w:t>A</w:t>
+      </w:r>
+      <w:r>
+        <w:rPr>
+          <w:bCs/>
+          <w:snapToGrid/>
+          <w:vertAlign w:val="subscript"/>
+        </w:rPr>
+        <w:t>5</w:t>
+      </w:r>
+      <w:r>
+        <w:rPr>
+          <w:bCs/>
+          <w:snapToGrid/>
+        </w:rPr>
+        <w:t xml:space="preserve"> was applied to variables X</w:t>
+      </w:r>
+      <w:r>
+        <w:rPr>
+          <w:bCs/>
+          <w:snapToGrid/>
+          <w:vertAlign w:val="subscript"/>
+        </w:rPr>
+        <w:t>1</w:t>
+      </w:r>
+      <w:r>
+        <w:rPr>
+          <w:bCs/>
+          <w:snapToGrid/>
+        </w:rPr>
+        <w:t xml:space="preserve"> and </w:t>
+      </w:r>
+      <w:r>
+        <w:t>(</w:t>
+      </w:r>
+      <w:r>
+        <w:rPr>
+          <w:snapToGrid/>
+        </w:rPr>
+        <w:t>X</w:t>
+      </w:r>
+      <w:r>
+        <w:rPr>
+          <w:snapToGrid/>
+          <w:vertAlign w:val="subscript"/>
+        </w:rPr>
+        <w:t>3</w:t>
+      </w:r>
+      <w:r>
+        <w:t>)</w:t>
+      </w:r>
+      <w:r>
+        <w:rPr>
+          <w:vertAlign w:val="superscript"/>
+        </w:rPr>
+        <w:t>2</w:t>
+      </w:r>
+      <w:r>
+        <w:t xml:space="preserve"> to produce estimated variables </w:t>
+      </w:r>
+      <m:oMath>
+        <m:sSub>
+          <m:sSubPr>
+            <m:ctrlPr>
+              <w:rPr>
+                <w:rFonts w:ascii="Cambria Math" w:hAnsi="Cambria Math"/>
+                <w:b/>
+                <w:i/>
+                <w:snapToGrid/>
+                <w:szCs w:val="20"/>
+              </w:rPr>
+            </m:ctrlPr>
+          </m:sSubPr>
+          <m:e>
+            <m:acc>
+              <m:accPr>
+                <m:ctrlPr>
+                  <w:rPr>
+                    <w:rFonts w:ascii="Cambria Math" w:hAnsi="Cambria Math"/>
+                    <w:b/>
+                    <w:i/>
+                    <w:snapToGrid/>
+                    <w:szCs w:val="20"/>
+                  </w:rPr>
+                </m:ctrlPr>
+              </m:accPr>
+              <m:e>
+                <m:r>
+                  <m:rPr>
+                    <m:sty m:val="bi"/>
+                  </m:rPr>
+                  <w:rPr>
+                    <w:rFonts w:ascii="Cambria Math" w:hAnsi="Cambria Math"/>
+                    <w:snapToGrid/>
+                  </w:rPr>
+                  <m:t>X</m:t>
+                </m:r>
+              </m:e>
+            </m:acc>
+          </m:e>
+          <m:sub>
+            <m:r>
+              <m:rPr>
+                <m:sty m:val="bi"/>
+              </m:rPr>
+              <w:rPr>
+                <w:rFonts w:ascii="Cambria Math" w:hAnsi="Cambria Math"/>
+                <w:snapToGrid/>
+              </w:rPr>
+              <m:t>1</m:t>
+            </m:r>
+          </m:sub>
+        </m:sSub>
+      </m:oMath>
+      <w:r>
+        <w:rPr>
+          <w:b/>
+          <w:snapToGrid/>
+          <w:szCs w:val="20"/>
+        </w:rPr>
+        <w:t xml:space="preserve"> </w:t>
+      </w:r>
+      <w:r>
+        <w:rPr>
+          <w:bCs/>
+          <w:snapToGrid/>
+          <w:szCs w:val="20"/>
+        </w:rPr>
+        <w:t>and</w:t>
+      </w:r>
+      <w:r>
+        <w:t xml:space="preserve"> </w:t>
+      </w:r>
+      <m:oMath>
+        <m:sSub>
+          <m:sSubPr>
+            <m:ctrlPr>
+              <w:rPr>
+                <w:rFonts w:ascii="Cambria Math" w:hAnsi="Cambria Math"/>
+                <w:b/>
+                <w:i/>
+                <w:snapToGrid/>
+                <w:szCs w:val="20"/>
+              </w:rPr>
+            </m:ctrlPr>
+          </m:sSubPr>
+          <m:e>
+            <m:acc>
+              <m:accPr>
+                <m:ctrlPr>
+                  <w:rPr>
+                    <w:rFonts w:ascii="Cambria Math" w:hAnsi="Cambria Math"/>
+                    <w:b/>
+                    <w:i/>
+                    <w:snapToGrid/>
+                    <w:szCs w:val="20"/>
+                  </w:rPr>
+                </m:ctrlPr>
+              </m:accPr>
+              <m:e>
+                <m:r>
+                  <m:rPr>
+                    <m:sty m:val="bi"/>
+                  </m:rPr>
+                  <w:rPr>
+                    <w:rFonts w:ascii="Cambria Math" w:hAnsi="Cambria Math"/>
+                    <w:snapToGrid/>
+                  </w:rPr>
+                  <m:t>X</m:t>
+                </m:r>
+              </m:e>
+            </m:acc>
+          </m:e>
+          <m:sub>
+            <m:r>
+              <m:rPr>
+                <m:sty m:val="bi"/>
+              </m:rPr>
+              <w:rPr>
+                <w:rFonts w:ascii="Cambria Math" w:hAnsi="Cambria Math"/>
+                <w:snapToGrid/>
+              </w:rPr>
+              <m:t>5</m:t>
+            </m:r>
+          </m:sub>
+        </m:sSub>
+      </m:oMath>
+      <w:r>
+        <w:rPr>
+          <w:bCs/>
+          <w:snapToGrid/>
+          <w:szCs w:val="20"/>
+        </w:rPr>
+        <w:t>.</w:t>
+      </w:r>
+      <w:r>
+        <w:rPr>
+          <w:bCs/>
+          <w:snapToGrid/>
+          <w:szCs w:val="20"/>
+        </w:rPr>
+        <w:t xml:space="preserve"> Here,</w:t>
+      </w:r>
+      <w:r>
+        <w:rPr>
+          <w:bCs/>
+          <w:snapToGrid/>
+          <w:szCs w:val="20"/>
+        </w:rPr>
+        <w:t xml:space="preserve"> </w:t>
+      </w:r>
+      <w:r>
+        <w:rPr>
+          <w:bCs/>
+          <w:snapToGrid/>
+          <w:szCs w:val="20"/>
+        </w:rPr>
+        <w:t xml:space="preserve">constraints were </w:t>
+      </w:r>
+      <w:r>
+        <w:rPr>
+          <w:bCs/>
+          <w:snapToGrid/>
+          <w:szCs w:val="20"/>
+        </w:rPr>
+        <w:t xml:space="preserve">limited the optimization to only modify variables </w:t>
+      </w:r>
+      <w:r>
+        <w:rPr>
+          <w:bCs/>
+          <w:snapToGrid/>
+        </w:rPr>
+        <w:t>X</w:t>
+      </w:r>
+      <w:r>
+        <w:rPr>
+          <w:bCs/>
+          <w:snapToGrid/>
+          <w:vertAlign w:val="subscript"/>
+        </w:rPr>
+        <w:t>1</w:t>
+      </w:r>
+      <w:r>
+        <w:rPr>
+          <w:bCs/>
+          <w:snapToGrid/>
+        </w:rPr>
+        <w:t xml:space="preserve"> and </w:t>
+      </w:r>
+      <w:r>
+        <w:t>(</w:t>
+      </w:r>
+      <w:r>
+        <w:rPr>
+          <w:snapToGrid/>
+        </w:rPr>
+        <w:t>X</w:t>
+      </w:r>
+      <w:r>
+        <w:rPr>
+          <w:snapToGrid/>
+          <w:vertAlign w:val="subscript"/>
+        </w:rPr>
+        <w:t>3</w:t>
+      </w:r>
+      <w:r>
+        <w:t>)</w:t>
+      </w:r>
+      <w:r>
+        <w:rPr>
+          <w:vertAlign w:val="superscript"/>
+        </w:rPr>
+        <w:t>2</w:t>
+      </w:r>
+      <w:r>
+        <w:rPr>
+          <w:bCs/>
+          <w:snapToGrid/>
+          <w:szCs w:val="20"/>
+        </w:rPr>
+        <w:t xml:space="preserve"> for locations 1 and 3. </w:t>
+      </w:r>
+      <w:r>
+        <w:rPr>
+          <w:bCs/>
+          <w:snapToGrid/>
+          <w:szCs w:val="20"/>
+        </w:rPr>
+        <w:t>The estimated variables were</w:t>
+      </w:r>
+      <w:r>
+        <w:rPr>
+          <w:bCs/>
+          <w:snapToGrid/>
+          <w:szCs w:val="20"/>
+        </w:rPr>
+        <w:t xml:space="preserve"> then</w:t>
+      </w:r>
+      <w:r>
+        <w:rPr>
+          <w:bCs/>
+          <w:snapToGrid/>
+          <w:szCs w:val="20"/>
+        </w:rPr>
+        <w:t xml:space="preserve"> fed into the best model to produce the associated set of predicted outcomes</w:t>
+      </w:r>
+      <w:r>
+        <w:rPr>
+          <w:bCs/>
+          <w:snapToGrid/>
+          <w:szCs w:val="20"/>
+        </w:rPr>
+        <w:t xml:space="preserve"> </w:t>
+      </w:r>
+      <m:oMath>
+        <m:sSub>
+          <m:sSubPr>
+            <m:ctrlPr>
+              <w:rPr>
+                <w:rFonts w:ascii="Cambria Math" w:hAnsi="Cambria Math"/>
+                <w:bCs/>
+                <w:i/>
+                <w:snapToGrid/>
+                <w:szCs w:val="20"/>
+              </w:rPr>
+            </m:ctrlPr>
+          </m:sSubPr>
+          <m:e>
+            <m:acc>
+              <m:accPr>
+                <m:ctrlPr>
+                  <w:rPr>
+                    <w:rFonts w:ascii="Cambria Math" w:hAnsi="Cambria Math"/>
+                    <w:bCs/>
+                    <w:i/>
+                    <w:snapToGrid/>
+                  </w:rPr>
+                </m:ctrlPr>
+              </m:accPr>
+              <m:e>
+                <m:r>
+                  <w:rPr>
+                    <w:rFonts w:ascii="Cambria Math" w:hAnsi="Cambria Math"/>
+                    <w:snapToGrid/>
+                  </w:rPr>
+                  <m:t>Y</m:t>
+                </m:r>
+              </m:e>
+            </m:acc>
+          </m:e>
+          <m:sub>
+            <m:r>
+              <w:rPr>
+                <w:rFonts w:ascii="Cambria Math" w:hAnsi="Cambria Math"/>
+                <w:snapToGrid/>
+                <w:szCs w:val="20"/>
+              </w:rPr>
+              <m:t>i</m:t>
+            </m:r>
+          </m:sub>
+        </m:sSub>
+      </m:oMath>
+      <w:r>
+        <w:rPr>
+          <w:bCs/>
+          <w:snapToGrid/>
+          <w:szCs w:val="20"/>
+        </w:rPr>
+        <w:t>, which can be evaluated with an outcome metric</w:t>
+      </w:r>
+      <w:r>
+        <w:rPr>
+          <w:bCs/>
+          <w:snapToGrid/>
+          <w:szCs w:val="20"/>
+        </w:rPr>
+        <w:t xml:space="preserve">, </w:t>
+      </w:r>
+      <w:r>
+        <w:rPr>
+          <w:bCs/>
+          <w:snapToGrid/>
+          <w:szCs w:val="20"/>
+        </w:rPr>
+        <w:t xml:space="preserve">say the sum of the predicted outcomes </w:t>
+      </w:r>
+      <m:oMath>
+        <m:r>
+          <w:rPr>
+            <w:rFonts w:ascii="Cambria Math" w:hAnsi="Cambria Math"/>
+            <w:snapToGrid/>
+            <w:szCs w:val="20"/>
+          </w:rPr>
+          <m:t xml:space="preserve"> </m:t>
+        </m:r>
+        <m:nary>
+          <m:naryPr>
+            <m:chr m:val="∑"/>
+            <m:limLoc m:val="undOvr"/>
+            <m:ctrlPr>
+              <w:rPr>
+                <w:rFonts w:ascii="Cambria Math" w:hAnsi="Cambria Math"/>
+                <w:bCs/>
+                <w:i/>
+                <w:snapToGrid/>
+                <w:szCs w:val="20"/>
+              </w:rPr>
+            </m:ctrlPr>
+          </m:naryPr>
+          <m:sub>
+            <m:r>
+              <w:rPr>
+                <w:rFonts w:ascii="Cambria Math" w:hAnsi="Cambria Math"/>
+                <w:snapToGrid/>
+                <w:szCs w:val="20"/>
+              </w:rPr>
+              <m:t>i=1</m:t>
+            </m:r>
+          </m:sub>
+          <m:sup>
+            <m:r>
+              <w:rPr>
+                <w:rFonts w:ascii="Cambria Math" w:hAnsi="Cambria Math"/>
+                <w:snapToGrid/>
+                <w:szCs w:val="20"/>
+              </w:rPr>
+              <m:t>N</m:t>
+            </m:r>
+          </m:sup>
+          <m:e>
+            <m:sSub>
+              <m:sSubPr>
+                <m:ctrlPr>
+                  <w:rPr>
+                    <w:rFonts w:ascii="Cambria Math" w:hAnsi="Cambria Math"/>
+                    <w:bCs/>
+                    <w:i/>
+                    <w:snapToGrid/>
+                    <w:szCs w:val="20"/>
+                  </w:rPr>
+                </m:ctrlPr>
+              </m:sSubPr>
+              <m:e>
+                <m:acc>
+                  <m:accPr>
+                    <m:ctrlPr>
+                      <w:rPr>
+                        <w:rFonts w:ascii="Cambria Math" w:hAnsi="Cambria Math"/>
+                        <w:bCs/>
+                        <w:i/>
+                        <w:snapToGrid/>
+                      </w:rPr>
+                    </m:ctrlPr>
+                  </m:accPr>
+                  <m:e>
+                    <m:r>
+                      <w:rPr>
+                        <w:rFonts w:ascii="Cambria Math" w:hAnsi="Cambria Math"/>
+                        <w:snapToGrid/>
+                      </w:rPr>
+                      <m:t>Y</m:t>
+                    </m:r>
+                  </m:e>
+                </m:acc>
+              </m:e>
+              <m:sub>
+                <m:r>
+                  <w:rPr>
+                    <w:rFonts w:ascii="Cambria Math" w:hAnsi="Cambria Math"/>
+                    <w:snapToGrid/>
+                    <w:szCs w:val="20"/>
+                  </w:rPr>
+                  <m:t>i</m:t>
+                </m:r>
+              </m:sub>
+            </m:sSub>
+          </m:e>
+        </m:nary>
+      </m:oMath>
+      <w:r>
+        <w:rPr>
+          <w:bCs/>
+          <w:snapToGrid/>
+          <w:szCs w:val="20"/>
+        </w:rPr>
+        <w:t>.</w:t>
+      </w:r>
+      <w:r>
+        <w:rPr>
+          <w:bCs/>
+          <w:snapToGrid/>
+          <w:szCs w:val="20"/>
+        </w:rPr>
+        <w:t xml:space="preserve"> If the objective was to minimize this sum, the optimization algorithm would attempt to adjust actions </w:t>
+      </w:r>
+      <w:r>
+        <w:rPr>
+          <w:bCs/>
+          <w:snapToGrid/>
+        </w:rPr>
+        <w:t>A</w:t>
+      </w:r>
+      <w:r>
+        <w:rPr>
+          <w:bCs/>
+          <w:snapToGrid/>
+          <w:vertAlign w:val="subscript"/>
+        </w:rPr>
+        <w:t>1</w:t>
+      </w:r>
+      <w:r>
+        <w:rPr>
+          <w:bCs/>
+          <w:snapToGrid/>
+        </w:rPr>
+        <w:t xml:space="preserve"> and </w:t>
+      </w:r>
+      <w:r>
+        <w:rPr>
+          <w:bCs/>
+          <w:snapToGrid/>
+        </w:rPr>
+        <w:t>A</w:t>
+      </w:r>
+      <w:r>
+        <w:rPr>
+          <w:bCs/>
+          <w:snapToGrid/>
+          <w:vertAlign w:val="subscript"/>
+        </w:rPr>
+        <w:t>5</w:t>
+      </w:r>
+      <w:r>
+        <w:rPr>
+          <w:bCs/>
+          <w:snapToGrid/>
+        </w:rPr>
+        <w:t xml:space="preserve"> to produce the lowest sum given </w:t>
+      </w:r>
+      <w:r>
+        <w:rPr>
+          <w:bCs/>
+          <w:snapToGrid/>
+        </w:rPr>
+        <w:t>several</w:t>
+      </w:r>
+      <w:r>
+        <w:rPr>
+          <w:bCs/>
+          <w:snapToGrid/>
+        </w:rPr>
+        <w:t xml:space="preserve"> iterations</w:t>
+      </w:r>
+      <w:r>
+        <w:rPr>
+          <w:bCs/>
+          <w:snapToGrid/>
+        </w:rPr>
+        <w:t xml:space="preserve"> or when </w:t>
+      </w:r>
+      <w:r>
+        <w:rPr>
+          <w:bCs/>
+          <w:snapToGrid/>
+        </w:rPr>
+        <w:t xml:space="preserve">all possible values </w:t>
+      </w:r>
+      <w:r>
+        <w:rPr>
+          <w:bCs/>
+          <w:snapToGrid/>
+        </w:rPr>
+        <w:t>are explored</w:t>
+      </w:r>
+      <w:r>
+        <w:rPr>
+          <w:bCs/>
+          <w:snapToGrid/>
+        </w:rPr>
+        <w:t>.</w:t>
+      </w:r>
+      <w:r>
+        <w:rPr>
+          <w:bCs/>
+          <w:snapToGrid/>
+        </w:rPr>
+        <w:t xml:space="preserve"> In this situation, the actions that produced the lowest sum would be the generated geo-interventions.</w:t>
+      </w:r>
+    </w:p>
+    <w:p>
+      <w:pPr>
+        <w:pStyle w:val="MDPI41tablecaption"/>
+      </w:pPr>
+      <w:r>
+        <w:rPr>
+          <w:b/>
+        </w:rPr>
+        <w:t>Table 5</w:t>
+      </w:r>
+      <w:r>
+        <w:rPr>
+          <w:b/>
+        </w:rPr>
+        <w:t>.</w:t>
+      </w:r>
+      <w:r>
+        <w:t xml:space="preserve"> </w:t>
+      </w:r>
+      <w:r>
+        <w:rPr>
+          <w:bCs/>
+        </w:rPr>
+        <w:t xml:space="preserve">Example </w:t>
+      </w:r>
+      <w:r>
+        <w:rPr>
+          <w:bCs/>
+        </w:rPr>
+        <w:t>geo-intervention</w:t>
+      </w:r>
+      <w:r>
+        <w:rPr>
+          <w:bCs/>
+        </w:rPr>
+        <w:t xml:space="preserve"> generation</w:t>
+      </w:r>
+      <w:r>
+        <w:rPr>
+          <w:bCs/>
+        </w:rPr>
+        <w:t xml:space="preserve"> data</w:t>
+      </w:r>
+      <w:r>
+        <w:rPr>
+          <w:bCs/>
+        </w:rPr>
+        <w:t xml:space="preserve"> for one </w:t>
+      </w:r>
+      <w:r>
+        <w:rPr>
+          <w:bCs/>
+        </w:rPr>
+        <w:t>iteration of the optimization algorithm</w:t>
+      </w:r>
+      <w:r>
+        <w:t>.</w:t>
+      </w:r>
+    </w:p>
+    <w:tbl>
+      <w:tblPr>
+        <w:tblW w:w="3754" w:type="pct"/>
+        <w:tblInd w:w="2608" w:type="dxa"/>
+        <w:tblBorders>
+          <w:top w:val="single" w:sz="8" w:space="0" w:color="auto"/>
+          <w:bottom w:val="single" w:sz="8" w:space="0" w:color="auto"/>
+        </w:tblBorders>
+        <w:tblCellMar>
+          <w:left w:w="0" w:type="dxa"/>
+          <w:right w:w="0" w:type="dxa"/>
+        </w:tblCellMar>
+        <w:tblLook w:val="04A0" w:firstRow="1" w:lastRow="0" w:firstColumn="1" w:lastColumn="0" w:noHBand="0" w:noVBand="1"/>
+      </w:tblPr>
+      <w:tblGrid>
+        <w:gridCol w:w="142"/>
+        <w:gridCol w:w="502"/>
+        <w:gridCol w:w="555"/>
+        <w:gridCol w:w="310"/>
+        <w:gridCol w:w="310"/>
+        <w:gridCol w:w="1383"/>
+        <w:gridCol w:w="1667"/>
+        <w:gridCol w:w="2989"/>
+      </w:tblGrid>
+      <w:tr>
+        <w:tc>
+          <w:tcPr>
+            <w:tcW w:w="0" w:type="auto"/>
+            <w:tcBorders>
+              <w:bottom w:val="single" w:sz="4" w:space="0" w:color="auto"/>
+            </w:tcBorders>
+          </w:tcPr>
+          <w:p>
+            <w:pPr>
+              <w:pStyle w:val="MDPI42tablebody"/>
+              <w:spacing w:line="240" w:lineRule="auto"/>
+              <w:rPr>
+                <w:b/>
+                <w:snapToGrid/>
+              </w:rPr>
+            </w:pPr>
+            <w:proofErr w:type="spellStart"/>
+            <w:r>
+              <w:rPr>
+                <w:b/>
+                <w:snapToGrid/>
+              </w:rPr>
+              <w:t>i</w:t>
+            </w:r>
+            <w:proofErr w:type="spellEnd"/>
+          </w:p>
+        </w:tc>
+        <w:tc>
+          <w:tcPr>
+            <w:tcW w:w="0" w:type="auto"/>
+            <w:tcBorders>
+              <w:bottom w:val="single" w:sz="4" w:space="0" w:color="auto"/>
+            </w:tcBorders>
+          </w:tcPr>
+          <w:p>
+            <w:pPr>
+              <w:pStyle w:val="MDPI42tablebody"/>
+              <w:spacing w:line="240" w:lineRule="auto"/>
+              <w:rPr>
+                <w:b/>
+                <w:snapToGrid/>
+              </w:rPr>
+            </w:pPr>
+            <w:r>
+              <w:rPr>
+                <w:b/>
+                <w:snapToGrid/>
+              </w:rPr>
+              <w:t>X</w:t>
+            </w:r>
+            <w:r>
+              <w:rPr>
+                <w:b/>
+                <w:snapToGrid/>
+                <w:vertAlign w:val="subscript"/>
+              </w:rPr>
+              <w:t>1</w:t>
+            </w:r>
+          </w:p>
+        </w:tc>
+        <w:tc>
+          <w:tcPr>
+            <w:tcW w:w="0" w:type="auto"/>
+            <w:tcBorders>
+              <w:bottom w:val="single" w:sz="4" w:space="0" w:color="auto"/>
+            </w:tcBorders>
+          </w:tcPr>
+          <w:p>
+            <w:pPr>
+              <w:pStyle w:val="MDPI42tablebody"/>
+              <w:spacing w:line="240" w:lineRule="auto"/>
+              <w:rPr>
+                <w:b/>
+                <w:snapToGrid/>
+              </w:rPr>
+            </w:pPr>
+            <w:r>
+              <w:t>(</w:t>
+            </w:r>
+            <w:r>
+              <w:rPr>
+                <w:b/>
+                <w:snapToGrid/>
+              </w:rPr>
+              <w:t>X</w:t>
+            </w:r>
+            <w:r>
+              <w:rPr>
+                <w:b/>
+                <w:snapToGrid/>
+                <w:vertAlign w:val="subscript"/>
+              </w:rPr>
+              <w:t>3</w:t>
+            </w:r>
+            <w:r>
+              <w:t>)</w:t>
+            </w:r>
+            <w:r>
+              <w:rPr>
+                <w:vertAlign w:val="superscript"/>
+              </w:rPr>
+              <w:t>2</w:t>
+            </w:r>
+          </w:p>
+        </w:tc>
+        <w:tc>
+          <w:tcPr>
+            <w:tcW w:w="0" w:type="auto"/>
+            <w:tcBorders>
+              <w:bottom w:val="single" w:sz="4" w:space="0" w:color="auto"/>
+            </w:tcBorders>
+            <w:shd w:val="clear" w:color="auto" w:fill="auto"/>
+          </w:tcPr>
+          <w:p>
+            <w:pPr>
+              <w:pStyle w:val="MDPI42tablebody"/>
+              <w:spacing w:line="240" w:lineRule="auto"/>
+              <w:rPr>
+                <w:b/>
+                <w:snapToGrid/>
+                <w:vertAlign w:val="subscript"/>
+              </w:rPr>
+            </w:pPr>
+            <w:r>
+              <w:rPr>
+                <w:b/>
+                <w:snapToGrid/>
+              </w:rPr>
+              <w:t>A</w:t>
+            </w:r>
+            <w:r>
+              <w:rPr>
+                <w:b/>
+                <w:snapToGrid/>
+                <w:vertAlign w:val="subscript"/>
+              </w:rPr>
+              <w:t>1</w:t>
+            </w:r>
+          </w:p>
+        </w:tc>
+        <w:tc>
+          <w:tcPr>
+            <w:tcW w:w="0" w:type="auto"/>
+            <w:tcBorders>
+              <w:bottom w:val="single" w:sz="4" w:space="0" w:color="auto"/>
+            </w:tcBorders>
+          </w:tcPr>
+          <w:p>
+            <w:pPr>
+              <w:pStyle w:val="MDPI42tablebody"/>
+              <w:spacing w:line="240" w:lineRule="auto"/>
+              <w:rPr>
+                <w:b/>
+                <w:snapToGrid/>
+              </w:rPr>
+            </w:pPr>
+            <w:r>
+              <w:rPr>
+                <w:b/>
+                <w:snapToGrid/>
+              </w:rPr>
+              <w:t>A</w:t>
+            </w:r>
+            <w:r>
+              <w:rPr>
+                <w:b/>
+                <w:snapToGrid/>
+                <w:vertAlign w:val="subscript"/>
+              </w:rPr>
+              <w:t>5</w:t>
+            </w:r>
+          </w:p>
+        </w:tc>
+        <w:tc>
+          <w:tcPr>
+            <w:tcW w:w="0" w:type="auto"/>
+            <w:tcBorders>
+              <w:bottom w:val="single" w:sz="4" w:space="0" w:color="auto"/>
+            </w:tcBorders>
+          </w:tcPr>
+          <w:p>
+            <w:pPr>
+              <w:pStyle w:val="MDPI42tablebody"/>
+              <w:spacing w:line="240" w:lineRule="auto"/>
+              <w:rPr>
+                <w:b/>
+                <w:snapToGrid/>
+                <w:vertAlign w:val="subscript"/>
+              </w:rPr>
+            </w:pPr>
+            <m:oMath>
+              <m:sSub>
+                <m:sSubPr>
+                  <m:ctrlPr>
+                    <w:rPr>
+                      <w:rFonts w:ascii="Cambria Math" w:hAnsi="Cambria Math"/>
+                      <w:b/>
+                      <w:i/>
+                      <w:snapToGrid/>
+                    </w:rPr>
+                  </m:ctrlPr>
+                </m:sSubPr>
+                <m:e>
+                  <m:acc>
+                    <m:accPr>
+                      <m:ctrlPr>
+                        <w:rPr>
+                          <w:rFonts w:ascii="Cambria Math" w:hAnsi="Cambria Math"/>
+                          <w:b/>
+                          <w:i/>
+                          <w:snapToGrid/>
+                        </w:rPr>
+                      </m:ctrlPr>
+                    </m:accPr>
+                    <m:e>
+                      <m:r>
+                        <m:rPr>
+                          <m:sty m:val="bi"/>
+                        </m:rPr>
+                        <w:rPr>
+                          <w:rFonts w:ascii="Cambria Math" w:hAnsi="Cambria Math"/>
+                          <w:snapToGrid/>
+                        </w:rPr>
+                        <m:t>X</m:t>
+                      </m:r>
+                    </m:e>
+                  </m:acc>
+                </m:e>
+                <m:sub>
+                  <m:r>
+                    <m:rPr>
+                      <m:sty m:val="bi"/>
+                    </m:rPr>
+                    <w:rPr>
+                      <w:rFonts w:ascii="Cambria Math" w:hAnsi="Cambria Math"/>
+                      <w:snapToGrid/>
+                    </w:rPr>
+                    <m:t>1</m:t>
+                  </m:r>
+                </m:sub>
+              </m:sSub>
+            </m:oMath>
+            <w:r>
+              <w:rPr>
+                <w:b/>
+                <w:snapToGrid/>
+              </w:rPr>
+              <w:t xml:space="preserve">= </w:t>
+            </w:r>
+            <w:r>
+              <w:rPr>
+                <w:b/>
+                <w:snapToGrid/>
+              </w:rPr>
+              <w:t>X</w:t>
+            </w:r>
+            <w:r>
+              <w:rPr>
+                <w:b/>
+                <w:snapToGrid/>
+                <w:vertAlign w:val="subscript"/>
+              </w:rPr>
+              <w:t>1</w:t>
+            </w:r>
+            <w:r>
+              <w:rPr>
+                <w:b/>
+                <w:snapToGrid/>
+              </w:rPr>
+              <w:t xml:space="preserve"> + A</w:t>
+            </w:r>
+            <w:r>
+              <w:rPr>
+                <w:b/>
+                <w:snapToGrid/>
+                <w:vertAlign w:val="subscript"/>
+              </w:rPr>
+              <w:t>1</w:t>
+            </w:r>
+          </w:p>
+        </w:tc>
+        <w:tc>
+          <w:tcPr>
+            <w:tcW w:w="0" w:type="auto"/>
+            <w:tcBorders>
+              <w:bottom w:val="single" w:sz="4" w:space="0" w:color="auto"/>
+            </w:tcBorders>
+          </w:tcPr>
+          <w:p>
+            <w:pPr>
+              <w:pStyle w:val="MDPI42tablebody"/>
+              <w:spacing w:line="240" w:lineRule="auto"/>
+              <w:rPr>
+                <w:b/>
+                <w:snapToGrid/>
+              </w:rPr>
+            </w:pPr>
+            <m:oMath>
+              <m:sSub>
+                <m:sSubPr>
+                  <m:ctrlPr>
+                    <w:rPr>
+                      <w:rFonts w:ascii="Cambria Math" w:hAnsi="Cambria Math"/>
+                      <w:b/>
+                      <w:i/>
+                      <w:snapToGrid/>
+                    </w:rPr>
+                  </m:ctrlPr>
+                </m:sSubPr>
+                <m:e>
+                  <m:acc>
+                    <m:accPr>
+                      <m:ctrlPr>
+                        <w:rPr>
+                          <w:rFonts w:ascii="Cambria Math" w:hAnsi="Cambria Math"/>
+                          <w:b/>
+                          <w:i/>
+                          <w:snapToGrid/>
+                        </w:rPr>
+                      </m:ctrlPr>
+                    </m:accPr>
+                    <m:e>
+                      <m:r>
+                        <m:rPr>
+                          <m:sty m:val="bi"/>
+                        </m:rPr>
+                        <w:rPr>
+                          <w:rFonts w:ascii="Cambria Math" w:hAnsi="Cambria Math"/>
+                          <w:snapToGrid/>
+                        </w:rPr>
+                        <m:t>X</m:t>
+                      </m:r>
+                    </m:e>
+                  </m:acc>
+                </m:e>
+                <m:sub>
+                  <m:r>
+                    <m:rPr>
+                      <m:sty m:val="bi"/>
+                    </m:rPr>
+                    <w:rPr>
+                      <w:rFonts w:ascii="Cambria Math" w:hAnsi="Cambria Math"/>
+                      <w:snapToGrid/>
+                    </w:rPr>
+                    <m:t>5</m:t>
+                  </m:r>
+                </m:sub>
+              </m:sSub>
+            </m:oMath>
+            <w:r>
+              <w:rPr>
+                <w:b/>
+                <w:snapToGrid/>
+              </w:rPr>
+              <w:t xml:space="preserve">= </w:t>
+            </w:r>
+            <w:r>
+              <w:t>(</w:t>
+            </w:r>
+            <w:r>
+              <w:rPr>
+                <w:b/>
+                <w:snapToGrid/>
+              </w:rPr>
+              <w:t>X</w:t>
+            </w:r>
+            <w:r>
+              <w:rPr>
+                <w:b/>
+                <w:snapToGrid/>
+                <w:vertAlign w:val="subscript"/>
+              </w:rPr>
+              <w:t>3</w:t>
+            </w:r>
+            <w:r>
+              <w:t>)</w:t>
+            </w:r>
+            <w:r>
+              <w:rPr>
+                <w:vertAlign w:val="superscript"/>
+              </w:rPr>
+              <w:t>2</w:t>
+            </w:r>
+            <w:r>
+              <w:rPr>
+                <w:b/>
+                <w:snapToGrid/>
+              </w:rPr>
+              <w:t xml:space="preserve"> + A</w:t>
+            </w:r>
+            <w:r>
+              <w:rPr>
+                <w:b/>
+                <w:snapToGrid/>
+                <w:vertAlign w:val="subscript"/>
+              </w:rPr>
+              <w:t>5</w:t>
+            </w:r>
+          </w:p>
+        </w:tc>
+        <w:tc>
+          <w:tcPr>
+            <w:tcW w:w="0" w:type="auto"/>
+            <w:tcBorders>
+              <w:bottom w:val="single" w:sz="4" w:space="0" w:color="auto"/>
+            </w:tcBorders>
+          </w:tcPr>
+          <w:p>
+            <w:pPr>
+              <w:pStyle w:val="MDPI42tablebody"/>
+              <w:spacing w:line="240" w:lineRule="auto"/>
+              <w:rPr>
+                <w:b/>
+                <w:snapToGrid/>
+              </w:rPr>
+            </w:pPr>
+            <m:oMath>
+              <m:sSub>
+                <m:sSubPr>
+                  <m:ctrlPr>
+                    <w:rPr>
+                      <w:rFonts w:ascii="Cambria Math" w:hAnsi="Cambria Math"/>
+                      <w:b/>
+                      <w:i/>
+                      <w:snapToGrid/>
+                    </w:rPr>
+                  </m:ctrlPr>
+                </m:sSubPr>
+                <m:e>
+                  <m:acc>
+                    <m:accPr>
+                      <m:ctrlPr>
+                        <w:rPr>
+                          <w:rFonts w:ascii="Cambria Math" w:hAnsi="Cambria Math"/>
+                          <w:b/>
+                          <w:i/>
+                          <w:snapToGrid/>
+                          <w:szCs w:val="22"/>
+                        </w:rPr>
+                      </m:ctrlPr>
+                    </m:accPr>
+                    <m:e>
+                      <m:r>
+                        <m:rPr>
+                          <m:sty m:val="bi"/>
+                        </m:rPr>
+                        <w:rPr>
+                          <w:rFonts w:ascii="Cambria Math" w:hAnsi="Cambria Math"/>
+                          <w:snapToGrid/>
+                        </w:rPr>
+                        <m:t>Y</m:t>
+                      </m:r>
+                    </m:e>
+                  </m:acc>
+                </m:e>
+                <m:sub>
+                  <m:r>
+                    <m:rPr>
+                      <m:sty m:val="bi"/>
+                    </m:rPr>
+                    <w:rPr>
+                      <w:rFonts w:ascii="Cambria Math" w:hAnsi="Cambria Math"/>
+                      <w:snapToGrid/>
+                    </w:rPr>
+                    <m:t>i</m:t>
+                  </m:r>
+                </m:sub>
+              </m:sSub>
+            </m:oMath>
+            <w:r>
+              <w:rPr>
+                <w:bCs/>
+                <w:snapToGrid/>
+              </w:rPr>
+              <w:t xml:space="preserve"> </w:t>
+            </w:r>
+            <w:r>
+              <w:rPr>
+                <w:b/>
+                <w:snapToGrid/>
+              </w:rPr>
+              <w:t xml:space="preserve">= </w:t>
+            </w:r>
+            <w:proofErr w:type="gramStart"/>
+            <w:r>
+              <w:rPr>
+                <w:b/>
+                <w:i/>
+                <w:iCs/>
+                <w:snapToGrid/>
+              </w:rPr>
+              <w:t>f</w:t>
+            </w:r>
+            <w:r>
+              <w:rPr>
+                <w:b/>
+                <w:snapToGrid/>
+              </w:rPr>
+              <w:t>(</w:t>
+            </w:r>
+            <w:proofErr w:type="gramEnd"/>
+            <w:r>
+              <w:rPr>
+                <w:b/>
+                <w:snapToGrid/>
+              </w:rPr>
+              <w:t>A</w:t>
+            </w:r>
+            <w:r>
+              <w:rPr>
+                <w:b/>
+                <w:snapToGrid/>
+                <w:vertAlign w:val="subscript"/>
+              </w:rPr>
+              <w:t>1</w:t>
+            </w:r>
+            <w:r>
+              <w:rPr>
+                <w:b/>
+                <w:snapToGrid/>
+              </w:rPr>
+              <w:t xml:space="preserve">, </w:t>
+            </w:r>
+            <w:r>
+              <w:rPr>
+                <w:b/>
+                <w:snapToGrid/>
+              </w:rPr>
+              <w:t>A</w:t>
+            </w:r>
+            <w:r>
+              <w:rPr>
+                <w:b/>
+                <w:snapToGrid/>
+                <w:vertAlign w:val="subscript"/>
+              </w:rPr>
+              <w:t>2</w:t>
+            </w:r>
+            <w:r>
+              <w:rPr>
+                <w:b/>
+                <w:snapToGrid/>
+              </w:rPr>
+              <w:t xml:space="preserve">, </w:t>
+            </w:r>
+            <w:r>
+              <w:rPr>
+                <w:b/>
+                <w:snapToGrid/>
+              </w:rPr>
+              <w:t>A</w:t>
+            </w:r>
+            <w:r>
+              <w:rPr>
+                <w:b/>
+                <w:snapToGrid/>
+                <w:vertAlign w:val="subscript"/>
+              </w:rPr>
+              <w:t>3</w:t>
+            </w:r>
+            <w:r>
+              <w:rPr>
+                <w:b/>
+                <w:snapToGrid/>
+              </w:rPr>
+              <w:t xml:space="preserve">, </w:t>
+            </w:r>
+            <w:r>
+              <w:rPr>
+                <w:b/>
+                <w:snapToGrid/>
+              </w:rPr>
+              <w:t>A</w:t>
+            </w:r>
+            <w:r>
+              <w:rPr>
+                <w:b/>
+                <w:snapToGrid/>
+                <w:vertAlign w:val="subscript"/>
+              </w:rPr>
+              <w:t>4,</w:t>
+            </w:r>
+            <w:r>
+              <w:rPr>
+                <w:b/>
+                <w:snapToGrid/>
+              </w:rPr>
+              <w:t xml:space="preserve"> </w:t>
+            </w:r>
+            <w:r>
+              <w:rPr>
+                <w:b/>
+                <w:snapToGrid/>
+              </w:rPr>
+              <w:t>A</w:t>
+            </w:r>
+            <w:r>
+              <w:rPr>
+                <w:b/>
+                <w:snapToGrid/>
+                <w:vertAlign w:val="subscript"/>
+              </w:rPr>
+              <w:t>5</w:t>
+            </w:r>
+            <w:r>
+              <w:rPr>
+                <w:b/>
+                <w:snapToGrid/>
+              </w:rPr>
+              <w:t>)</w:t>
+            </w:r>
+          </w:p>
+        </w:tc>
+      </w:tr>
+      <w:tr>
+        <w:tc>
+          <w:tcPr>
+            <w:tcW w:w="0" w:type="auto"/>
+            <w:tcBorders>
+              <w:bottom w:val="single" w:sz="4" w:space="0" w:color="auto"/>
+            </w:tcBorders>
+          </w:tcPr>
+          <w:p>
+            <w:pPr>
+              <w:pStyle w:val="MDPI42tablebody"/>
+              <w:spacing w:line="240" w:lineRule="auto"/>
+            </w:pPr>
+            <w:r>
+              <w:t>1</w:t>
+            </w:r>
+          </w:p>
+        </w:tc>
+        <w:tc>
+          <w:tcPr>
+            <w:tcW w:w="0" w:type="auto"/>
+            <w:tcBorders>
+              <w:bottom w:val="single" w:sz="4" w:space="0" w:color="auto"/>
+            </w:tcBorders>
+          </w:tcPr>
+          <w:p>
+            <w:pPr>
+              <w:pStyle w:val="MDPI42tablebody"/>
+              <w:spacing w:line="240" w:lineRule="auto"/>
+            </w:pPr>
+            <w:r>
+              <w:t>1.25</w:t>
+            </w:r>
+          </w:p>
+        </w:tc>
+        <w:tc>
+          <w:tcPr>
+            <w:tcW w:w="0" w:type="auto"/>
+            <w:tcBorders>
+              <w:bottom w:val="single" w:sz="4" w:space="0" w:color="auto"/>
+            </w:tcBorders>
+          </w:tcPr>
+          <w:p>
+            <w:pPr>
+              <w:pStyle w:val="MDPI42tablebody"/>
+              <w:spacing w:line="240" w:lineRule="auto"/>
+            </w:pPr>
+            <w:r>
+              <w:rPr>
+                <w:lang w:val="en"/>
+              </w:rPr>
+              <w:t>4</w:t>
+            </w:r>
+          </w:p>
+        </w:tc>
+        <w:tc>
+          <w:tcPr>
+            <w:tcW w:w="0" w:type="auto"/>
+            <w:tcBorders>
+              <w:bottom w:val="single" w:sz="4" w:space="0" w:color="auto"/>
+            </w:tcBorders>
+            <w:shd w:val="clear" w:color="auto" w:fill="auto"/>
+          </w:tcPr>
+          <w:p>
+            <w:pPr>
+              <w:pStyle w:val="MDPI42tablebody"/>
+              <w:spacing w:line="240" w:lineRule="auto"/>
+            </w:pPr>
+            <w:r>
+              <w:t>-1</w:t>
+            </w:r>
+          </w:p>
+        </w:tc>
+        <w:tc>
+          <w:tcPr>
+            <w:tcW w:w="0" w:type="auto"/>
+            <w:tcBorders>
+              <w:bottom w:val="single" w:sz="4" w:space="0" w:color="auto"/>
+            </w:tcBorders>
+          </w:tcPr>
+          <w:p>
+            <w:pPr>
+              <w:pStyle w:val="MDPI42tablebody"/>
+              <w:spacing w:line="240" w:lineRule="auto"/>
+              <w:rPr>
+                <w:lang w:val="en"/>
+              </w:rPr>
+            </w:pPr>
+            <w:r>
+              <w:rPr>
+                <w:lang w:val="en"/>
+              </w:rPr>
+              <w:t>2</w:t>
+            </w:r>
+          </w:p>
+        </w:tc>
+        <w:tc>
+          <w:tcPr>
+            <w:tcW w:w="0" w:type="auto"/>
+            <w:tcBorders>
+              <w:bottom w:val="single" w:sz="4" w:space="0" w:color="auto"/>
+            </w:tcBorders>
+          </w:tcPr>
+          <w:p>
+            <w:pPr>
+              <w:pStyle w:val="MDPI42tablebody"/>
+              <w:spacing w:line="240" w:lineRule="auto"/>
+              <w:rPr>
+                <w:lang w:val="en"/>
+              </w:rPr>
+            </w:pPr>
+            <w:r>
+              <w:rPr>
+                <w:lang w:val="en"/>
+              </w:rPr>
+              <w:t>0.25</w:t>
+            </w:r>
+          </w:p>
+        </w:tc>
+        <w:tc>
+          <w:tcPr>
+            <w:tcW w:w="0" w:type="auto"/>
+            <w:tcBorders>
+              <w:bottom w:val="single" w:sz="4" w:space="0" w:color="auto"/>
+            </w:tcBorders>
+          </w:tcPr>
+          <w:p>
+            <w:pPr>
+              <w:pStyle w:val="MDPI42tablebody"/>
+              <w:spacing w:line="240" w:lineRule="auto"/>
+              <w:rPr>
+                <w:lang w:val="en"/>
+              </w:rPr>
+            </w:pPr>
+            <w:r>
+              <w:rPr>
+                <w:lang w:val="en"/>
+              </w:rPr>
+              <w:t>6</w:t>
+            </w:r>
+          </w:p>
+        </w:tc>
+        <w:tc>
+          <w:tcPr>
+            <w:tcW w:w="0" w:type="auto"/>
+            <w:tcBorders>
+              <w:bottom w:val="single" w:sz="4" w:space="0" w:color="auto"/>
+            </w:tcBorders>
+          </w:tcPr>
+          <w:p>
+            <w:pPr>
+              <w:pStyle w:val="MDPI42tablebody"/>
+              <w:spacing w:line="240" w:lineRule="auto"/>
+            </w:pPr>
+            <w:r>
+              <w:t>0</w:t>
+            </w:r>
+          </w:p>
+        </w:tc>
+      </w:tr>
+      <w:tr>
+        <w:tc>
+          <w:tcPr>
+            <w:tcW w:w="0" w:type="auto"/>
+            <w:tcBorders>
+              <w:top w:val="single" w:sz="4" w:space="0" w:color="auto"/>
+              <w:bottom w:val="single" w:sz="8" w:space="0" w:color="auto"/>
+            </w:tcBorders>
+          </w:tcPr>
+          <w:p>
+            <w:pPr>
+              <w:pStyle w:val="MDPI42tablebody"/>
+              <w:spacing w:line="240" w:lineRule="auto"/>
+            </w:pPr>
+            <w:r>
+              <w:t>3</w:t>
+            </w:r>
+          </w:p>
+        </w:tc>
+        <w:tc>
+          <w:tcPr>
+            <w:tcW w:w="0" w:type="auto"/>
+            <w:tcBorders>
+              <w:top w:val="single" w:sz="4" w:space="0" w:color="auto"/>
+              <w:bottom w:val="single" w:sz="8" w:space="0" w:color="auto"/>
+            </w:tcBorders>
+          </w:tcPr>
+          <w:p>
+            <w:pPr>
+              <w:pStyle w:val="MDPI42tablebody"/>
+              <w:spacing w:line="240" w:lineRule="auto"/>
+            </w:pPr>
+            <w:r>
+              <w:t>5.75</w:t>
+            </w:r>
+          </w:p>
+        </w:tc>
+        <w:tc>
+          <w:tcPr>
+            <w:tcW w:w="0" w:type="auto"/>
+            <w:tcBorders>
+              <w:top w:val="single" w:sz="4" w:space="0" w:color="auto"/>
+              <w:bottom w:val="single" w:sz="8" w:space="0" w:color="auto"/>
+            </w:tcBorders>
+          </w:tcPr>
+          <w:p>
+            <w:pPr>
+              <w:pStyle w:val="MDPI42tablebody"/>
+              <w:spacing w:line="240" w:lineRule="auto"/>
+            </w:pPr>
+            <w:r>
+              <w:rPr>
+                <w:lang w:val="en"/>
+              </w:rPr>
+              <w:t>36</w:t>
+            </w:r>
+          </w:p>
+        </w:tc>
+        <w:tc>
+          <w:tcPr>
+            <w:tcW w:w="0" w:type="auto"/>
+            <w:tcBorders>
+              <w:top w:val="single" w:sz="4" w:space="0" w:color="auto"/>
+              <w:bottom w:val="single" w:sz="8" w:space="0" w:color="auto"/>
+            </w:tcBorders>
+            <w:shd w:val="clear" w:color="auto" w:fill="auto"/>
+          </w:tcPr>
+          <w:p>
+            <w:pPr>
+              <w:pStyle w:val="MDPI42tablebody"/>
+              <w:spacing w:line="240" w:lineRule="auto"/>
+            </w:pPr>
+            <w:r>
+              <w:t>-3</w:t>
+            </w:r>
+          </w:p>
+        </w:tc>
+        <w:tc>
+          <w:tcPr>
+            <w:tcW w:w="0" w:type="auto"/>
+            <w:tcBorders>
+              <w:top w:val="single" w:sz="4" w:space="0" w:color="auto"/>
+              <w:bottom w:val="single" w:sz="8" w:space="0" w:color="auto"/>
+            </w:tcBorders>
+          </w:tcPr>
+          <w:p>
+            <w:pPr>
+              <w:pStyle w:val="MDPI42tablebody"/>
+              <w:spacing w:line="240" w:lineRule="auto"/>
+              <w:rPr>
+                <w:lang w:val="en"/>
+              </w:rPr>
+            </w:pPr>
+            <w:r>
+              <w:rPr>
+                <w:lang w:val="en"/>
+              </w:rPr>
+              <w:t>12</w:t>
+            </w:r>
+          </w:p>
+        </w:tc>
+        <w:tc>
+          <w:tcPr>
+            <w:tcW w:w="0" w:type="auto"/>
+            <w:tcBorders>
+              <w:top w:val="single" w:sz="4" w:space="0" w:color="auto"/>
+              <w:bottom w:val="single" w:sz="8" w:space="0" w:color="auto"/>
+            </w:tcBorders>
+          </w:tcPr>
+          <w:p>
+            <w:pPr>
+              <w:pStyle w:val="MDPI42tablebody"/>
+              <w:spacing w:line="240" w:lineRule="auto"/>
+              <w:rPr>
+                <w:lang w:val="en"/>
+              </w:rPr>
+            </w:pPr>
+            <w:r>
+              <w:rPr>
+                <w:lang w:val="en"/>
+              </w:rPr>
+              <w:t>2.75</w:t>
+            </w:r>
+          </w:p>
+        </w:tc>
+        <w:tc>
+          <w:tcPr>
+            <w:tcW w:w="0" w:type="auto"/>
+            <w:tcBorders>
+              <w:top w:val="single" w:sz="4" w:space="0" w:color="auto"/>
+              <w:bottom w:val="single" w:sz="8" w:space="0" w:color="auto"/>
+            </w:tcBorders>
+          </w:tcPr>
+          <w:p>
+            <w:pPr>
+              <w:pStyle w:val="MDPI42tablebody"/>
+              <w:spacing w:line="240" w:lineRule="auto"/>
+              <w:rPr>
+                <w:lang w:val="en"/>
+              </w:rPr>
+            </w:pPr>
+            <w:r>
+              <w:rPr>
+                <w:lang w:val="en"/>
+              </w:rPr>
+              <w:t>24</w:t>
+            </w:r>
+          </w:p>
+        </w:tc>
+        <w:tc>
+          <w:tcPr>
+            <w:tcW w:w="0" w:type="auto"/>
+            <w:tcBorders>
+              <w:top w:val="single" w:sz="4" w:space="0" w:color="auto"/>
+              <w:bottom w:val="single" w:sz="8" w:space="0" w:color="auto"/>
+            </w:tcBorders>
+          </w:tcPr>
+          <w:p>
+            <w:pPr>
+              <w:pStyle w:val="MDPI42tablebody"/>
+              <w:spacing w:line="240" w:lineRule="auto"/>
+            </w:pPr>
+            <w:r>
+              <w:t>26</w:t>
+            </w:r>
+          </w:p>
+        </w:tc>
+      </w:tr>
+    </w:tbl>
+    <w:p>
+      <w:pPr>
+        <w:pStyle w:val="MDPI22heading2"/>
+      </w:pPr>
+      <w:r>
+        <w:t>3</w:t>
+      </w:r>
+      <w:r>
+        <w:t>.</w:t>
+      </w:r>
+      <w:r>
+        <w:t>2</w:t>
+      </w:r>
+      <w:r>
+        <w:t xml:space="preserve">. </w:t>
+      </w:r>
+      <w:r>
+        <w:t>Case Study</w:t>
       </w:r>
     </w:p>
     <w:p>
@@ -20428,30 +24260,15 @@
         <w:pStyle w:val="MDPI31text"/>
       </w:pPr>
       <w:r>
-        <w:rPr>
-          <w:lang w:val="en"/>
-        </w:rPr>
         <w:t>x.</w:t>
       </w:r>
     </w:p>
     <w:p>
       <w:pPr>
-        <w:pStyle w:val="MDPI22heading2"/>
+        <w:pStyle w:val="MDPI21heading1"/>
       </w:pPr>
       <w:r>
-        <w:t>3</w:t>
-      </w:r>
-      <w:r>
-        <w:t>.</w:t>
-      </w:r>
-      <w:r>
-        <w:t>2</w:t>
-      </w:r>
-      <w:r>
-        <w:t xml:space="preserve">. </w:t>
-      </w:r>
-      <w:r>
-        <w:t>Case Study</w:t>
+        <w:t>4. Discussion</w:t>
       </w:r>
     </w:p>
     <w:p>
@@ -20459,30 +24276,17 @@
         <w:pStyle w:val="MDPI31text"/>
       </w:pPr>
       <w:r>
-        <w:t>x.</w:t>
-      </w:r>
-    </w:p>
-    <w:p>
-      <w:pPr>
-        <w:pStyle w:val="MDPI21heading1"/>
-      </w:pPr>
+        <w:t xml:space="preserve">Authors should discuss the results and how they can be </w:t>
+      </w:r>
+      <w:r>
+        <w:t xml:space="preserve">interpreted from the perspective </w:t>
+      </w:r>
+      <w:r>
+        <w:t xml:space="preserve">of previous studies and of the working hypotheses. The findings and their </w:t>
+      </w:r>
       <w:r>
         <w:lastRenderedPageBreak/>
-        <w:t>4. Discussion</w:t>
-      </w:r>
-    </w:p>
-    <w:p>
-      <w:pPr>
-        <w:pStyle w:val="MDPI31text"/>
-      </w:pPr>
-      <w:r>
-        <w:t xml:space="preserve">Authors should discuss the results and how they can be </w:t>
-      </w:r>
-      <w:r>
-        <w:t xml:space="preserve">interpreted from the perspective </w:t>
-      </w:r>
-      <w:r>
-        <w:t>of previous studies and of the working hypotheses. The findings and their implications should be discussed in the broadest context possible. Future research directions may also be highlighted.</w:t>
+        <w:t>implications should be discussed in the broadest context possible. Future research directions may also be highlighted.</w:t>
       </w:r>
     </w:p>
     <w:p>
@@ -20554,19 +24358,43 @@
         <w:t xml:space="preserve">s: </w:t>
       </w:r>
       <w:r>
-        <w:t>Conceptualization, Richard Wen; methodology, Richard Wen, Songnian Li; Investigation, data curation, software, writing—original draft preparation, Richard Wen; superv</w:t>
+        <w:t xml:space="preserve">Conceptualization, Richard Wen; methodology, Richard Wen, </w:t>
+      </w:r>
+      <w:proofErr w:type="spellStart"/>
+      <w:r>
+        <w:t>Songnian</w:t>
+      </w:r>
+      <w:proofErr w:type="spellEnd"/>
+      <w:r>
+        <w:t xml:space="preserve"> Li; Investigation, data curation, software, writing—original draft preparation, Richard Wen; superv</w:t>
       </w:r>
       <w:r>
         <w:t>i</w:t>
       </w:r>
       <w:r>
-        <w:t>sion, funding acquisition, resources, project administration, Songnian Li; writing—review and e</w:t>
+        <w:t xml:space="preserve">sion, funding acquisition, resources, project administration, </w:t>
+      </w:r>
+      <w:proofErr w:type="spellStart"/>
+      <w:r>
+        <w:t>Songnian</w:t>
+      </w:r>
+      <w:proofErr w:type="spellEnd"/>
+      <w:r>
+        <w:t xml:space="preserve"> Li; writing—review and e</w:t>
       </w:r>
       <w:r>
         <w:t>d</w:t>
       </w:r>
       <w:r>
-        <w:t>iting, Richard Wen, Songnian Li. All authors have read and agreed to the published version of the manuscript.</w:t>
+        <w:t xml:space="preserve">iting, Richard Wen, </w:t>
+      </w:r>
+      <w:proofErr w:type="spellStart"/>
+      <w:r>
+        <w:t>Songnian</w:t>
+      </w:r>
+      <w:proofErr w:type="spellEnd"/>
+      <w:r>
+        <w:t xml:space="preserve"> Li. All authors have read and agreed to the published version of the manuscript.</w:t>
       </w:r>
     </w:p>
     <w:p>
@@ -20618,13 +24446,13 @@
         <w:fldChar w:fldCharType="begin"/>
       </w:r>
       <w:r>
-        <w:instrText xml:space="preserve"> ADDIN ZOTERO_ITEM CSL_CITATION {"citationID":"yJmZuVyT","properties":{"formattedCitation":"[58\\uc0\\u8211{}78]","plainCitation":"[58–78]","noteIndex":0},"citationItems":[{"id":3195,"uris":["http://zotero.org/users/6749620/items/4ZCJFG3S"],"itemData":{"id":3195,"type":"webpage","container-title":"City of Toronto Open Data Portal","language":"en","title":"Toronto Centreline (TCL)","URL":"https://open.toronto.ca/dataset/","author":[{"literal":"City of Toronto"}],"accessed":{"date-parts":[["2024",12,30]]},"issued":{"date-parts":[["2023"]]},"citation-key":"cityoftorontoTorontoCentrelineTCL2023"}},{"id":3193,"uris":["http://zotero.org/users/6749620/items/6QLXZDQ6"],"itemData":{"id":3193,"type":"webpage","abstract":"Collision occurrences by occurrence date.","container-title":"Public Safety Data Portal","language":"en-us","title":"Traffic Collisions Open Data (ASR-T-TBL-001)","URL":"https://data.torontopolice.on.ca/datasets/TorontoPS::traffic-collisions-open-data-asr-t-tbl-001/about","author":[{"literal":"Toronto Police Service"}],"accessed":{"date-parts":[["2024",12,30]]},"issued":{"date-parts":[["2023"]]},"citation-key":"torontopoliceserviceTrafficCollisionsOpen2023"}},{"id":3197,"uris":["http://zotero.org/users/6749620/items/8PKCWD9K"],"itemData":{"id":3197,"type":"webpage","container-title":"City of Toronto Open Data Portal","language":"en","title":"Traffic Volumes at Intersections for All Modes","URL":"https://open.toronto.ca/dataset/","author":[{"literal":"City of Toronto"}],"accessed":{"date-parts":[["2024",12,30]]},"issued":{"date-parts":[["2023"]]},"citation-key":"cityoftorontoTrafficVolumesIntersections2023"}},{"id":3199,"uris":["http://zotero.org/users/6749620/items/A4K9J7AQ"],"itemData":{"id":3199,"type":"webpage","container-title":"City of Toronto Open Data Portal","language":"en","title":"Automated Speed Enforcement Locations","URL":"https://open.toronto.ca/dataset/","author":[{"literal":"City of Toronto"}],"accessed":{"date-parts":[["2024",12,30]]},"issued":{"date-parts":[["2023"]]},"citation-key":"cityoftorontoAutomatedSpeedEnforcement2023"}},{"id":3201,"uris":["http://zotero.org/users/6749620/items/EUUJY2S9"],"itemData":{"id":3201,"type":"webpage","container-title":"City of Toronto Open Data Portal","language":"en","title":"School Safety Zone Watch Your Speed Program – Locations","URL":"https://open.toronto.ca/dataset/","author":[{"literal":"City of Toronto"}],"accessed":{"date-parts":[["2024",12,30]]},"issued":{"date-parts":[["2023"]]},"citation-key":"cityoftorontoSchoolSafetyZone2023"}},{"id":3203,"uris":["http://zotero.org/users/6749620/items/E9GJETRN"],"itemData":{"id":3203,"type":"webpage","container-title":"City of Toronto Open Data Portal","language":"en","title":"Red Light Cameras","URL":"https://open.toronto.ca/dataset/","author":[{"literal":"City of Toronto"}],"accessed":{"date-parts":[["2024",12,30]]},"issued":{"date-parts":[["2023"]]},"citation-key":"cityoftorontoRedLightCameras2023"}},{"id":3205,"uris":["http://zotero.org/users/6749620/items/M5YQZHME"],"itemData":{"id":3205,"type":"webpage","container-title":"City of Toronto Open Data Portal","language":"en","title":"Police Facility Locations","URL":"https://open.toronto.ca/dataset/","author":[{"literal":"City of Toronto"}],"accessed":{"date-parts":[["2024",12,30]]},"issued":{"date-parts":[["2023"]]},"citation-key":"cityoftorontoPoliceFacilityLocations2023"}},{"id":3207,"uris":["http://zotero.org/users/6749620/items/CEETX8F6"],"itemData":{"id":3207,"type":"webpage","container-title":"City of Toronto Open Data Portal","language":"en","title":"Ambulance Station Locations","URL":"https://open.toronto.ca/dataset/","author":[{"literal":"City of Toronto"}],"accessed":{"date-parts":[["2024",12,30]]},"issued":{"date-parts":[["2023"]]},"citation-key":"cityoftorontoAmbulanceStationLocations2023"}},{"id":3209,"uris":["http://zotero.org/users/6749620/items/IVV52WLC"],"itemData":{"id":3209,"type":"webpage","container-title":"City of Toronto Open Data Portal","language":"en","title":"Fire Hydrants","URL":"https://open.toronto.ca/dataset/","author":[{"literal":"City of Toronto"}],"accessed":{"date-parts":[["2024",12,30]]},"issued":{"date-parts":[["2023"]]},"citation-key":"cityoftorontoFireHydrants2023"}},{"id":3211,"uris":["http://zotero.org/users/6749620/items/79X2AVE8"],"itemData":{"id":3211,"type":"webpage","container-title":"City of Toronto Open Data Portal","language":"en","title":"Fire Facility Locations","URL":"https://open.toronto.ca/dataset/","author":[{"literal":"City of Toronto"}],"accessed":{"date-parts":[["2024",12,30]]},"issued":{"date-parts":[["2023"]]},"citation-key":"cityoftorontoFireFacilityLocations2023"}},{"id":3213,"uris":["http://zotero.org/users/6749620/items/GDGS8MSB"],"itemData":{"id":3213,"type":"webpage","container-title":"City of Toronto Open Data Portal","language":"en","title":"Renewable Energy Installations","URL":"https://open.toronto.ca/dataset/","author":[{"literal":"City of Toronto"}],"accessed":{"date-parts":[["2024",12,30]]},"issued":{"date-parts":[["2023"]]},"citation-key":"cityoftorontoRenewableEnergyInstallations2023"}},{"id":3215,"uris":["http://zotero.org/users/6749620/items/AL7GBGLT"],"itemData":{"id":3215,"type":"webpage","container-title":"City of Toronto Open Data Portal","language":"en","title":"Street Furniture - Bicycle Parking","URL":"https://open.toronto.ca/dataset/","author":[{"literal":"City of Toronto"}],"accessed":{"date-parts":[["2024",12,30]]},"issued":{"date-parts":[["2023"]]},"citation-key":"cityoftorontoStreetFurnitureBicycle2023"}},{"id":3217,"uris":["http://zotero.org/users/6749620/items/KC32C9RQ"],"itemData":{"id":3217,"type":"webpage","container-title":"City of Toronto Open Data Portal","language":"en","title":"Street Furniture - Transit Shelter","URL":"https://open.toronto.ca/dataset/","author":[{"literal":"City of Toronto"}],"accessed":{"date-parts":[["2024",12,30]]},"issued":{"date-parts":[["2023"]]},"citation-key":"cityoftorontoStreetFurnitureTransit2023"}},{"id":3219,"uris":["http://zotero.org/users/6749620/items/6FAQQXRQ"],"itemData":{"id":3219,"type":"webpage","container-title":"City of Toronto Open Data Portal","language":"en","title":"Street Furniture - Information Pillar-Wayfinding Structure","URL":"https://open.toronto.ca/dataset/","author":[{"literal":"City of Toronto"}],"accessed":{"date-parts":[["2024",12,30]]},"issued":{"date-parts":[["2023"]]},"citation-key":"cityoftorontoStreetFurnitureInformation2023"}},{"id":3221,"uris":["http://zotero.org/users/6749620/items/C7S3DA98"],"itemData":{"id":3221,"type":"webpage","container-title":"City of Toronto Open Data Portal","language":"en","title":"Street Furniture - Litter Receptacle","URL":"https://open.toronto.ca/dataset/","author":[{"literal":"City of Toronto"}],"accessed":{"date-parts":[["2024",12,30]]},"issued":{"date-parts":[["2023"]]},"citation-key":"cityoftorontoStreetFurnitureLitter2023"}},{"id":3223,"uris":["http://zotero.org/users/6749620/items/ATK5QTMP"],"itemData":{"id":3223,"type":"webpage","container-title":"City of Toronto Open Data Portal","language":"en","title":"School Locations - All Types","URL":"https://open.toronto.ca/dataset/","author":[{"literal":"City of Toronto"}],"accessed":{"date-parts":[["2024",12,30]]},"issued":{"date-parts":[["2023"]]},"citation-key":"cityoftorontoSchoolLocationsAll2023"}},{"id":3225,"uris":["http://zotero.org/users/6749620/items/SZVMZEVD"],"itemData":{"id":3225,"type":"webpage","container-title":"City of Toronto Open Data Portal","language":"en","title":"Licensed Child Care Centres","URL":"https://open.toronto.ca/dataset/","author":[{"literal":"City of Toronto"}],"accessed":{"date-parts":[["2024",12,30]]},"issued":{"date-parts":[["2023"]]},"citation-key":"cityoftorontoLicensedChildCare2023"}},{"id":3227,"uris":["http://zotero.org/users/6749620/items/V4UT2BYA"],"itemData":{"id":3227,"type":"webpage","container-title":"City of Toronto Open Data Portal","language":"en","title":"Public Art","URL":"https://open.toronto.ca/dataset/","author":[{"literal":"City of Toronto"}],"accessed":{"date-parts":[["2024",12,30]]},"issued":{"date-parts":[["2023"]]},"citation-key":"cityoftorontoPublicArt2023"}},{"id":3229,"uris":["http://zotero.org/users/6749620/items/IBC8DRQ4"],"itemData":{"id":3229,"type":"webpage","container-title":"City of Toronto Open Data Portal","language":"en","title":"Cultural Hotspot - Points of Interest","URL":"https://open.toronto.ca/dataset/","author":[{"literal":"City of Toronto"}],"accessed":{"date-parts":[["2024",12,30]]},"issued":{"date-parts":[["2023"]]},"citation-key":"cityoftorontoCulturalHotspotPoints2023"}},{"id":3231,"uris":["http://zotero.org/users/6749620/items/5HEVKMQQ"],"itemData":{"id":3231,"type":"webpage","container-title":"City of Toronto Open Data Portal","language":"en","title":"Places of Worship","URL":"https://open.toronto.ca/dataset/","author":[{"literal":"City of Toronto"}],"accessed":{"date-parts":[["2024",12,30]]},"issued":{"date-parts":[["2023"]]},"citation-key":"cityoftorontoPlacesWorship2023"}},{"id":3233,"uris":["http://zotero.org/users/6749620/items/XNBNQEZ4"],"itemData":{"id":3233,"type":"webpage","abstract":"Major Crime Indicators (MCI) occurrences by reported date.","container-title":"Public Safety Data Portal","language":"en-ca","title":"Major Crime Indicators Open Data","URL":"https://data.torontopolice.on.ca/datasets/TorontoPS::major-crime-indicators-open-data/about","author":[{"literal":"Toronto Police Service"}],"accessed":{"date-parts":[["2024",12,30]]},"issued":{"date-parts":[["2023"]]},"citation-key":"torontopoliceserviceMajorCrimeIndicators2023"}}],"schema":"https://github.com/citation-style-language/schema/raw/master/csl-citation.json"} </w:instrText>
+        <w:instrText xml:space="preserve"> ADDIN ZOTERO_ITEM CSL_CITATION {"citationID":"yJmZuVyT","properties":{"formattedCitation":"[60\\uc0\\u8211{}80]","plainCitation":"[60–80]","noteIndex":0},"citationItems":[{"id":3195,"uris":["http://zotero.org/users/6749620/items/4ZCJFG3S"],"itemData":{"id":3195,"type":"webpage","container-title":"City of Toronto Open Data Portal","language":"en","title":"Toronto Centreline (TCL)","URL":"https://open.toronto.ca/dataset/","author":[{"literal":"City of Toronto"}],"accessed":{"date-parts":[["2024",12,30]]},"issued":{"date-parts":[["2023"]]},"citation-key":"cityoftorontoTorontoCentrelineTCL2023"}},{"id":3193,"uris":["http://zotero.org/users/6749620/items/6QLXZDQ6"],"itemData":{"id":3193,"type":"webpage","abstract":"Collision occurrences by occurrence date.","container-title":"Public Safety Data Portal","language":"en-us","title":"Traffic Collisions Open Data (ASR-T-TBL-001)","URL":"https://data.torontopolice.on.ca/datasets/TorontoPS::traffic-collisions-open-data-asr-t-tbl-001/about","author":[{"literal":"Toronto Police Service"}],"accessed":{"date-parts":[["2024",12,30]]},"issued":{"date-parts":[["2023"]]},"citation-key":"torontopoliceserviceTrafficCollisionsOpen2023"}},{"id":3197,"uris":["http://zotero.org/users/6749620/items/8PKCWD9K"],"itemData":{"id":3197,"type":"webpage","container-title":"City of Toronto Open Data Portal","language":"en","title":"Traffic Volumes at Intersections for All Modes","URL":"https://open.toronto.ca/dataset/","author":[{"literal":"City of Toronto"}],"accessed":{"date-parts":[["2024",12,30]]},"issued":{"date-parts":[["2023"]]},"citation-key":"cityoftorontoTrafficVolumesIntersections2023"}},{"id":3199,"uris":["http://zotero.org/users/6749620/items/A4K9J7AQ"],"itemData":{"id":3199,"type":"webpage","container-title":"City of Toronto Open Data Portal","language":"en","title":"Automated Speed Enforcement Locations","URL":"https://open.toronto.ca/dataset/","author":[{"literal":"City of Toronto"}],"accessed":{"date-parts":[["2024",12,30]]},"issued":{"date-parts":[["2023"]]},"citation-key":"cityoftorontoAutomatedSpeedEnforcement2023"}},{"id":3201,"uris":["http://zotero.org/users/6749620/items/EUUJY2S9"],"itemData":{"id":3201,"type":"webpage","container-title":"City of Toronto Open Data Portal","language":"en","title":"School Safety Zone Watch Your Speed Program – Locations","URL":"https://open.toronto.ca/dataset/","author":[{"literal":"City of Toronto"}],"accessed":{"date-parts":[["2024",12,30]]},"issued":{"date-parts":[["2023"]]},"citation-key":"cityoftorontoSchoolSafetyZone2023"}},{"id":3203,"uris":["http://zotero.org/users/6749620/items/E9GJETRN"],"itemData":{"id":3203,"type":"webpage","container-title":"City of Toronto Open Data Portal","language":"en","title":"Red Light Cameras","URL":"https://open.toronto.ca/dataset/","author":[{"literal":"City of Toronto"}],"accessed":{"date-parts":[["2024",12,30]]},"issued":{"date-parts":[["2023"]]},"citation-key":"cityoftorontoRedLightCameras2023"}},{"id":3205,"uris":["http://zotero.org/users/6749620/items/M5YQZHME"],"itemData":{"id":3205,"type":"webpage","container-title":"City of Toronto Open Data Portal","language":"en","title":"Police Facility Locations","URL":"https://open.toronto.ca/dataset/","author":[{"literal":"City of Toronto"}],"accessed":{"date-parts":[["2024",12,30]]},"issued":{"date-parts":[["2023"]]},"citation-key":"cityoftorontoPoliceFacilityLocations2023"}},{"id":3207,"uris":["http://zotero.org/users/6749620/items/CEETX8F6"],"itemData":{"id":3207,"type":"webpage","container-title":"City of Toronto Open Data Portal","language":"en","title":"Ambulance Station Locations","URL":"https://open.toronto.ca/dataset/","author":[{"literal":"City of Toronto"}],"accessed":{"date-parts":[["2024",12,30]]},"issued":{"date-parts":[["2023"]]},"citation-key":"cityoftorontoAmbulanceStationLocations2023"}},{"id":3209,"uris":["http://zotero.org/users/6749620/items/IVV52WLC"],"itemData":{"id":3209,"type":"webpage","container-title":"City of Toronto Open Data Portal","language":"en","title":"Fire Hydrants","URL":"https://open.toronto.ca/dataset/","author":[{"literal":"City of Toronto"}],"accessed":{"date-parts":[["2024",12,30]]},"issued":{"date-parts":[["2023"]]},"citation-key":"cityoftorontoFireHydrants2023"}},{"id":3211,"uris":["http://zotero.org/users/6749620/items/79X2AVE8"],"itemData":{"id":3211,"type":"webpage","container-title":"City of Toronto Open Data Portal","language":"en","title":"Fire Facility Locations","URL":"https://open.toronto.ca/dataset/","author":[{"literal":"City of Toronto"}],"accessed":{"date-parts":[["2024",12,30]]},"issued":{"date-parts":[["2023"]]},"citation-key":"cityoftorontoFireFacilityLocations2023"}},{"id":3213,"uris":["http://zotero.org/users/6749620/items/GDGS8MSB"],"itemData":{"id":3213,"type":"webpage","container-title":"City of Toronto Open Data Portal","language":"en","title":"Renewable Energy Installations","URL":"https://open.toronto.ca/dataset/","author":[{"literal":"City of Toronto"}],"accessed":{"date-parts":[["2024",12,30]]},"issued":{"date-parts":[["2023"]]},"citation-key":"cityoftorontoRenewableEnergyInstallations2023"}},{"id":3215,"uris":["http://zotero.org/users/6749620/items/AL7GBGLT"],"itemData":{"id":3215,"type":"webpage","container-title":"City of Toronto Open Data Portal","language":"en","title":"Street Furniture - Bicycle Parking","URL":"https://open.toronto.ca/dataset/","author":[{"literal":"City of Toronto"}],"accessed":{"date-parts":[["2024",12,30]]},"issued":{"date-parts":[["2023"]]},"citation-key":"cityoftorontoStreetFurnitureBicycle2023"}},{"id":3217,"uris":["http://zotero.org/users/6749620/items/KC32C9RQ"],"itemData":{"id":3217,"type":"webpage","container-title":"City of Toronto Open Data Portal","language":"en","title":"Street Furniture - Transit Shelter","URL":"https://open.toronto.ca/dataset/","author":[{"literal":"City of Toronto"}],"accessed":{"date-parts":[["2024",12,30]]},"issued":{"date-parts":[["2023"]]},"citation-key":"cityoftorontoStreetFurnitureTransit2023"}},{"id":3219,"uris":["http://zotero.org/users/6749620/items/6FAQQXRQ"],"itemData":{"id":3219,"type":"webpage","container-title":"City of Toronto Open Data Portal","language":"en","title":"Street Furniture - Information Pillar-Wayfinding Structure","URL":"https://open.toronto.ca/dataset/","author":[{"literal":"City of Toronto"}],"accessed":{"date-parts":[["2024",12,30]]},"issued":{"date-parts":[["2023"]]},"citation-key":"cityoftorontoStreetFurnitureInformation2023"}},{"id":3221,"uris":["http://zotero.org/users/6749620/items/C7S3DA98"],"itemData":{"id":3221,"type":"webpage","container-title":"City of Toronto Open Data Portal","language":"en","title":"Street Furniture - Litter Receptacle","URL":"https://open.toronto.ca/dataset/","author":[{"literal":"City of Toronto"}],"accessed":{"date-parts":[["2024",12,30]]},"issued":{"date-parts":[["2023"]]},"citation-key":"cityoftorontoStreetFurnitureLitter2023"}},{"id":3223,"uris":["http://zotero.org/users/6749620/items/ATK5QTMP"],"itemData":{"id":3223,"type":"webpage","container-title":"City of Toronto Open Data Portal","language":"en","title":"School Locations - All Types","URL":"https://open.toronto.ca/dataset/","author":[{"literal":"City of Toronto"}],"accessed":{"date-parts":[["2024",12,30]]},"issued":{"date-parts":[["2023"]]},"citation-key":"cityoftorontoSchoolLocationsAll2023"}},{"id":3225,"uris":["http://zotero.org/users/6749620/items/SZVMZEVD"],"itemData":{"id":3225,"type":"webpage","container-title":"City of Toronto Open Data Portal","language":"en","title":"Licensed Child Care Centres","URL":"https://open.toronto.ca/dataset/","author":[{"literal":"City of Toronto"}],"accessed":{"date-parts":[["2024",12,30]]},"issued":{"date-parts":[["2023"]]},"citation-key":"cityoftorontoLicensedChildCare2023"}},{"id":3227,"uris":["http://zotero.org/users/6749620/items/V4UT2BYA"],"itemData":{"id":3227,"type":"webpage","container-title":"City of Toronto Open Data Portal","language":"en","title":"Public Art","URL":"https://open.toronto.ca/dataset/","author":[{"literal":"City of Toronto"}],"accessed":{"date-parts":[["2024",12,30]]},"issued":{"date-parts":[["2023"]]},"citation-key":"cityoftorontoPublicArt2023"}},{"id":3229,"uris":["http://zotero.org/users/6749620/items/IBC8DRQ4"],"itemData":{"id":3229,"type":"webpage","container-title":"City of Toronto Open Data Portal","language":"en","title":"Cultural Hotspot - Points of Interest","URL":"https://open.toronto.ca/dataset/","author":[{"literal":"City of Toronto"}],"accessed":{"date-parts":[["2024",12,30]]},"issued":{"date-parts":[["2023"]]},"citation-key":"cityoftorontoCulturalHotspotPoints2023"}},{"id":3231,"uris":["http://zotero.org/users/6749620/items/5HEVKMQQ"],"itemData":{"id":3231,"type":"webpage","container-title":"City of Toronto Open Data Portal","language":"en","title":"Places of Worship","URL":"https://open.toronto.ca/dataset/","author":[{"literal":"City of Toronto"}],"accessed":{"date-parts":[["2024",12,30]]},"issued":{"date-parts":[["2023"]]},"citation-key":"cityoftorontoPlacesWorship2023"}},{"id":3233,"uris":["http://zotero.org/users/6749620/items/XNBNQEZ4"],"itemData":{"id":3233,"type":"webpage","abstract":"Major Crime Indicators (MCI) occurrences by reported date.","container-title":"Public Safety Data Portal","language":"en-ca","title":"Major Crime Indicators Open Data","URL":"https://data.torontopolice.on.ca/datasets/TorontoPS::major-crime-indicators-open-data/about","author":[{"literal":"Toronto Police Service"}],"accessed":{"date-parts":[["2024",12,30]]},"issued":{"date-parts":[["2023"]]},"citation-key":"torontopoliceserviceMajorCrimeIndicators2023"}}],"schema":"https://github.com/citation-style-language/schema/raw/master/csl-citation.json"} </w:instrText>
       </w:r>
       <w:r>
         <w:fldChar w:fldCharType="separate"/>
       </w:r>
       <w:r>
-        <w:t>[58–78]</w:t>
+        <w:t>[60–80]</w:t>
       </w:r>
       <w:r>
         <w:fldChar w:fldCharType="end"/>
@@ -20712,8 +24540,16 @@
         <w:rPr>
           <w:color w:val="auto"/>
         </w:rPr>
-        <w:t>; Geneva, 2018;</w:t>
-      </w:r>
+        <w:t xml:space="preserve">; Geneva, </w:t>
+      </w:r>
+      <w:proofErr w:type="gramStart"/>
+      <w:r>
+        <w:rPr>
+          <w:color w:val="auto"/>
+        </w:rPr>
+        <w:t>2018;</w:t>
+      </w:r>
+      <w:proofErr w:type="gramEnd"/>
     </w:p>
     <w:p>
       <w:pPr>
@@ -20747,8 +24583,16 @@
         <w:rPr>
           <w:color w:val="auto"/>
         </w:rPr>
-        <w:t>; Vienna, 2019;</w:t>
-      </w:r>
+        <w:t xml:space="preserve">; Vienna, </w:t>
+      </w:r>
+      <w:proofErr w:type="gramStart"/>
+      <w:r>
+        <w:rPr>
+          <w:color w:val="auto"/>
+        </w:rPr>
+        <w:t>2019;</w:t>
+      </w:r>
+      <w:proofErr w:type="gramEnd"/>
     </w:p>
     <w:p>
       <w:pPr>
@@ -20894,7 +24738,21 @@
           <w:color w:val="auto"/>
         </w:rPr>
         <w:tab/>
-        <w:t>Richard Wen Generative Design of Geospatial Interventions With Automated Machine Learning and Bayesian Optimization, Toronto Metropolitan University: Toronto, 2023.</w:t>
+        <w:t xml:space="preserve">Richard Wen Generative Design of Geospatial Interventions </w:t>
+      </w:r>
+      <w:proofErr w:type="gramStart"/>
+      <w:r>
+        <w:rPr>
+          <w:color w:val="auto"/>
+        </w:rPr>
+        <w:t>With</w:t>
+      </w:r>
+      <w:proofErr w:type="gramEnd"/>
+      <w:r>
+        <w:rPr>
+          <w:color w:val="auto"/>
+        </w:rPr>
+        <w:t xml:space="preserve"> Automated Machine Learning and Bayesian Optimization, Toronto Metropolitan University: Toronto, 2023.</w:t>
       </w:r>
     </w:p>
     <w:p>
@@ -20915,7 +24773,35 @@
           <w:color w:val="auto"/>
         </w:rPr>
         <w:tab/>
-        <w:t xml:space="preserve">Bonnet, E.; Lechat, L.; Ridde, V. What Interventions Are Required to Reduce Road Traffic Injuries in Africa? A Scoping Review of the Literature. </w:t>
+        <w:t xml:space="preserve">Bonnet, E.; </w:t>
+      </w:r>
+      <w:proofErr w:type="spellStart"/>
+      <w:r>
+        <w:rPr>
+          <w:color w:val="auto"/>
+        </w:rPr>
+        <w:t>Lechat</w:t>
+      </w:r>
+      <w:proofErr w:type="spellEnd"/>
+      <w:r>
+        <w:rPr>
+          <w:color w:val="auto"/>
+        </w:rPr>
+        <w:t xml:space="preserve">, L.; </w:t>
+      </w:r>
+      <w:proofErr w:type="spellStart"/>
+      <w:r>
+        <w:rPr>
+          <w:color w:val="auto"/>
+        </w:rPr>
+        <w:t>Ridde</w:t>
+      </w:r>
+      <w:proofErr w:type="spellEnd"/>
+      <w:r>
+        <w:rPr>
+          <w:color w:val="auto"/>
+        </w:rPr>
+        <w:t xml:space="preserve">, V. What Interventions Are Required to Reduce Road Traffic Injuries in Africa? A Scoping Review of the Literature. </w:t>
       </w:r>
       <w:r>
         <w:rPr>
@@ -20957,7 +24843,21 @@
         <w:rPr>
           <w:color w:val="auto"/>
         </w:rPr>
-        <w:t>, e0208195, doi:10.1371/journal.pone.0208195.</w:t>
+        <w:t xml:space="preserve">, e0208195, </w:t>
+      </w:r>
+      <w:proofErr w:type="gramStart"/>
+      <w:r>
+        <w:rPr>
+          <w:color w:val="auto"/>
+        </w:rPr>
+        <w:t>doi:10.1371/journal.pone</w:t>
+      </w:r>
+      <w:proofErr w:type="gramEnd"/>
+      <w:r>
+        <w:rPr>
+          <w:color w:val="auto"/>
+        </w:rPr>
+        <w:t>.0208195.</w:t>
       </w:r>
     </w:p>
     <w:p>
@@ -21112,8 +25012,18 @@
           <w:iCs/>
           <w:color w:val="auto"/>
         </w:rPr>
-        <w:t>Int J Health Geogr</w:t>
-      </w:r>
+        <w:t xml:space="preserve">Int J Health </w:t>
+      </w:r>
+      <w:proofErr w:type="spellStart"/>
+      <w:r>
+        <w:rPr>
+          <w:i/>
+          <w:iCs/>
+          <w:color w:val="auto"/>
+        </w:rPr>
+        <w:t>Geogr</w:t>
+      </w:r>
+      <w:proofErr w:type="spellEnd"/>
       <w:r>
         <w:rPr>
           <w:color w:val="auto"/>
@@ -21167,7 +25077,20 @@
           <w:color w:val="auto"/>
         </w:rPr>
         <w:tab/>
-        <w:t xml:space="preserve">Nykiforuk, C.I.J.; Flaman, L.M. Geographic Information Systems (GIS) for Health Promotion and Public Health: A Review. </w:t>
+      </w:r>
+      <w:proofErr w:type="spellStart"/>
+      <w:r>
+        <w:rPr>
+          <w:color w:val="auto"/>
+        </w:rPr>
+        <w:t>Nykiforuk</w:t>
+      </w:r>
+      <w:proofErr w:type="spellEnd"/>
+      <w:r>
+        <w:rPr>
+          <w:color w:val="auto"/>
+        </w:rPr>
+        <w:t xml:space="preserve">, C.I.J.; Flaman, L.M. Geographic Information Systems (GIS) for Health Promotion and Public Health: A Review. </w:t>
       </w:r>
       <w:r>
         <w:rPr>
@@ -21272,7 +25195,21 @@
         <w:rPr>
           <w:color w:val="auto"/>
         </w:rPr>
-        <w:t>, 100474, doi:10.1016/j.rsase.2021.100474.</w:t>
+        <w:t xml:space="preserve">, 100474, </w:t>
+      </w:r>
+      <w:proofErr w:type="gramStart"/>
+      <w:r>
+        <w:rPr>
+          <w:color w:val="auto"/>
+        </w:rPr>
+        <w:t>doi:10.1016/j.rsase</w:t>
+      </w:r>
+      <w:proofErr w:type="gramEnd"/>
+      <w:r>
+        <w:rPr>
+          <w:color w:val="auto"/>
+        </w:rPr>
+        <w:t>.2021.100474.</w:t>
       </w:r>
     </w:p>
     <w:p>
@@ -21286,7 +25223,6 @@
         <w:rPr>
           <w:color w:val="auto"/>
         </w:rPr>
-        <w:lastRenderedPageBreak/>
         <w:t xml:space="preserve">12. </w:t>
       </w:r>
       <w:r>
@@ -21294,7 +25230,62 @@
           <w:color w:val="auto"/>
         </w:rPr>
         <w:tab/>
-        <w:t>Elsahlamy, E.; Eshra, A.; Eshra, N.; El-Fishawy, N. Empowering GIS with Big Data: A Review of Recent Advances. In Proceedings of the 2021 International Conference on Electronic Engineering (ICEEM); July 2021; pp. 1–7.</w:t>
+      </w:r>
+      <w:proofErr w:type="spellStart"/>
+      <w:r>
+        <w:rPr>
+          <w:color w:val="auto"/>
+        </w:rPr>
+        <w:t>Elsahlamy</w:t>
+      </w:r>
+      <w:proofErr w:type="spellEnd"/>
+      <w:r>
+        <w:rPr>
+          <w:color w:val="auto"/>
+        </w:rPr>
+        <w:t xml:space="preserve">, E.; </w:t>
+      </w:r>
+      <w:proofErr w:type="spellStart"/>
+      <w:r>
+        <w:rPr>
+          <w:color w:val="auto"/>
+        </w:rPr>
+        <w:t>Eshra</w:t>
+      </w:r>
+      <w:proofErr w:type="spellEnd"/>
+      <w:r>
+        <w:rPr>
+          <w:color w:val="auto"/>
+        </w:rPr>
+        <w:t xml:space="preserve">, A.; </w:t>
+      </w:r>
+      <w:proofErr w:type="spellStart"/>
+      <w:r>
+        <w:rPr>
+          <w:color w:val="auto"/>
+        </w:rPr>
+        <w:t>Eshra</w:t>
+      </w:r>
+      <w:proofErr w:type="spellEnd"/>
+      <w:r>
+        <w:rPr>
+          <w:color w:val="auto"/>
+        </w:rPr>
+        <w:t>, N.; El-</w:t>
+      </w:r>
+      <w:proofErr w:type="spellStart"/>
+      <w:r>
+        <w:rPr>
+          <w:color w:val="auto"/>
+        </w:rPr>
+        <w:t>Fishawy</w:t>
+      </w:r>
+      <w:proofErr w:type="spellEnd"/>
+      <w:r>
+        <w:rPr>
+          <w:color w:val="auto"/>
+        </w:rPr>
+        <w:t>, N. Empowering GIS with Big Data: A Review of Recent Advances. In Proceedings of the 2021 International Conference on Electronic Engineering (ICEEM); July 2021; pp. 1–7.</w:t>
       </w:r>
     </w:p>
     <w:p>
@@ -21308,6 +25299,7 @@
         <w:rPr>
           <w:color w:val="auto"/>
         </w:rPr>
+        <w:lastRenderedPageBreak/>
         <w:t xml:space="preserve">13. </w:t>
       </w:r>
       <w:r>
@@ -21357,7 +25349,21 @@
         <w:rPr>
           <w:color w:val="auto"/>
         </w:rPr>
-        <w:t>, 300–309, doi:10.1016/j.ijgo.2011.09.004.</w:t>
+        <w:t xml:space="preserve">, 300–309, </w:t>
+      </w:r>
+      <w:proofErr w:type="gramStart"/>
+      <w:r>
+        <w:rPr>
+          <w:color w:val="auto"/>
+        </w:rPr>
+        <w:t>doi:10.1016/j.ijgo</w:t>
+      </w:r>
+      <w:proofErr w:type="gramEnd"/>
+      <w:r>
+        <w:rPr>
+          <w:color w:val="auto"/>
+        </w:rPr>
+        <w:t>.2011.09.004.</w:t>
       </w:r>
     </w:p>
     <w:p>
@@ -21378,7 +25384,21 @@
           <w:color w:val="auto"/>
         </w:rPr>
         <w:tab/>
-        <w:t xml:space="preserve">Franch-Pardo, I.; Napoletano, B.M.; Rosete-Verges, F.; Billa, L. Spatial Analysis and GIS in the Study of COVID-19. A Review. </w:t>
+        <w:t xml:space="preserve">Franch-Pardo, I.; Napoletano, B.M.; </w:t>
+      </w:r>
+      <w:proofErr w:type="spellStart"/>
+      <w:r>
+        <w:rPr>
+          <w:color w:val="auto"/>
+        </w:rPr>
+        <w:t>Rosete</w:t>
+      </w:r>
+      <w:proofErr w:type="spellEnd"/>
+      <w:r>
+        <w:rPr>
+          <w:color w:val="auto"/>
+        </w:rPr>
+        <w:t xml:space="preserve">-Verges, F.; Billa, L. Spatial Analysis and GIS in the Study of COVID-19. A Review. </w:t>
       </w:r>
       <w:r>
         <w:rPr>
@@ -21420,7 +25440,21 @@
         <w:rPr>
           <w:color w:val="auto"/>
         </w:rPr>
-        <w:t>, 140033, doi:10.1016/j.scitotenv.2020.140033.</w:t>
+        <w:t xml:space="preserve">, 140033, </w:t>
+      </w:r>
+      <w:proofErr w:type="gramStart"/>
+      <w:r>
+        <w:rPr>
+          <w:color w:val="auto"/>
+        </w:rPr>
+        <w:t>doi:10.1016/j.scitotenv</w:t>
+      </w:r>
+      <w:proofErr w:type="gramEnd"/>
+      <w:r>
+        <w:rPr>
+          <w:color w:val="auto"/>
+        </w:rPr>
+        <w:t>.2020.140033.</w:t>
       </w:r>
     </w:p>
     <w:p>
@@ -21441,7 +25475,90 @@
           <w:color w:val="auto"/>
         </w:rPr>
         <w:tab/>
-        <w:t xml:space="preserve">Ištoka Otković, I.; Karleuša, B.; Deluka-Tibljaš, A.; Šurdonja, S.; Marušić, M. Combining Traffic Microsimulation Modeling and Multi-Criteria Analysis for Sustainable Spatial-Traffic Planning. </w:t>
+      </w:r>
+      <w:proofErr w:type="spellStart"/>
+      <w:r>
+        <w:rPr>
+          <w:color w:val="auto"/>
+        </w:rPr>
+        <w:t>Ištoka</w:t>
+      </w:r>
+      <w:proofErr w:type="spellEnd"/>
+      <w:r>
+        <w:rPr>
+          <w:color w:val="auto"/>
+        </w:rPr>
+        <w:t xml:space="preserve"> </w:t>
+      </w:r>
+      <w:proofErr w:type="spellStart"/>
+      <w:r>
+        <w:rPr>
+          <w:color w:val="auto"/>
+        </w:rPr>
+        <w:t>Otković</w:t>
+      </w:r>
+      <w:proofErr w:type="spellEnd"/>
+      <w:r>
+        <w:rPr>
+          <w:color w:val="auto"/>
+        </w:rPr>
+        <w:t xml:space="preserve">, I.; </w:t>
+      </w:r>
+      <w:proofErr w:type="spellStart"/>
+      <w:r>
+        <w:rPr>
+          <w:color w:val="auto"/>
+        </w:rPr>
+        <w:t>Karleuša</w:t>
+      </w:r>
+      <w:proofErr w:type="spellEnd"/>
+      <w:r>
+        <w:rPr>
+          <w:color w:val="auto"/>
+        </w:rPr>
+        <w:t xml:space="preserve">, B.; </w:t>
+      </w:r>
+      <w:proofErr w:type="spellStart"/>
+      <w:r>
+        <w:rPr>
+          <w:color w:val="auto"/>
+        </w:rPr>
+        <w:t>Deluka-Tibljaš</w:t>
+      </w:r>
+      <w:proofErr w:type="spellEnd"/>
+      <w:r>
+        <w:rPr>
+          <w:color w:val="auto"/>
+        </w:rPr>
+        <w:t xml:space="preserve">, A.; </w:t>
+      </w:r>
+      <w:proofErr w:type="spellStart"/>
+      <w:r>
+        <w:rPr>
+          <w:color w:val="auto"/>
+        </w:rPr>
+        <w:t>Šurdonja</w:t>
+      </w:r>
+      <w:proofErr w:type="spellEnd"/>
+      <w:r>
+        <w:rPr>
+          <w:color w:val="auto"/>
+        </w:rPr>
+        <w:t xml:space="preserve">, S.; </w:t>
+      </w:r>
+      <w:proofErr w:type="spellStart"/>
+      <w:r>
+        <w:rPr>
+          <w:color w:val="auto"/>
+        </w:rPr>
+        <w:t>Marušić</w:t>
+      </w:r>
+      <w:proofErr w:type="spellEnd"/>
+      <w:r>
+        <w:rPr>
+          <w:color w:val="auto"/>
+        </w:rPr>
+        <w:t xml:space="preserve">, M. Combining Traffic Microsimulation Modeling and Multi-Criteria Analysis for Sustainable Spatial-Traffic Planning. </w:t>
       </w:r>
       <w:r>
         <w:rPr>
@@ -21506,13 +25623,23 @@
         <w:tab/>
         <w:t xml:space="preserve">Piza, E.L.; Kennedy, L.W.; Caplan, J.M. Facilitators and Impediments to Designing, Implementing, and Evaluating Risk-Based Policing Strategies Using Risk Terrain Modeling: Insights from a Multi-City Evaluation in the United States. </w:t>
       </w:r>
+      <w:proofErr w:type="spellStart"/>
       <w:r>
         <w:rPr>
           <w:i/>
           <w:iCs/>
           <w:color w:val="auto"/>
         </w:rPr>
-        <w:t>Eur J Crim Policy Res</w:t>
+        <w:t>Eur</w:t>
+      </w:r>
+      <w:proofErr w:type="spellEnd"/>
+      <w:r>
+        <w:rPr>
+          <w:i/>
+          <w:iCs/>
+          <w:color w:val="auto"/>
+        </w:rPr>
+        <w:t xml:space="preserve"> J Crim Policy Res</w:t>
       </w:r>
       <w:r>
         <w:rPr>
@@ -21693,7 +25820,34 @@
           <w:color w:val="auto"/>
         </w:rPr>
         <w:tab/>
-        <w:t xml:space="preserve">Mortaheb, R.; Jankowski, P. Smart City Re-Imagined: City Planning and GeoAI in the Age of Big Data. </w:t>
+      </w:r>
+      <w:proofErr w:type="spellStart"/>
+      <w:r>
+        <w:rPr>
+          <w:color w:val="auto"/>
+        </w:rPr>
+        <w:t>Mortaheb</w:t>
+      </w:r>
+      <w:proofErr w:type="spellEnd"/>
+      <w:r>
+        <w:rPr>
+          <w:color w:val="auto"/>
+        </w:rPr>
+        <w:t xml:space="preserve">, R.; Jankowski, P. Smart City Re-Imagined: City Planning and </w:t>
+      </w:r>
+      <w:proofErr w:type="spellStart"/>
+      <w:r>
+        <w:rPr>
+          <w:color w:val="auto"/>
+        </w:rPr>
+        <w:t>GeoAI</w:t>
+      </w:r>
+      <w:proofErr w:type="spellEnd"/>
+      <w:r>
+        <w:rPr>
+          <w:color w:val="auto"/>
+        </w:rPr>
+        <w:t xml:space="preserve"> in the Age of Big Data. </w:t>
       </w:r>
       <w:r>
         <w:rPr>
@@ -21756,7 +25910,35 @@
           <w:color w:val="auto"/>
         </w:rPr>
         <w:tab/>
-        <w:t xml:space="preserve">Chen, M.; Claramunt, C.; Çöltekin, A.; Liu, X.; Peng, P.; Robinson, A.C.; Wang, D.; Strobl, J.; Wilson, J.P.; Batty, M. Artificial Intelligence and Visual Analytics in Geographical Space and Cyberspace: Research Opportunities and Challenges. </w:t>
+        <w:t xml:space="preserve">Chen, M.; </w:t>
+      </w:r>
+      <w:proofErr w:type="spellStart"/>
+      <w:r>
+        <w:rPr>
+          <w:color w:val="auto"/>
+        </w:rPr>
+        <w:t>Claramunt</w:t>
+      </w:r>
+      <w:proofErr w:type="spellEnd"/>
+      <w:r>
+        <w:rPr>
+          <w:color w:val="auto"/>
+        </w:rPr>
+        <w:t xml:space="preserve">, C.; </w:t>
+      </w:r>
+      <w:proofErr w:type="spellStart"/>
+      <w:r>
+        <w:rPr>
+          <w:color w:val="auto"/>
+        </w:rPr>
+        <w:t>Çöltekin</w:t>
+      </w:r>
+      <w:proofErr w:type="spellEnd"/>
+      <w:r>
+        <w:rPr>
+          <w:color w:val="auto"/>
+        </w:rPr>
+        <w:t xml:space="preserve">, A.; Liu, X.; Peng, P.; Robinson, A.C.; Wang, D.; Strobl, J.; Wilson, J.P.; Batty, M. Artificial Intelligence and Visual Analytics in Geographical Space and Cyberspace: Research Opportunities and Challenges. </w:t>
       </w:r>
       <w:r>
         <w:rPr>
@@ -21819,7 +26001,49 @@
           <w:color w:val="auto"/>
         </w:rPr>
         <w:tab/>
-        <w:t xml:space="preserve">Biu, P.W.; Nwasike, C.N.; Tula, O.A.; Ezeigweneme, C.A.; Gidiagba, J.O. A Review of GIS Applications in Public Health Surveillance. </w:t>
+        <w:t xml:space="preserve">Biu, P.W.; </w:t>
+      </w:r>
+      <w:proofErr w:type="spellStart"/>
+      <w:r>
+        <w:rPr>
+          <w:color w:val="auto"/>
+        </w:rPr>
+        <w:t>Nwasike</w:t>
+      </w:r>
+      <w:proofErr w:type="spellEnd"/>
+      <w:r>
+        <w:rPr>
+          <w:color w:val="auto"/>
+        </w:rPr>
+        <w:t xml:space="preserve">, C.N.; Tula, O.A.; </w:t>
+      </w:r>
+      <w:proofErr w:type="spellStart"/>
+      <w:r>
+        <w:rPr>
+          <w:color w:val="auto"/>
+        </w:rPr>
+        <w:t>Ezeigweneme</w:t>
+      </w:r>
+      <w:proofErr w:type="spellEnd"/>
+      <w:r>
+        <w:rPr>
+          <w:color w:val="auto"/>
+        </w:rPr>
+        <w:t xml:space="preserve">, C.A.; </w:t>
+      </w:r>
+      <w:proofErr w:type="spellStart"/>
+      <w:r>
+        <w:rPr>
+          <w:color w:val="auto"/>
+        </w:rPr>
+        <w:t>Gidiagba</w:t>
+      </w:r>
+      <w:proofErr w:type="spellEnd"/>
+      <w:r>
+        <w:rPr>
+          <w:color w:val="auto"/>
+        </w:rPr>
+        <w:t xml:space="preserve">, J.O. A Review of GIS Applications in Public Health Surveillance. </w:t>
       </w:r>
       <w:r>
         <w:rPr>
@@ -21882,7 +26106,76 @@
           <w:color w:val="auto"/>
         </w:rPr>
         <w:tab/>
-        <w:t xml:space="preserve">Fradelos, E.C.; Papathanasiou, I.V.; Mitsi, D.; Tsaras, K.; Kleisiaris, C.F.; Kourkouta, L. Health Based Geographic Information Systems (GIS) and Their Applications. </w:t>
+      </w:r>
+      <w:proofErr w:type="spellStart"/>
+      <w:r>
+        <w:rPr>
+          <w:color w:val="auto"/>
+        </w:rPr>
+        <w:t>Fradelos</w:t>
+      </w:r>
+      <w:proofErr w:type="spellEnd"/>
+      <w:r>
+        <w:rPr>
+          <w:color w:val="auto"/>
+        </w:rPr>
+        <w:t xml:space="preserve">, E.C.; </w:t>
+      </w:r>
+      <w:proofErr w:type="spellStart"/>
+      <w:r>
+        <w:rPr>
+          <w:color w:val="auto"/>
+        </w:rPr>
+        <w:t>Papathanasiou</w:t>
+      </w:r>
+      <w:proofErr w:type="spellEnd"/>
+      <w:r>
+        <w:rPr>
+          <w:color w:val="auto"/>
+        </w:rPr>
+        <w:t xml:space="preserve">, I.V.; Mitsi, D.; </w:t>
+      </w:r>
+      <w:proofErr w:type="spellStart"/>
+      <w:r>
+        <w:rPr>
+          <w:color w:val="auto"/>
+        </w:rPr>
+        <w:t>Tsaras</w:t>
+      </w:r>
+      <w:proofErr w:type="spellEnd"/>
+      <w:r>
+        <w:rPr>
+          <w:color w:val="auto"/>
+        </w:rPr>
+        <w:t xml:space="preserve">, K.; </w:t>
+      </w:r>
+      <w:proofErr w:type="spellStart"/>
+      <w:r>
+        <w:rPr>
+          <w:color w:val="auto"/>
+        </w:rPr>
+        <w:t>Kleisiaris</w:t>
+      </w:r>
+      <w:proofErr w:type="spellEnd"/>
+      <w:r>
+        <w:rPr>
+          <w:color w:val="auto"/>
+        </w:rPr>
+        <w:t xml:space="preserve">, C.F.; </w:t>
+      </w:r>
+      <w:proofErr w:type="spellStart"/>
+      <w:r>
+        <w:rPr>
+          <w:color w:val="auto"/>
+        </w:rPr>
+        <w:t>Kourkouta</w:t>
+      </w:r>
+      <w:proofErr w:type="spellEnd"/>
+      <w:r>
+        <w:rPr>
+          <w:color w:val="auto"/>
+        </w:rPr>
+        <w:t xml:space="preserve">, L. Health Based Geographic Information Systems (GIS) and Their Applications. </w:t>
       </w:r>
       <w:r>
         <w:rPr>
@@ -21945,7 +26238,21 @@
           <w:color w:val="auto"/>
         </w:rPr>
         <w:tab/>
-        <w:t>Wen, R.; Li, S. Generative Design for Precision Geo-Interventions. In Proceedings of the ISPRS Annals of the Photogrammetry, Remote Sensing and Spatial Information Sciences; Copernicus GmbH, October 27 2022; Vol. X-3-W2-2022, pp. 37–42.</w:t>
+        <w:t>Wen, R.; Li, S. Generative Design for Precision Geo-Interventions. In Proceedings of the ISPRS Annals of the Photogrammetry, Remote Sensing and Spatial Information Sciences; Copernicus GmbH, October 27</w:t>
+      </w:r>
+      <w:proofErr w:type="gramStart"/>
+      <w:r>
+        <w:rPr>
+          <w:color w:val="auto"/>
+        </w:rPr>
+        <w:t xml:space="preserve"> 2022</w:t>
+      </w:r>
+      <w:proofErr w:type="gramEnd"/>
+      <w:r>
+        <w:rPr>
+          <w:color w:val="auto"/>
+        </w:rPr>
+        <w:t>; Vol. X-3-W2-2022, pp. 37–42.</w:t>
       </w:r>
     </w:p>
     <w:p>
@@ -21966,7 +26273,35 @@
           <w:color w:val="auto"/>
         </w:rPr>
         <w:tab/>
-        <w:t xml:space="preserve">Blaschke, T.; Merschdorf, H.; Cabrera-Barona, P.; Gao, S.; Papadakis, E.; Kovacs-Györi, A. Place versus Space: From Points, Lines and Polygons in GIS to Place-Based Representations Reflecting Language and Culture. </w:t>
+        <w:t xml:space="preserve">Blaschke, T.; </w:t>
+      </w:r>
+      <w:proofErr w:type="spellStart"/>
+      <w:r>
+        <w:rPr>
+          <w:color w:val="auto"/>
+        </w:rPr>
+        <w:t>Merschdorf</w:t>
+      </w:r>
+      <w:proofErr w:type="spellEnd"/>
+      <w:r>
+        <w:rPr>
+          <w:color w:val="auto"/>
+        </w:rPr>
+        <w:t>, H.; Cabrera-Barona, P.; Gao, S.; Papadakis, E.; Kovacs-</w:t>
+      </w:r>
+      <w:proofErr w:type="spellStart"/>
+      <w:r>
+        <w:rPr>
+          <w:color w:val="auto"/>
+        </w:rPr>
+        <w:t>Györi</w:t>
+      </w:r>
+      <w:proofErr w:type="spellEnd"/>
+      <w:r>
+        <w:rPr>
+          <w:color w:val="auto"/>
+        </w:rPr>
+        <w:t xml:space="preserve">, A. Place versus Space: From Points, Lines and Polygons in GIS to Place-Based Representations Reflecting Language and Culture. </w:t>
       </w:r>
       <w:r>
         <w:rPr>
@@ -22029,7 +26364,20 @@
           <w:color w:val="auto"/>
         </w:rPr>
         <w:tab/>
-        <w:t xml:space="preserve">Verbyla, D.L. </w:t>
+      </w:r>
+      <w:proofErr w:type="spellStart"/>
+      <w:r>
+        <w:rPr>
+          <w:color w:val="auto"/>
+        </w:rPr>
+        <w:t>Verbyla</w:t>
+      </w:r>
+      <w:proofErr w:type="spellEnd"/>
+      <w:r>
+        <w:rPr>
+          <w:color w:val="auto"/>
+        </w:rPr>
+        <w:t xml:space="preserve">, D.L. </w:t>
       </w:r>
       <w:r>
         <w:rPr>
@@ -22043,8 +26391,16 @@
         <w:rPr>
           <w:color w:val="auto"/>
         </w:rPr>
-        <w:t>; CRC press, 2002;</w:t>
-      </w:r>
+        <w:t xml:space="preserve">; CRC press, </w:t>
+      </w:r>
+      <w:proofErr w:type="gramStart"/>
+      <w:r>
+        <w:rPr>
+          <w:color w:val="auto"/>
+        </w:rPr>
+        <w:t>2002;</w:t>
+      </w:r>
+      <w:proofErr w:type="gramEnd"/>
     </w:p>
     <w:p>
       <w:pPr>
@@ -22085,7 +26441,35 @@
           <w:color w:val="auto"/>
         </w:rPr>
         <w:tab/>
-        <w:t xml:space="preserve">Horst, R.; Pardalos, P.M.; Van Thoai, N. </w:t>
+        <w:t xml:space="preserve">Horst, R.; </w:t>
+      </w:r>
+      <w:proofErr w:type="spellStart"/>
+      <w:r>
+        <w:rPr>
+          <w:color w:val="auto"/>
+        </w:rPr>
+        <w:t>Pardalos</w:t>
+      </w:r>
+      <w:proofErr w:type="spellEnd"/>
+      <w:r>
+        <w:rPr>
+          <w:color w:val="auto"/>
+        </w:rPr>
+        <w:t xml:space="preserve">, P.M.; Van </w:t>
+      </w:r>
+      <w:proofErr w:type="spellStart"/>
+      <w:r>
+        <w:rPr>
+          <w:color w:val="auto"/>
+        </w:rPr>
+        <w:t>Thoai</w:t>
+      </w:r>
+      <w:proofErr w:type="spellEnd"/>
+      <w:r>
+        <w:rPr>
+          <w:color w:val="auto"/>
+        </w:rPr>
+        <w:t xml:space="preserve">, N. </w:t>
       </w:r>
       <w:r>
         <w:rPr>
@@ -22099,8 +26483,16 @@
         <w:rPr>
           <w:color w:val="auto"/>
         </w:rPr>
-        <w:t>; Springer Science &amp; Business Media, 2000;</w:t>
-      </w:r>
+        <w:t xml:space="preserve">; Springer Science &amp; Business Media, </w:t>
+      </w:r>
+      <w:proofErr w:type="gramStart"/>
+      <w:r>
+        <w:rPr>
+          <w:color w:val="auto"/>
+        </w:rPr>
+        <w:t>2000;</w:t>
+      </w:r>
+      <w:proofErr w:type="gramEnd"/>
     </w:p>
     <w:p>
       <w:pPr>
@@ -22183,7 +26575,21 @@
           <w:color w:val="auto"/>
         </w:rPr>
         <w:tab/>
-        <w:t xml:space="preserve">Ho, Y.C.; Pepyne, D.L. Simple Explanation of the No-Free-Lunch Theorem and Its Implications. </w:t>
+        <w:t xml:space="preserve">Ho, Y.C.; </w:t>
+      </w:r>
+      <w:proofErr w:type="spellStart"/>
+      <w:r>
+        <w:rPr>
+          <w:color w:val="auto"/>
+        </w:rPr>
+        <w:t>Pepyne</w:t>
+      </w:r>
+      <w:proofErr w:type="spellEnd"/>
+      <w:r>
+        <w:rPr>
+          <w:color w:val="auto"/>
+        </w:rPr>
+        <w:t xml:space="preserve">, D.L. Simple Explanation of the No-Free-Lunch Theorem and Its Implications. </w:t>
       </w:r>
       <w:r>
         <w:rPr>
@@ -22239,7 +26645,6 @@
         <w:rPr>
           <w:color w:val="auto"/>
         </w:rPr>
-        <w:lastRenderedPageBreak/>
         <w:t xml:space="preserve">30. </w:t>
       </w:r>
       <w:r>
@@ -22261,7 +26666,14 @@
         <w:rPr>
           <w:color w:val="auto"/>
         </w:rPr>
-        <w:t>; Reddy, G.P.O., Singh, S.K., Eds.; Geotechnologies and the Environment; Springer International Publishing: Cham, 2018; Vol. 21, pp. 127–142 ISBN 978-3-319-78710-7.</w:t>
+        <w:t xml:space="preserve">; Reddy, G.P.O., Singh, S.K., Eds.; </w:t>
+      </w:r>
+      <w:r>
+        <w:rPr>
+          <w:color w:val="auto"/>
+        </w:rPr>
+        <w:lastRenderedPageBreak/>
+        <w:t>Geotechnologies and the Environment; Springer International Publishing: Cham, 2018; Vol. 21, pp. 127–142 ISBN 978-3-319-78710-7.</w:t>
       </w:r>
     </w:p>
     <w:p>
@@ -22324,8 +26736,16 @@
         <w:rPr>
           <w:color w:val="auto"/>
         </w:rPr>
-        <w:t>, 246–264, doi:10.1111/j.1461-0248.2009.01422.x.</w:t>
-      </w:r>
+        <w:t>, 246–264, doi:10.1111/j.1461-0248.2009.</w:t>
+      </w:r>
+      <w:proofErr w:type="gramStart"/>
+      <w:r>
+        <w:rPr>
+          <w:color w:val="auto"/>
+        </w:rPr>
+        <w:t>01422.x.</w:t>
+      </w:r>
+      <w:proofErr w:type="gramEnd"/>
     </w:p>
     <w:p>
       <w:pPr>
@@ -22345,7 +26765,20 @@
           <w:color w:val="auto"/>
         </w:rPr>
         <w:tab/>
-        <w:t xml:space="preserve">Maffini, G. Raster versus Vector Data Encoding and Handling: A Commentary. </w:t>
+      </w:r>
+      <w:proofErr w:type="spellStart"/>
+      <w:r>
+        <w:rPr>
+          <w:color w:val="auto"/>
+        </w:rPr>
+        <w:t>Maffini</w:t>
+      </w:r>
+      <w:proofErr w:type="spellEnd"/>
+      <w:r>
+        <w:rPr>
+          <w:color w:val="auto"/>
+        </w:rPr>
+        <w:t xml:space="preserve">, G. Raster versus Vector Data Encoding and Handling: A Commentary. </w:t>
       </w:r>
       <w:r>
         <w:rPr>
@@ -22408,7 +26841,20 @@
           <w:color w:val="auto"/>
         </w:rPr>
         <w:tab/>
-        <w:t xml:space="preserve">Congalton, R.G. Exploring and Evaluating the Consequences of Vector-to-Raster and Raster-to-Vector Conversion. </w:t>
+      </w:r>
+      <w:proofErr w:type="spellStart"/>
+      <w:r>
+        <w:rPr>
+          <w:color w:val="auto"/>
+        </w:rPr>
+        <w:t>Congalton</w:t>
+      </w:r>
+      <w:proofErr w:type="spellEnd"/>
+      <w:r>
+        <w:rPr>
+          <w:color w:val="auto"/>
+        </w:rPr>
+        <w:t xml:space="preserve">, R.G. Exploring and Evaluating the Consequences of Vector-to-Raster and Raster-to-Vector Conversion. </w:t>
       </w:r>
       <w:r>
         <w:rPr>
@@ -22534,7 +26980,76 @@
           <w:color w:val="auto"/>
         </w:rPr>
         <w:tab/>
-        <w:t xml:space="preserve">Adegun, A.A.; Fonou Dombeu, J.V.; Viriri, S.; Odindi, J. State-of-the-Art Deep Learning Methods for Objects Detection in Remote Sensing Satellite Images. </w:t>
+      </w:r>
+      <w:proofErr w:type="spellStart"/>
+      <w:r>
+        <w:rPr>
+          <w:color w:val="auto"/>
+        </w:rPr>
+        <w:t>Adegun</w:t>
+      </w:r>
+      <w:proofErr w:type="spellEnd"/>
+      <w:r>
+        <w:rPr>
+          <w:color w:val="auto"/>
+        </w:rPr>
+        <w:t xml:space="preserve">, A.A.; </w:t>
+      </w:r>
+      <w:proofErr w:type="spellStart"/>
+      <w:r>
+        <w:rPr>
+          <w:color w:val="auto"/>
+        </w:rPr>
+        <w:t>Fonou</w:t>
+      </w:r>
+      <w:proofErr w:type="spellEnd"/>
+      <w:r>
+        <w:rPr>
+          <w:color w:val="auto"/>
+        </w:rPr>
+        <w:t xml:space="preserve"> </w:t>
+      </w:r>
+      <w:proofErr w:type="spellStart"/>
+      <w:r>
+        <w:rPr>
+          <w:color w:val="auto"/>
+        </w:rPr>
+        <w:t>Dombeu</w:t>
+      </w:r>
+      <w:proofErr w:type="spellEnd"/>
+      <w:r>
+        <w:rPr>
+          <w:color w:val="auto"/>
+        </w:rPr>
+        <w:t xml:space="preserve">, J.V.; </w:t>
+      </w:r>
+      <w:proofErr w:type="spellStart"/>
+      <w:r>
+        <w:rPr>
+          <w:color w:val="auto"/>
+        </w:rPr>
+        <w:t>Viriri</w:t>
+      </w:r>
+      <w:proofErr w:type="spellEnd"/>
+      <w:r>
+        <w:rPr>
+          <w:color w:val="auto"/>
+        </w:rPr>
+        <w:t xml:space="preserve">, S.; </w:t>
+      </w:r>
+      <w:proofErr w:type="spellStart"/>
+      <w:r>
+        <w:rPr>
+          <w:color w:val="auto"/>
+        </w:rPr>
+        <w:t>Odindi</w:t>
+      </w:r>
+      <w:proofErr w:type="spellEnd"/>
+      <w:r>
+        <w:rPr>
+          <w:color w:val="auto"/>
+        </w:rPr>
+        <w:t xml:space="preserve">, J. State-of-the-Art Deep Learning Methods for Objects Detection in Remote Sensing Satellite Images. </w:t>
       </w:r>
       <w:r>
         <w:rPr>
@@ -22597,49 +27112,7 @@
           <w:color w:val="auto"/>
         </w:rPr>
         <w:tab/>
-        <w:t xml:space="preserve">MacQuillan, E.L.; Curtis, A.B.; Baker, K.M.; Paul, R.; Back, Y.O. Using GIS Mapping to Target Public Health Interventions: Examining Birth Outcomes Across GIS Techniques. </w:t>
-      </w:r>
-      <w:r>
-        <w:rPr>
-          <w:i/>
-          <w:iCs/>
-          <w:color w:val="auto"/>
-        </w:rPr>
-        <w:t>J Community Health</w:t>
-      </w:r>
-      <w:r>
-        <w:rPr>
-          <w:color w:val="auto"/>
-        </w:rPr>
-        <w:t xml:space="preserve"> </w:t>
-      </w:r>
-      <w:r>
-        <w:rPr>
-          <w:b/>
-          <w:bCs/>
-          <w:color w:val="auto"/>
-        </w:rPr>
-        <w:t>2017</w:t>
-      </w:r>
-      <w:r>
-        <w:rPr>
-          <w:color w:val="auto"/>
-        </w:rPr>
-        <w:t xml:space="preserve">, </w:t>
-      </w:r>
-      <w:r>
-        <w:rPr>
-          <w:i/>
-          <w:iCs/>
-          <w:color w:val="auto"/>
-        </w:rPr>
-        <w:t>42</w:t>
-      </w:r>
-      <w:r>
-        <w:rPr>
-          <w:color w:val="auto"/>
-        </w:rPr>
-        <w:t>, 633–638, doi:10.1007/s10900-016-0298-z.</w:t>
+        <w:t>Araujo, A. de; Valle, J.M. do; Cacho, N. Geographic Feature Engineering with Points-of-Interest from OpenStreetMap. In Proceedings of the Proceedings of the 12th International Joint Conference on Knowledge Discovery, Knowledge Engineering and Knowledge Management; SCITEPRESS, 2020; pp. 116–123.</w:t>
       </w:r>
     </w:p>
     <w:p>
@@ -22660,7 +27133,76 @@
           <w:color w:val="auto"/>
         </w:rPr>
         <w:tab/>
-        <w:t xml:space="preserve">Almeida, C.M.D.; Monteiro, A.M.V.; Câmara, G.; Soares‐Filho, B.S.; Cerqueira, G.C.; Pennachin, C.L.; Batty, M. GIS and Remote Sensing as Tools for the Simulation of Urban Land‐use Change. </w:t>
+      </w:r>
+      <w:proofErr w:type="spellStart"/>
+      <w:r>
+        <w:rPr>
+          <w:color w:val="auto"/>
+        </w:rPr>
+        <w:t>Verdonck</w:t>
+      </w:r>
+      <w:proofErr w:type="spellEnd"/>
+      <w:r>
+        <w:rPr>
+          <w:color w:val="auto"/>
+        </w:rPr>
+        <w:t xml:space="preserve">, T.; </w:t>
+      </w:r>
+      <w:proofErr w:type="spellStart"/>
+      <w:r>
+        <w:rPr>
+          <w:color w:val="auto"/>
+        </w:rPr>
+        <w:t>Baesens</w:t>
+      </w:r>
+      <w:proofErr w:type="spellEnd"/>
+      <w:r>
+        <w:rPr>
+          <w:color w:val="auto"/>
+        </w:rPr>
+        <w:t xml:space="preserve">, B.; </w:t>
+      </w:r>
+      <w:proofErr w:type="spellStart"/>
+      <w:r>
+        <w:rPr>
+          <w:color w:val="auto"/>
+        </w:rPr>
+        <w:t>Óskarsdóttir</w:t>
+      </w:r>
+      <w:proofErr w:type="spellEnd"/>
+      <w:r>
+        <w:rPr>
+          <w:color w:val="auto"/>
+        </w:rPr>
+        <w:t xml:space="preserve">, M.; </w:t>
+      </w:r>
+      <w:proofErr w:type="spellStart"/>
+      <w:r>
+        <w:rPr>
+          <w:color w:val="auto"/>
+        </w:rPr>
+        <w:t>vanden</w:t>
+      </w:r>
+      <w:proofErr w:type="spellEnd"/>
+      <w:r>
+        <w:rPr>
+          <w:color w:val="auto"/>
+        </w:rPr>
+        <w:t xml:space="preserve"> </w:t>
+      </w:r>
+      <w:proofErr w:type="spellStart"/>
+      <w:r>
+        <w:rPr>
+          <w:color w:val="auto"/>
+        </w:rPr>
+        <w:t>Broucke</w:t>
+      </w:r>
+      <w:proofErr w:type="spellEnd"/>
+      <w:r>
+        <w:rPr>
+          <w:color w:val="auto"/>
+        </w:rPr>
+        <w:t xml:space="preserve">, S. Special Issue on Feature Engineering Editorial. </w:t>
       </w:r>
       <w:r>
         <w:rPr>
@@ -22668,7 +27210,7 @@
           <w:iCs/>
           <w:color w:val="auto"/>
         </w:rPr>
-        <w:t>International Journal of Remote Sensing</w:t>
+        <w:t>Mach Learn</w:t>
       </w:r>
       <w:r>
         <w:rPr>
@@ -22682,7 +27224,7 @@
           <w:bCs/>
           <w:color w:val="auto"/>
         </w:rPr>
-        <w:t>2005</w:t>
+        <w:t>2024</w:t>
       </w:r>
       <w:r>
         <w:rPr>
@@ -22696,13 +27238,13 @@
           <w:iCs/>
           <w:color w:val="auto"/>
         </w:rPr>
-        <w:t>26</w:t>
-      </w:r>
-      <w:r>
-        <w:rPr>
-          <w:color w:val="auto"/>
-        </w:rPr>
-        <w:t>, 759–774, doi:10.1080/01431160512331316865.</w:t>
+        <w:t>113</w:t>
+      </w:r>
+      <w:r>
+        <w:rPr>
+          <w:color w:val="auto"/>
+        </w:rPr>
+        <w:t>, 3917–3928, doi:10.1007/s10994-021-06042-2.</w:t>
       </w:r>
     </w:p>
     <w:p>
@@ -22723,7 +27265,20 @@
           <w:color w:val="auto"/>
         </w:rPr>
         <w:tab/>
-        <w:t xml:space="preserve">Gómez, L.; Haesevoets, S.; Kuijpers, B.; Vaisman, A.A. Spatial Aggregation: Data Model and Implementation. </w:t>
+      </w:r>
+      <w:proofErr w:type="spellStart"/>
+      <w:r>
+        <w:rPr>
+          <w:color w:val="auto"/>
+        </w:rPr>
+        <w:t>MacQuillan</w:t>
+      </w:r>
+      <w:proofErr w:type="spellEnd"/>
+      <w:r>
+        <w:rPr>
+          <w:color w:val="auto"/>
+        </w:rPr>
+        <w:t xml:space="preserve">, E.L.; Curtis, A.B.; Baker, K.M.; Paul, R.; Back, Y.O. Using GIS Mapping to Target Public Health Interventions: Examining Birth Outcomes Across GIS Techniques. </w:t>
       </w:r>
       <w:r>
         <w:rPr>
@@ -22731,7 +27286,7 @@
           <w:iCs/>
           <w:color w:val="auto"/>
         </w:rPr>
-        <w:t>Information Systems</w:t>
+        <w:t>J Community Health</w:t>
       </w:r>
       <w:r>
         <w:rPr>
@@ -22745,7 +27300,7 @@
           <w:bCs/>
           <w:color w:val="auto"/>
         </w:rPr>
-        <w:t>2009</w:t>
+        <w:t>2017</w:t>
       </w:r>
       <w:r>
         <w:rPr>
@@ -22759,13 +27314,13 @@
           <w:iCs/>
           <w:color w:val="auto"/>
         </w:rPr>
-        <w:t>34</w:t>
-      </w:r>
-      <w:r>
-        <w:rPr>
-          <w:color w:val="auto"/>
-        </w:rPr>
-        <w:t>, 551–576, doi:10.1016/j.is.2009.03.002.</w:t>
+        <w:t>42</w:t>
+      </w:r>
+      <w:r>
+        <w:rPr>
+          <w:color w:val="auto"/>
+        </w:rPr>
+        <w:t>, 633–638, doi:10.1007/s10900-016-0298-z.</w:t>
       </w:r>
     </w:p>
     <w:p>
@@ -22786,7 +27341,35 @@
           <w:color w:val="auto"/>
         </w:rPr>
         <w:tab/>
-        <w:t xml:space="preserve">Lopez, I.F.V.; Snodgrass, R.T.; Moon, B. Spatiotemporal Aggregate Computation: A Survey. </w:t>
+        <w:t xml:space="preserve">Almeida, C.M.D.; Monteiro, A.M.V.; </w:t>
+      </w:r>
+      <w:proofErr w:type="spellStart"/>
+      <w:r>
+        <w:rPr>
+          <w:color w:val="auto"/>
+        </w:rPr>
+        <w:t>Câmara</w:t>
+      </w:r>
+      <w:proofErr w:type="spellEnd"/>
+      <w:r>
+        <w:rPr>
+          <w:color w:val="auto"/>
+        </w:rPr>
+        <w:t xml:space="preserve">, G.; Soares‐Filho, B.S.; Cerqueira, G.C.; </w:t>
+      </w:r>
+      <w:proofErr w:type="spellStart"/>
+      <w:r>
+        <w:rPr>
+          <w:color w:val="auto"/>
+        </w:rPr>
+        <w:t>Pennachin</w:t>
+      </w:r>
+      <w:proofErr w:type="spellEnd"/>
+      <w:r>
+        <w:rPr>
+          <w:color w:val="auto"/>
+        </w:rPr>
+        <w:t xml:space="preserve">, C.L.; Batty, M. GIS and Remote Sensing as Tools for the Simulation of Urban Land‐use Change. </w:t>
       </w:r>
       <w:r>
         <w:rPr>
@@ -22794,7 +27377,7 @@
           <w:iCs/>
           <w:color w:val="auto"/>
         </w:rPr>
-        <w:t>IEEE Transactions on Knowledge and Data Engineering</w:t>
+        <w:t>International Journal of Remote Sensing</w:t>
       </w:r>
       <w:r>
         <w:rPr>
@@ -22822,13 +27405,13 @@
           <w:iCs/>
           <w:color w:val="auto"/>
         </w:rPr>
-        <w:t>17</w:t>
-      </w:r>
-      <w:r>
-        <w:rPr>
-          <w:color w:val="auto"/>
-        </w:rPr>
-        <w:t>, 271–286, doi:10.1109/TKDE.2005.34.</w:t>
+        <w:t>26</w:t>
+      </w:r>
+      <w:r>
+        <w:rPr>
+          <w:color w:val="auto"/>
+        </w:rPr>
+        <w:t>, 759–774, doi:10.1080/01431160512331316865.</w:t>
       </w:r>
     </w:p>
     <w:p>
@@ -22849,7 +27432,49 @@
           <w:color w:val="auto"/>
         </w:rPr>
         <w:tab/>
-        <w:t xml:space="preserve">Getis, A.; Aldstadt, J. Constructing the Spatial Weights Matrix Using a Local Statistic. </w:t>
+        <w:t xml:space="preserve">Gómez, L.; </w:t>
+      </w:r>
+      <w:proofErr w:type="spellStart"/>
+      <w:r>
+        <w:rPr>
+          <w:color w:val="auto"/>
+        </w:rPr>
+        <w:t>Haesevoets</w:t>
+      </w:r>
+      <w:proofErr w:type="spellEnd"/>
+      <w:r>
+        <w:rPr>
+          <w:color w:val="auto"/>
+        </w:rPr>
+        <w:t xml:space="preserve">, S.; </w:t>
+      </w:r>
+      <w:proofErr w:type="spellStart"/>
+      <w:r>
+        <w:rPr>
+          <w:color w:val="auto"/>
+        </w:rPr>
+        <w:t>Kuijpers</w:t>
+      </w:r>
+      <w:proofErr w:type="spellEnd"/>
+      <w:r>
+        <w:rPr>
+          <w:color w:val="auto"/>
+        </w:rPr>
+        <w:t xml:space="preserve">, B.; </w:t>
+      </w:r>
+      <w:proofErr w:type="spellStart"/>
+      <w:r>
+        <w:rPr>
+          <w:color w:val="auto"/>
+        </w:rPr>
+        <w:t>Vaisman</w:t>
+      </w:r>
+      <w:proofErr w:type="spellEnd"/>
+      <w:r>
+        <w:rPr>
+          <w:color w:val="auto"/>
+        </w:rPr>
+        <w:t xml:space="preserve">, A.A. Spatial Aggregation: Data Model and Implementation. </w:t>
       </w:r>
       <w:r>
         <w:rPr>
@@ -22857,7 +27482,7 @@
           <w:iCs/>
           <w:color w:val="auto"/>
         </w:rPr>
-        <w:t>Geographical Analysis</w:t>
+        <w:t>Information Systems</w:t>
       </w:r>
       <w:r>
         <w:rPr>
@@ -22871,7 +27496,7 @@
           <w:bCs/>
           <w:color w:val="auto"/>
         </w:rPr>
-        <w:t>2004</w:t>
+        <w:t>2009</w:t>
       </w:r>
       <w:r>
         <w:rPr>
@@ -22885,13 +27510,13 @@
           <w:iCs/>
           <w:color w:val="auto"/>
         </w:rPr>
-        <w:t>36</w:t>
-      </w:r>
-      <w:r>
-        <w:rPr>
-          <w:color w:val="auto"/>
-        </w:rPr>
-        <w:t>, 90–104, doi:10.1111/j.1538-4632.2004.tb01127.x.</w:t>
+        <w:t>34</w:t>
+      </w:r>
+      <w:r>
+        <w:rPr>
+          <w:color w:val="auto"/>
+        </w:rPr>
+        <w:t>, 551–576, doi:10.1016/j.is.2009.03.002.</w:t>
       </w:r>
     </w:p>
     <w:p>
@@ -22912,7 +27537,7 @@
           <w:color w:val="auto"/>
         </w:rPr>
         <w:tab/>
-        <w:t xml:space="preserve">Roberts, S. Applying Efficient Techniques for Finding Nearest Neighbours in GIS Applications. In </w:t>
+        <w:t xml:space="preserve">Lopez, I.F.V.; Snodgrass, R.T.; Moon, B. Spatiotemporal Aggregate Computation: A Survey. </w:t>
       </w:r>
       <w:r>
         <w:rPr>
@@ -22920,13 +27545,41 @@
           <w:iCs/>
           <w:color w:val="auto"/>
         </w:rPr>
-        <w:t>Innovations in GIS</w:t>
-      </w:r>
-      <w:r>
-        <w:rPr>
-          <w:color w:val="auto"/>
-        </w:rPr>
-        <w:t>; CRC Press, 2023; pp. 95–104.</w:t>
+        <w:t>IEEE Transactions on Knowledge and Data Engineering</w:t>
+      </w:r>
+      <w:r>
+        <w:rPr>
+          <w:color w:val="auto"/>
+        </w:rPr>
+        <w:t xml:space="preserve"> </w:t>
+      </w:r>
+      <w:r>
+        <w:rPr>
+          <w:b/>
+          <w:bCs/>
+          <w:color w:val="auto"/>
+        </w:rPr>
+        <w:t>2005</w:t>
+      </w:r>
+      <w:r>
+        <w:rPr>
+          <w:color w:val="auto"/>
+        </w:rPr>
+        <w:t xml:space="preserve">, </w:t>
+      </w:r>
+      <w:r>
+        <w:rPr>
+          <w:i/>
+          <w:iCs/>
+          <w:color w:val="auto"/>
+        </w:rPr>
+        <w:t>17</w:t>
+      </w:r>
+      <w:r>
+        <w:rPr>
+          <w:color w:val="auto"/>
+        </w:rPr>
+        <w:t>, 271–286, doi:10.1109/TKDE.2005.34.</w:t>
       </w:r>
     </w:p>
     <w:p>
@@ -22947,7 +27600,34 @@
           <w:color w:val="auto"/>
         </w:rPr>
         <w:tab/>
-        <w:t xml:space="preserve">García-García, F.; Corral, A.; Iribarne, L.; Vassilakopoulos, M.; Manolopoulos, Y. Efficient Distance Join Query Processing in Distributed Spatial Data Management Systems. </w:t>
+      </w:r>
+      <w:proofErr w:type="spellStart"/>
+      <w:r>
+        <w:rPr>
+          <w:color w:val="auto"/>
+        </w:rPr>
+        <w:t>Getis</w:t>
+      </w:r>
+      <w:proofErr w:type="spellEnd"/>
+      <w:r>
+        <w:rPr>
+          <w:color w:val="auto"/>
+        </w:rPr>
+        <w:t xml:space="preserve">, A.; </w:t>
+      </w:r>
+      <w:proofErr w:type="spellStart"/>
+      <w:r>
+        <w:rPr>
+          <w:color w:val="auto"/>
+        </w:rPr>
+        <w:t>Aldstadt</w:t>
+      </w:r>
+      <w:proofErr w:type="spellEnd"/>
+      <w:r>
+        <w:rPr>
+          <w:color w:val="auto"/>
+        </w:rPr>
+        <w:t xml:space="preserve">, J. Constructing the Spatial Weights Matrix Using a Local Statistic. </w:t>
       </w:r>
       <w:r>
         <w:rPr>
@@ -22955,7 +27635,7 @@
           <w:iCs/>
           <w:color w:val="auto"/>
         </w:rPr>
-        <w:t>Information Sciences</w:t>
+        <w:t>Geographical Analysis</w:t>
       </w:r>
       <w:r>
         <w:rPr>
@@ -22969,7 +27649,7 @@
           <w:bCs/>
           <w:color w:val="auto"/>
         </w:rPr>
-        <w:t>2020</w:t>
+        <w:t>2004</w:t>
       </w:r>
       <w:r>
         <w:rPr>
@@ -22983,13 +27663,27 @@
           <w:iCs/>
           <w:color w:val="auto"/>
         </w:rPr>
-        <w:t>512</w:t>
-      </w:r>
-      <w:r>
-        <w:rPr>
-          <w:color w:val="auto"/>
-        </w:rPr>
-        <w:t>, 985–1008, doi:10.1016/j.ins.2019.10.030.</w:t>
+        <w:t>36</w:t>
+      </w:r>
+      <w:r>
+        <w:rPr>
+          <w:color w:val="auto"/>
+        </w:rPr>
+        <w:t>, 90–104, doi:10.1111/j.1538-</w:t>
+      </w:r>
+      <w:proofErr w:type="gramStart"/>
+      <w:r>
+        <w:rPr>
+          <w:color w:val="auto"/>
+        </w:rPr>
+        <w:t>4632.2004.tb</w:t>
+      </w:r>
+      <w:proofErr w:type="gramEnd"/>
+      <w:r>
+        <w:rPr>
+          <w:color w:val="auto"/>
+        </w:rPr>
+        <w:t>01127.x.</w:t>
       </w:r>
     </w:p>
     <w:p>
@@ -23010,7 +27704,21 @@
           <w:color w:val="auto"/>
         </w:rPr>
         <w:tab/>
-        <w:t xml:space="preserve">Steyerberg, E.W. Applications of Prediction Models. In </w:t>
+        <w:t xml:space="preserve">Roberts, S. Applying Efficient Techniques for Finding Nearest </w:t>
+      </w:r>
+      <w:proofErr w:type="spellStart"/>
+      <w:r>
+        <w:rPr>
+          <w:color w:val="auto"/>
+        </w:rPr>
+        <w:t>Neighbours</w:t>
+      </w:r>
+      <w:proofErr w:type="spellEnd"/>
+      <w:r>
+        <w:rPr>
+          <w:color w:val="auto"/>
+        </w:rPr>
+        <w:t xml:space="preserve"> in GIS Applications. In </w:t>
       </w:r>
       <w:r>
         <w:rPr>
@@ -23018,13 +27726,13 @@
           <w:iCs/>
           <w:color w:val="auto"/>
         </w:rPr>
-        <w:t>Clinical Prediction Models: A Practical Approach to Development, Validation, and Updating</w:t>
-      </w:r>
-      <w:r>
-        <w:rPr>
-          <w:color w:val="auto"/>
-        </w:rPr>
-        <w:t>; Steyerberg, E.W., Ed.; Springer: New York, NY, 2009; pp. 11–31 ISBN 978-0-387-77244-8.</w:t>
+        <w:t>Innovations in GIS</w:t>
+      </w:r>
+      <w:r>
+        <w:rPr>
+          <w:color w:val="auto"/>
+        </w:rPr>
+        <w:t>; CRC Press, 2023; pp. 95–104.</w:t>
       </w:r>
     </w:p>
     <w:p>
@@ -23045,7 +27753,91 @@
           <w:color w:val="auto"/>
         </w:rPr>
         <w:tab/>
-        <w:t>Ray, S. A Quick Review of Machine Learning Algorithms. In Proceedings of the 2019 International conference on machine learning, big data, cloud and parallel computing (COMITCon); IEEE, 2019; pp. 35–39.</w:t>
+        <w:t xml:space="preserve">García-García, F.; Corral, A.; Iribarne, L.; </w:t>
+      </w:r>
+      <w:proofErr w:type="spellStart"/>
+      <w:r>
+        <w:rPr>
+          <w:color w:val="auto"/>
+        </w:rPr>
+        <w:t>Vassilakopoulos</w:t>
+      </w:r>
+      <w:proofErr w:type="spellEnd"/>
+      <w:r>
+        <w:rPr>
+          <w:color w:val="auto"/>
+        </w:rPr>
+        <w:t xml:space="preserve">, M.; </w:t>
+      </w:r>
+      <w:proofErr w:type="spellStart"/>
+      <w:r>
+        <w:rPr>
+          <w:color w:val="auto"/>
+        </w:rPr>
+        <w:t>Manolopoulos</w:t>
+      </w:r>
+      <w:proofErr w:type="spellEnd"/>
+      <w:r>
+        <w:rPr>
+          <w:color w:val="auto"/>
+        </w:rPr>
+        <w:t xml:space="preserve">, Y. Efficient Distance Join Query Processing in Distributed Spatial Data Management Systems. </w:t>
+      </w:r>
+      <w:r>
+        <w:rPr>
+          <w:i/>
+          <w:iCs/>
+          <w:color w:val="auto"/>
+        </w:rPr>
+        <w:t>Information Sciences</w:t>
+      </w:r>
+      <w:r>
+        <w:rPr>
+          <w:color w:val="auto"/>
+        </w:rPr>
+        <w:t xml:space="preserve"> </w:t>
+      </w:r>
+      <w:r>
+        <w:rPr>
+          <w:b/>
+          <w:bCs/>
+          <w:color w:val="auto"/>
+        </w:rPr>
+        <w:t>2020</w:t>
+      </w:r>
+      <w:r>
+        <w:rPr>
+          <w:color w:val="auto"/>
+        </w:rPr>
+        <w:t xml:space="preserve">, </w:t>
+      </w:r>
+      <w:r>
+        <w:rPr>
+          <w:i/>
+          <w:iCs/>
+          <w:color w:val="auto"/>
+        </w:rPr>
+        <w:t>512</w:t>
+      </w:r>
+      <w:r>
+        <w:rPr>
+          <w:color w:val="auto"/>
+        </w:rPr>
+        <w:t xml:space="preserve">, 985–1008, </w:t>
+      </w:r>
+      <w:proofErr w:type="gramStart"/>
+      <w:r>
+        <w:rPr>
+          <w:color w:val="auto"/>
+        </w:rPr>
+        <w:t>doi:10.1016/j.ins</w:t>
+      </w:r>
+      <w:proofErr w:type="gramEnd"/>
+      <w:r>
+        <w:rPr>
+          <w:color w:val="auto"/>
+        </w:rPr>
+        <w:t>.2019.10.030.</w:t>
       </w:r>
     </w:p>
     <w:p>
@@ -23066,7 +27858,20 @@
           <w:color w:val="auto"/>
         </w:rPr>
         <w:tab/>
-        <w:t xml:space="preserve">Muñoz, J.; Felicísimo, Á.M. Comparison of Statistical Methods Commonly Used in Predictive Modelling. </w:t>
+      </w:r>
+      <w:proofErr w:type="spellStart"/>
+      <w:r>
+        <w:rPr>
+          <w:color w:val="auto"/>
+        </w:rPr>
+        <w:t>Steyerberg</w:t>
+      </w:r>
+      <w:proofErr w:type="spellEnd"/>
+      <w:r>
+        <w:rPr>
+          <w:color w:val="auto"/>
+        </w:rPr>
+        <w:t xml:space="preserve">, E.W. Applications of Prediction Models. In </w:t>
       </w:r>
       <w:r>
         <w:rPr>
@@ -23074,41 +27879,27 @@
           <w:iCs/>
           <w:color w:val="auto"/>
         </w:rPr>
-        <w:t>Journal of Vegetation Science</w:t>
-      </w:r>
-      <w:r>
-        <w:rPr>
-          <w:color w:val="auto"/>
-        </w:rPr>
-        <w:t xml:space="preserve"> </w:t>
-      </w:r>
-      <w:r>
-        <w:rPr>
-          <w:b/>
-          <w:bCs/>
-          <w:color w:val="auto"/>
-        </w:rPr>
-        <w:t>2004</w:t>
-      </w:r>
-      <w:r>
-        <w:rPr>
-          <w:color w:val="auto"/>
-        </w:rPr>
-        <w:t xml:space="preserve">, </w:t>
-      </w:r>
-      <w:r>
-        <w:rPr>
-          <w:i/>
-          <w:iCs/>
-          <w:color w:val="auto"/>
-        </w:rPr>
-        <w:t>15</w:t>
-      </w:r>
-      <w:r>
-        <w:rPr>
-          <w:color w:val="auto"/>
-        </w:rPr>
-        <w:t>, 285–292, doi:10.1111/j.1654-1103.2004.tb02263.x.</w:t>
+        <w:t>Clinical Prediction Models: A Practical Approach to Development, Validation, and Updating</w:t>
+      </w:r>
+      <w:r>
+        <w:rPr>
+          <w:color w:val="auto"/>
+        </w:rPr>
+        <w:t xml:space="preserve">; </w:t>
+      </w:r>
+      <w:proofErr w:type="spellStart"/>
+      <w:r>
+        <w:rPr>
+          <w:color w:val="auto"/>
+        </w:rPr>
+        <w:t>Steyerberg</w:t>
+      </w:r>
+      <w:proofErr w:type="spellEnd"/>
+      <w:r>
+        <w:rPr>
+          <w:color w:val="auto"/>
+        </w:rPr>
+        <w:t>, E.W., Ed.; Springer: New York, NY, 2009; pp. 11–31 ISBN 978-0-387-77244-8.</w:t>
       </w:r>
     </w:p>
     <w:p>
@@ -23129,49 +27920,21 @@
           <w:color w:val="auto"/>
         </w:rPr>
         <w:tab/>
-        <w:t xml:space="preserve">Frey, H.C.; Patil, S.R. Identification and Review of Sensitivity Analysis Methods. </w:t>
-      </w:r>
-      <w:r>
-        <w:rPr>
-          <w:i/>
-          <w:iCs/>
-          <w:color w:val="auto"/>
-        </w:rPr>
-        <w:t>Risk Analysis</w:t>
-      </w:r>
-      <w:r>
-        <w:rPr>
-          <w:color w:val="auto"/>
-        </w:rPr>
-        <w:t xml:space="preserve"> </w:t>
-      </w:r>
-      <w:r>
-        <w:rPr>
-          <w:b/>
-          <w:bCs/>
-          <w:color w:val="auto"/>
-        </w:rPr>
-        <w:t>2002</w:t>
-      </w:r>
-      <w:r>
-        <w:rPr>
-          <w:color w:val="auto"/>
-        </w:rPr>
-        <w:t xml:space="preserve">, </w:t>
-      </w:r>
-      <w:r>
-        <w:rPr>
-          <w:i/>
-          <w:iCs/>
-          <w:color w:val="auto"/>
-        </w:rPr>
-        <w:t>22</w:t>
-      </w:r>
-      <w:r>
-        <w:rPr>
-          <w:color w:val="auto"/>
-        </w:rPr>
-        <w:t>, 553–578, doi:https://doi.org/10.1111/0272-4332.00039.</w:t>
+        <w:t>Ray, S. A Quick Review of Machine Learning Algorithms. In Proceedings of the 2019 International conference on machine learning, big data, cloud and parallel computing (</w:t>
+      </w:r>
+      <w:proofErr w:type="spellStart"/>
+      <w:r>
+        <w:rPr>
+          <w:color w:val="auto"/>
+        </w:rPr>
+        <w:t>COMITCon</w:t>
+      </w:r>
+      <w:proofErr w:type="spellEnd"/>
+      <w:r>
+        <w:rPr>
+          <w:color w:val="auto"/>
+        </w:rPr>
+        <w:t>); IEEE, 2019; pp. 35–39.</w:t>
       </w:r>
     </w:p>
     <w:p>
@@ -23192,7 +27955,21 @@
           <w:color w:val="auto"/>
         </w:rPr>
         <w:tab/>
-        <w:t xml:space="preserve">Ingalls, B. Sensitivity Analysis: From Model Parameters to System Behaviour. </w:t>
+        <w:t xml:space="preserve">Muñoz, J.; </w:t>
+      </w:r>
+      <w:proofErr w:type="spellStart"/>
+      <w:r>
+        <w:rPr>
+          <w:color w:val="auto"/>
+        </w:rPr>
+        <w:t>Felicísimo</w:t>
+      </w:r>
+      <w:proofErr w:type="spellEnd"/>
+      <w:r>
+        <w:rPr>
+          <w:color w:val="auto"/>
+        </w:rPr>
+        <w:t xml:space="preserve">, Á.M. Comparison of Statistical Methods Commonly Used in Predictive Modelling. </w:t>
       </w:r>
       <w:r>
         <w:rPr>
@@ -23200,7 +27977,7 @@
           <w:iCs/>
           <w:color w:val="auto"/>
         </w:rPr>
-        <w:t>Essays in biochemistry</w:t>
+        <w:t>Journal of Vegetation Science</w:t>
       </w:r>
       <w:r>
         <w:rPr>
@@ -23214,7 +27991,7 @@
           <w:bCs/>
           <w:color w:val="auto"/>
         </w:rPr>
-        <w:t>2008</w:t>
+        <w:t>2004</w:t>
       </w:r>
       <w:r>
         <w:rPr>
@@ -23228,13 +28005,27 @@
           <w:iCs/>
           <w:color w:val="auto"/>
         </w:rPr>
-        <w:t>45</w:t>
-      </w:r>
-      <w:r>
-        <w:rPr>
-          <w:color w:val="auto"/>
-        </w:rPr>
-        <w:t>, 177–194.</w:t>
+        <w:t>15</w:t>
+      </w:r>
+      <w:r>
+        <w:rPr>
+          <w:color w:val="auto"/>
+        </w:rPr>
+        <w:t>, 285–292, doi:10.1111/j.1654-</w:t>
+      </w:r>
+      <w:proofErr w:type="gramStart"/>
+      <w:r>
+        <w:rPr>
+          <w:color w:val="auto"/>
+        </w:rPr>
+        <w:t>1103.2004.tb</w:t>
+      </w:r>
+      <w:proofErr w:type="gramEnd"/>
+      <w:r>
+        <w:rPr>
+          <w:color w:val="auto"/>
+        </w:rPr>
+        <w:t>02263.x.</w:t>
       </w:r>
     </w:p>
     <w:p>
@@ -23256,7 +28047,7 @@
           <w:color w:val="auto"/>
         </w:rPr>
         <w:tab/>
-        <w:t xml:space="preserve">Hamby, D.M. A Review of Techniques for Parameter Sensitivity Analysis of Environmental Models. </w:t>
+        <w:t xml:space="preserve">Frey, H.C.; Patil, S.R. Identification and Review of Sensitivity Analysis Methods. </w:t>
       </w:r>
       <w:r>
         <w:rPr>
@@ -23264,7 +28055,7 @@
           <w:iCs/>
           <w:color w:val="auto"/>
         </w:rPr>
-        <w:t>Environ Monit Assess</w:t>
+        <w:t>Risk Analysis</w:t>
       </w:r>
       <w:r>
         <w:rPr>
@@ -23278,7 +28069,7 @@
           <w:bCs/>
           <w:color w:val="auto"/>
         </w:rPr>
-        <w:t>1994</w:t>
+        <w:t>2002</w:t>
       </w:r>
       <w:r>
         <w:rPr>
@@ -23292,13 +28083,35 @@
           <w:iCs/>
           <w:color w:val="auto"/>
         </w:rPr>
-        <w:t>32</w:t>
-      </w:r>
-      <w:r>
-        <w:rPr>
-          <w:color w:val="auto"/>
-        </w:rPr>
-        <w:t>, 135–154, doi:10.1007/BF00547132.</w:t>
+        <w:t>22</w:t>
+      </w:r>
+      <w:r>
+        <w:rPr>
+          <w:color w:val="auto"/>
+        </w:rPr>
+        <w:t xml:space="preserve">, 553–578, </w:t>
+      </w:r>
+      <w:proofErr w:type="spellStart"/>
+      <w:proofErr w:type="gramStart"/>
+      <w:r>
+        <w:rPr>
+          <w:color w:val="auto"/>
+        </w:rPr>
+        <w:t>doi:https</w:t>
+      </w:r>
+      <w:proofErr w:type="spellEnd"/>
+      <w:r>
+        <w:rPr>
+          <w:color w:val="auto"/>
+        </w:rPr>
+        <w:t>://doi.org/10.1111/0272-4332.00039</w:t>
+      </w:r>
+      <w:proofErr w:type="gramEnd"/>
+      <w:r>
+        <w:rPr>
+          <w:color w:val="auto"/>
+        </w:rPr>
+        <w:t>.</w:t>
       </w:r>
     </w:p>
     <w:p>
@@ -23319,7 +28132,21 @@
           <w:color w:val="auto"/>
         </w:rPr>
         <w:tab/>
-        <w:t xml:space="preserve">Hawkins, D.M. The Problem of Overfitting. </w:t>
+        <w:t xml:space="preserve">Ingalls, B. Sensitivity Analysis: From Model Parameters to System </w:t>
+      </w:r>
+      <w:proofErr w:type="spellStart"/>
+      <w:r>
+        <w:rPr>
+          <w:color w:val="auto"/>
+        </w:rPr>
+        <w:t>Behaviour</w:t>
+      </w:r>
+      <w:proofErr w:type="spellEnd"/>
+      <w:r>
+        <w:rPr>
+          <w:color w:val="auto"/>
+        </w:rPr>
+        <w:t xml:space="preserve">. </w:t>
       </w:r>
       <w:r>
         <w:rPr>
@@ -23327,7 +28154,7 @@
           <w:iCs/>
           <w:color w:val="auto"/>
         </w:rPr>
-        <w:t>J. Chem. Inf. Comput. Sci.</w:t>
+        <w:t>Essays in biochemistry</w:t>
       </w:r>
       <w:r>
         <w:rPr>
@@ -23341,7 +28168,7 @@
           <w:bCs/>
           <w:color w:val="auto"/>
         </w:rPr>
-        <w:t>2004</w:t>
+        <w:t>2008</w:t>
       </w:r>
       <w:r>
         <w:rPr>
@@ -23355,13 +28182,13 @@
           <w:iCs/>
           <w:color w:val="auto"/>
         </w:rPr>
-        <w:t>44</w:t>
-      </w:r>
-      <w:r>
-        <w:rPr>
-          <w:color w:val="auto"/>
-        </w:rPr>
-        <w:t>, 1–12, doi:10.1021/ci0342472.</w:t>
+        <w:t>45</w:t>
+      </w:r>
+      <w:r>
+        <w:rPr>
+          <w:color w:val="auto"/>
+        </w:rPr>
+        <w:t>, 177–194.</w:t>
       </w:r>
     </w:p>
     <w:p>
@@ -23382,7 +28209,7 @@
           <w:color w:val="auto"/>
         </w:rPr>
         <w:tab/>
-        <w:t xml:space="preserve">Ding, J.; Tarokh, V.; Yang, Y. Model Selection Techniques: An Overview. </w:t>
+        <w:t xml:space="preserve">Hamby, D.M. A Review of Techniques for Parameter Sensitivity Analysis of Environmental Models. </w:t>
       </w:r>
       <w:r>
         <w:rPr>
@@ -23390,7 +28217,25 @@
           <w:iCs/>
           <w:color w:val="auto"/>
         </w:rPr>
-        <w:t>IEEE Signal Processing Magazine</w:t>
+        <w:t xml:space="preserve">Environ </w:t>
+      </w:r>
+      <w:proofErr w:type="spellStart"/>
+      <w:r>
+        <w:rPr>
+          <w:i/>
+          <w:iCs/>
+          <w:color w:val="auto"/>
+        </w:rPr>
+        <w:t>Monit</w:t>
+      </w:r>
+      <w:proofErr w:type="spellEnd"/>
+      <w:r>
+        <w:rPr>
+          <w:i/>
+          <w:iCs/>
+          <w:color w:val="auto"/>
+        </w:rPr>
+        <w:t xml:space="preserve"> Assess</w:t>
       </w:r>
       <w:r>
         <w:rPr>
@@ -23404,7 +28249,7 @@
           <w:bCs/>
           <w:color w:val="auto"/>
         </w:rPr>
-        <w:t>2018</w:t>
+        <w:t>1994</w:t>
       </w:r>
       <w:r>
         <w:rPr>
@@ -23418,13 +28263,13 @@
           <w:iCs/>
           <w:color w:val="auto"/>
         </w:rPr>
-        <w:t>35</w:t>
-      </w:r>
-      <w:r>
-        <w:rPr>
-          <w:color w:val="auto"/>
-        </w:rPr>
-        <w:t>, 16–34.</w:t>
+        <w:t>32</w:t>
+      </w:r>
+      <w:r>
+        <w:rPr>
+          <w:color w:val="auto"/>
+        </w:rPr>
+        <w:t>, 135–154, doi:10.1007/BF00547132.</w:t>
       </w:r>
     </w:p>
     <w:p>
@@ -23445,7 +28290,7 @@
           <w:color w:val="auto"/>
         </w:rPr>
         <w:tab/>
-        <w:t xml:space="preserve">Berrar, D. Cross-Validation. In </w:t>
+        <w:t xml:space="preserve">Hawkins, D.M. The Problem of Overfitting. </w:t>
       </w:r>
       <w:r>
         <w:rPr>
@@ -23453,13 +28298,59 @@
           <w:iCs/>
           <w:color w:val="auto"/>
         </w:rPr>
-        <w:t>Encyclopedia of Bioinformatics and Computational Biology</w:t>
-      </w:r>
-      <w:r>
-        <w:rPr>
-          <w:color w:val="auto"/>
-        </w:rPr>
-        <w:t>; Ranganathan, S., Gribskov, M., Nakai, K., Schönbach, C., Eds.; Academic Press: Oxford, 2019; pp. 542–545 ISBN 978-0-12-811432-2.</w:t>
+        <w:t xml:space="preserve">J. Chem. Inf. </w:t>
+      </w:r>
+      <w:proofErr w:type="spellStart"/>
+      <w:r>
+        <w:rPr>
+          <w:i/>
+          <w:iCs/>
+          <w:color w:val="auto"/>
+        </w:rPr>
+        <w:t>Comput</w:t>
+      </w:r>
+      <w:proofErr w:type="spellEnd"/>
+      <w:r>
+        <w:rPr>
+          <w:i/>
+          <w:iCs/>
+          <w:color w:val="auto"/>
+        </w:rPr>
+        <w:t>. Sci.</w:t>
+      </w:r>
+      <w:r>
+        <w:rPr>
+          <w:color w:val="auto"/>
+        </w:rPr>
+        <w:t xml:space="preserve"> </w:t>
+      </w:r>
+      <w:r>
+        <w:rPr>
+          <w:b/>
+          <w:bCs/>
+          <w:color w:val="auto"/>
+        </w:rPr>
+        <w:t>2004</w:t>
+      </w:r>
+      <w:r>
+        <w:rPr>
+          <w:color w:val="auto"/>
+        </w:rPr>
+        <w:t xml:space="preserve">, </w:t>
+      </w:r>
+      <w:r>
+        <w:rPr>
+          <w:i/>
+          <w:iCs/>
+          <w:color w:val="auto"/>
+        </w:rPr>
+        <w:t>44</w:t>
+      </w:r>
+      <w:r>
+        <w:rPr>
+          <w:color w:val="auto"/>
+        </w:rPr>
+        <w:t>, 1–12, doi:10.1021/ci0342472.</w:t>
       </w:r>
     </w:p>
     <w:p>
@@ -23480,7 +28371,21 @@
           <w:color w:val="auto"/>
         </w:rPr>
         <w:tab/>
-        <w:t xml:space="preserve">Gupta, A.; Ong, Y.-S.; Feng, L. Insights on Transfer Optimization: Because Experience Is the Best Teacher. </w:t>
+        <w:t xml:space="preserve">Ding, J.; </w:t>
+      </w:r>
+      <w:proofErr w:type="spellStart"/>
+      <w:r>
+        <w:rPr>
+          <w:color w:val="auto"/>
+        </w:rPr>
+        <w:t>Tarokh</w:t>
+      </w:r>
+      <w:proofErr w:type="spellEnd"/>
+      <w:r>
+        <w:rPr>
+          <w:color w:val="auto"/>
+        </w:rPr>
+        <w:t xml:space="preserve">, V.; Yang, Y. Model Selection Techniques: An Overview. </w:t>
       </w:r>
       <w:r>
         <w:rPr>
@@ -23488,7 +28393,7 @@
           <w:iCs/>
           <w:color w:val="auto"/>
         </w:rPr>
-        <w:t>IEEE Transactions on Emerging Topics in Computational Intelligence</w:t>
+        <w:t>IEEE Signal Processing Magazine</w:t>
       </w:r>
       <w:r>
         <w:rPr>
@@ -23502,7 +28407,7 @@
           <w:bCs/>
           <w:color w:val="auto"/>
         </w:rPr>
-        <w:t>2017</w:t>
+        <w:t>2018</w:t>
       </w:r>
       <w:r>
         <w:rPr>
@@ -23516,13 +28421,13 @@
           <w:iCs/>
           <w:color w:val="auto"/>
         </w:rPr>
-        <w:t>2</w:t>
-      </w:r>
-      <w:r>
-        <w:rPr>
-          <w:color w:val="auto"/>
-        </w:rPr>
-        <w:t>, 51–64.</w:t>
+        <w:t>35</w:t>
+      </w:r>
+      <w:r>
+        <w:rPr>
+          <w:color w:val="auto"/>
+        </w:rPr>
+        <w:t>, 16–34.</w:t>
       </w:r>
     </w:p>
     <w:p>
@@ -23543,7 +28448,20 @@
           <w:color w:val="auto"/>
         </w:rPr>
         <w:tab/>
-        <w:t xml:space="preserve">Nguyen, D.C.H.; Dandy, G.C.; Maier, H.R.; Ascough, J.C. Improved Ant Colony Optimization for Optimal Crop and Irrigation Water Allocation by Incorporating Domain Knowledge. </w:t>
+      </w:r>
+      <w:proofErr w:type="spellStart"/>
+      <w:r>
+        <w:rPr>
+          <w:color w:val="auto"/>
+        </w:rPr>
+        <w:t>Berrar</w:t>
+      </w:r>
+      <w:proofErr w:type="spellEnd"/>
+      <w:r>
+        <w:rPr>
+          <w:color w:val="auto"/>
+        </w:rPr>
+        <w:t xml:space="preserve">, D. Cross-Validation. In </w:t>
       </w:r>
       <w:r>
         <w:rPr>
@@ -23551,41 +28469,41 @@
           <w:iCs/>
           <w:color w:val="auto"/>
         </w:rPr>
-        <w:t>J. Water Resour. Plann. Manage.</w:t>
-      </w:r>
-      <w:r>
-        <w:rPr>
-          <w:color w:val="auto"/>
-        </w:rPr>
-        <w:t xml:space="preserve"> </w:t>
-      </w:r>
-      <w:r>
-        <w:rPr>
-          <w:b/>
-          <w:bCs/>
-          <w:color w:val="auto"/>
-        </w:rPr>
-        <w:t>2016</w:t>
-      </w:r>
-      <w:r>
-        <w:rPr>
-          <w:color w:val="auto"/>
-        </w:rPr>
-        <w:t xml:space="preserve">, </w:t>
-      </w:r>
-      <w:r>
-        <w:rPr>
-          <w:i/>
-          <w:iCs/>
-          <w:color w:val="auto"/>
-        </w:rPr>
-        <w:t>142</w:t>
-      </w:r>
-      <w:r>
-        <w:rPr>
-          <w:color w:val="auto"/>
-        </w:rPr>
-        <w:t>, 04016025, doi:10.1061/(ASCE)WR.1943-5452.0000662.</w:t>
+        <w:t>Encyclopedia of Bioinformatics and Computational Biology</w:t>
+      </w:r>
+      <w:r>
+        <w:rPr>
+          <w:color w:val="auto"/>
+        </w:rPr>
+        <w:t xml:space="preserve">; Ranganathan, S., </w:t>
+      </w:r>
+      <w:proofErr w:type="spellStart"/>
+      <w:r>
+        <w:rPr>
+          <w:color w:val="auto"/>
+        </w:rPr>
+        <w:t>Gribskov</w:t>
+      </w:r>
+      <w:proofErr w:type="spellEnd"/>
+      <w:r>
+        <w:rPr>
+          <w:color w:val="auto"/>
+        </w:rPr>
+        <w:t xml:space="preserve">, M., Nakai, K., </w:t>
+      </w:r>
+      <w:proofErr w:type="spellStart"/>
+      <w:r>
+        <w:rPr>
+          <w:color w:val="auto"/>
+        </w:rPr>
+        <w:t>Schönbach</w:t>
+      </w:r>
+      <w:proofErr w:type="spellEnd"/>
+      <w:r>
+        <w:rPr>
+          <w:color w:val="auto"/>
+        </w:rPr>
+        <w:t>, C., Eds.; Academic Press: Oxford, 2019; pp. 542–545 ISBN 978-0-12-811432-2.</w:t>
       </w:r>
     </w:p>
     <w:p>
@@ -23606,7 +28524,7 @@
           <w:color w:val="auto"/>
         </w:rPr>
         <w:tab/>
-        <w:t xml:space="preserve">Wei, P.; Lu, Z.; Song, J. Variable Importance Analysis: A Comprehensive Review. </w:t>
+        <w:t xml:space="preserve">Gupta, A.; Ong, Y.-S.; Feng, L. Insights on Transfer Optimization: Because Experience Is the Best Teacher. </w:t>
       </w:r>
       <w:r>
         <w:rPr>
@@ -23614,7 +28532,7 @@
           <w:iCs/>
           <w:color w:val="auto"/>
         </w:rPr>
-        <w:t>Reliability Engineering &amp; System Safety</w:t>
+        <w:t>IEEE Transactions on Emerging Topics in Computational Intelligence</w:t>
       </w:r>
       <w:r>
         <w:rPr>
@@ -23628,7 +28546,7 @@
           <w:bCs/>
           <w:color w:val="auto"/>
         </w:rPr>
-        <w:t>2015</w:t>
+        <w:t>2017</w:t>
       </w:r>
       <w:r>
         <w:rPr>
@@ -23642,13 +28560,13 @@
           <w:iCs/>
           <w:color w:val="auto"/>
         </w:rPr>
-        <w:t>142</w:t>
-      </w:r>
-      <w:r>
-        <w:rPr>
-          <w:color w:val="auto"/>
-        </w:rPr>
-        <w:t>, 399–432, doi:10.1016/j.ress.2015.05.018.</w:t>
+        <w:t>2</w:t>
+      </w:r>
+      <w:r>
+        <w:rPr>
+          <w:color w:val="auto"/>
+        </w:rPr>
+        <w:t>, 51–64.</w:t>
       </w:r>
     </w:p>
     <w:p>
@@ -23669,7 +28587,21 @@
           <w:color w:val="auto"/>
         </w:rPr>
         <w:tab/>
-        <w:t xml:space="preserve">Asuero, A.G.; Sayago, A.; González, A.G. The Correlation Coefficient: An Overview. </w:t>
+        <w:t xml:space="preserve">Nguyen, D.C.H.; Dandy, G.C.; Maier, H.R.; </w:t>
+      </w:r>
+      <w:proofErr w:type="spellStart"/>
+      <w:r>
+        <w:rPr>
+          <w:color w:val="auto"/>
+        </w:rPr>
+        <w:t>Ascough</w:t>
+      </w:r>
+      <w:proofErr w:type="spellEnd"/>
+      <w:r>
+        <w:rPr>
+          <w:color w:val="auto"/>
+        </w:rPr>
+        <w:t xml:space="preserve">, J.C. Improved Ant Colony Optimization for Optimal Crop and Irrigation Water Allocation by Incorporating Domain Knowledge. </w:t>
       </w:r>
       <w:r>
         <w:rPr>
@@ -23677,7 +28609,43 @@
           <w:iCs/>
           <w:color w:val="auto"/>
         </w:rPr>
-        <w:t>Critical Reviews in Analytical Chemistry</w:t>
+        <w:t xml:space="preserve">J. Water </w:t>
+      </w:r>
+      <w:proofErr w:type="spellStart"/>
+      <w:r>
+        <w:rPr>
+          <w:i/>
+          <w:iCs/>
+          <w:color w:val="auto"/>
+        </w:rPr>
+        <w:t>Resour</w:t>
+      </w:r>
+      <w:proofErr w:type="spellEnd"/>
+      <w:r>
+        <w:rPr>
+          <w:i/>
+          <w:iCs/>
+          <w:color w:val="auto"/>
+        </w:rPr>
+        <w:t xml:space="preserve">. </w:t>
+      </w:r>
+      <w:proofErr w:type="spellStart"/>
+      <w:r>
+        <w:rPr>
+          <w:i/>
+          <w:iCs/>
+          <w:color w:val="auto"/>
+        </w:rPr>
+        <w:t>Plann</w:t>
+      </w:r>
+      <w:proofErr w:type="spellEnd"/>
+      <w:r>
+        <w:rPr>
+          <w:i/>
+          <w:iCs/>
+          <w:color w:val="auto"/>
+        </w:rPr>
+        <w:t>. Manage.</w:t>
       </w:r>
       <w:r>
         <w:rPr>
@@ -23691,7 +28659,7 @@
           <w:bCs/>
           <w:color w:val="auto"/>
         </w:rPr>
-        <w:t>2006</w:t>
+        <w:t>2016</w:t>
       </w:r>
       <w:r>
         <w:rPr>
@@ -23705,13 +28673,13 @@
           <w:iCs/>
           <w:color w:val="auto"/>
         </w:rPr>
-        <w:t>36</w:t>
-      </w:r>
-      <w:r>
-        <w:rPr>
-          <w:color w:val="auto"/>
-        </w:rPr>
-        <w:t>, 41–59, doi:10.1080/10408340500526766.</w:t>
+        <w:t>142</w:t>
+      </w:r>
+      <w:r>
+        <w:rPr>
+          <w:color w:val="auto"/>
+        </w:rPr>
+        <w:t>, 04016025, doi:10.1061/(ASCE)WR.1943-5452.0000662.</w:t>
       </w:r>
     </w:p>
     <w:p>
@@ -23732,7 +28700,63 @@
           <w:color w:val="auto"/>
         </w:rPr>
         <w:tab/>
-        <w:t>Toronto Police Service Toronto Police Service Public Safety Data Portal Available online: https://data.torontopolice.on.ca/pages/open-data (accessed on 19 March 2023).</w:t>
+        <w:t xml:space="preserve">Wei, P.; Lu, Z.; Song, J. Variable Importance Analysis: A Comprehensive Review. </w:t>
+      </w:r>
+      <w:r>
+        <w:rPr>
+          <w:i/>
+          <w:iCs/>
+          <w:color w:val="auto"/>
+        </w:rPr>
+        <w:t>Reliability Engineering &amp; System Safety</w:t>
+      </w:r>
+      <w:r>
+        <w:rPr>
+          <w:color w:val="auto"/>
+        </w:rPr>
+        <w:t xml:space="preserve"> </w:t>
+      </w:r>
+      <w:r>
+        <w:rPr>
+          <w:b/>
+          <w:bCs/>
+          <w:color w:val="auto"/>
+        </w:rPr>
+        <w:t>2015</w:t>
+      </w:r>
+      <w:r>
+        <w:rPr>
+          <w:color w:val="auto"/>
+        </w:rPr>
+        <w:t xml:space="preserve">, </w:t>
+      </w:r>
+      <w:r>
+        <w:rPr>
+          <w:i/>
+          <w:iCs/>
+          <w:color w:val="auto"/>
+        </w:rPr>
+        <w:t>142</w:t>
+      </w:r>
+      <w:r>
+        <w:rPr>
+          <w:color w:val="auto"/>
+        </w:rPr>
+        <w:t xml:space="preserve">, 399–432, </w:t>
+      </w:r>
+      <w:proofErr w:type="gramStart"/>
+      <w:r>
+        <w:rPr>
+          <w:color w:val="auto"/>
+        </w:rPr>
+        <w:t>doi:10.1016/j.ress</w:t>
+      </w:r>
+      <w:proofErr w:type="gramEnd"/>
+      <w:r>
+        <w:rPr>
+          <w:color w:val="auto"/>
+        </w:rPr>
+        <w:t>.2015.05.018.</w:t>
       </w:r>
     </w:p>
     <w:p>
@@ -23753,7 +28777,76 @@
           <w:color w:val="auto"/>
         </w:rPr>
         <w:tab/>
-        <w:t>City of Toronto City of Toronto Open Data Portal Available online: https://open.toronto.ca/ (accessed on 19 March 2023).</w:t>
+      </w:r>
+      <w:proofErr w:type="spellStart"/>
+      <w:r>
+        <w:rPr>
+          <w:color w:val="auto"/>
+        </w:rPr>
+        <w:t>Asuero</w:t>
+      </w:r>
+      <w:proofErr w:type="spellEnd"/>
+      <w:r>
+        <w:rPr>
+          <w:color w:val="auto"/>
+        </w:rPr>
+        <w:t xml:space="preserve">, A.G.; </w:t>
+      </w:r>
+      <w:proofErr w:type="spellStart"/>
+      <w:r>
+        <w:rPr>
+          <w:color w:val="auto"/>
+        </w:rPr>
+        <w:t>Sayago</w:t>
+      </w:r>
+      <w:proofErr w:type="spellEnd"/>
+      <w:r>
+        <w:rPr>
+          <w:color w:val="auto"/>
+        </w:rPr>
+        <w:t xml:space="preserve">, A.; González, A.G. The Correlation Coefficient: An Overview. </w:t>
+      </w:r>
+      <w:r>
+        <w:rPr>
+          <w:i/>
+          <w:iCs/>
+          <w:color w:val="auto"/>
+        </w:rPr>
+        <w:t>Critical Reviews in Analytical Chemistry</w:t>
+      </w:r>
+      <w:r>
+        <w:rPr>
+          <w:color w:val="auto"/>
+        </w:rPr>
+        <w:t xml:space="preserve"> </w:t>
+      </w:r>
+      <w:r>
+        <w:rPr>
+          <w:b/>
+          <w:bCs/>
+          <w:color w:val="auto"/>
+        </w:rPr>
+        <w:t>2006</w:t>
+      </w:r>
+      <w:r>
+        <w:rPr>
+          <w:color w:val="auto"/>
+        </w:rPr>
+        <w:t xml:space="preserve">, </w:t>
+      </w:r>
+      <w:r>
+        <w:rPr>
+          <w:i/>
+          <w:iCs/>
+          <w:color w:val="auto"/>
+        </w:rPr>
+        <w:t>36</w:t>
+      </w:r>
+      <w:r>
+        <w:rPr>
+          <w:color w:val="auto"/>
+        </w:rPr>
+        <w:t>, 41–59, doi:10.1080/10408340500526766.</w:t>
       </w:r>
     </w:p>
     <w:p>
@@ -23774,7 +28867,7 @@
           <w:color w:val="auto"/>
         </w:rPr>
         <w:tab/>
-        <w:t>City of Toronto Toronto Centreline (TCL) Available online: https://open.toronto.ca/dataset/ (accessed on 30 December 2024).</w:t>
+        <w:t>Toronto Police Service Toronto Police Service Public Safety Data Portal Available online: https://data.torontopolice.on.ca/pages/open-data (accessed on 19 March 2023).</w:t>
       </w:r>
     </w:p>
     <w:p>
@@ -23795,7 +28888,7 @@
           <w:color w:val="auto"/>
         </w:rPr>
         <w:tab/>
-        <w:t>Toronto Police Service Traffic Collisions Open Data (ASR-T-TBL-001) Available online: https://data.torontopolice.on.ca/datasets/TorontoPS::traffic-collisions-open-data-asr-t-tbl-001/about (accessed on 30 December 2024).</w:t>
+        <w:t>City of Toronto City of Toronto Open Data Portal Available online: https://open.toronto.ca/ (accessed on 19 March 2023).</w:t>
       </w:r>
     </w:p>
     <w:p>
@@ -23816,7 +28909,35 @@
           <w:color w:val="auto"/>
         </w:rPr>
         <w:tab/>
-        <w:t>City of Toronto Traffic Volumes at Intersections for All Modes Available online: https://open.toronto.ca/dataset/ (accessed on 30 December 2024).</w:t>
+        <w:t xml:space="preserve">City of Toronto </w:t>
+      </w:r>
+      <w:proofErr w:type="spellStart"/>
+      <w:r>
+        <w:rPr>
+          <w:color w:val="auto"/>
+        </w:rPr>
+        <w:t>Toronto</w:t>
+      </w:r>
+      <w:proofErr w:type="spellEnd"/>
+      <w:r>
+        <w:rPr>
+          <w:color w:val="auto"/>
+        </w:rPr>
+        <w:t xml:space="preserve"> </w:t>
+      </w:r>
+      <w:proofErr w:type="spellStart"/>
+      <w:r>
+        <w:rPr>
+          <w:color w:val="auto"/>
+        </w:rPr>
+        <w:t>Centreline</w:t>
+      </w:r>
+      <w:proofErr w:type="spellEnd"/>
+      <w:r>
+        <w:rPr>
+          <w:color w:val="auto"/>
+        </w:rPr>
+        <w:t xml:space="preserve"> (TCL) Available online: https://open.toronto.ca/dataset/ (accessed on 30 December 2024).</w:t>
       </w:r>
     </w:p>
     <w:p>
@@ -23837,7 +28958,7 @@
           <w:color w:val="auto"/>
         </w:rPr>
         <w:tab/>
-        <w:t>City of Toronto Automated Speed Enforcement Locations Available online: https://open.toronto.ca/dataset/ (accessed on 30 December 2024).</w:t>
+        <w:t>Toronto Police Service Traffic Collisions Open Data (ASR-T-TBL-001) Available online: https://data.torontopolice.on.ca/datasets/TorontoPS::traffic-collisions-open-data-asr-t-tbl-001/about (accessed on 30 December 2024).</w:t>
       </w:r>
     </w:p>
     <w:p>
@@ -23858,7 +28979,7 @@
           <w:color w:val="auto"/>
         </w:rPr>
         <w:tab/>
-        <w:t>City of Toronto School Safety Zone Watch Your Speed Program – Locations Available online: https://open.toronto.ca/dataset/ (accessed on 30 December 2024).</w:t>
+        <w:t>City of Toronto Traffic Volumes at Intersections for All Modes Available online: https://open.toronto.ca/dataset/ (accessed on 30 December 2024).</w:t>
       </w:r>
     </w:p>
     <w:p>
@@ -23879,7 +29000,7 @@
           <w:color w:val="auto"/>
         </w:rPr>
         <w:tab/>
-        <w:t>City of Toronto Red Light Cameras Available online: https://open.toronto.ca/dataset/ (accessed on 30 December 2024).</w:t>
+        <w:t>City of Toronto Automated Speed Enforcement Locations Available online: https://open.toronto.ca/dataset/ (accessed on 30 December 2024).</w:t>
       </w:r>
     </w:p>
     <w:p>
@@ -23900,7 +29021,7 @@
           <w:color w:val="auto"/>
         </w:rPr>
         <w:tab/>
-        <w:t>City of Toronto Police Facility Locations Available online: https://open.toronto.ca/dataset/ (accessed on 30 December 2024).</w:t>
+        <w:t>City of Toronto School Safety Zone Watch Your Speed Program – Locations Available online: https://open.toronto.ca/dataset/ (accessed on 30 December 2024).</w:t>
       </w:r>
     </w:p>
     <w:p>
@@ -23921,7 +29042,7 @@
           <w:color w:val="auto"/>
         </w:rPr>
         <w:tab/>
-        <w:t>City of Toronto Ambulance Station Locations Available online: https://open.toronto.ca/dataset/ (accessed on 30 December 2024).</w:t>
+        <w:t>City of Toronto Red Light Cameras Available online: https://open.toronto.ca/dataset/ (accessed on 30 December 2024).</w:t>
       </w:r>
     </w:p>
     <w:p>
@@ -23942,7 +29063,7 @@
           <w:color w:val="auto"/>
         </w:rPr>
         <w:tab/>
-        <w:t>City of Toronto Fire Hydrants Available online: https://open.toronto.ca/dataset/ (accessed on 30 December 2024).</w:t>
+        <w:t>City of Toronto Police Facility Locations Available online: https://open.toronto.ca/dataset/ (accessed on 30 December 2024).</w:t>
       </w:r>
     </w:p>
     <w:p>
@@ -23963,7 +29084,7 @@
           <w:color w:val="auto"/>
         </w:rPr>
         <w:tab/>
-        <w:t>City of Toronto Fire Facility Locations Available online: https://open.toronto.ca/dataset/ (accessed on 30 December 2024).</w:t>
+        <w:t>City of Toronto Ambulance Station Locations Available online: https://open.toronto.ca/dataset/ (accessed on 30 December 2024).</w:t>
       </w:r>
     </w:p>
     <w:p>
@@ -23984,7 +29105,7 @@
           <w:color w:val="auto"/>
         </w:rPr>
         <w:tab/>
-        <w:t>City of Toronto Renewable Energy Installations Available online: https://open.toronto.ca/dataset/ (accessed on 30 December 2024).</w:t>
+        <w:t>City of Toronto Fire Hydrants Available online: https://open.toronto.ca/dataset/ (accessed on 30 December 2024).</w:t>
       </w:r>
     </w:p>
     <w:p>
@@ -24006,7 +29127,7 @@
           <w:color w:val="auto"/>
         </w:rPr>
         <w:tab/>
-        <w:t>City of Toronto Street Furniture - Bicycle Parking Available online: https://open.toronto.ca/dataset/ (accessed on 30 December 2024).</w:t>
+        <w:t>City of Toronto Fire Facility Locations Available online: https://open.toronto.ca/dataset/ (accessed on 30 December 2024).</w:t>
       </w:r>
     </w:p>
     <w:p>
@@ -24027,7 +29148,7 @@
           <w:color w:val="auto"/>
         </w:rPr>
         <w:tab/>
-        <w:t>City of Toronto Street Furniture - Transit Shelter Available online: https://open.toronto.ca/dataset/ (accessed on 30 December 2024).</w:t>
+        <w:t>City of Toronto Renewable Energy Installations Available online: https://open.toronto.ca/dataset/ (accessed on 30 December 2024).</w:t>
       </w:r>
     </w:p>
     <w:p>
@@ -24048,7 +29169,7 @@
           <w:color w:val="auto"/>
         </w:rPr>
         <w:tab/>
-        <w:t>City of Toronto Street Furniture - Information Pillar-Wayfinding Structure Available online: https://open.toronto.ca/dataset/ (accessed on 30 December 2024).</w:t>
+        <w:t>City of Toronto Street Furniture - Bicycle Parking Available online: https://open.toronto.ca/dataset/ (accessed on 30 December 2024).</w:t>
       </w:r>
     </w:p>
     <w:p>
@@ -24069,7 +29190,7 @@
           <w:color w:val="auto"/>
         </w:rPr>
         <w:tab/>
-        <w:t>City of Toronto Street Furniture - Litter Receptacle Available online: https://open.toronto.ca/dataset/ (accessed on 30 December 2024).</w:t>
+        <w:t>City of Toronto Street Furniture - Transit Shelter Available online: https://open.toronto.ca/dataset/ (accessed on 30 December 2024).</w:t>
       </w:r>
     </w:p>
     <w:p>
@@ -24090,7 +29211,7 @@
           <w:color w:val="auto"/>
         </w:rPr>
         <w:tab/>
-        <w:t>City of Toronto School Locations - All Types Available online: https://open.toronto.ca/dataset/ (accessed on 30 December 2024).</w:t>
+        <w:t>City of Toronto Street Furniture - Information Pillar-Wayfinding Structure Available online: https://open.toronto.ca/dataset/ (accessed on 30 December 2024).</w:t>
       </w:r>
     </w:p>
     <w:p>
@@ -24111,7 +29232,7 @@
           <w:color w:val="auto"/>
         </w:rPr>
         <w:tab/>
-        <w:t>City of Toronto Licensed Child Care Centres Available online: https://open.toronto.ca/dataset/ (accessed on 30 December 2024).</w:t>
+        <w:t>City of Toronto Street Furniture - Litter Receptacle Available online: https://open.toronto.ca/dataset/ (accessed on 30 December 2024).</w:t>
       </w:r>
     </w:p>
     <w:p>
@@ -24132,7 +29253,7 @@
           <w:color w:val="auto"/>
         </w:rPr>
         <w:tab/>
-        <w:t>City of Toronto Public Art Available online: https://open.toronto.ca/dataset/ (accessed on 30 December 2024).</w:t>
+        <w:t>City of Toronto School Locations - All Types Available online: https://open.toronto.ca/dataset/ (accessed on 30 December 2024).</w:t>
       </w:r>
     </w:p>
     <w:p>
@@ -24153,7 +29274,21 @@
           <w:color w:val="auto"/>
         </w:rPr>
         <w:tab/>
-        <w:t>City of Toronto Cultural Hotspot - Points of Interest Available online: https://open.toronto.ca/dataset/ (accessed on 30 December 2024).</w:t>
+        <w:t xml:space="preserve">City of Toronto Licensed Child Care </w:t>
+      </w:r>
+      <w:proofErr w:type="spellStart"/>
+      <w:r>
+        <w:rPr>
+          <w:color w:val="auto"/>
+        </w:rPr>
+        <w:t>Centres</w:t>
+      </w:r>
+      <w:proofErr w:type="spellEnd"/>
+      <w:r>
+        <w:rPr>
+          <w:color w:val="auto"/>
+        </w:rPr>
+        <w:t xml:space="preserve"> Available online: https://open.toronto.ca/dataset/ (accessed on 30 December 2024).</w:t>
       </w:r>
     </w:p>
     <w:p>
@@ -24174,7 +29309,7 @@
           <w:color w:val="auto"/>
         </w:rPr>
         <w:tab/>
-        <w:t>City of Toronto Places of Worship Available online: https://open.toronto.ca/dataset/ (accessed on 30 December 2024).</w:t>
+        <w:t>City of Toronto Public Art Available online: https://open.toronto.ca/dataset/ (accessed on 30 December 2024).</w:t>
       </w:r>
     </w:p>
     <w:p>
@@ -24195,7 +29330,7 @@
           <w:color w:val="auto"/>
         </w:rPr>
         <w:tab/>
-        <w:t>Toronto Police Service Major Crime Indicators Open Data Available online: https://data.torontopolice.on.ca/datasets/TorontoPS::major-crime-indicators-open-data/about (accessed on 30 December 2024).</w:t>
+        <w:t>City of Toronto Cultural Hotspot - Points of Interest Available online: https://open.toronto.ca/dataset/ (accessed on 30 December 2024).</w:t>
       </w:r>
     </w:p>
     <w:p>
@@ -24216,21 +29351,7 @@
           <w:color w:val="auto"/>
         </w:rPr>
         <w:tab/>
-        <w:t xml:space="preserve">Escalante, H.J. Automated Machine Learning—A Brief Review at the End of the Early Years. In </w:t>
-      </w:r>
-      <w:r>
-        <w:rPr>
-          <w:i/>
-          <w:iCs/>
-          <w:color w:val="auto"/>
-        </w:rPr>
-        <w:t>Automated Design of Machine Learning and Search Algorithms</w:t>
-      </w:r>
-      <w:r>
-        <w:rPr>
-          <w:color w:val="auto"/>
-        </w:rPr>
-        <w:t>; Pillay, N., Qu, R., Eds.; Natural Computing Series; Springer International Publishing: Cham, 2021; pp. 11–28 ISBN 978-3-030-72069-8.</w:t>
+        <w:t>City of Toronto Places of Worship Available online: https://open.toronto.ca/dataset/ (accessed on 30 December 2024).</w:t>
       </w:r>
     </w:p>
     <w:p>
@@ -24251,21 +29372,7 @@
           <w:color w:val="auto"/>
         </w:rPr>
         <w:tab/>
-        <w:t xml:space="preserve">Snoek, J.; Larochelle, H.; Adams, R.P. Practical Bayesian Optimization of Machine Learning Algorithms. In </w:t>
-      </w:r>
-      <w:r>
-        <w:rPr>
-          <w:i/>
-          <w:iCs/>
-          <w:color w:val="auto"/>
-        </w:rPr>
-        <w:t>Advances in Neural Information Processing Systems 25</w:t>
-      </w:r>
-      <w:r>
-        <w:rPr>
-          <w:color w:val="auto"/>
-        </w:rPr>
-        <w:t>; Pereira, F., Burges, C.J.C., Bottou, L., Weinberger, K.Q., Eds.; Curran Associates, Inc., 2012; pp. 2951–2959.</w:t>
+        <w:t>Toronto Police Service Major Crime Indicators Open Data Available online: https://data.torontopolice.on.ca/datasets/TorontoPS::major-crime-indicators-open-data/about (accessed on 30 December 2024).</w:t>
       </w:r>
     </w:p>
     <w:p>
@@ -24286,7 +29393,7 @@
           <w:color w:val="auto"/>
         </w:rPr>
         <w:tab/>
-        <w:t xml:space="preserve">Vilalta, R.; Drissi, Y. A Perspective View and Survey of Meta-Learning. </w:t>
+        <w:t xml:space="preserve">Escalante, H.J. Automated Machine Learning—A Brief Review at the End of the Early Years. In </w:t>
       </w:r>
       <w:r>
         <w:rPr>
@@ -24294,41 +29401,13 @@
           <w:iCs/>
           <w:color w:val="auto"/>
         </w:rPr>
-        <w:t>Artificial Intelligence Review</w:t>
-      </w:r>
-      <w:r>
-        <w:rPr>
-          <w:color w:val="auto"/>
-        </w:rPr>
-        <w:t xml:space="preserve"> </w:t>
-      </w:r>
-      <w:r>
-        <w:rPr>
-          <w:b/>
-          <w:bCs/>
-          <w:color w:val="auto"/>
-        </w:rPr>
-        <w:t>2002</w:t>
-      </w:r>
-      <w:r>
-        <w:rPr>
-          <w:color w:val="auto"/>
-        </w:rPr>
-        <w:t xml:space="preserve">, </w:t>
-      </w:r>
-      <w:r>
-        <w:rPr>
-          <w:i/>
-          <w:iCs/>
-          <w:color w:val="auto"/>
-        </w:rPr>
-        <w:t>18</w:t>
-      </w:r>
-      <w:r>
-        <w:rPr>
-          <w:color w:val="auto"/>
-        </w:rPr>
-        <w:t>, 77–95, doi:10.1023/A:1019956318069.</w:t>
+        <w:t>Automated Design of Machine Learning and Search Algorithms</w:t>
+      </w:r>
+      <w:r>
+        <w:rPr>
+          <w:color w:val="auto"/>
+        </w:rPr>
+        <w:t>; Pillay, N., Qu, R., Eds.; Natural Computing Series; Springer International Publishing: Cham, 2021; pp. 11–28 ISBN 978-3-030-72069-8.</w:t>
       </w:r>
     </w:p>
     <w:p>
@@ -24349,7 +29428,35 @@
           <w:color w:val="auto"/>
         </w:rPr>
         <w:tab/>
-        <w:t>Caruana, R.; Niculescu-Mizil, A.; Crew, G.; Ksikes, A. Ensemble Selection from Libraries of Models. In Proceedings of the Proceedings of the twenty-first international conference on Machine learning; Association for Computing Machinery: New York, NY, USA, July 4 2004; p. 18.</w:t>
+        <w:t xml:space="preserve">Snoek, J.; Larochelle, H.; Adams, R.P. Practical Bayesian Optimization of Machine Learning Algorithms. In </w:t>
+      </w:r>
+      <w:r>
+        <w:rPr>
+          <w:i/>
+          <w:iCs/>
+          <w:color w:val="auto"/>
+        </w:rPr>
+        <w:t>Advances in Neural Information Processing Systems 25</w:t>
+      </w:r>
+      <w:r>
+        <w:rPr>
+          <w:color w:val="auto"/>
+        </w:rPr>
+        <w:t xml:space="preserve">; Pereira, F., Burges, C.J.C., </w:t>
+      </w:r>
+      <w:proofErr w:type="spellStart"/>
+      <w:r>
+        <w:rPr>
+          <w:color w:val="auto"/>
+        </w:rPr>
+        <w:t>Bottou</w:t>
+      </w:r>
+      <w:proofErr w:type="spellEnd"/>
+      <w:r>
+        <w:rPr>
+          <w:color w:val="auto"/>
+        </w:rPr>
+        <w:t>, L., Weinberger, K.Q., Eds.; Curran Associates, Inc., 2012; pp. 2951–2959.</w:t>
       </w:r>
     </w:p>
     <w:p>
@@ -24370,7 +29477,34 @@
           <w:color w:val="auto"/>
         </w:rPr>
         <w:tab/>
-        <w:t xml:space="preserve">Feurer, M.; Klein, A.; Eggensperger, K.; Springenberg, J.; Blum, M.; Hutter, F. Efficient and Robust Automated Machine Learning. </w:t>
+      </w:r>
+      <w:proofErr w:type="spellStart"/>
+      <w:r>
+        <w:rPr>
+          <w:color w:val="auto"/>
+        </w:rPr>
+        <w:t>Vilalta</w:t>
+      </w:r>
+      <w:proofErr w:type="spellEnd"/>
+      <w:r>
+        <w:rPr>
+          <w:color w:val="auto"/>
+        </w:rPr>
+        <w:t xml:space="preserve">, R.; </w:t>
+      </w:r>
+      <w:proofErr w:type="spellStart"/>
+      <w:r>
+        <w:rPr>
+          <w:color w:val="auto"/>
+        </w:rPr>
+        <w:t>Drissi</w:t>
+      </w:r>
+      <w:proofErr w:type="spellEnd"/>
+      <w:r>
+        <w:rPr>
+          <w:color w:val="auto"/>
+        </w:rPr>
+        <w:t xml:space="preserve">, Y. A Perspective View and Survey of Meta-Learning. </w:t>
       </w:r>
       <w:r>
         <w:rPr>
@@ -24378,7 +29512,7 @@
           <w:iCs/>
           <w:color w:val="auto"/>
         </w:rPr>
-        <w:t>Advances in neural information processing systems</w:t>
+        <w:t>Artificial Intelligence Review</w:t>
       </w:r>
       <w:r>
         <w:rPr>
@@ -24392,7 +29526,7 @@
           <w:bCs/>
           <w:color w:val="auto"/>
         </w:rPr>
-        <w:t>2015</w:t>
+        <w:t>2002</w:t>
       </w:r>
       <w:r>
         <w:rPr>
@@ -24406,13 +29540,13 @@
           <w:iCs/>
           <w:color w:val="auto"/>
         </w:rPr>
-        <w:t>28</w:t>
-      </w:r>
-      <w:r>
-        <w:rPr>
-          <w:color w:val="auto"/>
-        </w:rPr>
-        <w:t>.</w:t>
+        <w:t>18</w:t>
+      </w:r>
+      <w:r>
+        <w:rPr>
+          <w:color w:val="auto"/>
+        </w:rPr>
+        <w:t>, 77–95, doi:10.1023/A:1019956318069.</w:t>
       </w:r>
     </w:p>
     <w:p>
@@ -24433,21 +29567,49 @@
           <w:color w:val="auto"/>
         </w:rPr>
         <w:tab/>
-        <w:t xml:space="preserve">Feurer, M.; Klein, A.; Eggensperger, K.; Springenberg, J.T.; Blum, M.; Hutter, F. Auto-Sklearn: Efficient and Robust Automated Machine Learning. In </w:t>
-      </w:r>
-      <w:r>
-        <w:rPr>
-          <w:i/>
-          <w:iCs/>
-          <w:color w:val="auto"/>
-        </w:rPr>
-        <w:t>Automated Machine Learning</w:t>
-      </w:r>
-      <w:r>
-        <w:rPr>
-          <w:color w:val="auto"/>
-        </w:rPr>
-        <w:t>; Hutter, F., Kotthoff, L., Vanschoren, J., Eds.; The Springer Series on Challenges in Machine Learning; Springer International Publishing: Cham, 2019; pp. 113–134 ISBN 978-3-030-05317-8.</w:t>
+        <w:t>Caruana, R.; Niculescu-</w:t>
+      </w:r>
+      <w:proofErr w:type="spellStart"/>
+      <w:r>
+        <w:rPr>
+          <w:color w:val="auto"/>
+        </w:rPr>
+        <w:t>Mizil</w:t>
+      </w:r>
+      <w:proofErr w:type="spellEnd"/>
+      <w:r>
+        <w:rPr>
+          <w:color w:val="auto"/>
+        </w:rPr>
+        <w:t xml:space="preserve">, A.; Crew, G.; </w:t>
+      </w:r>
+      <w:proofErr w:type="spellStart"/>
+      <w:r>
+        <w:rPr>
+          <w:color w:val="auto"/>
+        </w:rPr>
+        <w:t>Ksikes</w:t>
+      </w:r>
+      <w:proofErr w:type="spellEnd"/>
+      <w:r>
+        <w:rPr>
+          <w:color w:val="auto"/>
+        </w:rPr>
+        <w:t>, A. Ensemble Selection from Libraries of Models. In Proceedings of the Proceedings of the twenty-first international conference on Machine learning; Association for Computing Machinery: New York, NY, USA, July 4</w:t>
+      </w:r>
+      <w:proofErr w:type="gramStart"/>
+      <w:r>
+        <w:rPr>
+          <w:color w:val="auto"/>
+        </w:rPr>
+        <w:t xml:space="preserve"> 2004</w:t>
+      </w:r>
+      <w:proofErr w:type="gramEnd"/>
+      <w:r>
+        <w:rPr>
+          <w:color w:val="auto"/>
+        </w:rPr>
+        <w:t>; p. 18.</w:t>
       </w:r>
     </w:p>
     <w:p>
@@ -24468,7 +29630,48 @@
           <w:color w:val="auto"/>
         </w:rPr>
         <w:tab/>
-        <w:t xml:space="preserve">Langdon, W.B.; Poli, R. </w:t>
+      </w:r>
+      <w:proofErr w:type="spellStart"/>
+      <w:r>
+        <w:rPr>
+          <w:color w:val="auto"/>
+        </w:rPr>
+        <w:t>Feurer</w:t>
+      </w:r>
+      <w:proofErr w:type="spellEnd"/>
+      <w:r>
+        <w:rPr>
+          <w:color w:val="auto"/>
+        </w:rPr>
+        <w:t xml:space="preserve">, M.; Klein, A.; </w:t>
+      </w:r>
+      <w:proofErr w:type="spellStart"/>
+      <w:r>
+        <w:rPr>
+          <w:color w:val="auto"/>
+        </w:rPr>
+        <w:t>Eggensperger</w:t>
+      </w:r>
+      <w:proofErr w:type="spellEnd"/>
+      <w:r>
+        <w:rPr>
+          <w:color w:val="auto"/>
+        </w:rPr>
+        <w:t xml:space="preserve">, K.; </w:t>
+      </w:r>
+      <w:proofErr w:type="spellStart"/>
+      <w:r>
+        <w:rPr>
+          <w:color w:val="auto"/>
+        </w:rPr>
+        <w:t>Springenberg</w:t>
+      </w:r>
+      <w:proofErr w:type="spellEnd"/>
+      <w:r>
+        <w:rPr>
+          <w:color w:val="auto"/>
+        </w:rPr>
+        <w:t xml:space="preserve">, J.; Blum, M.; Hutter, F. Efficient and Robust Automated Machine Learning. </w:t>
       </w:r>
       <w:r>
         <w:rPr>
@@ -24476,13 +29679,41 @@
           <w:iCs/>
           <w:color w:val="auto"/>
         </w:rPr>
-        <w:t>Foundations of Genetic Programming</w:t>
-      </w:r>
-      <w:r>
-        <w:rPr>
-          <w:color w:val="auto"/>
-        </w:rPr>
-        <w:t>; Springer Science &amp; Business Media, 2013; ISBN 978-3-662-04726-2.</w:t>
+        <w:t>Advances in neural information processing systems</w:t>
+      </w:r>
+      <w:r>
+        <w:rPr>
+          <w:color w:val="auto"/>
+        </w:rPr>
+        <w:t xml:space="preserve"> </w:t>
+      </w:r>
+      <w:r>
+        <w:rPr>
+          <w:b/>
+          <w:bCs/>
+          <w:color w:val="auto"/>
+        </w:rPr>
+        <w:t>2015</w:t>
+      </w:r>
+      <w:r>
+        <w:rPr>
+          <w:color w:val="auto"/>
+        </w:rPr>
+        <w:t xml:space="preserve">, </w:t>
+      </w:r>
+      <w:r>
+        <w:rPr>
+          <w:i/>
+          <w:iCs/>
+          <w:color w:val="auto"/>
+        </w:rPr>
+        <w:t>28</w:t>
+      </w:r>
+      <w:r>
+        <w:rPr>
+          <w:color w:val="auto"/>
+        </w:rPr>
+        <w:t>.</w:t>
       </w:r>
     </w:p>
     <w:p>
@@ -24503,7 +29734,104 @@
           <w:color w:val="auto"/>
         </w:rPr>
         <w:tab/>
-        <w:t>Olson, R.S.; Moore, J.H. TPOT: A Tree-Based Pipeline Optimization Tool for Automating Machine Learning. In Proceedings of the Workshop on Automatic Machine Learning; PMLR, December 4 2016; pp. 66–74.</w:t>
+      </w:r>
+      <w:proofErr w:type="spellStart"/>
+      <w:r>
+        <w:rPr>
+          <w:color w:val="auto"/>
+        </w:rPr>
+        <w:t>Feurer</w:t>
+      </w:r>
+      <w:proofErr w:type="spellEnd"/>
+      <w:r>
+        <w:rPr>
+          <w:color w:val="auto"/>
+        </w:rPr>
+        <w:t xml:space="preserve">, M.; Klein, A.; </w:t>
+      </w:r>
+      <w:proofErr w:type="spellStart"/>
+      <w:r>
+        <w:rPr>
+          <w:color w:val="auto"/>
+        </w:rPr>
+        <w:t>Eggensperger</w:t>
+      </w:r>
+      <w:proofErr w:type="spellEnd"/>
+      <w:r>
+        <w:rPr>
+          <w:color w:val="auto"/>
+        </w:rPr>
+        <w:t xml:space="preserve">, K.; </w:t>
+      </w:r>
+      <w:proofErr w:type="spellStart"/>
+      <w:r>
+        <w:rPr>
+          <w:color w:val="auto"/>
+        </w:rPr>
+        <w:t>Springenberg</w:t>
+      </w:r>
+      <w:proofErr w:type="spellEnd"/>
+      <w:r>
+        <w:rPr>
+          <w:color w:val="auto"/>
+        </w:rPr>
+        <w:t>, J.T.; Blum, M.; Hutter, F. Auto-</w:t>
+      </w:r>
+      <w:proofErr w:type="spellStart"/>
+      <w:r>
+        <w:rPr>
+          <w:color w:val="auto"/>
+        </w:rPr>
+        <w:t>Sklearn</w:t>
+      </w:r>
+      <w:proofErr w:type="spellEnd"/>
+      <w:r>
+        <w:rPr>
+          <w:color w:val="auto"/>
+        </w:rPr>
+        <w:t xml:space="preserve">: Efficient and Robust Automated Machine Learning. In </w:t>
+      </w:r>
+      <w:r>
+        <w:rPr>
+          <w:i/>
+          <w:iCs/>
+          <w:color w:val="auto"/>
+        </w:rPr>
+        <w:t>Automated Machine Learning</w:t>
+      </w:r>
+      <w:r>
+        <w:rPr>
+          <w:color w:val="auto"/>
+        </w:rPr>
+        <w:t xml:space="preserve">; Hutter, F., </w:t>
+      </w:r>
+      <w:proofErr w:type="spellStart"/>
+      <w:r>
+        <w:rPr>
+          <w:color w:val="auto"/>
+        </w:rPr>
+        <w:t>Kotthoff</w:t>
+      </w:r>
+      <w:proofErr w:type="spellEnd"/>
+      <w:r>
+        <w:rPr>
+          <w:color w:val="auto"/>
+        </w:rPr>
+        <w:t xml:space="preserve">, L., </w:t>
+      </w:r>
+      <w:proofErr w:type="spellStart"/>
+      <w:r>
+        <w:rPr>
+          <w:color w:val="auto"/>
+        </w:rPr>
+        <w:t>Vanschoren</w:t>
+      </w:r>
+      <w:proofErr w:type="spellEnd"/>
+      <w:r>
+        <w:rPr>
+          <w:color w:val="auto"/>
+        </w:rPr>
+        <w:t>, J., Eds.; The Springer Series on Challenges in Machine Learning; Springer International Publishing: Cham, 2019; pp. 113–134 ISBN 978-3-030-05317-8.</w:t>
       </w:r>
     </w:p>
     <w:p>
@@ -24518,6 +29846,77 @@
           <w:color w:val="auto"/>
         </w:rPr>
         <w:t xml:space="preserve">87. </w:t>
+      </w:r>
+      <w:r>
+        <w:rPr>
+          <w:color w:val="auto"/>
+        </w:rPr>
+        <w:tab/>
+        <w:t xml:space="preserve">Langdon, W.B.; Poli, R. </w:t>
+      </w:r>
+      <w:r>
+        <w:rPr>
+          <w:i/>
+          <w:iCs/>
+          <w:color w:val="auto"/>
+        </w:rPr>
+        <w:t>Foundations of Genetic Programming</w:t>
+      </w:r>
+      <w:r>
+        <w:rPr>
+          <w:color w:val="auto"/>
+        </w:rPr>
+        <w:t>; Springer Science &amp; Business Media, 2013; ISBN 978-3-662-04726-2.</w:t>
+      </w:r>
+    </w:p>
+    <w:p>
+      <w:pPr>
+        <w:pStyle w:val="Bibliography"/>
+        <w:rPr>
+          <w:color w:val="auto"/>
+        </w:rPr>
+      </w:pPr>
+      <w:r>
+        <w:rPr>
+          <w:color w:val="auto"/>
+        </w:rPr>
+        <w:lastRenderedPageBreak/>
+        <w:t xml:space="preserve">88. </w:t>
+      </w:r>
+      <w:r>
+        <w:rPr>
+          <w:color w:val="auto"/>
+        </w:rPr>
+        <w:tab/>
+        <w:t>Olson, R.S.; Moore, J.H. TPOT: A Tree-Based Pipeline Optimization Tool for Automating Machine Learning. In Proceedings of the Workshop on Automatic Machine Learning; PMLR, December 4</w:t>
+      </w:r>
+      <w:proofErr w:type="gramStart"/>
+      <w:r>
+        <w:rPr>
+          <w:color w:val="auto"/>
+        </w:rPr>
+        <w:t xml:space="preserve"> 2016</w:t>
+      </w:r>
+      <w:proofErr w:type="gramEnd"/>
+      <w:r>
+        <w:rPr>
+          <w:color w:val="auto"/>
+        </w:rPr>
+        <w:t>; pp. 66–74.</w:t>
+      </w:r>
+    </w:p>
+    <w:p>
+      <w:pPr>
+        <w:pStyle w:val="Bibliography"/>
+        <w:rPr>
+          <w:color w:val="auto"/>
+        </w:rPr>
+      </w:pPr>
+      <w:r>
+        <w:rPr>
+          <w:color w:val="auto"/>
+        </w:rPr>
+        <w:t xml:space="preserve">89. </w:t>
       </w:r>
       <w:r>
         <w:rPr>
@@ -24578,7 +29977,6 @@
         </w:numPr>
       </w:pPr>
       <w:r>
-        <w:lastRenderedPageBreak/>
         <w:fldChar w:fldCharType="end"/>
       </w:r>
     </w:p>
@@ -24767,6 +30165,7 @@
       </w:rPr>
       <w:t>www.mdpi.com/journal/</w:t>
     </w:r>
+    <w:proofErr w:type="spellStart"/>
     <w:r>
       <w:rPr>
         <w:sz w:val="16"/>
@@ -24774,6 +30173,7 @@
       </w:rPr>
       <w:t>ijgi</w:t>
     </w:r>
+    <w:proofErr w:type="spellEnd"/>
   </w:p>
 </w:ftr>
 </file>

--- a/manuscript/wen-li-2024-geointerv.docx
+++ b/manuscript/wen-li-2024-geointerv.docx
@@ -667,7 +667,19 @@
         <w:rPr>
           <w:lang w:val="en"/>
         </w:rPr>
-        <w:t xml:space="preserve">. These interventions are </w:t>
+        <w:t xml:space="preserve">. </w:t>
+      </w:r>
+      <w:r>
+        <w:rPr>
+          <w:lang w:val="en"/>
+        </w:rPr>
+        <w:t>In this paper, t</w:t>
+      </w:r>
+      <w:r>
+        <w:rPr>
+          <w:lang w:val="en"/>
+        </w:rPr>
+        <w:t xml:space="preserve">hese interventions are </w:t>
       </w:r>
       <w:r>
         <w:rPr>
@@ -1274,37 +1286,73 @@
         <w:rPr>
           <w:lang w:val="en"/>
         </w:rPr>
-        <w:t xml:space="preserve"> In addition, these studies only</w:t>
-      </w:r>
-      <w:r>
-        <w:rPr>
-          <w:lang w:val="en"/>
-        </w:rPr>
-        <w:t xml:space="preserve"> automatically</w:t>
-      </w:r>
-      <w:r>
-        <w:rPr>
-          <w:lang w:val="en"/>
-        </w:rPr>
-        <w:t xml:space="preserve"> identify where to implement geo-interventions and what the effects of implementing geo-interventions are, but to the best of our knowledge, do not</w:t>
-      </w:r>
-      <w:r>
-        <w:rPr>
-          <w:lang w:val="en"/>
-        </w:rPr>
-        <w:t xml:space="preserve"> directly generate the geo-interventions themselves to</w:t>
-      </w:r>
-      <w:r>
-        <w:rPr>
-          <w:lang w:val="en"/>
-        </w:rPr>
-        <w:t xml:space="preserve"> automatically</w:t>
-      </w:r>
-      <w:r>
-        <w:rPr>
-          <w:lang w:val="en"/>
-        </w:rPr>
-        <w:t xml:space="preserve"> identify </w:t>
+        <w:t xml:space="preserve"> In addition, these studies </w:t>
+      </w:r>
+      <w:r>
+        <w:rPr>
+          <w:lang w:val="en"/>
+        </w:rPr>
+        <w:t xml:space="preserve">often </w:t>
+      </w:r>
+      <w:r>
+        <w:rPr>
+          <w:lang w:val="en"/>
+        </w:rPr>
+        <w:t>only identify where to implement geo-interventions and what the effects of implementing geo-interventions are</w:t>
+      </w:r>
+      <w:r>
+        <w:rPr>
+          <w:lang w:val="en"/>
+        </w:rPr>
+        <w:t xml:space="preserve"> with computer models</w:t>
+      </w:r>
+      <w:r>
+        <w:rPr>
+          <w:lang w:val="en"/>
+        </w:rPr>
+        <w:t>, but to the best of our knowledge, do not</w:t>
+      </w:r>
+      <w:r>
+        <w:rPr>
+          <w:lang w:val="en"/>
+        </w:rPr>
+        <w:t xml:space="preserve"> directly</w:t>
+      </w:r>
+      <w:r>
+        <w:rPr>
+          <w:lang w:val="en"/>
+        </w:rPr>
+        <w:t xml:space="preserve"> use the models to</w:t>
+      </w:r>
+      <w:r>
+        <w:rPr>
+          <w:lang w:val="en"/>
+        </w:rPr>
+        <w:t xml:space="preserve"> generate the geo-interventions themselves</w:t>
+      </w:r>
+      <w:r>
+        <w:rPr>
+          <w:lang w:val="en"/>
+        </w:rPr>
+        <w:t xml:space="preserve">, </w:t>
+      </w:r>
+      <w:r>
+        <w:rPr>
+          <w:lang w:val="en"/>
+        </w:rPr>
+        <w:t>identify</w:t>
+      </w:r>
+      <w:r>
+        <w:rPr>
+          <w:lang w:val="en"/>
+        </w:rPr>
+        <w:t>ing</w:t>
+      </w:r>
+      <w:r>
+        <w:rPr>
+          <w:lang w:val="en"/>
+        </w:rPr>
+        <w:t xml:space="preserve"> </w:t>
       </w:r>
       <w:r>
         <w:rPr>
@@ -1369,7 +1417,19 @@
         <w:rPr>
           <w:lang w:val="en"/>
         </w:rPr>
-        <w:t xml:space="preserve"> spatial clustering techniques can be used to</w:t>
+        <w:t xml:space="preserve"> spatial clustering techniques </w:t>
+      </w:r>
+      <w:r>
+        <w:rPr>
+          <w:lang w:val="en"/>
+        </w:rPr>
+        <w:t>are</w:t>
+      </w:r>
+      <w:r>
+        <w:rPr>
+          <w:lang w:val="en"/>
+        </w:rPr>
+        <w:t xml:space="preserve"> used to</w:t>
       </w:r>
       <w:r>
         <w:rPr>
@@ -1411,14 +1471,14 @@
         <w:rPr>
           <w:lang w:val="en"/>
         </w:rPr>
-        <w:t xml:space="preserve"> (e.g., deploying </w:t>
+        <w:t xml:space="preserve"> (e.g., </w:t>
       </w:r>
       <w:r>
         <w:rPr>
           <w:lang w:val="en"/>
         </w:rPr>
         <w:lastRenderedPageBreak/>
-        <w:t>traffic enforcement devices, reducing road widths)</w:t>
+        <w:t>deploying traffic enforcement devices, reducing road widths)</w:t>
       </w:r>
       <w:r>
         <w:rPr>
@@ -24265,10 +24325,19 @@
     </w:p>
     <w:p>
       <w:pPr>
-        <w:pStyle w:val="MDPI21heading1"/>
+        <w:pStyle w:val="MDPI23heading3"/>
+        <w:rPr>
+          <w:lang w:val="en"/>
+        </w:rPr>
       </w:pPr>
       <w:r>
-        <w:t>4. Discussion</w:t>
+        <w:t xml:space="preserve">3.2.1. </w:t>
+      </w:r>
+      <w:r>
+        <w:t xml:space="preserve">Model </w:t>
+      </w:r>
+      <w:r>
+        <w:t>Performance</w:t>
       </w:r>
     </w:p>
     <w:p>
@@ -24276,17 +24345,98 @@
         <w:pStyle w:val="MDPI31text"/>
       </w:pPr>
       <w:r>
+        <w:rPr>
+          <w:lang w:val="en"/>
+        </w:rPr>
+        <w:t>x.</w:t>
+      </w:r>
+    </w:p>
+    <w:p>
+      <w:pPr>
+        <w:pStyle w:val="MDPI23heading3"/>
+        <w:rPr>
+          <w:lang w:val="en"/>
+        </w:rPr>
+      </w:pPr>
+      <w:r>
+        <w:t>3.2.</w:t>
+      </w:r>
+      <w:r>
+        <w:t>2</w:t>
+      </w:r>
+      <w:r>
+        <w:t xml:space="preserve">. </w:t>
+      </w:r>
+      <w:r>
+        <w:t xml:space="preserve">Optimization </w:t>
+      </w:r>
+      <w:r>
+        <w:t>Constraint</w:t>
+      </w:r>
+      <w:r>
+        <w:t>s</w:t>
+      </w:r>
+    </w:p>
+    <w:p>
+      <w:pPr>
+        <w:pStyle w:val="MDPI31text"/>
+        <w:rPr>
+          <w:lang w:val="en"/>
+        </w:rPr>
+      </w:pPr>
+      <w:r>
+        <w:rPr>
+          <w:lang w:val="en"/>
+        </w:rPr>
+        <w:t>x.</w:t>
+      </w:r>
+    </w:p>
+    <w:p>
+      <w:pPr>
+        <w:pStyle w:val="MDPI23heading3"/>
+        <w:rPr>
+          <w:lang w:val="en"/>
+        </w:rPr>
+      </w:pPr>
+      <w:r>
+        <w:lastRenderedPageBreak/>
+        <w:t xml:space="preserve">3.2.1. </w:t>
+      </w:r>
+      <w:r>
+        <w:t>Geo-intervention Scenarios</w:t>
+      </w:r>
+    </w:p>
+    <w:p>
+      <w:pPr>
+        <w:pStyle w:val="MDPI31text"/>
+      </w:pPr>
+      <w:r>
+        <w:rPr>
+          <w:lang w:val="en"/>
+        </w:rPr>
+        <w:t>x.</w:t>
+      </w:r>
+    </w:p>
+    <w:p>
+      <w:pPr>
+        <w:pStyle w:val="MDPI21heading1"/>
+      </w:pPr>
+      <w:r>
+        <w:t>4. Discussion</w:t>
+      </w:r>
+    </w:p>
+    <w:p>
+      <w:pPr>
+        <w:pStyle w:val="MDPI31text"/>
+      </w:pPr>
+      <w:r>
         <w:t xml:space="preserve">Authors should discuss the results and how they can be </w:t>
       </w:r>
       <w:r>
         <w:t xml:space="preserve">interpreted from the perspective </w:t>
       </w:r>
       <w:r>
-        <w:t xml:space="preserve">of previous studies and of the working hypotheses. The findings and their </w:t>
-      </w:r>
-      <w:r>
-        <w:lastRenderedPageBreak/>
-        <w:t>implications should be discussed in the broadest context possible. Future research directions may also be highlighted.</w:t>
+        <w:t>of previous studies and of the working hypotheses. The findings and their implications should be discussed in the broadest context possible. Future research directions may also be highlighted.</w:t>
       </w:r>
     </w:p>
     <w:p>
@@ -25146,6 +25296,7 @@
         <w:rPr>
           <w:color w:val="auto"/>
         </w:rPr>
+        <w:lastRenderedPageBreak/>
         <w:t xml:space="preserve">11. </w:t>
       </w:r>
       <w:r>
@@ -25299,7 +25450,6 @@
         <w:rPr>
           <w:color w:val="auto"/>
         </w:rPr>
-        <w:lastRenderedPageBreak/>
         <w:t xml:space="preserve">13. </w:t>
       </w:r>
       <w:r>
@@ -26505,6 +26655,7 @@
         <w:rPr>
           <w:color w:val="auto"/>
         </w:rPr>
+        <w:lastRenderedPageBreak/>
         <w:t xml:space="preserve">28. </w:t>
       </w:r>
       <w:r>
@@ -26666,14 +26817,7 @@
         <w:rPr>
           <w:color w:val="auto"/>
         </w:rPr>
-        <w:t xml:space="preserve">; Reddy, G.P.O., Singh, S.K., Eds.; </w:t>
-      </w:r>
-      <w:r>
-        <w:rPr>
-          <w:color w:val="auto"/>
-        </w:rPr>
-        <w:lastRenderedPageBreak/>
-        <w:t>Geotechnologies and the Environment; Springer International Publishing: Cham, 2018; Vol. 21, pp. 127–142 ISBN 978-3-319-78710-7.</w:t>
+        <w:t>; Reddy, G.P.O., Singh, S.K., Eds.; Geotechnologies and the Environment; Springer International Publishing: Cham, 2018; Vol. 21, pp. 127–142 ISBN 978-3-319-78710-7.</w:t>
       </w:r>
     </w:p>
     <w:p>
@@ -27851,6 +27995,7 @@
         <w:rPr>
           <w:color w:val="auto"/>
         </w:rPr>
+        <w:lastRenderedPageBreak/>
         <w:t xml:space="preserve">45. </w:t>
       </w:r>
       <w:r>
@@ -28039,7 +28184,6 @@
         <w:rPr>
           <w:color w:val="auto"/>
         </w:rPr>
-        <w:lastRenderedPageBreak/>
         <w:t xml:space="preserve">48. </w:t>
       </w:r>
       <w:r>
@@ -29035,6 +29179,7 @@
         <w:rPr>
           <w:color w:val="auto"/>
         </w:rPr>
+        <w:lastRenderedPageBreak/>
         <w:t xml:space="preserve">65. </w:t>
       </w:r>
       <w:r>
@@ -29119,7 +29264,6 @@
         <w:rPr>
           <w:color w:val="auto"/>
         </w:rPr>
-        <w:lastRenderedPageBreak/>
         <w:t xml:space="preserve">69. </w:t>
       </w:r>
       <w:r>
@@ -29623,6 +29767,7 @@
         <w:rPr>
           <w:color w:val="auto"/>
         </w:rPr>
+        <w:lastRenderedPageBreak/>
         <w:t xml:space="preserve">85. </w:t>
       </w:r>
       <w:r>
@@ -29880,7 +30025,6 @@
         <w:rPr>
           <w:color w:val="auto"/>
         </w:rPr>
-        <w:lastRenderedPageBreak/>
         <w:t xml:space="preserve">88. </w:t>
       </w:r>
       <w:r>

--- a/manuscript/wen-li-2024-geointerv.docx
+++ b/manuscript/wen-li-2024-geointerv.docx
@@ -44,13 +44,8 @@
         <w:t xml:space="preserve"> </w:t>
       </w:r>
       <w:r>
-        <w:t xml:space="preserve">Wen and </w:t>
-      </w:r>
-      <w:proofErr w:type="spellStart"/>
-      <w:r>
-        <w:t>Songnian</w:t>
-      </w:r>
-      <w:proofErr w:type="spellEnd"/>
+        <w:t>Wen and Songnian</w:t>
+      </w:r>
       <w:r>
         <w:t xml:space="preserve"> L</w:t>
       </w:r>
@@ -111,21 +106,8 @@
               <w:spacing w:after="120"/>
             </w:pPr>
             <w:r>
-              <w:t xml:space="preserve">Academic Editor: </w:t>
-            </w:r>
-            <w:proofErr w:type="spellStart"/>
-            <w:r>
-              <w:t>Firstname</w:t>
-            </w:r>
-            <w:proofErr w:type="spellEnd"/>
-            <w:r>
-              <w:t xml:space="preserve"> </w:t>
-            </w:r>
-            <w:proofErr w:type="spellStart"/>
-            <w:r>
-              <w:t>Lastname</w:t>
-            </w:r>
-            <w:proofErr w:type="spellEnd"/>
+              <w:t>Academic Editor: Firstname Lastname</w:t>
+            </w:r>
           </w:p>
           <w:p>
             <w:pPr>
@@ -392,21 +374,7 @@
         <w:rPr>
           <w:szCs w:val="18"/>
         </w:rPr>
-        <w:t xml:space="preserve">stract should be an objective representation of the </w:t>
-      </w:r>
-      <w:proofErr w:type="gramStart"/>
-      <w:r>
-        <w:rPr>
-          <w:szCs w:val="18"/>
-        </w:rPr>
-        <w:t>article</w:t>
-      </w:r>
-      <w:proofErr w:type="gramEnd"/>
-      <w:r>
-        <w:rPr>
-          <w:szCs w:val="18"/>
-        </w:rPr>
-        <w:t xml:space="preserve"> and it must not contain results that are not presented and substantiated in the main text and should not exaggerate the main conclusions.</w:t>
+        <w:t>stract should be an objective representation of the article and it must not contain results that are not presented and substantiated in the main text and should not exaggerate the main conclusions.</w:t>
       </w:r>
     </w:p>
     <w:p>
@@ -1973,9 +1941,9 @@
       </w:pPr>
       <w:r>
         <w:drawing>
-          <wp:inline distT="0" distB="0" distL="0" distR="0" wp14:anchorId="65E4E077" wp14:editId="34ADCE0C">
-            <wp:extent cx="3380109" cy="2597112"/>
-            <wp:effectExtent l="0" t="0" r="0" b="0"/>
+          <wp:inline distT="0" distB="0" distL="0" distR="0" wp14:anchorId="65E4E077" wp14:editId="5D673377">
+            <wp:extent cx="3314593" cy="2602614"/>
+            <wp:effectExtent l="0" t="0" r="635" b="1270"/>
             <wp:docPr id="71820359" name="Picture 6"/>
             <wp:cNvGraphicFramePr>
               <a:graphicFrameLocks xmlns:a="http://schemas.openxmlformats.org/drawingml/2006/main" noChangeAspect="1"/>
@@ -1996,7 +1964,7 @@
                   <pic:spPr>
                     <a:xfrm>
                       <a:off x="0" y="0"/>
-                      <a:ext cx="3387270" cy="2602614"/>
+                      <a:ext cx="3314593" cy="2602614"/>
                     </a:xfrm>
                     <a:prstGeom prst="rect">
                       <a:avLst/>
@@ -2458,6 +2426,9 @@
       </w:r>
       <w:r>
         <w:t xml:space="preserve"> concept</w:t>
+      </w:r>
+      <w:r>
+        <w:t>s and</w:t>
       </w:r>
       <w:r>
         <w:t xml:space="preserve"> interactions</w:t>
@@ -8576,21 +8547,7 @@
         <w:rPr>
           <w:lang w:val="en"/>
         </w:rPr>
-        <w:t xml:space="preserve"> </w:t>
-      </w:r>
-      <w:proofErr w:type="gramStart"/>
-      <w:r>
-        <w:rPr>
-          <w:lang w:val="en"/>
-        </w:rPr>
-        <w:t>3-5 meter</w:t>
-      </w:r>
-      <w:proofErr w:type="gramEnd"/>
-      <w:r>
-        <w:rPr>
-          <w:lang w:val="en"/>
-        </w:rPr>
-        <w:t xml:space="preserve"> road width reduction</w:t>
+        <w:t xml:space="preserve"> 3-5 meter road width reduction</w:t>
       </w:r>
       <w:r>
         <w:rPr>
@@ -9356,14 +9313,12 @@
               <w:spacing w:line="240" w:lineRule="auto"/>
               <w:jc w:val="left"/>
             </w:pPr>
-            <w:proofErr w:type="spellStart"/>
             <w:r>
               <w:t>Raster</w:t>
             </w:r>
             <w:r>
               <w:t>s</w:t>
             </w:r>
-            <w:proofErr w:type="spellEnd"/>
             <w:r>
               <w:t>*</w:t>
             </w:r>
@@ -12565,11 +12520,7 @@
         <w:fldChar w:fldCharType="end"/>
       </w:r>
       <w:r>
-        <w:t xml:space="preserve">. The </w:t>
-      </w:r>
-      <w:proofErr w:type="gramStart"/>
-      <w:r>
-        <w:t>mo</w:t>
+        <w:t>. The mo</w:t>
       </w:r>
       <w:r>
         <w:t>d</w:t>
@@ -12580,7 +12531,6 @@
       <w:r>
         <w:t>s</w:t>
       </w:r>
-      <w:proofErr w:type="gramEnd"/>
       <w:r>
         <w:t xml:space="preserve"> sub-component</w:t>
       </w:r>
@@ -14046,6 +13996,180 @@
     <w:p>
       <w:pPr>
         <w:pStyle w:val="MDPI31text"/>
+      </w:pPr>
+      <w:r>
+        <w:t xml:space="preserve">Road traffic injuries are among the leading cause of death for Canadians 15 to 49 years of age in 2019, </w:t>
+      </w:r>
+      <w:r>
+        <w:t>~</w:t>
+      </w:r>
+      <w:r>
+        <w:t xml:space="preserve">8% of all deaths for populations aged 15 to 49 years in Canada </w:t>
+      </w:r>
+      <w:r>
+        <w:fldChar w:fldCharType="begin"/>
+      </w:r>
+      <w:r>
+        <w:instrText xml:space="preserve"> ADDIN ZOTERO_ITEM CSL_CITATION {"citationID":"POvezNs0","properties":{"formattedCitation":"[58]","plainCitation":"[58]","noteIndex":0},"citationItems":[{"id":2233,"uris":["http://zotero.org/users/6749620/items/XU6VKM8Y"],"itemData":{"id":2233,"type":"webpage","abstract":"Analyze updated data about the world’s health levels and trends from 1990 to 2019 in this interactive tool using estimates from the Global Burden of Disease (GBD) study. Compare causes, injuries, and risks within a country, compare countries with regions or the world, and explore patterns and trends by country, age, and gender.","container-title":"Institute for Health Metrics and Evaluation","title":"Global Burden of Disease (GBD) Compare","URL":"http://vizhub.healthdata.org/gbd-compare","author":[{"literal":"Institute for Health Metrics and Evaluation"}],"accessed":{"date-parts":[["2023",2,21]]},"issued":{"date-parts":[["2019"]]},"citation-key":"instituteforhealthmetricsandevaluationGlobalBurdenDisease2019"}}],"schema":"https://github.com/citation-style-language/schema/raw/master/csl-citation.json"} </w:instrText>
+      </w:r>
+      <w:r>
+        <w:fldChar w:fldCharType="separate"/>
+      </w:r>
+      <w:r>
+        <w:t>[58]</w:t>
+      </w:r>
+      <w:r>
+        <w:fldChar w:fldCharType="end"/>
+      </w:r>
+      <w:r>
+        <w:t xml:space="preserve">. Toronto is one of the largest cities in Canada with over 2 million people in 2021 </w:t>
+      </w:r>
+      <w:r>
+        <w:fldChar w:fldCharType="begin"/>
+      </w:r>
+      <w:r>
+        <w:instrText xml:space="preserve"> ADDIN ZOTERO_ITEM CSL_CITATION {"citationID":"GFXilbLp","properties":{"formattedCitation":"[59]","plainCitation":"[59]","noteIndex":0},"citationItems":[{"id":2235,"uris":["http://zotero.org/users/6749620/items/IRF2F4P8"],"itemData":{"id":2235,"type":"webpage","abstract":"Statistics Canada's Census Profile presents information from the 2021 Census of Population - Toronto, City (C) [Census subdivision], Ontario.","language":"eng","note":"Last Modified: 2023-02-08","title":"2021 Census of Population","URL":"https://www12.statcan.gc.ca/census-recensement/2021/dp-pd/prof/index.cfm?Lang=E","author":[{"literal":"Statistics Canada"}],"accessed":{"date-parts":[["2023",2,22]]},"issued":{"date-parts":[["2023"]]},"citation-key":"statisticscanada2021CensusPopulation2023"}}],"schema":"https://github.com/citation-style-language/schema/raw/master/csl-citation.json"} </w:instrText>
+      </w:r>
+      <w:r>
+        <w:fldChar w:fldCharType="separate"/>
+      </w:r>
+      <w:r>
+        <w:t>[59]</w:t>
+      </w:r>
+      <w:r>
+        <w:fldChar w:fldCharType="end"/>
+      </w:r>
+      <w:r>
+        <w:t xml:space="preserve"> and approximately 55 fatal traffic collisions per year from 2006 to 2021 </w:t>
+      </w:r>
+      <w:r>
+        <w:fldChar w:fldCharType="begin"/>
+      </w:r>
+      <w:r>
+        <w:instrText xml:space="preserve"> ADDIN ZOTERO_ITEM CSL_CITATION {"citationID":"FiMrWpyp","properties":{"formattedCitation":"[60]","plainCitation":"[60]","noteIndex":0},"citationItems":[{"id":2294,"uris":["http://zotero.org/users/6749620/items/LWKWSDEV"],"itemData":{"id":2294,"type":"webpage","abstract":"Fatal Collisions","language":"en-us","title":"Fatal KSI Collisions","URL":"https://data.torontopolice.on.ca/pages/fatalities","author":[{"literal":"Toronto Police Service"}],"accessed":{"date-parts":[["2023",3,19]]},"issued":{"date-parts":[["2023",3,19]]},"citation-key":"torontopoliceserviceFatalKSICollisions2023"}}],"schema":"https://github.com/citation-style-language/schema/raw/master/csl-citation.json"} </w:instrText>
+      </w:r>
+      <w:r>
+        <w:fldChar w:fldCharType="separate"/>
+      </w:r>
+      <w:r>
+        <w:t>[60]</w:t>
+      </w:r>
+      <w:r>
+        <w:fldChar w:fldCharType="end"/>
+      </w:r>
+      <w:r>
+        <w:t>. Since 2017, the City of Toronto has i</w:t>
+      </w:r>
+      <w:r>
+        <w:t>nitiated</w:t>
+      </w:r>
+      <w:r>
+        <w:t xml:space="preserve"> </w:t>
+      </w:r>
+      <w:r>
+        <w:t>the</w:t>
+      </w:r>
+      <w:r>
+        <w:t xml:space="preserve"> Vision Zero Road Safety strategy to reduce road traffic fatalities</w:t>
+      </w:r>
+      <w:r>
+        <w:t xml:space="preserve">, </w:t>
+      </w:r>
+      <w:r>
+        <w:t xml:space="preserve">with </w:t>
+      </w:r>
+      <w:r>
+        <w:t>the</w:t>
+      </w:r>
+      <w:r>
+        <w:t xml:space="preserve"> goal of reaching </w:t>
+      </w:r>
+      <w:r>
+        <w:t xml:space="preserve">zero road injury related </w:t>
+      </w:r>
+      <w:r>
+        <w:t>fatalities</w:t>
+      </w:r>
+      <w:r>
+        <w:t xml:space="preserve"> through a safe systems approach</w:t>
+      </w:r>
+      <w:r>
+        <w:t xml:space="preserve"> </w:t>
+      </w:r>
+      <w:r>
+        <w:fldChar w:fldCharType="begin"/>
+      </w:r>
+      <w:r>
+        <w:instrText xml:space="preserve"> ADDIN ZOTERO_ITEM CSL_CITATION {"citationID":"qhix5Ps8","properties":{"formattedCitation":"[61,62]","plainCitation":"[61,62]","noteIndex":0},"citationItems":[{"id":2241,"uris":["http://zotero.org/users/6749620/items/Q39XFP5K"],"itemData":{"id":2241,"type":"article-journal","abstract":"Road traffic injury, one of the leading causes of preventable morbidity and mortality in Canada, declined substantially as an indirect outcome of the first wave of the COVID-19 pandemic. Public health policies encouraging people to ‘stay at home’ and ‘practice physical distancing’ precipitated shifts in vehicle volumes and speed, transportation mode, and collision rates. Toronto data from January to June 2020 showed a decrease in road transportation, and a simultaneous decrease in road traffic collisions. However, reduced traffic volumes also led to increased vehicle speeds which can result in an increase in injury severity involving pedestrians and cyclists. As the pandemic progresses, an emphasis on safe, active transportation and equitable distribution of street infrastructure throughout the city is essential. A public health approach to road safety includes implementation of evidence-based road safety infrastructure enabled by access to timely transportation data to evaluate changes made.","container-title":"University of Toronto Journal of Public Health","DOI":"10.33137/utjph.v2i1.34737","ISSN":"2563-1454","issue":"1","language":"en","license":"Copyright (c) 2021 Nahomi Amberber, Andrew Howard, Meghan Winters, M. Anne Harris, Ian Pike, Alison  Machperson, Marie-Soleil Cloutier, Sarah A.  Richmond, Brent Hagel, Pamela Fuselli, Linda Rothman","note":"number: 1","source":"utjph.com","title":"Road Traffic Injury During the COVID-19 Pandemic: Cured or a Continued Threat?","title-short":"Road Traffic Injury During the COVID-19 Pandemic","URL":"https://utjph.com/index.php/utjph/article/view/34737","volume":"2","author":[{"family":"Amberber","given":"Nahomi"},{"family":"Howard","given":"Andrew"},{"family":"Winters","given":"Meghan"},{"family":"Harris","given":"M. Anne"},{"family":"Pike","given":"Ian"},{"family":"Machperson","given":"Alison"},{"family":"Cloutier","given":"Marie-Soleil"},{"family":"Richmond","given":"Sarah A."},{"family":"Hagel","given":"Brent"},{"family":"Fuselli","given":"Pamela"},{"family":"Rothman","given":"Linda"}],"accessed":{"date-parts":[["2023",2,22]]},"issued":{"date-parts":[["2021",1,2]]},"citation-key":"amberberRoadTrafficInjury2021"}},{"id":2296,"uris":["http://zotero.org/users/6749620/items/N4474CIM"],"itemData":{"id":2296,"type":"webpage","abstract":"The Vision Zero Road Safety Plan is a comprehensive action plan focused on reducing traffic-related fatalities and serious injuries on Toronto’s streets. The Plan prioritizes the safety of our most vulnerable road users  across seven emphasis areas through a range of extensive, proactive, targeted and data driven initiatives. The Vision Zero Road Safety Plan is […]","container-title":"City of Toronto","language":"en-CA","license":"Copyright: City of Toronto","note":"archive_location: Toronto, Ontario, Canada\npublisher: City of Toronto","title":"Vision Zero Plan Overview","URL":"https://www.toronto.ca/services-payments/streets-parking-transportation/road-safety/vision-zero/vision-zero-plan-overview/","author":[{"literal":"City of Toronto"}],"accessed":{"date-parts":[["2023",3,19]]},"issued":{"date-parts":[["2017",11,17]]},"citation-key":"cityoftorontoVisionZeroPlan2017"}}],"schema":"https://github.com/citation-style-language/schema/raw/master/csl-citation.json"} </w:instrText>
+      </w:r>
+      <w:r>
+        <w:fldChar w:fldCharType="separate"/>
+      </w:r>
+      <w:r>
+        <w:t>[61,62]</w:t>
+      </w:r>
+      <w:r>
+        <w:fldChar w:fldCharType="end"/>
+      </w:r>
+      <w:r>
+        <w:t xml:space="preserve">. The City of Toronto and Toronto Police Services collect and distribute detailed geodata on traffic collisions in Toronto through the City of Toronto Open Data Portal </w:t>
+      </w:r>
+      <w:r>
+        <w:fldChar w:fldCharType="begin"/>
+      </w:r>
+      <w:r>
+        <w:instrText xml:space="preserve"> ADDIN ZOTERO_ITEM CSL_CITATION {"citationID":"pGM4D316","properties":{"formattedCitation":"[63]","plainCitation":"[63]","noteIndex":0},"citationItems":[{"id":2298,"uris":["http://zotero.org/users/6749620/items/K5LIS27I"],"itemData":{"id":2298,"type":"webpage","language":"en","title":"City of Toronto Open Data Portal","URL":"https://open.toronto.ca/","author":[{"literal":"City of Toronto"}],"accessed":{"date-parts":[["2023",3,19]]},"issued":{"date-parts":[["2023"]]},"citation-key":"cityoftorontoCityTorontoOpen2023"}}],"schema":"https://github.com/citation-style-language/schema/raw/master/csl-citation.json"} </w:instrText>
+      </w:r>
+      <w:r>
+        <w:fldChar w:fldCharType="separate"/>
+      </w:r>
+      <w:r>
+        <w:t>[63]</w:t>
+      </w:r>
+      <w:r>
+        <w:fldChar w:fldCharType="end"/>
+      </w:r>
+      <w:r>
+        <w:t xml:space="preserve"> and the Toronto Police Service Public Safety Data Portal </w:t>
+      </w:r>
+      <w:r>
+        <w:fldChar w:fldCharType="begin"/>
+      </w:r>
+      <w:r>
+        <w:instrText xml:space="preserve"> ADDIN ZOTERO_ITEM CSL_CITATION {"citationID":"UJphYJzG","properties":{"formattedCitation":"[64]","plainCitation":"[64]","noteIndex":0},"citationItems":[{"id":2300,"uris":["http://zotero.org/users/6749620/items/PX8G4QIF"],"itemData":{"id":2300,"type":"webpage","abstract":"Open Data","language":"en-us","title":"Toronto Police Service Public Safety Data Portal","URL":"https://data.torontopolice.on.ca/pages/open-data","author":[{"literal":"Toronto Police Service"}],"accessed":{"date-parts":[["2023",3,19]]},"issued":{"date-parts":[["2019"]]},"citation-key":"torontopoliceserviceTorontoPoliceService2019"}}],"schema":"https://github.com/citation-style-language/schema/raw/master/csl-citation.json"} </w:instrText>
+      </w:r>
+      <w:r>
+        <w:fldChar w:fldCharType="separate"/>
+      </w:r>
+      <w:r>
+        <w:t>[64]</w:t>
+      </w:r>
+      <w:r>
+        <w:fldChar w:fldCharType="end"/>
+      </w:r>
+      <w:r>
+        <w:t>. In addition to traffic collision data, the City of Toronto Open Data Portal also provide</w:t>
+      </w:r>
+      <w:r>
+        <w:t>s</w:t>
+      </w:r>
+      <w:r>
+        <w:t xml:space="preserve"> government </w:t>
+      </w:r>
+      <w:r>
+        <w:lastRenderedPageBreak/>
+        <w:t>curated geodata (e.g., infrastructure and sociodemographic entities)</w:t>
+      </w:r>
+      <w:r>
+        <w:t>,</w:t>
+      </w:r>
+      <w:r>
+        <w:t xml:space="preserve"> which may be linked to the traffic collision data.</w:t>
+      </w:r>
+    </w:p>
+    <w:p>
+      <w:pPr>
+        <w:pStyle w:val="MDPI31text"/>
         <w:rPr>
           <w:lang w:val="en"/>
         </w:rPr>
@@ -14319,6 +14443,12 @@
       <w:r>
         <w:t>Spatial Data</w:t>
       </w:r>
+      <w:r>
+        <w:t xml:space="preserve"> </w:t>
+      </w:r>
+      <w:r>
+        <w:t>Approach</w:t>
+      </w:r>
     </w:p>
     <w:p>
       <w:pPr>
@@ -14331,7 +14461,6 @@
         <w:rPr>
           <w:lang w:val="en"/>
         </w:rPr>
-        <w:lastRenderedPageBreak/>
         <w:t>Spatial data for</w:t>
       </w:r>
       <w:r>
@@ -14386,7 +14515,7 @@
         <w:rPr>
           <w:lang w:val="en"/>
         </w:rPr>
-        <w:instrText xml:space="preserve"> ADDIN ZOTERO_ITEM CSL_CITATION {"citationID":"hG5IZomg","properties":{"formattedCitation":"[58]","plainCitation":"[58]","noteIndex":0},"citationItems":[{"id":2300,"uris":["http://zotero.org/users/6749620/items/PX8G4QIF"],"itemData":{"id":2300,"type":"webpage","abstract":"Open Data","language":"en-us","title":"Toronto Police Service Public Safety Data Portal","URL":"https://data.torontopolice.on.ca/pages/open-data","author":[{"literal":"Toronto Police Service"}],"accessed":{"date-parts":[["2023",3,19]]},"issued":{"date-parts":[["2019"]]},"citation-key":"torontopoliceserviceTorontoPoliceService2019"}}],"schema":"https://github.com/citation-style-language/schema/raw/master/csl-citation.json"} </w:instrText>
+        <w:instrText xml:space="preserve"> ADDIN ZOTERO_ITEM CSL_CITATION {"citationID":"hG5IZomg","properties":{"formattedCitation":"[64]","plainCitation":"[64]","noteIndex":0},"citationItems":[{"id":2300,"uris":["http://zotero.org/users/6749620/items/PX8G4QIF"],"itemData":{"id":2300,"type":"webpage","abstract":"Open Data","language":"en-us","title":"Toronto Police Service Public Safety Data Portal","URL":"https://data.torontopolice.on.ca/pages/open-data","author":[{"literal":"Toronto Police Service"}],"accessed":{"date-parts":[["2023",3,19]]},"issued":{"date-parts":[["2019"]]},"citation-key":"torontopoliceserviceTorontoPoliceService2019"}}],"schema":"https://github.com/citation-style-language/schema/raw/master/csl-citation.json"} </w:instrText>
       </w:r>
       <w:r>
         <w:rPr>
@@ -14399,7 +14528,7 @@
           <w:noProof/>
           <w:lang w:val="en"/>
         </w:rPr>
-        <w:t>[58]</w:t>
+        <w:t>[64]</w:t>
       </w:r>
       <w:r>
         <w:rPr>
@@ -14453,7 +14582,7 @@
         <w:rPr>
           <w:lang w:val="en"/>
         </w:rPr>
-        <w:instrText xml:space="preserve"> ADDIN ZOTERO_ITEM CSL_CITATION {"citationID":"fKX2Le0y","properties":{"formattedCitation":"[59]","plainCitation":"[59]","noteIndex":0},"citationItems":[{"id":2298,"uris":["http://zotero.org/users/6749620/items/K5LIS27I"],"itemData":{"id":2298,"type":"webpage","language":"en","title":"City of Toronto Open Data Portal","URL":"https://open.toronto.ca/","author":[{"literal":"City of Toronto"}],"accessed":{"date-parts":[["2023",3,19]]},"issued":{"date-parts":[["2023"]]},"citation-key":"cityoftorontoCityTorontoOpen2023"}}],"schema":"https://github.com/citation-style-language/schema/raw/master/csl-citation.json"} </w:instrText>
+        <w:instrText xml:space="preserve"> ADDIN ZOTERO_ITEM CSL_CITATION {"citationID":"fKX2Le0y","properties":{"formattedCitation":"[63]","plainCitation":"[63]","noteIndex":0},"citationItems":[{"id":2298,"uris":["http://zotero.org/users/6749620/items/K5LIS27I"],"itemData":{"id":2298,"type":"webpage","language":"en","title":"City of Toronto Open Data Portal","URL":"https://open.toronto.ca/","author":[{"literal":"City of Toronto"}],"accessed":{"date-parts":[["2023",3,19]]},"issued":{"date-parts":[["2023"]]},"citation-key":"cityoftorontoCityTorontoOpen2023"}}],"schema":"https://github.com/citation-style-language/schema/raw/master/csl-citation.json"} </w:instrText>
       </w:r>
       <w:r>
         <w:rPr>
@@ -14466,7 +14595,7 @@
           <w:noProof/>
           <w:lang w:val="en"/>
         </w:rPr>
-        <w:t>[59]</w:t>
+        <w:t>[63]</w:t>
       </w:r>
       <w:r>
         <w:rPr>
@@ -14582,19 +14711,11 @@
         </w:rPr>
         <w:t xml:space="preserve">, where all datasets were of point geometry, except for </w:t>
       </w:r>
-      <w:proofErr w:type="spellStart"/>
-      <w:r>
-        <w:rPr>
-          <w:lang w:val="en"/>
-        </w:rPr>
-        <w:t>centrelines</w:t>
-      </w:r>
-      <w:proofErr w:type="spellEnd"/>
-      <w:r>
-        <w:rPr>
-          <w:lang w:val="en"/>
-        </w:rPr>
-        <w:t>.</w:t>
+      <w:r>
+        <w:rPr>
+          <w:lang w:val="en"/>
+        </w:rPr>
+        <w:t>centrelines.</w:t>
       </w:r>
     </w:p>
     <w:p>
@@ -14830,11 +14951,9 @@
             <w:pPr>
               <w:pStyle w:val="MDPI42tablebody"/>
             </w:pPr>
-            <w:proofErr w:type="spellStart"/>
             <w:r>
               <w:t>Centrelines</w:t>
             </w:r>
-            <w:proofErr w:type="spellEnd"/>
             <w:r>
               <w:t xml:space="preserve"> </w:t>
             </w:r>
@@ -14842,7 +14961,7 @@
               <w:fldChar w:fldCharType="begin"/>
             </w:r>
             <w:r>
-              <w:instrText xml:space="preserve"> ADDIN ZOTERO_ITEM CSL_CITATION {"citationID":"TwH8rbDD","properties":{"formattedCitation":"[60]","plainCitation":"[60]","noteIndex":0},"citationItems":[{"id":3195,"uris":["http://zotero.org/users/6749620/items/4ZCJFG3S"],"itemData":{"id":3195,"type":"webpage","container-title":"City of Toronto Open Data Portal","language":"en","title":"Toronto Centreline (TCL)","URL":"https://open.toronto.ca/dataset/","author":[{"literal":"City of Toronto"}],"accessed":{"date-parts":[["2024",12,30]]},"issued":{"date-parts":[["2023"]]},"citation-key":"cityoftorontoTorontoCentrelineTCL2023"}}],"schema":"https://github.com/citation-style-language/schema/raw/master/csl-citation.json"} </w:instrText>
+              <w:instrText xml:space="preserve"> ADDIN ZOTERO_ITEM CSL_CITATION {"citationID":"TwH8rbDD","properties":{"formattedCitation":"[65]","plainCitation":"[65]","noteIndex":0},"citationItems":[{"id":3195,"uris":["http://zotero.org/users/6749620/items/4ZCJFG3S"],"itemData":{"id":3195,"type":"webpage","container-title":"City of Toronto Open Data Portal","language":"en","title":"Toronto Centreline (TCL)","URL":"https://open.toronto.ca/dataset/","author":[{"literal":"City of Toronto"}],"accessed":{"date-parts":[["2024",12,30]]},"issued":{"date-parts":[["2023"]]},"citation-key":"cityoftorontoTorontoCentrelineTCL2023"}}],"schema":"https://github.com/citation-style-language/schema/raw/master/csl-citation.json"} </w:instrText>
             </w:r>
             <w:r>
               <w:fldChar w:fldCharType="separate"/>
@@ -14851,7 +14970,7 @@
               <w:rPr>
                 <w:noProof/>
               </w:rPr>
-              <w:t>[60]</w:t>
+              <w:t>[65]</w:t>
             </w:r>
             <w:r>
               <w:fldChar w:fldCharType="end"/>
@@ -14975,7 +15094,7 @@
               <w:fldChar w:fldCharType="begin"/>
             </w:r>
             <w:r>
-              <w:instrText xml:space="preserve"> ADDIN ZOTERO_ITEM CSL_CITATION {"citationID":"oNs2unNQ","properties":{"formattedCitation":"[61]","plainCitation":"[61]","noteIndex":0},"citationItems":[{"id":3193,"uris":["http://zotero.org/users/6749620/items/6QLXZDQ6"],"itemData":{"id":3193,"type":"webpage","abstract":"Collision occurrences by occurrence date.","container-title":"Public Safety Data Portal","language":"en-us","title":"Traffic Collisions Open Data (ASR-T-TBL-001)","URL":"https://data.torontopolice.on.ca/datasets/TorontoPS::traffic-collisions-open-data-asr-t-tbl-001/about","author":[{"literal":"Toronto Police Service"}],"accessed":{"date-parts":[["2024",12,30]]},"issued":{"date-parts":[["2023"]]},"citation-key":"torontopoliceserviceTrafficCollisionsOpen2023"}}],"schema":"https://github.com/citation-style-language/schema/raw/master/csl-citation.json"} </w:instrText>
+              <w:instrText xml:space="preserve"> ADDIN ZOTERO_ITEM CSL_CITATION {"citationID":"oNs2unNQ","properties":{"formattedCitation":"[66]","plainCitation":"[66]","noteIndex":0},"citationItems":[{"id":3193,"uris":["http://zotero.org/users/6749620/items/6QLXZDQ6"],"itemData":{"id":3193,"type":"webpage","abstract":"Collision occurrences by occurrence date.","container-title":"Public Safety Data Portal","language":"en-us","title":"Traffic Collisions Open Data (ASR-T-TBL-001)","URL":"https://data.torontopolice.on.ca/datasets/TorontoPS::traffic-collisions-open-data-asr-t-tbl-001/about","author":[{"literal":"Toronto Police Service"}],"accessed":{"date-parts":[["2024",12,30]]},"issued":{"date-parts":[["2023"]]},"citation-key":"torontopoliceserviceTrafficCollisionsOpen2023"}}],"schema":"https://github.com/citation-style-language/schema/raw/master/csl-citation.json"} </w:instrText>
             </w:r>
             <w:r>
               <w:fldChar w:fldCharType="separate"/>
@@ -14984,7 +15103,7 @@
               <w:rPr>
                 <w:noProof/>
               </w:rPr>
-              <w:t>[61]</w:t>
+              <w:t>[66]</w:t>
             </w:r>
             <w:r>
               <w:fldChar w:fldCharType="end"/>
@@ -15112,7 +15231,7 @@
               <w:fldChar w:fldCharType="begin"/>
             </w:r>
             <w:r>
-              <w:instrText xml:space="preserve"> ADDIN ZOTERO_ITEM CSL_CITATION {"citationID":"DD2umN6m","properties":{"formattedCitation":"[62]","plainCitation":"[62]","noteIndex":0},"citationItems":[{"id":3197,"uris":["http://zotero.org/users/6749620/items/8PKCWD9K"],"itemData":{"id":3197,"type":"webpage","container-title":"City of Toronto Open Data Portal","language":"en","title":"Traffic Volumes at Intersections for All Modes","URL":"https://open.toronto.ca/dataset/","author":[{"literal":"City of Toronto"}],"accessed":{"date-parts":[["2024",12,30]]},"issued":{"date-parts":[["2023"]]},"citation-key":"cityoftorontoTrafficVolumesIntersections2023"}}],"schema":"https://github.com/citation-style-language/schema/raw/master/csl-citation.json"} </w:instrText>
+              <w:instrText xml:space="preserve"> ADDIN ZOTERO_ITEM CSL_CITATION {"citationID":"DD2umN6m","properties":{"formattedCitation":"[67]","plainCitation":"[67]","noteIndex":0},"citationItems":[{"id":3197,"uris":["http://zotero.org/users/6749620/items/8PKCWD9K"],"itemData":{"id":3197,"type":"webpage","container-title":"City of Toronto Open Data Portal","language":"en","title":"Traffic Volumes at Intersections for All Modes","URL":"https://open.toronto.ca/dataset/","author":[{"literal":"City of Toronto"}],"accessed":{"date-parts":[["2024",12,30]]},"issued":{"date-parts":[["2023"]]},"citation-key":"cityoftorontoTrafficVolumesIntersections2023"}}],"schema":"https://github.com/citation-style-language/schema/raw/master/csl-citation.json"} </w:instrText>
             </w:r>
             <w:r>
               <w:fldChar w:fldCharType="separate"/>
@@ -15121,7 +15240,7 @@
               <w:rPr>
                 <w:noProof/>
               </w:rPr>
-              <w:t>[62]</w:t>
+              <w:t>[67]</w:t>
             </w:r>
             <w:r>
               <w:fldChar w:fldCharType="end"/>
@@ -15245,7 +15364,7 @@
               <w:fldChar w:fldCharType="begin"/>
             </w:r>
             <w:r>
-              <w:instrText xml:space="preserve"> ADDIN ZOTERO_ITEM CSL_CITATION {"citationID":"yrB504z2","properties":{"formattedCitation":"[63]","plainCitation":"[63]","noteIndex":0},"citationItems":[{"id":3199,"uris":["http://zotero.org/users/6749620/items/A4K9J7AQ"],"itemData":{"id":3199,"type":"webpage","container-title":"City of Toronto Open Data Portal","language":"en","title":"Automated Speed Enforcement Locations","URL":"https://open.toronto.ca/dataset/","author":[{"literal":"City of Toronto"}],"accessed":{"date-parts":[["2024",12,30]]},"issued":{"date-parts":[["2023"]]},"citation-key":"cityoftorontoAutomatedSpeedEnforcement2023"}}],"schema":"https://github.com/citation-style-language/schema/raw/master/csl-citation.json"} </w:instrText>
+              <w:instrText xml:space="preserve"> ADDIN ZOTERO_ITEM CSL_CITATION {"citationID":"yrB504z2","properties":{"formattedCitation":"[68]","plainCitation":"[68]","noteIndex":0},"citationItems":[{"id":3199,"uris":["http://zotero.org/users/6749620/items/A4K9J7AQ"],"itemData":{"id":3199,"type":"webpage","container-title":"City of Toronto Open Data Portal","language":"en","title":"Automated Speed Enforcement Locations","URL":"https://open.toronto.ca/dataset/","author":[{"literal":"City of Toronto"}],"accessed":{"date-parts":[["2024",12,30]]},"issued":{"date-parts":[["2023"]]},"citation-key":"cityoftorontoAutomatedSpeedEnforcement2023"}}],"schema":"https://github.com/citation-style-language/schema/raw/master/csl-citation.json"} </w:instrText>
             </w:r>
             <w:r>
               <w:fldChar w:fldCharType="separate"/>
@@ -15254,7 +15373,7 @@
               <w:rPr>
                 <w:noProof/>
               </w:rPr>
-              <w:t>[63]</w:t>
+              <w:t>[68]</w:t>
             </w:r>
             <w:r>
               <w:fldChar w:fldCharType="end"/>
@@ -15393,7 +15512,7 @@
               <w:fldChar w:fldCharType="begin"/>
             </w:r>
             <w:r>
-              <w:instrText xml:space="preserve"> ADDIN ZOTERO_ITEM CSL_CITATION {"citationID":"hfd7UzLX","properties":{"formattedCitation":"[64]","plainCitation":"[64]","noteIndex":0},"citationItems":[{"id":3201,"uris":["http://zotero.org/users/6749620/items/EUUJY2S9"],"itemData":{"id":3201,"type":"webpage","container-title":"City of Toronto Open Data Portal","language":"en","title":"School Safety Zone Watch Your Speed Program – Locations","URL":"https://open.toronto.ca/dataset/","author":[{"literal":"City of Toronto"}],"accessed":{"date-parts":[["2024",12,30]]},"issued":{"date-parts":[["2023"]]},"citation-key":"cityoftorontoSchoolSafetyZone2023"}}],"schema":"https://github.com/citation-style-language/schema/raw/master/csl-citation.json"} </w:instrText>
+              <w:instrText xml:space="preserve"> ADDIN ZOTERO_ITEM CSL_CITATION {"citationID":"hfd7UzLX","properties":{"formattedCitation":"[69]","plainCitation":"[69]","noteIndex":0},"citationItems":[{"id":3201,"uris":["http://zotero.org/users/6749620/items/EUUJY2S9"],"itemData":{"id":3201,"type":"webpage","container-title":"City of Toronto Open Data Portal","language":"en","title":"School Safety Zone Watch Your Speed Program – Locations","URL":"https://open.toronto.ca/dataset/","author":[{"literal":"City of Toronto"}],"accessed":{"date-parts":[["2024",12,30]]},"issued":{"date-parts":[["2023"]]},"citation-key":"cityoftorontoSchoolSafetyZone2023"}}],"schema":"https://github.com/citation-style-language/schema/raw/master/csl-citation.json"} </w:instrText>
             </w:r>
             <w:r>
               <w:fldChar w:fldCharType="separate"/>
@@ -15402,7 +15521,7 @@
               <w:rPr>
                 <w:noProof/>
               </w:rPr>
-              <w:t>[64]</w:t>
+              <w:t>[69]</w:t>
             </w:r>
             <w:r>
               <w:fldChar w:fldCharType="end"/>
@@ -15538,7 +15657,7 @@
               <w:fldChar w:fldCharType="begin"/>
             </w:r>
             <w:r>
-              <w:instrText xml:space="preserve"> ADDIN ZOTERO_ITEM CSL_CITATION {"citationID":"q7Lat5Wk","properties":{"formattedCitation":"[65]","plainCitation":"[65]","noteIndex":0},"citationItems":[{"id":3203,"uris":["http://zotero.org/users/6749620/items/E9GJETRN"],"itemData":{"id":3203,"type":"webpage","container-title":"City of Toronto Open Data Portal","language":"en","title":"Red Light Cameras","URL":"https://open.toronto.ca/dataset/","author":[{"literal":"City of Toronto"}],"accessed":{"date-parts":[["2024",12,30]]},"issued":{"date-parts":[["2023"]]},"citation-key":"cityoftorontoRedLightCameras2023"}}],"schema":"https://github.com/citation-style-language/schema/raw/master/csl-citation.json"} </w:instrText>
+              <w:instrText xml:space="preserve"> ADDIN ZOTERO_ITEM CSL_CITATION {"citationID":"q7Lat5Wk","properties":{"formattedCitation":"[70]","plainCitation":"[70]","noteIndex":0},"citationItems":[{"id":3203,"uris":["http://zotero.org/users/6749620/items/E9GJETRN"],"itemData":{"id":3203,"type":"webpage","container-title":"City of Toronto Open Data Portal","language":"en","title":"Red Light Cameras","URL":"https://open.toronto.ca/dataset/","author":[{"literal":"City of Toronto"}],"accessed":{"date-parts":[["2024",12,30]]},"issued":{"date-parts":[["2023"]]},"citation-key":"cityoftorontoRedLightCameras2023"}}],"schema":"https://github.com/citation-style-language/schema/raw/master/csl-citation.json"} </w:instrText>
             </w:r>
             <w:r>
               <w:fldChar w:fldCharType="separate"/>
@@ -15547,7 +15666,7 @@
               <w:rPr>
                 <w:noProof/>
               </w:rPr>
-              <w:t>[65]</w:t>
+              <w:t>[70]</w:t>
             </w:r>
             <w:r>
               <w:fldChar w:fldCharType="end"/>
@@ -15675,7 +15794,7 @@
               <w:fldChar w:fldCharType="begin"/>
             </w:r>
             <w:r>
-              <w:instrText xml:space="preserve"> ADDIN ZOTERO_ITEM CSL_CITATION {"citationID":"SFG5N6hz","properties":{"formattedCitation":"[66]","plainCitation":"[66]","noteIndex":0},"citationItems":[{"id":3205,"uris":["http://zotero.org/users/6749620/items/M5YQZHME"],"itemData":{"id":3205,"type":"webpage","container-title":"City of Toronto Open Data Portal","language":"en","title":"Police Facility Locations","URL":"https://open.toronto.ca/dataset/","author":[{"literal":"City of Toronto"}],"accessed":{"date-parts":[["2024",12,30]]},"issued":{"date-parts":[["2023"]]},"citation-key":"cityoftorontoPoliceFacilityLocations2023"}}],"schema":"https://github.com/citation-style-language/schema/raw/master/csl-citation.json"} </w:instrText>
+              <w:instrText xml:space="preserve"> ADDIN ZOTERO_ITEM CSL_CITATION {"citationID":"SFG5N6hz","properties":{"formattedCitation":"[71]","plainCitation":"[71]","noteIndex":0},"citationItems":[{"id":3205,"uris":["http://zotero.org/users/6749620/items/M5YQZHME"],"itemData":{"id":3205,"type":"webpage","container-title":"City of Toronto Open Data Portal","language":"en","title":"Police Facility Locations","URL":"https://open.toronto.ca/dataset/","author":[{"literal":"City of Toronto"}],"accessed":{"date-parts":[["2024",12,30]]},"issued":{"date-parts":[["2023"]]},"citation-key":"cityoftorontoPoliceFacilityLocations2023"}}],"schema":"https://github.com/citation-style-language/schema/raw/master/csl-citation.json"} </w:instrText>
             </w:r>
             <w:r>
               <w:fldChar w:fldCharType="separate"/>
@@ -15684,7 +15803,7 @@
               <w:rPr>
                 <w:noProof/>
               </w:rPr>
-              <w:t>[66]</w:t>
+              <w:t>[71]</w:t>
             </w:r>
             <w:r>
               <w:fldChar w:fldCharType="end"/>
@@ -15808,7 +15927,7 @@
               <w:fldChar w:fldCharType="begin"/>
             </w:r>
             <w:r>
-              <w:instrText xml:space="preserve"> ADDIN ZOTERO_ITEM CSL_CITATION {"citationID":"IOTt1QZV","properties":{"formattedCitation":"[67]","plainCitation":"[67]","noteIndex":0},"citationItems":[{"id":3207,"uris":["http://zotero.org/users/6749620/items/CEETX8F6"],"itemData":{"id":3207,"type":"webpage","container-title":"City of Toronto Open Data Portal","language":"en","title":"Ambulance Station Locations","URL":"https://open.toronto.ca/dataset/","author":[{"literal":"City of Toronto"}],"accessed":{"date-parts":[["2024",12,30]]},"issued":{"date-parts":[["2023"]]},"citation-key":"cityoftorontoAmbulanceStationLocations2023"}}],"schema":"https://github.com/citation-style-language/schema/raw/master/csl-citation.json"} </w:instrText>
+              <w:instrText xml:space="preserve"> ADDIN ZOTERO_ITEM CSL_CITATION {"citationID":"IOTt1QZV","properties":{"formattedCitation":"[72]","plainCitation":"[72]","noteIndex":0},"citationItems":[{"id":3207,"uris":["http://zotero.org/users/6749620/items/CEETX8F6"],"itemData":{"id":3207,"type":"webpage","container-title":"City of Toronto Open Data Portal","language":"en","title":"Ambulance Station Locations","URL":"https://open.toronto.ca/dataset/","author":[{"literal":"City of Toronto"}],"accessed":{"date-parts":[["2024",12,30]]},"issued":{"date-parts":[["2023"]]},"citation-key":"cityoftorontoAmbulanceStationLocations2023"}}],"schema":"https://github.com/citation-style-language/schema/raw/master/csl-citation.json"} </w:instrText>
             </w:r>
             <w:r>
               <w:fldChar w:fldCharType="separate"/>
@@ -15817,7 +15936,7 @@
               <w:rPr>
                 <w:noProof/>
               </w:rPr>
-              <w:t>[67]</w:t>
+              <w:t>[72]</w:t>
             </w:r>
             <w:r>
               <w:fldChar w:fldCharType="end"/>
@@ -15933,7 +16052,7 @@
               <w:fldChar w:fldCharType="begin"/>
             </w:r>
             <w:r>
-              <w:instrText xml:space="preserve"> ADDIN ZOTERO_ITEM CSL_CITATION {"citationID":"35T2AXWh","properties":{"formattedCitation":"[68]","plainCitation":"[68]","noteIndex":0},"citationItems":[{"id":3209,"uris":["http://zotero.org/users/6749620/items/IVV52WLC"],"itemData":{"id":3209,"type":"webpage","container-title":"City of Toronto Open Data Portal","language":"en","title":"Fire Hydrants","URL":"https://open.toronto.ca/dataset/","author":[{"literal":"City of Toronto"}],"accessed":{"date-parts":[["2024",12,30]]},"issued":{"date-parts":[["2023"]]},"citation-key":"cityoftorontoFireHydrants2023"}}],"schema":"https://github.com/citation-style-language/schema/raw/master/csl-citation.json"} </w:instrText>
+              <w:instrText xml:space="preserve"> ADDIN ZOTERO_ITEM CSL_CITATION {"citationID":"35T2AXWh","properties":{"formattedCitation":"[73]","plainCitation":"[73]","noteIndex":0},"citationItems":[{"id":3209,"uris":["http://zotero.org/users/6749620/items/IVV52WLC"],"itemData":{"id":3209,"type":"webpage","container-title":"City of Toronto Open Data Portal","language":"en","title":"Fire Hydrants","URL":"https://open.toronto.ca/dataset/","author":[{"literal":"City of Toronto"}],"accessed":{"date-parts":[["2024",12,30]]},"issued":{"date-parts":[["2023"]]},"citation-key":"cityoftorontoFireHydrants2023"}}],"schema":"https://github.com/citation-style-language/schema/raw/master/csl-citation.json"} </w:instrText>
             </w:r>
             <w:r>
               <w:fldChar w:fldCharType="separate"/>
@@ -15942,7 +16061,7 @@
               <w:rPr>
                 <w:noProof/>
               </w:rPr>
-              <w:t>[68]</w:t>
+              <w:t>[73]</w:t>
             </w:r>
             <w:r>
               <w:fldChar w:fldCharType="end"/>
@@ -16058,7 +16177,7 @@
               <w:fldChar w:fldCharType="begin"/>
             </w:r>
             <w:r>
-              <w:instrText xml:space="preserve"> ADDIN ZOTERO_ITEM CSL_CITATION {"citationID":"ZHYW3e4z","properties":{"formattedCitation":"[69]","plainCitation":"[69]","noteIndex":0},"citationItems":[{"id":3211,"uris":["http://zotero.org/users/6749620/items/79X2AVE8"],"itemData":{"id":3211,"type":"webpage","container-title":"City of Toronto Open Data Portal","language":"en","title":"Fire Facility Locations","URL":"https://open.toronto.ca/dataset/","author":[{"literal":"City of Toronto"}],"accessed":{"date-parts":[["2024",12,30]]},"issued":{"date-parts":[["2023"]]},"citation-key":"cityoftorontoFireFacilityLocations2023"}}],"schema":"https://github.com/citation-style-language/schema/raw/master/csl-citation.json"} </w:instrText>
+              <w:instrText xml:space="preserve"> ADDIN ZOTERO_ITEM CSL_CITATION {"citationID":"ZHYW3e4z","properties":{"formattedCitation":"[74]","plainCitation":"[74]","noteIndex":0},"citationItems":[{"id":3211,"uris":["http://zotero.org/users/6749620/items/79X2AVE8"],"itemData":{"id":3211,"type":"webpage","container-title":"City of Toronto Open Data Portal","language":"en","title":"Fire Facility Locations","URL":"https://open.toronto.ca/dataset/","author":[{"literal":"City of Toronto"}],"accessed":{"date-parts":[["2024",12,30]]},"issued":{"date-parts":[["2023"]]},"citation-key":"cityoftorontoFireFacilityLocations2023"}}],"schema":"https://github.com/citation-style-language/schema/raw/master/csl-citation.json"} </w:instrText>
             </w:r>
             <w:r>
               <w:fldChar w:fldCharType="separate"/>
@@ -16067,7 +16186,7 @@
               <w:rPr>
                 <w:noProof/>
               </w:rPr>
-              <w:t>[69]</w:t>
+              <w:t>[74]</w:t>
             </w:r>
             <w:r>
               <w:fldChar w:fldCharType="end"/>
@@ -16174,6 +16293,7 @@
               <w:pStyle w:val="MDPI42tablebody"/>
             </w:pPr>
             <w:r>
+              <w:lastRenderedPageBreak/>
               <w:t>Renewable Energy Installations</w:t>
             </w:r>
             <w:r>
@@ -16183,7 +16303,7 @@
               <w:fldChar w:fldCharType="begin"/>
             </w:r>
             <w:r>
-              <w:instrText xml:space="preserve"> ADDIN ZOTERO_ITEM CSL_CITATION {"citationID":"WJSoONC0","properties":{"formattedCitation":"[70]","plainCitation":"[70]","noteIndex":0},"citationItems":[{"id":3213,"uris":["http://zotero.org/users/6749620/items/GDGS8MSB"],"itemData":{"id":3213,"type":"webpage","container-title":"City of Toronto Open Data Portal","language":"en","title":"Renewable Energy Installations","URL":"https://open.toronto.ca/dataset/","author":[{"literal":"City of Toronto"}],"accessed":{"date-parts":[["2024",12,30]]},"issued":{"date-parts":[["2023"]]},"citation-key":"cityoftorontoRenewableEnergyInstallations2023"}}],"schema":"https://github.com/citation-style-language/schema/raw/master/csl-citation.json"} </w:instrText>
+              <w:instrText xml:space="preserve"> ADDIN ZOTERO_ITEM CSL_CITATION {"citationID":"WJSoONC0","properties":{"formattedCitation":"[75]","plainCitation":"[75]","noteIndex":0},"citationItems":[{"id":3213,"uris":["http://zotero.org/users/6749620/items/GDGS8MSB"],"itemData":{"id":3213,"type":"webpage","container-title":"City of Toronto Open Data Portal","language":"en","title":"Renewable Energy Installations","URL":"https://open.toronto.ca/dataset/","author":[{"literal":"City of Toronto"}],"accessed":{"date-parts":[["2024",12,30]]},"issued":{"date-parts":[["2023"]]},"citation-key":"cityoftorontoRenewableEnergyInstallations2023"}}],"schema":"https://github.com/citation-style-language/schema/raw/master/csl-citation.json"} </w:instrText>
             </w:r>
             <w:r>
               <w:fldChar w:fldCharType="separate"/>
@@ -16192,7 +16312,7 @@
               <w:rPr>
                 <w:noProof/>
               </w:rPr>
-              <w:t>[70]</w:t>
+              <w:t>[75]</w:t>
             </w:r>
             <w:r>
               <w:fldChar w:fldCharType="end"/>
@@ -16314,7 +16434,7 @@
               <w:fldChar w:fldCharType="begin"/>
             </w:r>
             <w:r>
-              <w:instrText xml:space="preserve"> ADDIN ZOTERO_ITEM CSL_CITATION {"citationID":"qCaS9pKD","properties":{"formattedCitation":"[71]","plainCitation":"[71]","noteIndex":0},"citationItems":[{"id":3215,"uris":["http://zotero.org/users/6749620/items/AL7GBGLT"],"itemData":{"id":3215,"type":"webpage","container-title":"City of Toronto Open Data Portal","language":"en","title":"Street Furniture - Bicycle Parking","URL":"https://open.toronto.ca/dataset/","author":[{"literal":"City of Toronto"}],"accessed":{"date-parts":[["2024",12,30]]},"issued":{"date-parts":[["2023"]]},"citation-key":"cityoftorontoStreetFurnitureBicycle2023"}}],"schema":"https://github.com/citation-style-language/schema/raw/master/csl-citation.json"} </w:instrText>
+              <w:instrText xml:space="preserve"> ADDIN ZOTERO_ITEM CSL_CITATION {"citationID":"qCaS9pKD","properties":{"formattedCitation":"[76]","plainCitation":"[76]","noteIndex":0},"citationItems":[{"id":3215,"uris":["http://zotero.org/users/6749620/items/AL7GBGLT"],"itemData":{"id":3215,"type":"webpage","container-title":"City of Toronto Open Data Portal","language":"en","title":"Street Furniture - Bicycle Parking","URL":"https://open.toronto.ca/dataset/","author":[{"literal":"City of Toronto"}],"accessed":{"date-parts":[["2024",12,30]]},"issued":{"date-parts":[["2023"]]},"citation-key":"cityoftorontoStreetFurnitureBicycle2023"}}],"schema":"https://github.com/citation-style-language/schema/raw/master/csl-citation.json"} </w:instrText>
             </w:r>
             <w:r>
               <w:fldChar w:fldCharType="separate"/>
@@ -16323,7 +16443,7 @@
               <w:rPr>
                 <w:noProof/>
               </w:rPr>
-              <w:t>[71]</w:t>
+              <w:t>[76]</w:t>
             </w:r>
             <w:r>
               <w:fldChar w:fldCharType="end"/>
@@ -16439,7 +16559,7 @@
               <w:fldChar w:fldCharType="begin"/>
             </w:r>
             <w:r>
-              <w:instrText xml:space="preserve"> ADDIN ZOTERO_ITEM CSL_CITATION {"citationID":"Z71gllNI","properties":{"formattedCitation":"[72]","plainCitation":"[72]","noteIndex":0},"citationItems":[{"id":3217,"uris":["http://zotero.org/users/6749620/items/KC32C9RQ"],"itemData":{"id":3217,"type":"webpage","container-title":"City of Toronto Open Data Portal","language":"en","title":"Street Furniture - Transit Shelter","URL":"https://open.toronto.ca/dataset/","author":[{"literal":"City of Toronto"}],"accessed":{"date-parts":[["2024",12,30]]},"issued":{"date-parts":[["2023"]]},"citation-key":"cityoftorontoStreetFurnitureTransit2023"}}],"schema":"https://github.com/citation-style-language/schema/raw/master/csl-citation.json"} </w:instrText>
+              <w:instrText xml:space="preserve"> ADDIN ZOTERO_ITEM CSL_CITATION {"citationID":"Z71gllNI","properties":{"formattedCitation":"[77]","plainCitation":"[77]","noteIndex":0},"citationItems":[{"id":3217,"uris":["http://zotero.org/users/6749620/items/KC32C9RQ"],"itemData":{"id":3217,"type":"webpage","container-title":"City of Toronto Open Data Portal","language":"en","title":"Street Furniture - Transit Shelter","URL":"https://open.toronto.ca/dataset/","author":[{"literal":"City of Toronto"}],"accessed":{"date-parts":[["2024",12,30]]},"issued":{"date-parts":[["2023"]]},"citation-key":"cityoftorontoStreetFurnitureTransit2023"}}],"schema":"https://github.com/citation-style-language/schema/raw/master/csl-citation.json"} </w:instrText>
             </w:r>
             <w:r>
               <w:fldChar w:fldCharType="separate"/>
@@ -16448,7 +16568,7 @@
               <w:rPr>
                 <w:noProof/>
               </w:rPr>
-              <w:t>[72]</w:t>
+              <w:t>[77]</w:t>
             </w:r>
             <w:r>
               <w:fldChar w:fldCharType="end"/>
@@ -16572,7 +16692,7 @@
               <w:fldChar w:fldCharType="begin"/>
             </w:r>
             <w:r>
-              <w:instrText xml:space="preserve"> ADDIN ZOTERO_ITEM CSL_CITATION {"citationID":"Up7LnX1h","properties":{"formattedCitation":"[73]","plainCitation":"[73]","noteIndex":0},"citationItems":[{"id":3219,"uris":["http://zotero.org/users/6749620/items/6FAQQXRQ"],"itemData":{"id":3219,"type":"webpage","container-title":"City of Toronto Open Data Portal","language":"en","title":"Street Furniture - Information Pillar-Wayfinding Structure","URL":"https://open.toronto.ca/dataset/","author":[{"literal":"City of Toronto"}],"accessed":{"date-parts":[["2024",12,30]]},"issued":{"date-parts":[["2023"]]},"citation-key":"cityoftorontoStreetFurnitureInformation2023"}}],"schema":"https://github.com/citation-style-language/schema/raw/master/csl-citation.json"} </w:instrText>
+              <w:instrText xml:space="preserve"> ADDIN ZOTERO_ITEM CSL_CITATION {"citationID":"Up7LnX1h","properties":{"formattedCitation":"[78]","plainCitation":"[78]","noteIndex":0},"citationItems":[{"id":3219,"uris":["http://zotero.org/users/6749620/items/6FAQQXRQ"],"itemData":{"id":3219,"type":"webpage","container-title":"City of Toronto Open Data Portal","language":"en","title":"Street Furniture - Information Pillar-Wayfinding Structure","URL":"https://open.toronto.ca/dataset/","author":[{"literal":"City of Toronto"}],"accessed":{"date-parts":[["2024",12,30]]},"issued":{"date-parts":[["2023"]]},"citation-key":"cityoftorontoStreetFurnitureInformation2023"}}],"schema":"https://github.com/citation-style-language/schema/raw/master/csl-citation.json"} </w:instrText>
             </w:r>
             <w:r>
               <w:fldChar w:fldCharType="separate"/>
@@ -16581,7 +16701,7 @@
               <w:rPr>
                 <w:noProof/>
               </w:rPr>
-              <w:t>[73]</w:t>
+              <w:t>[78]</w:t>
             </w:r>
             <w:r>
               <w:fldChar w:fldCharType="end"/>
@@ -16700,7 +16820,7 @@
               <w:fldChar w:fldCharType="begin"/>
             </w:r>
             <w:r>
-              <w:instrText xml:space="preserve"> ADDIN ZOTERO_ITEM CSL_CITATION {"citationID":"QN4xAOGD","properties":{"formattedCitation":"[74]","plainCitation":"[74]","noteIndex":0},"citationItems":[{"id":3221,"uris":["http://zotero.org/users/6749620/items/C7S3DA98"],"itemData":{"id":3221,"type":"webpage","container-title":"City of Toronto Open Data Portal","language":"en","title":"Street Furniture - Litter Receptacle","URL":"https://open.toronto.ca/dataset/","author":[{"literal":"City of Toronto"}],"accessed":{"date-parts":[["2024",12,30]]},"issued":{"date-parts":[["2023"]]},"citation-key":"cityoftorontoStreetFurnitureLitter2023"}}],"schema":"https://github.com/citation-style-language/schema/raw/master/csl-citation.json"} </w:instrText>
+              <w:instrText xml:space="preserve"> ADDIN ZOTERO_ITEM CSL_CITATION {"citationID":"QN4xAOGD","properties":{"formattedCitation":"[79]","plainCitation":"[79]","noteIndex":0},"citationItems":[{"id":3221,"uris":["http://zotero.org/users/6749620/items/C7S3DA98"],"itemData":{"id":3221,"type":"webpage","container-title":"City of Toronto Open Data Portal","language":"en","title":"Street Furniture - Litter Receptacle","URL":"https://open.toronto.ca/dataset/","author":[{"literal":"City of Toronto"}],"accessed":{"date-parts":[["2024",12,30]]},"issued":{"date-parts":[["2023"]]},"citation-key":"cityoftorontoStreetFurnitureLitter2023"}}],"schema":"https://github.com/citation-style-language/schema/raw/master/csl-citation.json"} </w:instrText>
             </w:r>
             <w:r>
               <w:fldChar w:fldCharType="separate"/>
@@ -16709,7 +16829,7 @@
               <w:rPr>
                 <w:noProof/>
               </w:rPr>
-              <w:t>[74]</w:t>
+              <w:t>[79]</w:t>
             </w:r>
             <w:r>
               <w:fldChar w:fldCharType="end"/>
@@ -16828,7 +16948,7 @@
               <w:fldChar w:fldCharType="begin"/>
             </w:r>
             <w:r>
-              <w:instrText xml:space="preserve"> ADDIN ZOTERO_ITEM CSL_CITATION {"citationID":"7xpmxqMl","properties":{"formattedCitation":"[75]","plainCitation":"[75]","noteIndex":0},"citationItems":[{"id":3223,"uris":["http://zotero.org/users/6749620/items/ATK5QTMP"],"itemData":{"id":3223,"type":"webpage","container-title":"City of Toronto Open Data Portal","language":"en","title":"School Locations - All Types","URL":"https://open.toronto.ca/dataset/","author":[{"literal":"City of Toronto"}],"accessed":{"date-parts":[["2024",12,30]]},"issued":{"date-parts":[["2023"]]},"citation-key":"cityoftorontoSchoolLocationsAll2023"}}],"schema":"https://github.com/citation-style-language/schema/raw/master/csl-citation.json"} </w:instrText>
+              <w:instrText xml:space="preserve"> ADDIN ZOTERO_ITEM CSL_CITATION {"citationID":"7xpmxqMl","properties":{"formattedCitation":"[80]","plainCitation":"[80]","noteIndex":0},"citationItems":[{"id":3223,"uris":["http://zotero.org/users/6749620/items/ATK5QTMP"],"itemData":{"id":3223,"type":"webpage","container-title":"City of Toronto Open Data Portal","language":"en","title":"School Locations - All Types","URL":"https://open.toronto.ca/dataset/","author":[{"literal":"City of Toronto"}],"accessed":{"date-parts":[["2024",12,30]]},"issued":{"date-parts":[["2023"]]},"citation-key":"cityoftorontoSchoolLocationsAll2023"}}],"schema":"https://github.com/citation-style-language/schema/raw/master/csl-citation.json"} </w:instrText>
             </w:r>
             <w:r>
               <w:fldChar w:fldCharType="separate"/>
@@ -16837,7 +16957,7 @@
               <w:rPr>
                 <w:noProof/>
               </w:rPr>
-              <w:t>[75]</w:t>
+              <w:t>[80]</w:t>
             </w:r>
             <w:r>
               <w:fldChar w:fldCharType="end"/>
@@ -16944,7 +17064,6 @@
               <w:pStyle w:val="MDPI42tablebody"/>
             </w:pPr>
             <w:r>
-              <w:lastRenderedPageBreak/>
               <w:t>Childcare Centers</w:t>
             </w:r>
             <w:r>
@@ -16954,7 +17073,7 @@
               <w:fldChar w:fldCharType="begin"/>
             </w:r>
             <w:r>
-              <w:instrText xml:space="preserve"> ADDIN ZOTERO_ITEM CSL_CITATION {"citationID":"8zk7QTC3","properties":{"formattedCitation":"[76]","plainCitation":"[76]","noteIndex":0},"citationItems":[{"id":3225,"uris":["http://zotero.org/users/6749620/items/SZVMZEVD"],"itemData":{"id":3225,"type":"webpage","container-title":"City of Toronto Open Data Portal","language":"en","title":"Licensed Child Care Centres","URL":"https://open.toronto.ca/dataset/","author":[{"literal":"City of Toronto"}],"accessed":{"date-parts":[["2024",12,30]]},"issued":{"date-parts":[["2023"]]},"citation-key":"cityoftorontoLicensedChildCare2023"}}],"schema":"https://github.com/citation-style-language/schema/raw/master/csl-citation.json"} </w:instrText>
+              <w:instrText xml:space="preserve"> ADDIN ZOTERO_ITEM CSL_CITATION {"citationID":"8zk7QTC3","properties":{"formattedCitation":"[81]","plainCitation":"[81]","noteIndex":0},"citationItems":[{"id":3225,"uris":["http://zotero.org/users/6749620/items/SZVMZEVD"],"itemData":{"id":3225,"type":"webpage","container-title":"City of Toronto Open Data Portal","language":"en","title":"Licensed Child Care Centres","URL":"https://open.toronto.ca/dataset/","author":[{"literal":"City of Toronto"}],"accessed":{"date-parts":[["2024",12,30]]},"issued":{"date-parts":[["2023"]]},"citation-key":"cityoftorontoLicensedChildCare2023"}}],"schema":"https://github.com/citation-style-language/schema/raw/master/csl-citation.json"} </w:instrText>
             </w:r>
             <w:r>
               <w:fldChar w:fldCharType="separate"/>
@@ -16963,7 +17082,7 @@
               <w:rPr>
                 <w:noProof/>
               </w:rPr>
-              <w:t>[76]</w:t>
+              <w:t>[81]</w:t>
             </w:r>
             <w:r>
               <w:fldChar w:fldCharType="end"/>
@@ -17088,7 +17207,7 @@
               <w:fldChar w:fldCharType="begin"/>
             </w:r>
             <w:r>
-              <w:instrText xml:space="preserve"> ADDIN ZOTERO_ITEM CSL_CITATION {"citationID":"SSu8aWqc","properties":{"formattedCitation":"[77]","plainCitation":"[77]","noteIndex":0},"citationItems":[{"id":3227,"uris":["http://zotero.org/users/6749620/items/V4UT2BYA"],"itemData":{"id":3227,"type":"webpage","container-title":"City of Toronto Open Data Portal","language":"en","title":"Public Art","URL":"https://open.toronto.ca/dataset/","author":[{"literal":"City of Toronto"}],"accessed":{"date-parts":[["2024",12,30]]},"issued":{"date-parts":[["2023"]]},"citation-key":"cityoftorontoPublicArt2023"}}],"schema":"https://github.com/citation-style-language/schema/raw/master/csl-citation.json"} </w:instrText>
+              <w:instrText xml:space="preserve"> ADDIN ZOTERO_ITEM CSL_CITATION {"citationID":"SSu8aWqc","properties":{"formattedCitation":"[82]","plainCitation":"[82]","noteIndex":0},"citationItems":[{"id":3227,"uris":["http://zotero.org/users/6749620/items/V4UT2BYA"],"itemData":{"id":3227,"type":"webpage","container-title":"City of Toronto Open Data Portal","language":"en","title":"Public Art","URL":"https://open.toronto.ca/dataset/","author":[{"literal":"City of Toronto"}],"accessed":{"date-parts":[["2024",12,30]]},"issued":{"date-parts":[["2023"]]},"citation-key":"cityoftorontoPublicArt2023"}}],"schema":"https://github.com/citation-style-language/schema/raw/master/csl-citation.json"} </w:instrText>
             </w:r>
             <w:r>
               <w:fldChar w:fldCharType="separate"/>
@@ -17097,7 +17216,7 @@
               <w:rPr>
                 <w:noProof/>
               </w:rPr>
-              <w:t>[77]</w:t>
+              <w:t>[82]</w:t>
             </w:r>
             <w:r>
               <w:fldChar w:fldCharType="end"/>
@@ -17216,7 +17335,7 @@
               <w:fldChar w:fldCharType="begin"/>
             </w:r>
             <w:r>
-              <w:instrText xml:space="preserve"> ADDIN ZOTERO_ITEM CSL_CITATION {"citationID":"yz4rexhb","properties":{"formattedCitation":"[78]","plainCitation":"[78]","noteIndex":0},"citationItems":[{"id":3229,"uris":["http://zotero.org/users/6749620/items/IBC8DRQ4"],"itemData":{"id":3229,"type":"webpage","container-title":"City of Toronto Open Data Portal","language":"en","title":"Cultural Hotspot - Points of Interest","URL":"https://open.toronto.ca/dataset/","author":[{"literal":"City of Toronto"}],"accessed":{"date-parts":[["2024",12,30]]},"issued":{"date-parts":[["2023"]]},"citation-key":"cityoftorontoCulturalHotspotPoints2023"}}],"schema":"https://github.com/citation-style-language/schema/raw/master/csl-citation.json"} </w:instrText>
+              <w:instrText xml:space="preserve"> ADDIN ZOTERO_ITEM CSL_CITATION {"citationID":"yz4rexhb","properties":{"formattedCitation":"[83]","plainCitation":"[83]","noteIndex":0},"citationItems":[{"id":3229,"uris":["http://zotero.org/users/6749620/items/IBC8DRQ4"],"itemData":{"id":3229,"type":"webpage","container-title":"City of Toronto Open Data Portal","language":"en","title":"Cultural Hotspot - Points of Interest","URL":"https://open.toronto.ca/dataset/","author":[{"literal":"City of Toronto"}],"accessed":{"date-parts":[["2024",12,30]]},"issued":{"date-parts":[["2023"]]},"citation-key":"cityoftorontoCulturalHotspotPoints2023"}}],"schema":"https://github.com/citation-style-language/schema/raw/master/csl-citation.json"} </w:instrText>
             </w:r>
             <w:r>
               <w:fldChar w:fldCharType="separate"/>
@@ -17225,7 +17344,7 @@
               <w:rPr>
                 <w:noProof/>
               </w:rPr>
-              <w:t>[78]</w:t>
+              <w:t>[83]</w:t>
             </w:r>
             <w:r>
               <w:fldChar w:fldCharType="end"/>
@@ -17342,7 +17461,7 @@
               <w:fldChar w:fldCharType="begin"/>
             </w:r>
             <w:r>
-              <w:instrText xml:space="preserve"> ADDIN ZOTERO_ITEM CSL_CITATION {"citationID":"IKiLR20W","properties":{"formattedCitation":"[79]","plainCitation":"[79]","noteIndex":0},"citationItems":[{"id":3231,"uris":["http://zotero.org/users/6749620/items/5HEVKMQQ"],"itemData":{"id":3231,"type":"webpage","container-title":"City of Toronto Open Data Portal","language":"en","title":"Places of Worship","URL":"https://open.toronto.ca/dataset/","author":[{"literal":"City of Toronto"}],"accessed":{"date-parts":[["2024",12,30]]},"issued":{"date-parts":[["2023"]]},"citation-key":"cityoftorontoPlacesWorship2023"}}],"schema":"https://github.com/citation-style-language/schema/raw/master/csl-citation.json"} </w:instrText>
+              <w:instrText xml:space="preserve"> ADDIN ZOTERO_ITEM CSL_CITATION {"citationID":"IKiLR20W","properties":{"formattedCitation":"[84]","plainCitation":"[84]","noteIndex":0},"citationItems":[{"id":3231,"uris":["http://zotero.org/users/6749620/items/5HEVKMQQ"],"itemData":{"id":3231,"type":"webpage","container-title":"City of Toronto Open Data Portal","language":"en","title":"Places of Worship","URL":"https://open.toronto.ca/dataset/","author":[{"literal":"City of Toronto"}],"accessed":{"date-parts":[["2024",12,30]]},"issued":{"date-parts":[["2023"]]},"citation-key":"cityoftorontoPlacesWorship2023"}}],"schema":"https://github.com/citation-style-language/schema/raw/master/csl-citation.json"} </w:instrText>
             </w:r>
             <w:r>
               <w:fldChar w:fldCharType="separate"/>
@@ -17351,7 +17470,7 @@
               <w:rPr>
                 <w:noProof/>
               </w:rPr>
-              <w:t>[79]</w:t>
+              <w:t>[84]</w:t>
             </w:r>
             <w:r>
               <w:fldChar w:fldCharType="end"/>
@@ -17431,15 +17550,7 @@
               <w:jc w:val="left"/>
             </w:pPr>
             <w:r>
-              <w:t xml:space="preserve">Religious locations such as churches, synagogues, temples, ashrams, mosques, </w:t>
-            </w:r>
-            <w:proofErr w:type="spellStart"/>
-            <w:r>
-              <w:t>etc</w:t>
-            </w:r>
-            <w:proofErr w:type="spellEnd"/>
-            <w:r>
-              <w:t xml:space="preserve"> (one-off capture as of 2006)</w:t>
+              <w:t>Religious locations such as churches, synagogues, temples, ashrams, mosques, etc (one-off capture as of 2006)</w:t>
             </w:r>
           </w:p>
         </w:tc>
@@ -17492,7 +17603,7 @@
               <w:fldChar w:fldCharType="begin"/>
             </w:r>
             <w:r>
-              <w:instrText xml:space="preserve"> ADDIN ZOTERO_ITEM CSL_CITATION {"citationID":"v55iddW1","properties":{"formattedCitation":"[80]","plainCitation":"[80]","noteIndex":0},"citationItems":[{"id":3233,"uris":["http://zotero.org/users/6749620/items/XNBNQEZ4"],"itemData":{"id":3233,"type":"webpage","abstract":"Major Crime Indicators (MCI) occurrences by reported date.","container-title":"Public Safety Data Portal","language":"en-ca","title":"Major Crime Indicators Open Data","URL":"https://data.torontopolice.on.ca/datasets/TorontoPS::major-crime-indicators-open-data/about","author":[{"literal":"Toronto Police Service"}],"accessed":{"date-parts":[["2024",12,30]]},"issued":{"date-parts":[["2023"]]},"citation-key":"torontopoliceserviceMajorCrimeIndicators2023"}}],"schema":"https://github.com/citation-style-language/schema/raw/master/csl-citation.json"} </w:instrText>
+              <w:instrText xml:space="preserve"> ADDIN ZOTERO_ITEM CSL_CITATION {"citationID":"v55iddW1","properties":{"formattedCitation":"[85]","plainCitation":"[85]","noteIndex":0},"citationItems":[{"id":3233,"uris":["http://zotero.org/users/6749620/items/XNBNQEZ4"],"itemData":{"id":3233,"type":"webpage","abstract":"Major Crime Indicators (MCI) occurrences by reported date.","container-title":"Public Safety Data Portal","language":"en-ca","title":"Major Crime Indicators Open Data","URL":"https://data.torontopolice.on.ca/datasets/TorontoPS::major-crime-indicators-open-data/about","author":[{"literal":"Toronto Police Service"}],"accessed":{"date-parts":[["2024",12,30]]},"issued":{"date-parts":[["2023"]]},"citation-key":"torontopoliceserviceMajorCrimeIndicators2023"}}],"schema":"https://github.com/citation-style-language/schema/raw/master/csl-citation.json"} </w:instrText>
             </w:r>
             <w:r>
               <w:fldChar w:fldCharType="separate"/>
@@ -17501,7 +17612,7 @@
               <w:rPr>
                 <w:noProof/>
               </w:rPr>
-              <w:t>[80]</w:t>
+              <w:t>[85]</w:t>
             </w:r>
             <w:r>
               <w:fldChar w:fldCharType="end"/>
@@ -18086,6 +18197,9 @@
       <w:r>
         <w:t>Outcome Modelling</w:t>
       </w:r>
+      <w:r>
+        <w:t xml:space="preserve"> Approach</w:t>
+      </w:r>
     </w:p>
     <w:p>
       <w:pPr>
@@ -18095,21 +18209,7 @@
         <w:rPr>
           <w:lang w:val="en"/>
         </w:rPr>
-        <w:t>For the case study, we applied Automated Machine Learning (</w:t>
-      </w:r>
-      <w:proofErr w:type="spellStart"/>
-      <w:r>
-        <w:rPr>
-          <w:lang w:val="en"/>
-        </w:rPr>
-        <w:t>AutoML</w:t>
-      </w:r>
-      <w:proofErr w:type="spellEnd"/>
-      <w:r>
-        <w:rPr>
-          <w:lang w:val="en"/>
-        </w:rPr>
-        <w:t xml:space="preserve">) for the outcome modelling component </w:t>
+        <w:t xml:space="preserve">For the case study, we applied Automated Machine Learning (AutoML) for the outcome modelling component </w:t>
       </w:r>
       <w:r>
         <w:rPr>
@@ -18157,7 +18257,14 @@
         <w:rPr>
           <w:lang w:val="en"/>
         </w:rPr>
-        <w:t>and models</w:t>
+        <w:t xml:space="preserve">and </w:t>
+      </w:r>
+      <w:r>
+        <w:rPr>
+          <w:lang w:val="en"/>
+        </w:rPr>
+        <w:lastRenderedPageBreak/>
+        <w:t>models</w:t>
       </w:r>
       <w:r>
         <w:rPr>
@@ -18175,7 +18282,7 @@
         <w:rPr>
           <w:lang w:val="en"/>
         </w:rPr>
-        <w:instrText xml:space="preserve"> ADDIN ZOTERO_ITEM CSL_CITATION {"citationID":"N0nnNcku","properties":{"formattedCitation":"[81]","plainCitation":"[81]","noteIndex":0},"citationItems":[{"id":1649,"uris":["http://zotero.org/users/6749620/items/V4LN3Y27"],"itemData":{"id":1649,"type":"chapter","abstract":"Automated machine learning (AutoML) is the sub-field of machine learning that aims at automating, to some extend, all stages of the design of a machine learning system. In the context of supervised learning, AutoML is concerned with feature extraction, preprocessing, model design, and post processing. Major contributions and achievements in AutoML have been taking place during the recent decade. We are, therefore, in perfect timing to look back and realize what we have learned. This chapter aims to summarize the main findings in the early years of AutoML. More specifically, in this chapter an introduction to AutoML for supervised learning is provided and a historical review of progress in this field is presented. Likewise, the main paradigms of AutoML are described and research opportunities are outlined.","collection-title":"Natural Computing Series","container-title":"Automated Design of Machine Learning and Search Algorithms","event-place":"Cham","ISBN":"978-3-030-72069-8","language":"en","note":"DOI: 10.1007/978-3-030-72069-8_2","page":"11-28","publisher":"Springer International Publishing","publisher-place":"Cham","source":"Springer Link","title":"Automated Machine Learning—A Brief Review at the End of the Early Years","URL":"https://doi.org/10.1007/978-3-030-72069-8_2","author":[{"family":"Escalante","given":"Hugo Jair"}],"editor":[{"family":"Pillay","given":"Nelishia"},{"family":"Qu","given":"Rong"}],"accessed":{"date-parts":[["2022",6,19]]},"issued":{"date-parts":[["2021"]]},"citation-key":"escalanteAutomatedMachineLearning2021"}}],"schema":"https://github.com/citation-style-language/schema/raw/master/csl-citation.json"} </w:instrText>
+        <w:instrText xml:space="preserve"> ADDIN ZOTERO_ITEM CSL_CITATION {"citationID":"N0nnNcku","properties":{"formattedCitation":"[86]","plainCitation":"[86]","noteIndex":0},"citationItems":[{"id":1649,"uris":["http://zotero.org/users/6749620/items/V4LN3Y27"],"itemData":{"id":1649,"type":"chapter","abstract":"Automated machine learning (AutoML) is the sub-field of machine learning that aims at automating, to some extend, all stages of the design of a machine learning system. In the context of supervised learning, AutoML is concerned with feature extraction, preprocessing, model design, and post processing. Major contributions and achievements in AutoML have been taking place during the recent decade. We are, therefore, in perfect timing to look back and realize what we have learned. This chapter aims to summarize the main findings in the early years of AutoML. More specifically, in this chapter an introduction to AutoML for supervised learning is provided and a historical review of progress in this field is presented. Likewise, the main paradigms of AutoML are described and research opportunities are outlined.","collection-title":"Natural Computing Series","container-title":"Automated Design of Machine Learning and Search Algorithms","event-place":"Cham","ISBN":"978-3-030-72069-8","language":"en","note":"DOI: 10.1007/978-3-030-72069-8_2","page":"11-28","publisher":"Springer International Publishing","publisher-place":"Cham","source":"Springer Link","title":"Automated Machine Learning—A Brief Review at the End of the Early Years","URL":"https://doi.org/10.1007/978-3-030-72069-8_2","author":[{"family":"Escalante","given":"Hugo Jair"}],"editor":[{"family":"Pillay","given":"Nelishia"},{"family":"Qu","given":"Rong"}],"accessed":{"date-parts":[["2022",6,19]]},"issued":{"date-parts":[["2021"]]},"citation-key":"escalanteAutomatedMachineLearning2021"}}],"schema":"https://github.com/citation-style-language/schema/raw/master/csl-citation.json"} </w:instrText>
       </w:r>
       <w:r>
         <w:rPr>
@@ -18188,7 +18295,7 @@
           <w:noProof/>
           <w:lang w:val="en"/>
         </w:rPr>
-        <w:t>[81]</w:t>
+        <w:t>[86]</w:t>
       </w:r>
       <w:r>
         <w:rPr>
@@ -18230,21 +18337,7 @@
         <w:rPr>
           <w:lang w:val="en"/>
         </w:rPr>
-        <w:t xml:space="preserve"> two python packages for </w:t>
-      </w:r>
-      <w:proofErr w:type="spellStart"/>
-      <w:r>
-        <w:rPr>
-          <w:lang w:val="en"/>
-        </w:rPr>
-        <w:t>AutoML</w:t>
-      </w:r>
-      <w:proofErr w:type="spellEnd"/>
-      <w:r>
-        <w:rPr>
-          <w:lang w:val="en"/>
-        </w:rPr>
-        <w:t xml:space="preserve">: </w:t>
+        <w:t xml:space="preserve"> two python packages for AutoML: </w:t>
       </w:r>
       <w:r>
         <w:rPr>
@@ -18252,39 +18345,243 @@
           <w:iCs/>
           <w:lang w:val="en"/>
         </w:rPr>
-        <w:t>auto-</w:t>
-      </w:r>
-      <w:proofErr w:type="spellStart"/>
+        <w:t>auto-sklearn</w:t>
+      </w:r>
+      <w:r>
+        <w:rPr>
+          <w:lang w:val="en"/>
+        </w:rPr>
+        <w:t xml:space="preserve"> and </w:t>
+      </w:r>
       <w:r>
         <w:rPr>
           <w:i/>
           <w:iCs/>
           <w:lang w:val="en"/>
         </w:rPr>
-        <w:t>sklearn</w:t>
-      </w:r>
-      <w:proofErr w:type="spellEnd"/>
-      <w:r>
-        <w:rPr>
-          <w:lang w:val="en"/>
-        </w:rPr>
-        <w:t xml:space="preserve"> and </w:t>
-      </w:r>
-      <w:proofErr w:type="spellStart"/>
+        <w:t>tpot</w:t>
+      </w:r>
+      <w:r>
+        <w:rPr>
+          <w:lang w:val="en"/>
+        </w:rPr>
+        <w:t xml:space="preserve">. The package </w:t>
+      </w:r>
       <w:r>
         <w:rPr>
           <w:i/>
           <w:iCs/>
           <w:lang w:val="en"/>
         </w:rPr>
-        <w:t>tpot</w:t>
-      </w:r>
-      <w:proofErr w:type="spellEnd"/>
-      <w:r>
-        <w:rPr>
-          <w:lang w:val="en"/>
-        </w:rPr>
-        <w:t xml:space="preserve">. The package </w:t>
+        <w:t>auto-sklearn</w:t>
+      </w:r>
+      <w:r>
+        <w:rPr>
+          <w:lang w:val="en"/>
+        </w:rPr>
+        <w:t xml:space="preserve"> use</w:t>
+      </w:r>
+      <w:r>
+        <w:rPr>
+          <w:lang w:val="en"/>
+        </w:rPr>
+        <w:t>s</w:t>
+      </w:r>
+      <w:r>
+        <w:rPr>
+          <w:lang w:val="en"/>
+        </w:rPr>
+        <w:t xml:space="preserve"> </w:t>
+      </w:r>
+      <w:r>
+        <w:rPr>
+          <w:lang w:val="en"/>
+        </w:rPr>
+        <w:t>Bayesian</w:t>
+      </w:r>
+      <w:r>
+        <w:rPr>
+          <w:lang w:val="en"/>
+        </w:rPr>
+        <w:t xml:space="preserve"> optimization</w:t>
+      </w:r>
+      <w:r>
+        <w:rPr>
+          <w:lang w:val="en"/>
+        </w:rPr>
+        <w:t xml:space="preserve"> </w:t>
+      </w:r>
+      <w:r>
+        <w:rPr>
+          <w:lang w:val="en"/>
+        </w:rPr>
+        <w:fldChar w:fldCharType="begin"/>
+      </w:r>
+      <w:r>
+        <w:rPr>
+          <w:lang w:val="en"/>
+        </w:rPr>
+        <w:instrText xml:space="preserve"> ADDIN ZOTERO_ITEM CSL_CITATION {"citationID":"tnmdlVZN","properties":{"formattedCitation":"[87]","plainCitation":"[87]","noteIndex":0},"citationItems":[{"id":800,"uris":["http://zotero.org/users/6749620/items/YS8IMQNU"],"itemData":{"id":800,"type":"chapter","container-title":"Advances in Neural Information Processing Systems 25","page":"2951–2959","publisher":"Curran Associates, Inc.","source":"Neural Information Processing Systems","title":"Practical Bayesian Optimization of Machine Learning Algorithms","author":[{"family":"Snoek","given":"Jasper"},{"family":"Larochelle","given":"Hugo"},{"family":"Adams","given":"Ryan P"}],"editor":[{"family":"Pereira","given":"F."},{"family":"Burges","given":"C. J. C."},{"family":"Bottou","given":"L."},{"family":"Weinberger","given":"K. Q."}],"accessed":{"date-parts":[["2020",9,26]]},"issued":{"date-parts":[["2012"]]},"citation-key":"snoekPracticalBayesianOptimization2012"}}],"schema":"https://github.com/citation-style-language/schema/raw/master/csl-citation.json"} </w:instrText>
+      </w:r>
+      <w:r>
+        <w:rPr>
+          <w:lang w:val="en"/>
+        </w:rPr>
+        <w:fldChar w:fldCharType="separate"/>
+      </w:r>
+      <w:r>
+        <w:rPr>
+          <w:noProof/>
+          <w:lang w:val="en"/>
+        </w:rPr>
+        <w:t>[87]</w:t>
+      </w:r>
+      <w:r>
+        <w:rPr>
+          <w:lang w:val="en"/>
+        </w:rPr>
+        <w:fldChar w:fldCharType="end"/>
+      </w:r>
+      <w:r>
+        <w:rPr>
+          <w:lang w:val="en"/>
+        </w:rPr>
+        <w:t>, meta-learning</w:t>
+      </w:r>
+      <w:r>
+        <w:rPr>
+          <w:lang w:val="en"/>
+        </w:rPr>
+        <w:t xml:space="preserve"> </w:t>
+      </w:r>
+      <w:r>
+        <w:rPr>
+          <w:lang w:val="en"/>
+        </w:rPr>
+        <w:fldChar w:fldCharType="begin"/>
+      </w:r>
+      <w:r>
+        <w:rPr>
+          <w:lang w:val="en"/>
+        </w:rPr>
+        <w:instrText xml:space="preserve"> ADDIN ZOTERO_ITEM CSL_CITATION {"citationID":"U1uW3KD2","properties":{"formattedCitation":"[88]","plainCitation":"[88]","noteIndex":0},"citationItems":[{"id":1986,"uris":["http://zotero.org/users/6749620/items/7VRJ7XM6"],"itemData":{"id":1986,"type":"article-journal","abstract":"Different researchers hold different views of what the term meta-learning exactlymeans. The first part of this paper provides our own perspective view in which the goal isto build self-adaptive learners (i.e. learning algorithms that improve their bias dynamicallythrough experience by accumulating meta-knowledge). The second part provides a survey ofmeta-learning as reported by the machine-learning literature. We find that, despite differentviews and research lines, a question remains constant: how can we exploit knowledge aboutlearning (i.e. meta-knowledge) to improve the performance of learning algorithms? Clearlythe answer to this question is key to the advancement of the field and continues being thesubject of intensive research.","container-title":"Artificial Intelligence Review","DOI":"10.1023/A:1019956318069","ISSN":"1573-7462","issue":"2","journalAbbreviation":"Artificial Intelligence Review","language":"en","page":"77-95","source":"Springer Link","title":"A Perspective View and Survey of Meta-Learning","volume":"18","author":[{"family":"Vilalta","given":"Ricardo"},{"family":"Drissi","given":"Youssef"}],"issued":{"date-parts":[["2002",6,1]]},"citation-key":"vilaltaPerspectiveViewSurvey2002"}}],"schema":"https://github.com/citation-style-language/schema/raw/master/csl-citation.json"} </w:instrText>
+      </w:r>
+      <w:r>
+        <w:rPr>
+          <w:lang w:val="en"/>
+        </w:rPr>
+        <w:fldChar w:fldCharType="separate"/>
+      </w:r>
+      <w:r>
+        <w:rPr>
+          <w:noProof/>
+          <w:lang w:val="en"/>
+        </w:rPr>
+        <w:t>[88]</w:t>
+      </w:r>
+      <w:r>
+        <w:rPr>
+          <w:lang w:val="en"/>
+        </w:rPr>
+        <w:fldChar w:fldCharType="end"/>
+      </w:r>
+      <w:r>
+        <w:rPr>
+          <w:lang w:val="en"/>
+        </w:rPr>
+        <w:t>, and ensemble construction</w:t>
+      </w:r>
+      <w:r>
+        <w:rPr>
+          <w:lang w:val="en"/>
+        </w:rPr>
+        <w:t xml:space="preserve"> </w:t>
+      </w:r>
+      <w:r>
+        <w:rPr>
+          <w:lang w:val="en"/>
+        </w:rPr>
+        <w:fldChar w:fldCharType="begin"/>
+      </w:r>
+      <w:r>
+        <w:rPr>
+          <w:lang w:val="en"/>
+        </w:rPr>
+        <w:instrText xml:space="preserve"> ADDIN ZOTERO_ITEM CSL_CITATION {"citationID":"nQvZjUXy","properties":{"formattedCitation":"[89]","plainCitation":"[89]","noteIndex":0},"citationItems":[{"id":1163,"uris":["http://zotero.org/users/6749620/items/D9TSECMD"],"itemData":{"id":1163,"type":"paper-conference","abstract":"We present a method for constructing ensembles from libraries of thousands of models. Model libraries are generated using different learning algorithms and parameter settings. Forward stepwise selection is used to add to the ensemble the models that maximize its performance. Ensemble selection allows ensembles to be optimized to performance metric such as accuracy, cross entropy, mean precision, or ROC Area. Experiments with seven test problems and ten metrics demonstrate the benefit of ensemble selection.","collection-title":"ICML '04","container-title":"Proceedings of the twenty-first international conference on Machine learning","DOI":"10.1145/1015330.1015432","event-place":"New York, NY, USA","ISBN":"978-1-58113-838-2","page":"18","publisher":"Association for Computing Machinery","publisher-place":"New York, NY, USA","source":"ACM Digital Library","title":"Ensemble selection from libraries of models","URL":"https://doi.org/10.1145/1015330.1015432","author":[{"family":"Caruana","given":"Rich"},{"family":"Niculescu-Mizil","given":"Alexandru"},{"family":"Crew","given":"Geoff"},{"family":"Ksikes","given":"Alex"}],"accessed":{"date-parts":[["2021",2,1]]},"issued":{"date-parts":[["2004",7,4]]},"citation-key":"caruanaEnsembleSelectionLibraries2004"}}],"schema":"https://github.com/citation-style-language/schema/raw/master/csl-citation.json"} </w:instrText>
+      </w:r>
+      <w:r>
+        <w:rPr>
+          <w:lang w:val="en"/>
+        </w:rPr>
+        <w:fldChar w:fldCharType="separate"/>
+      </w:r>
+      <w:r>
+        <w:rPr>
+          <w:noProof/>
+          <w:lang w:val="en"/>
+        </w:rPr>
+        <w:t>[89]</w:t>
+      </w:r>
+      <w:r>
+        <w:rPr>
+          <w:lang w:val="en"/>
+        </w:rPr>
+        <w:fldChar w:fldCharType="end"/>
+      </w:r>
+      <w:r>
+        <w:rPr>
+          <w:lang w:val="en"/>
+        </w:rPr>
+        <w:t xml:space="preserve"> to automatically select the best model from a test of several models and parameters</w:t>
+      </w:r>
+      <w:r>
+        <w:rPr>
+          <w:lang w:val="en"/>
+        </w:rPr>
+        <w:t xml:space="preserve"> </w:t>
+      </w:r>
+      <w:r>
+        <w:rPr>
+          <w:lang w:val="en"/>
+        </w:rPr>
+        <w:fldChar w:fldCharType="begin"/>
+      </w:r>
+      <w:r>
+        <w:rPr>
+          <w:lang w:val="en"/>
+        </w:rPr>
+        <w:instrText xml:space="preserve"> ADDIN ZOTERO_ITEM CSL_CITATION {"citationID":"TA6HuCNJ","properties":{"formattedCitation":"[90,91]","plainCitation":"[90,91]","noteIndex":0},"citationItems":[{"id":1838,"uris":["http://zotero.org/users/6749620/items/MPZ8F3N3"],"itemData":{"id":1838,"type":"article-journal","container-title":"Advances in neural information processing systems","source":"Google Scholar","title":"Efficient and robust automated machine learning","volume":"28","author":[{"family":"Feurer","given":"Matthias"},{"family":"Klein","given":"Aaron"},{"family":"Eggensperger","given":"Katharina"},{"family":"Springenberg","given":"Jost"},{"family":"Blum","given":"Manuel"},{"family":"Hutter","given":"Frank"}],"issued":{"date-parts":[["2015"]]},"citation-key":"feurerEfficientRobustAutomated2015"}},{"id":1180,"uris":["http://zotero.org/users/6749620/items/HHNIN4WU"],"itemData":{"id":1180,"type":"chapter","abstract":"The success of machine learning in a broad range of applications has led to an ever-growing demand for machine learning systems that can be used oﬀ the shelf by non-experts. To be eﬀective in practice, such systems need to automatically choose a good algorithm and feature preprocessing steps for a new dataset at hand, and also set their respective hyperparameters. Recent work has started to tackle this automated machine learning (AutoML) problem with the help of eﬃcient Bayesian optimization methods. Building on this, we introduce a robust new AutoML system based on the Python machine learning package scikit-learn (using 15 classiﬁers, 14 feature preprocessing methods, and 4 data preprocessing methods, giving rise to a structured hypothesis space with 110 hyperparameters). This system, which we dub Auto-sklearn, improves on existing AutoML methods by automatically taking into account past performance on similar datasets, and by constructing ensembles from the models evaluated during the optimization. Our system won six out of ten phases of the ﬁrst ChaLearn AutoML challenge, and our comprehensive analysis on over 100 diverse datasets shows that it substantially outperforms the previous state of the art in AutoML. We also demonstrate the performance gains due to each of our contributions and derive insights into the eﬀectiveness of the individual components of Auto-sklearn.","container-title":"Automated Machine Learning","event-place":"Cham","ISBN":"978-3-030-05317-8","language":"en","note":"collection-title: The Springer Series on Challenges in Machine Learning\nDOI: 10.1007/978-3-030-05318-5_6","page":"113-134","publisher":"Springer International Publishing","publisher-place":"Cham","source":"DOI.org (Crossref)","title":"Auto-sklearn: Efficient and Robust Automated Machine Learning","title-short":"Auto-sklearn","URL":"http://link.springer.com/10.1007/978-3-030-05318-5_6","editor":[{"family":"Hutter","given":"Frank"},{"family":"Kotthoff","given":"Lars"},{"family":"Vanschoren","given":"Joaquin"}],"author":[{"family":"Feurer","given":"Matthias"},{"family":"Klein","given":"Aaron"},{"family":"Eggensperger","given":"Katharina"},{"family":"Springenberg","given":"Jost Tobias"},{"family":"Blum","given":"Manuel"},{"family":"Hutter","given":"Frank"}],"accessed":{"date-parts":[["2021",2,7]]},"issued":{"date-parts":[["2019"]]},"citation-key":"feurerAutosklearnEfficientRobust2019"}}],"schema":"https://github.com/citation-style-language/schema/raw/master/csl-citation.json"} </w:instrText>
+      </w:r>
+      <w:r>
+        <w:rPr>
+          <w:lang w:val="en"/>
+        </w:rPr>
+        <w:fldChar w:fldCharType="separate"/>
+      </w:r>
+      <w:r>
+        <w:rPr>
+          <w:noProof/>
+          <w:lang w:val="en"/>
+        </w:rPr>
+        <w:t>[90,91]</w:t>
+      </w:r>
+      <w:r>
+        <w:rPr>
+          <w:lang w:val="en"/>
+        </w:rPr>
+        <w:fldChar w:fldCharType="end"/>
+      </w:r>
+      <w:r>
+        <w:rPr>
+          <w:lang w:val="en"/>
+        </w:rPr>
+        <w:t>.</w:t>
+      </w:r>
+      <w:r>
+        <w:rPr>
+          <w:lang w:val="en"/>
+        </w:rPr>
+        <w:t xml:space="preserve"> The package </w:t>
       </w:r>
       <w:r>
         <w:rPr>
@@ -18292,227 +18589,180 @@
           <w:iCs/>
           <w:lang w:val="en"/>
         </w:rPr>
-        <w:t>auto-</w:t>
-      </w:r>
-      <w:proofErr w:type="spellStart"/>
+        <w:t>tpot</w:t>
+      </w:r>
+      <w:r>
+        <w:rPr>
+          <w:lang w:val="en"/>
+        </w:rPr>
+        <w:t xml:space="preserve"> uses genetic </w:t>
+      </w:r>
+      <w:r>
+        <w:rPr>
+          <w:lang w:val="en"/>
+        </w:rPr>
+        <w:t>programming</w:t>
+      </w:r>
+      <w:r>
+        <w:rPr>
+          <w:lang w:val="en"/>
+        </w:rPr>
+        <w:t xml:space="preserve"> </w:t>
+      </w:r>
+      <w:r>
+        <w:rPr>
+          <w:lang w:val="en"/>
+        </w:rPr>
+        <w:fldChar w:fldCharType="begin"/>
+      </w:r>
+      <w:r>
+        <w:rPr>
+          <w:lang w:val="en"/>
+        </w:rPr>
+        <w:instrText xml:space="preserve"> ADDIN ZOTERO_ITEM CSL_CITATION {"citationID":"RGP9X19Z","properties":{"formattedCitation":"[92]","plainCitation":"[92]","noteIndex":0},"citationItems":[{"id":2292,"uris":["http://zotero.org/users/6749620/items/W7NQNMJL"],"itemData":{"id":2292,"type":"book","abstract":"Genetic programming (GP), one of the most advanced forms of evolutionary computation, has been highly successful as a technique for getting computers to automatically solve problems without having to tell them explicitly how. Since its inceptions more than ten years ago, GP has been used to solve practical problems in a variety of application fields. Along with this ad-hoc engineering approaches interest increased in how and why GP works. This book provides a coherent consolidation of recent work on the theoretical foundations of GP. A concise introduction to GP and genetic algorithms (GA) is followed by a discussion of fitness landscapes and other theoretical approaches to natural and artificial evolution. Having surveyed early approaches to GP theory it presents new exact schema analysis, showing that it applies to GP as well as to the simpler GAs. New results on the potentially infinite number of possible programs are followed by two chapters applying these new techniques.","ISBN":"978-3-662-04726-2","language":"en","note":"Google-Books-ID: zsaqCAAAQBAJ","number-of-pages":"265","publisher":"Springer Science &amp; Business Media","source":"Google Books","title":"Foundations of Genetic Programming","author":[{"family":"Langdon","given":"William B."},{"family":"Poli","given":"Riccardo"}],"issued":{"date-parts":[["2013",3,9]]},"citation-key":"langdonFoundationsGeneticProgramming2013"}}],"schema":"https://github.com/citation-style-language/schema/raw/master/csl-citation.json"} </w:instrText>
+      </w:r>
+      <w:r>
+        <w:rPr>
+          <w:lang w:val="en"/>
+        </w:rPr>
+        <w:fldChar w:fldCharType="separate"/>
+      </w:r>
+      <w:r>
+        <w:rPr>
+          <w:noProof/>
+          <w:lang w:val="en"/>
+        </w:rPr>
+        <w:t>[92]</w:t>
+      </w:r>
+      <w:r>
+        <w:rPr>
+          <w:lang w:val="en"/>
+        </w:rPr>
+        <w:fldChar w:fldCharType="end"/>
+      </w:r>
+      <w:r>
+        <w:rPr>
+          <w:lang w:val="en"/>
+        </w:rPr>
+        <w:t xml:space="preserve"> to automatically </w:t>
+      </w:r>
+      <w:r>
+        <w:rPr>
+          <w:lang w:val="en"/>
+        </w:rPr>
+        <w:t>optimize and design</w:t>
+      </w:r>
+      <w:r>
+        <w:rPr>
+          <w:lang w:val="en"/>
+        </w:rPr>
+        <w:t xml:space="preserve"> machine learning pipelines</w:t>
+      </w:r>
+      <w:r>
+        <w:rPr>
+          <w:lang w:val="en"/>
+        </w:rPr>
+        <w:t xml:space="preserve"> through pipeline operators</w:t>
+      </w:r>
+      <w:r>
+        <w:rPr>
+          <w:lang w:val="en"/>
+        </w:rPr>
+        <w:t xml:space="preserve">, including the </w:t>
+      </w:r>
+      <w:r>
+        <w:rPr>
+          <w:lang w:val="en"/>
+        </w:rPr>
+        <w:t>operations</w:t>
+      </w:r>
+      <w:r>
+        <w:rPr>
+          <w:lang w:val="en"/>
+        </w:rPr>
+        <w:t xml:space="preserve"> of feature engineering, model selection, and parameter tuning</w:t>
+      </w:r>
+      <w:r>
+        <w:rPr>
+          <w:lang w:val="en"/>
+        </w:rPr>
+        <w:t xml:space="preserve"> </w:t>
+      </w:r>
+      <w:r>
+        <w:rPr>
+          <w:lang w:val="en"/>
+        </w:rPr>
+        <w:fldChar w:fldCharType="begin"/>
+      </w:r>
+      <w:r>
+        <w:rPr>
+          <w:lang w:val="en"/>
+        </w:rPr>
+        <w:instrText xml:space="preserve"> ADDIN ZOTERO_ITEM CSL_CITATION {"citationID":"NKqpimaY","properties":{"formattedCitation":"[93,93]","plainCitation":"[93,93]","noteIndex":0},"citationItems":[{"id":1136,"uris":["http://zotero.org/users/6749620/items/87X5S4X6"],"itemData":{"id":1136,"type":"paper-conference","abstract":"As data science becomes more mainstream, there will be an ever-growing demand for data science tools that are more accessible, flexible, and scalable. In response to this demand, automated machine ...","container-title":"Workshop on Automatic Machine Learning","event-title":"Workshop on Automatic Machine Learning","language":"en","note":"ISSN: 1938-7228","page":"66-74","publisher":"PMLR","source":"proceedings.mlr.press","title":"TPOT: A Tree-based Pipeline Optimization Tool for Automating Machine Learning","title-short":"TPOT","URL":"http://proceedings.mlr.press/v64/olson_tpot_2016.html","author":[{"family":"Olson","given":"Randal S."},{"family":"Moore","given":"Jason H."}],"accessed":{"date-parts":[["2021",1,22]]},"issued":{"date-parts":[["2016",12,4]]},"citation-key":"olsonTPOTTreebasedPipeline2016"}},{"id":1136,"uris":["http://zotero.org/users/6749620/items/87X5S4X6"],"itemData":{"id":1136,"type":"paper-conference","abstract":"As data science becomes more mainstream, there will be an ever-growing demand for data science tools that are more accessible, flexible, and scalable. In response to this demand, automated machine ...","container-title":"Workshop on Automatic Machine Learning","event-title":"Workshop on Automatic Machine Learning","language":"en","note":"ISSN: 1938-7228","page":"66-74","publisher":"PMLR","source":"proceedings.mlr.press","title":"TPOT: A Tree-based Pipeline Optimization Tool for Automating Machine Learning","title-short":"TPOT","URL":"http://proceedings.mlr.press/v64/olson_tpot_2016.html","author":[{"family":"Olson","given":"Randal S."},{"family":"Moore","given":"Jason H."}],"accessed":{"date-parts":[["2021",1,22]]},"issued":{"date-parts":[["2016",12,4]]},"citation-key":"olsonTPOTTreebasedPipeline2016"}}],"schema":"https://github.com/citation-style-language/schema/raw/master/csl-citation.json"} </w:instrText>
+      </w:r>
+      <w:r>
+        <w:rPr>
+          <w:lang w:val="en"/>
+        </w:rPr>
+        <w:fldChar w:fldCharType="separate"/>
+      </w:r>
+      <w:r>
+        <w:rPr>
+          <w:noProof/>
+          <w:lang w:val="en"/>
+        </w:rPr>
+        <w:t>[93,93]</w:t>
+      </w:r>
+      <w:r>
+        <w:rPr>
+          <w:lang w:val="en"/>
+        </w:rPr>
+        <w:fldChar w:fldCharType="end"/>
+      </w:r>
+      <w:r>
+        <w:rPr>
+          <w:lang w:val="en"/>
+        </w:rPr>
+        <w:t>.</w:t>
+      </w:r>
+      <w:r>
+        <w:rPr>
+          <w:lang w:val="en"/>
+        </w:rPr>
+        <w:t xml:space="preserve"> For the variables sub-component, the output of the </w:t>
+      </w:r>
+      <w:r>
+        <w:rPr>
+          <w:lang w:val="en"/>
+        </w:rPr>
+        <w:t xml:space="preserve">spatial feature engineering </w:t>
+      </w:r>
+      <w:r>
+        <w:rPr>
+          <w:lang w:val="en"/>
+        </w:rPr>
+        <w:t>sub-component from the spatial data component was used</w:t>
+      </w:r>
+      <w:r>
+        <w:rPr>
+          <w:lang w:val="en"/>
+        </w:rPr>
+        <w:t xml:space="preserve">, while the models sub-component contained both </w:t>
+      </w:r>
       <w:r>
         <w:rPr>
           <w:i/>
           <w:iCs/>
           <w:lang w:val="en"/>
         </w:rPr>
-        <w:t>sklearn</w:t>
-      </w:r>
-      <w:proofErr w:type="spellEnd"/>
-      <w:r>
-        <w:rPr>
-          <w:lang w:val="en"/>
-        </w:rPr>
-        <w:t xml:space="preserve"> use</w:t>
-      </w:r>
-      <w:r>
-        <w:rPr>
-          <w:lang w:val="en"/>
-        </w:rPr>
-        <w:t>s</w:t>
-      </w:r>
-      <w:r>
-        <w:rPr>
-          <w:lang w:val="en"/>
-        </w:rPr>
-        <w:t xml:space="preserve"> </w:t>
-      </w:r>
-      <w:r>
-        <w:rPr>
-          <w:lang w:val="en"/>
-        </w:rPr>
-        <w:t>Bayesian</w:t>
-      </w:r>
-      <w:r>
-        <w:rPr>
-          <w:lang w:val="en"/>
-        </w:rPr>
-        <w:t xml:space="preserve"> optimization</w:t>
-      </w:r>
-      <w:r>
-        <w:rPr>
-          <w:lang w:val="en"/>
-        </w:rPr>
-        <w:t xml:space="preserve"> </w:t>
-      </w:r>
-      <w:r>
-        <w:rPr>
-          <w:lang w:val="en"/>
-        </w:rPr>
-        <w:fldChar w:fldCharType="begin"/>
-      </w:r>
-      <w:r>
-        <w:rPr>
-          <w:lang w:val="en"/>
-        </w:rPr>
-        <w:instrText xml:space="preserve"> ADDIN ZOTERO_ITEM CSL_CITATION {"citationID":"tnmdlVZN","properties":{"formattedCitation":"[82]","plainCitation":"[82]","noteIndex":0},"citationItems":[{"id":800,"uris":["http://zotero.org/users/6749620/items/YS8IMQNU"],"itemData":{"id":800,"type":"chapter","container-title":"Advances in Neural Information Processing Systems 25","page":"2951–2959","publisher":"Curran Associates, Inc.","source":"Neural Information Processing Systems","title":"Practical Bayesian Optimization of Machine Learning Algorithms","author":[{"family":"Snoek","given":"Jasper"},{"family":"Larochelle","given":"Hugo"},{"family":"Adams","given":"Ryan P"}],"editor":[{"family":"Pereira","given":"F."},{"family":"Burges","given":"C. J. C."},{"family":"Bottou","given":"L."},{"family":"Weinberger","given":"K. Q."}],"accessed":{"date-parts":[["2020",9,26]]},"issued":{"date-parts":[["2012"]]},"citation-key":"snoekPracticalBayesianOptimization2012"}}],"schema":"https://github.com/citation-style-language/schema/raw/master/csl-citation.json"} </w:instrText>
-      </w:r>
-      <w:r>
-        <w:rPr>
-          <w:lang w:val="en"/>
-        </w:rPr>
-        <w:fldChar w:fldCharType="separate"/>
-      </w:r>
-      <w:r>
-        <w:rPr>
-          <w:noProof/>
-          <w:lang w:val="en"/>
-        </w:rPr>
-        <w:t>[82]</w:t>
-      </w:r>
-      <w:r>
-        <w:rPr>
-          <w:lang w:val="en"/>
-        </w:rPr>
-        <w:fldChar w:fldCharType="end"/>
-      </w:r>
-      <w:r>
-        <w:rPr>
-          <w:lang w:val="en"/>
-        </w:rPr>
-        <w:t>, meta-learning</w:t>
-      </w:r>
-      <w:r>
-        <w:rPr>
-          <w:lang w:val="en"/>
-        </w:rPr>
-        <w:t xml:space="preserve"> </w:t>
-      </w:r>
-      <w:r>
-        <w:rPr>
-          <w:lang w:val="en"/>
-        </w:rPr>
-        <w:fldChar w:fldCharType="begin"/>
-      </w:r>
-      <w:r>
-        <w:rPr>
-          <w:lang w:val="en"/>
-        </w:rPr>
-        <w:instrText xml:space="preserve"> ADDIN ZOTERO_ITEM CSL_CITATION {"citationID":"U1uW3KD2","properties":{"formattedCitation":"[83]","plainCitation":"[83]","noteIndex":0},"citationItems":[{"id":1986,"uris":["http://zotero.org/users/6749620/items/7VRJ7XM6"],"itemData":{"id":1986,"type":"article-journal","abstract":"Different researchers hold different views of what the term meta-learning exactlymeans. The first part of this paper provides our own perspective view in which the goal isto build self-adaptive learners (i.e. learning algorithms that improve their bias dynamicallythrough experience by accumulating meta-knowledge). The second part provides a survey ofmeta-learning as reported by the machine-learning literature. We find that, despite differentviews and re